--- a/docs/TusMuertos-v2.0-Design.docx
+++ b/docs/TusMuertos-v2.0-Design.docx
@@ -301,6 +301,164 @@
         <w:t xml:space="preserve"> BOCHS &gt;&gt; QEMU &gt;&gt; HYPER-V &gt;&gt; rest of hypervisors</w:t>
       </w:r>
     </w:p>
+    <w:p>
+      <w:pPr>
+        <w:pStyle w:val="ListParagraph"/>
+        <w:numPr>
+          <w:ilvl w:val="0"/>
+          <w:numId w:val="1"/>
+        </w:numPr>
+      </w:pPr>
+      <w:r>
+        <w:rPr>
+          <w:b/>
+          <w:bCs/>
+        </w:rPr>
+        <w:t>Calling convention on bootloader</w:t>
+      </w:r>
+    </w:p>
+    <w:p>
+      <w:pPr>
+        <w:pStyle w:val="ListParagraph"/>
+        <w:numPr>
+          <w:ilvl w:val="0"/>
+          <w:numId w:val="1"/>
+        </w:numPr>
+      </w:pPr>
+      <w:r>
+        <w:rPr>
+          <w:b/>
+          <w:bCs/>
+        </w:rPr>
+        <w:t>Calling convention on Kernel</w:t>
+      </w:r>
+    </w:p>
+    <w:p>
+      <w:pPr>
+        <w:pStyle w:val="ListParagraph"/>
+        <w:numPr>
+          <w:ilvl w:val="0"/>
+          <w:numId w:val="1"/>
+        </w:numPr>
+      </w:pPr>
+      <w:r>
+        <w:rPr>
+          <w:b/>
+          <w:bCs/>
+        </w:rPr>
+        <w:t>Other tools:</w:t>
+      </w:r>
+    </w:p>
+    <w:p>
+      <w:pPr>
+        <w:pStyle w:val="ListParagraph"/>
+        <w:numPr>
+          <w:ilvl w:val="1"/>
+          <w:numId w:val="1"/>
+        </w:numPr>
+      </w:pPr>
+      <w:r>
+        <w:rPr>
+          <w:b/>
+          <w:bCs/>
+        </w:rPr>
+        <w:t>Hex editor:</w:t>
+      </w:r>
+      <w:r>
+        <w:t xml:space="preserve"> HIMEX</w:t>
+      </w:r>
+    </w:p>
+    <w:p>
+      <w:pPr>
+        <w:pStyle w:val="ListParagraph"/>
+        <w:numPr>
+          <w:ilvl w:val="1"/>
+          <w:numId w:val="1"/>
+        </w:numPr>
+      </w:pPr>
+      <w:r>
+        <w:rPr>
+          <w:b/>
+          <w:bCs/>
+        </w:rPr>
+        <w:t>Text editor:</w:t>
+      </w:r>
+      <w:r>
+        <w:t xml:space="preserve"> Notepad++, Visual Studio Code</w:t>
+      </w:r>
+    </w:p>
+    <w:p>
+      <w:pPr>
+        <w:pStyle w:val="ListParagraph"/>
+        <w:numPr>
+          <w:ilvl w:val="1"/>
+          <w:numId w:val="1"/>
+        </w:numPr>
+      </w:pPr>
+      <w:r>
+        <w:rPr>
+          <w:b/>
+          <w:bCs/>
+        </w:rPr>
+        <w:t>IDE Assembly:</w:t>
+      </w:r>
+      <w:r>
+        <w:t xml:space="preserve"> Visual Studio Code</w:t>
+      </w:r>
+    </w:p>
+    <w:p>
+      <w:pPr>
+        <w:pStyle w:val="ListParagraph"/>
+        <w:numPr>
+          <w:ilvl w:val="1"/>
+          <w:numId w:val="1"/>
+        </w:numPr>
+      </w:pPr>
+      <w:r>
+        <w:rPr>
+          <w:b/>
+          <w:bCs/>
+        </w:rPr>
+        <w:t xml:space="preserve">IDE </w:t>
+      </w:r>
+      <w:r>
+        <w:rPr>
+          <w:b/>
+          <w:bCs/>
+        </w:rPr>
+        <w:t>C</w:t>
+      </w:r>
+      <w:r>
+        <w:rPr>
+          <w:b/>
+          <w:bCs/>
+        </w:rPr>
+        <w:t xml:space="preserve"> or Rust:</w:t>
+      </w:r>
+      <w:r>
+        <w:t xml:space="preserve"> Visual Studio Code or Visual Studio 2022</w:t>
+      </w:r>
+    </w:p>
+    <w:p>
+      <w:pPr>
+        <w:pStyle w:val="ListParagraph"/>
+        <w:numPr>
+          <w:ilvl w:val="1"/>
+          <w:numId w:val="1"/>
+        </w:numPr>
+      </w:pPr>
+      <w:r>
+        <w:t xml:space="preserve">Image, bin editor, concatenation, elf info, debug, tracer, </w:t>
+      </w:r>
+      <w:proofErr w:type="spellStart"/>
+      <w:r>
+        <w:t>etc</w:t>
+      </w:r>
+      <w:proofErr w:type="spellEnd"/>
+      <w:r>
+        <w:t>……</w:t>
+      </w:r>
+    </w:p>
     <w:p/>
     <w:p>
       <w:pPr>
@@ -308,11 +466,893 @@
       </w:pPr>
       <w:r>
         <w:t>Bootloader</w:t>
+      </w:r>
+    </w:p>
+    <w:p>
+      <w:r>
+        <w:t xml:space="preserve">   </w:t>
+      </w:r>
+    </w:p>
+    <w:p>
+      <w:pPr>
+        <w:pStyle w:val="ListParagraph"/>
+        <w:numPr>
+          <w:ilvl w:val="0"/>
+          <w:numId w:val="1"/>
+        </w:numPr>
+        <w:rPr>
+          <w:b/>
+          <w:bCs/>
+        </w:rPr>
+      </w:pPr>
+      <w:r>
+        <w:rPr>
+          <w:b/>
+          <w:bCs/>
+        </w:rPr>
+        <w:t>General:</w:t>
+      </w:r>
+    </w:p>
+    <w:p>
+      <w:pPr>
+        <w:pStyle w:val="ListParagraph"/>
+        <w:numPr>
+          <w:ilvl w:val="1"/>
+          <w:numId w:val="1"/>
+        </w:numPr>
+      </w:pPr>
+      <w:r>
+        <w:t>Language: NASM Assembly</w:t>
+      </w:r>
+    </w:p>
+    <w:p>
+      <w:pPr>
+        <w:pStyle w:val="ListParagraph"/>
+        <w:numPr>
+          <w:ilvl w:val="1"/>
+          <w:numId w:val="1"/>
+        </w:numPr>
+      </w:pPr>
+      <w:r>
+        <w:t>Toolchain: NASM (Linux or windows, preferably Linux on WSL)</w:t>
+      </w:r>
+    </w:p>
+    <w:p>
+      <w:pPr>
+        <w:pStyle w:val="ListParagraph"/>
+        <w:numPr>
+          <w:ilvl w:val="1"/>
+          <w:numId w:val="1"/>
+        </w:numPr>
+      </w:pPr>
+      <w:r>
+        <w:t xml:space="preserve">2 Stages. Minimal first stage until Protected mode + Second stage to </w:t>
+      </w:r>
+      <w:proofErr w:type="gramStart"/>
+      <w:r>
+        <w:t>Long</w:t>
+      </w:r>
+      <w:proofErr w:type="gramEnd"/>
+      <w:r>
+        <w:t xml:space="preserve"> mode</w:t>
+      </w:r>
+    </w:p>
+    <w:p>
+      <w:pPr>
+        <w:pStyle w:val="ListParagraph"/>
+        <w:numPr>
+          <w:ilvl w:val="2"/>
+          <w:numId w:val="1"/>
+        </w:numPr>
+      </w:pPr>
+      <w:r>
+        <w:t>Stage1: 16 bits to 32 bits Real to Protected. NASM on 16 bits, only code on 32 bits is the jump to the second stage.</w:t>
+      </w:r>
+    </w:p>
+    <w:p>
+      <w:pPr>
+        <w:pStyle w:val="ListParagraph"/>
+        <w:numPr>
+          <w:ilvl w:val="0"/>
+          <w:numId w:val="1"/>
+        </w:numPr>
+        <w:rPr>
+          <w:b/>
+          <w:bCs/>
+        </w:rPr>
+      </w:pPr>
+      <w:r>
+        <w:rPr>
+          <w:b/>
+          <w:bCs/>
+        </w:rPr>
+        <w:t>Functionality:</w:t>
+      </w:r>
+    </w:p>
+    <w:p>
+      <w:pPr>
+        <w:pStyle w:val="ListParagraph"/>
+        <w:numPr>
+          <w:ilvl w:val="1"/>
+          <w:numId w:val="1"/>
+        </w:numPr>
+        <w:rPr>
+          <w:b/>
+          <w:bCs/>
+        </w:rPr>
+      </w:pPr>
+      <w:r>
+        <w:rPr>
+          <w:b/>
+          <w:bCs/>
+        </w:rPr>
+        <w:t>Stage1:</w:t>
+      </w:r>
+    </w:p>
+    <w:p>
+      <w:pPr>
+        <w:pStyle w:val="ListParagraph"/>
+        <w:numPr>
+          <w:ilvl w:val="2"/>
+          <w:numId w:val="1"/>
+        </w:numPr>
+      </w:pPr>
+      <w:r>
+        <w:t>BIOS loads at 0x7C00 (0x07C0 x 0x0000)</w:t>
+      </w:r>
+    </w:p>
+    <w:p>
+      <w:pPr>
+        <w:pStyle w:val="ListParagraph"/>
+        <w:numPr>
+          <w:ilvl w:val="2"/>
+          <w:numId w:val="1"/>
+        </w:numPr>
+      </w:pPr>
+      <w:r>
+        <w:t>Verify 0x55AA signature</w:t>
+      </w:r>
+      <w:r>
+        <w:t xml:space="preserve"> (0101 0101 1010 1010)</w:t>
+      </w:r>
+    </w:p>
+    <w:p>
+      <w:pPr>
+        <w:pStyle w:val="ListParagraph"/>
+        <w:numPr>
+          <w:ilvl w:val="2"/>
+          <w:numId w:val="1"/>
+        </w:numPr>
+      </w:pPr>
+      <w:r>
+        <w:t>CPU registers and flags initialization</w:t>
+      </w:r>
+    </w:p>
+    <w:p>
+      <w:pPr>
+        <w:pStyle w:val="ListParagraph"/>
+        <w:numPr>
+          <w:ilvl w:val="2"/>
+          <w:numId w:val="1"/>
+        </w:numPr>
+      </w:pPr>
+      <w:r>
+        <w:lastRenderedPageBreak/>
+        <w:t>Set a temporary stack</w:t>
+      </w:r>
+      <w:r>
+        <w:t>. Probably 0x7C00 downwards.</w:t>
+      </w:r>
+    </w:p>
+    <w:p>
+      <w:pPr>
+        <w:pStyle w:val="ListParagraph"/>
+        <w:numPr>
+          <w:ilvl w:val="2"/>
+          <w:numId w:val="1"/>
+        </w:numPr>
+      </w:pPr>
+      <w:r>
+        <w:t>Print early status</w:t>
+      </w:r>
+    </w:p>
+    <w:p>
+      <w:pPr>
+        <w:pStyle w:val="ListParagraph"/>
+        <w:numPr>
+          <w:ilvl w:val="2"/>
+          <w:numId w:val="1"/>
+        </w:numPr>
+      </w:pPr>
+      <w:r>
+        <w:t xml:space="preserve">Detect storage </w:t>
+      </w:r>
+      <w:r>
+        <w:t>drives. Probably only one at the beginning.</w:t>
+      </w:r>
+    </w:p>
+    <w:p>
+      <w:pPr>
+        <w:pStyle w:val="ListParagraph"/>
+        <w:numPr>
+          <w:ilvl w:val="2"/>
+          <w:numId w:val="1"/>
+        </w:numPr>
+      </w:pPr>
+      <w:r>
+        <w:t>Storage fixed LBA or simple Fat12/26/32????</w:t>
+      </w:r>
+    </w:p>
+    <w:p>
+      <w:pPr>
+        <w:pStyle w:val="ListParagraph"/>
+        <w:numPr>
+          <w:ilvl w:val="2"/>
+          <w:numId w:val="1"/>
+        </w:numPr>
+      </w:pPr>
+      <w:r>
+        <w:t>Jump to Protected mode</w:t>
+      </w:r>
+      <w:r>
+        <w:t>. Maybe change this to the second stage?</w:t>
+      </w:r>
+    </w:p>
+    <w:p>
+      <w:pPr>
+        <w:pStyle w:val="ListParagraph"/>
+        <w:numPr>
+          <w:ilvl w:val="2"/>
+          <w:numId w:val="1"/>
+        </w:numPr>
+      </w:pPr>
+      <w:r>
+        <w:t>Load stage 2. Target memory TBD</w:t>
+      </w:r>
+    </w:p>
+    <w:p>
+      <w:pPr>
+        <w:pStyle w:val="ListParagraph"/>
+        <w:numPr>
+          <w:ilvl w:val="2"/>
+          <w:numId w:val="1"/>
+        </w:numPr>
+      </w:pPr>
+      <w:r>
+        <w:t>Jump to Stage 2</w:t>
+      </w:r>
+    </w:p>
+    <w:p>
+      <w:pPr>
+        <w:pStyle w:val="ListParagraph"/>
+        <w:numPr>
+          <w:ilvl w:val="1"/>
+          <w:numId w:val="1"/>
+        </w:numPr>
+      </w:pPr>
+      <w:r>
+        <w:rPr>
+          <w:b/>
+          <w:bCs/>
+        </w:rPr>
+        <w:t>Stage2</w:t>
+      </w:r>
+      <w:r>
+        <w:t>:</w:t>
+      </w:r>
+    </w:p>
+    <w:p>
+      <w:pPr>
+        <w:pStyle w:val="ListParagraph"/>
+        <w:numPr>
+          <w:ilvl w:val="2"/>
+          <w:numId w:val="1"/>
+        </w:numPr>
+      </w:pPr>
+      <w:r>
+        <w:t xml:space="preserve">Jump to Protected mode if Stage1 </w:t>
+      </w:r>
+      <w:proofErr w:type="gramStart"/>
+      <w:r>
+        <w:t>did</w:t>
+      </w:r>
+      <w:proofErr w:type="gramEnd"/>
+      <w:r>
+        <w:t xml:space="preserve"> not change mode.</w:t>
+      </w:r>
+    </w:p>
+    <w:p>
+      <w:pPr>
+        <w:pStyle w:val="ListParagraph"/>
+        <w:numPr>
+          <w:ilvl w:val="2"/>
+          <w:numId w:val="1"/>
+        </w:numPr>
+      </w:pPr>
+      <w:r>
+        <w:t xml:space="preserve">Enable </w:t>
+      </w:r>
+      <w:proofErr w:type="gramStart"/>
+      <w:r>
+        <w:t>A20, or</w:t>
+      </w:r>
+      <w:proofErr w:type="gramEnd"/>
+      <w:r>
+        <w:t xml:space="preserve"> at least check. There are multiple strategies for this. Some platforms have fast </w:t>
+      </w:r>
+      <w:proofErr w:type="gramStart"/>
+      <w:r>
+        <w:t>enable</w:t>
+      </w:r>
+      <w:proofErr w:type="gramEnd"/>
+      <w:r>
+        <w:t xml:space="preserve"> 0x92, or they come with A20 already enable. XXXX</w:t>
+      </w:r>
+    </w:p>
+    <w:p>
+      <w:pPr>
+        <w:pStyle w:val="ListParagraph"/>
+        <w:numPr>
+          <w:ilvl w:val="2"/>
+          <w:numId w:val="1"/>
+        </w:numPr>
+      </w:pPr>
+      <w:r>
+        <w:t>Create console helpers for printing and stuff.</w:t>
+      </w:r>
+    </w:p>
+    <w:p>
+      <w:pPr>
+        <w:pStyle w:val="ListParagraph"/>
+        <w:numPr>
+          <w:ilvl w:val="2"/>
+          <w:numId w:val="1"/>
+        </w:numPr>
+      </w:pPr>
+      <w:r>
+        <w:t xml:space="preserve">Gather info for the kernel: Memory, graphics, bios, </w:t>
+      </w:r>
+      <w:proofErr w:type="spellStart"/>
+      <w:r>
+        <w:t>acpi</w:t>
+      </w:r>
+      <w:proofErr w:type="spellEnd"/>
+      <w:r>
+        <w:t>, others…</w:t>
+      </w:r>
+    </w:p>
+    <w:p>
+      <w:pPr>
+        <w:pStyle w:val="ListParagraph"/>
+        <w:numPr>
+          <w:ilvl w:val="2"/>
+          <w:numId w:val="1"/>
+        </w:numPr>
+      </w:pPr>
+      <w:r>
+        <w:t>Load kernel:</w:t>
+      </w:r>
+    </w:p>
+    <w:p>
+      <w:pPr>
+        <w:pStyle w:val="ListParagraph"/>
+        <w:numPr>
+          <w:ilvl w:val="3"/>
+          <w:numId w:val="1"/>
+        </w:numPr>
+      </w:pPr>
+      <w:r>
+        <w:t xml:space="preserve">Flat binary: Explore this option, </w:t>
+      </w:r>
+      <w:proofErr w:type="gramStart"/>
+      <w:r>
+        <w:t>maybe</w:t>
+      </w:r>
+      <w:proofErr w:type="gramEnd"/>
+      <w:r>
+        <w:t xml:space="preserve"> is simpler</w:t>
+      </w:r>
+    </w:p>
+    <w:p>
+      <w:pPr>
+        <w:pStyle w:val="ListParagraph"/>
+        <w:numPr>
+          <w:ilvl w:val="3"/>
+          <w:numId w:val="1"/>
+        </w:numPr>
+      </w:pPr>
+      <w:r>
+        <w:t xml:space="preserve">ELF: Parser + segments + </w:t>
+      </w:r>
+      <w:proofErr w:type="spellStart"/>
+      <w:r>
+        <w:t>etc</w:t>
+      </w:r>
+      <w:proofErr w:type="spellEnd"/>
+      <w:r>
+        <w:t>…</w:t>
+      </w:r>
+    </w:p>
+    <w:p>
+      <w:pPr>
+        <w:pStyle w:val="ListParagraph"/>
+        <w:numPr>
+          <w:ilvl w:val="2"/>
+          <w:numId w:val="1"/>
+        </w:numPr>
+      </w:pPr>
+      <w:r>
+        <w:t>Define kernel entry</w:t>
+      </w:r>
+    </w:p>
+    <w:p>
+      <w:pPr>
+        <w:pStyle w:val="ListParagraph"/>
+        <w:numPr>
+          <w:ilvl w:val="2"/>
+          <w:numId w:val="1"/>
+        </w:numPr>
+      </w:pPr>
+      <w:r>
+        <w:t>Set the GDT and Jump to protected mode</w:t>
+      </w:r>
+    </w:p>
+    <w:p>
+      <w:pPr>
+        <w:pStyle w:val="ListParagraph"/>
+        <w:numPr>
+          <w:ilvl w:val="2"/>
+          <w:numId w:val="1"/>
+        </w:numPr>
+      </w:pPr>
+      <w:r>
+        <w:t xml:space="preserve">Verify if long </w:t>
+      </w:r>
+      <w:proofErr w:type="gramStart"/>
+      <w:r>
+        <w:t>mode</w:t>
+      </w:r>
+      <w:proofErr w:type="gramEnd"/>
+      <w:r>
+        <w:t xml:space="preserve"> if possible, for completeness</w:t>
+      </w:r>
+    </w:p>
+    <w:p>
+      <w:pPr>
+        <w:pStyle w:val="ListParagraph"/>
+        <w:numPr>
+          <w:ilvl w:val="2"/>
+          <w:numId w:val="1"/>
+        </w:numPr>
+      </w:pPr>
+      <w:r>
+        <w:t>Enable paging</w:t>
+      </w:r>
+    </w:p>
+    <w:p>
+      <w:pPr>
+        <w:pStyle w:val="ListParagraph"/>
+        <w:numPr>
+          <w:ilvl w:val="2"/>
+          <w:numId w:val="1"/>
+        </w:numPr>
+      </w:pPr>
+      <w:r>
+        <w:t>Enable PAE</w:t>
+      </w:r>
+    </w:p>
+    <w:p>
+      <w:pPr>
+        <w:pStyle w:val="ListParagraph"/>
+        <w:numPr>
+          <w:ilvl w:val="2"/>
+          <w:numId w:val="1"/>
+        </w:numPr>
+      </w:pPr>
+      <w:r>
+        <w:t>Jump to Long mode</w:t>
+      </w:r>
+    </w:p>
+    <w:p>
+      <w:pPr>
+        <w:pStyle w:val="ListParagraph"/>
+        <w:numPr>
+          <w:ilvl w:val="1"/>
+          <w:numId w:val="1"/>
+        </w:numPr>
+      </w:pPr>
+      <w:r>
+        <w:t>Optional, but bonus points:</w:t>
+      </w:r>
+    </w:p>
+    <w:p>
+      <w:pPr>
+        <w:pStyle w:val="ListParagraph"/>
+        <w:numPr>
+          <w:ilvl w:val="2"/>
+          <w:numId w:val="1"/>
+        </w:numPr>
+      </w:pPr>
+      <w:r>
+        <w:t>Error handling</w:t>
+      </w:r>
+    </w:p>
+    <w:p>
+      <w:pPr>
+        <w:pStyle w:val="ListParagraph"/>
+        <w:numPr>
+          <w:ilvl w:val="2"/>
+          <w:numId w:val="1"/>
+        </w:numPr>
+      </w:pPr>
+      <w:r>
+        <w:t xml:space="preserve">Checksums </w:t>
       </w:r>
     </w:p>
     <w:p/>
     <w:p/>
     <w:p/>
+    <w:p/>
+    <w:p>
+      <w:pPr>
+        <w:pStyle w:val="Heading1"/>
+      </w:pPr>
+      <w:r>
+        <w:t>Misc and notes</w:t>
+      </w:r>
+    </w:p>
+    <w:p/>
+    <w:p>
+      <w:pPr>
+        <w:pStyle w:val="ListParagraph"/>
+        <w:numPr>
+          <w:ilvl w:val="0"/>
+          <w:numId w:val="1"/>
+        </w:numPr>
+      </w:pPr>
+      <w:r>
+        <w:t>WSL:</w:t>
+      </w:r>
+    </w:p>
+    <w:p>
+      <w:pPr>
+        <w:pStyle w:val="ListParagraph"/>
+        <w:numPr>
+          <w:ilvl w:val="1"/>
+          <w:numId w:val="1"/>
+        </w:numPr>
+      </w:pPr>
+      <w:r>
+        <w:t>File system:</w:t>
+      </w:r>
+    </w:p>
+    <w:p>
+      <w:pPr>
+        <w:pStyle w:val="ListParagraph"/>
+        <w:numPr>
+          <w:ilvl w:val="2"/>
+          <w:numId w:val="1"/>
+        </w:numPr>
+      </w:pPr>
+      <w:r>
+        <w:t>Accessing Windows from Linux:</w:t>
+      </w:r>
+    </w:p>
+    <w:p>
+      <w:pPr>
+        <w:pStyle w:val="ListParagraph"/>
+        <w:numPr>
+          <w:ilvl w:val="3"/>
+          <w:numId w:val="1"/>
+        </w:numPr>
+      </w:pPr>
+      <w:r>
+        <w:t>Console</w:t>
+      </w:r>
+      <w:r>
+        <w:t>:</w:t>
+      </w:r>
+    </w:p>
+    <w:p>
+      <w:pPr>
+        <w:pStyle w:val="ListParagraph"/>
+        <w:numPr>
+          <w:ilvl w:val="4"/>
+          <w:numId w:val="1"/>
+        </w:numPr>
+      </w:pPr>
+      <w:r>
+        <w:t>Invoke explorer Windows using “</w:t>
+      </w:r>
+      <w:proofErr w:type="gramStart"/>
+      <w:r>
+        <w:rPr>
+          <w:b/>
+          <w:bCs/>
+        </w:rPr>
+        <w:t>explorer.exe .</w:t>
+      </w:r>
+      <w:proofErr w:type="gramEnd"/>
+      <w:r>
+        <w:t>”</w:t>
+      </w:r>
+    </w:p>
+    <w:p>
+      <w:pPr>
+        <w:pStyle w:val="ListParagraph"/>
+        <w:numPr>
+          <w:ilvl w:val="4"/>
+          <w:numId w:val="1"/>
+        </w:numPr>
+        <w:rPr>
+          <w:b/>
+          <w:bCs/>
+        </w:rPr>
+      </w:pPr>
+      <w:r>
+        <w:t xml:space="preserve">Access Windows drives through the mounted drive: </w:t>
+      </w:r>
+      <w:r>
+        <w:rPr>
+          <w:b/>
+          <w:bCs/>
+        </w:rPr>
+        <w:t>/</w:t>
+      </w:r>
+      <w:proofErr w:type="spellStart"/>
+      <w:r>
+        <w:rPr>
+          <w:b/>
+          <w:bCs/>
+        </w:rPr>
+        <w:t>mnt</w:t>
+      </w:r>
+      <w:proofErr w:type="spellEnd"/>
+      <w:r>
+        <w:rPr>
+          <w:b/>
+          <w:bCs/>
+        </w:rPr>
+        <w:t>/c/Program Files (x86)</w:t>
+      </w:r>
+    </w:p>
+    <w:p>
+      <w:pPr>
+        <w:pStyle w:val="ListParagraph"/>
+        <w:numPr>
+          <w:ilvl w:val="3"/>
+          <w:numId w:val="1"/>
+        </w:numPr>
+      </w:pPr>
+      <w:r>
+        <w:t>Running directly from Linux console:</w:t>
+      </w:r>
+    </w:p>
+    <w:p>
+      <w:pPr>
+        <w:pStyle w:val="ListParagraph"/>
+        <w:numPr>
+          <w:ilvl w:val="4"/>
+          <w:numId w:val="1"/>
+        </w:numPr>
+      </w:pPr>
+      <w:r>
+        <w:lastRenderedPageBreak/>
+        <w:t>Example: “</w:t>
+      </w:r>
+      <w:r>
+        <w:rPr>
+          <w:b/>
+          <w:bCs/>
+        </w:rPr>
+        <w:t>ipconfig.exe | grep IPv4 | cut -d: -f2</w:t>
+      </w:r>
+      <w:r>
+        <w:t>”</w:t>
+      </w:r>
+    </w:p>
+    <w:p>
+      <w:pPr>
+        <w:pStyle w:val="ListParagraph"/>
+        <w:numPr>
+          <w:ilvl w:val="2"/>
+          <w:numId w:val="1"/>
+        </w:numPr>
+      </w:pPr>
+      <w:r>
+        <w:t>Accessing Linux from Windows</w:t>
+      </w:r>
+    </w:p>
+    <w:p>
+      <w:pPr>
+        <w:pStyle w:val="ListParagraph"/>
+        <w:numPr>
+          <w:ilvl w:val="3"/>
+          <w:numId w:val="1"/>
+        </w:numPr>
+      </w:pPr>
+      <w:r>
+        <w:t>Console</w:t>
+      </w:r>
+    </w:p>
+    <w:p>
+      <w:pPr>
+        <w:pStyle w:val="ListParagraph"/>
+        <w:numPr>
+          <w:ilvl w:val="4"/>
+          <w:numId w:val="1"/>
+        </w:numPr>
+      </w:pPr>
+      <w:r>
+        <w:t xml:space="preserve">Using PowerShell: </w:t>
+      </w:r>
+      <w:r>
+        <w:rPr>
+          <w:b/>
+          <w:bCs/>
+        </w:rPr>
+        <w:t xml:space="preserve">cd </w:t>
+      </w:r>
+      <w:hyperlink r:id="rId5" w:history="1">
+        <w:r>
+          <w:rPr>
+            <w:rStyle w:val="Hyperlink"/>
+            <w:b/>
+            <w:bCs/>
+          </w:rPr>
+          <w:t>\\wsl.localhost\Ubuntu\home</w:t>
+        </w:r>
+      </w:hyperlink>
+    </w:p>
+    <w:p>
+      <w:pPr>
+        <w:pStyle w:val="ListParagraph"/>
+        <w:numPr>
+          <w:ilvl w:val="4"/>
+          <w:numId w:val="1"/>
+        </w:numPr>
+        <w:rPr>
+          <w:b/>
+          <w:bCs/>
+        </w:rPr>
+      </w:pPr>
+      <w:proofErr w:type="gramStart"/>
+      <w:r>
+        <w:t>Also</w:t>
+      </w:r>
+      <w:proofErr w:type="gramEnd"/>
+      <w:r>
+        <w:t xml:space="preserve"> you can </w:t>
+      </w:r>
+      <w:r>
+        <w:t xml:space="preserve">net use </w:t>
+      </w:r>
+      <w:r>
+        <w:rPr>
+          <w:b/>
+          <w:bCs/>
+        </w:rPr>
+        <w:t>Z: \\wsl.localhost\Ubuntu</w:t>
+      </w:r>
+    </w:p>
+    <w:p>
+      <w:pPr>
+        <w:pStyle w:val="ListParagraph"/>
+        <w:numPr>
+          <w:ilvl w:val="3"/>
+          <w:numId w:val="1"/>
+        </w:numPr>
+      </w:pPr>
+      <w:r>
+        <w:t>Explorer</w:t>
+      </w:r>
+    </w:p>
+    <w:p>
+      <w:pPr>
+        <w:pStyle w:val="ListParagraph"/>
+        <w:numPr>
+          <w:ilvl w:val="3"/>
+          <w:numId w:val="1"/>
+        </w:numPr>
+      </w:pPr>
+      <w:r>
+        <w:t>Running directly from windows console:</w:t>
+      </w:r>
+    </w:p>
+    <w:p>
+      <w:pPr>
+        <w:pStyle w:val="ListParagraph"/>
+        <w:numPr>
+          <w:ilvl w:val="4"/>
+          <w:numId w:val="1"/>
+        </w:numPr>
+      </w:pPr>
+      <w:r>
+        <w:t>Example: “</w:t>
+      </w:r>
+      <w:proofErr w:type="spellStart"/>
+      <w:r>
+        <w:rPr>
+          <w:b/>
+          <w:bCs/>
+        </w:rPr>
+        <w:t>wsl</w:t>
+      </w:r>
+      <w:proofErr w:type="spellEnd"/>
+      <w:r>
+        <w:rPr>
+          <w:b/>
+          <w:bCs/>
+        </w:rPr>
+        <w:t xml:space="preserve"> ls -la</w:t>
+      </w:r>
+      <w:r>
+        <w:t>”</w:t>
+      </w:r>
+      <w:r>
+        <w:t xml:space="preserve"> will output </w:t>
+      </w:r>
+      <w:proofErr w:type="spellStart"/>
+      <w:r>
+        <w:t>Windos</w:t>
+      </w:r>
+      <w:proofErr w:type="spellEnd"/>
+      <w:r>
+        <w:t xml:space="preserve"> folder but using Linux ls</w:t>
+      </w:r>
+    </w:p>
+    <w:p>
+      <w:pPr>
+        <w:pStyle w:val="ListParagraph"/>
+        <w:numPr>
+          <w:ilvl w:val="4"/>
+          <w:numId w:val="1"/>
+        </w:numPr>
+      </w:pPr>
+      <w:r>
+        <w:t xml:space="preserve">Example: </w:t>
+      </w:r>
+      <w:proofErr w:type="spellStart"/>
+      <w:r>
+        <w:rPr>
+          <w:b/>
+          <w:bCs/>
+        </w:rPr>
+        <w:t>wsl</w:t>
+      </w:r>
+      <w:proofErr w:type="spellEnd"/>
+      <w:r>
+        <w:rPr>
+          <w:b/>
+          <w:bCs/>
+        </w:rPr>
+        <w:t xml:space="preserve"> ls -la | </w:t>
+      </w:r>
+      <w:proofErr w:type="spellStart"/>
+      <w:r>
+        <w:rPr>
+          <w:b/>
+          <w:bCs/>
+        </w:rPr>
+        <w:t>findstr</w:t>
+      </w:r>
+      <w:proofErr w:type="spellEnd"/>
+      <w:r>
+        <w:rPr>
+          <w:b/>
+          <w:bCs/>
+        </w:rPr>
+        <w:t xml:space="preserve"> "git"</w:t>
+      </w:r>
+    </w:p>
+    <w:p>
+      <w:r>
+        <w:tab/>
+      </w:r>
+      <w:r>
+        <w:tab/>
+      </w:r>
+    </w:p>
     <w:sectPr>
       <w:pgSz w:w="12240" w:h="15840"/>
       <w:pgMar w:top="1440" w:right="1440" w:bottom="1440" w:left="1440" w:header="720" w:footer="720" w:gutter="0"/>
@@ -447,7 +1487,7 @@
         <w:rFonts w:ascii="Wingdings" w:hAnsi="Wingdings" w:hint="default"/>
       </w:rPr>
     </w:lvl>
-    <w:lvl w:ilvl="2" w:tplc="04090005" w:tentative="1">
+    <w:lvl w:ilvl="2" w:tplc="04090005">
       <w:start w:val="1"/>
       <w:numFmt w:val="bullet"/>
       <w:lvlText w:val=""/>
@@ -459,7 +1499,7 @@
         <w:rFonts w:ascii="Wingdings" w:hAnsi="Wingdings" w:hint="default"/>
       </w:rPr>
     </w:lvl>
-    <w:lvl w:ilvl="3" w:tplc="04090001" w:tentative="1">
+    <w:lvl w:ilvl="3" w:tplc="04090001">
       <w:start w:val="1"/>
       <w:numFmt w:val="bullet"/>
       <w:lvlText w:val=""/>
@@ -471,7 +1511,7 @@
         <w:rFonts w:ascii="Symbol" w:hAnsi="Symbol" w:hint="default"/>
       </w:rPr>
     </w:lvl>
-    <w:lvl w:ilvl="4" w:tplc="04090003" w:tentative="1">
+    <w:lvl w:ilvl="4" w:tplc="04090003">
       <w:start w:val="1"/>
       <w:numFmt w:val="bullet"/>
       <w:lvlText w:val="o"/>
@@ -566,6 +1606,9 @@
     <w:abstractNumId w:val="0"/>
   </w:num>
   <w:num w:numId="12" w16cid:durableId="1704011092">
+    <w:abstractNumId w:val="0"/>
+  </w:num>
+  <w:num w:numId="13" w16cid:durableId="25956992">
     <w:abstractNumId w:val="0"/>
   </w:num>
 </w:numbering>
@@ -1225,7 +2268,6 @@
   <w:style w:type="character" w:default="1" w:styleId="DefaultParagraphFont">
     <w:name w:val="Default Paragraph Font"/>
     <w:uiPriority w:val="1"/>
-    <w:semiHidden/>
     <w:unhideWhenUsed/>
   </w:style>
   <w:style w:type="table" w:default="1" w:styleId="TableNormal">
@@ -1646,6 +2688,29 @@
     <w:pPr>
       <w:outlineLvl w:val="9"/>
     </w:pPr>
+  </w:style>
+  <w:style w:type="character" w:styleId="Hyperlink">
+    <w:name w:val="Hyperlink"/>
+    <w:basedOn w:val="DefaultParagraphFont"/>
+    <w:uiPriority w:val="99"/>
+    <w:unhideWhenUsed/>
+    <w:rsid w:val="0005304E"/>
+    <w:rPr>
+      <w:color w:val="6B9F25" w:themeColor="hyperlink"/>
+      <w:u w:val="single"/>
+    </w:rPr>
+  </w:style>
+  <w:style w:type="character" w:styleId="UnresolvedMention">
+    <w:name w:val="Unresolved Mention"/>
+    <w:basedOn w:val="DefaultParagraphFont"/>
+    <w:uiPriority w:val="99"/>
+    <w:semiHidden/>
+    <w:unhideWhenUsed/>
+    <w:rsid w:val="0005304E"/>
+    <w:rPr>
+      <w:color w:val="605E5C"/>
+      <w:shd w:val="clear" w:color="auto" w:fill="E1DFDD"/>
+    </w:rPr>
   </w:style>
 </w:styles>
 </file>

--- a/docs/TusMuertos-v2.0-Design.docx
+++ b/docs/TusMuertos-v2.0-Design.docx
@@ -448,15 +448,7 @@
         </w:numPr>
       </w:pPr>
       <w:r>
-        <w:t xml:space="preserve">Image, bin editor, concatenation, elf info, debug, tracer, </w:t>
-      </w:r>
-      <w:proofErr w:type="spellStart"/>
-      <w:r>
-        <w:t>etc</w:t>
-      </w:r>
-      <w:proofErr w:type="spellEnd"/>
-      <w:r>
-        <w:t>……</w:t>
+        <w:t>Image, bin editor, concatenation, elf info, debug, tracer, etc……</w:t>
       </w:r>
     </w:p>
     <w:p/>
@@ -526,15 +518,7 @@
         </w:numPr>
       </w:pPr>
       <w:r>
-        <w:t xml:space="preserve">2 Stages. Minimal first stage until Protected mode + Second stage to </w:t>
-      </w:r>
-      <w:proofErr w:type="gramStart"/>
-      <w:r>
-        <w:t>Long</w:t>
-      </w:r>
-      <w:proofErr w:type="gramEnd"/>
-      <w:r>
-        <w:t xml:space="preserve"> mode</w:t>
+        <w:t>2 Stages. Minimal first stage until Protected mode + Second stage to Long mode</w:t>
       </w:r>
     </w:p>
     <w:p>
@@ -750,15 +734,7 @@
         </w:numPr>
       </w:pPr>
       <w:r>
-        <w:t xml:space="preserve">Jump to Protected mode if Stage1 </w:t>
-      </w:r>
-      <w:proofErr w:type="gramStart"/>
-      <w:r>
-        <w:t>did</w:t>
-      </w:r>
-      <w:proofErr w:type="gramEnd"/>
-      <w:r>
-        <w:t xml:space="preserve"> not change mode.</w:t>
+        <w:t>Jump to Protected mode if Stage1 did not change mode.</w:t>
       </w:r>
     </w:p>
     <w:p>
@@ -770,23 +746,7 @@
         </w:numPr>
       </w:pPr>
       <w:r>
-        <w:t xml:space="preserve">Enable </w:t>
-      </w:r>
-      <w:proofErr w:type="gramStart"/>
-      <w:r>
-        <w:t>A20, or</w:t>
-      </w:r>
-      <w:proofErr w:type="gramEnd"/>
-      <w:r>
-        <w:t xml:space="preserve"> at least check. There are multiple strategies for this. Some platforms have fast </w:t>
-      </w:r>
-      <w:proofErr w:type="gramStart"/>
-      <w:r>
-        <w:t>enable</w:t>
-      </w:r>
-      <w:proofErr w:type="gramEnd"/>
-      <w:r>
-        <w:t xml:space="preserve"> 0x92, or they come with A20 already enable. XXXX</w:t>
+        <w:t>Enable A20, or at least check. There are multiple strategies for this. Some platforms have fast enable 0x92, or they come with A20 already enable. XXXX</w:t>
       </w:r>
     </w:p>
     <w:p>
@@ -810,15 +770,7 @@
         </w:numPr>
       </w:pPr>
       <w:r>
-        <w:t xml:space="preserve">Gather info for the kernel: Memory, graphics, bios, </w:t>
-      </w:r>
-      <w:proofErr w:type="spellStart"/>
-      <w:r>
-        <w:t>acpi</w:t>
-      </w:r>
-      <w:proofErr w:type="spellEnd"/>
-      <w:r>
-        <w:t>, others…</w:t>
+        <w:t>Gather info for the kernel: Memory, graphics, bios, acpi, others…</w:t>
       </w:r>
     </w:p>
     <w:p>
@@ -842,15 +794,7 @@
         </w:numPr>
       </w:pPr>
       <w:r>
-        <w:t xml:space="preserve">Flat binary: Explore this option, </w:t>
-      </w:r>
-      <w:proofErr w:type="gramStart"/>
-      <w:r>
-        <w:t>maybe</w:t>
-      </w:r>
-      <w:proofErr w:type="gramEnd"/>
-      <w:r>
-        <w:t xml:space="preserve"> is simpler</w:t>
+        <w:t>Flat binary: Explore this option, maybe is simpler</w:t>
       </w:r>
     </w:p>
     <w:p>
@@ -862,15 +806,7 @@
         </w:numPr>
       </w:pPr>
       <w:r>
-        <w:t xml:space="preserve">ELF: Parser + segments + </w:t>
-      </w:r>
-      <w:proofErr w:type="spellStart"/>
-      <w:r>
-        <w:t>etc</w:t>
-      </w:r>
-      <w:proofErr w:type="spellEnd"/>
-      <w:r>
-        <w:t>…</w:t>
+        <w:t>ELF: Parser + segments + etc…</w:t>
       </w:r>
     </w:p>
     <w:p>
@@ -906,15 +842,7 @@
         </w:numPr>
       </w:pPr>
       <w:r>
-        <w:t xml:space="preserve">Verify if long </w:t>
-      </w:r>
-      <w:proofErr w:type="gramStart"/>
-      <w:r>
-        <w:t>mode</w:t>
-      </w:r>
-      <w:proofErr w:type="gramEnd"/>
-      <w:r>
-        <w:t xml:space="preserve"> if possible, for completeness</w:t>
+        <w:t>Verify if long mode if possible, for completeness</w:t>
       </w:r>
     </w:p>
     <w:p>
@@ -1064,7 +992,6 @@
       <w:r>
         <w:t>Invoke explorer Windows using “</w:t>
       </w:r>
-      <w:proofErr w:type="gramStart"/>
       <w:r>
         <w:rPr>
           <w:b/>
@@ -1072,7 +999,6 @@
         </w:rPr>
         <w:t>explorer.exe .</w:t>
       </w:r>
-      <w:proofErr w:type="gramEnd"/>
       <w:r>
         <w:t>”</w:t>
       </w:r>
@@ -1097,23 +1023,7 @@
           <w:b/>
           <w:bCs/>
         </w:rPr>
-        <w:t>/</w:t>
-      </w:r>
-      <w:proofErr w:type="spellStart"/>
-      <w:r>
-        <w:rPr>
-          <w:b/>
-          <w:bCs/>
-        </w:rPr>
-        <w:t>mnt</w:t>
-      </w:r>
-      <w:proofErr w:type="spellEnd"/>
-      <w:r>
-        <w:rPr>
-          <w:b/>
-          <w:bCs/>
-        </w:rPr>
-        <w:t>/c/Program Files (x86)</w:t>
+        <w:t>/mnt/c/Program Files (x86)</w:t>
       </w:r>
     </w:p>
     <w:p>
@@ -1216,13 +1126,8 @@
           <w:bCs/>
         </w:rPr>
       </w:pPr>
-      <w:proofErr w:type="gramStart"/>
-      <w:r>
-        <w:t>Also</w:t>
-      </w:r>
-      <w:proofErr w:type="gramEnd"/>
-      <w:r>
-        <w:t xml:space="preserve"> you can </w:t>
+      <w:r>
+        <w:t xml:space="preserve">Also you can </w:t>
       </w:r>
       <w:r>
         <w:t xml:space="preserve">net use </w:t>
@@ -1270,35 +1175,18 @@
       <w:r>
         <w:t>Example: “</w:t>
       </w:r>
-      <w:proofErr w:type="spellStart"/>
-      <w:r>
-        <w:rPr>
-          <w:b/>
-          <w:bCs/>
-        </w:rPr>
-        <w:t>wsl</w:t>
-      </w:r>
-      <w:proofErr w:type="spellEnd"/>
-      <w:r>
-        <w:rPr>
-          <w:b/>
-          <w:bCs/>
-        </w:rPr>
-        <w:t xml:space="preserve"> ls -la</w:t>
+      <w:r>
+        <w:rPr>
+          <w:b/>
+          <w:bCs/>
+        </w:rPr>
+        <w:t>wsl ls -la</w:t>
       </w:r>
       <w:r>
         <w:t>”</w:t>
       </w:r>
       <w:r>
-        <w:t xml:space="preserve"> will output </w:t>
-      </w:r>
-      <w:proofErr w:type="spellStart"/>
-      <w:r>
-        <w:t>Windos</w:t>
-      </w:r>
-      <w:proofErr w:type="spellEnd"/>
-      <w:r>
-        <w:t xml:space="preserve"> folder but using Linux ls</w:t>
+        <w:t xml:space="preserve"> will output Windos folder but using Linux ls</w:t>
       </w:r>
     </w:p>
     <w:p>
@@ -1312,37 +1200,12 @@
       <w:r>
         <w:t xml:space="preserve">Example: </w:t>
       </w:r>
-      <w:proofErr w:type="spellStart"/>
-      <w:r>
-        <w:rPr>
-          <w:b/>
-          <w:bCs/>
-        </w:rPr>
-        <w:t>wsl</w:t>
-      </w:r>
-      <w:proofErr w:type="spellEnd"/>
-      <w:r>
-        <w:rPr>
-          <w:b/>
-          <w:bCs/>
-        </w:rPr>
-        <w:t xml:space="preserve"> ls -la | </w:t>
-      </w:r>
-      <w:proofErr w:type="spellStart"/>
-      <w:r>
-        <w:rPr>
-          <w:b/>
-          <w:bCs/>
-        </w:rPr>
-        <w:t>findstr</w:t>
-      </w:r>
-      <w:proofErr w:type="spellEnd"/>
-      <w:r>
-        <w:rPr>
-          <w:b/>
-          <w:bCs/>
-        </w:rPr>
-        <w:t xml:space="preserve"> "git"</w:t>
+      <w:r>
+        <w:rPr>
+          <w:b/>
+          <w:bCs/>
+        </w:rPr>
+        <w:t>wsl ls -la | findstr "git"</w:t>
       </w:r>
     </w:p>
     <w:p>
@@ -1351,6 +1214,244 @@
       </w:r>
       <w:r>
         <w:tab/>
+      </w:r>
+    </w:p>
+    <w:p/>
+    <w:p>
+      <w:r>
+        <w:t>Setup build:</w:t>
+      </w:r>
+    </w:p>
+    <w:p>
+      <w:pPr>
+        <w:pStyle w:val="ListParagraph"/>
+        <w:numPr>
+          <w:ilvl w:val="0"/>
+          <w:numId w:val="1"/>
+        </w:numPr>
+      </w:pPr>
+      <w:r>
+        <w:t xml:space="preserve">Install IMHEX hex editor. </w:t>
+      </w:r>
+      <w:hyperlink r:id="rId6" w:history="1">
+        <w:r>
+          <w:rPr>
+            <w:rStyle w:val="Hyperlink"/>
+          </w:rPr>
+          <w:t>https://imhex.werwolv.net/</w:t>
+        </w:r>
+      </w:hyperlink>
+      <w:r>
+        <w:t xml:space="preserve"> </w:t>
+      </w:r>
+    </w:p>
+    <w:p>
+      <w:pPr>
+        <w:pStyle w:val="ListParagraph"/>
+        <w:numPr>
+          <w:ilvl w:val="0"/>
+          <w:numId w:val="1"/>
+        </w:numPr>
+      </w:pPr>
+      <w:r>
+        <w:t xml:space="preserve">Install WSL, Ubuntu, v2. </w:t>
+      </w:r>
+    </w:p>
+    <w:p>
+      <w:pPr>
+        <w:pStyle w:val="ListParagraph"/>
+        <w:numPr>
+          <w:ilvl w:val="0"/>
+          <w:numId w:val="1"/>
+        </w:numPr>
+      </w:pPr>
+      <w:r>
+        <w:t>Update WSL:</w:t>
+      </w:r>
+    </w:p>
+    <w:p>
+      <w:pPr>
+        <w:pStyle w:val="ListParagraph"/>
+        <w:numPr>
+          <w:ilvl w:val="1"/>
+          <w:numId w:val="1"/>
+        </w:numPr>
+      </w:pPr>
+      <w:r>
+        <w:t>sudo apt update</w:t>
+      </w:r>
+    </w:p>
+    <w:p>
+      <w:pPr>
+        <w:pStyle w:val="ListParagraph"/>
+        <w:numPr>
+          <w:ilvl w:val="1"/>
+          <w:numId w:val="1"/>
+        </w:numPr>
+      </w:pPr>
+      <w:r>
+        <w:t>sudo apt upgrade -y</w:t>
+      </w:r>
+    </w:p>
+    <w:p>
+      <w:pPr>
+        <w:pStyle w:val="ListParagraph"/>
+        <w:numPr>
+          <w:ilvl w:val="1"/>
+          <w:numId w:val="1"/>
+        </w:numPr>
+      </w:pPr>
+      <w:r>
+        <w:t>sudo apt full-upgrade -y</w:t>
+      </w:r>
+    </w:p>
+    <w:p>
+      <w:pPr>
+        <w:pStyle w:val="ListParagraph"/>
+        <w:numPr>
+          <w:ilvl w:val="1"/>
+          <w:numId w:val="1"/>
+        </w:numPr>
+      </w:pPr>
+      <w:r>
+        <w:t>sudo apt autoremove -y</w:t>
+      </w:r>
+    </w:p>
+    <w:p>
+      <w:pPr>
+        <w:pStyle w:val="ListParagraph"/>
+        <w:numPr>
+          <w:ilvl w:val="0"/>
+          <w:numId w:val="1"/>
+        </w:numPr>
+      </w:pPr>
+      <w:r>
+        <w:t>Install NASM assembler</w:t>
+      </w:r>
+    </w:p>
+    <w:p>
+      <w:pPr>
+        <w:pStyle w:val="ListParagraph"/>
+        <w:numPr>
+          <w:ilvl w:val="1"/>
+          <w:numId w:val="1"/>
+        </w:numPr>
+      </w:pPr>
+      <w:r>
+        <w:t>sudo apt install nasm -y</w:t>
+      </w:r>
+    </w:p>
+    <w:p>
+      <w:pPr>
+        <w:pStyle w:val="ListParagraph"/>
+        <w:numPr>
+          <w:ilvl w:val="0"/>
+          <w:numId w:val="1"/>
+        </w:numPr>
+      </w:pPr>
+      <w:r>
+        <w:t>Create a temporary alias for cls = clear(investigate how to make it permanent)</w:t>
+      </w:r>
+    </w:p>
+    <w:p>
+      <w:pPr>
+        <w:pStyle w:val="ListParagraph"/>
+        <w:numPr>
+          <w:ilvl w:val="1"/>
+          <w:numId w:val="1"/>
+        </w:numPr>
+      </w:pPr>
+      <w:r>
+        <w:t>alias cls='clear'</w:t>
+      </w:r>
+    </w:p>
+    <w:p/>
+    <w:p>
+      <w:r>
+        <w:t>Common Linux and Windows commands</w:t>
+      </w:r>
+    </w:p>
+    <w:p/>
+    <w:p>
+      <w:r>
+        <w:t>Linux</w:t>
+      </w:r>
+    </w:p>
+    <w:p/>
+    <w:p>
+      <w:r>
+        <w:t>nasm -f bin src/bootloader/stage1.asm -o src/build/stage1.bin</w:t>
+      </w:r>
+    </w:p>
+    <w:p/>
+    <w:p/>
+    <w:p/>
+    <w:p>
+      <w:pPr>
+        <w:pStyle w:val="Heading1"/>
+      </w:pPr>
+      <w:r>
+        <w:t>Random nuggets of knowledge</w:t>
+      </w:r>
+    </w:p>
+    <w:p/>
+    <w:p>
+      <w:pPr>
+        <w:pStyle w:val="Heading2"/>
+      </w:pPr>
+      <w:r>
+        <w:lastRenderedPageBreak/>
+        <w:t>How Org directive works in NASM assembly</w:t>
+      </w:r>
+    </w:p>
+    <w:p>
+      <w:r>
+        <w:t>Example:</w:t>
+      </w:r>
+    </w:p>
+    <w:p>
+      <w:r>
+        <w:t>[org 0x7C00]</w:t>
+      </w:r>
+    </w:p>
+    <w:p>
+      <w:r>
+        <w:t>bits 16</w:t>
+      </w:r>
+    </w:p>
+    <w:p>
+      <w:r>
+        <w:t>start:</w:t>
+      </w:r>
+    </w:p>
+    <w:p>
+      <w:r>
+        <w:t xml:space="preserve">    mov ax, start      ; imm16 encodes the absolute offset of “start”</w:t>
+      </w:r>
+    </w:p>
+    <w:p/>
+    <w:p>
+      <w:pPr>
+        <w:pStyle w:val="ListParagraph"/>
+        <w:numPr>
+          <w:ilvl w:val="0"/>
+          <w:numId w:val="1"/>
+        </w:numPr>
+      </w:pPr>
+      <w:r>
+        <w:t>With org 0x7C00, this assembles as: B8 00 7C (AX ← 0x7C00)</w:t>
+      </w:r>
+    </w:p>
+    <w:p>
+      <w:pPr>
+        <w:pStyle w:val="ListParagraph"/>
+        <w:numPr>
+          <w:ilvl w:val="0"/>
+          <w:numId w:val="1"/>
+        </w:numPr>
+      </w:pPr>
+      <w:r>
+        <w:t>With org 0x0000, it assembles as: B8 00 00 (AX ← 0x0000)</w:t>
       </w:r>
     </w:p>
     <w:sectPr>
@@ -1609,6 +1710,9 @@
     <w:abstractNumId w:val="0"/>
   </w:num>
   <w:num w:numId="13" w16cid:durableId="25956992">
+    <w:abstractNumId w:val="0"/>
+  </w:num>
+  <w:num w:numId="14" w16cid:durableId="1536117323">
     <w:abstractNumId w:val="0"/>
   </w:num>
 </w:numbering>
@@ -2050,7 +2154,6 @@
     <w:next w:val="Normal"/>
     <w:link w:val="Heading2Char"/>
     <w:uiPriority w:val="9"/>
-    <w:semiHidden/>
     <w:unhideWhenUsed/>
     <w:qFormat/>
     <w:rsid w:val="00457DEC"/>
@@ -2312,7 +2415,6 @@
     <w:basedOn w:val="DefaultParagraphFont"/>
     <w:link w:val="Heading2"/>
     <w:uiPriority w:val="9"/>
-    <w:semiHidden/>
     <w:rsid w:val="00457DEC"/>
     <w:rPr>
       <w:rFonts w:asciiTheme="majorHAnsi" w:eastAsiaTheme="majorEastAsia" w:hAnsiTheme="majorHAnsi" w:cstheme="majorBidi"/>

--- a/docs/TusMuertos-v2.0-Design.docx
+++ b/docs/TusMuertos-v2.0-Design.docx
@@ -16,27 +16,536 @@
         <w:t xml:space="preserve"> 2.0 design document</w:t>
       </w:r>
     </w:p>
+    <w:p>
+      <w:pPr>
+        <w:pStyle w:val="ListParagraph"/>
+        <w:numPr>
+          <w:ilvl w:val="0"/>
+          <w:numId w:val="1"/>
+        </w:numPr>
+      </w:pPr>
+      <w:r>
+        <w:rPr>
+          <w:b/>
+          <w:bCs/>
+        </w:rPr>
+        <w:t>Target architecture:</w:t>
+      </w:r>
+      <w:r>
+        <w:t xml:space="preserve"> </w:t>
+      </w:r>
+      <w:r>
+        <w:t>x86_64 (AMD64)</w:t>
+      </w:r>
+    </w:p>
+    <w:p>
+      <w:pPr>
+        <w:pStyle w:val="ListParagraph"/>
+        <w:numPr>
+          <w:ilvl w:val="0"/>
+          <w:numId w:val="1"/>
+        </w:numPr>
+      </w:pPr>
+      <w:r>
+        <w:rPr>
+          <w:b/>
+          <w:bCs/>
+        </w:rPr>
+        <w:t>Execution mode</w:t>
+      </w:r>
+      <w:r>
+        <w:t>:</w:t>
+      </w:r>
+      <w:r>
+        <w:t xml:space="preserve"> </w:t>
+      </w:r>
+      <w:r>
+        <w:t>Real mode (16 bits) &gt;&gt;&gt; Protected mode (32 Bits) &gt;&gt;&gt; Long mode (64 bits)</w:t>
+      </w:r>
+    </w:p>
+    <w:p>
+      <w:pPr>
+        <w:pStyle w:val="ListParagraph"/>
+        <w:numPr>
+          <w:ilvl w:val="0"/>
+          <w:numId w:val="1"/>
+        </w:numPr>
+      </w:pPr>
+      <w:r>
+        <w:rPr>
+          <w:b/>
+          <w:bCs/>
+        </w:rPr>
+        <w:t>Endianness:</w:t>
+      </w:r>
+      <w:r>
+        <w:t xml:space="preserve"> Little-endian</w:t>
+      </w:r>
+    </w:p>
+    <w:p>
+      <w:pPr>
+        <w:pStyle w:val="ListParagraph"/>
+        <w:numPr>
+          <w:ilvl w:val="0"/>
+          <w:numId w:val="1"/>
+        </w:numPr>
+      </w:pPr>
+      <w:r>
+        <w:rPr>
+          <w:b/>
+          <w:bCs/>
+        </w:rPr>
+        <w:t>Word size:</w:t>
+      </w:r>
+      <w:r>
+        <w:t xml:space="preserve"> 64bits</w:t>
+      </w:r>
+    </w:p>
+    <w:p>
+      <w:pPr>
+        <w:pStyle w:val="ListParagraph"/>
+        <w:numPr>
+          <w:ilvl w:val="0"/>
+          <w:numId w:val="1"/>
+        </w:numPr>
+      </w:pPr>
+      <w:r>
+        <w:rPr>
+          <w:b/>
+          <w:bCs/>
+        </w:rPr>
+        <w:t>Boot platform:</w:t>
+      </w:r>
+      <w:r>
+        <w:t xml:space="preserve"> BIOS or UEFI</w:t>
+      </w:r>
+      <w:r>
+        <w:t>. Probably BIOS for Bochs compatibility.</w:t>
+      </w:r>
+    </w:p>
+    <w:p>
+      <w:pPr>
+        <w:pStyle w:val="ListParagraph"/>
+        <w:numPr>
+          <w:ilvl w:val="0"/>
+          <w:numId w:val="1"/>
+        </w:numPr>
+      </w:pPr>
+      <w:r>
+        <w:rPr>
+          <w:b/>
+          <w:bCs/>
+        </w:rPr>
+        <w:t>Bootloader:</w:t>
+      </w:r>
+      <w:r>
+        <w:t xml:space="preserve"> Custom bootloader</w:t>
+      </w:r>
+    </w:p>
+    <w:p>
+      <w:pPr>
+        <w:pStyle w:val="ListParagraph"/>
+        <w:numPr>
+          <w:ilvl w:val="0"/>
+          <w:numId w:val="1"/>
+        </w:numPr>
+      </w:pPr>
+      <w:r>
+        <w:rPr>
+          <w:b/>
+          <w:bCs/>
+        </w:rPr>
+        <w:t>Kernel type:</w:t>
+      </w:r>
+      <w:r>
+        <w:t xml:space="preserve"> Monolithic </w:t>
+      </w:r>
+    </w:p>
+    <w:p>
+      <w:pPr>
+        <w:pStyle w:val="ListParagraph"/>
+        <w:numPr>
+          <w:ilvl w:val="0"/>
+          <w:numId w:val="1"/>
+        </w:numPr>
+      </w:pPr>
+      <w:r>
+        <w:rPr>
+          <w:b/>
+          <w:bCs/>
+        </w:rPr>
+        <w:t>Build system:</w:t>
+      </w:r>
+      <w:r>
+        <w:t xml:space="preserve"> make or modern alternative </w:t>
+      </w:r>
+    </w:p>
+    <w:p>
+      <w:pPr>
+        <w:pStyle w:val="ListParagraph"/>
+        <w:numPr>
+          <w:ilvl w:val="0"/>
+          <w:numId w:val="1"/>
+        </w:numPr>
+      </w:pPr>
+      <w:r>
+        <w:rPr>
+          <w:b/>
+          <w:bCs/>
+        </w:rPr>
+        <w:t>Language:</w:t>
+      </w:r>
+      <w:r>
+        <w:t xml:space="preserve"> c for simplicity, Rust</w:t>
+      </w:r>
+      <w:r>
+        <w:t>/Zig</w:t>
+      </w:r>
+      <w:r>
+        <w:t xml:space="preserve"> for challenge. NASM assembly for bootloader</w:t>
+      </w:r>
+      <w:r>
+        <w:t xml:space="preserve">. </w:t>
+      </w:r>
+    </w:p>
+    <w:p>
+      <w:pPr>
+        <w:pStyle w:val="ListParagraph"/>
+        <w:numPr>
+          <w:ilvl w:val="0"/>
+          <w:numId w:val="1"/>
+        </w:numPr>
+      </w:pPr>
+      <w:r>
+        <w:rPr>
+          <w:b/>
+          <w:bCs/>
+        </w:rPr>
+        <w:t>Assembly syntax:</w:t>
+      </w:r>
+      <w:r>
+        <w:t xml:space="preserve"> Intel syntax</w:t>
+      </w:r>
+    </w:p>
+    <w:p>
+      <w:pPr>
+        <w:pStyle w:val="ListParagraph"/>
+        <w:numPr>
+          <w:ilvl w:val="0"/>
+          <w:numId w:val="1"/>
+        </w:numPr>
+      </w:pPr>
+      <w:r>
+        <w:rPr>
+          <w:b/>
+          <w:bCs/>
+        </w:rPr>
+        <w:t>Toolchain:</w:t>
+      </w:r>
+      <w:r>
+        <w:t xml:space="preserve"> GCC cross-compiler or rust freestanding.</w:t>
+      </w:r>
+      <w:r>
+        <w:t xml:space="preserve"> NASM for assembly.</w:t>
+      </w:r>
+    </w:p>
+    <w:p>
+      <w:pPr>
+        <w:pStyle w:val="ListParagraph"/>
+        <w:numPr>
+          <w:ilvl w:val="0"/>
+          <w:numId w:val="1"/>
+        </w:numPr>
+      </w:pPr>
+      <w:r>
+        <w:rPr>
+          <w:b/>
+          <w:bCs/>
+        </w:rPr>
+        <w:t>Target</w:t>
+      </w:r>
+      <w:r>
+        <w:rPr>
+          <w:b/>
+          <w:bCs/>
+        </w:rPr>
+        <w:t>-triplet:</w:t>
+      </w:r>
+      <w:r>
+        <w:t xml:space="preserve"> </w:t>
+      </w:r>
+      <w:r>
+        <w:t>x86_64-unknown-tusmuert</w:t>
+      </w:r>
+      <w:r>
+        <w:t>os</w:t>
+      </w:r>
+    </w:p>
+    <w:p>
+      <w:pPr>
+        <w:pStyle w:val="ListParagraph"/>
+        <w:numPr>
+          <w:ilvl w:val="0"/>
+          <w:numId w:val="1"/>
+        </w:numPr>
+      </w:pPr>
+      <w:r>
+        <w:rPr>
+          <w:b/>
+          <w:bCs/>
+        </w:rPr>
+        <w:t>Target platform:</w:t>
+      </w:r>
+      <w:r>
+        <w:t xml:space="preserve"> BOCHS &gt;&gt; QEMU &gt;&gt; HYPER-V &gt;&gt; rest of hypervisors</w:t>
+      </w:r>
+    </w:p>
+    <w:p>
+      <w:pPr>
+        <w:pStyle w:val="ListParagraph"/>
+        <w:numPr>
+          <w:ilvl w:val="0"/>
+          <w:numId w:val="1"/>
+        </w:numPr>
+      </w:pPr>
+      <w:r>
+        <w:rPr>
+          <w:b/>
+          <w:bCs/>
+        </w:rPr>
+        <w:t>Calling convention on bootloader</w:t>
+      </w:r>
+    </w:p>
+    <w:p>
+      <w:pPr>
+        <w:pStyle w:val="ListParagraph"/>
+        <w:numPr>
+          <w:ilvl w:val="0"/>
+          <w:numId w:val="1"/>
+        </w:numPr>
+      </w:pPr>
+      <w:r>
+        <w:rPr>
+          <w:b/>
+          <w:bCs/>
+        </w:rPr>
+        <w:t>Calling convention on Kernel</w:t>
+      </w:r>
+    </w:p>
+    <w:p>
+      <w:pPr>
+        <w:pStyle w:val="ListParagraph"/>
+        <w:numPr>
+          <w:ilvl w:val="0"/>
+          <w:numId w:val="1"/>
+        </w:numPr>
+      </w:pPr>
+      <w:r>
+        <w:rPr>
+          <w:b/>
+          <w:bCs/>
+        </w:rPr>
+        <w:t>Other tools:</w:t>
+      </w:r>
+    </w:p>
+    <w:p>
+      <w:pPr>
+        <w:pStyle w:val="ListParagraph"/>
+        <w:numPr>
+          <w:ilvl w:val="1"/>
+          <w:numId w:val="1"/>
+        </w:numPr>
+      </w:pPr>
+      <w:r>
+        <w:rPr>
+          <w:b/>
+          <w:bCs/>
+        </w:rPr>
+        <w:t>Hex editor:</w:t>
+      </w:r>
+      <w:r>
+        <w:t xml:space="preserve"> HIMEX</w:t>
+      </w:r>
+    </w:p>
+    <w:p>
+      <w:pPr>
+        <w:pStyle w:val="ListParagraph"/>
+        <w:numPr>
+          <w:ilvl w:val="1"/>
+          <w:numId w:val="1"/>
+        </w:numPr>
+      </w:pPr>
+      <w:r>
+        <w:rPr>
+          <w:b/>
+          <w:bCs/>
+        </w:rPr>
+        <w:t>Text editor:</w:t>
+      </w:r>
+      <w:r>
+        <w:t xml:space="preserve"> Notepad++, Visual Studio Code</w:t>
+      </w:r>
+    </w:p>
+    <w:p>
+      <w:pPr>
+        <w:pStyle w:val="ListParagraph"/>
+        <w:numPr>
+          <w:ilvl w:val="1"/>
+          <w:numId w:val="1"/>
+        </w:numPr>
+      </w:pPr>
+      <w:r>
+        <w:rPr>
+          <w:b/>
+          <w:bCs/>
+        </w:rPr>
+        <w:t>IDE Assembly:</w:t>
+      </w:r>
+      <w:r>
+        <w:t xml:space="preserve"> Visual Studio Code</w:t>
+      </w:r>
+    </w:p>
+    <w:p>
+      <w:pPr>
+        <w:pStyle w:val="ListParagraph"/>
+        <w:numPr>
+          <w:ilvl w:val="1"/>
+          <w:numId w:val="1"/>
+        </w:numPr>
+      </w:pPr>
+      <w:r>
+        <w:rPr>
+          <w:b/>
+          <w:bCs/>
+        </w:rPr>
+        <w:t xml:space="preserve">IDE </w:t>
+      </w:r>
+      <w:r>
+        <w:rPr>
+          <w:b/>
+          <w:bCs/>
+        </w:rPr>
+        <w:t>C</w:t>
+      </w:r>
+      <w:r>
+        <w:rPr>
+          <w:b/>
+          <w:bCs/>
+        </w:rPr>
+        <w:t xml:space="preserve"> or Rust:</w:t>
+      </w:r>
+      <w:r>
+        <w:t xml:space="preserve"> Visual Studio Code or Visual Studio 2022</w:t>
+      </w:r>
+    </w:p>
+    <w:p>
+      <w:pPr>
+        <w:pStyle w:val="ListParagraph"/>
+        <w:numPr>
+          <w:ilvl w:val="1"/>
+          <w:numId w:val="1"/>
+        </w:numPr>
+      </w:pPr>
+      <w:r>
+        <w:t xml:space="preserve">Image, bin editor, concatenation, elf info, debug, tracer, </w:t>
+      </w:r>
+      <w:proofErr w:type="spellStart"/>
+      <w:r>
+        <w:t>etc</w:t>
+      </w:r>
+      <w:proofErr w:type="spellEnd"/>
+      <w:r>
+        <w:t>……</w:t>
+      </w:r>
+    </w:p>
     <w:p/>
     <w:p>
       <w:pPr>
+        <w:pStyle w:val="Heading1"/>
+      </w:pPr>
+      <w:r>
+        <w:t>Bootloader</w:t>
+      </w:r>
+    </w:p>
+    <w:p>
+      <w:r>
+        <w:t xml:space="preserve">   </w:t>
+      </w:r>
+    </w:p>
+    <w:p>
+      <w:pPr>
         <w:pStyle w:val="ListParagraph"/>
         <w:numPr>
           <w:ilvl w:val="0"/>
           <w:numId w:val="1"/>
         </w:numPr>
-      </w:pPr>
-      <w:r>
-        <w:rPr>
-          <w:b/>
-          <w:bCs/>
-        </w:rPr>
-        <w:t>Target architecture:</w:t>
-      </w:r>
-      <w:r>
-        <w:t xml:space="preserve"> </w:t>
-      </w:r>
-      <w:r>
-        <w:t>x86_64 (AMD64)</w:t>
+        <w:rPr>
+          <w:b/>
+          <w:bCs/>
+        </w:rPr>
+      </w:pPr>
+      <w:r>
+        <w:rPr>
+          <w:b/>
+          <w:bCs/>
+        </w:rPr>
+        <w:t>General:</w:t>
+      </w:r>
+    </w:p>
+    <w:p>
+      <w:pPr>
+        <w:pStyle w:val="ListParagraph"/>
+        <w:numPr>
+          <w:ilvl w:val="1"/>
+          <w:numId w:val="1"/>
+        </w:numPr>
+      </w:pPr>
+      <w:r>
+        <w:t>Language: NASM Assembly</w:t>
+      </w:r>
+    </w:p>
+    <w:p>
+      <w:pPr>
+        <w:pStyle w:val="ListParagraph"/>
+        <w:numPr>
+          <w:ilvl w:val="1"/>
+          <w:numId w:val="1"/>
+        </w:numPr>
+      </w:pPr>
+      <w:r>
+        <w:t>Toolchain: NASM (Linux or windows, preferably Linux on WSL)</w:t>
+      </w:r>
+    </w:p>
+    <w:p>
+      <w:pPr>
+        <w:pStyle w:val="ListParagraph"/>
+        <w:numPr>
+          <w:ilvl w:val="1"/>
+          <w:numId w:val="1"/>
+        </w:numPr>
+      </w:pPr>
+      <w:r>
+        <w:t xml:space="preserve">2 Stages. Minimal first stage until Protected mode + Second stage to </w:t>
+      </w:r>
+      <w:proofErr w:type="gramStart"/>
+      <w:r>
+        <w:t>Long</w:t>
+      </w:r>
+      <w:proofErr w:type="gramEnd"/>
+      <w:r>
+        <w:t xml:space="preserve"> mode</w:t>
+      </w:r>
+    </w:p>
+    <w:p>
+      <w:pPr>
+        <w:pStyle w:val="ListParagraph"/>
+        <w:numPr>
+          <w:ilvl w:val="2"/>
+          <w:numId w:val="1"/>
+        </w:numPr>
+      </w:pPr>
+      <w:r>
+        <w:t>Stage1: 16 bits to 32 bits Real to Protected. NASM on 16 bits, only code on 32 bits is the jump to the second stage.</w:t>
       </w:r>
     </w:p>
     <w:p>
@@ -46,307 +555,401 @@
           <w:ilvl w:val="0"/>
           <w:numId w:val="1"/>
         </w:numPr>
-      </w:pPr>
-      <w:r>
-        <w:rPr>
-          <w:b/>
-          <w:bCs/>
-        </w:rPr>
-        <w:t>Execution mode</w:t>
+        <w:rPr>
+          <w:b/>
+          <w:bCs/>
+        </w:rPr>
+      </w:pPr>
+      <w:r>
+        <w:rPr>
+          <w:b/>
+          <w:bCs/>
+        </w:rPr>
+        <w:t>Functionality:</w:t>
+      </w:r>
+    </w:p>
+    <w:p>
+      <w:pPr>
+        <w:pStyle w:val="ListParagraph"/>
+        <w:numPr>
+          <w:ilvl w:val="1"/>
+          <w:numId w:val="1"/>
+        </w:numPr>
+        <w:rPr>
+          <w:b/>
+          <w:bCs/>
+        </w:rPr>
+      </w:pPr>
+      <w:r>
+        <w:rPr>
+          <w:b/>
+          <w:bCs/>
+        </w:rPr>
+        <w:t>Stage1:</w:t>
+      </w:r>
+    </w:p>
+    <w:p>
+      <w:pPr>
+        <w:pStyle w:val="ListParagraph"/>
+        <w:numPr>
+          <w:ilvl w:val="2"/>
+          <w:numId w:val="1"/>
+        </w:numPr>
+      </w:pPr>
+      <w:r>
+        <w:t>BIOS loads at 0x7C00 (0x07C0 x 0x0000)</w:t>
+      </w:r>
+    </w:p>
+    <w:p>
+      <w:pPr>
+        <w:pStyle w:val="ListParagraph"/>
+        <w:numPr>
+          <w:ilvl w:val="2"/>
+          <w:numId w:val="1"/>
+        </w:numPr>
+      </w:pPr>
+      <w:r>
+        <w:t>Verify 0x55AA signature</w:t>
+      </w:r>
+      <w:r>
+        <w:t xml:space="preserve"> (0101 0101 1010 1010)</w:t>
+      </w:r>
+    </w:p>
+    <w:p>
+      <w:pPr>
+        <w:pStyle w:val="ListParagraph"/>
+        <w:numPr>
+          <w:ilvl w:val="2"/>
+          <w:numId w:val="1"/>
+        </w:numPr>
+      </w:pPr>
+      <w:r>
+        <w:t>CPU registers and flags initialization</w:t>
+      </w:r>
+    </w:p>
+    <w:p>
+      <w:pPr>
+        <w:pStyle w:val="ListParagraph"/>
+        <w:numPr>
+          <w:ilvl w:val="2"/>
+          <w:numId w:val="1"/>
+        </w:numPr>
+      </w:pPr>
+      <w:r>
+        <w:t>Set a temporary stack</w:t>
+      </w:r>
+      <w:r>
+        <w:t>. Probably 0x7C00 downwards.</w:t>
+      </w:r>
+    </w:p>
+    <w:p>
+      <w:pPr>
+        <w:pStyle w:val="ListParagraph"/>
+        <w:numPr>
+          <w:ilvl w:val="2"/>
+          <w:numId w:val="1"/>
+        </w:numPr>
+      </w:pPr>
+      <w:r>
+        <w:t>Print early status</w:t>
+      </w:r>
+    </w:p>
+    <w:p>
+      <w:pPr>
+        <w:pStyle w:val="ListParagraph"/>
+        <w:numPr>
+          <w:ilvl w:val="2"/>
+          <w:numId w:val="1"/>
+        </w:numPr>
+      </w:pPr>
+      <w:r>
+        <w:t xml:space="preserve">Detect storage </w:t>
+      </w:r>
+      <w:r>
+        <w:t>drives. Probably only one at the beginning.</w:t>
+      </w:r>
+    </w:p>
+    <w:p>
+      <w:pPr>
+        <w:pStyle w:val="ListParagraph"/>
+        <w:numPr>
+          <w:ilvl w:val="2"/>
+          <w:numId w:val="1"/>
+        </w:numPr>
+      </w:pPr>
+      <w:r>
+        <w:t>Storage fixed LBA or simple Fat12/26/32????</w:t>
+      </w:r>
+    </w:p>
+    <w:p>
+      <w:pPr>
+        <w:pStyle w:val="ListParagraph"/>
+        <w:numPr>
+          <w:ilvl w:val="2"/>
+          <w:numId w:val="1"/>
+        </w:numPr>
+      </w:pPr>
+      <w:r>
+        <w:t>Jump to Protected mode</w:t>
+      </w:r>
+      <w:r>
+        <w:t>. Maybe change this to the second stage?</w:t>
+      </w:r>
+    </w:p>
+    <w:p>
+      <w:pPr>
+        <w:pStyle w:val="ListParagraph"/>
+        <w:numPr>
+          <w:ilvl w:val="2"/>
+          <w:numId w:val="1"/>
+        </w:numPr>
+      </w:pPr>
+      <w:r>
+        <w:t>Load stage 2. Target memory TBD</w:t>
+      </w:r>
+    </w:p>
+    <w:p>
+      <w:pPr>
+        <w:pStyle w:val="ListParagraph"/>
+        <w:numPr>
+          <w:ilvl w:val="2"/>
+          <w:numId w:val="1"/>
+        </w:numPr>
+      </w:pPr>
+      <w:r>
+        <w:t>Jump to Stage 2</w:t>
+      </w:r>
+    </w:p>
+    <w:p>
+      <w:pPr>
+        <w:pStyle w:val="ListParagraph"/>
+        <w:numPr>
+          <w:ilvl w:val="1"/>
+          <w:numId w:val="1"/>
+        </w:numPr>
+      </w:pPr>
+      <w:r>
+        <w:rPr>
+          <w:b/>
+          <w:bCs/>
+        </w:rPr>
+        <w:lastRenderedPageBreak/>
+        <w:t>Stage2</w:t>
       </w:r>
       <w:r>
         <w:t>:</w:t>
       </w:r>
-      <w:r>
-        <w:t xml:space="preserve"> </w:t>
-      </w:r>
-      <w:r>
-        <w:t>Real mode (16 bits) &gt;&gt;&gt; Protected mode (32 Bits) &gt;&gt;&gt; Long mode (64 bits)</w:t>
-      </w:r>
-    </w:p>
-    <w:p>
-      <w:pPr>
-        <w:pStyle w:val="ListParagraph"/>
-        <w:numPr>
-          <w:ilvl w:val="0"/>
-          <w:numId w:val="1"/>
-        </w:numPr>
-      </w:pPr>
-      <w:r>
-        <w:rPr>
-          <w:b/>
-          <w:bCs/>
-        </w:rPr>
-        <w:t>Endianness:</w:t>
-      </w:r>
-      <w:r>
-        <w:t xml:space="preserve"> Little-endian</w:t>
-      </w:r>
-    </w:p>
-    <w:p>
-      <w:pPr>
-        <w:pStyle w:val="ListParagraph"/>
-        <w:numPr>
-          <w:ilvl w:val="0"/>
-          <w:numId w:val="1"/>
-        </w:numPr>
-      </w:pPr>
-      <w:r>
-        <w:rPr>
-          <w:b/>
-          <w:bCs/>
-        </w:rPr>
-        <w:t>Word size:</w:t>
-      </w:r>
-      <w:r>
-        <w:t xml:space="preserve"> 64bits</w:t>
-      </w:r>
-    </w:p>
-    <w:p>
-      <w:pPr>
-        <w:pStyle w:val="ListParagraph"/>
-        <w:numPr>
-          <w:ilvl w:val="0"/>
-          <w:numId w:val="1"/>
-        </w:numPr>
-      </w:pPr>
-      <w:r>
-        <w:rPr>
-          <w:b/>
-          <w:bCs/>
-        </w:rPr>
-        <w:t>Boot platform:</w:t>
-      </w:r>
-      <w:r>
-        <w:t xml:space="preserve"> BIOS or UEFI</w:t>
-      </w:r>
-      <w:r>
-        <w:t>. Probably BIOS for Bochs compatibility.</w:t>
-      </w:r>
-    </w:p>
-    <w:p>
-      <w:pPr>
-        <w:pStyle w:val="ListParagraph"/>
-        <w:numPr>
-          <w:ilvl w:val="0"/>
-          <w:numId w:val="1"/>
-        </w:numPr>
-      </w:pPr>
-      <w:r>
-        <w:rPr>
-          <w:b/>
-          <w:bCs/>
-        </w:rPr>
-        <w:t>Bootloader:</w:t>
-      </w:r>
-      <w:r>
-        <w:t xml:space="preserve"> Custom bootloader</w:t>
-      </w:r>
-    </w:p>
-    <w:p>
-      <w:pPr>
-        <w:pStyle w:val="ListParagraph"/>
-        <w:numPr>
-          <w:ilvl w:val="0"/>
-          <w:numId w:val="1"/>
-        </w:numPr>
-      </w:pPr>
-      <w:r>
-        <w:rPr>
-          <w:b/>
-          <w:bCs/>
-        </w:rPr>
-        <w:t>Kernel type:</w:t>
-      </w:r>
-      <w:r>
-        <w:t xml:space="preserve"> Monolithic </w:t>
-      </w:r>
-    </w:p>
-    <w:p>
-      <w:pPr>
-        <w:pStyle w:val="ListParagraph"/>
-        <w:numPr>
-          <w:ilvl w:val="0"/>
-          <w:numId w:val="1"/>
-        </w:numPr>
-      </w:pPr>
-      <w:r>
-        <w:rPr>
-          <w:b/>
-          <w:bCs/>
-        </w:rPr>
-        <w:t>Build system:</w:t>
-      </w:r>
-      <w:r>
-        <w:t xml:space="preserve"> make or modern alternative </w:t>
-      </w:r>
-    </w:p>
-    <w:p>
-      <w:pPr>
-        <w:pStyle w:val="ListParagraph"/>
-        <w:numPr>
-          <w:ilvl w:val="0"/>
-          <w:numId w:val="1"/>
-        </w:numPr>
-      </w:pPr>
-      <w:r>
-        <w:rPr>
-          <w:b/>
-          <w:bCs/>
-        </w:rPr>
-        <w:t>Language:</w:t>
-      </w:r>
-      <w:r>
-        <w:t xml:space="preserve"> c for simplicity, Rust</w:t>
-      </w:r>
-      <w:r>
-        <w:t>/Zig</w:t>
-      </w:r>
-      <w:r>
-        <w:t xml:space="preserve"> for challenge. NASM assembly for bootloader</w:t>
-      </w:r>
-      <w:r>
-        <w:t xml:space="preserve">. </w:t>
-      </w:r>
-    </w:p>
-    <w:p>
-      <w:pPr>
-        <w:pStyle w:val="ListParagraph"/>
-        <w:numPr>
-          <w:ilvl w:val="0"/>
-          <w:numId w:val="1"/>
-        </w:numPr>
-      </w:pPr>
-      <w:r>
-        <w:rPr>
-          <w:b/>
-          <w:bCs/>
-        </w:rPr>
-        <w:t>Assembly syntax:</w:t>
-      </w:r>
-      <w:r>
-        <w:t xml:space="preserve"> Intel syntax</w:t>
-      </w:r>
-    </w:p>
-    <w:p>
-      <w:pPr>
-        <w:pStyle w:val="ListParagraph"/>
-        <w:numPr>
-          <w:ilvl w:val="0"/>
-          <w:numId w:val="1"/>
-        </w:numPr>
-      </w:pPr>
-      <w:r>
-        <w:rPr>
-          <w:b/>
-          <w:bCs/>
-        </w:rPr>
-        <w:t>Toolchain:</w:t>
-      </w:r>
-      <w:r>
-        <w:t xml:space="preserve"> GCC cross-compiler or rust freestanding.</w:t>
-      </w:r>
-      <w:r>
-        <w:t xml:space="preserve"> NASM for assembly.</w:t>
-      </w:r>
-    </w:p>
-    <w:p>
-      <w:pPr>
-        <w:pStyle w:val="ListParagraph"/>
-        <w:numPr>
-          <w:ilvl w:val="0"/>
-          <w:numId w:val="1"/>
-        </w:numPr>
-      </w:pPr>
-      <w:r>
-        <w:rPr>
-          <w:b/>
-          <w:bCs/>
-        </w:rPr>
-        <w:t>Target</w:t>
-      </w:r>
-      <w:r>
-        <w:rPr>
-          <w:b/>
-          <w:bCs/>
-        </w:rPr>
-        <w:t>-triplet:</w:t>
-      </w:r>
-      <w:r>
-        <w:t xml:space="preserve"> </w:t>
-      </w:r>
-      <w:r>
-        <w:t>x86_64-unknown-tusmuert</w:t>
-      </w:r>
-      <w:r>
-        <w:t>os</w:t>
-      </w:r>
-    </w:p>
-    <w:p>
-      <w:pPr>
-        <w:pStyle w:val="ListParagraph"/>
-        <w:numPr>
-          <w:ilvl w:val="0"/>
-          <w:numId w:val="1"/>
-        </w:numPr>
-      </w:pPr>
-      <w:r>
-        <w:rPr>
-          <w:b/>
-          <w:bCs/>
-        </w:rPr>
-        <w:t>Target platform:</w:t>
-      </w:r>
-      <w:r>
-        <w:t xml:space="preserve"> BOCHS &gt;&gt; QEMU &gt;&gt; HYPER-V &gt;&gt; rest of hypervisors</w:t>
-      </w:r>
-    </w:p>
-    <w:p>
-      <w:pPr>
-        <w:pStyle w:val="ListParagraph"/>
-        <w:numPr>
-          <w:ilvl w:val="0"/>
-          <w:numId w:val="1"/>
-        </w:numPr>
-      </w:pPr>
-      <w:r>
-        <w:rPr>
-          <w:b/>
-          <w:bCs/>
-        </w:rPr>
-        <w:t>Calling convention on bootloader</w:t>
-      </w:r>
-    </w:p>
-    <w:p>
-      <w:pPr>
-        <w:pStyle w:val="ListParagraph"/>
-        <w:numPr>
-          <w:ilvl w:val="0"/>
-          <w:numId w:val="1"/>
-        </w:numPr>
-      </w:pPr>
-      <w:r>
-        <w:rPr>
-          <w:b/>
-          <w:bCs/>
-        </w:rPr>
-        <w:t>Calling convention on Kernel</w:t>
-      </w:r>
-    </w:p>
-    <w:p>
-      <w:pPr>
-        <w:pStyle w:val="ListParagraph"/>
-        <w:numPr>
-          <w:ilvl w:val="0"/>
-          <w:numId w:val="1"/>
-        </w:numPr>
-      </w:pPr>
-      <w:r>
-        <w:rPr>
-          <w:b/>
-          <w:bCs/>
-        </w:rPr>
-        <w:t>Other tools:</w:t>
+    </w:p>
+    <w:p>
+      <w:pPr>
+        <w:pStyle w:val="ListParagraph"/>
+        <w:numPr>
+          <w:ilvl w:val="2"/>
+          <w:numId w:val="1"/>
+        </w:numPr>
+      </w:pPr>
+      <w:r>
+        <w:t xml:space="preserve">Jump to Protected mode if Stage1 </w:t>
+      </w:r>
+      <w:proofErr w:type="gramStart"/>
+      <w:r>
+        <w:t>did</w:t>
+      </w:r>
+      <w:proofErr w:type="gramEnd"/>
+      <w:r>
+        <w:t xml:space="preserve"> not change mode.</w:t>
+      </w:r>
+    </w:p>
+    <w:p>
+      <w:pPr>
+        <w:pStyle w:val="ListParagraph"/>
+        <w:numPr>
+          <w:ilvl w:val="2"/>
+          <w:numId w:val="1"/>
+        </w:numPr>
+      </w:pPr>
+      <w:r>
+        <w:t xml:space="preserve">Enable </w:t>
+      </w:r>
+      <w:proofErr w:type="gramStart"/>
+      <w:r>
+        <w:t>A20, or</w:t>
+      </w:r>
+      <w:proofErr w:type="gramEnd"/>
+      <w:r>
+        <w:t xml:space="preserve"> at least check. There are multiple strategies for this. Some platforms have fast </w:t>
+      </w:r>
+      <w:proofErr w:type="gramStart"/>
+      <w:r>
+        <w:t>enable</w:t>
+      </w:r>
+      <w:proofErr w:type="gramEnd"/>
+      <w:r>
+        <w:t xml:space="preserve"> 0x92, or they come with A20 already enable. XXXX</w:t>
+      </w:r>
+    </w:p>
+    <w:p>
+      <w:pPr>
+        <w:pStyle w:val="ListParagraph"/>
+        <w:numPr>
+          <w:ilvl w:val="2"/>
+          <w:numId w:val="1"/>
+        </w:numPr>
+      </w:pPr>
+      <w:r>
+        <w:t>Create console helpers for printing and stuff.</w:t>
+      </w:r>
+    </w:p>
+    <w:p>
+      <w:pPr>
+        <w:pStyle w:val="ListParagraph"/>
+        <w:numPr>
+          <w:ilvl w:val="2"/>
+          <w:numId w:val="1"/>
+        </w:numPr>
+      </w:pPr>
+      <w:r>
+        <w:t xml:space="preserve">Gather info for the kernel: Memory, graphics, bios, </w:t>
+      </w:r>
+      <w:proofErr w:type="spellStart"/>
+      <w:r>
+        <w:t>acpi</w:t>
+      </w:r>
+      <w:proofErr w:type="spellEnd"/>
+      <w:r>
+        <w:t>, others…</w:t>
+      </w:r>
+    </w:p>
+    <w:p>
+      <w:pPr>
+        <w:pStyle w:val="ListParagraph"/>
+        <w:numPr>
+          <w:ilvl w:val="2"/>
+          <w:numId w:val="1"/>
+        </w:numPr>
+      </w:pPr>
+      <w:r>
+        <w:t>Load kernel:</w:t>
+      </w:r>
+    </w:p>
+    <w:p>
+      <w:pPr>
+        <w:pStyle w:val="ListParagraph"/>
+        <w:numPr>
+          <w:ilvl w:val="3"/>
+          <w:numId w:val="1"/>
+        </w:numPr>
+      </w:pPr>
+      <w:r>
+        <w:t xml:space="preserve">Flat binary: Explore this option, </w:t>
+      </w:r>
+      <w:proofErr w:type="gramStart"/>
+      <w:r>
+        <w:t>maybe</w:t>
+      </w:r>
+      <w:proofErr w:type="gramEnd"/>
+      <w:r>
+        <w:t xml:space="preserve"> is simpler</w:t>
+      </w:r>
+    </w:p>
+    <w:p>
+      <w:pPr>
+        <w:pStyle w:val="ListParagraph"/>
+        <w:numPr>
+          <w:ilvl w:val="3"/>
+          <w:numId w:val="1"/>
+        </w:numPr>
+      </w:pPr>
+      <w:r>
+        <w:t xml:space="preserve">ELF: Parser + segments + </w:t>
+      </w:r>
+      <w:proofErr w:type="spellStart"/>
+      <w:r>
+        <w:t>etc</w:t>
+      </w:r>
+      <w:proofErr w:type="spellEnd"/>
+      <w:r>
+        <w:t>…</w:t>
+      </w:r>
+    </w:p>
+    <w:p>
+      <w:pPr>
+        <w:pStyle w:val="ListParagraph"/>
+        <w:numPr>
+          <w:ilvl w:val="2"/>
+          <w:numId w:val="1"/>
+        </w:numPr>
+      </w:pPr>
+      <w:r>
+        <w:t>Define kernel entry</w:t>
+      </w:r>
+    </w:p>
+    <w:p>
+      <w:pPr>
+        <w:pStyle w:val="ListParagraph"/>
+        <w:numPr>
+          <w:ilvl w:val="2"/>
+          <w:numId w:val="1"/>
+        </w:numPr>
+      </w:pPr>
+      <w:r>
+        <w:t>Set the GDT and Jump to protected mode</w:t>
+      </w:r>
+    </w:p>
+    <w:p>
+      <w:pPr>
+        <w:pStyle w:val="ListParagraph"/>
+        <w:numPr>
+          <w:ilvl w:val="2"/>
+          <w:numId w:val="1"/>
+        </w:numPr>
+      </w:pPr>
+      <w:r>
+        <w:t xml:space="preserve">Verify if long </w:t>
+      </w:r>
+      <w:proofErr w:type="gramStart"/>
+      <w:r>
+        <w:t>mode</w:t>
+      </w:r>
+      <w:proofErr w:type="gramEnd"/>
+      <w:r>
+        <w:t xml:space="preserve"> if possible, for completeness</w:t>
+      </w:r>
+    </w:p>
+    <w:p>
+      <w:pPr>
+        <w:pStyle w:val="ListParagraph"/>
+        <w:numPr>
+          <w:ilvl w:val="2"/>
+          <w:numId w:val="1"/>
+        </w:numPr>
+      </w:pPr>
+      <w:r>
+        <w:t>Enable paging</w:t>
+      </w:r>
+    </w:p>
+    <w:p>
+      <w:pPr>
+        <w:pStyle w:val="ListParagraph"/>
+        <w:numPr>
+          <w:ilvl w:val="2"/>
+          <w:numId w:val="1"/>
+        </w:numPr>
+      </w:pPr>
+      <w:r>
+        <w:t>Enable PAE</w:t>
+      </w:r>
+    </w:p>
+    <w:p>
+      <w:pPr>
+        <w:pStyle w:val="ListParagraph"/>
+        <w:numPr>
+          <w:ilvl w:val="2"/>
+          <w:numId w:val="1"/>
+        </w:numPr>
+      </w:pPr>
+      <w:r>
+        <w:t>Jump to Long mode</w:t>
       </w:r>
     </w:p>
     <w:p>
@@ -362,535 +965,24 @@
           <w:b/>
           <w:bCs/>
         </w:rPr>
-        <w:t>Hex editor:</w:t>
-      </w:r>
-      <w:r>
-        <w:t xml:space="preserve"> HIMEX</w:t>
-      </w:r>
-    </w:p>
-    <w:p>
-      <w:pPr>
-        <w:pStyle w:val="ListParagraph"/>
-        <w:numPr>
-          <w:ilvl w:val="1"/>
-          <w:numId w:val="1"/>
-        </w:numPr>
-      </w:pPr>
-      <w:r>
-        <w:rPr>
-          <w:b/>
-          <w:bCs/>
-        </w:rPr>
-        <w:t>Text editor:</w:t>
-      </w:r>
-      <w:r>
-        <w:t xml:space="preserve"> Notepad++, Visual Studio Code</w:t>
-      </w:r>
-    </w:p>
-    <w:p>
-      <w:pPr>
-        <w:pStyle w:val="ListParagraph"/>
-        <w:numPr>
-          <w:ilvl w:val="1"/>
-          <w:numId w:val="1"/>
-        </w:numPr>
-      </w:pPr>
-      <w:r>
-        <w:rPr>
-          <w:b/>
-          <w:bCs/>
-        </w:rPr>
-        <w:t>IDE Assembly:</w:t>
-      </w:r>
-      <w:r>
-        <w:t xml:space="preserve"> Visual Studio Code</w:t>
-      </w:r>
-    </w:p>
-    <w:p>
-      <w:pPr>
-        <w:pStyle w:val="ListParagraph"/>
-        <w:numPr>
-          <w:ilvl w:val="1"/>
-          <w:numId w:val="1"/>
-        </w:numPr>
-      </w:pPr>
-      <w:r>
-        <w:rPr>
-          <w:b/>
-          <w:bCs/>
-        </w:rPr>
-        <w:t xml:space="preserve">IDE </w:t>
-      </w:r>
-      <w:r>
-        <w:rPr>
-          <w:b/>
-          <w:bCs/>
-        </w:rPr>
-        <w:t>C</w:t>
-      </w:r>
-      <w:r>
-        <w:rPr>
-          <w:b/>
-          <w:bCs/>
-        </w:rPr>
-        <w:t xml:space="preserve"> or Rust:</w:t>
-      </w:r>
-      <w:r>
-        <w:t xml:space="preserve"> Visual Studio Code or Visual Studio 2022</w:t>
-      </w:r>
-    </w:p>
-    <w:p>
-      <w:pPr>
-        <w:pStyle w:val="ListParagraph"/>
-        <w:numPr>
-          <w:ilvl w:val="1"/>
-          <w:numId w:val="1"/>
-        </w:numPr>
-      </w:pPr>
-      <w:r>
-        <w:t>Image, bin editor, concatenation, elf info, debug, tracer, etc……</w:t>
-      </w:r>
-    </w:p>
-    <w:p/>
-    <w:p>
-      <w:pPr>
-        <w:pStyle w:val="Heading1"/>
-      </w:pPr>
-      <w:r>
-        <w:t>Bootloader</w:t>
-      </w:r>
-    </w:p>
-    <w:p>
-      <w:r>
-        <w:t xml:space="preserve">   </w:t>
-      </w:r>
-    </w:p>
-    <w:p>
-      <w:pPr>
-        <w:pStyle w:val="ListParagraph"/>
-        <w:numPr>
-          <w:ilvl w:val="0"/>
-          <w:numId w:val="1"/>
-        </w:numPr>
-        <w:rPr>
-          <w:b/>
-          <w:bCs/>
-        </w:rPr>
-      </w:pPr>
-      <w:r>
-        <w:rPr>
-          <w:b/>
-          <w:bCs/>
-        </w:rPr>
-        <w:t>General:</w:t>
-      </w:r>
-    </w:p>
-    <w:p>
-      <w:pPr>
-        <w:pStyle w:val="ListParagraph"/>
-        <w:numPr>
-          <w:ilvl w:val="1"/>
-          <w:numId w:val="1"/>
-        </w:numPr>
-      </w:pPr>
-      <w:r>
-        <w:t>Language: NASM Assembly</w:t>
-      </w:r>
-    </w:p>
-    <w:p>
-      <w:pPr>
-        <w:pStyle w:val="ListParagraph"/>
-        <w:numPr>
-          <w:ilvl w:val="1"/>
-          <w:numId w:val="1"/>
-        </w:numPr>
-      </w:pPr>
-      <w:r>
-        <w:t>Toolchain: NASM (Linux or windows, preferably Linux on WSL)</w:t>
-      </w:r>
-    </w:p>
-    <w:p>
-      <w:pPr>
-        <w:pStyle w:val="ListParagraph"/>
-        <w:numPr>
-          <w:ilvl w:val="1"/>
-          <w:numId w:val="1"/>
-        </w:numPr>
-      </w:pPr>
-      <w:r>
-        <w:t>2 Stages. Minimal first stage until Protected mode + Second stage to Long mode</w:t>
-      </w:r>
-    </w:p>
-    <w:p>
-      <w:pPr>
-        <w:pStyle w:val="ListParagraph"/>
-        <w:numPr>
-          <w:ilvl w:val="2"/>
-          <w:numId w:val="1"/>
-        </w:numPr>
-      </w:pPr>
-      <w:r>
-        <w:t>Stage1: 16 bits to 32 bits Real to Protected. NASM on 16 bits, only code on 32 bits is the jump to the second stage.</w:t>
-      </w:r>
-    </w:p>
-    <w:p>
-      <w:pPr>
-        <w:pStyle w:val="ListParagraph"/>
-        <w:numPr>
-          <w:ilvl w:val="0"/>
-          <w:numId w:val="1"/>
-        </w:numPr>
-        <w:rPr>
-          <w:b/>
-          <w:bCs/>
-        </w:rPr>
-      </w:pPr>
-      <w:r>
-        <w:rPr>
-          <w:b/>
-          <w:bCs/>
-        </w:rPr>
-        <w:t>Functionality:</w:t>
-      </w:r>
-    </w:p>
-    <w:p>
-      <w:pPr>
-        <w:pStyle w:val="ListParagraph"/>
-        <w:numPr>
-          <w:ilvl w:val="1"/>
-          <w:numId w:val="1"/>
-        </w:numPr>
-        <w:rPr>
-          <w:b/>
-          <w:bCs/>
-        </w:rPr>
-      </w:pPr>
-      <w:r>
-        <w:rPr>
-          <w:b/>
-          <w:bCs/>
-        </w:rPr>
-        <w:t>Stage1:</w:t>
-      </w:r>
-    </w:p>
-    <w:p>
-      <w:pPr>
-        <w:pStyle w:val="ListParagraph"/>
-        <w:numPr>
-          <w:ilvl w:val="2"/>
-          <w:numId w:val="1"/>
-        </w:numPr>
-      </w:pPr>
-      <w:r>
-        <w:t>BIOS loads at 0x7C00 (0x07C0 x 0x0000)</w:t>
-      </w:r>
-    </w:p>
-    <w:p>
-      <w:pPr>
-        <w:pStyle w:val="ListParagraph"/>
-        <w:numPr>
-          <w:ilvl w:val="2"/>
-          <w:numId w:val="1"/>
-        </w:numPr>
-      </w:pPr>
-      <w:r>
-        <w:t>Verify 0x55AA signature</w:t>
-      </w:r>
-      <w:r>
-        <w:t xml:space="preserve"> (0101 0101 1010 1010)</w:t>
-      </w:r>
-    </w:p>
-    <w:p>
-      <w:pPr>
-        <w:pStyle w:val="ListParagraph"/>
-        <w:numPr>
-          <w:ilvl w:val="2"/>
-          <w:numId w:val="1"/>
-        </w:numPr>
-      </w:pPr>
-      <w:r>
-        <w:t>CPU registers and flags initialization</w:t>
-      </w:r>
-    </w:p>
-    <w:p>
-      <w:pPr>
-        <w:pStyle w:val="ListParagraph"/>
-        <w:numPr>
-          <w:ilvl w:val="2"/>
-          <w:numId w:val="1"/>
-        </w:numPr>
-      </w:pPr>
-      <w:r>
-        <w:lastRenderedPageBreak/>
-        <w:t>Set a temporary stack</w:t>
-      </w:r>
-      <w:r>
-        <w:t>. Probably 0x7C00 downwards.</w:t>
-      </w:r>
-    </w:p>
-    <w:p>
-      <w:pPr>
-        <w:pStyle w:val="ListParagraph"/>
-        <w:numPr>
-          <w:ilvl w:val="2"/>
-          <w:numId w:val="1"/>
-        </w:numPr>
-      </w:pPr>
-      <w:r>
-        <w:t>Print early status</w:t>
-      </w:r>
-    </w:p>
-    <w:p>
-      <w:pPr>
-        <w:pStyle w:val="ListParagraph"/>
-        <w:numPr>
-          <w:ilvl w:val="2"/>
-          <w:numId w:val="1"/>
-        </w:numPr>
-      </w:pPr>
-      <w:r>
-        <w:t xml:space="preserve">Detect storage </w:t>
-      </w:r>
-      <w:r>
-        <w:t>drives. Probably only one at the beginning.</w:t>
-      </w:r>
-    </w:p>
-    <w:p>
-      <w:pPr>
-        <w:pStyle w:val="ListParagraph"/>
-        <w:numPr>
-          <w:ilvl w:val="2"/>
-          <w:numId w:val="1"/>
-        </w:numPr>
-      </w:pPr>
-      <w:r>
-        <w:t>Storage fixed LBA or simple Fat12/26/32????</w:t>
-      </w:r>
-    </w:p>
-    <w:p>
-      <w:pPr>
-        <w:pStyle w:val="ListParagraph"/>
-        <w:numPr>
-          <w:ilvl w:val="2"/>
-          <w:numId w:val="1"/>
-        </w:numPr>
-      </w:pPr>
-      <w:r>
-        <w:t>Jump to Protected mode</w:t>
-      </w:r>
-      <w:r>
-        <w:t>. Maybe change this to the second stage?</w:t>
-      </w:r>
-    </w:p>
-    <w:p>
-      <w:pPr>
-        <w:pStyle w:val="ListParagraph"/>
-        <w:numPr>
-          <w:ilvl w:val="2"/>
-          <w:numId w:val="1"/>
-        </w:numPr>
-      </w:pPr>
-      <w:r>
-        <w:t>Load stage 2. Target memory TBD</w:t>
-      </w:r>
-    </w:p>
-    <w:p>
-      <w:pPr>
-        <w:pStyle w:val="ListParagraph"/>
-        <w:numPr>
-          <w:ilvl w:val="2"/>
-          <w:numId w:val="1"/>
-        </w:numPr>
-      </w:pPr>
-      <w:r>
-        <w:t>Jump to Stage 2</w:t>
-      </w:r>
-    </w:p>
-    <w:p>
-      <w:pPr>
-        <w:pStyle w:val="ListParagraph"/>
-        <w:numPr>
-          <w:ilvl w:val="1"/>
-          <w:numId w:val="1"/>
-        </w:numPr>
-      </w:pPr>
-      <w:r>
-        <w:rPr>
-          <w:b/>
-          <w:bCs/>
-        </w:rPr>
-        <w:t>Stage2</w:t>
+        <w:t xml:space="preserve">Optional, but </w:t>
+      </w:r>
+      <w:r>
+        <w:rPr>
+          <w:b/>
+          <w:bCs/>
+        </w:rPr>
+        <w:t>style</w:t>
+      </w:r>
+      <w:r>
+        <w:rPr>
+          <w:b/>
+          <w:bCs/>
+        </w:rPr>
+        <w:t xml:space="preserve"> points</w:t>
       </w:r>
       <w:r>
         <w:t>:</w:t>
-      </w:r>
-    </w:p>
-    <w:p>
-      <w:pPr>
-        <w:pStyle w:val="ListParagraph"/>
-        <w:numPr>
-          <w:ilvl w:val="2"/>
-          <w:numId w:val="1"/>
-        </w:numPr>
-      </w:pPr>
-      <w:r>
-        <w:t>Jump to Protected mode if Stage1 did not change mode.</w:t>
-      </w:r>
-    </w:p>
-    <w:p>
-      <w:pPr>
-        <w:pStyle w:val="ListParagraph"/>
-        <w:numPr>
-          <w:ilvl w:val="2"/>
-          <w:numId w:val="1"/>
-        </w:numPr>
-      </w:pPr>
-      <w:r>
-        <w:t>Enable A20, or at least check. There are multiple strategies for this. Some platforms have fast enable 0x92, or they come with A20 already enable. XXXX</w:t>
-      </w:r>
-    </w:p>
-    <w:p>
-      <w:pPr>
-        <w:pStyle w:val="ListParagraph"/>
-        <w:numPr>
-          <w:ilvl w:val="2"/>
-          <w:numId w:val="1"/>
-        </w:numPr>
-      </w:pPr>
-      <w:r>
-        <w:t>Create console helpers for printing and stuff.</w:t>
-      </w:r>
-    </w:p>
-    <w:p>
-      <w:pPr>
-        <w:pStyle w:val="ListParagraph"/>
-        <w:numPr>
-          <w:ilvl w:val="2"/>
-          <w:numId w:val="1"/>
-        </w:numPr>
-      </w:pPr>
-      <w:r>
-        <w:t>Gather info for the kernel: Memory, graphics, bios, acpi, others…</w:t>
-      </w:r>
-    </w:p>
-    <w:p>
-      <w:pPr>
-        <w:pStyle w:val="ListParagraph"/>
-        <w:numPr>
-          <w:ilvl w:val="2"/>
-          <w:numId w:val="1"/>
-        </w:numPr>
-      </w:pPr>
-      <w:r>
-        <w:t>Load kernel:</w:t>
-      </w:r>
-    </w:p>
-    <w:p>
-      <w:pPr>
-        <w:pStyle w:val="ListParagraph"/>
-        <w:numPr>
-          <w:ilvl w:val="3"/>
-          <w:numId w:val="1"/>
-        </w:numPr>
-      </w:pPr>
-      <w:r>
-        <w:t>Flat binary: Explore this option, maybe is simpler</w:t>
-      </w:r>
-    </w:p>
-    <w:p>
-      <w:pPr>
-        <w:pStyle w:val="ListParagraph"/>
-        <w:numPr>
-          <w:ilvl w:val="3"/>
-          <w:numId w:val="1"/>
-        </w:numPr>
-      </w:pPr>
-      <w:r>
-        <w:t>ELF: Parser + segments + etc…</w:t>
-      </w:r>
-    </w:p>
-    <w:p>
-      <w:pPr>
-        <w:pStyle w:val="ListParagraph"/>
-        <w:numPr>
-          <w:ilvl w:val="2"/>
-          <w:numId w:val="1"/>
-        </w:numPr>
-      </w:pPr>
-      <w:r>
-        <w:t>Define kernel entry</w:t>
-      </w:r>
-    </w:p>
-    <w:p>
-      <w:pPr>
-        <w:pStyle w:val="ListParagraph"/>
-        <w:numPr>
-          <w:ilvl w:val="2"/>
-          <w:numId w:val="1"/>
-        </w:numPr>
-      </w:pPr>
-      <w:r>
-        <w:t>Set the GDT and Jump to protected mode</w:t>
-      </w:r>
-    </w:p>
-    <w:p>
-      <w:pPr>
-        <w:pStyle w:val="ListParagraph"/>
-        <w:numPr>
-          <w:ilvl w:val="2"/>
-          <w:numId w:val="1"/>
-        </w:numPr>
-      </w:pPr>
-      <w:r>
-        <w:t>Verify if long mode if possible, for completeness</w:t>
-      </w:r>
-    </w:p>
-    <w:p>
-      <w:pPr>
-        <w:pStyle w:val="ListParagraph"/>
-        <w:numPr>
-          <w:ilvl w:val="2"/>
-          <w:numId w:val="1"/>
-        </w:numPr>
-      </w:pPr>
-      <w:r>
-        <w:t>Enable paging</w:t>
-      </w:r>
-    </w:p>
-    <w:p>
-      <w:pPr>
-        <w:pStyle w:val="ListParagraph"/>
-        <w:numPr>
-          <w:ilvl w:val="2"/>
-          <w:numId w:val="1"/>
-        </w:numPr>
-      </w:pPr>
-      <w:r>
-        <w:t>Enable PAE</w:t>
-      </w:r>
-    </w:p>
-    <w:p>
-      <w:pPr>
-        <w:pStyle w:val="ListParagraph"/>
-        <w:numPr>
-          <w:ilvl w:val="2"/>
-          <w:numId w:val="1"/>
-        </w:numPr>
-      </w:pPr>
-      <w:r>
-        <w:t>Jump to Long mode</w:t>
-      </w:r>
-    </w:p>
-    <w:p>
-      <w:pPr>
-        <w:pStyle w:val="ListParagraph"/>
-        <w:numPr>
-          <w:ilvl w:val="1"/>
-          <w:numId w:val="1"/>
-        </w:numPr>
-      </w:pPr>
-      <w:r>
-        <w:t>Optional, but bonus points:</w:t>
       </w:r>
     </w:p>
     <w:p>
@@ -932,14 +1024,34 @@
     <w:p/>
     <w:p>
       <w:pPr>
+        <w:pStyle w:val="Heading2"/>
+      </w:pPr>
+      <w:r>
+        <w:t>WSL</w:t>
+      </w:r>
+      <w:r>
+        <w:t xml:space="preserve"> stuff</w:t>
+      </w:r>
+    </w:p>
+    <w:p/>
+    <w:p>
+      <w:pPr>
         <w:pStyle w:val="ListParagraph"/>
         <w:numPr>
           <w:ilvl w:val="0"/>
           <w:numId w:val="1"/>
         </w:numPr>
-      </w:pPr>
-      <w:r>
-        <w:t>WSL:</w:t>
+        <w:rPr>
+          <w:b/>
+          <w:bCs/>
+        </w:rPr>
+      </w:pPr>
+      <w:r>
+        <w:rPr>
+          <w:b/>
+          <w:bCs/>
+        </w:rPr>
+        <w:t>File system:</w:t>
       </w:r>
     </w:p>
     <w:p>
@@ -949,9 +1061,17 @@
           <w:ilvl w:val="1"/>
           <w:numId w:val="1"/>
         </w:numPr>
-      </w:pPr>
-      <w:r>
-        <w:t>File system:</w:t>
+        <w:rPr>
+          <w:b/>
+          <w:bCs/>
+        </w:rPr>
+      </w:pPr>
+      <w:r>
+        <w:rPr>
+          <w:b/>
+          <w:bCs/>
+        </w:rPr>
+        <w:t>Accessing Windows from Linux:</w:t>
       </w:r>
     </w:p>
     <w:p>
@@ -963,7 +1083,10 @@
         </w:numPr>
       </w:pPr>
       <w:r>
-        <w:t>Accessing Windows from Linux:</w:t>
+        <w:t>Console</w:t>
+      </w:r>
+      <w:r>
+        <w:t>:</w:t>
       </w:r>
     </w:p>
     <w:p>
@@ -975,121 +1098,138 @@
         </w:numPr>
       </w:pPr>
       <w:r>
+        <w:t>Invoke explorer Windows using “</w:t>
+      </w:r>
+      <w:proofErr w:type="gramStart"/>
+      <w:r>
+        <w:rPr>
+          <w:b/>
+          <w:bCs/>
+        </w:rPr>
+        <w:t>explorer.exe .</w:t>
+      </w:r>
+      <w:proofErr w:type="gramEnd"/>
+      <w:r>
+        <w:t>”</w:t>
+      </w:r>
+    </w:p>
+    <w:p>
+      <w:pPr>
+        <w:pStyle w:val="ListParagraph"/>
+        <w:numPr>
+          <w:ilvl w:val="3"/>
+          <w:numId w:val="1"/>
+        </w:numPr>
+        <w:rPr>
+          <w:b/>
+          <w:bCs/>
+        </w:rPr>
+      </w:pPr>
+      <w:r>
+        <w:t xml:space="preserve">Access Windows drives through the mounted drive: </w:t>
+      </w:r>
+      <w:r>
+        <w:rPr>
+          <w:b/>
+          <w:bCs/>
+        </w:rPr>
+        <w:t>/</w:t>
+      </w:r>
+      <w:proofErr w:type="spellStart"/>
+      <w:r>
+        <w:rPr>
+          <w:b/>
+          <w:bCs/>
+        </w:rPr>
+        <w:t>mnt</w:t>
+      </w:r>
+      <w:proofErr w:type="spellEnd"/>
+      <w:r>
+        <w:rPr>
+          <w:b/>
+          <w:bCs/>
+        </w:rPr>
+        <w:t>/c/Program Files (x86)</w:t>
+      </w:r>
+    </w:p>
+    <w:p>
+      <w:pPr>
+        <w:pStyle w:val="ListParagraph"/>
+        <w:numPr>
+          <w:ilvl w:val="2"/>
+          <w:numId w:val="1"/>
+        </w:numPr>
+      </w:pPr>
+      <w:r>
+        <w:t>Running directly from Linux console:</w:t>
+      </w:r>
+    </w:p>
+    <w:p>
+      <w:pPr>
+        <w:pStyle w:val="ListParagraph"/>
+        <w:numPr>
+          <w:ilvl w:val="3"/>
+          <w:numId w:val="1"/>
+        </w:numPr>
+      </w:pPr>
+      <w:r>
+        <w:t>Example: “</w:t>
+      </w:r>
+      <w:r>
+        <w:rPr>
+          <w:b/>
+          <w:bCs/>
+        </w:rPr>
+        <w:t>ipconfig.exe | grep IPv4 | cut -d: -f2</w:t>
+      </w:r>
+      <w:r>
+        <w:t>”</w:t>
+      </w:r>
+    </w:p>
+    <w:p>
+      <w:pPr>
+        <w:pStyle w:val="ListParagraph"/>
+        <w:numPr>
+          <w:ilvl w:val="1"/>
+          <w:numId w:val="1"/>
+        </w:numPr>
+        <w:rPr>
+          <w:b/>
+          <w:bCs/>
+        </w:rPr>
+      </w:pPr>
+      <w:r>
+        <w:rPr>
+          <w:b/>
+          <w:bCs/>
+        </w:rPr>
+        <w:t>Accessing Linux from Windows</w:t>
+      </w:r>
+      <w:r>
+        <w:rPr>
+          <w:b/>
+          <w:bCs/>
+        </w:rPr>
+        <w:t>:</w:t>
+      </w:r>
+    </w:p>
+    <w:p>
+      <w:pPr>
+        <w:pStyle w:val="ListParagraph"/>
+        <w:numPr>
+          <w:ilvl w:val="2"/>
+          <w:numId w:val="1"/>
+        </w:numPr>
+      </w:pPr>
+      <w:r>
         <w:t>Console</w:t>
       </w:r>
-      <w:r>
-        <w:t>:</w:t>
-      </w:r>
-    </w:p>
-    <w:p>
-      <w:pPr>
-        <w:pStyle w:val="ListParagraph"/>
-        <w:numPr>
-          <w:ilvl w:val="4"/>
-          <w:numId w:val="1"/>
-        </w:numPr>
-      </w:pPr>
-      <w:r>
-        <w:t>Invoke explorer Windows using “</w:t>
-      </w:r>
-      <w:r>
-        <w:rPr>
-          <w:b/>
-          <w:bCs/>
-        </w:rPr>
-        <w:t>explorer.exe .</w:t>
-      </w:r>
-      <w:r>
-        <w:t>”</w:t>
-      </w:r>
-    </w:p>
-    <w:p>
-      <w:pPr>
-        <w:pStyle w:val="ListParagraph"/>
-        <w:numPr>
-          <w:ilvl w:val="4"/>
-          <w:numId w:val="1"/>
-        </w:numPr>
-        <w:rPr>
-          <w:b/>
-          <w:bCs/>
-        </w:rPr>
-      </w:pPr>
-      <w:r>
-        <w:t xml:space="preserve">Access Windows drives through the mounted drive: </w:t>
-      </w:r>
-      <w:r>
-        <w:rPr>
-          <w:b/>
-          <w:bCs/>
-        </w:rPr>
-        <w:t>/mnt/c/Program Files (x86)</w:t>
-      </w:r>
     </w:p>
     <w:p>
       <w:pPr>
         <w:pStyle w:val="ListParagraph"/>
         <w:numPr>
           <w:ilvl w:val="3"/>
-          <w:numId w:val="1"/>
-        </w:numPr>
-      </w:pPr>
-      <w:r>
-        <w:t>Running directly from Linux console:</w:t>
-      </w:r>
-    </w:p>
-    <w:p>
-      <w:pPr>
-        <w:pStyle w:val="ListParagraph"/>
-        <w:numPr>
-          <w:ilvl w:val="4"/>
-          <w:numId w:val="1"/>
-        </w:numPr>
-      </w:pPr>
-      <w:r>
-        <w:lastRenderedPageBreak/>
-        <w:t>Example: “</w:t>
-      </w:r>
-      <w:r>
-        <w:rPr>
-          <w:b/>
-          <w:bCs/>
-        </w:rPr>
-        <w:t>ipconfig.exe | grep IPv4 | cut -d: -f2</w:t>
-      </w:r>
-      <w:r>
-        <w:t>”</w:t>
-      </w:r>
-    </w:p>
-    <w:p>
-      <w:pPr>
-        <w:pStyle w:val="ListParagraph"/>
-        <w:numPr>
-          <w:ilvl w:val="2"/>
-          <w:numId w:val="1"/>
-        </w:numPr>
-      </w:pPr>
-      <w:r>
-        <w:t>Accessing Linux from Windows</w:t>
-      </w:r>
-    </w:p>
-    <w:p>
-      <w:pPr>
-        <w:pStyle w:val="ListParagraph"/>
-        <w:numPr>
-          <w:ilvl w:val="3"/>
-          <w:numId w:val="1"/>
-        </w:numPr>
-      </w:pPr>
-      <w:r>
-        <w:t>Console</w:t>
-      </w:r>
-    </w:p>
-    <w:p>
-      <w:pPr>
-        <w:pStyle w:val="ListParagraph"/>
-        <w:numPr>
-          <w:ilvl w:val="4"/>
           <w:numId w:val="1"/>
         </w:numPr>
       </w:pPr>
@@ -1118,16 +1258,21 @@
       <w:pPr>
         <w:pStyle w:val="ListParagraph"/>
         <w:numPr>
-          <w:ilvl w:val="4"/>
-          <w:numId w:val="1"/>
-        </w:numPr>
-        <w:rPr>
-          <w:b/>
-          <w:bCs/>
-        </w:rPr>
-      </w:pPr>
-      <w:r>
-        <w:t xml:space="preserve">Also you can </w:t>
+          <w:ilvl w:val="3"/>
+          <w:numId w:val="1"/>
+        </w:numPr>
+        <w:rPr>
+          <w:b/>
+          <w:bCs/>
+        </w:rPr>
+      </w:pPr>
+      <w:proofErr w:type="gramStart"/>
+      <w:r>
+        <w:t>Also</w:t>
+      </w:r>
+      <w:proofErr w:type="gramEnd"/>
+      <w:r>
+        <w:t xml:space="preserve"> you can </w:t>
       </w:r>
       <w:r>
         <w:t xml:space="preserve">net use </w:t>
@@ -1144,12 +1289,66 @@
       <w:pPr>
         <w:pStyle w:val="ListParagraph"/>
         <w:numPr>
+          <w:ilvl w:val="2"/>
+          <w:numId w:val="1"/>
+        </w:numPr>
+      </w:pPr>
+      <w:r>
+        <w:t>Explorer</w:t>
+      </w:r>
+    </w:p>
+    <w:p>
+      <w:pPr>
+        <w:pStyle w:val="ListParagraph"/>
+        <w:numPr>
+          <w:ilvl w:val="2"/>
+          <w:numId w:val="1"/>
+        </w:numPr>
+      </w:pPr>
+      <w:r>
+        <w:t>Running directly from windows console:</w:t>
+      </w:r>
+    </w:p>
+    <w:p>
+      <w:pPr>
+        <w:pStyle w:val="ListParagraph"/>
+        <w:numPr>
           <w:ilvl w:val="3"/>
           <w:numId w:val="1"/>
         </w:numPr>
       </w:pPr>
       <w:r>
-        <w:t>Explorer</w:t>
+        <w:t>Example: “</w:t>
+      </w:r>
+      <w:proofErr w:type="spellStart"/>
+      <w:r>
+        <w:rPr>
+          <w:b/>
+          <w:bCs/>
+        </w:rPr>
+        <w:t>wsl</w:t>
+      </w:r>
+      <w:proofErr w:type="spellEnd"/>
+      <w:r>
+        <w:rPr>
+          <w:b/>
+          <w:bCs/>
+        </w:rPr>
+        <w:t xml:space="preserve"> ls -la</w:t>
+      </w:r>
+      <w:r>
+        <w:t>”</w:t>
+      </w:r>
+      <w:r>
+        <w:t xml:space="preserve"> will output </w:t>
+      </w:r>
+      <w:proofErr w:type="spellStart"/>
+      <w:r>
+        <w:t>Windos</w:t>
+      </w:r>
+      <w:proofErr w:type="spellEnd"/>
+      <w:r>
+        <w:t xml:space="preserve"> folder but using Linux ls</w:t>
       </w:r>
     </w:p>
     <w:p>
@@ -1161,55 +1360,44 @@
         </w:numPr>
       </w:pPr>
       <w:r>
-        <w:t>Running directly from windows console:</w:t>
-      </w:r>
-    </w:p>
-    <w:p>
-      <w:pPr>
-        <w:pStyle w:val="ListParagraph"/>
-        <w:numPr>
-          <w:ilvl w:val="4"/>
-          <w:numId w:val="1"/>
-        </w:numPr>
-      </w:pPr>
-      <w:r>
-        <w:t>Example: “</w:t>
-      </w:r>
-      <w:r>
-        <w:rPr>
-          <w:b/>
-          <w:bCs/>
-        </w:rPr>
-        <w:t>wsl ls -la</w:t>
-      </w:r>
-      <w:r>
-        <w:t>”</w:t>
-      </w:r>
-      <w:r>
-        <w:t xml:space="preserve"> will output Windos folder but using Linux ls</w:t>
-      </w:r>
-    </w:p>
-    <w:p>
-      <w:pPr>
-        <w:pStyle w:val="ListParagraph"/>
-        <w:numPr>
-          <w:ilvl w:val="4"/>
-          <w:numId w:val="1"/>
-        </w:numPr>
-      </w:pPr>
-      <w:r>
         <w:t xml:space="preserve">Example: </w:t>
       </w:r>
-      <w:r>
-        <w:rPr>
-          <w:b/>
-          <w:bCs/>
-        </w:rPr>
-        <w:t>wsl ls -la | findstr "git"</w:t>
-      </w:r>
-    </w:p>
-    <w:p>
-      <w:r>
+      <w:proofErr w:type="spellStart"/>
+      <w:r>
+        <w:rPr>
+          <w:b/>
+          <w:bCs/>
+        </w:rPr>
+        <w:t>wsl</w:t>
+      </w:r>
+      <w:proofErr w:type="spellEnd"/>
+      <w:r>
+        <w:rPr>
+          <w:b/>
+          <w:bCs/>
+        </w:rPr>
+        <w:t xml:space="preserve"> ls -la | </w:t>
+      </w:r>
+      <w:proofErr w:type="spellStart"/>
+      <w:r>
+        <w:rPr>
+          <w:b/>
+          <w:bCs/>
+        </w:rPr>
+        <w:t>findstr</w:t>
+      </w:r>
+      <w:proofErr w:type="spellEnd"/>
+      <w:r>
+        <w:rPr>
+          <w:b/>
+          <w:bCs/>
+        </w:rPr>
+        <w:t xml:space="preserve"> "git"</w:t>
+      </w:r>
+    </w:p>
+    <w:p>
+      <w:r>
+        <w:lastRenderedPageBreak/>
         <w:tab/>
       </w:r>
       <w:r>
@@ -1218,8 +1406,11 @@
     </w:p>
     <w:p/>
     <w:p>
-      <w:r>
-        <w:t>Setup build:</w:t>
+      <w:pPr>
+        <w:pStyle w:val="Heading2"/>
+      </w:pPr>
+      <w:r>
+        <w:t>Setup build</w:t>
       </w:r>
     </w:p>
     <w:p>
@@ -1277,8 +1468,13 @@
           <w:numId w:val="1"/>
         </w:numPr>
       </w:pPr>
-      <w:r>
-        <w:t>sudo apt update</w:t>
+      <w:proofErr w:type="spellStart"/>
+      <w:r>
+        <w:t>sudo</w:t>
+      </w:r>
+      <w:proofErr w:type="spellEnd"/>
+      <w:r>
+        <w:t xml:space="preserve"> apt update</w:t>
       </w:r>
     </w:p>
     <w:p>
@@ -1289,8 +1485,13 @@
           <w:numId w:val="1"/>
         </w:numPr>
       </w:pPr>
-      <w:r>
-        <w:t>sudo apt upgrade -y</w:t>
+      <w:proofErr w:type="spellStart"/>
+      <w:r>
+        <w:t>sudo</w:t>
+      </w:r>
+      <w:proofErr w:type="spellEnd"/>
+      <w:r>
+        <w:t xml:space="preserve"> apt upgrade -y</w:t>
       </w:r>
     </w:p>
     <w:p>
@@ -1301,8 +1502,13 @@
           <w:numId w:val="1"/>
         </w:numPr>
       </w:pPr>
-      <w:r>
-        <w:t>sudo apt full-upgrade -y</w:t>
+      <w:proofErr w:type="spellStart"/>
+      <w:r>
+        <w:t>sudo</w:t>
+      </w:r>
+      <w:proofErr w:type="spellEnd"/>
+      <w:r>
+        <w:t xml:space="preserve"> apt full-upgrade -y</w:t>
       </w:r>
     </w:p>
     <w:p>
@@ -1313,8 +1519,21 @@
           <w:numId w:val="1"/>
         </w:numPr>
       </w:pPr>
-      <w:r>
-        <w:t>sudo apt autoremove -y</w:t>
+      <w:proofErr w:type="spellStart"/>
+      <w:r>
+        <w:t>sudo</w:t>
+      </w:r>
+      <w:proofErr w:type="spellEnd"/>
+      <w:r>
+        <w:t xml:space="preserve"> apt </w:t>
+      </w:r>
+      <w:proofErr w:type="spellStart"/>
+      <w:r>
+        <w:t>autoremove</w:t>
+      </w:r>
+      <w:proofErr w:type="spellEnd"/>
+      <w:r>
+        <w:t xml:space="preserve"> -y</w:t>
       </w:r>
     </w:p>
     <w:p>
@@ -1325,8 +1544,13 @@
           <w:numId w:val="1"/>
         </w:numPr>
       </w:pPr>
-      <w:r>
-        <w:t>Install NASM assembler</w:t>
+      <w:proofErr w:type="gramStart"/>
+      <w:r>
+        <w:t>Install</w:t>
+      </w:r>
+      <w:proofErr w:type="gramEnd"/>
+      <w:r>
+        <w:t xml:space="preserve"> NASM assembler</w:t>
       </w:r>
     </w:p>
     <w:p>
@@ -1337,8 +1561,21 @@
           <w:numId w:val="1"/>
         </w:numPr>
       </w:pPr>
-      <w:r>
-        <w:t>sudo apt install nasm -y</w:t>
+      <w:proofErr w:type="spellStart"/>
+      <w:r>
+        <w:t>sudo</w:t>
+      </w:r>
+      <w:proofErr w:type="spellEnd"/>
+      <w:r>
+        <w:t xml:space="preserve"> apt install </w:t>
+      </w:r>
+      <w:proofErr w:type="spellStart"/>
+      <w:r>
+        <w:t>nasm</w:t>
+      </w:r>
+      <w:proofErr w:type="spellEnd"/>
+      <w:r>
+        <w:t xml:space="preserve"> -y</w:t>
       </w:r>
     </w:p>
     <w:p>
@@ -1350,7 +1587,23 @@
         </w:numPr>
       </w:pPr>
       <w:r>
-        <w:t>Create a temporary alias for cls = clear(investigate how to make it permanent)</w:t>
+        <w:t xml:space="preserve">Create a temporary alias for </w:t>
+      </w:r>
+      <w:proofErr w:type="spellStart"/>
+      <w:r>
+        <w:t>cls</w:t>
+      </w:r>
+      <w:proofErr w:type="spellEnd"/>
+      <w:r>
+        <w:t xml:space="preserve"> = </w:t>
+      </w:r>
+      <w:proofErr w:type="gramStart"/>
+      <w:r>
+        <w:t>clear(</w:t>
+      </w:r>
+      <w:proofErr w:type="gramEnd"/>
+      <w:r>
+        <w:t>investigate how to make it permanent)</w:t>
       </w:r>
     </w:p>
     <w:p>
@@ -1362,30 +1615,174 @@
         </w:numPr>
       </w:pPr>
       <w:r>
-        <w:t>alias cls='clear'</w:t>
-      </w:r>
+        <w:t xml:space="preserve">alias </w:t>
+      </w:r>
+      <w:proofErr w:type="spellStart"/>
+      <w:r>
+        <w:t>cls</w:t>
+      </w:r>
+      <w:proofErr w:type="spellEnd"/>
+      <w:r>
+        <w:t>='clear'</w:t>
+      </w:r>
+    </w:p>
+    <w:p>
+      <w:pPr>
+        <w:pStyle w:val="ListParagraph"/>
+        <w:numPr>
+          <w:ilvl w:val="0"/>
+          <w:numId w:val="1"/>
+        </w:numPr>
+      </w:pPr>
+      <w:r>
+        <w:t xml:space="preserve">Install </w:t>
+      </w:r>
+      <w:proofErr w:type="spellStart"/>
+      <w:r>
+        <w:t>qemu</w:t>
+      </w:r>
+      <w:proofErr w:type="spellEnd"/>
+      <w:r>
+        <w:t xml:space="preserve"> on Windows:</w:t>
+      </w:r>
+      <w:r>
+        <w:t xml:space="preserve"> </w:t>
+      </w:r>
+      <w:hyperlink r:id="rId7" w:history="1">
+        <w:r>
+          <w:rPr>
+            <w:rStyle w:val="Hyperlink"/>
+          </w:rPr>
+          <w:t>https://www.qemu.org/</w:t>
+        </w:r>
+      </w:hyperlink>
+      <w:r>
+        <w:t xml:space="preserve"> </w:t>
+      </w:r>
+      <w:hyperlink r:id="rId8" w:history="1">
+        <w:r>
+          <w:rPr>
+            <w:rStyle w:val="Hyperlink"/>
+          </w:rPr>
+          <w:t>https://qemu.weilnetz.de/w64/</w:t>
+        </w:r>
+      </w:hyperlink>
+      <w:r>
+        <w:t xml:space="preserve"> </w:t>
+      </w:r>
+    </w:p>
+    <w:p>
+      <w:pPr>
+        <w:pStyle w:val="ListParagraph"/>
+        <w:numPr>
+          <w:ilvl w:val="1"/>
+          <w:numId w:val="1"/>
+        </w:numPr>
+      </w:pPr>
+      <w:r>
+        <w:t>Current version, October 2025 is 10.1.2</w:t>
+      </w:r>
+    </w:p>
+    <w:p>
+      <w:pPr>
+        <w:pStyle w:val="ListParagraph"/>
+        <w:numPr>
+          <w:ilvl w:val="1"/>
+          <w:numId w:val="1"/>
+        </w:numPr>
+      </w:pPr>
     </w:p>
     <w:p/>
     <w:p>
+      <w:pPr>
+        <w:pStyle w:val="Heading1"/>
+      </w:pPr>
       <w:r>
         <w:t>Common Linux and Windows commands</w:t>
       </w:r>
     </w:p>
     <w:p/>
     <w:p>
+      <w:pPr>
+        <w:pStyle w:val="Heading2"/>
+      </w:pPr>
       <w:r>
         <w:t>Linux</w:t>
       </w:r>
     </w:p>
     <w:p/>
     <w:p>
-      <w:r>
-        <w:t>nasm -f bin src/bootloader/stage1.asm -o src/build/stage1.bin</w:t>
+      <w:proofErr w:type="spellStart"/>
+      <w:r>
+        <w:t>nasm</w:t>
+      </w:r>
+      <w:proofErr w:type="spellEnd"/>
+      <w:r>
+        <w:t xml:space="preserve"> -f bin </w:t>
+      </w:r>
+      <w:proofErr w:type="spellStart"/>
+      <w:r>
+        <w:t>src</w:t>
+      </w:r>
+      <w:proofErr w:type="spellEnd"/>
+      <w:r>
+        <w:t xml:space="preserve">/bootloader/stage1.asm -o </w:t>
+      </w:r>
+      <w:proofErr w:type="spellStart"/>
+      <w:r>
+        <w:t>src</w:t>
+      </w:r>
+      <w:proofErr w:type="spellEnd"/>
+      <w:r>
+        <w:t>/build/stage1.bin</w:t>
+      </w:r>
+    </w:p>
+    <w:p/>
+    <w:p>
+      <w:pPr>
+        <w:pStyle w:val="Heading2"/>
+      </w:pPr>
+      <w:r>
+        <w:t>Windows PowerShell</w:t>
+      </w:r>
+    </w:p>
+    <w:p/>
+    <w:p>
+      <w:r>
+        <w:t xml:space="preserve">Run </w:t>
+      </w:r>
+      <w:proofErr w:type="spellStart"/>
+      <w:r>
+        <w:t>qemu</w:t>
+      </w:r>
+      <w:proofErr w:type="spellEnd"/>
+      <w:r>
+        <w:t xml:space="preserve"> with the bootloader bin</w:t>
+      </w:r>
+    </w:p>
+    <w:p>
+      <w:r>
+        <w:t>qemu-system-i386 -drive format=</w:t>
+      </w:r>
+      <w:proofErr w:type="gramStart"/>
+      <w:r>
+        <w:t>raw,file</w:t>
+      </w:r>
+      <w:proofErr w:type="gramEnd"/>
+      <w:r>
+        <w:t>=</w:t>
+      </w:r>
+      <w:proofErr w:type="gramStart"/>
+      <w:r>
+        <w:t>C:\Users\mihe\Dropbox\TusMuertOS-Oct2025\src\build\stage1.bin,if</w:t>
+      </w:r>
+      <w:proofErr w:type="gramEnd"/>
+      <w:r>
+        <w:t>=floppy</w:t>
       </w:r>
     </w:p>
     <w:p/>
     <w:p/>
-    <w:p/>
     <w:p>
       <w:pPr>
         <w:pStyle w:val="Heading1"/>
@@ -1405,6 +1802,11 @@
       </w:r>
     </w:p>
     <w:p>
+      <w:pPr>
+        <w:pBdr>
+          <w:bottom w:val="single" w:sz="6" w:space="1" w:color="auto"/>
+        </w:pBdr>
+      </w:pPr>
       <w:r>
         <w:t>Example:</w:t>
       </w:r>
@@ -1425,11 +1827,23 @@
       </w:r>
     </w:p>
     <w:p>
-      <w:r>
-        <w:t xml:space="preserve">    mov ax, start      ; imm16 encodes the absolute offset of “start”</w:t>
-      </w:r>
-    </w:p>
-    <w:p/>
+      <w:pPr>
+        <w:pBdr>
+          <w:bottom w:val="single" w:sz="6" w:space="1" w:color="auto"/>
+        </w:pBdr>
+      </w:pPr>
+      <w:r>
+        <w:t xml:space="preserve">    mov ax, start    </w:t>
+      </w:r>
+      <w:proofErr w:type="gramStart"/>
+      <w:r>
+        <w:t xml:space="preserve">  ;</w:t>
+      </w:r>
+      <w:proofErr w:type="gramEnd"/>
+      <w:r>
+        <w:t xml:space="preserve"> imm16 encodes the absolute offset of “start”</w:t>
+      </w:r>
+    </w:p>
     <w:p>
       <w:pPr>
         <w:pStyle w:val="ListParagraph"/>
@@ -1713,6 +2127,18 @@
     <w:abstractNumId w:val="0"/>
   </w:num>
   <w:num w:numId="14" w16cid:durableId="1536117323">
+    <w:abstractNumId w:val="0"/>
+  </w:num>
+  <w:num w:numId="15" w16cid:durableId="1143620383">
+    <w:abstractNumId w:val="0"/>
+  </w:num>
+  <w:num w:numId="16" w16cid:durableId="442653734">
+    <w:abstractNumId w:val="0"/>
+  </w:num>
+  <w:num w:numId="17" w16cid:durableId="1055929721">
+    <w:abstractNumId w:val="0"/>
+  </w:num>
+  <w:num w:numId="18" w16cid:durableId="438843113">
     <w:abstractNumId w:val="0"/>
   </w:num>
 </w:numbering>
@@ -2116,7 +2542,10 @@
   <w:style w:type="paragraph" w:default="1" w:styleId="Normal">
     <w:name w:val="Normal"/>
     <w:qFormat/>
-    <w:rsid w:val="00457DEC"/>
+    <w:rsid w:val="007C771D"/>
+    <w:rPr>
+      <w:sz w:val="20"/>
+    </w:rPr>
   </w:style>
   <w:style w:type="paragraph" w:styleId="Heading1">
     <w:name w:val="heading 1"/>
@@ -2335,7 +2764,6 @@
     <w:rPr>
       <w:rFonts w:asciiTheme="majorHAnsi" w:eastAsiaTheme="majorEastAsia" w:hAnsiTheme="majorHAnsi" w:cstheme="majorBidi"/>
       <w:color w:val="404040" w:themeColor="text1" w:themeTint="BF"/>
-      <w:sz w:val="20"/>
       <w:szCs w:val="20"/>
     </w:rPr>
   </w:style>
@@ -2364,13 +2792,13 @@
       <w:i/>
       <w:iCs/>
       <w:color w:val="404040" w:themeColor="text1" w:themeTint="BF"/>
-      <w:sz w:val="20"/>
       <w:szCs w:val="20"/>
     </w:rPr>
   </w:style>
   <w:style w:type="character" w:default="1" w:styleId="DefaultParagraphFont">
     <w:name w:val="Default Paragraph Font"/>
     <w:uiPriority w:val="1"/>
+    <w:semiHidden/>
     <w:unhideWhenUsed/>
   </w:style>
   <w:style w:type="table" w:default="1" w:styleId="TableNormal">
@@ -2622,11 +3050,14 @@
     <w:basedOn w:val="Normal"/>
     <w:uiPriority w:val="34"/>
     <w:qFormat/>
-    <w:rsid w:val="00382500"/>
+    <w:rsid w:val="007C771D"/>
     <w:pPr>
       <w:ind w:left="720"/>
       <w:contextualSpacing/>
     </w:pPr>
+    <w:rPr>
+      <w:sz w:val="18"/>
+    </w:rPr>
   </w:style>
   <w:style w:type="character" w:styleId="IntenseEmphasis">
     <w:name w:val="Intense Emphasis"/>
@@ -2858,110 +3289,16 @@
         <a:srgbClr val="B26B02"/>
       </a:folHlink>
     </a:clrScheme>
-    <a:fontScheme name="Office">
+    <a:fontScheme name="Custom 3">
       <a:majorFont>
-        <a:latin typeface="Aptos Display" panose="02110004020202020204"/>
+        <a:latin typeface="Fira Code"/>
         <a:ea typeface=""/>
         <a:cs typeface=""/>
-        <a:font script="Jpan" typeface="游ゴシック Light"/>
-        <a:font script="Hang" typeface="맑은 고딕"/>
-        <a:font script="Hans" typeface="等线 Light"/>
-        <a:font script="Hant" typeface="新細明體"/>
-        <a:font script="Arab" typeface="Times New Roman"/>
-        <a:font script="Hebr" typeface="Times New Roman"/>
-        <a:font script="Thai" typeface="Angsana New"/>
-        <a:font script="Ethi" typeface="Nyala"/>
-        <a:font script="Beng" typeface="Vrinda"/>
-        <a:font script="Gujr" typeface="Shruti"/>
-        <a:font script="Khmr" typeface="MoolBoran"/>
-        <a:font script="Knda" typeface="Tunga"/>
-        <a:font script="Guru" typeface="Raavi"/>
-        <a:font script="Cans" typeface="Euphemia"/>
-        <a:font script="Cher" typeface="Plantagenet Cherokee"/>
-        <a:font script="Yiii" typeface="Microsoft Yi Baiti"/>
-        <a:font script="Tibt" typeface="Microsoft Himalaya"/>
-        <a:font script="Thaa" typeface="MV Boli"/>
-        <a:font script="Deva" typeface="Mangal"/>
-        <a:font script="Telu" typeface="Gautami"/>
-        <a:font script="Taml" typeface="Latha"/>
-        <a:font script="Syrc" typeface="Estrangelo Edessa"/>
-        <a:font script="Orya" typeface="Kalinga"/>
-        <a:font script="Mlym" typeface="Kartika"/>
-        <a:font script="Laoo" typeface="DokChampa"/>
-        <a:font script="Sinh" typeface="Iskoola Pota"/>
-        <a:font script="Mong" typeface="Mongolian Baiti"/>
-        <a:font script="Viet" typeface="Times New Roman"/>
-        <a:font script="Uigh" typeface="Microsoft Uighur"/>
-        <a:font script="Geor" typeface="Sylfaen"/>
-        <a:font script="Armn" typeface="Arial"/>
-        <a:font script="Bugi" typeface="Leelawadee UI"/>
-        <a:font script="Bopo" typeface="Microsoft JhengHei"/>
-        <a:font script="Java" typeface="Javanese Text"/>
-        <a:font script="Lisu" typeface="Segoe UI"/>
-        <a:font script="Mymr" typeface="Myanmar Text"/>
-        <a:font script="Nkoo" typeface="Ebrima"/>
-        <a:font script="Olck" typeface="Nirmala UI"/>
-        <a:font script="Osma" typeface="Ebrima"/>
-        <a:font script="Phag" typeface="Phagspa"/>
-        <a:font script="Syrn" typeface="Estrangelo Edessa"/>
-        <a:font script="Syrj" typeface="Estrangelo Edessa"/>
-        <a:font script="Syre" typeface="Estrangelo Edessa"/>
-        <a:font script="Sora" typeface="Nirmala UI"/>
-        <a:font script="Tale" typeface="Microsoft Tai Le"/>
-        <a:font script="Talu" typeface="Microsoft New Tai Lue"/>
-        <a:font script="Tfng" typeface="Ebrima"/>
       </a:majorFont>
       <a:minorFont>
-        <a:latin typeface="Aptos" panose="02110004020202020204"/>
+        <a:latin typeface="Fira Code"/>
         <a:ea typeface=""/>
         <a:cs typeface=""/>
-        <a:font script="Jpan" typeface="游明朝"/>
-        <a:font script="Hang" typeface="맑은 고딕"/>
-        <a:font script="Hans" typeface="等线"/>
-        <a:font script="Hant" typeface="新細明體"/>
-        <a:font script="Arab" typeface="Arial"/>
-        <a:font script="Hebr" typeface="Arial"/>
-        <a:font script="Thai" typeface="Cordia New"/>
-        <a:font script="Ethi" typeface="Nyala"/>
-        <a:font script="Beng" typeface="Vrinda"/>
-        <a:font script="Gujr" typeface="Shruti"/>
-        <a:font script="Khmr" typeface="DaunPenh"/>
-        <a:font script="Knda" typeface="Tunga"/>
-        <a:font script="Guru" typeface="Raavi"/>
-        <a:font script="Cans" typeface="Euphemia"/>
-        <a:font script="Cher" typeface="Plantagenet Cherokee"/>
-        <a:font script="Yiii" typeface="Microsoft Yi Baiti"/>
-        <a:font script="Tibt" typeface="Microsoft Himalaya"/>
-        <a:font script="Thaa" typeface="MV Boli"/>
-        <a:font script="Deva" typeface="Mangal"/>
-        <a:font script="Telu" typeface="Gautami"/>
-        <a:font script="Taml" typeface="Latha"/>
-        <a:font script="Syrc" typeface="Estrangelo Edessa"/>
-        <a:font script="Orya" typeface="Kalinga"/>
-        <a:font script="Mlym" typeface="Kartika"/>
-        <a:font script="Laoo" typeface="DokChampa"/>
-        <a:font script="Sinh" typeface="Iskoola Pota"/>
-        <a:font script="Mong" typeface="Mongolian Baiti"/>
-        <a:font script="Viet" typeface="Arial"/>
-        <a:font script="Uigh" typeface="Microsoft Uighur"/>
-        <a:font script="Geor" typeface="Sylfaen"/>
-        <a:font script="Armn" typeface="Arial"/>
-        <a:font script="Bugi" typeface="Leelawadee UI"/>
-        <a:font script="Bopo" typeface="Microsoft JhengHei"/>
-        <a:font script="Java" typeface="Javanese Text"/>
-        <a:font script="Lisu" typeface="Segoe UI"/>
-        <a:font script="Mymr" typeface="Myanmar Text"/>
-        <a:font script="Nkoo" typeface="Ebrima"/>
-        <a:font script="Olck" typeface="Nirmala UI"/>
-        <a:font script="Osma" typeface="Ebrima"/>
-        <a:font script="Phag" typeface="Phagspa"/>
-        <a:font script="Syrn" typeface="Estrangelo Edessa"/>
-        <a:font script="Syrj" typeface="Estrangelo Edessa"/>
-        <a:font script="Syre" typeface="Estrangelo Edessa"/>
-        <a:font script="Sora" typeface="Nirmala UI"/>
-        <a:font script="Tale" typeface="Microsoft Tai Le"/>
-        <a:font script="Talu" typeface="Microsoft New Tai Lue"/>
-        <a:font script="Tfng" typeface="Ebrima"/>
       </a:minorFont>
     </a:fontScheme>
     <a:fmtScheme name="Office">

--- a/docs/TusMuertos-v2.0-Design.docx
+++ b/docs/TusMuertos-v2.0-Design.docx
@@ -447,15 +447,7 @@
         </w:numPr>
       </w:pPr>
       <w:r>
-        <w:t xml:space="preserve">Image, bin editor, concatenation, elf info, debug, tracer, </w:t>
-      </w:r>
-      <w:proofErr w:type="spellStart"/>
-      <w:r>
-        <w:t>etc</w:t>
-      </w:r>
-      <w:proofErr w:type="spellEnd"/>
-      <w:r>
-        <w:t>……</w:t>
+        <w:t>Image, bin editor, concatenation, elf info, debug, tracer, etc……</w:t>
       </w:r>
     </w:p>
     <w:p/>
@@ -525,15 +517,7 @@
         </w:numPr>
       </w:pPr>
       <w:r>
-        <w:t xml:space="preserve">2 Stages. Minimal first stage until Protected mode + Second stage to </w:t>
-      </w:r>
-      <w:proofErr w:type="gramStart"/>
-      <w:r>
-        <w:t>Long</w:t>
-      </w:r>
-      <w:proofErr w:type="gramEnd"/>
-      <w:r>
-        <w:t xml:space="preserve"> mode</w:t>
+        <w:t>2 Stages. Minimal first stage until Protected mode + Second stage to Long mode</w:t>
       </w:r>
     </w:p>
     <w:p>
@@ -749,15 +733,7 @@
         </w:numPr>
       </w:pPr>
       <w:r>
-        <w:t xml:space="preserve">Jump to Protected mode if Stage1 </w:t>
-      </w:r>
-      <w:proofErr w:type="gramStart"/>
-      <w:r>
-        <w:t>did</w:t>
-      </w:r>
-      <w:proofErr w:type="gramEnd"/>
-      <w:r>
-        <w:t xml:space="preserve"> not change mode.</w:t>
+        <w:t>Jump to Protected mode if Stage1 did not change mode.</w:t>
       </w:r>
     </w:p>
     <w:p>
@@ -769,23 +745,7 @@
         </w:numPr>
       </w:pPr>
       <w:r>
-        <w:t xml:space="preserve">Enable </w:t>
-      </w:r>
-      <w:proofErr w:type="gramStart"/>
-      <w:r>
-        <w:t>A20, or</w:t>
-      </w:r>
-      <w:proofErr w:type="gramEnd"/>
-      <w:r>
-        <w:t xml:space="preserve"> at least check. There are multiple strategies for this. Some platforms have fast </w:t>
-      </w:r>
-      <w:proofErr w:type="gramStart"/>
-      <w:r>
-        <w:t>enable</w:t>
-      </w:r>
-      <w:proofErr w:type="gramEnd"/>
-      <w:r>
-        <w:t xml:space="preserve"> 0x92, or they come with A20 already enable. XXXX</w:t>
+        <w:t>Enable A20, or at least check. There are multiple strategies for this. Some platforms have fast enable 0x92, or they come with A20 already enable. XXXX</w:t>
       </w:r>
     </w:p>
     <w:p>
@@ -809,15 +769,7 @@
         </w:numPr>
       </w:pPr>
       <w:r>
-        <w:t xml:space="preserve">Gather info for the kernel: Memory, graphics, bios, </w:t>
-      </w:r>
-      <w:proofErr w:type="spellStart"/>
-      <w:r>
-        <w:t>acpi</w:t>
-      </w:r>
-      <w:proofErr w:type="spellEnd"/>
-      <w:r>
-        <w:t>, others…</w:t>
+        <w:t>Gather info for the kernel: Memory, graphics, bios, acpi, others…</w:t>
       </w:r>
     </w:p>
     <w:p>
@@ -841,15 +793,7 @@
         </w:numPr>
       </w:pPr>
       <w:r>
-        <w:t xml:space="preserve">Flat binary: Explore this option, </w:t>
-      </w:r>
-      <w:proofErr w:type="gramStart"/>
-      <w:r>
-        <w:t>maybe</w:t>
-      </w:r>
-      <w:proofErr w:type="gramEnd"/>
-      <w:r>
-        <w:t xml:space="preserve"> is simpler</w:t>
+        <w:t>Flat binary: Explore this option, maybe is simpler</w:t>
       </w:r>
     </w:p>
     <w:p>
@@ -861,15 +805,7 @@
         </w:numPr>
       </w:pPr>
       <w:r>
-        <w:t xml:space="preserve">ELF: Parser + segments + </w:t>
-      </w:r>
-      <w:proofErr w:type="spellStart"/>
-      <w:r>
-        <w:t>etc</w:t>
-      </w:r>
-      <w:proofErr w:type="spellEnd"/>
-      <w:r>
-        <w:t>…</w:t>
+        <w:t>ELF: Parser + segments + etc…</w:t>
       </w:r>
     </w:p>
     <w:p>
@@ -905,15 +841,7 @@
         </w:numPr>
       </w:pPr>
       <w:r>
-        <w:t xml:space="preserve">Verify if long </w:t>
-      </w:r>
-      <w:proofErr w:type="gramStart"/>
-      <w:r>
-        <w:t>mode</w:t>
-      </w:r>
-      <w:proofErr w:type="gramEnd"/>
-      <w:r>
-        <w:t xml:space="preserve"> if possible, for completeness</w:t>
+        <w:t>Verify if long mode if possible, for completeness</w:t>
       </w:r>
     </w:p>
     <w:p>
@@ -1100,7 +1028,6 @@
       <w:r>
         <w:t>Invoke explorer Windows using “</w:t>
       </w:r>
-      <w:proofErr w:type="gramStart"/>
       <w:r>
         <w:rPr>
           <w:b/>
@@ -1108,7 +1035,6 @@
         </w:rPr>
         <w:t>explorer.exe .</w:t>
       </w:r>
-      <w:proofErr w:type="gramEnd"/>
       <w:r>
         <w:t>”</w:t>
       </w:r>
@@ -1133,23 +1059,7 @@
           <w:b/>
           <w:bCs/>
         </w:rPr>
-        <w:t>/</w:t>
-      </w:r>
-      <w:proofErr w:type="spellStart"/>
-      <w:r>
-        <w:rPr>
-          <w:b/>
-          <w:bCs/>
-        </w:rPr>
-        <w:t>mnt</w:t>
-      </w:r>
-      <w:proofErr w:type="spellEnd"/>
-      <w:r>
-        <w:rPr>
-          <w:b/>
-          <w:bCs/>
-        </w:rPr>
-        <w:t>/c/Program Files (x86)</w:t>
+        <w:t>/mnt/c/Program Files (x86)</w:t>
       </w:r>
     </w:p>
     <w:p>
@@ -1266,13 +1176,8 @@
           <w:bCs/>
         </w:rPr>
       </w:pPr>
-      <w:proofErr w:type="gramStart"/>
-      <w:r>
-        <w:t>Also</w:t>
-      </w:r>
-      <w:proofErr w:type="gramEnd"/>
-      <w:r>
-        <w:t xml:space="preserve"> you can </w:t>
+      <w:r>
+        <w:t xml:space="preserve">Also you can </w:t>
       </w:r>
       <w:r>
         <w:t xml:space="preserve">net use </w:t>
@@ -1320,35 +1225,18 @@
       <w:r>
         <w:t>Example: “</w:t>
       </w:r>
-      <w:proofErr w:type="spellStart"/>
-      <w:r>
-        <w:rPr>
-          <w:b/>
-          <w:bCs/>
-        </w:rPr>
-        <w:t>wsl</w:t>
-      </w:r>
-      <w:proofErr w:type="spellEnd"/>
-      <w:r>
-        <w:rPr>
-          <w:b/>
-          <w:bCs/>
-        </w:rPr>
-        <w:t xml:space="preserve"> ls -la</w:t>
+      <w:r>
+        <w:rPr>
+          <w:b/>
+          <w:bCs/>
+        </w:rPr>
+        <w:t>wsl ls -la</w:t>
       </w:r>
       <w:r>
         <w:t>”</w:t>
       </w:r>
       <w:r>
-        <w:t xml:space="preserve"> will output </w:t>
-      </w:r>
-      <w:proofErr w:type="spellStart"/>
-      <w:r>
-        <w:t>Windos</w:t>
-      </w:r>
-      <w:proofErr w:type="spellEnd"/>
-      <w:r>
-        <w:t xml:space="preserve"> folder but using Linux ls</w:t>
+        <w:t xml:space="preserve"> will output Windos folder but using Linux ls</w:t>
       </w:r>
     </w:p>
     <w:p>
@@ -1362,37 +1250,12 @@
       <w:r>
         <w:t xml:space="preserve">Example: </w:t>
       </w:r>
-      <w:proofErr w:type="spellStart"/>
-      <w:r>
-        <w:rPr>
-          <w:b/>
-          <w:bCs/>
-        </w:rPr>
-        <w:t>wsl</w:t>
-      </w:r>
-      <w:proofErr w:type="spellEnd"/>
-      <w:r>
-        <w:rPr>
-          <w:b/>
-          <w:bCs/>
-        </w:rPr>
-        <w:t xml:space="preserve"> ls -la | </w:t>
-      </w:r>
-      <w:proofErr w:type="spellStart"/>
-      <w:r>
-        <w:rPr>
-          <w:b/>
-          <w:bCs/>
-        </w:rPr>
-        <w:t>findstr</w:t>
-      </w:r>
-      <w:proofErr w:type="spellEnd"/>
-      <w:r>
-        <w:rPr>
-          <w:b/>
-          <w:bCs/>
-        </w:rPr>
-        <w:t xml:space="preserve"> "git"</w:t>
+      <w:r>
+        <w:rPr>
+          <w:b/>
+          <w:bCs/>
+        </w:rPr>
+        <w:t>wsl ls -la | findstr "git"</w:t>
       </w:r>
     </w:p>
     <w:p>
@@ -1468,13 +1331,8 @@
           <w:numId w:val="1"/>
         </w:numPr>
       </w:pPr>
-      <w:proofErr w:type="spellStart"/>
-      <w:r>
-        <w:t>sudo</w:t>
-      </w:r>
-      <w:proofErr w:type="spellEnd"/>
-      <w:r>
-        <w:t xml:space="preserve"> apt update</w:t>
+      <w:r>
+        <w:t>sudo apt update</w:t>
       </w:r>
     </w:p>
     <w:p>
@@ -1485,13 +1343,8 @@
           <w:numId w:val="1"/>
         </w:numPr>
       </w:pPr>
-      <w:proofErr w:type="spellStart"/>
-      <w:r>
-        <w:t>sudo</w:t>
-      </w:r>
-      <w:proofErr w:type="spellEnd"/>
-      <w:r>
-        <w:t xml:space="preserve"> apt upgrade -y</w:t>
+      <w:r>
+        <w:t>sudo apt upgrade -y</w:t>
       </w:r>
     </w:p>
     <w:p>
@@ -1502,13 +1355,8 @@
           <w:numId w:val="1"/>
         </w:numPr>
       </w:pPr>
-      <w:proofErr w:type="spellStart"/>
-      <w:r>
-        <w:t>sudo</w:t>
-      </w:r>
-      <w:proofErr w:type="spellEnd"/>
-      <w:r>
-        <w:t xml:space="preserve"> apt full-upgrade -y</w:t>
+      <w:r>
+        <w:t>sudo apt full-upgrade -y</w:t>
       </w:r>
     </w:p>
     <w:p>
@@ -1519,21 +1367,8 @@
           <w:numId w:val="1"/>
         </w:numPr>
       </w:pPr>
-      <w:proofErr w:type="spellStart"/>
-      <w:r>
-        <w:t>sudo</w:t>
-      </w:r>
-      <w:proofErr w:type="spellEnd"/>
-      <w:r>
-        <w:t xml:space="preserve"> apt </w:t>
-      </w:r>
-      <w:proofErr w:type="spellStart"/>
-      <w:r>
-        <w:t>autoremove</w:t>
-      </w:r>
-      <w:proofErr w:type="spellEnd"/>
-      <w:r>
-        <w:t xml:space="preserve"> -y</w:t>
+      <w:r>
+        <w:t>sudo apt autoremove -y</w:t>
       </w:r>
     </w:p>
     <w:p>
@@ -1544,13 +1379,8 @@
           <w:numId w:val="1"/>
         </w:numPr>
       </w:pPr>
-      <w:proofErr w:type="gramStart"/>
-      <w:r>
-        <w:t>Install</w:t>
-      </w:r>
-      <w:proofErr w:type="gramEnd"/>
-      <w:r>
-        <w:t xml:space="preserve"> NASM assembler</w:t>
+      <w:r>
+        <w:t>Install NASM assembler</w:t>
       </w:r>
     </w:p>
     <w:p>
@@ -1561,21 +1391,8 @@
           <w:numId w:val="1"/>
         </w:numPr>
       </w:pPr>
-      <w:proofErr w:type="spellStart"/>
-      <w:r>
-        <w:t>sudo</w:t>
-      </w:r>
-      <w:proofErr w:type="spellEnd"/>
-      <w:r>
-        <w:t xml:space="preserve"> apt install </w:t>
-      </w:r>
-      <w:proofErr w:type="spellStart"/>
-      <w:r>
-        <w:t>nasm</w:t>
-      </w:r>
-      <w:proofErr w:type="spellEnd"/>
-      <w:r>
-        <w:t xml:space="preserve"> -y</w:t>
+      <w:r>
+        <w:t>sudo apt install nasm -y</w:t>
       </w:r>
     </w:p>
     <w:p>
@@ -1587,23 +1404,7 @@
         </w:numPr>
       </w:pPr>
       <w:r>
-        <w:t xml:space="preserve">Create a temporary alias for </w:t>
-      </w:r>
-      <w:proofErr w:type="spellStart"/>
-      <w:r>
-        <w:t>cls</w:t>
-      </w:r>
-      <w:proofErr w:type="spellEnd"/>
-      <w:r>
-        <w:t xml:space="preserve"> = </w:t>
-      </w:r>
-      <w:proofErr w:type="gramStart"/>
-      <w:r>
-        <w:t>clear(</w:t>
-      </w:r>
-      <w:proofErr w:type="gramEnd"/>
-      <w:r>
-        <w:t>investigate how to make it permanent)</w:t>
+        <w:t>Install bximage:</w:t>
       </w:r>
     </w:p>
     <w:p>
@@ -1615,15 +1416,7 @@
         </w:numPr>
       </w:pPr>
       <w:r>
-        <w:t xml:space="preserve">alias </w:t>
-      </w:r>
-      <w:proofErr w:type="spellStart"/>
-      <w:r>
-        <w:t>cls</w:t>
-      </w:r>
-      <w:proofErr w:type="spellEnd"/>
-      <w:r>
-        <w:t>='clear'</w:t>
+        <w:t>sudo apt install bximage</w:t>
       </w:r>
     </w:p>
     <w:p>
@@ -1635,15 +1428,31 @@
         </w:numPr>
       </w:pPr>
       <w:r>
-        <w:t xml:space="preserve">Install </w:t>
-      </w:r>
-      <w:proofErr w:type="spellStart"/>
-      <w:r>
-        <w:t>qemu</w:t>
-      </w:r>
-      <w:proofErr w:type="spellEnd"/>
-      <w:r>
-        <w:t xml:space="preserve"> on Windows:</w:t>
+        <w:t>Create a temporary alias for cls = clear(investigate how to make it permanent)</w:t>
+      </w:r>
+    </w:p>
+    <w:p>
+      <w:pPr>
+        <w:pStyle w:val="ListParagraph"/>
+        <w:numPr>
+          <w:ilvl w:val="1"/>
+          <w:numId w:val="1"/>
+        </w:numPr>
+      </w:pPr>
+      <w:r>
+        <w:t>alias cls='clear'</w:t>
+      </w:r>
+    </w:p>
+    <w:p>
+      <w:pPr>
+        <w:pStyle w:val="ListParagraph"/>
+        <w:numPr>
+          <w:ilvl w:val="0"/>
+          <w:numId w:val="1"/>
+        </w:numPr>
+      </w:pPr>
+      <w:r>
+        <w:t>Install qemu on Windows:</w:t>
       </w:r>
       <w:r>
         <w:t xml:space="preserve"> </w:t>
@@ -1687,107 +1496,221 @@
       <w:pPr>
         <w:pStyle w:val="ListParagraph"/>
         <w:numPr>
+          <w:ilvl w:val="0"/>
+          <w:numId w:val="1"/>
+        </w:numPr>
+      </w:pPr>
+      <w:r>
+        <w:t xml:space="preserve">Install Bochs, version 3.0 October 2025 </w:t>
+      </w:r>
+      <w:hyperlink r:id="rId9" w:history="1">
+        <w:r>
+          <w:rPr>
+            <w:rStyle w:val="Hyperlink"/>
+          </w:rPr>
+          <w:t>https://github.com/bochs-emu/Bochs/releases</w:t>
+        </w:r>
+      </w:hyperlink>
+      <w:r>
+        <w:t xml:space="preserve"> </w:t>
+      </w:r>
+    </w:p>
+    <w:p>
+      <w:pPr>
+        <w:pStyle w:val="ListParagraph"/>
+        <w:numPr>
           <w:ilvl w:val="1"/>
           <w:numId w:val="1"/>
         </w:numPr>
       </w:pPr>
+      <w:r>
+        <w:t xml:space="preserve">Installation path: </w:t>
+      </w:r>
+      <w:r>
+        <w:t>C:\Program Files\Bochs-3.0</w:t>
+      </w:r>
     </w:p>
     <w:p/>
     <w:p>
       <w:pPr>
-        <w:pStyle w:val="Heading1"/>
-      </w:pPr>
-      <w:r>
-        <w:t>Common Linux and Windows commands</w:t>
-      </w:r>
-    </w:p>
-    <w:p/>
-    <w:p>
-      <w:pPr>
         <w:pStyle w:val="Heading2"/>
       </w:pPr>
       <w:r>
-        <w:t>Linux</w:t>
-      </w:r>
-    </w:p>
-    <w:p/>
-    <w:p>
-      <w:proofErr w:type="spellStart"/>
-      <w:r>
-        <w:t>nasm</w:t>
-      </w:r>
-      <w:proofErr w:type="spellEnd"/>
-      <w:r>
-        <w:t xml:space="preserve"> -f bin </w:t>
-      </w:r>
-      <w:proofErr w:type="spellStart"/>
-      <w:r>
-        <w:t>src</w:t>
-      </w:r>
-      <w:proofErr w:type="spellEnd"/>
-      <w:r>
-        <w:t xml:space="preserve">/bootloader/stage1.asm -o </w:t>
-      </w:r>
-      <w:proofErr w:type="spellStart"/>
-      <w:r>
-        <w:t>src</w:t>
-      </w:r>
-      <w:proofErr w:type="spellEnd"/>
-      <w:r>
-        <w:t>/build/stage1.bin</w:t>
-      </w:r>
-    </w:p>
-    <w:p/>
-    <w:p>
-      <w:pPr>
-        <w:pStyle w:val="Heading2"/>
-      </w:pPr>
-      <w:r>
-        <w:t>Windows PowerShell</w:t>
-      </w:r>
-    </w:p>
-    <w:p/>
-    <w:p>
-      <w:r>
-        <w:t xml:space="preserve">Run </w:t>
-      </w:r>
-      <w:proofErr w:type="spellStart"/>
-      <w:r>
-        <w:t>qemu</w:t>
-      </w:r>
-      <w:proofErr w:type="spellEnd"/>
-      <w:r>
-        <w:t xml:space="preserve"> with the bootloader bin</w:t>
-      </w:r>
-    </w:p>
-    <w:p>
-      <w:r>
-        <w:t>qemu-system-i386 -drive format=</w:t>
-      </w:r>
-      <w:proofErr w:type="gramStart"/>
-      <w:r>
-        <w:t>raw,file</w:t>
-      </w:r>
-      <w:proofErr w:type="gramEnd"/>
-      <w:r>
-        <w:t>=</w:t>
-      </w:r>
-      <w:proofErr w:type="gramStart"/>
-      <w:r>
-        <w:t>C:\Users\mihe\Dropbox\TusMuertOS-Oct2025\src\build\stage1.bin,if</w:t>
-      </w:r>
-      <w:proofErr w:type="gramEnd"/>
-      <w:r>
-        <w:t>=floppy</w:t>
+        <w:t>BUILD PROCESS BEFORE MAKE</w:t>
       </w:r>
     </w:p>
     <w:p/>
     <w:p/>
     <w:p>
       <w:pPr>
+        <w:pStyle w:val="Heading2"/>
+      </w:pPr>
+      <w:r>
+        <w:t>BUILD PROCESS AFTER MAKE</w:t>
+      </w:r>
+    </w:p>
+    <w:p/>
+    <w:p>
+      <w:pPr>
         <w:pStyle w:val="Heading1"/>
       </w:pPr>
       <w:r>
+        <w:t>Common Linux and Windows commands</w:t>
+      </w:r>
+    </w:p>
+    <w:p/>
+    <w:p>
+      <w:pPr>
+        <w:pStyle w:val="Heading2"/>
+      </w:pPr>
+      <w:r>
+        <w:t>Linux</w:t>
+      </w:r>
+    </w:p>
+    <w:p/>
+    <w:p>
+      <w:r>
+        <w:t>nasm -f bin src/bootloader/stage1.asm -o src/build/stage1.bin</w:t>
+      </w:r>
+    </w:p>
+    <w:p/>
+    <w:p>
+      <w:r>
+        <w:t xml:space="preserve">bximage to create an empty floppy disk. It is an interactive tool with a menu. It shows this info after execution: </w:t>
+      </w:r>
+      <w:r>
+        <w:t>The following line should appear in your bochsrc:</w:t>
+      </w:r>
+    </w:p>
+    <w:p>
+      <w:r>
+        <w:lastRenderedPageBreak/>
+        <w:t xml:space="preserve">  floppya: image="floppy.img", status=inserted</w:t>
+      </w:r>
+    </w:p>
+    <w:p>
+      <w:r>
+        <w:t xml:space="preserve">Alternative to create the empty disk: </w:t>
+      </w:r>
+      <w:r>
+        <w:t>dd if=/dev/zero of=teaching.img bs=512 count=2880</w:t>
+      </w:r>
+    </w:p>
+    <w:p/>
+    <w:p>
+      <w:r>
+        <w:t xml:space="preserve">Inject the bootloader (512 bytes, One sector if I am not mistaketn) at the beginning of the empty disk image: </w:t>
+      </w:r>
+      <w:r>
+        <w:t>dd if=stage1.bin of=floppy.img bs=512 count=1 conv=notrunc</w:t>
+      </w:r>
+    </w:p>
+    <w:p/>
+    <w:p>
+      <w:r>
+        <w:t xml:space="preserve">To quickly see the content of the disk: </w:t>
+      </w:r>
+      <w:r>
+        <w:t>xxd -l 512 floppy.img</w:t>
+      </w:r>
+    </w:p>
+    <w:p/>
+    <w:p/>
+    <w:p>
+      <w:pPr>
+        <w:pStyle w:val="Heading2"/>
+      </w:pPr>
+      <w:r>
+        <w:t>Windows PowerShell</w:t>
+      </w:r>
+    </w:p>
+    <w:p/>
+    <w:p>
+      <w:r>
+        <w:t>Run qemu with the bootloader bin</w:t>
+      </w:r>
+    </w:p>
+    <w:p>
+      <w:r>
+        <w:t>qemu-system-i386 -drive format=raw,file=C:\Users\mihe\Dropbox\TusMuertOS-Oct2025\src\build\stage1.bin,if=floppy</w:t>
+      </w:r>
+    </w:p>
+    <w:p/>
+    <w:p>
+      <w:r>
+        <w:t>Prepare and run Bochs</w:t>
+      </w:r>
+    </w:p>
+    <w:p>
+      <w:r>
+        <w:t xml:space="preserve">Create a Bochs configuration file, copying the template: </w:t>
+      </w:r>
+      <w:r>
+        <w:t>bochsrc-sample.txt</w:t>
+      </w:r>
+    </w:p>
+    <w:p>
+      <w:r>
+        <w:t xml:space="preserve">Uncomment the lines you require with the settings you require. </w:t>
+      </w:r>
+    </w:p>
+    <w:p>
+      <w:r>
+        <w:t>Copy the template where the img is (in the file you also use full path or relative to the .img and output logs).</w:t>
+      </w:r>
+    </w:p>
+    <w:p>
+      <w:r>
+        <w:t xml:space="preserve">Run this: </w:t>
+      </w:r>
+      <w:r>
+        <w:t>bochs -f .\bochsrc-runtime.txt -q -debugger</w:t>
+      </w:r>
+    </w:p>
+    <w:p>
+      <w:r>
+        <w:tab/>
+        <w:t>-f: configfile</w:t>
+      </w:r>
+    </w:p>
+    <w:p>
+      <w:r>
+        <w:tab/>
+        <w:t>-q: don’t show the configuration screen before start</w:t>
+      </w:r>
+    </w:p>
+    <w:p>
+      <w:r>
+        <w:tab/>
+        <w:t>-debugger: memory, registers, etc…</w:t>
+      </w:r>
+    </w:p>
+    <w:p>
+      <w:r>
+        <w:t>bochs -f .\bochsrc-runtime.txt -q -debugger</w:t>
+      </w:r>
+    </w:p>
+    <w:p/>
+    <w:p>
+      <w:r>
+        <w:t>NEXT DAY !!!!!!!!!!!!!!!!!!!!!!!!!!!!!!!!!!!!!!</w:t>
+      </w:r>
+    </w:p>
+    <w:p>
+      <w:r>
+        <w:t>bochs -f .\bochsrc-runtime.txt -q -debugger -rc .\bochs.cmds</w:t>
+      </w:r>
+      <w:r>
+        <w:t xml:space="preserve"> try to enable automatic breakpoint, without magic breakpoints, which take space from the bootloader.</w:t>
+      </w:r>
+    </w:p>
+    <w:p/>
+    <w:p>
+      <w:pPr>
+        <w:pStyle w:val="Heading1"/>
+      </w:pPr>
+      <w:r>
+        <w:lastRenderedPageBreak/>
         <w:t>Random nuggets of knowledge</w:t>
       </w:r>
     </w:p>
@@ -1797,7 +1720,6 @@
         <w:pStyle w:val="Heading2"/>
       </w:pPr>
       <w:r>
-        <w:lastRenderedPageBreak/>
         <w:t>How Org directive works in NASM assembly</w:t>
       </w:r>
     </w:p>
@@ -1833,15 +1755,7 @@
         </w:pBdr>
       </w:pPr>
       <w:r>
-        <w:t xml:space="preserve">    mov ax, start    </w:t>
-      </w:r>
-      <w:proofErr w:type="gramStart"/>
-      <w:r>
-        <w:t xml:space="preserve">  ;</w:t>
-      </w:r>
-      <w:proofErr w:type="gramEnd"/>
-      <w:r>
-        <w:t xml:space="preserve"> imm16 encodes the absolute offset of “start”</w:t>
+        <w:t xml:space="preserve">    mov ax, start      ; imm16 encodes the absolute offset of “start”</w:t>
       </w:r>
     </w:p>
     <w:p>
@@ -1866,6 +1780,66 @@
       </w:pPr>
       <w:r>
         <w:t>With org 0x0000, it assembles as: B8 00 00 (AX ← 0x0000)</w:t>
+      </w:r>
+    </w:p>
+    <w:p/>
+    <w:p/>
+    <w:p/>
+    <w:p/>
+    <w:p>
+      <w:pPr>
+        <w:pStyle w:val="Heading2"/>
+      </w:pPr>
+      <w:r>
+        <w:t>Screenshots</w:t>
+      </w:r>
+    </w:p>
+    <w:p/>
+    <w:p>
+      <w:r>
+        <w:t>31-October-2025</w:t>
+      </w:r>
+    </w:p>
+    <w:p/>
+    <w:p/>
+    <w:p>
+      <w:r>
+        <w:lastRenderedPageBreak/>
+        <w:drawing>
+          <wp:inline distT="0" distB="0" distL="0" distR="0" wp14:anchorId="13B72F9A" wp14:editId="3497B51B">
+            <wp:extent cx="5943600" cy="3763645"/>
+            <wp:effectExtent l="0" t="0" r="0" b="8255"/>
+            <wp:docPr id="1202577022" name="Picture 1" descr="A screenshot of a computer&#10;&#10;AI-generated content may be incorrect."/>
+            <wp:cNvGraphicFramePr>
+              <a:graphicFrameLocks xmlns:a="http://schemas.openxmlformats.org/drawingml/2006/main" noChangeAspect="1"/>
+            </wp:cNvGraphicFramePr>
+            <a:graphic xmlns:a="http://schemas.openxmlformats.org/drawingml/2006/main">
+              <a:graphicData uri="http://schemas.openxmlformats.org/drawingml/2006/picture">
+                <pic:pic xmlns:pic="http://schemas.openxmlformats.org/drawingml/2006/picture">
+                  <pic:nvPicPr>
+                    <pic:cNvPr id="1202577022" name="Picture 1" descr="A screenshot of a computer&#10;&#10;AI-generated content may be incorrect."/>
+                    <pic:cNvPicPr/>
+                  </pic:nvPicPr>
+                  <pic:blipFill>
+                    <a:blip r:embed="rId10"/>
+                    <a:stretch>
+                      <a:fillRect/>
+                    </a:stretch>
+                  </pic:blipFill>
+                  <pic:spPr>
+                    <a:xfrm>
+                      <a:off x="0" y="0"/>
+                      <a:ext cx="5943600" cy="3763645"/>
+                    </a:xfrm>
+                    <a:prstGeom prst="rect">
+                      <a:avLst/>
+                    </a:prstGeom>
+                  </pic:spPr>
+                </pic:pic>
+              </a:graphicData>
+            </a:graphic>
+          </wp:inline>
+        </w:drawing>
       </w:r>
     </w:p>
     <w:sectPr>
@@ -2139,6 +2113,15 @@
     <w:abstractNumId w:val="0"/>
   </w:num>
   <w:num w:numId="18" w16cid:durableId="438843113">
+    <w:abstractNumId w:val="0"/>
+  </w:num>
+  <w:num w:numId="19" w16cid:durableId="1767576235">
+    <w:abstractNumId w:val="0"/>
+  </w:num>
+  <w:num w:numId="20" w16cid:durableId="2083985307">
+    <w:abstractNumId w:val="0"/>
+  </w:num>
+  <w:num w:numId="21" w16cid:durableId="808014797">
     <w:abstractNumId w:val="0"/>
   </w:num>
 </w:numbering>

--- a/docs/TusMuertos-v2.0-Design.docx
+++ b/docs/TusMuertos-v2.0-Design.docx
@@ -202,8 +202,13 @@
         <w:t>/Zig</w:t>
       </w:r>
       <w:r>
-        <w:t xml:space="preserve"> for challenge. NASM assembly for bootloader</w:t>
-      </w:r>
+        <w:t xml:space="preserve"> for challenge. NASM assembly for </w:t>
+      </w:r>
+      <w:proofErr w:type="gramStart"/>
+      <w:r>
+        <w:t>bootloader</w:t>
+      </w:r>
+      <w:proofErr w:type="gramEnd"/>
       <w:r>
         <w:t xml:space="preserve">. </w:t>
       </w:r>
@@ -447,7 +452,15 @@
         </w:numPr>
       </w:pPr>
       <w:r>
-        <w:t>Image, bin editor, concatenation, elf info, debug, tracer, etc……</w:t>
+        <w:t xml:space="preserve">Image, bin editor, concatenation, elf info, debug, tracer, </w:t>
+      </w:r>
+      <w:proofErr w:type="spellStart"/>
+      <w:r>
+        <w:t>etc</w:t>
+      </w:r>
+      <w:proofErr w:type="spellEnd"/>
+      <w:r>
+        <w:t>……</w:t>
       </w:r>
     </w:p>
     <w:p/>
@@ -517,7 +530,15 @@
         </w:numPr>
       </w:pPr>
       <w:r>
-        <w:t>2 Stages. Minimal first stage until Protected mode + Second stage to Long mode</w:t>
+        <w:t xml:space="preserve">2 Stages. Minimal first stage until Protected mode + Second stage to </w:t>
+      </w:r>
+      <w:proofErr w:type="gramStart"/>
+      <w:r>
+        <w:t>Long</w:t>
+      </w:r>
+      <w:proofErr w:type="gramEnd"/>
+      <w:r>
+        <w:t xml:space="preserve"> mode</w:t>
       </w:r>
     </w:p>
     <w:p>
@@ -733,7 +754,15 @@
         </w:numPr>
       </w:pPr>
       <w:r>
-        <w:t>Jump to Protected mode if Stage1 did not change mode.</w:t>
+        <w:t xml:space="preserve">Jump to Protected mode if Stage1 </w:t>
+      </w:r>
+      <w:proofErr w:type="gramStart"/>
+      <w:r>
+        <w:t>did</w:t>
+      </w:r>
+      <w:proofErr w:type="gramEnd"/>
+      <w:r>
+        <w:t xml:space="preserve"> not change mode.</w:t>
       </w:r>
     </w:p>
     <w:p>
@@ -745,7 +774,23 @@
         </w:numPr>
       </w:pPr>
       <w:r>
-        <w:t>Enable A20, or at least check. There are multiple strategies for this. Some platforms have fast enable 0x92, or they come with A20 already enable. XXXX</w:t>
+        <w:t xml:space="preserve">Enable </w:t>
+      </w:r>
+      <w:proofErr w:type="gramStart"/>
+      <w:r>
+        <w:t>A20, or</w:t>
+      </w:r>
+      <w:proofErr w:type="gramEnd"/>
+      <w:r>
+        <w:t xml:space="preserve"> at least check. There are multiple strategies for this. Some platforms have fast </w:t>
+      </w:r>
+      <w:proofErr w:type="gramStart"/>
+      <w:r>
+        <w:t>enable</w:t>
+      </w:r>
+      <w:proofErr w:type="gramEnd"/>
+      <w:r>
+        <w:t xml:space="preserve"> 0x92, or they come with A20 already enable. XXXX</w:t>
       </w:r>
     </w:p>
     <w:p>
@@ -769,7 +814,15 @@
         </w:numPr>
       </w:pPr>
       <w:r>
-        <w:t>Gather info for the kernel: Memory, graphics, bios, acpi, others…</w:t>
+        <w:t xml:space="preserve">Gather info for the kernel: Memory, graphics, bios, </w:t>
+      </w:r>
+      <w:proofErr w:type="spellStart"/>
+      <w:r>
+        <w:t>acpi</w:t>
+      </w:r>
+      <w:proofErr w:type="spellEnd"/>
+      <w:r>
+        <w:t>, others…</w:t>
       </w:r>
     </w:p>
     <w:p>
@@ -793,7 +846,15 @@
         </w:numPr>
       </w:pPr>
       <w:r>
-        <w:t>Flat binary: Explore this option, maybe is simpler</w:t>
+        <w:t xml:space="preserve">Flat binary: Explore this option, </w:t>
+      </w:r>
+      <w:proofErr w:type="gramStart"/>
+      <w:r>
+        <w:t>maybe</w:t>
+      </w:r>
+      <w:proofErr w:type="gramEnd"/>
+      <w:r>
+        <w:t xml:space="preserve"> is simpler</w:t>
       </w:r>
     </w:p>
     <w:p>
@@ -805,7 +866,15 @@
         </w:numPr>
       </w:pPr>
       <w:r>
-        <w:t>ELF: Parser + segments + etc…</w:t>
+        <w:t xml:space="preserve">ELF: Parser + segments + </w:t>
+      </w:r>
+      <w:proofErr w:type="spellStart"/>
+      <w:r>
+        <w:t>etc</w:t>
+      </w:r>
+      <w:proofErr w:type="spellEnd"/>
+      <w:r>
+        <w:t>…</w:t>
       </w:r>
     </w:p>
     <w:p>
@@ -841,7 +910,15 @@
         </w:numPr>
       </w:pPr>
       <w:r>
-        <w:t>Verify if long mode if possible, for completeness</w:t>
+        <w:t xml:space="preserve">Verify if long </w:t>
+      </w:r>
+      <w:proofErr w:type="gramStart"/>
+      <w:r>
+        <w:t>mode</w:t>
+      </w:r>
+      <w:proofErr w:type="gramEnd"/>
+      <w:r>
+        <w:t xml:space="preserve"> if possible, for completeness</w:t>
       </w:r>
     </w:p>
     <w:p>
@@ -1028,6 +1105,7 @@
       <w:r>
         <w:t>Invoke explorer Windows using “</w:t>
       </w:r>
+      <w:proofErr w:type="gramStart"/>
       <w:r>
         <w:rPr>
           <w:b/>
@@ -1035,6 +1113,7 @@
         </w:rPr>
         <w:t>explorer.exe .</w:t>
       </w:r>
+      <w:proofErr w:type="gramEnd"/>
       <w:r>
         <w:t>”</w:t>
       </w:r>
@@ -1059,7 +1138,23 @@
           <w:b/>
           <w:bCs/>
         </w:rPr>
-        <w:t>/mnt/c/Program Files (x86)</w:t>
+        <w:t>/</w:t>
+      </w:r>
+      <w:proofErr w:type="spellStart"/>
+      <w:r>
+        <w:rPr>
+          <w:b/>
+          <w:bCs/>
+        </w:rPr>
+        <w:t>mnt</w:t>
+      </w:r>
+      <w:proofErr w:type="spellEnd"/>
+      <w:r>
+        <w:rPr>
+          <w:b/>
+          <w:bCs/>
+        </w:rPr>
+        <w:t>/c/Program Files (x86)</w:t>
       </w:r>
     </w:p>
     <w:p>
@@ -1176,8 +1271,13 @@
           <w:bCs/>
         </w:rPr>
       </w:pPr>
-      <w:r>
-        <w:t xml:space="preserve">Also you can </w:t>
+      <w:proofErr w:type="gramStart"/>
+      <w:r>
+        <w:t>Also</w:t>
+      </w:r>
+      <w:proofErr w:type="gramEnd"/>
+      <w:r>
+        <w:t xml:space="preserve"> you can </w:t>
       </w:r>
       <w:r>
         <w:t xml:space="preserve">net use </w:t>
@@ -1225,18 +1325,35 @@
       <w:r>
         <w:t>Example: “</w:t>
       </w:r>
-      <w:r>
-        <w:rPr>
-          <w:b/>
-          <w:bCs/>
-        </w:rPr>
-        <w:t>wsl ls -la</w:t>
+      <w:proofErr w:type="spellStart"/>
+      <w:r>
+        <w:rPr>
+          <w:b/>
+          <w:bCs/>
+        </w:rPr>
+        <w:t>wsl</w:t>
+      </w:r>
+      <w:proofErr w:type="spellEnd"/>
+      <w:r>
+        <w:rPr>
+          <w:b/>
+          <w:bCs/>
+        </w:rPr>
+        <w:t xml:space="preserve"> ls -la</w:t>
       </w:r>
       <w:r>
         <w:t>”</w:t>
       </w:r>
       <w:r>
-        <w:t xml:space="preserve"> will output Windos folder but using Linux ls</w:t>
+        <w:t xml:space="preserve"> will output </w:t>
+      </w:r>
+      <w:proofErr w:type="spellStart"/>
+      <w:r>
+        <w:t>Windos</w:t>
+      </w:r>
+      <w:proofErr w:type="spellEnd"/>
+      <w:r>
+        <w:t xml:space="preserve"> folder but using Linux ls</w:t>
       </w:r>
     </w:p>
     <w:p>
@@ -1250,12 +1367,37 @@
       <w:r>
         <w:t xml:space="preserve">Example: </w:t>
       </w:r>
-      <w:r>
-        <w:rPr>
-          <w:b/>
-          <w:bCs/>
-        </w:rPr>
-        <w:t>wsl ls -la | findstr "git"</w:t>
+      <w:proofErr w:type="spellStart"/>
+      <w:r>
+        <w:rPr>
+          <w:b/>
+          <w:bCs/>
+        </w:rPr>
+        <w:t>wsl</w:t>
+      </w:r>
+      <w:proofErr w:type="spellEnd"/>
+      <w:r>
+        <w:rPr>
+          <w:b/>
+          <w:bCs/>
+        </w:rPr>
+        <w:t xml:space="preserve"> ls -la | </w:t>
+      </w:r>
+      <w:proofErr w:type="spellStart"/>
+      <w:r>
+        <w:rPr>
+          <w:b/>
+          <w:bCs/>
+        </w:rPr>
+        <w:t>findstr</w:t>
+      </w:r>
+      <w:proofErr w:type="spellEnd"/>
+      <w:r>
+        <w:rPr>
+          <w:b/>
+          <w:bCs/>
+        </w:rPr>
+        <w:t xml:space="preserve"> "git"</w:t>
       </w:r>
     </w:p>
     <w:p>
@@ -1331,8 +1473,13 @@
           <w:numId w:val="1"/>
         </w:numPr>
       </w:pPr>
-      <w:r>
-        <w:t>sudo apt update</w:t>
+      <w:proofErr w:type="spellStart"/>
+      <w:r>
+        <w:t>sudo</w:t>
+      </w:r>
+      <w:proofErr w:type="spellEnd"/>
+      <w:r>
+        <w:t xml:space="preserve"> apt update</w:t>
       </w:r>
     </w:p>
     <w:p>
@@ -1343,8 +1490,13 @@
           <w:numId w:val="1"/>
         </w:numPr>
       </w:pPr>
-      <w:r>
-        <w:t>sudo apt upgrade -y</w:t>
+      <w:proofErr w:type="spellStart"/>
+      <w:r>
+        <w:t>sudo</w:t>
+      </w:r>
+      <w:proofErr w:type="spellEnd"/>
+      <w:r>
+        <w:t xml:space="preserve"> apt upgrade -y</w:t>
       </w:r>
     </w:p>
     <w:p>
@@ -1355,8 +1507,13 @@
           <w:numId w:val="1"/>
         </w:numPr>
       </w:pPr>
-      <w:r>
-        <w:t>sudo apt full-upgrade -y</w:t>
+      <w:proofErr w:type="spellStart"/>
+      <w:r>
+        <w:t>sudo</w:t>
+      </w:r>
+      <w:proofErr w:type="spellEnd"/>
+      <w:r>
+        <w:t xml:space="preserve"> apt full-upgrade -y</w:t>
       </w:r>
     </w:p>
     <w:p>
@@ -1367,8 +1524,21 @@
           <w:numId w:val="1"/>
         </w:numPr>
       </w:pPr>
-      <w:r>
-        <w:t>sudo apt autoremove -y</w:t>
+      <w:proofErr w:type="spellStart"/>
+      <w:r>
+        <w:t>sudo</w:t>
+      </w:r>
+      <w:proofErr w:type="spellEnd"/>
+      <w:r>
+        <w:t xml:space="preserve"> apt </w:t>
+      </w:r>
+      <w:proofErr w:type="spellStart"/>
+      <w:r>
+        <w:t>autoremove</w:t>
+      </w:r>
+      <w:proofErr w:type="spellEnd"/>
+      <w:r>
+        <w:t xml:space="preserve"> -y</w:t>
       </w:r>
     </w:p>
     <w:p>
@@ -1379,8 +1549,13 @@
           <w:numId w:val="1"/>
         </w:numPr>
       </w:pPr>
-      <w:r>
-        <w:t>Install NASM assembler</w:t>
+      <w:proofErr w:type="gramStart"/>
+      <w:r>
+        <w:t>Install</w:t>
+      </w:r>
+      <w:proofErr w:type="gramEnd"/>
+      <w:r>
+        <w:t xml:space="preserve"> NASM assembler</w:t>
       </w:r>
     </w:p>
     <w:p>
@@ -1391,8 +1566,21 @@
           <w:numId w:val="1"/>
         </w:numPr>
       </w:pPr>
-      <w:r>
-        <w:t>sudo apt install nasm -y</w:t>
+      <w:proofErr w:type="spellStart"/>
+      <w:r>
+        <w:t>sudo</w:t>
+      </w:r>
+      <w:proofErr w:type="spellEnd"/>
+      <w:r>
+        <w:t xml:space="preserve"> apt install </w:t>
+      </w:r>
+      <w:proofErr w:type="spellStart"/>
+      <w:r>
+        <w:t>nasm</w:t>
+      </w:r>
+      <w:proofErr w:type="spellEnd"/>
+      <w:r>
+        <w:t xml:space="preserve"> -y</w:t>
       </w:r>
     </w:p>
     <w:p>
@@ -1404,7 +1592,15 @@
         </w:numPr>
       </w:pPr>
       <w:r>
-        <w:t>Install bximage:</w:t>
+        <w:t xml:space="preserve">Install </w:t>
+      </w:r>
+      <w:proofErr w:type="spellStart"/>
+      <w:r>
+        <w:t>bximage</w:t>
+      </w:r>
+      <w:proofErr w:type="spellEnd"/>
+      <w:r>
+        <w:t>:</w:t>
       </w:r>
     </w:p>
     <w:p>
@@ -1415,9 +1611,19 @@
           <w:numId w:val="1"/>
         </w:numPr>
       </w:pPr>
-      <w:r>
-        <w:t>sudo apt install bximage</w:t>
-      </w:r>
+      <w:proofErr w:type="spellStart"/>
+      <w:r>
+        <w:t>sudo</w:t>
+      </w:r>
+      <w:proofErr w:type="spellEnd"/>
+      <w:r>
+        <w:t xml:space="preserve"> apt install </w:t>
+      </w:r>
+      <w:proofErr w:type="spellStart"/>
+      <w:r>
+        <w:t>bximage</w:t>
+      </w:r>
+      <w:proofErr w:type="spellEnd"/>
     </w:p>
     <w:p>
       <w:pPr>
@@ -1428,7 +1634,7 @@
         </w:numPr>
       </w:pPr>
       <w:r>
-        <w:t>Create a temporary alias for cls = clear(investigate how to make it permanent)</w:t>
+        <w:t>Install make:</w:t>
       </w:r>
     </w:p>
     <w:p>
@@ -1439,8 +1645,13 @@
           <w:numId w:val="1"/>
         </w:numPr>
       </w:pPr>
-      <w:r>
-        <w:t>alias cls='clear'</w:t>
+      <w:proofErr w:type="spellStart"/>
+      <w:r>
+        <w:t>sudo</w:t>
+      </w:r>
+      <w:proofErr w:type="spellEnd"/>
+      <w:r>
+        <w:t xml:space="preserve"> apt install make</w:t>
       </w:r>
     </w:p>
     <w:p>
@@ -1452,7 +1663,63 @@
         </w:numPr>
       </w:pPr>
       <w:r>
-        <w:t>Install qemu on Windows:</w:t>
+        <w:t xml:space="preserve">Create a temporary alias for </w:t>
+      </w:r>
+      <w:proofErr w:type="spellStart"/>
+      <w:r>
+        <w:t>cls</w:t>
+      </w:r>
+      <w:proofErr w:type="spellEnd"/>
+      <w:r>
+        <w:t xml:space="preserve"> = </w:t>
+      </w:r>
+      <w:proofErr w:type="gramStart"/>
+      <w:r>
+        <w:t>clear(</w:t>
+      </w:r>
+      <w:proofErr w:type="gramEnd"/>
+      <w:r>
+        <w:t>investigate how to make it permanent)</w:t>
+      </w:r>
+    </w:p>
+    <w:p>
+      <w:pPr>
+        <w:pStyle w:val="ListParagraph"/>
+        <w:numPr>
+          <w:ilvl w:val="1"/>
+          <w:numId w:val="1"/>
+        </w:numPr>
+      </w:pPr>
+      <w:r>
+        <w:t xml:space="preserve">alias </w:t>
+      </w:r>
+      <w:proofErr w:type="spellStart"/>
+      <w:r>
+        <w:t>cls</w:t>
+      </w:r>
+      <w:proofErr w:type="spellEnd"/>
+      <w:r>
+        <w:t>='clear'</w:t>
+      </w:r>
+    </w:p>
+    <w:p>
+      <w:pPr>
+        <w:pStyle w:val="ListParagraph"/>
+        <w:numPr>
+          <w:ilvl w:val="0"/>
+          <w:numId w:val="1"/>
+        </w:numPr>
+      </w:pPr>
+      <w:r>
+        <w:t xml:space="preserve">Install </w:t>
+      </w:r>
+      <w:proofErr w:type="spellStart"/>
+      <w:r>
+        <w:t>qemu</w:t>
+      </w:r>
+      <w:proofErr w:type="spellEnd"/>
+      <w:r>
+        <w:t xml:space="preserve"> on Windows:</w:t>
       </w:r>
       <w:r>
         <w:t xml:space="preserve"> </w:t>
@@ -1570,49 +1837,232 @@
     <w:p/>
     <w:p>
       <w:r>
-        <w:t>nasm -f bin src/bootloader/stage1.asm -o src/build/stage1.bin</w:t>
+        <w:t xml:space="preserve">Build binary from </w:t>
+      </w:r>
+      <w:proofErr w:type="spellStart"/>
+      <w:r>
+        <w:t>asm</w:t>
+      </w:r>
+      <w:proofErr w:type="spellEnd"/>
+      <w:r>
+        <w:t xml:space="preserve"> file using NASM. Relative path, the full path for this is: </w:t>
+      </w:r>
+      <w:r>
+        <w:t>/</w:t>
+      </w:r>
+      <w:proofErr w:type="spellStart"/>
+      <w:r>
+        <w:t>mnt</w:t>
+      </w:r>
+      <w:proofErr w:type="spellEnd"/>
+      <w:r>
+        <w:t>/c/Users/mihe/Dropbox/TusMuertOS-Oct2025</w:t>
+      </w:r>
+    </w:p>
+    <w:p>
+      <w:proofErr w:type="spellStart"/>
+      <w:r>
+        <w:t>nasm</w:t>
+      </w:r>
+      <w:proofErr w:type="spellEnd"/>
+      <w:r>
+        <w:t xml:space="preserve"> -f bin </w:t>
+      </w:r>
+      <w:proofErr w:type="spellStart"/>
+      <w:r>
+        <w:t>src</w:t>
+      </w:r>
+      <w:proofErr w:type="spellEnd"/>
+      <w:r>
+        <w:t xml:space="preserve">/bootloader/stage1.asm -o </w:t>
+      </w:r>
+      <w:proofErr w:type="spellStart"/>
+      <w:r>
+        <w:t>src</w:t>
+      </w:r>
+      <w:proofErr w:type="spellEnd"/>
+      <w:r>
+        <w:t>/build/stage1.bin</w:t>
       </w:r>
     </w:p>
     <w:p/>
     <w:p>
-      <w:r>
-        <w:t xml:space="preserve">bximage to create an empty floppy disk. It is an interactive tool with a menu. It shows this info after execution: </w:t>
-      </w:r>
-      <w:r>
-        <w:t>The following line should appear in your bochsrc:</w:t>
-      </w:r>
-    </w:p>
-    <w:p>
-      <w:r>
-        <w:lastRenderedPageBreak/>
-        <w:t xml:space="preserve">  floppya: image="floppy.img", status=inserted</w:t>
-      </w:r>
-    </w:p>
-    <w:p>
+      <w:proofErr w:type="spellStart"/>
+      <w:r>
+        <w:t>bximage</w:t>
+      </w:r>
+      <w:proofErr w:type="spellEnd"/>
+      <w:r>
+        <w:t xml:space="preserve"> to create an empty floppy disk. It is an interactive tool with a menu. It shows this info after execution: The following line should appear in your </w:t>
+      </w:r>
+      <w:proofErr w:type="spellStart"/>
+      <w:r>
+        <w:t>bochsrc</w:t>
+      </w:r>
+      <w:proofErr w:type="spellEnd"/>
+      <w:r>
+        <w:t>:</w:t>
+      </w:r>
+    </w:p>
+    <w:p>
+      <w:r>
+        <w:t xml:space="preserve">  </w:t>
+      </w:r>
+      <w:proofErr w:type="spellStart"/>
+      <w:r>
+        <w:t>floppya</w:t>
+      </w:r>
+      <w:proofErr w:type="spellEnd"/>
+      <w:r>
+        <w:t>: image="</w:t>
+      </w:r>
+      <w:proofErr w:type="spellStart"/>
+      <w:r>
+        <w:t>floppy.img</w:t>
+      </w:r>
+      <w:proofErr w:type="spellEnd"/>
+      <w:r>
+        <w:t>", status=inserted</w:t>
+      </w:r>
+    </w:p>
+    <w:p>
+      <w:pPr>
+        <w:rPr>
+          <w:b/>
+          <w:bCs/>
+        </w:rPr>
+      </w:pPr>
       <w:r>
         <w:t xml:space="preserve">Alternative to create the empty disk: </w:t>
       </w:r>
       <w:r>
-        <w:t>dd if=/dev/zero of=teaching.img bs=512 count=2880</w:t>
+        <w:rPr>
+          <w:b/>
+          <w:bCs/>
+        </w:rPr>
+        <w:t>dd if=/dev/zero of=</w:t>
+      </w:r>
+      <w:proofErr w:type="spellStart"/>
+      <w:r>
+        <w:rPr>
+          <w:b/>
+          <w:bCs/>
+        </w:rPr>
+        <w:t>teaching.img</w:t>
+      </w:r>
+      <w:proofErr w:type="spellEnd"/>
+      <w:r>
+        <w:rPr>
+          <w:b/>
+          <w:bCs/>
+        </w:rPr>
+        <w:t xml:space="preserve"> bs=512 count=2880</w:t>
       </w:r>
     </w:p>
     <w:p/>
     <w:p>
       <w:r>
-        <w:t xml:space="preserve">Inject the bootloader (512 bytes, One sector if I am not mistaketn) at the beginning of the empty disk image: </w:t>
-      </w:r>
-      <w:r>
-        <w:t>dd if=stage1.bin of=floppy.img bs=512 count=1 conv=notrunc</w:t>
-      </w:r>
+        <w:t xml:space="preserve">Inject the bootloader (512 bytes, </w:t>
+      </w:r>
+      <w:proofErr w:type="gramStart"/>
+      <w:r>
+        <w:t>One</w:t>
+      </w:r>
+      <w:proofErr w:type="gramEnd"/>
+      <w:r>
+        <w:t xml:space="preserve"> sector if I am not </w:t>
+      </w:r>
+      <w:proofErr w:type="spellStart"/>
+      <w:r>
+        <w:t>mistaketn</w:t>
+      </w:r>
+      <w:proofErr w:type="spellEnd"/>
+      <w:r>
+        <w:t xml:space="preserve">) at the beginning of the empty disk image: </w:t>
+      </w:r>
+      <w:r>
+        <w:rPr>
+          <w:b/>
+          <w:bCs/>
+        </w:rPr>
+        <w:t>dd if=</w:t>
+      </w:r>
+      <w:proofErr w:type="spellStart"/>
+      <w:r>
+        <w:rPr>
+          <w:b/>
+          <w:bCs/>
+        </w:rPr>
+        <w:t>src</w:t>
+      </w:r>
+      <w:proofErr w:type="spellEnd"/>
+      <w:r>
+        <w:rPr>
+          <w:b/>
+          <w:bCs/>
+        </w:rPr>
+        <w:t>/build/stage1.bin of=</w:t>
+      </w:r>
+      <w:proofErr w:type="spellStart"/>
+      <w:r>
+        <w:rPr>
+          <w:b/>
+          <w:bCs/>
+        </w:rPr>
+        <w:t>src</w:t>
+      </w:r>
+      <w:proofErr w:type="spellEnd"/>
+      <w:r>
+        <w:rPr>
+          <w:b/>
+          <w:bCs/>
+        </w:rPr>
+        <w:t>/build/</w:t>
+      </w:r>
+      <w:proofErr w:type="spellStart"/>
+      <w:r>
+        <w:rPr>
+          <w:b/>
+          <w:bCs/>
+        </w:rPr>
+        <w:t>floppy.img</w:t>
+      </w:r>
+      <w:proofErr w:type="spellEnd"/>
+      <w:r>
+        <w:rPr>
+          <w:b/>
+          <w:bCs/>
+        </w:rPr>
+        <w:t xml:space="preserve"> bs=512 count=1 conv=</w:t>
+      </w:r>
+      <w:proofErr w:type="spellStart"/>
+      <w:r>
+        <w:rPr>
+          <w:b/>
+          <w:bCs/>
+        </w:rPr>
+        <w:t>notrunc</w:t>
+      </w:r>
+      <w:proofErr w:type="spellEnd"/>
     </w:p>
     <w:p/>
     <w:p>
       <w:r>
         <w:t xml:space="preserve">To quickly see the content of the disk: </w:t>
       </w:r>
-      <w:r>
-        <w:t>xxd -l 512 floppy.img</w:t>
-      </w:r>
+      <w:proofErr w:type="spellStart"/>
+      <w:r>
+        <w:t>xxd</w:t>
+      </w:r>
+      <w:proofErr w:type="spellEnd"/>
+      <w:r>
+        <w:t xml:space="preserve"> -l 512 </w:t>
+      </w:r>
+      <w:proofErr w:type="spellStart"/>
+      <w:r>
+        <w:t>floppy.img</w:t>
+      </w:r>
+      <w:proofErr w:type="spellEnd"/>
     </w:p>
     <w:p/>
     <w:p/>
@@ -1627,12 +2077,36 @@
     <w:p/>
     <w:p>
       <w:r>
-        <w:t>Run qemu with the bootloader bin</w:t>
-      </w:r>
-    </w:p>
-    <w:p>
-      <w:r>
-        <w:t>qemu-system-i386 -drive format=raw,file=C:\Users\mihe\Dropbox\TusMuertOS-Oct2025\src\build\stage1.bin,if=floppy</w:t>
+        <w:t xml:space="preserve">Run </w:t>
+      </w:r>
+      <w:proofErr w:type="spellStart"/>
+      <w:r>
+        <w:t>qemu</w:t>
+      </w:r>
+      <w:proofErr w:type="spellEnd"/>
+      <w:r>
+        <w:t xml:space="preserve"> with the bootloader bin</w:t>
+      </w:r>
+    </w:p>
+    <w:p>
+      <w:r>
+        <w:t>qemu-system-i386 -drive format=</w:t>
+      </w:r>
+      <w:proofErr w:type="gramStart"/>
+      <w:r>
+        <w:t>raw,file</w:t>
+      </w:r>
+      <w:proofErr w:type="gramEnd"/>
+      <w:r>
+        <w:t>=</w:t>
+      </w:r>
+      <w:proofErr w:type="gramStart"/>
+      <w:r>
+        <w:t>C:\Users\mihe\Dropbox\TusMuertOS-Oct2025\src\build\stage1.bin,if</w:t>
+      </w:r>
+      <w:proofErr w:type="gramEnd"/>
+      <w:r>
+        <w:t>=floppy</w:t>
       </w:r>
     </w:p>
     <w:p/>
@@ -1656,50 +2130,118 @@
     </w:p>
     <w:p>
       <w:r>
-        <w:t>Copy the template where the img is (in the file you also use full path or relative to the .img and output logs).</w:t>
+        <w:t xml:space="preserve">Copy the template where the </w:t>
+      </w:r>
+      <w:proofErr w:type="spellStart"/>
+      <w:r>
+        <w:t>img</w:t>
+      </w:r>
+      <w:proofErr w:type="spellEnd"/>
+      <w:r>
+        <w:t xml:space="preserve"> is (in the file you also use full path or relative to the .</w:t>
+      </w:r>
+      <w:proofErr w:type="spellStart"/>
+      <w:r>
+        <w:t>img</w:t>
+      </w:r>
+      <w:proofErr w:type="spellEnd"/>
+      <w:r>
+        <w:t xml:space="preserve"> and output logs).</w:t>
       </w:r>
     </w:p>
     <w:p>
       <w:r>
         <w:t xml:space="preserve">Run this: </w:t>
       </w:r>
-      <w:r>
-        <w:t>bochs -f .\bochsrc-runtime.txt -q -debugger</w:t>
+      <w:proofErr w:type="spellStart"/>
+      <w:r>
+        <w:t>bochs</w:t>
+      </w:r>
+      <w:proofErr w:type="spellEnd"/>
+      <w:r>
+        <w:t xml:space="preserve"> -f .\bochsrc-runtime.txt -q -debugger</w:t>
       </w:r>
     </w:p>
     <w:p>
       <w:r>
         <w:tab/>
-        <w:t>-f: configfile</w:t>
-      </w:r>
+        <w:t xml:space="preserve">-f: </w:t>
+      </w:r>
+      <w:proofErr w:type="spellStart"/>
+      <w:r>
+        <w:t>configfile</w:t>
+      </w:r>
+      <w:proofErr w:type="spellEnd"/>
     </w:p>
     <w:p>
       <w:r>
         <w:tab/>
-        <w:t>-q: don’t show the configuration screen before start</w:t>
-      </w:r>
+        <w:t xml:space="preserve">-q: don’t show the configuration screen before </w:t>
+      </w:r>
+      <w:proofErr w:type="gramStart"/>
+      <w:r>
+        <w:t>start</w:t>
+      </w:r>
+      <w:proofErr w:type="gramEnd"/>
     </w:p>
     <w:p>
       <w:r>
         <w:tab/>
-        <w:t>-debugger: memory, registers, etc…</w:t>
-      </w:r>
-    </w:p>
-    <w:p>
-      <w:r>
-        <w:t>bochs -f .\bochsrc-runtime.txt -q -debugger</w:t>
+        <w:t xml:space="preserve">-debugger: memory, registers, </w:t>
+      </w:r>
+      <w:proofErr w:type="spellStart"/>
+      <w:r>
+        <w:t>etc</w:t>
+      </w:r>
+      <w:proofErr w:type="spellEnd"/>
+      <w:r>
+        <w:t>…</w:t>
+      </w:r>
+    </w:p>
+    <w:p>
+      <w:proofErr w:type="spellStart"/>
+      <w:r>
+        <w:t>bochs</w:t>
+      </w:r>
+      <w:proofErr w:type="spellEnd"/>
+      <w:r>
+        <w:t xml:space="preserve"> -f .\bochsrc-runtime.txt -q -debugger</w:t>
       </w:r>
     </w:p>
     <w:p/>
     <w:p>
       <w:r>
-        <w:t>NEXT DAY !!!!!!!!!!!!!!!!!!!!!!!!!!!!!!!!!!!!!!</w:t>
-      </w:r>
-    </w:p>
-    <w:p>
-      <w:r>
-        <w:t>bochs -f .\bochsrc-runtime.txt -q -debugger -rc .\bochs.cmds</w:t>
-      </w:r>
+        <w:t xml:space="preserve">NEXT </w:t>
+      </w:r>
+      <w:proofErr w:type="gramStart"/>
+      <w:r>
+        <w:t>DAY !!!!!!!!!!!!!!!!!!!!!!!!!!!!!!!!!!!!!!</w:t>
+      </w:r>
+      <w:proofErr w:type="gramEnd"/>
+    </w:p>
+    <w:p>
+      <w:proofErr w:type="spellStart"/>
+      <w:r>
+        <w:lastRenderedPageBreak/>
+        <w:t>bochs</w:t>
+      </w:r>
+      <w:proofErr w:type="spellEnd"/>
+      <w:r>
+        <w:t xml:space="preserve"> -f .\bochsrc-runtime.txt -q -debugger -</w:t>
+      </w:r>
+      <w:proofErr w:type="spellStart"/>
+      <w:r>
+        <w:t>rc</w:t>
+      </w:r>
+      <w:proofErr w:type="spellEnd"/>
+      <w:r>
+        <w:t xml:space="preserve"> .\</w:t>
+      </w:r>
+      <w:proofErr w:type="spellStart"/>
+      <w:r>
+        <w:t>bochs.cmds</w:t>
+      </w:r>
+      <w:proofErr w:type="spellEnd"/>
       <w:r>
         <w:t xml:space="preserve"> try to enable automatic breakpoint, without magic breakpoints, which take space from the bootloader.</w:t>
       </w:r>
@@ -1710,7 +2252,6 @@
         <w:pStyle w:val="Heading1"/>
       </w:pPr>
       <w:r>
-        <w:lastRenderedPageBreak/>
         <w:t>Random nuggets of knowledge</w:t>
       </w:r>
     </w:p>
@@ -1755,7 +2296,15 @@
         </w:pBdr>
       </w:pPr>
       <w:r>
-        <w:t xml:space="preserve">    mov ax, start      ; imm16 encodes the absolute offset of “start”</w:t>
+        <w:t xml:space="preserve">    mov ax, start    </w:t>
+      </w:r>
+      <w:proofErr w:type="gramStart"/>
+      <w:r>
+        <w:t xml:space="preserve">  ;</w:t>
+      </w:r>
+      <w:proofErr w:type="gramEnd"/>
+      <w:r>
+        <w:t xml:space="preserve"> imm16 encodes the absolute offset of “start”</w:t>
       </w:r>
     </w:p>
     <w:p>
@@ -1780,30 +2329,85 @@
       </w:pPr>
       <w:r>
         <w:t>With org 0x0000, it assembles as: B8 00 00 (AX ← 0x0000)</w:t>
+      </w:r>
+    </w:p>
+    <w:p/>
+    <w:p>
+      <w:pPr>
+        <w:pStyle w:val="Heading2"/>
+      </w:pPr>
+      <w:r>
+        <w:t xml:space="preserve">WSL Tab autocomplete </w:t>
+      </w:r>
+      <w:proofErr w:type="spellStart"/>
+      <w:r>
+        <w:t>searchs</w:t>
+      </w:r>
+      <w:proofErr w:type="spellEnd"/>
+      <w:r>
+        <w:t xml:space="preserve"> only on windows/system32</w:t>
+      </w:r>
+    </w:p>
+    <w:p/>
+    <w:p>
+      <w:r>
+        <w:t xml:space="preserve">No solution </w:t>
+      </w:r>
+      <w:proofErr w:type="gramStart"/>
+      <w:r>
+        <w:t>found</w:t>
+      </w:r>
+      <w:proofErr w:type="gramEnd"/>
+      <w:r>
+        <w:t xml:space="preserve"> yet. Tried to add to </w:t>
+      </w:r>
+      <w:proofErr w:type="spellStart"/>
+      <w:r>
+        <w:t>etc</w:t>
+      </w:r>
+      <w:proofErr w:type="spellEnd"/>
+      <w:r>
+        <w:t>/</w:t>
+      </w:r>
+      <w:proofErr w:type="spellStart"/>
+      <w:r>
+        <w:t>wsl.conf</w:t>
+      </w:r>
+      <w:proofErr w:type="spellEnd"/>
+      <w:r>
+        <w:t xml:space="preserve"> this </w:t>
+      </w:r>
+      <w:proofErr w:type="spellStart"/>
+      <w:r>
+        <w:t>appendWindowsPath</w:t>
+      </w:r>
+      <w:proofErr w:type="spellEnd"/>
+      <w:r>
+        <w:t>=false</w:t>
+      </w:r>
+    </w:p>
+    <w:p/>
+    <w:p>
+      <w:pPr>
+        <w:pStyle w:val="Heading2"/>
+      </w:pPr>
+      <w:r>
+        <w:t>Screenshots</w:t>
+      </w:r>
+    </w:p>
+    <w:p/>
+    <w:p>
+      <w:r>
+        <w:t>31-October-2025</w:t>
       </w:r>
     </w:p>
     <w:p/>
     <w:p/>
-    <w:p/>
-    <w:p/>
-    <w:p>
-      <w:pPr>
-        <w:pStyle w:val="Heading2"/>
-      </w:pPr>
-      <w:r>
-        <w:t>Screenshots</w:t>
-      </w:r>
-    </w:p>
-    <w:p/>
-    <w:p>
-      <w:r>
-        <w:t>31-October-2025</w:t>
-      </w:r>
-    </w:p>
-    <w:p/>
-    <w:p/>
-    <w:p>
-      <w:r>
+    <w:p>
+      <w:r>
+        <w:rPr>
+          <w:noProof/>
+        </w:rPr>
         <w:lastRenderedPageBreak/>
         <w:drawing>
           <wp:inline distT="0" distB="0" distL="0" distR="0" wp14:anchorId="13B72F9A" wp14:editId="3497B51B">
@@ -1842,6 +2446,124 @@
         </w:drawing>
       </w:r>
     </w:p>
+    <w:p/>
+    <w:p/>
+    <w:p>
+      <w:pPr>
+        <w:pStyle w:val="Heading1"/>
+      </w:pPr>
+      <w:r>
+        <w:t>Clock in/out hours</w:t>
+      </w:r>
+    </w:p>
+    <w:p/>
+    <w:p/>
+    <w:tbl>
+      <w:tblPr>
+        <w:tblStyle w:val="TableGrid"/>
+        <w:tblW w:w="0" w:type="auto"/>
+        <w:tblLook w:val="04A0" w:firstRow="1" w:lastRow="0" w:firstColumn="1" w:lastColumn="0" w:noHBand="0" w:noVBand="1"/>
+      </w:tblPr>
+      <w:tblGrid>
+        <w:gridCol w:w="4675"/>
+        <w:gridCol w:w="4675"/>
+      </w:tblGrid>
+      <w:tr>
+        <w:tc>
+          <w:tcPr>
+            <w:tcW w:w="4675" w:type="dxa"/>
+          </w:tcPr>
+          <w:p>
+            <w:r>
+              <w:t>Day</w:t>
+            </w:r>
+          </w:p>
+        </w:tc>
+        <w:tc>
+          <w:tcPr>
+            <w:tcW w:w="4675" w:type="dxa"/>
+          </w:tcPr>
+          <w:p>
+            <w:r>
+              <w:t xml:space="preserve">Hours </w:t>
+            </w:r>
+            <w:proofErr w:type="spellStart"/>
+            <w:r>
+              <w:t>aprox</w:t>
+            </w:r>
+            <w:proofErr w:type="spellEnd"/>
+            <w:r>
+              <w:t>.</w:t>
+            </w:r>
+          </w:p>
+        </w:tc>
+      </w:tr>
+      <w:tr>
+        <w:tc>
+          <w:tcPr>
+            <w:tcW w:w="4675" w:type="dxa"/>
+          </w:tcPr>
+          <w:p>
+            <w:r>
+              <w:t>31-October-2025</w:t>
+            </w:r>
+          </w:p>
+        </w:tc>
+        <w:tc>
+          <w:tcPr>
+            <w:tcW w:w="4675" w:type="dxa"/>
+          </w:tcPr>
+          <w:p>
+            <w:r>
+              <w:t>4</w:t>
+            </w:r>
+          </w:p>
+        </w:tc>
+      </w:tr>
+      <w:tr>
+        <w:tc>
+          <w:tcPr>
+            <w:tcW w:w="4675" w:type="dxa"/>
+          </w:tcPr>
+          <w:p/>
+        </w:tc>
+        <w:tc>
+          <w:tcPr>
+            <w:tcW w:w="4675" w:type="dxa"/>
+          </w:tcPr>
+          <w:p/>
+        </w:tc>
+      </w:tr>
+      <w:tr>
+        <w:tc>
+          <w:tcPr>
+            <w:tcW w:w="4675" w:type="dxa"/>
+          </w:tcPr>
+          <w:p/>
+        </w:tc>
+        <w:tc>
+          <w:tcPr>
+            <w:tcW w:w="4675" w:type="dxa"/>
+          </w:tcPr>
+          <w:p/>
+        </w:tc>
+      </w:tr>
+      <w:tr>
+        <w:tc>
+          <w:tcPr>
+            <w:tcW w:w="4675" w:type="dxa"/>
+          </w:tcPr>
+          <w:p/>
+        </w:tc>
+        <w:tc>
+          <w:tcPr>
+            <w:tcW w:w="4675" w:type="dxa"/>
+          </w:tcPr>
+          <w:p/>
+        </w:tc>
+      </w:tr>
+    </w:tbl>
+    <w:p/>
     <w:sectPr>
       <w:pgSz w:w="12240" w:h="15840"/>
       <w:pgMar w:top="1440" w:right="1440" w:bottom="1440" w:left="1440" w:header="720" w:footer="720" w:gutter="0"/>
@@ -2122,6 +2844,12 @@
     <w:abstractNumId w:val="0"/>
   </w:num>
   <w:num w:numId="21" w16cid:durableId="808014797">
+    <w:abstractNumId w:val="0"/>
+  </w:num>
+  <w:num w:numId="22" w16cid:durableId="1925530001">
+    <w:abstractNumId w:val="0"/>
+  </w:num>
+  <w:num w:numId="23" w16cid:durableId="69078920">
     <w:abstractNumId w:val="0"/>
   </w:num>
 </w:numbering>
@@ -2525,7 +3253,7 @@
   <w:style w:type="paragraph" w:default="1" w:styleId="Normal">
     <w:name w:val="Normal"/>
     <w:qFormat/>
-    <w:rsid w:val="007C771D"/>
+    <w:rsid w:val="0075488B"/>
     <w:rPr>
       <w:sz w:val="20"/>
     </w:rPr>
@@ -3227,6 +3955,25 @@
       <w:color w:val="605E5C"/>
       <w:shd w:val="clear" w:color="auto" w:fill="E1DFDD"/>
     </w:rPr>
+  </w:style>
+  <w:style w:type="table" w:styleId="TableGrid">
+    <w:name w:val="Table Grid"/>
+    <w:basedOn w:val="TableNormal"/>
+    <w:uiPriority w:val="39"/>
+    <w:rsid w:val="0075488B"/>
+    <w:pPr>
+      <w:spacing w:after="0" w:line="240" w:lineRule="auto"/>
+    </w:pPr>
+    <w:tblPr>
+      <w:tblBorders>
+        <w:top w:val="single" w:sz="4" w:space="0" w:color="auto"/>
+        <w:left w:val="single" w:sz="4" w:space="0" w:color="auto"/>
+        <w:bottom w:val="single" w:sz="4" w:space="0" w:color="auto"/>
+        <w:right w:val="single" w:sz="4" w:space="0" w:color="auto"/>
+        <w:insideH w:val="single" w:sz="4" w:space="0" w:color="auto"/>
+        <w:insideV w:val="single" w:sz="4" w:space="0" w:color="auto"/>
+      </w:tblBorders>
+    </w:tblPr>
   </w:style>
 </w:styles>
 </file>

--- a/docs/TusMuertos-v2.0-Design.docx
+++ b/docs/TusMuertos-v2.0-Design.docx
@@ -2,10 +2,2588 @@
 <file path=word/document.xml><?xml version="1.0" encoding="utf-8"?>
 <w:document xmlns:wpc="http://schemas.microsoft.com/office/word/2010/wordprocessingCanvas" xmlns:cx="http://schemas.microsoft.com/office/drawing/2014/chartex" xmlns:cx1="http://schemas.microsoft.com/office/drawing/2015/9/8/chartex" xmlns:cx2="http://schemas.microsoft.com/office/drawing/2015/10/21/chartex" xmlns:cx3="http://schemas.microsoft.com/office/drawing/2016/5/9/chartex" xmlns:cx4="http://schemas.microsoft.com/office/drawing/2016/5/10/chartex" xmlns:cx5="http://schemas.microsoft.com/office/drawing/2016/5/11/chartex" xmlns:cx6="http://schemas.microsoft.com/office/drawing/2016/5/12/chartex" xmlns:cx7="http://schemas.microsoft.com/office/drawing/2016/5/13/chartex" xmlns:cx8="http://schemas.microsoft.com/office/drawing/2016/5/14/chartex" xmlns:mc="http://schemas.openxmlformats.org/markup-compatibility/2006" xmlns:aink="http://schemas.microsoft.com/office/drawing/2016/ink" xmlns:am3d="http://schemas.microsoft.com/office/drawing/2017/model3d" xmlns:o="urn:schemas-microsoft-com:office:office" xmlns:oel="http://schemas.microsoft.com/office/2019/extlst" xmlns:r="http://schemas.openxmlformats.org/officeDocument/2006/relationships" xmlns:m="http://schemas.openxmlformats.org/officeDocument/2006/math" xmlns:v="urn:schemas-microsoft-com:vml" xmlns:wp14="http://schemas.microsoft.com/office/word/2010/wordprocessingDrawing" xmlns:wp="http://schemas.openxmlformats.org/drawingml/2006/wordprocessingDrawing" xmlns:w10="urn:schemas-microsoft-com:office:word" xmlns:w="http://schemas.openxmlformats.org/wordprocessingml/2006/main" xmlns:w14="http://schemas.microsoft.com/office/word/2010/wordml" xmlns:w15="http://schemas.microsoft.com/office/word/2012/wordml" xmlns:w16cex="http://schemas.microsoft.com/office/word/2018/wordml/cex" xmlns:w16cid="http://schemas.microsoft.com/office/word/2016/wordml/cid" xmlns:w16="http://schemas.microsoft.com/office/word/2018/wordml" xmlns:w16du="http://schemas.microsoft.com/office/word/2023/wordml/word16du" xmlns:w16sdtdh="http://schemas.microsoft.com/office/word/2020/wordml/sdtdatahash" xmlns:w16sdtfl="http://schemas.microsoft.com/office/word/2024/wordml/sdtformatlock" xmlns:w16se="http://schemas.microsoft.com/office/word/2015/wordml/symex" xmlns:wpg="http://schemas.microsoft.com/office/word/2010/wordprocessingGroup" xmlns:wpi="http://schemas.microsoft.com/office/word/2010/wordprocessingInk" xmlns:wne="http://schemas.microsoft.com/office/word/2006/wordml" xmlns:wps="http://schemas.microsoft.com/office/word/2010/wordprocessingShape" mc:Ignorable="w14 w15 w16se w16cid w16 w16cex w16sdtdh w16sdtfl w16du wp14">
   <w:body>
+    <w:sdt>
+      <w:sdtPr>
+        <w:rPr>
+          <w:b/>
+          <w:bCs/>
+        </w:rPr>
+        <w:id w:val="-872603729"/>
+        <w:docPartObj>
+          <w:docPartGallery w:val="Cover Pages"/>
+          <w:docPartUnique/>
+        </w:docPartObj>
+      </w:sdtPr>
+      <w:sdtContent>
+        <w:p>
+          <w:pPr>
+            <w:rPr>
+              <w:b/>
+              <w:bCs/>
+            </w:rPr>
+          </w:pPr>
+          <w:r>
+            <w:rPr>
+              <w:b/>
+              <w:bCs/>
+              <w:noProof/>
+            </w:rPr>
+            <mc:AlternateContent>
+              <mc:Choice Requires="wps">
+                <w:drawing>
+                  <wp:anchor distT="0" distB="0" distL="114300" distR="114300" simplePos="0" relativeHeight="251659264" behindDoc="0" locked="0" layoutInCell="1" allowOverlap="1" wp14:anchorId="44E8F053" wp14:editId="3758708D">
+                    <wp:simplePos x="0" y="0"/>
+                    <wp:positionH relativeFrom="page">
+                      <wp:align>center</wp:align>
+                    </wp:positionH>
+                    <wp:positionV relativeFrom="page">
+                      <wp:align>center</wp:align>
+                    </wp:positionV>
+                    <wp:extent cx="1712890" cy="3840480"/>
+                    <wp:effectExtent l="0" t="0" r="1270" b="0"/>
+                    <wp:wrapNone/>
+                    <wp:docPr id="138" name="Text Box 139"/>
+                    <wp:cNvGraphicFramePr/>
+                    <a:graphic xmlns:a="http://schemas.openxmlformats.org/drawingml/2006/main">
+                      <a:graphicData uri="http://schemas.microsoft.com/office/word/2010/wordprocessingShape">
+                        <wps:wsp>
+                          <wps:cNvSpPr txBox="1"/>
+                          <wps:spPr>
+                            <a:xfrm>
+                              <a:off x="0" y="0"/>
+                              <a:ext cx="1712890" cy="3840480"/>
+                            </a:xfrm>
+                            <a:prstGeom prst="rect">
+                              <a:avLst/>
+                            </a:prstGeom>
+                            <a:solidFill>
+                              <a:schemeClr val="lt1"/>
+                            </a:solidFill>
+                            <a:ln w="6350">
+                              <a:noFill/>
+                            </a:ln>
+                            <a:effectLst/>
+                          </wps:spPr>
+                          <wps:style>
+                            <a:lnRef idx="0">
+                              <a:schemeClr val="accent1"/>
+                            </a:lnRef>
+                            <a:fillRef idx="0">
+                              <a:schemeClr val="accent1"/>
+                            </a:fillRef>
+                            <a:effectRef idx="0">
+                              <a:schemeClr val="accent1"/>
+                            </a:effectRef>
+                            <a:fontRef idx="minor">
+                              <a:schemeClr val="dk1"/>
+                            </a:fontRef>
+                          </wps:style>
+                          <wps:txbx>
+                            <w:txbxContent>
+                              <w:tbl>
+                                <w:tblPr>
+                                  <w:tblW w:w="5000" w:type="pct"/>
+                                  <w:jc w:val="center"/>
+                                  <w:tblBorders>
+                                    <w:insideV w:val="single" w:sz="12" w:space="0" w:color="9F2936" w:themeColor="accent2"/>
+                                  </w:tblBorders>
+                                  <w:tblCellMar>
+                                    <w:top w:w="1296" w:type="dxa"/>
+                                    <w:left w:w="360" w:type="dxa"/>
+                                    <w:bottom w:w="1296" w:type="dxa"/>
+                                    <w:right w:w="360" w:type="dxa"/>
+                                  </w:tblCellMar>
+                                  <w:tblLook w:val="04A0" w:firstRow="1" w:lastRow="0" w:firstColumn="1" w:lastColumn="0" w:noHBand="0" w:noVBand="1"/>
+                                </w:tblPr>
+                                <w:tblGrid>
+                                  <w:gridCol w:w="6924"/>
+                                  <w:gridCol w:w="2444"/>
+                                </w:tblGrid>
+                                <w:tr>
+                                  <w:trPr>
+                                    <w:jc w:val="center"/>
+                                  </w:trPr>
+                                  <w:tc>
+                                    <w:tcPr>
+                                      <w:tcW w:w="2568" w:type="pct"/>
+                                      <w:vAlign w:val="center"/>
+                                    </w:tcPr>
+                                    <w:p>
+                                      <w:pPr>
+                                        <w:jc w:val="right"/>
+                                      </w:pPr>
+                                    </w:p>
+                                    <w:p>
+                                      <w:pPr>
+                                        <w:jc w:val="right"/>
+                                      </w:pPr>
+                                      <w:r>
+                                        <w:rPr>
+                                          <w:noProof/>
+                                        </w:rPr>
+                                        <w:drawing>
+                                          <wp:inline distT="0" distB="0" distL="0" distR="0" wp14:anchorId="63FCBADC" wp14:editId="41B9E546">
+                                            <wp:extent cx="2457545" cy="3531339"/>
+                                            <wp:effectExtent l="419100" t="285750" r="533400" b="278765"/>
+                                            <wp:docPr id="1505784850" name="Picture 1"/>
+                                            <wp:cNvGraphicFramePr>
+                                              <a:graphicFrameLocks xmlns:a="http://schemas.openxmlformats.org/drawingml/2006/main" noChangeAspect="1"/>
+                                            </wp:cNvGraphicFramePr>
+                                            <a:graphic xmlns:a="http://schemas.openxmlformats.org/drawingml/2006/main">
+                                              <a:graphicData uri="http://schemas.openxmlformats.org/drawingml/2006/picture">
+                                                <pic:pic xmlns:pic="http://schemas.openxmlformats.org/drawingml/2006/picture">
+                                                  <pic:nvPicPr>
+                                                    <pic:cNvPr id="1505784850" name=""/>
+                                                    <pic:cNvPicPr/>
+                                                  </pic:nvPicPr>
+                                                  <pic:blipFill>
+                                                    <a:blip r:embed="rId9"/>
+                                                    <a:stretch>
+                                                      <a:fillRect/>
+                                                    </a:stretch>
+                                                  </pic:blipFill>
+                                                  <pic:spPr>
+                                                    <a:xfrm>
+                                                      <a:off x="0" y="0"/>
+                                                      <a:ext cx="2481908" cy="3566347"/>
+                                                    </a:xfrm>
+                                                    <a:prstGeom prst="rect">
+                                                      <a:avLst/>
+                                                    </a:prstGeom>
+                                                    <a:solidFill>
+                                                      <a:srgbClr val="FFFFFF">
+                                                        <a:shade val="85000"/>
+                                                      </a:srgbClr>
+                                                    </a:solidFill>
+                                                    <a:ln w="190500" cap="sq">
+                                                      <a:solidFill>
+                                                        <a:srgbClr val="FFFFFF"/>
+                                                      </a:solidFill>
+                                                      <a:miter lim="800000"/>
+                                                    </a:ln>
+                                                    <a:effectLst>
+                                                      <a:outerShdw blurRad="65000" dist="50800" dir="12900000" kx="195000" ky="145000" algn="tl" rotWithShape="0">
+                                                        <a:srgbClr val="000000">
+                                                          <a:alpha val="30000"/>
+                                                        </a:srgbClr>
+                                                      </a:outerShdw>
+                                                    </a:effectLst>
+                                                    <a:scene3d>
+                                                      <a:camera prst="orthographicFront">
+                                                        <a:rot lat="0" lon="0" rev="360000"/>
+                                                      </a:camera>
+                                                      <a:lightRig rig="twoPt" dir="t">
+                                                        <a:rot lat="0" lon="0" rev="7200000"/>
+                                                      </a:lightRig>
+                                                    </a:scene3d>
+                                                    <a:sp3d contourW="12700">
+                                                      <a:bevelT w="25400" h="19050"/>
+                                                      <a:contourClr>
+                                                        <a:srgbClr val="969696"/>
+                                                      </a:contourClr>
+                                                    </a:sp3d>
+                                                  </pic:spPr>
+                                                </pic:pic>
+                                              </a:graphicData>
+                                            </a:graphic>
+                                          </wp:inline>
+                                        </w:drawing>
+                                      </w:r>
+                                    </w:p>
+                                    <w:sdt>
+                                      <w:sdtPr>
+                                        <w:rPr>
+                                          <w:caps/>
+                                          <w:color w:val="191919" w:themeColor="text1" w:themeTint="E6"/>
+                                          <w:sz w:val="72"/>
+                                          <w:szCs w:val="72"/>
+                                        </w:rPr>
+                                        <w:alias w:val="Title"/>
+                                        <w:tag w:val=""/>
+                                        <w:id w:val="-438379639"/>
+                                        <w:dataBinding w:prefixMappings="xmlns:ns0='http://purl.org/dc/elements/1.1/' xmlns:ns1='http://schemas.openxmlformats.org/package/2006/metadata/core-properties' " w:xpath="/ns1:coreProperties[1]/ns0:title[1]" w:storeItemID="{6C3C8BC8-F283-45AE-878A-BAB7291924A1}"/>
+                                        <w:text/>
+                                      </w:sdtPr>
+                                      <w:sdtContent>
+                                        <w:p>
+                                          <w:pPr>
+                                            <w:pStyle w:val="NoSpacing"/>
+                                            <w:spacing w:line="312" w:lineRule="auto"/>
+                                            <w:jc w:val="right"/>
+                                            <w:rPr>
+                                              <w:caps/>
+                                              <w:color w:val="191919" w:themeColor="text1" w:themeTint="E6"/>
+                                              <w:sz w:val="72"/>
+                                              <w:szCs w:val="72"/>
+                                            </w:rPr>
+                                          </w:pPr>
+                                          <w:r>
+                                            <w:rPr>
+                                              <w:caps/>
+                                              <w:color w:val="191919" w:themeColor="text1" w:themeTint="E6"/>
+                                              <w:sz w:val="72"/>
+                                              <w:szCs w:val="72"/>
+                                            </w:rPr>
+                                            <w:t>Design, implementation and reference</w:t>
+                                          </w:r>
+                                        </w:p>
+                                      </w:sdtContent>
+                                    </w:sdt>
+                                    <w:sdt>
+                                      <w:sdtPr>
+                                        <w:rPr>
+                                          <w:color w:val="000000" w:themeColor="text1"/>
+                                          <w:sz w:val="24"/>
+                                          <w:szCs w:val="24"/>
+                                        </w:rPr>
+                                        <w:alias w:val="Subtitle"/>
+                                        <w:tag w:val=""/>
+                                        <w:id w:val="1354072561"/>
+                                        <w:dataBinding w:prefixMappings="xmlns:ns0='http://purl.org/dc/elements/1.1/' xmlns:ns1='http://schemas.openxmlformats.org/package/2006/metadata/core-properties' " w:xpath="/ns1:coreProperties[1]/ns0:subject[1]" w:storeItemID="{6C3C8BC8-F283-45AE-878A-BAB7291924A1}"/>
+                                        <w:text/>
+                                      </w:sdtPr>
+                                      <w:sdtContent>
+                                        <w:p>
+                                          <w:pPr>
+                                            <w:jc w:val="right"/>
+                                            <w:rPr>
+                                              <w:sz w:val="24"/>
+                                              <w:szCs w:val="24"/>
+                                            </w:rPr>
+                                          </w:pPr>
+                                          <w:r>
+                                            <w:rPr>
+                                              <w:color w:val="000000" w:themeColor="text1"/>
+                                              <w:sz w:val="24"/>
+                                              <w:szCs w:val="24"/>
+                                            </w:rPr>
+                                            <w:t>TusmuertOS 2.0</w:t>
+                                          </w:r>
+                                        </w:p>
+                                      </w:sdtContent>
+                                    </w:sdt>
+                                  </w:tc>
+                                  <w:tc>
+                                    <w:tcPr>
+                                      <w:tcW w:w="2432" w:type="pct"/>
+                                      <w:vAlign w:val="center"/>
+                                    </w:tcPr>
+                                    <w:p>
+                                      <w:pPr>
+                                        <w:pStyle w:val="NoSpacing"/>
+                                        <w:rPr>
+                                          <w:caps/>
+                                          <w:color w:val="9F2936" w:themeColor="accent2"/>
+                                          <w:sz w:val="26"/>
+                                          <w:szCs w:val="26"/>
+                                        </w:rPr>
+                                      </w:pPr>
+                                      <w:r>
+                                        <w:rPr>
+                                          <w:caps/>
+                                          <w:color w:val="9F2936" w:themeColor="accent2"/>
+                                          <w:sz w:val="26"/>
+                                          <w:szCs w:val="26"/>
+                                        </w:rPr>
+                                        <w:t>Abstract</w:t>
+                                      </w:r>
+                                    </w:p>
+                                    <w:sdt>
+                                      <w:sdtPr>
+                                        <w:rPr>
+                                          <w:color w:val="000000" w:themeColor="text1"/>
+                                        </w:rPr>
+                                        <w:alias w:val="Abstract"/>
+                                        <w:tag w:val=""/>
+                                        <w:id w:val="-2036181933"/>
+                                        <w:dataBinding w:prefixMappings="xmlns:ns0='http://schemas.microsoft.com/office/2006/coverPageProps' " w:xpath="/ns0:CoverPageProperties[1]/ns0:Abstract[1]" w:storeItemID="{55AF091B-3C7A-41E3-B477-F2FDAA23CFDA}"/>
+                                        <w:text/>
+                                      </w:sdtPr>
+                                      <w:sdtContent>
+                                        <w:p>
+                                          <w:pPr>
+                                            <w:rPr>
+                                              <w:color w:val="000000" w:themeColor="text1"/>
+                                            </w:rPr>
+                                          </w:pPr>
+                                          <w:r>
+                                            <w:rPr>
+                                              <w:color w:val="000000" w:themeColor="text1"/>
+                                            </w:rPr>
+                                            <w:t xml:space="preserve">Technical overview of the design and implementation of a hobbyist OS. This is a learning project. </w:t>
+                                          </w:r>
+                                        </w:p>
+                                      </w:sdtContent>
+                                    </w:sdt>
+                                    <w:sdt>
+                                      <w:sdtPr>
+                                        <w:rPr>
+                                          <w:color w:val="9F2936" w:themeColor="accent2"/>
+                                          <w:sz w:val="26"/>
+                                          <w:szCs w:val="26"/>
+                                        </w:rPr>
+                                        <w:alias w:val="Author"/>
+                                        <w:tag w:val=""/>
+                                        <w:id w:val="-279026076"/>
+                                        <w:dataBinding w:prefixMappings="xmlns:ns0='http://purl.org/dc/elements/1.1/' xmlns:ns1='http://schemas.openxmlformats.org/package/2006/metadata/core-properties' " w:xpath="/ns1:coreProperties[1]/ns0:creator[1]" w:storeItemID="{6C3C8BC8-F283-45AE-878A-BAB7291924A1}"/>
+                                        <w:text/>
+                                      </w:sdtPr>
+                                      <w:sdtContent>
+                                        <w:p>
+                                          <w:pPr>
+                                            <w:pStyle w:val="NoSpacing"/>
+                                            <w:rPr>
+                                              <w:color w:val="9F2936" w:themeColor="accent2"/>
+                                              <w:sz w:val="26"/>
+                                              <w:szCs w:val="26"/>
+                                            </w:rPr>
+                                          </w:pPr>
+                                          <w:r>
+                                            <w:rPr>
+                                              <w:color w:val="9F2936" w:themeColor="accent2"/>
+                                              <w:sz w:val="26"/>
+                                              <w:szCs w:val="26"/>
+                                            </w:rPr>
+                                            <w:t>mihe</w:t>
+                                          </w:r>
+                                        </w:p>
+                                      </w:sdtContent>
+                                    </w:sdt>
+                                    <w:p>
+                                      <w:pPr>
+                                        <w:pStyle w:val="NoSpacing"/>
+                                      </w:pPr>
+                                      <w:sdt>
+                                        <w:sdtPr>
+                                          <w:rPr>
+                                            <w:color w:val="323232" w:themeColor="text2"/>
+                                          </w:rPr>
+                                          <w:alias w:val="Course"/>
+                                          <w:tag w:val="Course"/>
+                                          <w:id w:val="-710501431"/>
+                                          <w:dataBinding w:prefixMappings="xmlns:ns0='http://purl.org/dc/elements/1.1/' xmlns:ns1='http://schemas.openxmlformats.org/package/2006/metadata/core-properties' " w:xpath="/ns1:coreProperties[1]/ns1:category[1]" w:storeItemID="{6C3C8BC8-F283-45AE-878A-BAB7291924A1}"/>
+                                          <w:text/>
+                                        </w:sdtPr>
+                                        <w:sdtContent>
+                                          <w:r>
+                                            <w:rPr>
+                                              <w:color w:val="323232" w:themeColor="text2"/>
+                                            </w:rPr>
+                                            <w:t>TusmuertOS 2.0</w:t>
+                                          </w:r>
+                                        </w:sdtContent>
+                                      </w:sdt>
+                                    </w:p>
+                                  </w:tc>
+                                </w:tr>
+                              </w:tbl>
+                              <w:p/>
+                            </w:txbxContent>
+                          </wps:txbx>
+                          <wps:bodyPr rot="0" spcFirstLastPara="0" vertOverflow="overflow" horzOverflow="overflow" vert="horz" wrap="square" lIns="0" tIns="0" rIns="0" bIns="0" numCol="1" spcCol="0" rtlCol="0" fromWordArt="0" anchor="ctr" anchorCtr="0" forceAA="0" compatLnSpc="1">
+                            <a:prstTxWarp prst="textNoShape">
+                              <a:avLst/>
+                            </a:prstTxWarp>
+                            <a:noAutofit/>
+                          </wps:bodyPr>
+                        </wps:wsp>
+                      </a:graphicData>
+                    </a:graphic>
+                    <wp14:sizeRelH relativeFrom="page">
+                      <wp14:pctWidth>94100</wp14:pctWidth>
+                    </wp14:sizeRelH>
+                    <wp14:sizeRelV relativeFrom="page">
+                      <wp14:pctHeight>77300</wp14:pctHeight>
+                    </wp14:sizeRelV>
+                  </wp:anchor>
+                </w:drawing>
+              </mc:Choice>
+              <mc:Fallback>
+                <w:pict>
+                  <v:shapetype w14:anchorId="44E8F053" id="_x0000_t202" coordsize="21600,21600" o:spt="202" path="m,l,21600r21600,l21600,xe">
+                    <v:stroke joinstyle="miter"/>
+                    <v:path gradientshapeok="t" o:connecttype="rect"/>
+                  </v:shapetype>
+                  <v:shape id="Text Box 139" o:spid="_x0000_s1026" type="#_x0000_t202" style="position:absolute;margin-left:0;margin-top:0;width:134.85pt;height:302.4pt;z-index:251659264;visibility:visible;mso-wrap-style:square;mso-width-percent:941;mso-height-percent:773;mso-wrap-distance-left:9pt;mso-wrap-distance-top:0;mso-wrap-distance-right:9pt;mso-wrap-distance-bottom:0;mso-position-horizontal:center;mso-position-horizontal-relative:page;mso-position-vertical:center;mso-position-vertical-relative:page;mso-width-percent:941;mso-height-percent:773;mso-width-relative:page;mso-height-relative:page;v-text-anchor:middle" o:gfxdata="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" fillcolor="white [3201]" stroked="f" strokeweight=".5pt">
+                    <v:textbox inset="0,0,0,0">
+                      <w:txbxContent>
+                        <w:tbl>
+                          <w:tblPr>
+                            <w:tblW w:w="5000" w:type="pct"/>
+                            <w:jc w:val="center"/>
+                            <w:tblBorders>
+                              <w:insideV w:val="single" w:sz="12" w:space="0" w:color="9F2936" w:themeColor="accent2"/>
+                            </w:tblBorders>
+                            <w:tblCellMar>
+                              <w:top w:w="1296" w:type="dxa"/>
+                              <w:left w:w="360" w:type="dxa"/>
+                              <w:bottom w:w="1296" w:type="dxa"/>
+                              <w:right w:w="360" w:type="dxa"/>
+                            </w:tblCellMar>
+                            <w:tblLook w:val="04A0" w:firstRow="1" w:lastRow="0" w:firstColumn="1" w:lastColumn="0" w:noHBand="0" w:noVBand="1"/>
+                          </w:tblPr>
+                          <w:tblGrid>
+                            <w:gridCol w:w="6924"/>
+                            <w:gridCol w:w="2444"/>
+                          </w:tblGrid>
+                          <w:tr>
+                            <w:trPr>
+                              <w:jc w:val="center"/>
+                            </w:trPr>
+                            <w:tc>
+                              <w:tcPr>
+                                <w:tcW w:w="2568" w:type="pct"/>
+                                <w:vAlign w:val="center"/>
+                              </w:tcPr>
+                              <w:p>
+                                <w:pPr>
+                                  <w:jc w:val="right"/>
+                                </w:pPr>
+                              </w:p>
+                              <w:p>
+                                <w:pPr>
+                                  <w:jc w:val="right"/>
+                                </w:pPr>
+                                <w:r>
+                                  <w:rPr>
+                                    <w:noProof/>
+                                  </w:rPr>
+                                  <w:drawing>
+                                    <wp:inline distT="0" distB="0" distL="0" distR="0" wp14:anchorId="63FCBADC" wp14:editId="41B9E546">
+                                      <wp:extent cx="2457545" cy="3531339"/>
+                                      <wp:effectExtent l="419100" t="285750" r="533400" b="278765"/>
+                                      <wp:docPr id="1505784850" name="Picture 1"/>
+                                      <wp:cNvGraphicFramePr>
+                                        <a:graphicFrameLocks xmlns:a="http://schemas.openxmlformats.org/drawingml/2006/main" noChangeAspect="1"/>
+                                      </wp:cNvGraphicFramePr>
+                                      <a:graphic xmlns:a="http://schemas.openxmlformats.org/drawingml/2006/main">
+                                        <a:graphicData uri="http://schemas.openxmlformats.org/drawingml/2006/picture">
+                                          <pic:pic xmlns:pic="http://schemas.openxmlformats.org/drawingml/2006/picture">
+                                            <pic:nvPicPr>
+                                              <pic:cNvPr id="1505784850" name=""/>
+                                              <pic:cNvPicPr/>
+                                            </pic:nvPicPr>
+                                            <pic:blipFill>
+                                              <a:blip r:embed="rId9"/>
+                                              <a:stretch>
+                                                <a:fillRect/>
+                                              </a:stretch>
+                                            </pic:blipFill>
+                                            <pic:spPr>
+                                              <a:xfrm>
+                                                <a:off x="0" y="0"/>
+                                                <a:ext cx="2481908" cy="3566347"/>
+                                              </a:xfrm>
+                                              <a:prstGeom prst="rect">
+                                                <a:avLst/>
+                                              </a:prstGeom>
+                                              <a:solidFill>
+                                                <a:srgbClr val="FFFFFF">
+                                                  <a:shade val="85000"/>
+                                                </a:srgbClr>
+                                              </a:solidFill>
+                                              <a:ln w="190500" cap="sq">
+                                                <a:solidFill>
+                                                  <a:srgbClr val="FFFFFF"/>
+                                                </a:solidFill>
+                                                <a:miter lim="800000"/>
+                                              </a:ln>
+                                              <a:effectLst>
+                                                <a:outerShdw blurRad="65000" dist="50800" dir="12900000" kx="195000" ky="145000" algn="tl" rotWithShape="0">
+                                                  <a:srgbClr val="000000">
+                                                    <a:alpha val="30000"/>
+                                                  </a:srgbClr>
+                                                </a:outerShdw>
+                                              </a:effectLst>
+                                              <a:scene3d>
+                                                <a:camera prst="orthographicFront">
+                                                  <a:rot lat="0" lon="0" rev="360000"/>
+                                                </a:camera>
+                                                <a:lightRig rig="twoPt" dir="t">
+                                                  <a:rot lat="0" lon="0" rev="7200000"/>
+                                                </a:lightRig>
+                                              </a:scene3d>
+                                              <a:sp3d contourW="12700">
+                                                <a:bevelT w="25400" h="19050"/>
+                                                <a:contourClr>
+                                                  <a:srgbClr val="969696"/>
+                                                </a:contourClr>
+                                              </a:sp3d>
+                                            </pic:spPr>
+                                          </pic:pic>
+                                        </a:graphicData>
+                                      </a:graphic>
+                                    </wp:inline>
+                                  </w:drawing>
+                                </w:r>
+                              </w:p>
+                              <w:sdt>
+                                <w:sdtPr>
+                                  <w:rPr>
+                                    <w:caps/>
+                                    <w:color w:val="191919" w:themeColor="text1" w:themeTint="E6"/>
+                                    <w:sz w:val="72"/>
+                                    <w:szCs w:val="72"/>
+                                  </w:rPr>
+                                  <w:alias w:val="Title"/>
+                                  <w:tag w:val=""/>
+                                  <w:id w:val="-438379639"/>
+                                  <w:dataBinding w:prefixMappings="xmlns:ns0='http://purl.org/dc/elements/1.1/' xmlns:ns1='http://schemas.openxmlformats.org/package/2006/metadata/core-properties' " w:xpath="/ns1:coreProperties[1]/ns0:title[1]" w:storeItemID="{6C3C8BC8-F283-45AE-878A-BAB7291924A1}"/>
+                                  <w:text/>
+                                </w:sdtPr>
+                                <w:sdtContent>
+                                  <w:p>
+                                    <w:pPr>
+                                      <w:pStyle w:val="NoSpacing"/>
+                                      <w:spacing w:line="312" w:lineRule="auto"/>
+                                      <w:jc w:val="right"/>
+                                      <w:rPr>
+                                        <w:caps/>
+                                        <w:color w:val="191919" w:themeColor="text1" w:themeTint="E6"/>
+                                        <w:sz w:val="72"/>
+                                        <w:szCs w:val="72"/>
+                                      </w:rPr>
+                                    </w:pPr>
+                                    <w:r>
+                                      <w:rPr>
+                                        <w:caps/>
+                                        <w:color w:val="191919" w:themeColor="text1" w:themeTint="E6"/>
+                                        <w:sz w:val="72"/>
+                                        <w:szCs w:val="72"/>
+                                      </w:rPr>
+                                      <w:t>Design, implementation and reference</w:t>
+                                    </w:r>
+                                  </w:p>
+                                </w:sdtContent>
+                              </w:sdt>
+                              <w:sdt>
+                                <w:sdtPr>
+                                  <w:rPr>
+                                    <w:color w:val="000000" w:themeColor="text1"/>
+                                    <w:sz w:val="24"/>
+                                    <w:szCs w:val="24"/>
+                                  </w:rPr>
+                                  <w:alias w:val="Subtitle"/>
+                                  <w:tag w:val=""/>
+                                  <w:id w:val="1354072561"/>
+                                  <w:dataBinding w:prefixMappings="xmlns:ns0='http://purl.org/dc/elements/1.1/' xmlns:ns1='http://schemas.openxmlformats.org/package/2006/metadata/core-properties' " w:xpath="/ns1:coreProperties[1]/ns0:subject[1]" w:storeItemID="{6C3C8BC8-F283-45AE-878A-BAB7291924A1}"/>
+                                  <w:text/>
+                                </w:sdtPr>
+                                <w:sdtContent>
+                                  <w:p>
+                                    <w:pPr>
+                                      <w:jc w:val="right"/>
+                                      <w:rPr>
+                                        <w:sz w:val="24"/>
+                                        <w:szCs w:val="24"/>
+                                      </w:rPr>
+                                    </w:pPr>
+                                    <w:r>
+                                      <w:rPr>
+                                        <w:color w:val="000000" w:themeColor="text1"/>
+                                        <w:sz w:val="24"/>
+                                        <w:szCs w:val="24"/>
+                                      </w:rPr>
+                                      <w:t>TusmuertOS 2.0</w:t>
+                                    </w:r>
+                                  </w:p>
+                                </w:sdtContent>
+                              </w:sdt>
+                            </w:tc>
+                            <w:tc>
+                              <w:tcPr>
+                                <w:tcW w:w="2432" w:type="pct"/>
+                                <w:vAlign w:val="center"/>
+                              </w:tcPr>
+                              <w:p>
+                                <w:pPr>
+                                  <w:pStyle w:val="NoSpacing"/>
+                                  <w:rPr>
+                                    <w:caps/>
+                                    <w:color w:val="9F2936" w:themeColor="accent2"/>
+                                    <w:sz w:val="26"/>
+                                    <w:szCs w:val="26"/>
+                                  </w:rPr>
+                                </w:pPr>
+                                <w:r>
+                                  <w:rPr>
+                                    <w:caps/>
+                                    <w:color w:val="9F2936" w:themeColor="accent2"/>
+                                    <w:sz w:val="26"/>
+                                    <w:szCs w:val="26"/>
+                                  </w:rPr>
+                                  <w:t>Abstract</w:t>
+                                </w:r>
+                              </w:p>
+                              <w:sdt>
+                                <w:sdtPr>
+                                  <w:rPr>
+                                    <w:color w:val="000000" w:themeColor="text1"/>
+                                  </w:rPr>
+                                  <w:alias w:val="Abstract"/>
+                                  <w:tag w:val=""/>
+                                  <w:id w:val="-2036181933"/>
+                                  <w:dataBinding w:prefixMappings="xmlns:ns0='http://schemas.microsoft.com/office/2006/coverPageProps' " w:xpath="/ns0:CoverPageProperties[1]/ns0:Abstract[1]" w:storeItemID="{55AF091B-3C7A-41E3-B477-F2FDAA23CFDA}"/>
+                                  <w:text/>
+                                </w:sdtPr>
+                                <w:sdtContent>
+                                  <w:p>
+                                    <w:pPr>
+                                      <w:rPr>
+                                        <w:color w:val="000000" w:themeColor="text1"/>
+                                      </w:rPr>
+                                    </w:pPr>
+                                    <w:r>
+                                      <w:rPr>
+                                        <w:color w:val="000000" w:themeColor="text1"/>
+                                      </w:rPr>
+                                      <w:t xml:space="preserve">Technical overview of the design and implementation of a hobbyist OS. This is a learning project. </w:t>
+                                    </w:r>
+                                  </w:p>
+                                </w:sdtContent>
+                              </w:sdt>
+                              <w:sdt>
+                                <w:sdtPr>
+                                  <w:rPr>
+                                    <w:color w:val="9F2936" w:themeColor="accent2"/>
+                                    <w:sz w:val="26"/>
+                                    <w:szCs w:val="26"/>
+                                  </w:rPr>
+                                  <w:alias w:val="Author"/>
+                                  <w:tag w:val=""/>
+                                  <w:id w:val="-279026076"/>
+                                  <w:dataBinding w:prefixMappings="xmlns:ns0='http://purl.org/dc/elements/1.1/' xmlns:ns1='http://schemas.openxmlformats.org/package/2006/metadata/core-properties' " w:xpath="/ns1:coreProperties[1]/ns0:creator[1]" w:storeItemID="{6C3C8BC8-F283-45AE-878A-BAB7291924A1}"/>
+                                  <w:text/>
+                                </w:sdtPr>
+                                <w:sdtContent>
+                                  <w:p>
+                                    <w:pPr>
+                                      <w:pStyle w:val="NoSpacing"/>
+                                      <w:rPr>
+                                        <w:color w:val="9F2936" w:themeColor="accent2"/>
+                                        <w:sz w:val="26"/>
+                                        <w:szCs w:val="26"/>
+                                      </w:rPr>
+                                    </w:pPr>
+                                    <w:r>
+                                      <w:rPr>
+                                        <w:color w:val="9F2936" w:themeColor="accent2"/>
+                                        <w:sz w:val="26"/>
+                                        <w:szCs w:val="26"/>
+                                      </w:rPr>
+                                      <w:t>mihe</w:t>
+                                    </w:r>
+                                  </w:p>
+                                </w:sdtContent>
+                              </w:sdt>
+                              <w:p>
+                                <w:pPr>
+                                  <w:pStyle w:val="NoSpacing"/>
+                                </w:pPr>
+                                <w:sdt>
+                                  <w:sdtPr>
+                                    <w:rPr>
+                                      <w:color w:val="323232" w:themeColor="text2"/>
+                                    </w:rPr>
+                                    <w:alias w:val="Course"/>
+                                    <w:tag w:val="Course"/>
+                                    <w:id w:val="-710501431"/>
+                                    <w:dataBinding w:prefixMappings="xmlns:ns0='http://purl.org/dc/elements/1.1/' xmlns:ns1='http://schemas.openxmlformats.org/package/2006/metadata/core-properties' " w:xpath="/ns1:coreProperties[1]/ns1:category[1]" w:storeItemID="{6C3C8BC8-F283-45AE-878A-BAB7291924A1}"/>
+                                    <w:text/>
+                                  </w:sdtPr>
+                                  <w:sdtContent>
+                                    <w:r>
+                                      <w:rPr>
+                                        <w:color w:val="323232" w:themeColor="text2"/>
+                                      </w:rPr>
+                                      <w:t>TusmuertOS 2.0</w:t>
+                                    </w:r>
+                                  </w:sdtContent>
+                                </w:sdt>
+                              </w:p>
+                            </w:tc>
+                          </w:tr>
+                        </w:tbl>
+                        <w:p/>
+                      </w:txbxContent>
+                    </v:textbox>
+                    <w10:wrap anchorx="page" anchory="page"/>
+                  </v:shape>
+                </w:pict>
+              </mc:Fallback>
+            </mc:AlternateContent>
+          </w:r>
+          <w:r>
+            <w:rPr>
+              <w:b/>
+              <w:bCs/>
+            </w:rPr>
+            <w:br w:type="page"/>
+          </w:r>
+        </w:p>
+      </w:sdtContent>
+    </w:sdt>
+    <w:sdt>
+      <w:sdtPr>
+        <w:id w:val="527603922"/>
+        <w:docPartObj>
+          <w:docPartGallery w:val="Table of Contents"/>
+          <w:docPartUnique/>
+        </w:docPartObj>
+      </w:sdtPr>
+      <w:sdtEndPr>
+        <w:rPr>
+          <w:rFonts w:asciiTheme="minorHAnsi" w:eastAsiaTheme="minorEastAsia" w:hAnsiTheme="minorHAnsi" w:cstheme="minorBidi"/>
+          <w:smallCaps w:val="0"/>
+          <w:noProof/>
+          <w:color w:val="auto"/>
+          <w:sz w:val="20"/>
+          <w:szCs w:val="22"/>
+        </w:rPr>
+      </w:sdtEndPr>
+      <w:sdtContent>
+        <w:p>
+          <w:pPr>
+            <w:pStyle w:val="TOCHeading"/>
+          </w:pPr>
+          <w:r>
+            <w:t>Contents</w:t>
+          </w:r>
+        </w:p>
+        <w:p>
+          <w:pPr>
+            <w:pStyle w:val="TOC1"/>
+            <w:tabs>
+              <w:tab w:val="left" w:pos="480"/>
+              <w:tab w:val="right" w:leader="dot" w:pos="9350"/>
+            </w:tabs>
+            <w:rPr>
+              <w:noProof/>
+              <w:kern w:val="2"/>
+              <w:sz w:val="24"/>
+              <w:szCs w:val="24"/>
+              <w14:ligatures w14:val="standardContextual"/>
+            </w:rPr>
+          </w:pPr>
+          <w:r>
+            <w:fldChar w:fldCharType="begin"/>
+          </w:r>
+          <w:r>
+            <w:instrText xml:space="preserve"> TOC \o "1-3" \h \z \u </w:instrText>
+          </w:r>
+          <w:r>
+            <w:fldChar w:fldCharType="separate"/>
+          </w:r>
+          <w:hyperlink w:anchor="_Toc212907382" w:history="1">
+            <w:r>
+              <w:rPr>
+                <w:rStyle w:val="Hyperlink"/>
+                <w:noProof/>
+              </w:rPr>
+              <w:t>2</w:t>
+            </w:r>
+            <w:r>
+              <w:rPr>
+                <w:noProof/>
+                <w:kern w:val="2"/>
+                <w:sz w:val="24"/>
+                <w:szCs w:val="24"/>
+                <w14:ligatures w14:val="standardContextual"/>
+              </w:rPr>
+              <w:tab/>
+            </w:r>
+            <w:r>
+              <w:rPr>
+                <w:rStyle w:val="Hyperlink"/>
+                <w:noProof/>
+              </w:rPr>
+              <w:t>TusmuertOS 2.0 design</w:t>
+            </w:r>
+            <w:r>
+              <w:rPr>
+                <w:noProof/>
+                <w:webHidden/>
+              </w:rPr>
+              <w:tab/>
+            </w:r>
+            <w:r>
+              <w:rPr>
+                <w:noProof/>
+                <w:webHidden/>
+              </w:rPr>
+              <w:fldChar w:fldCharType="begin"/>
+            </w:r>
+            <w:r>
+              <w:rPr>
+                <w:noProof/>
+                <w:webHidden/>
+              </w:rPr>
+              <w:instrText xml:space="preserve"> PAGEREF _Toc212907382 \h </w:instrText>
+            </w:r>
+            <w:r>
+              <w:rPr>
+                <w:noProof/>
+                <w:webHidden/>
+              </w:rPr>
+            </w:r>
+            <w:r>
+              <w:rPr>
+                <w:noProof/>
+                <w:webHidden/>
+              </w:rPr>
+              <w:fldChar w:fldCharType="separate"/>
+            </w:r>
+            <w:r>
+              <w:rPr>
+                <w:noProof/>
+                <w:webHidden/>
+              </w:rPr>
+              <w:t>2</w:t>
+            </w:r>
+            <w:r>
+              <w:rPr>
+                <w:noProof/>
+                <w:webHidden/>
+              </w:rPr>
+              <w:fldChar w:fldCharType="end"/>
+            </w:r>
+          </w:hyperlink>
+        </w:p>
+        <w:p>
+          <w:pPr>
+            <w:pStyle w:val="TOC1"/>
+            <w:tabs>
+              <w:tab w:val="left" w:pos="480"/>
+              <w:tab w:val="right" w:leader="dot" w:pos="9350"/>
+            </w:tabs>
+            <w:rPr>
+              <w:noProof/>
+              <w:kern w:val="2"/>
+              <w:sz w:val="24"/>
+              <w:szCs w:val="24"/>
+              <w14:ligatures w14:val="standardContextual"/>
+            </w:rPr>
+          </w:pPr>
+          <w:hyperlink w:anchor="_Toc212907383" w:history="1">
+            <w:r>
+              <w:rPr>
+                <w:rStyle w:val="Hyperlink"/>
+                <w:noProof/>
+              </w:rPr>
+              <w:t>3</w:t>
+            </w:r>
+            <w:r>
+              <w:rPr>
+                <w:noProof/>
+                <w:kern w:val="2"/>
+                <w:sz w:val="24"/>
+                <w:szCs w:val="24"/>
+                <w14:ligatures w14:val="standardContextual"/>
+              </w:rPr>
+              <w:tab/>
+            </w:r>
+            <w:r>
+              <w:rPr>
+                <w:rStyle w:val="Hyperlink"/>
+                <w:noProof/>
+              </w:rPr>
+              <w:t>Bootloader</w:t>
+            </w:r>
+            <w:r>
+              <w:rPr>
+                <w:noProof/>
+                <w:webHidden/>
+              </w:rPr>
+              <w:tab/>
+            </w:r>
+            <w:r>
+              <w:rPr>
+                <w:noProof/>
+                <w:webHidden/>
+              </w:rPr>
+              <w:fldChar w:fldCharType="begin"/>
+            </w:r>
+            <w:r>
+              <w:rPr>
+                <w:noProof/>
+                <w:webHidden/>
+              </w:rPr>
+              <w:instrText xml:space="preserve"> PAGEREF _Toc212907383 \h </w:instrText>
+            </w:r>
+            <w:r>
+              <w:rPr>
+                <w:noProof/>
+                <w:webHidden/>
+              </w:rPr>
+            </w:r>
+            <w:r>
+              <w:rPr>
+                <w:noProof/>
+                <w:webHidden/>
+              </w:rPr>
+              <w:fldChar w:fldCharType="separate"/>
+            </w:r>
+            <w:r>
+              <w:rPr>
+                <w:noProof/>
+                <w:webHidden/>
+              </w:rPr>
+              <w:t>2</w:t>
+            </w:r>
+            <w:r>
+              <w:rPr>
+                <w:noProof/>
+                <w:webHidden/>
+              </w:rPr>
+              <w:fldChar w:fldCharType="end"/>
+            </w:r>
+          </w:hyperlink>
+        </w:p>
+        <w:p>
+          <w:pPr>
+            <w:pStyle w:val="TOC1"/>
+            <w:tabs>
+              <w:tab w:val="left" w:pos="480"/>
+              <w:tab w:val="right" w:leader="dot" w:pos="9350"/>
+            </w:tabs>
+            <w:rPr>
+              <w:noProof/>
+              <w:kern w:val="2"/>
+              <w:sz w:val="24"/>
+              <w:szCs w:val="24"/>
+              <w14:ligatures w14:val="standardContextual"/>
+            </w:rPr>
+          </w:pPr>
+          <w:hyperlink w:anchor="_Toc212907384" w:history="1">
+            <w:r>
+              <w:rPr>
+                <w:rStyle w:val="Hyperlink"/>
+                <w:noProof/>
+              </w:rPr>
+              <w:t>4</w:t>
+            </w:r>
+            <w:r>
+              <w:rPr>
+                <w:noProof/>
+                <w:kern w:val="2"/>
+                <w:sz w:val="24"/>
+                <w:szCs w:val="24"/>
+                <w14:ligatures w14:val="standardContextual"/>
+              </w:rPr>
+              <w:tab/>
+            </w:r>
+            <w:r>
+              <w:rPr>
+                <w:rStyle w:val="Hyperlink"/>
+                <w:noProof/>
+              </w:rPr>
+              <w:t>Misc and notes</w:t>
+            </w:r>
+            <w:r>
+              <w:rPr>
+                <w:noProof/>
+                <w:webHidden/>
+              </w:rPr>
+              <w:tab/>
+            </w:r>
+            <w:r>
+              <w:rPr>
+                <w:noProof/>
+                <w:webHidden/>
+              </w:rPr>
+              <w:fldChar w:fldCharType="begin"/>
+            </w:r>
+            <w:r>
+              <w:rPr>
+                <w:noProof/>
+                <w:webHidden/>
+              </w:rPr>
+              <w:instrText xml:space="preserve"> PAGEREF _Toc212907384 \h </w:instrText>
+            </w:r>
+            <w:r>
+              <w:rPr>
+                <w:noProof/>
+                <w:webHidden/>
+              </w:rPr>
+            </w:r>
+            <w:r>
+              <w:rPr>
+                <w:noProof/>
+                <w:webHidden/>
+              </w:rPr>
+              <w:fldChar w:fldCharType="separate"/>
+            </w:r>
+            <w:r>
+              <w:rPr>
+                <w:noProof/>
+                <w:webHidden/>
+              </w:rPr>
+              <w:t>3</w:t>
+            </w:r>
+            <w:r>
+              <w:rPr>
+                <w:noProof/>
+                <w:webHidden/>
+              </w:rPr>
+              <w:fldChar w:fldCharType="end"/>
+            </w:r>
+          </w:hyperlink>
+        </w:p>
+        <w:p>
+          <w:pPr>
+            <w:pStyle w:val="TOC2"/>
+            <w:tabs>
+              <w:tab w:val="left" w:pos="720"/>
+              <w:tab w:val="right" w:leader="dot" w:pos="9350"/>
+            </w:tabs>
+            <w:rPr>
+              <w:noProof/>
+              <w:kern w:val="2"/>
+              <w:sz w:val="24"/>
+              <w:szCs w:val="24"/>
+              <w14:ligatures w14:val="standardContextual"/>
+            </w:rPr>
+          </w:pPr>
+          <w:hyperlink w:anchor="_Toc212907385" w:history="1">
+            <w:r>
+              <w:rPr>
+                <w:rStyle w:val="Hyperlink"/>
+                <w:noProof/>
+              </w:rPr>
+              <w:t>4.1</w:t>
+            </w:r>
+            <w:r>
+              <w:rPr>
+                <w:noProof/>
+                <w:kern w:val="2"/>
+                <w:sz w:val="24"/>
+                <w:szCs w:val="24"/>
+                <w14:ligatures w14:val="standardContextual"/>
+              </w:rPr>
+              <w:tab/>
+            </w:r>
+            <w:r>
+              <w:rPr>
+                <w:rStyle w:val="Hyperlink"/>
+                <w:noProof/>
+              </w:rPr>
+              <w:t>Random notes</w:t>
+            </w:r>
+            <w:r>
+              <w:rPr>
+                <w:noProof/>
+                <w:webHidden/>
+              </w:rPr>
+              <w:tab/>
+            </w:r>
+            <w:r>
+              <w:rPr>
+                <w:noProof/>
+                <w:webHidden/>
+              </w:rPr>
+              <w:fldChar w:fldCharType="begin"/>
+            </w:r>
+            <w:r>
+              <w:rPr>
+                <w:noProof/>
+                <w:webHidden/>
+              </w:rPr>
+              <w:instrText xml:space="preserve"> PAGEREF _Toc212907385 \h </w:instrText>
+            </w:r>
+            <w:r>
+              <w:rPr>
+                <w:noProof/>
+                <w:webHidden/>
+              </w:rPr>
+            </w:r>
+            <w:r>
+              <w:rPr>
+                <w:noProof/>
+                <w:webHidden/>
+              </w:rPr>
+              <w:fldChar w:fldCharType="separate"/>
+            </w:r>
+            <w:r>
+              <w:rPr>
+                <w:noProof/>
+                <w:webHidden/>
+              </w:rPr>
+              <w:t>3</w:t>
+            </w:r>
+            <w:r>
+              <w:rPr>
+                <w:noProof/>
+                <w:webHidden/>
+              </w:rPr>
+              <w:fldChar w:fldCharType="end"/>
+            </w:r>
+          </w:hyperlink>
+        </w:p>
+        <w:p>
+          <w:pPr>
+            <w:pStyle w:val="TOC2"/>
+            <w:tabs>
+              <w:tab w:val="left" w:pos="720"/>
+              <w:tab w:val="right" w:leader="dot" w:pos="9350"/>
+            </w:tabs>
+            <w:rPr>
+              <w:noProof/>
+              <w:kern w:val="2"/>
+              <w:sz w:val="24"/>
+              <w:szCs w:val="24"/>
+              <w14:ligatures w14:val="standardContextual"/>
+            </w:rPr>
+          </w:pPr>
+          <w:hyperlink w:anchor="_Toc212907386" w:history="1">
+            <w:r>
+              <w:rPr>
+                <w:rStyle w:val="Hyperlink"/>
+                <w:noProof/>
+              </w:rPr>
+              <w:t>4.2</w:t>
+            </w:r>
+            <w:r>
+              <w:rPr>
+                <w:noProof/>
+                <w:kern w:val="2"/>
+                <w:sz w:val="24"/>
+                <w:szCs w:val="24"/>
+                <w14:ligatures w14:val="standardContextual"/>
+              </w:rPr>
+              <w:tab/>
+            </w:r>
+            <w:r>
+              <w:rPr>
+                <w:rStyle w:val="Hyperlink"/>
+                <w:noProof/>
+              </w:rPr>
+              <w:t>WSL stuff</w:t>
+            </w:r>
+            <w:r>
+              <w:rPr>
+                <w:noProof/>
+                <w:webHidden/>
+              </w:rPr>
+              <w:tab/>
+            </w:r>
+            <w:r>
+              <w:rPr>
+                <w:noProof/>
+                <w:webHidden/>
+              </w:rPr>
+              <w:fldChar w:fldCharType="begin"/>
+            </w:r>
+            <w:r>
+              <w:rPr>
+                <w:noProof/>
+                <w:webHidden/>
+              </w:rPr>
+              <w:instrText xml:space="preserve"> PAGEREF _Toc212907386 \h </w:instrText>
+            </w:r>
+            <w:r>
+              <w:rPr>
+                <w:noProof/>
+                <w:webHidden/>
+              </w:rPr>
+            </w:r>
+            <w:r>
+              <w:rPr>
+                <w:noProof/>
+                <w:webHidden/>
+              </w:rPr>
+              <w:fldChar w:fldCharType="separate"/>
+            </w:r>
+            <w:r>
+              <w:rPr>
+                <w:noProof/>
+                <w:webHidden/>
+              </w:rPr>
+              <w:t>4</w:t>
+            </w:r>
+            <w:r>
+              <w:rPr>
+                <w:noProof/>
+                <w:webHidden/>
+              </w:rPr>
+              <w:fldChar w:fldCharType="end"/>
+            </w:r>
+          </w:hyperlink>
+        </w:p>
+        <w:p>
+          <w:pPr>
+            <w:pStyle w:val="TOC2"/>
+            <w:tabs>
+              <w:tab w:val="left" w:pos="720"/>
+              <w:tab w:val="right" w:leader="dot" w:pos="9350"/>
+            </w:tabs>
+            <w:rPr>
+              <w:noProof/>
+              <w:kern w:val="2"/>
+              <w:sz w:val="24"/>
+              <w:szCs w:val="24"/>
+              <w14:ligatures w14:val="standardContextual"/>
+            </w:rPr>
+          </w:pPr>
+          <w:hyperlink w:anchor="_Toc212907387" w:history="1">
+            <w:r>
+              <w:rPr>
+                <w:rStyle w:val="Hyperlink"/>
+                <w:noProof/>
+              </w:rPr>
+              <w:t>4.3</w:t>
+            </w:r>
+            <w:r>
+              <w:rPr>
+                <w:noProof/>
+                <w:kern w:val="2"/>
+                <w:sz w:val="24"/>
+                <w:szCs w:val="24"/>
+                <w14:ligatures w14:val="standardContextual"/>
+              </w:rPr>
+              <w:tab/>
+            </w:r>
+            <w:r>
+              <w:rPr>
+                <w:rStyle w:val="Hyperlink"/>
+                <w:noProof/>
+              </w:rPr>
+              <w:t>Setup build</w:t>
+            </w:r>
+            <w:r>
+              <w:rPr>
+                <w:noProof/>
+                <w:webHidden/>
+              </w:rPr>
+              <w:tab/>
+            </w:r>
+            <w:r>
+              <w:rPr>
+                <w:noProof/>
+                <w:webHidden/>
+              </w:rPr>
+              <w:fldChar w:fldCharType="begin"/>
+            </w:r>
+            <w:r>
+              <w:rPr>
+                <w:noProof/>
+                <w:webHidden/>
+              </w:rPr>
+              <w:instrText xml:space="preserve"> PAGEREF _Toc212907387 \h </w:instrText>
+            </w:r>
+            <w:r>
+              <w:rPr>
+                <w:noProof/>
+                <w:webHidden/>
+              </w:rPr>
+            </w:r>
+            <w:r>
+              <w:rPr>
+                <w:noProof/>
+                <w:webHidden/>
+              </w:rPr>
+              <w:fldChar w:fldCharType="separate"/>
+            </w:r>
+            <w:r>
+              <w:rPr>
+                <w:noProof/>
+                <w:webHidden/>
+              </w:rPr>
+              <w:t>5</w:t>
+            </w:r>
+            <w:r>
+              <w:rPr>
+                <w:noProof/>
+                <w:webHidden/>
+              </w:rPr>
+              <w:fldChar w:fldCharType="end"/>
+            </w:r>
+          </w:hyperlink>
+        </w:p>
+        <w:p>
+          <w:pPr>
+            <w:pStyle w:val="TOC2"/>
+            <w:tabs>
+              <w:tab w:val="left" w:pos="720"/>
+              <w:tab w:val="right" w:leader="dot" w:pos="9350"/>
+            </w:tabs>
+            <w:rPr>
+              <w:noProof/>
+              <w:kern w:val="2"/>
+              <w:sz w:val="24"/>
+              <w:szCs w:val="24"/>
+              <w14:ligatures w14:val="standardContextual"/>
+            </w:rPr>
+          </w:pPr>
+          <w:hyperlink w:anchor="_Toc212907388" w:history="1">
+            <w:r>
+              <w:rPr>
+                <w:rStyle w:val="Hyperlink"/>
+                <w:noProof/>
+              </w:rPr>
+              <w:t>4.4</w:t>
+            </w:r>
+            <w:r>
+              <w:rPr>
+                <w:noProof/>
+                <w:kern w:val="2"/>
+                <w:sz w:val="24"/>
+                <w:szCs w:val="24"/>
+                <w14:ligatures w14:val="standardContextual"/>
+              </w:rPr>
+              <w:tab/>
+            </w:r>
+            <w:r>
+              <w:rPr>
+                <w:rStyle w:val="Hyperlink"/>
+                <w:noProof/>
+              </w:rPr>
+              <w:t>BUILD PROCESS BEFORE MAKE</w:t>
+            </w:r>
+            <w:r>
+              <w:rPr>
+                <w:noProof/>
+                <w:webHidden/>
+              </w:rPr>
+              <w:tab/>
+            </w:r>
+            <w:r>
+              <w:rPr>
+                <w:noProof/>
+                <w:webHidden/>
+              </w:rPr>
+              <w:fldChar w:fldCharType="begin"/>
+            </w:r>
+            <w:r>
+              <w:rPr>
+                <w:noProof/>
+                <w:webHidden/>
+              </w:rPr>
+              <w:instrText xml:space="preserve"> PAGEREF _Toc212907388 \h </w:instrText>
+            </w:r>
+            <w:r>
+              <w:rPr>
+                <w:noProof/>
+                <w:webHidden/>
+              </w:rPr>
+            </w:r>
+            <w:r>
+              <w:rPr>
+                <w:noProof/>
+                <w:webHidden/>
+              </w:rPr>
+              <w:fldChar w:fldCharType="separate"/>
+            </w:r>
+            <w:r>
+              <w:rPr>
+                <w:noProof/>
+                <w:webHidden/>
+              </w:rPr>
+              <w:t>5</w:t>
+            </w:r>
+            <w:r>
+              <w:rPr>
+                <w:noProof/>
+                <w:webHidden/>
+              </w:rPr>
+              <w:fldChar w:fldCharType="end"/>
+            </w:r>
+          </w:hyperlink>
+        </w:p>
+        <w:p>
+          <w:pPr>
+            <w:pStyle w:val="TOC2"/>
+            <w:tabs>
+              <w:tab w:val="left" w:pos="720"/>
+              <w:tab w:val="right" w:leader="dot" w:pos="9350"/>
+            </w:tabs>
+            <w:rPr>
+              <w:noProof/>
+              <w:kern w:val="2"/>
+              <w:sz w:val="24"/>
+              <w:szCs w:val="24"/>
+              <w14:ligatures w14:val="standardContextual"/>
+            </w:rPr>
+          </w:pPr>
+          <w:hyperlink w:anchor="_Toc212907389" w:history="1">
+            <w:r>
+              <w:rPr>
+                <w:rStyle w:val="Hyperlink"/>
+                <w:noProof/>
+              </w:rPr>
+              <w:t>4.5</w:t>
+            </w:r>
+            <w:r>
+              <w:rPr>
+                <w:noProof/>
+                <w:kern w:val="2"/>
+                <w:sz w:val="24"/>
+                <w:szCs w:val="24"/>
+                <w14:ligatures w14:val="standardContextual"/>
+              </w:rPr>
+              <w:tab/>
+            </w:r>
+            <w:r>
+              <w:rPr>
+                <w:rStyle w:val="Hyperlink"/>
+                <w:noProof/>
+              </w:rPr>
+              <w:t>BUILD PROCESS AFTER MAKE</w:t>
+            </w:r>
+            <w:r>
+              <w:rPr>
+                <w:noProof/>
+                <w:webHidden/>
+              </w:rPr>
+              <w:tab/>
+            </w:r>
+            <w:r>
+              <w:rPr>
+                <w:noProof/>
+                <w:webHidden/>
+              </w:rPr>
+              <w:fldChar w:fldCharType="begin"/>
+            </w:r>
+            <w:r>
+              <w:rPr>
+                <w:noProof/>
+                <w:webHidden/>
+              </w:rPr>
+              <w:instrText xml:space="preserve"> PAGEREF _Toc212907389 \h </w:instrText>
+            </w:r>
+            <w:r>
+              <w:rPr>
+                <w:noProof/>
+                <w:webHidden/>
+              </w:rPr>
+            </w:r>
+            <w:r>
+              <w:rPr>
+                <w:noProof/>
+                <w:webHidden/>
+              </w:rPr>
+              <w:fldChar w:fldCharType="separate"/>
+            </w:r>
+            <w:r>
+              <w:rPr>
+                <w:noProof/>
+                <w:webHidden/>
+              </w:rPr>
+              <w:t>5</w:t>
+            </w:r>
+            <w:r>
+              <w:rPr>
+                <w:noProof/>
+                <w:webHidden/>
+              </w:rPr>
+              <w:fldChar w:fldCharType="end"/>
+            </w:r>
+          </w:hyperlink>
+        </w:p>
+        <w:p>
+          <w:pPr>
+            <w:pStyle w:val="TOC2"/>
+            <w:tabs>
+              <w:tab w:val="left" w:pos="720"/>
+              <w:tab w:val="right" w:leader="dot" w:pos="9350"/>
+            </w:tabs>
+            <w:rPr>
+              <w:noProof/>
+              <w:kern w:val="2"/>
+              <w:sz w:val="24"/>
+              <w:szCs w:val="24"/>
+              <w14:ligatures w14:val="standardContextual"/>
+            </w:rPr>
+          </w:pPr>
+          <w:hyperlink w:anchor="_Toc212907390" w:history="1">
+            <w:r>
+              <w:rPr>
+                <w:rStyle w:val="Hyperlink"/>
+                <w:noProof/>
+              </w:rPr>
+              <w:t>4.6</w:t>
+            </w:r>
+            <w:r>
+              <w:rPr>
+                <w:noProof/>
+                <w:kern w:val="2"/>
+                <w:sz w:val="24"/>
+                <w:szCs w:val="24"/>
+                <w14:ligatures w14:val="standardContextual"/>
+              </w:rPr>
+              <w:tab/>
+            </w:r>
+            <w:r>
+              <w:rPr>
+                <w:rStyle w:val="Hyperlink"/>
+                <w:noProof/>
+              </w:rPr>
+              <w:t>CPU registers</w:t>
+            </w:r>
+            <w:r>
+              <w:rPr>
+                <w:noProof/>
+                <w:webHidden/>
+              </w:rPr>
+              <w:tab/>
+            </w:r>
+            <w:r>
+              <w:rPr>
+                <w:noProof/>
+                <w:webHidden/>
+              </w:rPr>
+              <w:fldChar w:fldCharType="begin"/>
+            </w:r>
+            <w:r>
+              <w:rPr>
+                <w:noProof/>
+                <w:webHidden/>
+              </w:rPr>
+              <w:instrText xml:space="preserve"> PAGEREF _Toc212907390 \h </w:instrText>
+            </w:r>
+            <w:r>
+              <w:rPr>
+                <w:noProof/>
+                <w:webHidden/>
+              </w:rPr>
+            </w:r>
+            <w:r>
+              <w:rPr>
+                <w:noProof/>
+                <w:webHidden/>
+              </w:rPr>
+              <w:fldChar w:fldCharType="separate"/>
+            </w:r>
+            <w:r>
+              <w:rPr>
+                <w:noProof/>
+                <w:webHidden/>
+              </w:rPr>
+              <w:t>5</w:t>
+            </w:r>
+            <w:r>
+              <w:rPr>
+                <w:noProof/>
+                <w:webHidden/>
+              </w:rPr>
+              <w:fldChar w:fldCharType="end"/>
+            </w:r>
+          </w:hyperlink>
+        </w:p>
+        <w:p>
+          <w:pPr>
+            <w:pStyle w:val="TOC1"/>
+            <w:tabs>
+              <w:tab w:val="left" w:pos="480"/>
+              <w:tab w:val="right" w:leader="dot" w:pos="9350"/>
+            </w:tabs>
+            <w:rPr>
+              <w:noProof/>
+              <w:kern w:val="2"/>
+              <w:sz w:val="24"/>
+              <w:szCs w:val="24"/>
+              <w14:ligatures w14:val="standardContextual"/>
+            </w:rPr>
+          </w:pPr>
+          <w:hyperlink w:anchor="_Toc212907391" w:history="1">
+            <w:r>
+              <w:rPr>
+                <w:rStyle w:val="Hyperlink"/>
+                <w:noProof/>
+              </w:rPr>
+              <w:t>5</w:t>
+            </w:r>
+            <w:r>
+              <w:rPr>
+                <w:noProof/>
+                <w:kern w:val="2"/>
+                <w:sz w:val="24"/>
+                <w:szCs w:val="24"/>
+                <w14:ligatures w14:val="standardContextual"/>
+              </w:rPr>
+              <w:tab/>
+            </w:r>
+            <w:r>
+              <w:rPr>
+                <w:rStyle w:val="Hyperlink"/>
+                <w:noProof/>
+              </w:rPr>
+              <w:t>Common Linux and Windows commands</w:t>
+            </w:r>
+            <w:r>
+              <w:rPr>
+                <w:noProof/>
+                <w:webHidden/>
+              </w:rPr>
+              <w:tab/>
+            </w:r>
+            <w:r>
+              <w:rPr>
+                <w:noProof/>
+                <w:webHidden/>
+              </w:rPr>
+              <w:fldChar w:fldCharType="begin"/>
+            </w:r>
+            <w:r>
+              <w:rPr>
+                <w:noProof/>
+                <w:webHidden/>
+              </w:rPr>
+              <w:instrText xml:space="preserve"> PAGEREF _Toc212907391 \h </w:instrText>
+            </w:r>
+            <w:r>
+              <w:rPr>
+                <w:noProof/>
+                <w:webHidden/>
+              </w:rPr>
+            </w:r>
+            <w:r>
+              <w:rPr>
+                <w:noProof/>
+                <w:webHidden/>
+              </w:rPr>
+              <w:fldChar w:fldCharType="separate"/>
+            </w:r>
+            <w:r>
+              <w:rPr>
+                <w:noProof/>
+                <w:webHidden/>
+              </w:rPr>
+              <w:t>7</w:t>
+            </w:r>
+            <w:r>
+              <w:rPr>
+                <w:noProof/>
+                <w:webHidden/>
+              </w:rPr>
+              <w:fldChar w:fldCharType="end"/>
+            </w:r>
+          </w:hyperlink>
+        </w:p>
+        <w:p>
+          <w:pPr>
+            <w:pStyle w:val="TOC2"/>
+            <w:tabs>
+              <w:tab w:val="left" w:pos="720"/>
+              <w:tab w:val="right" w:leader="dot" w:pos="9350"/>
+            </w:tabs>
+            <w:rPr>
+              <w:noProof/>
+              <w:kern w:val="2"/>
+              <w:sz w:val="24"/>
+              <w:szCs w:val="24"/>
+              <w14:ligatures w14:val="standardContextual"/>
+            </w:rPr>
+          </w:pPr>
+          <w:hyperlink w:anchor="_Toc212907392" w:history="1">
+            <w:r>
+              <w:rPr>
+                <w:rStyle w:val="Hyperlink"/>
+                <w:noProof/>
+              </w:rPr>
+              <w:t>5.1</w:t>
+            </w:r>
+            <w:r>
+              <w:rPr>
+                <w:noProof/>
+                <w:kern w:val="2"/>
+                <w:sz w:val="24"/>
+                <w:szCs w:val="24"/>
+                <w14:ligatures w14:val="standardContextual"/>
+              </w:rPr>
+              <w:tab/>
+            </w:r>
+            <w:r>
+              <w:rPr>
+                <w:rStyle w:val="Hyperlink"/>
+                <w:noProof/>
+              </w:rPr>
+              <w:t>Linux</w:t>
+            </w:r>
+            <w:r>
+              <w:rPr>
+                <w:noProof/>
+                <w:webHidden/>
+              </w:rPr>
+              <w:tab/>
+            </w:r>
+            <w:r>
+              <w:rPr>
+                <w:noProof/>
+                <w:webHidden/>
+              </w:rPr>
+              <w:fldChar w:fldCharType="begin"/>
+            </w:r>
+            <w:r>
+              <w:rPr>
+                <w:noProof/>
+                <w:webHidden/>
+              </w:rPr>
+              <w:instrText xml:space="preserve"> PAGEREF _Toc212907392 \h </w:instrText>
+            </w:r>
+            <w:r>
+              <w:rPr>
+                <w:noProof/>
+                <w:webHidden/>
+              </w:rPr>
+            </w:r>
+            <w:r>
+              <w:rPr>
+                <w:noProof/>
+                <w:webHidden/>
+              </w:rPr>
+              <w:fldChar w:fldCharType="separate"/>
+            </w:r>
+            <w:r>
+              <w:rPr>
+                <w:noProof/>
+                <w:webHidden/>
+              </w:rPr>
+              <w:t>7</w:t>
+            </w:r>
+            <w:r>
+              <w:rPr>
+                <w:noProof/>
+                <w:webHidden/>
+              </w:rPr>
+              <w:fldChar w:fldCharType="end"/>
+            </w:r>
+          </w:hyperlink>
+        </w:p>
+        <w:p>
+          <w:pPr>
+            <w:pStyle w:val="TOC2"/>
+            <w:tabs>
+              <w:tab w:val="left" w:pos="720"/>
+              <w:tab w:val="right" w:leader="dot" w:pos="9350"/>
+            </w:tabs>
+            <w:rPr>
+              <w:noProof/>
+              <w:kern w:val="2"/>
+              <w:sz w:val="24"/>
+              <w:szCs w:val="24"/>
+              <w14:ligatures w14:val="standardContextual"/>
+            </w:rPr>
+          </w:pPr>
+          <w:hyperlink w:anchor="_Toc212907393" w:history="1">
+            <w:r>
+              <w:rPr>
+                <w:rStyle w:val="Hyperlink"/>
+                <w:noProof/>
+              </w:rPr>
+              <w:t>5.2</w:t>
+            </w:r>
+            <w:r>
+              <w:rPr>
+                <w:noProof/>
+                <w:kern w:val="2"/>
+                <w:sz w:val="24"/>
+                <w:szCs w:val="24"/>
+                <w14:ligatures w14:val="standardContextual"/>
+              </w:rPr>
+              <w:tab/>
+            </w:r>
+            <w:r>
+              <w:rPr>
+                <w:rStyle w:val="Hyperlink"/>
+                <w:noProof/>
+              </w:rPr>
+              <w:t>Windows PowerShell</w:t>
+            </w:r>
+            <w:r>
+              <w:rPr>
+                <w:noProof/>
+                <w:webHidden/>
+              </w:rPr>
+              <w:tab/>
+            </w:r>
+            <w:r>
+              <w:rPr>
+                <w:noProof/>
+                <w:webHidden/>
+              </w:rPr>
+              <w:fldChar w:fldCharType="begin"/>
+            </w:r>
+            <w:r>
+              <w:rPr>
+                <w:noProof/>
+                <w:webHidden/>
+              </w:rPr>
+              <w:instrText xml:space="preserve"> PAGEREF _Toc212907393 \h </w:instrText>
+            </w:r>
+            <w:r>
+              <w:rPr>
+                <w:noProof/>
+                <w:webHidden/>
+              </w:rPr>
+            </w:r>
+            <w:r>
+              <w:rPr>
+                <w:noProof/>
+                <w:webHidden/>
+              </w:rPr>
+              <w:fldChar w:fldCharType="separate"/>
+            </w:r>
+            <w:r>
+              <w:rPr>
+                <w:noProof/>
+                <w:webHidden/>
+              </w:rPr>
+              <w:t>7</w:t>
+            </w:r>
+            <w:r>
+              <w:rPr>
+                <w:noProof/>
+                <w:webHidden/>
+              </w:rPr>
+              <w:fldChar w:fldCharType="end"/>
+            </w:r>
+          </w:hyperlink>
+        </w:p>
+        <w:p>
+          <w:pPr>
+            <w:pStyle w:val="TOC1"/>
+            <w:tabs>
+              <w:tab w:val="left" w:pos="480"/>
+              <w:tab w:val="right" w:leader="dot" w:pos="9350"/>
+            </w:tabs>
+            <w:rPr>
+              <w:noProof/>
+              <w:kern w:val="2"/>
+              <w:sz w:val="24"/>
+              <w:szCs w:val="24"/>
+              <w14:ligatures w14:val="standardContextual"/>
+            </w:rPr>
+          </w:pPr>
+          <w:hyperlink w:anchor="_Toc212907394" w:history="1">
+            <w:r>
+              <w:rPr>
+                <w:rStyle w:val="Hyperlink"/>
+                <w:noProof/>
+              </w:rPr>
+              <w:t>6</w:t>
+            </w:r>
+            <w:r>
+              <w:rPr>
+                <w:noProof/>
+                <w:kern w:val="2"/>
+                <w:sz w:val="24"/>
+                <w:szCs w:val="24"/>
+                <w14:ligatures w14:val="standardContextual"/>
+              </w:rPr>
+              <w:tab/>
+            </w:r>
+            <w:r>
+              <w:rPr>
+                <w:rStyle w:val="Hyperlink"/>
+                <w:noProof/>
+              </w:rPr>
+              <w:t>Random nuggets of knowledge</w:t>
+            </w:r>
+            <w:r>
+              <w:rPr>
+                <w:noProof/>
+                <w:webHidden/>
+              </w:rPr>
+              <w:tab/>
+            </w:r>
+            <w:r>
+              <w:rPr>
+                <w:noProof/>
+                <w:webHidden/>
+              </w:rPr>
+              <w:fldChar w:fldCharType="begin"/>
+            </w:r>
+            <w:r>
+              <w:rPr>
+                <w:noProof/>
+                <w:webHidden/>
+              </w:rPr>
+              <w:instrText xml:space="preserve"> PAGEREF _Toc212907394 \h </w:instrText>
+            </w:r>
+            <w:r>
+              <w:rPr>
+                <w:noProof/>
+                <w:webHidden/>
+              </w:rPr>
+            </w:r>
+            <w:r>
+              <w:rPr>
+                <w:noProof/>
+                <w:webHidden/>
+              </w:rPr>
+              <w:fldChar w:fldCharType="separate"/>
+            </w:r>
+            <w:r>
+              <w:rPr>
+                <w:noProof/>
+                <w:webHidden/>
+              </w:rPr>
+              <w:t>8</w:t>
+            </w:r>
+            <w:r>
+              <w:rPr>
+                <w:noProof/>
+                <w:webHidden/>
+              </w:rPr>
+              <w:fldChar w:fldCharType="end"/>
+            </w:r>
+          </w:hyperlink>
+        </w:p>
+        <w:p>
+          <w:pPr>
+            <w:pStyle w:val="TOC2"/>
+            <w:tabs>
+              <w:tab w:val="left" w:pos="720"/>
+              <w:tab w:val="right" w:leader="dot" w:pos="9350"/>
+            </w:tabs>
+            <w:rPr>
+              <w:noProof/>
+              <w:kern w:val="2"/>
+              <w:sz w:val="24"/>
+              <w:szCs w:val="24"/>
+              <w14:ligatures w14:val="standardContextual"/>
+            </w:rPr>
+          </w:pPr>
+          <w:hyperlink w:anchor="_Toc212907395" w:history="1">
+            <w:r>
+              <w:rPr>
+                <w:rStyle w:val="Hyperlink"/>
+                <w:noProof/>
+              </w:rPr>
+              <w:t>6.1</w:t>
+            </w:r>
+            <w:r>
+              <w:rPr>
+                <w:noProof/>
+                <w:kern w:val="2"/>
+                <w:sz w:val="24"/>
+                <w:szCs w:val="24"/>
+                <w14:ligatures w14:val="standardContextual"/>
+              </w:rPr>
+              <w:tab/>
+            </w:r>
+            <w:r>
+              <w:rPr>
+                <w:rStyle w:val="Hyperlink"/>
+                <w:noProof/>
+              </w:rPr>
+              <w:t>How Org directive works in NASM assembly</w:t>
+            </w:r>
+            <w:r>
+              <w:rPr>
+                <w:noProof/>
+                <w:webHidden/>
+              </w:rPr>
+              <w:tab/>
+            </w:r>
+            <w:r>
+              <w:rPr>
+                <w:noProof/>
+                <w:webHidden/>
+              </w:rPr>
+              <w:fldChar w:fldCharType="begin"/>
+            </w:r>
+            <w:r>
+              <w:rPr>
+                <w:noProof/>
+                <w:webHidden/>
+              </w:rPr>
+              <w:instrText xml:space="preserve"> PAGEREF _Toc212907395 \h </w:instrText>
+            </w:r>
+            <w:r>
+              <w:rPr>
+                <w:noProof/>
+                <w:webHidden/>
+              </w:rPr>
+            </w:r>
+            <w:r>
+              <w:rPr>
+                <w:noProof/>
+                <w:webHidden/>
+              </w:rPr>
+              <w:fldChar w:fldCharType="separate"/>
+            </w:r>
+            <w:r>
+              <w:rPr>
+                <w:noProof/>
+                <w:webHidden/>
+              </w:rPr>
+              <w:t>8</w:t>
+            </w:r>
+            <w:r>
+              <w:rPr>
+                <w:noProof/>
+                <w:webHidden/>
+              </w:rPr>
+              <w:fldChar w:fldCharType="end"/>
+            </w:r>
+          </w:hyperlink>
+        </w:p>
+        <w:p>
+          <w:pPr>
+            <w:pStyle w:val="TOC2"/>
+            <w:tabs>
+              <w:tab w:val="left" w:pos="720"/>
+              <w:tab w:val="right" w:leader="dot" w:pos="9350"/>
+            </w:tabs>
+            <w:rPr>
+              <w:noProof/>
+              <w:kern w:val="2"/>
+              <w:sz w:val="24"/>
+              <w:szCs w:val="24"/>
+              <w14:ligatures w14:val="standardContextual"/>
+            </w:rPr>
+          </w:pPr>
+          <w:hyperlink w:anchor="_Toc212907396" w:history="1">
+            <w:r>
+              <w:rPr>
+                <w:rStyle w:val="Hyperlink"/>
+                <w:noProof/>
+              </w:rPr>
+              <w:t>6.2</w:t>
+            </w:r>
+            <w:r>
+              <w:rPr>
+                <w:noProof/>
+                <w:kern w:val="2"/>
+                <w:sz w:val="24"/>
+                <w:szCs w:val="24"/>
+                <w14:ligatures w14:val="standardContextual"/>
+              </w:rPr>
+              <w:tab/>
+            </w:r>
+            <w:r>
+              <w:rPr>
+                <w:rStyle w:val="Hyperlink"/>
+                <w:noProof/>
+              </w:rPr>
+              <w:t>WSL Tab autocomplete searchs only on windows/system32</w:t>
+            </w:r>
+            <w:r>
+              <w:rPr>
+                <w:noProof/>
+                <w:webHidden/>
+              </w:rPr>
+              <w:tab/>
+            </w:r>
+            <w:r>
+              <w:rPr>
+                <w:noProof/>
+                <w:webHidden/>
+              </w:rPr>
+              <w:fldChar w:fldCharType="begin"/>
+            </w:r>
+            <w:r>
+              <w:rPr>
+                <w:noProof/>
+                <w:webHidden/>
+              </w:rPr>
+              <w:instrText xml:space="preserve"> PAGEREF _Toc212907396 \h </w:instrText>
+            </w:r>
+            <w:r>
+              <w:rPr>
+                <w:noProof/>
+                <w:webHidden/>
+              </w:rPr>
+            </w:r>
+            <w:r>
+              <w:rPr>
+                <w:noProof/>
+                <w:webHidden/>
+              </w:rPr>
+              <w:fldChar w:fldCharType="separate"/>
+            </w:r>
+            <w:r>
+              <w:rPr>
+                <w:noProof/>
+                <w:webHidden/>
+              </w:rPr>
+              <w:t>8</w:t>
+            </w:r>
+            <w:r>
+              <w:rPr>
+                <w:noProof/>
+                <w:webHidden/>
+              </w:rPr>
+              <w:fldChar w:fldCharType="end"/>
+            </w:r>
+          </w:hyperlink>
+        </w:p>
+        <w:p>
+          <w:pPr>
+            <w:pStyle w:val="TOC2"/>
+            <w:tabs>
+              <w:tab w:val="left" w:pos="720"/>
+              <w:tab w:val="right" w:leader="dot" w:pos="9350"/>
+            </w:tabs>
+            <w:rPr>
+              <w:noProof/>
+              <w:kern w:val="2"/>
+              <w:sz w:val="24"/>
+              <w:szCs w:val="24"/>
+              <w14:ligatures w14:val="standardContextual"/>
+            </w:rPr>
+          </w:pPr>
+          <w:hyperlink w:anchor="_Toc212907397" w:history="1">
+            <w:r>
+              <w:rPr>
+                <w:rStyle w:val="Hyperlink"/>
+                <w:noProof/>
+              </w:rPr>
+              <w:t>6.3</w:t>
+            </w:r>
+            <w:r>
+              <w:rPr>
+                <w:noProof/>
+                <w:kern w:val="2"/>
+                <w:sz w:val="24"/>
+                <w:szCs w:val="24"/>
+                <w14:ligatures w14:val="standardContextual"/>
+              </w:rPr>
+              <w:tab/>
+            </w:r>
+            <w:r>
+              <w:rPr>
+                <w:rStyle w:val="Hyperlink"/>
+                <w:noProof/>
+              </w:rPr>
+              <w:t>On bootloader, will mov sp, 0x7C00 make the next push to overwrite the first byte of the bootloader? (Overlap)</w:t>
+            </w:r>
+            <w:r>
+              <w:rPr>
+                <w:noProof/>
+                <w:webHidden/>
+              </w:rPr>
+              <w:tab/>
+            </w:r>
+            <w:r>
+              <w:rPr>
+                <w:noProof/>
+                <w:webHidden/>
+              </w:rPr>
+              <w:fldChar w:fldCharType="begin"/>
+            </w:r>
+            <w:r>
+              <w:rPr>
+                <w:noProof/>
+                <w:webHidden/>
+              </w:rPr>
+              <w:instrText xml:space="preserve"> PAGEREF _Toc212907397 \h </w:instrText>
+            </w:r>
+            <w:r>
+              <w:rPr>
+                <w:noProof/>
+                <w:webHidden/>
+              </w:rPr>
+            </w:r>
+            <w:r>
+              <w:rPr>
+                <w:noProof/>
+                <w:webHidden/>
+              </w:rPr>
+              <w:fldChar w:fldCharType="separate"/>
+            </w:r>
+            <w:r>
+              <w:rPr>
+                <w:noProof/>
+                <w:webHidden/>
+              </w:rPr>
+              <w:t>9</w:t>
+            </w:r>
+            <w:r>
+              <w:rPr>
+                <w:noProof/>
+                <w:webHidden/>
+              </w:rPr>
+              <w:fldChar w:fldCharType="end"/>
+            </w:r>
+          </w:hyperlink>
+        </w:p>
+        <w:p>
+          <w:pPr>
+            <w:pStyle w:val="TOC2"/>
+            <w:tabs>
+              <w:tab w:val="left" w:pos="720"/>
+              <w:tab w:val="right" w:leader="dot" w:pos="9350"/>
+            </w:tabs>
+            <w:rPr>
+              <w:noProof/>
+              <w:kern w:val="2"/>
+              <w:sz w:val="24"/>
+              <w:szCs w:val="24"/>
+              <w14:ligatures w14:val="standardContextual"/>
+            </w:rPr>
+          </w:pPr>
+          <w:hyperlink w:anchor="_Toc212907398" w:history="1">
+            <w:r>
+              <w:rPr>
+                <w:rStyle w:val="Hyperlink"/>
+                <w:noProof/>
+              </w:rPr>
+              <w:t>6.4</w:t>
+            </w:r>
+            <w:r>
+              <w:rPr>
+                <w:noProof/>
+                <w:kern w:val="2"/>
+                <w:sz w:val="24"/>
+                <w:szCs w:val="24"/>
+                <w14:ligatures w14:val="standardContextual"/>
+              </w:rPr>
+              <w:tab/>
+            </w:r>
+            <w:r>
+              <w:rPr>
+                <w:rStyle w:val="Hyperlink"/>
+                <w:noProof/>
+              </w:rPr>
+              <w:t>Full PowerShell history</w:t>
+            </w:r>
+            <w:r>
+              <w:rPr>
+                <w:noProof/>
+                <w:webHidden/>
+              </w:rPr>
+              <w:tab/>
+            </w:r>
+            <w:r>
+              <w:rPr>
+                <w:noProof/>
+                <w:webHidden/>
+              </w:rPr>
+              <w:fldChar w:fldCharType="begin"/>
+            </w:r>
+            <w:r>
+              <w:rPr>
+                <w:noProof/>
+                <w:webHidden/>
+              </w:rPr>
+              <w:instrText xml:space="preserve"> PAGEREF _Toc212907398 \h </w:instrText>
+            </w:r>
+            <w:r>
+              <w:rPr>
+                <w:noProof/>
+                <w:webHidden/>
+              </w:rPr>
+            </w:r>
+            <w:r>
+              <w:rPr>
+                <w:noProof/>
+                <w:webHidden/>
+              </w:rPr>
+              <w:fldChar w:fldCharType="separate"/>
+            </w:r>
+            <w:r>
+              <w:rPr>
+                <w:noProof/>
+                <w:webHidden/>
+              </w:rPr>
+              <w:t>9</w:t>
+            </w:r>
+            <w:r>
+              <w:rPr>
+                <w:noProof/>
+                <w:webHidden/>
+              </w:rPr>
+              <w:fldChar w:fldCharType="end"/>
+            </w:r>
+          </w:hyperlink>
+        </w:p>
+        <w:p>
+          <w:pPr>
+            <w:pStyle w:val="TOC1"/>
+            <w:tabs>
+              <w:tab w:val="left" w:pos="480"/>
+              <w:tab w:val="right" w:leader="dot" w:pos="9350"/>
+            </w:tabs>
+            <w:rPr>
+              <w:noProof/>
+              <w:kern w:val="2"/>
+              <w:sz w:val="24"/>
+              <w:szCs w:val="24"/>
+              <w14:ligatures w14:val="standardContextual"/>
+            </w:rPr>
+          </w:pPr>
+          <w:hyperlink w:anchor="_Toc212907399" w:history="1">
+            <w:r>
+              <w:rPr>
+                <w:rStyle w:val="Hyperlink"/>
+                <w:noProof/>
+              </w:rPr>
+              <w:t>7</w:t>
+            </w:r>
+            <w:r>
+              <w:rPr>
+                <w:noProof/>
+                <w:kern w:val="2"/>
+                <w:sz w:val="24"/>
+                <w:szCs w:val="24"/>
+                <w14:ligatures w14:val="standardContextual"/>
+              </w:rPr>
+              <w:tab/>
+            </w:r>
+            <w:r>
+              <w:rPr>
+                <w:rStyle w:val="Hyperlink"/>
+                <w:noProof/>
+              </w:rPr>
+              <w:t>Research backlog</w:t>
+            </w:r>
+            <w:r>
+              <w:rPr>
+                <w:noProof/>
+                <w:webHidden/>
+              </w:rPr>
+              <w:tab/>
+            </w:r>
+            <w:r>
+              <w:rPr>
+                <w:noProof/>
+                <w:webHidden/>
+              </w:rPr>
+              <w:fldChar w:fldCharType="begin"/>
+            </w:r>
+            <w:r>
+              <w:rPr>
+                <w:noProof/>
+                <w:webHidden/>
+              </w:rPr>
+              <w:instrText xml:space="preserve"> PAGEREF _Toc212907399 \h </w:instrText>
+            </w:r>
+            <w:r>
+              <w:rPr>
+                <w:noProof/>
+                <w:webHidden/>
+              </w:rPr>
+            </w:r>
+            <w:r>
+              <w:rPr>
+                <w:noProof/>
+                <w:webHidden/>
+              </w:rPr>
+              <w:fldChar w:fldCharType="separate"/>
+            </w:r>
+            <w:r>
+              <w:rPr>
+                <w:noProof/>
+                <w:webHidden/>
+              </w:rPr>
+              <w:t>9</w:t>
+            </w:r>
+            <w:r>
+              <w:rPr>
+                <w:noProof/>
+                <w:webHidden/>
+              </w:rPr>
+              <w:fldChar w:fldCharType="end"/>
+            </w:r>
+          </w:hyperlink>
+        </w:p>
+        <w:p>
+          <w:pPr>
+            <w:pStyle w:val="TOC1"/>
+            <w:tabs>
+              <w:tab w:val="left" w:pos="480"/>
+              <w:tab w:val="right" w:leader="dot" w:pos="9350"/>
+            </w:tabs>
+            <w:rPr>
+              <w:noProof/>
+              <w:kern w:val="2"/>
+              <w:sz w:val="24"/>
+              <w:szCs w:val="24"/>
+              <w14:ligatures w14:val="standardContextual"/>
+            </w:rPr>
+          </w:pPr>
+          <w:hyperlink w:anchor="_Toc212907400" w:history="1">
+            <w:r>
+              <w:rPr>
+                <w:rStyle w:val="Hyperlink"/>
+                <w:noProof/>
+              </w:rPr>
+              <w:t>8</w:t>
+            </w:r>
+            <w:r>
+              <w:rPr>
+                <w:noProof/>
+                <w:kern w:val="2"/>
+                <w:sz w:val="24"/>
+                <w:szCs w:val="24"/>
+                <w14:ligatures w14:val="standardContextual"/>
+              </w:rPr>
+              <w:tab/>
+            </w:r>
+            <w:r>
+              <w:rPr>
+                <w:rStyle w:val="Hyperlink"/>
+                <w:noProof/>
+              </w:rPr>
+              <w:t>Screenshots</w:t>
+            </w:r>
+            <w:r>
+              <w:rPr>
+                <w:noProof/>
+                <w:webHidden/>
+              </w:rPr>
+              <w:tab/>
+            </w:r>
+            <w:r>
+              <w:rPr>
+                <w:noProof/>
+                <w:webHidden/>
+              </w:rPr>
+              <w:fldChar w:fldCharType="begin"/>
+            </w:r>
+            <w:r>
+              <w:rPr>
+                <w:noProof/>
+                <w:webHidden/>
+              </w:rPr>
+              <w:instrText xml:space="preserve"> PAGEREF _Toc212907400 \h </w:instrText>
+            </w:r>
+            <w:r>
+              <w:rPr>
+                <w:noProof/>
+                <w:webHidden/>
+              </w:rPr>
+            </w:r>
+            <w:r>
+              <w:rPr>
+                <w:noProof/>
+                <w:webHidden/>
+              </w:rPr>
+              <w:fldChar w:fldCharType="separate"/>
+            </w:r>
+            <w:r>
+              <w:rPr>
+                <w:noProof/>
+                <w:webHidden/>
+              </w:rPr>
+              <w:t>9</w:t>
+            </w:r>
+            <w:r>
+              <w:rPr>
+                <w:noProof/>
+                <w:webHidden/>
+              </w:rPr>
+              <w:fldChar w:fldCharType="end"/>
+            </w:r>
+          </w:hyperlink>
+        </w:p>
+        <w:p>
+          <w:pPr>
+            <w:pStyle w:val="TOC1"/>
+            <w:tabs>
+              <w:tab w:val="left" w:pos="480"/>
+              <w:tab w:val="right" w:leader="dot" w:pos="9350"/>
+            </w:tabs>
+            <w:rPr>
+              <w:noProof/>
+              <w:kern w:val="2"/>
+              <w:sz w:val="24"/>
+              <w:szCs w:val="24"/>
+              <w14:ligatures w14:val="standardContextual"/>
+            </w:rPr>
+          </w:pPr>
+          <w:hyperlink w:anchor="_Toc212907401" w:history="1">
+            <w:r>
+              <w:rPr>
+                <w:rStyle w:val="Hyperlink"/>
+                <w:noProof/>
+              </w:rPr>
+              <w:t>9</w:t>
+            </w:r>
+            <w:r>
+              <w:rPr>
+                <w:noProof/>
+                <w:kern w:val="2"/>
+                <w:sz w:val="24"/>
+                <w:szCs w:val="24"/>
+                <w14:ligatures w14:val="standardContextual"/>
+              </w:rPr>
+              <w:tab/>
+            </w:r>
+            <w:r>
+              <w:rPr>
+                <w:rStyle w:val="Hyperlink"/>
+                <w:noProof/>
+              </w:rPr>
+              <w:t>Clock in/out hours</w:t>
+            </w:r>
+            <w:r>
+              <w:rPr>
+                <w:noProof/>
+                <w:webHidden/>
+              </w:rPr>
+              <w:tab/>
+            </w:r>
+            <w:r>
+              <w:rPr>
+                <w:noProof/>
+                <w:webHidden/>
+              </w:rPr>
+              <w:fldChar w:fldCharType="begin"/>
+            </w:r>
+            <w:r>
+              <w:rPr>
+                <w:noProof/>
+                <w:webHidden/>
+              </w:rPr>
+              <w:instrText xml:space="preserve"> PAGEREF _Toc212907401 \h </w:instrText>
+            </w:r>
+            <w:r>
+              <w:rPr>
+                <w:noProof/>
+                <w:webHidden/>
+              </w:rPr>
+            </w:r>
+            <w:r>
+              <w:rPr>
+                <w:noProof/>
+                <w:webHidden/>
+              </w:rPr>
+              <w:fldChar w:fldCharType="separate"/>
+            </w:r>
+            <w:r>
+              <w:rPr>
+                <w:noProof/>
+                <w:webHidden/>
+              </w:rPr>
+              <w:t>12</w:t>
+            </w:r>
+            <w:r>
+              <w:rPr>
+                <w:noProof/>
+                <w:webHidden/>
+              </w:rPr>
+              <w:fldChar w:fldCharType="end"/>
+            </w:r>
+          </w:hyperlink>
+        </w:p>
+        <w:p>
+          <w:r>
+            <w:rPr>
+              <w:b/>
+              <w:bCs/>
+              <w:noProof/>
+            </w:rPr>
+            <w:fldChar w:fldCharType="end"/>
+          </w:r>
+        </w:p>
+      </w:sdtContent>
+    </w:sdt>
+    <w:p>
+      <w:r>
+        <w:br w:type="page"/>
+      </w:r>
+    </w:p>
+    <w:p/>
+    <w:p/>
+    <w:p/>
     <w:p>
       <w:pPr>
         <w:pStyle w:val="Heading1"/>
       </w:pPr>
+      <w:bookmarkStart w:id="0" w:name="_Toc212907382"/>
       <w:r>
         <w:t>Tusmuert</w:t>
       </w:r>
@@ -13,8 +2591,9 @@
         <w:t>OS</w:t>
       </w:r>
       <w:r>
-        <w:t xml:space="preserve"> 2.0 design document</w:t>
-      </w:r>
+        <w:t xml:space="preserve"> 2.0 design</w:t>
+      </w:r>
+      <w:bookmarkEnd w:id="0"/>
     </w:p>
     <w:p>
       <w:pPr>
@@ -267,14 +2846,7 @@
           <w:b/>
           <w:bCs/>
         </w:rPr>
-        <w:t>Target</w:t>
-      </w:r>
-      <w:r>
-        <w:rPr>
-          <w:b/>
-          <w:bCs/>
-        </w:rPr>
-        <w:t>-triplet:</w:t>
+        <w:t>Target-triplet:</w:t>
       </w:r>
       <w:r>
         <w:t xml:space="preserve"> </w:t>
@@ -468,9 +3040,11 @@
       <w:pPr>
         <w:pStyle w:val="Heading1"/>
       </w:pPr>
+      <w:bookmarkStart w:id="1" w:name="_Toc212907383"/>
       <w:r>
         <w:t>Bootloader</w:t>
       </w:r>
+      <w:bookmarkEnd w:id="1"/>
     </w:p>
     <w:p>
       <w:r>
@@ -604,6 +3178,15 @@
       <w:r>
         <w:t>BIOS loads at 0x7C00 (0x07C0 x 0x0000)</w:t>
       </w:r>
+      <w:r>
+        <w:t xml:space="preserve"> </w:t>
+      </w:r>
+      <w:r>
+        <w:rPr>
+          <w:rFonts w:ascii="Segoe UI Emoji" w:hAnsi="Segoe UI Emoji" w:cs="Segoe UI Emoji"/>
+        </w:rPr>
+        <w:t>✅</w:t>
+      </w:r>
     </w:p>
     <w:p>
       <w:pPr>
@@ -619,6 +3202,15 @@
       <w:r>
         <w:t xml:space="preserve"> (0101 0101 1010 1010)</w:t>
       </w:r>
+      <w:r>
+        <w:t xml:space="preserve"> </w:t>
+      </w:r>
+      <w:r>
+        <w:rPr>
+          <w:rFonts w:ascii="Segoe UI Emoji" w:hAnsi="Segoe UI Emoji" w:cs="Segoe UI Emoji"/>
+        </w:rPr>
+        <w:t>✅</w:t>
+      </w:r>
     </w:p>
     <w:p>
       <w:pPr>
@@ -631,6 +3223,15 @@
       <w:r>
         <w:t>CPU registers and flags initialization</w:t>
       </w:r>
+      <w:r>
+        <w:t xml:space="preserve"> </w:t>
+      </w:r>
+      <w:r>
+        <w:rPr>
+          <w:rFonts w:ascii="Segoe UI Emoji" w:hAnsi="Segoe UI Emoji" w:cs="Segoe UI Emoji"/>
+        </w:rPr>
+        <w:t>✅</w:t>
+      </w:r>
     </w:p>
     <w:p>
       <w:pPr>
@@ -646,6 +3247,15 @@
       <w:r>
         <w:t>. Probably 0x7C00 downwards.</w:t>
       </w:r>
+      <w:r>
+        <w:t xml:space="preserve"> </w:t>
+      </w:r>
+      <w:r>
+        <w:rPr>
+          <w:rFonts w:ascii="Segoe UI Emoji" w:hAnsi="Segoe UI Emoji" w:cs="Segoe UI Emoji"/>
+        </w:rPr>
+        <w:t>✅</w:t>
+      </w:r>
     </w:p>
     <w:p>
       <w:pPr>
@@ -655,9 +3265,21 @@
           <w:numId w:val="1"/>
         </w:numPr>
       </w:pPr>
-      <w:r>
+      <w:proofErr w:type="gramStart"/>
+      <w:r>
+        <w:lastRenderedPageBreak/>
         <w:t>Print early status</w:t>
       </w:r>
+      <w:r>
+        <w:t xml:space="preserve"> </w:t>
+      </w:r>
+      <w:r>
+        <w:rPr>
+          <w:rFonts w:ascii="Segoe UI Emoji" w:hAnsi="Segoe UI Emoji" w:cs="Segoe UI Emoji"/>
+        </w:rPr>
+        <w:t>✅</w:t>
+      </w:r>
+      <w:proofErr w:type="gramEnd"/>
     </w:p>
     <w:p>
       <w:pPr>
@@ -738,7 +3360,6 @@
           <w:b/>
           <w:bCs/>
         </w:rPr>
-        <w:lastRenderedPageBreak/>
         <w:t>Stage2</w:t>
       </w:r>
       <w:r>
@@ -1022,21 +3643,881 @@
       <w:pPr>
         <w:pStyle w:val="Heading1"/>
       </w:pPr>
+      <w:bookmarkStart w:id="2" w:name="_Toc212907384"/>
       <w:r>
         <w:t>Misc and notes</w:t>
       </w:r>
+      <w:bookmarkEnd w:id="2"/>
     </w:p>
     <w:p/>
     <w:p>
       <w:pPr>
         <w:pStyle w:val="Heading2"/>
       </w:pPr>
+      <w:bookmarkStart w:id="3" w:name="_Toc212907385"/>
+      <w:r>
+        <w:t>Random notes</w:t>
+      </w:r>
+      <w:bookmarkEnd w:id="3"/>
+    </w:p>
+    <w:p/>
+    <w:p>
+      <w:pPr>
+        <w:rPr>
+          <w:b/>
+          <w:bCs/>
+        </w:rPr>
+      </w:pPr>
+      <w:r>
+        <w:rPr>
+          <w:b/>
+          <w:bCs/>
+        </w:rPr>
+        <w:t>BOCHS</w:t>
+      </w:r>
+    </w:p>
+    <w:p>
+      <w:pPr>
+        <w:pStyle w:val="ListParagraph"/>
+        <w:numPr>
+          <w:ilvl w:val="0"/>
+          <w:numId w:val="1"/>
+        </w:numPr>
+      </w:pPr>
+      <w:r>
+        <w:t>Bochs require a config file to configure the hardware. That config file also points to the image to load.</w:t>
+      </w:r>
+    </w:p>
+    <w:p>
+      <w:pPr>
+        <w:pStyle w:val="ListParagraph"/>
+        <w:numPr>
+          <w:ilvl w:val="0"/>
+          <w:numId w:val="1"/>
+        </w:numPr>
+      </w:pPr>
+      <w:r>
+        <w:t>-q to avoid the hardware configuration screen on load (config comes from the file)</w:t>
+      </w:r>
+    </w:p>
+    <w:p>
+      <w:pPr>
+        <w:pStyle w:val="ListParagraph"/>
+        <w:numPr>
+          <w:ilvl w:val="0"/>
+          <w:numId w:val="1"/>
+        </w:numPr>
+      </w:pPr>
+      <w:r>
+        <w:t>-q debugger (you must add it also to the config file)</w:t>
+      </w:r>
+    </w:p>
+    <w:p>
+      <w:pPr>
+        <w:pStyle w:val="ListParagraph"/>
+        <w:numPr>
+          <w:ilvl w:val="0"/>
+          <w:numId w:val="1"/>
+        </w:numPr>
+      </w:pPr>
+      <w:r>
+        <w:t>Config file example. It may require some changes, but it works.:</w:t>
+      </w:r>
+    </w:p>
+    <w:p>
+      <w:pPr>
+        <w:rPr>
+          <w:sz w:val="16"/>
+          <w:szCs w:val="16"/>
+        </w:rPr>
+      </w:pPr>
+      <w:proofErr w:type="spellStart"/>
+      <w:r>
+        <w:rPr>
+          <w:sz w:val="16"/>
+          <w:szCs w:val="16"/>
+        </w:rPr>
+        <w:t>display_library</w:t>
+      </w:r>
+      <w:proofErr w:type="spellEnd"/>
+      <w:r>
+        <w:rPr>
+          <w:sz w:val="16"/>
+          <w:szCs w:val="16"/>
+        </w:rPr>
+        <w:t>: win32, options="</w:t>
+      </w:r>
+      <w:proofErr w:type="spellStart"/>
+      <w:r>
+        <w:rPr>
+          <w:sz w:val="16"/>
+          <w:szCs w:val="16"/>
+        </w:rPr>
+        <w:t>traphotkeys</w:t>
+      </w:r>
+      <w:proofErr w:type="spellEnd"/>
+      <w:r>
+        <w:rPr>
+          <w:sz w:val="16"/>
+          <w:szCs w:val="16"/>
+        </w:rPr>
+        <w:t xml:space="preserve">, </w:t>
+      </w:r>
+      <w:proofErr w:type="spellStart"/>
+      <w:r>
+        <w:rPr>
+          <w:sz w:val="16"/>
+          <w:szCs w:val="16"/>
+        </w:rPr>
+        <w:t>autoscale</w:t>
+      </w:r>
+      <w:proofErr w:type="spellEnd"/>
+      <w:r>
+        <w:rPr>
+          <w:sz w:val="16"/>
+          <w:szCs w:val="16"/>
+        </w:rPr>
+        <w:t xml:space="preserve">, </w:t>
+      </w:r>
+      <w:proofErr w:type="spellStart"/>
+      <w:r>
+        <w:rPr>
+          <w:sz w:val="16"/>
+          <w:szCs w:val="16"/>
+        </w:rPr>
+        <w:t>gui_debug</w:t>
+      </w:r>
+      <w:proofErr w:type="spellEnd"/>
+      <w:r>
+        <w:rPr>
+          <w:sz w:val="16"/>
+          <w:szCs w:val="16"/>
+        </w:rPr>
+        <w:t>"</w:t>
+      </w:r>
+    </w:p>
+    <w:p>
+      <w:pPr>
+        <w:rPr>
+          <w:sz w:val="16"/>
+          <w:szCs w:val="16"/>
+        </w:rPr>
+      </w:pPr>
+      <w:proofErr w:type="spellStart"/>
+      <w:r>
+        <w:rPr>
+          <w:sz w:val="16"/>
+          <w:szCs w:val="16"/>
+        </w:rPr>
+        <w:lastRenderedPageBreak/>
+        <w:t>cpu</w:t>
+      </w:r>
+      <w:proofErr w:type="spellEnd"/>
+      <w:r>
+        <w:rPr>
+          <w:sz w:val="16"/>
+          <w:szCs w:val="16"/>
+        </w:rPr>
+        <w:t xml:space="preserve">: model=core2_penryn_t9600, count=1, </w:t>
+      </w:r>
+      <w:proofErr w:type="spellStart"/>
+      <w:r>
+        <w:rPr>
+          <w:sz w:val="16"/>
+          <w:szCs w:val="16"/>
+        </w:rPr>
+        <w:t>ips</w:t>
+      </w:r>
+      <w:proofErr w:type="spellEnd"/>
+      <w:r>
+        <w:rPr>
+          <w:sz w:val="16"/>
+          <w:szCs w:val="16"/>
+        </w:rPr>
+        <w:t xml:space="preserve">=50000000, </w:t>
+      </w:r>
+      <w:proofErr w:type="spellStart"/>
+      <w:r>
+        <w:rPr>
+          <w:sz w:val="16"/>
+          <w:szCs w:val="16"/>
+        </w:rPr>
+        <w:t>reset_on_triple_fault</w:t>
+      </w:r>
+      <w:proofErr w:type="spellEnd"/>
+      <w:r>
+        <w:rPr>
+          <w:sz w:val="16"/>
+          <w:szCs w:val="16"/>
+        </w:rPr>
+        <w:t xml:space="preserve">=1, </w:t>
+      </w:r>
+      <w:proofErr w:type="spellStart"/>
+      <w:r>
+        <w:rPr>
+          <w:sz w:val="16"/>
+          <w:szCs w:val="16"/>
+        </w:rPr>
+        <w:t>ignore_bad_msrs</w:t>
+      </w:r>
+      <w:proofErr w:type="spellEnd"/>
+      <w:r>
+        <w:rPr>
+          <w:sz w:val="16"/>
+          <w:szCs w:val="16"/>
+        </w:rPr>
+        <w:t xml:space="preserve">=1, </w:t>
+      </w:r>
+      <w:proofErr w:type="spellStart"/>
+      <w:r>
+        <w:rPr>
+          <w:sz w:val="16"/>
+          <w:szCs w:val="16"/>
+        </w:rPr>
+        <w:t>msrs</w:t>
+      </w:r>
+      <w:proofErr w:type="spellEnd"/>
+      <w:r>
+        <w:rPr>
+          <w:sz w:val="16"/>
+          <w:szCs w:val="16"/>
+        </w:rPr>
+        <w:t>="msrs.def"</w:t>
+      </w:r>
+    </w:p>
+    <w:p>
+      <w:pPr>
+        <w:rPr>
+          <w:sz w:val="16"/>
+          <w:szCs w:val="16"/>
+        </w:rPr>
+      </w:pPr>
+      <w:proofErr w:type="spellStart"/>
+      <w:r>
+        <w:rPr>
+          <w:sz w:val="16"/>
+          <w:szCs w:val="16"/>
+        </w:rPr>
+        <w:t>cpu</w:t>
+      </w:r>
+      <w:proofErr w:type="spellEnd"/>
+      <w:r>
+        <w:rPr>
+          <w:sz w:val="16"/>
+          <w:szCs w:val="16"/>
+        </w:rPr>
+        <w:t xml:space="preserve">: </w:t>
+      </w:r>
+      <w:proofErr w:type="spellStart"/>
+      <w:r>
+        <w:rPr>
+          <w:sz w:val="16"/>
+          <w:szCs w:val="16"/>
+        </w:rPr>
+        <w:t>cpuid_limit_winnt</w:t>
+      </w:r>
+      <w:proofErr w:type="spellEnd"/>
+      <w:r>
+        <w:rPr>
+          <w:sz w:val="16"/>
+          <w:szCs w:val="16"/>
+        </w:rPr>
+        <w:t>=0</w:t>
+      </w:r>
+    </w:p>
+    <w:p>
+      <w:pPr>
+        <w:rPr>
+          <w:sz w:val="16"/>
+          <w:szCs w:val="16"/>
+        </w:rPr>
+      </w:pPr>
+      <w:r>
+        <w:rPr>
+          <w:sz w:val="16"/>
+          <w:szCs w:val="16"/>
+        </w:rPr>
+        <w:t xml:space="preserve">memory: guest=512, host=256, </w:t>
+      </w:r>
+      <w:proofErr w:type="spellStart"/>
+      <w:r>
+        <w:rPr>
+          <w:sz w:val="16"/>
+          <w:szCs w:val="16"/>
+        </w:rPr>
+        <w:t>block_size</w:t>
+      </w:r>
+      <w:proofErr w:type="spellEnd"/>
+      <w:r>
+        <w:rPr>
+          <w:sz w:val="16"/>
+          <w:szCs w:val="16"/>
+        </w:rPr>
+        <w:t>=512</w:t>
+      </w:r>
+    </w:p>
+    <w:p>
+      <w:pPr>
+        <w:rPr>
+          <w:sz w:val="16"/>
+          <w:szCs w:val="16"/>
+        </w:rPr>
+      </w:pPr>
+      <w:proofErr w:type="spellStart"/>
+      <w:r>
+        <w:rPr>
+          <w:sz w:val="16"/>
+          <w:szCs w:val="16"/>
+        </w:rPr>
+        <w:t>romimage</w:t>
+      </w:r>
+      <w:proofErr w:type="spellEnd"/>
+      <w:r>
+        <w:rPr>
+          <w:sz w:val="16"/>
+          <w:szCs w:val="16"/>
+        </w:rPr>
+        <w:t>: file=$BXSHARE/BIOS-</w:t>
+      </w:r>
+      <w:proofErr w:type="spellStart"/>
+      <w:r>
+        <w:rPr>
+          <w:sz w:val="16"/>
+          <w:szCs w:val="16"/>
+        </w:rPr>
+        <w:t>bochs</w:t>
+      </w:r>
+      <w:proofErr w:type="spellEnd"/>
+      <w:r>
+        <w:rPr>
+          <w:sz w:val="16"/>
+          <w:szCs w:val="16"/>
+        </w:rPr>
+        <w:t>-latest, options=</w:t>
+      </w:r>
+      <w:proofErr w:type="spellStart"/>
+      <w:r>
+        <w:rPr>
+          <w:sz w:val="16"/>
+          <w:szCs w:val="16"/>
+        </w:rPr>
+        <w:t>fastboot</w:t>
+      </w:r>
+      <w:proofErr w:type="spellEnd"/>
+    </w:p>
+    <w:p>
+      <w:pPr>
+        <w:rPr>
+          <w:sz w:val="16"/>
+          <w:szCs w:val="16"/>
+        </w:rPr>
+      </w:pPr>
+      <w:proofErr w:type="spellStart"/>
+      <w:r>
+        <w:rPr>
+          <w:sz w:val="16"/>
+          <w:szCs w:val="16"/>
+        </w:rPr>
+        <w:t>vgaromimage</w:t>
+      </w:r>
+      <w:proofErr w:type="spellEnd"/>
+      <w:r>
+        <w:rPr>
+          <w:sz w:val="16"/>
+          <w:szCs w:val="16"/>
+        </w:rPr>
+        <w:t>: file=$BXSHARE/VGABIOS-</w:t>
+      </w:r>
+      <w:proofErr w:type="spellStart"/>
+      <w:r>
+        <w:rPr>
+          <w:sz w:val="16"/>
+          <w:szCs w:val="16"/>
+        </w:rPr>
+        <w:t>lgpl</w:t>
+      </w:r>
+      <w:proofErr w:type="spellEnd"/>
+      <w:r>
+        <w:rPr>
+          <w:sz w:val="16"/>
+          <w:szCs w:val="16"/>
+        </w:rPr>
+        <w:t>-</w:t>
+      </w:r>
+      <w:proofErr w:type="spellStart"/>
+      <w:r>
+        <w:rPr>
+          <w:sz w:val="16"/>
+          <w:szCs w:val="16"/>
+        </w:rPr>
+        <w:t>latest.bin</w:t>
+      </w:r>
+      <w:proofErr w:type="spellEnd"/>
+    </w:p>
+    <w:p>
+      <w:pPr>
+        <w:rPr>
+          <w:sz w:val="16"/>
+          <w:szCs w:val="16"/>
+        </w:rPr>
+      </w:pPr>
+      <w:r>
+        <w:rPr>
+          <w:sz w:val="16"/>
+          <w:szCs w:val="16"/>
+        </w:rPr>
+        <w:t xml:space="preserve">keyboard: type=mf, </w:t>
+      </w:r>
+      <w:proofErr w:type="spellStart"/>
+      <w:r>
+        <w:rPr>
+          <w:sz w:val="16"/>
+          <w:szCs w:val="16"/>
+        </w:rPr>
+        <w:t>serial_delay</w:t>
+      </w:r>
+      <w:proofErr w:type="spellEnd"/>
+      <w:r>
+        <w:rPr>
+          <w:sz w:val="16"/>
+          <w:szCs w:val="16"/>
+        </w:rPr>
+        <w:t>=150</w:t>
+      </w:r>
+    </w:p>
+    <w:p>
+      <w:pPr>
+        <w:rPr>
+          <w:sz w:val="16"/>
+          <w:szCs w:val="16"/>
+        </w:rPr>
+      </w:pPr>
+      <w:r>
+        <w:rPr>
+          <w:sz w:val="16"/>
+          <w:szCs w:val="16"/>
+        </w:rPr>
+        <w:t>mouse: enabled=0</w:t>
+      </w:r>
+    </w:p>
+    <w:p>
+      <w:pPr>
+        <w:rPr>
+          <w:sz w:val="16"/>
+          <w:szCs w:val="16"/>
+        </w:rPr>
+      </w:pPr>
+      <w:proofErr w:type="spellStart"/>
+      <w:r>
+        <w:rPr>
+          <w:sz w:val="16"/>
+          <w:szCs w:val="16"/>
+        </w:rPr>
+        <w:t>pci</w:t>
+      </w:r>
+      <w:proofErr w:type="spellEnd"/>
+      <w:r>
+        <w:rPr>
+          <w:sz w:val="16"/>
+          <w:szCs w:val="16"/>
+        </w:rPr>
+        <w:t>: enabled=1, chipset=i440fx</w:t>
+      </w:r>
+    </w:p>
+    <w:p>
+      <w:pPr>
+        <w:rPr>
+          <w:sz w:val="16"/>
+          <w:szCs w:val="16"/>
+        </w:rPr>
+      </w:pPr>
+      <w:proofErr w:type="spellStart"/>
+      <w:r>
+        <w:rPr>
+          <w:sz w:val="16"/>
+          <w:szCs w:val="16"/>
+        </w:rPr>
+        <w:t>private_colormap</w:t>
+      </w:r>
+      <w:proofErr w:type="spellEnd"/>
+      <w:r>
+        <w:rPr>
+          <w:sz w:val="16"/>
+          <w:szCs w:val="16"/>
+        </w:rPr>
+        <w:t>: enabled=0</w:t>
+      </w:r>
+    </w:p>
+    <w:p>
+      <w:pPr>
+        <w:rPr>
+          <w:sz w:val="16"/>
+          <w:szCs w:val="16"/>
+        </w:rPr>
+      </w:pPr>
+      <w:proofErr w:type="spellStart"/>
+      <w:r>
+        <w:rPr>
+          <w:sz w:val="16"/>
+          <w:szCs w:val="16"/>
+        </w:rPr>
+        <w:t>floppya</w:t>
+      </w:r>
+      <w:proofErr w:type="spellEnd"/>
+      <w:r>
+        <w:rPr>
+          <w:sz w:val="16"/>
+          <w:szCs w:val="16"/>
+        </w:rPr>
+        <w:t xml:space="preserve">: 1_44=C:\Users\mihe\Dropbox\TusMuertOS-Oct2025\src\build\floppy.img, status=inserted, </w:t>
+      </w:r>
+      <w:proofErr w:type="spellStart"/>
+      <w:r>
+        <w:rPr>
+          <w:sz w:val="16"/>
+          <w:szCs w:val="16"/>
+        </w:rPr>
+        <w:t>write_protected</w:t>
+      </w:r>
+      <w:proofErr w:type="spellEnd"/>
+      <w:r>
+        <w:rPr>
+          <w:sz w:val="16"/>
+          <w:szCs w:val="16"/>
+        </w:rPr>
+        <w:t>=1</w:t>
+      </w:r>
+    </w:p>
+    <w:p>
+      <w:pPr>
+        <w:rPr>
+          <w:sz w:val="16"/>
+          <w:szCs w:val="16"/>
+        </w:rPr>
+      </w:pPr>
+      <w:r>
+        <w:rPr>
+          <w:sz w:val="16"/>
+          <w:szCs w:val="16"/>
+        </w:rPr>
+        <w:t>boot: floppy</w:t>
+      </w:r>
+    </w:p>
+    <w:p>
+      <w:pPr>
+        <w:rPr>
+          <w:sz w:val="16"/>
+          <w:szCs w:val="16"/>
+        </w:rPr>
+      </w:pPr>
+      <w:proofErr w:type="spellStart"/>
+      <w:r>
+        <w:rPr>
+          <w:sz w:val="16"/>
+          <w:szCs w:val="16"/>
+        </w:rPr>
+        <w:t>floppy_bootsig_check</w:t>
+      </w:r>
+      <w:proofErr w:type="spellEnd"/>
+      <w:r>
+        <w:rPr>
+          <w:sz w:val="16"/>
+          <w:szCs w:val="16"/>
+        </w:rPr>
+        <w:t>: disabled=0</w:t>
+      </w:r>
+    </w:p>
+    <w:p>
+      <w:pPr>
+        <w:rPr>
+          <w:sz w:val="16"/>
+          <w:szCs w:val="16"/>
+        </w:rPr>
+      </w:pPr>
+      <w:r>
+        <w:rPr>
+          <w:sz w:val="16"/>
+          <w:szCs w:val="16"/>
+        </w:rPr>
+        <w:t>log: C:\Users\mihe\Dropbox\TusMuertOS-Oct2025\src\build\bochsout.txt</w:t>
+      </w:r>
+    </w:p>
+    <w:p>
+      <w:pPr>
+        <w:rPr>
+          <w:sz w:val="16"/>
+          <w:szCs w:val="16"/>
+        </w:rPr>
+      </w:pPr>
+      <w:r>
+        <w:rPr>
+          <w:sz w:val="16"/>
+          <w:szCs w:val="16"/>
+        </w:rPr>
+        <w:t>panic: action=ask</w:t>
+      </w:r>
+    </w:p>
+    <w:p>
+      <w:pPr>
+        <w:rPr>
+          <w:sz w:val="16"/>
+          <w:szCs w:val="16"/>
+        </w:rPr>
+      </w:pPr>
+      <w:r>
+        <w:rPr>
+          <w:sz w:val="16"/>
+          <w:szCs w:val="16"/>
+        </w:rPr>
+        <w:t>error: action=report</w:t>
+      </w:r>
+    </w:p>
+    <w:p>
+      <w:pPr>
+        <w:rPr>
+          <w:sz w:val="16"/>
+          <w:szCs w:val="16"/>
+        </w:rPr>
+      </w:pPr>
+      <w:r>
+        <w:rPr>
+          <w:sz w:val="16"/>
+          <w:szCs w:val="16"/>
+        </w:rPr>
+        <w:t>info: action=report</w:t>
+      </w:r>
+    </w:p>
+    <w:p>
+      <w:pPr>
+        <w:rPr>
+          <w:sz w:val="16"/>
+          <w:szCs w:val="16"/>
+        </w:rPr>
+      </w:pPr>
+      <w:r>
+        <w:rPr>
+          <w:sz w:val="16"/>
+          <w:szCs w:val="16"/>
+        </w:rPr>
+        <w:t xml:space="preserve">debug: action=ignore, </w:t>
+      </w:r>
+      <w:proofErr w:type="spellStart"/>
+      <w:r>
+        <w:rPr>
+          <w:sz w:val="16"/>
+          <w:szCs w:val="16"/>
+        </w:rPr>
+        <w:t>pci</w:t>
+      </w:r>
+      <w:proofErr w:type="spellEnd"/>
+      <w:r>
+        <w:rPr>
+          <w:sz w:val="16"/>
+          <w:szCs w:val="16"/>
+        </w:rPr>
+        <w:t>=report # report BX_DEBUG from module '</w:t>
+      </w:r>
+      <w:proofErr w:type="spellStart"/>
+      <w:r>
+        <w:rPr>
+          <w:sz w:val="16"/>
+          <w:szCs w:val="16"/>
+        </w:rPr>
+        <w:t>pci</w:t>
+      </w:r>
+      <w:proofErr w:type="spellEnd"/>
+      <w:r>
+        <w:rPr>
+          <w:sz w:val="16"/>
+          <w:szCs w:val="16"/>
+        </w:rPr>
+        <w:t>'</w:t>
+      </w:r>
+    </w:p>
+    <w:p>
+      <w:pPr>
+        <w:rPr>
+          <w:sz w:val="16"/>
+          <w:szCs w:val="16"/>
+        </w:rPr>
+      </w:pPr>
+      <w:proofErr w:type="spellStart"/>
+      <w:r>
+        <w:rPr>
+          <w:sz w:val="16"/>
+          <w:szCs w:val="16"/>
+        </w:rPr>
+        <w:t>debugger_log</w:t>
+      </w:r>
+      <w:proofErr w:type="spellEnd"/>
+      <w:r>
+        <w:rPr>
+          <w:sz w:val="16"/>
+          <w:szCs w:val="16"/>
+        </w:rPr>
+        <w:t>: -</w:t>
+      </w:r>
+    </w:p>
+    <w:p>
+      <w:pPr>
+        <w:rPr>
+          <w:sz w:val="16"/>
+          <w:szCs w:val="16"/>
+        </w:rPr>
+      </w:pPr>
+      <w:r>
+        <w:rPr>
+          <w:sz w:val="16"/>
+          <w:szCs w:val="16"/>
+        </w:rPr>
+        <w:t>parport1: enabled=1, file="</w:t>
+      </w:r>
+      <w:proofErr w:type="spellStart"/>
+      <w:r>
+        <w:rPr>
+          <w:sz w:val="16"/>
+          <w:szCs w:val="16"/>
+        </w:rPr>
+        <w:t>parport.out</w:t>
+      </w:r>
+      <w:proofErr w:type="spellEnd"/>
+      <w:r>
+        <w:rPr>
+          <w:sz w:val="16"/>
+          <w:szCs w:val="16"/>
+        </w:rPr>
+        <w:t>"</w:t>
+      </w:r>
+    </w:p>
+    <w:p>
+      <w:pPr>
+        <w:rPr>
+          <w:sz w:val="16"/>
+          <w:szCs w:val="16"/>
+        </w:rPr>
+      </w:pPr>
+      <w:r>
+        <w:rPr>
+          <w:sz w:val="16"/>
+          <w:szCs w:val="16"/>
+        </w:rPr>
+        <w:t xml:space="preserve">sound: driver=default, </w:t>
+      </w:r>
+      <w:proofErr w:type="spellStart"/>
+      <w:r>
+        <w:rPr>
+          <w:sz w:val="16"/>
+          <w:szCs w:val="16"/>
+        </w:rPr>
+        <w:t>waveout</w:t>
+      </w:r>
+      <w:proofErr w:type="spellEnd"/>
+      <w:r>
+        <w:rPr>
+          <w:sz w:val="16"/>
+          <w:szCs w:val="16"/>
+        </w:rPr>
+        <w:t xml:space="preserve">=/dev/dsp. </w:t>
+      </w:r>
+      <w:proofErr w:type="spellStart"/>
+      <w:r>
+        <w:rPr>
+          <w:sz w:val="16"/>
+          <w:szCs w:val="16"/>
+        </w:rPr>
+        <w:t>wavein</w:t>
+      </w:r>
+      <w:proofErr w:type="spellEnd"/>
+      <w:r>
+        <w:rPr>
+          <w:sz w:val="16"/>
+          <w:szCs w:val="16"/>
+        </w:rPr>
+        <w:t xml:space="preserve">=, </w:t>
+      </w:r>
+      <w:proofErr w:type="spellStart"/>
+      <w:r>
+        <w:rPr>
+          <w:sz w:val="16"/>
+          <w:szCs w:val="16"/>
+        </w:rPr>
+        <w:t>midiout</w:t>
+      </w:r>
+      <w:proofErr w:type="spellEnd"/>
+      <w:r>
+        <w:rPr>
+          <w:sz w:val="16"/>
+          <w:szCs w:val="16"/>
+        </w:rPr>
+        <w:t>=</w:t>
+      </w:r>
+    </w:p>
+    <w:p>
+      <w:pPr>
+        <w:rPr>
+          <w:sz w:val="16"/>
+          <w:szCs w:val="16"/>
+        </w:rPr>
+      </w:pPr>
+      <w:r>
+        <w:rPr>
+          <w:sz w:val="16"/>
+          <w:szCs w:val="16"/>
+        </w:rPr>
+        <w:t>speaker: enabled=1, mode=sound, volume=15</w:t>
+      </w:r>
+    </w:p>
+    <w:p>
+      <w:pPr>
+        <w:rPr>
+          <w:sz w:val="16"/>
+          <w:szCs w:val="16"/>
+        </w:rPr>
+      </w:pPr>
+      <w:proofErr w:type="spellStart"/>
+      <w:r>
+        <w:rPr>
+          <w:sz w:val="16"/>
+          <w:szCs w:val="16"/>
+        </w:rPr>
+        <w:t>magic_break</w:t>
+      </w:r>
+      <w:proofErr w:type="spellEnd"/>
+      <w:r>
+        <w:rPr>
+          <w:sz w:val="16"/>
+          <w:szCs w:val="16"/>
+        </w:rPr>
+        <w:t>: enabled=1</w:t>
+      </w:r>
+    </w:p>
+    <w:p>
+      <w:pPr>
+        <w:rPr>
+          <w:sz w:val="16"/>
+          <w:szCs w:val="16"/>
+        </w:rPr>
+      </w:pPr>
+      <w:r>
+        <w:rPr>
+          <w:sz w:val="16"/>
+          <w:szCs w:val="16"/>
+        </w:rPr>
+        <w:t>megs: 16</w:t>
+      </w:r>
+    </w:p>
+    <w:p>
+      <w:pPr>
+        <w:pStyle w:val="Heading2"/>
+      </w:pPr>
+      <w:bookmarkStart w:id="4" w:name="_Toc212907386"/>
       <w:r>
         <w:t>WSL</w:t>
       </w:r>
       <w:r>
         <w:t xml:space="preserve"> stuff</w:t>
       </w:r>
+      <w:bookmarkEnd w:id="4"/>
     </w:p>
     <w:p/>
     <w:p>
@@ -1248,7 +4729,7 @@
         </w:rPr>
         <w:t xml:space="preserve">cd </w:t>
       </w:r>
-      <w:hyperlink r:id="rId5" w:history="1">
+      <w:hyperlink r:id="rId10" w:history="1">
         <w:r>
           <w:rPr>
             <w:rStyle w:val="Hyperlink"/>
@@ -1277,10 +4758,7 @@
       </w:r>
       <w:proofErr w:type="gramEnd"/>
       <w:r>
-        <w:t xml:space="preserve"> you can </w:t>
-      </w:r>
-      <w:r>
-        <w:t xml:space="preserve">net use </w:t>
+        <w:t xml:space="preserve"> you can net use </w:t>
       </w:r>
       <w:r>
         <w:rPr>
@@ -1299,6 +4777,7 @@
         </w:numPr>
       </w:pPr>
       <w:r>
+        <w:lastRenderedPageBreak/>
         <w:t>Explorer</w:t>
       </w:r>
     </w:p>
@@ -1402,7 +4881,6 @@
     </w:p>
     <w:p>
       <w:r>
-        <w:lastRenderedPageBreak/>
         <w:tab/>
       </w:r>
       <w:r>
@@ -1414,9 +4892,11 @@
       <w:pPr>
         <w:pStyle w:val="Heading2"/>
       </w:pPr>
+      <w:bookmarkStart w:id="5" w:name="_Toc212907387"/>
       <w:r>
         <w:t>Setup build</w:t>
       </w:r>
+      <w:bookmarkEnd w:id="5"/>
     </w:p>
     <w:p>
       <w:pPr>
@@ -1429,7 +4909,7 @@
       <w:r>
         <w:t xml:space="preserve">Install IMHEX hex editor. </w:t>
       </w:r>
-      <w:hyperlink r:id="rId6" w:history="1">
+      <w:hyperlink r:id="rId11" w:history="1">
         <w:r>
           <w:rPr>
             <w:rStyle w:val="Hyperlink"/>
@@ -1719,12 +5199,9 @@
       </w:r>
       <w:proofErr w:type="spellEnd"/>
       <w:r>
-        <w:t xml:space="preserve"> on Windows:</w:t>
-      </w:r>
-      <w:r>
-        <w:t xml:space="preserve"> </w:t>
-      </w:r>
-      <w:hyperlink r:id="rId7" w:history="1">
+        <w:t xml:space="preserve"> on Windows: </w:t>
+      </w:r>
+      <w:hyperlink r:id="rId12" w:history="1">
         <w:r>
           <w:rPr>
             <w:rStyle w:val="Hyperlink"/>
@@ -1735,7 +5212,7 @@
       <w:r>
         <w:t xml:space="preserve"> </w:t>
       </w:r>
-      <w:hyperlink r:id="rId8" w:history="1">
+      <w:hyperlink r:id="rId13" w:history="1">
         <w:r>
           <w:rPr>
             <w:rStyle w:val="Hyperlink"/>
@@ -1770,7 +5247,7 @@
       <w:r>
         <w:t xml:space="preserve">Install Bochs, version 3.0 October 2025 </w:t>
       </w:r>
-      <w:hyperlink r:id="rId9" w:history="1">
+      <w:hyperlink r:id="rId14" w:history="1">
         <w:r>
           <w:rPr>
             <w:rStyle w:val="Hyperlink"/>
@@ -1802,9 +5279,11 @@
       <w:pPr>
         <w:pStyle w:val="Heading2"/>
       </w:pPr>
+      <w:bookmarkStart w:id="6" w:name="_Toc212907388"/>
       <w:r>
         <w:t>BUILD PROCESS BEFORE MAKE</w:t>
       </w:r>
+      <w:bookmarkEnd w:id="6"/>
     </w:p>
     <w:p/>
     <w:p/>
@@ -1812,267 +5291,522 @@
       <w:pPr>
         <w:pStyle w:val="Heading2"/>
       </w:pPr>
+      <w:bookmarkStart w:id="7" w:name="_Toc212907389"/>
       <w:r>
         <w:t>BUILD PROCESS AFTER MAKE</w:t>
       </w:r>
-    </w:p>
-    <w:p/>
-    <w:p>
-      <w:pPr>
-        <w:pStyle w:val="Heading1"/>
-      </w:pPr>
-      <w:r>
-        <w:t>Common Linux and Windows commands</w:t>
-      </w:r>
-    </w:p>
-    <w:p/>
-    <w:p>
-      <w:pPr>
-        <w:pStyle w:val="Heading2"/>
-      </w:pPr>
-      <w:r>
-        <w:t>Linux</w:t>
-      </w:r>
-    </w:p>
-    <w:p/>
-    <w:p>
-      <w:r>
-        <w:t xml:space="preserve">Build binary from </w:t>
-      </w:r>
-      <w:proofErr w:type="spellStart"/>
-      <w:r>
-        <w:t>asm</w:t>
-      </w:r>
-      <w:proofErr w:type="spellEnd"/>
-      <w:r>
-        <w:t xml:space="preserve"> file using NASM. Relative path, the full path for this is: </w:t>
-      </w:r>
-      <w:r>
-        <w:t>/</w:t>
-      </w:r>
-      <w:proofErr w:type="spellStart"/>
-      <w:r>
-        <w:t>mnt</w:t>
-      </w:r>
-      <w:proofErr w:type="spellEnd"/>
-      <w:r>
-        <w:t>/c/Users/mihe/Dropbox/TusMuertOS-Oct2025</w:t>
-      </w:r>
-    </w:p>
-    <w:p>
-      <w:proofErr w:type="spellStart"/>
-      <w:r>
-        <w:t>nasm</w:t>
-      </w:r>
-      <w:proofErr w:type="spellEnd"/>
-      <w:r>
-        <w:t xml:space="preserve"> -f bin </w:t>
-      </w:r>
-      <w:proofErr w:type="spellStart"/>
-      <w:r>
-        <w:t>src</w:t>
-      </w:r>
-      <w:proofErr w:type="spellEnd"/>
-      <w:r>
-        <w:t xml:space="preserve">/bootloader/stage1.asm -o </w:t>
-      </w:r>
-      <w:proofErr w:type="spellStart"/>
-      <w:r>
-        <w:t>src</w:t>
-      </w:r>
-      <w:proofErr w:type="spellEnd"/>
-      <w:r>
-        <w:t>/build/stage1.bin</w:t>
-      </w:r>
-    </w:p>
-    <w:p/>
-    <w:p>
-      <w:proofErr w:type="spellStart"/>
-      <w:r>
-        <w:t>bximage</w:t>
-      </w:r>
-      <w:proofErr w:type="spellEnd"/>
-      <w:r>
-        <w:t xml:space="preserve"> to create an empty floppy disk. It is an interactive tool with a menu. It shows this info after execution: The following line should appear in your </w:t>
-      </w:r>
-      <w:proofErr w:type="spellStart"/>
-      <w:r>
-        <w:t>bochsrc</w:t>
-      </w:r>
-      <w:proofErr w:type="spellEnd"/>
-      <w:r>
-        <w:t>:</w:t>
-      </w:r>
-    </w:p>
-    <w:p>
-      <w:r>
-        <w:t xml:space="preserve">  </w:t>
-      </w:r>
-      <w:proofErr w:type="spellStart"/>
-      <w:r>
-        <w:t>floppya</w:t>
-      </w:r>
-      <w:proofErr w:type="spellEnd"/>
-      <w:r>
-        <w:t>: image="</w:t>
-      </w:r>
-      <w:proofErr w:type="spellStart"/>
-      <w:r>
-        <w:t>floppy.img</w:t>
-      </w:r>
-      <w:proofErr w:type="spellEnd"/>
-      <w:r>
-        <w:t>", status=inserted</w:t>
-      </w:r>
-    </w:p>
-    <w:p>
-      <w:pPr>
-        <w:rPr>
-          <w:b/>
-          <w:bCs/>
-        </w:rPr>
-      </w:pPr>
-      <w:r>
-        <w:t xml:space="preserve">Alternative to create the empty disk: </w:t>
-      </w:r>
-      <w:r>
-        <w:rPr>
-          <w:b/>
-          <w:bCs/>
-        </w:rPr>
-        <w:t>dd if=/dev/zero of=</w:t>
-      </w:r>
-      <w:proofErr w:type="spellStart"/>
-      <w:r>
-        <w:rPr>
-          <w:b/>
-          <w:bCs/>
-        </w:rPr>
-        <w:t>teaching.img</w:t>
-      </w:r>
-      <w:proofErr w:type="spellEnd"/>
-      <w:r>
-        <w:rPr>
-          <w:b/>
-          <w:bCs/>
-        </w:rPr>
-        <w:t xml:space="preserve"> bs=512 count=2880</w:t>
-      </w:r>
-    </w:p>
-    <w:p/>
-    <w:p>
-      <w:r>
-        <w:t xml:space="preserve">Inject the bootloader (512 bytes, </w:t>
-      </w:r>
-      <w:proofErr w:type="gramStart"/>
-      <w:r>
-        <w:t>One</w:t>
-      </w:r>
-      <w:proofErr w:type="gramEnd"/>
-      <w:r>
-        <w:t xml:space="preserve"> sector if I am not </w:t>
-      </w:r>
-      <w:proofErr w:type="spellStart"/>
-      <w:r>
-        <w:t>mistaketn</w:t>
-      </w:r>
-      <w:proofErr w:type="spellEnd"/>
-      <w:r>
-        <w:t xml:space="preserve">) at the beginning of the empty disk image: </w:t>
-      </w:r>
-      <w:r>
-        <w:rPr>
-          <w:b/>
-          <w:bCs/>
-        </w:rPr>
-        <w:t>dd if=</w:t>
-      </w:r>
-      <w:proofErr w:type="spellStart"/>
-      <w:r>
-        <w:rPr>
-          <w:b/>
-          <w:bCs/>
-        </w:rPr>
-        <w:t>src</w:t>
-      </w:r>
-      <w:proofErr w:type="spellEnd"/>
-      <w:r>
-        <w:rPr>
-          <w:b/>
-          <w:bCs/>
-        </w:rPr>
-        <w:t>/build/stage1.bin of=</w:t>
-      </w:r>
-      <w:proofErr w:type="spellStart"/>
-      <w:r>
-        <w:rPr>
-          <w:b/>
-          <w:bCs/>
-        </w:rPr>
-        <w:t>src</w:t>
-      </w:r>
-      <w:proofErr w:type="spellEnd"/>
-      <w:r>
-        <w:rPr>
-          <w:b/>
-          <w:bCs/>
-        </w:rPr>
-        <w:t>/build/</w:t>
-      </w:r>
-      <w:proofErr w:type="spellStart"/>
-      <w:r>
-        <w:rPr>
-          <w:b/>
-          <w:bCs/>
-        </w:rPr>
-        <w:t>floppy.img</w:t>
-      </w:r>
-      <w:proofErr w:type="spellEnd"/>
-      <w:r>
-        <w:rPr>
-          <w:b/>
-          <w:bCs/>
-        </w:rPr>
-        <w:t xml:space="preserve"> bs=512 count=1 conv=</w:t>
-      </w:r>
-      <w:proofErr w:type="spellStart"/>
-      <w:r>
-        <w:rPr>
-          <w:b/>
-          <w:bCs/>
-        </w:rPr>
-        <w:t>notrunc</w:t>
-      </w:r>
-      <w:proofErr w:type="spellEnd"/>
-    </w:p>
-    <w:p/>
-    <w:p>
-      <w:r>
-        <w:t xml:space="preserve">To quickly see the content of the disk: </w:t>
-      </w:r>
-      <w:proofErr w:type="spellStart"/>
-      <w:r>
-        <w:t>xxd</w:t>
-      </w:r>
-      <w:proofErr w:type="spellEnd"/>
-      <w:r>
-        <w:t xml:space="preserve"> -l 512 </w:t>
-      </w:r>
-      <w:proofErr w:type="spellStart"/>
-      <w:r>
-        <w:t>floppy.img</w:t>
-      </w:r>
-      <w:proofErr w:type="spellEnd"/>
+      <w:bookmarkEnd w:id="7"/>
     </w:p>
     <w:p/>
     <w:p/>
+    <w:p/>
+    <w:p/>
     <w:p>
       <w:pPr>
         <w:pStyle w:val="Heading2"/>
       </w:pPr>
+      <w:bookmarkStart w:id="8" w:name="_Toc212907390"/>
+      <w:r>
+        <w:t>CPU registers</w:t>
+      </w:r>
+      <w:bookmarkEnd w:id="8"/>
+    </w:p>
+    <w:p/>
+    <w:p>
+      <w:pPr>
+        <w:rPr>
+          <w:b/>
+          <w:bCs/>
+        </w:rPr>
+      </w:pPr>
+      <w:r>
+        <w:rPr>
+          <w:b/>
+          <w:bCs/>
+        </w:rPr>
+        <w:lastRenderedPageBreak/>
+        <w:t>All registers</w:t>
+      </w:r>
+    </w:p>
+    <w:p>
+      <w:r>
+        <w:drawing>
+          <wp:inline distT="0" distB="0" distL="0" distR="0" wp14:anchorId="214DE4BB" wp14:editId="7F8C982B">
+            <wp:extent cx="5943600" cy="2092960"/>
+            <wp:effectExtent l="0" t="0" r="0" b="2540"/>
+            <wp:docPr id="32450525" name="Picture 1" descr="A screenshot of a computer&#10;&#10;AI-generated content may be incorrect."/>
+            <wp:cNvGraphicFramePr>
+              <a:graphicFrameLocks xmlns:a="http://schemas.openxmlformats.org/drawingml/2006/main" noChangeAspect="1"/>
+            </wp:cNvGraphicFramePr>
+            <a:graphic xmlns:a="http://schemas.openxmlformats.org/drawingml/2006/main">
+              <a:graphicData uri="http://schemas.openxmlformats.org/drawingml/2006/picture">
+                <pic:pic xmlns:pic="http://schemas.openxmlformats.org/drawingml/2006/picture">
+                  <pic:nvPicPr>
+                    <pic:cNvPr id="32450525" name="Picture 1" descr="A screenshot of a computer&#10;&#10;AI-generated content may be incorrect."/>
+                    <pic:cNvPicPr>
+                      <a:picLocks noChangeAspect="1" noChangeArrowheads="1"/>
+                    </pic:cNvPicPr>
+                  </pic:nvPicPr>
+                  <pic:blipFill>
+                    <a:blip r:embed="rId15">
+                      <a:extLst>
+                        <a:ext uri="{28A0092B-C50C-407E-A947-70E740481C1C}">
+                          <a14:useLocalDpi xmlns:a14="http://schemas.microsoft.com/office/drawing/2010/main" val="0"/>
+                        </a:ext>
+                      </a:extLst>
+                    </a:blip>
+                    <a:srcRect/>
+                    <a:stretch>
+                      <a:fillRect/>
+                    </a:stretch>
+                  </pic:blipFill>
+                  <pic:spPr bwMode="auto">
+                    <a:xfrm>
+                      <a:off x="0" y="0"/>
+                      <a:ext cx="5943600" cy="2092960"/>
+                    </a:xfrm>
+                    <a:prstGeom prst="rect">
+                      <a:avLst/>
+                    </a:prstGeom>
+                    <a:noFill/>
+                    <a:ln>
+                      <a:noFill/>
+                    </a:ln>
+                  </pic:spPr>
+                </pic:pic>
+              </a:graphicData>
+            </a:graphic>
+          </wp:inline>
+        </w:drawing>
+      </w:r>
+    </w:p>
+    <w:p>
+      <w:pPr>
+        <w:rPr>
+          <w:b/>
+          <w:bCs/>
+        </w:rPr>
+      </w:pPr>
+      <w:r>
+        <w:rPr>
+          <w:b/>
+          <w:bCs/>
+        </w:rPr>
+        <w:t>The registers I care about</w:t>
+      </w:r>
+    </w:p>
+    <w:p/>
+    <w:p>
+      <w:r>
+        <w:drawing>
+          <wp:inline distT="0" distB="0" distL="0" distR="0" wp14:anchorId="3FBA7AED" wp14:editId="7B4321D9">
+            <wp:extent cx="5943600" cy="4516755"/>
+            <wp:effectExtent l="0" t="0" r="0" b="0"/>
+            <wp:docPr id="99426647" name="Picture 1" descr="A screenshot of a computer&#10;&#10;AI-generated content may be incorrect."/>
+            <wp:cNvGraphicFramePr>
+              <a:graphicFrameLocks xmlns:a="http://schemas.openxmlformats.org/drawingml/2006/main" noChangeAspect="1"/>
+            </wp:cNvGraphicFramePr>
+            <a:graphic xmlns:a="http://schemas.openxmlformats.org/drawingml/2006/main">
+              <a:graphicData uri="http://schemas.openxmlformats.org/drawingml/2006/picture">
+                <pic:pic xmlns:pic="http://schemas.openxmlformats.org/drawingml/2006/picture">
+                  <pic:nvPicPr>
+                    <pic:cNvPr id="99426647" name="Picture 1" descr="A screenshot of a computer&#10;&#10;AI-generated content may be incorrect."/>
+                    <pic:cNvPicPr/>
+                  </pic:nvPicPr>
+                  <pic:blipFill>
+                    <a:blip r:embed="rId16"/>
+                    <a:stretch>
+                      <a:fillRect/>
+                    </a:stretch>
+                  </pic:blipFill>
+                  <pic:spPr>
+                    <a:xfrm>
+                      <a:off x="0" y="0"/>
+                      <a:ext cx="5943600" cy="4516755"/>
+                    </a:xfrm>
+                    <a:prstGeom prst="rect">
+                      <a:avLst/>
+                    </a:prstGeom>
+                  </pic:spPr>
+                </pic:pic>
+              </a:graphicData>
+            </a:graphic>
+          </wp:inline>
+        </w:drawing>
+      </w:r>
+    </w:p>
+    <w:p/>
+    <w:p>
+      <w:pPr>
+        <w:pStyle w:val="Heading1"/>
+      </w:pPr>
+      <w:bookmarkStart w:id="9" w:name="_Toc212907391"/>
+      <w:r>
+        <w:lastRenderedPageBreak/>
+        <w:t>Common Linux and Windows commands</w:t>
+      </w:r>
+      <w:bookmarkEnd w:id="9"/>
+    </w:p>
+    <w:p/>
+    <w:p>
+      <w:pPr>
+        <w:pStyle w:val="Heading2"/>
+      </w:pPr>
+      <w:bookmarkStart w:id="10" w:name="_Toc212907392"/>
+      <w:r>
+        <w:t>Linux</w:t>
+      </w:r>
+      <w:bookmarkEnd w:id="10"/>
+    </w:p>
+    <w:p/>
+    <w:p>
+      <w:r>
+        <w:t xml:space="preserve">Build binary from </w:t>
+      </w:r>
+      <w:proofErr w:type="spellStart"/>
+      <w:r>
+        <w:t>asm</w:t>
+      </w:r>
+      <w:proofErr w:type="spellEnd"/>
+      <w:r>
+        <w:t xml:space="preserve"> file using NASM. Relative path, the full path for this is: </w:t>
+      </w:r>
+    </w:p>
+    <w:p>
+      <w:pPr>
+        <w:ind w:firstLine="720"/>
+        <w:rPr>
+          <w:b/>
+          <w:bCs/>
+        </w:rPr>
+      </w:pPr>
+      <w:r>
+        <w:rPr>
+          <w:b/>
+          <w:bCs/>
+        </w:rPr>
+        <w:t>/</w:t>
+      </w:r>
+      <w:proofErr w:type="spellStart"/>
+      <w:proofErr w:type="gramStart"/>
+      <w:r>
+        <w:rPr>
+          <w:b/>
+          <w:bCs/>
+        </w:rPr>
+        <w:t>mnt</w:t>
+      </w:r>
+      <w:proofErr w:type="spellEnd"/>
+      <w:proofErr w:type="gramEnd"/>
+      <w:r>
+        <w:rPr>
+          <w:b/>
+          <w:bCs/>
+        </w:rPr>
+        <w:t>/c/Users/mihe/Dropbox/TusMuertOS-Oct2025</w:t>
+      </w:r>
+    </w:p>
+    <w:p>
+      <w:pPr>
+        <w:ind w:firstLine="720"/>
+      </w:pPr>
+    </w:p>
+    <w:p>
+      <w:pPr>
+        <w:ind w:firstLine="720"/>
+        <w:rPr>
+          <w:b/>
+          <w:bCs/>
+        </w:rPr>
+      </w:pPr>
+      <w:proofErr w:type="spellStart"/>
+      <w:r>
+        <w:rPr>
+          <w:b/>
+          <w:bCs/>
+        </w:rPr>
+        <w:t>nasm</w:t>
+      </w:r>
+      <w:proofErr w:type="spellEnd"/>
+      <w:r>
+        <w:rPr>
+          <w:b/>
+          <w:bCs/>
+        </w:rPr>
+        <w:t xml:space="preserve"> -f bin </w:t>
+      </w:r>
+      <w:proofErr w:type="spellStart"/>
+      <w:r>
+        <w:rPr>
+          <w:b/>
+          <w:bCs/>
+        </w:rPr>
+        <w:t>src</w:t>
+      </w:r>
+      <w:proofErr w:type="spellEnd"/>
+      <w:r>
+        <w:rPr>
+          <w:b/>
+          <w:bCs/>
+        </w:rPr>
+        <w:t xml:space="preserve">/bootloader/stage1.asm -o </w:t>
+      </w:r>
+      <w:proofErr w:type="spellStart"/>
+      <w:r>
+        <w:rPr>
+          <w:b/>
+          <w:bCs/>
+        </w:rPr>
+        <w:t>src</w:t>
+      </w:r>
+      <w:proofErr w:type="spellEnd"/>
+      <w:r>
+        <w:rPr>
+          <w:b/>
+          <w:bCs/>
+        </w:rPr>
+        <w:t>/build/stage1.bin</w:t>
+      </w:r>
+    </w:p>
+    <w:p/>
+    <w:p>
+      <w:proofErr w:type="spellStart"/>
+      <w:r>
+        <w:t>bximage</w:t>
+      </w:r>
+      <w:proofErr w:type="spellEnd"/>
+      <w:r>
+        <w:t xml:space="preserve"> to create an empty floppy disk. It is an interactive tool with a menu. It shows this info after execution: The following line should appear in your </w:t>
+      </w:r>
+      <w:proofErr w:type="spellStart"/>
+      <w:r>
+        <w:t>bochsrc</w:t>
+      </w:r>
+      <w:proofErr w:type="spellEnd"/>
+      <w:r>
+        <w:t>:</w:t>
+      </w:r>
+    </w:p>
+    <w:p>
+      <w:pPr>
+        <w:ind w:firstLine="720"/>
+        <w:rPr>
+          <w:b/>
+          <w:bCs/>
+        </w:rPr>
+      </w:pPr>
+      <w:proofErr w:type="spellStart"/>
+      <w:r>
+        <w:rPr>
+          <w:b/>
+          <w:bCs/>
+        </w:rPr>
+        <w:t>floppya</w:t>
+      </w:r>
+      <w:proofErr w:type="spellEnd"/>
+      <w:r>
+        <w:rPr>
+          <w:b/>
+          <w:bCs/>
+        </w:rPr>
+        <w:t>: image="</w:t>
+      </w:r>
+      <w:proofErr w:type="spellStart"/>
+      <w:r>
+        <w:rPr>
+          <w:b/>
+          <w:bCs/>
+        </w:rPr>
+        <w:t>floppy.img</w:t>
+      </w:r>
+      <w:proofErr w:type="spellEnd"/>
+      <w:r>
+        <w:rPr>
+          <w:b/>
+          <w:bCs/>
+        </w:rPr>
+        <w:t>", status=inserted</w:t>
+      </w:r>
+    </w:p>
+    <w:p>
+      <w:r>
+        <w:t>Alternative to create the empty disk:</w:t>
+      </w:r>
+    </w:p>
+    <w:p>
+      <w:pPr>
+        <w:ind w:firstLine="720"/>
+        <w:rPr>
+          <w:b/>
+          <w:bCs/>
+        </w:rPr>
+      </w:pPr>
+      <w:r>
+        <w:rPr>
+          <w:b/>
+          <w:bCs/>
+        </w:rPr>
+        <w:t>dd if=/dev/zero of=</w:t>
+      </w:r>
+      <w:proofErr w:type="spellStart"/>
+      <w:r>
+        <w:rPr>
+          <w:b/>
+          <w:bCs/>
+        </w:rPr>
+        <w:t>teaching.img</w:t>
+      </w:r>
+      <w:proofErr w:type="spellEnd"/>
+      <w:r>
+        <w:rPr>
+          <w:b/>
+          <w:bCs/>
+        </w:rPr>
+        <w:t xml:space="preserve"> bs=512 count=2880</w:t>
+      </w:r>
+    </w:p>
+    <w:p/>
+    <w:p>
+      <w:r>
+        <w:t xml:space="preserve">Inject the bootloader (512 bytes, </w:t>
+      </w:r>
+      <w:proofErr w:type="gramStart"/>
+      <w:r>
+        <w:t>One</w:t>
+      </w:r>
+      <w:proofErr w:type="gramEnd"/>
+      <w:r>
+        <w:t xml:space="preserve"> sector if I am not </w:t>
+      </w:r>
+      <w:proofErr w:type="spellStart"/>
+      <w:r>
+        <w:t>mistaketn</w:t>
+      </w:r>
+      <w:proofErr w:type="spellEnd"/>
+      <w:r>
+        <w:t>) at the beginning of the empty disk image:</w:t>
+      </w:r>
+    </w:p>
+    <w:p>
+      <w:pPr>
+        <w:ind w:firstLine="720"/>
+      </w:pPr>
+      <w:r>
+        <w:rPr>
+          <w:b/>
+          <w:bCs/>
+        </w:rPr>
+        <w:t>dd if=</w:t>
+      </w:r>
+      <w:proofErr w:type="spellStart"/>
+      <w:r>
+        <w:rPr>
+          <w:b/>
+          <w:bCs/>
+        </w:rPr>
+        <w:t>src</w:t>
+      </w:r>
+      <w:proofErr w:type="spellEnd"/>
+      <w:r>
+        <w:rPr>
+          <w:b/>
+          <w:bCs/>
+        </w:rPr>
+        <w:t>/build/stage1.bin of=</w:t>
+      </w:r>
+      <w:proofErr w:type="spellStart"/>
+      <w:r>
+        <w:rPr>
+          <w:b/>
+          <w:bCs/>
+        </w:rPr>
+        <w:t>src</w:t>
+      </w:r>
+      <w:proofErr w:type="spellEnd"/>
+      <w:r>
+        <w:rPr>
+          <w:b/>
+          <w:bCs/>
+        </w:rPr>
+        <w:t>/build/</w:t>
+      </w:r>
+      <w:proofErr w:type="spellStart"/>
+      <w:r>
+        <w:rPr>
+          <w:b/>
+          <w:bCs/>
+        </w:rPr>
+        <w:t>floppy.img</w:t>
+      </w:r>
+      <w:proofErr w:type="spellEnd"/>
+      <w:r>
+        <w:rPr>
+          <w:b/>
+          <w:bCs/>
+        </w:rPr>
+        <w:t xml:space="preserve"> bs=512 count=1 conv=</w:t>
+      </w:r>
+      <w:proofErr w:type="spellStart"/>
+      <w:r>
+        <w:rPr>
+          <w:b/>
+          <w:bCs/>
+        </w:rPr>
+        <w:t>notrunc</w:t>
+      </w:r>
+      <w:proofErr w:type="spellEnd"/>
+    </w:p>
+    <w:p/>
+    <w:p>
+      <w:r>
+        <w:t>To quickly see the content of the disk:</w:t>
+      </w:r>
+    </w:p>
+    <w:p>
+      <w:pPr>
+        <w:ind w:firstLine="576"/>
+        <w:rPr>
+          <w:b/>
+          <w:bCs/>
+        </w:rPr>
+      </w:pPr>
+      <w:proofErr w:type="spellStart"/>
+      <w:r>
+        <w:rPr>
+          <w:b/>
+          <w:bCs/>
+        </w:rPr>
+        <w:t>xxd</w:t>
+      </w:r>
+      <w:proofErr w:type="spellEnd"/>
+      <w:r>
+        <w:rPr>
+          <w:b/>
+          <w:bCs/>
+        </w:rPr>
+        <w:t xml:space="preserve"> -l 512 </w:t>
+      </w:r>
+      <w:proofErr w:type="spellStart"/>
+      <w:r>
+        <w:rPr>
+          <w:b/>
+          <w:bCs/>
+        </w:rPr>
+        <w:t>floppy.img</w:t>
+      </w:r>
+      <w:proofErr w:type="spellEnd"/>
+    </w:p>
+    <w:p/>
+    <w:p/>
+    <w:p>
+      <w:pPr>
+        <w:pStyle w:val="Heading2"/>
+      </w:pPr>
+      <w:bookmarkStart w:id="11" w:name="_Toc212907393"/>
       <w:r>
         <w:t>Windows PowerShell</w:t>
       </w:r>
+      <w:bookmarkEnd w:id="11"/>
     </w:p>
     <w:p/>
     <w:p>
@@ -2117,10 +5851,7 @@
     </w:p>
     <w:p>
       <w:r>
-        <w:t xml:space="preserve">Create a Bochs configuration file, copying the template: </w:t>
-      </w:r>
-      <w:r>
-        <w:t>bochsrc-sample.txt</w:t>
+        <w:t>Create a Bochs configuration file, copying the template: bochsrc-sample.txt</w:t>
       </w:r>
     </w:p>
     <w:p>
@@ -2222,7 +5953,6 @@
     <w:p>
       <w:proofErr w:type="spellStart"/>
       <w:r>
-        <w:lastRenderedPageBreak/>
         <w:t>bochs</w:t>
       </w:r>
       <w:proofErr w:type="spellEnd"/>
@@ -2251,18 +5981,22 @@
       <w:pPr>
         <w:pStyle w:val="Heading1"/>
       </w:pPr>
+      <w:bookmarkStart w:id="12" w:name="_Toc212907394"/>
       <w:r>
         <w:t>Random nuggets of knowledge</w:t>
       </w:r>
+      <w:bookmarkEnd w:id="12"/>
     </w:p>
     <w:p/>
     <w:p>
       <w:pPr>
         <w:pStyle w:val="Heading2"/>
       </w:pPr>
+      <w:bookmarkStart w:id="13" w:name="_Toc212907395"/>
       <w:r>
         <w:t>How Org directive works in NASM assembly</w:t>
       </w:r>
+      <w:bookmarkEnd w:id="13"/>
     </w:p>
     <w:p>
       <w:pPr>
@@ -2336,6 +6070,7 @@
       <w:pPr>
         <w:pStyle w:val="Heading2"/>
       </w:pPr>
+      <w:bookmarkStart w:id="14" w:name="_Toc212907396"/>
       <w:r>
         <w:t xml:space="preserve">WSL Tab autocomplete </w:t>
       </w:r>
@@ -2347,10 +6082,12 @@
       <w:r>
         <w:t xml:space="preserve"> only on windows/system32</w:t>
       </w:r>
+      <w:bookmarkEnd w:id="14"/>
     </w:p>
     <w:p/>
     <w:p>
       <w:r>
+        <w:lastRenderedPageBreak/>
         <w:t xml:space="preserve">No solution </w:t>
       </w:r>
       <w:proofErr w:type="gramStart"/>
@@ -2391,24 +6128,273 @@
       <w:pPr>
         <w:pStyle w:val="Heading2"/>
       </w:pPr>
+      <w:bookmarkStart w:id="15" w:name="_Toc212907397"/>
+      <w:r>
+        <w:t xml:space="preserve">On bootloader, will </w:t>
+      </w:r>
+      <w:r>
+        <w:t xml:space="preserve">mov </w:t>
+      </w:r>
+      <w:proofErr w:type="spellStart"/>
+      <w:r>
+        <w:t>sp</w:t>
+      </w:r>
+      <w:proofErr w:type="spellEnd"/>
+      <w:r>
+        <w:t>, 0x7C00</w:t>
+      </w:r>
+      <w:r>
+        <w:t xml:space="preserve"> make the next push to overwrite the first byte of the bootloader? (Overlap)</w:t>
+      </w:r>
+      <w:bookmarkEnd w:id="15"/>
+    </w:p>
+    <w:p/>
+    <w:p>
+      <w:r>
+        <w:t>Tested it and it is safe. It will not overwrite the bootloader.</w:t>
+      </w:r>
+    </w:p>
+    <w:p>
+      <w:r>
+        <w:drawing>
+          <wp:inline distT="0" distB="0" distL="0" distR="0" wp14:anchorId="75A5051F" wp14:editId="273E6B6E">
+            <wp:extent cx="5943600" cy="762635"/>
+            <wp:effectExtent l="0" t="0" r="0" b="0"/>
+            <wp:docPr id="1309374148" name="Picture 1" descr="A group of numbers on a white background&#10;&#10;AI-generated content may be incorrect."/>
+            <wp:cNvGraphicFramePr>
+              <a:graphicFrameLocks xmlns:a="http://schemas.openxmlformats.org/drawingml/2006/main" noChangeAspect="1"/>
+            </wp:cNvGraphicFramePr>
+            <a:graphic xmlns:a="http://schemas.openxmlformats.org/drawingml/2006/main">
+              <a:graphicData uri="http://schemas.openxmlformats.org/drawingml/2006/picture">
+                <pic:pic xmlns:pic="http://schemas.openxmlformats.org/drawingml/2006/picture">
+                  <pic:nvPicPr>
+                    <pic:cNvPr id="1309374148" name="Picture 1" descr="A group of numbers on a white background&#10;&#10;AI-generated content may be incorrect."/>
+                    <pic:cNvPicPr/>
+                  </pic:nvPicPr>
+                  <pic:blipFill>
+                    <a:blip r:embed="rId17"/>
+                    <a:stretch>
+                      <a:fillRect/>
+                    </a:stretch>
+                  </pic:blipFill>
+                  <pic:spPr>
+                    <a:xfrm>
+                      <a:off x="0" y="0"/>
+                      <a:ext cx="5943600" cy="762635"/>
+                    </a:xfrm>
+                    <a:prstGeom prst="rect">
+                      <a:avLst/>
+                    </a:prstGeom>
+                  </pic:spPr>
+                </pic:pic>
+              </a:graphicData>
+            </a:graphic>
+          </wp:inline>
+        </w:drawing>
+      </w:r>
+    </w:p>
+    <w:p/>
+    <w:p>
+      <w:pPr>
+        <w:pStyle w:val="Heading2"/>
+      </w:pPr>
+      <w:bookmarkStart w:id="16" w:name="_Toc212907398"/>
+      <w:r>
+        <w:t xml:space="preserve">Full </w:t>
+      </w:r>
+      <w:r>
+        <w:t>PowerShell</w:t>
+      </w:r>
+      <w:r>
+        <w:t xml:space="preserve"> history</w:t>
+      </w:r>
+      <w:bookmarkEnd w:id="16"/>
+    </w:p>
+    <w:p/>
+    <w:p>
+      <w:r>
+        <w:t xml:space="preserve">It is saved on the file </w:t>
+      </w:r>
+      <w:r>
+        <w:t>ConsoleHost_history.txt</w:t>
+      </w:r>
+    </w:p>
+    <w:p/>
+    <w:p>
+      <w:pPr>
+        <w:pStyle w:val="Heading1"/>
+      </w:pPr>
+      <w:bookmarkStart w:id="17" w:name="_Toc212907399"/>
+      <w:r>
+        <w:t>Research backlog</w:t>
+      </w:r>
+      <w:bookmarkEnd w:id="17"/>
+    </w:p>
+    <w:p/>
+    <w:p>
+      <w:pPr>
+        <w:pStyle w:val="ListParagraph"/>
+        <w:numPr>
+          <w:ilvl w:val="0"/>
+          <w:numId w:val="1"/>
+        </w:numPr>
+      </w:pPr>
+      <w:r>
+        <w:t>Disk formats FAT12/</w:t>
+      </w:r>
+      <w:r>
+        <w:t>16/</w:t>
+      </w:r>
+      <w:r>
+        <w:t>32</w:t>
+      </w:r>
+      <w:r>
+        <w:t xml:space="preserve"> </w:t>
+      </w:r>
+    </w:p>
+    <w:p>
+      <w:pPr>
+        <w:pStyle w:val="ListParagraph"/>
+        <w:numPr>
+          <w:ilvl w:val="0"/>
+          <w:numId w:val="1"/>
+        </w:numPr>
+      </w:pPr>
+      <w:r>
+        <w:t>Partition table on the MBR. I remember seeing adding 4 16</w:t>
+      </w:r>
+      <w:proofErr w:type="gramStart"/>
+      <w:r>
+        <w:t>bytes</w:t>
+      </w:r>
+      <w:proofErr w:type="gramEnd"/>
+      <w:r>
+        <w:t xml:space="preserve"> reserved structures before 0xAA55</w:t>
+      </w:r>
+    </w:p>
+    <w:p>
+      <w:pPr>
+        <w:pStyle w:val="ListParagraph"/>
+        <w:numPr>
+          <w:ilvl w:val="1"/>
+          <w:numId w:val="1"/>
+        </w:numPr>
+      </w:pPr>
+      <w:r>
+        <w:t xml:space="preserve">I guess this applies if the MBR is for a hard </w:t>
+      </w:r>
+      <w:proofErr w:type="gramStart"/>
+      <w:r>
+        <w:t>disk, but</w:t>
+      </w:r>
+      <w:proofErr w:type="gramEnd"/>
+      <w:r>
+        <w:t xml:space="preserve"> does not apply for a floppy</w:t>
+      </w:r>
+      <w:r>
+        <w:t>. This is an educated guess</w:t>
+      </w:r>
+    </w:p>
+    <w:p>
+      <w:pPr>
+        <w:pStyle w:val="ListParagraph"/>
+        <w:numPr>
+          <w:ilvl w:val="1"/>
+          <w:numId w:val="1"/>
+        </w:numPr>
+      </w:pPr>
+      <w:r>
+        <w:t xml:space="preserve">On floppy, the FAT info at 0 starts with a jump to code, followed by the FAT info. This way </w:t>
+      </w:r>
+      <w:proofErr w:type="gramStart"/>
+      <w:r>
+        <w:t>both,</w:t>
+      </w:r>
+      <w:proofErr w:type="gramEnd"/>
+      <w:r>
+        <w:t xml:space="preserve"> the bootloader and FAT info can coexist, because there is a jump. Validate this because I got this explained by </w:t>
+      </w:r>
+      <w:r>
+        <w:t>ChatGPT. It makes a lot of sense, but still…</w:t>
+      </w:r>
+    </w:p>
+    <w:p>
+      <w:pPr>
+        <w:pStyle w:val="ListParagraph"/>
+        <w:numPr>
+          <w:ilvl w:val="1"/>
+          <w:numId w:val="1"/>
+        </w:numPr>
+      </w:pPr>
+      <w:r>
+        <w:t xml:space="preserve">A Disk with multiple partitions, the first byte </w:t>
+      </w:r>
+      <w:proofErr w:type="gramStart"/>
+      <w:r>
+        <w:t>define</w:t>
+      </w:r>
+      <w:proofErr w:type="gramEnd"/>
+      <w:r>
+        <w:t xml:space="preserve"> if it is bootable 0x80 = bootable.</w:t>
+      </w:r>
+      <w:r>
+        <w:t xml:space="preserve"> The first byte on one of those 4 16 bytes partitions at the end of the MBR before the 0xAA55</w:t>
+      </w:r>
+    </w:p>
+    <w:p>
+      <w:pPr>
+        <w:pStyle w:val="ListParagraph"/>
+        <w:numPr>
+          <w:ilvl w:val="0"/>
+          <w:numId w:val="1"/>
+        </w:numPr>
+      </w:pPr>
+      <w:r>
+        <w:t>Inject breakpoints on Bochs without magic breakpoints, via commands file on startup</w:t>
+      </w:r>
+    </w:p>
+    <w:p>
+      <w:pPr>
+        <w:pStyle w:val="ListParagraph"/>
+        <w:numPr>
+          <w:ilvl w:val="0"/>
+          <w:numId w:val="1"/>
+        </w:numPr>
+      </w:pPr>
+      <w:r>
+        <w:t xml:space="preserve">How to change Bochs </w:t>
+      </w:r>
+      <w:r>
+        <w:t xml:space="preserve">display </w:t>
+      </w:r>
+      <w:r>
+        <w:t>resolution.</w:t>
+      </w:r>
+    </w:p>
+    <w:p>
+      <w:pPr>
+        <w:pStyle w:val="Heading1"/>
+      </w:pPr>
+      <w:bookmarkStart w:id="18" w:name="_Toc212907400"/>
       <w:r>
         <w:t>Screenshots</w:t>
       </w:r>
+      <w:bookmarkEnd w:id="18"/>
     </w:p>
     <w:p/>
     <w:p>
       <w:r>
+        <w:lastRenderedPageBreak/>
         <w:t>31-October-2025</w:t>
       </w:r>
     </w:p>
     <w:p/>
     <w:p/>
     <w:p>
-      <w:r>
-        <w:rPr>
-          <w:noProof/>
-        </w:rPr>
-        <w:lastRenderedPageBreak/>
+      <w:pPr>
+        <w:keepNext/>
+      </w:pPr>
+      <w:r>
         <w:drawing>
           <wp:inline distT="0" distB="0" distL="0" distR="0" wp14:anchorId="13B72F9A" wp14:editId="3497B51B">
             <wp:extent cx="5943600" cy="3763645"/>
@@ -2425,7 +6411,7 @@
                     <pic:cNvPicPr/>
                   </pic:nvPicPr>
                   <pic:blipFill>
-                    <a:blip r:embed="rId10"/>
+                    <a:blip r:embed="rId18"/>
                     <a:stretch>
                       <a:fillRect/>
                     </a:stretch>
@@ -2446,17 +6432,229 @@
         </w:drawing>
       </w:r>
     </w:p>
+    <w:p>
+      <w:pPr>
+        <w:pStyle w:val="Caption"/>
+      </w:pPr>
+      <w:r>
+        <w:t xml:space="preserve">Figure </w:t>
+      </w:r>
+      <w:r>
+        <w:fldChar w:fldCharType="begin"/>
+      </w:r>
+      <w:r>
+        <w:instrText xml:space="preserve"> SEQ Figure \* ARABIC </w:instrText>
+      </w:r>
+      <w:r>
+        <w:fldChar w:fldCharType="separate"/>
+      </w:r>
+      <w:r>
+        <w:t>1</w:t>
+      </w:r>
+      <w:r>
+        <w:fldChar w:fldCharType="end"/>
+      </w:r>
+      <w:r>
+        <w:t xml:space="preserve"> Quick and dirt bootloader with ABCD printed</w:t>
+      </w:r>
+    </w:p>
+    <w:p/>
+    <w:p>
+      <w:pPr>
+        <w:keepNext/>
+      </w:pPr>
+      <w:r>
+        <w:lastRenderedPageBreak/>
+        <w:drawing>
+          <wp:inline distT="0" distB="0" distL="0" distR="0" wp14:anchorId="32D8F6A5" wp14:editId="7ECDF19D">
+            <wp:extent cx="5943600" cy="4198620"/>
+            <wp:effectExtent l="0" t="0" r="0" b="0"/>
+            <wp:docPr id="1185413295" name="Picture 1" descr="A screenshot of a computer program&#10;&#10;AI-generated content may be incorrect."/>
+            <wp:cNvGraphicFramePr>
+              <a:graphicFrameLocks xmlns:a="http://schemas.openxmlformats.org/drawingml/2006/main" noChangeAspect="1"/>
+            </wp:cNvGraphicFramePr>
+            <a:graphic xmlns:a="http://schemas.openxmlformats.org/drawingml/2006/main">
+              <a:graphicData uri="http://schemas.openxmlformats.org/drawingml/2006/picture">
+                <pic:pic xmlns:pic="http://schemas.openxmlformats.org/drawingml/2006/picture">
+                  <pic:nvPicPr>
+                    <pic:cNvPr id="1185413295" name="Picture 1" descr="A screenshot of a computer program&#10;&#10;AI-generated content may be incorrect."/>
+                    <pic:cNvPicPr/>
+                  </pic:nvPicPr>
+                  <pic:blipFill>
+                    <a:blip r:embed="rId19"/>
+                    <a:stretch>
+                      <a:fillRect/>
+                    </a:stretch>
+                  </pic:blipFill>
+                  <pic:spPr>
+                    <a:xfrm>
+                      <a:off x="0" y="0"/>
+                      <a:ext cx="5943600" cy="4198620"/>
+                    </a:xfrm>
+                    <a:prstGeom prst="rect">
+                      <a:avLst/>
+                    </a:prstGeom>
+                  </pic:spPr>
+                </pic:pic>
+              </a:graphicData>
+            </a:graphic>
+          </wp:inline>
+        </w:drawing>
+      </w:r>
+    </w:p>
+    <w:p>
+      <w:pPr>
+        <w:pStyle w:val="Caption"/>
+      </w:pPr>
+      <w:r>
+        <w:t xml:space="preserve">Figure </w:t>
+      </w:r>
+      <w:r>
+        <w:fldChar w:fldCharType="begin"/>
+      </w:r>
+      <w:r>
+        <w:instrText xml:space="preserve"> SEQ Figure \* ARABIC </w:instrText>
+      </w:r>
+      <w:r>
+        <w:fldChar w:fldCharType="separate"/>
+      </w:r>
+      <w:r>
+        <w:t>2</w:t>
+      </w:r>
+      <w:r>
+        <w:fldChar w:fldCharType="end"/>
+      </w:r>
+      <w:r>
+        <w:t xml:space="preserve"> Early </w:t>
+      </w:r>
+      <w:proofErr w:type="spellStart"/>
+      <w:r>
+        <w:t>makefile</w:t>
+      </w:r>
+      <w:proofErr w:type="spellEnd"/>
+      <w:r>
+        <w:t xml:space="preserve"> for the bootloader</w:t>
+      </w:r>
+    </w:p>
+    <w:p/>
+    <w:p>
+      <w:r>
+        <w:t xml:space="preserve">01-November-2025 </w:t>
+      </w:r>
+    </w:p>
+    <w:p/>
+    <w:p>
+      <w:pPr>
+        <w:keepNext/>
+      </w:pPr>
+      <w:r>
+        <w:drawing>
+          <wp:inline distT="0" distB="0" distL="0" distR="0" wp14:anchorId="36228EF2" wp14:editId="7DA428EE">
+            <wp:extent cx="5943600" cy="967740"/>
+            <wp:effectExtent l="0" t="0" r="0" b="3810"/>
+            <wp:docPr id="2142832915" name="Picture 1" descr="A computer screen with white text&#10;&#10;AI-generated content may be incorrect."/>
+            <wp:cNvGraphicFramePr>
+              <a:graphicFrameLocks xmlns:a="http://schemas.openxmlformats.org/drawingml/2006/main" noChangeAspect="1"/>
+            </wp:cNvGraphicFramePr>
+            <a:graphic xmlns:a="http://schemas.openxmlformats.org/drawingml/2006/main">
+              <a:graphicData uri="http://schemas.openxmlformats.org/drawingml/2006/picture">
+                <pic:pic xmlns:pic="http://schemas.openxmlformats.org/drawingml/2006/picture">
+                  <pic:nvPicPr>
+                    <pic:cNvPr id="2142832915" name="Picture 1" descr="A computer screen with white text&#10;&#10;AI-generated content may be incorrect."/>
+                    <pic:cNvPicPr/>
+                  </pic:nvPicPr>
+                  <pic:blipFill>
+                    <a:blip r:embed="rId20"/>
+                    <a:stretch>
+                      <a:fillRect/>
+                    </a:stretch>
+                  </pic:blipFill>
+                  <pic:spPr>
+                    <a:xfrm>
+                      <a:off x="0" y="0"/>
+                      <a:ext cx="5943600" cy="967740"/>
+                    </a:xfrm>
+                    <a:prstGeom prst="rect">
+                      <a:avLst/>
+                    </a:prstGeom>
+                  </pic:spPr>
+                </pic:pic>
+              </a:graphicData>
+            </a:graphic>
+          </wp:inline>
+        </w:drawing>
+      </w:r>
+    </w:p>
+    <w:p>
+      <w:pPr>
+        <w:pStyle w:val="Caption"/>
+      </w:pPr>
+      <w:r>
+        <w:t xml:space="preserve">Figure </w:t>
+      </w:r>
+      <w:r>
+        <w:fldChar w:fldCharType="begin"/>
+      </w:r>
+      <w:r>
+        <w:instrText xml:space="preserve"> SEQ Figure \* ARABIC </w:instrText>
+      </w:r>
+      <w:r>
+        <w:fldChar w:fldCharType="separate"/>
+      </w:r>
+      <w:r>
+        <w:t>3</w:t>
+      </w:r>
+      <w:r>
+        <w:fldChar w:fldCharType="end"/>
+      </w:r>
+      <w:r>
+        <w:t xml:space="preserve"> Revived my old kernel with </w:t>
+      </w:r>
+      <w:r>
+        <w:t xml:space="preserve">Protected mode and </w:t>
+      </w:r>
+      <w:r>
+        <w:t>keyboard support</w:t>
+      </w:r>
+      <w:r>
+        <w:t xml:space="preserve"> via hardware interrupts</w:t>
+      </w:r>
+      <w:r>
+        <w:t>. Goose bumps</w:t>
+      </w:r>
+      <w:r>
+        <w:t>…</w:t>
+      </w:r>
+    </w:p>
     <w:p/>
     <w:p/>
+    <w:p/>
+    <w:p/>
     <w:p>
       <w:pPr>
         <w:pStyle w:val="Heading1"/>
       </w:pPr>
-      <w:r>
+      <w:bookmarkStart w:id="19" w:name="_Toc212907401"/>
+      <w:r>
+        <w:lastRenderedPageBreak/>
         <w:t>Clock in/out hours</w:t>
       </w:r>
+      <w:bookmarkEnd w:id="19"/>
     </w:p>
     <w:p/>
+    <w:p>
+      <w:r>
+        <w:t xml:space="preserve">Hours clocked-in includes, coding, research, testing, reading, documenting, </w:t>
+      </w:r>
+      <w:proofErr w:type="spellStart"/>
+      <w:r>
+        <w:t>etc</w:t>
+      </w:r>
+      <w:proofErr w:type="spellEnd"/>
+      <w:r>
+        <w:t>…</w:t>
+      </w:r>
+    </w:p>
     <w:p/>
     <w:tbl>
       <w:tblPr>
@@ -2525,13 +6723,21 @@
           <w:tcPr>
             <w:tcW w:w="4675" w:type="dxa"/>
           </w:tcPr>
-          <w:p/>
+          <w:p>
+            <w:r>
+              <w:t>01-November-2025</w:t>
+            </w:r>
+          </w:p>
         </w:tc>
         <w:tc>
           <w:tcPr>
             <w:tcW w:w="4675" w:type="dxa"/>
           </w:tcPr>
-          <w:p/>
+          <w:p>
+            <w:r>
+              <w:t>4</w:t>
+            </w:r>
+          </w:p>
         </w:tc>
       </w:tr>
       <w:tr>
@@ -2565,13 +6771,281 @@
     </w:tbl>
     <w:p/>
     <w:sectPr>
+      <w:headerReference w:type="default" r:id="rId21"/>
       <w:pgSz w:w="12240" w:h="15840"/>
       <w:pgMar w:top="1440" w:right="1440" w:bottom="1440" w:left="1440" w:header="720" w:footer="720" w:gutter="0"/>
+      <w:pgNumType w:start="0"/>
       <w:cols w:space="720"/>
+      <w:titlePg/>
       <w:docGrid w:linePitch="360"/>
     </w:sectPr>
   </w:body>
 </w:document>
+</file>
+
+<file path=word/endnotes.xml><?xml version="1.0" encoding="utf-8"?>
+<w:endnotes xmlns:wpc="http://schemas.microsoft.com/office/word/2010/wordprocessingCanvas" xmlns:cx="http://schemas.microsoft.com/office/drawing/2014/chartex" xmlns:cx1="http://schemas.microsoft.com/office/drawing/2015/9/8/chartex" xmlns:cx2="http://schemas.microsoft.com/office/drawing/2015/10/21/chartex" xmlns:cx3="http://schemas.microsoft.com/office/drawing/2016/5/9/chartex" xmlns:cx4="http://schemas.microsoft.com/office/drawing/2016/5/10/chartex" xmlns:cx5="http://schemas.microsoft.com/office/drawing/2016/5/11/chartex" xmlns:cx6="http://schemas.microsoft.com/office/drawing/2016/5/12/chartex" xmlns:cx7="http://schemas.microsoft.com/office/drawing/2016/5/13/chartex" xmlns:cx8="http://schemas.microsoft.com/office/drawing/2016/5/14/chartex" xmlns:mc="http://schemas.openxmlformats.org/markup-compatibility/2006" xmlns:aink="http://schemas.microsoft.com/office/drawing/2016/ink" xmlns:am3d="http://schemas.microsoft.com/office/drawing/2017/model3d" xmlns:o="urn:schemas-microsoft-com:office:office" xmlns:oel="http://schemas.microsoft.com/office/2019/extlst" xmlns:r="http://schemas.openxmlformats.org/officeDocument/2006/relationships" xmlns:m="http://schemas.openxmlformats.org/officeDocument/2006/math" xmlns:v="urn:schemas-microsoft-com:vml" xmlns:wp14="http://schemas.microsoft.com/office/word/2010/wordprocessingDrawing" xmlns:wp="http://schemas.openxmlformats.org/drawingml/2006/wordprocessingDrawing" xmlns:w10="urn:schemas-microsoft-com:office:word" xmlns:w="http://schemas.openxmlformats.org/wordprocessingml/2006/main" xmlns:w14="http://schemas.microsoft.com/office/word/2010/wordml" xmlns:w15="http://schemas.microsoft.com/office/word/2012/wordml" xmlns:w16cex="http://schemas.microsoft.com/office/word/2018/wordml/cex" xmlns:w16cid="http://schemas.microsoft.com/office/word/2016/wordml/cid" xmlns:w16="http://schemas.microsoft.com/office/word/2018/wordml" xmlns:w16du="http://schemas.microsoft.com/office/word/2023/wordml/word16du" xmlns:w16sdtdh="http://schemas.microsoft.com/office/word/2020/wordml/sdtdatahash" xmlns:w16sdtfl="http://schemas.microsoft.com/office/word/2024/wordml/sdtformatlock" xmlns:w16se="http://schemas.microsoft.com/office/word/2015/wordml/symex" xmlns:wpg="http://schemas.microsoft.com/office/word/2010/wordprocessingGroup" xmlns:wpi="http://schemas.microsoft.com/office/word/2010/wordprocessingInk" xmlns:wne="http://schemas.microsoft.com/office/word/2006/wordml" xmlns:wps="http://schemas.microsoft.com/office/word/2010/wordprocessingShape" mc:Ignorable="w14 w15 w16se w16cid w16 w16cex w16sdtdh w16sdtfl w16du wp14">
+  <w:endnote w:type="separator" w:id="-1">
+    <w:p>
+      <w:pPr>
+        <w:spacing w:after="0" w:line="240" w:lineRule="auto"/>
+      </w:pPr>
+      <w:r>
+        <w:separator/>
+      </w:r>
+    </w:p>
+  </w:endnote>
+  <w:endnote w:type="continuationSeparator" w:id="0">
+    <w:p>
+      <w:pPr>
+        <w:spacing w:after="0" w:line="240" w:lineRule="auto"/>
+      </w:pPr>
+      <w:r>
+        <w:continuationSeparator/>
+      </w:r>
+    </w:p>
+  </w:endnote>
+</w:endnotes>
+</file>
+
+<file path=word/footnotes.xml><?xml version="1.0" encoding="utf-8"?>
+<w:footnotes xmlns:wpc="http://schemas.microsoft.com/office/word/2010/wordprocessingCanvas" xmlns:cx="http://schemas.microsoft.com/office/drawing/2014/chartex" xmlns:cx1="http://schemas.microsoft.com/office/drawing/2015/9/8/chartex" xmlns:cx2="http://schemas.microsoft.com/office/drawing/2015/10/21/chartex" xmlns:cx3="http://schemas.microsoft.com/office/drawing/2016/5/9/chartex" xmlns:cx4="http://schemas.microsoft.com/office/drawing/2016/5/10/chartex" xmlns:cx5="http://schemas.microsoft.com/office/drawing/2016/5/11/chartex" xmlns:cx6="http://schemas.microsoft.com/office/drawing/2016/5/12/chartex" xmlns:cx7="http://schemas.microsoft.com/office/drawing/2016/5/13/chartex" xmlns:cx8="http://schemas.microsoft.com/office/drawing/2016/5/14/chartex" xmlns:mc="http://schemas.openxmlformats.org/markup-compatibility/2006" xmlns:aink="http://schemas.microsoft.com/office/drawing/2016/ink" xmlns:am3d="http://schemas.microsoft.com/office/drawing/2017/model3d" xmlns:o="urn:schemas-microsoft-com:office:office" xmlns:oel="http://schemas.microsoft.com/office/2019/extlst" xmlns:r="http://schemas.openxmlformats.org/officeDocument/2006/relationships" xmlns:m="http://schemas.openxmlformats.org/officeDocument/2006/math" xmlns:v="urn:schemas-microsoft-com:vml" xmlns:wp14="http://schemas.microsoft.com/office/word/2010/wordprocessingDrawing" xmlns:wp="http://schemas.openxmlformats.org/drawingml/2006/wordprocessingDrawing" xmlns:w10="urn:schemas-microsoft-com:office:word" xmlns:w="http://schemas.openxmlformats.org/wordprocessingml/2006/main" xmlns:w14="http://schemas.microsoft.com/office/word/2010/wordml" xmlns:w15="http://schemas.microsoft.com/office/word/2012/wordml" xmlns:w16cex="http://schemas.microsoft.com/office/word/2018/wordml/cex" xmlns:w16cid="http://schemas.microsoft.com/office/word/2016/wordml/cid" xmlns:w16="http://schemas.microsoft.com/office/word/2018/wordml" xmlns:w16du="http://schemas.microsoft.com/office/word/2023/wordml/word16du" xmlns:w16sdtdh="http://schemas.microsoft.com/office/word/2020/wordml/sdtdatahash" xmlns:w16sdtfl="http://schemas.microsoft.com/office/word/2024/wordml/sdtformatlock" xmlns:w16se="http://schemas.microsoft.com/office/word/2015/wordml/symex" xmlns:wpg="http://schemas.microsoft.com/office/word/2010/wordprocessingGroup" xmlns:wpi="http://schemas.microsoft.com/office/word/2010/wordprocessingInk" xmlns:wne="http://schemas.microsoft.com/office/word/2006/wordml" xmlns:wps="http://schemas.microsoft.com/office/word/2010/wordprocessingShape" mc:Ignorable="w14 w15 w16se w16cid w16 w16cex w16sdtdh w16sdtfl w16du wp14">
+  <w:footnote w:type="separator" w:id="-1">
+    <w:p>
+      <w:pPr>
+        <w:spacing w:after="0" w:line="240" w:lineRule="auto"/>
+      </w:pPr>
+      <w:r>
+        <w:separator/>
+      </w:r>
+    </w:p>
+  </w:footnote>
+  <w:footnote w:type="continuationSeparator" w:id="0">
+    <w:p>
+      <w:pPr>
+        <w:spacing w:after="0" w:line="240" w:lineRule="auto"/>
+      </w:pPr>
+      <w:r>
+        <w:continuationSeparator/>
+      </w:r>
+    </w:p>
+  </w:footnote>
+</w:footnotes>
+</file>
+
+<file path=word/header1.xml><?xml version="1.0" encoding="utf-8"?>
+<w:hdr xmlns:wpc="http://schemas.microsoft.com/office/word/2010/wordprocessingCanvas" xmlns:cx="http://schemas.microsoft.com/office/drawing/2014/chartex" xmlns:cx1="http://schemas.microsoft.com/office/drawing/2015/9/8/chartex" xmlns:cx2="http://schemas.microsoft.com/office/drawing/2015/10/21/chartex" xmlns:cx3="http://schemas.microsoft.com/office/drawing/2016/5/9/chartex" xmlns:cx4="http://schemas.microsoft.com/office/drawing/2016/5/10/chartex" xmlns:cx5="http://schemas.microsoft.com/office/drawing/2016/5/11/chartex" xmlns:cx6="http://schemas.microsoft.com/office/drawing/2016/5/12/chartex" xmlns:cx7="http://schemas.microsoft.com/office/drawing/2016/5/13/chartex" xmlns:cx8="http://schemas.microsoft.com/office/drawing/2016/5/14/chartex" xmlns:mc="http://schemas.openxmlformats.org/markup-compatibility/2006" xmlns:aink="http://schemas.microsoft.com/office/drawing/2016/ink" xmlns:am3d="http://schemas.microsoft.com/office/drawing/2017/model3d" xmlns:o="urn:schemas-microsoft-com:office:office" xmlns:oel="http://schemas.microsoft.com/office/2019/extlst" xmlns:r="http://schemas.openxmlformats.org/officeDocument/2006/relationships" xmlns:m="http://schemas.openxmlformats.org/officeDocument/2006/math" xmlns:v="urn:schemas-microsoft-com:vml" xmlns:wp14="http://schemas.microsoft.com/office/word/2010/wordprocessingDrawing" xmlns:wp="http://schemas.openxmlformats.org/drawingml/2006/wordprocessingDrawing" xmlns:w10="urn:schemas-microsoft-com:office:word" xmlns:w="http://schemas.openxmlformats.org/wordprocessingml/2006/main" xmlns:w14="http://schemas.microsoft.com/office/word/2010/wordml" xmlns:w15="http://schemas.microsoft.com/office/word/2012/wordml" xmlns:w16cex="http://schemas.microsoft.com/office/word/2018/wordml/cex" xmlns:w16cid="http://schemas.microsoft.com/office/word/2016/wordml/cid" xmlns:w16="http://schemas.microsoft.com/office/word/2018/wordml" xmlns:w16du="http://schemas.microsoft.com/office/word/2023/wordml/word16du" xmlns:w16sdtdh="http://schemas.microsoft.com/office/word/2020/wordml/sdtdatahash" xmlns:w16sdtfl="http://schemas.microsoft.com/office/word/2024/wordml/sdtformatlock" xmlns:w16se="http://schemas.microsoft.com/office/word/2015/wordml/symex" xmlns:wpg="http://schemas.microsoft.com/office/word/2010/wordprocessingGroup" xmlns:wpi="http://schemas.microsoft.com/office/word/2010/wordprocessingInk" xmlns:wne="http://schemas.microsoft.com/office/word/2006/wordml" xmlns:wps="http://schemas.microsoft.com/office/word/2010/wordprocessingShape" mc:Ignorable="w14 w15 w16se w16cid w16 w16cex w16sdtdh w16sdtfl w16du wp14">
+  <w:sdt>
+    <w:sdtPr>
+      <w:id w:val="-1456323542"/>
+      <w:docPartObj>
+        <w:docPartGallery w:val="Page Numbers (Margins)"/>
+        <w:docPartUnique/>
+      </w:docPartObj>
+    </w:sdtPr>
+    <w:sdtContent>
+      <w:p>
+        <w:pPr>
+          <w:pStyle w:val="Header"/>
+        </w:pPr>
+        <w:r>
+          <w:rPr>
+            <w:noProof/>
+          </w:rPr>
+          <mc:AlternateContent>
+            <mc:Choice Requires="wps">
+              <w:drawing>
+                <wp:anchor distT="0" distB="0" distL="114300" distR="114300" simplePos="0" relativeHeight="251659264" behindDoc="0" locked="0" layoutInCell="0" allowOverlap="1" wp14:anchorId="603EB979" wp14:editId="5C1CB1AA">
+                  <wp:simplePos x="0" y="0"/>
+                  <wp:positionH relativeFrom="rightMargin">
+                    <wp:align>center</wp:align>
+                  </wp:positionH>
+                  <wp:positionV relativeFrom="margin">
+                    <wp:align>bottom</wp:align>
+                  </wp:positionV>
+                  <wp:extent cx="510540" cy="2183130"/>
+                  <wp:effectExtent l="0" t="0" r="3810" b="0"/>
+                  <wp:wrapNone/>
+                  <wp:docPr id="1944195105" name="Rectangle 3"/>
+                  <wp:cNvGraphicFramePr>
+                    <a:graphicFrameLocks xmlns:a="http://schemas.openxmlformats.org/drawingml/2006/main"/>
+                  </wp:cNvGraphicFramePr>
+                  <a:graphic xmlns:a="http://schemas.openxmlformats.org/drawingml/2006/main">
+                    <a:graphicData uri="http://schemas.microsoft.com/office/word/2010/wordprocessingShape">
+                      <wps:wsp>
+                        <wps:cNvSpPr>
+                          <a:spLocks noChangeArrowheads="1"/>
+                        </wps:cNvSpPr>
+                        <wps:spPr bwMode="auto">
+                          <a:xfrm>
+                            <a:off x="0" y="0"/>
+                            <a:ext cx="510540" cy="2183130"/>
+                          </a:xfrm>
+                          <a:prstGeom prst="rect">
+                            <a:avLst/>
+                          </a:prstGeom>
+                          <a:noFill/>
+                          <a:ln>
+                            <a:noFill/>
+                          </a:ln>
+                          <a:extLst>
+                            <a:ext uri="{909E8E84-426E-40DD-AFC4-6F175D3DCCD1}">
+                              <a14:hiddenFill xmlns:a14="http://schemas.microsoft.com/office/drawing/2010/main">
+                                <a:solidFill>
+                                  <a:srgbClr val="FFFFFF"/>
+                                </a:solidFill>
+                              </a14:hiddenFill>
+                            </a:ext>
+                            <a:ext uri="{91240B29-F687-4F45-9708-019B960494DF}">
+                              <a14:hiddenLine xmlns:a14="http://schemas.microsoft.com/office/drawing/2010/main" w="9525">
+                                <a:solidFill>
+                                  <a:srgbClr val="000000"/>
+                                </a:solidFill>
+                                <a:miter lim="800000"/>
+                                <a:headEnd/>
+                                <a:tailEnd/>
+                              </a14:hiddenLine>
+                            </a:ext>
+                          </a:extLst>
+                        </wps:spPr>
+                        <wps:txbx>
+                          <w:txbxContent>
+                            <w:p>
+                              <w:pPr>
+                                <w:pStyle w:val="Footer"/>
+                                <w:rPr>
+                                  <w:rFonts w:asciiTheme="majorHAnsi" w:eastAsiaTheme="majorEastAsia" w:hAnsiTheme="majorHAnsi" w:cstheme="majorBidi"/>
+                                  <w:sz w:val="44"/>
+                                  <w:szCs w:val="44"/>
+                                </w:rPr>
+                              </w:pPr>
+                              <w:r>
+                                <w:rPr>
+                                  <w:rFonts w:asciiTheme="majorHAnsi" w:eastAsiaTheme="majorEastAsia" w:hAnsiTheme="majorHAnsi" w:cstheme="majorBidi"/>
+                                </w:rPr>
+                                <w:t>Page</w:t>
+                              </w:r>
+                              <w:r>
+                                <w:rPr>
+                                  <w:rFonts w:cs="Times New Roman"/>
+                                  <w:sz w:val="22"/>
+                                </w:rPr>
+                                <w:fldChar w:fldCharType="begin"/>
+                              </w:r>
+                              <w:r>
+                                <w:instrText xml:space="preserve"> PAGE    \* MERGEFORMAT </w:instrText>
+                              </w:r>
+                              <w:r>
+                                <w:rPr>
+                                  <w:rFonts w:cs="Times New Roman"/>
+                                  <w:sz w:val="22"/>
+                                </w:rPr>
+                                <w:fldChar w:fldCharType="separate"/>
+                              </w:r>
+                              <w:r>
+                                <w:rPr>
+                                  <w:rFonts w:asciiTheme="majorHAnsi" w:eastAsiaTheme="majorEastAsia" w:hAnsiTheme="majorHAnsi" w:cstheme="majorBidi"/>
+                                  <w:noProof/>
+                                  <w:sz w:val="44"/>
+                                  <w:szCs w:val="44"/>
+                                </w:rPr>
+                                <w:t>2</w:t>
+                              </w:r>
+                              <w:r>
+                                <w:rPr>
+                                  <w:rFonts w:asciiTheme="majorHAnsi" w:eastAsiaTheme="majorEastAsia" w:hAnsiTheme="majorHAnsi" w:cstheme="majorBidi"/>
+                                  <w:noProof/>
+                                  <w:sz w:val="44"/>
+                                  <w:szCs w:val="44"/>
+                                </w:rPr>
+                                <w:fldChar w:fldCharType="end"/>
+                              </w:r>
+                            </w:p>
+                          </w:txbxContent>
+                        </wps:txbx>
+                        <wps:bodyPr rot="0" vert="vert270" wrap="square" lIns="91440" tIns="45720" rIns="91440" bIns="45720" anchor="ctr" anchorCtr="0" upright="1">
+                          <a:spAutoFit/>
+                        </wps:bodyPr>
+                      </wps:wsp>
+                    </a:graphicData>
+                  </a:graphic>
+                  <wp14:sizeRelH relativeFrom="page">
+                    <wp14:pctWidth>0</wp14:pctWidth>
+                  </wp14:sizeRelH>
+                  <wp14:sizeRelV relativeFrom="page">
+                    <wp14:pctHeight>0</wp14:pctHeight>
+                  </wp14:sizeRelV>
+                </wp:anchor>
+              </w:drawing>
+            </mc:Choice>
+            <mc:Fallback>
+              <w:pict>
+                <v:rect w14:anchorId="603EB979" id="Rectangle 3" o:spid="_x0000_s1027" style="position:absolute;margin-left:0;margin-top:0;width:40.2pt;height:171.9pt;z-index:251659264;visibility:visible;mso-wrap-style:square;mso-width-percent:0;mso-height-percent:0;mso-wrap-distance-left:9pt;mso-wrap-distance-top:0;mso-wrap-distance-right:9pt;mso-wrap-distance-bottom:0;mso-position-horizontal:center;mso-position-horizontal-relative:right-margin-area;mso-position-vertical:bottom;mso-position-vertical-relative:margin;mso-width-percent:0;mso-height-percent:0;mso-width-relative:page;mso-height-relative:page;v-text-anchor:middle" o:gfxdata="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" o:allowincell="f" filled="f" stroked="f">
+                  <v:textbox style="layout-flow:vertical;mso-layout-flow-alt:bottom-to-top;mso-fit-shape-to-text:t">
+                    <w:txbxContent>
+                      <w:p>
+                        <w:pPr>
+                          <w:pStyle w:val="Footer"/>
+                          <w:rPr>
+                            <w:rFonts w:asciiTheme="majorHAnsi" w:eastAsiaTheme="majorEastAsia" w:hAnsiTheme="majorHAnsi" w:cstheme="majorBidi"/>
+                            <w:sz w:val="44"/>
+                            <w:szCs w:val="44"/>
+                          </w:rPr>
+                        </w:pPr>
+                        <w:r>
+                          <w:rPr>
+                            <w:rFonts w:asciiTheme="majorHAnsi" w:eastAsiaTheme="majorEastAsia" w:hAnsiTheme="majorHAnsi" w:cstheme="majorBidi"/>
+                          </w:rPr>
+                          <w:t>Page</w:t>
+                        </w:r>
+                        <w:r>
+                          <w:rPr>
+                            <w:rFonts w:cs="Times New Roman"/>
+                            <w:sz w:val="22"/>
+                          </w:rPr>
+                          <w:fldChar w:fldCharType="begin"/>
+                        </w:r>
+                        <w:r>
+                          <w:instrText xml:space="preserve"> PAGE    \* MERGEFORMAT </w:instrText>
+                        </w:r>
+                        <w:r>
+                          <w:rPr>
+                            <w:rFonts w:cs="Times New Roman"/>
+                            <w:sz w:val="22"/>
+                          </w:rPr>
+                          <w:fldChar w:fldCharType="separate"/>
+                        </w:r>
+                        <w:r>
+                          <w:rPr>
+                            <w:rFonts w:asciiTheme="majorHAnsi" w:eastAsiaTheme="majorEastAsia" w:hAnsiTheme="majorHAnsi" w:cstheme="majorBidi"/>
+                            <w:noProof/>
+                            <w:sz w:val="44"/>
+                            <w:szCs w:val="44"/>
+                          </w:rPr>
+                          <w:t>2</w:t>
+                        </w:r>
+                        <w:r>
+                          <w:rPr>
+                            <w:rFonts w:asciiTheme="majorHAnsi" w:eastAsiaTheme="majorEastAsia" w:hAnsiTheme="majorHAnsi" w:cstheme="majorBidi"/>
+                            <w:noProof/>
+                            <w:sz w:val="44"/>
+                            <w:szCs w:val="44"/>
+                          </w:rPr>
+                          <w:fldChar w:fldCharType="end"/>
+                        </w:r>
+                      </w:p>
+                    </w:txbxContent>
+                  </v:textbox>
+                  <w10:wrap anchorx="margin" anchory="margin"/>
+                </v:rect>
+              </w:pict>
+            </mc:Fallback>
+          </mc:AlternateContent>
+        </w:r>
+      </w:p>
+    </w:sdtContent>
+  </w:sdt>
+</w:hdr>
 </file>
 
 <file path=word/numbering.xml><?xml version="1.0" encoding="utf-8"?>
@@ -2850,6 +7324,24 @@
     <w:abstractNumId w:val="0"/>
   </w:num>
   <w:num w:numId="23" w16cid:durableId="69078920">
+    <w:abstractNumId w:val="0"/>
+  </w:num>
+  <w:num w:numId="24" w16cid:durableId="1395470252">
+    <w:abstractNumId w:val="0"/>
+  </w:num>
+  <w:num w:numId="25" w16cid:durableId="917248199">
+    <w:abstractNumId w:val="0"/>
+  </w:num>
+  <w:num w:numId="26" w16cid:durableId="182017275">
+    <w:abstractNumId w:val="0"/>
+  </w:num>
+  <w:num w:numId="27" w16cid:durableId="2082484598">
+    <w:abstractNumId w:val="0"/>
+  </w:num>
+  <w:num w:numId="28" w16cid:durableId="289242520">
+    <w:abstractNumId w:val="0"/>
+  </w:num>
+  <w:num w:numId="29" w16cid:durableId="22943698">
     <w:abstractNumId w:val="0"/>
   </w:num>
 </w:numbering>
@@ -3509,7 +8001,6 @@
   <w:style w:type="character" w:default="1" w:styleId="DefaultParagraphFont">
     <w:name w:val="Default Paragraph Font"/>
     <w:uiPriority w:val="1"/>
-    <w:semiHidden/>
     <w:unhideWhenUsed/>
   </w:style>
   <w:style w:type="table" w:default="1" w:styleId="TableNormal">
@@ -3835,7 +8326,6 @@
     <w:basedOn w:val="Normal"/>
     <w:next w:val="Normal"/>
     <w:uiPriority w:val="35"/>
-    <w:semiHidden/>
     <w:unhideWhenUsed/>
     <w:qFormat/>
     <w:rsid w:val="00457DEC"/>
@@ -3876,6 +8366,7 @@
   </w:style>
   <w:style w:type="paragraph" w:styleId="NoSpacing">
     <w:name w:val="No Spacing"/>
+    <w:link w:val="NoSpacingChar"/>
     <w:uiPriority w:val="1"/>
     <w:qFormat/>
     <w:rsid w:val="00457DEC"/>
@@ -3925,7 +8416,6 @@
     <w:basedOn w:val="Heading1"/>
     <w:next w:val="Normal"/>
     <w:uiPriority w:val="39"/>
-    <w:semiHidden/>
     <w:unhideWhenUsed/>
     <w:qFormat/>
     <w:rsid w:val="00457DEC"/>
@@ -3974,6 +8464,88 @@
         <w:insideV w:val="single" w:sz="4" w:space="0" w:color="auto"/>
       </w:tblBorders>
     </w:tblPr>
+  </w:style>
+  <w:style w:type="character" w:customStyle="1" w:styleId="NoSpacingChar">
+    <w:name w:val="No Spacing Char"/>
+    <w:basedOn w:val="DefaultParagraphFont"/>
+    <w:link w:val="NoSpacing"/>
+    <w:uiPriority w:val="1"/>
+    <w:rsid w:val="00760BC5"/>
+  </w:style>
+  <w:style w:type="paragraph" w:styleId="TOC1">
+    <w:name w:val="toc 1"/>
+    <w:basedOn w:val="Normal"/>
+    <w:next w:val="Normal"/>
+    <w:autoRedefine/>
+    <w:uiPriority w:val="39"/>
+    <w:unhideWhenUsed/>
+    <w:rsid w:val="00D6047D"/>
+    <w:pPr>
+      <w:spacing w:after="100"/>
+    </w:pPr>
+  </w:style>
+  <w:style w:type="paragraph" w:styleId="TOC2">
+    <w:name w:val="toc 2"/>
+    <w:basedOn w:val="Normal"/>
+    <w:next w:val="Normal"/>
+    <w:autoRedefine/>
+    <w:uiPriority w:val="39"/>
+    <w:unhideWhenUsed/>
+    <w:rsid w:val="00D6047D"/>
+    <w:pPr>
+      <w:spacing w:after="100"/>
+      <w:ind w:left="200"/>
+    </w:pPr>
+  </w:style>
+  <w:style w:type="paragraph" w:styleId="Header">
+    <w:name w:val="header"/>
+    <w:basedOn w:val="Normal"/>
+    <w:link w:val="HeaderChar"/>
+    <w:uiPriority w:val="99"/>
+    <w:unhideWhenUsed/>
+    <w:rsid w:val="0064448C"/>
+    <w:pPr>
+      <w:tabs>
+        <w:tab w:val="center" w:pos="4680"/>
+        <w:tab w:val="right" w:pos="9360"/>
+      </w:tabs>
+      <w:spacing w:after="0" w:line="240" w:lineRule="auto"/>
+    </w:pPr>
+  </w:style>
+  <w:style w:type="character" w:customStyle="1" w:styleId="HeaderChar">
+    <w:name w:val="Header Char"/>
+    <w:basedOn w:val="DefaultParagraphFont"/>
+    <w:link w:val="Header"/>
+    <w:uiPriority w:val="99"/>
+    <w:rsid w:val="0064448C"/>
+    <w:rPr>
+      <w:sz w:val="20"/>
+    </w:rPr>
+  </w:style>
+  <w:style w:type="paragraph" w:styleId="Footer">
+    <w:name w:val="footer"/>
+    <w:basedOn w:val="Normal"/>
+    <w:link w:val="FooterChar"/>
+    <w:uiPriority w:val="99"/>
+    <w:unhideWhenUsed/>
+    <w:rsid w:val="0064448C"/>
+    <w:pPr>
+      <w:tabs>
+        <w:tab w:val="center" w:pos="4680"/>
+        <w:tab w:val="right" w:pos="9360"/>
+      </w:tabs>
+      <w:spacing w:after="0" w:line="240" w:lineRule="auto"/>
+    </w:pPr>
+  </w:style>
+  <w:style w:type="character" w:customStyle="1" w:styleId="FooterChar">
+    <w:name w:val="Footer Char"/>
+    <w:basedOn w:val="DefaultParagraphFont"/>
+    <w:link w:val="Footer"/>
+    <w:uiPriority w:val="99"/>
+    <w:rsid w:val="0064448C"/>
+    <w:rPr>
+      <w:sz w:val="20"/>
+    </w:rPr>
   </w:style>
 </w:styles>
 </file>
@@ -4177,4 +8749,35 @@
     </a:ext>
   </a:extLst>
 </a:theme>
+</file>
+
+<file path=customXml/item1.xml><?xml version="1.0" encoding="utf-8"?>
+<CoverPageProperties xmlns="http://schemas.microsoft.com/office/2006/coverPageProps">
+  <PublishDate/>
+  <Abstract>Technical overview of the design and implementation of a hobbyist OS. This is a learning project. </Abstract>
+  <CompanyAddress/>
+  <CompanyPhone/>
+  <CompanyFax/>
+  <CompanyEmail/>
+</CoverPageProperties>
+</file>
+
+<file path=customXml/item2.xml><?xml version="1.0" encoding="utf-8"?>
+<b:Sources xmlns:b="http://schemas.openxmlformats.org/officeDocument/2006/bibliography" xmlns="http://schemas.openxmlformats.org/officeDocument/2006/bibliography" SelectedStyle="\APASixthEditionOfficeOnline.xsl" StyleName="APA" Version="6"/>
+</file>
+
+<file path=customXml/itemProps1.xml><?xml version="1.0" encoding="utf-8"?>
+<ds:datastoreItem xmlns:ds="http://schemas.openxmlformats.org/officeDocument/2006/customXml" ds:itemID="{55AF091B-3C7A-41E3-B477-F2FDAA23CFDA}">
+  <ds:schemaRefs>
+    <ds:schemaRef ds:uri="http://schemas.microsoft.com/office/2006/coverPageProps"/>
+  </ds:schemaRefs>
+</ds:datastoreItem>
+</file>
+
+<file path=customXml/itemProps2.xml><?xml version="1.0" encoding="utf-8"?>
+<ds:datastoreItem xmlns:ds="http://schemas.openxmlformats.org/officeDocument/2006/customXml" ds:itemID="{2359FB89-A943-49F7-A289-4AC28EF0F921}">
+  <ds:schemaRefs>
+    <ds:schemaRef ds:uri="http://schemas.openxmlformats.org/officeDocument/2006/bibliography"/>
+  </ds:schemaRefs>
+</ds:datastoreItem>
 </file>
--- a/docs/TusMuertos-v2.0-Design.docx
+++ b/docs/TusMuertos-v2.0-Design.docx
@@ -725,6 +725,15 @@
     </w:sdt>
     <w:sdt>
       <w:sdtPr>
+        <w:rPr>
+          <w:rFonts w:asciiTheme="minorHAnsi" w:eastAsiaTheme="minorEastAsia" w:hAnsiTheme="minorHAnsi" w:cstheme="minorBidi"/>
+          <w:b w:val="0"/>
+          <w:bCs w:val="0"/>
+          <w:smallCaps w:val="0"/>
+          <w:color w:val="auto"/>
+          <w:sz w:val="20"/>
+          <w:szCs w:val="22"/>
+        </w:rPr>
         <w:id w:val="527603922"/>
         <w:docPartObj>
           <w:docPartGallery w:val="Table of Contents"/>
@@ -733,12 +742,7 @@
       </w:sdtPr>
       <w:sdtEndPr>
         <w:rPr>
-          <w:rFonts w:asciiTheme="minorHAnsi" w:eastAsiaTheme="minorEastAsia" w:hAnsiTheme="minorHAnsi" w:cstheme="minorBidi"/>
-          <w:smallCaps w:val="0"/>
           <w:noProof/>
-          <w:color w:val="auto"/>
-          <w:sz w:val="20"/>
-          <w:szCs w:val="22"/>
         </w:rPr>
       </w:sdtEndPr>
       <w:sdtContent>
@@ -774,7 +778,7 @@
           <w:r>
             <w:fldChar w:fldCharType="separate"/>
           </w:r>
-          <w:hyperlink w:anchor="_Toc212907382" w:history="1">
+          <w:hyperlink w:anchor="_Toc212933567" w:history="1">
             <w:r>
               <w:rPr>
                 <w:rStyle w:val="Hyperlink"/>
@@ -818,7 +822,7 @@
                 <w:noProof/>
                 <w:webHidden/>
               </w:rPr>
-              <w:instrText xml:space="preserve"> PAGEREF _Toc212907382 \h </w:instrText>
+              <w:instrText xml:space="preserve"> PAGEREF _Toc212933567 \h </w:instrText>
             </w:r>
             <w:r>
               <w:rPr>
@@ -864,7 +868,7 @@
               <w14:ligatures w14:val="standardContextual"/>
             </w:rPr>
           </w:pPr>
-          <w:hyperlink w:anchor="_Toc212907383" w:history="1">
+          <w:hyperlink w:anchor="_Toc212933568" w:history="1">
             <w:r>
               <w:rPr>
                 <w:rStyle w:val="Hyperlink"/>
@@ -908,7 +912,7 @@
                 <w:noProof/>
                 <w:webHidden/>
               </w:rPr>
-              <w:instrText xml:space="preserve"> PAGEREF _Toc212907383 \h </w:instrText>
+              <w:instrText xml:space="preserve"> PAGEREF _Toc212933568 \h </w:instrText>
             </w:r>
             <w:r>
               <w:rPr>
@@ -954,7 +958,7 @@
               <w14:ligatures w14:val="standardContextual"/>
             </w:rPr>
           </w:pPr>
-          <w:hyperlink w:anchor="_Toc212907384" w:history="1">
+          <w:hyperlink w:anchor="_Toc212933569" w:history="1">
             <w:r>
               <w:rPr>
                 <w:rStyle w:val="Hyperlink"/>
@@ -998,7 +1002,7 @@
                 <w:noProof/>
                 <w:webHidden/>
               </w:rPr>
-              <w:instrText xml:space="preserve"> PAGEREF _Toc212907384 \h </w:instrText>
+              <w:instrText xml:space="preserve"> PAGEREF _Toc212933569 \h </w:instrText>
             </w:r>
             <w:r>
               <w:rPr>
@@ -1044,7 +1048,7 @@
               <w14:ligatures w14:val="standardContextual"/>
             </w:rPr>
           </w:pPr>
-          <w:hyperlink w:anchor="_Toc212907385" w:history="1">
+          <w:hyperlink w:anchor="_Toc212933570" w:history="1">
             <w:r>
               <w:rPr>
                 <w:rStyle w:val="Hyperlink"/>
@@ -1088,7 +1092,7 @@
                 <w:noProof/>
                 <w:webHidden/>
               </w:rPr>
-              <w:instrText xml:space="preserve"> PAGEREF _Toc212907385 \h </w:instrText>
+              <w:instrText xml:space="preserve"> PAGEREF _Toc212933570 \h </w:instrText>
             </w:r>
             <w:r>
               <w:rPr>
@@ -1109,6 +1113,170 @@
                 <w:webHidden/>
               </w:rPr>
               <w:t>3</w:t>
+            </w:r>
+            <w:r>
+              <w:rPr>
+                <w:noProof/>
+                <w:webHidden/>
+              </w:rPr>
+              <w:fldChar w:fldCharType="end"/>
+            </w:r>
+          </w:hyperlink>
+        </w:p>
+        <w:p>
+          <w:pPr>
+            <w:pStyle w:val="TOC3"/>
+            <w:tabs>
+              <w:tab w:val="left" w:pos="1440"/>
+              <w:tab w:val="right" w:leader="dot" w:pos="9350"/>
+            </w:tabs>
+            <w:rPr>
+              <w:noProof/>
+            </w:rPr>
+          </w:pPr>
+          <w:hyperlink w:anchor="_Toc212933571" w:history="1">
+            <w:r>
+              <w:rPr>
+                <w:rStyle w:val="Hyperlink"/>
+                <w:noProof/>
+              </w:rPr>
+              <w:t>4.1.1</w:t>
+            </w:r>
+            <w:r>
+              <w:rPr>
+                <w:noProof/>
+              </w:rPr>
+              <w:tab/>
+            </w:r>
+            <w:r>
+              <w:rPr>
+                <w:rStyle w:val="Hyperlink"/>
+                <w:noProof/>
+              </w:rPr>
+              <w:t>BOCHS</w:t>
+            </w:r>
+            <w:r>
+              <w:rPr>
+                <w:noProof/>
+                <w:webHidden/>
+              </w:rPr>
+              <w:tab/>
+            </w:r>
+            <w:r>
+              <w:rPr>
+                <w:noProof/>
+                <w:webHidden/>
+              </w:rPr>
+              <w:fldChar w:fldCharType="begin"/>
+            </w:r>
+            <w:r>
+              <w:rPr>
+                <w:noProof/>
+                <w:webHidden/>
+              </w:rPr>
+              <w:instrText xml:space="preserve"> PAGEREF _Toc212933571 \h </w:instrText>
+            </w:r>
+            <w:r>
+              <w:rPr>
+                <w:noProof/>
+                <w:webHidden/>
+              </w:rPr>
+            </w:r>
+            <w:r>
+              <w:rPr>
+                <w:noProof/>
+                <w:webHidden/>
+              </w:rPr>
+              <w:fldChar w:fldCharType="separate"/>
+            </w:r>
+            <w:r>
+              <w:rPr>
+                <w:noProof/>
+                <w:webHidden/>
+              </w:rPr>
+              <w:t>3</w:t>
+            </w:r>
+            <w:r>
+              <w:rPr>
+                <w:noProof/>
+                <w:webHidden/>
+              </w:rPr>
+              <w:fldChar w:fldCharType="end"/>
+            </w:r>
+          </w:hyperlink>
+        </w:p>
+        <w:p>
+          <w:pPr>
+            <w:pStyle w:val="TOC3"/>
+            <w:tabs>
+              <w:tab w:val="left" w:pos="1440"/>
+              <w:tab w:val="right" w:leader="dot" w:pos="9350"/>
+            </w:tabs>
+            <w:rPr>
+              <w:noProof/>
+            </w:rPr>
+          </w:pPr>
+          <w:hyperlink w:anchor="_Toc212933572" w:history="1">
+            <w:r>
+              <w:rPr>
+                <w:rStyle w:val="Hyperlink"/>
+                <w:noProof/>
+              </w:rPr>
+              <w:t>4.1.2</w:t>
+            </w:r>
+            <w:r>
+              <w:rPr>
+                <w:noProof/>
+              </w:rPr>
+              <w:tab/>
+            </w:r>
+            <w:r>
+              <w:rPr>
+                <w:rStyle w:val="Hyperlink"/>
+                <w:noProof/>
+              </w:rPr>
+              <w:t>STORAGE</w:t>
+            </w:r>
+            <w:r>
+              <w:rPr>
+                <w:noProof/>
+                <w:webHidden/>
+              </w:rPr>
+              <w:tab/>
+            </w:r>
+            <w:r>
+              <w:rPr>
+                <w:noProof/>
+                <w:webHidden/>
+              </w:rPr>
+              <w:fldChar w:fldCharType="begin"/>
+            </w:r>
+            <w:r>
+              <w:rPr>
+                <w:noProof/>
+                <w:webHidden/>
+              </w:rPr>
+              <w:instrText xml:space="preserve"> PAGEREF _Toc212933572 \h </w:instrText>
+            </w:r>
+            <w:r>
+              <w:rPr>
+                <w:noProof/>
+                <w:webHidden/>
+              </w:rPr>
+            </w:r>
+            <w:r>
+              <w:rPr>
+                <w:noProof/>
+                <w:webHidden/>
+              </w:rPr>
+              <w:fldChar w:fldCharType="separate"/>
+            </w:r>
+            <w:r>
+              <w:rPr>
+                <w:noProof/>
+                <w:webHidden/>
+              </w:rPr>
+              <w:t>5</w:t>
             </w:r>
             <w:r>
               <w:rPr>
@@ -1134,7 +1302,7 @@
               <w14:ligatures w14:val="standardContextual"/>
             </w:rPr>
           </w:pPr>
-          <w:hyperlink w:anchor="_Toc212907386" w:history="1">
+          <w:hyperlink w:anchor="_Toc212933573" w:history="1">
             <w:r>
               <w:rPr>
                 <w:rStyle w:val="Hyperlink"/>
@@ -1178,7 +1346,7 @@
                 <w:noProof/>
                 <w:webHidden/>
               </w:rPr>
-              <w:instrText xml:space="preserve"> PAGEREF _Toc212907386 \h </w:instrText>
+              <w:instrText xml:space="preserve"> PAGEREF _Toc212933573 \h </w:instrText>
             </w:r>
             <w:r>
               <w:rPr>
@@ -1198,7 +1366,7 @@
                 <w:noProof/>
                 <w:webHidden/>
               </w:rPr>
-              <w:t>4</w:t>
+              <w:t>8</w:t>
             </w:r>
             <w:r>
               <w:rPr>
@@ -1224,7 +1392,7 @@
               <w14:ligatures w14:val="standardContextual"/>
             </w:rPr>
           </w:pPr>
-          <w:hyperlink w:anchor="_Toc212907387" w:history="1">
+          <w:hyperlink w:anchor="_Toc212933574" w:history="1">
             <w:r>
               <w:rPr>
                 <w:rStyle w:val="Hyperlink"/>
@@ -1268,7 +1436,7 @@
                 <w:noProof/>
                 <w:webHidden/>
               </w:rPr>
-              <w:instrText xml:space="preserve"> PAGEREF _Toc212907387 \h </w:instrText>
+              <w:instrText xml:space="preserve"> PAGEREF _Toc212933574 \h </w:instrText>
             </w:r>
             <w:r>
               <w:rPr>
@@ -1288,7 +1456,7 @@
                 <w:noProof/>
                 <w:webHidden/>
               </w:rPr>
-              <w:t>5</w:t>
+              <w:t>9</w:t>
             </w:r>
             <w:r>
               <w:rPr>
@@ -1314,7 +1482,7 @@
               <w14:ligatures w14:val="standardContextual"/>
             </w:rPr>
           </w:pPr>
-          <w:hyperlink w:anchor="_Toc212907388" w:history="1">
+          <w:hyperlink w:anchor="_Toc212933575" w:history="1">
             <w:r>
               <w:rPr>
                 <w:rStyle w:val="Hyperlink"/>
@@ -1358,7 +1526,7 @@
                 <w:noProof/>
                 <w:webHidden/>
               </w:rPr>
-              <w:instrText xml:space="preserve"> PAGEREF _Toc212907388 \h </w:instrText>
+              <w:instrText xml:space="preserve"> PAGEREF _Toc212933575 \h </w:instrText>
             </w:r>
             <w:r>
               <w:rPr>
@@ -1378,7 +1546,7 @@
                 <w:noProof/>
                 <w:webHidden/>
               </w:rPr>
-              <w:t>5</w:t>
+              <w:t>9</w:t>
             </w:r>
             <w:r>
               <w:rPr>
@@ -1404,7 +1572,7 @@
               <w14:ligatures w14:val="standardContextual"/>
             </w:rPr>
           </w:pPr>
-          <w:hyperlink w:anchor="_Toc212907389" w:history="1">
+          <w:hyperlink w:anchor="_Toc212933576" w:history="1">
             <w:r>
               <w:rPr>
                 <w:rStyle w:val="Hyperlink"/>
@@ -1448,7 +1616,7 @@
                 <w:noProof/>
                 <w:webHidden/>
               </w:rPr>
-              <w:instrText xml:space="preserve"> PAGEREF _Toc212907389 \h </w:instrText>
+              <w:instrText xml:space="preserve"> PAGEREF _Toc212933576 \h </w:instrText>
             </w:r>
             <w:r>
               <w:rPr>
@@ -1468,7 +1636,7 @@
                 <w:noProof/>
                 <w:webHidden/>
               </w:rPr>
-              <w:t>5</w:t>
+              <w:t>10</w:t>
             </w:r>
             <w:r>
               <w:rPr>
@@ -1494,7 +1662,7 @@
               <w14:ligatures w14:val="standardContextual"/>
             </w:rPr>
           </w:pPr>
-          <w:hyperlink w:anchor="_Toc212907390" w:history="1">
+          <w:hyperlink w:anchor="_Toc212933577" w:history="1">
             <w:r>
               <w:rPr>
                 <w:rStyle w:val="Hyperlink"/>
@@ -1538,7 +1706,7 @@
                 <w:noProof/>
                 <w:webHidden/>
               </w:rPr>
-              <w:instrText xml:space="preserve"> PAGEREF _Toc212907390 \h </w:instrText>
+              <w:instrText xml:space="preserve"> PAGEREF _Toc212933577 \h </w:instrText>
             </w:r>
             <w:r>
               <w:rPr>
@@ -1558,7 +1726,7 @@
                 <w:noProof/>
                 <w:webHidden/>
               </w:rPr>
-              <w:t>5</w:t>
+              <w:t>10</w:t>
             </w:r>
             <w:r>
               <w:rPr>
@@ -1573,7 +1741,7 @@
           <w:pPr>
             <w:pStyle w:val="TOC1"/>
             <w:tabs>
-              <w:tab w:val="left" w:pos="480"/>
+              <w:tab w:val="left" w:pos="400"/>
               <w:tab w:val="right" w:leader="dot" w:pos="9350"/>
             </w:tabs>
             <w:rPr>
@@ -1584,7 +1752,7 @@
               <w14:ligatures w14:val="standardContextual"/>
             </w:rPr>
           </w:pPr>
-          <w:hyperlink w:anchor="_Toc212907391" w:history="1">
+          <w:hyperlink w:anchor="_Toc212933578" w:history="1">
             <w:r>
               <w:rPr>
                 <w:rStyle w:val="Hyperlink"/>
@@ -1628,7 +1796,7 @@
                 <w:noProof/>
                 <w:webHidden/>
               </w:rPr>
-              <w:instrText xml:space="preserve"> PAGEREF _Toc212907391 \h </w:instrText>
+              <w:instrText xml:space="preserve"> PAGEREF _Toc212933578 \h </w:instrText>
             </w:r>
             <w:r>
               <w:rPr>
@@ -1648,7 +1816,7 @@
                 <w:noProof/>
                 <w:webHidden/>
               </w:rPr>
-              <w:t>7</w:t>
+              <w:t>11</w:t>
             </w:r>
             <w:r>
               <w:rPr>
@@ -1674,7 +1842,7 @@
               <w14:ligatures w14:val="standardContextual"/>
             </w:rPr>
           </w:pPr>
-          <w:hyperlink w:anchor="_Toc212907392" w:history="1">
+          <w:hyperlink w:anchor="_Toc212933579" w:history="1">
             <w:r>
               <w:rPr>
                 <w:rStyle w:val="Hyperlink"/>
@@ -1718,7 +1886,7 @@
                 <w:noProof/>
                 <w:webHidden/>
               </w:rPr>
-              <w:instrText xml:space="preserve"> PAGEREF _Toc212907392 \h </w:instrText>
+              <w:instrText xml:space="preserve"> PAGEREF _Toc212933579 \h </w:instrText>
             </w:r>
             <w:r>
               <w:rPr>
@@ -1738,7 +1906,7 @@
                 <w:noProof/>
                 <w:webHidden/>
               </w:rPr>
-              <w:t>7</w:t>
+              <w:t>11</w:t>
             </w:r>
             <w:r>
               <w:rPr>
@@ -1764,7 +1932,7 @@
               <w14:ligatures w14:val="standardContextual"/>
             </w:rPr>
           </w:pPr>
-          <w:hyperlink w:anchor="_Toc212907393" w:history="1">
+          <w:hyperlink w:anchor="_Toc212933580" w:history="1">
             <w:r>
               <w:rPr>
                 <w:rStyle w:val="Hyperlink"/>
@@ -1808,7 +1976,7 @@
                 <w:noProof/>
                 <w:webHidden/>
               </w:rPr>
-              <w:instrText xml:space="preserve"> PAGEREF _Toc212907393 \h </w:instrText>
+              <w:instrText xml:space="preserve"> PAGEREF _Toc212933580 \h </w:instrText>
             </w:r>
             <w:r>
               <w:rPr>
@@ -1828,7 +1996,7 @@
                 <w:noProof/>
                 <w:webHidden/>
               </w:rPr>
-              <w:t>7</w:t>
+              <w:t>12</w:t>
             </w:r>
             <w:r>
               <w:rPr>
@@ -1843,7 +2011,7 @@
           <w:pPr>
             <w:pStyle w:val="TOC1"/>
             <w:tabs>
-              <w:tab w:val="left" w:pos="480"/>
+              <w:tab w:val="left" w:pos="400"/>
               <w:tab w:val="right" w:leader="dot" w:pos="9350"/>
             </w:tabs>
             <w:rPr>
@@ -1854,7 +2022,7 @@
               <w14:ligatures w14:val="standardContextual"/>
             </w:rPr>
           </w:pPr>
-          <w:hyperlink w:anchor="_Toc212907394" w:history="1">
+          <w:hyperlink w:anchor="_Toc212933581" w:history="1">
             <w:r>
               <w:rPr>
                 <w:rStyle w:val="Hyperlink"/>
@@ -1898,7 +2066,7 @@
                 <w:noProof/>
                 <w:webHidden/>
               </w:rPr>
-              <w:instrText xml:space="preserve"> PAGEREF _Toc212907394 \h </w:instrText>
+              <w:instrText xml:space="preserve"> PAGEREF _Toc212933581 \h </w:instrText>
             </w:r>
             <w:r>
               <w:rPr>
@@ -1918,7 +2086,7 @@
                 <w:noProof/>
                 <w:webHidden/>
               </w:rPr>
-              <w:t>8</w:t>
+              <w:t>13</w:t>
             </w:r>
             <w:r>
               <w:rPr>
@@ -1944,7 +2112,7 @@
               <w14:ligatures w14:val="standardContextual"/>
             </w:rPr>
           </w:pPr>
-          <w:hyperlink w:anchor="_Toc212907395" w:history="1">
+          <w:hyperlink w:anchor="_Toc212933582" w:history="1">
             <w:r>
               <w:rPr>
                 <w:rStyle w:val="Hyperlink"/>
@@ -1988,7 +2156,7 @@
                 <w:noProof/>
                 <w:webHidden/>
               </w:rPr>
-              <w:instrText xml:space="preserve"> PAGEREF _Toc212907395 \h </w:instrText>
+              <w:instrText xml:space="preserve"> PAGEREF _Toc212933582 \h </w:instrText>
             </w:r>
             <w:r>
               <w:rPr>
@@ -2008,7 +2176,7 @@
                 <w:noProof/>
                 <w:webHidden/>
               </w:rPr>
-              <w:t>8</w:t>
+              <w:t>13</w:t>
             </w:r>
             <w:r>
               <w:rPr>
@@ -2034,7 +2202,7 @@
               <w14:ligatures w14:val="standardContextual"/>
             </w:rPr>
           </w:pPr>
-          <w:hyperlink w:anchor="_Toc212907396" w:history="1">
+          <w:hyperlink w:anchor="_Toc212933583" w:history="1">
             <w:r>
               <w:rPr>
                 <w:rStyle w:val="Hyperlink"/>
@@ -2078,7 +2246,7 @@
                 <w:noProof/>
                 <w:webHidden/>
               </w:rPr>
-              <w:instrText xml:space="preserve"> PAGEREF _Toc212907396 \h </w:instrText>
+              <w:instrText xml:space="preserve"> PAGEREF _Toc212933583 \h </w:instrText>
             </w:r>
             <w:r>
               <w:rPr>
@@ -2098,7 +2266,7 @@
                 <w:noProof/>
                 <w:webHidden/>
               </w:rPr>
-              <w:t>8</w:t>
+              <w:t>13</w:t>
             </w:r>
             <w:r>
               <w:rPr>
@@ -2124,7 +2292,7 @@
               <w14:ligatures w14:val="standardContextual"/>
             </w:rPr>
           </w:pPr>
-          <w:hyperlink w:anchor="_Toc212907397" w:history="1">
+          <w:hyperlink w:anchor="_Toc212933584" w:history="1">
             <w:r>
               <w:rPr>
                 <w:rStyle w:val="Hyperlink"/>
@@ -2168,7 +2336,7 @@
                 <w:noProof/>
                 <w:webHidden/>
               </w:rPr>
-              <w:instrText xml:space="preserve"> PAGEREF _Toc212907397 \h </w:instrText>
+              <w:instrText xml:space="preserve"> PAGEREF _Toc212933584 \h </w:instrText>
             </w:r>
             <w:r>
               <w:rPr>
@@ -2188,7 +2356,7 @@
                 <w:noProof/>
                 <w:webHidden/>
               </w:rPr>
-              <w:t>9</w:t>
+              <w:t>13</w:t>
             </w:r>
             <w:r>
               <w:rPr>
@@ -2214,7 +2382,7 @@
               <w14:ligatures w14:val="standardContextual"/>
             </w:rPr>
           </w:pPr>
-          <w:hyperlink w:anchor="_Toc212907398" w:history="1">
+          <w:hyperlink w:anchor="_Toc212933585" w:history="1">
             <w:r>
               <w:rPr>
                 <w:rStyle w:val="Hyperlink"/>
@@ -2258,7 +2426,7 @@
                 <w:noProof/>
                 <w:webHidden/>
               </w:rPr>
-              <w:instrText xml:space="preserve"> PAGEREF _Toc212907398 \h </w:instrText>
+              <w:instrText xml:space="preserve"> PAGEREF _Toc212933585 \h </w:instrText>
             </w:r>
             <w:r>
               <w:rPr>
@@ -2278,7 +2446,7 @@
                 <w:noProof/>
                 <w:webHidden/>
               </w:rPr>
-              <w:t>9</w:t>
+              <w:t>14</w:t>
             </w:r>
             <w:r>
               <w:rPr>
@@ -2293,7 +2461,7 @@
           <w:pPr>
             <w:pStyle w:val="TOC1"/>
             <w:tabs>
-              <w:tab w:val="left" w:pos="480"/>
+              <w:tab w:val="left" w:pos="400"/>
               <w:tab w:val="right" w:leader="dot" w:pos="9350"/>
             </w:tabs>
             <w:rPr>
@@ -2304,7 +2472,7 @@
               <w14:ligatures w14:val="standardContextual"/>
             </w:rPr>
           </w:pPr>
-          <w:hyperlink w:anchor="_Toc212907399" w:history="1">
+          <w:hyperlink w:anchor="_Toc212933586" w:history="1">
             <w:r>
               <w:rPr>
                 <w:rStyle w:val="Hyperlink"/>
@@ -2348,7 +2516,7 @@
                 <w:noProof/>
                 <w:webHidden/>
               </w:rPr>
-              <w:instrText xml:space="preserve"> PAGEREF _Toc212907399 \h </w:instrText>
+              <w:instrText xml:space="preserve"> PAGEREF _Toc212933586 \h </w:instrText>
             </w:r>
             <w:r>
               <w:rPr>
@@ -2368,7 +2536,7 @@
                 <w:noProof/>
                 <w:webHidden/>
               </w:rPr>
-              <w:t>9</w:t>
+              <w:t>14</w:t>
             </w:r>
             <w:r>
               <w:rPr>
@@ -2383,7 +2551,7 @@
           <w:pPr>
             <w:pStyle w:val="TOC1"/>
             <w:tabs>
-              <w:tab w:val="left" w:pos="480"/>
+              <w:tab w:val="left" w:pos="400"/>
               <w:tab w:val="right" w:leader="dot" w:pos="9350"/>
             </w:tabs>
             <w:rPr>
@@ -2394,7 +2562,7 @@
               <w14:ligatures w14:val="standardContextual"/>
             </w:rPr>
           </w:pPr>
-          <w:hyperlink w:anchor="_Toc212907400" w:history="1">
+          <w:hyperlink w:anchor="_Toc212933587" w:history="1">
             <w:r>
               <w:rPr>
                 <w:rStyle w:val="Hyperlink"/>
@@ -2438,7 +2606,7 @@
                 <w:noProof/>
                 <w:webHidden/>
               </w:rPr>
-              <w:instrText xml:space="preserve"> PAGEREF _Toc212907400 \h </w:instrText>
+              <w:instrText xml:space="preserve"> PAGEREF _Toc212933587 \h </w:instrText>
             </w:r>
             <w:r>
               <w:rPr>
@@ -2458,7 +2626,7 @@
                 <w:noProof/>
                 <w:webHidden/>
               </w:rPr>
-              <w:t>9</w:t>
+              <w:t>14</w:t>
             </w:r>
             <w:r>
               <w:rPr>
@@ -2473,7 +2641,7 @@
           <w:pPr>
             <w:pStyle w:val="TOC1"/>
             <w:tabs>
-              <w:tab w:val="left" w:pos="480"/>
+              <w:tab w:val="left" w:pos="400"/>
               <w:tab w:val="right" w:leader="dot" w:pos="9350"/>
             </w:tabs>
             <w:rPr>
@@ -2484,7 +2652,7 @@
               <w14:ligatures w14:val="standardContextual"/>
             </w:rPr>
           </w:pPr>
-          <w:hyperlink w:anchor="_Toc212907401" w:history="1">
+          <w:hyperlink w:anchor="_Toc212933588" w:history="1">
             <w:r>
               <w:rPr>
                 <w:rStyle w:val="Hyperlink"/>
@@ -2507,6 +2675,96 @@
                 <w:rStyle w:val="Hyperlink"/>
                 <w:noProof/>
               </w:rPr>
+              <w:t>Resources</w:t>
+            </w:r>
+            <w:r>
+              <w:rPr>
+                <w:noProof/>
+                <w:webHidden/>
+              </w:rPr>
+              <w:tab/>
+            </w:r>
+            <w:r>
+              <w:rPr>
+                <w:noProof/>
+                <w:webHidden/>
+              </w:rPr>
+              <w:fldChar w:fldCharType="begin"/>
+            </w:r>
+            <w:r>
+              <w:rPr>
+                <w:noProof/>
+                <w:webHidden/>
+              </w:rPr>
+              <w:instrText xml:space="preserve"> PAGEREF _Toc212933588 \h </w:instrText>
+            </w:r>
+            <w:r>
+              <w:rPr>
+                <w:noProof/>
+                <w:webHidden/>
+              </w:rPr>
+            </w:r>
+            <w:r>
+              <w:rPr>
+                <w:noProof/>
+                <w:webHidden/>
+              </w:rPr>
+              <w:fldChar w:fldCharType="separate"/>
+            </w:r>
+            <w:r>
+              <w:rPr>
+                <w:noProof/>
+                <w:webHidden/>
+              </w:rPr>
+              <w:t>17</w:t>
+            </w:r>
+            <w:r>
+              <w:rPr>
+                <w:noProof/>
+                <w:webHidden/>
+              </w:rPr>
+              <w:fldChar w:fldCharType="end"/>
+            </w:r>
+          </w:hyperlink>
+        </w:p>
+        <w:p>
+          <w:pPr>
+            <w:pStyle w:val="TOC1"/>
+            <w:tabs>
+              <w:tab w:val="left" w:pos="720"/>
+              <w:tab w:val="right" w:leader="dot" w:pos="9350"/>
+            </w:tabs>
+            <w:rPr>
+              <w:noProof/>
+              <w:kern w:val="2"/>
+              <w:sz w:val="24"/>
+              <w:szCs w:val="24"/>
+              <w14:ligatures w14:val="standardContextual"/>
+            </w:rPr>
+          </w:pPr>
+          <w:hyperlink w:anchor="_Toc212933589" w:history="1">
+            <w:r>
+              <w:rPr>
+                <w:rStyle w:val="Hyperlink"/>
+                <w:noProof/>
+              </w:rPr>
+              <w:t>10</w:t>
+            </w:r>
+            <w:r>
+              <w:rPr>
+                <w:noProof/>
+                <w:kern w:val="2"/>
+                <w:sz w:val="24"/>
+                <w:szCs w:val="24"/>
+                <w14:ligatures w14:val="standardContextual"/>
+              </w:rPr>
+              <w:tab/>
+            </w:r>
+            <w:r>
+              <w:rPr>
+                <w:rStyle w:val="Hyperlink"/>
+                <w:noProof/>
+              </w:rPr>
               <w:t>Clock in/out hours</w:t>
             </w:r>
             <w:r>
@@ -2528,7 +2786,7 @@
                 <w:noProof/>
                 <w:webHidden/>
               </w:rPr>
-              <w:instrText xml:space="preserve"> PAGEREF _Toc212907401 \h </w:instrText>
+              <w:instrText xml:space="preserve"> PAGEREF _Toc212933589 \h </w:instrText>
             </w:r>
             <w:r>
               <w:rPr>
@@ -2548,7 +2806,97 @@
                 <w:noProof/>
                 <w:webHidden/>
               </w:rPr>
-              <w:t>12</w:t>
+              <w:t>17</w:t>
+            </w:r>
+            <w:r>
+              <w:rPr>
+                <w:noProof/>
+                <w:webHidden/>
+              </w:rPr>
+              <w:fldChar w:fldCharType="end"/>
+            </w:r>
+          </w:hyperlink>
+        </w:p>
+        <w:p>
+          <w:pPr>
+            <w:pStyle w:val="TOC1"/>
+            <w:tabs>
+              <w:tab w:val="left" w:pos="720"/>
+              <w:tab w:val="right" w:leader="dot" w:pos="9350"/>
+            </w:tabs>
+            <w:rPr>
+              <w:noProof/>
+              <w:kern w:val="2"/>
+              <w:sz w:val="24"/>
+              <w:szCs w:val="24"/>
+              <w14:ligatures w14:val="standardContextual"/>
+            </w:rPr>
+          </w:pPr>
+          <w:hyperlink w:anchor="_Toc212933590" w:history="1">
+            <w:r>
+              <w:rPr>
+                <w:rStyle w:val="Hyperlink"/>
+                <w:noProof/>
+              </w:rPr>
+              <w:t>11</w:t>
+            </w:r>
+            <w:r>
+              <w:rPr>
+                <w:noProof/>
+                <w:kern w:val="2"/>
+                <w:sz w:val="24"/>
+                <w:szCs w:val="24"/>
+                <w14:ligatures w14:val="standardContextual"/>
+              </w:rPr>
+              <w:tab/>
+            </w:r>
+            <w:r>
+              <w:rPr>
+                <w:rStyle w:val="Hyperlink"/>
+                <w:noProof/>
+              </w:rPr>
+              <w:t>Table of figures</w:t>
+            </w:r>
+            <w:r>
+              <w:rPr>
+                <w:noProof/>
+                <w:webHidden/>
+              </w:rPr>
+              <w:tab/>
+            </w:r>
+            <w:r>
+              <w:rPr>
+                <w:noProof/>
+                <w:webHidden/>
+              </w:rPr>
+              <w:fldChar w:fldCharType="begin"/>
+            </w:r>
+            <w:r>
+              <w:rPr>
+                <w:noProof/>
+                <w:webHidden/>
+              </w:rPr>
+              <w:instrText xml:space="preserve"> PAGEREF _Toc212933590 \h </w:instrText>
+            </w:r>
+            <w:r>
+              <w:rPr>
+                <w:noProof/>
+                <w:webHidden/>
+              </w:rPr>
+            </w:r>
+            <w:r>
+              <w:rPr>
+                <w:noProof/>
+                <w:webHidden/>
+              </w:rPr>
+              <w:fldChar w:fldCharType="separate"/>
+            </w:r>
+            <w:r>
+              <w:rPr>
+                <w:noProof/>
+                <w:webHidden/>
+              </w:rPr>
+              <w:t>17</w:t>
             </w:r>
             <w:r>
               <w:rPr>
@@ -2583,7 +2931,7 @@
       <w:pPr>
         <w:pStyle w:val="Heading1"/>
       </w:pPr>
-      <w:bookmarkStart w:id="0" w:name="_Toc212907382"/>
+      <w:bookmarkStart w:id="0" w:name="_Toc212933567"/>
       <w:r>
         <w:t>Tusmuert</w:t>
       </w:r>
@@ -2781,13 +3129,8 @@
         <w:t>/Zig</w:t>
       </w:r>
       <w:r>
-        <w:t xml:space="preserve"> for challenge. NASM assembly for </w:t>
-      </w:r>
-      <w:proofErr w:type="gramStart"/>
-      <w:r>
-        <w:t>bootloader</w:t>
-      </w:r>
-      <w:proofErr w:type="gramEnd"/>
+        <w:t xml:space="preserve"> for challenge. NASM assembly for bootloader</w:t>
+      </w:r>
       <w:r>
         <w:t xml:space="preserve">. </w:t>
       </w:r>
@@ -3024,15 +3367,7 @@
         </w:numPr>
       </w:pPr>
       <w:r>
-        <w:t xml:space="preserve">Image, bin editor, concatenation, elf info, debug, tracer, </w:t>
-      </w:r>
-      <w:proofErr w:type="spellStart"/>
-      <w:r>
-        <w:t>etc</w:t>
-      </w:r>
-      <w:proofErr w:type="spellEnd"/>
-      <w:r>
-        <w:t>……</w:t>
+        <w:t>Image, bin editor, concatenation, elf info, debug, tracer, etc……</w:t>
       </w:r>
     </w:p>
     <w:p/>
@@ -3040,7 +3375,7 @@
       <w:pPr>
         <w:pStyle w:val="Heading1"/>
       </w:pPr>
-      <w:bookmarkStart w:id="1" w:name="_Toc212907383"/>
+      <w:bookmarkStart w:id="1" w:name="_Toc212933568"/>
       <w:r>
         <w:t>Bootloader</w:t>
       </w:r>
@@ -3104,15 +3439,7 @@
         </w:numPr>
       </w:pPr>
       <w:r>
-        <w:t xml:space="preserve">2 Stages. Minimal first stage until Protected mode + Second stage to </w:t>
-      </w:r>
-      <w:proofErr w:type="gramStart"/>
-      <w:r>
-        <w:t>Long</w:t>
-      </w:r>
-      <w:proofErr w:type="gramEnd"/>
-      <w:r>
-        <w:t xml:space="preserve"> mode</w:t>
+        <w:t>2 Stages. Minimal first stage until Protected mode + Second stage to Long mode</w:t>
       </w:r>
     </w:p>
     <w:p>
@@ -3265,7 +3592,6 @@
           <w:numId w:val="1"/>
         </w:numPr>
       </w:pPr>
-      <w:proofErr w:type="gramStart"/>
       <w:r>
         <w:lastRenderedPageBreak/>
         <w:t>Print early status</w:t>
@@ -3279,7 +3605,6 @@
         </w:rPr>
         <w:t>✅</w:t>
       </w:r>
-      <w:proofErr w:type="gramEnd"/>
     </w:p>
     <w:p>
       <w:pPr>
@@ -3375,15 +3700,7 @@
         </w:numPr>
       </w:pPr>
       <w:r>
-        <w:t xml:space="preserve">Jump to Protected mode if Stage1 </w:t>
-      </w:r>
-      <w:proofErr w:type="gramStart"/>
-      <w:r>
-        <w:t>did</w:t>
-      </w:r>
-      <w:proofErr w:type="gramEnd"/>
-      <w:r>
-        <w:t xml:space="preserve"> not change mode.</w:t>
+        <w:t>Jump to Protected mode if Stage1 did not change mode.</w:t>
       </w:r>
     </w:p>
     <w:p>
@@ -3395,23 +3712,7 @@
         </w:numPr>
       </w:pPr>
       <w:r>
-        <w:t xml:space="preserve">Enable </w:t>
-      </w:r>
-      <w:proofErr w:type="gramStart"/>
-      <w:r>
-        <w:t>A20, or</w:t>
-      </w:r>
-      <w:proofErr w:type="gramEnd"/>
-      <w:r>
-        <w:t xml:space="preserve"> at least check. There are multiple strategies for this. Some platforms have fast </w:t>
-      </w:r>
-      <w:proofErr w:type="gramStart"/>
-      <w:r>
-        <w:t>enable</w:t>
-      </w:r>
-      <w:proofErr w:type="gramEnd"/>
-      <w:r>
-        <w:t xml:space="preserve"> 0x92, or they come with A20 already enable. XXXX</w:t>
+        <w:t>Enable A20, or at least check. There are multiple strategies for this. Some platforms have fast enable 0x92, or they come with A20 already enable. XXXX</w:t>
       </w:r>
     </w:p>
     <w:p>
@@ -3435,15 +3736,7 @@
         </w:numPr>
       </w:pPr>
       <w:r>
-        <w:t xml:space="preserve">Gather info for the kernel: Memory, graphics, bios, </w:t>
-      </w:r>
-      <w:proofErr w:type="spellStart"/>
-      <w:r>
-        <w:t>acpi</w:t>
-      </w:r>
-      <w:proofErr w:type="spellEnd"/>
-      <w:r>
-        <w:t>, others…</w:t>
+        <w:t>Gather info for the kernel: Memory, graphics, bios, acpi, others…</w:t>
       </w:r>
     </w:p>
     <w:p>
@@ -3467,15 +3760,7 @@
         </w:numPr>
       </w:pPr>
       <w:r>
-        <w:t xml:space="preserve">Flat binary: Explore this option, </w:t>
-      </w:r>
-      <w:proofErr w:type="gramStart"/>
-      <w:r>
-        <w:t>maybe</w:t>
-      </w:r>
-      <w:proofErr w:type="gramEnd"/>
-      <w:r>
-        <w:t xml:space="preserve"> is simpler</w:t>
+        <w:t>Flat binary: Explore this option, maybe is simpler</w:t>
       </w:r>
     </w:p>
     <w:p>
@@ -3487,15 +3772,7 @@
         </w:numPr>
       </w:pPr>
       <w:r>
-        <w:t xml:space="preserve">ELF: Parser + segments + </w:t>
-      </w:r>
-      <w:proofErr w:type="spellStart"/>
-      <w:r>
-        <w:t>etc</w:t>
-      </w:r>
-      <w:proofErr w:type="spellEnd"/>
-      <w:r>
-        <w:t>…</w:t>
+        <w:t>ELF: Parser + segments + etc…</w:t>
       </w:r>
     </w:p>
     <w:p>
@@ -3531,15 +3808,7 @@
         </w:numPr>
       </w:pPr>
       <w:r>
-        <w:t xml:space="preserve">Verify if long </w:t>
-      </w:r>
-      <w:proofErr w:type="gramStart"/>
-      <w:r>
-        <w:t>mode</w:t>
-      </w:r>
-      <w:proofErr w:type="gramEnd"/>
-      <w:r>
-        <w:t xml:space="preserve"> if possible, for completeness</w:t>
+        <w:t>Verify if long mode if possible, for completeness</w:t>
       </w:r>
     </w:p>
     <w:p>
@@ -3643,7 +3912,7 @@
       <w:pPr>
         <w:pStyle w:val="Heading1"/>
       </w:pPr>
-      <w:bookmarkStart w:id="2" w:name="_Toc212907384"/>
+      <w:bookmarkStart w:id="2" w:name="_Toc212933569"/>
       <w:r>
         <w:t>Misc and notes</w:t>
       </w:r>
@@ -3654,27 +3923,929 @@
       <w:pPr>
         <w:pStyle w:val="Heading2"/>
       </w:pPr>
-      <w:bookmarkStart w:id="3" w:name="_Toc212907385"/>
+      <w:bookmarkStart w:id="3" w:name="_Toc212933570"/>
       <w:r>
         <w:t>Random notes</w:t>
       </w:r>
       <w:bookmarkEnd w:id="3"/>
     </w:p>
     <w:p/>
+    <w:p>
+      <w:pPr>
+        <w:pStyle w:val="Heading3"/>
+      </w:pPr>
+      <w:bookmarkStart w:id="4" w:name="_Toc212933571"/>
+      <w:r>
+        <w:t>BOCHS</w:t>
+      </w:r>
+      <w:bookmarkEnd w:id="4"/>
+    </w:p>
+    <w:p/>
+    <w:p>
+      <w:pPr>
+        <w:pStyle w:val="ListParagraph"/>
+        <w:numPr>
+          <w:ilvl w:val="0"/>
+          <w:numId w:val="1"/>
+        </w:numPr>
+      </w:pPr>
+      <w:r>
+        <w:t>Bochs require a config file to configure the hardware. That config file also points to the image to load.</w:t>
+      </w:r>
+    </w:p>
+    <w:p>
+      <w:pPr>
+        <w:pStyle w:val="ListParagraph"/>
+        <w:numPr>
+          <w:ilvl w:val="0"/>
+          <w:numId w:val="1"/>
+        </w:numPr>
+      </w:pPr>
+      <w:r>
+        <w:t>-q to avoid the hardware configuration screen on load (config comes from the file)</w:t>
+      </w:r>
+    </w:p>
+    <w:p>
+      <w:pPr>
+        <w:pStyle w:val="ListParagraph"/>
+        <w:numPr>
+          <w:ilvl w:val="0"/>
+          <w:numId w:val="1"/>
+        </w:numPr>
+      </w:pPr>
+      <w:r>
+        <w:t>-q debugger (you must add it also to the config file)</w:t>
+      </w:r>
+    </w:p>
+    <w:p>
+      <w:pPr>
+        <w:pStyle w:val="ListParagraph"/>
+        <w:numPr>
+          <w:ilvl w:val="0"/>
+          <w:numId w:val="1"/>
+        </w:numPr>
+      </w:pPr>
+      <w:r>
+        <w:t>Config file example. It may require some changes, but it works.:</w:t>
+      </w:r>
+    </w:p>
+    <w:p>
+      <w:pPr>
+        <w:rPr>
+          <w:sz w:val="16"/>
+          <w:szCs w:val="16"/>
+        </w:rPr>
+      </w:pPr>
+    </w:p>
+    <w:p>
+      <w:pPr>
+        <w:rPr>
+          <w:sz w:val="16"/>
+          <w:szCs w:val="16"/>
+        </w:rPr>
+      </w:pPr>
+    </w:p>
+    <w:p>
+      <w:pPr>
+        <w:rPr>
+          <w:sz w:val="16"/>
+          <w:szCs w:val="16"/>
+        </w:rPr>
+      </w:pPr>
+      <w:r>
+        <w:rPr>
+          <w:noProof/>
+        </w:rPr>
+        <mc:AlternateContent>
+          <mc:Choice Requires="wps">
+            <w:drawing>
+              <wp:anchor distT="0" distB="0" distL="114300" distR="114300" simplePos="0" relativeHeight="251661312" behindDoc="0" locked="0" layoutInCell="1" allowOverlap="1" wp14:anchorId="65B1938A" wp14:editId="303FEAEF">
+                <wp:simplePos x="0" y="0"/>
+                <wp:positionH relativeFrom="column">
+                  <wp:posOffset>0</wp:posOffset>
+                </wp:positionH>
+                <wp:positionV relativeFrom="paragraph">
+                  <wp:posOffset>0</wp:posOffset>
+                </wp:positionV>
+                <wp:extent cx="1828800" cy="1828800"/>
+                <wp:effectExtent l="0" t="0" r="25400" b="26035"/>
+                <wp:wrapSquare wrapText="bothSides"/>
+                <wp:docPr id="183770029" name="Text Box 1"/>
+                <wp:cNvGraphicFramePr/>
+                <a:graphic xmlns:a="http://schemas.openxmlformats.org/drawingml/2006/main">
+                  <a:graphicData uri="http://schemas.microsoft.com/office/word/2010/wordprocessingShape">
+                    <wps:wsp>
+                      <wps:cNvSpPr txBox="1"/>
+                      <wps:spPr>
+                        <a:xfrm>
+                          <a:off x="0" y="0"/>
+                          <a:ext cx="1828800" cy="1828800"/>
+                        </a:xfrm>
+                        <a:prstGeom prst="rect">
+                          <a:avLst/>
+                        </a:prstGeom>
+                        <a:ln/>
+                      </wps:spPr>
+                      <wps:style>
+                        <a:lnRef idx="2">
+                          <a:schemeClr val="accent3">
+                            <a:shade val="15000"/>
+                          </a:schemeClr>
+                        </a:lnRef>
+                        <a:fillRef idx="1">
+                          <a:schemeClr val="accent3"/>
+                        </a:fillRef>
+                        <a:effectRef idx="0">
+                          <a:schemeClr val="accent3"/>
+                        </a:effectRef>
+                        <a:fontRef idx="minor">
+                          <a:schemeClr val="lt1"/>
+                        </a:fontRef>
+                      </wps:style>
+                      <wps:txbx>
+                        <w:txbxContent>
+                          <w:p>
+                            <w:pPr>
+                              <w:rPr>
+                                <w:sz w:val="16"/>
+                                <w:szCs w:val="16"/>
+                              </w:rPr>
+                            </w:pPr>
+                            <w:r>
+                              <w:rPr>
+                                <w:sz w:val="16"/>
+                                <w:szCs w:val="16"/>
+                              </w:rPr>
+                              <w:t>display_library: win32, options="traphotkeys, autoscale, gui_debug"</w:t>
+                            </w:r>
+                          </w:p>
+                          <w:p>
+                            <w:pPr>
+                              <w:rPr>
+                                <w:sz w:val="16"/>
+                                <w:szCs w:val="16"/>
+                              </w:rPr>
+                            </w:pPr>
+                            <w:r>
+                              <w:rPr>
+                                <w:sz w:val="16"/>
+                                <w:szCs w:val="16"/>
+                              </w:rPr>
+                              <w:t>cpu: model=core2_penryn_t9600, count=1, ips=50000000, reset_on_triple_fault=1, ignore_bad_msrs=1, msrs="msrs.def"</w:t>
+                            </w:r>
+                          </w:p>
+                          <w:p>
+                            <w:pPr>
+                              <w:rPr>
+                                <w:sz w:val="16"/>
+                                <w:szCs w:val="16"/>
+                              </w:rPr>
+                            </w:pPr>
+                            <w:r>
+                              <w:rPr>
+                                <w:sz w:val="16"/>
+                                <w:szCs w:val="16"/>
+                              </w:rPr>
+                              <w:t>cpu: cpuid_limit_winnt=0</w:t>
+                            </w:r>
+                          </w:p>
+                          <w:p>
+                            <w:pPr>
+                              <w:rPr>
+                                <w:sz w:val="16"/>
+                                <w:szCs w:val="16"/>
+                              </w:rPr>
+                            </w:pPr>
+                            <w:r>
+                              <w:rPr>
+                                <w:sz w:val="16"/>
+                                <w:szCs w:val="16"/>
+                              </w:rPr>
+                              <w:t>memory: guest=512, host=256, block_size=512</w:t>
+                            </w:r>
+                          </w:p>
+                          <w:p>
+                            <w:pPr>
+                              <w:rPr>
+                                <w:sz w:val="16"/>
+                                <w:szCs w:val="16"/>
+                              </w:rPr>
+                            </w:pPr>
+                            <w:r>
+                              <w:rPr>
+                                <w:sz w:val="16"/>
+                                <w:szCs w:val="16"/>
+                              </w:rPr>
+                              <w:t>romimage: file=$BXSHARE/BIOS-bochs-latest, options=fastboot</w:t>
+                            </w:r>
+                          </w:p>
+                          <w:p>
+                            <w:pPr>
+                              <w:rPr>
+                                <w:sz w:val="16"/>
+                                <w:szCs w:val="16"/>
+                              </w:rPr>
+                            </w:pPr>
+                            <w:r>
+                              <w:rPr>
+                                <w:sz w:val="16"/>
+                                <w:szCs w:val="16"/>
+                              </w:rPr>
+                              <w:t>vgaromimage: file=$BXSHARE/VGABIOS-lgpl-latest.bin</w:t>
+                            </w:r>
+                          </w:p>
+                          <w:p>
+                            <w:pPr>
+                              <w:rPr>
+                                <w:sz w:val="16"/>
+                                <w:szCs w:val="16"/>
+                              </w:rPr>
+                            </w:pPr>
+                            <w:r>
+                              <w:rPr>
+                                <w:sz w:val="16"/>
+                                <w:szCs w:val="16"/>
+                              </w:rPr>
+                              <w:t>keyboard: type=mf, serial_delay=150</w:t>
+                            </w:r>
+                          </w:p>
+                          <w:p>
+                            <w:pPr>
+                              <w:rPr>
+                                <w:sz w:val="16"/>
+                                <w:szCs w:val="16"/>
+                              </w:rPr>
+                            </w:pPr>
+                            <w:r>
+                              <w:rPr>
+                                <w:sz w:val="16"/>
+                                <w:szCs w:val="16"/>
+                              </w:rPr>
+                              <w:t>mouse: enabled=0</w:t>
+                            </w:r>
+                          </w:p>
+                          <w:p>
+                            <w:pPr>
+                              <w:rPr>
+                                <w:sz w:val="16"/>
+                                <w:szCs w:val="16"/>
+                              </w:rPr>
+                            </w:pPr>
+                            <w:r>
+                              <w:rPr>
+                                <w:sz w:val="16"/>
+                                <w:szCs w:val="16"/>
+                              </w:rPr>
+                              <w:t>pci: enabled=1, chipset=i440fx</w:t>
+                            </w:r>
+                          </w:p>
+                          <w:p>
+                            <w:pPr>
+                              <w:rPr>
+                                <w:sz w:val="16"/>
+                                <w:szCs w:val="16"/>
+                              </w:rPr>
+                            </w:pPr>
+                            <w:r>
+                              <w:rPr>
+                                <w:sz w:val="16"/>
+                                <w:szCs w:val="16"/>
+                              </w:rPr>
+                              <w:t>private_colormap: enabled=0</w:t>
+                            </w:r>
+                          </w:p>
+                          <w:p>
+                            <w:pPr>
+                              <w:rPr>
+                                <w:sz w:val="16"/>
+                                <w:szCs w:val="16"/>
+                              </w:rPr>
+                            </w:pPr>
+                            <w:r>
+                              <w:rPr>
+                                <w:sz w:val="16"/>
+                                <w:szCs w:val="16"/>
+                              </w:rPr>
+                              <w:t>floppya: 1_44=C:\Users\mihe\Dropbox\TusMuertOS-Oct2025\src\build\floppy.img, status=inserted, write_protected=1</w:t>
+                            </w:r>
+                          </w:p>
+                          <w:p>
+                            <w:pPr>
+                              <w:rPr>
+                                <w:sz w:val="16"/>
+                                <w:szCs w:val="16"/>
+                              </w:rPr>
+                            </w:pPr>
+                            <w:r>
+                              <w:rPr>
+                                <w:sz w:val="16"/>
+                                <w:szCs w:val="16"/>
+                              </w:rPr>
+                              <w:t>boot: floppy</w:t>
+                            </w:r>
+                          </w:p>
+                          <w:p>
+                            <w:pPr>
+                              <w:rPr>
+                                <w:sz w:val="16"/>
+                                <w:szCs w:val="16"/>
+                              </w:rPr>
+                            </w:pPr>
+                            <w:r>
+                              <w:rPr>
+                                <w:sz w:val="16"/>
+                                <w:szCs w:val="16"/>
+                              </w:rPr>
+                              <w:t>floppy_bootsig_check: disabled=0</w:t>
+                            </w:r>
+                          </w:p>
+                          <w:p>
+                            <w:pPr>
+                              <w:rPr>
+                                <w:sz w:val="16"/>
+                                <w:szCs w:val="16"/>
+                              </w:rPr>
+                            </w:pPr>
+                            <w:r>
+                              <w:rPr>
+                                <w:sz w:val="16"/>
+                                <w:szCs w:val="16"/>
+                              </w:rPr>
+                              <w:t>log: C:\Users\mihe\Dropbox\TusMuertOS-Oct2025\src\build\bochsout.txt</w:t>
+                            </w:r>
+                          </w:p>
+                          <w:p>
+                            <w:pPr>
+                              <w:rPr>
+                                <w:sz w:val="16"/>
+                                <w:szCs w:val="16"/>
+                              </w:rPr>
+                            </w:pPr>
+                            <w:r>
+                              <w:rPr>
+                                <w:sz w:val="16"/>
+                                <w:szCs w:val="16"/>
+                              </w:rPr>
+                              <w:t>panic: action=ask</w:t>
+                            </w:r>
+                          </w:p>
+                          <w:p>
+                            <w:pPr>
+                              <w:rPr>
+                                <w:sz w:val="16"/>
+                                <w:szCs w:val="16"/>
+                              </w:rPr>
+                            </w:pPr>
+                            <w:r>
+                              <w:rPr>
+                                <w:sz w:val="16"/>
+                                <w:szCs w:val="16"/>
+                              </w:rPr>
+                              <w:t>error: action=report</w:t>
+                            </w:r>
+                          </w:p>
+                          <w:p>
+                            <w:pPr>
+                              <w:rPr>
+                                <w:sz w:val="16"/>
+                                <w:szCs w:val="16"/>
+                              </w:rPr>
+                            </w:pPr>
+                            <w:r>
+                              <w:rPr>
+                                <w:sz w:val="16"/>
+                                <w:szCs w:val="16"/>
+                              </w:rPr>
+                              <w:t>info: action=report</w:t>
+                            </w:r>
+                          </w:p>
+                          <w:p>
+                            <w:pPr>
+                              <w:rPr>
+                                <w:sz w:val="16"/>
+                                <w:szCs w:val="16"/>
+                              </w:rPr>
+                            </w:pPr>
+                            <w:r>
+                              <w:rPr>
+                                <w:sz w:val="16"/>
+                                <w:szCs w:val="16"/>
+                              </w:rPr>
+                              <w:t>debug: action=ignore, pci=report # report BX_DEBUG from module 'pci'</w:t>
+                            </w:r>
+                          </w:p>
+                          <w:p>
+                            <w:pPr>
+                              <w:rPr>
+                                <w:sz w:val="16"/>
+                                <w:szCs w:val="16"/>
+                              </w:rPr>
+                            </w:pPr>
+                            <w:r>
+                              <w:rPr>
+                                <w:sz w:val="16"/>
+                                <w:szCs w:val="16"/>
+                              </w:rPr>
+                              <w:t>debugger_log: -</w:t>
+                            </w:r>
+                          </w:p>
+                          <w:p>
+                            <w:pPr>
+                              <w:rPr>
+                                <w:sz w:val="16"/>
+                                <w:szCs w:val="16"/>
+                              </w:rPr>
+                            </w:pPr>
+                            <w:r>
+                              <w:rPr>
+                                <w:sz w:val="16"/>
+                                <w:szCs w:val="16"/>
+                              </w:rPr>
+                              <w:t>parport1: enabled=1, file="parport.out"</w:t>
+                            </w:r>
+                          </w:p>
+                          <w:p>
+                            <w:pPr>
+                              <w:rPr>
+                                <w:sz w:val="16"/>
+                                <w:szCs w:val="16"/>
+                              </w:rPr>
+                            </w:pPr>
+                            <w:r>
+                              <w:rPr>
+                                <w:sz w:val="16"/>
+                                <w:szCs w:val="16"/>
+                              </w:rPr>
+                              <w:t>sound: driver=default, waveout=/dev/dsp. wavein=, midiout=</w:t>
+                            </w:r>
+                          </w:p>
+                          <w:p>
+                            <w:pPr>
+                              <w:rPr>
+                                <w:sz w:val="16"/>
+                                <w:szCs w:val="16"/>
+                              </w:rPr>
+                            </w:pPr>
+                            <w:r>
+                              <w:rPr>
+                                <w:sz w:val="16"/>
+                                <w:szCs w:val="16"/>
+                              </w:rPr>
+                              <w:t>speaker: enabled=1, mode=sound, volume=15</w:t>
+                            </w:r>
+                          </w:p>
+                          <w:p>
+                            <w:pPr>
+                              <w:rPr>
+                                <w:sz w:val="16"/>
+                                <w:szCs w:val="16"/>
+                              </w:rPr>
+                            </w:pPr>
+                            <w:r>
+                              <w:rPr>
+                                <w:sz w:val="16"/>
+                                <w:szCs w:val="16"/>
+                              </w:rPr>
+                              <w:t>magic_break: enabled=1</w:t>
+                            </w:r>
+                          </w:p>
+                          <w:p>
+                            <w:pPr>
+                              <w:rPr>
+                                <w:sz w:val="16"/>
+                                <w:szCs w:val="16"/>
+                              </w:rPr>
+                            </w:pPr>
+                            <w:r>
+                              <w:rPr>
+                                <w:sz w:val="16"/>
+                                <w:szCs w:val="16"/>
+                              </w:rPr>
+                              <w:t>megs: 16</w:t>
+                            </w:r>
+                          </w:p>
+                        </w:txbxContent>
+                      </wps:txbx>
+                      <wps:bodyPr rot="0" spcFirstLastPara="0" vertOverflow="overflow" horzOverflow="overflow" vert="horz" wrap="none" lIns="91440" tIns="45720" rIns="91440" bIns="45720" numCol="1" spcCol="0" rtlCol="0" fromWordArt="0" anchor="t" anchorCtr="0" forceAA="0" compatLnSpc="1">
+                        <a:prstTxWarp prst="textNoShape">
+                          <a:avLst/>
+                        </a:prstTxWarp>
+                        <a:spAutoFit/>
+                      </wps:bodyPr>
+                    </wps:wsp>
+                  </a:graphicData>
+                </a:graphic>
+              </wp:anchor>
+            </w:drawing>
+          </mc:Choice>
+          <mc:Fallback>
+            <w:pict>
+              <v:shape w14:anchorId="65B1938A" id="Text Box 1" o:spid="_x0000_s1027" type="#_x0000_t202" style="position:absolute;margin-left:0;margin-top:0;width:2in;height:2in;z-index:251661312;visibility:visible;mso-wrap-style:none;mso-wrap-distance-left:9pt;mso-wrap-distance-top:0;mso-wrap-distance-right:9pt;mso-wrap-distance-bottom:0;mso-position-horizontal:absolute;mso-position-horizontal-relative:text;mso-position-vertical:absolute;mso-position-vertical-relative:text;v-text-anchor:top" o:gfxdata="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" fillcolor="#1b587c [3206]" strokecolor="#040c12 [486]" strokeweight="1pt">
+                <v:textbox style="mso-fit-shape-to-text:t">
+                  <w:txbxContent>
+                    <w:p>
+                      <w:pPr>
+                        <w:rPr>
+                          <w:sz w:val="16"/>
+                          <w:szCs w:val="16"/>
+                        </w:rPr>
+                      </w:pPr>
+                      <w:r>
+                        <w:rPr>
+                          <w:sz w:val="16"/>
+                          <w:szCs w:val="16"/>
+                        </w:rPr>
+                        <w:t>display_library: win32, options="traphotkeys, autoscale, gui_debug"</w:t>
+                      </w:r>
+                    </w:p>
+                    <w:p>
+                      <w:pPr>
+                        <w:rPr>
+                          <w:sz w:val="16"/>
+                          <w:szCs w:val="16"/>
+                        </w:rPr>
+                      </w:pPr>
+                      <w:r>
+                        <w:rPr>
+                          <w:sz w:val="16"/>
+                          <w:szCs w:val="16"/>
+                        </w:rPr>
+                        <w:t>cpu: model=core2_penryn_t9600, count=1, ips=50000000, reset_on_triple_fault=1, ignore_bad_msrs=1, msrs="msrs.def"</w:t>
+                      </w:r>
+                    </w:p>
+                    <w:p>
+                      <w:pPr>
+                        <w:rPr>
+                          <w:sz w:val="16"/>
+                          <w:szCs w:val="16"/>
+                        </w:rPr>
+                      </w:pPr>
+                      <w:r>
+                        <w:rPr>
+                          <w:sz w:val="16"/>
+                          <w:szCs w:val="16"/>
+                        </w:rPr>
+                        <w:t>cpu: cpuid_limit_winnt=0</w:t>
+                      </w:r>
+                    </w:p>
+                    <w:p>
+                      <w:pPr>
+                        <w:rPr>
+                          <w:sz w:val="16"/>
+                          <w:szCs w:val="16"/>
+                        </w:rPr>
+                      </w:pPr>
+                      <w:r>
+                        <w:rPr>
+                          <w:sz w:val="16"/>
+                          <w:szCs w:val="16"/>
+                        </w:rPr>
+                        <w:t>memory: guest=512, host=256, block_size=512</w:t>
+                      </w:r>
+                    </w:p>
+                    <w:p>
+                      <w:pPr>
+                        <w:rPr>
+                          <w:sz w:val="16"/>
+                          <w:szCs w:val="16"/>
+                        </w:rPr>
+                      </w:pPr>
+                      <w:r>
+                        <w:rPr>
+                          <w:sz w:val="16"/>
+                          <w:szCs w:val="16"/>
+                        </w:rPr>
+                        <w:t>romimage: file=$BXSHARE/BIOS-bochs-latest, options=fastboot</w:t>
+                      </w:r>
+                    </w:p>
+                    <w:p>
+                      <w:pPr>
+                        <w:rPr>
+                          <w:sz w:val="16"/>
+                          <w:szCs w:val="16"/>
+                        </w:rPr>
+                      </w:pPr>
+                      <w:r>
+                        <w:rPr>
+                          <w:sz w:val="16"/>
+                          <w:szCs w:val="16"/>
+                        </w:rPr>
+                        <w:t>vgaromimage: file=$BXSHARE/VGABIOS-lgpl-latest.bin</w:t>
+                      </w:r>
+                    </w:p>
+                    <w:p>
+                      <w:pPr>
+                        <w:rPr>
+                          <w:sz w:val="16"/>
+                          <w:szCs w:val="16"/>
+                        </w:rPr>
+                      </w:pPr>
+                      <w:r>
+                        <w:rPr>
+                          <w:sz w:val="16"/>
+                          <w:szCs w:val="16"/>
+                        </w:rPr>
+                        <w:t>keyboard: type=mf, serial_delay=150</w:t>
+                      </w:r>
+                    </w:p>
+                    <w:p>
+                      <w:pPr>
+                        <w:rPr>
+                          <w:sz w:val="16"/>
+                          <w:szCs w:val="16"/>
+                        </w:rPr>
+                      </w:pPr>
+                      <w:r>
+                        <w:rPr>
+                          <w:sz w:val="16"/>
+                          <w:szCs w:val="16"/>
+                        </w:rPr>
+                        <w:t>mouse: enabled=0</w:t>
+                      </w:r>
+                    </w:p>
+                    <w:p>
+                      <w:pPr>
+                        <w:rPr>
+                          <w:sz w:val="16"/>
+                          <w:szCs w:val="16"/>
+                        </w:rPr>
+                      </w:pPr>
+                      <w:r>
+                        <w:rPr>
+                          <w:sz w:val="16"/>
+                          <w:szCs w:val="16"/>
+                        </w:rPr>
+                        <w:t>pci: enabled=1, chipset=i440fx</w:t>
+                      </w:r>
+                    </w:p>
+                    <w:p>
+                      <w:pPr>
+                        <w:rPr>
+                          <w:sz w:val="16"/>
+                          <w:szCs w:val="16"/>
+                        </w:rPr>
+                      </w:pPr>
+                      <w:r>
+                        <w:rPr>
+                          <w:sz w:val="16"/>
+                          <w:szCs w:val="16"/>
+                        </w:rPr>
+                        <w:t>private_colormap: enabled=0</w:t>
+                      </w:r>
+                    </w:p>
+                    <w:p>
+                      <w:pPr>
+                        <w:rPr>
+                          <w:sz w:val="16"/>
+                          <w:szCs w:val="16"/>
+                        </w:rPr>
+                      </w:pPr>
+                      <w:r>
+                        <w:rPr>
+                          <w:sz w:val="16"/>
+                          <w:szCs w:val="16"/>
+                        </w:rPr>
+                        <w:t>floppya: 1_44=C:\Users\mihe\Dropbox\TusMuertOS-Oct2025\src\build\floppy.img, status=inserted, write_protected=1</w:t>
+                      </w:r>
+                    </w:p>
+                    <w:p>
+                      <w:pPr>
+                        <w:rPr>
+                          <w:sz w:val="16"/>
+                          <w:szCs w:val="16"/>
+                        </w:rPr>
+                      </w:pPr>
+                      <w:r>
+                        <w:rPr>
+                          <w:sz w:val="16"/>
+                          <w:szCs w:val="16"/>
+                        </w:rPr>
+                        <w:t>boot: floppy</w:t>
+                      </w:r>
+                    </w:p>
+                    <w:p>
+                      <w:pPr>
+                        <w:rPr>
+                          <w:sz w:val="16"/>
+                          <w:szCs w:val="16"/>
+                        </w:rPr>
+                      </w:pPr>
+                      <w:r>
+                        <w:rPr>
+                          <w:sz w:val="16"/>
+                          <w:szCs w:val="16"/>
+                        </w:rPr>
+                        <w:t>floppy_bootsig_check: disabled=0</w:t>
+                      </w:r>
+                    </w:p>
+                    <w:p>
+                      <w:pPr>
+                        <w:rPr>
+                          <w:sz w:val="16"/>
+                          <w:szCs w:val="16"/>
+                        </w:rPr>
+                      </w:pPr>
+                      <w:r>
+                        <w:rPr>
+                          <w:sz w:val="16"/>
+                          <w:szCs w:val="16"/>
+                        </w:rPr>
+                        <w:t>log: C:\Users\mihe\Dropbox\TusMuertOS-Oct2025\src\build\bochsout.txt</w:t>
+                      </w:r>
+                    </w:p>
+                    <w:p>
+                      <w:pPr>
+                        <w:rPr>
+                          <w:sz w:val="16"/>
+                          <w:szCs w:val="16"/>
+                        </w:rPr>
+                      </w:pPr>
+                      <w:r>
+                        <w:rPr>
+                          <w:sz w:val="16"/>
+                          <w:szCs w:val="16"/>
+                        </w:rPr>
+                        <w:t>panic: action=ask</w:t>
+                      </w:r>
+                    </w:p>
+                    <w:p>
+                      <w:pPr>
+                        <w:rPr>
+                          <w:sz w:val="16"/>
+                          <w:szCs w:val="16"/>
+                        </w:rPr>
+                      </w:pPr>
+                      <w:r>
+                        <w:rPr>
+                          <w:sz w:val="16"/>
+                          <w:szCs w:val="16"/>
+                        </w:rPr>
+                        <w:t>error: action=report</w:t>
+                      </w:r>
+                    </w:p>
+                    <w:p>
+                      <w:pPr>
+                        <w:rPr>
+                          <w:sz w:val="16"/>
+                          <w:szCs w:val="16"/>
+                        </w:rPr>
+                      </w:pPr>
+                      <w:r>
+                        <w:rPr>
+                          <w:sz w:val="16"/>
+                          <w:szCs w:val="16"/>
+                        </w:rPr>
+                        <w:t>info: action=report</w:t>
+                      </w:r>
+                    </w:p>
+                    <w:p>
+                      <w:pPr>
+                        <w:rPr>
+                          <w:sz w:val="16"/>
+                          <w:szCs w:val="16"/>
+                        </w:rPr>
+                      </w:pPr>
+                      <w:r>
+                        <w:rPr>
+                          <w:sz w:val="16"/>
+                          <w:szCs w:val="16"/>
+                        </w:rPr>
+                        <w:t>debug: action=ignore, pci=report # report BX_DEBUG from module 'pci'</w:t>
+                      </w:r>
+                    </w:p>
+                    <w:p>
+                      <w:pPr>
+                        <w:rPr>
+                          <w:sz w:val="16"/>
+                          <w:szCs w:val="16"/>
+                        </w:rPr>
+                      </w:pPr>
+                      <w:r>
+                        <w:rPr>
+                          <w:sz w:val="16"/>
+                          <w:szCs w:val="16"/>
+                        </w:rPr>
+                        <w:t>debugger_log: -</w:t>
+                      </w:r>
+                    </w:p>
+                    <w:p>
+                      <w:pPr>
+                        <w:rPr>
+                          <w:sz w:val="16"/>
+                          <w:szCs w:val="16"/>
+                        </w:rPr>
+                      </w:pPr>
+                      <w:r>
+                        <w:rPr>
+                          <w:sz w:val="16"/>
+                          <w:szCs w:val="16"/>
+                        </w:rPr>
+                        <w:t>parport1: enabled=1, file="parport.out"</w:t>
+                      </w:r>
+                    </w:p>
+                    <w:p>
+                      <w:pPr>
+                        <w:rPr>
+                          <w:sz w:val="16"/>
+                          <w:szCs w:val="16"/>
+                        </w:rPr>
+                      </w:pPr>
+                      <w:r>
+                        <w:rPr>
+                          <w:sz w:val="16"/>
+                          <w:szCs w:val="16"/>
+                        </w:rPr>
+                        <w:t>sound: driver=default, waveout=/dev/dsp. wavein=, midiout=</w:t>
+                      </w:r>
+                    </w:p>
+                    <w:p>
+                      <w:pPr>
+                        <w:rPr>
+                          <w:sz w:val="16"/>
+                          <w:szCs w:val="16"/>
+                        </w:rPr>
+                      </w:pPr>
+                      <w:r>
+                        <w:rPr>
+                          <w:sz w:val="16"/>
+                          <w:szCs w:val="16"/>
+                        </w:rPr>
+                        <w:t>speaker: enabled=1, mode=sound, volume=15</w:t>
+                      </w:r>
+                    </w:p>
+                    <w:p>
+                      <w:pPr>
+                        <w:rPr>
+                          <w:sz w:val="16"/>
+                          <w:szCs w:val="16"/>
+                        </w:rPr>
+                      </w:pPr>
+                      <w:r>
+                        <w:rPr>
+                          <w:sz w:val="16"/>
+                          <w:szCs w:val="16"/>
+                        </w:rPr>
+                        <w:t>magic_break: enabled=1</w:t>
+                      </w:r>
+                    </w:p>
+                    <w:p>
+                      <w:pPr>
+                        <w:rPr>
+                          <w:sz w:val="16"/>
+                          <w:szCs w:val="16"/>
+                        </w:rPr>
+                      </w:pPr>
+                      <w:r>
+                        <w:rPr>
+                          <w:sz w:val="16"/>
+                          <w:szCs w:val="16"/>
+                        </w:rPr>
+                        <w:t>megs: 16</w:t>
+                      </w:r>
+                    </w:p>
+                  </w:txbxContent>
+                </v:textbox>
+                <w10:wrap type="square"/>
+              </v:shape>
+            </w:pict>
+          </mc:Fallback>
+        </mc:AlternateContent>
+      </w:r>
+    </w:p>
     <w:p>
       <w:pPr>
         <w:rPr>
           <w:b/>
           <w:bCs/>
+          <w:szCs w:val="20"/>
         </w:rPr>
       </w:pPr>
       <w:r>
         <w:rPr>
           <w:b/>
           <w:bCs/>
-        </w:rPr>
-        <w:t>BOCHS</w:t>
-      </w:r>
+          <w:szCs w:val="20"/>
+        </w:rPr>
+        <w:br w:type="page"/>
+      </w:r>
+    </w:p>
+    <w:p>
+      <w:pPr>
+        <w:pStyle w:val="Heading3"/>
+      </w:pPr>
+      <w:bookmarkStart w:id="5" w:name="_Toc212933572"/>
+      <w:r>
+        <w:lastRenderedPageBreak/>
+        <w:t>STORAGE</w:t>
+      </w:r>
+      <w:bookmarkEnd w:id="5"/>
+    </w:p>
+    <w:p>
+      <w:pPr>
+        <w:rPr>
+          <w:szCs w:val="20"/>
+        </w:rPr>
+      </w:pPr>
     </w:p>
     <w:p>
       <w:pPr>
@@ -3685,7 +4856,13 @@
         </w:numPr>
       </w:pPr>
       <w:r>
-        <w:t>Bochs require a config file to configure the hardware. That config file also points to the image to load.</w:t>
+        <w:t xml:space="preserve">Non-partitioned storage, such as floppy, use VBR. First sector, physical C/H/S 0,0,1 . Note the sector counting </w:t>
+      </w:r>
+      <w:r>
+        <w:t>begins</w:t>
+      </w:r>
+      <w:r>
+        <w:t xml:space="preserve"> with 1 not 0.</w:t>
       </w:r>
     </w:p>
     <w:p>
@@ -3697,827 +4874,462 @@
         </w:numPr>
       </w:pPr>
       <w:r>
-        <w:t>-q to avoid the hardware configuration screen on load (config comes from the file)</w:t>
-      </w:r>
-    </w:p>
-    <w:p>
-      <w:pPr>
-        <w:pStyle w:val="ListParagraph"/>
-        <w:numPr>
-          <w:ilvl w:val="0"/>
-          <w:numId w:val="1"/>
-        </w:numPr>
-      </w:pPr>
-      <w:r>
-        <w:t>-q debugger (you must add it also to the config file)</w:t>
-      </w:r>
-    </w:p>
-    <w:p>
-      <w:pPr>
-        <w:pStyle w:val="ListParagraph"/>
-        <w:numPr>
-          <w:ilvl w:val="0"/>
-          <w:numId w:val="1"/>
-        </w:numPr>
-      </w:pPr>
-      <w:r>
-        <w:t>Config file example. It may require some changes, but it works.:</w:t>
-      </w:r>
-    </w:p>
-    <w:p>
-      <w:pPr>
+        <w:t>Exercise done:</w:t>
+      </w:r>
+    </w:p>
+    <w:p>
+      <w:pPr>
+        <w:pStyle w:val="ListParagraph"/>
+        <w:numPr>
+          <w:ilvl w:val="1"/>
+          <w:numId w:val="1"/>
+        </w:numPr>
+      </w:pPr>
+      <w:r>
+        <w:t>Formated a USB drive:</w:t>
+      </w:r>
+    </w:p>
+    <w:p>
+      <w:pPr>
+        <w:pStyle w:val="ListParagraph"/>
+        <w:numPr>
+          <w:ilvl w:val="2"/>
+          <w:numId w:val="1"/>
+        </w:numPr>
+      </w:pPr>
+      <w:r>
+        <w:t>MSDOS boot</w:t>
+      </w:r>
+    </w:p>
+    <w:p>
+      <w:pPr>
+        <w:pStyle w:val="ListParagraph"/>
+        <w:numPr>
+          <w:ilvl w:val="2"/>
+          <w:numId w:val="1"/>
+        </w:numPr>
+      </w:pPr>
+      <w:r>
+        <w:t>BIOS</w:t>
+      </w:r>
+    </w:p>
+    <w:p>
+      <w:pPr>
+        <w:pStyle w:val="ListParagraph"/>
+        <w:numPr>
+          <w:ilvl w:val="2"/>
+          <w:numId w:val="1"/>
+        </w:numPr>
+      </w:pPr>
+      <w:r>
+        <w:t>MBR partition scheme</w:t>
+      </w:r>
+    </w:p>
+    <w:p>
+      <w:pPr>
+        <w:pStyle w:val="ListParagraph"/>
+        <w:numPr>
+          <w:ilvl w:val="2"/>
+          <w:numId w:val="1"/>
+        </w:numPr>
+      </w:pPr>
+      <w:r>
+        <w:t>FAT32</w:t>
+      </w:r>
+    </w:p>
+    <w:p>
+      <w:pPr>
+        <w:pStyle w:val="ListParagraph"/>
+        <w:numPr>
+          <w:ilvl w:val="2"/>
+          <w:numId w:val="1"/>
+        </w:numPr>
+      </w:pPr>
+      <w:r>
+        <w:t>16kb Cluster size</w:t>
+      </w:r>
+    </w:p>
+    <w:p>
+      <w:pPr>
+        <w:pStyle w:val="ListParagraph"/>
+        <w:numPr>
+          <w:ilvl w:val="1"/>
+          <w:numId w:val="1"/>
+        </w:numPr>
+      </w:pPr>
+      <w:r>
+        <w:t>Open the Disk using HxD (Open disk option is brilliant!)</w:t>
+      </w:r>
+    </w:p>
+    <w:p>
+      <w:pPr>
+        <w:pStyle w:val="ListParagraph"/>
+        <w:numPr>
+          <w:ilvl w:val="1"/>
+          <w:numId w:val="1"/>
+        </w:numPr>
+      </w:pPr>
+      <w:r>
+        <w:t>Sector 0 contains the MBR</w:t>
+      </w:r>
+      <w:r>
+        <w:t>, sector 2048 contains the BPB of a partition.</w:t>
+      </w:r>
+      <w:r>
+        <w:t xml:space="preserve"> Both can be see easily using HxD</w:t>
+      </w:r>
+    </w:p>
+    <w:p>
+      <w:pPr>
+        <w:pStyle w:val="ListParagraph"/>
+        <w:numPr>
+          <w:ilvl w:val="1"/>
+          <w:numId w:val="1"/>
+        </w:numPr>
+      </w:pPr>
+      <w:r>
+        <w:t xml:space="preserve">Partition information extracted from the 4x16 bytes before the boot magic number. The first value begins at </w:t>
+      </w:r>
+      <w:r>
+        <w:t>0x1BE</w:t>
+      </w:r>
+      <w:r>
+        <w:t>.</w:t>
+      </w:r>
+    </w:p>
+    <w:p>
+      <w:pPr>
+        <w:pStyle w:val="ListParagraph"/>
+        <w:numPr>
+          <w:ilvl w:val="1"/>
+          <w:numId w:val="1"/>
+        </w:numPr>
+      </w:pPr>
+      <w:r>
+        <w:t>Exported first 512 to a file using HxD, then used ImHEx disassembler feature to see the code. 16bits-x86-LitteEndian.</w:t>
+      </w:r>
+    </w:p>
+    <w:p>
+      <w:pPr>
+        <w:keepNext/>
+      </w:pPr>
+      <w:r>
+        <w:rPr>
+          <w:szCs w:val="20"/>
+        </w:rPr>
+        <w:lastRenderedPageBreak/>
+        <w:drawing>
+          <wp:inline distT="0" distB="0" distL="0" distR="0" wp14:anchorId="71EE648F" wp14:editId="1EAA94CD">
+            <wp:extent cx="5353797" cy="5630061"/>
+            <wp:effectExtent l="0" t="0" r="0" b="8890"/>
+            <wp:docPr id="799791477" name="Picture 1" descr="A screenshot of a computer screen&#10;&#10;AI-generated content may be incorrect."/>
+            <wp:cNvGraphicFramePr>
+              <a:graphicFrameLocks xmlns:a="http://schemas.openxmlformats.org/drawingml/2006/main" noChangeAspect="1"/>
+            </wp:cNvGraphicFramePr>
+            <a:graphic xmlns:a="http://schemas.openxmlformats.org/drawingml/2006/main">
+              <a:graphicData uri="http://schemas.openxmlformats.org/drawingml/2006/picture">
+                <pic:pic xmlns:pic="http://schemas.openxmlformats.org/drawingml/2006/picture">
+                  <pic:nvPicPr>
+                    <pic:cNvPr id="799791477" name="Picture 1" descr="A screenshot of a computer screen&#10;&#10;AI-generated content may be incorrect."/>
+                    <pic:cNvPicPr/>
+                  </pic:nvPicPr>
+                  <pic:blipFill>
+                    <a:blip r:embed="rId10"/>
+                    <a:stretch>
+                      <a:fillRect/>
+                    </a:stretch>
+                  </pic:blipFill>
+                  <pic:spPr>
+                    <a:xfrm>
+                      <a:off x="0" y="0"/>
+                      <a:ext cx="5353797" cy="5630061"/>
+                    </a:xfrm>
+                    <a:prstGeom prst="rect">
+                      <a:avLst/>
+                    </a:prstGeom>
+                  </pic:spPr>
+                </pic:pic>
+              </a:graphicData>
+            </a:graphic>
+          </wp:inline>
+        </w:drawing>
+      </w:r>
+    </w:p>
+    <w:p>
+      <w:pPr>
+        <w:pStyle w:val="Caption"/>
+      </w:pPr>
+      <w:bookmarkStart w:id="6" w:name="_Toc212932819"/>
+      <w:r>
+        <w:t xml:space="preserve">Figure </w:t>
+      </w:r>
+      <w:r>
+        <w:fldChar w:fldCharType="begin"/>
+      </w:r>
+      <w:r>
+        <w:instrText xml:space="preserve"> SEQ Figure \* ARABIC </w:instrText>
+      </w:r>
+      <w:r>
+        <w:fldChar w:fldCharType="separate"/>
+      </w:r>
+      <w:r>
+        <w:rPr>
+          <w:noProof/>
+        </w:rPr>
+        <w:t>1</w:t>
+      </w:r>
+      <w:r>
+        <w:fldChar w:fldCharType="end"/>
+      </w:r>
+      <w:r>
+        <w:t xml:space="preserve"> Example of partition on MBR. 0x80 is bootable</w:t>
+      </w:r>
+      <w:bookmarkEnd w:id="6"/>
+    </w:p>
+    <w:p/>
+    <w:p>
+      <w:pPr>
+        <w:keepNext/>
+      </w:pPr>
+      <w:r>
+        <w:lastRenderedPageBreak/>
+        <w:drawing>
+          <wp:inline distT="0" distB="0" distL="0" distR="0" wp14:anchorId="7A06D508" wp14:editId="683E0A17">
+            <wp:extent cx="5943600" cy="5529580"/>
+            <wp:effectExtent l="0" t="0" r="0" b="0"/>
+            <wp:docPr id="285234243" name="Picture 1" descr="A screenshot of a computer&#10;&#10;AI-generated content may be incorrect."/>
+            <wp:cNvGraphicFramePr>
+              <a:graphicFrameLocks xmlns:a="http://schemas.openxmlformats.org/drawingml/2006/main" noChangeAspect="1"/>
+            </wp:cNvGraphicFramePr>
+            <a:graphic xmlns:a="http://schemas.openxmlformats.org/drawingml/2006/main">
+              <a:graphicData uri="http://schemas.openxmlformats.org/drawingml/2006/picture">
+                <pic:pic xmlns:pic="http://schemas.openxmlformats.org/drawingml/2006/picture">
+                  <pic:nvPicPr>
+                    <pic:cNvPr id="285234243" name="Picture 1" descr="A screenshot of a computer&#10;&#10;AI-generated content may be incorrect."/>
+                    <pic:cNvPicPr/>
+                  </pic:nvPicPr>
+                  <pic:blipFill>
+                    <a:blip r:embed="rId11"/>
+                    <a:stretch>
+                      <a:fillRect/>
+                    </a:stretch>
+                  </pic:blipFill>
+                  <pic:spPr>
+                    <a:xfrm>
+                      <a:off x="0" y="0"/>
+                      <a:ext cx="5943600" cy="5529580"/>
+                    </a:xfrm>
+                    <a:prstGeom prst="rect">
+                      <a:avLst/>
+                    </a:prstGeom>
+                  </pic:spPr>
+                </pic:pic>
+              </a:graphicData>
+            </a:graphic>
+          </wp:inline>
+        </w:drawing>
+      </w:r>
+    </w:p>
+    <w:p>
+      <w:pPr>
+        <w:pStyle w:val="Caption"/>
+      </w:pPr>
+      <w:bookmarkStart w:id="7" w:name="_Toc212932820"/>
+      <w:r>
+        <w:t xml:space="preserve">Figure </w:t>
+      </w:r>
+      <w:r>
+        <w:fldChar w:fldCharType="begin"/>
+      </w:r>
+      <w:r>
+        <w:instrText xml:space="preserve"> SEQ Figure \* ARABIC </w:instrText>
+      </w:r>
+      <w:r>
+        <w:fldChar w:fldCharType="separate"/>
+      </w:r>
+      <w:r>
+        <w:rPr>
+          <w:noProof/>
+        </w:rPr>
+        <w:t>2</w:t>
+      </w:r>
+      <w:r>
+        <w:fldChar w:fldCharType="end"/>
+      </w:r>
+      <w:r>
+        <w:t xml:space="preserve"> Dissection of the first partition using ChatGPT. </w:t>
+      </w:r>
+      <w:r>
+        <w:t>Is correct?</w:t>
+      </w:r>
+      <w:bookmarkEnd w:id="7"/>
+    </w:p>
+    <w:p/>
+    <w:p>
+      <w:pPr>
+        <w:keepNext/>
+      </w:pPr>
+      <w:r>
+        <w:rPr>
+          <w:noProof/>
+        </w:rPr>
+        <w:lastRenderedPageBreak/>
+        <w:drawing>
+          <wp:inline distT="0" distB="0" distL="0" distR="0" wp14:anchorId="35905194" wp14:editId="7C96707B">
+            <wp:extent cx="5943600" cy="3988435"/>
+            <wp:effectExtent l="0" t="0" r="0" b="0"/>
+            <wp:docPr id="1562973664" name="Picture 3" descr="A screenshot of a computer program&#10;&#10;AI-generated content may be incorrect."/>
+            <wp:cNvGraphicFramePr>
+              <a:graphicFrameLocks xmlns:a="http://schemas.openxmlformats.org/drawingml/2006/main" noChangeAspect="1"/>
+            </wp:cNvGraphicFramePr>
+            <a:graphic xmlns:a="http://schemas.openxmlformats.org/drawingml/2006/main">
+              <a:graphicData uri="http://schemas.openxmlformats.org/drawingml/2006/picture">
+                <pic:pic xmlns:pic="http://schemas.openxmlformats.org/drawingml/2006/picture">
+                  <pic:nvPicPr>
+                    <pic:cNvPr id="1562973664" name="Picture 3" descr="A screenshot of a computer program&#10;&#10;AI-generated content may be incorrect."/>
+                    <pic:cNvPicPr>
+                      <a:picLocks noChangeAspect="1" noChangeArrowheads="1"/>
+                    </pic:cNvPicPr>
+                  </pic:nvPicPr>
+                  <pic:blipFill>
+                    <a:blip r:embed="rId12" cstate="print">
+                      <a:extLst>
+                        <a:ext uri="{28A0092B-C50C-407E-A947-70E740481C1C}">
+                          <a14:useLocalDpi xmlns:a14="http://schemas.microsoft.com/office/drawing/2010/main" val="0"/>
+                        </a:ext>
+                      </a:extLst>
+                    </a:blip>
+                    <a:srcRect/>
+                    <a:stretch>
+                      <a:fillRect/>
+                    </a:stretch>
+                  </pic:blipFill>
+                  <pic:spPr bwMode="auto">
+                    <a:xfrm>
+                      <a:off x="0" y="0"/>
+                      <a:ext cx="5943600" cy="3988435"/>
+                    </a:xfrm>
+                    <a:prstGeom prst="rect">
+                      <a:avLst/>
+                    </a:prstGeom>
+                    <a:noFill/>
+                    <a:ln>
+                      <a:noFill/>
+                    </a:ln>
+                  </pic:spPr>
+                </pic:pic>
+              </a:graphicData>
+            </a:graphic>
+          </wp:inline>
+        </w:drawing>
+      </w:r>
+    </w:p>
+    <w:p>
+      <w:pPr>
+        <w:pStyle w:val="Caption"/>
         <w:rPr>
           <w:sz w:val="16"/>
           <w:szCs w:val="16"/>
         </w:rPr>
       </w:pPr>
-      <w:proofErr w:type="spellStart"/>
-      <w:r>
-        <w:rPr>
-          <w:sz w:val="16"/>
-          <w:szCs w:val="16"/>
-        </w:rPr>
-        <w:t>display_library</w:t>
-      </w:r>
-      <w:proofErr w:type="spellEnd"/>
-      <w:r>
-        <w:rPr>
-          <w:sz w:val="16"/>
-          <w:szCs w:val="16"/>
-        </w:rPr>
-        <w:t>: win32, options="</w:t>
-      </w:r>
-      <w:proofErr w:type="spellStart"/>
-      <w:r>
-        <w:rPr>
-          <w:sz w:val="16"/>
-          <w:szCs w:val="16"/>
-        </w:rPr>
-        <w:t>traphotkeys</w:t>
-      </w:r>
-      <w:proofErr w:type="spellEnd"/>
-      <w:r>
-        <w:rPr>
-          <w:sz w:val="16"/>
-          <w:szCs w:val="16"/>
-        </w:rPr>
-        <w:t xml:space="preserve">, </w:t>
-      </w:r>
-      <w:proofErr w:type="spellStart"/>
-      <w:r>
-        <w:rPr>
-          <w:sz w:val="16"/>
-          <w:szCs w:val="16"/>
-        </w:rPr>
-        <w:t>autoscale</w:t>
-      </w:r>
-      <w:proofErr w:type="spellEnd"/>
-      <w:r>
-        <w:rPr>
-          <w:sz w:val="16"/>
-          <w:szCs w:val="16"/>
-        </w:rPr>
-        <w:t xml:space="preserve">, </w:t>
-      </w:r>
-      <w:proofErr w:type="spellStart"/>
-      <w:r>
-        <w:rPr>
-          <w:sz w:val="16"/>
-          <w:szCs w:val="16"/>
-        </w:rPr>
-        <w:t>gui_debug</w:t>
-      </w:r>
-      <w:proofErr w:type="spellEnd"/>
-      <w:r>
-        <w:rPr>
-          <w:sz w:val="16"/>
-          <w:szCs w:val="16"/>
-        </w:rPr>
-        <w:t>"</w:t>
-      </w:r>
-    </w:p>
-    <w:p>
-      <w:pPr>
-        <w:rPr>
-          <w:sz w:val="16"/>
-          <w:szCs w:val="16"/>
-        </w:rPr>
-      </w:pPr>
-      <w:proofErr w:type="spellStart"/>
-      <w:r>
-        <w:rPr>
-          <w:sz w:val="16"/>
-          <w:szCs w:val="16"/>
-        </w:rPr>
-        <w:lastRenderedPageBreak/>
-        <w:t>cpu</w:t>
-      </w:r>
-      <w:proofErr w:type="spellEnd"/>
-      <w:r>
-        <w:rPr>
-          <w:sz w:val="16"/>
-          <w:szCs w:val="16"/>
-        </w:rPr>
-        <w:t xml:space="preserve">: model=core2_penryn_t9600, count=1, </w:t>
-      </w:r>
-      <w:proofErr w:type="spellStart"/>
-      <w:r>
-        <w:rPr>
-          <w:sz w:val="16"/>
-          <w:szCs w:val="16"/>
-        </w:rPr>
-        <w:t>ips</w:t>
-      </w:r>
-      <w:proofErr w:type="spellEnd"/>
-      <w:r>
-        <w:rPr>
-          <w:sz w:val="16"/>
-          <w:szCs w:val="16"/>
-        </w:rPr>
-        <w:t xml:space="preserve">=50000000, </w:t>
-      </w:r>
-      <w:proofErr w:type="spellStart"/>
-      <w:r>
-        <w:rPr>
-          <w:sz w:val="16"/>
-          <w:szCs w:val="16"/>
-        </w:rPr>
-        <w:t>reset_on_triple_fault</w:t>
-      </w:r>
-      <w:proofErr w:type="spellEnd"/>
-      <w:r>
-        <w:rPr>
-          <w:sz w:val="16"/>
-          <w:szCs w:val="16"/>
-        </w:rPr>
-        <w:t xml:space="preserve">=1, </w:t>
-      </w:r>
-      <w:proofErr w:type="spellStart"/>
-      <w:r>
-        <w:rPr>
-          <w:sz w:val="16"/>
-          <w:szCs w:val="16"/>
-        </w:rPr>
-        <w:t>ignore_bad_msrs</w:t>
-      </w:r>
-      <w:proofErr w:type="spellEnd"/>
-      <w:r>
-        <w:rPr>
-          <w:sz w:val="16"/>
-          <w:szCs w:val="16"/>
-        </w:rPr>
-        <w:t xml:space="preserve">=1, </w:t>
-      </w:r>
-      <w:proofErr w:type="spellStart"/>
-      <w:r>
-        <w:rPr>
-          <w:sz w:val="16"/>
-          <w:szCs w:val="16"/>
-        </w:rPr>
-        <w:t>msrs</w:t>
-      </w:r>
-      <w:proofErr w:type="spellEnd"/>
-      <w:r>
-        <w:rPr>
-          <w:sz w:val="16"/>
-          <w:szCs w:val="16"/>
-        </w:rPr>
-        <w:t>="msrs.def"</w:t>
-      </w:r>
-    </w:p>
-    <w:p>
-      <w:pPr>
-        <w:rPr>
-          <w:sz w:val="16"/>
-          <w:szCs w:val="16"/>
-        </w:rPr>
-      </w:pPr>
-      <w:proofErr w:type="spellStart"/>
-      <w:r>
-        <w:rPr>
-          <w:sz w:val="16"/>
-          <w:szCs w:val="16"/>
-        </w:rPr>
-        <w:t>cpu</w:t>
-      </w:r>
-      <w:proofErr w:type="spellEnd"/>
-      <w:r>
-        <w:rPr>
-          <w:sz w:val="16"/>
-          <w:szCs w:val="16"/>
-        </w:rPr>
-        <w:t xml:space="preserve">: </w:t>
-      </w:r>
-      <w:proofErr w:type="spellStart"/>
-      <w:r>
-        <w:rPr>
-          <w:sz w:val="16"/>
-          <w:szCs w:val="16"/>
-        </w:rPr>
-        <w:t>cpuid_limit_winnt</w:t>
-      </w:r>
-      <w:proofErr w:type="spellEnd"/>
-      <w:r>
-        <w:rPr>
-          <w:sz w:val="16"/>
-          <w:szCs w:val="16"/>
-        </w:rPr>
-        <w:t>=0</w:t>
-      </w:r>
-    </w:p>
-    <w:p>
-      <w:pPr>
-        <w:rPr>
-          <w:sz w:val="16"/>
-          <w:szCs w:val="16"/>
-        </w:rPr>
-      </w:pPr>
-      <w:r>
-        <w:rPr>
-          <w:sz w:val="16"/>
-          <w:szCs w:val="16"/>
-        </w:rPr>
-        <w:t xml:space="preserve">memory: guest=512, host=256, </w:t>
-      </w:r>
-      <w:proofErr w:type="spellStart"/>
-      <w:r>
-        <w:rPr>
-          <w:sz w:val="16"/>
-          <w:szCs w:val="16"/>
-        </w:rPr>
-        <w:t>block_size</w:t>
-      </w:r>
-      <w:proofErr w:type="spellEnd"/>
-      <w:r>
-        <w:rPr>
-          <w:sz w:val="16"/>
-          <w:szCs w:val="16"/>
-        </w:rPr>
-        <w:t>=512</w:t>
-      </w:r>
-    </w:p>
-    <w:p>
-      <w:pPr>
-        <w:rPr>
-          <w:sz w:val="16"/>
-          <w:szCs w:val="16"/>
-        </w:rPr>
-      </w:pPr>
-      <w:proofErr w:type="spellStart"/>
-      <w:r>
-        <w:rPr>
-          <w:sz w:val="16"/>
-          <w:szCs w:val="16"/>
-        </w:rPr>
-        <w:t>romimage</w:t>
-      </w:r>
-      <w:proofErr w:type="spellEnd"/>
-      <w:r>
-        <w:rPr>
-          <w:sz w:val="16"/>
-          <w:szCs w:val="16"/>
-        </w:rPr>
-        <w:t>: file=$BXSHARE/BIOS-</w:t>
-      </w:r>
-      <w:proofErr w:type="spellStart"/>
-      <w:r>
-        <w:rPr>
-          <w:sz w:val="16"/>
-          <w:szCs w:val="16"/>
-        </w:rPr>
-        <w:t>bochs</w:t>
-      </w:r>
-      <w:proofErr w:type="spellEnd"/>
-      <w:r>
-        <w:rPr>
-          <w:sz w:val="16"/>
-          <w:szCs w:val="16"/>
-        </w:rPr>
-        <w:t>-latest, options=</w:t>
-      </w:r>
-      <w:proofErr w:type="spellStart"/>
-      <w:r>
-        <w:rPr>
-          <w:sz w:val="16"/>
-          <w:szCs w:val="16"/>
-        </w:rPr>
-        <w:t>fastboot</w:t>
-      </w:r>
-      <w:proofErr w:type="spellEnd"/>
-    </w:p>
-    <w:p>
-      <w:pPr>
-        <w:rPr>
-          <w:sz w:val="16"/>
-          <w:szCs w:val="16"/>
-        </w:rPr>
-      </w:pPr>
-      <w:proofErr w:type="spellStart"/>
-      <w:r>
-        <w:rPr>
-          <w:sz w:val="16"/>
-          <w:szCs w:val="16"/>
-        </w:rPr>
-        <w:t>vgaromimage</w:t>
-      </w:r>
-      <w:proofErr w:type="spellEnd"/>
-      <w:r>
-        <w:rPr>
-          <w:sz w:val="16"/>
-          <w:szCs w:val="16"/>
-        </w:rPr>
-        <w:t>: file=$BXSHARE/VGABIOS-</w:t>
-      </w:r>
-      <w:proofErr w:type="spellStart"/>
-      <w:r>
-        <w:rPr>
-          <w:sz w:val="16"/>
-          <w:szCs w:val="16"/>
-        </w:rPr>
-        <w:t>lgpl</w:t>
-      </w:r>
-      <w:proofErr w:type="spellEnd"/>
-      <w:r>
-        <w:rPr>
-          <w:sz w:val="16"/>
-          <w:szCs w:val="16"/>
-        </w:rPr>
-        <w:t>-</w:t>
-      </w:r>
-      <w:proofErr w:type="spellStart"/>
-      <w:r>
-        <w:rPr>
-          <w:sz w:val="16"/>
-          <w:szCs w:val="16"/>
-        </w:rPr>
-        <w:t>latest.bin</w:t>
-      </w:r>
-      <w:proofErr w:type="spellEnd"/>
-    </w:p>
-    <w:p>
-      <w:pPr>
-        <w:rPr>
-          <w:sz w:val="16"/>
-          <w:szCs w:val="16"/>
-        </w:rPr>
-      </w:pPr>
-      <w:r>
-        <w:rPr>
-          <w:sz w:val="16"/>
-          <w:szCs w:val="16"/>
-        </w:rPr>
-        <w:t xml:space="preserve">keyboard: type=mf, </w:t>
-      </w:r>
-      <w:proofErr w:type="spellStart"/>
-      <w:r>
-        <w:rPr>
-          <w:sz w:val="16"/>
-          <w:szCs w:val="16"/>
-        </w:rPr>
-        <w:t>serial_delay</w:t>
-      </w:r>
-      <w:proofErr w:type="spellEnd"/>
-      <w:r>
-        <w:rPr>
-          <w:sz w:val="16"/>
-          <w:szCs w:val="16"/>
-        </w:rPr>
-        <w:t>=150</w:t>
-      </w:r>
-    </w:p>
-    <w:p>
-      <w:pPr>
-        <w:rPr>
-          <w:sz w:val="16"/>
-          <w:szCs w:val="16"/>
-        </w:rPr>
-      </w:pPr>
-      <w:r>
-        <w:rPr>
-          <w:sz w:val="16"/>
-          <w:szCs w:val="16"/>
-        </w:rPr>
-        <w:t>mouse: enabled=0</w:t>
-      </w:r>
-    </w:p>
-    <w:p>
-      <w:pPr>
-        <w:rPr>
-          <w:sz w:val="16"/>
-          <w:szCs w:val="16"/>
-        </w:rPr>
-      </w:pPr>
-      <w:proofErr w:type="spellStart"/>
-      <w:r>
-        <w:rPr>
-          <w:sz w:val="16"/>
-          <w:szCs w:val="16"/>
-        </w:rPr>
-        <w:t>pci</w:t>
-      </w:r>
-      <w:proofErr w:type="spellEnd"/>
-      <w:r>
-        <w:rPr>
-          <w:sz w:val="16"/>
-          <w:szCs w:val="16"/>
-        </w:rPr>
-        <w:t>: enabled=1, chipset=i440fx</w:t>
-      </w:r>
-    </w:p>
-    <w:p>
-      <w:pPr>
-        <w:rPr>
-          <w:sz w:val="16"/>
-          <w:szCs w:val="16"/>
-        </w:rPr>
-      </w:pPr>
-      <w:proofErr w:type="spellStart"/>
-      <w:r>
-        <w:rPr>
-          <w:sz w:val="16"/>
-          <w:szCs w:val="16"/>
-        </w:rPr>
-        <w:t>private_colormap</w:t>
-      </w:r>
-      <w:proofErr w:type="spellEnd"/>
-      <w:r>
-        <w:rPr>
-          <w:sz w:val="16"/>
-          <w:szCs w:val="16"/>
-        </w:rPr>
-        <w:t>: enabled=0</w:t>
-      </w:r>
-    </w:p>
-    <w:p>
-      <w:pPr>
-        <w:rPr>
-          <w:sz w:val="16"/>
-          <w:szCs w:val="16"/>
-        </w:rPr>
-      </w:pPr>
-      <w:proofErr w:type="spellStart"/>
-      <w:r>
-        <w:rPr>
-          <w:sz w:val="16"/>
-          <w:szCs w:val="16"/>
-        </w:rPr>
-        <w:t>floppya</w:t>
-      </w:r>
-      <w:proofErr w:type="spellEnd"/>
-      <w:r>
-        <w:rPr>
-          <w:sz w:val="16"/>
-          <w:szCs w:val="16"/>
-        </w:rPr>
-        <w:t xml:space="preserve">: 1_44=C:\Users\mihe\Dropbox\TusMuertOS-Oct2025\src\build\floppy.img, status=inserted, </w:t>
-      </w:r>
-      <w:proofErr w:type="spellStart"/>
-      <w:r>
-        <w:rPr>
-          <w:sz w:val="16"/>
-          <w:szCs w:val="16"/>
-        </w:rPr>
-        <w:t>write_protected</w:t>
-      </w:r>
-      <w:proofErr w:type="spellEnd"/>
-      <w:r>
-        <w:rPr>
-          <w:sz w:val="16"/>
-          <w:szCs w:val="16"/>
-        </w:rPr>
-        <w:t>=1</w:t>
-      </w:r>
-    </w:p>
-    <w:p>
-      <w:pPr>
-        <w:rPr>
-          <w:sz w:val="16"/>
-          <w:szCs w:val="16"/>
-        </w:rPr>
-      </w:pPr>
-      <w:r>
-        <w:rPr>
-          <w:sz w:val="16"/>
-          <w:szCs w:val="16"/>
-        </w:rPr>
-        <w:t>boot: floppy</w:t>
-      </w:r>
-    </w:p>
-    <w:p>
-      <w:pPr>
-        <w:rPr>
-          <w:sz w:val="16"/>
-          <w:szCs w:val="16"/>
-        </w:rPr>
-      </w:pPr>
-      <w:proofErr w:type="spellStart"/>
-      <w:r>
-        <w:rPr>
-          <w:sz w:val="16"/>
-          <w:szCs w:val="16"/>
-        </w:rPr>
-        <w:t>floppy_bootsig_check</w:t>
-      </w:r>
-      <w:proofErr w:type="spellEnd"/>
-      <w:r>
-        <w:rPr>
-          <w:sz w:val="16"/>
-          <w:szCs w:val="16"/>
-        </w:rPr>
-        <w:t>: disabled=0</w:t>
-      </w:r>
-    </w:p>
-    <w:p>
-      <w:pPr>
-        <w:rPr>
-          <w:sz w:val="16"/>
-          <w:szCs w:val="16"/>
-        </w:rPr>
-      </w:pPr>
-      <w:r>
-        <w:rPr>
-          <w:sz w:val="16"/>
-          <w:szCs w:val="16"/>
-        </w:rPr>
-        <w:t>log: C:\Users\mihe\Dropbox\TusMuertOS-Oct2025\src\build\bochsout.txt</w:t>
-      </w:r>
-    </w:p>
-    <w:p>
-      <w:pPr>
-        <w:rPr>
-          <w:sz w:val="16"/>
-          <w:szCs w:val="16"/>
-        </w:rPr>
-      </w:pPr>
-      <w:r>
-        <w:rPr>
-          <w:sz w:val="16"/>
-          <w:szCs w:val="16"/>
-        </w:rPr>
-        <w:t>panic: action=ask</w:t>
-      </w:r>
-    </w:p>
-    <w:p>
-      <w:pPr>
-        <w:rPr>
-          <w:sz w:val="16"/>
-          <w:szCs w:val="16"/>
-        </w:rPr>
-      </w:pPr>
-      <w:r>
-        <w:rPr>
-          <w:sz w:val="16"/>
-          <w:szCs w:val="16"/>
-        </w:rPr>
-        <w:t>error: action=report</w:t>
-      </w:r>
-    </w:p>
-    <w:p>
-      <w:pPr>
-        <w:rPr>
-          <w:sz w:val="16"/>
-          <w:szCs w:val="16"/>
-        </w:rPr>
-      </w:pPr>
-      <w:r>
-        <w:rPr>
-          <w:sz w:val="16"/>
-          <w:szCs w:val="16"/>
-        </w:rPr>
-        <w:t>info: action=report</w:t>
-      </w:r>
-    </w:p>
-    <w:p>
-      <w:pPr>
-        <w:rPr>
-          <w:sz w:val="16"/>
-          <w:szCs w:val="16"/>
-        </w:rPr>
-      </w:pPr>
-      <w:r>
-        <w:rPr>
-          <w:sz w:val="16"/>
-          <w:szCs w:val="16"/>
-        </w:rPr>
-        <w:t xml:space="preserve">debug: action=ignore, </w:t>
-      </w:r>
-      <w:proofErr w:type="spellStart"/>
-      <w:r>
-        <w:rPr>
-          <w:sz w:val="16"/>
-          <w:szCs w:val="16"/>
-        </w:rPr>
-        <w:t>pci</w:t>
-      </w:r>
-      <w:proofErr w:type="spellEnd"/>
-      <w:r>
-        <w:rPr>
-          <w:sz w:val="16"/>
-          <w:szCs w:val="16"/>
-        </w:rPr>
-        <w:t>=report # report BX_DEBUG from module '</w:t>
-      </w:r>
-      <w:proofErr w:type="spellStart"/>
-      <w:r>
-        <w:rPr>
-          <w:sz w:val="16"/>
-          <w:szCs w:val="16"/>
-        </w:rPr>
-        <w:t>pci</w:t>
-      </w:r>
-      <w:proofErr w:type="spellEnd"/>
-      <w:r>
-        <w:rPr>
-          <w:sz w:val="16"/>
-          <w:szCs w:val="16"/>
-        </w:rPr>
-        <w:t>'</w:t>
-      </w:r>
-    </w:p>
-    <w:p>
-      <w:pPr>
-        <w:rPr>
-          <w:sz w:val="16"/>
-          <w:szCs w:val="16"/>
-        </w:rPr>
-      </w:pPr>
-      <w:proofErr w:type="spellStart"/>
-      <w:r>
-        <w:rPr>
-          <w:sz w:val="16"/>
-          <w:szCs w:val="16"/>
-        </w:rPr>
-        <w:t>debugger_log</w:t>
-      </w:r>
-      <w:proofErr w:type="spellEnd"/>
-      <w:r>
-        <w:rPr>
-          <w:sz w:val="16"/>
-          <w:szCs w:val="16"/>
-        </w:rPr>
-        <w:t>: -</w:t>
-      </w:r>
-    </w:p>
-    <w:p>
-      <w:pPr>
-        <w:rPr>
-          <w:sz w:val="16"/>
-          <w:szCs w:val="16"/>
-        </w:rPr>
-      </w:pPr>
-      <w:r>
-        <w:rPr>
-          <w:sz w:val="16"/>
-          <w:szCs w:val="16"/>
-        </w:rPr>
-        <w:t>parport1: enabled=1, file="</w:t>
-      </w:r>
-      <w:proofErr w:type="spellStart"/>
-      <w:r>
-        <w:rPr>
-          <w:sz w:val="16"/>
-          <w:szCs w:val="16"/>
-        </w:rPr>
-        <w:t>parport.out</w:t>
-      </w:r>
-      <w:proofErr w:type="spellEnd"/>
-      <w:r>
-        <w:rPr>
-          <w:sz w:val="16"/>
-          <w:szCs w:val="16"/>
-        </w:rPr>
-        <w:t>"</w:t>
-      </w:r>
-    </w:p>
-    <w:p>
-      <w:pPr>
-        <w:rPr>
-          <w:sz w:val="16"/>
-          <w:szCs w:val="16"/>
-        </w:rPr>
-      </w:pPr>
-      <w:r>
-        <w:rPr>
-          <w:sz w:val="16"/>
-          <w:szCs w:val="16"/>
-        </w:rPr>
-        <w:t xml:space="preserve">sound: driver=default, </w:t>
-      </w:r>
-      <w:proofErr w:type="spellStart"/>
-      <w:r>
-        <w:rPr>
-          <w:sz w:val="16"/>
-          <w:szCs w:val="16"/>
-        </w:rPr>
-        <w:t>waveout</w:t>
-      </w:r>
-      <w:proofErr w:type="spellEnd"/>
-      <w:r>
-        <w:rPr>
-          <w:sz w:val="16"/>
-          <w:szCs w:val="16"/>
-        </w:rPr>
-        <w:t xml:space="preserve">=/dev/dsp. </w:t>
-      </w:r>
-      <w:proofErr w:type="spellStart"/>
-      <w:r>
-        <w:rPr>
-          <w:sz w:val="16"/>
-          <w:szCs w:val="16"/>
-        </w:rPr>
-        <w:t>wavein</w:t>
-      </w:r>
-      <w:proofErr w:type="spellEnd"/>
-      <w:r>
-        <w:rPr>
-          <w:sz w:val="16"/>
-          <w:szCs w:val="16"/>
-        </w:rPr>
-        <w:t xml:space="preserve">=, </w:t>
-      </w:r>
-      <w:proofErr w:type="spellStart"/>
-      <w:r>
-        <w:rPr>
-          <w:sz w:val="16"/>
-          <w:szCs w:val="16"/>
-        </w:rPr>
-        <w:t>midiout</w:t>
-      </w:r>
-      <w:proofErr w:type="spellEnd"/>
-      <w:r>
-        <w:rPr>
-          <w:sz w:val="16"/>
-          <w:szCs w:val="16"/>
-        </w:rPr>
-        <w:t>=</w:t>
-      </w:r>
-    </w:p>
-    <w:p>
-      <w:pPr>
-        <w:rPr>
-          <w:sz w:val="16"/>
-          <w:szCs w:val="16"/>
-        </w:rPr>
-      </w:pPr>
-      <w:r>
-        <w:rPr>
-          <w:sz w:val="16"/>
-          <w:szCs w:val="16"/>
-        </w:rPr>
-        <w:t>speaker: enabled=1, mode=sound, volume=15</w:t>
-      </w:r>
-    </w:p>
-    <w:p>
-      <w:pPr>
-        <w:rPr>
-          <w:sz w:val="16"/>
-          <w:szCs w:val="16"/>
-        </w:rPr>
-      </w:pPr>
-      <w:proofErr w:type="spellStart"/>
-      <w:r>
-        <w:rPr>
-          <w:sz w:val="16"/>
-          <w:szCs w:val="16"/>
-        </w:rPr>
-        <w:t>magic_break</w:t>
-      </w:r>
-      <w:proofErr w:type="spellEnd"/>
-      <w:r>
-        <w:rPr>
-          <w:sz w:val="16"/>
-          <w:szCs w:val="16"/>
-        </w:rPr>
-        <w:t>: enabled=1</w:t>
-      </w:r>
-    </w:p>
-    <w:p>
-      <w:pPr>
-        <w:rPr>
-          <w:sz w:val="16"/>
-          <w:szCs w:val="16"/>
-        </w:rPr>
-      </w:pPr>
-      <w:r>
-        <w:rPr>
-          <w:sz w:val="16"/>
-          <w:szCs w:val="16"/>
-        </w:rPr>
-        <w:t>megs: 16</w:t>
-      </w:r>
-    </w:p>
+      <w:bookmarkStart w:id="8" w:name="_Toc212932821"/>
+      <w:r>
+        <w:t xml:space="preserve">Figure </w:t>
+      </w:r>
+      <w:r>
+        <w:fldChar w:fldCharType="begin"/>
+      </w:r>
+      <w:r>
+        <w:instrText xml:space="preserve"> SEQ Figure \* ARABIC </w:instrText>
+      </w:r>
+      <w:r>
+        <w:fldChar w:fldCharType="separate"/>
+      </w:r>
+      <w:r>
+        <w:rPr>
+          <w:noProof/>
+        </w:rPr>
+        <w:t>3</w:t>
+      </w:r>
+      <w:r>
+        <w:fldChar w:fldCharType="end"/>
+      </w:r>
+      <w:r>
+        <w:t xml:space="preserve"> FAT formats schema</w:t>
+      </w:r>
+      <w:bookmarkEnd w:id="8"/>
+    </w:p>
+    <w:p/>
+    <w:p>
+      <w:pPr>
+        <w:pStyle w:val="ListParagraph"/>
+        <w:numPr>
+          <w:ilvl w:val="0"/>
+          <w:numId w:val="1"/>
+        </w:numPr>
+      </w:pPr>
+      <w:r>
+        <w:t>This is how I interpret the disk structure based on my tests:</w:t>
+      </w:r>
+    </w:p>
+    <w:p>
+      <w:r>
+        <w:t>Disk FAT32 - MSDOS BOOT - RUFUS:</w:t>
+      </w:r>
+    </w:p>
+    <w:p>
+      <w:r>
+        <w:t xml:space="preserve"> Sector 0    MBR                         </w:t>
+      </w:r>
+    </w:p>
+    <w:p>
+      <w:r>
+        <w:t xml:space="preserve">             - Boot code                 </w:t>
+      </w:r>
+    </w:p>
+    <w:p>
+      <w:r>
+        <w:t xml:space="preserve">             - Partition table (starts 0x1BE) </w:t>
+      </w:r>
+    </w:p>
+    <w:p>
+      <w:r>
+        <w:t xml:space="preserve"> Sector 2048 Volume Boot Record (VBR)    </w:t>
+      </w:r>
+    </w:p>
+    <w:p>
+      <w:r>
+        <w:t xml:space="preserve">             - Jump + OEM                </w:t>
+      </w:r>
+    </w:p>
+    <w:p>
+      <w:r>
+        <w:t xml:space="preserve">             - BPB (filesystem metadata) </w:t>
+      </w:r>
+    </w:p>
+    <w:p>
+      <w:r>
+        <w:t xml:space="preserve">             - Possibly bootstrap code   </w:t>
+      </w:r>
+    </w:p>
+    <w:p>
+      <w:r>
+        <w:t xml:space="preserve"> Sector 2049 FAT, Root Dir, Data ...   </w:t>
+      </w:r>
+    </w:p>
+    <w:p/>
     <w:p>
       <w:pPr>
         <w:pStyle w:val="Heading2"/>
       </w:pPr>
-      <w:bookmarkStart w:id="4" w:name="_Toc212907386"/>
+      <w:bookmarkStart w:id="9" w:name="_Toc212933573"/>
       <w:r>
         <w:t>WSL</w:t>
       </w:r>
       <w:r>
         <w:t xml:space="preserve"> stuff</w:t>
       </w:r>
-      <w:bookmarkEnd w:id="4"/>
+      <w:bookmarkEnd w:id="9"/>
     </w:p>
     <w:p/>
     <w:p>
@@ -4537,6 +5349,7 @@
           <w:b/>
           <w:bCs/>
         </w:rPr>
+        <w:lastRenderedPageBreak/>
         <w:t>File system:</w:t>
       </w:r>
     </w:p>
@@ -4586,7 +5399,6 @@
       <w:r>
         <w:t>Invoke explorer Windows using “</w:t>
       </w:r>
-      <w:proofErr w:type="gramStart"/>
       <w:r>
         <w:rPr>
           <w:b/>
@@ -4594,7 +5406,6 @@
         </w:rPr>
         <w:t>explorer.exe .</w:t>
       </w:r>
-      <w:proofErr w:type="gramEnd"/>
       <w:r>
         <w:t>”</w:t>
       </w:r>
@@ -4619,117 +5430,101 @@
           <w:b/>
           <w:bCs/>
         </w:rPr>
-        <w:t>/</w:t>
-      </w:r>
-      <w:proofErr w:type="spellStart"/>
+        <w:t>/mnt/c/Program Files (x86)</w:t>
+      </w:r>
+    </w:p>
+    <w:p>
+      <w:pPr>
+        <w:pStyle w:val="ListParagraph"/>
+        <w:numPr>
+          <w:ilvl w:val="2"/>
+          <w:numId w:val="1"/>
+        </w:numPr>
+      </w:pPr>
+      <w:r>
+        <w:t>Running directly from Linux console:</w:t>
+      </w:r>
+    </w:p>
+    <w:p>
+      <w:pPr>
+        <w:pStyle w:val="ListParagraph"/>
+        <w:numPr>
+          <w:ilvl w:val="3"/>
+          <w:numId w:val="1"/>
+        </w:numPr>
+      </w:pPr>
+      <w:r>
+        <w:t>Example: “</w:t>
+      </w:r>
       <w:r>
         <w:rPr>
           <w:b/>
           <w:bCs/>
         </w:rPr>
-        <w:t>mnt</w:t>
-      </w:r>
-      <w:proofErr w:type="spellEnd"/>
-      <w:r>
+        <w:t>ipconfig.exe | grep IPv4 | cut -d: -f2</w:t>
+      </w:r>
+      <w:r>
+        <w:t>”</w:t>
+      </w:r>
+    </w:p>
+    <w:p>
+      <w:pPr>
+        <w:pStyle w:val="ListParagraph"/>
+        <w:numPr>
+          <w:ilvl w:val="1"/>
+          <w:numId w:val="1"/>
+        </w:numPr>
         <w:rPr>
           <w:b/>
           <w:bCs/>
         </w:rPr>
-        <w:t>/c/Program Files (x86)</w:t>
-      </w:r>
-    </w:p>
-    <w:p>
-      <w:pPr>
-        <w:pStyle w:val="ListParagraph"/>
-        <w:numPr>
-          <w:ilvl w:val="2"/>
-          <w:numId w:val="1"/>
-        </w:numPr>
-      </w:pPr>
-      <w:r>
-        <w:t>Running directly from Linux console:</w:t>
-      </w:r>
-    </w:p>
-    <w:p>
-      <w:pPr>
-        <w:pStyle w:val="ListParagraph"/>
-        <w:numPr>
-          <w:ilvl w:val="3"/>
-          <w:numId w:val="1"/>
-        </w:numPr>
-      </w:pPr>
-      <w:r>
-        <w:t>Example: “</w:t>
-      </w:r>
+      </w:pPr>
       <w:r>
         <w:rPr>
           <w:b/>
           <w:bCs/>
         </w:rPr>
-        <w:t>ipconfig.exe | grep IPv4 | cut -d: -f2</w:t>
-      </w:r>
-      <w:r>
-        <w:t>”</w:t>
-      </w:r>
-    </w:p>
-    <w:p>
-      <w:pPr>
-        <w:pStyle w:val="ListParagraph"/>
-        <w:numPr>
-          <w:ilvl w:val="1"/>
-          <w:numId w:val="1"/>
-        </w:numPr>
+        <w:t>Accessing Linux from Windows</w:t>
+      </w:r>
+      <w:r>
         <w:rPr>
           <w:b/>
           <w:bCs/>
         </w:rPr>
-      </w:pPr>
+        <w:t>:</w:t>
+      </w:r>
+    </w:p>
+    <w:p>
+      <w:pPr>
+        <w:pStyle w:val="ListParagraph"/>
+        <w:numPr>
+          <w:ilvl w:val="2"/>
+          <w:numId w:val="1"/>
+        </w:numPr>
+      </w:pPr>
+      <w:r>
+        <w:t>Console</w:t>
+      </w:r>
+    </w:p>
+    <w:p>
+      <w:pPr>
+        <w:pStyle w:val="ListParagraph"/>
+        <w:numPr>
+          <w:ilvl w:val="3"/>
+          <w:numId w:val="1"/>
+        </w:numPr>
+      </w:pPr>
+      <w:r>
+        <w:t xml:space="preserve">Using PowerShell: </w:t>
+      </w:r>
       <w:r>
         <w:rPr>
           <w:b/>
           <w:bCs/>
         </w:rPr>
-        <w:t>Accessing Linux from Windows</w:t>
-      </w:r>
-      <w:r>
-        <w:rPr>
-          <w:b/>
-          <w:bCs/>
-        </w:rPr>
-        <w:t>:</w:t>
-      </w:r>
-    </w:p>
-    <w:p>
-      <w:pPr>
-        <w:pStyle w:val="ListParagraph"/>
-        <w:numPr>
-          <w:ilvl w:val="2"/>
-          <w:numId w:val="1"/>
-        </w:numPr>
-      </w:pPr>
-      <w:r>
-        <w:t>Console</w:t>
-      </w:r>
-    </w:p>
-    <w:p>
-      <w:pPr>
-        <w:pStyle w:val="ListParagraph"/>
-        <w:numPr>
-          <w:ilvl w:val="3"/>
-          <w:numId w:val="1"/>
-        </w:numPr>
-      </w:pPr>
-      <w:r>
-        <w:t xml:space="preserve">Using PowerShell: </w:t>
-      </w:r>
-      <w:r>
-        <w:rPr>
-          <w:b/>
-          <w:bCs/>
-        </w:rPr>
         <w:t xml:space="preserve">cd </w:t>
       </w:r>
-      <w:hyperlink r:id="rId10" w:history="1">
+      <w:hyperlink r:id="rId13" w:history="1">
         <w:r>
           <w:rPr>
             <w:rStyle w:val="Hyperlink"/>
@@ -4752,13 +5547,8 @@
           <w:bCs/>
         </w:rPr>
       </w:pPr>
-      <w:proofErr w:type="gramStart"/>
-      <w:r>
-        <w:t>Also</w:t>
-      </w:r>
-      <w:proofErr w:type="gramEnd"/>
-      <w:r>
-        <w:t xml:space="preserve"> you can net use </w:t>
+      <w:r>
+        <w:t xml:space="preserve">Also you can net use </w:t>
       </w:r>
       <w:r>
         <w:rPr>
@@ -4777,7 +5567,6 @@
         </w:numPr>
       </w:pPr>
       <w:r>
-        <w:lastRenderedPageBreak/>
         <w:t>Explorer</w:t>
       </w:r>
     </w:p>
@@ -4804,79 +5593,37 @@
       <w:r>
         <w:t>Example: “</w:t>
       </w:r>
-      <w:proofErr w:type="spellStart"/>
       <w:r>
         <w:rPr>
           <w:b/>
           <w:bCs/>
         </w:rPr>
-        <w:t>wsl</w:t>
-      </w:r>
-      <w:proofErr w:type="spellEnd"/>
+        <w:t>wsl ls -la</w:t>
+      </w:r>
+      <w:r>
+        <w:t>”</w:t>
+      </w:r>
+      <w:r>
+        <w:t xml:space="preserve"> will output Windos folder but using Linux ls</w:t>
+      </w:r>
+    </w:p>
+    <w:p>
+      <w:pPr>
+        <w:pStyle w:val="ListParagraph"/>
+        <w:numPr>
+          <w:ilvl w:val="3"/>
+          <w:numId w:val="1"/>
+        </w:numPr>
+      </w:pPr>
+      <w:r>
+        <w:t xml:space="preserve">Example: </w:t>
+      </w:r>
       <w:r>
         <w:rPr>
           <w:b/>
           <w:bCs/>
         </w:rPr>
-        <w:t xml:space="preserve"> ls -la</w:t>
-      </w:r>
-      <w:r>
-        <w:t>”</w:t>
-      </w:r>
-      <w:r>
-        <w:t xml:space="preserve"> will output </w:t>
-      </w:r>
-      <w:proofErr w:type="spellStart"/>
-      <w:r>
-        <w:t>Windos</w:t>
-      </w:r>
-      <w:proofErr w:type="spellEnd"/>
-      <w:r>
-        <w:t xml:space="preserve"> folder but using Linux ls</w:t>
-      </w:r>
-    </w:p>
-    <w:p>
-      <w:pPr>
-        <w:pStyle w:val="ListParagraph"/>
-        <w:numPr>
-          <w:ilvl w:val="3"/>
-          <w:numId w:val="1"/>
-        </w:numPr>
-      </w:pPr>
-      <w:r>
-        <w:t xml:space="preserve">Example: </w:t>
-      </w:r>
-      <w:proofErr w:type="spellStart"/>
-      <w:r>
-        <w:rPr>
-          <w:b/>
-          <w:bCs/>
-        </w:rPr>
-        <w:t>wsl</w:t>
-      </w:r>
-      <w:proofErr w:type="spellEnd"/>
-      <w:r>
-        <w:rPr>
-          <w:b/>
-          <w:bCs/>
-        </w:rPr>
-        <w:t xml:space="preserve"> ls -la | </w:t>
-      </w:r>
-      <w:proofErr w:type="spellStart"/>
-      <w:r>
-        <w:rPr>
-          <w:b/>
-          <w:bCs/>
-        </w:rPr>
-        <w:t>findstr</w:t>
-      </w:r>
-      <w:proofErr w:type="spellEnd"/>
-      <w:r>
-        <w:rPr>
-          <w:b/>
-          <w:bCs/>
-        </w:rPr>
-        <w:t xml:space="preserve"> "git"</w:t>
+        <w:t>wsl ls -la | findstr "git"</w:t>
       </w:r>
     </w:p>
     <w:p>
@@ -4892,11 +5639,11 @@
       <w:pPr>
         <w:pStyle w:val="Heading2"/>
       </w:pPr>
-      <w:bookmarkStart w:id="5" w:name="_Toc212907387"/>
+      <w:bookmarkStart w:id="10" w:name="_Toc212933574"/>
       <w:r>
         <w:t>Setup build</w:t>
       </w:r>
-      <w:bookmarkEnd w:id="5"/>
+      <w:bookmarkEnd w:id="10"/>
     </w:p>
     <w:p>
       <w:pPr>
@@ -4909,7 +5656,7 @@
       <w:r>
         <w:t xml:space="preserve">Install IMHEX hex editor. </w:t>
       </w:r>
-      <w:hyperlink r:id="rId11" w:history="1">
+      <w:hyperlink r:id="rId14" w:history="1">
         <w:r>
           <w:rPr>
             <w:rStyle w:val="Hyperlink"/>
@@ -4953,13 +5700,8 @@
           <w:numId w:val="1"/>
         </w:numPr>
       </w:pPr>
-      <w:proofErr w:type="spellStart"/>
-      <w:r>
-        <w:t>sudo</w:t>
-      </w:r>
-      <w:proofErr w:type="spellEnd"/>
-      <w:r>
-        <w:t xml:space="preserve"> apt update</w:t>
+      <w:r>
+        <w:t>sudo apt update</w:t>
       </w:r>
     </w:p>
     <w:p>
@@ -4970,13 +5712,8 @@
           <w:numId w:val="1"/>
         </w:numPr>
       </w:pPr>
-      <w:proofErr w:type="spellStart"/>
-      <w:r>
-        <w:t>sudo</w:t>
-      </w:r>
-      <w:proofErr w:type="spellEnd"/>
-      <w:r>
-        <w:t xml:space="preserve"> apt upgrade -y</w:t>
+      <w:r>
+        <w:t>sudo apt upgrade -y</w:t>
       </w:r>
     </w:p>
     <w:p>
@@ -4987,13 +5724,8 @@
           <w:numId w:val="1"/>
         </w:numPr>
       </w:pPr>
-      <w:proofErr w:type="spellStart"/>
-      <w:r>
-        <w:t>sudo</w:t>
-      </w:r>
-      <w:proofErr w:type="spellEnd"/>
-      <w:r>
-        <w:t xml:space="preserve"> apt full-upgrade -y</w:t>
+      <w:r>
+        <w:t>sudo apt full-upgrade -y</w:t>
       </w:r>
     </w:p>
     <w:p>
@@ -5004,21 +5736,8 @@
           <w:numId w:val="1"/>
         </w:numPr>
       </w:pPr>
-      <w:proofErr w:type="spellStart"/>
-      <w:r>
-        <w:t>sudo</w:t>
-      </w:r>
-      <w:proofErr w:type="spellEnd"/>
-      <w:r>
-        <w:t xml:space="preserve"> apt </w:t>
-      </w:r>
-      <w:proofErr w:type="spellStart"/>
-      <w:r>
-        <w:t>autoremove</w:t>
-      </w:r>
-      <w:proofErr w:type="spellEnd"/>
-      <w:r>
-        <w:t xml:space="preserve"> -y</w:t>
+      <w:r>
+        <w:t>sudo apt autoremove -y</w:t>
       </w:r>
     </w:p>
     <w:p>
@@ -5029,13 +5748,11 @@
           <w:numId w:val="1"/>
         </w:numPr>
       </w:pPr>
-      <w:proofErr w:type="gramStart"/>
-      <w:r>
-        <w:t>Install</w:t>
-      </w:r>
-      <w:proofErr w:type="gramEnd"/>
-      <w:r>
-        <w:t xml:space="preserve"> NASM assembler</w:t>
+      <w:r>
+        <w:t>Install NASM assembler</w:t>
+      </w:r>
+      <w:r>
+        <w:t>:</w:t>
       </w:r>
     </w:p>
     <w:p>
@@ -5046,21 +5763,8 @@
           <w:numId w:val="1"/>
         </w:numPr>
       </w:pPr>
-      <w:proofErr w:type="spellStart"/>
-      <w:r>
-        <w:t>sudo</w:t>
-      </w:r>
-      <w:proofErr w:type="spellEnd"/>
-      <w:r>
-        <w:t xml:space="preserve"> apt install </w:t>
-      </w:r>
-      <w:proofErr w:type="spellStart"/>
-      <w:r>
-        <w:t>nasm</w:t>
-      </w:r>
-      <w:proofErr w:type="spellEnd"/>
-      <w:r>
-        <w:t xml:space="preserve"> -y</w:t>
+      <w:r>
+        <w:t>sudo apt install nasm -y</w:t>
       </w:r>
     </w:p>
     <w:p>
@@ -5072,15 +5776,7 @@
         </w:numPr>
       </w:pPr>
       <w:r>
-        <w:t xml:space="preserve">Install </w:t>
-      </w:r>
-      <w:proofErr w:type="spellStart"/>
-      <w:r>
-        <w:t>bximage</w:t>
-      </w:r>
-      <w:proofErr w:type="spellEnd"/>
-      <w:r>
-        <w:t>:</w:t>
+        <w:t>Install bximage:</w:t>
       </w:r>
     </w:p>
     <w:p>
@@ -5091,19 +5787,9 @@
           <w:numId w:val="1"/>
         </w:numPr>
       </w:pPr>
-      <w:proofErr w:type="spellStart"/>
-      <w:r>
-        <w:t>sudo</w:t>
-      </w:r>
-      <w:proofErr w:type="spellEnd"/>
-      <w:r>
-        <w:t xml:space="preserve"> apt install </w:t>
-      </w:r>
-      <w:proofErr w:type="spellStart"/>
-      <w:r>
-        <w:t>bximage</w:t>
-      </w:r>
-      <w:proofErr w:type="spellEnd"/>
+      <w:r>
+        <w:t>sudo apt install bximage</w:t>
+      </w:r>
     </w:p>
     <w:p>
       <w:pPr>
@@ -5125,13 +5811,8 @@
           <w:numId w:val="1"/>
         </w:numPr>
       </w:pPr>
-      <w:proofErr w:type="spellStart"/>
-      <w:r>
-        <w:t>sudo</w:t>
-      </w:r>
-      <w:proofErr w:type="spellEnd"/>
-      <w:r>
-        <w:t xml:space="preserve"> apt install make</w:t>
+      <w:r>
+        <w:t>sudo apt install make</w:t>
       </w:r>
     </w:p>
     <w:p>
@@ -5143,23 +5824,7 @@
         </w:numPr>
       </w:pPr>
       <w:r>
-        <w:t xml:space="preserve">Create a temporary alias for </w:t>
-      </w:r>
-      <w:proofErr w:type="spellStart"/>
-      <w:r>
-        <w:t>cls</w:t>
-      </w:r>
-      <w:proofErr w:type="spellEnd"/>
-      <w:r>
-        <w:t xml:space="preserve"> = </w:t>
-      </w:r>
-      <w:proofErr w:type="gramStart"/>
-      <w:r>
-        <w:t>clear(</w:t>
-      </w:r>
-      <w:proofErr w:type="gramEnd"/>
-      <w:r>
-        <w:t>investigate how to make it permanent)</w:t>
+        <w:t>Create a temporary alias for cls = clear(investigate how to make it permanent)</w:t>
       </w:r>
     </w:p>
     <w:p>
@@ -5171,15 +5836,7 @@
         </w:numPr>
       </w:pPr>
       <w:r>
-        <w:t xml:space="preserve">alias </w:t>
-      </w:r>
-      <w:proofErr w:type="spellStart"/>
-      <w:r>
-        <w:t>cls</w:t>
-      </w:r>
-      <w:proofErr w:type="spellEnd"/>
-      <w:r>
-        <w:t>='clear'</w:t>
+        <w:t>alias cls='clear'</w:t>
       </w:r>
     </w:p>
     <w:p>
@@ -5191,17 +5848,9 @@
         </w:numPr>
       </w:pPr>
       <w:r>
-        <w:t xml:space="preserve">Install </w:t>
-      </w:r>
-      <w:proofErr w:type="spellStart"/>
-      <w:r>
-        <w:t>qemu</w:t>
-      </w:r>
-      <w:proofErr w:type="spellEnd"/>
-      <w:r>
-        <w:t xml:space="preserve"> on Windows: </w:t>
-      </w:r>
-      <w:hyperlink r:id="rId12" w:history="1">
+        <w:t xml:space="preserve">Install qemu on Windows: </w:t>
+      </w:r>
+      <w:hyperlink r:id="rId15" w:history="1">
         <w:r>
           <w:rPr>
             <w:rStyle w:val="Hyperlink"/>
@@ -5212,7 +5861,7 @@
       <w:r>
         <w:t xml:space="preserve"> </w:t>
       </w:r>
-      <w:hyperlink r:id="rId13" w:history="1">
+      <w:hyperlink r:id="rId16" w:history="1">
         <w:r>
           <w:rPr>
             <w:rStyle w:val="Hyperlink"/>
@@ -5247,7 +5896,7 @@
       <w:r>
         <w:t xml:space="preserve">Install Bochs, version 3.0 October 2025 </w:t>
       </w:r>
-      <w:hyperlink r:id="rId14" w:history="1">
+      <w:hyperlink r:id="rId17" w:history="1">
         <w:r>
           <w:rPr>
             <w:rStyle w:val="Hyperlink"/>
@@ -5274,16 +5923,65 @@
         <w:t>C:\Program Files\Bochs-3.0</w:t>
       </w:r>
     </w:p>
+    <w:p>
+      <w:pPr>
+        <w:pStyle w:val="ListParagraph"/>
+        <w:numPr>
+          <w:ilvl w:val="0"/>
+          <w:numId w:val="1"/>
+        </w:numPr>
+      </w:pPr>
+      <w:r>
+        <w:t>Install gcc on WSL:</w:t>
+      </w:r>
+    </w:p>
+    <w:p>
+      <w:pPr>
+        <w:pStyle w:val="ListParagraph"/>
+        <w:numPr>
+          <w:ilvl w:val="1"/>
+          <w:numId w:val="1"/>
+        </w:numPr>
+      </w:pPr>
+      <w:r>
+        <w:t>Sudo apt install gcc</w:t>
+      </w:r>
+    </w:p>
+    <w:p>
+      <w:pPr>
+        <w:pStyle w:val="ListParagraph"/>
+        <w:numPr>
+          <w:ilvl w:val="0"/>
+          <w:numId w:val="1"/>
+        </w:numPr>
+      </w:pPr>
+      <w:r>
+        <w:t>Install build-essential and gdb:</w:t>
+      </w:r>
+    </w:p>
+    <w:p>
+      <w:pPr>
+        <w:pStyle w:val="ListParagraph"/>
+        <w:numPr>
+          <w:ilvl w:val="1"/>
+          <w:numId w:val="1"/>
+        </w:numPr>
+      </w:pPr>
+      <w:r>
+        <w:t>sudo apt-get install build-essential gdb</w:t>
+      </w:r>
+    </w:p>
     <w:p/>
     <w:p>
       <w:pPr>
         <w:pStyle w:val="Heading2"/>
       </w:pPr>
-      <w:bookmarkStart w:id="6" w:name="_Toc212907388"/>
-      <w:r>
+      <w:bookmarkStart w:id="11" w:name="_Toc212933575"/>
+      <w:r>
+        <w:lastRenderedPageBreak/>
         <w:t>BUILD PROCESS BEFORE MAKE</w:t>
       </w:r>
-      <w:bookmarkEnd w:id="6"/>
+      <w:bookmarkEnd w:id="11"/>
     </w:p>
     <w:p/>
     <w:p/>
@@ -5291,11 +5989,11 @@
       <w:pPr>
         <w:pStyle w:val="Heading2"/>
       </w:pPr>
-      <w:bookmarkStart w:id="7" w:name="_Toc212907389"/>
+      <w:bookmarkStart w:id="12" w:name="_Toc212933576"/>
       <w:r>
         <w:t>BUILD PROCESS AFTER MAKE</w:t>
       </w:r>
-      <w:bookmarkEnd w:id="7"/>
+      <w:bookmarkEnd w:id="12"/>
     </w:p>
     <w:p/>
     <w:p/>
@@ -5305,11 +6003,11 @@
       <w:pPr>
         <w:pStyle w:val="Heading2"/>
       </w:pPr>
-      <w:bookmarkStart w:id="8" w:name="_Toc212907390"/>
+      <w:bookmarkStart w:id="13" w:name="_Toc212933577"/>
       <w:r>
         <w:t>CPU registers</w:t>
       </w:r>
-      <w:bookmarkEnd w:id="8"/>
+      <w:bookmarkEnd w:id="13"/>
     </w:p>
     <w:p/>
     <w:p>
@@ -5324,12 +6022,14 @@
           <w:b/>
           <w:bCs/>
         </w:rPr>
-        <w:lastRenderedPageBreak/>
         <w:t>All registers</w:t>
       </w:r>
     </w:p>
     <w:p>
       <w:r>
+        <w:rPr>
+          <w:noProof/>
+        </w:rPr>
         <w:drawing>
           <wp:inline distT="0" distB="0" distL="0" distR="0" wp14:anchorId="214DE4BB" wp14:editId="7F8C982B">
             <wp:extent cx="5943600" cy="2092960"/>
@@ -5348,7 +6048,7 @@
                     </pic:cNvPicPr>
                   </pic:nvPicPr>
                   <pic:blipFill>
-                    <a:blip r:embed="rId15">
+                    <a:blip r:embed="rId18">
                       <a:extLst>
                         <a:ext uri="{28A0092B-C50C-407E-A947-70E740481C1C}">
                           <a14:useLocalDpi xmlns:a14="http://schemas.microsoft.com/office/drawing/2010/main" val="0"/>
@@ -5398,6 +6098,10 @@
     <w:p/>
     <w:p>
       <w:r>
+        <w:rPr>
+          <w:noProof/>
+        </w:rPr>
+        <w:lastRenderedPageBreak/>
         <w:drawing>
           <wp:inline distT="0" distB="0" distL="0" distR="0" wp14:anchorId="3FBA7AED" wp14:editId="7B4321D9">
             <wp:extent cx="5943600" cy="4516755"/>
@@ -5414,7 +6118,7 @@
                     <pic:cNvPicPr/>
                   </pic:nvPicPr>
                   <pic:blipFill>
-                    <a:blip r:embed="rId16"/>
+                    <a:blip r:embed="rId19"/>
                     <a:stretch>
                       <a:fillRect/>
                     </a:stretch>
@@ -5440,36 +6144,27 @@
       <w:pPr>
         <w:pStyle w:val="Heading1"/>
       </w:pPr>
-      <w:bookmarkStart w:id="9" w:name="_Toc212907391"/>
-      <w:r>
-        <w:lastRenderedPageBreak/>
+      <w:bookmarkStart w:id="14" w:name="_Toc212933578"/>
+      <w:r>
         <w:t>Common Linux and Windows commands</w:t>
       </w:r>
-      <w:bookmarkEnd w:id="9"/>
+      <w:bookmarkEnd w:id="14"/>
     </w:p>
     <w:p/>
     <w:p>
       <w:pPr>
         <w:pStyle w:val="Heading2"/>
       </w:pPr>
-      <w:bookmarkStart w:id="10" w:name="_Toc212907392"/>
+      <w:bookmarkStart w:id="15" w:name="_Toc212933579"/>
       <w:r>
         <w:t>Linux</w:t>
       </w:r>
-      <w:bookmarkEnd w:id="10"/>
+      <w:bookmarkEnd w:id="15"/>
     </w:p>
     <w:p/>
     <w:p>
       <w:r>
-        <w:t xml:space="preserve">Build binary from </w:t>
-      </w:r>
-      <w:proofErr w:type="spellStart"/>
-      <w:r>
-        <w:t>asm</w:t>
-      </w:r>
-      <w:proofErr w:type="spellEnd"/>
-      <w:r>
-        <w:t xml:space="preserve"> file using NASM. Relative path, the full path for this is: </w:t>
+        <w:t xml:space="preserve">Build binary from asm file using NASM. Relative path, the full path for this is: </w:t>
       </w:r>
     </w:p>
     <w:p>
@@ -5485,31 +6180,36 @@
           <w:b/>
           <w:bCs/>
         </w:rPr>
-        <w:t>/</w:t>
-      </w:r>
-      <w:proofErr w:type="spellStart"/>
-      <w:proofErr w:type="gramStart"/>
-      <w:r>
+        <w:t>/mnt/c/Users/mihe/Dropbox/TusMuertOS-Oct2025</w:t>
+      </w:r>
+    </w:p>
+    <w:p>
+      <w:pPr>
+        <w:ind w:firstLine="720"/>
+      </w:pPr>
+    </w:p>
+    <w:p>
+      <w:pPr>
+        <w:ind w:firstLine="720"/>
         <w:rPr>
           <w:b/>
           <w:bCs/>
         </w:rPr>
-        <w:t>mnt</w:t>
-      </w:r>
-      <w:proofErr w:type="spellEnd"/>
-      <w:proofErr w:type="gramEnd"/>
+      </w:pPr>
       <w:r>
         <w:rPr>
           <w:b/>
           <w:bCs/>
         </w:rPr>
-        <w:t>/c/Users/mihe/Dropbox/TusMuertOS-Oct2025</w:t>
-      </w:r>
-    </w:p>
-    <w:p>
-      <w:pPr>
-        <w:ind w:firstLine="720"/>
-      </w:pPr>
+        <w:t>nasm -f bin src/bootloader/stage1.asm -o src/build/stage1.bin</w:t>
+      </w:r>
+    </w:p>
+    <w:p/>
+    <w:p>
+      <w:r>
+        <w:lastRenderedPageBreak/>
+        <w:t>bximage to create an empty floppy disk. It is an interactive tool with a menu. It shows this info after execution: The following line should appear in your bochsrc:</w:t>
+      </w:r>
     </w:p>
     <w:p>
       <w:pPr>
@@ -5519,282 +6219,74 @@
           <w:bCs/>
         </w:rPr>
       </w:pPr>
-      <w:proofErr w:type="spellStart"/>
       <w:r>
         <w:rPr>
           <w:b/>
           <w:bCs/>
         </w:rPr>
-        <w:t>nasm</w:t>
-      </w:r>
-      <w:proofErr w:type="spellEnd"/>
-      <w:r>
+        <w:t>floppya: image="floppy.img", status=inserted</w:t>
+      </w:r>
+    </w:p>
+    <w:p>
+      <w:r>
+        <w:t>Alternative to create the empty disk:</w:t>
+      </w:r>
+    </w:p>
+    <w:p>
+      <w:pPr>
+        <w:ind w:firstLine="720"/>
         <w:rPr>
           <w:b/>
           <w:bCs/>
         </w:rPr>
-        <w:t xml:space="preserve"> -f bin </w:t>
-      </w:r>
-      <w:proofErr w:type="spellStart"/>
+      </w:pPr>
       <w:r>
         <w:rPr>
           <w:b/>
           <w:bCs/>
         </w:rPr>
-        <w:t>src</w:t>
-      </w:r>
-      <w:proofErr w:type="spellEnd"/>
+        <w:t>dd if=/dev/zero of=teaching.img bs=512 count=2880</w:t>
+      </w:r>
+    </w:p>
+    <w:p/>
+    <w:p>
+      <w:r>
+        <w:t>Inject the bootloader (512 bytes, One sector if I am not mistaketn) at the beginning of the empty disk image:</w:t>
+      </w:r>
+    </w:p>
+    <w:p>
+      <w:pPr>
+        <w:ind w:firstLine="720"/>
+      </w:pPr>
       <w:r>
         <w:rPr>
           <w:b/>
           <w:bCs/>
         </w:rPr>
-        <w:t xml:space="preserve">/bootloader/stage1.asm -o </w:t>
-      </w:r>
-      <w:proofErr w:type="spellStart"/>
-      <w:r>
+        <w:t>dd if=src/build/stage1.bin of=src/build/floppy.img bs=512 count=1 conv=notrunc</w:t>
+      </w:r>
+    </w:p>
+    <w:p/>
+    <w:p>
+      <w:r>
+        <w:t>To quickly see the content of the disk:</w:t>
+      </w:r>
+    </w:p>
+    <w:p>
+      <w:pPr>
+        <w:ind w:firstLine="576"/>
         <w:rPr>
           <w:b/>
           <w:bCs/>
         </w:rPr>
-        <w:t>src</w:t>
-      </w:r>
-      <w:proofErr w:type="spellEnd"/>
+      </w:pPr>
       <w:r>
         <w:rPr>
           <w:b/>
           <w:bCs/>
         </w:rPr>
-        <w:t>/build/stage1.bin</w:t>
-      </w:r>
-    </w:p>
-    <w:p/>
-    <w:p>
-      <w:proofErr w:type="spellStart"/>
-      <w:r>
-        <w:t>bximage</w:t>
-      </w:r>
-      <w:proofErr w:type="spellEnd"/>
-      <w:r>
-        <w:t xml:space="preserve"> to create an empty floppy disk. It is an interactive tool with a menu. It shows this info after execution: The following line should appear in your </w:t>
-      </w:r>
-      <w:proofErr w:type="spellStart"/>
-      <w:r>
-        <w:t>bochsrc</w:t>
-      </w:r>
-      <w:proofErr w:type="spellEnd"/>
-      <w:r>
-        <w:t>:</w:t>
-      </w:r>
-    </w:p>
-    <w:p>
-      <w:pPr>
-        <w:ind w:firstLine="720"/>
-        <w:rPr>
-          <w:b/>
-          <w:bCs/>
-        </w:rPr>
-      </w:pPr>
-      <w:proofErr w:type="spellStart"/>
-      <w:r>
-        <w:rPr>
-          <w:b/>
-          <w:bCs/>
-        </w:rPr>
-        <w:t>floppya</w:t>
-      </w:r>
-      <w:proofErr w:type="spellEnd"/>
-      <w:r>
-        <w:rPr>
-          <w:b/>
-          <w:bCs/>
-        </w:rPr>
-        <w:t>: image="</w:t>
-      </w:r>
-      <w:proofErr w:type="spellStart"/>
-      <w:r>
-        <w:rPr>
-          <w:b/>
-          <w:bCs/>
-        </w:rPr>
-        <w:t>floppy.img</w:t>
-      </w:r>
-      <w:proofErr w:type="spellEnd"/>
-      <w:r>
-        <w:rPr>
-          <w:b/>
-          <w:bCs/>
-        </w:rPr>
-        <w:t>", status=inserted</w:t>
-      </w:r>
-    </w:p>
-    <w:p>
-      <w:r>
-        <w:t>Alternative to create the empty disk:</w:t>
-      </w:r>
-    </w:p>
-    <w:p>
-      <w:pPr>
-        <w:ind w:firstLine="720"/>
-        <w:rPr>
-          <w:b/>
-          <w:bCs/>
-        </w:rPr>
-      </w:pPr>
-      <w:r>
-        <w:rPr>
-          <w:b/>
-          <w:bCs/>
-        </w:rPr>
-        <w:t>dd if=/dev/zero of=</w:t>
-      </w:r>
-      <w:proofErr w:type="spellStart"/>
-      <w:r>
-        <w:rPr>
-          <w:b/>
-          <w:bCs/>
-        </w:rPr>
-        <w:t>teaching.img</w:t>
-      </w:r>
-      <w:proofErr w:type="spellEnd"/>
-      <w:r>
-        <w:rPr>
-          <w:b/>
-          <w:bCs/>
-        </w:rPr>
-        <w:t xml:space="preserve"> bs=512 count=2880</w:t>
-      </w:r>
-    </w:p>
-    <w:p/>
-    <w:p>
-      <w:r>
-        <w:t xml:space="preserve">Inject the bootloader (512 bytes, </w:t>
-      </w:r>
-      <w:proofErr w:type="gramStart"/>
-      <w:r>
-        <w:t>One</w:t>
-      </w:r>
-      <w:proofErr w:type="gramEnd"/>
-      <w:r>
-        <w:t xml:space="preserve"> sector if I am not </w:t>
-      </w:r>
-      <w:proofErr w:type="spellStart"/>
-      <w:r>
-        <w:t>mistaketn</w:t>
-      </w:r>
-      <w:proofErr w:type="spellEnd"/>
-      <w:r>
-        <w:t>) at the beginning of the empty disk image:</w:t>
-      </w:r>
-    </w:p>
-    <w:p>
-      <w:pPr>
-        <w:ind w:firstLine="720"/>
-      </w:pPr>
-      <w:r>
-        <w:rPr>
-          <w:b/>
-          <w:bCs/>
-        </w:rPr>
-        <w:t>dd if=</w:t>
-      </w:r>
-      <w:proofErr w:type="spellStart"/>
-      <w:r>
-        <w:rPr>
-          <w:b/>
-          <w:bCs/>
-        </w:rPr>
-        <w:t>src</w:t>
-      </w:r>
-      <w:proofErr w:type="spellEnd"/>
-      <w:r>
-        <w:rPr>
-          <w:b/>
-          <w:bCs/>
-        </w:rPr>
-        <w:t>/build/stage1.bin of=</w:t>
-      </w:r>
-      <w:proofErr w:type="spellStart"/>
-      <w:r>
-        <w:rPr>
-          <w:b/>
-          <w:bCs/>
-        </w:rPr>
-        <w:t>src</w:t>
-      </w:r>
-      <w:proofErr w:type="spellEnd"/>
-      <w:r>
-        <w:rPr>
-          <w:b/>
-          <w:bCs/>
-        </w:rPr>
-        <w:t>/build/</w:t>
-      </w:r>
-      <w:proofErr w:type="spellStart"/>
-      <w:r>
-        <w:rPr>
-          <w:b/>
-          <w:bCs/>
-        </w:rPr>
-        <w:t>floppy.img</w:t>
-      </w:r>
-      <w:proofErr w:type="spellEnd"/>
-      <w:r>
-        <w:rPr>
-          <w:b/>
-          <w:bCs/>
-        </w:rPr>
-        <w:t xml:space="preserve"> bs=512 count=1 conv=</w:t>
-      </w:r>
-      <w:proofErr w:type="spellStart"/>
-      <w:r>
-        <w:rPr>
-          <w:b/>
-          <w:bCs/>
-        </w:rPr>
-        <w:t>notrunc</w:t>
-      </w:r>
-      <w:proofErr w:type="spellEnd"/>
-    </w:p>
-    <w:p/>
-    <w:p>
-      <w:r>
-        <w:t>To quickly see the content of the disk:</w:t>
-      </w:r>
-    </w:p>
-    <w:p>
-      <w:pPr>
-        <w:ind w:firstLine="576"/>
-        <w:rPr>
-          <w:b/>
-          <w:bCs/>
-        </w:rPr>
-      </w:pPr>
-      <w:proofErr w:type="spellStart"/>
-      <w:r>
-        <w:rPr>
-          <w:b/>
-          <w:bCs/>
-        </w:rPr>
-        <w:t>xxd</w:t>
-      </w:r>
-      <w:proofErr w:type="spellEnd"/>
-      <w:r>
-        <w:rPr>
-          <w:b/>
-          <w:bCs/>
-        </w:rPr>
-        <w:t xml:space="preserve"> -l 512 </w:t>
-      </w:r>
-      <w:proofErr w:type="spellStart"/>
-      <w:r>
-        <w:rPr>
-          <w:b/>
-          <w:bCs/>
-        </w:rPr>
-        <w:t>floppy.img</w:t>
-      </w:r>
-      <w:proofErr w:type="spellEnd"/>
+        <w:t>xxd -l 512 floppy.img</w:t>
+      </w:r>
     </w:p>
     <w:p/>
     <w:p/>
@@ -5802,45 +6294,21 @@
       <w:pPr>
         <w:pStyle w:val="Heading2"/>
       </w:pPr>
-      <w:bookmarkStart w:id="11" w:name="_Toc212907393"/>
+      <w:bookmarkStart w:id="16" w:name="_Toc212933580"/>
       <w:r>
         <w:t>Windows PowerShell</w:t>
       </w:r>
-      <w:bookmarkEnd w:id="11"/>
+      <w:bookmarkEnd w:id="16"/>
     </w:p>
     <w:p/>
     <w:p>
       <w:r>
-        <w:t xml:space="preserve">Run </w:t>
-      </w:r>
-      <w:proofErr w:type="spellStart"/>
-      <w:r>
-        <w:t>qemu</w:t>
-      </w:r>
-      <w:proofErr w:type="spellEnd"/>
-      <w:r>
-        <w:t xml:space="preserve"> with the bootloader bin</w:t>
-      </w:r>
-    </w:p>
-    <w:p>
-      <w:r>
-        <w:t>qemu-system-i386 -drive format=</w:t>
-      </w:r>
-      <w:proofErr w:type="gramStart"/>
-      <w:r>
-        <w:t>raw,file</w:t>
-      </w:r>
-      <w:proofErr w:type="gramEnd"/>
-      <w:r>
-        <w:t>=</w:t>
-      </w:r>
-      <w:proofErr w:type="gramStart"/>
-      <w:r>
-        <w:t>C:\Users\mihe\Dropbox\TusMuertOS-Oct2025\src\build\stage1.bin,if</w:t>
-      </w:r>
-      <w:proofErr w:type="gramEnd"/>
-      <w:r>
-        <w:t>=floppy</w:t>
+        <w:t>Run qemu with the bootloader bin</w:t>
+      </w:r>
+    </w:p>
+    <w:p>
+      <w:r>
+        <w:t>qemu-system-i386 -drive format=raw,file=C:\Users\mihe\Dropbox\TusMuertOS-Oct2025\src\build\stage1.bin,if=floppy</w:t>
       </w:r>
     </w:p>
     <w:p/>
@@ -5861,119 +6329,46 @@
     </w:p>
     <w:p>
       <w:r>
-        <w:t xml:space="preserve">Copy the template where the </w:t>
-      </w:r>
-      <w:proofErr w:type="spellStart"/>
-      <w:r>
-        <w:t>img</w:t>
-      </w:r>
-      <w:proofErr w:type="spellEnd"/>
-      <w:r>
-        <w:t xml:space="preserve"> is (in the file you also use full path or relative to the .</w:t>
-      </w:r>
-      <w:proofErr w:type="spellStart"/>
-      <w:r>
-        <w:t>img</w:t>
-      </w:r>
-      <w:proofErr w:type="spellEnd"/>
-      <w:r>
-        <w:t xml:space="preserve"> and output logs).</w:t>
-      </w:r>
-    </w:p>
-    <w:p>
-      <w:r>
-        <w:t xml:space="preserve">Run this: </w:t>
-      </w:r>
-      <w:proofErr w:type="spellStart"/>
-      <w:r>
-        <w:t>bochs</w:t>
-      </w:r>
-      <w:proofErr w:type="spellEnd"/>
-      <w:r>
-        <w:t xml:space="preserve"> -f .\bochsrc-runtime.txt -q -debugger</w:t>
+        <w:t>Copy the template where the img is (in the file you also use full path or relative to the .img and output logs).</w:t>
+      </w:r>
+    </w:p>
+    <w:p>
+      <w:r>
+        <w:t>Run this: bochs -f .\bochsrc-runtime.txt -q -debugger</w:t>
       </w:r>
     </w:p>
     <w:p>
       <w:r>
         <w:tab/>
-        <w:t xml:space="preserve">-f: </w:t>
-      </w:r>
-      <w:proofErr w:type="spellStart"/>
-      <w:r>
-        <w:t>configfile</w:t>
-      </w:r>
-      <w:proofErr w:type="spellEnd"/>
+        <w:t>-f: configfile</w:t>
+      </w:r>
     </w:p>
     <w:p>
       <w:r>
         <w:tab/>
-        <w:t xml:space="preserve">-q: don’t show the configuration screen before </w:t>
-      </w:r>
-      <w:proofErr w:type="gramStart"/>
-      <w:r>
-        <w:t>start</w:t>
-      </w:r>
-      <w:proofErr w:type="gramEnd"/>
+        <w:t>-q: don’t show the configuration screen before start</w:t>
+      </w:r>
     </w:p>
     <w:p>
       <w:r>
         <w:tab/>
-        <w:t xml:space="preserve">-debugger: memory, registers, </w:t>
-      </w:r>
-      <w:proofErr w:type="spellStart"/>
-      <w:r>
-        <w:t>etc</w:t>
-      </w:r>
-      <w:proofErr w:type="spellEnd"/>
-      <w:r>
-        <w:t>…</w:t>
-      </w:r>
-    </w:p>
-    <w:p>
-      <w:proofErr w:type="spellStart"/>
-      <w:r>
-        <w:t>bochs</w:t>
-      </w:r>
-      <w:proofErr w:type="spellEnd"/>
-      <w:r>
-        <w:t xml:space="preserve"> -f .\bochsrc-runtime.txt -q -debugger</w:t>
+        <w:t>-debugger: memory, registers, etc…</w:t>
+      </w:r>
+    </w:p>
+    <w:p>
+      <w:r>
+        <w:t>bochs -f .\bochsrc-runtime.txt -q -debugger</w:t>
       </w:r>
     </w:p>
     <w:p/>
     <w:p>
       <w:r>
-        <w:t xml:space="preserve">NEXT </w:t>
-      </w:r>
-      <w:proofErr w:type="gramStart"/>
-      <w:r>
-        <w:t>DAY !!!!!!!!!!!!!!!!!!!!!!!!!!!!!!!!!!!!!!</w:t>
-      </w:r>
-      <w:proofErr w:type="gramEnd"/>
-    </w:p>
-    <w:p>
-      <w:proofErr w:type="spellStart"/>
-      <w:r>
-        <w:t>bochs</w:t>
-      </w:r>
-      <w:proofErr w:type="spellEnd"/>
-      <w:r>
-        <w:t xml:space="preserve"> -f .\bochsrc-runtime.txt -q -debugger -</w:t>
-      </w:r>
-      <w:proofErr w:type="spellStart"/>
-      <w:r>
-        <w:t>rc</w:t>
-      </w:r>
-      <w:proofErr w:type="spellEnd"/>
-      <w:r>
-        <w:t xml:space="preserve"> .\</w:t>
-      </w:r>
-      <w:proofErr w:type="spellStart"/>
-      <w:r>
-        <w:t>bochs.cmds</w:t>
-      </w:r>
-      <w:proofErr w:type="spellEnd"/>
-      <w:r>
-        <w:t xml:space="preserve"> try to enable automatic breakpoint, without magic breakpoints, which take space from the bootloader.</w:t>
+        <w:t>NEXT DAY !!!!!!!!!!!!!!!!!!!!!!!!!!!!!!!!!!!!!!</w:t>
+      </w:r>
+    </w:p>
+    <w:p>
+      <w:r>
+        <w:t>bochs -f .\bochsrc-runtime.txt -q -debugger -rc .\bochs.cmds try to enable automatic breakpoint, without magic breakpoints, which take space from the bootloader.</w:t>
       </w:r>
     </w:p>
     <w:p/>
@@ -5981,22 +6376,22 @@
       <w:pPr>
         <w:pStyle w:val="Heading1"/>
       </w:pPr>
-      <w:bookmarkStart w:id="12" w:name="_Toc212907394"/>
+      <w:bookmarkStart w:id="17" w:name="_Toc212933581"/>
       <w:r>
         <w:t>Random nuggets of knowledge</w:t>
       </w:r>
-      <w:bookmarkEnd w:id="12"/>
+      <w:bookmarkEnd w:id="17"/>
     </w:p>
     <w:p/>
     <w:p>
       <w:pPr>
         <w:pStyle w:val="Heading2"/>
       </w:pPr>
-      <w:bookmarkStart w:id="13" w:name="_Toc212907395"/>
+      <w:bookmarkStart w:id="18" w:name="_Toc212933582"/>
       <w:r>
         <w:t>How Org directive works in NASM assembly</w:t>
       </w:r>
-      <w:bookmarkEnd w:id="13"/>
+      <w:bookmarkEnd w:id="18"/>
     </w:p>
     <w:p>
       <w:pPr>
@@ -6030,15 +6425,7 @@
         </w:pBdr>
       </w:pPr>
       <w:r>
-        <w:t xml:space="preserve">    mov ax, start    </w:t>
-      </w:r>
-      <w:proofErr w:type="gramStart"/>
-      <w:r>
-        <w:t xml:space="preserve">  ;</w:t>
-      </w:r>
-      <w:proofErr w:type="gramEnd"/>
-      <w:r>
-        <w:t xml:space="preserve"> imm16 encodes the absolute offset of “start”</w:t>
+        <w:t xml:space="preserve">    mov ax, start      ; imm16 encodes the absolute offset of “start”</w:t>
       </w:r>
     </w:p>
     <w:p>
@@ -6070,57 +6457,22 @@
       <w:pPr>
         <w:pStyle w:val="Heading2"/>
       </w:pPr>
-      <w:bookmarkStart w:id="14" w:name="_Toc212907396"/>
+      <w:bookmarkStart w:id="19" w:name="_Toc212933583"/>
       <w:r>
         <w:t xml:space="preserve">WSL Tab autocomplete </w:t>
       </w:r>
-      <w:proofErr w:type="spellStart"/>
       <w:r>
         <w:t>searchs</w:t>
       </w:r>
-      <w:proofErr w:type="spellEnd"/>
       <w:r>
         <w:t xml:space="preserve"> only on windows/system32</w:t>
       </w:r>
-      <w:bookmarkEnd w:id="14"/>
+      <w:bookmarkEnd w:id="19"/>
     </w:p>
     <w:p/>
     <w:p>
       <w:r>
-        <w:lastRenderedPageBreak/>
-        <w:t xml:space="preserve">No solution </w:t>
-      </w:r>
-      <w:proofErr w:type="gramStart"/>
-      <w:r>
-        <w:t>found</w:t>
-      </w:r>
-      <w:proofErr w:type="gramEnd"/>
-      <w:r>
-        <w:t xml:space="preserve"> yet. Tried to add to </w:t>
-      </w:r>
-      <w:proofErr w:type="spellStart"/>
-      <w:r>
-        <w:t>etc</w:t>
-      </w:r>
-      <w:proofErr w:type="spellEnd"/>
-      <w:r>
-        <w:t>/</w:t>
-      </w:r>
-      <w:proofErr w:type="spellStart"/>
-      <w:r>
-        <w:t>wsl.conf</w:t>
-      </w:r>
-      <w:proofErr w:type="spellEnd"/>
-      <w:r>
-        <w:t xml:space="preserve"> this </w:t>
-      </w:r>
-      <w:proofErr w:type="spellStart"/>
-      <w:r>
-        <w:t>appendWindowsPath</w:t>
-      </w:r>
-      <w:proofErr w:type="spellEnd"/>
-      <w:r>
-        <w:t>=false</w:t>
+        <w:t>No solution found yet. Tried to add to etc/wsl.conf this appendWindowsPath=false</w:t>
       </w:r>
     </w:p>
     <w:p/>
@@ -6128,25 +6480,11 @@
       <w:pPr>
         <w:pStyle w:val="Heading2"/>
       </w:pPr>
-      <w:bookmarkStart w:id="15" w:name="_Toc212907397"/>
-      <w:r>
-        <w:t xml:space="preserve">On bootloader, will </w:t>
-      </w:r>
-      <w:r>
-        <w:t xml:space="preserve">mov </w:t>
-      </w:r>
-      <w:proofErr w:type="spellStart"/>
-      <w:r>
-        <w:t>sp</w:t>
-      </w:r>
-      <w:proofErr w:type="spellEnd"/>
-      <w:r>
-        <w:t>, 0x7C00</w:t>
-      </w:r>
-      <w:r>
-        <w:t xml:space="preserve"> make the next push to overwrite the first byte of the bootloader? (Overlap)</w:t>
-      </w:r>
-      <w:bookmarkEnd w:id="15"/>
+      <w:bookmarkStart w:id="20" w:name="_Toc212933584"/>
+      <w:r>
+        <w:t>On bootloader, will mov sp, 0x7C00 make the next push to overwrite the first byte of the bootloader? (Overlap)</w:t>
+      </w:r>
+      <w:bookmarkEnd w:id="20"/>
     </w:p>
     <w:p/>
     <w:p>
@@ -6156,6 +6494,9 @@
     </w:p>
     <w:p>
       <w:r>
+        <w:rPr>
+          <w:noProof/>
+        </w:rPr>
         <w:drawing>
           <wp:inline distT="0" distB="0" distL="0" distR="0" wp14:anchorId="75A5051F" wp14:editId="273E6B6E">
             <wp:extent cx="5943600" cy="762635"/>
@@ -6172,7 +6513,7 @@
                     <pic:cNvPicPr/>
                   </pic:nvPicPr>
                   <pic:blipFill>
-                    <a:blip r:embed="rId17"/>
+                    <a:blip r:embed="rId20"/>
                     <a:stretch>
                       <a:fillRect/>
                     </a:stretch>
@@ -6198,8 +6539,9 @@
       <w:pPr>
         <w:pStyle w:val="Heading2"/>
       </w:pPr>
-      <w:bookmarkStart w:id="16" w:name="_Toc212907398"/>
-      <w:r>
+      <w:bookmarkStart w:id="21" w:name="_Toc212933585"/>
+      <w:r>
+        <w:lastRenderedPageBreak/>
         <w:t xml:space="preserve">Full </w:t>
       </w:r>
       <w:r>
@@ -6208,15 +6550,12 @@
       <w:r>
         <w:t xml:space="preserve"> history</w:t>
       </w:r>
-      <w:bookmarkEnd w:id="16"/>
+      <w:bookmarkEnd w:id="21"/>
     </w:p>
     <w:p/>
     <w:p>
       <w:r>
-        <w:t xml:space="preserve">It is saved on the file </w:t>
-      </w:r>
-      <w:r>
-        <w:t>ConsoleHost_history.txt</w:t>
+        <w:t>It is saved on the file ConsoleHost_history.txt</w:t>
       </w:r>
     </w:p>
     <w:p/>
@@ -6224,11 +6563,11 @@
       <w:pPr>
         <w:pStyle w:val="Heading1"/>
       </w:pPr>
-      <w:bookmarkStart w:id="17" w:name="_Toc212907399"/>
+      <w:bookmarkStart w:id="22" w:name="_Toc212933586"/>
       <w:r>
         <w:t>Research backlog</w:t>
       </w:r>
-      <w:bookmarkEnd w:id="17"/>
+      <w:bookmarkEnd w:id="22"/>
     </w:p>
     <w:p/>
     <w:p>
@@ -6261,15 +6600,7 @@
         </w:numPr>
       </w:pPr>
       <w:r>
-        <w:t>Partition table on the MBR. I remember seeing adding 4 16</w:t>
-      </w:r>
-      <w:proofErr w:type="gramStart"/>
-      <w:r>
-        <w:t>bytes</w:t>
-      </w:r>
-      <w:proofErr w:type="gramEnd"/>
-      <w:r>
-        <w:t xml:space="preserve"> reserved structures before 0xAA55</w:t>
+        <w:t>Partition table on the MBR. I remember seeing adding 4 16bytes reserved structures before 0xAA55</w:t>
       </w:r>
     </w:p>
     <w:p>
@@ -6281,15 +6612,7 @@
         </w:numPr>
       </w:pPr>
       <w:r>
-        <w:t xml:space="preserve">I guess this applies if the MBR is for a hard </w:t>
-      </w:r>
-      <w:proofErr w:type="gramStart"/>
-      <w:r>
-        <w:t>disk, but</w:t>
-      </w:r>
-      <w:proofErr w:type="gramEnd"/>
-      <w:r>
-        <w:t xml:space="preserve"> does not apply for a floppy</w:t>
+        <w:t>I guess this applies if the MBR is for a hard disk, but does not apply for a floppy</w:t>
       </w:r>
       <w:r>
         <w:t>. This is an educated guess</w:t>
@@ -6304,15 +6627,7 @@
         </w:numPr>
       </w:pPr>
       <w:r>
-        <w:t xml:space="preserve">On floppy, the FAT info at 0 starts with a jump to code, followed by the FAT info. This way </w:t>
-      </w:r>
-      <w:proofErr w:type="gramStart"/>
-      <w:r>
-        <w:t>both,</w:t>
-      </w:r>
-      <w:proofErr w:type="gramEnd"/>
-      <w:r>
-        <w:t xml:space="preserve"> the bootloader and FAT info can coexist, because there is a jump. Validate this because I got this explained by </w:t>
+        <w:t xml:space="preserve">On floppy, the FAT info at 0 starts with a jump to code, followed by the FAT info. This way both, the bootloader and FAT info can coexist, because there is a jump. Validate this because I got this explained by </w:t>
       </w:r>
       <w:r>
         <w:t>ChatGPT. It makes a lot of sense, but still…</w:t>
@@ -6327,15 +6642,7 @@
         </w:numPr>
       </w:pPr>
       <w:r>
-        <w:t xml:space="preserve">A Disk with multiple partitions, the first byte </w:t>
-      </w:r>
-      <w:proofErr w:type="gramStart"/>
-      <w:r>
-        <w:t>define</w:t>
-      </w:r>
-      <w:proofErr w:type="gramEnd"/>
-      <w:r>
-        <w:t xml:space="preserve"> if it is bootable 0x80 = bootable.</w:t>
+        <w:t>A Disk with multiple partitions, the first byte define if it is bootable 0x80 = bootable.</w:t>
       </w:r>
       <w:r>
         <w:t xml:space="preserve"> The first byte on one of those 4 16 bytes partitions at the end of the MBR before the 0xAA55</w:t>
@@ -6350,6 +6657,21 @@
         </w:numPr>
       </w:pPr>
       <w:r>
+        <w:t>Can MBR and BPB be fused together? I found something related to a short jump at the beginning, of BPB ??? Dive deeper into this!</w:t>
+      </w:r>
+      <w:r>
+        <w:t xml:space="preserve"> I think BPB merged on MBR is for disk without partitions, such as floppy disks. </w:t>
+      </w:r>
+    </w:p>
+    <w:p>
+      <w:pPr>
+        <w:pStyle w:val="ListParagraph"/>
+        <w:numPr>
+          <w:ilvl w:val="0"/>
+          <w:numId w:val="1"/>
+        </w:numPr>
+      </w:pPr>
+      <w:r>
         <w:t>Inject breakpoints on Bochs without magic breakpoints, via commands file on startup</w:t>
       </w:r>
     </w:p>
@@ -6375,16 +6697,15 @@
       <w:pPr>
         <w:pStyle w:val="Heading1"/>
       </w:pPr>
-      <w:bookmarkStart w:id="18" w:name="_Toc212907400"/>
+      <w:bookmarkStart w:id="23" w:name="_Toc212933587"/>
       <w:r>
         <w:t>Screenshots</w:t>
       </w:r>
-      <w:bookmarkEnd w:id="18"/>
+      <w:bookmarkEnd w:id="23"/>
     </w:p>
     <w:p/>
     <w:p>
       <w:r>
-        <w:lastRenderedPageBreak/>
         <w:t>31-October-2025</w:t>
       </w:r>
     </w:p>
@@ -6395,6 +6716,10 @@
         <w:keepNext/>
       </w:pPr>
       <w:r>
+        <w:rPr>
+          <w:noProof/>
+        </w:rPr>
+        <w:lastRenderedPageBreak/>
         <w:drawing>
           <wp:inline distT="0" distB="0" distL="0" distR="0" wp14:anchorId="13B72F9A" wp14:editId="3497B51B">
             <wp:extent cx="5943600" cy="3763645"/>
@@ -6411,7 +6736,7 @@
                     <pic:cNvPicPr/>
                   </pic:nvPicPr>
                   <pic:blipFill>
-                    <a:blip r:embed="rId18"/>
+                    <a:blip r:embed="rId21"/>
                     <a:stretch>
                       <a:fillRect/>
                     </a:stretch>
@@ -6436,6 +6761,7 @@
       <w:pPr>
         <w:pStyle w:val="Caption"/>
       </w:pPr>
+      <w:bookmarkStart w:id="24" w:name="_Toc212932822"/>
       <w:r>
         <w:t xml:space="preserve">Figure </w:t>
       </w:r>
@@ -6449,7 +6775,10 @@
         <w:fldChar w:fldCharType="separate"/>
       </w:r>
       <w:r>
-        <w:t>1</w:t>
+        <w:rPr>
+          <w:noProof/>
+        </w:rPr>
+        <w:t>4</w:t>
       </w:r>
       <w:r>
         <w:fldChar w:fldCharType="end"/>
@@ -6457,6 +6786,7 @@
       <w:r>
         <w:t xml:space="preserve"> Quick and dirt bootloader with ABCD printed</w:t>
       </w:r>
+      <w:bookmarkEnd w:id="24"/>
     </w:p>
     <w:p/>
     <w:p>
@@ -6464,6 +6794,9 @@
         <w:keepNext/>
       </w:pPr>
       <w:r>
+        <w:rPr>
+          <w:noProof/>
+        </w:rPr>
         <w:lastRenderedPageBreak/>
         <w:drawing>
           <wp:inline distT="0" distB="0" distL="0" distR="0" wp14:anchorId="32D8F6A5" wp14:editId="7ECDF19D">
@@ -6481,7 +6814,7 @@
                     <pic:cNvPicPr/>
                   </pic:nvPicPr>
                   <pic:blipFill>
-                    <a:blip r:embed="rId19"/>
+                    <a:blip r:embed="rId22"/>
                     <a:stretch>
                       <a:fillRect/>
                     </a:stretch>
@@ -6506,6 +6839,7 @@
       <w:pPr>
         <w:pStyle w:val="Caption"/>
       </w:pPr>
+      <w:bookmarkStart w:id="25" w:name="_Toc212932823"/>
       <w:r>
         <w:t xml:space="preserve">Figure </w:t>
       </w:r>
@@ -6519,22 +6853,18 @@
         <w:fldChar w:fldCharType="separate"/>
       </w:r>
       <w:r>
-        <w:t>2</w:t>
+        <w:rPr>
+          <w:noProof/>
+        </w:rPr>
+        <w:t>5</w:t>
       </w:r>
       <w:r>
         <w:fldChar w:fldCharType="end"/>
       </w:r>
       <w:r>
-        <w:t xml:space="preserve"> Early </w:t>
-      </w:r>
-      <w:proofErr w:type="spellStart"/>
-      <w:r>
-        <w:t>makefile</w:t>
-      </w:r>
-      <w:proofErr w:type="spellEnd"/>
-      <w:r>
-        <w:t xml:space="preserve"> for the bootloader</w:t>
-      </w:r>
+        <w:t xml:space="preserve"> Early makefile for the bootloader</w:t>
+      </w:r>
+      <w:bookmarkEnd w:id="25"/>
     </w:p>
     <w:p/>
     <w:p>
@@ -6548,6 +6878,9 @@
         <w:keepNext/>
       </w:pPr>
       <w:r>
+        <w:rPr>
+          <w:noProof/>
+        </w:rPr>
         <w:drawing>
           <wp:inline distT="0" distB="0" distL="0" distR="0" wp14:anchorId="36228EF2" wp14:editId="7DA428EE">
             <wp:extent cx="5943600" cy="967740"/>
@@ -6564,7 +6897,7 @@
                     <pic:cNvPicPr/>
                   </pic:nvPicPr>
                   <pic:blipFill>
-                    <a:blip r:embed="rId20"/>
+                    <a:blip r:embed="rId23"/>
                     <a:stretch>
                       <a:fillRect/>
                     </a:stretch>
@@ -6589,6 +6922,7 @@
       <w:pPr>
         <w:pStyle w:val="Caption"/>
       </w:pPr>
+      <w:bookmarkStart w:id="26" w:name="_Toc212932824"/>
       <w:r>
         <w:t xml:space="preserve">Figure </w:t>
       </w:r>
@@ -6602,7 +6936,10 @@
         <w:fldChar w:fldCharType="separate"/>
       </w:r>
       <w:r>
-        <w:t>3</w:t>
+        <w:rPr>
+          <w:noProof/>
+        </w:rPr>
+        <w:t>6</w:t>
       </w:r>
       <w:r>
         <w:fldChar w:fldCharType="end"/>
@@ -6625,34 +6962,201 @@
       <w:r>
         <w:t>…</w:t>
       </w:r>
+      <w:bookmarkEnd w:id="26"/>
     </w:p>
     <w:p/>
     <w:p/>
     <w:p/>
+    <w:p>
+      <w:pPr>
+        <w:pStyle w:val="Heading1"/>
+      </w:pPr>
+      <w:bookmarkStart w:id="27" w:name="_Toc212933588"/>
+      <w:r>
+        <w:lastRenderedPageBreak/>
+        <w:t>Resources</w:t>
+      </w:r>
+      <w:bookmarkEnd w:id="27"/>
+    </w:p>
     <w:p/>
+    <w:tbl>
+      <w:tblPr>
+        <w:tblStyle w:val="TableGrid"/>
+        <w:tblW w:w="0" w:type="auto"/>
+        <w:tblLook w:val="04A0" w:firstRow="1" w:lastRow="0" w:firstColumn="1" w:lastColumn="0" w:noHBand="0" w:noVBand="1"/>
+      </w:tblPr>
+      <w:tblGrid>
+        <w:gridCol w:w="6863"/>
+        <w:gridCol w:w="2487"/>
+      </w:tblGrid>
+      <w:tr>
+        <w:tc>
+          <w:tcPr>
+            <w:tcW w:w="4675" w:type="dxa"/>
+          </w:tcPr>
+          <w:p>
+            <w:r>
+              <w:t>Resource</w:t>
+            </w:r>
+          </w:p>
+        </w:tc>
+        <w:tc>
+          <w:tcPr>
+            <w:tcW w:w="4675" w:type="dxa"/>
+          </w:tcPr>
+          <w:p>
+            <w:r>
+              <w:t>Notes</w:t>
+            </w:r>
+          </w:p>
+        </w:tc>
+      </w:tr>
+      <w:tr>
+        <w:tc>
+          <w:tcPr>
+            <w:tcW w:w="4675" w:type="dxa"/>
+          </w:tcPr>
+          <w:p>
+            <w:hyperlink r:id="rId24" w:history="1">
+              <w:r>
+                <w:rPr>
+                  <w:rStyle w:val="Hyperlink"/>
+                </w:rPr>
+                <w:t>https://github.com/notsomeidiot123/KimisOS</w:t>
+              </w:r>
+            </w:hyperlink>
+          </w:p>
+          <w:p/>
+        </w:tc>
+        <w:tc>
+          <w:tcPr>
+            <w:tcW w:w="4675" w:type="dxa"/>
+          </w:tcPr>
+          <w:p>
+            <w:r>
+              <w:t xml:space="preserve">bootloader made in assembly. </w:t>
+            </w:r>
+            <w:r>
+              <w:t>diskwrite.c</w:t>
+            </w:r>
+            <w:r>
+              <w:t>, it looks like a custom FAT32 image writer, which is an idea I am toying with.</w:t>
+            </w:r>
+          </w:p>
+        </w:tc>
+      </w:tr>
+      <w:tr>
+        <w:tc>
+          <w:tcPr>
+            <w:tcW w:w="4675" w:type="dxa"/>
+          </w:tcPr>
+          <w:p>
+            <w:hyperlink r:id="rId25" w:history="1">
+              <w:r>
+                <w:rPr>
+                  <w:rStyle w:val="Hyperlink"/>
+                </w:rPr>
+                <w:t>https://archive.org/details/FAT_Specification/mode/1up</w:t>
+              </w:r>
+            </w:hyperlink>
+            <w:r>
+              <w:t xml:space="preserve"> </w:t>
+            </w:r>
+          </w:p>
+        </w:tc>
+        <w:tc>
+          <w:tcPr>
+            <w:tcW w:w="4675" w:type="dxa"/>
+          </w:tcPr>
+          <w:p>
+            <w:r>
+              <w:t>FAT Reference from Microsoft. Internet archive</w:t>
+            </w:r>
+          </w:p>
+        </w:tc>
+      </w:tr>
+      <w:tr>
+        <w:tc>
+          <w:tcPr>
+            <w:tcW w:w="4675" w:type="dxa"/>
+          </w:tcPr>
+          <w:p>
+            <w:hyperlink r:id="rId26" w:history="1">
+              <w:r>
+                <w:rPr>
+                  <w:rStyle w:val="Hyperlink"/>
+                </w:rPr>
+                <w:t>https://euroassembler.eu/</w:t>
+              </w:r>
+            </w:hyperlink>
+            <w:r>
+              <w:t xml:space="preserve"> </w:t>
+            </w:r>
+          </w:p>
+        </w:tc>
+        <w:tc>
+          <w:tcPr>
+            <w:tcW w:w="4675" w:type="dxa"/>
+          </w:tcPr>
+          <w:p>
+            <w:r>
+              <w:t>Yet another assembler. There is a ton of work behind. The macros</w:t>
+            </w:r>
+            <w:r>
+              <w:t xml:space="preserve"> and projects</w:t>
+            </w:r>
+            <w:r>
+              <w:t xml:space="preserve"> section contain a lot of pre-canned structures and asm for OsDev</w:t>
+            </w:r>
+          </w:p>
+        </w:tc>
+      </w:tr>
+      <w:tr>
+        <w:tc>
+          <w:tcPr>
+            <w:tcW w:w="4675" w:type="dxa"/>
+          </w:tcPr>
+          <w:p>
+            <w:hyperlink r:id="rId27" w:history="1">
+              <w:r>
+                <w:rPr>
+                  <w:rStyle w:val="Hyperlink"/>
+                </w:rPr>
+                <w:t>https://elm-chan.org/docs/fat_e.html</w:t>
+              </w:r>
+            </w:hyperlink>
+            <w:r>
+              <w:t xml:space="preserve"> </w:t>
+            </w:r>
+          </w:p>
+        </w:tc>
+        <w:tc>
+          <w:tcPr>
+            <w:tcW w:w="4675" w:type="dxa"/>
+          </w:tcPr>
+          <w:p>
+            <w:r>
+              <w:t>FAT stuff</w:t>
+            </w:r>
+          </w:p>
+        </w:tc>
+      </w:tr>
+    </w:tbl>
+    <w:p/>
     <w:p>
       <w:pPr>
         <w:pStyle w:val="Heading1"/>
       </w:pPr>
-      <w:bookmarkStart w:id="19" w:name="_Toc212907401"/>
-      <w:r>
-        <w:lastRenderedPageBreak/>
+      <w:bookmarkStart w:id="28" w:name="_Toc212933589"/>
+      <w:r>
         <w:t>Clock in/out hours</w:t>
       </w:r>
-      <w:bookmarkEnd w:id="19"/>
+      <w:bookmarkEnd w:id="28"/>
     </w:p>
     <w:p/>
     <w:p>
       <w:r>
-        <w:t xml:space="preserve">Hours clocked-in includes, coding, research, testing, reading, documenting, </w:t>
-      </w:r>
-      <w:proofErr w:type="spellStart"/>
-      <w:r>
-        <w:t>etc</w:t>
-      </w:r>
-      <w:proofErr w:type="spellEnd"/>
-      <w:r>
-        <w:t>…</w:t>
+        <w:t>Hours clocked-in includes, coding, research, testing, reading, documenting, etc…</w:t>
       </w:r>
     </w:p>
     <w:p/>
@@ -6683,15 +7187,7 @@
           </w:tcPr>
           <w:p>
             <w:r>
-              <w:t xml:space="preserve">Hours </w:t>
-            </w:r>
-            <w:proofErr w:type="spellStart"/>
-            <w:r>
-              <w:t>aprox</w:t>
-            </w:r>
-            <w:proofErr w:type="spellEnd"/>
-            <w:r>
-              <w:t>.</w:t>
+              <w:t>Hours aprox.</w:t>
             </w:r>
           </w:p>
         </w:tc>
@@ -6770,8 +7266,468 @@
       </w:tr>
     </w:tbl>
     <w:p/>
+    <w:p/>
+    <w:p/>
+    <w:p>
+      <w:pPr>
+        <w:pStyle w:val="Heading1"/>
+      </w:pPr>
+      <w:bookmarkStart w:id="29" w:name="_Toc212933590"/>
+      <w:r>
+        <w:lastRenderedPageBreak/>
+        <w:t>Table of figures</w:t>
+      </w:r>
+      <w:bookmarkEnd w:id="29"/>
+    </w:p>
+    <w:p/>
+    <w:p>
+      <w:pPr>
+        <w:pStyle w:val="TableofFigures"/>
+        <w:tabs>
+          <w:tab w:val="right" w:leader="dot" w:pos="9350"/>
+        </w:tabs>
+        <w:rPr>
+          <w:noProof/>
+          <w:kern w:val="2"/>
+          <w:sz w:val="24"/>
+          <w:szCs w:val="24"/>
+          <w14:ligatures w14:val="standardContextual"/>
+        </w:rPr>
+      </w:pPr>
+      <w:r>
+        <w:fldChar w:fldCharType="begin"/>
+      </w:r>
+      <w:r>
+        <w:instrText xml:space="preserve"> TOC \h \z \c "Figure" </w:instrText>
+      </w:r>
+      <w:r>
+        <w:fldChar w:fldCharType="separate"/>
+      </w:r>
+      <w:hyperlink w:anchor="_Toc212932819" w:history="1">
+        <w:r>
+          <w:rPr>
+            <w:rStyle w:val="Hyperlink"/>
+            <w:noProof/>
+          </w:rPr>
+          <w:t>Figure 1 Example of partition on MBR. 0x80 is bootable</w:t>
+        </w:r>
+        <w:r>
+          <w:rPr>
+            <w:noProof/>
+            <w:webHidden/>
+          </w:rPr>
+          <w:tab/>
+        </w:r>
+        <w:r>
+          <w:rPr>
+            <w:noProof/>
+            <w:webHidden/>
+          </w:rPr>
+          <w:fldChar w:fldCharType="begin"/>
+        </w:r>
+        <w:r>
+          <w:rPr>
+            <w:noProof/>
+            <w:webHidden/>
+          </w:rPr>
+          <w:instrText xml:space="preserve"> PAGEREF _Toc212932819 \h </w:instrText>
+        </w:r>
+        <w:r>
+          <w:rPr>
+            <w:noProof/>
+            <w:webHidden/>
+          </w:rPr>
+        </w:r>
+        <w:r>
+          <w:rPr>
+            <w:noProof/>
+            <w:webHidden/>
+          </w:rPr>
+          <w:fldChar w:fldCharType="separate"/>
+        </w:r>
+        <w:r>
+          <w:rPr>
+            <w:noProof/>
+            <w:webHidden/>
+          </w:rPr>
+          <w:t>6</w:t>
+        </w:r>
+        <w:r>
+          <w:rPr>
+            <w:noProof/>
+            <w:webHidden/>
+          </w:rPr>
+          <w:fldChar w:fldCharType="end"/>
+        </w:r>
+      </w:hyperlink>
+    </w:p>
+    <w:p>
+      <w:pPr>
+        <w:pStyle w:val="TableofFigures"/>
+        <w:tabs>
+          <w:tab w:val="right" w:leader="dot" w:pos="9350"/>
+        </w:tabs>
+        <w:rPr>
+          <w:noProof/>
+          <w:kern w:val="2"/>
+          <w:sz w:val="24"/>
+          <w:szCs w:val="24"/>
+          <w14:ligatures w14:val="standardContextual"/>
+        </w:rPr>
+      </w:pPr>
+      <w:hyperlink w:anchor="_Toc212932820" w:history="1">
+        <w:r>
+          <w:rPr>
+            <w:rStyle w:val="Hyperlink"/>
+            <w:noProof/>
+          </w:rPr>
+          <w:t>Figure 2 Dissection of the first partition using ChatGPT. Is correct?</w:t>
+        </w:r>
+        <w:r>
+          <w:rPr>
+            <w:noProof/>
+            <w:webHidden/>
+          </w:rPr>
+          <w:tab/>
+        </w:r>
+        <w:r>
+          <w:rPr>
+            <w:noProof/>
+            <w:webHidden/>
+          </w:rPr>
+          <w:fldChar w:fldCharType="begin"/>
+        </w:r>
+        <w:r>
+          <w:rPr>
+            <w:noProof/>
+            <w:webHidden/>
+          </w:rPr>
+          <w:instrText xml:space="preserve"> PAGEREF _Toc212932820 \h </w:instrText>
+        </w:r>
+        <w:r>
+          <w:rPr>
+            <w:noProof/>
+            <w:webHidden/>
+          </w:rPr>
+        </w:r>
+        <w:r>
+          <w:rPr>
+            <w:noProof/>
+            <w:webHidden/>
+          </w:rPr>
+          <w:fldChar w:fldCharType="separate"/>
+        </w:r>
+        <w:r>
+          <w:rPr>
+            <w:noProof/>
+            <w:webHidden/>
+          </w:rPr>
+          <w:t>7</w:t>
+        </w:r>
+        <w:r>
+          <w:rPr>
+            <w:noProof/>
+            <w:webHidden/>
+          </w:rPr>
+          <w:fldChar w:fldCharType="end"/>
+        </w:r>
+      </w:hyperlink>
+    </w:p>
+    <w:p>
+      <w:pPr>
+        <w:pStyle w:val="TableofFigures"/>
+        <w:tabs>
+          <w:tab w:val="right" w:leader="dot" w:pos="9350"/>
+        </w:tabs>
+        <w:rPr>
+          <w:noProof/>
+          <w:kern w:val="2"/>
+          <w:sz w:val="24"/>
+          <w:szCs w:val="24"/>
+          <w14:ligatures w14:val="standardContextual"/>
+        </w:rPr>
+      </w:pPr>
+      <w:hyperlink w:anchor="_Toc212932821" w:history="1">
+        <w:r>
+          <w:rPr>
+            <w:rStyle w:val="Hyperlink"/>
+            <w:noProof/>
+          </w:rPr>
+          <w:t>Figure 3 FAT formats schema</w:t>
+        </w:r>
+        <w:r>
+          <w:rPr>
+            <w:noProof/>
+            <w:webHidden/>
+          </w:rPr>
+          <w:tab/>
+        </w:r>
+        <w:r>
+          <w:rPr>
+            <w:noProof/>
+            <w:webHidden/>
+          </w:rPr>
+          <w:fldChar w:fldCharType="begin"/>
+        </w:r>
+        <w:r>
+          <w:rPr>
+            <w:noProof/>
+            <w:webHidden/>
+          </w:rPr>
+          <w:instrText xml:space="preserve"> PAGEREF _Toc212932821 \h </w:instrText>
+        </w:r>
+        <w:r>
+          <w:rPr>
+            <w:noProof/>
+            <w:webHidden/>
+          </w:rPr>
+        </w:r>
+        <w:r>
+          <w:rPr>
+            <w:noProof/>
+            <w:webHidden/>
+          </w:rPr>
+          <w:fldChar w:fldCharType="separate"/>
+        </w:r>
+        <w:r>
+          <w:rPr>
+            <w:noProof/>
+            <w:webHidden/>
+          </w:rPr>
+          <w:t>8</w:t>
+        </w:r>
+        <w:r>
+          <w:rPr>
+            <w:noProof/>
+            <w:webHidden/>
+          </w:rPr>
+          <w:fldChar w:fldCharType="end"/>
+        </w:r>
+      </w:hyperlink>
+    </w:p>
+    <w:p>
+      <w:pPr>
+        <w:pStyle w:val="TableofFigures"/>
+        <w:tabs>
+          <w:tab w:val="right" w:leader="dot" w:pos="9350"/>
+        </w:tabs>
+        <w:rPr>
+          <w:noProof/>
+          <w:kern w:val="2"/>
+          <w:sz w:val="24"/>
+          <w:szCs w:val="24"/>
+          <w14:ligatures w14:val="standardContextual"/>
+        </w:rPr>
+      </w:pPr>
+      <w:hyperlink w:anchor="_Toc212932822" w:history="1">
+        <w:r>
+          <w:rPr>
+            <w:rStyle w:val="Hyperlink"/>
+            <w:noProof/>
+          </w:rPr>
+          <w:t>Figure 4 Quick and dirt bootloader with ABCD printed</w:t>
+        </w:r>
+        <w:r>
+          <w:rPr>
+            <w:noProof/>
+            <w:webHidden/>
+          </w:rPr>
+          <w:tab/>
+        </w:r>
+        <w:r>
+          <w:rPr>
+            <w:noProof/>
+            <w:webHidden/>
+          </w:rPr>
+          <w:fldChar w:fldCharType="begin"/>
+        </w:r>
+        <w:r>
+          <w:rPr>
+            <w:noProof/>
+            <w:webHidden/>
+          </w:rPr>
+          <w:instrText xml:space="preserve"> PAGEREF _Toc212932822 \h </w:instrText>
+        </w:r>
+        <w:r>
+          <w:rPr>
+            <w:noProof/>
+            <w:webHidden/>
+          </w:rPr>
+        </w:r>
+        <w:r>
+          <w:rPr>
+            <w:noProof/>
+            <w:webHidden/>
+          </w:rPr>
+          <w:fldChar w:fldCharType="separate"/>
+        </w:r>
+        <w:r>
+          <w:rPr>
+            <w:noProof/>
+            <w:webHidden/>
+          </w:rPr>
+          <w:t>15</w:t>
+        </w:r>
+        <w:r>
+          <w:rPr>
+            <w:noProof/>
+            <w:webHidden/>
+          </w:rPr>
+          <w:fldChar w:fldCharType="end"/>
+        </w:r>
+      </w:hyperlink>
+    </w:p>
+    <w:p>
+      <w:pPr>
+        <w:pStyle w:val="TableofFigures"/>
+        <w:tabs>
+          <w:tab w:val="right" w:leader="dot" w:pos="9350"/>
+        </w:tabs>
+        <w:rPr>
+          <w:noProof/>
+          <w:kern w:val="2"/>
+          <w:sz w:val="24"/>
+          <w:szCs w:val="24"/>
+          <w14:ligatures w14:val="standardContextual"/>
+        </w:rPr>
+      </w:pPr>
+      <w:hyperlink w:anchor="_Toc212932823" w:history="1">
+        <w:r>
+          <w:rPr>
+            <w:rStyle w:val="Hyperlink"/>
+            <w:noProof/>
+          </w:rPr>
+          <w:t>Figure 5 Early makefile for the bootloader</w:t>
+        </w:r>
+        <w:r>
+          <w:rPr>
+            <w:noProof/>
+            <w:webHidden/>
+          </w:rPr>
+          <w:tab/>
+        </w:r>
+        <w:r>
+          <w:rPr>
+            <w:noProof/>
+            <w:webHidden/>
+          </w:rPr>
+          <w:fldChar w:fldCharType="begin"/>
+        </w:r>
+        <w:r>
+          <w:rPr>
+            <w:noProof/>
+            <w:webHidden/>
+          </w:rPr>
+          <w:instrText xml:space="preserve"> PAGEREF _Toc212932823 \h </w:instrText>
+        </w:r>
+        <w:r>
+          <w:rPr>
+            <w:noProof/>
+            <w:webHidden/>
+          </w:rPr>
+        </w:r>
+        <w:r>
+          <w:rPr>
+            <w:noProof/>
+            <w:webHidden/>
+          </w:rPr>
+          <w:fldChar w:fldCharType="separate"/>
+        </w:r>
+        <w:r>
+          <w:rPr>
+            <w:noProof/>
+            <w:webHidden/>
+          </w:rPr>
+          <w:t>16</w:t>
+        </w:r>
+        <w:r>
+          <w:rPr>
+            <w:noProof/>
+            <w:webHidden/>
+          </w:rPr>
+          <w:fldChar w:fldCharType="end"/>
+        </w:r>
+      </w:hyperlink>
+    </w:p>
+    <w:p>
+      <w:pPr>
+        <w:pStyle w:val="TableofFigures"/>
+        <w:tabs>
+          <w:tab w:val="right" w:leader="dot" w:pos="9350"/>
+        </w:tabs>
+        <w:rPr>
+          <w:noProof/>
+          <w:kern w:val="2"/>
+          <w:sz w:val="24"/>
+          <w:szCs w:val="24"/>
+          <w14:ligatures w14:val="standardContextual"/>
+        </w:rPr>
+      </w:pPr>
+      <w:hyperlink w:anchor="_Toc212932824" w:history="1">
+        <w:r>
+          <w:rPr>
+            <w:rStyle w:val="Hyperlink"/>
+            <w:noProof/>
+          </w:rPr>
+          <w:t>Figure 6 Revived my old kernel with Protected mode and keyboard support via hardware interrupts. Goose bumps…</w:t>
+        </w:r>
+        <w:r>
+          <w:rPr>
+            <w:noProof/>
+            <w:webHidden/>
+          </w:rPr>
+          <w:tab/>
+        </w:r>
+        <w:r>
+          <w:rPr>
+            <w:noProof/>
+            <w:webHidden/>
+          </w:rPr>
+          <w:fldChar w:fldCharType="begin"/>
+        </w:r>
+        <w:r>
+          <w:rPr>
+            <w:noProof/>
+            <w:webHidden/>
+          </w:rPr>
+          <w:instrText xml:space="preserve"> PAGEREF _Toc212932824 \h </w:instrText>
+        </w:r>
+        <w:r>
+          <w:rPr>
+            <w:noProof/>
+            <w:webHidden/>
+          </w:rPr>
+        </w:r>
+        <w:r>
+          <w:rPr>
+            <w:noProof/>
+            <w:webHidden/>
+          </w:rPr>
+          <w:fldChar w:fldCharType="separate"/>
+        </w:r>
+        <w:r>
+          <w:rPr>
+            <w:noProof/>
+            <w:webHidden/>
+          </w:rPr>
+          <w:t>16</w:t>
+        </w:r>
+        <w:r>
+          <w:rPr>
+            <w:noProof/>
+            <w:webHidden/>
+          </w:rPr>
+          <w:fldChar w:fldCharType="end"/>
+        </w:r>
+      </w:hyperlink>
+    </w:p>
+    <w:p>
+      <w:r>
+        <w:fldChar w:fldCharType="end"/>
+      </w:r>
+    </w:p>
     <w:sectPr>
-      <w:headerReference w:type="default" r:id="rId21"/>
+      <w:headerReference w:type="default" r:id="rId28"/>
       <w:pgSz w:w="12240" w:h="15840"/>
       <w:pgMar w:top="1440" w:right="1440" w:bottom="1440" w:left="1440" w:header="720" w:footer="720" w:gutter="0"/>
       <w:pgNumType w:start="0"/>
@@ -6980,7 +7936,7 @@
             </mc:Choice>
             <mc:Fallback>
               <w:pict>
-                <v:rect w14:anchorId="603EB979" id="Rectangle 3" o:spid="_x0000_s1027" style="position:absolute;margin-left:0;margin-top:0;width:40.2pt;height:171.9pt;z-index:251659264;visibility:visible;mso-wrap-style:square;mso-width-percent:0;mso-height-percent:0;mso-wrap-distance-left:9pt;mso-wrap-distance-top:0;mso-wrap-distance-right:9pt;mso-wrap-distance-bottom:0;mso-position-horizontal:center;mso-position-horizontal-relative:right-margin-area;mso-position-vertical:bottom;mso-position-vertical-relative:margin;mso-width-percent:0;mso-height-percent:0;mso-width-relative:page;mso-height-relative:page;v-text-anchor:middle" o:gfxdata="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" o:allowincell="f" filled="f" stroked="f">
+                <v:rect w14:anchorId="603EB979" id="Rectangle 3" o:spid="_x0000_s1028" style="position:absolute;margin-left:0;margin-top:0;width:40.2pt;height:171.9pt;z-index:251659264;visibility:visible;mso-wrap-style:square;mso-width-percent:0;mso-height-percent:0;mso-wrap-distance-left:9pt;mso-wrap-distance-top:0;mso-wrap-distance-right:9pt;mso-wrap-distance-bottom:0;mso-position-horizontal:center;mso-position-horizontal-relative:right-margin-area;mso-position-vertical:bottom;mso-position-vertical-relative:margin;mso-width-percent:0;mso-height-percent:0;mso-width-relative:page;mso-height-relative:page;v-text-anchor:middle" o:gfxdata="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" o:allowincell="f" filled="f" stroked="f">
                   <v:textbox style="layout-flow:vertical;mso-layout-flow-alt:bottom-to-top;mso-fit-shape-to-text:t">
                     <w:txbxContent>
                       <w:p>
@@ -7342,6 +8298,12 @@
     <w:abstractNumId w:val="0"/>
   </w:num>
   <w:num w:numId="29" w16cid:durableId="22943698">
+    <w:abstractNumId w:val="0"/>
+  </w:num>
+  <w:num w:numId="30" w16cid:durableId="473645636">
+    <w:abstractNumId w:val="0"/>
+  </w:num>
+  <w:num w:numId="31" w16cid:durableId="1101410883">
     <w:abstractNumId w:val="0"/>
   </w:num>
 </w:numbering>
@@ -7815,7 +8777,6 @@
     <w:next w:val="Normal"/>
     <w:link w:val="Heading3Char"/>
     <w:uiPriority w:val="9"/>
-    <w:semiHidden/>
     <w:unhideWhenUsed/>
     <w:qFormat/>
     <w:rsid w:val="00457DEC"/>
@@ -8061,7 +9022,6 @@
     <w:basedOn w:val="DefaultParagraphFont"/>
     <w:link w:val="Heading3"/>
     <w:uiPriority w:val="9"/>
-    <w:semiHidden/>
     <w:rsid w:val="00457DEC"/>
     <w:rPr>
       <w:rFonts w:asciiTheme="majorHAnsi" w:eastAsiaTheme="majorEastAsia" w:hAnsiTheme="majorHAnsi" w:cstheme="majorBidi"/>
@@ -8547,6 +9507,42 @@
       <w:sz w:val="20"/>
     </w:rPr>
   </w:style>
+  <w:style w:type="paragraph" w:styleId="TableofFigures">
+    <w:name w:val="table of figures"/>
+    <w:basedOn w:val="Normal"/>
+    <w:next w:val="Normal"/>
+    <w:uiPriority w:val="99"/>
+    <w:unhideWhenUsed/>
+    <w:rsid w:val="00C2196B"/>
+    <w:pPr>
+      <w:spacing w:after="0"/>
+    </w:pPr>
+  </w:style>
+  <w:style w:type="paragraph" w:styleId="TOC3">
+    <w:name w:val="toc 3"/>
+    <w:basedOn w:val="Normal"/>
+    <w:next w:val="Normal"/>
+    <w:autoRedefine/>
+    <w:uiPriority w:val="39"/>
+    <w:unhideWhenUsed/>
+    <w:rsid w:val="00FA67E0"/>
+    <w:pPr>
+      <w:spacing w:after="100"/>
+      <w:ind w:left="400"/>
+    </w:pPr>
+  </w:style>
+  <w:style w:type="character" w:styleId="FollowedHyperlink">
+    <w:name w:val="FollowedHyperlink"/>
+    <w:basedOn w:val="DefaultParagraphFont"/>
+    <w:uiPriority w:val="99"/>
+    <w:semiHidden/>
+    <w:unhideWhenUsed/>
+    <w:rsid w:val="00ED389A"/>
+    <w:rPr>
+      <w:color w:val="B26B02" w:themeColor="followedHyperlink"/>
+      <w:u w:val="single"/>
+    </w:rPr>
+  </w:style>
 </w:styles>
 </file>
 

--- a/docs/TusMuertos-v2.0-Design.docx
+++ b/docs/TusMuertos-v2.0-Design.docx
@@ -5015,6 +5015,7 @@
       </w:pPr>
       <w:r>
         <w:rPr>
+          <w:noProof/>
           <w:szCs w:val="20"/>
         </w:rPr>
         <w:lastRenderedPageBreak/>
@@ -5063,35 +5064,28 @@
       <w:r>
         <w:t xml:space="preserve">Figure </w:t>
       </w:r>
-      <w:r>
-        <w:fldChar w:fldCharType="begin"/>
-      </w:r>
-      <w:r>
-        <w:instrText xml:space="preserve"> SEQ Figure \* ARABIC </w:instrText>
-      </w:r>
-      <w:r>
-        <w:fldChar w:fldCharType="separate"/>
-      </w:r>
+      <w:fldSimple w:instr=" SEQ Figure \* ARABIC ">
+        <w:r>
+          <w:rPr>
+            <w:noProof/>
+          </w:rPr>
+          <w:t>1</w:t>
+        </w:r>
+      </w:fldSimple>
+      <w:r>
+        <w:t xml:space="preserve"> Example of partition on MBR. 0x80 is bootable</w:t>
+      </w:r>
+      <w:bookmarkEnd w:id="6"/>
+    </w:p>
+    <w:p/>
+    <w:p>
+      <w:pPr>
+        <w:keepNext/>
+      </w:pPr>
       <w:r>
         <w:rPr>
           <w:noProof/>
         </w:rPr>
-        <w:t>1</w:t>
-      </w:r>
-      <w:r>
-        <w:fldChar w:fldCharType="end"/>
-      </w:r>
-      <w:r>
-        <w:t xml:space="preserve"> Example of partition on MBR. 0x80 is bootable</w:t>
-      </w:r>
-      <w:bookmarkEnd w:id="6"/>
-    </w:p>
-    <w:p/>
-    <w:p>
-      <w:pPr>
-        <w:keepNext/>
-      </w:pPr>
-      <w:r>
         <w:lastRenderedPageBreak/>
         <w:drawing>
           <wp:inline distT="0" distB="0" distL="0" distR="0" wp14:anchorId="7A06D508" wp14:editId="683E0A17">
@@ -5138,24 +5132,14 @@
       <w:r>
         <w:t xml:space="preserve">Figure </w:t>
       </w:r>
-      <w:r>
-        <w:fldChar w:fldCharType="begin"/>
-      </w:r>
-      <w:r>
-        <w:instrText xml:space="preserve"> SEQ Figure \* ARABIC </w:instrText>
-      </w:r>
-      <w:r>
-        <w:fldChar w:fldCharType="separate"/>
-      </w:r>
-      <w:r>
-        <w:rPr>
-          <w:noProof/>
-        </w:rPr>
-        <w:t>2</w:t>
-      </w:r>
-      <w:r>
-        <w:fldChar w:fldCharType="end"/>
-      </w:r>
+      <w:fldSimple w:instr=" SEQ Figure \* ARABIC ">
+        <w:r>
+          <w:rPr>
+            <w:noProof/>
+          </w:rPr>
+          <w:t>2</w:t>
+        </w:r>
+      </w:fldSimple>
       <w:r>
         <w:t xml:space="preserve"> Dissection of the first partition using ChatGPT. </w:t>
       </w:r>
@@ -5236,24 +5220,14 @@
       <w:r>
         <w:t xml:space="preserve">Figure </w:t>
       </w:r>
-      <w:r>
-        <w:fldChar w:fldCharType="begin"/>
-      </w:r>
-      <w:r>
-        <w:instrText xml:space="preserve"> SEQ Figure \* ARABIC </w:instrText>
-      </w:r>
-      <w:r>
-        <w:fldChar w:fldCharType="separate"/>
-      </w:r>
-      <w:r>
-        <w:rPr>
-          <w:noProof/>
-        </w:rPr>
-        <w:t>3</w:t>
-      </w:r>
-      <w:r>
-        <w:fldChar w:fldCharType="end"/>
-      </w:r>
+      <w:fldSimple w:instr=" SEQ Figure \* ARABIC ">
+        <w:r>
+          <w:rPr>
+            <w:noProof/>
+          </w:rPr>
+          <w:t>3</w:t>
+        </w:r>
+      </w:fldSimple>
       <w:r>
         <w:t xml:space="preserve"> FAT formats schema</w:t>
       </w:r>
@@ -6561,6 +6535,38 @@
     <w:p/>
     <w:p>
       <w:pPr>
+        <w:pStyle w:val="Heading2"/>
+      </w:pPr>
+      <w:r>
+        <w:t>Git inconsistency between files on the same folder via Windows and WSL on VSCODE</w:t>
+      </w:r>
+    </w:p>
+    <w:p/>
+    <w:p>
+      <w:r>
+        <w:t>It is related to the LF vs CRLF line-endings differences.</w:t>
+      </w:r>
+    </w:p>
+    <w:p/>
+    <w:p>
+      <w:r>
+        <w:t>The easiest way to resolve this would be to add .gitattributes file with a * text=auto line. This should normalize the line endings and prevent this issue within this specific repository. See </w:t>
+      </w:r>
+      <w:hyperlink r:id="rId21" w:anchor="per-repository-settings" w:history="1">
+        <w:r>
+          <w:rPr>
+            <w:rStyle w:val="Hyperlink"/>
+          </w:rPr>
+          <w:t>this guide</w:t>
+        </w:r>
+      </w:hyperlink>
+      <w:r>
+        <w:t>. Let me know if you have any other questions</w:t>
+      </w:r>
+    </w:p>
+    <w:p/>
+    <w:p>
+      <w:pPr>
         <w:pStyle w:val="Heading1"/>
       </w:pPr>
       <w:bookmarkStart w:id="22" w:name="_Toc212933586"/>
@@ -6719,7 +6725,6 @@
         <w:rPr>
           <w:noProof/>
         </w:rPr>
-        <w:lastRenderedPageBreak/>
         <w:drawing>
           <wp:inline distT="0" distB="0" distL="0" distR="0" wp14:anchorId="13B72F9A" wp14:editId="3497B51B">
             <wp:extent cx="5943600" cy="3763645"/>
@@ -6736,7 +6741,7 @@
                     <pic:cNvPicPr/>
                   </pic:nvPicPr>
                   <pic:blipFill>
-                    <a:blip r:embed="rId21"/>
+                    <a:blip r:embed="rId22"/>
                     <a:stretch>
                       <a:fillRect/>
                     </a:stretch>
@@ -6765,24 +6770,14 @@
       <w:r>
         <w:t xml:space="preserve">Figure </w:t>
       </w:r>
-      <w:r>
-        <w:fldChar w:fldCharType="begin"/>
-      </w:r>
-      <w:r>
-        <w:instrText xml:space="preserve"> SEQ Figure \* ARABIC </w:instrText>
-      </w:r>
-      <w:r>
-        <w:fldChar w:fldCharType="separate"/>
-      </w:r>
-      <w:r>
-        <w:rPr>
-          <w:noProof/>
-        </w:rPr>
-        <w:t>4</w:t>
-      </w:r>
-      <w:r>
-        <w:fldChar w:fldCharType="end"/>
-      </w:r>
+      <w:fldSimple w:instr=" SEQ Figure \* ARABIC ">
+        <w:r>
+          <w:rPr>
+            <w:noProof/>
+          </w:rPr>
+          <w:t>4</w:t>
+        </w:r>
+      </w:fldSimple>
       <w:r>
         <w:t xml:space="preserve"> Quick and dirt bootloader with ABCD printed</w:t>
       </w:r>
@@ -6814,7 +6809,7 @@
                     <pic:cNvPicPr/>
                   </pic:nvPicPr>
                   <pic:blipFill>
-                    <a:blip r:embed="rId22"/>
+                    <a:blip r:embed="rId23"/>
                     <a:stretch>
                       <a:fillRect/>
                     </a:stretch>
@@ -6843,24 +6838,14 @@
       <w:r>
         <w:t xml:space="preserve">Figure </w:t>
       </w:r>
-      <w:r>
-        <w:fldChar w:fldCharType="begin"/>
-      </w:r>
-      <w:r>
-        <w:instrText xml:space="preserve"> SEQ Figure \* ARABIC </w:instrText>
-      </w:r>
-      <w:r>
-        <w:fldChar w:fldCharType="separate"/>
-      </w:r>
-      <w:r>
-        <w:rPr>
-          <w:noProof/>
-        </w:rPr>
-        <w:t>5</w:t>
-      </w:r>
-      <w:r>
-        <w:fldChar w:fldCharType="end"/>
-      </w:r>
+      <w:fldSimple w:instr=" SEQ Figure \* ARABIC ">
+        <w:r>
+          <w:rPr>
+            <w:noProof/>
+          </w:rPr>
+          <w:t>5</w:t>
+        </w:r>
+      </w:fldSimple>
       <w:r>
         <w:t xml:space="preserve"> Early makefile for the bootloader</w:t>
       </w:r>
@@ -6897,7 +6882,7 @@
                     <pic:cNvPicPr/>
                   </pic:nvPicPr>
                   <pic:blipFill>
-                    <a:blip r:embed="rId23"/>
+                    <a:blip r:embed="rId24"/>
                     <a:stretch>
                       <a:fillRect/>
                     </a:stretch>
@@ -6926,24 +6911,14 @@
       <w:r>
         <w:t xml:space="preserve">Figure </w:t>
       </w:r>
-      <w:r>
-        <w:fldChar w:fldCharType="begin"/>
-      </w:r>
-      <w:r>
-        <w:instrText xml:space="preserve"> SEQ Figure \* ARABIC </w:instrText>
-      </w:r>
-      <w:r>
-        <w:fldChar w:fldCharType="separate"/>
-      </w:r>
-      <w:r>
-        <w:rPr>
-          <w:noProof/>
-        </w:rPr>
-        <w:t>6</w:t>
-      </w:r>
-      <w:r>
-        <w:fldChar w:fldCharType="end"/>
-      </w:r>
+      <w:fldSimple w:instr=" SEQ Figure \* ARABIC ">
+        <w:r>
+          <w:rPr>
+            <w:noProof/>
+          </w:rPr>
+          <w:t>6</w:t>
+        </w:r>
+      </w:fldSimple>
       <w:r>
         <w:t xml:space="preserve"> Revived my old kernel with </w:t>
       </w:r>
@@ -7017,7 +6992,7 @@
             <w:tcW w:w="4675" w:type="dxa"/>
           </w:tcPr>
           <w:p>
-            <w:hyperlink r:id="rId24" w:history="1">
+            <w:hyperlink r:id="rId25" w:history="1">
               <w:r>
                 <w:rPr>
                   <w:rStyle w:val="Hyperlink"/>
@@ -7051,7 +7026,7 @@
             <w:tcW w:w="4675" w:type="dxa"/>
           </w:tcPr>
           <w:p>
-            <w:hyperlink r:id="rId25" w:history="1">
+            <w:hyperlink r:id="rId26" w:history="1">
               <w:r>
                 <w:rPr>
                   <w:rStyle w:val="Hyperlink"/>
@@ -7071,42 +7046,6 @@
           <w:p>
             <w:r>
               <w:t>FAT Reference from Microsoft. Internet archive</w:t>
-            </w:r>
-          </w:p>
-        </w:tc>
-      </w:tr>
-      <w:tr>
-        <w:tc>
-          <w:tcPr>
-            <w:tcW w:w="4675" w:type="dxa"/>
-          </w:tcPr>
-          <w:p>
-            <w:hyperlink r:id="rId26" w:history="1">
-              <w:r>
-                <w:rPr>
-                  <w:rStyle w:val="Hyperlink"/>
-                </w:rPr>
-                <w:t>https://euroassembler.eu/</w:t>
-              </w:r>
-            </w:hyperlink>
-            <w:r>
-              <w:t xml:space="preserve"> </w:t>
-            </w:r>
-          </w:p>
-        </w:tc>
-        <w:tc>
-          <w:tcPr>
-            <w:tcW w:w="4675" w:type="dxa"/>
-          </w:tcPr>
-          <w:p>
-            <w:r>
-              <w:t>Yet another assembler. There is a ton of work behind. The macros</w:t>
-            </w:r>
-            <w:r>
-              <w:t xml:space="preserve"> and projects</w:t>
-            </w:r>
-            <w:r>
-              <w:t xml:space="preserve"> section contain a lot of pre-canned structures and asm for OsDev</w:t>
             </w:r>
           </w:p>
         </w:tc>
@@ -7122,7 +7061,7 @@
                 <w:rPr>
                   <w:rStyle w:val="Hyperlink"/>
                 </w:rPr>
-                <w:t>https://elm-chan.org/docs/fat_e.html</w:t>
+                <w:t>https://euroassembler.eu/</w:t>
               </w:r>
             </w:hyperlink>
             <w:r>
@@ -7136,13 +7075,83 @@
           </w:tcPr>
           <w:p>
             <w:r>
+              <w:t>Yet another assembler. There is a ton of work behind. The macros</w:t>
+            </w:r>
+            <w:r>
+              <w:t xml:space="preserve"> and projects</w:t>
+            </w:r>
+            <w:r>
+              <w:t xml:space="preserve"> section contain a lot of pre-canned structures and asm for OsDev</w:t>
+            </w:r>
+          </w:p>
+        </w:tc>
+      </w:tr>
+      <w:tr>
+        <w:tc>
+          <w:tcPr>
+            <w:tcW w:w="4675" w:type="dxa"/>
+          </w:tcPr>
+          <w:p>
+            <w:hyperlink r:id="rId28" w:history="1">
+              <w:r>
+                <w:rPr>
+                  <w:rStyle w:val="Hyperlink"/>
+                </w:rPr>
+                <w:t>https://elm-chan.org/docs/fat_e.html</w:t>
+              </w:r>
+            </w:hyperlink>
+            <w:r>
+              <w:t xml:space="preserve"> </w:t>
+            </w:r>
+          </w:p>
+        </w:tc>
+        <w:tc>
+          <w:tcPr>
+            <w:tcW w:w="4675" w:type="dxa"/>
+          </w:tcPr>
+          <w:p>
+            <w:r>
               <w:t>FAT stuff</w:t>
+            </w:r>
+          </w:p>
+        </w:tc>
+      </w:tr>
+      <w:tr>
+        <w:tc>
+          <w:tcPr>
+            <w:tcW w:w="4675" w:type="dxa"/>
+          </w:tcPr>
+          <w:p>
+            <w:hyperlink r:id="rId29" w:history="1">
+              <w:r>
+                <w:rPr>
+                  <w:rStyle w:val="Hyperlink"/>
+                </w:rPr>
+                <w:t>https://github.com/lukearend/x86-bootloader</w:t>
+              </w:r>
+            </w:hyperlink>
+            <w:r>
+              <w:t xml:space="preserve"> </w:t>
+            </w:r>
+          </w:p>
+        </w:tc>
+        <w:tc>
+          <w:tcPr>
+            <w:tcW w:w="4675" w:type="dxa"/>
+          </w:tcPr>
+          <w:p>
+            <w:r>
+              <w:t>Bootloader assembly, very basic</w:t>
             </w:r>
           </w:p>
         </w:tc>
       </w:tr>
     </w:tbl>
-    <w:p/>
+    <w:p>
+      <w:r>
+        <w:tab/>
+      </w:r>
+    </w:p>
     <w:p>
       <w:pPr>
         <w:pStyle w:val="Heading1"/>
@@ -7727,7 +7736,7 @@
       </w:r>
     </w:p>
     <w:sectPr>
-      <w:headerReference w:type="default" r:id="rId28"/>
+      <w:headerReference w:type="default" r:id="rId30"/>
       <w:pgSz w:w="12240" w:h="15840"/>
       <w:pgMar w:top="1440" w:right="1440" w:bottom="1440" w:left="1440" w:header="720" w:footer="720" w:gutter="0"/>
       <w:pgNumType w:start="0"/>
@@ -8304,6 +8313,9 @@
     <w:abstractNumId w:val="0"/>
   </w:num>
   <w:num w:numId="31" w16cid:durableId="1101410883">
+    <w:abstractNumId w:val="0"/>
+  </w:num>
+  <w:num w:numId="32" w16cid:durableId="355691831">
     <w:abstractNumId w:val="0"/>
   </w:num>
 </w:numbering>
@@ -8962,6 +8974,7 @@
   <w:style w:type="character" w:default="1" w:styleId="DefaultParagraphFont">
     <w:name w:val="Default Paragraph Font"/>
     <w:uiPriority w:val="1"/>
+    <w:semiHidden/>
     <w:unhideWhenUsed/>
   </w:style>
   <w:style w:type="table" w:default="1" w:styleId="TableNormal">

--- a/docs/TusMuertos-v2.0-Design.docx
+++ b/docs/TusMuertos-v2.0-Design.docx
@@ -3367,7 +3367,15 @@
         </w:numPr>
       </w:pPr>
       <w:r>
-        <w:t>Image, bin editor, concatenation, elf info, debug, tracer, etc……</w:t>
+        <w:t xml:space="preserve">Image, bin editor, concatenation, elf info, debug, tracer, </w:t>
+      </w:r>
+      <w:proofErr w:type="spellStart"/>
+      <w:r>
+        <w:t>etc</w:t>
+      </w:r>
+      <w:proofErr w:type="spellEnd"/>
+      <w:r>
+        <w:t>……</w:t>
       </w:r>
     </w:p>
     <w:p/>
@@ -3736,7 +3744,15 @@
         </w:numPr>
       </w:pPr>
       <w:r>
-        <w:t>Gather info for the kernel: Memory, graphics, bios, acpi, others…</w:t>
+        <w:t xml:space="preserve">Gather info for the kernel: Memory, graphics, bios, </w:t>
+      </w:r>
+      <w:proofErr w:type="spellStart"/>
+      <w:r>
+        <w:t>acpi</w:t>
+      </w:r>
+      <w:proofErr w:type="spellEnd"/>
+      <w:r>
+        <w:t>, others…</w:t>
       </w:r>
     </w:p>
     <w:p>
@@ -3772,7 +3788,15 @@
         </w:numPr>
       </w:pPr>
       <w:r>
-        <w:t>ELF: Parser + segments + etc…</w:t>
+        <w:t xml:space="preserve">ELF: Parser + segments + </w:t>
+      </w:r>
+      <w:proofErr w:type="spellStart"/>
+      <w:r>
+        <w:t>etc</w:t>
+      </w:r>
+      <w:proofErr w:type="spellEnd"/>
+      <w:r>
+        <w:t>…</w:t>
       </w:r>
     </w:p>
     <w:p>
@@ -3906,14 +3930,163 @@
     </w:p>
     <w:p/>
     <w:p/>
+    <w:p>
+      <w:pPr>
+        <w:pStyle w:val="Heading1"/>
+      </w:pPr>
+      <w:r>
+        <w:t>Helpers and auxiliary tools</w:t>
+      </w:r>
+    </w:p>
     <w:p/>
+    <w:p>
+      <w:pPr>
+        <w:pStyle w:val="Heading2"/>
+      </w:pPr>
+      <w:r>
+        <w:t>FAT32 image creator</w:t>
+      </w:r>
+    </w:p>
     <w:p/>
     <w:p>
       <w:pPr>
+        <w:rPr>
+          <w:b/>
+          <w:bCs/>
+        </w:rPr>
+      </w:pPr>
+      <w:r>
+        <w:rPr>
+          <w:b/>
+          <w:bCs/>
+        </w:rPr>
+        <w:t>Purpose and scope</w:t>
+      </w:r>
+    </w:p>
+    <w:p>
+      <w:pPr>
+        <w:pStyle w:val="ListParagraph"/>
+        <w:numPr>
+          <w:ilvl w:val="0"/>
+          <w:numId w:val="1"/>
+        </w:numPr>
+      </w:pPr>
+      <w:r>
+        <w:t>Automate the process of creating a binary image file to load as floppy/</w:t>
+      </w:r>
+      <w:proofErr w:type="spellStart"/>
+      <w:r>
+        <w:t>usb</w:t>
+      </w:r>
+      <w:proofErr w:type="spellEnd"/>
+      <w:r>
+        <w:t>.</w:t>
+      </w:r>
+    </w:p>
+    <w:p>
+      <w:pPr>
+        <w:pStyle w:val="ListParagraph"/>
+        <w:numPr>
+          <w:ilvl w:val="0"/>
+          <w:numId w:val="1"/>
+        </w:numPr>
+      </w:pPr>
+      <w:r>
+        <w:t>It creates an MBR and VBR(with BPB) to boot and have a FAT12/16/32 structure</w:t>
+      </w:r>
+    </w:p>
+    <w:p>
+      <w:pPr>
+        <w:pStyle w:val="ListParagraph"/>
+        <w:numPr>
+          <w:ilvl w:val="0"/>
+          <w:numId w:val="1"/>
+        </w:numPr>
+        <w:rPr>
+          <w:b/>
+          <w:bCs/>
+        </w:rPr>
+      </w:pPr>
+      <w:r>
+        <w:t xml:space="preserve">Once the FAT structure is ready, copy (inject) some files </w:t>
+      </w:r>
+      <w:r>
+        <w:t>onto</w:t>
+      </w:r>
+      <w:r>
+        <w:t xml:space="preserve"> the file system</w:t>
+      </w:r>
+      <w:r>
+        <w:rPr>
+          <w:b/>
+          <w:bCs/>
+        </w:rPr>
+        <w:t>.</w:t>
+      </w:r>
+    </w:p>
+    <w:p>
+      <w:pPr>
+        <w:rPr>
+          <w:b/>
+          <w:bCs/>
+        </w:rPr>
+      </w:pPr>
+      <w:r>
+        <w:rPr>
+          <w:b/>
+          <w:bCs/>
+        </w:rPr>
+        <w:t>Technical details</w:t>
+      </w:r>
+    </w:p>
+    <w:p>
+      <w:pPr>
+        <w:pStyle w:val="ListParagraph"/>
+        <w:numPr>
+          <w:ilvl w:val="0"/>
+          <w:numId w:val="1"/>
+        </w:numPr>
+      </w:pPr>
+      <w:r>
+        <w:t>Language: C</w:t>
+      </w:r>
+    </w:p>
+    <w:p>
+      <w:pPr>
+        <w:pStyle w:val="ListParagraph"/>
+        <w:numPr>
+          <w:ilvl w:val="0"/>
+          <w:numId w:val="1"/>
+        </w:numPr>
+      </w:pPr>
+      <w:r>
+        <w:t>Runtime: Linux (explore Windows compatibility)</w:t>
+      </w:r>
+    </w:p>
+    <w:p>
+      <w:pPr>
+        <w:pStyle w:val="ListParagraph"/>
+        <w:numPr>
+          <w:ilvl w:val="0"/>
+          <w:numId w:val="1"/>
+        </w:numPr>
+      </w:pPr>
+      <w:r>
+        <w:t xml:space="preserve">Binary Name: </w:t>
+      </w:r>
+      <w:proofErr w:type="spellStart"/>
+      <w:r>
+        <w:t>fatimagecreator</w:t>
+      </w:r>
+      <w:proofErr w:type="spellEnd"/>
+    </w:p>
+    <w:p>
+      <w:pPr>
         <w:pStyle w:val="Heading1"/>
       </w:pPr>
       <w:bookmarkStart w:id="2" w:name="_Toc212933569"/>
       <w:r>
+        <w:lastRenderedPageBreak/>
         <w:t>Misc and notes</w:t>
       </w:r>
       <w:bookmarkEnd w:id="2"/>
@@ -4016,6 +4189,7 @@
         <w:rPr>
           <w:noProof/>
         </w:rPr>
+        <w:lastRenderedPageBreak/>
         <mc:AlternateContent>
           <mc:Choice Requires="wps">
             <w:drawing>
@@ -4071,12 +4245,197 @@
                                 <w:szCs w:val="16"/>
                               </w:rPr>
                             </w:pPr>
+                            <w:proofErr w:type="spellStart"/>
                             <w:r>
                               <w:rPr>
                                 <w:sz w:val="16"/>
                                 <w:szCs w:val="16"/>
                               </w:rPr>
-                              <w:t>display_library: win32, options="traphotkeys, autoscale, gui_debug"</w:t>
+                              <w:t>display_library</w:t>
+                            </w:r>
+                            <w:proofErr w:type="spellEnd"/>
+                            <w:r>
+                              <w:rPr>
+                                <w:sz w:val="16"/>
+                                <w:szCs w:val="16"/>
+                              </w:rPr>
+                              <w:t>: win32, options="</w:t>
+                            </w:r>
+                            <w:proofErr w:type="spellStart"/>
+                            <w:r>
+                              <w:rPr>
+                                <w:sz w:val="16"/>
+                                <w:szCs w:val="16"/>
+                              </w:rPr>
+                              <w:t>traphotkeys</w:t>
+                            </w:r>
+                            <w:proofErr w:type="spellEnd"/>
+                            <w:r>
+                              <w:rPr>
+                                <w:sz w:val="16"/>
+                                <w:szCs w:val="16"/>
+                              </w:rPr>
+                              <w:t xml:space="preserve">, </w:t>
+                            </w:r>
+                            <w:proofErr w:type="spellStart"/>
+                            <w:r>
+                              <w:rPr>
+                                <w:sz w:val="16"/>
+                                <w:szCs w:val="16"/>
+                              </w:rPr>
+                              <w:t>autoscale</w:t>
+                            </w:r>
+                            <w:proofErr w:type="spellEnd"/>
+                            <w:r>
+                              <w:rPr>
+                                <w:sz w:val="16"/>
+                                <w:szCs w:val="16"/>
+                              </w:rPr>
+                              <w:t xml:space="preserve">, </w:t>
+                            </w:r>
+                            <w:proofErr w:type="spellStart"/>
+                            <w:r>
+                              <w:rPr>
+                                <w:sz w:val="16"/>
+                                <w:szCs w:val="16"/>
+                              </w:rPr>
+                              <w:t>gui_debug</w:t>
+                            </w:r>
+                            <w:proofErr w:type="spellEnd"/>
+                            <w:r>
+                              <w:rPr>
+                                <w:sz w:val="16"/>
+                                <w:szCs w:val="16"/>
+                              </w:rPr>
+                              <w:t>"</w:t>
+                            </w:r>
+                          </w:p>
+                          <w:p>
+                            <w:pPr>
+                              <w:rPr>
+                                <w:sz w:val="16"/>
+                                <w:szCs w:val="16"/>
+                              </w:rPr>
+                            </w:pPr>
+                            <w:proofErr w:type="spellStart"/>
+                            <w:r>
+                              <w:rPr>
+                                <w:sz w:val="16"/>
+                                <w:szCs w:val="16"/>
+                              </w:rPr>
+                              <w:t>cpu</w:t>
+                            </w:r>
+                            <w:proofErr w:type="spellEnd"/>
+                            <w:r>
+                              <w:rPr>
+                                <w:sz w:val="16"/>
+                                <w:szCs w:val="16"/>
+                              </w:rPr>
+                              <w:t xml:space="preserve">: model=core2_penryn_t9600, count=1, </w:t>
+                            </w:r>
+                            <w:proofErr w:type="spellStart"/>
+                            <w:r>
+                              <w:rPr>
+                                <w:sz w:val="16"/>
+                                <w:szCs w:val="16"/>
+                              </w:rPr>
+                              <w:t>ips</w:t>
+                            </w:r>
+                            <w:proofErr w:type="spellEnd"/>
+                            <w:r>
+                              <w:rPr>
+                                <w:sz w:val="16"/>
+                                <w:szCs w:val="16"/>
+                              </w:rPr>
+                              <w:t xml:space="preserve">=50000000, </w:t>
+                            </w:r>
+                            <w:proofErr w:type="spellStart"/>
+                            <w:r>
+                              <w:rPr>
+                                <w:sz w:val="16"/>
+                                <w:szCs w:val="16"/>
+                              </w:rPr>
+                              <w:t>reset_on_triple_fault</w:t>
+                            </w:r>
+                            <w:proofErr w:type="spellEnd"/>
+                            <w:r>
+                              <w:rPr>
+                                <w:sz w:val="16"/>
+                                <w:szCs w:val="16"/>
+                              </w:rPr>
+                              <w:t xml:space="preserve">=1, </w:t>
+                            </w:r>
+                            <w:proofErr w:type="spellStart"/>
+                            <w:r>
+                              <w:rPr>
+                                <w:sz w:val="16"/>
+                                <w:szCs w:val="16"/>
+                              </w:rPr>
+                              <w:t>ignore_bad_msrs</w:t>
+                            </w:r>
+                            <w:proofErr w:type="spellEnd"/>
+                            <w:r>
+                              <w:rPr>
+                                <w:sz w:val="16"/>
+                                <w:szCs w:val="16"/>
+                              </w:rPr>
+                              <w:t xml:space="preserve">=1, </w:t>
+                            </w:r>
+                            <w:proofErr w:type="spellStart"/>
+                            <w:r>
+                              <w:rPr>
+                                <w:sz w:val="16"/>
+                                <w:szCs w:val="16"/>
+                              </w:rPr>
+                              <w:t>msrs</w:t>
+                            </w:r>
+                            <w:proofErr w:type="spellEnd"/>
+                            <w:r>
+                              <w:rPr>
+                                <w:sz w:val="16"/>
+                                <w:szCs w:val="16"/>
+                              </w:rPr>
+                              <w:t>="msrs.def"</w:t>
+                            </w:r>
+                          </w:p>
+                          <w:p>
+                            <w:pPr>
+                              <w:rPr>
+                                <w:sz w:val="16"/>
+                                <w:szCs w:val="16"/>
+                              </w:rPr>
+                            </w:pPr>
+                            <w:proofErr w:type="spellStart"/>
+                            <w:r>
+                              <w:rPr>
+                                <w:sz w:val="16"/>
+                                <w:szCs w:val="16"/>
+                              </w:rPr>
+                              <w:t>cpu</w:t>
+                            </w:r>
+                            <w:proofErr w:type="spellEnd"/>
+                            <w:r>
+                              <w:rPr>
+                                <w:sz w:val="16"/>
+                                <w:szCs w:val="16"/>
+                              </w:rPr>
+                              <w:t xml:space="preserve">: </w:t>
+                            </w:r>
+                            <w:proofErr w:type="spellStart"/>
+                            <w:r>
+                              <w:rPr>
+                                <w:sz w:val="16"/>
+                                <w:szCs w:val="16"/>
+                              </w:rPr>
+                              <w:t>cpuid_limit_winnt</w:t>
+                            </w:r>
+                            <w:proofErr w:type="spellEnd"/>
+                            <w:r>
+                              <w:rPr>
+                                <w:sz w:val="16"/>
+                                <w:szCs w:val="16"/>
+                              </w:rPr>
+                              <w:t>=0</w:t>
                             </w:r>
                           </w:p>
                           <w:p>
@@ -4091,8 +4450,122 @@
                                 <w:sz w:val="16"/>
                                 <w:szCs w:val="16"/>
                               </w:rPr>
-                              <w:t>cpu: model=core2_penryn_t9600, count=1, ips=50000000, reset_on_triple_fault=1, ignore_bad_msrs=1, msrs="msrs.def"</w:t>
+                              <w:t xml:space="preserve">memory: guest=512, host=256, </w:t>
                             </w:r>
+                            <w:proofErr w:type="spellStart"/>
+                            <w:r>
+                              <w:rPr>
+                                <w:sz w:val="16"/>
+                                <w:szCs w:val="16"/>
+                              </w:rPr>
+                              <w:t>block_size</w:t>
+                            </w:r>
+                            <w:proofErr w:type="spellEnd"/>
+                            <w:r>
+                              <w:rPr>
+                                <w:sz w:val="16"/>
+                                <w:szCs w:val="16"/>
+                              </w:rPr>
+                              <w:t>=512</w:t>
+                            </w:r>
+                          </w:p>
+                          <w:p>
+                            <w:pPr>
+                              <w:rPr>
+                                <w:sz w:val="16"/>
+                                <w:szCs w:val="16"/>
+                              </w:rPr>
+                            </w:pPr>
+                            <w:proofErr w:type="spellStart"/>
+                            <w:r>
+                              <w:rPr>
+                                <w:sz w:val="16"/>
+                                <w:szCs w:val="16"/>
+                              </w:rPr>
+                              <w:t>romimage</w:t>
+                            </w:r>
+                            <w:proofErr w:type="spellEnd"/>
+                            <w:r>
+                              <w:rPr>
+                                <w:sz w:val="16"/>
+                                <w:szCs w:val="16"/>
+                              </w:rPr>
+                              <w:t>: file=$BXSHARE/BIOS-</w:t>
+                            </w:r>
+                            <w:proofErr w:type="spellStart"/>
+                            <w:r>
+                              <w:rPr>
+                                <w:sz w:val="16"/>
+                                <w:szCs w:val="16"/>
+                              </w:rPr>
+                              <w:t>bochs</w:t>
+                            </w:r>
+                            <w:proofErr w:type="spellEnd"/>
+                            <w:r>
+                              <w:rPr>
+                                <w:sz w:val="16"/>
+                                <w:szCs w:val="16"/>
+                              </w:rPr>
+                              <w:t>-latest, options=</w:t>
+                            </w:r>
+                            <w:proofErr w:type="spellStart"/>
+                            <w:r>
+                              <w:rPr>
+                                <w:sz w:val="16"/>
+                                <w:szCs w:val="16"/>
+                              </w:rPr>
+                              <w:t>fastboot</w:t>
+                            </w:r>
+                            <w:proofErr w:type="spellEnd"/>
+                          </w:p>
+                          <w:p>
+                            <w:pPr>
+                              <w:rPr>
+                                <w:sz w:val="16"/>
+                                <w:szCs w:val="16"/>
+                              </w:rPr>
+                            </w:pPr>
+                            <w:proofErr w:type="spellStart"/>
+                            <w:r>
+                              <w:rPr>
+                                <w:sz w:val="16"/>
+                                <w:szCs w:val="16"/>
+                              </w:rPr>
+                              <w:t>vgaromimage</w:t>
+                            </w:r>
+                            <w:proofErr w:type="spellEnd"/>
+                            <w:r>
+                              <w:rPr>
+                                <w:sz w:val="16"/>
+                                <w:szCs w:val="16"/>
+                              </w:rPr>
+                              <w:t>: file=$BXSHARE/VGABIOS-</w:t>
+                            </w:r>
+                            <w:proofErr w:type="spellStart"/>
+                            <w:r>
+                              <w:rPr>
+                                <w:sz w:val="16"/>
+                                <w:szCs w:val="16"/>
+                              </w:rPr>
+                              <w:t>lgpl</w:t>
+                            </w:r>
+                            <w:proofErr w:type="spellEnd"/>
+                            <w:r>
+                              <w:rPr>
+                                <w:sz w:val="16"/>
+                                <w:szCs w:val="16"/>
+                              </w:rPr>
+                              <w:t>-</w:t>
+                            </w:r>
+                            <w:proofErr w:type="spellStart"/>
+                            <w:r>
+                              <w:rPr>
+                                <w:sz w:val="16"/>
+                                <w:szCs w:val="16"/>
+                              </w:rPr>
+                              <w:t>latest.bin</w:t>
+                            </w:r>
+                            <w:proofErr w:type="spellEnd"/>
                           </w:p>
                           <w:p>
                             <w:pPr>
@@ -4106,67 +4579,23 @@
                                 <w:sz w:val="16"/>
                                 <w:szCs w:val="16"/>
                               </w:rPr>
-                              <w:t>cpu: cpuid_limit_winnt=0</w:t>
+                              <w:t xml:space="preserve">keyboard: type=mf, </w:t>
                             </w:r>
-                          </w:p>
-                          <w:p>
-                            <w:pPr>
-                              <w:rPr>
-                                <w:sz w:val="16"/>
-                                <w:szCs w:val="16"/>
-                              </w:rPr>
-                            </w:pPr>
+                            <w:proofErr w:type="spellStart"/>
                             <w:r>
                               <w:rPr>
                                 <w:sz w:val="16"/>
                                 <w:szCs w:val="16"/>
                               </w:rPr>
-                              <w:t>memory: guest=512, host=256, block_size=512</w:t>
+                              <w:t>serial_delay</w:t>
                             </w:r>
-                          </w:p>
-                          <w:p>
-                            <w:pPr>
-                              <w:rPr>
-                                <w:sz w:val="16"/>
-                                <w:szCs w:val="16"/>
-                              </w:rPr>
-                            </w:pPr>
+                            <w:proofErr w:type="spellEnd"/>
                             <w:r>
                               <w:rPr>
                                 <w:sz w:val="16"/>
                                 <w:szCs w:val="16"/>
                               </w:rPr>
-                              <w:t>romimage: file=$BXSHARE/BIOS-bochs-latest, options=fastboot</w:t>
-                            </w:r>
-                          </w:p>
-                          <w:p>
-                            <w:pPr>
-                              <w:rPr>
-                                <w:sz w:val="16"/>
-                                <w:szCs w:val="16"/>
-                              </w:rPr>
-                            </w:pPr>
-                            <w:r>
-                              <w:rPr>
-                                <w:sz w:val="16"/>
-                                <w:szCs w:val="16"/>
-                              </w:rPr>
-                              <w:t>vgaromimage: file=$BXSHARE/VGABIOS-lgpl-latest.bin</w:t>
-                            </w:r>
-                          </w:p>
-                          <w:p>
-                            <w:pPr>
-                              <w:rPr>
-                                <w:sz w:val="16"/>
-                                <w:szCs w:val="16"/>
-                              </w:rPr>
-                            </w:pPr>
-                            <w:r>
-                              <w:rPr>
-                                <w:sz w:val="16"/>
-                                <w:szCs w:val="16"/>
-                              </w:rPr>
-                              <w:t>keyboard: type=mf, serial_delay=150</w:t>
+                              <w:t>=150</w:t>
                             </w:r>
                           </w:p>
                           <w:p>
@@ -4191,12 +4620,21 @@
                                 <w:szCs w:val="16"/>
                               </w:rPr>
                             </w:pPr>
+                            <w:proofErr w:type="spellStart"/>
                             <w:r>
                               <w:rPr>
                                 <w:sz w:val="16"/>
                                 <w:szCs w:val="16"/>
                               </w:rPr>
-                              <w:t>pci: enabled=1, chipset=i440fx</w:t>
+                              <w:t>pci</w:t>
+                            </w:r>
+                            <w:proofErr w:type="spellEnd"/>
+                            <w:r>
+                              <w:rPr>
+                                <w:sz w:val="16"/>
+                                <w:szCs w:val="16"/>
+                              </w:rPr>
+                              <w:t>: enabled=1, chipset=i440fx</w:t>
                             </w:r>
                           </w:p>
                           <w:p>
@@ -4206,12 +4644,21 @@
                                 <w:szCs w:val="16"/>
                               </w:rPr>
                             </w:pPr>
+                            <w:proofErr w:type="spellStart"/>
                             <w:r>
                               <w:rPr>
                                 <w:sz w:val="16"/>
                                 <w:szCs w:val="16"/>
                               </w:rPr>
-                              <w:t>private_colormap: enabled=0</w:t>
+                              <w:t>private_colormap</w:t>
+                            </w:r>
+                            <w:proofErr w:type="spellEnd"/>
+                            <w:r>
+                              <w:rPr>
+                                <w:sz w:val="16"/>
+                                <w:szCs w:val="16"/>
+                              </w:rPr>
+                              <w:t>: enabled=0</w:t>
                             </w:r>
                           </w:p>
                           <w:p>
@@ -4221,12 +4668,37 @@
                                 <w:szCs w:val="16"/>
                               </w:rPr>
                             </w:pPr>
+                            <w:proofErr w:type="spellStart"/>
                             <w:r>
                               <w:rPr>
                                 <w:sz w:val="16"/>
                                 <w:szCs w:val="16"/>
                               </w:rPr>
-                              <w:t>floppya: 1_44=C:\Users\mihe\Dropbox\TusMuertOS-Oct2025\src\build\floppy.img, status=inserted, write_protected=1</w:t>
+                              <w:t>floppya</w:t>
+                            </w:r>
+                            <w:proofErr w:type="spellEnd"/>
+                            <w:r>
+                              <w:rPr>
+                                <w:sz w:val="16"/>
+                                <w:szCs w:val="16"/>
+                              </w:rPr>
+                              <w:t xml:space="preserve">: 1_44=C:\Users\mihe\Dropbox\TusMuertOS-Oct2025\src\build\floppy.img, status=inserted, </w:t>
+                            </w:r>
+                            <w:proofErr w:type="spellStart"/>
+                            <w:r>
+                              <w:rPr>
+                                <w:sz w:val="16"/>
+                                <w:szCs w:val="16"/>
+                              </w:rPr>
+                              <w:t>write_protected</w:t>
+                            </w:r>
+                            <w:proofErr w:type="spellEnd"/>
+                            <w:r>
+                              <w:rPr>
+                                <w:sz w:val="16"/>
+                                <w:szCs w:val="16"/>
+                              </w:rPr>
+                              <w:t>=1</w:t>
                             </w:r>
                           </w:p>
                           <w:p>
@@ -4251,12 +4723,21 @@
                                 <w:szCs w:val="16"/>
                               </w:rPr>
                             </w:pPr>
+                            <w:proofErr w:type="spellStart"/>
                             <w:r>
                               <w:rPr>
                                 <w:sz w:val="16"/>
                                 <w:szCs w:val="16"/>
                               </w:rPr>
-                              <w:t>floppy_bootsig_check: disabled=0</w:t>
+                              <w:t>floppy_bootsig_check</w:t>
+                            </w:r>
+                            <w:proofErr w:type="spellEnd"/>
+                            <w:r>
+                              <w:rPr>
+                                <w:sz w:val="16"/>
+                                <w:szCs w:val="16"/>
+                              </w:rPr>
+                              <w:t>: disabled=0</w:t>
                             </w:r>
                           </w:p>
                           <w:p>
@@ -4331,7 +4812,63 @@
                                 <w:sz w:val="16"/>
                                 <w:szCs w:val="16"/>
                               </w:rPr>
-                              <w:t>debug: action=ignore, pci=report # report BX_DEBUG from module 'pci'</w:t>
+                              <w:t xml:space="preserve">debug: action=ignore, </w:t>
+                            </w:r>
+                            <w:proofErr w:type="spellStart"/>
+                            <w:r>
+                              <w:rPr>
+                                <w:sz w:val="16"/>
+                                <w:szCs w:val="16"/>
+                              </w:rPr>
+                              <w:t>pci</w:t>
+                            </w:r>
+                            <w:proofErr w:type="spellEnd"/>
+                            <w:r>
+                              <w:rPr>
+                                <w:sz w:val="16"/>
+                                <w:szCs w:val="16"/>
+                              </w:rPr>
+                              <w:t>=report # report BX_DEBUG from module '</w:t>
+                            </w:r>
+                            <w:proofErr w:type="spellStart"/>
+                            <w:r>
+                              <w:rPr>
+                                <w:sz w:val="16"/>
+                                <w:szCs w:val="16"/>
+                              </w:rPr>
+                              <w:t>pci</w:t>
+                            </w:r>
+                            <w:proofErr w:type="spellEnd"/>
+                            <w:r>
+                              <w:rPr>
+                                <w:sz w:val="16"/>
+                                <w:szCs w:val="16"/>
+                              </w:rPr>
+                              <w:t>'</w:t>
+                            </w:r>
+                          </w:p>
+                          <w:p>
+                            <w:pPr>
+                              <w:rPr>
+                                <w:sz w:val="16"/>
+                                <w:szCs w:val="16"/>
+                              </w:rPr>
+                            </w:pPr>
+                            <w:proofErr w:type="spellStart"/>
+                            <w:r>
+                              <w:rPr>
+                                <w:sz w:val="16"/>
+                                <w:szCs w:val="16"/>
+                              </w:rPr>
+                              <w:t>debugger_log</w:t>
+                            </w:r>
+                            <w:proofErr w:type="spellEnd"/>
+                            <w:r>
+                              <w:rPr>
+                                <w:sz w:val="16"/>
+                                <w:szCs w:val="16"/>
+                              </w:rPr>
+                              <w:t>: -</w:t>
                             </w:r>
                           </w:p>
                           <w:p>
@@ -4346,7 +4883,23 @@
                                 <w:sz w:val="16"/>
                                 <w:szCs w:val="16"/>
                               </w:rPr>
-                              <w:t>debugger_log: -</w:t>
+                              <w:t>parport1: enabled=1, file="</w:t>
+                            </w:r>
+                            <w:proofErr w:type="spellStart"/>
+                            <w:r>
+                              <w:rPr>
+                                <w:sz w:val="16"/>
+                                <w:szCs w:val="16"/>
+                              </w:rPr>
+                              <w:t>parport.out</w:t>
+                            </w:r>
+                            <w:proofErr w:type="spellEnd"/>
+                            <w:r>
+                              <w:rPr>
+                                <w:sz w:val="16"/>
+                                <w:szCs w:val="16"/>
+                              </w:rPr>
+                              <w:t>"</w:t>
                             </w:r>
                           </w:p>
                           <w:p>
@@ -4361,22 +4914,55 @@
                                 <w:sz w:val="16"/>
                                 <w:szCs w:val="16"/>
                               </w:rPr>
-                              <w:t>parport1: enabled=1, file="parport.out"</w:t>
+                              <w:t xml:space="preserve">sound: driver=default, </w:t>
                             </w:r>
-                          </w:p>
-                          <w:p>
-                            <w:pPr>
-                              <w:rPr>
-                                <w:sz w:val="16"/>
-                                <w:szCs w:val="16"/>
-                              </w:rPr>
-                            </w:pPr>
+                            <w:proofErr w:type="spellStart"/>
                             <w:r>
                               <w:rPr>
                                 <w:sz w:val="16"/>
                                 <w:szCs w:val="16"/>
                               </w:rPr>
-                              <w:t>sound: driver=default, waveout=/dev/dsp. wavein=, midiout=</w:t>
+                              <w:t>waveout</w:t>
+                            </w:r>
+                            <w:proofErr w:type="spellEnd"/>
+                            <w:r>
+                              <w:rPr>
+                                <w:sz w:val="16"/>
+                                <w:szCs w:val="16"/>
+                              </w:rPr>
+                              <w:t xml:space="preserve">=/dev/dsp. </w:t>
+                            </w:r>
+                            <w:proofErr w:type="spellStart"/>
+                            <w:r>
+                              <w:rPr>
+                                <w:sz w:val="16"/>
+                                <w:szCs w:val="16"/>
+                              </w:rPr>
+                              <w:t>wavein</w:t>
+                            </w:r>
+                            <w:proofErr w:type="spellEnd"/>
+                            <w:r>
+                              <w:rPr>
+                                <w:sz w:val="16"/>
+                                <w:szCs w:val="16"/>
+                              </w:rPr>
+                              <w:t xml:space="preserve">=, </w:t>
+                            </w:r>
+                            <w:proofErr w:type="spellStart"/>
+                            <w:r>
+                              <w:rPr>
+                                <w:sz w:val="16"/>
+                                <w:szCs w:val="16"/>
+                              </w:rPr>
+                              <w:t>midiout</w:t>
+                            </w:r>
+                            <w:proofErr w:type="spellEnd"/>
+                            <w:r>
+                              <w:rPr>
+                                <w:sz w:val="16"/>
+                                <w:szCs w:val="16"/>
+                              </w:rPr>
+                              <w:t>=</w:t>
                             </w:r>
                           </w:p>
                           <w:p>
@@ -4401,12 +4987,21 @@
                                 <w:szCs w:val="16"/>
                               </w:rPr>
                             </w:pPr>
+                            <w:proofErr w:type="spellStart"/>
                             <w:r>
                               <w:rPr>
                                 <w:sz w:val="16"/>
                                 <w:szCs w:val="16"/>
                               </w:rPr>
-                              <w:t>magic_break: enabled=1</w:t>
+                              <w:t>magic_break</w:t>
+                            </w:r>
+                            <w:proofErr w:type="spellEnd"/>
+                            <w:r>
+                              <w:rPr>
+                                <w:sz w:val="16"/>
+                                <w:szCs w:val="16"/>
+                              </w:rPr>
+                              <w:t>: enabled=1</w:t>
                             </w:r>
                           </w:p>
                           <w:p>
@@ -4450,12 +5045,197 @@
                           <w:szCs w:val="16"/>
                         </w:rPr>
                       </w:pPr>
+                      <w:proofErr w:type="spellStart"/>
                       <w:r>
                         <w:rPr>
                           <w:sz w:val="16"/>
                           <w:szCs w:val="16"/>
                         </w:rPr>
-                        <w:t>display_library: win32, options="traphotkeys, autoscale, gui_debug"</w:t>
+                        <w:t>display_library</w:t>
+                      </w:r>
+                      <w:proofErr w:type="spellEnd"/>
+                      <w:r>
+                        <w:rPr>
+                          <w:sz w:val="16"/>
+                          <w:szCs w:val="16"/>
+                        </w:rPr>
+                        <w:t>: win32, options="</w:t>
+                      </w:r>
+                      <w:proofErr w:type="spellStart"/>
+                      <w:r>
+                        <w:rPr>
+                          <w:sz w:val="16"/>
+                          <w:szCs w:val="16"/>
+                        </w:rPr>
+                        <w:t>traphotkeys</w:t>
+                      </w:r>
+                      <w:proofErr w:type="spellEnd"/>
+                      <w:r>
+                        <w:rPr>
+                          <w:sz w:val="16"/>
+                          <w:szCs w:val="16"/>
+                        </w:rPr>
+                        <w:t xml:space="preserve">, </w:t>
+                      </w:r>
+                      <w:proofErr w:type="spellStart"/>
+                      <w:r>
+                        <w:rPr>
+                          <w:sz w:val="16"/>
+                          <w:szCs w:val="16"/>
+                        </w:rPr>
+                        <w:t>autoscale</w:t>
+                      </w:r>
+                      <w:proofErr w:type="spellEnd"/>
+                      <w:r>
+                        <w:rPr>
+                          <w:sz w:val="16"/>
+                          <w:szCs w:val="16"/>
+                        </w:rPr>
+                        <w:t xml:space="preserve">, </w:t>
+                      </w:r>
+                      <w:proofErr w:type="spellStart"/>
+                      <w:r>
+                        <w:rPr>
+                          <w:sz w:val="16"/>
+                          <w:szCs w:val="16"/>
+                        </w:rPr>
+                        <w:t>gui_debug</w:t>
+                      </w:r>
+                      <w:proofErr w:type="spellEnd"/>
+                      <w:r>
+                        <w:rPr>
+                          <w:sz w:val="16"/>
+                          <w:szCs w:val="16"/>
+                        </w:rPr>
+                        <w:t>"</w:t>
+                      </w:r>
+                    </w:p>
+                    <w:p>
+                      <w:pPr>
+                        <w:rPr>
+                          <w:sz w:val="16"/>
+                          <w:szCs w:val="16"/>
+                        </w:rPr>
+                      </w:pPr>
+                      <w:proofErr w:type="spellStart"/>
+                      <w:r>
+                        <w:rPr>
+                          <w:sz w:val="16"/>
+                          <w:szCs w:val="16"/>
+                        </w:rPr>
+                        <w:t>cpu</w:t>
+                      </w:r>
+                      <w:proofErr w:type="spellEnd"/>
+                      <w:r>
+                        <w:rPr>
+                          <w:sz w:val="16"/>
+                          <w:szCs w:val="16"/>
+                        </w:rPr>
+                        <w:t xml:space="preserve">: model=core2_penryn_t9600, count=1, </w:t>
+                      </w:r>
+                      <w:proofErr w:type="spellStart"/>
+                      <w:r>
+                        <w:rPr>
+                          <w:sz w:val="16"/>
+                          <w:szCs w:val="16"/>
+                        </w:rPr>
+                        <w:t>ips</w:t>
+                      </w:r>
+                      <w:proofErr w:type="spellEnd"/>
+                      <w:r>
+                        <w:rPr>
+                          <w:sz w:val="16"/>
+                          <w:szCs w:val="16"/>
+                        </w:rPr>
+                        <w:t xml:space="preserve">=50000000, </w:t>
+                      </w:r>
+                      <w:proofErr w:type="spellStart"/>
+                      <w:r>
+                        <w:rPr>
+                          <w:sz w:val="16"/>
+                          <w:szCs w:val="16"/>
+                        </w:rPr>
+                        <w:t>reset_on_triple_fault</w:t>
+                      </w:r>
+                      <w:proofErr w:type="spellEnd"/>
+                      <w:r>
+                        <w:rPr>
+                          <w:sz w:val="16"/>
+                          <w:szCs w:val="16"/>
+                        </w:rPr>
+                        <w:t xml:space="preserve">=1, </w:t>
+                      </w:r>
+                      <w:proofErr w:type="spellStart"/>
+                      <w:r>
+                        <w:rPr>
+                          <w:sz w:val="16"/>
+                          <w:szCs w:val="16"/>
+                        </w:rPr>
+                        <w:t>ignore_bad_msrs</w:t>
+                      </w:r>
+                      <w:proofErr w:type="spellEnd"/>
+                      <w:r>
+                        <w:rPr>
+                          <w:sz w:val="16"/>
+                          <w:szCs w:val="16"/>
+                        </w:rPr>
+                        <w:t xml:space="preserve">=1, </w:t>
+                      </w:r>
+                      <w:proofErr w:type="spellStart"/>
+                      <w:r>
+                        <w:rPr>
+                          <w:sz w:val="16"/>
+                          <w:szCs w:val="16"/>
+                        </w:rPr>
+                        <w:t>msrs</w:t>
+                      </w:r>
+                      <w:proofErr w:type="spellEnd"/>
+                      <w:r>
+                        <w:rPr>
+                          <w:sz w:val="16"/>
+                          <w:szCs w:val="16"/>
+                        </w:rPr>
+                        <w:t>="msrs.def"</w:t>
+                      </w:r>
+                    </w:p>
+                    <w:p>
+                      <w:pPr>
+                        <w:rPr>
+                          <w:sz w:val="16"/>
+                          <w:szCs w:val="16"/>
+                        </w:rPr>
+                      </w:pPr>
+                      <w:proofErr w:type="spellStart"/>
+                      <w:r>
+                        <w:rPr>
+                          <w:sz w:val="16"/>
+                          <w:szCs w:val="16"/>
+                        </w:rPr>
+                        <w:t>cpu</w:t>
+                      </w:r>
+                      <w:proofErr w:type="spellEnd"/>
+                      <w:r>
+                        <w:rPr>
+                          <w:sz w:val="16"/>
+                          <w:szCs w:val="16"/>
+                        </w:rPr>
+                        <w:t xml:space="preserve">: </w:t>
+                      </w:r>
+                      <w:proofErr w:type="spellStart"/>
+                      <w:r>
+                        <w:rPr>
+                          <w:sz w:val="16"/>
+                          <w:szCs w:val="16"/>
+                        </w:rPr>
+                        <w:t>cpuid_limit_winnt</w:t>
+                      </w:r>
+                      <w:proofErr w:type="spellEnd"/>
+                      <w:r>
+                        <w:rPr>
+                          <w:sz w:val="16"/>
+                          <w:szCs w:val="16"/>
+                        </w:rPr>
+                        <w:t>=0</w:t>
                       </w:r>
                     </w:p>
                     <w:p>
@@ -4470,8 +5250,122 @@
                           <w:sz w:val="16"/>
                           <w:szCs w:val="16"/>
                         </w:rPr>
-                        <w:t>cpu: model=core2_penryn_t9600, count=1, ips=50000000, reset_on_triple_fault=1, ignore_bad_msrs=1, msrs="msrs.def"</w:t>
+                        <w:t xml:space="preserve">memory: guest=512, host=256, </w:t>
                       </w:r>
+                      <w:proofErr w:type="spellStart"/>
+                      <w:r>
+                        <w:rPr>
+                          <w:sz w:val="16"/>
+                          <w:szCs w:val="16"/>
+                        </w:rPr>
+                        <w:t>block_size</w:t>
+                      </w:r>
+                      <w:proofErr w:type="spellEnd"/>
+                      <w:r>
+                        <w:rPr>
+                          <w:sz w:val="16"/>
+                          <w:szCs w:val="16"/>
+                        </w:rPr>
+                        <w:t>=512</w:t>
+                      </w:r>
+                    </w:p>
+                    <w:p>
+                      <w:pPr>
+                        <w:rPr>
+                          <w:sz w:val="16"/>
+                          <w:szCs w:val="16"/>
+                        </w:rPr>
+                      </w:pPr>
+                      <w:proofErr w:type="spellStart"/>
+                      <w:r>
+                        <w:rPr>
+                          <w:sz w:val="16"/>
+                          <w:szCs w:val="16"/>
+                        </w:rPr>
+                        <w:t>romimage</w:t>
+                      </w:r>
+                      <w:proofErr w:type="spellEnd"/>
+                      <w:r>
+                        <w:rPr>
+                          <w:sz w:val="16"/>
+                          <w:szCs w:val="16"/>
+                        </w:rPr>
+                        <w:t>: file=$BXSHARE/BIOS-</w:t>
+                      </w:r>
+                      <w:proofErr w:type="spellStart"/>
+                      <w:r>
+                        <w:rPr>
+                          <w:sz w:val="16"/>
+                          <w:szCs w:val="16"/>
+                        </w:rPr>
+                        <w:t>bochs</w:t>
+                      </w:r>
+                      <w:proofErr w:type="spellEnd"/>
+                      <w:r>
+                        <w:rPr>
+                          <w:sz w:val="16"/>
+                          <w:szCs w:val="16"/>
+                        </w:rPr>
+                        <w:t>-latest, options=</w:t>
+                      </w:r>
+                      <w:proofErr w:type="spellStart"/>
+                      <w:r>
+                        <w:rPr>
+                          <w:sz w:val="16"/>
+                          <w:szCs w:val="16"/>
+                        </w:rPr>
+                        <w:t>fastboot</w:t>
+                      </w:r>
+                      <w:proofErr w:type="spellEnd"/>
+                    </w:p>
+                    <w:p>
+                      <w:pPr>
+                        <w:rPr>
+                          <w:sz w:val="16"/>
+                          <w:szCs w:val="16"/>
+                        </w:rPr>
+                      </w:pPr>
+                      <w:proofErr w:type="spellStart"/>
+                      <w:r>
+                        <w:rPr>
+                          <w:sz w:val="16"/>
+                          <w:szCs w:val="16"/>
+                        </w:rPr>
+                        <w:t>vgaromimage</w:t>
+                      </w:r>
+                      <w:proofErr w:type="spellEnd"/>
+                      <w:r>
+                        <w:rPr>
+                          <w:sz w:val="16"/>
+                          <w:szCs w:val="16"/>
+                        </w:rPr>
+                        <w:t>: file=$BXSHARE/VGABIOS-</w:t>
+                      </w:r>
+                      <w:proofErr w:type="spellStart"/>
+                      <w:r>
+                        <w:rPr>
+                          <w:sz w:val="16"/>
+                          <w:szCs w:val="16"/>
+                        </w:rPr>
+                        <w:t>lgpl</w:t>
+                      </w:r>
+                      <w:proofErr w:type="spellEnd"/>
+                      <w:r>
+                        <w:rPr>
+                          <w:sz w:val="16"/>
+                          <w:szCs w:val="16"/>
+                        </w:rPr>
+                        <w:t>-</w:t>
+                      </w:r>
+                      <w:proofErr w:type="spellStart"/>
+                      <w:r>
+                        <w:rPr>
+                          <w:sz w:val="16"/>
+                          <w:szCs w:val="16"/>
+                        </w:rPr>
+                        <w:t>latest.bin</w:t>
+                      </w:r>
+                      <w:proofErr w:type="spellEnd"/>
                     </w:p>
                     <w:p>
                       <w:pPr>
@@ -4485,67 +5379,23 @@
                           <w:sz w:val="16"/>
                           <w:szCs w:val="16"/>
                         </w:rPr>
-                        <w:t>cpu: cpuid_limit_winnt=0</w:t>
+                        <w:t xml:space="preserve">keyboard: type=mf, </w:t>
                       </w:r>
-                    </w:p>
-                    <w:p>
-                      <w:pPr>
-                        <w:rPr>
-                          <w:sz w:val="16"/>
-                          <w:szCs w:val="16"/>
-                        </w:rPr>
-                      </w:pPr>
+                      <w:proofErr w:type="spellStart"/>
                       <w:r>
                         <w:rPr>
                           <w:sz w:val="16"/>
                           <w:szCs w:val="16"/>
                         </w:rPr>
-                        <w:t>memory: guest=512, host=256, block_size=512</w:t>
+                        <w:t>serial_delay</w:t>
                       </w:r>
-                    </w:p>
-                    <w:p>
-                      <w:pPr>
-                        <w:rPr>
-                          <w:sz w:val="16"/>
-                          <w:szCs w:val="16"/>
-                        </w:rPr>
-                      </w:pPr>
+                      <w:proofErr w:type="spellEnd"/>
                       <w:r>
                         <w:rPr>
                           <w:sz w:val="16"/>
                           <w:szCs w:val="16"/>
                         </w:rPr>
-                        <w:t>romimage: file=$BXSHARE/BIOS-bochs-latest, options=fastboot</w:t>
-                      </w:r>
-                    </w:p>
-                    <w:p>
-                      <w:pPr>
-                        <w:rPr>
-                          <w:sz w:val="16"/>
-                          <w:szCs w:val="16"/>
-                        </w:rPr>
-                      </w:pPr>
-                      <w:r>
-                        <w:rPr>
-                          <w:sz w:val="16"/>
-                          <w:szCs w:val="16"/>
-                        </w:rPr>
-                        <w:t>vgaromimage: file=$BXSHARE/VGABIOS-lgpl-latest.bin</w:t>
-                      </w:r>
-                    </w:p>
-                    <w:p>
-                      <w:pPr>
-                        <w:rPr>
-                          <w:sz w:val="16"/>
-                          <w:szCs w:val="16"/>
-                        </w:rPr>
-                      </w:pPr>
-                      <w:r>
-                        <w:rPr>
-                          <w:sz w:val="16"/>
-                          <w:szCs w:val="16"/>
-                        </w:rPr>
-                        <w:t>keyboard: type=mf, serial_delay=150</w:t>
+                        <w:t>=150</w:t>
                       </w:r>
                     </w:p>
                     <w:p>
@@ -4570,12 +5420,21 @@
                           <w:szCs w:val="16"/>
                         </w:rPr>
                       </w:pPr>
+                      <w:proofErr w:type="spellStart"/>
                       <w:r>
                         <w:rPr>
                           <w:sz w:val="16"/>
                           <w:szCs w:val="16"/>
                         </w:rPr>
-                        <w:t>pci: enabled=1, chipset=i440fx</w:t>
+                        <w:t>pci</w:t>
+                      </w:r>
+                      <w:proofErr w:type="spellEnd"/>
+                      <w:r>
+                        <w:rPr>
+                          <w:sz w:val="16"/>
+                          <w:szCs w:val="16"/>
+                        </w:rPr>
+                        <w:t>: enabled=1, chipset=i440fx</w:t>
                       </w:r>
                     </w:p>
                     <w:p>
@@ -4585,12 +5444,21 @@
                           <w:szCs w:val="16"/>
                         </w:rPr>
                       </w:pPr>
+                      <w:proofErr w:type="spellStart"/>
                       <w:r>
                         <w:rPr>
                           <w:sz w:val="16"/>
                           <w:szCs w:val="16"/>
                         </w:rPr>
-                        <w:t>private_colormap: enabled=0</w:t>
+                        <w:t>private_colormap</w:t>
+                      </w:r>
+                      <w:proofErr w:type="spellEnd"/>
+                      <w:r>
+                        <w:rPr>
+                          <w:sz w:val="16"/>
+                          <w:szCs w:val="16"/>
+                        </w:rPr>
+                        <w:t>: enabled=0</w:t>
                       </w:r>
                     </w:p>
                     <w:p>
@@ -4600,12 +5468,37 @@
                           <w:szCs w:val="16"/>
                         </w:rPr>
                       </w:pPr>
+                      <w:proofErr w:type="spellStart"/>
                       <w:r>
                         <w:rPr>
                           <w:sz w:val="16"/>
                           <w:szCs w:val="16"/>
                         </w:rPr>
-                        <w:t>floppya: 1_44=C:\Users\mihe\Dropbox\TusMuertOS-Oct2025\src\build\floppy.img, status=inserted, write_protected=1</w:t>
+                        <w:t>floppya</w:t>
+                      </w:r>
+                      <w:proofErr w:type="spellEnd"/>
+                      <w:r>
+                        <w:rPr>
+                          <w:sz w:val="16"/>
+                          <w:szCs w:val="16"/>
+                        </w:rPr>
+                        <w:t xml:space="preserve">: 1_44=C:\Users\mihe\Dropbox\TusMuertOS-Oct2025\src\build\floppy.img, status=inserted, </w:t>
+                      </w:r>
+                      <w:proofErr w:type="spellStart"/>
+                      <w:r>
+                        <w:rPr>
+                          <w:sz w:val="16"/>
+                          <w:szCs w:val="16"/>
+                        </w:rPr>
+                        <w:t>write_protected</w:t>
+                      </w:r>
+                      <w:proofErr w:type="spellEnd"/>
+                      <w:r>
+                        <w:rPr>
+                          <w:sz w:val="16"/>
+                          <w:szCs w:val="16"/>
+                        </w:rPr>
+                        <w:t>=1</w:t>
                       </w:r>
                     </w:p>
                     <w:p>
@@ -4630,12 +5523,21 @@
                           <w:szCs w:val="16"/>
                         </w:rPr>
                       </w:pPr>
+                      <w:proofErr w:type="spellStart"/>
                       <w:r>
                         <w:rPr>
                           <w:sz w:val="16"/>
                           <w:szCs w:val="16"/>
                         </w:rPr>
-                        <w:t>floppy_bootsig_check: disabled=0</w:t>
+                        <w:t>floppy_bootsig_check</w:t>
+                      </w:r>
+                      <w:proofErr w:type="spellEnd"/>
+                      <w:r>
+                        <w:rPr>
+                          <w:sz w:val="16"/>
+                          <w:szCs w:val="16"/>
+                        </w:rPr>
+                        <w:t>: disabled=0</w:t>
                       </w:r>
                     </w:p>
                     <w:p>
@@ -4710,7 +5612,63 @@
                           <w:sz w:val="16"/>
                           <w:szCs w:val="16"/>
                         </w:rPr>
-                        <w:t>debug: action=ignore, pci=report # report BX_DEBUG from module 'pci'</w:t>
+                        <w:t xml:space="preserve">debug: action=ignore, </w:t>
+                      </w:r>
+                      <w:proofErr w:type="spellStart"/>
+                      <w:r>
+                        <w:rPr>
+                          <w:sz w:val="16"/>
+                          <w:szCs w:val="16"/>
+                        </w:rPr>
+                        <w:t>pci</w:t>
+                      </w:r>
+                      <w:proofErr w:type="spellEnd"/>
+                      <w:r>
+                        <w:rPr>
+                          <w:sz w:val="16"/>
+                          <w:szCs w:val="16"/>
+                        </w:rPr>
+                        <w:t>=report # report BX_DEBUG from module '</w:t>
+                      </w:r>
+                      <w:proofErr w:type="spellStart"/>
+                      <w:r>
+                        <w:rPr>
+                          <w:sz w:val="16"/>
+                          <w:szCs w:val="16"/>
+                        </w:rPr>
+                        <w:t>pci</w:t>
+                      </w:r>
+                      <w:proofErr w:type="spellEnd"/>
+                      <w:r>
+                        <w:rPr>
+                          <w:sz w:val="16"/>
+                          <w:szCs w:val="16"/>
+                        </w:rPr>
+                        <w:t>'</w:t>
+                      </w:r>
+                    </w:p>
+                    <w:p>
+                      <w:pPr>
+                        <w:rPr>
+                          <w:sz w:val="16"/>
+                          <w:szCs w:val="16"/>
+                        </w:rPr>
+                      </w:pPr>
+                      <w:proofErr w:type="spellStart"/>
+                      <w:r>
+                        <w:rPr>
+                          <w:sz w:val="16"/>
+                          <w:szCs w:val="16"/>
+                        </w:rPr>
+                        <w:t>debugger_log</w:t>
+                      </w:r>
+                      <w:proofErr w:type="spellEnd"/>
+                      <w:r>
+                        <w:rPr>
+                          <w:sz w:val="16"/>
+                          <w:szCs w:val="16"/>
+                        </w:rPr>
+                        <w:t>: -</w:t>
                       </w:r>
                     </w:p>
                     <w:p>
@@ -4725,7 +5683,23 @@
                           <w:sz w:val="16"/>
                           <w:szCs w:val="16"/>
                         </w:rPr>
-                        <w:t>debugger_log: -</w:t>
+                        <w:t>parport1: enabled=1, file="</w:t>
+                      </w:r>
+                      <w:proofErr w:type="spellStart"/>
+                      <w:r>
+                        <w:rPr>
+                          <w:sz w:val="16"/>
+                          <w:szCs w:val="16"/>
+                        </w:rPr>
+                        <w:t>parport.out</w:t>
+                      </w:r>
+                      <w:proofErr w:type="spellEnd"/>
+                      <w:r>
+                        <w:rPr>
+                          <w:sz w:val="16"/>
+                          <w:szCs w:val="16"/>
+                        </w:rPr>
+                        <w:t>"</w:t>
                       </w:r>
                     </w:p>
                     <w:p>
@@ -4740,22 +5714,55 @@
                           <w:sz w:val="16"/>
                           <w:szCs w:val="16"/>
                         </w:rPr>
-                        <w:t>parport1: enabled=1, file="parport.out"</w:t>
+                        <w:t xml:space="preserve">sound: driver=default, </w:t>
                       </w:r>
-                    </w:p>
-                    <w:p>
-                      <w:pPr>
-                        <w:rPr>
-                          <w:sz w:val="16"/>
-                          <w:szCs w:val="16"/>
-                        </w:rPr>
-                      </w:pPr>
+                      <w:proofErr w:type="spellStart"/>
                       <w:r>
                         <w:rPr>
                           <w:sz w:val="16"/>
                           <w:szCs w:val="16"/>
                         </w:rPr>
-                        <w:t>sound: driver=default, waveout=/dev/dsp. wavein=, midiout=</w:t>
+                        <w:t>waveout</w:t>
+                      </w:r>
+                      <w:proofErr w:type="spellEnd"/>
+                      <w:r>
+                        <w:rPr>
+                          <w:sz w:val="16"/>
+                          <w:szCs w:val="16"/>
+                        </w:rPr>
+                        <w:t xml:space="preserve">=/dev/dsp. </w:t>
+                      </w:r>
+                      <w:proofErr w:type="spellStart"/>
+                      <w:r>
+                        <w:rPr>
+                          <w:sz w:val="16"/>
+                          <w:szCs w:val="16"/>
+                        </w:rPr>
+                        <w:t>wavein</w:t>
+                      </w:r>
+                      <w:proofErr w:type="spellEnd"/>
+                      <w:r>
+                        <w:rPr>
+                          <w:sz w:val="16"/>
+                          <w:szCs w:val="16"/>
+                        </w:rPr>
+                        <w:t xml:space="preserve">=, </w:t>
+                      </w:r>
+                      <w:proofErr w:type="spellStart"/>
+                      <w:r>
+                        <w:rPr>
+                          <w:sz w:val="16"/>
+                          <w:szCs w:val="16"/>
+                        </w:rPr>
+                        <w:t>midiout</w:t>
+                      </w:r>
+                      <w:proofErr w:type="spellEnd"/>
+                      <w:r>
+                        <w:rPr>
+                          <w:sz w:val="16"/>
+                          <w:szCs w:val="16"/>
+                        </w:rPr>
+                        <w:t>=</w:t>
                       </w:r>
                     </w:p>
                     <w:p>
@@ -4780,12 +5787,21 @@
                           <w:szCs w:val="16"/>
                         </w:rPr>
                       </w:pPr>
+                      <w:proofErr w:type="spellStart"/>
                       <w:r>
                         <w:rPr>
                           <w:sz w:val="16"/>
                           <w:szCs w:val="16"/>
                         </w:rPr>
-                        <w:t>magic_break: enabled=1</w:t>
+                        <w:t>magic_break</w:t>
+                      </w:r>
+                      <w:proofErr w:type="spellEnd"/>
+                      <w:r>
+                        <w:rPr>
+                          <w:sz w:val="16"/>
+                          <w:szCs w:val="16"/>
+                        </w:rPr>
+                        <w:t>: enabled=1</w:t>
                       </w:r>
                     </w:p>
                     <w:p>
@@ -4885,8 +5901,13 @@
           <w:numId w:val="1"/>
         </w:numPr>
       </w:pPr>
-      <w:r>
-        <w:t>Formated a USB drive:</w:t>
+      <w:proofErr w:type="spellStart"/>
+      <w:r>
+        <w:t>Formated</w:t>
+      </w:r>
+      <w:proofErr w:type="spellEnd"/>
+      <w:r>
+        <w:t xml:space="preserve"> a USB drive:</w:t>
       </w:r>
     </w:p>
     <w:p>
@@ -4958,7 +5979,15 @@
         </w:numPr>
       </w:pPr>
       <w:r>
-        <w:t>Open the Disk using HxD (Open disk option is brilliant!)</w:t>
+        <w:t xml:space="preserve">Open the Disk using </w:t>
+      </w:r>
+      <w:proofErr w:type="spellStart"/>
+      <w:r>
+        <w:t>HxD</w:t>
+      </w:r>
+      <w:proofErr w:type="spellEnd"/>
+      <w:r>
+        <w:t xml:space="preserve"> (Open disk option is brilliant!)</w:t>
       </w:r>
     </w:p>
     <w:p>
@@ -4976,8 +6005,13 @@
         <w:t>, sector 2048 contains the BPB of a partition.</w:t>
       </w:r>
       <w:r>
-        <w:t xml:space="preserve"> Both can be see easily using HxD</w:t>
-      </w:r>
+        <w:t xml:space="preserve"> Both can be see easily using </w:t>
+      </w:r>
+      <w:proofErr w:type="spellStart"/>
+      <w:r>
+        <w:t>HxD</w:t>
+      </w:r>
+      <w:proofErr w:type="spellEnd"/>
     </w:p>
     <w:p>
       <w:pPr>
@@ -5006,7 +6040,23 @@
         </w:numPr>
       </w:pPr>
       <w:r>
-        <w:t>Exported first 512 to a file using HxD, then used ImHEx disassembler feature to see the code. 16bits-x86-LitteEndian.</w:t>
+        <w:t xml:space="preserve">Exported first 512 to a file using </w:t>
+      </w:r>
+      <w:proofErr w:type="spellStart"/>
+      <w:r>
+        <w:t>HxD</w:t>
+      </w:r>
+      <w:proofErr w:type="spellEnd"/>
+      <w:r>
+        <w:t xml:space="preserve">, then used </w:t>
+      </w:r>
+      <w:proofErr w:type="spellStart"/>
+      <w:r>
+        <w:t>ImHEx</w:t>
+      </w:r>
+      <w:proofErr w:type="spellEnd"/>
+      <w:r>
+        <w:t xml:space="preserve"> disassembler feature to see the code. 16bits-x86-LitteEndian.</w:t>
       </w:r>
     </w:p>
     <w:p>
@@ -5567,37 +6617,79 @@
       <w:r>
         <w:t>Example: “</w:t>
       </w:r>
+      <w:proofErr w:type="spellStart"/>
       <w:r>
         <w:rPr>
           <w:b/>
           <w:bCs/>
         </w:rPr>
-        <w:t>wsl ls -la</w:t>
-      </w:r>
-      <w:r>
-        <w:t>”</w:t>
-      </w:r>
-      <w:r>
-        <w:t xml:space="preserve"> will output Windos folder but using Linux ls</w:t>
-      </w:r>
-    </w:p>
-    <w:p>
-      <w:pPr>
-        <w:pStyle w:val="ListParagraph"/>
-        <w:numPr>
-          <w:ilvl w:val="3"/>
-          <w:numId w:val="1"/>
-        </w:numPr>
-      </w:pPr>
-      <w:r>
-        <w:t xml:space="preserve">Example: </w:t>
-      </w:r>
+        <w:t>wsl</w:t>
+      </w:r>
+      <w:proofErr w:type="spellEnd"/>
       <w:r>
         <w:rPr>
           <w:b/>
           <w:bCs/>
         </w:rPr>
-        <w:t>wsl ls -la | findstr "git"</w:t>
+        <w:t xml:space="preserve"> ls -la</w:t>
+      </w:r>
+      <w:r>
+        <w:t>”</w:t>
+      </w:r>
+      <w:r>
+        <w:t xml:space="preserve"> will output </w:t>
+      </w:r>
+      <w:proofErr w:type="spellStart"/>
+      <w:r>
+        <w:t>Windos</w:t>
+      </w:r>
+      <w:proofErr w:type="spellEnd"/>
+      <w:r>
+        <w:t xml:space="preserve"> folder but using Linux ls</w:t>
+      </w:r>
+    </w:p>
+    <w:p>
+      <w:pPr>
+        <w:pStyle w:val="ListParagraph"/>
+        <w:numPr>
+          <w:ilvl w:val="3"/>
+          <w:numId w:val="1"/>
+        </w:numPr>
+      </w:pPr>
+      <w:r>
+        <w:t xml:space="preserve">Example: </w:t>
+      </w:r>
+      <w:proofErr w:type="spellStart"/>
+      <w:r>
+        <w:rPr>
+          <w:b/>
+          <w:bCs/>
+        </w:rPr>
+        <w:t>wsl</w:t>
+      </w:r>
+      <w:proofErr w:type="spellEnd"/>
+      <w:r>
+        <w:rPr>
+          <w:b/>
+          <w:bCs/>
+        </w:rPr>
+        <w:t xml:space="preserve"> ls -la | </w:t>
+      </w:r>
+      <w:proofErr w:type="spellStart"/>
+      <w:r>
+        <w:rPr>
+          <w:b/>
+          <w:bCs/>
+        </w:rPr>
+        <w:t>findstr</w:t>
+      </w:r>
+      <w:proofErr w:type="spellEnd"/>
+      <w:r>
+        <w:rPr>
+          <w:b/>
+          <w:bCs/>
+        </w:rPr>
+        <w:t xml:space="preserve"> "git"</w:t>
       </w:r>
     </w:p>
     <w:p>
@@ -5711,7 +6803,15 @@
         </w:numPr>
       </w:pPr>
       <w:r>
-        <w:t>sudo apt autoremove -y</w:t>
+        <w:t xml:space="preserve">sudo apt </w:t>
+      </w:r>
+      <w:proofErr w:type="spellStart"/>
+      <w:r>
+        <w:t>autoremove</w:t>
+      </w:r>
+      <w:proofErr w:type="spellEnd"/>
+      <w:r>
+        <w:t xml:space="preserve"> -y</w:t>
       </w:r>
     </w:p>
     <w:p>
@@ -5738,7 +6838,15 @@
         </w:numPr>
       </w:pPr>
       <w:r>
-        <w:t>sudo apt install nasm -y</w:t>
+        <w:t xml:space="preserve">sudo apt install </w:t>
+      </w:r>
+      <w:proofErr w:type="spellStart"/>
+      <w:r>
+        <w:t>nasm</w:t>
+      </w:r>
+      <w:proofErr w:type="spellEnd"/>
+      <w:r>
+        <w:t xml:space="preserve"> -y</w:t>
       </w:r>
     </w:p>
     <w:p>
@@ -5750,7 +6858,15 @@
         </w:numPr>
       </w:pPr>
       <w:r>
-        <w:t>Install bximage:</w:t>
+        <w:t xml:space="preserve">Install </w:t>
+      </w:r>
+      <w:proofErr w:type="spellStart"/>
+      <w:r>
+        <w:t>bximage</w:t>
+      </w:r>
+      <w:proofErr w:type="spellEnd"/>
+      <w:r>
+        <w:t>:</w:t>
       </w:r>
     </w:p>
     <w:p>
@@ -5762,8 +6878,13 @@
         </w:numPr>
       </w:pPr>
       <w:r>
-        <w:t>sudo apt install bximage</w:t>
-      </w:r>
+        <w:t xml:space="preserve">sudo apt install </w:t>
+      </w:r>
+      <w:proofErr w:type="spellStart"/>
+      <w:r>
+        <w:t>bximage</w:t>
+      </w:r>
+      <w:proofErr w:type="spellEnd"/>
     </w:p>
     <w:p>
       <w:pPr>
@@ -5798,7 +6919,15 @@
         </w:numPr>
       </w:pPr>
       <w:r>
-        <w:t>Create a temporary alias for cls = clear(investigate how to make it permanent)</w:t>
+        <w:t xml:space="preserve">Create a temporary alias for </w:t>
+      </w:r>
+      <w:proofErr w:type="spellStart"/>
+      <w:r>
+        <w:t>cls</w:t>
+      </w:r>
+      <w:proofErr w:type="spellEnd"/>
+      <w:r>
+        <w:t xml:space="preserve"> = clear(investigate how to make it permanent)</w:t>
       </w:r>
     </w:p>
     <w:p>
@@ -5810,7 +6939,15 @@
         </w:numPr>
       </w:pPr>
       <w:r>
-        <w:t>alias cls='clear'</w:t>
+        <w:t xml:space="preserve">alias </w:t>
+      </w:r>
+      <w:proofErr w:type="spellStart"/>
+      <w:r>
+        <w:t>cls</w:t>
+      </w:r>
+      <w:proofErr w:type="spellEnd"/>
+      <w:r>
+        <w:t>='clear'</w:t>
       </w:r>
     </w:p>
     <w:p>
@@ -5822,7 +6959,15 @@
         </w:numPr>
       </w:pPr>
       <w:r>
-        <w:t xml:space="preserve">Install qemu on Windows: </w:t>
+        <w:t xml:space="preserve">Install </w:t>
+      </w:r>
+      <w:proofErr w:type="spellStart"/>
+      <w:r>
+        <w:t>qemu</w:t>
+      </w:r>
+      <w:proofErr w:type="spellEnd"/>
+      <w:r>
+        <w:t xml:space="preserve"> on Windows: </w:t>
       </w:r>
       <w:hyperlink r:id="rId15" w:history="1">
         <w:r>
@@ -5906,7 +7051,15 @@
         </w:numPr>
       </w:pPr>
       <w:r>
-        <w:t>Install gcc on WSL:</w:t>
+        <w:t xml:space="preserve">Install </w:t>
+      </w:r>
+      <w:proofErr w:type="spellStart"/>
+      <w:r>
+        <w:t>gcc</w:t>
+      </w:r>
+      <w:proofErr w:type="spellEnd"/>
+      <w:r>
+        <w:t xml:space="preserve"> on WSL:</w:t>
       </w:r>
     </w:p>
     <w:p>
@@ -5918,8 +7071,13 @@
         </w:numPr>
       </w:pPr>
       <w:r>
-        <w:t>Sudo apt install gcc</w:t>
-      </w:r>
+        <w:t xml:space="preserve">Sudo apt install </w:t>
+      </w:r>
+      <w:proofErr w:type="spellStart"/>
+      <w:r>
+        <w:t>gcc</w:t>
+      </w:r>
+      <w:proofErr w:type="spellEnd"/>
     </w:p>
     <w:p>
       <w:pPr>
@@ -5930,7 +7088,15 @@
         </w:numPr>
       </w:pPr>
       <w:r>
-        <w:t>Install build-essential and gdb:</w:t>
+        <w:t xml:space="preserve">Install build-essential and </w:t>
+      </w:r>
+      <w:proofErr w:type="spellStart"/>
+      <w:r>
+        <w:t>gdb</w:t>
+      </w:r>
+      <w:proofErr w:type="spellEnd"/>
+      <w:r>
+        <w:t>:</w:t>
       </w:r>
     </w:p>
     <w:p>
@@ -5942,17 +7108,1383 @@
         </w:numPr>
       </w:pPr>
       <w:r>
-        <w:t>sudo apt-get install build-essential gdb</w:t>
-      </w:r>
-    </w:p>
-    <w:p/>
+        <w:t xml:space="preserve">sudo apt-get install build-essential </w:t>
+      </w:r>
+      <w:proofErr w:type="spellStart"/>
+      <w:r>
+        <w:t>gdb</w:t>
+      </w:r>
+      <w:proofErr w:type="spellEnd"/>
+    </w:p>
+    <w:p>
+      <w:pPr>
+        <w:pStyle w:val="ListParagraph"/>
+        <w:numPr>
+          <w:ilvl w:val="0"/>
+          <w:numId w:val="1"/>
+        </w:numPr>
+      </w:pPr>
+      <w:r>
+        <w:t>Enable GUI for WSL. (Using remote WSL/VSCODE is insufferable):</w:t>
+      </w:r>
+    </w:p>
+    <w:p>
+      <w:pPr>
+        <w:pStyle w:val="ListParagraph"/>
+        <w:numPr>
+          <w:ilvl w:val="1"/>
+          <w:numId w:val="1"/>
+        </w:numPr>
+      </w:pPr>
+      <w:r>
+        <w:t>READ ALL STEPS BEFORE STARTING THE FIRST</w:t>
+      </w:r>
+    </w:p>
+    <w:p>
+      <w:pPr>
+        <w:pStyle w:val="ListParagraph"/>
+        <w:numPr>
+          <w:ilvl w:val="1"/>
+          <w:numId w:val="1"/>
+        </w:numPr>
+      </w:pPr>
+      <w:proofErr w:type="spellStart"/>
+      <w:r>
+        <w:t>wsl</w:t>
+      </w:r>
+      <w:proofErr w:type="spellEnd"/>
+      <w:r>
+        <w:t xml:space="preserve"> </w:t>
+      </w:r>
+      <w:r>
+        <w:t>–</w:t>
+      </w:r>
+      <w:r>
+        <w:t>update</w:t>
+      </w:r>
+    </w:p>
+    <w:p>
+      <w:pPr>
+        <w:pStyle w:val="ListParagraph"/>
+        <w:numPr>
+          <w:ilvl w:val="1"/>
+          <w:numId w:val="1"/>
+        </w:numPr>
+      </w:pPr>
+      <w:proofErr w:type="spellStart"/>
+      <w:r>
+        <w:t>wsl</w:t>
+      </w:r>
+      <w:proofErr w:type="spellEnd"/>
+      <w:r>
+        <w:t xml:space="preserve"> </w:t>
+      </w:r>
+      <w:r>
+        <w:t>–</w:t>
+      </w:r>
+      <w:r>
+        <w:t>shutdown</w:t>
+      </w:r>
+    </w:p>
+    <w:p>
+      <w:pPr>
+        <w:pStyle w:val="ListParagraph"/>
+        <w:numPr>
+          <w:ilvl w:val="1"/>
+          <w:numId w:val="1"/>
+        </w:numPr>
+      </w:pPr>
+      <w:r>
+        <w:t>sudo snap install --classic code # or code-insiders</w:t>
+      </w:r>
+    </w:p>
+    <w:p>
+      <w:pPr>
+        <w:pStyle w:val="ListParagraph"/>
+        <w:numPr>
+          <w:ilvl w:val="1"/>
+          <w:numId w:val="1"/>
+        </w:numPr>
+      </w:pPr>
+      <w:r>
+        <w:lastRenderedPageBreak/>
+        <w:t>type -a code</w:t>
+      </w:r>
+    </w:p>
+    <w:p>
+      <w:pPr>
+        <w:pStyle w:val="ListParagraph"/>
+        <w:numPr>
+          <w:ilvl w:val="2"/>
+          <w:numId w:val="1"/>
+        </w:numPr>
+      </w:pPr>
+      <w:r>
+        <w:t>code is /mnt/c/Program Files/Microsoft VS Code/bin/code</w:t>
+      </w:r>
+    </w:p>
+    <w:p>
+      <w:pPr>
+        <w:pStyle w:val="ListParagraph"/>
+        <w:numPr>
+          <w:ilvl w:val="2"/>
+          <w:numId w:val="1"/>
+        </w:numPr>
+      </w:pPr>
+      <w:r>
+        <w:t>code is /snap/bin/code</w:t>
+      </w:r>
+    </w:p>
+    <w:p>
+      <w:pPr>
+        <w:pStyle w:val="ListParagraph"/>
+        <w:numPr>
+          <w:ilvl w:val="1"/>
+          <w:numId w:val="1"/>
+        </w:numPr>
+      </w:pPr>
+      <w:r>
+        <w:t>sudo mv /usr/bin/code /usr/bin/code-windows</w:t>
+      </w:r>
+    </w:p>
+    <w:p>
+      <w:pPr>
+        <w:pStyle w:val="ListParagraph"/>
+        <w:numPr>
+          <w:ilvl w:val="1"/>
+          <w:numId w:val="1"/>
+        </w:numPr>
+      </w:pPr>
+      <w:r>
+        <w:t xml:space="preserve">(if I want to restore the command above) </w:t>
+      </w:r>
+      <w:r>
+        <w:t>sudo mv /usr/bin/code-windows /usr/bin/code</w:t>
+      </w:r>
+    </w:p>
+    <w:p>
+      <w:pPr>
+        <w:pStyle w:val="ListParagraph"/>
+        <w:numPr>
+          <w:ilvl w:val="1"/>
+          <w:numId w:val="1"/>
+        </w:numPr>
+      </w:pPr>
+      <w:r>
+        <w:t>Actually,</w:t>
+      </w:r>
+      <w:r>
+        <w:t xml:space="preserve"> what worked was [interop] </w:t>
+      </w:r>
+      <w:r>
+        <w:t>appendWindowsPath=false</w:t>
+      </w:r>
+    </w:p>
+    <w:p>
+      <w:pPr>
+        <w:pStyle w:val="ListParagraph"/>
+        <w:numPr>
+          <w:ilvl w:val="1"/>
+          <w:numId w:val="1"/>
+        </w:numPr>
+      </w:pPr>
+      <w:r>
+        <w:t>Wsl –shutdown again.</w:t>
+      </w:r>
+    </w:p>
+    <w:p>
+      <w:pPr>
+        <w:pStyle w:val="ListParagraph"/>
+        <w:numPr>
+          <w:ilvl w:val="1"/>
+          <w:numId w:val="1"/>
+        </w:numPr>
+      </w:pPr>
+      <w:r>
+        <w:t xml:space="preserve">After these steps I lost the ability to run windows commands from WSL console, such as IPCONFIG. </w:t>
+      </w:r>
+    </w:p>
+    <w:p>
+      <w:pPr>
+        <w:pStyle w:val="ListParagraph"/>
+        <w:numPr>
+          <w:ilvl w:val="1"/>
+          <w:numId w:val="1"/>
+        </w:numPr>
+      </w:pPr>
+      <w:r>
+        <w:t>Now using code .</w:t>
+      </w:r>
+      <w:r>
+        <w:t xml:space="preserve"> will open native, with a warning.</w:t>
+      </w:r>
+    </w:p>
+    <w:p>
+      <w:pPr>
+        <w:pStyle w:val="ListParagraph"/>
+        <w:numPr>
+          <w:ilvl w:val="1"/>
+          <w:numId w:val="1"/>
+        </w:numPr>
+      </w:pPr>
+      <w:r>
+        <w:t>sudo apt install nautilus</w:t>
+      </w:r>
+      <w:r>
+        <w:t xml:space="preserve"> (because why not)</w:t>
+      </w:r>
+    </w:p>
+    <w:p>
+      <w:pPr>
+        <w:pStyle w:val="ListParagraph"/>
+        <w:numPr>
+          <w:ilvl w:val="1"/>
+          <w:numId w:val="1"/>
+        </w:numPr>
+      </w:pPr>
+      <w:r>
+        <w:t xml:space="preserve">sudo apt install -y </w:t>
+      </w:r>
+      <w:proofErr w:type="spellStart"/>
+      <w:r>
+        <w:t>firefox</w:t>
+      </w:r>
+      <w:proofErr w:type="spellEnd"/>
+      <w:r>
+        <w:t xml:space="preserve"> (to complete the </w:t>
+      </w:r>
+      <w:proofErr w:type="spellStart"/>
+      <w:r>
+        <w:t>oauth</w:t>
+      </w:r>
+      <w:proofErr w:type="spellEnd"/>
+      <w:r>
+        <w:t xml:space="preserve"> </w:t>
+      </w:r>
+      <w:proofErr w:type="spellStart"/>
+      <w:r>
+        <w:t>github</w:t>
+      </w:r>
+      <w:proofErr w:type="spellEnd"/>
+      <w:r>
+        <w:t xml:space="preserve"> auth)</w:t>
+      </w:r>
+    </w:p>
+    <w:p>
+      <w:pPr>
+        <w:pStyle w:val="ListParagraph"/>
+        <w:numPr>
+          <w:ilvl w:val="0"/>
+          <w:numId w:val="1"/>
+        </w:numPr>
+      </w:pPr>
+      <w:r>
+        <w:t xml:space="preserve">Prepare </w:t>
+      </w:r>
+      <w:proofErr w:type="spellStart"/>
+      <w:r>
+        <w:t>vscode</w:t>
+      </w:r>
+      <w:proofErr w:type="spellEnd"/>
+      <w:r>
+        <w:t xml:space="preserve"> on Linux for c:</w:t>
+      </w:r>
+    </w:p>
+    <w:p>
+      <w:pPr>
+        <w:pStyle w:val="ListParagraph"/>
+        <w:numPr>
+          <w:ilvl w:val="1"/>
+          <w:numId w:val="1"/>
+        </w:numPr>
+      </w:pPr>
+      <w:r>
+        <w:t xml:space="preserve">Create a launch and tasks </w:t>
+      </w:r>
+      <w:proofErr w:type="spellStart"/>
+      <w:r>
+        <w:t>jsons</w:t>
+      </w:r>
+      <w:proofErr w:type="spellEnd"/>
+      <w:r>
+        <w:t>.</w:t>
+      </w:r>
+    </w:p>
+    <w:p>
+      <w:pPr>
+        <w:pStyle w:val="ListParagraph"/>
+        <w:numPr>
+          <w:ilvl w:val="1"/>
+          <w:numId w:val="1"/>
+        </w:numPr>
+      </w:pPr>
+      <w:r>
+        <w:t>Watch if defender is blocking the creation of binaries. Exclude the folder if required.</w:t>
+      </w:r>
+    </w:p>
+    <w:p>
+      <w:pPr>
+        <w:pStyle w:val="ListParagraph"/>
+        <w:numPr>
+          <w:ilvl w:val="1"/>
+          <w:numId w:val="1"/>
+        </w:numPr>
+      </w:pPr>
+      <w:r>
+        <w:t>{</w:t>
+      </w:r>
+    </w:p>
+    <w:p>
+      <w:pPr>
+        <w:pStyle w:val="ListParagraph"/>
+        <w:numPr>
+          <w:ilvl w:val="1"/>
+          <w:numId w:val="1"/>
+        </w:numPr>
+      </w:pPr>
+      <w:r>
+        <w:t xml:space="preserve">    // Use IntelliSense to learn about possible attributes.</w:t>
+      </w:r>
+    </w:p>
+    <w:p>
+      <w:pPr>
+        <w:pStyle w:val="ListParagraph"/>
+        <w:numPr>
+          <w:ilvl w:val="1"/>
+          <w:numId w:val="1"/>
+        </w:numPr>
+      </w:pPr>
+      <w:r>
+        <w:t xml:space="preserve">    // Hover to view descriptions of existing attributes.</w:t>
+      </w:r>
+    </w:p>
+    <w:p>
+      <w:pPr>
+        <w:pStyle w:val="ListParagraph"/>
+        <w:numPr>
+          <w:ilvl w:val="1"/>
+          <w:numId w:val="1"/>
+        </w:numPr>
+      </w:pPr>
+      <w:r>
+        <w:t xml:space="preserve">    // For more information, visit: https://go.microsoft.com/fwlink/?linkid=830387</w:t>
+      </w:r>
+    </w:p>
+    <w:p>
+      <w:pPr>
+        <w:pStyle w:val="ListParagraph"/>
+        <w:numPr>
+          <w:ilvl w:val="1"/>
+          <w:numId w:val="1"/>
+        </w:numPr>
+      </w:pPr>
+      <w:r>
+        <w:t xml:space="preserve">    "version": "0.2.0",</w:t>
+      </w:r>
+    </w:p>
+    <w:p>
+      <w:pPr>
+        <w:pStyle w:val="ListParagraph"/>
+        <w:numPr>
+          <w:ilvl w:val="1"/>
+          <w:numId w:val="1"/>
+        </w:numPr>
+      </w:pPr>
+      <w:r>
+        <w:t xml:space="preserve">    "configurations": [</w:t>
+      </w:r>
+    </w:p>
+    <w:p>
+      <w:pPr>
+        <w:pStyle w:val="ListParagraph"/>
+        <w:numPr>
+          <w:ilvl w:val="1"/>
+          <w:numId w:val="1"/>
+        </w:numPr>
+      </w:pPr>
+      <w:r>
+        <w:t xml:space="preserve">        {</w:t>
+      </w:r>
+    </w:p>
+    <w:p>
+      <w:pPr>
+        <w:pStyle w:val="ListParagraph"/>
+        <w:numPr>
+          <w:ilvl w:val="1"/>
+          <w:numId w:val="1"/>
+        </w:numPr>
+      </w:pPr>
+      <w:r>
+        <w:t xml:space="preserve">            "</w:t>
+      </w:r>
+      <w:proofErr w:type="spellStart"/>
+      <w:r>
+        <w:t>preLaunchTask</w:t>
+      </w:r>
+      <w:proofErr w:type="spellEnd"/>
+      <w:r>
+        <w:t xml:space="preserve">": "C/C++: </w:t>
+      </w:r>
+      <w:proofErr w:type="spellStart"/>
+      <w:r>
+        <w:t>gcc</w:t>
+      </w:r>
+      <w:proofErr w:type="spellEnd"/>
+      <w:r>
+        <w:t xml:space="preserve"> build active file",</w:t>
+      </w:r>
+    </w:p>
+    <w:p>
+      <w:pPr>
+        <w:pStyle w:val="ListParagraph"/>
+        <w:numPr>
+          <w:ilvl w:val="1"/>
+          <w:numId w:val="1"/>
+        </w:numPr>
+      </w:pPr>
+      <w:r>
+        <w:t xml:space="preserve">            "name": "(</w:t>
+      </w:r>
+      <w:proofErr w:type="spellStart"/>
+      <w:r>
+        <w:t>gdb</w:t>
+      </w:r>
+      <w:proofErr w:type="spellEnd"/>
+      <w:r>
+        <w:t>) Launch",</w:t>
+      </w:r>
+    </w:p>
+    <w:p>
+      <w:pPr>
+        <w:pStyle w:val="ListParagraph"/>
+        <w:numPr>
+          <w:ilvl w:val="1"/>
+          <w:numId w:val="1"/>
+        </w:numPr>
+      </w:pPr>
+      <w:r>
+        <w:t xml:space="preserve">            "type": "</w:t>
+      </w:r>
+      <w:proofErr w:type="spellStart"/>
+      <w:r>
+        <w:t>cppdbg</w:t>
+      </w:r>
+      <w:proofErr w:type="spellEnd"/>
+      <w:r>
+        <w:t>",</w:t>
+      </w:r>
+    </w:p>
+    <w:p>
+      <w:pPr>
+        <w:pStyle w:val="ListParagraph"/>
+        <w:numPr>
+          <w:ilvl w:val="1"/>
+          <w:numId w:val="1"/>
+        </w:numPr>
+      </w:pPr>
+      <w:r>
+        <w:t xml:space="preserve">            "request": "launch",</w:t>
+      </w:r>
+    </w:p>
+    <w:p>
+      <w:pPr>
+        <w:pStyle w:val="ListParagraph"/>
+        <w:numPr>
+          <w:ilvl w:val="1"/>
+          <w:numId w:val="1"/>
+        </w:numPr>
+      </w:pPr>
+      <w:r>
+        <w:t xml:space="preserve">            "program": "${</w:t>
+      </w:r>
+      <w:proofErr w:type="spellStart"/>
+      <w:r>
+        <w:t>fileDirname</w:t>
+      </w:r>
+      <w:proofErr w:type="spellEnd"/>
+      <w:r>
+        <w:t>}/${</w:t>
+      </w:r>
+      <w:proofErr w:type="spellStart"/>
+      <w:r>
+        <w:t>fileBasenameNoExtension</w:t>
+      </w:r>
+      <w:proofErr w:type="spellEnd"/>
+      <w:r>
+        <w:t>}",</w:t>
+      </w:r>
+    </w:p>
+    <w:p>
+      <w:pPr>
+        <w:pStyle w:val="ListParagraph"/>
+        <w:numPr>
+          <w:ilvl w:val="1"/>
+          <w:numId w:val="1"/>
+        </w:numPr>
+      </w:pPr>
+      <w:r>
+        <w:t xml:space="preserve">            "</w:t>
+      </w:r>
+      <w:proofErr w:type="spellStart"/>
+      <w:r>
+        <w:t>args</w:t>
+      </w:r>
+      <w:proofErr w:type="spellEnd"/>
+      <w:r>
+        <w:t>": [</w:t>
+      </w:r>
+    </w:p>
+    <w:p>
+      <w:pPr>
+        <w:pStyle w:val="ListParagraph"/>
+        <w:numPr>
+          <w:ilvl w:val="1"/>
+          <w:numId w:val="1"/>
+        </w:numPr>
+      </w:pPr>
+      <w:r>
+        <w:t xml:space="preserve">                "</w:t>
+      </w:r>
+      <w:proofErr w:type="spellStart"/>
+      <w:r>
+        <w:t>aaaaa</w:t>
+      </w:r>
+      <w:proofErr w:type="spellEnd"/>
+      <w:r>
+        <w:t>",</w:t>
+      </w:r>
+    </w:p>
+    <w:p>
+      <w:pPr>
+        <w:pStyle w:val="ListParagraph"/>
+        <w:numPr>
+          <w:ilvl w:val="1"/>
+          <w:numId w:val="1"/>
+        </w:numPr>
+      </w:pPr>
+      <w:r>
+        <w:t xml:space="preserve">                "</w:t>
+      </w:r>
+      <w:proofErr w:type="spellStart"/>
+      <w:r>
+        <w:t>bbbbb</w:t>
+      </w:r>
+      <w:proofErr w:type="spellEnd"/>
+      <w:r>
+        <w:t>",</w:t>
+      </w:r>
+    </w:p>
+    <w:p>
+      <w:pPr>
+        <w:pStyle w:val="ListParagraph"/>
+        <w:numPr>
+          <w:ilvl w:val="1"/>
+          <w:numId w:val="1"/>
+        </w:numPr>
+      </w:pPr>
+      <w:r>
+        <w:t xml:space="preserve">                "</w:t>
+      </w:r>
+      <w:proofErr w:type="spellStart"/>
+      <w:r>
+        <w:t>ccccc</w:t>
+      </w:r>
+      <w:proofErr w:type="spellEnd"/>
+      <w:r>
+        <w:t>"</w:t>
+      </w:r>
+    </w:p>
+    <w:p>
+      <w:pPr>
+        <w:pStyle w:val="ListParagraph"/>
+        <w:numPr>
+          <w:ilvl w:val="1"/>
+          <w:numId w:val="1"/>
+        </w:numPr>
+      </w:pPr>
+      <w:r>
+        <w:t xml:space="preserve">            ],</w:t>
+      </w:r>
+    </w:p>
+    <w:p>
+      <w:pPr>
+        <w:pStyle w:val="ListParagraph"/>
+        <w:numPr>
+          <w:ilvl w:val="1"/>
+          <w:numId w:val="1"/>
+        </w:numPr>
+      </w:pPr>
+      <w:r>
+        <w:t xml:space="preserve">            "</w:t>
+      </w:r>
+      <w:proofErr w:type="spellStart"/>
+      <w:r>
+        <w:t>stopAtEntry</w:t>
+      </w:r>
+      <w:proofErr w:type="spellEnd"/>
+      <w:r>
+        <w:t>": false,</w:t>
+      </w:r>
+    </w:p>
+    <w:p>
+      <w:pPr>
+        <w:pStyle w:val="ListParagraph"/>
+        <w:numPr>
+          <w:ilvl w:val="1"/>
+          <w:numId w:val="1"/>
+        </w:numPr>
+      </w:pPr>
+      <w:r>
+        <w:t xml:space="preserve">            "</w:t>
+      </w:r>
+      <w:proofErr w:type="spellStart"/>
+      <w:r>
+        <w:t>cwd</w:t>
+      </w:r>
+      <w:proofErr w:type="spellEnd"/>
+      <w:r>
+        <w:t>": "${</w:t>
+      </w:r>
+      <w:proofErr w:type="spellStart"/>
+      <w:r>
+        <w:t>fileDirname</w:t>
+      </w:r>
+      <w:proofErr w:type="spellEnd"/>
+      <w:r>
+        <w:t>}",</w:t>
+      </w:r>
+    </w:p>
+    <w:p>
+      <w:pPr>
+        <w:pStyle w:val="ListParagraph"/>
+        <w:numPr>
+          <w:ilvl w:val="1"/>
+          <w:numId w:val="1"/>
+        </w:numPr>
+      </w:pPr>
+      <w:r>
+        <w:t xml:space="preserve">            "environment": [],</w:t>
+      </w:r>
+    </w:p>
+    <w:p>
+      <w:pPr>
+        <w:pStyle w:val="ListParagraph"/>
+        <w:numPr>
+          <w:ilvl w:val="1"/>
+          <w:numId w:val="1"/>
+        </w:numPr>
+      </w:pPr>
+      <w:r>
+        <w:t xml:space="preserve">            "</w:t>
+      </w:r>
+      <w:proofErr w:type="spellStart"/>
+      <w:r>
+        <w:t>externalConsole</w:t>
+      </w:r>
+      <w:proofErr w:type="spellEnd"/>
+      <w:r>
+        <w:t>": false,</w:t>
+      </w:r>
+    </w:p>
+    <w:p>
+      <w:pPr>
+        <w:pStyle w:val="ListParagraph"/>
+        <w:numPr>
+          <w:ilvl w:val="1"/>
+          <w:numId w:val="1"/>
+        </w:numPr>
+      </w:pPr>
+      <w:r>
+        <w:t xml:space="preserve">            "</w:t>
+      </w:r>
+      <w:proofErr w:type="spellStart"/>
+      <w:r>
+        <w:t>MIMode</w:t>
+      </w:r>
+      <w:proofErr w:type="spellEnd"/>
+      <w:r>
+        <w:t>": "</w:t>
+      </w:r>
+      <w:proofErr w:type="spellStart"/>
+      <w:r>
+        <w:t>gdb</w:t>
+      </w:r>
+      <w:proofErr w:type="spellEnd"/>
+      <w:r>
+        <w:t>",</w:t>
+      </w:r>
+    </w:p>
+    <w:p>
+      <w:pPr>
+        <w:pStyle w:val="ListParagraph"/>
+        <w:numPr>
+          <w:ilvl w:val="1"/>
+          <w:numId w:val="1"/>
+        </w:numPr>
+      </w:pPr>
+      <w:r>
+        <w:t xml:space="preserve">            "</w:t>
+      </w:r>
+      <w:proofErr w:type="spellStart"/>
+      <w:r>
+        <w:t>setupCommands</w:t>
+      </w:r>
+      <w:proofErr w:type="spellEnd"/>
+      <w:r>
+        <w:t>": [</w:t>
+      </w:r>
+    </w:p>
+    <w:p>
+      <w:pPr>
+        <w:pStyle w:val="ListParagraph"/>
+        <w:numPr>
+          <w:ilvl w:val="1"/>
+          <w:numId w:val="1"/>
+        </w:numPr>
+      </w:pPr>
+      <w:r>
+        <w:t xml:space="preserve">                {</w:t>
+      </w:r>
+    </w:p>
+    <w:p>
+      <w:pPr>
+        <w:pStyle w:val="ListParagraph"/>
+        <w:numPr>
+          <w:ilvl w:val="1"/>
+          <w:numId w:val="1"/>
+        </w:numPr>
+      </w:pPr>
+      <w:r>
+        <w:t xml:space="preserve">                    "description": "Enable pretty-printing for </w:t>
+      </w:r>
+      <w:proofErr w:type="spellStart"/>
+      <w:r>
+        <w:t>gdb</w:t>
+      </w:r>
+      <w:proofErr w:type="spellEnd"/>
+      <w:r>
+        <w:t>",</w:t>
+      </w:r>
+    </w:p>
+    <w:p>
+      <w:pPr>
+        <w:pStyle w:val="ListParagraph"/>
+        <w:numPr>
+          <w:ilvl w:val="1"/>
+          <w:numId w:val="1"/>
+        </w:numPr>
+      </w:pPr>
+      <w:r>
+        <w:t xml:space="preserve">                    "text": "-enable-pretty-printing",</w:t>
+      </w:r>
+    </w:p>
+    <w:p>
+      <w:pPr>
+        <w:pStyle w:val="ListParagraph"/>
+        <w:numPr>
+          <w:ilvl w:val="1"/>
+          <w:numId w:val="1"/>
+        </w:numPr>
+      </w:pPr>
+      <w:r>
+        <w:t xml:space="preserve">                    "</w:t>
+      </w:r>
+      <w:proofErr w:type="spellStart"/>
+      <w:r>
+        <w:t>ignoreFailures</w:t>
+      </w:r>
+      <w:proofErr w:type="spellEnd"/>
+      <w:r>
+        <w:t>": true</w:t>
+      </w:r>
+    </w:p>
+    <w:p>
+      <w:pPr>
+        <w:pStyle w:val="ListParagraph"/>
+        <w:numPr>
+          <w:ilvl w:val="1"/>
+          <w:numId w:val="1"/>
+        </w:numPr>
+      </w:pPr>
+      <w:r>
+        <w:t xml:space="preserve">                },</w:t>
+      </w:r>
+    </w:p>
+    <w:p>
+      <w:pPr>
+        <w:pStyle w:val="ListParagraph"/>
+        <w:numPr>
+          <w:ilvl w:val="1"/>
+          <w:numId w:val="1"/>
+        </w:numPr>
+      </w:pPr>
+      <w:r>
+        <w:t xml:space="preserve">                {</w:t>
+      </w:r>
+    </w:p>
+    <w:p>
+      <w:pPr>
+        <w:pStyle w:val="ListParagraph"/>
+        <w:numPr>
+          <w:ilvl w:val="1"/>
+          <w:numId w:val="1"/>
+        </w:numPr>
+      </w:pPr>
+      <w:r>
+        <w:t xml:space="preserve">                    "description": "Set Disassembly Flavor to Intel",</w:t>
+      </w:r>
+    </w:p>
+    <w:p>
+      <w:pPr>
+        <w:pStyle w:val="ListParagraph"/>
+        <w:numPr>
+          <w:ilvl w:val="1"/>
+          <w:numId w:val="1"/>
+        </w:numPr>
+      </w:pPr>
+      <w:r>
+        <w:t xml:space="preserve">                    "text": "-</w:t>
+      </w:r>
+      <w:proofErr w:type="spellStart"/>
+      <w:r>
+        <w:t>gdb</w:t>
+      </w:r>
+      <w:proofErr w:type="spellEnd"/>
+      <w:r>
+        <w:t>-set disassembly-flavor intel",</w:t>
+      </w:r>
+    </w:p>
+    <w:p>
+      <w:pPr>
+        <w:pStyle w:val="ListParagraph"/>
+        <w:numPr>
+          <w:ilvl w:val="1"/>
+          <w:numId w:val="1"/>
+        </w:numPr>
+      </w:pPr>
+      <w:r>
+        <w:t xml:space="preserve">                    "</w:t>
+      </w:r>
+      <w:proofErr w:type="spellStart"/>
+      <w:r>
+        <w:t>ignoreFailures</w:t>
+      </w:r>
+      <w:proofErr w:type="spellEnd"/>
+      <w:r>
+        <w:t>": true</w:t>
+      </w:r>
+    </w:p>
+    <w:p>
+      <w:pPr>
+        <w:pStyle w:val="ListParagraph"/>
+        <w:numPr>
+          <w:ilvl w:val="1"/>
+          <w:numId w:val="1"/>
+        </w:numPr>
+      </w:pPr>
+      <w:r>
+        <w:t xml:space="preserve">                }</w:t>
+      </w:r>
+    </w:p>
+    <w:p>
+      <w:pPr>
+        <w:pStyle w:val="ListParagraph"/>
+        <w:numPr>
+          <w:ilvl w:val="1"/>
+          <w:numId w:val="1"/>
+        </w:numPr>
+      </w:pPr>
+      <w:r>
+        <w:t xml:space="preserve">            ]</w:t>
+      </w:r>
+    </w:p>
+    <w:p>
+      <w:pPr>
+        <w:pStyle w:val="ListParagraph"/>
+        <w:numPr>
+          <w:ilvl w:val="1"/>
+          <w:numId w:val="1"/>
+        </w:numPr>
+      </w:pPr>
+      <w:r>
+        <w:t xml:space="preserve">        }</w:t>
+      </w:r>
+    </w:p>
+    <w:p>
+      <w:pPr>
+        <w:pStyle w:val="ListParagraph"/>
+        <w:numPr>
+          <w:ilvl w:val="1"/>
+          <w:numId w:val="1"/>
+        </w:numPr>
+      </w:pPr>
+      <w:r>
+        <w:t xml:space="preserve">    ]</w:t>
+      </w:r>
+    </w:p>
+    <w:p>
+      <w:pPr>
+        <w:pStyle w:val="ListParagraph"/>
+        <w:numPr>
+          <w:ilvl w:val="1"/>
+          <w:numId w:val="1"/>
+        </w:numPr>
+      </w:pPr>
+      <w:r>
+        <w:lastRenderedPageBreak/>
+        <w:t>}</w:t>
+      </w:r>
+    </w:p>
+    <w:p>
+      <w:pPr>
+        <w:pStyle w:val="ListParagraph"/>
+        <w:numPr>
+          <w:ilvl w:val="1"/>
+          <w:numId w:val="1"/>
+        </w:numPr>
+      </w:pPr>
+      <w:r>
+        <w:t>{</w:t>
+      </w:r>
+    </w:p>
+    <w:p>
+      <w:pPr>
+        <w:pStyle w:val="ListParagraph"/>
+        <w:numPr>
+          <w:ilvl w:val="1"/>
+          <w:numId w:val="1"/>
+        </w:numPr>
+      </w:pPr>
+      <w:r>
+        <w:t xml:space="preserve">    "tasks": [</w:t>
+      </w:r>
+    </w:p>
+    <w:p>
+      <w:pPr>
+        <w:pStyle w:val="ListParagraph"/>
+        <w:numPr>
+          <w:ilvl w:val="1"/>
+          <w:numId w:val="1"/>
+        </w:numPr>
+      </w:pPr>
+      <w:r>
+        <w:t xml:space="preserve">        {</w:t>
+      </w:r>
+    </w:p>
+    <w:p>
+      <w:pPr>
+        <w:pStyle w:val="ListParagraph"/>
+        <w:numPr>
+          <w:ilvl w:val="1"/>
+          <w:numId w:val="1"/>
+        </w:numPr>
+      </w:pPr>
+      <w:r>
+        <w:t xml:space="preserve">            "type": "</w:t>
+      </w:r>
+      <w:proofErr w:type="spellStart"/>
+      <w:r>
+        <w:t>cppbuild</w:t>
+      </w:r>
+      <w:proofErr w:type="spellEnd"/>
+      <w:r>
+        <w:t>",</w:t>
+      </w:r>
+    </w:p>
+    <w:p>
+      <w:pPr>
+        <w:pStyle w:val="ListParagraph"/>
+        <w:numPr>
+          <w:ilvl w:val="1"/>
+          <w:numId w:val="1"/>
+        </w:numPr>
+      </w:pPr>
+      <w:r>
+        <w:t xml:space="preserve">            "label": "C/C++: </w:t>
+      </w:r>
+      <w:proofErr w:type="spellStart"/>
+      <w:r>
+        <w:t>gcc</w:t>
+      </w:r>
+      <w:proofErr w:type="spellEnd"/>
+      <w:r>
+        <w:t xml:space="preserve"> build active file",</w:t>
+      </w:r>
+    </w:p>
+    <w:p>
+      <w:pPr>
+        <w:pStyle w:val="ListParagraph"/>
+        <w:numPr>
+          <w:ilvl w:val="1"/>
+          <w:numId w:val="1"/>
+        </w:numPr>
+      </w:pPr>
+      <w:r>
+        <w:t xml:space="preserve">            "command": "/usr/bin/</w:t>
+      </w:r>
+      <w:proofErr w:type="spellStart"/>
+      <w:r>
+        <w:t>gcc</w:t>
+      </w:r>
+      <w:proofErr w:type="spellEnd"/>
+      <w:r>
+        <w:t>",</w:t>
+      </w:r>
+    </w:p>
+    <w:p>
+      <w:pPr>
+        <w:pStyle w:val="ListParagraph"/>
+        <w:numPr>
+          <w:ilvl w:val="1"/>
+          <w:numId w:val="1"/>
+        </w:numPr>
+      </w:pPr>
+      <w:r>
+        <w:t xml:space="preserve">            "</w:t>
+      </w:r>
+      <w:proofErr w:type="spellStart"/>
+      <w:r>
+        <w:t>args</w:t>
+      </w:r>
+      <w:proofErr w:type="spellEnd"/>
+      <w:r>
+        <w:t>": [</w:t>
+      </w:r>
+    </w:p>
+    <w:p>
+      <w:pPr>
+        <w:pStyle w:val="ListParagraph"/>
+        <w:numPr>
+          <w:ilvl w:val="1"/>
+          <w:numId w:val="1"/>
+        </w:numPr>
+      </w:pPr>
+      <w:r>
+        <w:t xml:space="preserve">                "-</w:t>
+      </w:r>
+      <w:proofErr w:type="spellStart"/>
+      <w:r>
+        <w:t>fdiagnostics</w:t>
+      </w:r>
+      <w:proofErr w:type="spellEnd"/>
+      <w:r>
+        <w:t>-color=always",</w:t>
+      </w:r>
+    </w:p>
+    <w:p>
+      <w:pPr>
+        <w:pStyle w:val="ListParagraph"/>
+        <w:numPr>
+          <w:ilvl w:val="1"/>
+          <w:numId w:val="1"/>
+        </w:numPr>
+      </w:pPr>
+      <w:r>
+        <w:t xml:space="preserve">                "-g",</w:t>
+      </w:r>
+    </w:p>
+    <w:p>
+      <w:pPr>
+        <w:pStyle w:val="ListParagraph"/>
+        <w:numPr>
+          <w:ilvl w:val="1"/>
+          <w:numId w:val="1"/>
+        </w:numPr>
+      </w:pPr>
+      <w:r>
+        <w:t xml:space="preserve">                "${file}",</w:t>
+      </w:r>
+    </w:p>
+    <w:p>
+      <w:pPr>
+        <w:pStyle w:val="ListParagraph"/>
+        <w:numPr>
+          <w:ilvl w:val="1"/>
+          <w:numId w:val="1"/>
+        </w:numPr>
+      </w:pPr>
+      <w:r>
+        <w:t xml:space="preserve">                "-o",</w:t>
+      </w:r>
+    </w:p>
+    <w:p>
+      <w:pPr>
+        <w:pStyle w:val="ListParagraph"/>
+        <w:numPr>
+          <w:ilvl w:val="1"/>
+          <w:numId w:val="1"/>
+        </w:numPr>
+      </w:pPr>
+      <w:r>
+        <w:t xml:space="preserve">                "${</w:t>
+      </w:r>
+      <w:proofErr w:type="spellStart"/>
+      <w:r>
+        <w:t>fileDirname</w:t>
+      </w:r>
+      <w:proofErr w:type="spellEnd"/>
+      <w:r>
+        <w:t>}/${</w:t>
+      </w:r>
+      <w:proofErr w:type="spellStart"/>
+      <w:r>
+        <w:t>fileBasenameNoExtension</w:t>
+      </w:r>
+      <w:proofErr w:type="spellEnd"/>
+      <w:r>
+        <w:t>}"</w:t>
+      </w:r>
+    </w:p>
+    <w:p>
+      <w:pPr>
+        <w:pStyle w:val="ListParagraph"/>
+        <w:numPr>
+          <w:ilvl w:val="1"/>
+          <w:numId w:val="1"/>
+        </w:numPr>
+      </w:pPr>
+      <w:r>
+        <w:t xml:space="preserve">            ],</w:t>
+      </w:r>
+    </w:p>
+    <w:p>
+      <w:pPr>
+        <w:pStyle w:val="ListParagraph"/>
+        <w:numPr>
+          <w:ilvl w:val="1"/>
+          <w:numId w:val="1"/>
+        </w:numPr>
+      </w:pPr>
+      <w:r>
+        <w:t xml:space="preserve">            "options": {</w:t>
+      </w:r>
+    </w:p>
+    <w:p>
+      <w:pPr>
+        <w:pStyle w:val="ListParagraph"/>
+        <w:numPr>
+          <w:ilvl w:val="1"/>
+          <w:numId w:val="1"/>
+        </w:numPr>
+      </w:pPr>
+      <w:r>
+        <w:t xml:space="preserve">                "</w:t>
+      </w:r>
+      <w:proofErr w:type="spellStart"/>
+      <w:r>
+        <w:t>cwd</w:t>
+      </w:r>
+      <w:proofErr w:type="spellEnd"/>
+      <w:r>
+        <w:t>": "${</w:t>
+      </w:r>
+      <w:proofErr w:type="spellStart"/>
+      <w:r>
+        <w:t>fileDirname</w:t>
+      </w:r>
+      <w:proofErr w:type="spellEnd"/>
+      <w:r>
+        <w:t>}"</w:t>
+      </w:r>
+    </w:p>
+    <w:p>
+      <w:pPr>
+        <w:pStyle w:val="ListParagraph"/>
+        <w:numPr>
+          <w:ilvl w:val="1"/>
+          <w:numId w:val="1"/>
+        </w:numPr>
+      </w:pPr>
+      <w:r>
+        <w:t xml:space="preserve">            },</w:t>
+      </w:r>
+    </w:p>
+    <w:p>
+      <w:pPr>
+        <w:pStyle w:val="ListParagraph"/>
+        <w:numPr>
+          <w:ilvl w:val="1"/>
+          <w:numId w:val="1"/>
+        </w:numPr>
+      </w:pPr>
+      <w:r>
+        <w:t xml:space="preserve">            "</w:t>
+      </w:r>
+      <w:proofErr w:type="spellStart"/>
+      <w:r>
+        <w:t>problemMatcher</w:t>
+      </w:r>
+      <w:proofErr w:type="spellEnd"/>
+      <w:r>
+        <w:t>": [</w:t>
+      </w:r>
+    </w:p>
+    <w:p>
+      <w:pPr>
+        <w:pStyle w:val="ListParagraph"/>
+        <w:numPr>
+          <w:ilvl w:val="1"/>
+          <w:numId w:val="1"/>
+        </w:numPr>
+      </w:pPr>
+      <w:r>
+        <w:t xml:space="preserve">                "$</w:t>
+      </w:r>
+      <w:proofErr w:type="spellStart"/>
+      <w:r>
+        <w:t>gcc</w:t>
+      </w:r>
+      <w:proofErr w:type="spellEnd"/>
+      <w:r>
+        <w:t>"</w:t>
+      </w:r>
+    </w:p>
+    <w:p>
+      <w:pPr>
+        <w:pStyle w:val="ListParagraph"/>
+        <w:numPr>
+          <w:ilvl w:val="1"/>
+          <w:numId w:val="1"/>
+        </w:numPr>
+      </w:pPr>
+      <w:r>
+        <w:t xml:space="preserve">            ],</w:t>
+      </w:r>
+    </w:p>
+    <w:p>
+      <w:pPr>
+        <w:pStyle w:val="ListParagraph"/>
+        <w:numPr>
+          <w:ilvl w:val="1"/>
+          <w:numId w:val="1"/>
+        </w:numPr>
+      </w:pPr>
+      <w:r>
+        <w:t xml:space="preserve">            "group": {</w:t>
+      </w:r>
+    </w:p>
+    <w:p>
+      <w:pPr>
+        <w:pStyle w:val="ListParagraph"/>
+        <w:numPr>
+          <w:ilvl w:val="1"/>
+          <w:numId w:val="1"/>
+        </w:numPr>
+      </w:pPr>
+      <w:r>
+        <w:t xml:space="preserve">                "kind": "build",</w:t>
+      </w:r>
+    </w:p>
+    <w:p>
+      <w:pPr>
+        <w:pStyle w:val="ListParagraph"/>
+        <w:numPr>
+          <w:ilvl w:val="1"/>
+          <w:numId w:val="1"/>
+        </w:numPr>
+      </w:pPr>
+      <w:r>
+        <w:t xml:space="preserve">                "</w:t>
+      </w:r>
+      <w:proofErr w:type="spellStart"/>
+      <w:r>
+        <w:t>isDefault</w:t>
+      </w:r>
+      <w:proofErr w:type="spellEnd"/>
+      <w:r>
+        <w:t>": true</w:t>
+      </w:r>
+    </w:p>
+    <w:p>
+      <w:pPr>
+        <w:pStyle w:val="ListParagraph"/>
+        <w:numPr>
+          <w:ilvl w:val="1"/>
+          <w:numId w:val="1"/>
+        </w:numPr>
+      </w:pPr>
+      <w:r>
+        <w:t xml:space="preserve">            },</w:t>
+      </w:r>
+    </w:p>
+    <w:p>
+      <w:pPr>
+        <w:pStyle w:val="ListParagraph"/>
+        <w:numPr>
+          <w:ilvl w:val="1"/>
+          <w:numId w:val="1"/>
+        </w:numPr>
+      </w:pPr>
+      <w:r>
+        <w:t xml:space="preserve">            "detail": "Task generated by Debugger."</w:t>
+      </w:r>
+    </w:p>
+    <w:p>
+      <w:pPr>
+        <w:pStyle w:val="ListParagraph"/>
+        <w:numPr>
+          <w:ilvl w:val="1"/>
+          <w:numId w:val="1"/>
+        </w:numPr>
+      </w:pPr>
+      <w:r>
+        <w:t xml:space="preserve">        }</w:t>
+      </w:r>
+    </w:p>
+    <w:p>
+      <w:pPr>
+        <w:pStyle w:val="ListParagraph"/>
+        <w:numPr>
+          <w:ilvl w:val="1"/>
+          <w:numId w:val="1"/>
+        </w:numPr>
+      </w:pPr>
+      <w:r>
+        <w:t xml:space="preserve">    ],</w:t>
+      </w:r>
+    </w:p>
+    <w:p>
+      <w:pPr>
+        <w:pStyle w:val="ListParagraph"/>
+        <w:numPr>
+          <w:ilvl w:val="1"/>
+          <w:numId w:val="1"/>
+        </w:numPr>
+      </w:pPr>
+      <w:r>
+        <w:t xml:space="preserve">    "version": "2.0.0"</w:t>
+      </w:r>
+    </w:p>
+    <w:p>
+      <w:pPr>
+        <w:pStyle w:val="ListParagraph"/>
+        <w:numPr>
+          <w:ilvl w:val="1"/>
+          <w:numId w:val="1"/>
+        </w:numPr>
+      </w:pPr>
+      <w:r>
+        <w:t>}</w:t>
+      </w:r>
+    </w:p>
+    <w:p>
+      <w:pPr>
+        <w:pStyle w:val="ListParagraph"/>
+        <w:numPr>
+          <w:ilvl w:val="0"/>
+          <w:numId w:val="1"/>
+        </w:numPr>
+      </w:pPr>
+      <w:r>
+        <w:t>Next setup task. . . ..</w:t>
+      </w:r>
+    </w:p>
     <w:p>
       <w:pPr>
         <w:pStyle w:val="Heading2"/>
       </w:pPr>
       <w:bookmarkStart w:id="11" w:name="_Toc212933575"/>
       <w:r>
-        <w:lastRenderedPageBreak/>
         <w:t>BUILD PROCESS BEFORE MAKE</w:t>
       </w:r>
       <w:bookmarkEnd w:id="11"/>
@@ -6004,6 +8536,7 @@
         <w:rPr>
           <w:noProof/>
         </w:rPr>
+        <w:lastRenderedPageBreak/>
         <w:drawing>
           <wp:inline distT="0" distB="0" distL="0" distR="0" wp14:anchorId="214DE4BB" wp14:editId="7F8C982B">
             <wp:extent cx="5943600" cy="2092960"/>
@@ -6075,7 +8608,6 @@
         <w:rPr>
           <w:noProof/>
         </w:rPr>
-        <w:lastRenderedPageBreak/>
         <w:drawing>
           <wp:inline distT="0" distB="0" distL="0" distR="0" wp14:anchorId="3FBA7AED" wp14:editId="7B4321D9">
             <wp:extent cx="5943600" cy="4516755"/>
@@ -6120,6 +8652,7 @@
       </w:pPr>
       <w:bookmarkStart w:id="14" w:name="_Toc212933578"/>
       <w:r>
+        <w:lastRenderedPageBreak/>
         <w:t>Common Linux and Windows commands</w:t>
       </w:r>
       <w:bookmarkEnd w:id="14"/>
@@ -6138,7 +8671,15 @@
     <w:p/>
     <w:p>
       <w:r>
-        <w:t xml:space="preserve">Build binary from asm file using NASM. Relative path, the full path for this is: </w:t>
+        <w:t xml:space="preserve">Build binary from </w:t>
+      </w:r>
+      <w:proofErr w:type="spellStart"/>
+      <w:r>
+        <w:t>asm</w:t>
+      </w:r>
+      <w:proofErr w:type="spellEnd"/>
+      <w:r>
+        <w:t xml:space="preserve"> file using NASM. Relative path, the full path for this is: </w:t>
       </w:r>
     </w:p>
     <w:p>
@@ -6170,19 +8711,72 @@
           <w:bCs/>
         </w:rPr>
       </w:pPr>
+      <w:proofErr w:type="spellStart"/>
       <w:r>
         <w:rPr>
           <w:b/>
           <w:bCs/>
         </w:rPr>
-        <w:t>nasm -f bin src/bootloader/stage1.asm -o src/build/stage1.bin</w:t>
+        <w:t>nasm</w:t>
+      </w:r>
+      <w:proofErr w:type="spellEnd"/>
+      <w:r>
+        <w:rPr>
+          <w:b/>
+          <w:bCs/>
+        </w:rPr>
+        <w:t xml:space="preserve"> -f bin </w:t>
+      </w:r>
+      <w:proofErr w:type="spellStart"/>
+      <w:r>
+        <w:rPr>
+          <w:b/>
+          <w:bCs/>
+        </w:rPr>
+        <w:t>src</w:t>
+      </w:r>
+      <w:proofErr w:type="spellEnd"/>
+      <w:r>
+        <w:rPr>
+          <w:b/>
+          <w:bCs/>
+        </w:rPr>
+        <w:t xml:space="preserve">/bootloader/stage1.asm -o </w:t>
+      </w:r>
+      <w:proofErr w:type="spellStart"/>
+      <w:r>
+        <w:rPr>
+          <w:b/>
+          <w:bCs/>
+        </w:rPr>
+        <w:t>src</w:t>
+      </w:r>
+      <w:proofErr w:type="spellEnd"/>
+      <w:r>
+        <w:rPr>
+          <w:b/>
+          <w:bCs/>
+        </w:rPr>
+        <w:t>/build/stage1.bin</w:t>
       </w:r>
     </w:p>
     <w:p/>
     <w:p>
-      <w:r>
-        <w:lastRenderedPageBreak/>
-        <w:t>bximage to create an empty floppy disk. It is an interactive tool with a menu. It shows this info after execution: The following line should appear in your bochsrc:</w:t>
+      <w:proofErr w:type="spellStart"/>
+      <w:r>
+        <w:t>bximage</w:t>
+      </w:r>
+      <w:proofErr w:type="spellEnd"/>
+      <w:r>
+        <w:t xml:space="preserve"> to create an empty floppy disk. It is an interactive tool with a menu. It shows this info after execution: The following line should appear in your </w:t>
+      </w:r>
+      <w:proofErr w:type="spellStart"/>
+      <w:r>
+        <w:t>bochsrc</w:t>
+      </w:r>
+      <w:proofErr w:type="spellEnd"/>
+      <w:r>
+        <w:t>:</w:t>
       </w:r>
     </w:p>
     <w:p>
@@ -6193,12 +8787,37 @@
           <w:bCs/>
         </w:rPr>
       </w:pPr>
+      <w:proofErr w:type="spellStart"/>
       <w:r>
         <w:rPr>
           <w:b/>
           <w:bCs/>
         </w:rPr>
-        <w:t>floppya: image="floppy.img", status=inserted</w:t>
+        <w:t>floppya</w:t>
+      </w:r>
+      <w:proofErr w:type="spellEnd"/>
+      <w:r>
+        <w:rPr>
+          <w:b/>
+          <w:bCs/>
+        </w:rPr>
+        <w:t>: image="</w:t>
+      </w:r>
+      <w:proofErr w:type="spellStart"/>
+      <w:r>
+        <w:rPr>
+          <w:b/>
+          <w:bCs/>
+        </w:rPr>
+        <w:t>floppy.img</w:t>
+      </w:r>
+      <w:proofErr w:type="spellEnd"/>
+      <w:r>
+        <w:rPr>
+          <w:b/>
+          <w:bCs/>
+        </w:rPr>
+        <w:t>", status=inserted</w:t>
       </w:r>
     </w:p>
     <w:p>
@@ -6219,26 +8838,107 @@
           <w:b/>
           <w:bCs/>
         </w:rPr>
-        <w:t>dd if=/dev/zero of=teaching.img bs=512 count=2880</w:t>
-      </w:r>
-    </w:p>
-    <w:p/>
-    <w:p>
-      <w:r>
-        <w:t>Inject the bootloader (512 bytes, One sector if I am not mistaketn) at the beginning of the empty disk image:</w:t>
-      </w:r>
-    </w:p>
-    <w:p>
-      <w:pPr>
-        <w:ind w:firstLine="720"/>
-      </w:pPr>
+        <w:t>dd if=/dev/zero of=</w:t>
+      </w:r>
+      <w:proofErr w:type="spellStart"/>
       <w:r>
         <w:rPr>
           <w:b/>
           <w:bCs/>
         </w:rPr>
-        <w:t>dd if=src/build/stage1.bin of=src/build/floppy.img bs=512 count=1 conv=notrunc</w:t>
-      </w:r>
+        <w:t>teaching.img</w:t>
+      </w:r>
+      <w:proofErr w:type="spellEnd"/>
+      <w:r>
+        <w:rPr>
+          <w:b/>
+          <w:bCs/>
+        </w:rPr>
+        <w:t xml:space="preserve"> bs=512 count=2880</w:t>
+      </w:r>
+    </w:p>
+    <w:p/>
+    <w:p>
+      <w:r>
+        <w:t xml:space="preserve">Inject the bootloader (512 bytes, One sector if I am not </w:t>
+      </w:r>
+      <w:proofErr w:type="spellStart"/>
+      <w:r>
+        <w:t>mistaketn</w:t>
+      </w:r>
+      <w:proofErr w:type="spellEnd"/>
+      <w:r>
+        <w:t>) at the beginning of the empty disk image:</w:t>
+      </w:r>
+    </w:p>
+    <w:p>
+      <w:pPr>
+        <w:ind w:firstLine="720"/>
+      </w:pPr>
+      <w:r>
+        <w:rPr>
+          <w:b/>
+          <w:bCs/>
+        </w:rPr>
+        <w:t>dd if=</w:t>
+      </w:r>
+      <w:proofErr w:type="spellStart"/>
+      <w:r>
+        <w:rPr>
+          <w:b/>
+          <w:bCs/>
+        </w:rPr>
+        <w:t>src</w:t>
+      </w:r>
+      <w:proofErr w:type="spellEnd"/>
+      <w:r>
+        <w:rPr>
+          <w:b/>
+          <w:bCs/>
+        </w:rPr>
+        <w:t>/build/stage1.bin of=</w:t>
+      </w:r>
+      <w:proofErr w:type="spellStart"/>
+      <w:r>
+        <w:rPr>
+          <w:b/>
+          <w:bCs/>
+        </w:rPr>
+        <w:t>src</w:t>
+      </w:r>
+      <w:proofErr w:type="spellEnd"/>
+      <w:r>
+        <w:rPr>
+          <w:b/>
+          <w:bCs/>
+        </w:rPr>
+        <w:t>/build/</w:t>
+      </w:r>
+      <w:proofErr w:type="spellStart"/>
+      <w:r>
+        <w:rPr>
+          <w:b/>
+          <w:bCs/>
+        </w:rPr>
+        <w:t>floppy.img</w:t>
+      </w:r>
+      <w:proofErr w:type="spellEnd"/>
+      <w:r>
+        <w:rPr>
+          <w:b/>
+          <w:bCs/>
+        </w:rPr>
+        <w:t xml:space="preserve"> bs=512 count=1 conv=</w:t>
+      </w:r>
+      <w:proofErr w:type="spellStart"/>
+      <w:r>
+        <w:rPr>
+          <w:b/>
+          <w:bCs/>
+        </w:rPr>
+        <w:t>notrunc</w:t>
+      </w:r>
+      <w:proofErr w:type="spellEnd"/>
     </w:p>
     <w:p/>
     <w:p>
@@ -6254,13 +8954,31 @@
           <w:bCs/>
         </w:rPr>
       </w:pPr>
+      <w:proofErr w:type="spellStart"/>
       <w:r>
         <w:rPr>
           <w:b/>
           <w:bCs/>
         </w:rPr>
-        <w:t>xxd -l 512 floppy.img</w:t>
-      </w:r>
+        <w:t>xxd</w:t>
+      </w:r>
+      <w:proofErr w:type="spellEnd"/>
+      <w:r>
+        <w:rPr>
+          <w:b/>
+          <w:bCs/>
+        </w:rPr>
+        <w:t xml:space="preserve"> -l 512 </w:t>
+      </w:r>
+      <w:proofErr w:type="spellStart"/>
+      <w:r>
+        <w:rPr>
+          <w:b/>
+          <w:bCs/>
+        </w:rPr>
+        <w:t>floppy.img</w:t>
+      </w:r>
+      <w:proofErr w:type="spellEnd"/>
     </w:p>
     <w:p/>
     <w:p/>
@@ -6277,7 +8995,15 @@
     <w:p/>
     <w:p>
       <w:r>
-        <w:t>Run qemu with the bootloader bin</w:t>
+        <w:t xml:space="preserve">Run </w:t>
+      </w:r>
+      <w:proofErr w:type="spellStart"/>
+      <w:r>
+        <w:t>qemu</w:t>
+      </w:r>
+      <w:proofErr w:type="spellEnd"/>
+      <w:r>
+        <w:t xml:space="preserve"> with the bootloader bin</w:t>
       </w:r>
     </w:p>
     <w:p>
@@ -6303,19 +9029,48 @@
     </w:p>
     <w:p>
       <w:r>
-        <w:t>Copy the template where the img is (in the file you also use full path or relative to the .img and output logs).</w:t>
-      </w:r>
-    </w:p>
-    <w:p>
-      <w:r>
-        <w:t>Run this: bochs -f .\bochsrc-runtime.txt -q -debugger</w:t>
+        <w:t xml:space="preserve">Copy the template where the </w:t>
+      </w:r>
+      <w:proofErr w:type="spellStart"/>
+      <w:r>
+        <w:t>img</w:t>
+      </w:r>
+      <w:proofErr w:type="spellEnd"/>
+      <w:r>
+        <w:t xml:space="preserve"> is (in the file you also use full path or relative to the .</w:t>
+      </w:r>
+      <w:proofErr w:type="spellStart"/>
+      <w:r>
+        <w:t>img</w:t>
+      </w:r>
+      <w:proofErr w:type="spellEnd"/>
+      <w:r>
+        <w:t xml:space="preserve"> and output logs).</w:t>
+      </w:r>
+    </w:p>
+    <w:p>
+      <w:r>
+        <w:t xml:space="preserve">Run this: </w:t>
+      </w:r>
+      <w:proofErr w:type="spellStart"/>
+      <w:r>
+        <w:t>bochs</w:t>
+      </w:r>
+      <w:proofErr w:type="spellEnd"/>
+      <w:r>
+        <w:t xml:space="preserve"> -f .\bochsrc-runtime.txt -q -debugger</w:t>
       </w:r>
     </w:p>
     <w:p>
       <w:r>
         <w:tab/>
-        <w:t>-f: configfile</w:t>
-      </w:r>
+        <w:t xml:space="preserve">-f: </w:t>
+      </w:r>
+      <w:proofErr w:type="spellStart"/>
+      <w:r>
+        <w:t>configfile</w:t>
+      </w:r>
+      <w:proofErr w:type="spellEnd"/>
     </w:p>
     <w:p>
       <w:r>
@@ -6326,12 +9081,25 @@
     <w:p>
       <w:r>
         <w:tab/>
-        <w:t>-debugger: memory, registers, etc…</w:t>
-      </w:r>
-    </w:p>
-    <w:p>
-      <w:r>
-        <w:t>bochs -f .\bochsrc-runtime.txt -q -debugger</w:t>
+        <w:t xml:space="preserve">-debugger: memory, registers, </w:t>
+      </w:r>
+      <w:proofErr w:type="spellStart"/>
+      <w:r>
+        <w:t>etc</w:t>
+      </w:r>
+      <w:proofErr w:type="spellEnd"/>
+      <w:r>
+        <w:t>…</w:t>
+      </w:r>
+    </w:p>
+    <w:p>
+      <w:proofErr w:type="spellStart"/>
+      <w:r>
+        <w:t>bochs</w:t>
+      </w:r>
+      <w:proofErr w:type="spellEnd"/>
+      <w:r>
+        <w:t xml:space="preserve"> -f .\bochsrc-runtime.txt -q -debugger</w:t>
       </w:r>
     </w:p>
     <w:p/>
@@ -6341,8 +9109,29 @@
       </w:r>
     </w:p>
     <w:p>
-      <w:r>
-        <w:t>bochs -f .\bochsrc-runtime.txt -q -debugger -rc .\bochs.cmds try to enable automatic breakpoint, without magic breakpoints, which take space from the bootloader.</w:t>
+      <w:proofErr w:type="spellStart"/>
+      <w:r>
+        <w:t>bochs</w:t>
+      </w:r>
+      <w:proofErr w:type="spellEnd"/>
+      <w:r>
+        <w:t xml:space="preserve"> -f .\bochsrc-runtime.txt -q -debugger -</w:t>
+      </w:r>
+      <w:proofErr w:type="spellStart"/>
+      <w:r>
+        <w:t>rc</w:t>
+      </w:r>
+      <w:proofErr w:type="spellEnd"/>
+      <w:r>
+        <w:t xml:space="preserve"> .\</w:t>
+      </w:r>
+      <w:proofErr w:type="spellStart"/>
+      <w:r>
+        <w:t>bochs.cmds</w:t>
+      </w:r>
+      <w:proofErr w:type="spellEnd"/>
+      <w:r>
+        <w:t xml:space="preserve"> try to enable automatic breakpoint, without magic breakpoints, which take space from the bootloader.</w:t>
       </w:r>
     </w:p>
     <w:p/>
@@ -6435,9 +9224,11 @@
       <w:r>
         <w:t xml:space="preserve">WSL Tab autocomplete </w:t>
       </w:r>
+      <w:proofErr w:type="spellStart"/>
       <w:r>
         <w:t>searchs</w:t>
       </w:r>
+      <w:proofErr w:type="spellEnd"/>
       <w:r>
         <w:t xml:space="preserve"> only on windows/system32</w:t>
       </w:r>
@@ -6446,7 +9237,24 @@
     <w:p/>
     <w:p>
       <w:r>
-        <w:t>No solution found yet. Tried to add to etc/wsl.conf this appendWindowsPath=false</w:t>
+        <w:lastRenderedPageBreak/>
+        <w:t xml:space="preserve">No solution found yet. Tried to add to </w:t>
+      </w:r>
+      <w:proofErr w:type="spellStart"/>
+      <w:r>
+        <w:t>etc</w:t>
+      </w:r>
+      <w:proofErr w:type="spellEnd"/>
+      <w:r>
+        <w:t>/</w:t>
+      </w:r>
+      <w:proofErr w:type="spellStart"/>
+      <w:r>
+        <w:t>wsl.conf</w:t>
+      </w:r>
+      <w:proofErr w:type="spellEnd"/>
+      <w:r>
+        <w:t xml:space="preserve"> this appendWindowsPath=false</w:t>
       </w:r>
     </w:p>
     <w:p/>
@@ -6456,7 +9264,15 @@
       </w:pPr>
       <w:bookmarkStart w:id="20" w:name="_Toc212933584"/>
       <w:r>
-        <w:t>On bootloader, will mov sp, 0x7C00 make the next push to overwrite the first byte of the bootloader? (Overlap)</w:t>
+        <w:t xml:space="preserve">On bootloader, will mov </w:t>
+      </w:r>
+      <w:proofErr w:type="spellStart"/>
+      <w:r>
+        <w:t>sp</w:t>
+      </w:r>
+      <w:proofErr w:type="spellEnd"/>
+      <w:r>
+        <w:t>, 0x7C00 make the next push to overwrite the first byte of the bootloader? (Overlap)</w:t>
       </w:r>
       <w:bookmarkEnd w:id="20"/>
     </w:p>
@@ -6515,7 +9331,6 @@
       </w:pPr>
       <w:bookmarkStart w:id="21" w:name="_Toc212933585"/>
       <w:r>
-        <w:lastRenderedPageBreak/>
         <w:t xml:space="preserve">Full </w:t>
       </w:r>
       <w:r>
@@ -6550,7 +9365,15 @@
     <w:p/>
     <w:p>
       <w:r>
-        <w:t>The easiest way to resolve this would be to add .gitattributes file with a * text=auto line. This should normalize the line endings and prevent this issue within this specific repository. See </w:t>
+        <w:t>The easiest way to resolve this would be to add .</w:t>
+      </w:r>
+      <w:proofErr w:type="spellStart"/>
+      <w:r>
+        <w:t>gitattributes</w:t>
+      </w:r>
+      <w:proofErr w:type="spellEnd"/>
+      <w:r>
+        <w:t> file with a * text=auto line. This should normalize the line endings and prevent this issue within this specific repository. See </w:t>
       </w:r>
       <w:hyperlink r:id="rId21" w:anchor="per-repository-settings" w:history="1">
         <w:r>
@@ -6633,6 +9456,7 @@
         </w:numPr>
       </w:pPr>
       <w:r>
+        <w:lastRenderedPageBreak/>
         <w:t xml:space="preserve">On floppy, the FAT info at 0 starts with a jump to code, followed by the FAT info. This way both, the bootloader and FAT info can coexist, because there is a jump. Validate this because I got this explained by </w:t>
       </w:r>
       <w:r>
@@ -6697,6 +9521,42 @@
       </w:r>
       <w:r>
         <w:t>resolution.</w:t>
+      </w:r>
+    </w:p>
+    <w:p>
+      <w:pPr>
+        <w:pStyle w:val="ListParagraph"/>
+        <w:numPr>
+          <w:ilvl w:val="0"/>
+          <w:numId w:val="1"/>
+        </w:numPr>
+      </w:pPr>
+      <w:r>
+        <w:t xml:space="preserve">Change the path order (open first code from </w:t>
+      </w:r>
+      <w:proofErr w:type="spellStart"/>
+      <w:r>
+        <w:t>linux</w:t>
+      </w:r>
+      <w:proofErr w:type="spellEnd"/>
+      <w:r>
+        <w:t xml:space="preserve"> instead of windows, without removing the windows path via </w:t>
+      </w:r>
+      <w:proofErr w:type="spellStart"/>
+      <w:r>
+        <w:t>etc</w:t>
+      </w:r>
+      <w:proofErr w:type="spellEnd"/>
+      <w:r>
+        <w:t>/</w:t>
+      </w:r>
+      <w:proofErr w:type="spellStart"/>
+      <w:r>
+        <w:t>wsl.conf</w:t>
+      </w:r>
+      <w:proofErr w:type="spellEnd"/>
+      <w:r>
+        <w:t xml:space="preserve"> file )</w:t>
       </w:r>
     </w:p>
     <w:p>
@@ -6792,7 +9652,6 @@
         <w:rPr>
           <w:noProof/>
         </w:rPr>
-        <w:lastRenderedPageBreak/>
         <w:drawing>
           <wp:inline distT="0" distB="0" distL="0" distR="0" wp14:anchorId="32D8F6A5" wp14:editId="7ECDF19D">
             <wp:extent cx="5943600" cy="4198620"/>
@@ -6847,7 +9706,15 @@
         </w:r>
       </w:fldSimple>
       <w:r>
-        <w:t xml:space="preserve"> Early makefile for the bootloader</w:t>
+        <w:t xml:space="preserve"> Early </w:t>
+      </w:r>
+      <w:proofErr w:type="spellStart"/>
+      <w:r>
+        <w:t>makefile</w:t>
+      </w:r>
+      <w:proofErr w:type="spellEnd"/>
+      <w:r>
+        <w:t xml:space="preserve"> for the bootloader</w:t>
       </w:r>
       <w:bookmarkEnd w:id="25"/>
     </w:p>
@@ -6940,6 +9807,11 @@
       <w:bookmarkEnd w:id="26"/>
     </w:p>
     <w:p/>
+    <w:p>
+      <w:r>
+        <w:t>02-November-2025</w:t>
+      </w:r>
+    </w:p>
     <w:p/>
     <w:p/>
     <w:p>
@@ -7011,9 +9883,11 @@
             <w:r>
               <w:t xml:space="preserve">bootloader made in assembly. </w:t>
             </w:r>
+            <w:proofErr w:type="spellStart"/>
             <w:r>
               <w:t>diskwrite.c</w:t>
             </w:r>
+            <w:proofErr w:type="spellEnd"/>
             <w:r>
               <w:t>, it looks like a custom FAT32 image writer, which is an idea I am toying with.</w:t>
             </w:r>
@@ -7081,8 +9955,21 @@
               <w:t xml:space="preserve"> and projects</w:t>
             </w:r>
             <w:r>
-              <w:t xml:space="preserve"> section contain a lot of pre-canned structures and asm for OsDev</w:t>
-            </w:r>
+              <w:t xml:space="preserve"> section contain a lot of pre-canned structures and </w:t>
+            </w:r>
+            <w:proofErr w:type="spellStart"/>
+            <w:r>
+              <w:t>asm</w:t>
+            </w:r>
+            <w:proofErr w:type="spellEnd"/>
+            <w:r>
+              <w:t xml:space="preserve"> for </w:t>
+            </w:r>
+            <w:proofErr w:type="spellStart"/>
+            <w:r>
+              <w:t>OsDev</w:t>
+            </w:r>
+            <w:proofErr w:type="spellEnd"/>
           </w:p>
         </w:tc>
       </w:tr>
@@ -7165,7 +10052,15 @@
     <w:p/>
     <w:p>
       <w:r>
-        <w:t>Hours clocked-in includes, coding, research, testing, reading, documenting, etc…</w:t>
+        <w:t xml:space="preserve">Hours clocked-in includes, coding, research, testing, reading, documenting, </w:t>
+      </w:r>
+      <w:proofErr w:type="spellStart"/>
+      <w:r>
+        <w:t>etc</w:t>
+      </w:r>
+      <w:proofErr w:type="spellEnd"/>
+      <w:r>
+        <w:t>…</w:t>
       </w:r>
     </w:p>
     <w:p/>
@@ -7196,7 +10091,15 @@
           </w:tcPr>
           <w:p>
             <w:r>
-              <w:t>Hours aprox.</w:t>
+              <w:t xml:space="preserve">Hours </w:t>
+            </w:r>
+            <w:proofErr w:type="spellStart"/>
+            <w:r>
+              <w:t>aprox</w:t>
+            </w:r>
+            <w:proofErr w:type="spellEnd"/>
+            <w:r>
+              <w:t>.</w:t>
             </w:r>
           </w:p>
         </w:tc>
@@ -7240,7 +10143,7 @@
           </w:tcPr>
           <w:p>
             <w:r>
-              <w:t>4</w:t>
+              <w:t>12</w:t>
             </w:r>
           </w:p>
         </w:tc>
@@ -8111,6 +11014,118 @@
     </w:lvl>
   </w:abstractNum>
   <w:abstractNum w:abstractNumId="1" w15:restartNumberingAfterBreak="0">
+    <w:nsid w:val="271C24AF"/>
+    <w:multiLevelType w:val="hybridMultilevel"/>
+    <w:tmpl w:val="C376196C"/>
+    <w:lvl w:ilvl="0" w:tplc="DFA2DC44">
+      <w:numFmt w:val="bullet"/>
+      <w:lvlText w:val="-"/>
+      <w:lvlJc w:val="left"/>
+      <w:pPr>
+        <w:ind w:left="720" w:hanging="360"/>
+      </w:pPr>
+      <w:rPr>
+        <w:rFonts w:ascii="Fira Code" w:eastAsiaTheme="minorEastAsia" w:hAnsi="Fira Code" w:cs="Fira Code" w:hint="default"/>
+      </w:rPr>
+    </w:lvl>
+    <w:lvl w:ilvl="1" w:tplc="04090003" w:tentative="1">
+      <w:start w:val="1"/>
+      <w:numFmt w:val="bullet"/>
+      <w:lvlText w:val="o"/>
+      <w:lvlJc w:val="left"/>
+      <w:pPr>
+        <w:ind w:left="1440" w:hanging="360"/>
+      </w:pPr>
+      <w:rPr>
+        <w:rFonts w:ascii="Courier New" w:hAnsi="Courier New" w:cs="Courier New" w:hint="default"/>
+      </w:rPr>
+    </w:lvl>
+    <w:lvl w:ilvl="2" w:tplc="04090005" w:tentative="1">
+      <w:start w:val="1"/>
+      <w:numFmt w:val="bullet"/>
+      <w:lvlText w:val=""/>
+      <w:lvlJc w:val="left"/>
+      <w:pPr>
+        <w:ind w:left="2160" w:hanging="360"/>
+      </w:pPr>
+      <w:rPr>
+        <w:rFonts w:ascii="Wingdings" w:hAnsi="Wingdings" w:hint="default"/>
+      </w:rPr>
+    </w:lvl>
+    <w:lvl w:ilvl="3" w:tplc="04090001" w:tentative="1">
+      <w:start w:val="1"/>
+      <w:numFmt w:val="bullet"/>
+      <w:lvlText w:val=""/>
+      <w:lvlJc w:val="left"/>
+      <w:pPr>
+        <w:ind w:left="2880" w:hanging="360"/>
+      </w:pPr>
+      <w:rPr>
+        <w:rFonts w:ascii="Symbol" w:hAnsi="Symbol" w:hint="default"/>
+      </w:rPr>
+    </w:lvl>
+    <w:lvl w:ilvl="4" w:tplc="04090003" w:tentative="1">
+      <w:start w:val="1"/>
+      <w:numFmt w:val="bullet"/>
+      <w:lvlText w:val="o"/>
+      <w:lvlJc w:val="left"/>
+      <w:pPr>
+        <w:ind w:left="3600" w:hanging="360"/>
+      </w:pPr>
+      <w:rPr>
+        <w:rFonts w:ascii="Courier New" w:hAnsi="Courier New" w:cs="Courier New" w:hint="default"/>
+      </w:rPr>
+    </w:lvl>
+    <w:lvl w:ilvl="5" w:tplc="04090005" w:tentative="1">
+      <w:start w:val="1"/>
+      <w:numFmt w:val="bullet"/>
+      <w:lvlText w:val=""/>
+      <w:lvlJc w:val="left"/>
+      <w:pPr>
+        <w:ind w:left="4320" w:hanging="360"/>
+      </w:pPr>
+      <w:rPr>
+        <w:rFonts w:ascii="Wingdings" w:hAnsi="Wingdings" w:hint="default"/>
+      </w:rPr>
+    </w:lvl>
+    <w:lvl w:ilvl="6" w:tplc="04090001" w:tentative="1">
+      <w:start w:val="1"/>
+      <w:numFmt w:val="bullet"/>
+      <w:lvlText w:val=""/>
+      <w:lvlJc w:val="left"/>
+      <w:pPr>
+        <w:ind w:left="5040" w:hanging="360"/>
+      </w:pPr>
+      <w:rPr>
+        <w:rFonts w:ascii="Symbol" w:hAnsi="Symbol" w:hint="default"/>
+      </w:rPr>
+    </w:lvl>
+    <w:lvl w:ilvl="7" w:tplc="04090003" w:tentative="1">
+      <w:start w:val="1"/>
+      <w:numFmt w:val="bullet"/>
+      <w:lvlText w:val="o"/>
+      <w:lvlJc w:val="left"/>
+      <w:pPr>
+        <w:ind w:left="5760" w:hanging="360"/>
+      </w:pPr>
+      <w:rPr>
+        <w:rFonts w:ascii="Courier New" w:hAnsi="Courier New" w:cs="Courier New" w:hint="default"/>
+      </w:rPr>
+    </w:lvl>
+    <w:lvl w:ilvl="8" w:tplc="04090005" w:tentative="1">
+      <w:start w:val="1"/>
+      <w:numFmt w:val="bullet"/>
+      <w:lvlText w:val=""/>
+      <w:lvlJc w:val="left"/>
+      <w:pPr>
+        <w:ind w:left="6480" w:hanging="360"/>
+      </w:pPr>
+      <w:rPr>
+        <w:rFonts w:ascii="Wingdings" w:hAnsi="Wingdings" w:hint="default"/>
+      </w:rPr>
+    </w:lvl>
+  </w:abstractNum>
+  <w:abstractNum w:abstractNumId="2" w15:restartNumberingAfterBreak="0">
     <w:nsid w:val="4B54229F"/>
     <w:multiLevelType w:val="hybridMultilevel"/>
     <w:tmpl w:val="B2BEBE80"/>
@@ -8223,7 +11238,7 @@
     </w:lvl>
   </w:abstractNum>
   <w:num w:numId="1" w16cid:durableId="427585744">
-    <w:abstractNumId w:val="1"/>
+    <w:abstractNumId w:val="2"/>
   </w:num>
   <w:num w:numId="2" w16cid:durableId="1325932507">
     <w:abstractNumId w:val="0"/>
@@ -8317,6 +11332,15 @@
   </w:num>
   <w:num w:numId="32" w16cid:durableId="355691831">
     <w:abstractNumId w:val="0"/>
+  </w:num>
+  <w:num w:numId="33" w16cid:durableId="1017197461">
+    <w:abstractNumId w:val="0"/>
+  </w:num>
+  <w:num w:numId="34" w16cid:durableId="1772240409">
+    <w:abstractNumId w:val="0"/>
+  </w:num>
+  <w:num w:numId="35" w16cid:durableId="1390111797">
+    <w:abstractNumId w:val="1"/>
   </w:num>
 </w:numbering>
 </file>
@@ -8974,7 +11998,6 @@
   <w:style w:type="character" w:default="1" w:styleId="DefaultParagraphFont">
     <w:name w:val="Default Paragraph Font"/>
     <w:uiPriority w:val="1"/>
-    <w:semiHidden/>
     <w:unhideWhenUsed/>
   </w:style>
   <w:style w:type="table" w:default="1" w:styleId="TableNormal">

--- a/docs/TusMuertos-v2.0-Design.docx
+++ b/docs/TusMuertos-v2.0-Design.docx
@@ -758,7 +758,7 @@
           <w:pPr>
             <w:pStyle w:val="TOC1"/>
             <w:tabs>
-              <w:tab w:val="left" w:pos="480"/>
+              <w:tab w:val="left" w:pos="400"/>
               <w:tab w:val="right" w:leader="dot" w:pos="9350"/>
             </w:tabs>
             <w:rPr>
@@ -778,7 +778,7 @@
           <w:r>
             <w:fldChar w:fldCharType="separate"/>
           </w:r>
-          <w:hyperlink w:anchor="_Toc212933567" w:history="1">
+          <w:hyperlink w:anchor="_Toc213004598" w:history="1">
             <w:r>
               <w:rPr>
                 <w:rStyle w:val="Hyperlink"/>
@@ -822,7 +822,7 @@
                 <w:noProof/>
                 <w:webHidden/>
               </w:rPr>
-              <w:instrText xml:space="preserve"> PAGEREF _Toc212933567 \h </w:instrText>
+              <w:instrText xml:space="preserve"> PAGEREF _Toc213004598 \h </w:instrText>
             </w:r>
             <w:r>
               <w:rPr>
@@ -857,7 +857,7 @@
           <w:pPr>
             <w:pStyle w:val="TOC1"/>
             <w:tabs>
-              <w:tab w:val="left" w:pos="480"/>
+              <w:tab w:val="left" w:pos="400"/>
               <w:tab w:val="right" w:leader="dot" w:pos="9350"/>
             </w:tabs>
             <w:rPr>
@@ -868,7 +868,7 @@
               <w14:ligatures w14:val="standardContextual"/>
             </w:rPr>
           </w:pPr>
-          <w:hyperlink w:anchor="_Toc212933568" w:history="1">
+          <w:hyperlink w:anchor="_Toc213004599" w:history="1">
             <w:r>
               <w:rPr>
                 <w:rStyle w:val="Hyperlink"/>
@@ -912,7 +912,7 @@
                 <w:noProof/>
                 <w:webHidden/>
               </w:rPr>
-              <w:instrText xml:space="preserve"> PAGEREF _Toc212933568 \h </w:instrText>
+              <w:instrText xml:space="preserve"> PAGEREF _Toc213004599 \h </w:instrText>
             </w:r>
             <w:r>
               <w:rPr>
@@ -947,7 +947,7 @@
           <w:pPr>
             <w:pStyle w:val="TOC1"/>
             <w:tabs>
-              <w:tab w:val="left" w:pos="480"/>
+              <w:tab w:val="left" w:pos="400"/>
               <w:tab w:val="right" w:leader="dot" w:pos="9350"/>
             </w:tabs>
             <w:rPr>
@@ -958,7 +958,7 @@
               <w14:ligatures w14:val="standardContextual"/>
             </w:rPr>
           </w:pPr>
-          <w:hyperlink w:anchor="_Toc212933569" w:history="1">
+          <w:hyperlink w:anchor="_Toc213004600" w:history="1">
             <w:r>
               <w:rPr>
                 <w:rStyle w:val="Hyperlink"/>
@@ -981,7 +981,7 @@
                 <w:rStyle w:val="Hyperlink"/>
                 <w:noProof/>
               </w:rPr>
-              <w:t>Misc and notes</w:t>
+              <w:t>Helpers and auxiliary tools</w:t>
             </w:r>
             <w:r>
               <w:rPr>
@@ -1002,7 +1002,7 @@
                 <w:noProof/>
                 <w:webHidden/>
               </w:rPr>
-              <w:instrText xml:space="preserve"> PAGEREF _Toc212933569 \h </w:instrText>
+              <w:instrText xml:space="preserve"> PAGEREF _Toc213004600 \h </w:instrText>
             </w:r>
             <w:r>
               <w:rPr>
@@ -1048,7 +1048,7 @@
               <w14:ligatures w14:val="standardContextual"/>
             </w:rPr>
           </w:pPr>
-          <w:hyperlink w:anchor="_Toc212933570" w:history="1">
+          <w:hyperlink w:anchor="_Toc213004601" w:history="1">
             <w:r>
               <w:rPr>
                 <w:rStyle w:val="Hyperlink"/>
@@ -1071,7 +1071,7 @@
                 <w:rStyle w:val="Hyperlink"/>
                 <w:noProof/>
               </w:rPr>
-              <w:t>Random notes</w:t>
+              <w:t>FAT32 image creator</w:t>
             </w:r>
             <w:r>
               <w:rPr>
@@ -1092,7 +1092,7 @@
                 <w:noProof/>
                 <w:webHidden/>
               </w:rPr>
-              <w:instrText xml:space="preserve"> PAGEREF _Toc212933570 \h </w:instrText>
+              <w:instrText xml:space="preserve"> PAGEREF _Toc213004601 \h </w:instrText>
             </w:r>
             <w:r>
               <w:rPr>
@@ -1125,26 +1125,34 @@
         </w:p>
         <w:p>
           <w:pPr>
-            <w:pStyle w:val="TOC3"/>
+            <w:pStyle w:val="TOC1"/>
             <w:tabs>
-              <w:tab w:val="left" w:pos="1440"/>
+              <w:tab w:val="left" w:pos="400"/>
               <w:tab w:val="right" w:leader="dot" w:pos="9350"/>
             </w:tabs>
             <w:rPr>
               <w:noProof/>
+              <w:kern w:val="2"/>
+              <w:sz w:val="24"/>
+              <w:szCs w:val="24"/>
+              <w14:ligatures w14:val="standardContextual"/>
             </w:rPr>
           </w:pPr>
-          <w:hyperlink w:anchor="_Toc212933571" w:history="1">
+          <w:hyperlink w:anchor="_Toc213004602" w:history="1">
             <w:r>
               <w:rPr>
                 <w:rStyle w:val="Hyperlink"/>
                 <w:noProof/>
               </w:rPr>
-              <w:t>4.1.1</w:t>
-            </w:r>
-            <w:r>
-              <w:rPr>
-                <w:noProof/>
+              <w:t>5</w:t>
+            </w:r>
+            <w:r>
+              <w:rPr>
+                <w:noProof/>
+                <w:kern w:val="2"/>
+                <w:sz w:val="24"/>
+                <w:szCs w:val="24"/>
+                <w14:ligatures w14:val="standardContextual"/>
               </w:rPr>
               <w:tab/>
             </w:r>
@@ -1153,7 +1161,7 @@
                 <w:rStyle w:val="Hyperlink"/>
                 <w:noProof/>
               </w:rPr>
-              <w:t>BOCHS</w:t>
+              <w:t>Misc and notes</w:t>
             </w:r>
             <w:r>
               <w:rPr>
@@ -1174,7 +1182,7 @@
                 <w:noProof/>
                 <w:webHidden/>
               </w:rPr>
-              <w:instrText xml:space="preserve"> PAGEREF _Toc212933571 \h </w:instrText>
+              <w:instrText xml:space="preserve"> PAGEREF _Toc213004602 \h </w:instrText>
             </w:r>
             <w:r>
               <w:rPr>
@@ -1194,89 +1202,7 @@
                 <w:noProof/>
                 <w:webHidden/>
               </w:rPr>
-              <w:t>3</w:t>
-            </w:r>
-            <w:r>
-              <w:rPr>
-                <w:noProof/>
-                <w:webHidden/>
-              </w:rPr>
-              <w:fldChar w:fldCharType="end"/>
-            </w:r>
-          </w:hyperlink>
-        </w:p>
-        <w:p>
-          <w:pPr>
-            <w:pStyle w:val="TOC3"/>
-            <w:tabs>
-              <w:tab w:val="left" w:pos="1440"/>
-              <w:tab w:val="right" w:leader="dot" w:pos="9350"/>
-            </w:tabs>
-            <w:rPr>
-              <w:noProof/>
-            </w:rPr>
-          </w:pPr>
-          <w:hyperlink w:anchor="_Toc212933572" w:history="1">
-            <w:r>
-              <w:rPr>
-                <w:rStyle w:val="Hyperlink"/>
-                <w:noProof/>
-              </w:rPr>
-              <w:t>4.1.2</w:t>
-            </w:r>
-            <w:r>
-              <w:rPr>
-                <w:noProof/>
-              </w:rPr>
-              <w:tab/>
-            </w:r>
-            <w:r>
-              <w:rPr>
-                <w:rStyle w:val="Hyperlink"/>
-                <w:noProof/>
-              </w:rPr>
-              <w:t>STORAGE</w:t>
-            </w:r>
-            <w:r>
-              <w:rPr>
-                <w:noProof/>
-                <w:webHidden/>
-              </w:rPr>
-              <w:tab/>
-            </w:r>
-            <w:r>
-              <w:rPr>
-                <w:noProof/>
-                <w:webHidden/>
-              </w:rPr>
-              <w:fldChar w:fldCharType="begin"/>
-            </w:r>
-            <w:r>
-              <w:rPr>
-                <w:noProof/>
-                <w:webHidden/>
-              </w:rPr>
-              <w:instrText xml:space="preserve"> PAGEREF _Toc212933572 \h </w:instrText>
-            </w:r>
-            <w:r>
-              <w:rPr>
-                <w:noProof/>
-                <w:webHidden/>
-              </w:rPr>
-            </w:r>
-            <w:r>
-              <w:rPr>
-                <w:noProof/>
-                <w:webHidden/>
-              </w:rPr>
-              <w:fldChar w:fldCharType="separate"/>
-            </w:r>
-            <w:r>
-              <w:rPr>
-                <w:noProof/>
-                <w:webHidden/>
-              </w:rPr>
-              <w:t>5</w:t>
+              <w:t>4</w:t>
             </w:r>
             <w:r>
               <w:rPr>
@@ -1302,13 +1228,13 @@
               <w14:ligatures w14:val="standardContextual"/>
             </w:rPr>
           </w:pPr>
-          <w:hyperlink w:anchor="_Toc212933573" w:history="1">
+          <w:hyperlink w:anchor="_Toc213004603" w:history="1">
             <w:r>
               <w:rPr>
                 <w:rStyle w:val="Hyperlink"/>
                 <w:noProof/>
               </w:rPr>
-              <w:t>4.2</w:t>
+              <w:t>5.1</w:t>
             </w:r>
             <w:r>
               <w:rPr>
@@ -1325,7 +1251,7 @@
                 <w:rStyle w:val="Hyperlink"/>
                 <w:noProof/>
               </w:rPr>
-              <w:t>WSL stuff</w:t>
+              <w:t>Random notes</w:t>
             </w:r>
             <w:r>
               <w:rPr>
@@ -1346,7 +1272,7 @@
                 <w:noProof/>
                 <w:webHidden/>
               </w:rPr>
-              <w:instrText xml:space="preserve"> PAGEREF _Toc212933573 \h </w:instrText>
+              <w:instrText xml:space="preserve"> PAGEREF _Toc213004603 \h </w:instrText>
             </w:r>
             <w:r>
               <w:rPr>
@@ -1366,7 +1292,187 @@
                 <w:noProof/>
                 <w:webHidden/>
               </w:rPr>
-              <w:t>8</w:t>
+              <w:t>4</w:t>
+            </w:r>
+            <w:r>
+              <w:rPr>
+                <w:noProof/>
+                <w:webHidden/>
+              </w:rPr>
+              <w:fldChar w:fldCharType="end"/>
+            </w:r>
+          </w:hyperlink>
+        </w:p>
+        <w:p>
+          <w:pPr>
+            <w:pStyle w:val="TOC3"/>
+            <w:tabs>
+              <w:tab w:val="left" w:pos="1200"/>
+              <w:tab w:val="right" w:leader="dot" w:pos="9350"/>
+            </w:tabs>
+            <w:rPr>
+              <w:noProof/>
+              <w:kern w:val="2"/>
+              <w:sz w:val="24"/>
+              <w:szCs w:val="24"/>
+              <w14:ligatures w14:val="standardContextual"/>
+            </w:rPr>
+          </w:pPr>
+          <w:hyperlink w:anchor="_Toc213004604" w:history="1">
+            <w:r>
+              <w:rPr>
+                <w:rStyle w:val="Hyperlink"/>
+                <w:noProof/>
+              </w:rPr>
+              <w:t>5.1.1</w:t>
+            </w:r>
+            <w:r>
+              <w:rPr>
+                <w:noProof/>
+                <w:kern w:val="2"/>
+                <w:sz w:val="24"/>
+                <w:szCs w:val="24"/>
+                <w14:ligatures w14:val="standardContextual"/>
+              </w:rPr>
+              <w:tab/>
+            </w:r>
+            <w:r>
+              <w:rPr>
+                <w:rStyle w:val="Hyperlink"/>
+                <w:noProof/>
+              </w:rPr>
+              <w:t>BOCHS</w:t>
+            </w:r>
+            <w:r>
+              <w:rPr>
+                <w:noProof/>
+                <w:webHidden/>
+              </w:rPr>
+              <w:tab/>
+            </w:r>
+            <w:r>
+              <w:rPr>
+                <w:noProof/>
+                <w:webHidden/>
+              </w:rPr>
+              <w:fldChar w:fldCharType="begin"/>
+            </w:r>
+            <w:r>
+              <w:rPr>
+                <w:noProof/>
+                <w:webHidden/>
+              </w:rPr>
+              <w:instrText xml:space="preserve"> PAGEREF _Toc213004604 \h </w:instrText>
+            </w:r>
+            <w:r>
+              <w:rPr>
+                <w:noProof/>
+                <w:webHidden/>
+              </w:rPr>
+            </w:r>
+            <w:r>
+              <w:rPr>
+                <w:noProof/>
+                <w:webHidden/>
+              </w:rPr>
+              <w:fldChar w:fldCharType="separate"/>
+            </w:r>
+            <w:r>
+              <w:rPr>
+                <w:noProof/>
+                <w:webHidden/>
+              </w:rPr>
+              <w:t>4</w:t>
+            </w:r>
+            <w:r>
+              <w:rPr>
+                <w:noProof/>
+                <w:webHidden/>
+              </w:rPr>
+              <w:fldChar w:fldCharType="end"/>
+            </w:r>
+          </w:hyperlink>
+        </w:p>
+        <w:p>
+          <w:pPr>
+            <w:pStyle w:val="TOC3"/>
+            <w:tabs>
+              <w:tab w:val="left" w:pos="1200"/>
+              <w:tab w:val="right" w:leader="dot" w:pos="9350"/>
+            </w:tabs>
+            <w:rPr>
+              <w:noProof/>
+              <w:kern w:val="2"/>
+              <w:sz w:val="24"/>
+              <w:szCs w:val="24"/>
+              <w14:ligatures w14:val="standardContextual"/>
+            </w:rPr>
+          </w:pPr>
+          <w:hyperlink w:anchor="_Toc213004605" w:history="1">
+            <w:r>
+              <w:rPr>
+                <w:rStyle w:val="Hyperlink"/>
+                <w:noProof/>
+              </w:rPr>
+              <w:t>5.1.2</w:t>
+            </w:r>
+            <w:r>
+              <w:rPr>
+                <w:noProof/>
+                <w:kern w:val="2"/>
+                <w:sz w:val="24"/>
+                <w:szCs w:val="24"/>
+                <w14:ligatures w14:val="standardContextual"/>
+              </w:rPr>
+              <w:tab/>
+            </w:r>
+            <w:r>
+              <w:rPr>
+                <w:rStyle w:val="Hyperlink"/>
+                <w:noProof/>
+              </w:rPr>
+              <w:t>STORAGE</w:t>
+            </w:r>
+            <w:r>
+              <w:rPr>
+                <w:noProof/>
+                <w:webHidden/>
+              </w:rPr>
+              <w:tab/>
+            </w:r>
+            <w:r>
+              <w:rPr>
+                <w:noProof/>
+                <w:webHidden/>
+              </w:rPr>
+              <w:fldChar w:fldCharType="begin"/>
+            </w:r>
+            <w:r>
+              <w:rPr>
+                <w:noProof/>
+                <w:webHidden/>
+              </w:rPr>
+              <w:instrText xml:space="preserve"> PAGEREF _Toc213004605 \h </w:instrText>
+            </w:r>
+            <w:r>
+              <w:rPr>
+                <w:noProof/>
+                <w:webHidden/>
+              </w:rPr>
+            </w:r>
+            <w:r>
+              <w:rPr>
+                <w:noProof/>
+                <w:webHidden/>
+              </w:rPr>
+              <w:fldChar w:fldCharType="separate"/>
+            </w:r>
+            <w:r>
+              <w:rPr>
+                <w:noProof/>
+                <w:webHidden/>
+              </w:rPr>
+              <w:t>6</w:t>
             </w:r>
             <w:r>
               <w:rPr>
@@ -1392,13 +1498,13 @@
               <w14:ligatures w14:val="standardContextual"/>
             </w:rPr>
           </w:pPr>
-          <w:hyperlink w:anchor="_Toc212933574" w:history="1">
+          <w:hyperlink w:anchor="_Toc213004606" w:history="1">
             <w:r>
               <w:rPr>
                 <w:rStyle w:val="Hyperlink"/>
                 <w:noProof/>
               </w:rPr>
-              <w:t>4.3</w:t>
+              <w:t>5.2</w:t>
             </w:r>
             <w:r>
               <w:rPr>
@@ -1415,7 +1521,7 @@
                 <w:rStyle w:val="Hyperlink"/>
                 <w:noProof/>
               </w:rPr>
-              <w:t>Setup build</w:t>
+              <w:t>WSL stuff</w:t>
             </w:r>
             <w:r>
               <w:rPr>
@@ -1436,7 +1542,7 @@
                 <w:noProof/>
                 <w:webHidden/>
               </w:rPr>
-              <w:instrText xml:space="preserve"> PAGEREF _Toc212933574 \h </w:instrText>
+              <w:instrText xml:space="preserve"> PAGEREF _Toc213004606 \h </w:instrText>
             </w:r>
             <w:r>
               <w:rPr>
@@ -1482,13 +1588,13 @@
               <w14:ligatures w14:val="standardContextual"/>
             </w:rPr>
           </w:pPr>
-          <w:hyperlink w:anchor="_Toc212933575" w:history="1">
+          <w:hyperlink w:anchor="_Toc213004607" w:history="1">
             <w:r>
               <w:rPr>
                 <w:rStyle w:val="Hyperlink"/>
                 <w:noProof/>
               </w:rPr>
-              <w:t>4.4</w:t>
+              <w:t>5.3</w:t>
             </w:r>
             <w:r>
               <w:rPr>
@@ -1505,7 +1611,7 @@
                 <w:rStyle w:val="Hyperlink"/>
                 <w:noProof/>
               </w:rPr>
-              <w:t>BUILD PROCESS BEFORE MAKE</w:t>
+              <w:t>Setup build</w:t>
             </w:r>
             <w:r>
               <w:rPr>
@@ -1526,7 +1632,7 @@
                 <w:noProof/>
                 <w:webHidden/>
               </w:rPr>
-              <w:instrText xml:space="preserve"> PAGEREF _Toc212933575 \h </w:instrText>
+              <w:instrText xml:space="preserve"> PAGEREF _Toc213004607 \h </w:instrText>
             </w:r>
             <w:r>
               <w:rPr>
@@ -1546,7 +1652,7 @@
                 <w:noProof/>
                 <w:webHidden/>
               </w:rPr>
-              <w:t>9</w:t>
+              <w:t>10</w:t>
             </w:r>
             <w:r>
               <w:rPr>
@@ -1572,13 +1678,13 @@
               <w14:ligatures w14:val="standardContextual"/>
             </w:rPr>
           </w:pPr>
-          <w:hyperlink w:anchor="_Toc212933576" w:history="1">
+          <w:hyperlink w:anchor="_Toc213004608" w:history="1">
             <w:r>
               <w:rPr>
                 <w:rStyle w:val="Hyperlink"/>
                 <w:noProof/>
               </w:rPr>
-              <w:t>4.5</w:t>
+              <w:t>5.4</w:t>
             </w:r>
             <w:r>
               <w:rPr>
@@ -1595,7 +1701,7 @@
                 <w:rStyle w:val="Hyperlink"/>
                 <w:noProof/>
               </w:rPr>
-              <w:t>BUILD PROCESS AFTER MAKE</w:t>
+              <w:t>BUILD PROCESS BEFORE MAKE</w:t>
             </w:r>
             <w:r>
               <w:rPr>
@@ -1616,7 +1722,7 @@
                 <w:noProof/>
                 <w:webHidden/>
               </w:rPr>
-              <w:instrText xml:space="preserve"> PAGEREF _Toc212933576 \h </w:instrText>
+              <w:instrText xml:space="preserve"> PAGEREF _Toc213004608 \h </w:instrText>
             </w:r>
             <w:r>
               <w:rPr>
@@ -1636,7 +1742,7 @@
                 <w:noProof/>
                 <w:webHidden/>
               </w:rPr>
-              <w:t>10</w:t>
+              <w:t>12</w:t>
             </w:r>
             <w:r>
               <w:rPr>
@@ -1662,13 +1768,13 @@
               <w14:ligatures w14:val="standardContextual"/>
             </w:rPr>
           </w:pPr>
-          <w:hyperlink w:anchor="_Toc212933577" w:history="1">
+          <w:hyperlink w:anchor="_Toc213004609" w:history="1">
             <w:r>
               <w:rPr>
                 <w:rStyle w:val="Hyperlink"/>
                 <w:noProof/>
               </w:rPr>
-              <w:t>4.6</w:t>
+              <w:t>5.5</w:t>
             </w:r>
             <w:r>
               <w:rPr>
@@ -1685,6 +1791,96 @@
                 <w:rStyle w:val="Hyperlink"/>
                 <w:noProof/>
               </w:rPr>
+              <w:t>BUILD PROCESS AFTER MAKE</w:t>
+            </w:r>
+            <w:r>
+              <w:rPr>
+                <w:noProof/>
+                <w:webHidden/>
+              </w:rPr>
+              <w:tab/>
+            </w:r>
+            <w:r>
+              <w:rPr>
+                <w:noProof/>
+                <w:webHidden/>
+              </w:rPr>
+              <w:fldChar w:fldCharType="begin"/>
+            </w:r>
+            <w:r>
+              <w:rPr>
+                <w:noProof/>
+                <w:webHidden/>
+              </w:rPr>
+              <w:instrText xml:space="preserve"> PAGEREF _Toc213004609 \h </w:instrText>
+            </w:r>
+            <w:r>
+              <w:rPr>
+                <w:noProof/>
+                <w:webHidden/>
+              </w:rPr>
+            </w:r>
+            <w:r>
+              <w:rPr>
+                <w:noProof/>
+                <w:webHidden/>
+              </w:rPr>
+              <w:fldChar w:fldCharType="separate"/>
+            </w:r>
+            <w:r>
+              <w:rPr>
+                <w:noProof/>
+                <w:webHidden/>
+              </w:rPr>
+              <w:t>12</w:t>
+            </w:r>
+            <w:r>
+              <w:rPr>
+                <w:noProof/>
+                <w:webHidden/>
+              </w:rPr>
+              <w:fldChar w:fldCharType="end"/>
+            </w:r>
+          </w:hyperlink>
+        </w:p>
+        <w:p>
+          <w:pPr>
+            <w:pStyle w:val="TOC2"/>
+            <w:tabs>
+              <w:tab w:val="left" w:pos="720"/>
+              <w:tab w:val="right" w:leader="dot" w:pos="9350"/>
+            </w:tabs>
+            <w:rPr>
+              <w:noProof/>
+              <w:kern w:val="2"/>
+              <w:sz w:val="24"/>
+              <w:szCs w:val="24"/>
+              <w14:ligatures w14:val="standardContextual"/>
+            </w:rPr>
+          </w:pPr>
+          <w:hyperlink w:anchor="_Toc213004610" w:history="1">
+            <w:r>
+              <w:rPr>
+                <w:rStyle w:val="Hyperlink"/>
+                <w:noProof/>
+              </w:rPr>
+              <w:t>5.6</w:t>
+            </w:r>
+            <w:r>
+              <w:rPr>
+                <w:noProof/>
+                <w:kern w:val="2"/>
+                <w:sz w:val="24"/>
+                <w:szCs w:val="24"/>
+                <w14:ligatures w14:val="standardContextual"/>
+              </w:rPr>
+              <w:tab/>
+            </w:r>
+            <w:r>
+              <w:rPr>
+                <w:rStyle w:val="Hyperlink"/>
+                <w:noProof/>
+              </w:rPr>
               <w:t>CPU registers</w:t>
             </w:r>
             <w:r>
@@ -1706,7 +1902,7 @@
                 <w:noProof/>
                 <w:webHidden/>
               </w:rPr>
-              <w:instrText xml:space="preserve"> PAGEREF _Toc212933577 \h </w:instrText>
+              <w:instrText xml:space="preserve"> PAGEREF _Toc213004610 \h </w:instrText>
             </w:r>
             <w:r>
               <w:rPr>
@@ -1726,7 +1922,7 @@
                 <w:noProof/>
                 <w:webHidden/>
               </w:rPr>
-              <w:t>10</w:t>
+              <w:t>12</w:t>
             </w:r>
             <w:r>
               <w:rPr>
@@ -1752,13 +1948,13 @@
               <w14:ligatures w14:val="standardContextual"/>
             </w:rPr>
           </w:pPr>
-          <w:hyperlink w:anchor="_Toc212933578" w:history="1">
+          <w:hyperlink w:anchor="_Toc213004611" w:history="1">
             <w:r>
               <w:rPr>
                 <w:rStyle w:val="Hyperlink"/>
                 <w:noProof/>
               </w:rPr>
-              <w:t>5</w:t>
+              <w:t>6</w:t>
             </w:r>
             <w:r>
               <w:rPr>
@@ -1796,7 +1992,7 @@
                 <w:noProof/>
                 <w:webHidden/>
               </w:rPr>
-              <w:instrText xml:space="preserve"> PAGEREF _Toc212933578 \h </w:instrText>
+              <w:instrText xml:space="preserve"> PAGEREF _Toc213004611 \h </w:instrText>
             </w:r>
             <w:r>
               <w:rPr>
@@ -1816,7 +2012,7 @@
                 <w:noProof/>
                 <w:webHidden/>
               </w:rPr>
-              <w:t>11</w:t>
+              <w:t>14</w:t>
             </w:r>
             <w:r>
               <w:rPr>
@@ -1842,13 +2038,13 @@
               <w14:ligatures w14:val="standardContextual"/>
             </w:rPr>
           </w:pPr>
-          <w:hyperlink w:anchor="_Toc212933579" w:history="1">
+          <w:hyperlink w:anchor="_Toc213004612" w:history="1">
             <w:r>
               <w:rPr>
                 <w:rStyle w:val="Hyperlink"/>
                 <w:noProof/>
               </w:rPr>
-              <w:t>5.1</w:t>
+              <w:t>6.1</w:t>
             </w:r>
             <w:r>
               <w:rPr>
@@ -1886,7 +2082,7 @@
                 <w:noProof/>
                 <w:webHidden/>
               </w:rPr>
-              <w:instrText xml:space="preserve"> PAGEREF _Toc212933579 \h </w:instrText>
+              <w:instrText xml:space="preserve"> PAGEREF _Toc213004612 \h </w:instrText>
             </w:r>
             <w:r>
               <w:rPr>
@@ -1906,7 +2102,7 @@
                 <w:noProof/>
                 <w:webHidden/>
               </w:rPr>
-              <w:t>11</w:t>
+              <w:t>14</w:t>
             </w:r>
             <w:r>
               <w:rPr>
@@ -1932,13 +2128,13 @@
               <w14:ligatures w14:val="standardContextual"/>
             </w:rPr>
           </w:pPr>
-          <w:hyperlink w:anchor="_Toc212933580" w:history="1">
+          <w:hyperlink w:anchor="_Toc213004613" w:history="1">
             <w:r>
               <w:rPr>
                 <w:rStyle w:val="Hyperlink"/>
                 <w:noProof/>
               </w:rPr>
-              <w:t>5.2</w:t>
+              <w:t>6.2</w:t>
             </w:r>
             <w:r>
               <w:rPr>
@@ -1976,7 +2172,7 @@
                 <w:noProof/>
                 <w:webHidden/>
               </w:rPr>
-              <w:instrText xml:space="preserve"> PAGEREF _Toc212933580 \h </w:instrText>
+              <w:instrText xml:space="preserve"> PAGEREF _Toc213004613 \h </w:instrText>
             </w:r>
             <w:r>
               <w:rPr>
@@ -1996,7 +2192,7 @@
                 <w:noProof/>
                 <w:webHidden/>
               </w:rPr>
-              <w:t>12</w:t>
+              <w:t>14</w:t>
             </w:r>
             <w:r>
               <w:rPr>
@@ -2022,13 +2218,13 @@
               <w14:ligatures w14:val="standardContextual"/>
             </w:rPr>
           </w:pPr>
-          <w:hyperlink w:anchor="_Toc212933581" w:history="1">
+          <w:hyperlink w:anchor="_Toc213004614" w:history="1">
             <w:r>
               <w:rPr>
                 <w:rStyle w:val="Hyperlink"/>
                 <w:noProof/>
               </w:rPr>
-              <w:t>6</w:t>
+              <w:t>7</w:t>
             </w:r>
             <w:r>
               <w:rPr>
@@ -2066,7 +2262,7 @@
                 <w:noProof/>
                 <w:webHidden/>
               </w:rPr>
-              <w:instrText xml:space="preserve"> PAGEREF _Toc212933581 \h </w:instrText>
+              <w:instrText xml:space="preserve"> PAGEREF _Toc213004614 \h </w:instrText>
             </w:r>
             <w:r>
               <w:rPr>
@@ -2086,7 +2282,7 @@
                 <w:noProof/>
                 <w:webHidden/>
               </w:rPr>
-              <w:t>13</w:t>
+              <w:t>15</w:t>
             </w:r>
             <w:r>
               <w:rPr>
@@ -2112,13 +2308,13 @@
               <w14:ligatures w14:val="standardContextual"/>
             </w:rPr>
           </w:pPr>
-          <w:hyperlink w:anchor="_Toc212933582" w:history="1">
+          <w:hyperlink w:anchor="_Toc213004615" w:history="1">
             <w:r>
               <w:rPr>
                 <w:rStyle w:val="Hyperlink"/>
                 <w:noProof/>
               </w:rPr>
-              <w:t>6.1</w:t>
+              <w:t>7.1</w:t>
             </w:r>
             <w:r>
               <w:rPr>
@@ -2156,7 +2352,7 @@
                 <w:noProof/>
                 <w:webHidden/>
               </w:rPr>
-              <w:instrText xml:space="preserve"> PAGEREF _Toc212933582 \h </w:instrText>
+              <w:instrText xml:space="preserve"> PAGEREF _Toc213004615 \h </w:instrText>
             </w:r>
             <w:r>
               <w:rPr>
@@ -2176,7 +2372,7 @@
                 <w:noProof/>
                 <w:webHidden/>
               </w:rPr>
-              <w:t>13</w:t>
+              <w:t>15</w:t>
             </w:r>
             <w:r>
               <w:rPr>
@@ -2202,13 +2398,13 @@
               <w14:ligatures w14:val="standardContextual"/>
             </w:rPr>
           </w:pPr>
-          <w:hyperlink w:anchor="_Toc212933583" w:history="1">
+          <w:hyperlink w:anchor="_Toc213004616" w:history="1">
             <w:r>
               <w:rPr>
                 <w:rStyle w:val="Hyperlink"/>
                 <w:noProof/>
               </w:rPr>
-              <w:t>6.2</w:t>
+              <w:t>7.2</w:t>
             </w:r>
             <w:r>
               <w:rPr>
@@ -2246,7 +2442,7 @@
                 <w:noProof/>
                 <w:webHidden/>
               </w:rPr>
-              <w:instrText xml:space="preserve"> PAGEREF _Toc212933583 \h </w:instrText>
+              <w:instrText xml:space="preserve"> PAGEREF _Toc213004616 \h </w:instrText>
             </w:r>
             <w:r>
               <w:rPr>
@@ -2266,7 +2462,7 @@
                 <w:noProof/>
                 <w:webHidden/>
               </w:rPr>
-              <w:t>13</w:t>
+              <w:t>15</w:t>
             </w:r>
             <w:r>
               <w:rPr>
@@ -2292,13 +2488,13 @@
               <w14:ligatures w14:val="standardContextual"/>
             </w:rPr>
           </w:pPr>
-          <w:hyperlink w:anchor="_Toc212933584" w:history="1">
+          <w:hyperlink w:anchor="_Toc213004617" w:history="1">
             <w:r>
               <w:rPr>
                 <w:rStyle w:val="Hyperlink"/>
                 <w:noProof/>
               </w:rPr>
-              <w:t>6.3</w:t>
+              <w:t>7.3</w:t>
             </w:r>
             <w:r>
               <w:rPr>
@@ -2336,7 +2532,7 @@
                 <w:noProof/>
                 <w:webHidden/>
               </w:rPr>
-              <w:instrText xml:space="preserve"> PAGEREF _Toc212933584 \h </w:instrText>
+              <w:instrText xml:space="preserve"> PAGEREF _Toc213004617 \h </w:instrText>
             </w:r>
             <w:r>
               <w:rPr>
@@ -2356,7 +2552,7 @@
                 <w:noProof/>
                 <w:webHidden/>
               </w:rPr>
-              <w:t>13</w:t>
+              <w:t>16</w:t>
             </w:r>
             <w:r>
               <w:rPr>
@@ -2382,13 +2578,13 @@
               <w14:ligatures w14:val="standardContextual"/>
             </w:rPr>
           </w:pPr>
-          <w:hyperlink w:anchor="_Toc212933585" w:history="1">
+          <w:hyperlink w:anchor="_Toc213004618" w:history="1">
             <w:r>
               <w:rPr>
                 <w:rStyle w:val="Hyperlink"/>
                 <w:noProof/>
               </w:rPr>
-              <w:t>6.4</w:t>
+              <w:t>7.4</w:t>
             </w:r>
             <w:r>
               <w:rPr>
@@ -2426,7 +2622,7 @@
                 <w:noProof/>
                 <w:webHidden/>
               </w:rPr>
-              <w:instrText xml:space="preserve"> PAGEREF _Toc212933585 \h </w:instrText>
+              <w:instrText xml:space="preserve"> PAGEREF _Toc213004618 \h </w:instrText>
             </w:r>
             <w:r>
               <w:rPr>
@@ -2446,7 +2642,97 @@
                 <w:noProof/>
                 <w:webHidden/>
               </w:rPr>
-              <w:t>14</w:t>
+              <w:t>16</w:t>
+            </w:r>
+            <w:r>
+              <w:rPr>
+                <w:noProof/>
+                <w:webHidden/>
+              </w:rPr>
+              <w:fldChar w:fldCharType="end"/>
+            </w:r>
+          </w:hyperlink>
+        </w:p>
+        <w:p>
+          <w:pPr>
+            <w:pStyle w:val="TOC2"/>
+            <w:tabs>
+              <w:tab w:val="left" w:pos="720"/>
+              <w:tab w:val="right" w:leader="dot" w:pos="9350"/>
+            </w:tabs>
+            <w:rPr>
+              <w:noProof/>
+              <w:kern w:val="2"/>
+              <w:sz w:val="24"/>
+              <w:szCs w:val="24"/>
+              <w14:ligatures w14:val="standardContextual"/>
+            </w:rPr>
+          </w:pPr>
+          <w:hyperlink w:anchor="_Toc213004619" w:history="1">
+            <w:r>
+              <w:rPr>
+                <w:rStyle w:val="Hyperlink"/>
+                <w:noProof/>
+              </w:rPr>
+              <w:t>7.5</w:t>
+            </w:r>
+            <w:r>
+              <w:rPr>
+                <w:noProof/>
+                <w:kern w:val="2"/>
+                <w:sz w:val="24"/>
+                <w:szCs w:val="24"/>
+                <w14:ligatures w14:val="standardContextual"/>
+              </w:rPr>
+              <w:tab/>
+            </w:r>
+            <w:r>
+              <w:rPr>
+                <w:rStyle w:val="Hyperlink"/>
+                <w:noProof/>
+              </w:rPr>
+              <w:t>Git inconsistency between files on the same folder via Windows and WSL on VSCODE</w:t>
+            </w:r>
+            <w:r>
+              <w:rPr>
+                <w:noProof/>
+                <w:webHidden/>
+              </w:rPr>
+              <w:tab/>
+            </w:r>
+            <w:r>
+              <w:rPr>
+                <w:noProof/>
+                <w:webHidden/>
+              </w:rPr>
+              <w:fldChar w:fldCharType="begin"/>
+            </w:r>
+            <w:r>
+              <w:rPr>
+                <w:noProof/>
+                <w:webHidden/>
+              </w:rPr>
+              <w:instrText xml:space="preserve"> PAGEREF _Toc213004619 \h </w:instrText>
+            </w:r>
+            <w:r>
+              <w:rPr>
+                <w:noProof/>
+                <w:webHidden/>
+              </w:rPr>
+            </w:r>
+            <w:r>
+              <w:rPr>
+                <w:noProof/>
+                <w:webHidden/>
+              </w:rPr>
+              <w:fldChar w:fldCharType="separate"/>
+            </w:r>
+            <w:r>
+              <w:rPr>
+                <w:noProof/>
+                <w:webHidden/>
+              </w:rPr>
+              <w:t>16</w:t>
             </w:r>
             <w:r>
               <w:rPr>
@@ -2472,13 +2758,13 @@
               <w14:ligatures w14:val="standardContextual"/>
             </w:rPr>
           </w:pPr>
-          <w:hyperlink w:anchor="_Toc212933586" w:history="1">
+          <w:hyperlink w:anchor="_Toc213004620" w:history="1">
             <w:r>
               <w:rPr>
                 <w:rStyle w:val="Hyperlink"/>
                 <w:noProof/>
               </w:rPr>
-              <w:t>7</w:t>
+              <w:t>8</w:t>
             </w:r>
             <w:r>
               <w:rPr>
@@ -2516,7 +2802,7 @@
                 <w:noProof/>
                 <w:webHidden/>
               </w:rPr>
-              <w:instrText xml:space="preserve"> PAGEREF _Toc212933586 \h </w:instrText>
+              <w:instrText xml:space="preserve"> PAGEREF _Toc213004620 \h </w:instrText>
             </w:r>
             <w:r>
               <w:rPr>
@@ -2536,7 +2822,7 @@
                 <w:noProof/>
                 <w:webHidden/>
               </w:rPr>
-              <w:t>14</w:t>
+              <w:t>16</w:t>
             </w:r>
             <w:r>
               <w:rPr>
@@ -2562,13 +2848,13 @@
               <w14:ligatures w14:val="standardContextual"/>
             </w:rPr>
           </w:pPr>
-          <w:hyperlink w:anchor="_Toc212933587" w:history="1">
+          <w:hyperlink w:anchor="_Toc213004621" w:history="1">
             <w:r>
               <w:rPr>
                 <w:rStyle w:val="Hyperlink"/>
                 <w:noProof/>
               </w:rPr>
-              <w:t>8</w:t>
+              <w:t>9</w:t>
             </w:r>
             <w:r>
               <w:rPr>
@@ -2606,97 +2892,7 @@
                 <w:noProof/>
                 <w:webHidden/>
               </w:rPr>
-              <w:instrText xml:space="preserve"> PAGEREF _Toc212933587 \h </w:instrText>
-            </w:r>
-            <w:r>
-              <w:rPr>
-                <w:noProof/>
-                <w:webHidden/>
-              </w:rPr>
-            </w:r>
-            <w:r>
-              <w:rPr>
-                <w:noProof/>
-                <w:webHidden/>
-              </w:rPr>
-              <w:fldChar w:fldCharType="separate"/>
-            </w:r>
-            <w:r>
-              <w:rPr>
-                <w:noProof/>
-                <w:webHidden/>
-              </w:rPr>
-              <w:t>14</w:t>
-            </w:r>
-            <w:r>
-              <w:rPr>
-                <w:noProof/>
-                <w:webHidden/>
-              </w:rPr>
-              <w:fldChar w:fldCharType="end"/>
-            </w:r>
-          </w:hyperlink>
-        </w:p>
-        <w:p>
-          <w:pPr>
-            <w:pStyle w:val="TOC1"/>
-            <w:tabs>
-              <w:tab w:val="left" w:pos="400"/>
-              <w:tab w:val="right" w:leader="dot" w:pos="9350"/>
-            </w:tabs>
-            <w:rPr>
-              <w:noProof/>
-              <w:kern w:val="2"/>
-              <w:sz w:val="24"/>
-              <w:szCs w:val="24"/>
-              <w14:ligatures w14:val="standardContextual"/>
-            </w:rPr>
-          </w:pPr>
-          <w:hyperlink w:anchor="_Toc212933588" w:history="1">
-            <w:r>
-              <w:rPr>
-                <w:rStyle w:val="Hyperlink"/>
-                <w:noProof/>
-              </w:rPr>
-              <w:t>9</w:t>
-            </w:r>
-            <w:r>
-              <w:rPr>
-                <w:noProof/>
-                <w:kern w:val="2"/>
-                <w:sz w:val="24"/>
-                <w:szCs w:val="24"/>
-                <w14:ligatures w14:val="standardContextual"/>
-              </w:rPr>
-              <w:tab/>
-            </w:r>
-            <w:r>
-              <w:rPr>
-                <w:rStyle w:val="Hyperlink"/>
-                <w:noProof/>
-              </w:rPr>
-              <w:t>Resources</w:t>
-            </w:r>
-            <w:r>
-              <w:rPr>
-                <w:noProof/>
-                <w:webHidden/>
-              </w:rPr>
-              <w:tab/>
-            </w:r>
-            <w:r>
-              <w:rPr>
-                <w:noProof/>
-                <w:webHidden/>
-              </w:rPr>
-              <w:fldChar w:fldCharType="begin"/>
-            </w:r>
-            <w:r>
-              <w:rPr>
-                <w:noProof/>
-                <w:webHidden/>
-              </w:rPr>
-              <w:instrText xml:space="preserve"> PAGEREF _Toc212933588 \h </w:instrText>
+              <w:instrText xml:space="preserve"> PAGEREF _Toc213004621 \h </w:instrText>
             </w:r>
             <w:r>
               <w:rPr>
@@ -2742,7 +2938,7 @@
               <w14:ligatures w14:val="standardContextual"/>
             </w:rPr>
           </w:pPr>
-          <w:hyperlink w:anchor="_Toc212933589" w:history="1">
+          <w:hyperlink w:anchor="_Toc213004622" w:history="1">
             <w:r>
               <w:rPr>
                 <w:rStyle w:val="Hyperlink"/>
@@ -2765,7 +2961,7 @@
                 <w:rStyle w:val="Hyperlink"/>
                 <w:noProof/>
               </w:rPr>
-              <w:t>Clock in/out hours</w:t>
+              <w:t>Resources</w:t>
             </w:r>
             <w:r>
               <w:rPr>
@@ -2786,7 +2982,7 @@
                 <w:noProof/>
                 <w:webHidden/>
               </w:rPr>
-              <w:instrText xml:space="preserve"> PAGEREF _Toc212933589 \h </w:instrText>
+              <w:instrText xml:space="preserve"> PAGEREF _Toc213004622 \h </w:instrText>
             </w:r>
             <w:r>
               <w:rPr>
@@ -2806,7 +3002,7 @@
                 <w:noProof/>
                 <w:webHidden/>
               </w:rPr>
-              <w:t>17</w:t>
+              <w:t>20</w:t>
             </w:r>
             <w:r>
               <w:rPr>
@@ -2832,7 +3028,7 @@
               <w14:ligatures w14:val="standardContextual"/>
             </w:rPr>
           </w:pPr>
-          <w:hyperlink w:anchor="_Toc212933590" w:history="1">
+          <w:hyperlink w:anchor="_Toc213004623" w:history="1">
             <w:r>
               <w:rPr>
                 <w:rStyle w:val="Hyperlink"/>
@@ -2855,6 +3051,96 @@
                 <w:rStyle w:val="Hyperlink"/>
                 <w:noProof/>
               </w:rPr>
+              <w:t>Clock in/out hours</w:t>
+            </w:r>
+            <w:r>
+              <w:rPr>
+                <w:noProof/>
+                <w:webHidden/>
+              </w:rPr>
+              <w:tab/>
+            </w:r>
+            <w:r>
+              <w:rPr>
+                <w:noProof/>
+                <w:webHidden/>
+              </w:rPr>
+              <w:fldChar w:fldCharType="begin"/>
+            </w:r>
+            <w:r>
+              <w:rPr>
+                <w:noProof/>
+                <w:webHidden/>
+              </w:rPr>
+              <w:instrText xml:space="preserve"> PAGEREF _Toc213004623 \h </w:instrText>
+            </w:r>
+            <w:r>
+              <w:rPr>
+                <w:noProof/>
+                <w:webHidden/>
+              </w:rPr>
+            </w:r>
+            <w:r>
+              <w:rPr>
+                <w:noProof/>
+                <w:webHidden/>
+              </w:rPr>
+              <w:fldChar w:fldCharType="separate"/>
+            </w:r>
+            <w:r>
+              <w:rPr>
+                <w:noProof/>
+                <w:webHidden/>
+              </w:rPr>
+              <w:t>20</w:t>
+            </w:r>
+            <w:r>
+              <w:rPr>
+                <w:noProof/>
+                <w:webHidden/>
+              </w:rPr>
+              <w:fldChar w:fldCharType="end"/>
+            </w:r>
+          </w:hyperlink>
+        </w:p>
+        <w:p>
+          <w:pPr>
+            <w:pStyle w:val="TOC1"/>
+            <w:tabs>
+              <w:tab w:val="left" w:pos="720"/>
+              <w:tab w:val="right" w:leader="dot" w:pos="9350"/>
+            </w:tabs>
+            <w:rPr>
+              <w:noProof/>
+              <w:kern w:val="2"/>
+              <w:sz w:val="24"/>
+              <w:szCs w:val="24"/>
+              <w14:ligatures w14:val="standardContextual"/>
+            </w:rPr>
+          </w:pPr>
+          <w:hyperlink w:anchor="_Toc213004624" w:history="1">
+            <w:r>
+              <w:rPr>
+                <w:rStyle w:val="Hyperlink"/>
+                <w:noProof/>
+              </w:rPr>
+              <w:t>12</w:t>
+            </w:r>
+            <w:r>
+              <w:rPr>
+                <w:noProof/>
+                <w:kern w:val="2"/>
+                <w:sz w:val="24"/>
+                <w:szCs w:val="24"/>
+                <w14:ligatures w14:val="standardContextual"/>
+              </w:rPr>
+              <w:tab/>
+            </w:r>
+            <w:r>
+              <w:rPr>
+                <w:rStyle w:val="Hyperlink"/>
+                <w:noProof/>
+              </w:rPr>
               <w:t>Table of figures</w:t>
             </w:r>
             <w:r>
@@ -2876,7 +3162,7 @@
                 <w:noProof/>
                 <w:webHidden/>
               </w:rPr>
-              <w:instrText xml:space="preserve"> PAGEREF _Toc212933590 \h </w:instrText>
+              <w:instrText xml:space="preserve"> PAGEREF _Toc213004624 \h </w:instrText>
             </w:r>
             <w:r>
               <w:rPr>
@@ -2896,7 +3182,7 @@
                 <w:noProof/>
                 <w:webHidden/>
               </w:rPr>
-              <w:t>17</w:t>
+              <w:t>21</w:t>
             </w:r>
             <w:r>
               <w:rPr>
@@ -2931,7 +3217,7 @@
       <w:pPr>
         <w:pStyle w:val="Heading1"/>
       </w:pPr>
-      <w:bookmarkStart w:id="0" w:name="_Toc212933567"/>
+      <w:bookmarkStart w:id="0" w:name="_Toc213004598"/>
       <w:r>
         <w:t>Tusmuert</w:t>
       </w:r>
@@ -3129,8 +3415,13 @@
         <w:t>/Zig</w:t>
       </w:r>
       <w:r>
-        <w:t xml:space="preserve"> for challenge. NASM assembly for bootloader</w:t>
-      </w:r>
+        <w:t xml:space="preserve"> for challenge. NASM assembly for </w:t>
+      </w:r>
+      <w:proofErr w:type="gramStart"/>
+      <w:r>
+        <w:t>bootloader</w:t>
+      </w:r>
+      <w:proofErr w:type="gramEnd"/>
       <w:r>
         <w:t xml:space="preserve">. </w:t>
       </w:r>
@@ -3383,7 +3674,7 @@
       <w:pPr>
         <w:pStyle w:val="Heading1"/>
       </w:pPr>
-      <w:bookmarkStart w:id="1" w:name="_Toc212933568"/>
+      <w:bookmarkStart w:id="1" w:name="_Toc213004599"/>
       <w:r>
         <w:t>Bootloader</w:t>
       </w:r>
@@ -3447,7 +3738,15 @@
         </w:numPr>
       </w:pPr>
       <w:r>
-        <w:t>2 Stages. Minimal first stage until Protected mode + Second stage to Long mode</w:t>
+        <w:t xml:space="preserve">2 Stages. Minimal first stage until Protected mode + Second stage to </w:t>
+      </w:r>
+      <w:proofErr w:type="gramStart"/>
+      <w:r>
+        <w:t>Long</w:t>
+      </w:r>
+      <w:proofErr w:type="gramEnd"/>
+      <w:r>
+        <w:t xml:space="preserve"> mode</w:t>
       </w:r>
     </w:p>
     <w:p>
@@ -3600,6 +3899,7 @@
           <w:numId w:val="1"/>
         </w:numPr>
       </w:pPr>
+      <w:proofErr w:type="gramStart"/>
       <w:r>
         <w:lastRenderedPageBreak/>
         <w:t>Print early status</w:t>
@@ -3613,6 +3913,7 @@
         </w:rPr>
         <w:t>✅</w:t>
       </w:r>
+      <w:proofErr w:type="gramEnd"/>
     </w:p>
     <w:p>
       <w:pPr>
@@ -3708,7 +4009,15 @@
         </w:numPr>
       </w:pPr>
       <w:r>
-        <w:t>Jump to Protected mode if Stage1 did not change mode.</w:t>
+        <w:t xml:space="preserve">Jump to Protected mode if Stage1 </w:t>
+      </w:r>
+      <w:proofErr w:type="gramStart"/>
+      <w:r>
+        <w:t>did</w:t>
+      </w:r>
+      <w:proofErr w:type="gramEnd"/>
+      <w:r>
+        <w:t xml:space="preserve"> not change mode.</w:t>
       </w:r>
     </w:p>
     <w:p>
@@ -3720,7 +4029,23 @@
         </w:numPr>
       </w:pPr>
       <w:r>
-        <w:t>Enable A20, or at least check. There are multiple strategies for this. Some platforms have fast enable 0x92, or they come with A20 already enable. XXXX</w:t>
+        <w:t xml:space="preserve">Enable </w:t>
+      </w:r>
+      <w:proofErr w:type="gramStart"/>
+      <w:r>
+        <w:t>A20, or</w:t>
+      </w:r>
+      <w:proofErr w:type="gramEnd"/>
+      <w:r>
+        <w:t xml:space="preserve"> at least check. There are multiple strategies for this. Some platforms have fast </w:t>
+      </w:r>
+      <w:proofErr w:type="gramStart"/>
+      <w:r>
+        <w:t>enable</w:t>
+      </w:r>
+      <w:proofErr w:type="gramEnd"/>
+      <w:r>
+        <w:t xml:space="preserve"> 0x92, or they come with A20 already enable. XXXX</w:t>
       </w:r>
     </w:p>
     <w:p>
@@ -3776,7 +4101,15 @@
         </w:numPr>
       </w:pPr>
       <w:r>
-        <w:t>Flat binary: Explore this option, maybe is simpler</w:t>
+        <w:t xml:space="preserve">Flat binary: Explore this option, </w:t>
+      </w:r>
+      <w:proofErr w:type="gramStart"/>
+      <w:r>
+        <w:t>maybe</w:t>
+      </w:r>
+      <w:proofErr w:type="gramEnd"/>
+      <w:r>
+        <w:t xml:space="preserve"> is simpler</w:t>
       </w:r>
     </w:p>
     <w:p>
@@ -3832,7 +4165,15 @@
         </w:numPr>
       </w:pPr>
       <w:r>
-        <w:t>Verify if long mode if possible, for completeness</w:t>
+        <w:t xml:space="preserve">Verify if long </w:t>
+      </w:r>
+      <w:proofErr w:type="gramStart"/>
+      <w:r>
+        <w:t>mode</w:t>
+      </w:r>
+      <w:proofErr w:type="gramEnd"/>
+      <w:r>
+        <w:t xml:space="preserve"> if possible, for completeness</w:t>
       </w:r>
     </w:p>
     <w:p>
@@ -3934,18 +4275,22 @@
       <w:pPr>
         <w:pStyle w:val="Heading1"/>
       </w:pPr>
+      <w:bookmarkStart w:id="2" w:name="_Toc213004600"/>
       <w:r>
         <w:t>Helpers and auxiliary tools</w:t>
       </w:r>
+      <w:bookmarkEnd w:id="2"/>
     </w:p>
     <w:p/>
     <w:p>
       <w:pPr>
         <w:pStyle w:val="Heading2"/>
       </w:pPr>
+      <w:bookmarkStart w:id="3" w:name="_Toc213004601"/>
       <w:r>
         <w:t>FAT32 image creator</w:t>
       </w:r>
+      <w:bookmarkEnd w:id="3"/>
     </w:p>
     <w:p/>
     <w:p>
@@ -3992,7 +4337,15 @@
         </w:numPr>
       </w:pPr>
       <w:r>
-        <w:t>It creates an MBR and VBR(with BPB) to boot and have a FAT12/16/32 structure</w:t>
+        <w:t xml:space="preserve">It creates an MBR and </w:t>
+      </w:r>
+      <w:proofErr w:type="gramStart"/>
+      <w:r>
+        <w:t>VBR(</w:t>
+      </w:r>
+      <w:proofErr w:type="gramEnd"/>
+      <w:r>
+        <w:t>with BPB) to boot and have a FAT12/16/32 structure</w:t>
       </w:r>
     </w:p>
     <w:p>
@@ -4084,34 +4437,34 @@
       <w:pPr>
         <w:pStyle w:val="Heading1"/>
       </w:pPr>
-      <w:bookmarkStart w:id="2" w:name="_Toc212933569"/>
+      <w:bookmarkStart w:id="4" w:name="_Toc213004602"/>
       <w:r>
         <w:lastRenderedPageBreak/>
         <w:t>Misc and notes</w:t>
       </w:r>
-      <w:bookmarkEnd w:id="2"/>
+      <w:bookmarkEnd w:id="4"/>
     </w:p>
     <w:p/>
     <w:p>
       <w:pPr>
         <w:pStyle w:val="Heading2"/>
       </w:pPr>
-      <w:bookmarkStart w:id="3" w:name="_Toc212933570"/>
+      <w:bookmarkStart w:id="5" w:name="_Toc213004603"/>
       <w:r>
         <w:t>Random notes</w:t>
       </w:r>
-      <w:bookmarkEnd w:id="3"/>
+      <w:bookmarkEnd w:id="5"/>
     </w:p>
     <w:p/>
     <w:p>
       <w:pPr>
         <w:pStyle w:val="Heading3"/>
       </w:pPr>
-      <w:bookmarkStart w:id="4" w:name="_Toc212933571"/>
+      <w:bookmarkStart w:id="6" w:name="_Toc213004604"/>
       <w:r>
         <w:t>BOCHS</w:t>
       </w:r>
-      <w:bookmarkEnd w:id="4"/>
+      <w:bookmarkEnd w:id="6"/>
     </w:p>
     <w:p/>
     <w:p>
@@ -5849,12 +6202,12 @@
       <w:pPr>
         <w:pStyle w:val="Heading3"/>
       </w:pPr>
-      <w:bookmarkStart w:id="5" w:name="_Toc212933572"/>
+      <w:bookmarkStart w:id="7" w:name="_Toc213004605"/>
       <w:r>
         <w:lastRenderedPageBreak/>
         <w:t>STORAGE</w:t>
       </w:r>
-      <w:bookmarkEnd w:id="5"/>
+      <w:bookmarkEnd w:id="7"/>
     </w:p>
     <w:p>
       <w:pPr>
@@ -5872,7 +6225,15 @@
         </w:numPr>
       </w:pPr>
       <w:r>
-        <w:t xml:space="preserve">Non-partitioned storage, such as floppy, use VBR. First sector, physical C/H/S 0,0,1 . Note the sector counting </w:t>
+        <w:t>Non-partitioned storage, such as floppy, use VBR. First sector, physical C/H/S 0,0,</w:t>
+      </w:r>
+      <w:proofErr w:type="gramStart"/>
+      <w:r>
+        <w:t>1 .</w:t>
+      </w:r>
+      <w:proofErr w:type="gramEnd"/>
+      <w:r>
+        <w:t xml:space="preserve"> Note the sector counting </w:t>
       </w:r>
       <w:r>
         <w:t>begins</w:t>
@@ -6005,7 +6366,15 @@
         <w:t>, sector 2048 contains the BPB of a partition.</w:t>
       </w:r>
       <w:r>
-        <w:t xml:space="preserve"> Both can be see easily using </w:t>
+        <w:t xml:space="preserve"> Both can be </w:t>
+      </w:r>
+      <w:proofErr w:type="gramStart"/>
+      <w:r>
+        <w:t>see</w:t>
+      </w:r>
+      <w:proofErr w:type="gramEnd"/>
+      <w:r>
+        <w:t xml:space="preserve"> easily using </w:t>
       </w:r>
       <w:proofErr w:type="spellStart"/>
       <w:r>
@@ -6022,7 +6391,15 @@
         </w:numPr>
       </w:pPr>
       <w:r>
-        <w:t xml:space="preserve">Partition information extracted from the 4x16 bytes before the boot magic number. The first value begins at </w:t>
+        <w:t xml:space="preserve">Partition information </w:t>
+      </w:r>
+      <w:proofErr w:type="gramStart"/>
+      <w:r>
+        <w:t>extracted</w:t>
+      </w:r>
+      <w:proofErr w:type="gramEnd"/>
+      <w:r>
+        <w:t xml:space="preserve"> from the 4x16 bytes before the boot magic number. The first value begins at </w:t>
       </w:r>
       <w:r>
         <w:t>0x1BE</w:t>
@@ -6110,7 +6487,7 @@
       <w:pPr>
         <w:pStyle w:val="Caption"/>
       </w:pPr>
-      <w:bookmarkStart w:id="6" w:name="_Toc212932819"/>
+      <w:bookmarkStart w:id="8" w:name="_Toc213004589"/>
       <w:r>
         <w:t xml:space="preserve">Figure </w:t>
       </w:r>
@@ -6125,7 +6502,7 @@
       <w:r>
         <w:t xml:space="preserve"> Example of partition on MBR. 0x80 is bootable</w:t>
       </w:r>
-      <w:bookmarkEnd w:id="6"/>
+      <w:bookmarkEnd w:id="8"/>
     </w:p>
     <w:p/>
     <w:p>
@@ -6178,7 +6555,7 @@
       <w:pPr>
         <w:pStyle w:val="Caption"/>
       </w:pPr>
-      <w:bookmarkStart w:id="7" w:name="_Toc212932820"/>
+      <w:bookmarkStart w:id="9" w:name="_Toc213004590"/>
       <w:r>
         <w:t xml:space="preserve">Figure </w:t>
       </w:r>
@@ -6193,10 +6570,15 @@
       <w:r>
         <w:t xml:space="preserve"> Dissection of the first partition using ChatGPT. </w:t>
       </w:r>
-      <w:r>
-        <w:t>Is correct?</w:t>
-      </w:r>
-      <w:bookmarkEnd w:id="7"/>
+      <w:proofErr w:type="gramStart"/>
+      <w:r>
+        <w:t>Is</w:t>
+      </w:r>
+      <w:proofErr w:type="gramEnd"/>
+      <w:r>
+        <w:t xml:space="preserve"> correct?</w:t>
+      </w:r>
+      <w:bookmarkEnd w:id="9"/>
     </w:p>
     <w:p/>
     <w:p>
@@ -6266,7 +6648,7 @@
           <w:szCs w:val="16"/>
         </w:rPr>
       </w:pPr>
-      <w:bookmarkStart w:id="8" w:name="_Toc212932821"/>
+      <w:bookmarkStart w:id="10" w:name="_Toc213004591"/>
       <w:r>
         <w:t xml:space="preserve">Figure </w:t>
       </w:r>
@@ -6281,7 +6663,7 @@
       <w:r>
         <w:t xml:space="preserve"> FAT formats schema</w:t>
       </w:r>
-      <w:bookmarkEnd w:id="8"/>
+      <w:bookmarkEnd w:id="10"/>
     </w:p>
     <w:p/>
     <w:p>
@@ -6346,14 +6728,14 @@
       <w:pPr>
         <w:pStyle w:val="Heading2"/>
       </w:pPr>
-      <w:bookmarkStart w:id="9" w:name="_Toc212933573"/>
+      <w:bookmarkStart w:id="11" w:name="_Toc213004606"/>
       <w:r>
         <w:t>WSL</w:t>
       </w:r>
       <w:r>
         <w:t xml:space="preserve"> stuff</w:t>
       </w:r>
-      <w:bookmarkEnd w:id="9"/>
+      <w:bookmarkEnd w:id="11"/>
     </w:p>
     <w:p/>
     <w:p>
@@ -6423,6 +6805,7 @@
       <w:r>
         <w:t>Invoke explorer Windows using “</w:t>
       </w:r>
+      <w:proofErr w:type="gramStart"/>
       <w:r>
         <w:rPr>
           <w:b/>
@@ -6430,6 +6813,7 @@
         </w:rPr>
         <w:t>explorer.exe .</w:t>
       </w:r>
+      <w:proofErr w:type="gramEnd"/>
       <w:r>
         <w:t>”</w:t>
       </w:r>
@@ -6571,8 +6955,13 @@
           <w:bCs/>
         </w:rPr>
       </w:pPr>
-      <w:r>
-        <w:t xml:space="preserve">Also you can net use </w:t>
+      <w:proofErr w:type="gramStart"/>
+      <w:r>
+        <w:t>Also</w:t>
+      </w:r>
+      <w:proofErr w:type="gramEnd"/>
+      <w:r>
+        <w:t xml:space="preserve"> you can net use </w:t>
       </w:r>
       <w:r>
         <w:rPr>
@@ -6705,11 +7094,11 @@
       <w:pPr>
         <w:pStyle w:val="Heading2"/>
       </w:pPr>
-      <w:bookmarkStart w:id="10" w:name="_Toc212933574"/>
+      <w:bookmarkStart w:id="12" w:name="_Toc213004607"/>
       <w:r>
         <w:t>Setup build</w:t>
       </w:r>
-      <w:bookmarkEnd w:id="10"/>
+      <w:bookmarkEnd w:id="12"/>
     </w:p>
     <w:p>
       <w:pPr>
@@ -6927,7 +7316,15 @@
       </w:r>
       <w:proofErr w:type="spellEnd"/>
       <w:r>
-        <w:t xml:space="preserve"> = clear(investigate how to make it permanent)</w:t>
+        <w:t xml:space="preserve"> = </w:t>
+      </w:r>
+      <w:proofErr w:type="gramStart"/>
+      <w:r>
+        <w:t>clear(</w:t>
+      </w:r>
+      <w:proofErr w:type="gramEnd"/>
+      <w:r>
+        <w:t>investigate how to make it permanent)</w:t>
       </w:r>
     </w:p>
     <w:p>
@@ -7270,11 +7667,16 @@
           <w:numId w:val="1"/>
         </w:numPr>
       </w:pPr>
+      <w:proofErr w:type="gramStart"/>
       <w:r>
         <w:t>Actually,</w:t>
       </w:r>
       <w:r>
-        <w:t xml:space="preserve"> what worked was [interop] </w:t>
+        <w:t xml:space="preserve"> what</w:t>
+      </w:r>
+      <w:proofErr w:type="gramEnd"/>
+      <w:r>
+        <w:t xml:space="preserve"> worked was [interop] </w:t>
       </w:r>
       <w:r>
         <w:t>appendWindowsPath=false</w:t>
@@ -7313,8 +7715,13 @@
         </w:numPr>
       </w:pPr>
       <w:r>
-        <w:t>Now using code .</w:t>
-      </w:r>
+        <w:t xml:space="preserve">Now using </w:t>
+      </w:r>
+      <w:proofErr w:type="gramStart"/>
+      <w:r>
+        <w:t>code .</w:t>
+      </w:r>
+      <w:proofErr w:type="gramEnd"/>
       <w:r>
         <w:t xml:space="preserve"> will open native, with a warning.</w:t>
       </w:r>
@@ -8256,8 +8663,13 @@
         </w:numPr>
       </w:pPr>
       <w:r>
-        <w:t xml:space="preserve">            "options": {</w:t>
-      </w:r>
+        <w:t xml:space="preserve">            "options</w:t>
+      </w:r>
+      <w:proofErr w:type="gramStart"/>
+      <w:r>
+        <w:t>": {</w:t>
+      </w:r>
+      <w:proofErr w:type="gramEnd"/>
     </w:p>
     <w:p>
       <w:pPr>
@@ -8360,8 +8772,13 @@
         </w:numPr>
       </w:pPr>
       <w:r>
-        <w:t xml:space="preserve">            "group": {</w:t>
-      </w:r>
+        <w:t xml:space="preserve">            "group</w:t>
+      </w:r>
+      <w:proofErr w:type="gramStart"/>
+      <w:r>
+        <w:t>": {</w:t>
+      </w:r>
+      <w:proofErr w:type="gramEnd"/>
     </w:p>
     <w:p>
       <w:pPr>
@@ -8476,18 +8893,23 @@
         </w:numPr>
       </w:pPr>
       <w:r>
-        <w:t>Next setup task. . . ..</w:t>
-      </w:r>
+        <w:t>Next setup task. . .</w:t>
+      </w:r>
+      <w:proofErr w:type="gramStart"/>
+      <w:r>
+        <w:t xml:space="preserve"> ..</w:t>
+      </w:r>
+      <w:proofErr w:type="gramEnd"/>
     </w:p>
     <w:p>
       <w:pPr>
         <w:pStyle w:val="Heading2"/>
       </w:pPr>
-      <w:bookmarkStart w:id="11" w:name="_Toc212933575"/>
+      <w:bookmarkStart w:id="13" w:name="_Toc213004608"/>
       <w:r>
         <w:t>BUILD PROCESS BEFORE MAKE</w:t>
       </w:r>
-      <w:bookmarkEnd w:id="11"/>
+      <w:bookmarkEnd w:id="13"/>
     </w:p>
     <w:p/>
     <w:p/>
@@ -8495,11 +8917,11 @@
       <w:pPr>
         <w:pStyle w:val="Heading2"/>
       </w:pPr>
-      <w:bookmarkStart w:id="12" w:name="_Toc212933576"/>
+      <w:bookmarkStart w:id="14" w:name="_Toc213004609"/>
       <w:r>
         <w:t>BUILD PROCESS AFTER MAKE</w:t>
       </w:r>
-      <w:bookmarkEnd w:id="12"/>
+      <w:bookmarkEnd w:id="14"/>
     </w:p>
     <w:p/>
     <w:p/>
@@ -8509,11 +8931,11 @@
       <w:pPr>
         <w:pStyle w:val="Heading2"/>
       </w:pPr>
-      <w:bookmarkStart w:id="13" w:name="_Toc212933577"/>
+      <w:bookmarkStart w:id="15" w:name="_Toc213004610"/>
       <w:r>
         <w:t>CPU registers</w:t>
       </w:r>
-      <w:bookmarkEnd w:id="13"/>
+      <w:bookmarkEnd w:id="15"/>
     </w:p>
     <w:p/>
     <w:p>
@@ -8650,23 +9072,23 @@
       <w:pPr>
         <w:pStyle w:val="Heading1"/>
       </w:pPr>
-      <w:bookmarkStart w:id="14" w:name="_Toc212933578"/>
+      <w:bookmarkStart w:id="16" w:name="_Toc213004611"/>
       <w:r>
         <w:lastRenderedPageBreak/>
         <w:t>Common Linux and Windows commands</w:t>
       </w:r>
-      <w:bookmarkEnd w:id="14"/>
+      <w:bookmarkEnd w:id="16"/>
     </w:p>
     <w:p/>
     <w:p>
       <w:pPr>
         <w:pStyle w:val="Heading2"/>
       </w:pPr>
-      <w:bookmarkStart w:id="15" w:name="_Toc212933579"/>
+      <w:bookmarkStart w:id="17" w:name="_Toc213004612"/>
       <w:r>
         <w:t>Linux</w:t>
       </w:r>
-      <w:bookmarkEnd w:id="15"/>
+      <w:bookmarkEnd w:id="17"/>
     </w:p>
     <w:p/>
     <w:p>
@@ -8695,7 +9117,23 @@
           <w:b/>
           <w:bCs/>
         </w:rPr>
-        <w:t>/mnt/c/Users/mihe/Dropbox/TusMuertOS-Oct2025</w:t>
+        <w:t>/</w:t>
+      </w:r>
+      <w:proofErr w:type="gramStart"/>
+      <w:r>
+        <w:rPr>
+          <w:b/>
+          <w:bCs/>
+        </w:rPr>
+        <w:t>mnt</w:t>
+      </w:r>
+      <w:proofErr w:type="gramEnd"/>
+      <w:r>
+        <w:rPr>
+          <w:b/>
+          <w:bCs/>
+        </w:rPr>
+        <w:t>/c/Users/mihe/Dropbox/TusMuertOS-Oct2025</w:t>
       </w:r>
     </w:p>
     <w:p>
@@ -8860,7 +9298,15 @@
     <w:p/>
     <w:p>
       <w:r>
-        <w:t xml:space="preserve">Inject the bootloader (512 bytes, One sector if I am not </w:t>
+        <w:t xml:space="preserve">Inject the bootloader (512 bytes, </w:t>
+      </w:r>
+      <w:proofErr w:type="gramStart"/>
+      <w:r>
+        <w:t>One</w:t>
+      </w:r>
+      <w:proofErr w:type="gramEnd"/>
+      <w:r>
+        <w:t xml:space="preserve"> sector if I am not </w:t>
       </w:r>
       <w:proofErr w:type="spellStart"/>
       <w:r>
@@ -8986,11 +9432,11 @@
       <w:pPr>
         <w:pStyle w:val="Heading2"/>
       </w:pPr>
-      <w:bookmarkStart w:id="16" w:name="_Toc212933580"/>
+      <w:bookmarkStart w:id="18" w:name="_Toc213004613"/>
       <w:r>
         <w:t>Windows PowerShell</w:t>
       </w:r>
-      <w:bookmarkEnd w:id="16"/>
+      <w:bookmarkEnd w:id="18"/>
     </w:p>
     <w:p/>
     <w:p>
@@ -9008,7 +9454,23 @@
     </w:p>
     <w:p>
       <w:r>
-        <w:t>qemu-system-i386 -drive format=raw,file=C:\Users\mihe\Dropbox\TusMuertOS-Oct2025\src\build\stage1.bin,if=floppy</w:t>
+        <w:t>qemu-system-i386 -drive format=</w:t>
+      </w:r>
+      <w:proofErr w:type="gramStart"/>
+      <w:r>
+        <w:t>raw,file</w:t>
+      </w:r>
+      <w:proofErr w:type="gramEnd"/>
+      <w:r>
+        <w:t>=</w:t>
+      </w:r>
+      <w:proofErr w:type="gramStart"/>
+      <w:r>
+        <w:t>C:\Users\mihe\Dropbox\TusMuertOS-Oct2025\src\build\stage1.bin,if</w:t>
+      </w:r>
+      <w:proofErr w:type="gramEnd"/>
+      <w:r>
+        <w:t>=floppy</w:t>
       </w:r>
     </w:p>
     <w:p/>
@@ -9075,8 +9537,13 @@
     <w:p>
       <w:r>
         <w:tab/>
-        <w:t>-q: don’t show the configuration screen before start</w:t>
-      </w:r>
+        <w:t xml:space="preserve">-q: don’t show the configuration screen before </w:t>
+      </w:r>
+      <w:proofErr w:type="gramStart"/>
+      <w:r>
+        <w:t>start</w:t>
+      </w:r>
+      <w:proofErr w:type="gramEnd"/>
     </w:p>
     <w:p>
       <w:r>
@@ -9105,8 +9572,13 @@
     <w:p/>
     <w:p>
       <w:r>
-        <w:t>NEXT DAY !!!!!!!!!!!!!!!!!!!!!!!!!!!!!!!!!!!!!!</w:t>
-      </w:r>
+        <w:t xml:space="preserve">NEXT </w:t>
+      </w:r>
+      <w:proofErr w:type="gramStart"/>
+      <w:r>
+        <w:t>DAY !!!!!!!!!!!!!!!!!!!!!!!!!!!!!!!!!!!!!!</w:t>
+      </w:r>
+      <w:proofErr w:type="gramEnd"/>
     </w:p>
     <w:p>
       <w:proofErr w:type="spellStart"/>
@@ -9139,22 +9611,22 @@
       <w:pPr>
         <w:pStyle w:val="Heading1"/>
       </w:pPr>
-      <w:bookmarkStart w:id="17" w:name="_Toc212933581"/>
+      <w:bookmarkStart w:id="19" w:name="_Toc213004614"/>
       <w:r>
         <w:t>Random nuggets of knowledge</w:t>
       </w:r>
-      <w:bookmarkEnd w:id="17"/>
+      <w:bookmarkEnd w:id="19"/>
     </w:p>
     <w:p/>
     <w:p>
       <w:pPr>
         <w:pStyle w:val="Heading2"/>
       </w:pPr>
-      <w:bookmarkStart w:id="18" w:name="_Toc212933582"/>
+      <w:bookmarkStart w:id="20" w:name="_Toc213004615"/>
       <w:r>
         <w:t>How Org directive works in NASM assembly</w:t>
       </w:r>
-      <w:bookmarkEnd w:id="18"/>
+      <w:bookmarkEnd w:id="20"/>
     </w:p>
     <w:p>
       <w:pPr>
@@ -9188,7 +9660,15 @@
         </w:pBdr>
       </w:pPr>
       <w:r>
-        <w:t xml:space="preserve">    mov ax, start      ; imm16 encodes the absolute offset of “start”</w:t>
+        <w:t xml:space="preserve">    mov ax, start    </w:t>
+      </w:r>
+      <w:proofErr w:type="gramStart"/>
+      <w:r>
+        <w:t xml:space="preserve">  ;</w:t>
+      </w:r>
+      <w:proofErr w:type="gramEnd"/>
+      <w:r>
+        <w:t xml:space="preserve"> imm16 encodes the absolute offset of “start”</w:t>
       </w:r>
     </w:p>
     <w:p>
@@ -9220,7 +9700,7 @@
       <w:pPr>
         <w:pStyle w:val="Heading2"/>
       </w:pPr>
-      <w:bookmarkStart w:id="19" w:name="_Toc212933583"/>
+      <w:bookmarkStart w:id="21" w:name="_Toc213004616"/>
       <w:r>
         <w:t xml:space="preserve">WSL Tab autocomplete </w:t>
       </w:r>
@@ -9232,13 +9712,21 @@
       <w:r>
         <w:t xml:space="preserve"> only on windows/system32</w:t>
       </w:r>
-      <w:bookmarkEnd w:id="19"/>
+      <w:bookmarkEnd w:id="21"/>
     </w:p>
     <w:p/>
     <w:p>
       <w:r>
         <w:lastRenderedPageBreak/>
-        <w:t xml:space="preserve">No solution found yet. Tried to add to </w:t>
+        <w:t xml:space="preserve">No solution </w:t>
+      </w:r>
+      <w:proofErr w:type="gramStart"/>
+      <w:r>
+        <w:t>found</w:t>
+      </w:r>
+      <w:proofErr w:type="gramEnd"/>
+      <w:r>
+        <w:t xml:space="preserve"> yet. Tried to add to </w:t>
       </w:r>
       <w:proofErr w:type="spellStart"/>
       <w:r>
@@ -9262,7 +9750,7 @@
       <w:pPr>
         <w:pStyle w:val="Heading2"/>
       </w:pPr>
-      <w:bookmarkStart w:id="20" w:name="_Toc212933584"/>
+      <w:bookmarkStart w:id="22" w:name="_Toc213004617"/>
       <w:r>
         <w:t xml:space="preserve">On bootloader, will mov </w:t>
       </w:r>
@@ -9274,7 +9762,7 @@
       <w:r>
         <w:t>, 0x7C00 make the next push to overwrite the first byte of the bootloader? (Overlap)</w:t>
       </w:r>
-      <w:bookmarkEnd w:id="20"/>
+      <w:bookmarkEnd w:id="22"/>
     </w:p>
     <w:p/>
     <w:p>
@@ -9329,7 +9817,7 @@
       <w:pPr>
         <w:pStyle w:val="Heading2"/>
       </w:pPr>
-      <w:bookmarkStart w:id="21" w:name="_Toc212933585"/>
+      <w:bookmarkStart w:id="23" w:name="_Toc213004618"/>
       <w:r>
         <w:t xml:space="preserve">Full </w:t>
       </w:r>
@@ -9339,7 +9827,7 @@
       <w:r>
         <w:t xml:space="preserve"> history</w:t>
       </w:r>
-      <w:bookmarkEnd w:id="21"/>
+      <w:bookmarkEnd w:id="23"/>
     </w:p>
     <w:p/>
     <w:p>
@@ -9352,9 +9840,11 @@
       <w:pPr>
         <w:pStyle w:val="Heading2"/>
       </w:pPr>
+      <w:bookmarkStart w:id="24" w:name="_Toc213004619"/>
       <w:r>
         <w:t>Git inconsistency between files on the same folder via Windows and WSL on VSCODE</w:t>
       </w:r>
+      <w:bookmarkEnd w:id="24"/>
     </w:p>
     <w:p/>
     <w:p>
@@ -9392,11 +9882,11 @@
       <w:pPr>
         <w:pStyle w:val="Heading1"/>
       </w:pPr>
-      <w:bookmarkStart w:id="22" w:name="_Toc212933586"/>
+      <w:bookmarkStart w:id="25" w:name="_Toc213004620"/>
       <w:r>
         <w:t>Research backlog</w:t>
       </w:r>
-      <w:bookmarkEnd w:id="22"/>
+      <w:bookmarkEnd w:id="25"/>
     </w:p>
     <w:p/>
     <w:p>
@@ -9429,7 +9919,15 @@
         </w:numPr>
       </w:pPr>
       <w:r>
-        <w:t>Partition table on the MBR. I remember seeing adding 4 16bytes reserved structures before 0xAA55</w:t>
+        <w:t>Partition table on the MBR. I remember seeing adding 4 16</w:t>
+      </w:r>
+      <w:proofErr w:type="gramStart"/>
+      <w:r>
+        <w:t>bytes</w:t>
+      </w:r>
+      <w:proofErr w:type="gramEnd"/>
+      <w:r>
+        <w:t xml:space="preserve"> reserved structures before 0xAA55</w:t>
       </w:r>
     </w:p>
     <w:p>
@@ -9441,7 +9939,15 @@
         </w:numPr>
       </w:pPr>
       <w:r>
-        <w:t>I guess this applies if the MBR is for a hard disk, but does not apply for a floppy</w:t>
+        <w:t xml:space="preserve">I guess this applies if the MBR is for a hard </w:t>
+      </w:r>
+      <w:proofErr w:type="gramStart"/>
+      <w:r>
+        <w:t>disk, but</w:t>
+      </w:r>
+      <w:proofErr w:type="gramEnd"/>
+      <w:r>
+        <w:t xml:space="preserve"> does not apply for a floppy</w:t>
       </w:r>
       <w:r>
         <w:t>. This is an educated guess</w:t>
@@ -9457,7 +9963,15 @@
       </w:pPr>
       <w:r>
         <w:lastRenderedPageBreak/>
-        <w:t xml:space="preserve">On floppy, the FAT info at 0 starts with a jump to code, followed by the FAT info. This way both, the bootloader and FAT info can coexist, because there is a jump. Validate this because I got this explained by </w:t>
+        <w:t xml:space="preserve">On floppy, the FAT info at 0 starts with a jump to code, followed by the FAT info. This way </w:t>
+      </w:r>
+      <w:proofErr w:type="gramStart"/>
+      <w:r>
+        <w:t>both,</w:t>
+      </w:r>
+      <w:proofErr w:type="gramEnd"/>
+      <w:r>
+        <w:t xml:space="preserve"> the bootloader and FAT info can coexist, because there is a jump. Validate this because I got this explained by </w:t>
       </w:r>
       <w:r>
         <w:t>ChatGPT. It makes a lot of sense, but still…</w:t>
@@ -9472,7 +9986,15 @@
         </w:numPr>
       </w:pPr>
       <w:r>
-        <w:t>A Disk with multiple partitions, the first byte define if it is bootable 0x80 = bootable.</w:t>
+        <w:t xml:space="preserve">A Disk with multiple partitions, the first byte </w:t>
+      </w:r>
+      <w:proofErr w:type="gramStart"/>
+      <w:r>
+        <w:t>define</w:t>
+      </w:r>
+      <w:proofErr w:type="gramEnd"/>
+      <w:r>
+        <w:t xml:space="preserve"> if it is bootable 0x80 = bootable.</w:t>
       </w:r>
       <w:r>
         <w:t xml:space="preserve"> The first byte on one of those 4 16 bytes partitions at the end of the MBR before the 0xAA55</w:t>
@@ -9487,7 +10009,15 @@
         </w:numPr>
       </w:pPr>
       <w:r>
-        <w:t>Can MBR and BPB be fused together? I found something related to a short jump at the beginning, of BPB ??? Dive deeper into this!</w:t>
+        <w:t xml:space="preserve">Can MBR and BPB be fused together? I found something related to a short jump at the beginning, of </w:t>
+      </w:r>
+      <w:proofErr w:type="gramStart"/>
+      <w:r>
+        <w:t>BPB ???</w:t>
+      </w:r>
+      <w:proofErr w:type="gramEnd"/>
+      <w:r>
+        <w:t xml:space="preserve"> Dive deeper into this!</w:t>
       </w:r>
       <w:r>
         <w:t xml:space="preserve"> I think BPB merged on MBR is for disk without partitions, such as floppy disks. </w:t>
@@ -9556,18 +10086,23 @@
       </w:r>
       <w:proofErr w:type="spellEnd"/>
       <w:r>
-        <w:t xml:space="preserve"> file )</w:t>
-      </w:r>
+        <w:t xml:space="preserve"> </w:t>
+      </w:r>
+      <w:proofErr w:type="gramStart"/>
+      <w:r>
+        <w:t>file )</w:t>
+      </w:r>
+      <w:proofErr w:type="gramEnd"/>
     </w:p>
     <w:p>
       <w:pPr>
         <w:pStyle w:val="Heading1"/>
       </w:pPr>
-      <w:bookmarkStart w:id="23" w:name="_Toc212933587"/>
+      <w:bookmarkStart w:id="26" w:name="_Toc213004621"/>
       <w:r>
         <w:t>Screenshots</w:t>
       </w:r>
-      <w:bookmarkEnd w:id="23"/>
+      <w:bookmarkEnd w:id="26"/>
     </w:p>
     <w:p/>
     <w:p>
@@ -9626,7 +10161,7 @@
       <w:pPr>
         <w:pStyle w:val="Caption"/>
       </w:pPr>
-      <w:bookmarkStart w:id="24" w:name="_Toc212932822"/>
+      <w:bookmarkStart w:id="27" w:name="_Toc213004592"/>
       <w:r>
         <w:t xml:space="preserve">Figure </w:t>
       </w:r>
@@ -9641,7 +10176,7 @@
       <w:r>
         <w:t xml:space="preserve"> Quick and dirt bootloader with ABCD printed</w:t>
       </w:r>
-      <w:bookmarkEnd w:id="24"/>
+      <w:bookmarkEnd w:id="27"/>
     </w:p>
     <w:p/>
     <w:p>
@@ -9693,7 +10228,7 @@
       <w:pPr>
         <w:pStyle w:val="Caption"/>
       </w:pPr>
-      <w:bookmarkStart w:id="25" w:name="_Toc212932823"/>
+      <w:bookmarkStart w:id="28" w:name="_Toc213004593"/>
       <w:r>
         <w:t xml:space="preserve">Figure </w:t>
       </w:r>
@@ -9716,7 +10251,7 @@
       <w:r>
         <w:t xml:space="preserve"> for the bootloader</w:t>
       </w:r>
-      <w:bookmarkEnd w:id="25"/>
+      <w:bookmarkEnd w:id="28"/>
     </w:p>
     <w:p/>
     <w:p>
@@ -9774,7 +10309,7 @@
       <w:pPr>
         <w:pStyle w:val="Caption"/>
       </w:pPr>
-      <w:bookmarkStart w:id="26" w:name="_Toc212932824"/>
+      <w:bookmarkStart w:id="29" w:name="_Toc213004594"/>
       <w:r>
         <w:t xml:space="preserve">Figure </w:t>
       </w:r>
@@ -9804,13 +10339,78 @@
       <w:r>
         <w:t>…</w:t>
       </w:r>
-      <w:bookmarkEnd w:id="26"/>
+      <w:bookmarkEnd w:id="29"/>
     </w:p>
     <w:p/>
     <w:p>
       <w:r>
         <w:t>02-November-2025</w:t>
       </w:r>
+    </w:p>
+    <w:p/>
+    <w:p>
+      <w:pPr>
+        <w:keepNext/>
+      </w:pPr>
+      <w:r>
+        <w:lastRenderedPageBreak/>
+        <w:drawing>
+          <wp:inline distT="0" distB="0" distL="0" distR="0" wp14:anchorId="3269323A" wp14:editId="3178A46E">
+            <wp:extent cx="5943600" cy="7240905"/>
+            <wp:effectExtent l="0" t="0" r="0" b="0"/>
+            <wp:docPr id="1690101478" name="Picture 1" descr="A screenshot of a computer program&#10;&#10;AI-generated content may be incorrect."/>
+            <wp:cNvGraphicFramePr>
+              <a:graphicFrameLocks xmlns:a="http://schemas.openxmlformats.org/drawingml/2006/main" noChangeAspect="1"/>
+            </wp:cNvGraphicFramePr>
+            <a:graphic xmlns:a="http://schemas.openxmlformats.org/drawingml/2006/main">
+              <a:graphicData uri="http://schemas.openxmlformats.org/drawingml/2006/picture">
+                <pic:pic xmlns:pic="http://schemas.openxmlformats.org/drawingml/2006/picture">
+                  <pic:nvPicPr>
+                    <pic:cNvPr id="1690101478" name="Picture 1" descr="A screenshot of a computer program&#10;&#10;AI-generated content may be incorrect."/>
+                    <pic:cNvPicPr/>
+                  </pic:nvPicPr>
+                  <pic:blipFill>
+                    <a:blip r:embed="rId25"/>
+                    <a:stretch>
+                      <a:fillRect/>
+                    </a:stretch>
+                  </pic:blipFill>
+                  <pic:spPr>
+                    <a:xfrm>
+                      <a:off x="0" y="0"/>
+                      <a:ext cx="5943600" cy="7240905"/>
+                    </a:xfrm>
+                    <a:prstGeom prst="rect">
+                      <a:avLst/>
+                    </a:prstGeom>
+                  </pic:spPr>
+                </pic:pic>
+              </a:graphicData>
+            </a:graphic>
+          </wp:inline>
+        </w:drawing>
+      </w:r>
+    </w:p>
+    <w:p>
+      <w:pPr>
+        <w:pStyle w:val="Caption"/>
+      </w:pPr>
+      <w:bookmarkStart w:id="30" w:name="_Toc213004595"/>
+      <w:r>
+        <w:t xml:space="preserve">Figure </w:t>
+      </w:r>
+      <w:fldSimple w:instr=" SEQ Figure \* ARABIC ">
+        <w:r>
+          <w:rPr>
+            <w:noProof/>
+          </w:rPr>
+          <w:t>7</w:t>
+        </w:r>
+      </w:fldSimple>
+      <w:r>
+        <w:t xml:space="preserve"> First steps FAT32 imaging tool</w:t>
+      </w:r>
+      <w:bookmarkEnd w:id="30"/>
     </w:p>
     <w:p/>
     <w:p/>
@@ -9818,12 +10418,12 @@
       <w:pPr>
         <w:pStyle w:val="Heading1"/>
       </w:pPr>
-      <w:bookmarkStart w:id="27" w:name="_Toc212933588"/>
+      <w:bookmarkStart w:id="31" w:name="_Toc213004622"/>
       <w:r>
         <w:lastRenderedPageBreak/>
         <w:t>Resources</w:t>
       </w:r>
-      <w:bookmarkEnd w:id="27"/>
+      <w:bookmarkEnd w:id="31"/>
     </w:p>
     <w:p/>
     <w:tbl>
@@ -9864,7 +10464,7 @@
             <w:tcW w:w="4675" w:type="dxa"/>
           </w:tcPr>
           <w:p>
-            <w:hyperlink r:id="rId25" w:history="1">
+            <w:hyperlink r:id="rId26" w:history="1">
               <w:r>
                 <w:rPr>
                   <w:rStyle w:val="Hyperlink"/>
@@ -9900,7 +10500,7 @@
             <w:tcW w:w="4675" w:type="dxa"/>
           </w:tcPr>
           <w:p>
-            <w:hyperlink r:id="rId26" w:history="1">
+            <w:hyperlink r:id="rId27" w:history="1">
               <w:r>
                 <w:rPr>
                   <w:rStyle w:val="Hyperlink"/>
@@ -9921,55 +10521,6 @@
             <w:r>
               <w:t>FAT Reference from Microsoft. Internet archive</w:t>
             </w:r>
-          </w:p>
-        </w:tc>
-      </w:tr>
-      <w:tr>
-        <w:tc>
-          <w:tcPr>
-            <w:tcW w:w="4675" w:type="dxa"/>
-          </w:tcPr>
-          <w:p>
-            <w:hyperlink r:id="rId27" w:history="1">
-              <w:r>
-                <w:rPr>
-                  <w:rStyle w:val="Hyperlink"/>
-                </w:rPr>
-                <w:t>https://euroassembler.eu/</w:t>
-              </w:r>
-            </w:hyperlink>
-            <w:r>
-              <w:t xml:space="preserve"> </w:t>
-            </w:r>
-          </w:p>
-        </w:tc>
-        <w:tc>
-          <w:tcPr>
-            <w:tcW w:w="4675" w:type="dxa"/>
-          </w:tcPr>
-          <w:p>
-            <w:r>
-              <w:t>Yet another assembler. There is a ton of work behind. The macros</w:t>
-            </w:r>
-            <w:r>
-              <w:t xml:space="preserve"> and projects</w:t>
-            </w:r>
-            <w:r>
-              <w:t xml:space="preserve"> section contain a lot of pre-canned structures and </w:t>
-            </w:r>
-            <w:proofErr w:type="spellStart"/>
-            <w:r>
-              <w:t>asm</w:t>
-            </w:r>
-            <w:proofErr w:type="spellEnd"/>
-            <w:r>
-              <w:t xml:space="preserve"> for </w:t>
-            </w:r>
-            <w:proofErr w:type="spellStart"/>
-            <w:r>
-              <w:t>OsDev</w:t>
-            </w:r>
-            <w:proofErr w:type="spellEnd"/>
           </w:p>
         </w:tc>
       </w:tr>
@@ -9984,7 +10535,7 @@
                 <w:rPr>
                   <w:rStyle w:val="Hyperlink"/>
                 </w:rPr>
-                <w:t>https://elm-chan.org/docs/fat_e.html</w:t>
+                <w:t>https://euroassembler.eu/</w:t>
               </w:r>
             </w:hyperlink>
             <w:r>
@@ -9998,8 +10549,27 @@
           </w:tcPr>
           <w:p>
             <w:r>
-              <w:t>FAT stuff</w:t>
-            </w:r>
+              <w:t>Yet another assembler. There is a ton of work behind. The macros</w:t>
+            </w:r>
+            <w:r>
+              <w:t xml:space="preserve"> and projects</w:t>
+            </w:r>
+            <w:r>
+              <w:t xml:space="preserve"> section contain a lot of pre-canned structures and </w:t>
+            </w:r>
+            <w:proofErr w:type="spellStart"/>
+            <w:r>
+              <w:t>asm</w:t>
+            </w:r>
+            <w:proofErr w:type="spellEnd"/>
+            <w:r>
+              <w:t xml:space="preserve"> for </w:t>
+            </w:r>
+            <w:proofErr w:type="spellStart"/>
+            <w:r>
+              <w:t>OsDev</w:t>
+            </w:r>
+            <w:proofErr w:type="spellEnd"/>
           </w:p>
         </w:tc>
       </w:tr>
@@ -10014,7 +10584,7 @@
                 <w:rPr>
                   <w:rStyle w:val="Hyperlink"/>
                 </w:rPr>
-                <w:t>https://github.com/lukearend/x86-bootloader</w:t>
+                <w:t>https://elm-chan.org/docs/fat_e.html</w:t>
               </w:r>
             </w:hyperlink>
             <w:r>
@@ -10028,7 +10598,92 @@
           </w:tcPr>
           <w:p>
             <w:r>
+              <w:t>FAT stuff</w:t>
+            </w:r>
+          </w:p>
+        </w:tc>
+      </w:tr>
+      <w:tr>
+        <w:tc>
+          <w:tcPr>
+            <w:tcW w:w="4675" w:type="dxa"/>
+          </w:tcPr>
+          <w:p>
+            <w:hyperlink r:id="rId30" w:history="1">
+              <w:r>
+                <w:rPr>
+                  <w:rStyle w:val="Hyperlink"/>
+                </w:rPr>
+                <w:t>https://github.com/lukearend/x86-bootloader</w:t>
+              </w:r>
+            </w:hyperlink>
+            <w:r>
+              <w:t xml:space="preserve"> </w:t>
+            </w:r>
+          </w:p>
+        </w:tc>
+        <w:tc>
+          <w:tcPr>
+            <w:tcW w:w="4675" w:type="dxa"/>
+          </w:tcPr>
+          <w:p>
+            <w:r>
               <w:t>Bootloader assembly, very basic</w:t>
+            </w:r>
+          </w:p>
+        </w:tc>
+      </w:tr>
+      <w:tr>
+        <w:tc>
+          <w:tcPr>
+            <w:tcW w:w="4675" w:type="dxa"/>
+          </w:tcPr>
+          <w:p>
+            <w:hyperlink r:id="rId31" w:history="1">
+              <w:r>
+                <w:rPr>
+                  <w:rStyle w:val="Hyperlink"/>
+                </w:rPr>
+                <w:t>https://en.wikipedia.org/wiki/Master_boot_record</w:t>
+              </w:r>
+            </w:hyperlink>
+            <w:r>
+              <w:t xml:space="preserve"> </w:t>
+            </w:r>
+          </w:p>
+        </w:tc>
+        <w:tc>
+          <w:tcPr>
+            <w:tcW w:w="4675" w:type="dxa"/>
+          </w:tcPr>
+          <w:p>
+            <w:r>
+              <w:t>The sector layout section is a good summary.</w:t>
+            </w:r>
+          </w:p>
+        </w:tc>
+      </w:tr>
+      <w:tr>
+        <w:tc>
+          <w:tcPr>
+            <w:tcW w:w="4675" w:type="dxa"/>
+          </w:tcPr>
+          <w:p>
+            <w:r>
+              <w:t>docs\Reference\FileSystem\FAT-Specification-Microsoft-Aug2005.pdf</w:t>
+            </w:r>
+            <w:r>
+              <w:t xml:space="preserve"> </w:t>
+            </w:r>
+          </w:p>
+        </w:tc>
+        <w:tc>
+          <w:tcPr>
+            <w:tcW w:w="4675" w:type="dxa"/>
+          </w:tcPr>
+          <w:p>
+            <w:r>
+              <w:t>PDF FAT reference</w:t>
             </w:r>
           </w:p>
         </w:tc>
@@ -10043,11 +10698,11 @@
       <w:pPr>
         <w:pStyle w:val="Heading1"/>
       </w:pPr>
-      <w:bookmarkStart w:id="28" w:name="_Toc212933589"/>
+      <w:bookmarkStart w:id="32" w:name="_Toc213004623"/>
       <w:r>
         <w:t>Clock in/out hours</w:t>
       </w:r>
-      <w:bookmarkEnd w:id="28"/>
+      <w:bookmarkEnd w:id="32"/>
     </w:p>
     <w:p/>
     <w:p>
@@ -10123,6 +10778,9 @@
             <w:r>
               <w:t>4</w:t>
             </w:r>
+            <w:r>
+              <w:t xml:space="preserve"> hours</w:t>
+            </w:r>
           </w:p>
         </w:tc>
       </w:tr>
@@ -10145,6 +10803,9 @@
             <w:r>
               <w:t>12</w:t>
             </w:r>
+            <w:r>
+              <w:t xml:space="preserve"> hours</w:t>
+            </w:r>
           </w:p>
         </w:tc>
       </w:tr>
@@ -10153,13 +10814,21 @@
           <w:tcPr>
             <w:tcW w:w="4675" w:type="dxa"/>
           </w:tcPr>
-          <w:p/>
+          <w:p>
+            <w:r>
+              <w:t>02-November-2025</w:t>
+            </w:r>
+          </w:p>
         </w:tc>
         <w:tc>
           <w:tcPr>
             <w:tcW w:w="4675" w:type="dxa"/>
           </w:tcPr>
-          <w:p/>
+          <w:p>
+            <w:r>
+              <w:t>8 hours</w:t>
+            </w:r>
+          </w:p>
         </w:tc>
       </w:tr>
       <w:tr>
@@ -10184,12 +10853,11 @@
       <w:pPr>
         <w:pStyle w:val="Heading1"/>
       </w:pPr>
-      <w:bookmarkStart w:id="29" w:name="_Toc212933590"/>
-      <w:r>
-        <w:lastRenderedPageBreak/>
+      <w:bookmarkStart w:id="33" w:name="_Toc213004624"/>
+      <w:r>
         <w:t>Table of figures</w:t>
       </w:r>
-      <w:bookmarkEnd w:id="29"/>
+      <w:bookmarkEnd w:id="33"/>
     </w:p>
     <w:p/>
     <w:p>
@@ -10215,7 +10883,7 @@
       <w:r>
         <w:fldChar w:fldCharType="separate"/>
       </w:r>
-      <w:hyperlink w:anchor="_Toc212932819" w:history="1">
+      <w:hyperlink w:anchor="_Toc213004589" w:history="1">
         <w:r>
           <w:rPr>
             <w:rStyle w:val="Hyperlink"/>
@@ -10242,79 +10910,7 @@
             <w:noProof/>
             <w:webHidden/>
           </w:rPr>
-          <w:instrText xml:space="preserve"> PAGEREF _Toc212932819 \h </w:instrText>
-        </w:r>
-        <w:r>
-          <w:rPr>
-            <w:noProof/>
-            <w:webHidden/>
-          </w:rPr>
-        </w:r>
-        <w:r>
-          <w:rPr>
-            <w:noProof/>
-            <w:webHidden/>
-          </w:rPr>
-          <w:fldChar w:fldCharType="separate"/>
-        </w:r>
-        <w:r>
-          <w:rPr>
-            <w:noProof/>
-            <w:webHidden/>
-          </w:rPr>
-          <w:t>6</w:t>
-        </w:r>
-        <w:r>
-          <w:rPr>
-            <w:noProof/>
-            <w:webHidden/>
-          </w:rPr>
-          <w:fldChar w:fldCharType="end"/>
-        </w:r>
-      </w:hyperlink>
-    </w:p>
-    <w:p>
-      <w:pPr>
-        <w:pStyle w:val="TableofFigures"/>
-        <w:tabs>
-          <w:tab w:val="right" w:leader="dot" w:pos="9350"/>
-        </w:tabs>
-        <w:rPr>
-          <w:noProof/>
-          <w:kern w:val="2"/>
-          <w:sz w:val="24"/>
-          <w:szCs w:val="24"/>
-          <w14:ligatures w14:val="standardContextual"/>
-        </w:rPr>
-      </w:pPr>
-      <w:hyperlink w:anchor="_Toc212932820" w:history="1">
-        <w:r>
-          <w:rPr>
-            <w:rStyle w:val="Hyperlink"/>
-            <w:noProof/>
-          </w:rPr>
-          <w:t>Figure 2 Dissection of the first partition using ChatGPT. Is correct?</w:t>
-        </w:r>
-        <w:r>
-          <w:rPr>
-            <w:noProof/>
-            <w:webHidden/>
-          </w:rPr>
-          <w:tab/>
-        </w:r>
-        <w:r>
-          <w:rPr>
-            <w:noProof/>
-            <w:webHidden/>
-          </w:rPr>
-          <w:fldChar w:fldCharType="begin"/>
-        </w:r>
-        <w:r>
-          <w:rPr>
-            <w:noProof/>
-            <w:webHidden/>
-          </w:rPr>
-          <w:instrText xml:space="preserve"> PAGEREF _Toc212932820 \h </w:instrText>
+          <w:instrText xml:space="preserve"> PAGEREF _Toc213004589 \h </w:instrText>
         </w:r>
         <w:r>
           <w:rPr>
@@ -10359,13 +10955,13 @@
           <w14:ligatures w14:val="standardContextual"/>
         </w:rPr>
       </w:pPr>
-      <w:hyperlink w:anchor="_Toc212932821" w:history="1">
+      <w:hyperlink w:anchor="_Toc213004590" w:history="1">
         <w:r>
           <w:rPr>
             <w:rStyle w:val="Hyperlink"/>
             <w:noProof/>
           </w:rPr>
-          <w:t>Figure 3 FAT formats schema</w:t>
+          <w:t>Figure 2 Dissection of the first partition using ChatGPT. Is correct?</w:t>
         </w:r>
         <w:r>
           <w:rPr>
@@ -10386,7 +10982,7 @@
             <w:noProof/>
             <w:webHidden/>
           </w:rPr>
-          <w:instrText xml:space="preserve"> PAGEREF _Toc212932821 \h </w:instrText>
+          <w:instrText xml:space="preserve"> PAGEREF _Toc213004590 \h </w:instrText>
         </w:r>
         <w:r>
           <w:rPr>
@@ -10431,7 +11027,79 @@
           <w14:ligatures w14:val="standardContextual"/>
         </w:rPr>
       </w:pPr>
-      <w:hyperlink w:anchor="_Toc212932822" w:history="1">
+      <w:hyperlink w:anchor="_Toc213004591" w:history="1">
+        <w:r>
+          <w:rPr>
+            <w:rStyle w:val="Hyperlink"/>
+            <w:noProof/>
+          </w:rPr>
+          <w:t>Figure 3 FAT formats schema</w:t>
+        </w:r>
+        <w:r>
+          <w:rPr>
+            <w:noProof/>
+            <w:webHidden/>
+          </w:rPr>
+          <w:tab/>
+        </w:r>
+        <w:r>
+          <w:rPr>
+            <w:noProof/>
+            <w:webHidden/>
+          </w:rPr>
+          <w:fldChar w:fldCharType="begin"/>
+        </w:r>
+        <w:r>
+          <w:rPr>
+            <w:noProof/>
+            <w:webHidden/>
+          </w:rPr>
+          <w:instrText xml:space="preserve"> PAGEREF _Toc213004591 \h </w:instrText>
+        </w:r>
+        <w:r>
+          <w:rPr>
+            <w:noProof/>
+            <w:webHidden/>
+          </w:rPr>
+        </w:r>
+        <w:r>
+          <w:rPr>
+            <w:noProof/>
+            <w:webHidden/>
+          </w:rPr>
+          <w:fldChar w:fldCharType="separate"/>
+        </w:r>
+        <w:r>
+          <w:rPr>
+            <w:noProof/>
+            <w:webHidden/>
+          </w:rPr>
+          <w:t>9</w:t>
+        </w:r>
+        <w:r>
+          <w:rPr>
+            <w:noProof/>
+            <w:webHidden/>
+          </w:rPr>
+          <w:fldChar w:fldCharType="end"/>
+        </w:r>
+      </w:hyperlink>
+    </w:p>
+    <w:p>
+      <w:pPr>
+        <w:pStyle w:val="TableofFigures"/>
+        <w:tabs>
+          <w:tab w:val="right" w:leader="dot" w:pos="9350"/>
+        </w:tabs>
+        <w:rPr>
+          <w:noProof/>
+          <w:kern w:val="2"/>
+          <w:sz w:val="24"/>
+          <w:szCs w:val="24"/>
+          <w14:ligatures w14:val="standardContextual"/>
+        </w:rPr>
+      </w:pPr>
+      <w:hyperlink w:anchor="_Toc213004592" w:history="1">
         <w:r>
           <w:rPr>
             <w:rStyle w:val="Hyperlink"/>
@@ -10458,7 +11126,7 @@
             <w:noProof/>
             <w:webHidden/>
           </w:rPr>
-          <w:instrText xml:space="preserve"> PAGEREF _Toc212932822 \h </w:instrText>
+          <w:instrText xml:space="preserve"> PAGEREF _Toc213004592 \h </w:instrText>
         </w:r>
         <w:r>
           <w:rPr>
@@ -10478,7 +11146,7 @@
             <w:noProof/>
             <w:webHidden/>
           </w:rPr>
-          <w:t>15</w:t>
+          <w:t>17</w:t>
         </w:r>
         <w:r>
           <w:rPr>
@@ -10503,7 +11171,7 @@
           <w14:ligatures w14:val="standardContextual"/>
         </w:rPr>
       </w:pPr>
-      <w:hyperlink w:anchor="_Toc212932823" w:history="1">
+      <w:hyperlink w:anchor="_Toc213004593" w:history="1">
         <w:r>
           <w:rPr>
             <w:rStyle w:val="Hyperlink"/>
@@ -10530,7 +11198,7 @@
             <w:noProof/>
             <w:webHidden/>
           </w:rPr>
-          <w:instrText xml:space="preserve"> PAGEREF _Toc212932823 \h </w:instrText>
+          <w:instrText xml:space="preserve"> PAGEREF _Toc213004593 \h </w:instrText>
         </w:r>
         <w:r>
           <w:rPr>
@@ -10550,7 +11218,7 @@
             <w:noProof/>
             <w:webHidden/>
           </w:rPr>
-          <w:t>16</w:t>
+          <w:t>18</w:t>
         </w:r>
         <w:r>
           <w:rPr>
@@ -10575,7 +11243,7 @@
           <w14:ligatures w14:val="standardContextual"/>
         </w:rPr>
       </w:pPr>
-      <w:hyperlink w:anchor="_Toc212932824" w:history="1">
+      <w:hyperlink w:anchor="_Toc213004594" w:history="1">
         <w:r>
           <w:rPr>
             <w:rStyle w:val="Hyperlink"/>
@@ -10602,7 +11270,7 @@
             <w:noProof/>
             <w:webHidden/>
           </w:rPr>
-          <w:instrText xml:space="preserve"> PAGEREF _Toc212932824 \h </w:instrText>
+          <w:instrText xml:space="preserve"> PAGEREF _Toc213004594 \h </w:instrText>
         </w:r>
         <w:r>
           <w:rPr>
@@ -10622,7 +11290,7 @@
             <w:noProof/>
             <w:webHidden/>
           </w:rPr>
-          <w:t>16</w:t>
+          <w:t>18</w:t>
         </w:r>
         <w:r>
           <w:rPr>
@@ -10634,12 +11302,84 @@
       </w:hyperlink>
     </w:p>
     <w:p>
+      <w:pPr>
+        <w:pStyle w:val="TableofFigures"/>
+        <w:tabs>
+          <w:tab w:val="right" w:leader="dot" w:pos="9350"/>
+        </w:tabs>
+        <w:rPr>
+          <w:noProof/>
+          <w:kern w:val="2"/>
+          <w:sz w:val="24"/>
+          <w:szCs w:val="24"/>
+          <w14:ligatures w14:val="standardContextual"/>
+        </w:rPr>
+      </w:pPr>
+      <w:hyperlink w:anchor="_Toc213004595" w:history="1">
+        <w:r>
+          <w:rPr>
+            <w:rStyle w:val="Hyperlink"/>
+            <w:noProof/>
+          </w:rPr>
+          <w:t>Figure 7 First steps FAT32 imaging tool</w:t>
+        </w:r>
+        <w:r>
+          <w:rPr>
+            <w:noProof/>
+            <w:webHidden/>
+          </w:rPr>
+          <w:tab/>
+        </w:r>
+        <w:r>
+          <w:rPr>
+            <w:noProof/>
+            <w:webHidden/>
+          </w:rPr>
+          <w:fldChar w:fldCharType="begin"/>
+        </w:r>
+        <w:r>
+          <w:rPr>
+            <w:noProof/>
+            <w:webHidden/>
+          </w:rPr>
+          <w:instrText xml:space="preserve"> PAGEREF _Toc213004595 \h </w:instrText>
+        </w:r>
+        <w:r>
+          <w:rPr>
+            <w:noProof/>
+            <w:webHidden/>
+          </w:rPr>
+        </w:r>
+        <w:r>
+          <w:rPr>
+            <w:noProof/>
+            <w:webHidden/>
+          </w:rPr>
+          <w:fldChar w:fldCharType="separate"/>
+        </w:r>
+        <w:r>
+          <w:rPr>
+            <w:noProof/>
+            <w:webHidden/>
+          </w:rPr>
+          <w:t>19</w:t>
+        </w:r>
+        <w:r>
+          <w:rPr>
+            <w:noProof/>
+            <w:webHidden/>
+          </w:rPr>
+          <w:fldChar w:fldCharType="end"/>
+        </w:r>
+      </w:hyperlink>
+    </w:p>
+    <w:p>
       <w:r>
         <w:fldChar w:fldCharType="end"/>
       </w:r>
     </w:p>
     <w:sectPr>
-      <w:headerReference w:type="default" r:id="rId30"/>
+      <w:headerReference w:type="default" r:id="rId32"/>
       <w:pgSz w:w="12240" w:h="15840"/>
       <w:pgMar w:top="1440" w:right="1440" w:bottom="1440" w:left="1440" w:header="720" w:footer="720" w:gutter="0"/>
       <w:pgNumType w:start="0"/>
@@ -11998,6 +12738,7 @@
   <w:style w:type="character" w:default="1" w:styleId="DefaultParagraphFont">
     <w:name w:val="Default Paragraph Font"/>
     <w:uiPriority w:val="1"/>
+    <w:semiHidden/>
     <w:unhideWhenUsed/>
   </w:style>
   <w:style w:type="table" w:default="1" w:styleId="TableNormal">

--- a/docs/TusMuertos-v2.0-Design.docx
+++ b/docs/TusMuertos-v2.0-Design.docx
@@ -3415,13 +3415,8 @@
         <w:t>/Zig</w:t>
       </w:r>
       <w:r>
-        <w:t xml:space="preserve"> for challenge. NASM assembly for </w:t>
-      </w:r>
-      <w:proofErr w:type="gramStart"/>
-      <w:r>
-        <w:t>bootloader</w:t>
-      </w:r>
-      <w:proofErr w:type="gramEnd"/>
+        <w:t xml:space="preserve"> for challenge. NASM assembly for bootloader</w:t>
+      </w:r>
       <w:r>
         <w:t xml:space="preserve">. </w:t>
       </w:r>
@@ -3658,15 +3653,7 @@
         </w:numPr>
       </w:pPr>
       <w:r>
-        <w:t xml:space="preserve">Image, bin editor, concatenation, elf info, debug, tracer, </w:t>
-      </w:r>
-      <w:proofErr w:type="spellStart"/>
-      <w:r>
-        <w:t>etc</w:t>
-      </w:r>
-      <w:proofErr w:type="spellEnd"/>
-      <w:r>
-        <w:t>……</w:t>
+        <w:t>Image, bin editor, concatenation, elf info, debug, tracer, etc……</w:t>
       </w:r>
     </w:p>
     <w:p/>
@@ -3738,15 +3725,7 @@
         </w:numPr>
       </w:pPr>
       <w:r>
-        <w:t xml:space="preserve">2 Stages. Minimal first stage until Protected mode + Second stage to </w:t>
-      </w:r>
-      <w:proofErr w:type="gramStart"/>
-      <w:r>
-        <w:t>Long</w:t>
-      </w:r>
-      <w:proofErr w:type="gramEnd"/>
-      <w:r>
-        <w:t xml:space="preserve"> mode</w:t>
+        <w:t>2 Stages. Minimal first stage until Protected mode + Second stage to Long mode</w:t>
       </w:r>
     </w:p>
     <w:p>
@@ -3899,7 +3878,6 @@
           <w:numId w:val="1"/>
         </w:numPr>
       </w:pPr>
-      <w:proofErr w:type="gramStart"/>
       <w:r>
         <w:lastRenderedPageBreak/>
         <w:t>Print early status</w:t>
@@ -3913,7 +3891,6 @@
         </w:rPr>
         <w:t>✅</w:t>
       </w:r>
-      <w:proofErr w:type="gramEnd"/>
     </w:p>
     <w:p>
       <w:pPr>
@@ -4009,15 +3986,7 @@
         </w:numPr>
       </w:pPr>
       <w:r>
-        <w:t xml:space="preserve">Jump to Protected mode if Stage1 </w:t>
-      </w:r>
-      <w:proofErr w:type="gramStart"/>
-      <w:r>
-        <w:t>did</w:t>
-      </w:r>
-      <w:proofErr w:type="gramEnd"/>
-      <w:r>
-        <w:t xml:space="preserve"> not change mode.</w:t>
+        <w:t>Jump to Protected mode if Stage1 did not change mode.</w:t>
       </w:r>
     </w:p>
     <w:p>
@@ -4029,23 +3998,7 @@
         </w:numPr>
       </w:pPr>
       <w:r>
-        <w:t xml:space="preserve">Enable </w:t>
-      </w:r>
-      <w:proofErr w:type="gramStart"/>
-      <w:r>
-        <w:t>A20, or</w:t>
-      </w:r>
-      <w:proofErr w:type="gramEnd"/>
-      <w:r>
-        <w:t xml:space="preserve"> at least check. There are multiple strategies for this. Some platforms have fast </w:t>
-      </w:r>
-      <w:proofErr w:type="gramStart"/>
-      <w:r>
-        <w:t>enable</w:t>
-      </w:r>
-      <w:proofErr w:type="gramEnd"/>
-      <w:r>
-        <w:t xml:space="preserve"> 0x92, or they come with A20 already enable. XXXX</w:t>
+        <w:t>Enable A20, or at least check. There are multiple strategies for this. Some platforms have fast enable 0x92, or they come with A20 already enable. XXXX</w:t>
       </w:r>
     </w:p>
     <w:p>
@@ -4069,15 +4022,7 @@
         </w:numPr>
       </w:pPr>
       <w:r>
-        <w:t xml:space="preserve">Gather info for the kernel: Memory, graphics, bios, </w:t>
-      </w:r>
-      <w:proofErr w:type="spellStart"/>
-      <w:r>
-        <w:t>acpi</w:t>
-      </w:r>
-      <w:proofErr w:type="spellEnd"/>
-      <w:r>
-        <w:t>, others…</w:t>
+        <w:t>Gather info for the kernel: Memory, graphics, bios, acpi, others…</w:t>
       </w:r>
     </w:p>
     <w:p>
@@ -4101,15 +4046,7 @@
         </w:numPr>
       </w:pPr>
       <w:r>
-        <w:t xml:space="preserve">Flat binary: Explore this option, </w:t>
-      </w:r>
-      <w:proofErr w:type="gramStart"/>
-      <w:r>
-        <w:t>maybe</w:t>
-      </w:r>
-      <w:proofErr w:type="gramEnd"/>
-      <w:r>
-        <w:t xml:space="preserve"> is simpler</w:t>
+        <w:t>Flat binary: Explore this option, maybe is simpler</w:t>
       </w:r>
     </w:p>
     <w:p>
@@ -4121,15 +4058,7 @@
         </w:numPr>
       </w:pPr>
       <w:r>
-        <w:t xml:space="preserve">ELF: Parser + segments + </w:t>
-      </w:r>
-      <w:proofErr w:type="spellStart"/>
-      <w:r>
-        <w:t>etc</w:t>
-      </w:r>
-      <w:proofErr w:type="spellEnd"/>
-      <w:r>
-        <w:t>…</w:t>
+        <w:t>ELF: Parser + segments + etc…</w:t>
       </w:r>
     </w:p>
     <w:p>
@@ -4165,15 +4094,7 @@
         </w:numPr>
       </w:pPr>
       <w:r>
-        <w:t xml:space="preserve">Verify if long </w:t>
-      </w:r>
-      <w:proofErr w:type="gramStart"/>
-      <w:r>
-        <w:t>mode</w:t>
-      </w:r>
-      <w:proofErr w:type="gramEnd"/>
-      <w:r>
-        <w:t xml:space="preserve"> if possible, for completeness</w:t>
+        <w:t>Verify if long mode if possible, for completeness</w:t>
       </w:r>
     </w:p>
     <w:p>
@@ -4317,15 +4238,7 @@
         </w:numPr>
       </w:pPr>
       <w:r>
-        <w:t>Automate the process of creating a binary image file to load as floppy/</w:t>
-      </w:r>
-      <w:proofErr w:type="spellStart"/>
-      <w:r>
-        <w:t>usb</w:t>
-      </w:r>
-      <w:proofErr w:type="spellEnd"/>
-      <w:r>
-        <w:t>.</w:t>
+        <w:t>Automate the process of creating a binary image file to load as floppy/usb.</w:t>
       </w:r>
     </w:p>
     <w:p>
@@ -4337,15 +4250,7 @@
         </w:numPr>
       </w:pPr>
       <w:r>
-        <w:t xml:space="preserve">It creates an MBR and </w:t>
-      </w:r>
-      <w:proofErr w:type="gramStart"/>
-      <w:r>
-        <w:t>VBR(</w:t>
-      </w:r>
-      <w:proofErr w:type="gramEnd"/>
-      <w:r>
-        <w:t>with BPB) to boot and have a FAT12/16/32 structure</w:t>
+        <w:t>It creates an MBR and VBR(with BPB) to boot and have a FAT12/16/32 structure</w:t>
       </w:r>
     </w:p>
     <w:p>
@@ -4425,21 +4330,175 @@
         </w:numPr>
       </w:pPr>
       <w:r>
-        <w:t xml:space="preserve">Binary Name: </w:t>
-      </w:r>
-      <w:proofErr w:type="spellStart"/>
-      <w:r>
-        <w:t>fatimagecreator</w:t>
-      </w:r>
-      <w:proofErr w:type="spellEnd"/>
-    </w:p>
+        <w:t>Binary Name: fatimagecreator</w:t>
+      </w:r>
+    </w:p>
+    <w:p>
+      <w:pPr>
+        <w:pStyle w:val="ListParagraph"/>
+        <w:numPr>
+          <w:ilvl w:val="0"/>
+          <w:numId w:val="1"/>
+        </w:numPr>
+      </w:pPr>
+      <w:r>
+        <w:t>CLI</w:t>
+      </w:r>
+    </w:p>
+    <w:p>
+      <w:pPr>
+        <w:pStyle w:val="ListParagraph"/>
+        <w:numPr>
+          <w:ilvl w:val="0"/>
+          <w:numId w:val="1"/>
+        </w:numPr>
+      </w:pPr>
+      <w:r>
+        <w:t>Internals:</w:t>
+      </w:r>
+    </w:p>
+    <w:p>
+      <w:pPr>
+        <w:pStyle w:val="ListParagraph"/>
+        <w:numPr>
+          <w:ilvl w:val="1"/>
+          <w:numId w:val="1"/>
+        </w:numPr>
+      </w:pPr>
+      <w:r>
+        <w:t xml:space="preserve">Take the list of arguments and split it on: </w:t>
+      </w:r>
+      <w:r>
+        <w:t xml:space="preserve">sector0.bit </w:t>
+      </w:r>
+      <w:r>
+        <w:t>files_to_add, output file, floppy or hd</w:t>
+      </w:r>
+      <w:r>
+        <w:t>, sector0.bin</w:t>
+      </w:r>
+    </w:p>
+    <w:p>
+      <w:pPr>
+        <w:pStyle w:val="ListParagraph"/>
+        <w:numPr>
+          <w:ilvl w:val="1"/>
+          <w:numId w:val="1"/>
+        </w:numPr>
+      </w:pPr>
+      <w:r>
+        <w:lastRenderedPageBreak/>
+        <w:t>Create a file in the same folder invoking dd</w:t>
+      </w:r>
+      <w:r>
+        <w:t xml:space="preserve"> with the requested size and zeroed out.</w:t>
+      </w:r>
+    </w:p>
+    <w:p>
+      <w:pPr>
+        <w:pStyle w:val="ListParagraph"/>
+        <w:numPr>
+          <w:ilvl w:val="1"/>
+          <w:numId w:val="1"/>
+        </w:numPr>
+      </w:pPr>
+      <w:r>
+        <w:t>For floppy use FAT12, for HD use FAT32</w:t>
+      </w:r>
+    </w:p>
+    <w:p>
+      <w:pPr>
+        <w:pStyle w:val="ListParagraph"/>
+        <w:numPr>
+          <w:ilvl w:val="1"/>
+          <w:numId w:val="1"/>
+        </w:numPr>
+      </w:pPr>
+      <w:r>
+        <w:t>Forge valid FAT descriptors based on format 12/32</w:t>
+      </w:r>
+    </w:p>
+    <w:p>
+      <w:pPr>
+        <w:pStyle w:val="ListParagraph"/>
+        <w:numPr>
+          <w:ilvl w:val="1"/>
+          <w:numId w:val="1"/>
+        </w:numPr>
+      </w:pPr>
+      <w:r>
+        <w:t>Inject the FAT structure on the disk</w:t>
+      </w:r>
+    </w:p>
+    <w:p>
+      <w:pPr>
+        <w:pStyle w:val="ListParagraph"/>
+        <w:numPr>
+          <w:ilvl w:val="1"/>
+          <w:numId w:val="1"/>
+        </w:numPr>
+      </w:pPr>
+      <w:r>
+        <w:t>Inject the sector0.bin on offset 0x00.</w:t>
+      </w:r>
+    </w:p>
+    <w:p>
+      <w:pPr>
+        <w:pStyle w:val="ListParagraph"/>
+        <w:numPr>
+          <w:ilvl w:val="1"/>
+          <w:numId w:val="1"/>
+        </w:numPr>
+      </w:pPr>
+      <w:r>
+        <w:t>Add the list of files.</w:t>
+      </w:r>
+    </w:p>
+    <w:p>
+      <w:r>
+        <w:t>Operation</w:t>
+      </w:r>
+    </w:p>
+    <w:p>
+      <w:pPr>
+        <w:pStyle w:val="ListParagraph"/>
+        <w:numPr>
+          <w:ilvl w:val="0"/>
+          <w:numId w:val="1"/>
+        </w:numPr>
+      </w:pPr>
+      <w:r>
+        <w:t>Use a list of files as arguments and the last is the output file.</w:t>
+      </w:r>
+    </w:p>
+    <w:p>
+      <w:pPr>
+        <w:pStyle w:val="ListParagraph"/>
+        <w:numPr>
+          <w:ilvl w:val="0"/>
+          <w:numId w:val="1"/>
+        </w:numPr>
+      </w:pPr>
+      <w:r>
+        <w:t>F</w:t>
+      </w:r>
+      <w:r>
+        <w:t>atimagecreator</w:t>
+      </w:r>
+      <w:r>
+        <w:t xml:space="preserve"> file01 file02 file03 file03 outputfile.img floppy/hd size_mb(1.44MB/xxxMB</w:t>
+      </w:r>
+      <w:r>
+        <w:t>) bootloader.bin</w:t>
+      </w:r>
+    </w:p>
+    <w:p/>
     <w:p>
       <w:pPr>
         <w:pStyle w:val="Heading1"/>
       </w:pPr>
       <w:bookmarkStart w:id="4" w:name="_Toc213004602"/>
       <w:r>
-        <w:lastRenderedPageBreak/>
         <w:t>Misc and notes</w:t>
       </w:r>
       <w:bookmarkEnd w:id="4"/>
@@ -4598,197 +4657,12 @@
                                 <w:szCs w:val="16"/>
                               </w:rPr>
                             </w:pPr>
-                            <w:proofErr w:type="spellStart"/>
                             <w:r>
                               <w:rPr>
                                 <w:sz w:val="16"/>
                                 <w:szCs w:val="16"/>
                               </w:rPr>
-                              <w:t>display_library</w:t>
-                            </w:r>
-                            <w:proofErr w:type="spellEnd"/>
-                            <w:r>
-                              <w:rPr>
-                                <w:sz w:val="16"/>
-                                <w:szCs w:val="16"/>
-                              </w:rPr>
-                              <w:t>: win32, options="</w:t>
-                            </w:r>
-                            <w:proofErr w:type="spellStart"/>
-                            <w:r>
-                              <w:rPr>
-                                <w:sz w:val="16"/>
-                                <w:szCs w:val="16"/>
-                              </w:rPr>
-                              <w:t>traphotkeys</w:t>
-                            </w:r>
-                            <w:proofErr w:type="spellEnd"/>
-                            <w:r>
-                              <w:rPr>
-                                <w:sz w:val="16"/>
-                                <w:szCs w:val="16"/>
-                              </w:rPr>
-                              <w:t xml:space="preserve">, </w:t>
-                            </w:r>
-                            <w:proofErr w:type="spellStart"/>
-                            <w:r>
-                              <w:rPr>
-                                <w:sz w:val="16"/>
-                                <w:szCs w:val="16"/>
-                              </w:rPr>
-                              <w:t>autoscale</w:t>
-                            </w:r>
-                            <w:proofErr w:type="spellEnd"/>
-                            <w:r>
-                              <w:rPr>
-                                <w:sz w:val="16"/>
-                                <w:szCs w:val="16"/>
-                              </w:rPr>
-                              <w:t xml:space="preserve">, </w:t>
-                            </w:r>
-                            <w:proofErr w:type="spellStart"/>
-                            <w:r>
-                              <w:rPr>
-                                <w:sz w:val="16"/>
-                                <w:szCs w:val="16"/>
-                              </w:rPr>
-                              <w:t>gui_debug</w:t>
-                            </w:r>
-                            <w:proofErr w:type="spellEnd"/>
-                            <w:r>
-                              <w:rPr>
-                                <w:sz w:val="16"/>
-                                <w:szCs w:val="16"/>
-                              </w:rPr>
-                              <w:t>"</w:t>
-                            </w:r>
-                          </w:p>
-                          <w:p>
-                            <w:pPr>
-                              <w:rPr>
-                                <w:sz w:val="16"/>
-                                <w:szCs w:val="16"/>
-                              </w:rPr>
-                            </w:pPr>
-                            <w:proofErr w:type="spellStart"/>
-                            <w:r>
-                              <w:rPr>
-                                <w:sz w:val="16"/>
-                                <w:szCs w:val="16"/>
-                              </w:rPr>
-                              <w:t>cpu</w:t>
-                            </w:r>
-                            <w:proofErr w:type="spellEnd"/>
-                            <w:r>
-                              <w:rPr>
-                                <w:sz w:val="16"/>
-                                <w:szCs w:val="16"/>
-                              </w:rPr>
-                              <w:t xml:space="preserve">: model=core2_penryn_t9600, count=1, </w:t>
-                            </w:r>
-                            <w:proofErr w:type="spellStart"/>
-                            <w:r>
-                              <w:rPr>
-                                <w:sz w:val="16"/>
-                                <w:szCs w:val="16"/>
-                              </w:rPr>
-                              <w:t>ips</w:t>
-                            </w:r>
-                            <w:proofErr w:type="spellEnd"/>
-                            <w:r>
-                              <w:rPr>
-                                <w:sz w:val="16"/>
-                                <w:szCs w:val="16"/>
-                              </w:rPr>
-                              <w:t xml:space="preserve">=50000000, </w:t>
-                            </w:r>
-                            <w:proofErr w:type="spellStart"/>
-                            <w:r>
-                              <w:rPr>
-                                <w:sz w:val="16"/>
-                                <w:szCs w:val="16"/>
-                              </w:rPr>
-                              <w:t>reset_on_triple_fault</w:t>
-                            </w:r>
-                            <w:proofErr w:type="spellEnd"/>
-                            <w:r>
-                              <w:rPr>
-                                <w:sz w:val="16"/>
-                                <w:szCs w:val="16"/>
-                              </w:rPr>
-                              <w:t xml:space="preserve">=1, </w:t>
-                            </w:r>
-                            <w:proofErr w:type="spellStart"/>
-                            <w:r>
-                              <w:rPr>
-                                <w:sz w:val="16"/>
-                                <w:szCs w:val="16"/>
-                              </w:rPr>
-                              <w:t>ignore_bad_msrs</w:t>
-                            </w:r>
-                            <w:proofErr w:type="spellEnd"/>
-                            <w:r>
-                              <w:rPr>
-                                <w:sz w:val="16"/>
-                                <w:szCs w:val="16"/>
-                              </w:rPr>
-                              <w:t xml:space="preserve">=1, </w:t>
-                            </w:r>
-                            <w:proofErr w:type="spellStart"/>
-                            <w:r>
-                              <w:rPr>
-                                <w:sz w:val="16"/>
-                                <w:szCs w:val="16"/>
-                              </w:rPr>
-                              <w:t>msrs</w:t>
-                            </w:r>
-                            <w:proofErr w:type="spellEnd"/>
-                            <w:r>
-                              <w:rPr>
-                                <w:sz w:val="16"/>
-                                <w:szCs w:val="16"/>
-                              </w:rPr>
-                              <w:t>="msrs.def"</w:t>
-                            </w:r>
-                          </w:p>
-                          <w:p>
-                            <w:pPr>
-                              <w:rPr>
-                                <w:sz w:val="16"/>
-                                <w:szCs w:val="16"/>
-                              </w:rPr>
-                            </w:pPr>
-                            <w:proofErr w:type="spellStart"/>
-                            <w:r>
-                              <w:rPr>
-                                <w:sz w:val="16"/>
-                                <w:szCs w:val="16"/>
-                              </w:rPr>
-                              <w:t>cpu</w:t>
-                            </w:r>
-                            <w:proofErr w:type="spellEnd"/>
-                            <w:r>
-                              <w:rPr>
-                                <w:sz w:val="16"/>
-                                <w:szCs w:val="16"/>
-                              </w:rPr>
-                              <w:t xml:space="preserve">: </w:t>
-                            </w:r>
-                            <w:proofErr w:type="spellStart"/>
-                            <w:r>
-                              <w:rPr>
-                                <w:sz w:val="16"/>
-                                <w:szCs w:val="16"/>
-                              </w:rPr>
-                              <w:t>cpuid_limit_winnt</w:t>
-                            </w:r>
-                            <w:proofErr w:type="spellEnd"/>
-                            <w:r>
-                              <w:rPr>
-                                <w:sz w:val="16"/>
-                                <w:szCs w:val="16"/>
-                              </w:rPr>
-                              <w:t>=0</w:t>
+                              <w:t>display_library: win32, options="traphotkeys, autoscale, gui_debug"</w:t>
                             </w:r>
                           </w:p>
                           <w:p>
@@ -4803,122 +4677,8 @@
                                 <w:sz w:val="16"/>
                                 <w:szCs w:val="16"/>
                               </w:rPr>
-                              <w:t xml:space="preserve">memory: guest=512, host=256, </w:t>
+                              <w:t>cpu: model=core2_penryn_t9600, count=1, ips=50000000, reset_on_triple_fault=1, ignore_bad_msrs=1, msrs="msrs.def"</w:t>
                             </w:r>
-                            <w:proofErr w:type="spellStart"/>
-                            <w:r>
-                              <w:rPr>
-                                <w:sz w:val="16"/>
-                                <w:szCs w:val="16"/>
-                              </w:rPr>
-                              <w:t>block_size</w:t>
-                            </w:r>
-                            <w:proofErr w:type="spellEnd"/>
-                            <w:r>
-                              <w:rPr>
-                                <w:sz w:val="16"/>
-                                <w:szCs w:val="16"/>
-                              </w:rPr>
-                              <w:t>=512</w:t>
-                            </w:r>
-                          </w:p>
-                          <w:p>
-                            <w:pPr>
-                              <w:rPr>
-                                <w:sz w:val="16"/>
-                                <w:szCs w:val="16"/>
-                              </w:rPr>
-                            </w:pPr>
-                            <w:proofErr w:type="spellStart"/>
-                            <w:r>
-                              <w:rPr>
-                                <w:sz w:val="16"/>
-                                <w:szCs w:val="16"/>
-                              </w:rPr>
-                              <w:t>romimage</w:t>
-                            </w:r>
-                            <w:proofErr w:type="spellEnd"/>
-                            <w:r>
-                              <w:rPr>
-                                <w:sz w:val="16"/>
-                                <w:szCs w:val="16"/>
-                              </w:rPr>
-                              <w:t>: file=$BXSHARE/BIOS-</w:t>
-                            </w:r>
-                            <w:proofErr w:type="spellStart"/>
-                            <w:r>
-                              <w:rPr>
-                                <w:sz w:val="16"/>
-                                <w:szCs w:val="16"/>
-                              </w:rPr>
-                              <w:t>bochs</w:t>
-                            </w:r>
-                            <w:proofErr w:type="spellEnd"/>
-                            <w:r>
-                              <w:rPr>
-                                <w:sz w:val="16"/>
-                                <w:szCs w:val="16"/>
-                              </w:rPr>
-                              <w:t>-latest, options=</w:t>
-                            </w:r>
-                            <w:proofErr w:type="spellStart"/>
-                            <w:r>
-                              <w:rPr>
-                                <w:sz w:val="16"/>
-                                <w:szCs w:val="16"/>
-                              </w:rPr>
-                              <w:t>fastboot</w:t>
-                            </w:r>
-                            <w:proofErr w:type="spellEnd"/>
-                          </w:p>
-                          <w:p>
-                            <w:pPr>
-                              <w:rPr>
-                                <w:sz w:val="16"/>
-                                <w:szCs w:val="16"/>
-                              </w:rPr>
-                            </w:pPr>
-                            <w:proofErr w:type="spellStart"/>
-                            <w:r>
-                              <w:rPr>
-                                <w:sz w:val="16"/>
-                                <w:szCs w:val="16"/>
-                              </w:rPr>
-                              <w:t>vgaromimage</w:t>
-                            </w:r>
-                            <w:proofErr w:type="spellEnd"/>
-                            <w:r>
-                              <w:rPr>
-                                <w:sz w:val="16"/>
-                                <w:szCs w:val="16"/>
-                              </w:rPr>
-                              <w:t>: file=$BXSHARE/VGABIOS-</w:t>
-                            </w:r>
-                            <w:proofErr w:type="spellStart"/>
-                            <w:r>
-                              <w:rPr>
-                                <w:sz w:val="16"/>
-                                <w:szCs w:val="16"/>
-                              </w:rPr>
-                              <w:t>lgpl</w:t>
-                            </w:r>
-                            <w:proofErr w:type="spellEnd"/>
-                            <w:r>
-                              <w:rPr>
-                                <w:sz w:val="16"/>
-                                <w:szCs w:val="16"/>
-                              </w:rPr>
-                              <w:t>-</w:t>
-                            </w:r>
-                            <w:proofErr w:type="spellStart"/>
-                            <w:r>
-                              <w:rPr>
-                                <w:sz w:val="16"/>
-                                <w:szCs w:val="16"/>
-                              </w:rPr>
-                              <w:t>latest.bin</w:t>
-                            </w:r>
-                            <w:proofErr w:type="spellEnd"/>
                           </w:p>
                           <w:p>
                             <w:pPr>
@@ -4932,23 +4692,67 @@
                                 <w:sz w:val="16"/>
                                 <w:szCs w:val="16"/>
                               </w:rPr>
-                              <w:t xml:space="preserve">keyboard: type=mf, </w:t>
+                              <w:t>cpu: cpuid_limit_winnt=0</w:t>
                             </w:r>
-                            <w:proofErr w:type="spellStart"/>
+                          </w:p>
+                          <w:p>
+                            <w:pPr>
+                              <w:rPr>
+                                <w:sz w:val="16"/>
+                                <w:szCs w:val="16"/>
+                              </w:rPr>
+                            </w:pPr>
                             <w:r>
                               <w:rPr>
                                 <w:sz w:val="16"/>
                                 <w:szCs w:val="16"/>
                               </w:rPr>
-                              <w:t>serial_delay</w:t>
+                              <w:t>memory: guest=512, host=256, block_size=512</w:t>
                             </w:r>
-                            <w:proofErr w:type="spellEnd"/>
+                          </w:p>
+                          <w:p>
+                            <w:pPr>
+                              <w:rPr>
+                                <w:sz w:val="16"/>
+                                <w:szCs w:val="16"/>
+                              </w:rPr>
+                            </w:pPr>
                             <w:r>
                               <w:rPr>
                                 <w:sz w:val="16"/>
                                 <w:szCs w:val="16"/>
                               </w:rPr>
-                              <w:t>=150</w:t>
+                              <w:t>romimage: file=$BXSHARE/BIOS-bochs-latest, options=fastboot</w:t>
+                            </w:r>
+                          </w:p>
+                          <w:p>
+                            <w:pPr>
+                              <w:rPr>
+                                <w:sz w:val="16"/>
+                                <w:szCs w:val="16"/>
+                              </w:rPr>
+                            </w:pPr>
+                            <w:r>
+                              <w:rPr>
+                                <w:sz w:val="16"/>
+                                <w:szCs w:val="16"/>
+                              </w:rPr>
+                              <w:t>vgaromimage: file=$BXSHARE/VGABIOS-lgpl-latest.bin</w:t>
+                            </w:r>
+                          </w:p>
+                          <w:p>
+                            <w:pPr>
+                              <w:rPr>
+                                <w:sz w:val="16"/>
+                                <w:szCs w:val="16"/>
+                              </w:rPr>
+                            </w:pPr>
+                            <w:r>
+                              <w:rPr>
+                                <w:sz w:val="16"/>
+                                <w:szCs w:val="16"/>
+                              </w:rPr>
+                              <w:t>keyboard: type=mf, serial_delay=150</w:t>
                             </w:r>
                           </w:p>
                           <w:p>
@@ -4973,21 +4777,12 @@
                                 <w:szCs w:val="16"/>
                               </w:rPr>
                             </w:pPr>
-                            <w:proofErr w:type="spellStart"/>
                             <w:r>
                               <w:rPr>
                                 <w:sz w:val="16"/>
                                 <w:szCs w:val="16"/>
                               </w:rPr>
-                              <w:t>pci</w:t>
-                            </w:r>
-                            <w:proofErr w:type="spellEnd"/>
-                            <w:r>
-                              <w:rPr>
-                                <w:sz w:val="16"/>
-                                <w:szCs w:val="16"/>
-                              </w:rPr>
-                              <w:t>: enabled=1, chipset=i440fx</w:t>
+                              <w:t>pci: enabled=1, chipset=i440fx</w:t>
                             </w:r>
                           </w:p>
                           <w:p>
@@ -4997,21 +4792,12 @@
                                 <w:szCs w:val="16"/>
                               </w:rPr>
                             </w:pPr>
-                            <w:proofErr w:type="spellStart"/>
                             <w:r>
                               <w:rPr>
                                 <w:sz w:val="16"/>
                                 <w:szCs w:val="16"/>
                               </w:rPr>
-                              <w:t>private_colormap</w:t>
-                            </w:r>
-                            <w:proofErr w:type="spellEnd"/>
-                            <w:r>
-                              <w:rPr>
-                                <w:sz w:val="16"/>
-                                <w:szCs w:val="16"/>
-                              </w:rPr>
-                              <w:t>: enabled=0</w:t>
+                              <w:t>private_colormap: enabled=0</w:t>
                             </w:r>
                           </w:p>
                           <w:p>
@@ -5021,37 +4807,12 @@
                                 <w:szCs w:val="16"/>
                               </w:rPr>
                             </w:pPr>
-                            <w:proofErr w:type="spellStart"/>
                             <w:r>
                               <w:rPr>
                                 <w:sz w:val="16"/>
                                 <w:szCs w:val="16"/>
                               </w:rPr>
-                              <w:t>floppya</w:t>
-                            </w:r>
-                            <w:proofErr w:type="spellEnd"/>
-                            <w:r>
-                              <w:rPr>
-                                <w:sz w:val="16"/>
-                                <w:szCs w:val="16"/>
-                              </w:rPr>
-                              <w:t xml:space="preserve">: 1_44=C:\Users\mihe\Dropbox\TusMuertOS-Oct2025\src\build\floppy.img, status=inserted, </w:t>
-                            </w:r>
-                            <w:proofErr w:type="spellStart"/>
-                            <w:r>
-                              <w:rPr>
-                                <w:sz w:val="16"/>
-                                <w:szCs w:val="16"/>
-                              </w:rPr>
-                              <w:t>write_protected</w:t>
-                            </w:r>
-                            <w:proofErr w:type="spellEnd"/>
-                            <w:r>
-                              <w:rPr>
-                                <w:sz w:val="16"/>
-                                <w:szCs w:val="16"/>
-                              </w:rPr>
-                              <w:t>=1</w:t>
+                              <w:t>floppya: 1_44=C:\Users\mihe\Dropbox\TusMuertOS-Oct2025\src\build\floppy.img, status=inserted, write_protected=1</w:t>
                             </w:r>
                           </w:p>
                           <w:p>
@@ -5076,21 +4837,12 @@
                                 <w:szCs w:val="16"/>
                               </w:rPr>
                             </w:pPr>
-                            <w:proofErr w:type="spellStart"/>
                             <w:r>
                               <w:rPr>
                                 <w:sz w:val="16"/>
                                 <w:szCs w:val="16"/>
                               </w:rPr>
-                              <w:t>floppy_bootsig_check</w:t>
-                            </w:r>
-                            <w:proofErr w:type="spellEnd"/>
-                            <w:r>
-                              <w:rPr>
-                                <w:sz w:val="16"/>
-                                <w:szCs w:val="16"/>
-                              </w:rPr>
-                              <w:t>: disabled=0</w:t>
+                              <w:t>floppy_bootsig_check: disabled=0</w:t>
                             </w:r>
                           </w:p>
                           <w:p>
@@ -5165,63 +4917,7 @@
                                 <w:sz w:val="16"/>
                                 <w:szCs w:val="16"/>
                               </w:rPr>
-                              <w:t xml:space="preserve">debug: action=ignore, </w:t>
-                            </w:r>
-                            <w:proofErr w:type="spellStart"/>
-                            <w:r>
-                              <w:rPr>
-                                <w:sz w:val="16"/>
-                                <w:szCs w:val="16"/>
-                              </w:rPr>
-                              <w:t>pci</w:t>
-                            </w:r>
-                            <w:proofErr w:type="spellEnd"/>
-                            <w:r>
-                              <w:rPr>
-                                <w:sz w:val="16"/>
-                                <w:szCs w:val="16"/>
-                              </w:rPr>
-                              <w:t>=report # report BX_DEBUG from module '</w:t>
-                            </w:r>
-                            <w:proofErr w:type="spellStart"/>
-                            <w:r>
-                              <w:rPr>
-                                <w:sz w:val="16"/>
-                                <w:szCs w:val="16"/>
-                              </w:rPr>
-                              <w:t>pci</w:t>
-                            </w:r>
-                            <w:proofErr w:type="spellEnd"/>
-                            <w:r>
-                              <w:rPr>
-                                <w:sz w:val="16"/>
-                                <w:szCs w:val="16"/>
-                              </w:rPr>
-                              <w:t>'</w:t>
-                            </w:r>
-                          </w:p>
-                          <w:p>
-                            <w:pPr>
-                              <w:rPr>
-                                <w:sz w:val="16"/>
-                                <w:szCs w:val="16"/>
-                              </w:rPr>
-                            </w:pPr>
-                            <w:proofErr w:type="spellStart"/>
-                            <w:r>
-                              <w:rPr>
-                                <w:sz w:val="16"/>
-                                <w:szCs w:val="16"/>
-                              </w:rPr>
-                              <w:t>debugger_log</w:t>
-                            </w:r>
-                            <w:proofErr w:type="spellEnd"/>
-                            <w:r>
-                              <w:rPr>
-                                <w:sz w:val="16"/>
-                                <w:szCs w:val="16"/>
-                              </w:rPr>
-                              <w:t>: -</w:t>
+                              <w:t>debug: action=ignore, pci=report # report BX_DEBUG from module 'pci'</w:t>
                             </w:r>
                           </w:p>
                           <w:p>
@@ -5236,23 +4932,7 @@
                                 <w:sz w:val="16"/>
                                 <w:szCs w:val="16"/>
                               </w:rPr>
-                              <w:t>parport1: enabled=1, file="</w:t>
-                            </w:r>
-                            <w:proofErr w:type="spellStart"/>
-                            <w:r>
-                              <w:rPr>
-                                <w:sz w:val="16"/>
-                                <w:szCs w:val="16"/>
-                              </w:rPr>
-                              <w:t>parport.out</w:t>
-                            </w:r>
-                            <w:proofErr w:type="spellEnd"/>
-                            <w:r>
-                              <w:rPr>
-                                <w:sz w:val="16"/>
-                                <w:szCs w:val="16"/>
-                              </w:rPr>
-                              <w:t>"</w:t>
+                              <w:t>debugger_log: -</w:t>
                             </w:r>
                           </w:p>
                           <w:p>
@@ -5267,55 +4947,22 @@
                                 <w:sz w:val="16"/>
                                 <w:szCs w:val="16"/>
                               </w:rPr>
-                              <w:t xml:space="preserve">sound: driver=default, </w:t>
+                              <w:t>parport1: enabled=1, file="parport.out"</w:t>
                             </w:r>
-                            <w:proofErr w:type="spellStart"/>
+                          </w:p>
+                          <w:p>
+                            <w:pPr>
+                              <w:rPr>
+                                <w:sz w:val="16"/>
+                                <w:szCs w:val="16"/>
+                              </w:rPr>
+                            </w:pPr>
                             <w:r>
                               <w:rPr>
                                 <w:sz w:val="16"/>
                                 <w:szCs w:val="16"/>
                               </w:rPr>
-                              <w:t>waveout</w:t>
-                            </w:r>
-                            <w:proofErr w:type="spellEnd"/>
-                            <w:r>
-                              <w:rPr>
-                                <w:sz w:val="16"/>
-                                <w:szCs w:val="16"/>
-                              </w:rPr>
-                              <w:t xml:space="preserve">=/dev/dsp. </w:t>
-                            </w:r>
-                            <w:proofErr w:type="spellStart"/>
-                            <w:r>
-                              <w:rPr>
-                                <w:sz w:val="16"/>
-                                <w:szCs w:val="16"/>
-                              </w:rPr>
-                              <w:t>wavein</w:t>
-                            </w:r>
-                            <w:proofErr w:type="spellEnd"/>
-                            <w:r>
-                              <w:rPr>
-                                <w:sz w:val="16"/>
-                                <w:szCs w:val="16"/>
-                              </w:rPr>
-                              <w:t xml:space="preserve">=, </w:t>
-                            </w:r>
-                            <w:proofErr w:type="spellStart"/>
-                            <w:r>
-                              <w:rPr>
-                                <w:sz w:val="16"/>
-                                <w:szCs w:val="16"/>
-                              </w:rPr>
-                              <w:t>midiout</w:t>
-                            </w:r>
-                            <w:proofErr w:type="spellEnd"/>
-                            <w:r>
-                              <w:rPr>
-                                <w:sz w:val="16"/>
-                                <w:szCs w:val="16"/>
-                              </w:rPr>
-                              <w:t>=</w:t>
+                              <w:t>sound: driver=default, waveout=/dev/dsp. wavein=, midiout=</w:t>
                             </w:r>
                           </w:p>
                           <w:p>
@@ -5340,21 +4987,12 @@
                                 <w:szCs w:val="16"/>
                               </w:rPr>
                             </w:pPr>
-                            <w:proofErr w:type="spellStart"/>
                             <w:r>
                               <w:rPr>
                                 <w:sz w:val="16"/>
                                 <w:szCs w:val="16"/>
                               </w:rPr>
-                              <w:t>magic_break</w:t>
-                            </w:r>
-                            <w:proofErr w:type="spellEnd"/>
-                            <w:r>
-                              <w:rPr>
-                                <w:sz w:val="16"/>
-                                <w:szCs w:val="16"/>
-                              </w:rPr>
-                              <w:t>: enabled=1</w:t>
+                              <w:t>magic_break: enabled=1</w:t>
                             </w:r>
                           </w:p>
                           <w:p>
@@ -5398,197 +5036,12 @@
                           <w:szCs w:val="16"/>
                         </w:rPr>
                       </w:pPr>
-                      <w:proofErr w:type="spellStart"/>
                       <w:r>
                         <w:rPr>
                           <w:sz w:val="16"/>
                           <w:szCs w:val="16"/>
                         </w:rPr>
-                        <w:t>display_library</w:t>
-                      </w:r>
-                      <w:proofErr w:type="spellEnd"/>
-                      <w:r>
-                        <w:rPr>
-                          <w:sz w:val="16"/>
-                          <w:szCs w:val="16"/>
-                        </w:rPr>
-                        <w:t>: win32, options="</w:t>
-                      </w:r>
-                      <w:proofErr w:type="spellStart"/>
-                      <w:r>
-                        <w:rPr>
-                          <w:sz w:val="16"/>
-                          <w:szCs w:val="16"/>
-                        </w:rPr>
-                        <w:t>traphotkeys</w:t>
-                      </w:r>
-                      <w:proofErr w:type="spellEnd"/>
-                      <w:r>
-                        <w:rPr>
-                          <w:sz w:val="16"/>
-                          <w:szCs w:val="16"/>
-                        </w:rPr>
-                        <w:t xml:space="preserve">, </w:t>
-                      </w:r>
-                      <w:proofErr w:type="spellStart"/>
-                      <w:r>
-                        <w:rPr>
-                          <w:sz w:val="16"/>
-                          <w:szCs w:val="16"/>
-                        </w:rPr>
-                        <w:t>autoscale</w:t>
-                      </w:r>
-                      <w:proofErr w:type="spellEnd"/>
-                      <w:r>
-                        <w:rPr>
-                          <w:sz w:val="16"/>
-                          <w:szCs w:val="16"/>
-                        </w:rPr>
-                        <w:t xml:space="preserve">, </w:t>
-                      </w:r>
-                      <w:proofErr w:type="spellStart"/>
-                      <w:r>
-                        <w:rPr>
-                          <w:sz w:val="16"/>
-                          <w:szCs w:val="16"/>
-                        </w:rPr>
-                        <w:t>gui_debug</w:t>
-                      </w:r>
-                      <w:proofErr w:type="spellEnd"/>
-                      <w:r>
-                        <w:rPr>
-                          <w:sz w:val="16"/>
-                          <w:szCs w:val="16"/>
-                        </w:rPr>
-                        <w:t>"</w:t>
-                      </w:r>
-                    </w:p>
-                    <w:p>
-                      <w:pPr>
-                        <w:rPr>
-                          <w:sz w:val="16"/>
-                          <w:szCs w:val="16"/>
-                        </w:rPr>
-                      </w:pPr>
-                      <w:proofErr w:type="spellStart"/>
-                      <w:r>
-                        <w:rPr>
-                          <w:sz w:val="16"/>
-                          <w:szCs w:val="16"/>
-                        </w:rPr>
-                        <w:t>cpu</w:t>
-                      </w:r>
-                      <w:proofErr w:type="spellEnd"/>
-                      <w:r>
-                        <w:rPr>
-                          <w:sz w:val="16"/>
-                          <w:szCs w:val="16"/>
-                        </w:rPr>
-                        <w:t xml:space="preserve">: model=core2_penryn_t9600, count=1, </w:t>
-                      </w:r>
-                      <w:proofErr w:type="spellStart"/>
-                      <w:r>
-                        <w:rPr>
-                          <w:sz w:val="16"/>
-                          <w:szCs w:val="16"/>
-                        </w:rPr>
-                        <w:t>ips</w:t>
-                      </w:r>
-                      <w:proofErr w:type="spellEnd"/>
-                      <w:r>
-                        <w:rPr>
-                          <w:sz w:val="16"/>
-                          <w:szCs w:val="16"/>
-                        </w:rPr>
-                        <w:t xml:space="preserve">=50000000, </w:t>
-                      </w:r>
-                      <w:proofErr w:type="spellStart"/>
-                      <w:r>
-                        <w:rPr>
-                          <w:sz w:val="16"/>
-                          <w:szCs w:val="16"/>
-                        </w:rPr>
-                        <w:t>reset_on_triple_fault</w:t>
-                      </w:r>
-                      <w:proofErr w:type="spellEnd"/>
-                      <w:r>
-                        <w:rPr>
-                          <w:sz w:val="16"/>
-                          <w:szCs w:val="16"/>
-                        </w:rPr>
-                        <w:t xml:space="preserve">=1, </w:t>
-                      </w:r>
-                      <w:proofErr w:type="spellStart"/>
-                      <w:r>
-                        <w:rPr>
-                          <w:sz w:val="16"/>
-                          <w:szCs w:val="16"/>
-                        </w:rPr>
-                        <w:t>ignore_bad_msrs</w:t>
-                      </w:r>
-                      <w:proofErr w:type="spellEnd"/>
-                      <w:r>
-                        <w:rPr>
-                          <w:sz w:val="16"/>
-                          <w:szCs w:val="16"/>
-                        </w:rPr>
-                        <w:t xml:space="preserve">=1, </w:t>
-                      </w:r>
-                      <w:proofErr w:type="spellStart"/>
-                      <w:r>
-                        <w:rPr>
-                          <w:sz w:val="16"/>
-                          <w:szCs w:val="16"/>
-                        </w:rPr>
-                        <w:t>msrs</w:t>
-                      </w:r>
-                      <w:proofErr w:type="spellEnd"/>
-                      <w:r>
-                        <w:rPr>
-                          <w:sz w:val="16"/>
-                          <w:szCs w:val="16"/>
-                        </w:rPr>
-                        <w:t>="msrs.def"</w:t>
-                      </w:r>
-                    </w:p>
-                    <w:p>
-                      <w:pPr>
-                        <w:rPr>
-                          <w:sz w:val="16"/>
-                          <w:szCs w:val="16"/>
-                        </w:rPr>
-                      </w:pPr>
-                      <w:proofErr w:type="spellStart"/>
-                      <w:r>
-                        <w:rPr>
-                          <w:sz w:val="16"/>
-                          <w:szCs w:val="16"/>
-                        </w:rPr>
-                        <w:t>cpu</w:t>
-                      </w:r>
-                      <w:proofErr w:type="spellEnd"/>
-                      <w:r>
-                        <w:rPr>
-                          <w:sz w:val="16"/>
-                          <w:szCs w:val="16"/>
-                        </w:rPr>
-                        <w:t xml:space="preserve">: </w:t>
-                      </w:r>
-                      <w:proofErr w:type="spellStart"/>
-                      <w:r>
-                        <w:rPr>
-                          <w:sz w:val="16"/>
-                          <w:szCs w:val="16"/>
-                        </w:rPr>
-                        <w:t>cpuid_limit_winnt</w:t>
-                      </w:r>
-                      <w:proofErr w:type="spellEnd"/>
-                      <w:r>
-                        <w:rPr>
-                          <w:sz w:val="16"/>
-                          <w:szCs w:val="16"/>
-                        </w:rPr>
-                        <w:t>=0</w:t>
+                        <w:t>display_library: win32, options="traphotkeys, autoscale, gui_debug"</w:t>
                       </w:r>
                     </w:p>
                     <w:p>
@@ -5603,122 +5056,8 @@
                           <w:sz w:val="16"/>
                           <w:szCs w:val="16"/>
                         </w:rPr>
-                        <w:t xml:space="preserve">memory: guest=512, host=256, </w:t>
+                        <w:t>cpu: model=core2_penryn_t9600, count=1, ips=50000000, reset_on_triple_fault=1, ignore_bad_msrs=1, msrs="msrs.def"</w:t>
                       </w:r>
-                      <w:proofErr w:type="spellStart"/>
-                      <w:r>
-                        <w:rPr>
-                          <w:sz w:val="16"/>
-                          <w:szCs w:val="16"/>
-                        </w:rPr>
-                        <w:t>block_size</w:t>
-                      </w:r>
-                      <w:proofErr w:type="spellEnd"/>
-                      <w:r>
-                        <w:rPr>
-                          <w:sz w:val="16"/>
-                          <w:szCs w:val="16"/>
-                        </w:rPr>
-                        <w:t>=512</w:t>
-                      </w:r>
-                    </w:p>
-                    <w:p>
-                      <w:pPr>
-                        <w:rPr>
-                          <w:sz w:val="16"/>
-                          <w:szCs w:val="16"/>
-                        </w:rPr>
-                      </w:pPr>
-                      <w:proofErr w:type="spellStart"/>
-                      <w:r>
-                        <w:rPr>
-                          <w:sz w:val="16"/>
-                          <w:szCs w:val="16"/>
-                        </w:rPr>
-                        <w:t>romimage</w:t>
-                      </w:r>
-                      <w:proofErr w:type="spellEnd"/>
-                      <w:r>
-                        <w:rPr>
-                          <w:sz w:val="16"/>
-                          <w:szCs w:val="16"/>
-                        </w:rPr>
-                        <w:t>: file=$BXSHARE/BIOS-</w:t>
-                      </w:r>
-                      <w:proofErr w:type="spellStart"/>
-                      <w:r>
-                        <w:rPr>
-                          <w:sz w:val="16"/>
-                          <w:szCs w:val="16"/>
-                        </w:rPr>
-                        <w:t>bochs</w:t>
-                      </w:r>
-                      <w:proofErr w:type="spellEnd"/>
-                      <w:r>
-                        <w:rPr>
-                          <w:sz w:val="16"/>
-                          <w:szCs w:val="16"/>
-                        </w:rPr>
-                        <w:t>-latest, options=</w:t>
-                      </w:r>
-                      <w:proofErr w:type="spellStart"/>
-                      <w:r>
-                        <w:rPr>
-                          <w:sz w:val="16"/>
-                          <w:szCs w:val="16"/>
-                        </w:rPr>
-                        <w:t>fastboot</w:t>
-                      </w:r>
-                      <w:proofErr w:type="spellEnd"/>
-                    </w:p>
-                    <w:p>
-                      <w:pPr>
-                        <w:rPr>
-                          <w:sz w:val="16"/>
-                          <w:szCs w:val="16"/>
-                        </w:rPr>
-                      </w:pPr>
-                      <w:proofErr w:type="spellStart"/>
-                      <w:r>
-                        <w:rPr>
-                          <w:sz w:val="16"/>
-                          <w:szCs w:val="16"/>
-                        </w:rPr>
-                        <w:t>vgaromimage</w:t>
-                      </w:r>
-                      <w:proofErr w:type="spellEnd"/>
-                      <w:r>
-                        <w:rPr>
-                          <w:sz w:val="16"/>
-                          <w:szCs w:val="16"/>
-                        </w:rPr>
-                        <w:t>: file=$BXSHARE/VGABIOS-</w:t>
-                      </w:r>
-                      <w:proofErr w:type="spellStart"/>
-                      <w:r>
-                        <w:rPr>
-                          <w:sz w:val="16"/>
-                          <w:szCs w:val="16"/>
-                        </w:rPr>
-                        <w:t>lgpl</w:t>
-                      </w:r>
-                      <w:proofErr w:type="spellEnd"/>
-                      <w:r>
-                        <w:rPr>
-                          <w:sz w:val="16"/>
-                          <w:szCs w:val="16"/>
-                        </w:rPr>
-                        <w:t>-</w:t>
-                      </w:r>
-                      <w:proofErr w:type="spellStart"/>
-                      <w:r>
-                        <w:rPr>
-                          <w:sz w:val="16"/>
-                          <w:szCs w:val="16"/>
-                        </w:rPr>
-                        <w:t>latest.bin</w:t>
-                      </w:r>
-                      <w:proofErr w:type="spellEnd"/>
                     </w:p>
                     <w:p>
                       <w:pPr>
@@ -5732,23 +5071,67 @@
                           <w:sz w:val="16"/>
                           <w:szCs w:val="16"/>
                         </w:rPr>
-                        <w:t xml:space="preserve">keyboard: type=mf, </w:t>
+                        <w:t>cpu: cpuid_limit_winnt=0</w:t>
                       </w:r>
-                      <w:proofErr w:type="spellStart"/>
+                    </w:p>
+                    <w:p>
+                      <w:pPr>
+                        <w:rPr>
+                          <w:sz w:val="16"/>
+                          <w:szCs w:val="16"/>
+                        </w:rPr>
+                      </w:pPr>
                       <w:r>
                         <w:rPr>
                           <w:sz w:val="16"/>
                           <w:szCs w:val="16"/>
                         </w:rPr>
-                        <w:t>serial_delay</w:t>
+                        <w:t>memory: guest=512, host=256, block_size=512</w:t>
                       </w:r>
-                      <w:proofErr w:type="spellEnd"/>
+                    </w:p>
+                    <w:p>
+                      <w:pPr>
+                        <w:rPr>
+                          <w:sz w:val="16"/>
+                          <w:szCs w:val="16"/>
+                        </w:rPr>
+                      </w:pPr>
                       <w:r>
                         <w:rPr>
                           <w:sz w:val="16"/>
                           <w:szCs w:val="16"/>
                         </w:rPr>
-                        <w:t>=150</w:t>
+                        <w:t>romimage: file=$BXSHARE/BIOS-bochs-latest, options=fastboot</w:t>
+                      </w:r>
+                    </w:p>
+                    <w:p>
+                      <w:pPr>
+                        <w:rPr>
+                          <w:sz w:val="16"/>
+                          <w:szCs w:val="16"/>
+                        </w:rPr>
+                      </w:pPr>
+                      <w:r>
+                        <w:rPr>
+                          <w:sz w:val="16"/>
+                          <w:szCs w:val="16"/>
+                        </w:rPr>
+                        <w:t>vgaromimage: file=$BXSHARE/VGABIOS-lgpl-latest.bin</w:t>
+                      </w:r>
+                    </w:p>
+                    <w:p>
+                      <w:pPr>
+                        <w:rPr>
+                          <w:sz w:val="16"/>
+                          <w:szCs w:val="16"/>
+                        </w:rPr>
+                      </w:pPr>
+                      <w:r>
+                        <w:rPr>
+                          <w:sz w:val="16"/>
+                          <w:szCs w:val="16"/>
+                        </w:rPr>
+                        <w:t>keyboard: type=mf, serial_delay=150</w:t>
                       </w:r>
                     </w:p>
                     <w:p>
@@ -5773,21 +5156,12 @@
                           <w:szCs w:val="16"/>
                         </w:rPr>
                       </w:pPr>
-                      <w:proofErr w:type="spellStart"/>
                       <w:r>
                         <w:rPr>
                           <w:sz w:val="16"/>
                           <w:szCs w:val="16"/>
                         </w:rPr>
-                        <w:t>pci</w:t>
-                      </w:r>
-                      <w:proofErr w:type="spellEnd"/>
-                      <w:r>
-                        <w:rPr>
-                          <w:sz w:val="16"/>
-                          <w:szCs w:val="16"/>
-                        </w:rPr>
-                        <w:t>: enabled=1, chipset=i440fx</w:t>
+                        <w:t>pci: enabled=1, chipset=i440fx</w:t>
                       </w:r>
                     </w:p>
                     <w:p>
@@ -5797,21 +5171,12 @@
                           <w:szCs w:val="16"/>
                         </w:rPr>
                       </w:pPr>
-                      <w:proofErr w:type="spellStart"/>
                       <w:r>
                         <w:rPr>
                           <w:sz w:val="16"/>
                           <w:szCs w:val="16"/>
                         </w:rPr>
-                        <w:t>private_colormap</w:t>
-                      </w:r>
-                      <w:proofErr w:type="spellEnd"/>
-                      <w:r>
-                        <w:rPr>
-                          <w:sz w:val="16"/>
-                          <w:szCs w:val="16"/>
-                        </w:rPr>
-                        <w:t>: enabled=0</w:t>
+                        <w:t>private_colormap: enabled=0</w:t>
                       </w:r>
                     </w:p>
                     <w:p>
@@ -5821,37 +5186,12 @@
                           <w:szCs w:val="16"/>
                         </w:rPr>
                       </w:pPr>
-                      <w:proofErr w:type="spellStart"/>
                       <w:r>
                         <w:rPr>
                           <w:sz w:val="16"/>
                           <w:szCs w:val="16"/>
                         </w:rPr>
-                        <w:t>floppya</w:t>
-                      </w:r>
-                      <w:proofErr w:type="spellEnd"/>
-                      <w:r>
-                        <w:rPr>
-                          <w:sz w:val="16"/>
-                          <w:szCs w:val="16"/>
-                        </w:rPr>
-                        <w:t xml:space="preserve">: 1_44=C:\Users\mihe\Dropbox\TusMuertOS-Oct2025\src\build\floppy.img, status=inserted, </w:t>
-                      </w:r>
-                      <w:proofErr w:type="spellStart"/>
-                      <w:r>
-                        <w:rPr>
-                          <w:sz w:val="16"/>
-                          <w:szCs w:val="16"/>
-                        </w:rPr>
-                        <w:t>write_protected</w:t>
-                      </w:r>
-                      <w:proofErr w:type="spellEnd"/>
-                      <w:r>
-                        <w:rPr>
-                          <w:sz w:val="16"/>
-                          <w:szCs w:val="16"/>
-                        </w:rPr>
-                        <w:t>=1</w:t>
+                        <w:t>floppya: 1_44=C:\Users\mihe\Dropbox\TusMuertOS-Oct2025\src\build\floppy.img, status=inserted, write_protected=1</w:t>
                       </w:r>
                     </w:p>
                     <w:p>
@@ -5876,21 +5216,12 @@
                           <w:szCs w:val="16"/>
                         </w:rPr>
                       </w:pPr>
-                      <w:proofErr w:type="spellStart"/>
                       <w:r>
                         <w:rPr>
                           <w:sz w:val="16"/>
                           <w:szCs w:val="16"/>
                         </w:rPr>
-                        <w:t>floppy_bootsig_check</w:t>
-                      </w:r>
-                      <w:proofErr w:type="spellEnd"/>
-                      <w:r>
-                        <w:rPr>
-                          <w:sz w:val="16"/>
-                          <w:szCs w:val="16"/>
-                        </w:rPr>
-                        <w:t>: disabled=0</w:t>
+                        <w:t>floppy_bootsig_check: disabled=0</w:t>
                       </w:r>
                     </w:p>
                     <w:p>
@@ -5965,63 +5296,7 @@
                           <w:sz w:val="16"/>
                           <w:szCs w:val="16"/>
                         </w:rPr>
-                        <w:t xml:space="preserve">debug: action=ignore, </w:t>
-                      </w:r>
-                      <w:proofErr w:type="spellStart"/>
-                      <w:r>
-                        <w:rPr>
-                          <w:sz w:val="16"/>
-                          <w:szCs w:val="16"/>
-                        </w:rPr>
-                        <w:t>pci</w:t>
-                      </w:r>
-                      <w:proofErr w:type="spellEnd"/>
-                      <w:r>
-                        <w:rPr>
-                          <w:sz w:val="16"/>
-                          <w:szCs w:val="16"/>
-                        </w:rPr>
-                        <w:t>=report # report BX_DEBUG from module '</w:t>
-                      </w:r>
-                      <w:proofErr w:type="spellStart"/>
-                      <w:r>
-                        <w:rPr>
-                          <w:sz w:val="16"/>
-                          <w:szCs w:val="16"/>
-                        </w:rPr>
-                        <w:t>pci</w:t>
-                      </w:r>
-                      <w:proofErr w:type="spellEnd"/>
-                      <w:r>
-                        <w:rPr>
-                          <w:sz w:val="16"/>
-                          <w:szCs w:val="16"/>
-                        </w:rPr>
-                        <w:t>'</w:t>
-                      </w:r>
-                    </w:p>
-                    <w:p>
-                      <w:pPr>
-                        <w:rPr>
-                          <w:sz w:val="16"/>
-                          <w:szCs w:val="16"/>
-                        </w:rPr>
-                      </w:pPr>
-                      <w:proofErr w:type="spellStart"/>
-                      <w:r>
-                        <w:rPr>
-                          <w:sz w:val="16"/>
-                          <w:szCs w:val="16"/>
-                        </w:rPr>
-                        <w:t>debugger_log</w:t>
-                      </w:r>
-                      <w:proofErr w:type="spellEnd"/>
-                      <w:r>
-                        <w:rPr>
-                          <w:sz w:val="16"/>
-                          <w:szCs w:val="16"/>
-                        </w:rPr>
-                        <w:t>: -</w:t>
+                        <w:t>debug: action=ignore, pci=report # report BX_DEBUG from module 'pci'</w:t>
                       </w:r>
                     </w:p>
                     <w:p>
@@ -6036,23 +5311,7 @@
                           <w:sz w:val="16"/>
                           <w:szCs w:val="16"/>
                         </w:rPr>
-                        <w:t>parport1: enabled=1, file="</w:t>
-                      </w:r>
-                      <w:proofErr w:type="spellStart"/>
-                      <w:r>
-                        <w:rPr>
-                          <w:sz w:val="16"/>
-                          <w:szCs w:val="16"/>
-                        </w:rPr>
-                        <w:t>parport.out</w:t>
-                      </w:r>
-                      <w:proofErr w:type="spellEnd"/>
-                      <w:r>
-                        <w:rPr>
-                          <w:sz w:val="16"/>
-                          <w:szCs w:val="16"/>
-                        </w:rPr>
-                        <w:t>"</w:t>
+                        <w:t>debugger_log: -</w:t>
                       </w:r>
                     </w:p>
                     <w:p>
@@ -6067,55 +5326,22 @@
                           <w:sz w:val="16"/>
                           <w:szCs w:val="16"/>
                         </w:rPr>
-                        <w:t xml:space="preserve">sound: driver=default, </w:t>
+                        <w:t>parport1: enabled=1, file="parport.out"</w:t>
                       </w:r>
-                      <w:proofErr w:type="spellStart"/>
+                    </w:p>
+                    <w:p>
+                      <w:pPr>
+                        <w:rPr>
+                          <w:sz w:val="16"/>
+                          <w:szCs w:val="16"/>
+                        </w:rPr>
+                      </w:pPr>
                       <w:r>
                         <w:rPr>
                           <w:sz w:val="16"/>
                           <w:szCs w:val="16"/>
                         </w:rPr>
-                        <w:t>waveout</w:t>
-                      </w:r>
-                      <w:proofErr w:type="spellEnd"/>
-                      <w:r>
-                        <w:rPr>
-                          <w:sz w:val="16"/>
-                          <w:szCs w:val="16"/>
-                        </w:rPr>
-                        <w:t xml:space="preserve">=/dev/dsp. </w:t>
-                      </w:r>
-                      <w:proofErr w:type="spellStart"/>
-                      <w:r>
-                        <w:rPr>
-                          <w:sz w:val="16"/>
-                          <w:szCs w:val="16"/>
-                        </w:rPr>
-                        <w:t>wavein</w:t>
-                      </w:r>
-                      <w:proofErr w:type="spellEnd"/>
-                      <w:r>
-                        <w:rPr>
-                          <w:sz w:val="16"/>
-                          <w:szCs w:val="16"/>
-                        </w:rPr>
-                        <w:t xml:space="preserve">=, </w:t>
-                      </w:r>
-                      <w:proofErr w:type="spellStart"/>
-                      <w:r>
-                        <w:rPr>
-                          <w:sz w:val="16"/>
-                          <w:szCs w:val="16"/>
-                        </w:rPr>
-                        <w:t>midiout</w:t>
-                      </w:r>
-                      <w:proofErr w:type="spellEnd"/>
-                      <w:r>
-                        <w:rPr>
-                          <w:sz w:val="16"/>
-                          <w:szCs w:val="16"/>
-                        </w:rPr>
-                        <w:t>=</w:t>
+                        <w:t>sound: driver=default, waveout=/dev/dsp. wavein=, midiout=</w:t>
                       </w:r>
                     </w:p>
                     <w:p>
@@ -6140,21 +5366,12 @@
                           <w:szCs w:val="16"/>
                         </w:rPr>
                       </w:pPr>
-                      <w:proofErr w:type="spellStart"/>
                       <w:r>
                         <w:rPr>
                           <w:sz w:val="16"/>
                           <w:szCs w:val="16"/>
                         </w:rPr>
-                        <w:t>magic_break</w:t>
-                      </w:r>
-                      <w:proofErr w:type="spellEnd"/>
-                      <w:r>
-                        <w:rPr>
-                          <w:sz w:val="16"/>
-                          <w:szCs w:val="16"/>
-                        </w:rPr>
-                        <w:t>: enabled=1</w:t>
+                        <w:t>magic_break: enabled=1</w:t>
                       </w:r>
                     </w:p>
                     <w:p>
@@ -6225,15 +5442,7 @@
         </w:numPr>
       </w:pPr>
       <w:r>
-        <w:t>Non-partitioned storage, such as floppy, use VBR. First sector, physical C/H/S 0,0,</w:t>
-      </w:r>
-      <w:proofErr w:type="gramStart"/>
-      <w:r>
-        <w:t>1 .</w:t>
-      </w:r>
-      <w:proofErr w:type="gramEnd"/>
-      <w:r>
-        <w:t xml:space="preserve"> Note the sector counting </w:t>
+        <w:t xml:space="preserve">Non-partitioned storage, such as floppy, use VBR. First sector, physical C/H/S 0,0,1 . Note the sector counting </w:t>
       </w:r>
       <w:r>
         <w:t>begins</w:t>
@@ -6262,13 +5471,8 @@
           <w:numId w:val="1"/>
         </w:numPr>
       </w:pPr>
-      <w:proofErr w:type="spellStart"/>
-      <w:r>
-        <w:t>Formated</w:t>
-      </w:r>
-      <w:proofErr w:type="spellEnd"/>
-      <w:r>
-        <w:t xml:space="preserve"> a USB drive:</w:t>
+      <w:r>
+        <w:t>Formated a USB drive:</w:t>
       </w:r>
     </w:p>
     <w:p>
@@ -6340,15 +5544,7 @@
         </w:numPr>
       </w:pPr>
       <w:r>
-        <w:t xml:space="preserve">Open the Disk using </w:t>
-      </w:r>
-      <w:proofErr w:type="spellStart"/>
-      <w:r>
-        <w:t>HxD</w:t>
-      </w:r>
-      <w:proofErr w:type="spellEnd"/>
-      <w:r>
-        <w:t xml:space="preserve"> (Open disk option is brilliant!)</w:t>
+        <w:t>Open the Disk using HxD (Open disk option is brilliant!)</w:t>
       </w:r>
     </w:p>
     <w:p>
@@ -6366,21 +5562,8 @@
         <w:t>, sector 2048 contains the BPB of a partition.</w:t>
       </w:r>
       <w:r>
-        <w:t xml:space="preserve"> Both can be </w:t>
-      </w:r>
-      <w:proofErr w:type="gramStart"/>
-      <w:r>
-        <w:t>see</w:t>
-      </w:r>
-      <w:proofErr w:type="gramEnd"/>
-      <w:r>
-        <w:t xml:space="preserve"> easily using </w:t>
-      </w:r>
-      <w:proofErr w:type="spellStart"/>
-      <w:r>
-        <w:t>HxD</w:t>
-      </w:r>
-      <w:proofErr w:type="spellEnd"/>
+        <w:t xml:space="preserve"> Both can be see easily using HxD</w:t>
+      </w:r>
     </w:p>
     <w:p>
       <w:pPr>
@@ -6391,15 +5574,7 @@
         </w:numPr>
       </w:pPr>
       <w:r>
-        <w:t xml:space="preserve">Partition information </w:t>
-      </w:r>
-      <w:proofErr w:type="gramStart"/>
-      <w:r>
-        <w:t>extracted</w:t>
-      </w:r>
-      <w:proofErr w:type="gramEnd"/>
-      <w:r>
-        <w:t xml:space="preserve"> from the 4x16 bytes before the boot magic number. The first value begins at </w:t>
+        <w:t xml:space="preserve">Partition information extracted from the 4x16 bytes before the boot magic number. The first value begins at </w:t>
       </w:r>
       <w:r>
         <w:t>0x1BE</w:t>
@@ -6417,23 +5592,7 @@
         </w:numPr>
       </w:pPr>
       <w:r>
-        <w:t xml:space="preserve">Exported first 512 to a file using </w:t>
-      </w:r>
-      <w:proofErr w:type="spellStart"/>
-      <w:r>
-        <w:t>HxD</w:t>
-      </w:r>
-      <w:proofErr w:type="spellEnd"/>
-      <w:r>
-        <w:t xml:space="preserve">, then used </w:t>
-      </w:r>
-      <w:proofErr w:type="spellStart"/>
-      <w:r>
-        <w:t>ImHEx</w:t>
-      </w:r>
-      <w:proofErr w:type="spellEnd"/>
-      <w:r>
-        <w:t xml:space="preserve"> disassembler feature to see the code. 16bits-x86-LitteEndian.</w:t>
+        <w:t>Exported first 512 to a file using HxD, then used ImHEx disassembler feature to see the code. 16bits-x86-LitteEndian.</w:t>
       </w:r>
     </w:p>
     <w:p>
@@ -6570,13 +5729,8 @@
       <w:r>
         <w:t xml:space="preserve"> Dissection of the first partition using ChatGPT. </w:t>
       </w:r>
-      <w:proofErr w:type="gramStart"/>
-      <w:r>
-        <w:t>Is</w:t>
-      </w:r>
-      <w:proofErr w:type="gramEnd"/>
-      <w:r>
-        <w:t xml:space="preserve"> correct?</w:t>
+      <w:r>
+        <w:t>Is correct?</w:t>
       </w:r>
       <w:bookmarkEnd w:id="9"/>
     </w:p>
@@ -6805,7 +5959,6 @@
       <w:r>
         <w:t>Invoke explorer Windows using “</w:t>
       </w:r>
-      <w:proofErr w:type="gramStart"/>
       <w:r>
         <w:rPr>
           <w:b/>
@@ -6813,7 +5966,6 @@
         </w:rPr>
         <w:t>explorer.exe .</w:t>
       </w:r>
-      <w:proofErr w:type="gramEnd"/>
       <w:r>
         <w:t>”</w:t>
       </w:r>
@@ -6955,13 +6107,8 @@
           <w:bCs/>
         </w:rPr>
       </w:pPr>
-      <w:proofErr w:type="gramStart"/>
-      <w:r>
-        <w:t>Also</w:t>
-      </w:r>
-      <w:proofErr w:type="gramEnd"/>
-      <w:r>
-        <w:t xml:space="preserve"> you can net use </w:t>
+      <w:r>
+        <w:t xml:space="preserve">Also you can net use </w:t>
       </w:r>
       <w:r>
         <w:rPr>
@@ -7006,79 +6153,37 @@
       <w:r>
         <w:t>Example: “</w:t>
       </w:r>
-      <w:proofErr w:type="spellStart"/>
       <w:r>
         <w:rPr>
           <w:b/>
           <w:bCs/>
         </w:rPr>
-        <w:t>wsl</w:t>
-      </w:r>
-      <w:proofErr w:type="spellEnd"/>
+        <w:t>wsl ls -la</w:t>
+      </w:r>
+      <w:r>
+        <w:t>”</w:t>
+      </w:r>
+      <w:r>
+        <w:t xml:space="preserve"> will output Windos folder but using Linux ls</w:t>
+      </w:r>
+    </w:p>
+    <w:p>
+      <w:pPr>
+        <w:pStyle w:val="ListParagraph"/>
+        <w:numPr>
+          <w:ilvl w:val="3"/>
+          <w:numId w:val="1"/>
+        </w:numPr>
+      </w:pPr>
+      <w:r>
+        <w:t xml:space="preserve">Example: </w:t>
+      </w:r>
       <w:r>
         <w:rPr>
           <w:b/>
           <w:bCs/>
         </w:rPr>
-        <w:t xml:space="preserve"> ls -la</w:t>
-      </w:r>
-      <w:r>
-        <w:t>”</w:t>
-      </w:r>
-      <w:r>
-        <w:t xml:space="preserve"> will output </w:t>
-      </w:r>
-      <w:proofErr w:type="spellStart"/>
-      <w:r>
-        <w:t>Windos</w:t>
-      </w:r>
-      <w:proofErr w:type="spellEnd"/>
-      <w:r>
-        <w:t xml:space="preserve"> folder but using Linux ls</w:t>
-      </w:r>
-    </w:p>
-    <w:p>
-      <w:pPr>
-        <w:pStyle w:val="ListParagraph"/>
-        <w:numPr>
-          <w:ilvl w:val="3"/>
-          <w:numId w:val="1"/>
-        </w:numPr>
-      </w:pPr>
-      <w:r>
-        <w:t xml:space="preserve">Example: </w:t>
-      </w:r>
-      <w:proofErr w:type="spellStart"/>
-      <w:r>
-        <w:rPr>
-          <w:b/>
-          <w:bCs/>
-        </w:rPr>
-        <w:t>wsl</w:t>
-      </w:r>
-      <w:proofErr w:type="spellEnd"/>
-      <w:r>
-        <w:rPr>
-          <w:b/>
-          <w:bCs/>
-        </w:rPr>
-        <w:t xml:space="preserve"> ls -la | </w:t>
-      </w:r>
-      <w:proofErr w:type="spellStart"/>
-      <w:r>
-        <w:rPr>
-          <w:b/>
-          <w:bCs/>
-        </w:rPr>
-        <w:t>findstr</w:t>
-      </w:r>
-      <w:proofErr w:type="spellEnd"/>
-      <w:r>
-        <w:rPr>
-          <w:b/>
-          <w:bCs/>
-        </w:rPr>
-        <w:t xml:space="preserve"> "git"</w:t>
+        <w:t>wsl ls -la | findstr "git"</w:t>
       </w:r>
     </w:p>
     <w:p>
@@ -7192,15 +6297,7 @@
         </w:numPr>
       </w:pPr>
       <w:r>
-        <w:t xml:space="preserve">sudo apt </w:t>
-      </w:r>
-      <w:proofErr w:type="spellStart"/>
-      <w:r>
-        <w:t>autoremove</w:t>
-      </w:r>
-      <w:proofErr w:type="spellEnd"/>
-      <w:r>
-        <w:t xml:space="preserve"> -y</w:t>
+        <w:t>sudo apt autoremove -y</w:t>
       </w:r>
     </w:p>
     <w:p>
@@ -7227,15 +6324,7 @@
         </w:numPr>
       </w:pPr>
       <w:r>
-        <w:t xml:space="preserve">sudo apt install </w:t>
-      </w:r>
-      <w:proofErr w:type="spellStart"/>
-      <w:r>
-        <w:t>nasm</w:t>
-      </w:r>
-      <w:proofErr w:type="spellEnd"/>
-      <w:r>
-        <w:t xml:space="preserve"> -y</w:t>
+        <w:t>sudo apt install nasm -y</w:t>
       </w:r>
     </w:p>
     <w:p>
@@ -7247,15 +6336,7 @@
         </w:numPr>
       </w:pPr>
       <w:r>
-        <w:t xml:space="preserve">Install </w:t>
-      </w:r>
-      <w:proofErr w:type="spellStart"/>
-      <w:r>
-        <w:t>bximage</w:t>
-      </w:r>
-      <w:proofErr w:type="spellEnd"/>
-      <w:r>
-        <w:t>:</w:t>
+        <w:t>Install bximage:</w:t>
       </w:r>
     </w:p>
     <w:p>
@@ -7267,13 +6348,8 @@
         </w:numPr>
       </w:pPr>
       <w:r>
-        <w:t xml:space="preserve">sudo apt install </w:t>
-      </w:r>
-      <w:proofErr w:type="spellStart"/>
-      <w:r>
-        <w:t>bximage</w:t>
-      </w:r>
-      <w:proofErr w:type="spellEnd"/>
+        <w:t>sudo apt install bximage</w:t>
+      </w:r>
     </w:p>
     <w:p>
       <w:pPr>
@@ -7308,23 +6384,7 @@
         </w:numPr>
       </w:pPr>
       <w:r>
-        <w:t xml:space="preserve">Create a temporary alias for </w:t>
-      </w:r>
-      <w:proofErr w:type="spellStart"/>
-      <w:r>
-        <w:t>cls</w:t>
-      </w:r>
-      <w:proofErr w:type="spellEnd"/>
-      <w:r>
-        <w:t xml:space="preserve"> = </w:t>
-      </w:r>
-      <w:proofErr w:type="gramStart"/>
-      <w:r>
-        <w:t>clear(</w:t>
-      </w:r>
-      <w:proofErr w:type="gramEnd"/>
-      <w:r>
-        <w:t>investigate how to make it permanent)</w:t>
+        <w:t>Create a temporary alias for cls = clear(investigate how to make it permanent)</w:t>
       </w:r>
     </w:p>
     <w:p>
@@ -7336,15 +6396,7 @@
         </w:numPr>
       </w:pPr>
       <w:r>
-        <w:t xml:space="preserve">alias </w:t>
-      </w:r>
-      <w:proofErr w:type="spellStart"/>
-      <w:r>
-        <w:t>cls</w:t>
-      </w:r>
-      <w:proofErr w:type="spellEnd"/>
-      <w:r>
-        <w:t>='clear'</w:t>
+        <w:t>alias cls='clear'</w:t>
       </w:r>
     </w:p>
     <w:p>
@@ -7356,15 +6408,7 @@
         </w:numPr>
       </w:pPr>
       <w:r>
-        <w:t xml:space="preserve">Install </w:t>
-      </w:r>
-      <w:proofErr w:type="spellStart"/>
-      <w:r>
-        <w:t>qemu</w:t>
-      </w:r>
-      <w:proofErr w:type="spellEnd"/>
-      <w:r>
-        <w:t xml:space="preserve"> on Windows: </w:t>
+        <w:t xml:space="preserve">Install qemu on Windows: </w:t>
       </w:r>
       <w:hyperlink r:id="rId15" w:history="1">
         <w:r>
@@ -7448,15 +6492,7 @@
         </w:numPr>
       </w:pPr>
       <w:r>
-        <w:t xml:space="preserve">Install </w:t>
-      </w:r>
-      <w:proofErr w:type="spellStart"/>
-      <w:r>
-        <w:t>gcc</w:t>
-      </w:r>
-      <w:proofErr w:type="spellEnd"/>
-      <w:r>
-        <w:t xml:space="preserve"> on WSL:</w:t>
+        <w:t>Install gcc on WSL:</w:t>
       </w:r>
     </w:p>
     <w:p>
@@ -7468,13 +6504,8 @@
         </w:numPr>
       </w:pPr>
       <w:r>
-        <w:t xml:space="preserve">Sudo apt install </w:t>
-      </w:r>
-      <w:proofErr w:type="spellStart"/>
-      <w:r>
-        <w:t>gcc</w:t>
-      </w:r>
-      <w:proofErr w:type="spellEnd"/>
+        <w:t>Sudo apt install gcc</w:t>
+      </w:r>
     </w:p>
     <w:p>
       <w:pPr>
@@ -7485,15 +6516,7 @@
         </w:numPr>
       </w:pPr>
       <w:r>
-        <w:t xml:space="preserve">Install build-essential and </w:t>
-      </w:r>
-      <w:proofErr w:type="spellStart"/>
-      <w:r>
-        <w:t>gdb</w:t>
-      </w:r>
-      <w:proofErr w:type="spellEnd"/>
-      <w:r>
-        <w:t>:</w:t>
+        <w:t>Install build-essential and gdb:</w:t>
       </w:r>
     </w:p>
     <w:p>
@@ -7505,13 +6528,8 @@
         </w:numPr>
       </w:pPr>
       <w:r>
-        <w:t xml:space="preserve">sudo apt-get install build-essential </w:t>
-      </w:r>
-      <w:proofErr w:type="spellStart"/>
-      <w:r>
-        <w:t>gdb</w:t>
-      </w:r>
-      <w:proofErr w:type="spellEnd"/>
+        <w:t>sudo apt-get install build-essential gdb</w:t>
+      </w:r>
     </w:p>
     <w:p>
       <w:pPr>
@@ -7545,13 +6563,8 @@
           <w:numId w:val="1"/>
         </w:numPr>
       </w:pPr>
-      <w:proofErr w:type="spellStart"/>
-      <w:r>
-        <w:t>wsl</w:t>
-      </w:r>
-      <w:proofErr w:type="spellEnd"/>
-      <w:r>
-        <w:t xml:space="preserve"> </w:t>
+      <w:r>
+        <w:t xml:space="preserve">wsl </w:t>
       </w:r>
       <w:r>
         <w:t>–</w:t>
@@ -7568,13 +6581,8 @@
           <w:numId w:val="1"/>
         </w:numPr>
       </w:pPr>
-      <w:proofErr w:type="spellStart"/>
-      <w:r>
-        <w:t>wsl</w:t>
-      </w:r>
-      <w:proofErr w:type="spellEnd"/>
-      <w:r>
-        <w:t xml:space="preserve"> </w:t>
+      <w:r>
+        <w:t xml:space="preserve">wsl </w:t>
       </w:r>
       <w:r>
         <w:t>–</w:t>
@@ -7667,16 +6675,11 @@
           <w:numId w:val="1"/>
         </w:numPr>
       </w:pPr>
-      <w:proofErr w:type="gramStart"/>
       <w:r>
         <w:t>Actually,</w:t>
       </w:r>
       <w:r>
-        <w:t xml:space="preserve"> what</w:t>
-      </w:r>
-      <w:proofErr w:type="gramEnd"/>
-      <w:r>
-        <w:t xml:space="preserve"> worked was [interop] </w:t>
+        <w:t xml:space="preserve"> what worked was [interop] </w:t>
       </w:r>
       <w:r>
         <w:t>appendWindowsPath=false</w:t>
@@ -7715,13 +6718,8 @@
         </w:numPr>
       </w:pPr>
       <w:r>
-        <w:t xml:space="preserve">Now using </w:t>
-      </w:r>
-      <w:proofErr w:type="gramStart"/>
-      <w:r>
-        <w:t>code .</w:t>
-      </w:r>
-      <w:proofErr w:type="gramEnd"/>
+        <w:t>Now using code .</w:t>
+      </w:r>
       <w:r>
         <w:t xml:space="preserve"> will open native, with a warning.</w:t>
       </w:r>
@@ -7750,31 +6748,10 @@
         </w:numPr>
       </w:pPr>
       <w:r>
-        <w:t xml:space="preserve">sudo apt install -y </w:t>
-      </w:r>
-      <w:proofErr w:type="spellStart"/>
-      <w:r>
-        <w:t>firefox</w:t>
-      </w:r>
-      <w:proofErr w:type="spellEnd"/>
-      <w:r>
-        <w:t xml:space="preserve"> (to complete the </w:t>
-      </w:r>
-      <w:proofErr w:type="spellStart"/>
-      <w:r>
-        <w:t>oauth</w:t>
-      </w:r>
-      <w:proofErr w:type="spellEnd"/>
-      <w:r>
-        <w:t xml:space="preserve"> </w:t>
-      </w:r>
-      <w:proofErr w:type="spellStart"/>
-      <w:r>
-        <w:t>github</w:t>
-      </w:r>
-      <w:proofErr w:type="spellEnd"/>
-      <w:r>
-        <w:t xml:space="preserve"> auth)</w:t>
+        <w:t>sudo apt install -y firefox</w:t>
+      </w:r>
+      <w:r>
+        <w:t xml:space="preserve"> (to complete the oauth github auth)</w:t>
       </w:r>
     </w:p>
     <w:p>
@@ -7786,15 +6763,7 @@
         </w:numPr>
       </w:pPr>
       <w:r>
-        <w:t xml:space="preserve">Prepare </w:t>
-      </w:r>
-      <w:proofErr w:type="spellStart"/>
-      <w:r>
-        <w:t>vscode</w:t>
-      </w:r>
-      <w:proofErr w:type="spellEnd"/>
-      <w:r>
-        <w:t xml:space="preserve"> on Linux for c:</w:t>
+        <w:t>Prepare vscode on Linux for c:</w:t>
       </w:r>
     </w:p>
     <w:p>
@@ -7806,13 +6775,8 @@
         </w:numPr>
       </w:pPr>
       <w:r>
-        <w:t xml:space="preserve">Create a launch and tasks </w:t>
-      </w:r>
-      <w:proofErr w:type="spellStart"/>
-      <w:r>
-        <w:t>jsons</w:t>
-      </w:r>
-      <w:proofErr w:type="spellEnd"/>
+        <w:t>Create a launch and tasks jsons</w:t>
+      </w:r>
       <w:r>
         <w:t>.</w:t>
       </w:r>
@@ -7922,23 +6886,7 @@
         </w:numPr>
       </w:pPr>
       <w:r>
-        <w:t xml:space="preserve">            "</w:t>
-      </w:r>
-      <w:proofErr w:type="spellStart"/>
-      <w:r>
-        <w:t>preLaunchTask</w:t>
-      </w:r>
-      <w:proofErr w:type="spellEnd"/>
-      <w:r>
-        <w:t xml:space="preserve">": "C/C++: </w:t>
-      </w:r>
-      <w:proofErr w:type="spellStart"/>
-      <w:r>
-        <w:t>gcc</w:t>
-      </w:r>
-      <w:proofErr w:type="spellEnd"/>
-      <w:r>
-        <w:t xml:space="preserve"> build active file",</w:t>
+        <w:t xml:space="preserve">            "preLaunchTask": "C/C++: gcc build active file",</w:t>
       </w:r>
     </w:p>
     <w:p>
@@ -7950,15 +6898,7 @@
         </w:numPr>
       </w:pPr>
       <w:r>
-        <w:t xml:space="preserve">            "name": "(</w:t>
-      </w:r>
-      <w:proofErr w:type="spellStart"/>
-      <w:r>
-        <w:t>gdb</w:t>
-      </w:r>
-      <w:proofErr w:type="spellEnd"/>
-      <w:r>
-        <w:t>) Launch",</w:t>
+        <w:t xml:space="preserve">            "name": "(gdb) Launch",</w:t>
       </w:r>
     </w:p>
     <w:p>
@@ -7970,15 +6910,7 @@
         </w:numPr>
       </w:pPr>
       <w:r>
-        <w:t xml:space="preserve">            "type": "</w:t>
-      </w:r>
-      <w:proofErr w:type="spellStart"/>
-      <w:r>
-        <w:t>cppdbg</w:t>
-      </w:r>
-      <w:proofErr w:type="spellEnd"/>
-      <w:r>
-        <w:t>",</w:t>
+        <w:t xml:space="preserve">            "type": "cppdbg",</w:t>
       </w:r>
     </w:p>
     <w:p>
@@ -8002,23 +6934,7 @@
         </w:numPr>
       </w:pPr>
       <w:r>
-        <w:t xml:space="preserve">            "program": "${</w:t>
-      </w:r>
-      <w:proofErr w:type="spellStart"/>
-      <w:r>
-        <w:t>fileDirname</w:t>
-      </w:r>
-      <w:proofErr w:type="spellEnd"/>
-      <w:r>
-        <w:t>}/${</w:t>
-      </w:r>
-      <w:proofErr w:type="spellStart"/>
-      <w:r>
-        <w:t>fileBasenameNoExtension</w:t>
-      </w:r>
-      <w:proofErr w:type="spellEnd"/>
-      <w:r>
-        <w:t>}",</w:t>
+        <w:t xml:space="preserve">            "program": "${fileDirname}/${fileBasenameNoExtension}",</w:t>
       </w:r>
     </w:p>
     <w:p>
@@ -8030,15 +6946,7 @@
         </w:numPr>
       </w:pPr>
       <w:r>
-        <w:t xml:space="preserve">            "</w:t>
-      </w:r>
-      <w:proofErr w:type="spellStart"/>
-      <w:r>
-        <w:t>args</w:t>
-      </w:r>
-      <w:proofErr w:type="spellEnd"/>
-      <w:r>
-        <w:t>": [</w:t>
+        <w:t xml:space="preserve">            "args": [</w:t>
       </w:r>
     </w:p>
     <w:p>
@@ -8050,15 +6958,7 @@
         </w:numPr>
       </w:pPr>
       <w:r>
-        <w:t xml:space="preserve">                "</w:t>
-      </w:r>
-      <w:proofErr w:type="spellStart"/>
-      <w:r>
-        <w:t>aaaaa</w:t>
-      </w:r>
-      <w:proofErr w:type="spellEnd"/>
-      <w:r>
-        <w:t>",</w:t>
+        <w:t xml:space="preserve">                "aaaaa",</w:t>
       </w:r>
     </w:p>
     <w:p>
@@ -8070,15 +6970,7 @@
         </w:numPr>
       </w:pPr>
       <w:r>
-        <w:t xml:space="preserve">                "</w:t>
-      </w:r>
-      <w:proofErr w:type="spellStart"/>
-      <w:r>
-        <w:t>bbbbb</w:t>
-      </w:r>
-      <w:proofErr w:type="spellEnd"/>
-      <w:r>
-        <w:t>",</w:t>
+        <w:t xml:space="preserve">                "bbbbb",</w:t>
       </w:r>
     </w:p>
     <w:p>
@@ -8090,15 +6982,7 @@
         </w:numPr>
       </w:pPr>
       <w:r>
-        <w:t xml:space="preserve">                "</w:t>
-      </w:r>
-      <w:proofErr w:type="spellStart"/>
-      <w:r>
-        <w:t>ccccc</w:t>
-      </w:r>
-      <w:proofErr w:type="spellEnd"/>
-      <w:r>
-        <w:t>"</w:t>
+        <w:t xml:space="preserve">                "ccccc"</w:t>
       </w:r>
     </w:p>
     <w:p>
@@ -8122,15 +7006,7 @@
         </w:numPr>
       </w:pPr>
       <w:r>
-        <w:t xml:space="preserve">            "</w:t>
-      </w:r>
-      <w:proofErr w:type="spellStart"/>
-      <w:r>
-        <w:t>stopAtEntry</w:t>
-      </w:r>
-      <w:proofErr w:type="spellEnd"/>
-      <w:r>
-        <w:t>": false,</w:t>
+        <w:t xml:space="preserve">            "stopAtEntry": false,</w:t>
       </w:r>
     </w:p>
     <w:p>
@@ -8142,23 +7018,7 @@
         </w:numPr>
       </w:pPr>
       <w:r>
-        <w:t xml:space="preserve">            "</w:t>
-      </w:r>
-      <w:proofErr w:type="spellStart"/>
-      <w:r>
-        <w:t>cwd</w:t>
-      </w:r>
-      <w:proofErr w:type="spellEnd"/>
-      <w:r>
-        <w:t>": "${</w:t>
-      </w:r>
-      <w:proofErr w:type="spellStart"/>
-      <w:r>
-        <w:t>fileDirname</w:t>
-      </w:r>
-      <w:proofErr w:type="spellEnd"/>
-      <w:r>
-        <w:t>}",</w:t>
+        <w:t xml:space="preserve">            "cwd": "${fileDirname}",</w:t>
       </w:r>
     </w:p>
     <w:p>
@@ -8182,15 +7042,7 @@
         </w:numPr>
       </w:pPr>
       <w:r>
-        <w:t xml:space="preserve">            "</w:t>
-      </w:r>
-      <w:proofErr w:type="spellStart"/>
-      <w:r>
-        <w:t>externalConsole</w:t>
-      </w:r>
-      <w:proofErr w:type="spellEnd"/>
-      <w:r>
-        <w:t>": false,</w:t>
+        <w:t xml:space="preserve">            "externalConsole": false,</w:t>
       </w:r>
     </w:p>
     <w:p>
@@ -8202,23 +7054,7 @@
         </w:numPr>
       </w:pPr>
       <w:r>
-        <w:t xml:space="preserve">            "</w:t>
-      </w:r>
-      <w:proofErr w:type="spellStart"/>
-      <w:r>
-        <w:t>MIMode</w:t>
-      </w:r>
-      <w:proofErr w:type="spellEnd"/>
-      <w:r>
-        <w:t>": "</w:t>
-      </w:r>
-      <w:proofErr w:type="spellStart"/>
-      <w:r>
-        <w:t>gdb</w:t>
-      </w:r>
-      <w:proofErr w:type="spellEnd"/>
-      <w:r>
-        <w:t>",</w:t>
+        <w:t xml:space="preserve">            "MIMode": "gdb",</w:t>
       </w:r>
     </w:p>
     <w:p>
@@ -8230,15 +7066,7 @@
         </w:numPr>
       </w:pPr>
       <w:r>
-        <w:t xml:space="preserve">            "</w:t>
-      </w:r>
-      <w:proofErr w:type="spellStart"/>
-      <w:r>
-        <w:t>setupCommands</w:t>
-      </w:r>
-      <w:proofErr w:type="spellEnd"/>
-      <w:r>
-        <w:t>": [</w:t>
+        <w:t xml:space="preserve">            "setupCommands": [</w:t>
       </w:r>
     </w:p>
     <w:p>
@@ -8262,15 +7090,7 @@
         </w:numPr>
       </w:pPr>
       <w:r>
-        <w:t xml:space="preserve">                    "description": "Enable pretty-printing for </w:t>
-      </w:r>
-      <w:proofErr w:type="spellStart"/>
-      <w:r>
-        <w:t>gdb</w:t>
-      </w:r>
-      <w:proofErr w:type="spellEnd"/>
-      <w:r>
-        <w:t>",</w:t>
+        <w:t xml:space="preserve">                    "description": "Enable pretty-printing for gdb",</w:t>
       </w:r>
     </w:p>
     <w:p>
@@ -8294,15 +7114,7 @@
         </w:numPr>
       </w:pPr>
       <w:r>
-        <w:t xml:space="preserve">                    "</w:t>
-      </w:r>
-      <w:proofErr w:type="spellStart"/>
-      <w:r>
-        <w:t>ignoreFailures</w:t>
-      </w:r>
-      <w:proofErr w:type="spellEnd"/>
-      <w:r>
-        <w:t>": true</w:t>
+        <w:t xml:space="preserve">                    "ignoreFailures": true</w:t>
       </w:r>
     </w:p>
     <w:p>
@@ -8350,15 +7162,7 @@
         </w:numPr>
       </w:pPr>
       <w:r>
-        <w:t xml:space="preserve">                    "text": "-</w:t>
-      </w:r>
-      <w:proofErr w:type="spellStart"/>
-      <w:r>
-        <w:t>gdb</w:t>
-      </w:r>
-      <w:proofErr w:type="spellEnd"/>
-      <w:r>
-        <w:t>-set disassembly-flavor intel",</w:t>
+        <w:t xml:space="preserve">                    "text": "-gdb-set disassembly-flavor intel",</w:t>
       </w:r>
     </w:p>
     <w:p>
@@ -8370,15 +7174,7 @@
         </w:numPr>
       </w:pPr>
       <w:r>
-        <w:t xml:space="preserve">                    "</w:t>
-      </w:r>
-      <w:proofErr w:type="spellStart"/>
-      <w:r>
-        <w:t>ignoreFailures</w:t>
-      </w:r>
-      <w:proofErr w:type="spellEnd"/>
-      <w:r>
-        <w:t>": true</w:t>
+        <w:t xml:space="preserve">                    "ignoreFailures": true</w:t>
       </w:r>
     </w:p>
     <w:p>
@@ -8487,15 +7283,7 @@
         </w:numPr>
       </w:pPr>
       <w:r>
-        <w:t xml:space="preserve">            "type": "</w:t>
-      </w:r>
-      <w:proofErr w:type="spellStart"/>
-      <w:r>
-        <w:t>cppbuild</w:t>
-      </w:r>
-      <w:proofErr w:type="spellEnd"/>
-      <w:r>
-        <w:t>",</w:t>
+        <w:t xml:space="preserve">            "type": "cppbuild",</w:t>
       </w:r>
     </w:p>
     <w:p>
@@ -8507,15 +7295,7 @@
         </w:numPr>
       </w:pPr>
       <w:r>
-        <w:t xml:space="preserve">            "label": "C/C++: </w:t>
-      </w:r>
-      <w:proofErr w:type="spellStart"/>
-      <w:r>
-        <w:t>gcc</w:t>
-      </w:r>
-      <w:proofErr w:type="spellEnd"/>
-      <w:r>
-        <w:t xml:space="preserve"> build active file",</w:t>
+        <w:t xml:space="preserve">            "label": "C/C++: gcc build active file",</w:t>
       </w:r>
     </w:p>
     <w:p>
@@ -8527,15 +7307,7 @@
         </w:numPr>
       </w:pPr>
       <w:r>
-        <w:t xml:space="preserve">            "command": "/usr/bin/</w:t>
-      </w:r>
-      <w:proofErr w:type="spellStart"/>
-      <w:r>
-        <w:t>gcc</w:t>
-      </w:r>
-      <w:proofErr w:type="spellEnd"/>
-      <w:r>
-        <w:t>",</w:t>
+        <w:t xml:space="preserve">            "command": "/usr/bin/gcc",</w:t>
       </w:r>
     </w:p>
     <w:p>
@@ -8547,15 +7319,7 @@
         </w:numPr>
       </w:pPr>
       <w:r>
-        <w:t xml:space="preserve">            "</w:t>
-      </w:r>
-      <w:proofErr w:type="spellStart"/>
-      <w:r>
-        <w:t>args</w:t>
-      </w:r>
-      <w:proofErr w:type="spellEnd"/>
-      <w:r>
-        <w:t>": [</w:t>
+        <w:t xml:space="preserve">            "args": [</w:t>
       </w:r>
     </w:p>
     <w:p>
@@ -8567,15 +7331,7 @@
         </w:numPr>
       </w:pPr>
       <w:r>
-        <w:t xml:space="preserve">                "-</w:t>
-      </w:r>
-      <w:proofErr w:type="spellStart"/>
-      <w:r>
-        <w:t>fdiagnostics</w:t>
-      </w:r>
-      <w:proofErr w:type="spellEnd"/>
-      <w:r>
-        <w:t>-color=always",</w:t>
+        <w:t xml:space="preserve">                "-fdiagnostics-color=always",</w:t>
       </w:r>
     </w:p>
     <w:p>
@@ -8623,23 +7379,7 @@
         </w:numPr>
       </w:pPr>
       <w:r>
-        <w:t xml:space="preserve">                "${</w:t>
-      </w:r>
-      <w:proofErr w:type="spellStart"/>
-      <w:r>
-        <w:t>fileDirname</w:t>
-      </w:r>
-      <w:proofErr w:type="spellEnd"/>
-      <w:r>
-        <w:t>}/${</w:t>
-      </w:r>
-      <w:proofErr w:type="spellStart"/>
-      <w:r>
-        <w:t>fileBasenameNoExtension</w:t>
-      </w:r>
-      <w:proofErr w:type="spellEnd"/>
-      <w:r>
-        <w:t>}"</w:t>
+        <w:t xml:space="preserve">                "${fileDirname}/${fileBasenameNoExtension}"</w:t>
       </w:r>
     </w:p>
     <w:p>
@@ -8663,13 +7403,8 @@
         </w:numPr>
       </w:pPr>
       <w:r>
-        <w:t xml:space="preserve">            "options</w:t>
-      </w:r>
-      <w:proofErr w:type="gramStart"/>
-      <w:r>
-        <w:t>": {</w:t>
-      </w:r>
-      <w:proofErr w:type="gramEnd"/>
+        <w:t xml:space="preserve">            "options": {</w:t>
+      </w:r>
     </w:p>
     <w:p>
       <w:pPr>
@@ -8680,23 +7415,7 @@
         </w:numPr>
       </w:pPr>
       <w:r>
-        <w:t xml:space="preserve">                "</w:t>
-      </w:r>
-      <w:proofErr w:type="spellStart"/>
-      <w:r>
-        <w:t>cwd</w:t>
-      </w:r>
-      <w:proofErr w:type="spellEnd"/>
-      <w:r>
-        <w:t>": "${</w:t>
-      </w:r>
-      <w:proofErr w:type="spellStart"/>
-      <w:r>
-        <w:t>fileDirname</w:t>
-      </w:r>
-      <w:proofErr w:type="spellEnd"/>
-      <w:r>
-        <w:t>}"</w:t>
+        <w:t xml:space="preserve">                "cwd": "${fileDirname}"</w:t>
       </w:r>
     </w:p>
     <w:p>
@@ -8720,15 +7439,7 @@
         </w:numPr>
       </w:pPr>
       <w:r>
-        <w:t xml:space="preserve">            "</w:t>
-      </w:r>
-      <w:proofErr w:type="spellStart"/>
-      <w:r>
-        <w:t>problemMatcher</w:t>
-      </w:r>
-      <w:proofErr w:type="spellEnd"/>
-      <w:r>
-        <w:t>": [</w:t>
+        <w:t xml:space="preserve">            "problemMatcher": [</w:t>
       </w:r>
     </w:p>
     <w:p>
@@ -8740,15 +7451,7 @@
         </w:numPr>
       </w:pPr>
       <w:r>
-        <w:t xml:space="preserve">                "$</w:t>
-      </w:r>
-      <w:proofErr w:type="spellStart"/>
-      <w:r>
-        <w:t>gcc</w:t>
-      </w:r>
-      <w:proofErr w:type="spellEnd"/>
-      <w:r>
-        <w:t>"</w:t>
+        <w:t xml:space="preserve">                "$gcc"</w:t>
       </w:r>
     </w:p>
     <w:p>
@@ -8772,13 +7475,8 @@
         </w:numPr>
       </w:pPr>
       <w:r>
-        <w:t xml:space="preserve">            "group</w:t>
-      </w:r>
-      <w:proofErr w:type="gramStart"/>
-      <w:r>
-        <w:t>": {</w:t>
-      </w:r>
-      <w:proofErr w:type="gramEnd"/>
+        <w:t xml:space="preserve">            "group": {</w:t>
+      </w:r>
     </w:p>
     <w:p>
       <w:pPr>
@@ -8801,15 +7499,7 @@
         </w:numPr>
       </w:pPr>
       <w:r>
-        <w:t xml:space="preserve">                "</w:t>
-      </w:r>
-      <w:proofErr w:type="spellStart"/>
-      <w:r>
-        <w:t>isDefault</w:t>
-      </w:r>
-      <w:proofErr w:type="spellEnd"/>
-      <w:r>
-        <w:t>": true</w:t>
+        <w:t xml:space="preserve">                "isDefault": true</w:t>
       </w:r>
     </w:p>
     <w:p>
@@ -8893,13 +7583,8 @@
         </w:numPr>
       </w:pPr>
       <w:r>
-        <w:t>Next setup task. . .</w:t>
-      </w:r>
-      <w:proofErr w:type="gramStart"/>
-      <w:r>
-        <w:t xml:space="preserve"> ..</w:t>
-      </w:r>
-      <w:proofErr w:type="gramEnd"/>
+        <w:t>Next setup task. . . ..</w:t>
+      </w:r>
     </w:p>
     <w:p>
       <w:pPr>
@@ -9093,15 +7778,7 @@
     <w:p/>
     <w:p>
       <w:r>
-        <w:t xml:space="preserve">Build binary from </w:t>
-      </w:r>
-      <w:proofErr w:type="spellStart"/>
-      <w:r>
-        <w:t>asm</w:t>
-      </w:r>
-      <w:proofErr w:type="spellEnd"/>
-      <w:r>
-        <w:t xml:space="preserve"> file using NASM. Relative path, the full path for this is: </w:t>
+        <w:t xml:space="preserve">Build binary from asm file using NASM. Relative path, the full path for this is: </w:t>
       </w:r>
     </w:p>
     <w:p>
@@ -9117,23 +7794,7 @@
           <w:b/>
           <w:bCs/>
         </w:rPr>
-        <w:t>/</w:t>
-      </w:r>
-      <w:proofErr w:type="gramStart"/>
-      <w:r>
-        <w:rPr>
-          <w:b/>
-          <w:bCs/>
-        </w:rPr>
-        <w:t>mnt</w:t>
-      </w:r>
-      <w:proofErr w:type="gramEnd"/>
-      <w:r>
-        <w:rPr>
-          <w:b/>
-          <w:bCs/>
-        </w:rPr>
-        <w:t>/c/Users/mihe/Dropbox/TusMuertOS-Oct2025</w:t>
+        <w:t>/mnt/c/Users/mihe/Dropbox/TusMuertOS-Oct2025</w:t>
       </w:r>
     </w:p>
     <w:p>
@@ -9149,72 +7810,18 @@
           <w:bCs/>
         </w:rPr>
       </w:pPr>
-      <w:proofErr w:type="spellStart"/>
       <w:r>
         <w:rPr>
           <w:b/>
           <w:bCs/>
         </w:rPr>
-        <w:t>nasm</w:t>
-      </w:r>
-      <w:proofErr w:type="spellEnd"/>
-      <w:r>
-        <w:rPr>
-          <w:b/>
-          <w:bCs/>
-        </w:rPr>
-        <w:t xml:space="preserve"> -f bin </w:t>
-      </w:r>
-      <w:proofErr w:type="spellStart"/>
-      <w:r>
-        <w:rPr>
-          <w:b/>
-          <w:bCs/>
-        </w:rPr>
-        <w:t>src</w:t>
-      </w:r>
-      <w:proofErr w:type="spellEnd"/>
-      <w:r>
-        <w:rPr>
-          <w:b/>
-          <w:bCs/>
-        </w:rPr>
-        <w:t xml:space="preserve">/bootloader/stage1.asm -o </w:t>
-      </w:r>
-      <w:proofErr w:type="spellStart"/>
-      <w:r>
-        <w:rPr>
-          <w:b/>
-          <w:bCs/>
-        </w:rPr>
-        <w:t>src</w:t>
-      </w:r>
-      <w:proofErr w:type="spellEnd"/>
-      <w:r>
-        <w:rPr>
-          <w:b/>
-          <w:bCs/>
-        </w:rPr>
-        <w:t>/build/stage1.bin</w:t>
+        <w:t>nasm -f bin src/bootloader/stage1.asm -o src/build/stage1.bin</w:t>
       </w:r>
     </w:p>
     <w:p/>
     <w:p>
-      <w:proofErr w:type="spellStart"/>
-      <w:r>
-        <w:t>bximage</w:t>
-      </w:r>
-      <w:proofErr w:type="spellEnd"/>
-      <w:r>
-        <w:t xml:space="preserve"> to create an empty floppy disk. It is an interactive tool with a menu. It shows this info after execution: The following line should appear in your </w:t>
-      </w:r>
-      <w:proofErr w:type="spellStart"/>
-      <w:r>
-        <w:t>bochsrc</w:t>
-      </w:r>
-      <w:proofErr w:type="spellEnd"/>
-      <w:r>
-        <w:t>:</w:t>
+      <w:r>
+        <w:t>bximage to create an empty floppy disk. It is an interactive tool with a menu. It shows this info after execution: The following line should appear in your bochsrc:</w:t>
       </w:r>
     </w:p>
     <w:p>
@@ -9225,37 +7832,12 @@
           <w:bCs/>
         </w:rPr>
       </w:pPr>
-      <w:proofErr w:type="spellStart"/>
       <w:r>
         <w:rPr>
           <w:b/>
           <w:bCs/>
         </w:rPr>
-        <w:t>floppya</w:t>
-      </w:r>
-      <w:proofErr w:type="spellEnd"/>
-      <w:r>
-        <w:rPr>
-          <w:b/>
-          <w:bCs/>
-        </w:rPr>
-        <w:t>: image="</w:t>
-      </w:r>
-      <w:proofErr w:type="spellStart"/>
-      <w:r>
-        <w:rPr>
-          <w:b/>
-          <w:bCs/>
-        </w:rPr>
-        <w:t>floppy.img</w:t>
-      </w:r>
-      <w:proofErr w:type="spellEnd"/>
-      <w:r>
-        <w:rPr>
-          <w:b/>
-          <w:bCs/>
-        </w:rPr>
-        <w:t>", status=inserted</w:t>
+        <w:t>floppya: image="floppy.img", status=inserted</w:t>
       </w:r>
     </w:p>
     <w:p>
@@ -9276,115 +7858,26 @@
           <w:b/>
           <w:bCs/>
         </w:rPr>
-        <w:t>dd if=/dev/zero of=</w:t>
-      </w:r>
-      <w:proofErr w:type="spellStart"/>
+        <w:t>dd if=/dev/zero of=teaching.img bs=512 count=2880</w:t>
+      </w:r>
+    </w:p>
+    <w:p/>
+    <w:p>
+      <w:r>
+        <w:t>Inject the bootloader (512 bytes, One sector if I am not mistaketn) at the beginning of the empty disk image:</w:t>
+      </w:r>
+    </w:p>
+    <w:p>
+      <w:pPr>
+        <w:ind w:firstLine="720"/>
+      </w:pPr>
       <w:r>
         <w:rPr>
           <w:b/>
           <w:bCs/>
         </w:rPr>
-        <w:t>teaching.img</w:t>
-      </w:r>
-      <w:proofErr w:type="spellEnd"/>
-      <w:r>
-        <w:rPr>
-          <w:b/>
-          <w:bCs/>
-        </w:rPr>
-        <w:t xml:space="preserve"> bs=512 count=2880</w:t>
-      </w:r>
-    </w:p>
-    <w:p/>
-    <w:p>
-      <w:r>
-        <w:t xml:space="preserve">Inject the bootloader (512 bytes, </w:t>
-      </w:r>
-      <w:proofErr w:type="gramStart"/>
-      <w:r>
-        <w:t>One</w:t>
-      </w:r>
-      <w:proofErr w:type="gramEnd"/>
-      <w:r>
-        <w:t xml:space="preserve"> sector if I am not </w:t>
-      </w:r>
-      <w:proofErr w:type="spellStart"/>
-      <w:r>
-        <w:t>mistaketn</w:t>
-      </w:r>
-      <w:proofErr w:type="spellEnd"/>
-      <w:r>
-        <w:t>) at the beginning of the empty disk image:</w:t>
-      </w:r>
-    </w:p>
-    <w:p>
-      <w:pPr>
-        <w:ind w:firstLine="720"/>
-      </w:pPr>
-      <w:r>
-        <w:rPr>
-          <w:b/>
-          <w:bCs/>
-        </w:rPr>
-        <w:t>dd if=</w:t>
-      </w:r>
-      <w:proofErr w:type="spellStart"/>
-      <w:r>
-        <w:rPr>
-          <w:b/>
-          <w:bCs/>
-        </w:rPr>
-        <w:t>src</w:t>
-      </w:r>
-      <w:proofErr w:type="spellEnd"/>
-      <w:r>
-        <w:rPr>
-          <w:b/>
-          <w:bCs/>
-        </w:rPr>
-        <w:t>/build/stage1.bin of=</w:t>
-      </w:r>
-      <w:proofErr w:type="spellStart"/>
-      <w:r>
-        <w:rPr>
-          <w:b/>
-          <w:bCs/>
-        </w:rPr>
-        <w:t>src</w:t>
-      </w:r>
-      <w:proofErr w:type="spellEnd"/>
-      <w:r>
-        <w:rPr>
-          <w:b/>
-          <w:bCs/>
-        </w:rPr>
-        <w:t>/build/</w:t>
-      </w:r>
-      <w:proofErr w:type="spellStart"/>
-      <w:r>
-        <w:rPr>
-          <w:b/>
-          <w:bCs/>
-        </w:rPr>
-        <w:t>floppy.img</w:t>
-      </w:r>
-      <w:proofErr w:type="spellEnd"/>
-      <w:r>
-        <w:rPr>
-          <w:b/>
-          <w:bCs/>
-        </w:rPr>
-        <w:t xml:space="preserve"> bs=512 count=1 conv=</w:t>
-      </w:r>
-      <w:proofErr w:type="spellStart"/>
-      <w:r>
-        <w:rPr>
-          <w:b/>
-          <w:bCs/>
-        </w:rPr>
-        <w:t>notrunc</w:t>
-      </w:r>
-      <w:proofErr w:type="spellEnd"/>
+        <w:t>dd if=src/build/stage1.bin of=src/build/floppy.img bs=512 count=1 conv=notrunc</w:t>
+      </w:r>
     </w:p>
     <w:p/>
     <w:p>
@@ -9400,31 +7893,13 @@
           <w:bCs/>
         </w:rPr>
       </w:pPr>
-      <w:proofErr w:type="spellStart"/>
       <w:r>
         <w:rPr>
           <w:b/>
           <w:bCs/>
         </w:rPr>
-        <w:t>xxd</w:t>
-      </w:r>
-      <w:proofErr w:type="spellEnd"/>
-      <w:r>
-        <w:rPr>
-          <w:b/>
-          <w:bCs/>
-        </w:rPr>
-        <w:t xml:space="preserve"> -l 512 </w:t>
-      </w:r>
-      <w:proofErr w:type="spellStart"/>
-      <w:r>
-        <w:rPr>
-          <w:b/>
-          <w:bCs/>
-        </w:rPr>
-        <w:t>floppy.img</w:t>
-      </w:r>
-      <w:proofErr w:type="spellEnd"/>
+        <w:t>xxd -l 512 floppy.img</w:t>
+      </w:r>
     </w:p>
     <w:p/>
     <w:p/>
@@ -9441,36 +7916,12 @@
     <w:p/>
     <w:p>
       <w:r>
-        <w:t xml:space="preserve">Run </w:t>
-      </w:r>
-      <w:proofErr w:type="spellStart"/>
-      <w:r>
-        <w:t>qemu</w:t>
-      </w:r>
-      <w:proofErr w:type="spellEnd"/>
-      <w:r>
-        <w:t xml:space="preserve"> with the bootloader bin</w:t>
-      </w:r>
-    </w:p>
-    <w:p>
-      <w:r>
-        <w:t>qemu-system-i386 -drive format=</w:t>
-      </w:r>
-      <w:proofErr w:type="gramStart"/>
-      <w:r>
-        <w:t>raw,file</w:t>
-      </w:r>
-      <w:proofErr w:type="gramEnd"/>
-      <w:r>
-        <w:t>=</w:t>
-      </w:r>
-      <w:proofErr w:type="gramStart"/>
-      <w:r>
-        <w:t>C:\Users\mihe\Dropbox\TusMuertOS-Oct2025\src\build\stage1.bin,if</w:t>
-      </w:r>
-      <w:proofErr w:type="gramEnd"/>
-      <w:r>
-        <w:t>=floppy</w:t>
+        <w:t>Run qemu with the bootloader bin</w:t>
+      </w:r>
+    </w:p>
+    <w:p>
+      <w:r>
+        <w:t>qemu-system-i386 -drive format=raw,file=C:\Users\mihe\Dropbox\TusMuertOS-Oct2025\src\build\stage1.bin,if=floppy</w:t>
       </w:r>
     </w:p>
     <w:p/>
@@ -9491,119 +7942,46 @@
     </w:p>
     <w:p>
       <w:r>
-        <w:t xml:space="preserve">Copy the template where the </w:t>
-      </w:r>
-      <w:proofErr w:type="spellStart"/>
-      <w:r>
-        <w:t>img</w:t>
-      </w:r>
-      <w:proofErr w:type="spellEnd"/>
-      <w:r>
-        <w:t xml:space="preserve"> is (in the file you also use full path or relative to the .</w:t>
-      </w:r>
-      <w:proofErr w:type="spellStart"/>
-      <w:r>
-        <w:t>img</w:t>
-      </w:r>
-      <w:proofErr w:type="spellEnd"/>
-      <w:r>
-        <w:t xml:space="preserve"> and output logs).</w:t>
-      </w:r>
-    </w:p>
-    <w:p>
-      <w:r>
-        <w:t xml:space="preserve">Run this: </w:t>
-      </w:r>
-      <w:proofErr w:type="spellStart"/>
-      <w:r>
-        <w:t>bochs</w:t>
-      </w:r>
-      <w:proofErr w:type="spellEnd"/>
-      <w:r>
-        <w:t xml:space="preserve"> -f .\bochsrc-runtime.txt -q -debugger</w:t>
+        <w:t>Copy the template where the img is (in the file you also use full path or relative to the .img and output logs).</w:t>
+      </w:r>
+    </w:p>
+    <w:p>
+      <w:r>
+        <w:t>Run this: bochs -f .\bochsrc-runtime.txt -q -debugger</w:t>
       </w:r>
     </w:p>
     <w:p>
       <w:r>
         <w:tab/>
-        <w:t xml:space="preserve">-f: </w:t>
-      </w:r>
-      <w:proofErr w:type="spellStart"/>
-      <w:r>
-        <w:t>configfile</w:t>
-      </w:r>
-      <w:proofErr w:type="spellEnd"/>
+        <w:t>-f: configfile</w:t>
+      </w:r>
     </w:p>
     <w:p>
       <w:r>
         <w:tab/>
-        <w:t xml:space="preserve">-q: don’t show the configuration screen before </w:t>
-      </w:r>
-      <w:proofErr w:type="gramStart"/>
-      <w:r>
-        <w:t>start</w:t>
-      </w:r>
-      <w:proofErr w:type="gramEnd"/>
+        <w:t>-q: don’t show the configuration screen before start</w:t>
+      </w:r>
     </w:p>
     <w:p>
       <w:r>
         <w:tab/>
-        <w:t xml:space="preserve">-debugger: memory, registers, </w:t>
-      </w:r>
-      <w:proofErr w:type="spellStart"/>
-      <w:r>
-        <w:t>etc</w:t>
-      </w:r>
-      <w:proofErr w:type="spellEnd"/>
-      <w:r>
-        <w:t>…</w:t>
-      </w:r>
-    </w:p>
-    <w:p>
-      <w:proofErr w:type="spellStart"/>
-      <w:r>
-        <w:t>bochs</w:t>
-      </w:r>
-      <w:proofErr w:type="spellEnd"/>
-      <w:r>
-        <w:t xml:space="preserve"> -f .\bochsrc-runtime.txt -q -debugger</w:t>
+        <w:t>-debugger: memory, registers, etc…</w:t>
+      </w:r>
+    </w:p>
+    <w:p>
+      <w:r>
+        <w:t>bochs -f .\bochsrc-runtime.txt -q -debugger</w:t>
       </w:r>
     </w:p>
     <w:p/>
     <w:p>
       <w:r>
-        <w:t xml:space="preserve">NEXT </w:t>
-      </w:r>
-      <w:proofErr w:type="gramStart"/>
-      <w:r>
-        <w:t>DAY !!!!!!!!!!!!!!!!!!!!!!!!!!!!!!!!!!!!!!</w:t>
-      </w:r>
-      <w:proofErr w:type="gramEnd"/>
-    </w:p>
-    <w:p>
-      <w:proofErr w:type="spellStart"/>
-      <w:r>
-        <w:t>bochs</w:t>
-      </w:r>
-      <w:proofErr w:type="spellEnd"/>
-      <w:r>
-        <w:t xml:space="preserve"> -f .\bochsrc-runtime.txt -q -debugger -</w:t>
-      </w:r>
-      <w:proofErr w:type="spellStart"/>
-      <w:r>
-        <w:t>rc</w:t>
-      </w:r>
-      <w:proofErr w:type="spellEnd"/>
-      <w:r>
-        <w:t xml:space="preserve"> .\</w:t>
-      </w:r>
-      <w:proofErr w:type="spellStart"/>
-      <w:r>
-        <w:t>bochs.cmds</w:t>
-      </w:r>
-      <w:proofErr w:type="spellEnd"/>
-      <w:r>
-        <w:t xml:space="preserve"> try to enable automatic breakpoint, without magic breakpoints, which take space from the bootloader.</w:t>
+        <w:t>NEXT DAY !!!!!!!!!!!!!!!!!!!!!!!!!!!!!!!!!!!!!!</w:t>
+      </w:r>
+    </w:p>
+    <w:p>
+      <w:r>
+        <w:t>bochs -f .\bochsrc-runtime.txt -q -debugger -rc .\bochs.cmds try to enable automatic breakpoint, without magic breakpoints, which take space from the bootloader.</w:t>
       </w:r>
     </w:p>
     <w:p/>
@@ -9660,15 +8038,7 @@
         </w:pBdr>
       </w:pPr>
       <w:r>
-        <w:t xml:space="preserve">    mov ax, start    </w:t>
-      </w:r>
-      <w:proofErr w:type="gramStart"/>
-      <w:r>
-        <w:t xml:space="preserve">  ;</w:t>
-      </w:r>
-      <w:proofErr w:type="gramEnd"/>
-      <w:r>
-        <w:t xml:space="preserve"> imm16 encodes the absolute offset of “start”</w:t>
+        <w:t xml:space="preserve">    mov ax, start      ; imm16 encodes the absolute offset of “start”</w:t>
       </w:r>
     </w:p>
     <w:p>
@@ -9704,11 +8074,9 @@
       <w:r>
         <w:t xml:space="preserve">WSL Tab autocomplete </w:t>
       </w:r>
-      <w:proofErr w:type="spellStart"/>
       <w:r>
         <w:t>searchs</w:t>
       </w:r>
-      <w:proofErr w:type="spellEnd"/>
       <w:r>
         <w:t xml:space="preserve"> only on windows/system32</w:t>
       </w:r>
@@ -9718,31 +8086,7 @@
     <w:p>
       <w:r>
         <w:lastRenderedPageBreak/>
-        <w:t xml:space="preserve">No solution </w:t>
-      </w:r>
-      <w:proofErr w:type="gramStart"/>
-      <w:r>
-        <w:t>found</w:t>
-      </w:r>
-      <w:proofErr w:type="gramEnd"/>
-      <w:r>
-        <w:t xml:space="preserve"> yet. Tried to add to </w:t>
-      </w:r>
-      <w:proofErr w:type="spellStart"/>
-      <w:r>
-        <w:t>etc</w:t>
-      </w:r>
-      <w:proofErr w:type="spellEnd"/>
-      <w:r>
-        <w:t>/</w:t>
-      </w:r>
-      <w:proofErr w:type="spellStart"/>
-      <w:r>
-        <w:t>wsl.conf</w:t>
-      </w:r>
-      <w:proofErr w:type="spellEnd"/>
-      <w:r>
-        <w:t xml:space="preserve"> this appendWindowsPath=false</w:t>
+        <w:t>No solution found yet. Tried to add to etc/wsl.conf this appendWindowsPath=false</w:t>
       </w:r>
     </w:p>
     <w:p/>
@@ -9752,15 +8096,7 @@
       </w:pPr>
       <w:bookmarkStart w:id="22" w:name="_Toc213004617"/>
       <w:r>
-        <w:t xml:space="preserve">On bootloader, will mov </w:t>
-      </w:r>
-      <w:proofErr w:type="spellStart"/>
-      <w:r>
-        <w:t>sp</w:t>
-      </w:r>
-      <w:proofErr w:type="spellEnd"/>
-      <w:r>
-        <w:t>, 0x7C00 make the next push to overwrite the first byte of the bootloader? (Overlap)</w:t>
+        <w:t>On bootloader, will mov sp, 0x7C00 make the next push to overwrite the first byte of the bootloader? (Overlap)</w:t>
       </w:r>
       <w:bookmarkEnd w:id="22"/>
     </w:p>
@@ -9852,18 +8188,9 @@
         <w:t>It is related to the LF vs CRLF line-endings differences.</w:t>
       </w:r>
     </w:p>
-    <w:p/>
-    <w:p>
-      <w:r>
-        <w:t>The easiest way to resolve this would be to add .</w:t>
-      </w:r>
-      <w:proofErr w:type="spellStart"/>
-      <w:r>
-        <w:t>gitattributes</w:t>
-      </w:r>
-      <w:proofErr w:type="spellEnd"/>
-      <w:r>
-        <w:t> file with a * text=auto line. This should normalize the line endings and prevent this issue within this specific repository. See </w:t>
+    <w:p>
+      <w:r>
+        <w:t>The easiest way to resolve this would be to add .gitattributes file with a * text=auto line. This should normalize the line endings and prevent this issue within this specific repository. See </w:t>
       </w:r>
       <w:hyperlink r:id="rId21" w:anchor="per-repository-settings" w:history="1">
         <w:r>
@@ -9877,249 +8204,283 @@
         <w:t>. Let me know if you have any other questions</w:t>
       </w:r>
     </w:p>
+    <w:p>
+      <w:pPr>
+        <w:pStyle w:val="Heading2"/>
+      </w:pPr>
+      <w:r>
+        <w:t>Hint C debugger that a buffer is of a particular size</w:t>
+      </w:r>
+    </w:p>
     <w:p/>
     <w:p>
-      <w:pPr>
-        <w:pStyle w:val="Heading1"/>
-      </w:pPr>
-      <w:bookmarkStart w:id="25" w:name="_Toc213004620"/>
-      <w:r>
-        <w:t>Research backlog</w:t>
-      </w:r>
-      <w:bookmarkEnd w:id="25"/>
+      <w:r>
+        <w:t xml:space="preserve">buf is a pointer to uint8_t, meaning it points to a sequence of bytes (each an unsigned 8-bit value); to inspect the entire 512-byte region it references, add buf,512 to the </w:t>
+      </w:r>
+      <w:r>
+        <w:rPr>
+          <w:b/>
+          <w:bCs/>
+        </w:rPr>
+        <w:t>Watch</w:t>
+      </w:r>
+      <w:r>
+        <w:t xml:space="preserve"> panel in VS Code so the debugger shows it as an array of bytes instead of a single uint8_t.</w:t>
+      </w:r>
     </w:p>
     <w:p/>
     <w:p>
       <w:pPr>
-        <w:pStyle w:val="ListParagraph"/>
-        <w:numPr>
-          <w:ilvl w:val="0"/>
-          <w:numId w:val="1"/>
-        </w:numPr>
-      </w:pPr>
-      <w:r>
-        <w:t>Disk formats FAT12/</w:t>
-      </w:r>
-      <w:r>
-        <w:t>16/</w:t>
-      </w:r>
-      <w:r>
-        <w:t>32</w:t>
-      </w:r>
-      <w:r>
-        <w:t xml:space="preserve"> </w:t>
-      </w:r>
-    </w:p>
-    <w:p>
-      <w:pPr>
-        <w:pStyle w:val="ListParagraph"/>
-        <w:numPr>
-          <w:ilvl w:val="0"/>
-          <w:numId w:val="1"/>
-        </w:numPr>
-      </w:pPr>
-      <w:r>
-        <w:t>Partition table on the MBR. I remember seeing adding 4 16</w:t>
-      </w:r>
-      <w:proofErr w:type="gramStart"/>
-      <w:r>
-        <w:t>bytes</w:t>
-      </w:r>
-      <w:proofErr w:type="gramEnd"/>
-      <w:r>
-        <w:t xml:space="preserve"> reserved structures before 0xAA55</w:t>
-      </w:r>
-    </w:p>
-    <w:p>
-      <w:pPr>
-        <w:pStyle w:val="ListParagraph"/>
-        <w:numPr>
-          <w:ilvl w:val="1"/>
-          <w:numId w:val="1"/>
-        </w:numPr>
-      </w:pPr>
-      <w:r>
-        <w:t xml:space="preserve">I guess this applies if the MBR is for a hard </w:t>
-      </w:r>
-      <w:proofErr w:type="gramStart"/>
-      <w:r>
-        <w:t>disk, but</w:t>
-      </w:r>
-      <w:proofErr w:type="gramEnd"/>
-      <w:r>
-        <w:t xml:space="preserve"> does not apply for a floppy</w:t>
-      </w:r>
-      <w:r>
-        <w:t>. This is an educated guess</w:t>
-      </w:r>
-    </w:p>
-    <w:p>
-      <w:pPr>
-        <w:pStyle w:val="ListParagraph"/>
-        <w:numPr>
-          <w:ilvl w:val="1"/>
-          <w:numId w:val="1"/>
-        </w:numPr>
+        <w:pStyle w:val="Heading2"/>
       </w:pPr>
       <w:r>
         <w:lastRenderedPageBreak/>
-        <w:t xml:space="preserve">On floppy, the FAT info at 0 starts with a jump to code, followed by the FAT info. This way </w:t>
-      </w:r>
-      <w:proofErr w:type="gramStart"/>
-      <w:r>
-        <w:t>both,</w:t>
-      </w:r>
-      <w:proofErr w:type="gramEnd"/>
-      <w:r>
-        <w:t xml:space="preserve"> the bootloader and FAT info can coexist, because there is a jump. Validate this because I got this explained by </w:t>
-      </w:r>
-      <w:r>
-        <w:t>ChatGPT. It makes a lot of sense, but still…</w:t>
-      </w:r>
-    </w:p>
-    <w:p>
-      <w:pPr>
-        <w:pStyle w:val="ListParagraph"/>
-        <w:numPr>
-          <w:ilvl w:val="1"/>
-          <w:numId w:val="1"/>
-        </w:numPr>
-      </w:pPr>
-      <w:r>
-        <w:t xml:space="preserve">A Disk with multiple partitions, the first byte </w:t>
-      </w:r>
-      <w:proofErr w:type="gramStart"/>
-      <w:r>
-        <w:t>define</w:t>
-      </w:r>
-      <w:proofErr w:type="gramEnd"/>
-      <w:r>
-        <w:t xml:space="preserve"> if it is bootable 0x80 = bootable.</w:t>
-      </w:r>
-      <w:r>
-        <w:t xml:space="preserve"> The first byte on one of those 4 16 bytes partitions at the end of the MBR before the 0xAA55</w:t>
-      </w:r>
-    </w:p>
-    <w:p>
-      <w:pPr>
-        <w:pStyle w:val="ListParagraph"/>
-        <w:numPr>
-          <w:ilvl w:val="0"/>
-          <w:numId w:val="1"/>
-        </w:numPr>
-      </w:pPr>
-      <w:r>
-        <w:t xml:space="preserve">Can MBR and BPB be fused together? I found something related to a short jump at the beginning, of </w:t>
-      </w:r>
-      <w:proofErr w:type="gramStart"/>
-      <w:r>
-        <w:t>BPB ???</w:t>
-      </w:r>
-      <w:proofErr w:type="gramEnd"/>
-      <w:r>
-        <w:t xml:space="preserve"> Dive deeper into this!</w:t>
-      </w:r>
-      <w:r>
-        <w:t xml:space="preserve"> I think BPB merged on MBR is for disk without partitions, such as floppy disks. </w:t>
-      </w:r>
-    </w:p>
-    <w:p>
-      <w:pPr>
-        <w:pStyle w:val="ListParagraph"/>
-        <w:numPr>
-          <w:ilvl w:val="0"/>
-          <w:numId w:val="1"/>
-        </w:numPr>
-      </w:pPr>
-      <w:r>
-        <w:t>Inject breakpoints on Bochs without magic breakpoints, via commands file on startup</w:t>
-      </w:r>
-    </w:p>
-    <w:p>
-      <w:pPr>
-        <w:pStyle w:val="ListParagraph"/>
-        <w:numPr>
-          <w:ilvl w:val="0"/>
-          <w:numId w:val="1"/>
-        </w:numPr>
-      </w:pPr>
-      <w:r>
-        <w:t xml:space="preserve">How to change Bochs </w:t>
-      </w:r>
-      <w:r>
-        <w:t xml:space="preserve">display </w:t>
-      </w:r>
-      <w:r>
-        <w:t>resolution.</w:t>
-      </w:r>
-    </w:p>
-    <w:p>
-      <w:pPr>
-        <w:pStyle w:val="ListParagraph"/>
-        <w:numPr>
-          <w:ilvl w:val="0"/>
-          <w:numId w:val="1"/>
-        </w:numPr>
-      </w:pPr>
-      <w:r>
-        <w:t xml:space="preserve">Change the path order (open first code from </w:t>
-      </w:r>
-      <w:proofErr w:type="spellStart"/>
-      <w:r>
-        <w:t>linux</w:t>
-      </w:r>
-      <w:proofErr w:type="spellEnd"/>
-      <w:r>
-        <w:t xml:space="preserve"> instead of windows, without removing the windows path via </w:t>
-      </w:r>
-      <w:proofErr w:type="spellStart"/>
-      <w:r>
-        <w:t>etc</w:t>
-      </w:r>
-      <w:proofErr w:type="spellEnd"/>
-      <w:r>
-        <w:t>/</w:t>
-      </w:r>
-      <w:proofErr w:type="spellStart"/>
-      <w:r>
-        <w:t>wsl.conf</w:t>
-      </w:r>
-      <w:proofErr w:type="spellEnd"/>
-      <w:r>
-        <w:t xml:space="preserve"> </w:t>
-      </w:r>
-      <w:proofErr w:type="gramStart"/>
-      <w:r>
-        <w:t>file )</w:t>
-      </w:r>
-      <w:proofErr w:type="gramEnd"/>
-    </w:p>
-    <w:p>
-      <w:pPr>
-        <w:pStyle w:val="Heading1"/>
-      </w:pPr>
-      <w:bookmarkStart w:id="26" w:name="_Toc213004621"/>
-      <w:r>
-        <w:t>Screenshots</w:t>
-      </w:r>
-      <w:bookmarkEnd w:id="26"/>
-    </w:p>
-    <w:p/>
-    <w:p>
-      <w:r>
-        <w:t>31-October-2025</w:t>
-      </w:r>
-    </w:p>
-    <w:p/>
-    <w:p/>
-    <w:p>
-      <w:pPr>
-        <w:keepNext/>
-      </w:pPr>
+        <w:t>Frame-Pointer Omission</w:t>
+      </w:r>
+    </w:p>
+    <w:p>
+      <w:r>
+        <w:t xml:space="preserve">Allows the compiler to use RBP (Stack Base Pointer) as general register for “optimization”, so less offset calculations and freeing other general registers on long functions. On gcc: </w:t>
+      </w:r>
+      <w:r>
+        <w:t>-fno-omit-frame-pointer</w:t>
+      </w:r>
+    </w:p>
+    <w:p>
+      <w:r>
+        <w:t>Example of a prologue where a parameter coming on RDI is just saved on RBP. It may help performance, but it is difficult to reason about while reading the disassembled code.</w:t>
+      </w:r>
+    </w:p>
+    <w:p>
       <w:r>
         <w:rPr>
           <w:noProof/>
         </w:rPr>
+        <w:drawing>
+          <wp:inline distT="0" distB="0" distL="0" distR="0" wp14:anchorId="12A11895" wp14:editId="2379F3B2">
+            <wp:extent cx="2143424" cy="743054"/>
+            <wp:effectExtent l="0" t="0" r="0" b="0"/>
+            <wp:docPr id="955014729" name="Picture 1" descr="A screenshot of a computer&#10;&#10;AI-generated content may be incorrect."/>
+            <wp:cNvGraphicFramePr>
+              <a:graphicFrameLocks xmlns:a="http://schemas.openxmlformats.org/drawingml/2006/main" noChangeAspect="1"/>
+            </wp:cNvGraphicFramePr>
+            <a:graphic xmlns:a="http://schemas.openxmlformats.org/drawingml/2006/main">
+              <a:graphicData uri="http://schemas.openxmlformats.org/drawingml/2006/picture">
+                <pic:pic xmlns:pic="http://schemas.openxmlformats.org/drawingml/2006/picture">
+                  <pic:nvPicPr>
+                    <pic:cNvPr id="955014729" name="Picture 1" descr="A screenshot of a computer&#10;&#10;AI-generated content may be incorrect."/>
+                    <pic:cNvPicPr/>
+                  </pic:nvPicPr>
+                  <pic:blipFill>
+                    <a:blip r:embed="rId22"/>
+                    <a:stretch>
+                      <a:fillRect/>
+                    </a:stretch>
+                  </pic:blipFill>
+                  <pic:spPr>
+                    <a:xfrm>
+                      <a:off x="0" y="0"/>
+                      <a:ext cx="2143424" cy="743054"/>
+                    </a:xfrm>
+                    <a:prstGeom prst="rect">
+                      <a:avLst/>
+                    </a:prstGeom>
+                  </pic:spPr>
+                </pic:pic>
+              </a:graphicData>
+            </a:graphic>
+          </wp:inline>
+        </w:drawing>
+      </w:r>
+    </w:p>
+    <w:p>
+      <w:pPr>
+        <w:pStyle w:val="Heading1"/>
+      </w:pPr>
+      <w:bookmarkStart w:id="25" w:name="_Toc213004620"/>
+      <w:r>
+        <w:t>Research backlog</w:t>
+      </w:r>
+      <w:bookmarkEnd w:id="25"/>
+    </w:p>
+    <w:p/>
+    <w:p>
+      <w:pPr>
+        <w:pStyle w:val="ListParagraph"/>
+        <w:numPr>
+          <w:ilvl w:val="0"/>
+          <w:numId w:val="1"/>
+        </w:numPr>
+      </w:pPr>
+      <w:r>
+        <w:t>Disk formats FAT12/</w:t>
+      </w:r>
+      <w:r>
+        <w:t>16/</w:t>
+      </w:r>
+      <w:r>
+        <w:t>32</w:t>
+      </w:r>
+      <w:r>
+        <w:t xml:space="preserve"> </w:t>
+      </w:r>
+    </w:p>
+    <w:p>
+      <w:pPr>
+        <w:pStyle w:val="ListParagraph"/>
+        <w:numPr>
+          <w:ilvl w:val="0"/>
+          <w:numId w:val="1"/>
+        </w:numPr>
+      </w:pPr>
+      <w:r>
+        <w:t>Partition table on the MBR. I remember seeing adding 4 16bytes reserved structures before 0xAA55</w:t>
+      </w:r>
+    </w:p>
+    <w:p>
+      <w:pPr>
+        <w:pStyle w:val="ListParagraph"/>
+        <w:numPr>
+          <w:ilvl w:val="1"/>
+          <w:numId w:val="1"/>
+        </w:numPr>
+      </w:pPr>
+      <w:r>
+        <w:t>I guess this applies if the MBR is for a hard disk, but does not apply for a floppy</w:t>
+      </w:r>
+      <w:r>
+        <w:t>. This is an educated guess</w:t>
+      </w:r>
+    </w:p>
+    <w:p>
+      <w:pPr>
+        <w:pStyle w:val="ListParagraph"/>
+        <w:numPr>
+          <w:ilvl w:val="1"/>
+          <w:numId w:val="1"/>
+        </w:numPr>
+      </w:pPr>
+      <w:r>
+        <w:t xml:space="preserve">On floppy, the FAT info at 0 starts with a jump to code, followed by the FAT info. This way both, the bootloader and FAT info can coexist, because there is a jump. Validate this because I got this explained by </w:t>
+      </w:r>
+      <w:r>
+        <w:t>ChatGPT. It makes a lot of sense, but still…</w:t>
+      </w:r>
+    </w:p>
+    <w:p>
+      <w:pPr>
+        <w:pStyle w:val="ListParagraph"/>
+        <w:numPr>
+          <w:ilvl w:val="1"/>
+          <w:numId w:val="1"/>
+        </w:numPr>
+      </w:pPr>
+      <w:r>
+        <w:t>A Disk with multiple partitions, the first byte define if it is bootable 0x80 = bootable.</w:t>
+      </w:r>
+      <w:r>
+        <w:t xml:space="preserve"> The first byte on one of those 4 16 bytes partitions at the end of the MBR before the 0xAA55</w:t>
+      </w:r>
+    </w:p>
+    <w:p>
+      <w:pPr>
+        <w:pStyle w:val="ListParagraph"/>
+        <w:numPr>
+          <w:ilvl w:val="0"/>
+          <w:numId w:val="1"/>
+        </w:numPr>
+      </w:pPr>
+      <w:r>
+        <w:t>Can MBR and BPB be fused together? I found something related to a short jump at the beginning, of BPB ??? Dive deeper into this!</w:t>
+      </w:r>
+      <w:r>
+        <w:t xml:space="preserve"> I think BPB merged on MBR is for disk without partitions, such as floppy disks. </w:t>
+      </w:r>
+    </w:p>
+    <w:p>
+      <w:pPr>
+        <w:pStyle w:val="ListParagraph"/>
+        <w:numPr>
+          <w:ilvl w:val="0"/>
+          <w:numId w:val="1"/>
+        </w:numPr>
+      </w:pPr>
+      <w:r>
+        <w:t>Inject breakpoints on Bochs without magic breakpoints, via commands file on startup</w:t>
+      </w:r>
+    </w:p>
+    <w:p>
+      <w:pPr>
+        <w:pStyle w:val="ListParagraph"/>
+        <w:numPr>
+          <w:ilvl w:val="0"/>
+          <w:numId w:val="1"/>
+        </w:numPr>
+      </w:pPr>
+      <w:r>
+        <w:t xml:space="preserve">How to change Bochs </w:t>
+      </w:r>
+      <w:r>
+        <w:t xml:space="preserve">display </w:t>
+      </w:r>
+      <w:r>
+        <w:t>resolution.</w:t>
+      </w:r>
+    </w:p>
+    <w:p>
+      <w:pPr>
+        <w:pStyle w:val="ListParagraph"/>
+        <w:numPr>
+          <w:ilvl w:val="0"/>
+          <w:numId w:val="1"/>
+        </w:numPr>
+      </w:pPr>
+      <w:r>
+        <w:t>Change the path order (open first code from linux instead of windows, without removing the windows path via etc/wsl.conf file )</w:t>
+      </w:r>
+    </w:p>
+    <w:p>
+      <w:pPr>
+        <w:pStyle w:val="ListParagraph"/>
+        <w:numPr>
+          <w:ilvl w:val="0"/>
+          <w:numId w:val="1"/>
+        </w:numPr>
+      </w:pPr>
+      <w:r>
+        <w:t>Tools for disks, the old MSDOS debug, and diskedit</w:t>
+      </w:r>
+      <w:r>
+        <w:t>. AccessData FTK Imager, now with a new name Exterro FTK imager.</w:t>
+      </w:r>
+    </w:p>
+    <w:p>
+      <w:pPr>
+        <w:pStyle w:val="Heading1"/>
+      </w:pPr>
+      <w:bookmarkStart w:id="26" w:name="_Toc213004621"/>
+      <w:r>
+        <w:t>Screenshots</w:t>
+      </w:r>
+      <w:bookmarkEnd w:id="26"/>
+    </w:p>
+    <w:p/>
+    <w:p>
+      <w:r>
+        <w:t>31-October-2025</w:t>
+      </w:r>
+    </w:p>
+    <w:p/>
+    <w:p/>
+    <w:p>
+      <w:pPr>
+        <w:keepNext/>
+      </w:pPr>
+      <w:r>
+        <w:rPr>
+          <w:noProof/>
+        </w:rPr>
+        <w:lastRenderedPageBreak/>
         <w:drawing>
           <wp:inline distT="0" distB="0" distL="0" distR="0" wp14:anchorId="13B72F9A" wp14:editId="3497B51B">
             <wp:extent cx="5943600" cy="3763645"/>
@@ -10136,7 +8497,7 @@
                     <pic:cNvPicPr/>
                   </pic:nvPicPr>
                   <pic:blipFill>
-                    <a:blip r:embed="rId22"/>
+                    <a:blip r:embed="rId23"/>
                     <a:stretch>
                       <a:fillRect/>
                     </a:stretch>
@@ -10187,6 +8548,7 @@
         <w:rPr>
           <w:noProof/>
         </w:rPr>
+        <w:lastRenderedPageBreak/>
         <w:drawing>
           <wp:inline distT="0" distB="0" distL="0" distR="0" wp14:anchorId="32D8F6A5" wp14:editId="7ECDF19D">
             <wp:extent cx="5943600" cy="4198620"/>
@@ -10203,7 +8565,7 @@
                     <pic:cNvPicPr/>
                   </pic:nvPicPr>
                   <pic:blipFill>
-                    <a:blip r:embed="rId23"/>
+                    <a:blip r:embed="rId24"/>
                     <a:stretch>
                       <a:fillRect/>
                     </a:stretch>
@@ -10241,15 +8603,7 @@
         </w:r>
       </w:fldSimple>
       <w:r>
-        <w:t xml:space="preserve"> Early </w:t>
-      </w:r>
-      <w:proofErr w:type="spellStart"/>
-      <w:r>
-        <w:t>makefile</w:t>
-      </w:r>
-      <w:proofErr w:type="spellEnd"/>
-      <w:r>
-        <w:t xml:space="preserve"> for the bootloader</w:t>
+        <w:t xml:space="preserve"> Early makefile for the bootloader</w:t>
       </w:r>
       <w:bookmarkEnd w:id="28"/>
     </w:p>
@@ -10284,7 +8638,7 @@
                     <pic:cNvPicPr/>
                   </pic:nvPicPr>
                   <pic:blipFill>
-                    <a:blip r:embed="rId24"/>
+                    <a:blip r:embed="rId25"/>
                     <a:stretch>
                       <a:fillRect/>
                     </a:stretch>
@@ -10353,6 +8707,9 @@
         <w:keepNext/>
       </w:pPr>
       <w:r>
+        <w:rPr>
+          <w:noProof/>
+        </w:rPr>
         <w:lastRenderedPageBreak/>
         <w:drawing>
           <wp:inline distT="0" distB="0" distL="0" distR="0" wp14:anchorId="3269323A" wp14:editId="3178A46E">
@@ -10370,7 +8727,7 @@
                     <pic:cNvPicPr/>
                   </pic:nvPicPr>
                   <pic:blipFill>
-                    <a:blip r:embed="rId25"/>
+                    <a:blip r:embed="rId26"/>
                     <a:stretch>
                       <a:fillRect/>
                     </a:stretch>
@@ -10464,7 +8821,7 @@
             <w:tcW w:w="4675" w:type="dxa"/>
           </w:tcPr>
           <w:p>
-            <w:hyperlink r:id="rId26" w:history="1">
+            <w:hyperlink r:id="rId27" w:history="1">
               <w:r>
                 <w:rPr>
                   <w:rStyle w:val="Hyperlink"/>
@@ -10483,43 +8840,11 @@
             <w:r>
               <w:t xml:space="preserve">bootloader made in assembly. </w:t>
             </w:r>
-            <w:proofErr w:type="spellStart"/>
             <w:r>
               <w:t>diskwrite.c</w:t>
             </w:r>
-            <w:proofErr w:type="spellEnd"/>
             <w:r>
               <w:t>, it looks like a custom FAT32 image writer, which is an idea I am toying with.</w:t>
-            </w:r>
-          </w:p>
-        </w:tc>
-      </w:tr>
-      <w:tr>
-        <w:tc>
-          <w:tcPr>
-            <w:tcW w:w="4675" w:type="dxa"/>
-          </w:tcPr>
-          <w:p>
-            <w:hyperlink r:id="rId27" w:history="1">
-              <w:r>
-                <w:rPr>
-                  <w:rStyle w:val="Hyperlink"/>
-                </w:rPr>
-                <w:t>https://archive.org/details/FAT_Specification/mode/1up</w:t>
-              </w:r>
-            </w:hyperlink>
-            <w:r>
-              <w:t xml:space="preserve"> </w:t>
-            </w:r>
-          </w:p>
-        </w:tc>
-        <w:tc>
-          <w:tcPr>
-            <w:tcW w:w="4675" w:type="dxa"/>
-          </w:tcPr>
-          <w:p>
-            <w:r>
-              <w:t>FAT Reference from Microsoft. Internet archive</w:t>
             </w:r>
           </w:p>
         </w:tc>
@@ -10535,7 +8860,7 @@
                 <w:rPr>
                   <w:rStyle w:val="Hyperlink"/>
                 </w:rPr>
-                <w:t>https://euroassembler.eu/</w:t>
+                <w:t>https://archive.org/details/FAT_Specification/mode/1up</w:t>
               </w:r>
             </w:hyperlink>
             <w:r>
@@ -10549,27 +8874,8 @@
           </w:tcPr>
           <w:p>
             <w:r>
-              <w:t>Yet another assembler. There is a ton of work behind. The macros</w:t>
-            </w:r>
-            <w:r>
-              <w:t xml:space="preserve"> and projects</w:t>
-            </w:r>
-            <w:r>
-              <w:t xml:space="preserve"> section contain a lot of pre-canned structures and </w:t>
-            </w:r>
-            <w:proofErr w:type="spellStart"/>
-            <w:r>
-              <w:t>asm</w:t>
-            </w:r>
-            <w:proofErr w:type="spellEnd"/>
-            <w:r>
-              <w:t xml:space="preserve"> for </w:t>
-            </w:r>
-            <w:proofErr w:type="spellStart"/>
-            <w:r>
-              <w:t>OsDev</w:t>
-            </w:r>
-            <w:proofErr w:type="spellEnd"/>
+              <w:t>FAT Reference from Microsoft. Internet archive</w:t>
+            </w:r>
           </w:p>
         </w:tc>
       </w:tr>
@@ -10584,7 +8890,7 @@
                 <w:rPr>
                   <w:rStyle w:val="Hyperlink"/>
                 </w:rPr>
-                <w:t>https://elm-chan.org/docs/fat_e.html</w:t>
+                <w:t>https://euroassembler.eu/</w:t>
               </w:r>
             </w:hyperlink>
             <w:r>
@@ -10598,7 +8904,13 @@
           </w:tcPr>
           <w:p>
             <w:r>
-              <w:t>FAT stuff</w:t>
+              <w:t>Yet another assembler. There is a ton of work behind. The macros</w:t>
+            </w:r>
+            <w:r>
+              <w:t xml:space="preserve"> and projects</w:t>
+            </w:r>
+            <w:r>
+              <w:t xml:space="preserve"> section contain a lot of pre-canned structures and asm for OsDev</w:t>
             </w:r>
           </w:p>
         </w:tc>
@@ -10614,7 +8926,7 @@
                 <w:rPr>
                   <w:rStyle w:val="Hyperlink"/>
                 </w:rPr>
-                <w:t>https://github.com/lukearend/x86-bootloader</w:t>
+                <w:t>https://elm-chan.org/docs/fat_e.html</w:t>
               </w:r>
             </w:hyperlink>
             <w:r>
@@ -10628,7 +8940,7 @@
           </w:tcPr>
           <w:p>
             <w:r>
-              <w:t>Bootloader assembly, very basic</w:t>
+              <w:t>FAT stuff</w:t>
             </w:r>
           </w:p>
         </w:tc>
@@ -10644,7 +8956,7 @@
                 <w:rPr>
                   <w:rStyle w:val="Hyperlink"/>
                 </w:rPr>
-                <w:t>https://en.wikipedia.org/wiki/Master_boot_record</w:t>
+                <w:t>https://github.com/lukearend/x86-bootloader</w:t>
               </w:r>
             </w:hyperlink>
             <w:r>
@@ -10658,7 +8970,7 @@
           </w:tcPr>
           <w:p>
             <w:r>
-              <w:t>The sector layout section is a good summary.</w:t>
+              <w:t>Bootloader assembly, very basic</w:t>
             </w:r>
           </w:p>
         </w:tc>
@@ -10669,9 +8981,14 @@
             <w:tcW w:w="4675" w:type="dxa"/>
           </w:tcPr>
           <w:p>
-            <w:r>
-              <w:t>docs\Reference\FileSystem\FAT-Specification-Microsoft-Aug2005.pdf</w:t>
-            </w:r>
+            <w:hyperlink r:id="rId32" w:history="1">
+              <w:r>
+                <w:rPr>
+                  <w:rStyle w:val="Hyperlink"/>
+                </w:rPr>
+                <w:t>https://en.wikipedia.org/wiki/Master_boot_record</w:t>
+              </w:r>
+            </w:hyperlink>
             <w:r>
               <w:t xml:space="preserve"> </w:t>
             </w:r>
@@ -10683,78 +9000,7 @@
           </w:tcPr>
           <w:p>
             <w:r>
-              <w:t>PDF FAT reference</w:t>
-            </w:r>
-          </w:p>
-        </w:tc>
-      </w:tr>
-    </w:tbl>
-    <w:p>
-      <w:r>
-        <w:tab/>
-      </w:r>
-    </w:p>
-    <w:p>
-      <w:pPr>
-        <w:pStyle w:val="Heading1"/>
-      </w:pPr>
-      <w:bookmarkStart w:id="32" w:name="_Toc213004623"/>
-      <w:r>
-        <w:t>Clock in/out hours</w:t>
-      </w:r>
-      <w:bookmarkEnd w:id="32"/>
-    </w:p>
-    <w:p/>
-    <w:p>
-      <w:r>
-        <w:t xml:space="preserve">Hours clocked-in includes, coding, research, testing, reading, documenting, </w:t>
-      </w:r>
-      <w:proofErr w:type="spellStart"/>
-      <w:r>
-        <w:t>etc</w:t>
-      </w:r>
-      <w:proofErr w:type="spellEnd"/>
-      <w:r>
-        <w:t>…</w:t>
-      </w:r>
-    </w:p>
-    <w:p/>
-    <w:tbl>
-      <w:tblPr>
-        <w:tblStyle w:val="TableGrid"/>
-        <w:tblW w:w="0" w:type="auto"/>
-        <w:tblLook w:val="04A0" w:firstRow="1" w:lastRow="0" w:firstColumn="1" w:lastColumn="0" w:noHBand="0" w:noVBand="1"/>
-      </w:tblPr>
-      <w:tblGrid>
-        <w:gridCol w:w="4675"/>
-        <w:gridCol w:w="4675"/>
-      </w:tblGrid>
-      <w:tr>
-        <w:tc>
-          <w:tcPr>
-            <w:tcW w:w="4675" w:type="dxa"/>
-          </w:tcPr>
-          <w:p>
-            <w:r>
-              <w:t>Day</w:t>
-            </w:r>
-          </w:p>
-        </w:tc>
-        <w:tc>
-          <w:tcPr>
-            <w:tcW w:w="4675" w:type="dxa"/>
-          </w:tcPr>
-          <w:p>
-            <w:r>
-              <w:t xml:space="preserve">Hours </w:t>
-            </w:r>
-            <w:proofErr w:type="spellStart"/>
-            <w:r>
-              <w:t>aprox</w:t>
-            </w:r>
-            <w:proofErr w:type="spellEnd"/>
-            <w:r>
-              <w:t>.</w:t>
+              <w:t>The sector layout section is a good summary.</w:t>
             </w:r>
           </w:p>
         </w:tc>
@@ -10766,7 +9012,10 @@
           </w:tcPr>
           <w:p>
             <w:r>
-              <w:t>31-October-2025</w:t>
+              <w:t>docs\Reference\FileSystem\FAT-Specification-Microsoft-Aug2005.pdf</w:t>
+            </w:r>
+            <w:r>
+              <w:t xml:space="preserve"> </w:t>
             </w:r>
           </w:p>
         </w:tc>
@@ -10776,22 +9025,62 @@
           </w:tcPr>
           <w:p>
             <w:r>
-              <w:t>4</w:t>
-            </w:r>
-            <w:r>
-              <w:t xml:space="preserve"> hours</w:t>
+              <w:t>PDF FAT reference</w:t>
             </w:r>
           </w:p>
         </w:tc>
       </w:tr>
+    </w:tbl>
+    <w:p>
+      <w:r>
+        <w:tab/>
+      </w:r>
+    </w:p>
+    <w:p>
+      <w:pPr>
+        <w:pStyle w:val="Heading1"/>
+      </w:pPr>
+      <w:bookmarkStart w:id="32" w:name="_Toc213004623"/>
+      <w:r>
+        <w:t>Clock</w:t>
+      </w:r>
+      <w:r>
+        <w:t>ed-</w:t>
+      </w:r>
+      <w:r>
+        <w:t>in hours</w:t>
+      </w:r>
+      <w:bookmarkEnd w:id="32"/>
+    </w:p>
+    <w:p/>
+    <w:p>
+      <w:r>
+        <w:t>Hours clocked-in includes, coding, research, testing, reading, documenting, etc…</w:t>
+      </w:r>
+    </w:p>
+    <w:p/>
+    <w:tbl>
+      <w:tblPr>
+        <w:tblStyle w:val="ListTable4"/>
+        <w:tblW w:w="0" w:type="auto"/>
+        <w:tblLook w:val="04A0" w:firstRow="1" w:lastRow="0" w:firstColumn="1" w:lastColumn="0" w:noHBand="0" w:noVBand="1"/>
+      </w:tblPr>
+      <w:tblGrid>
+        <w:gridCol w:w="4675"/>
+        <w:gridCol w:w="4675"/>
+      </w:tblGrid>
       <w:tr>
+        <w:trPr>
+          <w:cnfStyle w:val="100000000000" w:firstRow="1" w:lastRow="0" w:firstColumn="0" w:lastColumn="0" w:oddVBand="0" w:evenVBand="0" w:oddHBand="0" w:evenHBand="0" w:firstRowFirstColumn="0" w:firstRowLastColumn="0" w:lastRowFirstColumn="0" w:lastRowLastColumn="0"/>
+        </w:trPr>
         <w:tc>
           <w:tcPr>
+            <w:cnfStyle w:val="001000000000" w:firstRow="0" w:lastRow="0" w:firstColumn="1" w:lastColumn="0" w:oddVBand="0" w:evenVBand="0" w:oddHBand="0" w:evenHBand="0" w:firstRowFirstColumn="0" w:firstRowLastColumn="0" w:lastRowFirstColumn="0" w:lastRowLastColumn="0"/>
             <w:tcW w:w="4675" w:type="dxa"/>
           </w:tcPr>
           <w:p>
             <w:r>
-              <w:t>01-November-2025</w:t>
+              <w:t>Day</w:t>
             </w:r>
           </w:p>
         </w:tc>
@@ -10800,23 +9089,27 @@
             <w:tcW w:w="4675" w:type="dxa"/>
           </w:tcPr>
           <w:p>
-            <w:r>
-              <w:t>12</w:t>
-            </w:r>
-            <w:r>
-              <w:t xml:space="preserve"> hours</w:t>
+            <w:pPr>
+              <w:cnfStyle w:val="100000000000" w:firstRow="1" w:lastRow="0" w:firstColumn="0" w:lastColumn="0" w:oddVBand="0" w:evenVBand="0" w:oddHBand="0" w:evenHBand="0" w:firstRowFirstColumn="0" w:firstRowLastColumn="0" w:lastRowFirstColumn="0" w:lastRowLastColumn="0"/>
+            </w:pPr>
+            <w:r>
+              <w:t>Hours aprox.</w:t>
             </w:r>
           </w:p>
         </w:tc>
       </w:tr>
       <w:tr>
+        <w:trPr>
+          <w:cnfStyle w:val="000000100000" w:firstRow="0" w:lastRow="0" w:firstColumn="0" w:lastColumn="0" w:oddVBand="0" w:evenVBand="0" w:oddHBand="1" w:evenHBand="0" w:firstRowFirstColumn="0" w:firstRowLastColumn="0" w:lastRowFirstColumn="0" w:lastRowLastColumn="0"/>
+        </w:trPr>
         <w:tc>
           <w:tcPr>
+            <w:cnfStyle w:val="001000000000" w:firstRow="0" w:lastRow="0" w:firstColumn="1" w:lastColumn="0" w:oddVBand="0" w:evenVBand="0" w:oddHBand="0" w:evenHBand="0" w:firstRowFirstColumn="0" w:firstRowLastColumn="0" w:lastRowFirstColumn="0" w:lastRowLastColumn="0"/>
             <w:tcW w:w="4675" w:type="dxa"/>
           </w:tcPr>
           <w:p>
             <w:r>
-              <w:t>02-November-2025</w:t>
+              <w:t>31-October-2025</w:t>
             </w:r>
           </w:p>
         </w:tc>
@@ -10825,8 +9118,14 @@
             <w:tcW w:w="4675" w:type="dxa"/>
           </w:tcPr>
           <w:p>
-            <w:r>
-              <w:t>8 hours</w:t>
+            <w:pPr>
+              <w:cnfStyle w:val="000000100000" w:firstRow="0" w:lastRow="0" w:firstColumn="0" w:lastColumn="0" w:oddVBand="0" w:evenVBand="0" w:oddHBand="1" w:evenHBand="0" w:firstRowFirstColumn="0" w:firstRowLastColumn="0" w:lastRowFirstColumn="0" w:lastRowLastColumn="0"/>
+            </w:pPr>
+            <w:r>
+              <w:t>4</w:t>
+            </w:r>
+            <w:r>
+              <w:t xml:space="preserve"> hours</w:t>
             </w:r>
           </w:p>
         </w:tc>
@@ -10834,15 +9133,88 @@
       <w:tr>
         <w:tc>
           <w:tcPr>
+            <w:cnfStyle w:val="001000000000" w:firstRow="0" w:lastRow="0" w:firstColumn="1" w:lastColumn="0" w:oddVBand="0" w:evenVBand="0" w:oddHBand="0" w:evenHBand="0" w:firstRowFirstColumn="0" w:firstRowLastColumn="0" w:lastRowFirstColumn="0" w:lastRowLastColumn="0"/>
             <w:tcW w:w="4675" w:type="dxa"/>
           </w:tcPr>
-          <w:p/>
+          <w:p>
+            <w:r>
+              <w:t>01-November-2025</w:t>
+            </w:r>
+          </w:p>
         </w:tc>
         <w:tc>
           <w:tcPr>
             <w:tcW w:w="4675" w:type="dxa"/>
           </w:tcPr>
-          <w:p/>
+          <w:p>
+            <w:pPr>
+              <w:cnfStyle w:val="000000000000" w:firstRow="0" w:lastRow="0" w:firstColumn="0" w:lastColumn="0" w:oddVBand="0" w:evenVBand="0" w:oddHBand="0" w:evenHBand="0" w:firstRowFirstColumn="0" w:firstRowLastColumn="0" w:lastRowFirstColumn="0" w:lastRowLastColumn="0"/>
+            </w:pPr>
+            <w:r>
+              <w:t>12</w:t>
+            </w:r>
+            <w:r>
+              <w:t xml:space="preserve"> hours</w:t>
+            </w:r>
+          </w:p>
+        </w:tc>
+      </w:tr>
+      <w:tr>
+        <w:trPr>
+          <w:cnfStyle w:val="000000100000" w:firstRow="0" w:lastRow="0" w:firstColumn="0" w:lastColumn="0" w:oddVBand="0" w:evenVBand="0" w:oddHBand="1" w:evenHBand="0" w:firstRowFirstColumn="0" w:firstRowLastColumn="0" w:lastRowFirstColumn="0" w:lastRowLastColumn="0"/>
+        </w:trPr>
+        <w:tc>
+          <w:tcPr>
+            <w:cnfStyle w:val="001000000000" w:firstRow="0" w:lastRow="0" w:firstColumn="1" w:lastColumn="0" w:oddVBand="0" w:evenVBand="0" w:oddHBand="0" w:evenHBand="0" w:firstRowFirstColumn="0" w:firstRowLastColumn="0" w:lastRowFirstColumn="0" w:lastRowLastColumn="0"/>
+            <w:tcW w:w="4675" w:type="dxa"/>
+          </w:tcPr>
+          <w:p>
+            <w:r>
+              <w:t>02-November-2025</w:t>
+            </w:r>
+          </w:p>
+        </w:tc>
+        <w:tc>
+          <w:tcPr>
+            <w:tcW w:w="4675" w:type="dxa"/>
+          </w:tcPr>
+          <w:p>
+            <w:pPr>
+              <w:cnfStyle w:val="000000100000" w:firstRow="0" w:lastRow="0" w:firstColumn="0" w:lastColumn="0" w:oddVBand="0" w:evenVBand="0" w:oddHBand="1" w:evenHBand="0" w:firstRowFirstColumn="0" w:firstRowLastColumn="0" w:lastRowFirstColumn="0" w:lastRowLastColumn="0"/>
+            </w:pPr>
+            <w:r>
+              <w:t>8 hours</w:t>
+            </w:r>
+          </w:p>
+        </w:tc>
+      </w:tr>
+      <w:tr>
+        <w:tc>
+          <w:tcPr>
+            <w:cnfStyle w:val="001000000000" w:firstRow="0" w:lastRow="0" w:firstColumn="1" w:lastColumn="0" w:oddVBand="0" w:evenVBand="0" w:oddHBand="0" w:evenHBand="0" w:firstRowFirstColumn="0" w:firstRowLastColumn="0" w:lastRowFirstColumn="0" w:lastRowLastColumn="0"/>
+            <w:tcW w:w="4675" w:type="dxa"/>
+          </w:tcPr>
+          <w:p>
+            <w:r>
+              <w:t>03-November-2025</w:t>
+            </w:r>
+          </w:p>
+        </w:tc>
+        <w:tc>
+          <w:tcPr>
+            <w:tcW w:w="4675" w:type="dxa"/>
+          </w:tcPr>
+          <w:p>
+            <w:pPr>
+              <w:cnfStyle w:val="000000000000" w:firstRow="0" w:lastRow="0" w:firstColumn="0" w:lastColumn="0" w:oddVBand="0" w:evenVBand="0" w:oddHBand="0" w:evenHBand="0" w:firstRowFirstColumn="0" w:firstRowLastColumn="0" w:lastRowFirstColumn="0" w:lastRowLastColumn="0"/>
+            </w:pPr>
+            <w:r>
+              <w:t>2</w:t>
+            </w:r>
+            <w:r>
+              <w:t xml:space="preserve"> hours</w:t>
+            </w:r>
+          </w:p>
         </w:tc>
       </w:tr>
     </w:tbl>
@@ -11379,7 +9751,7 @@
       </w:r>
     </w:p>
     <w:sectPr>
-      <w:headerReference w:type="default" r:id="rId32"/>
+      <w:headerReference w:type="default" r:id="rId33"/>
       <w:pgSz w:w="12240" w:h="15840"/>
       <w:pgMar w:top="1440" w:right="1440" w:bottom="1440" w:left="1440" w:header="720" w:footer="720" w:gutter="0"/>
       <w:pgNumType w:start="0"/>
@@ -12081,6 +10453,12 @@
   </w:num>
   <w:num w:numId="35" w16cid:durableId="1390111797">
     <w:abstractNumId w:val="1"/>
+  </w:num>
+  <w:num w:numId="36" w16cid:durableId="701248411">
+    <w:abstractNumId w:val="0"/>
+  </w:num>
+  <w:num w:numId="37" w16cid:durableId="1080831022">
+    <w:abstractNumId w:val="0"/>
   </w:num>
 </w:numbering>
 </file>
@@ -13320,6 +11698,186 @@
       <w:u w:val="single"/>
     </w:rPr>
   </w:style>
+  <w:style w:type="table" w:styleId="GridTable5Dark-Accent1">
+    <w:name w:val="Grid Table 5 Dark Accent 1"/>
+    <w:basedOn w:val="TableNormal"/>
+    <w:uiPriority w:val="50"/>
+    <w:rsid w:val="00D123CF"/>
+    <w:pPr>
+      <w:spacing w:after="0" w:line="240" w:lineRule="auto"/>
+    </w:pPr>
+    <w:tblPr>
+      <w:tblStyleRowBandSize w:val="1"/>
+      <w:tblStyleColBandSize w:val="1"/>
+      <w:tblBorders>
+        <w:top w:val="single" w:sz="4" w:space="0" w:color="FFFFFF" w:themeColor="background1"/>
+        <w:left w:val="single" w:sz="4" w:space="0" w:color="FFFFFF" w:themeColor="background1"/>
+        <w:bottom w:val="single" w:sz="4" w:space="0" w:color="FFFFFF" w:themeColor="background1"/>
+        <w:right w:val="single" w:sz="4" w:space="0" w:color="FFFFFF" w:themeColor="background1"/>
+        <w:insideH w:val="single" w:sz="4" w:space="0" w:color="FFFFFF" w:themeColor="background1"/>
+        <w:insideV w:val="single" w:sz="4" w:space="0" w:color="FFFFFF" w:themeColor="background1"/>
+      </w:tblBorders>
+    </w:tblPr>
+    <w:tcPr>
+      <w:shd w:val="clear" w:color="auto" w:fill="FDE5CC" w:themeFill="accent1" w:themeFillTint="33"/>
+    </w:tcPr>
+    <w:tblStylePr w:type="firstRow">
+      <w:rPr>
+        <w:b/>
+        <w:bCs/>
+        <w:color w:val="FFFFFF" w:themeColor="background1"/>
+      </w:rPr>
+      <w:tblPr/>
+      <w:tcPr>
+        <w:tcBorders>
+          <w:top w:val="single" w:sz="4" w:space="0" w:color="FFFFFF" w:themeColor="background1"/>
+          <w:left w:val="single" w:sz="4" w:space="0" w:color="FFFFFF" w:themeColor="background1"/>
+          <w:right w:val="single" w:sz="4" w:space="0" w:color="FFFFFF" w:themeColor="background1"/>
+          <w:insideH w:val="nil"/>
+          <w:insideV w:val="nil"/>
+        </w:tcBorders>
+        <w:shd w:val="clear" w:color="auto" w:fill="F07F09" w:themeFill="accent1"/>
+      </w:tcPr>
+    </w:tblStylePr>
+    <w:tblStylePr w:type="lastRow">
+      <w:rPr>
+        <w:b/>
+        <w:bCs/>
+        <w:color w:val="FFFFFF" w:themeColor="background1"/>
+      </w:rPr>
+      <w:tblPr/>
+      <w:tcPr>
+        <w:tcBorders>
+          <w:left w:val="single" w:sz="4" w:space="0" w:color="FFFFFF" w:themeColor="background1"/>
+          <w:bottom w:val="single" w:sz="4" w:space="0" w:color="FFFFFF" w:themeColor="background1"/>
+          <w:right w:val="single" w:sz="4" w:space="0" w:color="FFFFFF" w:themeColor="background1"/>
+          <w:insideH w:val="nil"/>
+          <w:insideV w:val="nil"/>
+        </w:tcBorders>
+        <w:shd w:val="clear" w:color="auto" w:fill="F07F09" w:themeFill="accent1"/>
+      </w:tcPr>
+    </w:tblStylePr>
+    <w:tblStylePr w:type="firstCol">
+      <w:rPr>
+        <w:b/>
+        <w:bCs/>
+        <w:color w:val="FFFFFF" w:themeColor="background1"/>
+      </w:rPr>
+      <w:tblPr/>
+      <w:tcPr>
+        <w:tcBorders>
+          <w:top w:val="single" w:sz="4" w:space="0" w:color="FFFFFF" w:themeColor="background1"/>
+          <w:left w:val="single" w:sz="4" w:space="0" w:color="FFFFFF" w:themeColor="background1"/>
+          <w:bottom w:val="single" w:sz="4" w:space="0" w:color="FFFFFF" w:themeColor="background1"/>
+          <w:insideV w:val="nil"/>
+        </w:tcBorders>
+        <w:shd w:val="clear" w:color="auto" w:fill="F07F09" w:themeFill="accent1"/>
+      </w:tcPr>
+    </w:tblStylePr>
+    <w:tblStylePr w:type="lastCol">
+      <w:rPr>
+        <w:b/>
+        <w:bCs/>
+        <w:color w:val="FFFFFF" w:themeColor="background1"/>
+      </w:rPr>
+      <w:tblPr/>
+      <w:tcPr>
+        <w:tcBorders>
+          <w:top w:val="single" w:sz="4" w:space="0" w:color="FFFFFF" w:themeColor="background1"/>
+          <w:bottom w:val="single" w:sz="4" w:space="0" w:color="FFFFFF" w:themeColor="background1"/>
+          <w:right w:val="single" w:sz="4" w:space="0" w:color="FFFFFF" w:themeColor="background1"/>
+          <w:insideV w:val="nil"/>
+        </w:tcBorders>
+        <w:shd w:val="clear" w:color="auto" w:fill="F07F09" w:themeFill="accent1"/>
+      </w:tcPr>
+    </w:tblStylePr>
+    <w:tblStylePr w:type="band1Vert">
+      <w:tblPr/>
+      <w:tcPr>
+        <w:shd w:val="clear" w:color="auto" w:fill="FBCB9A" w:themeFill="accent1" w:themeFillTint="66"/>
+      </w:tcPr>
+    </w:tblStylePr>
+    <w:tblStylePr w:type="band1Horz">
+      <w:tblPr/>
+      <w:tcPr>
+        <w:shd w:val="clear" w:color="auto" w:fill="FBCB9A" w:themeFill="accent1" w:themeFillTint="66"/>
+      </w:tcPr>
+    </w:tblStylePr>
+  </w:style>
+  <w:style w:type="table" w:styleId="ListTable4">
+    <w:name w:val="List Table 4"/>
+    <w:basedOn w:val="TableNormal"/>
+    <w:uiPriority w:val="49"/>
+    <w:rsid w:val="00D123CF"/>
+    <w:pPr>
+      <w:spacing w:after="0" w:line="240" w:lineRule="auto"/>
+    </w:pPr>
+    <w:tblPr>
+      <w:tblStyleRowBandSize w:val="1"/>
+      <w:tblStyleColBandSize w:val="1"/>
+      <w:tblBorders>
+        <w:top w:val="single" w:sz="4" w:space="0" w:color="666666" w:themeColor="text1" w:themeTint="99"/>
+        <w:left w:val="single" w:sz="4" w:space="0" w:color="666666" w:themeColor="text1" w:themeTint="99"/>
+        <w:bottom w:val="single" w:sz="4" w:space="0" w:color="666666" w:themeColor="text1" w:themeTint="99"/>
+        <w:right w:val="single" w:sz="4" w:space="0" w:color="666666" w:themeColor="text1" w:themeTint="99"/>
+        <w:insideH w:val="single" w:sz="4" w:space="0" w:color="666666" w:themeColor="text1" w:themeTint="99"/>
+      </w:tblBorders>
+    </w:tblPr>
+    <w:tblStylePr w:type="firstRow">
+      <w:rPr>
+        <w:b/>
+        <w:bCs/>
+        <w:color w:val="FFFFFF" w:themeColor="background1"/>
+      </w:rPr>
+      <w:tblPr/>
+      <w:tcPr>
+        <w:tcBorders>
+          <w:top w:val="single" w:sz="4" w:space="0" w:color="000000" w:themeColor="text1"/>
+          <w:left w:val="single" w:sz="4" w:space="0" w:color="000000" w:themeColor="text1"/>
+          <w:bottom w:val="single" w:sz="4" w:space="0" w:color="000000" w:themeColor="text1"/>
+          <w:right w:val="single" w:sz="4" w:space="0" w:color="000000" w:themeColor="text1"/>
+          <w:insideH w:val="nil"/>
+        </w:tcBorders>
+        <w:shd w:val="clear" w:color="auto" w:fill="000000" w:themeFill="text1"/>
+      </w:tcPr>
+    </w:tblStylePr>
+    <w:tblStylePr w:type="lastRow">
+      <w:rPr>
+        <w:b/>
+        <w:bCs/>
+      </w:rPr>
+      <w:tblPr/>
+      <w:tcPr>
+        <w:tcBorders>
+          <w:top w:val="double" w:sz="4" w:space="0" w:color="666666" w:themeColor="text1" w:themeTint="99"/>
+        </w:tcBorders>
+      </w:tcPr>
+    </w:tblStylePr>
+    <w:tblStylePr w:type="firstCol">
+      <w:rPr>
+        <w:b/>
+        <w:bCs/>
+      </w:rPr>
+    </w:tblStylePr>
+    <w:tblStylePr w:type="lastCol">
+      <w:rPr>
+        <w:b/>
+        <w:bCs/>
+      </w:rPr>
+    </w:tblStylePr>
+    <w:tblStylePr w:type="band1Vert">
+      <w:tblPr/>
+      <w:tcPr>
+        <w:shd w:val="clear" w:color="auto" w:fill="CCCCCC" w:themeFill="text1" w:themeFillTint="33"/>
+      </w:tcPr>
+    </w:tblStylePr>
+    <w:tblStylePr w:type="band1Horz">
+      <w:tblPr/>
+      <w:tcPr>
+        <w:shd w:val="clear" w:color="auto" w:fill="CCCCCC" w:themeFill="text1" w:themeFillTint="33"/>
+      </w:tcPr>
+    </w:tblStylePr>
+  </w:style>
 </w:styles>
 </file>
 

--- a/docs/TusMuertos-v2.0-Design.docx
+++ b/docs/TusMuertos-v2.0-Design.docx
@@ -778,7 +778,7 @@
           <w:r>
             <w:fldChar w:fldCharType="separate"/>
           </w:r>
-          <w:hyperlink w:anchor="_Toc213004598" w:history="1">
+          <w:hyperlink w:anchor="_Toc213116530" w:history="1">
             <w:r>
               <w:rPr>
                 <w:rStyle w:val="Hyperlink"/>
@@ -822,7 +822,7 @@
                 <w:noProof/>
                 <w:webHidden/>
               </w:rPr>
-              <w:instrText xml:space="preserve"> PAGEREF _Toc213004598 \h </w:instrText>
+              <w:instrText xml:space="preserve"> PAGEREF _Toc213116530 \h </w:instrText>
             </w:r>
             <w:r>
               <w:rPr>
@@ -842,7 +842,7 @@
                 <w:noProof/>
                 <w:webHidden/>
               </w:rPr>
-              <w:t>2</w:t>
+              <w:t>3</w:t>
             </w:r>
             <w:r>
               <w:rPr>
@@ -868,7 +868,7 @@
               <w14:ligatures w14:val="standardContextual"/>
             </w:rPr>
           </w:pPr>
-          <w:hyperlink w:anchor="_Toc213004599" w:history="1">
+          <w:hyperlink w:anchor="_Toc213116531" w:history="1">
             <w:r>
               <w:rPr>
                 <w:rStyle w:val="Hyperlink"/>
@@ -912,7 +912,7 @@
                 <w:noProof/>
                 <w:webHidden/>
               </w:rPr>
-              <w:instrText xml:space="preserve"> PAGEREF _Toc213004599 \h </w:instrText>
+              <w:instrText xml:space="preserve"> PAGEREF _Toc213116531 \h </w:instrText>
             </w:r>
             <w:r>
               <w:rPr>
@@ -932,7 +932,7 @@
                 <w:noProof/>
                 <w:webHidden/>
               </w:rPr>
-              <w:t>2</w:t>
+              <w:t>3</w:t>
             </w:r>
             <w:r>
               <w:rPr>
@@ -958,7 +958,7 @@
               <w14:ligatures w14:val="standardContextual"/>
             </w:rPr>
           </w:pPr>
-          <w:hyperlink w:anchor="_Toc213004600" w:history="1">
+          <w:hyperlink w:anchor="_Toc213116532" w:history="1">
             <w:r>
               <w:rPr>
                 <w:rStyle w:val="Hyperlink"/>
@@ -1002,7 +1002,7 @@
                 <w:noProof/>
                 <w:webHidden/>
               </w:rPr>
-              <w:instrText xml:space="preserve"> PAGEREF _Toc213004600 \h </w:instrText>
+              <w:instrText xml:space="preserve"> PAGEREF _Toc213116532 \h </w:instrText>
             </w:r>
             <w:r>
               <w:rPr>
@@ -1022,7 +1022,7 @@
                 <w:noProof/>
                 <w:webHidden/>
               </w:rPr>
-              <w:t>3</w:t>
+              <w:t>4</w:t>
             </w:r>
             <w:r>
               <w:rPr>
@@ -1048,7 +1048,7 @@
               <w14:ligatures w14:val="standardContextual"/>
             </w:rPr>
           </w:pPr>
-          <w:hyperlink w:anchor="_Toc213004601" w:history="1">
+          <w:hyperlink w:anchor="_Toc213116533" w:history="1">
             <w:r>
               <w:rPr>
                 <w:rStyle w:val="Hyperlink"/>
@@ -1092,7 +1092,7 @@
                 <w:noProof/>
                 <w:webHidden/>
               </w:rPr>
-              <w:instrText xml:space="preserve"> PAGEREF _Toc213004601 \h </w:instrText>
+              <w:instrText xml:space="preserve"> PAGEREF _Toc213116533 \h </w:instrText>
             </w:r>
             <w:r>
               <w:rPr>
@@ -1112,7 +1112,7 @@
                 <w:noProof/>
                 <w:webHidden/>
               </w:rPr>
-              <w:t>3</w:t>
+              <w:t>4</w:t>
             </w:r>
             <w:r>
               <w:rPr>
@@ -1138,7 +1138,7 @@
               <w14:ligatures w14:val="standardContextual"/>
             </w:rPr>
           </w:pPr>
-          <w:hyperlink w:anchor="_Toc213004602" w:history="1">
+          <w:hyperlink w:anchor="_Toc213116534" w:history="1">
             <w:r>
               <w:rPr>
                 <w:rStyle w:val="Hyperlink"/>
@@ -1182,7 +1182,7 @@
                 <w:noProof/>
                 <w:webHidden/>
               </w:rPr>
-              <w:instrText xml:space="preserve"> PAGEREF _Toc213004602 \h </w:instrText>
+              <w:instrText xml:space="preserve"> PAGEREF _Toc213116534 \h </w:instrText>
             </w:r>
             <w:r>
               <w:rPr>
@@ -1202,7 +1202,7 @@
                 <w:noProof/>
                 <w:webHidden/>
               </w:rPr>
-              <w:t>4</w:t>
+              <w:t>5</w:t>
             </w:r>
             <w:r>
               <w:rPr>
@@ -1228,7 +1228,7 @@
               <w14:ligatures w14:val="standardContextual"/>
             </w:rPr>
           </w:pPr>
-          <w:hyperlink w:anchor="_Toc213004603" w:history="1">
+          <w:hyperlink w:anchor="_Toc213116535" w:history="1">
             <w:r>
               <w:rPr>
                 <w:rStyle w:val="Hyperlink"/>
@@ -1272,7 +1272,7 @@
                 <w:noProof/>
                 <w:webHidden/>
               </w:rPr>
-              <w:instrText xml:space="preserve"> PAGEREF _Toc213004603 \h </w:instrText>
+              <w:instrText xml:space="preserve"> PAGEREF _Toc213116535 \h </w:instrText>
             </w:r>
             <w:r>
               <w:rPr>
@@ -1292,7 +1292,7 @@
                 <w:noProof/>
                 <w:webHidden/>
               </w:rPr>
-              <w:t>4</w:t>
+              <w:t>5</w:t>
             </w:r>
             <w:r>
               <w:rPr>
@@ -1318,7 +1318,7 @@
               <w14:ligatures w14:val="standardContextual"/>
             </w:rPr>
           </w:pPr>
-          <w:hyperlink w:anchor="_Toc213004604" w:history="1">
+          <w:hyperlink w:anchor="_Toc213116536" w:history="1">
             <w:r>
               <w:rPr>
                 <w:rStyle w:val="Hyperlink"/>
@@ -1362,7 +1362,7 @@
                 <w:noProof/>
                 <w:webHidden/>
               </w:rPr>
-              <w:instrText xml:space="preserve"> PAGEREF _Toc213004604 \h </w:instrText>
+              <w:instrText xml:space="preserve"> PAGEREF _Toc213116536 \h </w:instrText>
             </w:r>
             <w:r>
               <w:rPr>
@@ -1382,7 +1382,7 @@
                 <w:noProof/>
                 <w:webHidden/>
               </w:rPr>
-              <w:t>4</w:t>
+              <w:t>5</w:t>
             </w:r>
             <w:r>
               <w:rPr>
@@ -1408,7 +1408,7 @@
               <w14:ligatures w14:val="standardContextual"/>
             </w:rPr>
           </w:pPr>
-          <w:hyperlink w:anchor="_Toc213004605" w:history="1">
+          <w:hyperlink w:anchor="_Toc213116537" w:history="1">
             <w:r>
               <w:rPr>
                 <w:rStyle w:val="Hyperlink"/>
@@ -1452,7 +1452,7 @@
                 <w:noProof/>
                 <w:webHidden/>
               </w:rPr>
-              <w:instrText xml:space="preserve"> PAGEREF _Toc213004605 \h </w:instrText>
+              <w:instrText xml:space="preserve"> PAGEREF _Toc213116537 \h </w:instrText>
             </w:r>
             <w:r>
               <w:rPr>
@@ -1472,7 +1472,7 @@
                 <w:noProof/>
                 <w:webHidden/>
               </w:rPr>
-              <w:t>6</w:t>
+              <w:t>7</w:t>
             </w:r>
             <w:r>
               <w:rPr>
@@ -1498,7 +1498,7 @@
               <w14:ligatures w14:val="standardContextual"/>
             </w:rPr>
           </w:pPr>
-          <w:hyperlink w:anchor="_Toc213004606" w:history="1">
+          <w:hyperlink w:anchor="_Toc213116538" w:history="1">
             <w:r>
               <w:rPr>
                 <w:rStyle w:val="Hyperlink"/>
@@ -1542,7 +1542,7 @@
                 <w:noProof/>
                 <w:webHidden/>
               </w:rPr>
-              <w:instrText xml:space="preserve"> PAGEREF _Toc213004606 \h </w:instrText>
+              <w:instrText xml:space="preserve"> PAGEREF _Toc213116538 \h </w:instrText>
             </w:r>
             <w:r>
               <w:rPr>
@@ -1562,7 +1562,7 @@
                 <w:noProof/>
                 <w:webHidden/>
               </w:rPr>
-              <w:t>9</w:t>
+              <w:t>11</w:t>
             </w:r>
             <w:r>
               <w:rPr>
@@ -1588,7 +1588,7 @@
               <w14:ligatures w14:val="standardContextual"/>
             </w:rPr>
           </w:pPr>
-          <w:hyperlink w:anchor="_Toc213004607" w:history="1">
+          <w:hyperlink w:anchor="_Toc213116539" w:history="1">
             <w:r>
               <w:rPr>
                 <w:rStyle w:val="Hyperlink"/>
@@ -1632,7 +1632,7 @@
                 <w:noProof/>
                 <w:webHidden/>
               </w:rPr>
-              <w:instrText xml:space="preserve"> PAGEREF _Toc213004607 \h </w:instrText>
+              <w:instrText xml:space="preserve"> PAGEREF _Toc213116539 \h </w:instrText>
             </w:r>
             <w:r>
               <w:rPr>
@@ -1652,7 +1652,7 @@
                 <w:noProof/>
                 <w:webHidden/>
               </w:rPr>
-              <w:t>10</w:t>
+              <w:t>11</w:t>
             </w:r>
             <w:r>
               <w:rPr>
@@ -1678,7 +1678,7 @@
               <w14:ligatures w14:val="standardContextual"/>
             </w:rPr>
           </w:pPr>
-          <w:hyperlink w:anchor="_Toc213004608" w:history="1">
+          <w:hyperlink w:anchor="_Toc213116540" w:history="1">
             <w:r>
               <w:rPr>
                 <w:rStyle w:val="Hyperlink"/>
@@ -1722,7 +1722,7 @@
                 <w:noProof/>
                 <w:webHidden/>
               </w:rPr>
-              <w:instrText xml:space="preserve"> PAGEREF _Toc213004608 \h </w:instrText>
+              <w:instrText xml:space="preserve"> PAGEREF _Toc213116540 \h </w:instrText>
             </w:r>
             <w:r>
               <w:rPr>
@@ -1742,7 +1742,7 @@
                 <w:noProof/>
                 <w:webHidden/>
               </w:rPr>
-              <w:t>12</w:t>
+              <w:t>14</w:t>
             </w:r>
             <w:r>
               <w:rPr>
@@ -1768,7 +1768,7 @@
               <w14:ligatures w14:val="standardContextual"/>
             </w:rPr>
           </w:pPr>
-          <w:hyperlink w:anchor="_Toc213004609" w:history="1">
+          <w:hyperlink w:anchor="_Toc213116541" w:history="1">
             <w:r>
               <w:rPr>
                 <w:rStyle w:val="Hyperlink"/>
@@ -1812,7 +1812,7 @@
                 <w:noProof/>
                 <w:webHidden/>
               </w:rPr>
-              <w:instrText xml:space="preserve"> PAGEREF _Toc213004609 \h </w:instrText>
+              <w:instrText xml:space="preserve"> PAGEREF _Toc213116541 \h </w:instrText>
             </w:r>
             <w:r>
               <w:rPr>
@@ -1832,7 +1832,7 @@
                 <w:noProof/>
                 <w:webHidden/>
               </w:rPr>
-              <w:t>12</w:t>
+              <w:t>14</w:t>
             </w:r>
             <w:r>
               <w:rPr>
@@ -1858,7 +1858,7 @@
               <w14:ligatures w14:val="standardContextual"/>
             </w:rPr>
           </w:pPr>
-          <w:hyperlink w:anchor="_Toc213004610" w:history="1">
+          <w:hyperlink w:anchor="_Toc213116542" w:history="1">
             <w:r>
               <w:rPr>
                 <w:rStyle w:val="Hyperlink"/>
@@ -1902,7 +1902,7 @@
                 <w:noProof/>
                 <w:webHidden/>
               </w:rPr>
-              <w:instrText xml:space="preserve"> PAGEREF _Toc213004610 \h </w:instrText>
+              <w:instrText xml:space="preserve"> PAGEREF _Toc213116542 \h </w:instrText>
             </w:r>
             <w:r>
               <w:rPr>
@@ -1922,7 +1922,7 @@
                 <w:noProof/>
                 <w:webHidden/>
               </w:rPr>
-              <w:t>12</w:t>
+              <w:t>14</w:t>
             </w:r>
             <w:r>
               <w:rPr>
@@ -1948,7 +1948,7 @@
               <w14:ligatures w14:val="standardContextual"/>
             </w:rPr>
           </w:pPr>
-          <w:hyperlink w:anchor="_Toc213004611" w:history="1">
+          <w:hyperlink w:anchor="_Toc213116543" w:history="1">
             <w:r>
               <w:rPr>
                 <w:rStyle w:val="Hyperlink"/>
@@ -1992,7 +1992,7 @@
                 <w:noProof/>
                 <w:webHidden/>
               </w:rPr>
-              <w:instrText xml:space="preserve"> PAGEREF _Toc213004611 \h </w:instrText>
+              <w:instrText xml:space="preserve"> PAGEREF _Toc213116543 \h </w:instrText>
             </w:r>
             <w:r>
               <w:rPr>
@@ -2012,7 +2012,7 @@
                 <w:noProof/>
                 <w:webHidden/>
               </w:rPr>
-              <w:t>14</w:t>
+              <w:t>15</w:t>
             </w:r>
             <w:r>
               <w:rPr>
@@ -2038,7 +2038,7 @@
               <w14:ligatures w14:val="standardContextual"/>
             </w:rPr>
           </w:pPr>
-          <w:hyperlink w:anchor="_Toc213004612" w:history="1">
+          <w:hyperlink w:anchor="_Toc213116544" w:history="1">
             <w:r>
               <w:rPr>
                 <w:rStyle w:val="Hyperlink"/>
@@ -2082,7 +2082,7 @@
                 <w:noProof/>
                 <w:webHidden/>
               </w:rPr>
-              <w:instrText xml:space="preserve"> PAGEREF _Toc213004612 \h </w:instrText>
+              <w:instrText xml:space="preserve"> PAGEREF _Toc213116544 \h </w:instrText>
             </w:r>
             <w:r>
               <w:rPr>
@@ -2102,7 +2102,7 @@
                 <w:noProof/>
                 <w:webHidden/>
               </w:rPr>
-              <w:t>14</w:t>
+              <w:t>15</w:t>
             </w:r>
             <w:r>
               <w:rPr>
@@ -2128,7 +2128,7 @@
               <w14:ligatures w14:val="standardContextual"/>
             </w:rPr>
           </w:pPr>
-          <w:hyperlink w:anchor="_Toc213004613" w:history="1">
+          <w:hyperlink w:anchor="_Toc213116545" w:history="1">
             <w:r>
               <w:rPr>
                 <w:rStyle w:val="Hyperlink"/>
@@ -2172,7 +2172,7 @@
                 <w:noProof/>
                 <w:webHidden/>
               </w:rPr>
-              <w:instrText xml:space="preserve"> PAGEREF _Toc213004613 \h </w:instrText>
+              <w:instrText xml:space="preserve"> PAGEREF _Toc213116545 \h </w:instrText>
             </w:r>
             <w:r>
               <w:rPr>
@@ -2192,7 +2192,7 @@
                 <w:noProof/>
                 <w:webHidden/>
               </w:rPr>
-              <w:t>14</w:t>
+              <w:t>16</w:t>
             </w:r>
             <w:r>
               <w:rPr>
@@ -2218,7 +2218,7 @@
               <w14:ligatures w14:val="standardContextual"/>
             </w:rPr>
           </w:pPr>
-          <w:hyperlink w:anchor="_Toc213004614" w:history="1">
+          <w:hyperlink w:anchor="_Toc213116546" w:history="1">
             <w:r>
               <w:rPr>
                 <w:rStyle w:val="Hyperlink"/>
@@ -2262,7 +2262,7 @@
                 <w:noProof/>
                 <w:webHidden/>
               </w:rPr>
-              <w:instrText xml:space="preserve"> PAGEREF _Toc213004614 \h </w:instrText>
+              <w:instrText xml:space="preserve"> PAGEREF _Toc213116546 \h </w:instrText>
             </w:r>
             <w:r>
               <w:rPr>
@@ -2282,7 +2282,7 @@
                 <w:noProof/>
                 <w:webHidden/>
               </w:rPr>
-              <w:t>15</w:t>
+              <w:t>17</w:t>
             </w:r>
             <w:r>
               <w:rPr>
@@ -2308,7 +2308,7 @@
               <w14:ligatures w14:val="standardContextual"/>
             </w:rPr>
           </w:pPr>
-          <w:hyperlink w:anchor="_Toc213004615" w:history="1">
+          <w:hyperlink w:anchor="_Toc213116547" w:history="1">
             <w:r>
               <w:rPr>
                 <w:rStyle w:val="Hyperlink"/>
@@ -2352,7 +2352,7 @@
                 <w:noProof/>
                 <w:webHidden/>
               </w:rPr>
-              <w:instrText xml:space="preserve"> PAGEREF _Toc213004615 \h </w:instrText>
+              <w:instrText xml:space="preserve"> PAGEREF _Toc213116547 \h </w:instrText>
             </w:r>
             <w:r>
               <w:rPr>
@@ -2372,7 +2372,7 @@
                 <w:noProof/>
                 <w:webHidden/>
               </w:rPr>
-              <w:t>15</w:t>
+              <w:t>17</w:t>
             </w:r>
             <w:r>
               <w:rPr>
@@ -2398,7 +2398,7 @@
               <w14:ligatures w14:val="standardContextual"/>
             </w:rPr>
           </w:pPr>
-          <w:hyperlink w:anchor="_Toc213004616" w:history="1">
+          <w:hyperlink w:anchor="_Toc213116548" w:history="1">
             <w:r>
               <w:rPr>
                 <w:rStyle w:val="Hyperlink"/>
@@ -2442,7 +2442,7 @@
                 <w:noProof/>
                 <w:webHidden/>
               </w:rPr>
-              <w:instrText xml:space="preserve"> PAGEREF _Toc213004616 \h </w:instrText>
+              <w:instrText xml:space="preserve"> PAGEREF _Toc213116548 \h </w:instrText>
             </w:r>
             <w:r>
               <w:rPr>
@@ -2462,7 +2462,7 @@
                 <w:noProof/>
                 <w:webHidden/>
               </w:rPr>
-              <w:t>15</w:t>
+              <w:t>17</w:t>
             </w:r>
             <w:r>
               <w:rPr>
@@ -2488,7 +2488,7 @@
               <w14:ligatures w14:val="standardContextual"/>
             </w:rPr>
           </w:pPr>
-          <w:hyperlink w:anchor="_Toc213004617" w:history="1">
+          <w:hyperlink w:anchor="_Toc213116549" w:history="1">
             <w:r>
               <w:rPr>
                 <w:rStyle w:val="Hyperlink"/>
@@ -2532,7 +2532,7 @@
                 <w:noProof/>
                 <w:webHidden/>
               </w:rPr>
-              <w:instrText xml:space="preserve"> PAGEREF _Toc213004617 \h </w:instrText>
+              <w:instrText xml:space="preserve"> PAGEREF _Toc213116549 \h </w:instrText>
             </w:r>
             <w:r>
               <w:rPr>
@@ -2552,7 +2552,7 @@
                 <w:noProof/>
                 <w:webHidden/>
               </w:rPr>
-              <w:t>16</w:t>
+              <w:t>17</w:t>
             </w:r>
             <w:r>
               <w:rPr>
@@ -2578,7 +2578,7 @@
               <w14:ligatures w14:val="standardContextual"/>
             </w:rPr>
           </w:pPr>
-          <w:hyperlink w:anchor="_Toc213004618" w:history="1">
+          <w:hyperlink w:anchor="_Toc213116550" w:history="1">
             <w:r>
               <w:rPr>
                 <w:rStyle w:val="Hyperlink"/>
@@ -2622,7 +2622,7 @@
                 <w:noProof/>
                 <w:webHidden/>
               </w:rPr>
-              <w:instrText xml:space="preserve"> PAGEREF _Toc213004618 \h </w:instrText>
+              <w:instrText xml:space="preserve"> PAGEREF _Toc213116550 \h </w:instrText>
             </w:r>
             <w:r>
               <w:rPr>
@@ -2642,7 +2642,7 @@
                 <w:noProof/>
                 <w:webHidden/>
               </w:rPr>
-              <w:t>16</w:t>
+              <w:t>18</w:t>
             </w:r>
             <w:r>
               <w:rPr>
@@ -2668,7 +2668,7 @@
               <w14:ligatures w14:val="standardContextual"/>
             </w:rPr>
           </w:pPr>
-          <w:hyperlink w:anchor="_Toc213004619" w:history="1">
+          <w:hyperlink w:anchor="_Toc213116551" w:history="1">
             <w:r>
               <w:rPr>
                 <w:rStyle w:val="Hyperlink"/>
@@ -2712,7 +2712,7 @@
                 <w:noProof/>
                 <w:webHidden/>
               </w:rPr>
-              <w:instrText xml:space="preserve"> PAGEREF _Toc213004619 \h </w:instrText>
+              <w:instrText xml:space="preserve"> PAGEREF _Toc213116551 \h </w:instrText>
             </w:r>
             <w:r>
               <w:rPr>
@@ -2732,7 +2732,367 @@
                 <w:noProof/>
                 <w:webHidden/>
               </w:rPr>
-              <w:t>16</w:t>
+              <w:t>18</w:t>
+            </w:r>
+            <w:r>
+              <w:rPr>
+                <w:noProof/>
+                <w:webHidden/>
+              </w:rPr>
+              <w:fldChar w:fldCharType="end"/>
+            </w:r>
+          </w:hyperlink>
+        </w:p>
+        <w:p>
+          <w:pPr>
+            <w:pStyle w:val="TOC2"/>
+            <w:tabs>
+              <w:tab w:val="left" w:pos="720"/>
+              <w:tab w:val="right" w:leader="dot" w:pos="9350"/>
+            </w:tabs>
+            <w:rPr>
+              <w:noProof/>
+              <w:kern w:val="2"/>
+              <w:sz w:val="24"/>
+              <w:szCs w:val="24"/>
+              <w14:ligatures w14:val="standardContextual"/>
+            </w:rPr>
+          </w:pPr>
+          <w:hyperlink w:anchor="_Toc213116552" w:history="1">
+            <w:r>
+              <w:rPr>
+                <w:rStyle w:val="Hyperlink"/>
+                <w:noProof/>
+              </w:rPr>
+              <w:t>7.6</w:t>
+            </w:r>
+            <w:r>
+              <w:rPr>
+                <w:noProof/>
+                <w:kern w:val="2"/>
+                <w:sz w:val="24"/>
+                <w:szCs w:val="24"/>
+                <w14:ligatures w14:val="standardContextual"/>
+              </w:rPr>
+              <w:tab/>
+            </w:r>
+            <w:r>
+              <w:rPr>
+                <w:rStyle w:val="Hyperlink"/>
+                <w:noProof/>
+              </w:rPr>
+              <w:t>Hint C debugger that a buffer is of a particular size</w:t>
+            </w:r>
+            <w:r>
+              <w:rPr>
+                <w:noProof/>
+                <w:webHidden/>
+              </w:rPr>
+              <w:tab/>
+            </w:r>
+            <w:r>
+              <w:rPr>
+                <w:noProof/>
+                <w:webHidden/>
+              </w:rPr>
+              <w:fldChar w:fldCharType="begin"/>
+            </w:r>
+            <w:r>
+              <w:rPr>
+                <w:noProof/>
+                <w:webHidden/>
+              </w:rPr>
+              <w:instrText xml:space="preserve"> PAGEREF _Toc213116552 \h </w:instrText>
+            </w:r>
+            <w:r>
+              <w:rPr>
+                <w:noProof/>
+                <w:webHidden/>
+              </w:rPr>
+            </w:r>
+            <w:r>
+              <w:rPr>
+                <w:noProof/>
+                <w:webHidden/>
+              </w:rPr>
+              <w:fldChar w:fldCharType="separate"/>
+            </w:r>
+            <w:r>
+              <w:rPr>
+                <w:noProof/>
+                <w:webHidden/>
+              </w:rPr>
+              <w:t>18</w:t>
+            </w:r>
+            <w:r>
+              <w:rPr>
+                <w:noProof/>
+                <w:webHidden/>
+              </w:rPr>
+              <w:fldChar w:fldCharType="end"/>
+            </w:r>
+          </w:hyperlink>
+        </w:p>
+        <w:p>
+          <w:pPr>
+            <w:pStyle w:val="TOC2"/>
+            <w:tabs>
+              <w:tab w:val="left" w:pos="720"/>
+              <w:tab w:val="right" w:leader="dot" w:pos="9350"/>
+            </w:tabs>
+            <w:rPr>
+              <w:noProof/>
+              <w:kern w:val="2"/>
+              <w:sz w:val="24"/>
+              <w:szCs w:val="24"/>
+              <w14:ligatures w14:val="standardContextual"/>
+            </w:rPr>
+          </w:pPr>
+          <w:hyperlink w:anchor="_Toc213116553" w:history="1">
+            <w:r>
+              <w:rPr>
+                <w:rStyle w:val="Hyperlink"/>
+                <w:noProof/>
+              </w:rPr>
+              <w:t>7.7</w:t>
+            </w:r>
+            <w:r>
+              <w:rPr>
+                <w:noProof/>
+                <w:kern w:val="2"/>
+                <w:sz w:val="24"/>
+                <w:szCs w:val="24"/>
+                <w14:ligatures w14:val="standardContextual"/>
+              </w:rPr>
+              <w:tab/>
+            </w:r>
+            <w:r>
+              <w:rPr>
+                <w:rStyle w:val="Hyperlink"/>
+                <w:noProof/>
+              </w:rPr>
+              <w:t>Frame-Pointer Omission</w:t>
+            </w:r>
+            <w:r>
+              <w:rPr>
+                <w:noProof/>
+                <w:webHidden/>
+              </w:rPr>
+              <w:tab/>
+            </w:r>
+            <w:r>
+              <w:rPr>
+                <w:noProof/>
+                <w:webHidden/>
+              </w:rPr>
+              <w:fldChar w:fldCharType="begin"/>
+            </w:r>
+            <w:r>
+              <w:rPr>
+                <w:noProof/>
+                <w:webHidden/>
+              </w:rPr>
+              <w:instrText xml:space="preserve"> PAGEREF _Toc213116553 \h </w:instrText>
+            </w:r>
+            <w:r>
+              <w:rPr>
+                <w:noProof/>
+                <w:webHidden/>
+              </w:rPr>
+            </w:r>
+            <w:r>
+              <w:rPr>
+                <w:noProof/>
+                <w:webHidden/>
+              </w:rPr>
+              <w:fldChar w:fldCharType="separate"/>
+            </w:r>
+            <w:r>
+              <w:rPr>
+                <w:noProof/>
+                <w:webHidden/>
+              </w:rPr>
+              <w:t>18</w:t>
+            </w:r>
+            <w:r>
+              <w:rPr>
+                <w:noProof/>
+                <w:webHidden/>
+              </w:rPr>
+              <w:fldChar w:fldCharType="end"/>
+            </w:r>
+          </w:hyperlink>
+        </w:p>
+        <w:p>
+          <w:pPr>
+            <w:pStyle w:val="TOC2"/>
+            <w:tabs>
+              <w:tab w:val="left" w:pos="720"/>
+              <w:tab w:val="right" w:leader="dot" w:pos="9350"/>
+            </w:tabs>
+            <w:rPr>
+              <w:noProof/>
+              <w:kern w:val="2"/>
+              <w:sz w:val="24"/>
+              <w:szCs w:val="24"/>
+              <w14:ligatures w14:val="standardContextual"/>
+            </w:rPr>
+          </w:pPr>
+          <w:hyperlink w:anchor="_Toc213116554" w:history="1">
+            <w:r>
+              <w:rPr>
+                <w:rStyle w:val="Hyperlink"/>
+                <w:noProof/>
+              </w:rPr>
+              <w:t>7.8</w:t>
+            </w:r>
+            <w:r>
+              <w:rPr>
+                <w:noProof/>
+                <w:kern w:val="2"/>
+                <w:sz w:val="24"/>
+                <w:szCs w:val="24"/>
+                <w14:ligatures w14:val="standardContextual"/>
+              </w:rPr>
+              <w:tab/>
+            </w:r>
+            <w:r>
+              <w:rPr>
+                <w:rStyle w:val="Hyperlink"/>
+                <w:noProof/>
+              </w:rPr>
+              <w:t>How to create a hard disk image file with FAT32. Interesting boot sequence on MBR</w:t>
+            </w:r>
+            <w:r>
+              <w:rPr>
+                <w:noProof/>
+                <w:webHidden/>
+              </w:rPr>
+              <w:tab/>
+            </w:r>
+            <w:r>
+              <w:rPr>
+                <w:noProof/>
+                <w:webHidden/>
+              </w:rPr>
+              <w:fldChar w:fldCharType="begin"/>
+            </w:r>
+            <w:r>
+              <w:rPr>
+                <w:noProof/>
+                <w:webHidden/>
+              </w:rPr>
+              <w:instrText xml:space="preserve"> PAGEREF _Toc213116554 \h </w:instrText>
+            </w:r>
+            <w:r>
+              <w:rPr>
+                <w:noProof/>
+                <w:webHidden/>
+              </w:rPr>
+            </w:r>
+            <w:r>
+              <w:rPr>
+                <w:noProof/>
+                <w:webHidden/>
+              </w:rPr>
+              <w:fldChar w:fldCharType="separate"/>
+            </w:r>
+            <w:r>
+              <w:rPr>
+                <w:noProof/>
+                <w:webHidden/>
+              </w:rPr>
+              <w:t>18</w:t>
+            </w:r>
+            <w:r>
+              <w:rPr>
+                <w:noProof/>
+                <w:webHidden/>
+              </w:rPr>
+              <w:fldChar w:fldCharType="end"/>
+            </w:r>
+          </w:hyperlink>
+        </w:p>
+        <w:p>
+          <w:pPr>
+            <w:pStyle w:val="TOC2"/>
+            <w:tabs>
+              <w:tab w:val="left" w:pos="720"/>
+              <w:tab w:val="right" w:leader="dot" w:pos="9350"/>
+            </w:tabs>
+            <w:rPr>
+              <w:noProof/>
+              <w:kern w:val="2"/>
+              <w:sz w:val="24"/>
+              <w:szCs w:val="24"/>
+              <w14:ligatures w14:val="standardContextual"/>
+            </w:rPr>
+          </w:pPr>
+          <w:hyperlink w:anchor="_Toc213116555" w:history="1">
+            <w:r>
+              <w:rPr>
+                <w:rStyle w:val="Hyperlink"/>
+                <w:noProof/>
+              </w:rPr>
+              <w:t>7.9</w:t>
+            </w:r>
+            <w:r>
+              <w:rPr>
+                <w:noProof/>
+                <w:kern w:val="2"/>
+                <w:sz w:val="24"/>
+                <w:szCs w:val="24"/>
+                <w14:ligatures w14:val="standardContextual"/>
+              </w:rPr>
+              <w:tab/>
+            </w:r>
+            <w:r>
+              <w:rPr>
+                <w:rStyle w:val="Hyperlink"/>
+                <w:noProof/>
+              </w:rPr>
+              <w:t>Return to the last working directory. Windows and linux</w:t>
+            </w:r>
+            <w:r>
+              <w:rPr>
+                <w:noProof/>
+                <w:webHidden/>
+              </w:rPr>
+              <w:tab/>
+            </w:r>
+            <w:r>
+              <w:rPr>
+                <w:noProof/>
+                <w:webHidden/>
+              </w:rPr>
+              <w:fldChar w:fldCharType="begin"/>
+            </w:r>
+            <w:r>
+              <w:rPr>
+                <w:noProof/>
+                <w:webHidden/>
+              </w:rPr>
+              <w:instrText xml:space="preserve"> PAGEREF _Toc213116555 \h </w:instrText>
+            </w:r>
+            <w:r>
+              <w:rPr>
+                <w:noProof/>
+                <w:webHidden/>
+              </w:rPr>
+            </w:r>
+            <w:r>
+              <w:rPr>
+                <w:noProof/>
+                <w:webHidden/>
+              </w:rPr>
+              <w:fldChar w:fldCharType="separate"/>
+            </w:r>
+            <w:r>
+              <w:rPr>
+                <w:noProof/>
+                <w:webHidden/>
+              </w:rPr>
+              <w:t>22</w:t>
             </w:r>
             <w:r>
               <w:rPr>
@@ -2758,7 +3118,7 @@
               <w14:ligatures w14:val="standardContextual"/>
             </w:rPr>
           </w:pPr>
-          <w:hyperlink w:anchor="_Toc213004620" w:history="1">
+          <w:hyperlink w:anchor="_Toc213116556" w:history="1">
             <w:r>
               <w:rPr>
                 <w:rStyle w:val="Hyperlink"/>
@@ -2802,7 +3162,7 @@
                 <w:noProof/>
                 <w:webHidden/>
               </w:rPr>
-              <w:instrText xml:space="preserve"> PAGEREF _Toc213004620 \h </w:instrText>
+              <w:instrText xml:space="preserve"> PAGEREF _Toc213116556 \h </w:instrText>
             </w:r>
             <w:r>
               <w:rPr>
@@ -2822,7 +3182,7 @@
                 <w:noProof/>
                 <w:webHidden/>
               </w:rPr>
-              <w:t>16</w:t>
+              <w:t>22</w:t>
             </w:r>
             <w:r>
               <w:rPr>
@@ -2848,7 +3208,7 @@
               <w14:ligatures w14:val="standardContextual"/>
             </w:rPr>
           </w:pPr>
-          <w:hyperlink w:anchor="_Toc213004621" w:history="1">
+          <w:hyperlink w:anchor="_Toc213116557" w:history="1">
             <w:r>
               <w:rPr>
                 <w:rStyle w:val="Hyperlink"/>
@@ -2892,7 +3252,7 @@
                 <w:noProof/>
                 <w:webHidden/>
               </w:rPr>
-              <w:instrText xml:space="preserve"> PAGEREF _Toc213004621 \h </w:instrText>
+              <w:instrText xml:space="preserve"> PAGEREF _Toc213116557 \h </w:instrText>
             </w:r>
             <w:r>
               <w:rPr>
@@ -2912,7 +3272,7 @@
                 <w:noProof/>
                 <w:webHidden/>
               </w:rPr>
-              <w:t>17</w:t>
+              <w:t>23</w:t>
             </w:r>
             <w:r>
               <w:rPr>
@@ -2938,7 +3298,7 @@
               <w14:ligatures w14:val="standardContextual"/>
             </w:rPr>
           </w:pPr>
-          <w:hyperlink w:anchor="_Toc213004622" w:history="1">
+          <w:hyperlink w:anchor="_Toc213116558" w:history="1">
             <w:r>
               <w:rPr>
                 <w:rStyle w:val="Hyperlink"/>
@@ -2982,7 +3342,7 @@
                 <w:noProof/>
                 <w:webHidden/>
               </w:rPr>
-              <w:instrText xml:space="preserve"> PAGEREF _Toc213004622 \h </w:instrText>
+              <w:instrText xml:space="preserve"> PAGEREF _Toc213116558 \h </w:instrText>
             </w:r>
             <w:r>
               <w:rPr>
@@ -3002,7 +3362,7 @@
                 <w:noProof/>
                 <w:webHidden/>
               </w:rPr>
-              <w:t>20</w:t>
+              <w:t>27</w:t>
             </w:r>
             <w:r>
               <w:rPr>
@@ -3028,7 +3388,7 @@
               <w14:ligatures w14:val="standardContextual"/>
             </w:rPr>
           </w:pPr>
-          <w:hyperlink w:anchor="_Toc213004623" w:history="1">
+          <w:hyperlink w:anchor="_Toc213116559" w:history="1">
             <w:r>
               <w:rPr>
                 <w:rStyle w:val="Hyperlink"/>
@@ -3051,7 +3411,7 @@
                 <w:rStyle w:val="Hyperlink"/>
                 <w:noProof/>
               </w:rPr>
-              <w:t>Clock in/out hours</w:t>
+              <w:t>Clocked-in hours</w:t>
             </w:r>
             <w:r>
               <w:rPr>
@@ -3072,7 +3432,7 @@
                 <w:noProof/>
                 <w:webHidden/>
               </w:rPr>
-              <w:instrText xml:space="preserve"> PAGEREF _Toc213004623 \h </w:instrText>
+              <w:instrText xml:space="preserve"> PAGEREF _Toc213116559 \h </w:instrText>
             </w:r>
             <w:r>
               <w:rPr>
@@ -3092,7 +3452,7 @@
                 <w:noProof/>
                 <w:webHidden/>
               </w:rPr>
-              <w:t>20</w:t>
+              <w:t>28</w:t>
             </w:r>
             <w:r>
               <w:rPr>
@@ -3118,7 +3478,7 @@
               <w14:ligatures w14:val="standardContextual"/>
             </w:rPr>
           </w:pPr>
-          <w:hyperlink w:anchor="_Toc213004624" w:history="1">
+          <w:hyperlink w:anchor="_Toc213116560" w:history="1">
             <w:r>
               <w:rPr>
                 <w:rStyle w:val="Hyperlink"/>
@@ -3162,7 +3522,7 @@
                 <w:noProof/>
                 <w:webHidden/>
               </w:rPr>
-              <w:instrText xml:space="preserve"> PAGEREF _Toc213004624 \h </w:instrText>
+              <w:instrText xml:space="preserve"> PAGEREF _Toc213116560 \h </w:instrText>
             </w:r>
             <w:r>
               <w:rPr>
@@ -3182,7 +3542,7 @@
                 <w:noProof/>
                 <w:webHidden/>
               </w:rPr>
-              <w:t>21</w:t>
+              <w:t>29</w:t>
             </w:r>
             <w:r>
               <w:rPr>
@@ -3200,6 +3560,7 @@
               <w:bCs/>
               <w:noProof/>
             </w:rPr>
+            <w:lastRenderedPageBreak/>
             <w:fldChar w:fldCharType="end"/>
           </w:r>
         </w:p>
@@ -3217,7 +3578,7 @@
       <w:pPr>
         <w:pStyle w:val="Heading1"/>
       </w:pPr>
-      <w:bookmarkStart w:id="0" w:name="_Toc213004598"/>
+      <w:bookmarkStart w:id="0" w:name="_Toc213116530"/>
       <w:r>
         <w:t>Tusmuert</w:t>
       </w:r>
@@ -3415,8 +3776,13 @@
         <w:t>/Zig</w:t>
       </w:r>
       <w:r>
-        <w:t xml:space="preserve"> for challenge. NASM assembly for bootloader</w:t>
-      </w:r>
+        <w:t xml:space="preserve"> for challenge. NASM assembly for </w:t>
+      </w:r>
+      <w:proofErr w:type="gramStart"/>
+      <w:r>
+        <w:t>bootloader</w:t>
+      </w:r>
+      <w:proofErr w:type="gramEnd"/>
       <w:r>
         <w:t xml:space="preserve">. </w:t>
       </w:r>
@@ -3653,7 +4019,15 @@
         </w:numPr>
       </w:pPr>
       <w:r>
-        <w:t>Image, bin editor, concatenation, elf info, debug, tracer, etc……</w:t>
+        <w:t xml:space="preserve">Image, bin editor, concatenation, elf info, debug, tracer, </w:t>
+      </w:r>
+      <w:proofErr w:type="spellStart"/>
+      <w:r>
+        <w:t>etc</w:t>
+      </w:r>
+      <w:proofErr w:type="spellEnd"/>
+      <w:r>
+        <w:t>……</w:t>
       </w:r>
     </w:p>
     <w:p/>
@@ -3661,7 +4035,7 @@
       <w:pPr>
         <w:pStyle w:val="Heading1"/>
       </w:pPr>
-      <w:bookmarkStart w:id="1" w:name="_Toc213004599"/>
+      <w:bookmarkStart w:id="1" w:name="_Toc213116531"/>
       <w:r>
         <w:t>Bootloader</w:t>
       </w:r>
@@ -3725,7 +4099,15 @@
         </w:numPr>
       </w:pPr>
       <w:r>
-        <w:t>2 Stages. Minimal first stage until Protected mode + Second stage to Long mode</w:t>
+        <w:t xml:space="preserve">2 Stages. Minimal first stage until Protected mode + Second stage to </w:t>
+      </w:r>
+      <w:proofErr w:type="gramStart"/>
+      <w:r>
+        <w:t>Long</w:t>
+      </w:r>
+      <w:proofErr w:type="gramEnd"/>
+      <w:r>
+        <w:t xml:space="preserve"> mode</w:t>
       </w:r>
     </w:p>
     <w:p>
@@ -3878,6 +4260,7 @@
           <w:numId w:val="1"/>
         </w:numPr>
       </w:pPr>
+      <w:proofErr w:type="gramStart"/>
       <w:r>
         <w:lastRenderedPageBreak/>
         <w:t>Print early status</w:t>
@@ -3891,6 +4274,7 @@
         </w:rPr>
         <w:t>✅</w:t>
       </w:r>
+      <w:proofErr w:type="gramEnd"/>
     </w:p>
     <w:p>
       <w:pPr>
@@ -3986,7 +4370,15 @@
         </w:numPr>
       </w:pPr>
       <w:r>
-        <w:t>Jump to Protected mode if Stage1 did not change mode.</w:t>
+        <w:t xml:space="preserve">Jump to Protected mode if Stage1 </w:t>
+      </w:r>
+      <w:proofErr w:type="gramStart"/>
+      <w:r>
+        <w:t>did</w:t>
+      </w:r>
+      <w:proofErr w:type="gramEnd"/>
+      <w:r>
+        <w:t xml:space="preserve"> not change mode.</w:t>
       </w:r>
     </w:p>
     <w:p>
@@ -3998,7 +4390,23 @@
         </w:numPr>
       </w:pPr>
       <w:r>
-        <w:t>Enable A20, or at least check. There are multiple strategies for this. Some platforms have fast enable 0x92, or they come with A20 already enable. XXXX</w:t>
+        <w:t xml:space="preserve">Enable </w:t>
+      </w:r>
+      <w:proofErr w:type="gramStart"/>
+      <w:r>
+        <w:t>A20, or</w:t>
+      </w:r>
+      <w:proofErr w:type="gramEnd"/>
+      <w:r>
+        <w:t xml:space="preserve"> at least check. There are multiple strategies for this. Some platforms have fast </w:t>
+      </w:r>
+      <w:proofErr w:type="gramStart"/>
+      <w:r>
+        <w:t>enable</w:t>
+      </w:r>
+      <w:proofErr w:type="gramEnd"/>
+      <w:r>
+        <w:t xml:space="preserve"> 0x92, or they come with A20 already enable. XXXX</w:t>
       </w:r>
     </w:p>
     <w:p>
@@ -4022,7 +4430,15 @@
         </w:numPr>
       </w:pPr>
       <w:r>
-        <w:t>Gather info for the kernel: Memory, graphics, bios, acpi, others…</w:t>
+        <w:t xml:space="preserve">Gather info for the kernel: Memory, graphics, bios, </w:t>
+      </w:r>
+      <w:proofErr w:type="spellStart"/>
+      <w:r>
+        <w:t>acpi</w:t>
+      </w:r>
+      <w:proofErr w:type="spellEnd"/>
+      <w:r>
+        <w:t>, others…</w:t>
       </w:r>
     </w:p>
     <w:p>
@@ -4046,7 +4462,15 @@
         </w:numPr>
       </w:pPr>
       <w:r>
-        <w:t>Flat binary: Explore this option, maybe is simpler</w:t>
+        <w:t xml:space="preserve">Flat binary: Explore this option, </w:t>
+      </w:r>
+      <w:proofErr w:type="gramStart"/>
+      <w:r>
+        <w:t>maybe</w:t>
+      </w:r>
+      <w:proofErr w:type="gramEnd"/>
+      <w:r>
+        <w:t xml:space="preserve"> is simpler</w:t>
       </w:r>
     </w:p>
     <w:p>
@@ -4058,7 +4482,15 @@
         </w:numPr>
       </w:pPr>
       <w:r>
-        <w:t>ELF: Parser + segments + etc…</w:t>
+        <w:t xml:space="preserve">ELF: Parser + segments + </w:t>
+      </w:r>
+      <w:proofErr w:type="spellStart"/>
+      <w:r>
+        <w:t>etc</w:t>
+      </w:r>
+      <w:proofErr w:type="spellEnd"/>
+      <w:r>
+        <w:t>…</w:t>
       </w:r>
     </w:p>
     <w:p>
@@ -4094,7 +4526,15 @@
         </w:numPr>
       </w:pPr>
       <w:r>
-        <w:t>Verify if long mode if possible, for completeness</w:t>
+        <w:t xml:space="preserve">Verify if long </w:t>
+      </w:r>
+      <w:proofErr w:type="gramStart"/>
+      <w:r>
+        <w:t>mode</w:t>
+      </w:r>
+      <w:proofErr w:type="gramEnd"/>
+      <w:r>
+        <w:t xml:space="preserve"> if possible, for completeness</w:t>
       </w:r>
     </w:p>
     <w:p>
@@ -4196,7 +4636,7 @@
       <w:pPr>
         <w:pStyle w:val="Heading1"/>
       </w:pPr>
-      <w:bookmarkStart w:id="2" w:name="_Toc213004600"/>
+      <w:bookmarkStart w:id="2" w:name="_Toc213116532"/>
       <w:r>
         <w:t>Helpers and auxiliary tools</w:t>
       </w:r>
@@ -4207,7 +4647,7 @@
       <w:pPr>
         <w:pStyle w:val="Heading2"/>
       </w:pPr>
-      <w:bookmarkStart w:id="3" w:name="_Toc213004601"/>
+      <w:bookmarkStart w:id="3" w:name="_Toc213116533"/>
       <w:r>
         <w:t>FAT32 image creator</w:t>
       </w:r>
@@ -4238,7 +4678,15 @@
         </w:numPr>
       </w:pPr>
       <w:r>
-        <w:t>Automate the process of creating a binary image file to load as floppy/usb.</w:t>
+        <w:t>Automate the process of creating a binary image file to load as floppy/</w:t>
+      </w:r>
+      <w:proofErr w:type="spellStart"/>
+      <w:r>
+        <w:t>usb</w:t>
+      </w:r>
+      <w:proofErr w:type="spellEnd"/>
+      <w:r>
+        <w:t>.</w:t>
       </w:r>
     </w:p>
     <w:p>
@@ -4250,7 +4698,15 @@
         </w:numPr>
       </w:pPr>
       <w:r>
-        <w:t>It creates an MBR and VBR(with BPB) to boot and have a FAT12/16/32 structure</w:t>
+        <w:t xml:space="preserve">It creates an MBR and </w:t>
+      </w:r>
+      <w:proofErr w:type="gramStart"/>
+      <w:r>
+        <w:t>VBR(</w:t>
+      </w:r>
+      <w:proofErr w:type="gramEnd"/>
+      <w:r>
+        <w:t>with BPB) to boot and have a FAT12/16/32 structure</w:t>
       </w:r>
     </w:p>
     <w:p>
@@ -4330,8 +4786,13 @@
         </w:numPr>
       </w:pPr>
       <w:r>
-        <w:t>Binary Name: fatimagecreator</w:t>
-      </w:r>
+        <w:t xml:space="preserve">Binary Name: </w:t>
+      </w:r>
+      <w:proofErr w:type="spellStart"/>
+      <w:r>
+        <w:t>fatimagecreator</w:t>
+      </w:r>
+      <w:proofErr w:type="spellEnd"/>
     </w:p>
     <w:p>
       <w:pPr>
@@ -4371,9 +4832,19 @@
       <w:r>
         <w:t xml:space="preserve">sector0.bit </w:t>
       </w:r>
-      <w:r>
-        <w:t>files_to_add, output file, floppy or hd</w:t>
-      </w:r>
+      <w:proofErr w:type="spellStart"/>
+      <w:r>
+        <w:t>files_to_add</w:t>
+      </w:r>
+      <w:proofErr w:type="spellEnd"/>
+      <w:r>
+        <w:t xml:space="preserve">, output file, floppy or </w:t>
+      </w:r>
+      <w:proofErr w:type="spellStart"/>
+      <w:r>
+        <w:t>hd</w:t>
+      </w:r>
+      <w:proofErr w:type="spellEnd"/>
       <w:r>
         <w:t>, sector0.bin</w:t>
       </w:r>
@@ -4427,7 +4898,15 @@
         </w:numPr>
       </w:pPr>
       <w:r>
-        <w:t>Inject the FAT structure on the disk</w:t>
+        <w:t xml:space="preserve">Inject the FAT structure </w:t>
+      </w:r>
+      <w:proofErr w:type="gramStart"/>
+      <w:r>
+        <w:t>on</w:t>
+      </w:r>
+      <w:proofErr w:type="gramEnd"/>
+      <w:r>
+        <w:t xml:space="preserve"> the disk</w:t>
       </w:r>
     </w:p>
     <w:p>
@@ -4439,7 +4918,15 @@
         </w:numPr>
       </w:pPr>
       <w:r>
-        <w:t>Inject the sector0.bin on offset 0x00.</w:t>
+        <w:t xml:space="preserve">Inject the sector0.bin </w:t>
+      </w:r>
+      <w:proofErr w:type="gramStart"/>
+      <w:r>
+        <w:t>on</w:t>
+      </w:r>
+      <w:proofErr w:type="gramEnd"/>
+      <w:r>
+        <w:t xml:space="preserve"> offset 0x00.</w:t>
       </w:r>
     </w:p>
     <w:p>
@@ -4479,25 +4966,66 @@
           <w:numId w:val="1"/>
         </w:numPr>
       </w:pPr>
-      <w:r>
-        <w:t>F</w:t>
-      </w:r>
-      <w:r>
-        <w:t>atimagecreator</w:t>
-      </w:r>
-      <w:r>
-        <w:t xml:space="preserve"> file01 file02 file03 file03 outputfile.img floppy/hd size_mb(1.44MB/xxxMB</w:t>
-      </w:r>
-      <w:r>
-        <w:t>) bootloader.bin</w:t>
-      </w:r>
+      <w:proofErr w:type="spellStart"/>
+      <w:r>
+        <w:t>Fatimagecreator</w:t>
+      </w:r>
+      <w:proofErr w:type="spellEnd"/>
+      <w:r>
+        <w:t xml:space="preserve"> file01 file02 file03 </w:t>
+      </w:r>
+      <w:proofErr w:type="spellStart"/>
+      <w:r>
+        <w:t>file03</w:t>
+      </w:r>
+      <w:proofErr w:type="spellEnd"/>
+      <w:r>
+        <w:t xml:space="preserve"> </w:t>
+      </w:r>
+      <w:proofErr w:type="spellStart"/>
+      <w:r>
+        <w:t>outputfile.img</w:t>
+      </w:r>
+      <w:proofErr w:type="spellEnd"/>
+      <w:r>
+        <w:t xml:space="preserve"> floppy/</w:t>
+      </w:r>
+      <w:proofErr w:type="spellStart"/>
+      <w:r>
+        <w:t>hd</w:t>
+      </w:r>
+      <w:proofErr w:type="spellEnd"/>
+      <w:r>
+        <w:t xml:space="preserve"> </w:t>
+      </w:r>
+      <w:proofErr w:type="spellStart"/>
+      <w:r>
+        <w:t>size_mb</w:t>
+      </w:r>
+      <w:proofErr w:type="spellEnd"/>
+      <w:r>
+        <w:t>(1.44MB/</w:t>
+      </w:r>
+      <w:proofErr w:type="spellStart"/>
+      <w:r>
+        <w:t>xxxMB</w:t>
+      </w:r>
+      <w:proofErr w:type="spellEnd"/>
+      <w:r>
+        <w:t xml:space="preserve">) </w:t>
+      </w:r>
+      <w:proofErr w:type="spellStart"/>
+      <w:r>
+        <w:t>bootloader.bin</w:t>
+      </w:r>
+      <w:proofErr w:type="spellEnd"/>
     </w:p>
     <w:p/>
     <w:p>
       <w:pPr>
         <w:pStyle w:val="Heading1"/>
       </w:pPr>
-      <w:bookmarkStart w:id="4" w:name="_Toc213004602"/>
+      <w:bookmarkStart w:id="4" w:name="_Toc213116534"/>
       <w:r>
         <w:t>Misc and notes</w:t>
       </w:r>
@@ -4508,7 +5036,7 @@
       <w:pPr>
         <w:pStyle w:val="Heading2"/>
       </w:pPr>
-      <w:bookmarkStart w:id="5" w:name="_Toc213004603"/>
+      <w:bookmarkStart w:id="5" w:name="_Toc213116535"/>
       <w:r>
         <w:t>Random notes</w:t>
       </w:r>
@@ -4519,7 +5047,7 @@
       <w:pPr>
         <w:pStyle w:val="Heading3"/>
       </w:pPr>
-      <w:bookmarkStart w:id="6" w:name="_Toc213004604"/>
+      <w:bookmarkStart w:id="6" w:name="_Toc213116536"/>
       <w:r>
         <w:t>BOCHS</w:t>
       </w:r>
@@ -4657,12 +5185,197 @@
                                 <w:szCs w:val="16"/>
                               </w:rPr>
                             </w:pPr>
+                            <w:proofErr w:type="spellStart"/>
                             <w:r>
                               <w:rPr>
                                 <w:sz w:val="16"/>
                                 <w:szCs w:val="16"/>
                               </w:rPr>
-                              <w:t>display_library: win32, options="traphotkeys, autoscale, gui_debug"</w:t>
+                              <w:t>display_library</w:t>
+                            </w:r>
+                            <w:proofErr w:type="spellEnd"/>
+                            <w:r>
+                              <w:rPr>
+                                <w:sz w:val="16"/>
+                                <w:szCs w:val="16"/>
+                              </w:rPr>
+                              <w:t>: win32, options="</w:t>
+                            </w:r>
+                            <w:proofErr w:type="spellStart"/>
+                            <w:r>
+                              <w:rPr>
+                                <w:sz w:val="16"/>
+                                <w:szCs w:val="16"/>
+                              </w:rPr>
+                              <w:t>traphotkeys</w:t>
+                            </w:r>
+                            <w:proofErr w:type="spellEnd"/>
+                            <w:r>
+                              <w:rPr>
+                                <w:sz w:val="16"/>
+                                <w:szCs w:val="16"/>
+                              </w:rPr>
+                              <w:t xml:space="preserve">, </w:t>
+                            </w:r>
+                            <w:proofErr w:type="spellStart"/>
+                            <w:r>
+                              <w:rPr>
+                                <w:sz w:val="16"/>
+                                <w:szCs w:val="16"/>
+                              </w:rPr>
+                              <w:t>autoscale</w:t>
+                            </w:r>
+                            <w:proofErr w:type="spellEnd"/>
+                            <w:r>
+                              <w:rPr>
+                                <w:sz w:val="16"/>
+                                <w:szCs w:val="16"/>
+                              </w:rPr>
+                              <w:t xml:space="preserve">, </w:t>
+                            </w:r>
+                            <w:proofErr w:type="spellStart"/>
+                            <w:r>
+                              <w:rPr>
+                                <w:sz w:val="16"/>
+                                <w:szCs w:val="16"/>
+                              </w:rPr>
+                              <w:t>gui_debug</w:t>
+                            </w:r>
+                            <w:proofErr w:type="spellEnd"/>
+                            <w:r>
+                              <w:rPr>
+                                <w:sz w:val="16"/>
+                                <w:szCs w:val="16"/>
+                              </w:rPr>
+                              <w:t>"</w:t>
+                            </w:r>
+                          </w:p>
+                          <w:p>
+                            <w:pPr>
+                              <w:rPr>
+                                <w:sz w:val="16"/>
+                                <w:szCs w:val="16"/>
+                              </w:rPr>
+                            </w:pPr>
+                            <w:proofErr w:type="spellStart"/>
+                            <w:r>
+                              <w:rPr>
+                                <w:sz w:val="16"/>
+                                <w:szCs w:val="16"/>
+                              </w:rPr>
+                              <w:t>cpu</w:t>
+                            </w:r>
+                            <w:proofErr w:type="spellEnd"/>
+                            <w:r>
+                              <w:rPr>
+                                <w:sz w:val="16"/>
+                                <w:szCs w:val="16"/>
+                              </w:rPr>
+                              <w:t xml:space="preserve">: model=core2_penryn_t9600, count=1, </w:t>
+                            </w:r>
+                            <w:proofErr w:type="spellStart"/>
+                            <w:r>
+                              <w:rPr>
+                                <w:sz w:val="16"/>
+                                <w:szCs w:val="16"/>
+                              </w:rPr>
+                              <w:t>ips</w:t>
+                            </w:r>
+                            <w:proofErr w:type="spellEnd"/>
+                            <w:r>
+                              <w:rPr>
+                                <w:sz w:val="16"/>
+                                <w:szCs w:val="16"/>
+                              </w:rPr>
+                              <w:t xml:space="preserve">=50000000, </w:t>
+                            </w:r>
+                            <w:proofErr w:type="spellStart"/>
+                            <w:r>
+                              <w:rPr>
+                                <w:sz w:val="16"/>
+                                <w:szCs w:val="16"/>
+                              </w:rPr>
+                              <w:t>reset_on_triple_fault</w:t>
+                            </w:r>
+                            <w:proofErr w:type="spellEnd"/>
+                            <w:r>
+                              <w:rPr>
+                                <w:sz w:val="16"/>
+                                <w:szCs w:val="16"/>
+                              </w:rPr>
+                              <w:t xml:space="preserve">=1, </w:t>
+                            </w:r>
+                            <w:proofErr w:type="spellStart"/>
+                            <w:r>
+                              <w:rPr>
+                                <w:sz w:val="16"/>
+                                <w:szCs w:val="16"/>
+                              </w:rPr>
+                              <w:t>ignore_bad_msrs</w:t>
+                            </w:r>
+                            <w:proofErr w:type="spellEnd"/>
+                            <w:r>
+                              <w:rPr>
+                                <w:sz w:val="16"/>
+                                <w:szCs w:val="16"/>
+                              </w:rPr>
+                              <w:t xml:space="preserve">=1, </w:t>
+                            </w:r>
+                            <w:proofErr w:type="spellStart"/>
+                            <w:r>
+                              <w:rPr>
+                                <w:sz w:val="16"/>
+                                <w:szCs w:val="16"/>
+                              </w:rPr>
+                              <w:t>msrs</w:t>
+                            </w:r>
+                            <w:proofErr w:type="spellEnd"/>
+                            <w:r>
+                              <w:rPr>
+                                <w:sz w:val="16"/>
+                                <w:szCs w:val="16"/>
+                              </w:rPr>
+                              <w:t>="msrs.def"</w:t>
+                            </w:r>
+                          </w:p>
+                          <w:p>
+                            <w:pPr>
+                              <w:rPr>
+                                <w:sz w:val="16"/>
+                                <w:szCs w:val="16"/>
+                              </w:rPr>
+                            </w:pPr>
+                            <w:proofErr w:type="spellStart"/>
+                            <w:r>
+                              <w:rPr>
+                                <w:sz w:val="16"/>
+                                <w:szCs w:val="16"/>
+                              </w:rPr>
+                              <w:t>cpu</w:t>
+                            </w:r>
+                            <w:proofErr w:type="spellEnd"/>
+                            <w:r>
+                              <w:rPr>
+                                <w:sz w:val="16"/>
+                                <w:szCs w:val="16"/>
+                              </w:rPr>
+                              <w:t xml:space="preserve">: </w:t>
+                            </w:r>
+                            <w:proofErr w:type="spellStart"/>
+                            <w:r>
+                              <w:rPr>
+                                <w:sz w:val="16"/>
+                                <w:szCs w:val="16"/>
+                              </w:rPr>
+                              <w:t>cpuid_limit_winnt</w:t>
+                            </w:r>
+                            <w:proofErr w:type="spellEnd"/>
+                            <w:r>
+                              <w:rPr>
+                                <w:sz w:val="16"/>
+                                <w:szCs w:val="16"/>
+                              </w:rPr>
+                              <w:t>=0</w:t>
                             </w:r>
                           </w:p>
                           <w:p>
@@ -4677,8 +5390,122 @@
                                 <w:sz w:val="16"/>
                                 <w:szCs w:val="16"/>
                               </w:rPr>
-                              <w:t>cpu: model=core2_penryn_t9600, count=1, ips=50000000, reset_on_triple_fault=1, ignore_bad_msrs=1, msrs="msrs.def"</w:t>
+                              <w:t xml:space="preserve">memory: guest=512, host=256, </w:t>
                             </w:r>
+                            <w:proofErr w:type="spellStart"/>
+                            <w:r>
+                              <w:rPr>
+                                <w:sz w:val="16"/>
+                                <w:szCs w:val="16"/>
+                              </w:rPr>
+                              <w:t>block_size</w:t>
+                            </w:r>
+                            <w:proofErr w:type="spellEnd"/>
+                            <w:r>
+                              <w:rPr>
+                                <w:sz w:val="16"/>
+                                <w:szCs w:val="16"/>
+                              </w:rPr>
+                              <w:t>=512</w:t>
+                            </w:r>
+                          </w:p>
+                          <w:p>
+                            <w:pPr>
+                              <w:rPr>
+                                <w:sz w:val="16"/>
+                                <w:szCs w:val="16"/>
+                              </w:rPr>
+                            </w:pPr>
+                            <w:proofErr w:type="spellStart"/>
+                            <w:r>
+                              <w:rPr>
+                                <w:sz w:val="16"/>
+                                <w:szCs w:val="16"/>
+                              </w:rPr>
+                              <w:t>romimage</w:t>
+                            </w:r>
+                            <w:proofErr w:type="spellEnd"/>
+                            <w:r>
+                              <w:rPr>
+                                <w:sz w:val="16"/>
+                                <w:szCs w:val="16"/>
+                              </w:rPr>
+                              <w:t>: file=$BXSHARE/BIOS-</w:t>
+                            </w:r>
+                            <w:proofErr w:type="spellStart"/>
+                            <w:r>
+                              <w:rPr>
+                                <w:sz w:val="16"/>
+                                <w:szCs w:val="16"/>
+                              </w:rPr>
+                              <w:t>bochs</w:t>
+                            </w:r>
+                            <w:proofErr w:type="spellEnd"/>
+                            <w:r>
+                              <w:rPr>
+                                <w:sz w:val="16"/>
+                                <w:szCs w:val="16"/>
+                              </w:rPr>
+                              <w:t>-latest, options=</w:t>
+                            </w:r>
+                            <w:proofErr w:type="spellStart"/>
+                            <w:r>
+                              <w:rPr>
+                                <w:sz w:val="16"/>
+                                <w:szCs w:val="16"/>
+                              </w:rPr>
+                              <w:t>fastboot</w:t>
+                            </w:r>
+                            <w:proofErr w:type="spellEnd"/>
+                          </w:p>
+                          <w:p>
+                            <w:pPr>
+                              <w:rPr>
+                                <w:sz w:val="16"/>
+                                <w:szCs w:val="16"/>
+                              </w:rPr>
+                            </w:pPr>
+                            <w:proofErr w:type="spellStart"/>
+                            <w:r>
+                              <w:rPr>
+                                <w:sz w:val="16"/>
+                                <w:szCs w:val="16"/>
+                              </w:rPr>
+                              <w:t>vgaromimage</w:t>
+                            </w:r>
+                            <w:proofErr w:type="spellEnd"/>
+                            <w:r>
+                              <w:rPr>
+                                <w:sz w:val="16"/>
+                                <w:szCs w:val="16"/>
+                              </w:rPr>
+                              <w:t>: file=$BXSHARE/VGABIOS-</w:t>
+                            </w:r>
+                            <w:proofErr w:type="spellStart"/>
+                            <w:r>
+                              <w:rPr>
+                                <w:sz w:val="16"/>
+                                <w:szCs w:val="16"/>
+                              </w:rPr>
+                              <w:t>lgpl</w:t>
+                            </w:r>
+                            <w:proofErr w:type="spellEnd"/>
+                            <w:r>
+                              <w:rPr>
+                                <w:sz w:val="16"/>
+                                <w:szCs w:val="16"/>
+                              </w:rPr>
+                              <w:t>-</w:t>
+                            </w:r>
+                            <w:proofErr w:type="spellStart"/>
+                            <w:r>
+                              <w:rPr>
+                                <w:sz w:val="16"/>
+                                <w:szCs w:val="16"/>
+                              </w:rPr>
+                              <w:t>latest.bin</w:t>
+                            </w:r>
+                            <w:proofErr w:type="spellEnd"/>
                           </w:p>
                           <w:p>
                             <w:pPr>
@@ -4692,67 +5519,23 @@
                                 <w:sz w:val="16"/>
                                 <w:szCs w:val="16"/>
                               </w:rPr>
-                              <w:t>cpu: cpuid_limit_winnt=0</w:t>
+                              <w:t xml:space="preserve">keyboard: type=mf, </w:t>
                             </w:r>
-                          </w:p>
-                          <w:p>
-                            <w:pPr>
-                              <w:rPr>
-                                <w:sz w:val="16"/>
-                                <w:szCs w:val="16"/>
-                              </w:rPr>
-                            </w:pPr>
+                            <w:proofErr w:type="spellStart"/>
                             <w:r>
                               <w:rPr>
                                 <w:sz w:val="16"/>
                                 <w:szCs w:val="16"/>
                               </w:rPr>
-                              <w:t>memory: guest=512, host=256, block_size=512</w:t>
+                              <w:t>serial_delay</w:t>
                             </w:r>
-                          </w:p>
-                          <w:p>
-                            <w:pPr>
-                              <w:rPr>
-                                <w:sz w:val="16"/>
-                                <w:szCs w:val="16"/>
-                              </w:rPr>
-                            </w:pPr>
+                            <w:proofErr w:type="spellEnd"/>
                             <w:r>
                               <w:rPr>
                                 <w:sz w:val="16"/>
                                 <w:szCs w:val="16"/>
                               </w:rPr>
-                              <w:t>romimage: file=$BXSHARE/BIOS-bochs-latest, options=fastboot</w:t>
-                            </w:r>
-                          </w:p>
-                          <w:p>
-                            <w:pPr>
-                              <w:rPr>
-                                <w:sz w:val="16"/>
-                                <w:szCs w:val="16"/>
-                              </w:rPr>
-                            </w:pPr>
-                            <w:r>
-                              <w:rPr>
-                                <w:sz w:val="16"/>
-                                <w:szCs w:val="16"/>
-                              </w:rPr>
-                              <w:t>vgaromimage: file=$BXSHARE/VGABIOS-lgpl-latest.bin</w:t>
-                            </w:r>
-                          </w:p>
-                          <w:p>
-                            <w:pPr>
-                              <w:rPr>
-                                <w:sz w:val="16"/>
-                                <w:szCs w:val="16"/>
-                              </w:rPr>
-                            </w:pPr>
-                            <w:r>
-                              <w:rPr>
-                                <w:sz w:val="16"/>
-                                <w:szCs w:val="16"/>
-                              </w:rPr>
-                              <w:t>keyboard: type=mf, serial_delay=150</w:t>
+                              <w:t>=150</w:t>
                             </w:r>
                           </w:p>
                           <w:p>
@@ -4777,12 +5560,21 @@
                                 <w:szCs w:val="16"/>
                               </w:rPr>
                             </w:pPr>
+                            <w:proofErr w:type="spellStart"/>
                             <w:r>
                               <w:rPr>
                                 <w:sz w:val="16"/>
                                 <w:szCs w:val="16"/>
                               </w:rPr>
-                              <w:t>pci: enabled=1, chipset=i440fx</w:t>
+                              <w:t>pci</w:t>
+                            </w:r>
+                            <w:proofErr w:type="spellEnd"/>
+                            <w:r>
+                              <w:rPr>
+                                <w:sz w:val="16"/>
+                                <w:szCs w:val="16"/>
+                              </w:rPr>
+                              <w:t>: enabled=1, chipset=i440fx</w:t>
                             </w:r>
                           </w:p>
                           <w:p>
@@ -4792,12 +5584,21 @@
                                 <w:szCs w:val="16"/>
                               </w:rPr>
                             </w:pPr>
+                            <w:proofErr w:type="spellStart"/>
                             <w:r>
                               <w:rPr>
                                 <w:sz w:val="16"/>
                                 <w:szCs w:val="16"/>
                               </w:rPr>
-                              <w:t>private_colormap: enabled=0</w:t>
+                              <w:t>private_colormap</w:t>
+                            </w:r>
+                            <w:proofErr w:type="spellEnd"/>
+                            <w:r>
+                              <w:rPr>
+                                <w:sz w:val="16"/>
+                                <w:szCs w:val="16"/>
+                              </w:rPr>
+                              <w:t>: enabled=0</w:t>
                             </w:r>
                           </w:p>
                           <w:p>
@@ -4807,12 +5608,37 @@
                                 <w:szCs w:val="16"/>
                               </w:rPr>
                             </w:pPr>
+                            <w:proofErr w:type="spellStart"/>
                             <w:r>
                               <w:rPr>
                                 <w:sz w:val="16"/>
                                 <w:szCs w:val="16"/>
                               </w:rPr>
-                              <w:t>floppya: 1_44=C:\Users\mihe\Dropbox\TusMuertOS-Oct2025\src\build\floppy.img, status=inserted, write_protected=1</w:t>
+                              <w:t>floppya</w:t>
+                            </w:r>
+                            <w:proofErr w:type="spellEnd"/>
+                            <w:r>
+                              <w:rPr>
+                                <w:sz w:val="16"/>
+                                <w:szCs w:val="16"/>
+                              </w:rPr>
+                              <w:t xml:space="preserve">: 1_44=C:\Users\mihe\Dropbox\TusMuertOS-Oct2025\src\build\floppy.img, status=inserted, </w:t>
+                            </w:r>
+                            <w:proofErr w:type="spellStart"/>
+                            <w:r>
+                              <w:rPr>
+                                <w:sz w:val="16"/>
+                                <w:szCs w:val="16"/>
+                              </w:rPr>
+                              <w:t>write_protected</w:t>
+                            </w:r>
+                            <w:proofErr w:type="spellEnd"/>
+                            <w:r>
+                              <w:rPr>
+                                <w:sz w:val="16"/>
+                                <w:szCs w:val="16"/>
+                              </w:rPr>
+                              <w:t>=1</w:t>
                             </w:r>
                           </w:p>
                           <w:p>
@@ -4837,12 +5663,21 @@
                                 <w:szCs w:val="16"/>
                               </w:rPr>
                             </w:pPr>
+                            <w:proofErr w:type="spellStart"/>
                             <w:r>
                               <w:rPr>
                                 <w:sz w:val="16"/>
                                 <w:szCs w:val="16"/>
                               </w:rPr>
-                              <w:t>floppy_bootsig_check: disabled=0</w:t>
+                              <w:t>floppy_bootsig_check</w:t>
+                            </w:r>
+                            <w:proofErr w:type="spellEnd"/>
+                            <w:r>
+                              <w:rPr>
+                                <w:sz w:val="16"/>
+                                <w:szCs w:val="16"/>
+                              </w:rPr>
+                              <w:t>: disabled=0</w:t>
                             </w:r>
                           </w:p>
                           <w:p>
@@ -4917,7 +5752,63 @@
                                 <w:sz w:val="16"/>
                                 <w:szCs w:val="16"/>
                               </w:rPr>
-                              <w:t>debug: action=ignore, pci=report # report BX_DEBUG from module 'pci'</w:t>
+                              <w:t xml:space="preserve">debug: action=ignore, </w:t>
+                            </w:r>
+                            <w:proofErr w:type="spellStart"/>
+                            <w:r>
+                              <w:rPr>
+                                <w:sz w:val="16"/>
+                                <w:szCs w:val="16"/>
+                              </w:rPr>
+                              <w:t>pci</w:t>
+                            </w:r>
+                            <w:proofErr w:type="spellEnd"/>
+                            <w:r>
+                              <w:rPr>
+                                <w:sz w:val="16"/>
+                                <w:szCs w:val="16"/>
+                              </w:rPr>
+                              <w:t>=report # report BX_DEBUG from module '</w:t>
+                            </w:r>
+                            <w:proofErr w:type="spellStart"/>
+                            <w:r>
+                              <w:rPr>
+                                <w:sz w:val="16"/>
+                                <w:szCs w:val="16"/>
+                              </w:rPr>
+                              <w:t>pci</w:t>
+                            </w:r>
+                            <w:proofErr w:type="spellEnd"/>
+                            <w:r>
+                              <w:rPr>
+                                <w:sz w:val="16"/>
+                                <w:szCs w:val="16"/>
+                              </w:rPr>
+                              <w:t>'</w:t>
+                            </w:r>
+                          </w:p>
+                          <w:p>
+                            <w:pPr>
+                              <w:rPr>
+                                <w:sz w:val="16"/>
+                                <w:szCs w:val="16"/>
+                              </w:rPr>
+                            </w:pPr>
+                            <w:proofErr w:type="spellStart"/>
+                            <w:r>
+                              <w:rPr>
+                                <w:sz w:val="16"/>
+                                <w:szCs w:val="16"/>
+                              </w:rPr>
+                              <w:t>debugger_log</w:t>
+                            </w:r>
+                            <w:proofErr w:type="spellEnd"/>
+                            <w:r>
+                              <w:rPr>
+                                <w:sz w:val="16"/>
+                                <w:szCs w:val="16"/>
+                              </w:rPr>
+                              <w:t>: -</w:t>
                             </w:r>
                           </w:p>
                           <w:p>
@@ -4932,7 +5823,23 @@
                                 <w:sz w:val="16"/>
                                 <w:szCs w:val="16"/>
                               </w:rPr>
-                              <w:t>debugger_log: -</w:t>
+                              <w:t>parport1: enabled=1, file="</w:t>
+                            </w:r>
+                            <w:proofErr w:type="spellStart"/>
+                            <w:r>
+                              <w:rPr>
+                                <w:sz w:val="16"/>
+                                <w:szCs w:val="16"/>
+                              </w:rPr>
+                              <w:t>parport.out</w:t>
+                            </w:r>
+                            <w:proofErr w:type="spellEnd"/>
+                            <w:r>
+                              <w:rPr>
+                                <w:sz w:val="16"/>
+                                <w:szCs w:val="16"/>
+                              </w:rPr>
+                              <w:t>"</w:t>
                             </w:r>
                           </w:p>
                           <w:p>
@@ -4947,22 +5854,55 @@
                                 <w:sz w:val="16"/>
                                 <w:szCs w:val="16"/>
                               </w:rPr>
-                              <w:t>parport1: enabled=1, file="parport.out"</w:t>
+                              <w:t xml:space="preserve">sound: driver=default, </w:t>
                             </w:r>
-                          </w:p>
-                          <w:p>
-                            <w:pPr>
-                              <w:rPr>
-                                <w:sz w:val="16"/>
-                                <w:szCs w:val="16"/>
-                              </w:rPr>
-                            </w:pPr>
+                            <w:proofErr w:type="spellStart"/>
                             <w:r>
                               <w:rPr>
                                 <w:sz w:val="16"/>
                                 <w:szCs w:val="16"/>
                               </w:rPr>
-                              <w:t>sound: driver=default, waveout=/dev/dsp. wavein=, midiout=</w:t>
+                              <w:t>waveout</w:t>
+                            </w:r>
+                            <w:proofErr w:type="spellEnd"/>
+                            <w:r>
+                              <w:rPr>
+                                <w:sz w:val="16"/>
+                                <w:szCs w:val="16"/>
+                              </w:rPr>
+                              <w:t xml:space="preserve">=/dev/dsp. </w:t>
+                            </w:r>
+                            <w:proofErr w:type="spellStart"/>
+                            <w:r>
+                              <w:rPr>
+                                <w:sz w:val="16"/>
+                                <w:szCs w:val="16"/>
+                              </w:rPr>
+                              <w:t>wavein</w:t>
+                            </w:r>
+                            <w:proofErr w:type="spellEnd"/>
+                            <w:r>
+                              <w:rPr>
+                                <w:sz w:val="16"/>
+                                <w:szCs w:val="16"/>
+                              </w:rPr>
+                              <w:t xml:space="preserve">=, </w:t>
+                            </w:r>
+                            <w:proofErr w:type="spellStart"/>
+                            <w:r>
+                              <w:rPr>
+                                <w:sz w:val="16"/>
+                                <w:szCs w:val="16"/>
+                              </w:rPr>
+                              <w:t>midiout</w:t>
+                            </w:r>
+                            <w:proofErr w:type="spellEnd"/>
+                            <w:r>
+                              <w:rPr>
+                                <w:sz w:val="16"/>
+                                <w:szCs w:val="16"/>
+                              </w:rPr>
+                              <w:t>=</w:t>
                             </w:r>
                           </w:p>
                           <w:p>
@@ -4987,12 +5927,21 @@
                                 <w:szCs w:val="16"/>
                               </w:rPr>
                             </w:pPr>
+                            <w:proofErr w:type="spellStart"/>
                             <w:r>
                               <w:rPr>
                                 <w:sz w:val="16"/>
                                 <w:szCs w:val="16"/>
                               </w:rPr>
-                              <w:t>magic_break: enabled=1</w:t>
+                              <w:t>magic_break</w:t>
+                            </w:r>
+                            <w:proofErr w:type="spellEnd"/>
+                            <w:r>
+                              <w:rPr>
+                                <w:sz w:val="16"/>
+                                <w:szCs w:val="16"/>
+                              </w:rPr>
+                              <w:t>: enabled=1</w:t>
                             </w:r>
                           </w:p>
                           <w:p>
@@ -5036,12 +5985,197 @@
                           <w:szCs w:val="16"/>
                         </w:rPr>
                       </w:pPr>
+                      <w:proofErr w:type="spellStart"/>
                       <w:r>
                         <w:rPr>
                           <w:sz w:val="16"/>
                           <w:szCs w:val="16"/>
                         </w:rPr>
-                        <w:t>display_library: win32, options="traphotkeys, autoscale, gui_debug"</w:t>
+                        <w:t>display_library</w:t>
+                      </w:r>
+                      <w:proofErr w:type="spellEnd"/>
+                      <w:r>
+                        <w:rPr>
+                          <w:sz w:val="16"/>
+                          <w:szCs w:val="16"/>
+                        </w:rPr>
+                        <w:t>: win32, options="</w:t>
+                      </w:r>
+                      <w:proofErr w:type="spellStart"/>
+                      <w:r>
+                        <w:rPr>
+                          <w:sz w:val="16"/>
+                          <w:szCs w:val="16"/>
+                        </w:rPr>
+                        <w:t>traphotkeys</w:t>
+                      </w:r>
+                      <w:proofErr w:type="spellEnd"/>
+                      <w:r>
+                        <w:rPr>
+                          <w:sz w:val="16"/>
+                          <w:szCs w:val="16"/>
+                        </w:rPr>
+                        <w:t xml:space="preserve">, </w:t>
+                      </w:r>
+                      <w:proofErr w:type="spellStart"/>
+                      <w:r>
+                        <w:rPr>
+                          <w:sz w:val="16"/>
+                          <w:szCs w:val="16"/>
+                        </w:rPr>
+                        <w:t>autoscale</w:t>
+                      </w:r>
+                      <w:proofErr w:type="spellEnd"/>
+                      <w:r>
+                        <w:rPr>
+                          <w:sz w:val="16"/>
+                          <w:szCs w:val="16"/>
+                        </w:rPr>
+                        <w:t xml:space="preserve">, </w:t>
+                      </w:r>
+                      <w:proofErr w:type="spellStart"/>
+                      <w:r>
+                        <w:rPr>
+                          <w:sz w:val="16"/>
+                          <w:szCs w:val="16"/>
+                        </w:rPr>
+                        <w:t>gui_debug</w:t>
+                      </w:r>
+                      <w:proofErr w:type="spellEnd"/>
+                      <w:r>
+                        <w:rPr>
+                          <w:sz w:val="16"/>
+                          <w:szCs w:val="16"/>
+                        </w:rPr>
+                        <w:t>"</w:t>
+                      </w:r>
+                    </w:p>
+                    <w:p>
+                      <w:pPr>
+                        <w:rPr>
+                          <w:sz w:val="16"/>
+                          <w:szCs w:val="16"/>
+                        </w:rPr>
+                      </w:pPr>
+                      <w:proofErr w:type="spellStart"/>
+                      <w:r>
+                        <w:rPr>
+                          <w:sz w:val="16"/>
+                          <w:szCs w:val="16"/>
+                        </w:rPr>
+                        <w:t>cpu</w:t>
+                      </w:r>
+                      <w:proofErr w:type="spellEnd"/>
+                      <w:r>
+                        <w:rPr>
+                          <w:sz w:val="16"/>
+                          <w:szCs w:val="16"/>
+                        </w:rPr>
+                        <w:t xml:space="preserve">: model=core2_penryn_t9600, count=1, </w:t>
+                      </w:r>
+                      <w:proofErr w:type="spellStart"/>
+                      <w:r>
+                        <w:rPr>
+                          <w:sz w:val="16"/>
+                          <w:szCs w:val="16"/>
+                        </w:rPr>
+                        <w:t>ips</w:t>
+                      </w:r>
+                      <w:proofErr w:type="spellEnd"/>
+                      <w:r>
+                        <w:rPr>
+                          <w:sz w:val="16"/>
+                          <w:szCs w:val="16"/>
+                        </w:rPr>
+                        <w:t xml:space="preserve">=50000000, </w:t>
+                      </w:r>
+                      <w:proofErr w:type="spellStart"/>
+                      <w:r>
+                        <w:rPr>
+                          <w:sz w:val="16"/>
+                          <w:szCs w:val="16"/>
+                        </w:rPr>
+                        <w:t>reset_on_triple_fault</w:t>
+                      </w:r>
+                      <w:proofErr w:type="spellEnd"/>
+                      <w:r>
+                        <w:rPr>
+                          <w:sz w:val="16"/>
+                          <w:szCs w:val="16"/>
+                        </w:rPr>
+                        <w:t xml:space="preserve">=1, </w:t>
+                      </w:r>
+                      <w:proofErr w:type="spellStart"/>
+                      <w:r>
+                        <w:rPr>
+                          <w:sz w:val="16"/>
+                          <w:szCs w:val="16"/>
+                        </w:rPr>
+                        <w:t>ignore_bad_msrs</w:t>
+                      </w:r>
+                      <w:proofErr w:type="spellEnd"/>
+                      <w:r>
+                        <w:rPr>
+                          <w:sz w:val="16"/>
+                          <w:szCs w:val="16"/>
+                        </w:rPr>
+                        <w:t xml:space="preserve">=1, </w:t>
+                      </w:r>
+                      <w:proofErr w:type="spellStart"/>
+                      <w:r>
+                        <w:rPr>
+                          <w:sz w:val="16"/>
+                          <w:szCs w:val="16"/>
+                        </w:rPr>
+                        <w:t>msrs</w:t>
+                      </w:r>
+                      <w:proofErr w:type="spellEnd"/>
+                      <w:r>
+                        <w:rPr>
+                          <w:sz w:val="16"/>
+                          <w:szCs w:val="16"/>
+                        </w:rPr>
+                        <w:t>="msrs.def"</w:t>
+                      </w:r>
+                    </w:p>
+                    <w:p>
+                      <w:pPr>
+                        <w:rPr>
+                          <w:sz w:val="16"/>
+                          <w:szCs w:val="16"/>
+                        </w:rPr>
+                      </w:pPr>
+                      <w:proofErr w:type="spellStart"/>
+                      <w:r>
+                        <w:rPr>
+                          <w:sz w:val="16"/>
+                          <w:szCs w:val="16"/>
+                        </w:rPr>
+                        <w:t>cpu</w:t>
+                      </w:r>
+                      <w:proofErr w:type="spellEnd"/>
+                      <w:r>
+                        <w:rPr>
+                          <w:sz w:val="16"/>
+                          <w:szCs w:val="16"/>
+                        </w:rPr>
+                        <w:t xml:space="preserve">: </w:t>
+                      </w:r>
+                      <w:proofErr w:type="spellStart"/>
+                      <w:r>
+                        <w:rPr>
+                          <w:sz w:val="16"/>
+                          <w:szCs w:val="16"/>
+                        </w:rPr>
+                        <w:t>cpuid_limit_winnt</w:t>
+                      </w:r>
+                      <w:proofErr w:type="spellEnd"/>
+                      <w:r>
+                        <w:rPr>
+                          <w:sz w:val="16"/>
+                          <w:szCs w:val="16"/>
+                        </w:rPr>
+                        <w:t>=0</w:t>
                       </w:r>
                     </w:p>
                     <w:p>
@@ -5056,8 +6190,122 @@
                           <w:sz w:val="16"/>
                           <w:szCs w:val="16"/>
                         </w:rPr>
-                        <w:t>cpu: model=core2_penryn_t9600, count=1, ips=50000000, reset_on_triple_fault=1, ignore_bad_msrs=1, msrs="msrs.def"</w:t>
+                        <w:t xml:space="preserve">memory: guest=512, host=256, </w:t>
                       </w:r>
+                      <w:proofErr w:type="spellStart"/>
+                      <w:r>
+                        <w:rPr>
+                          <w:sz w:val="16"/>
+                          <w:szCs w:val="16"/>
+                        </w:rPr>
+                        <w:t>block_size</w:t>
+                      </w:r>
+                      <w:proofErr w:type="spellEnd"/>
+                      <w:r>
+                        <w:rPr>
+                          <w:sz w:val="16"/>
+                          <w:szCs w:val="16"/>
+                        </w:rPr>
+                        <w:t>=512</w:t>
+                      </w:r>
+                    </w:p>
+                    <w:p>
+                      <w:pPr>
+                        <w:rPr>
+                          <w:sz w:val="16"/>
+                          <w:szCs w:val="16"/>
+                        </w:rPr>
+                      </w:pPr>
+                      <w:proofErr w:type="spellStart"/>
+                      <w:r>
+                        <w:rPr>
+                          <w:sz w:val="16"/>
+                          <w:szCs w:val="16"/>
+                        </w:rPr>
+                        <w:t>romimage</w:t>
+                      </w:r>
+                      <w:proofErr w:type="spellEnd"/>
+                      <w:r>
+                        <w:rPr>
+                          <w:sz w:val="16"/>
+                          <w:szCs w:val="16"/>
+                        </w:rPr>
+                        <w:t>: file=$BXSHARE/BIOS-</w:t>
+                      </w:r>
+                      <w:proofErr w:type="spellStart"/>
+                      <w:r>
+                        <w:rPr>
+                          <w:sz w:val="16"/>
+                          <w:szCs w:val="16"/>
+                        </w:rPr>
+                        <w:t>bochs</w:t>
+                      </w:r>
+                      <w:proofErr w:type="spellEnd"/>
+                      <w:r>
+                        <w:rPr>
+                          <w:sz w:val="16"/>
+                          <w:szCs w:val="16"/>
+                        </w:rPr>
+                        <w:t>-latest, options=</w:t>
+                      </w:r>
+                      <w:proofErr w:type="spellStart"/>
+                      <w:r>
+                        <w:rPr>
+                          <w:sz w:val="16"/>
+                          <w:szCs w:val="16"/>
+                        </w:rPr>
+                        <w:t>fastboot</w:t>
+                      </w:r>
+                      <w:proofErr w:type="spellEnd"/>
+                    </w:p>
+                    <w:p>
+                      <w:pPr>
+                        <w:rPr>
+                          <w:sz w:val="16"/>
+                          <w:szCs w:val="16"/>
+                        </w:rPr>
+                      </w:pPr>
+                      <w:proofErr w:type="spellStart"/>
+                      <w:r>
+                        <w:rPr>
+                          <w:sz w:val="16"/>
+                          <w:szCs w:val="16"/>
+                        </w:rPr>
+                        <w:t>vgaromimage</w:t>
+                      </w:r>
+                      <w:proofErr w:type="spellEnd"/>
+                      <w:r>
+                        <w:rPr>
+                          <w:sz w:val="16"/>
+                          <w:szCs w:val="16"/>
+                        </w:rPr>
+                        <w:t>: file=$BXSHARE/VGABIOS-</w:t>
+                      </w:r>
+                      <w:proofErr w:type="spellStart"/>
+                      <w:r>
+                        <w:rPr>
+                          <w:sz w:val="16"/>
+                          <w:szCs w:val="16"/>
+                        </w:rPr>
+                        <w:t>lgpl</w:t>
+                      </w:r>
+                      <w:proofErr w:type="spellEnd"/>
+                      <w:r>
+                        <w:rPr>
+                          <w:sz w:val="16"/>
+                          <w:szCs w:val="16"/>
+                        </w:rPr>
+                        <w:t>-</w:t>
+                      </w:r>
+                      <w:proofErr w:type="spellStart"/>
+                      <w:r>
+                        <w:rPr>
+                          <w:sz w:val="16"/>
+                          <w:szCs w:val="16"/>
+                        </w:rPr>
+                        <w:t>latest.bin</w:t>
+                      </w:r>
+                      <w:proofErr w:type="spellEnd"/>
                     </w:p>
                     <w:p>
                       <w:pPr>
@@ -5071,67 +6319,23 @@
                           <w:sz w:val="16"/>
                           <w:szCs w:val="16"/>
                         </w:rPr>
-                        <w:t>cpu: cpuid_limit_winnt=0</w:t>
+                        <w:t xml:space="preserve">keyboard: type=mf, </w:t>
                       </w:r>
-                    </w:p>
-                    <w:p>
-                      <w:pPr>
-                        <w:rPr>
-                          <w:sz w:val="16"/>
-                          <w:szCs w:val="16"/>
-                        </w:rPr>
-                      </w:pPr>
+                      <w:proofErr w:type="spellStart"/>
                       <w:r>
                         <w:rPr>
                           <w:sz w:val="16"/>
                           <w:szCs w:val="16"/>
                         </w:rPr>
-                        <w:t>memory: guest=512, host=256, block_size=512</w:t>
+                        <w:t>serial_delay</w:t>
                       </w:r>
-                    </w:p>
-                    <w:p>
-                      <w:pPr>
-                        <w:rPr>
-                          <w:sz w:val="16"/>
-                          <w:szCs w:val="16"/>
-                        </w:rPr>
-                      </w:pPr>
+                      <w:proofErr w:type="spellEnd"/>
                       <w:r>
                         <w:rPr>
                           <w:sz w:val="16"/>
                           <w:szCs w:val="16"/>
                         </w:rPr>
-                        <w:t>romimage: file=$BXSHARE/BIOS-bochs-latest, options=fastboot</w:t>
-                      </w:r>
-                    </w:p>
-                    <w:p>
-                      <w:pPr>
-                        <w:rPr>
-                          <w:sz w:val="16"/>
-                          <w:szCs w:val="16"/>
-                        </w:rPr>
-                      </w:pPr>
-                      <w:r>
-                        <w:rPr>
-                          <w:sz w:val="16"/>
-                          <w:szCs w:val="16"/>
-                        </w:rPr>
-                        <w:t>vgaromimage: file=$BXSHARE/VGABIOS-lgpl-latest.bin</w:t>
-                      </w:r>
-                    </w:p>
-                    <w:p>
-                      <w:pPr>
-                        <w:rPr>
-                          <w:sz w:val="16"/>
-                          <w:szCs w:val="16"/>
-                        </w:rPr>
-                      </w:pPr>
-                      <w:r>
-                        <w:rPr>
-                          <w:sz w:val="16"/>
-                          <w:szCs w:val="16"/>
-                        </w:rPr>
-                        <w:t>keyboard: type=mf, serial_delay=150</w:t>
+                        <w:t>=150</w:t>
                       </w:r>
                     </w:p>
                     <w:p>
@@ -5156,12 +6360,21 @@
                           <w:szCs w:val="16"/>
                         </w:rPr>
                       </w:pPr>
+                      <w:proofErr w:type="spellStart"/>
                       <w:r>
                         <w:rPr>
                           <w:sz w:val="16"/>
                           <w:szCs w:val="16"/>
                         </w:rPr>
-                        <w:t>pci: enabled=1, chipset=i440fx</w:t>
+                        <w:t>pci</w:t>
+                      </w:r>
+                      <w:proofErr w:type="spellEnd"/>
+                      <w:r>
+                        <w:rPr>
+                          <w:sz w:val="16"/>
+                          <w:szCs w:val="16"/>
+                        </w:rPr>
+                        <w:t>: enabled=1, chipset=i440fx</w:t>
                       </w:r>
                     </w:p>
                     <w:p>
@@ -5171,12 +6384,21 @@
                           <w:szCs w:val="16"/>
                         </w:rPr>
                       </w:pPr>
+                      <w:proofErr w:type="spellStart"/>
                       <w:r>
                         <w:rPr>
                           <w:sz w:val="16"/>
                           <w:szCs w:val="16"/>
                         </w:rPr>
-                        <w:t>private_colormap: enabled=0</w:t>
+                        <w:t>private_colormap</w:t>
+                      </w:r>
+                      <w:proofErr w:type="spellEnd"/>
+                      <w:r>
+                        <w:rPr>
+                          <w:sz w:val="16"/>
+                          <w:szCs w:val="16"/>
+                        </w:rPr>
+                        <w:t>: enabled=0</w:t>
                       </w:r>
                     </w:p>
                     <w:p>
@@ -5186,12 +6408,37 @@
                           <w:szCs w:val="16"/>
                         </w:rPr>
                       </w:pPr>
+                      <w:proofErr w:type="spellStart"/>
                       <w:r>
                         <w:rPr>
                           <w:sz w:val="16"/>
                           <w:szCs w:val="16"/>
                         </w:rPr>
-                        <w:t>floppya: 1_44=C:\Users\mihe\Dropbox\TusMuertOS-Oct2025\src\build\floppy.img, status=inserted, write_protected=1</w:t>
+                        <w:t>floppya</w:t>
+                      </w:r>
+                      <w:proofErr w:type="spellEnd"/>
+                      <w:r>
+                        <w:rPr>
+                          <w:sz w:val="16"/>
+                          <w:szCs w:val="16"/>
+                        </w:rPr>
+                        <w:t xml:space="preserve">: 1_44=C:\Users\mihe\Dropbox\TusMuertOS-Oct2025\src\build\floppy.img, status=inserted, </w:t>
+                      </w:r>
+                      <w:proofErr w:type="spellStart"/>
+                      <w:r>
+                        <w:rPr>
+                          <w:sz w:val="16"/>
+                          <w:szCs w:val="16"/>
+                        </w:rPr>
+                        <w:t>write_protected</w:t>
+                      </w:r>
+                      <w:proofErr w:type="spellEnd"/>
+                      <w:r>
+                        <w:rPr>
+                          <w:sz w:val="16"/>
+                          <w:szCs w:val="16"/>
+                        </w:rPr>
+                        <w:t>=1</w:t>
                       </w:r>
                     </w:p>
                     <w:p>
@@ -5216,12 +6463,21 @@
                           <w:szCs w:val="16"/>
                         </w:rPr>
                       </w:pPr>
+                      <w:proofErr w:type="spellStart"/>
                       <w:r>
                         <w:rPr>
                           <w:sz w:val="16"/>
                           <w:szCs w:val="16"/>
                         </w:rPr>
-                        <w:t>floppy_bootsig_check: disabled=0</w:t>
+                        <w:t>floppy_bootsig_check</w:t>
+                      </w:r>
+                      <w:proofErr w:type="spellEnd"/>
+                      <w:r>
+                        <w:rPr>
+                          <w:sz w:val="16"/>
+                          <w:szCs w:val="16"/>
+                        </w:rPr>
+                        <w:t>: disabled=0</w:t>
                       </w:r>
                     </w:p>
                     <w:p>
@@ -5296,7 +6552,63 @@
                           <w:sz w:val="16"/>
                           <w:szCs w:val="16"/>
                         </w:rPr>
-                        <w:t>debug: action=ignore, pci=report # report BX_DEBUG from module 'pci'</w:t>
+                        <w:t xml:space="preserve">debug: action=ignore, </w:t>
+                      </w:r>
+                      <w:proofErr w:type="spellStart"/>
+                      <w:r>
+                        <w:rPr>
+                          <w:sz w:val="16"/>
+                          <w:szCs w:val="16"/>
+                        </w:rPr>
+                        <w:t>pci</w:t>
+                      </w:r>
+                      <w:proofErr w:type="spellEnd"/>
+                      <w:r>
+                        <w:rPr>
+                          <w:sz w:val="16"/>
+                          <w:szCs w:val="16"/>
+                        </w:rPr>
+                        <w:t>=report # report BX_DEBUG from module '</w:t>
+                      </w:r>
+                      <w:proofErr w:type="spellStart"/>
+                      <w:r>
+                        <w:rPr>
+                          <w:sz w:val="16"/>
+                          <w:szCs w:val="16"/>
+                        </w:rPr>
+                        <w:t>pci</w:t>
+                      </w:r>
+                      <w:proofErr w:type="spellEnd"/>
+                      <w:r>
+                        <w:rPr>
+                          <w:sz w:val="16"/>
+                          <w:szCs w:val="16"/>
+                        </w:rPr>
+                        <w:t>'</w:t>
+                      </w:r>
+                    </w:p>
+                    <w:p>
+                      <w:pPr>
+                        <w:rPr>
+                          <w:sz w:val="16"/>
+                          <w:szCs w:val="16"/>
+                        </w:rPr>
+                      </w:pPr>
+                      <w:proofErr w:type="spellStart"/>
+                      <w:r>
+                        <w:rPr>
+                          <w:sz w:val="16"/>
+                          <w:szCs w:val="16"/>
+                        </w:rPr>
+                        <w:t>debugger_log</w:t>
+                      </w:r>
+                      <w:proofErr w:type="spellEnd"/>
+                      <w:r>
+                        <w:rPr>
+                          <w:sz w:val="16"/>
+                          <w:szCs w:val="16"/>
+                        </w:rPr>
+                        <w:t>: -</w:t>
                       </w:r>
                     </w:p>
                     <w:p>
@@ -5311,7 +6623,23 @@
                           <w:sz w:val="16"/>
                           <w:szCs w:val="16"/>
                         </w:rPr>
-                        <w:t>debugger_log: -</w:t>
+                        <w:t>parport1: enabled=1, file="</w:t>
+                      </w:r>
+                      <w:proofErr w:type="spellStart"/>
+                      <w:r>
+                        <w:rPr>
+                          <w:sz w:val="16"/>
+                          <w:szCs w:val="16"/>
+                        </w:rPr>
+                        <w:t>parport.out</w:t>
+                      </w:r>
+                      <w:proofErr w:type="spellEnd"/>
+                      <w:r>
+                        <w:rPr>
+                          <w:sz w:val="16"/>
+                          <w:szCs w:val="16"/>
+                        </w:rPr>
+                        <w:t>"</w:t>
                       </w:r>
                     </w:p>
                     <w:p>
@@ -5326,22 +6654,55 @@
                           <w:sz w:val="16"/>
                           <w:szCs w:val="16"/>
                         </w:rPr>
-                        <w:t>parport1: enabled=1, file="parport.out"</w:t>
+                        <w:t xml:space="preserve">sound: driver=default, </w:t>
                       </w:r>
-                    </w:p>
-                    <w:p>
-                      <w:pPr>
-                        <w:rPr>
-                          <w:sz w:val="16"/>
-                          <w:szCs w:val="16"/>
-                        </w:rPr>
-                      </w:pPr>
+                      <w:proofErr w:type="spellStart"/>
                       <w:r>
                         <w:rPr>
                           <w:sz w:val="16"/>
                           <w:szCs w:val="16"/>
                         </w:rPr>
-                        <w:t>sound: driver=default, waveout=/dev/dsp. wavein=, midiout=</w:t>
+                        <w:t>waveout</w:t>
+                      </w:r>
+                      <w:proofErr w:type="spellEnd"/>
+                      <w:r>
+                        <w:rPr>
+                          <w:sz w:val="16"/>
+                          <w:szCs w:val="16"/>
+                        </w:rPr>
+                        <w:t xml:space="preserve">=/dev/dsp. </w:t>
+                      </w:r>
+                      <w:proofErr w:type="spellStart"/>
+                      <w:r>
+                        <w:rPr>
+                          <w:sz w:val="16"/>
+                          <w:szCs w:val="16"/>
+                        </w:rPr>
+                        <w:t>wavein</w:t>
+                      </w:r>
+                      <w:proofErr w:type="spellEnd"/>
+                      <w:r>
+                        <w:rPr>
+                          <w:sz w:val="16"/>
+                          <w:szCs w:val="16"/>
+                        </w:rPr>
+                        <w:t xml:space="preserve">=, </w:t>
+                      </w:r>
+                      <w:proofErr w:type="spellStart"/>
+                      <w:r>
+                        <w:rPr>
+                          <w:sz w:val="16"/>
+                          <w:szCs w:val="16"/>
+                        </w:rPr>
+                        <w:t>midiout</w:t>
+                      </w:r>
+                      <w:proofErr w:type="spellEnd"/>
+                      <w:r>
+                        <w:rPr>
+                          <w:sz w:val="16"/>
+                          <w:szCs w:val="16"/>
+                        </w:rPr>
+                        <w:t>=</w:t>
                       </w:r>
                     </w:p>
                     <w:p>
@@ -5366,12 +6727,21 @@
                           <w:szCs w:val="16"/>
                         </w:rPr>
                       </w:pPr>
+                      <w:proofErr w:type="spellStart"/>
                       <w:r>
                         <w:rPr>
                           <w:sz w:val="16"/>
                           <w:szCs w:val="16"/>
                         </w:rPr>
-                        <w:t>magic_break: enabled=1</w:t>
+                        <w:t>magic_break</w:t>
+                      </w:r>
+                      <w:proofErr w:type="spellEnd"/>
+                      <w:r>
+                        <w:rPr>
+                          <w:sz w:val="16"/>
+                          <w:szCs w:val="16"/>
+                        </w:rPr>
+                        <w:t>: enabled=1</w:t>
                       </w:r>
                     </w:p>
                     <w:p>
@@ -5419,7 +6789,7 @@
       <w:pPr>
         <w:pStyle w:val="Heading3"/>
       </w:pPr>
-      <w:bookmarkStart w:id="7" w:name="_Toc213004605"/>
+      <w:bookmarkStart w:id="7" w:name="_Toc213116537"/>
       <w:r>
         <w:lastRenderedPageBreak/>
         <w:t>STORAGE</w:t>
@@ -5442,7 +6812,15 @@
         </w:numPr>
       </w:pPr>
       <w:r>
-        <w:t xml:space="preserve">Non-partitioned storage, such as floppy, use VBR. First sector, physical C/H/S 0,0,1 . Note the sector counting </w:t>
+        <w:t>Non-partitioned storage, such as floppy, use VBR. First sector, physical C/H/S 0,0,</w:t>
+      </w:r>
+      <w:proofErr w:type="gramStart"/>
+      <w:r>
+        <w:t>1 .</w:t>
+      </w:r>
+      <w:proofErr w:type="gramEnd"/>
+      <w:r>
+        <w:t xml:space="preserve"> Note the sector counting </w:t>
       </w:r>
       <w:r>
         <w:t>begins</w:t>
@@ -5471,8 +6849,13 @@
           <w:numId w:val="1"/>
         </w:numPr>
       </w:pPr>
-      <w:r>
-        <w:t>Formated a USB drive:</w:t>
+      <w:proofErr w:type="spellStart"/>
+      <w:r>
+        <w:t>Formated</w:t>
+      </w:r>
+      <w:proofErr w:type="spellEnd"/>
+      <w:r>
+        <w:t xml:space="preserve"> a USB drive:</w:t>
       </w:r>
     </w:p>
     <w:p>
@@ -5544,7 +6927,15 @@
         </w:numPr>
       </w:pPr>
       <w:r>
-        <w:t>Open the Disk using HxD (Open disk option is brilliant!)</w:t>
+        <w:t xml:space="preserve">Open the Disk using </w:t>
+      </w:r>
+      <w:proofErr w:type="spellStart"/>
+      <w:r>
+        <w:t>HxD</w:t>
+      </w:r>
+      <w:proofErr w:type="spellEnd"/>
+      <w:r>
+        <w:t xml:space="preserve"> (Open disk option is brilliant!)</w:t>
       </w:r>
     </w:p>
     <w:p>
@@ -5562,8 +6953,21 @@
         <w:t>, sector 2048 contains the BPB of a partition.</w:t>
       </w:r>
       <w:r>
-        <w:t xml:space="preserve"> Both can be see easily using HxD</w:t>
-      </w:r>
+        <w:t xml:space="preserve"> Both can be </w:t>
+      </w:r>
+      <w:proofErr w:type="gramStart"/>
+      <w:r>
+        <w:t>see</w:t>
+      </w:r>
+      <w:proofErr w:type="gramEnd"/>
+      <w:r>
+        <w:t xml:space="preserve"> easily using </w:t>
+      </w:r>
+      <w:proofErr w:type="spellStart"/>
+      <w:r>
+        <w:t>HxD</w:t>
+      </w:r>
+      <w:proofErr w:type="spellEnd"/>
     </w:p>
     <w:p>
       <w:pPr>
@@ -5574,7 +6978,15 @@
         </w:numPr>
       </w:pPr>
       <w:r>
-        <w:t xml:space="preserve">Partition information extracted from the 4x16 bytes before the boot magic number. The first value begins at </w:t>
+        <w:t xml:space="preserve">Partition information </w:t>
+      </w:r>
+      <w:proofErr w:type="gramStart"/>
+      <w:r>
+        <w:t>extracted</w:t>
+      </w:r>
+      <w:proofErr w:type="gramEnd"/>
+      <w:r>
+        <w:t xml:space="preserve"> from the 4x16 bytes before the boot magic number. The first value begins at </w:t>
       </w:r>
       <w:r>
         <w:t>0x1BE</w:t>
@@ -5592,7 +7004,23 @@
         </w:numPr>
       </w:pPr>
       <w:r>
-        <w:t>Exported first 512 to a file using HxD, then used ImHEx disassembler feature to see the code. 16bits-x86-LitteEndian.</w:t>
+        <w:t xml:space="preserve">Exported first 512 to a file using </w:t>
+      </w:r>
+      <w:proofErr w:type="spellStart"/>
+      <w:r>
+        <w:t>HxD</w:t>
+      </w:r>
+      <w:proofErr w:type="spellEnd"/>
+      <w:r>
+        <w:t xml:space="preserve">, then used </w:t>
+      </w:r>
+      <w:proofErr w:type="spellStart"/>
+      <w:r>
+        <w:t>ImHEx</w:t>
+      </w:r>
+      <w:proofErr w:type="spellEnd"/>
+      <w:r>
+        <w:t xml:space="preserve"> disassembler feature to see the code. 16bits-x86-LitteEndian.</w:t>
       </w:r>
     </w:p>
     <w:p>
@@ -5646,7 +7074,7 @@
       <w:pPr>
         <w:pStyle w:val="Caption"/>
       </w:pPr>
-      <w:bookmarkStart w:id="8" w:name="_Toc213004589"/>
+      <w:bookmarkStart w:id="8" w:name="_Toc213116561"/>
       <w:r>
         <w:t xml:space="preserve">Figure </w:t>
       </w:r>
@@ -5714,7 +7142,7 @@
       <w:pPr>
         <w:pStyle w:val="Caption"/>
       </w:pPr>
-      <w:bookmarkStart w:id="9" w:name="_Toc213004590"/>
+      <w:bookmarkStart w:id="9" w:name="_Toc213116562"/>
       <w:r>
         <w:t xml:space="preserve">Figure </w:t>
       </w:r>
@@ -5729,8 +7157,13 @@
       <w:r>
         <w:t xml:space="preserve"> Dissection of the first partition using ChatGPT. </w:t>
       </w:r>
-      <w:r>
-        <w:t>Is correct?</w:t>
+      <w:proofErr w:type="gramStart"/>
+      <w:r>
+        <w:t>Is</w:t>
+      </w:r>
+      <w:proofErr w:type="gramEnd"/>
+      <w:r>
+        <w:t xml:space="preserve"> correct?</w:t>
       </w:r>
       <w:bookmarkEnd w:id="9"/>
     </w:p>
@@ -5744,6 +7177,85 @@
           <w:noProof/>
         </w:rPr>
         <w:lastRenderedPageBreak/>
+        <w:drawing>
+          <wp:inline distT="0" distB="0" distL="0" distR="0" wp14:anchorId="656386AC" wp14:editId="4D842912">
+            <wp:extent cx="2377440" cy="2854325"/>
+            <wp:effectExtent l="0" t="0" r="3810" b="3175"/>
+            <wp:docPr id="1796507632" name="Picture 4" descr="MBR Diagrag"/>
+            <wp:cNvGraphicFramePr>
+              <a:graphicFrameLocks xmlns:a="http://schemas.openxmlformats.org/drawingml/2006/main" noChangeAspect="1"/>
+            </wp:cNvGraphicFramePr>
+            <a:graphic xmlns:a="http://schemas.openxmlformats.org/drawingml/2006/main">
+              <a:graphicData uri="http://schemas.openxmlformats.org/drawingml/2006/picture">
+                <pic:pic xmlns:pic="http://schemas.openxmlformats.org/drawingml/2006/picture">
+                  <pic:nvPicPr>
+                    <pic:cNvPr id="0" name="Picture 1" descr="MBR Diagrag"/>
+                    <pic:cNvPicPr>
+                      <a:picLocks noChangeAspect="1" noChangeArrowheads="1"/>
+                    </pic:cNvPicPr>
+                  </pic:nvPicPr>
+                  <pic:blipFill>
+                    <a:blip r:embed="rId12">
+                      <a:extLst>
+                        <a:ext uri="{28A0092B-C50C-407E-A947-70E740481C1C}">
+                          <a14:useLocalDpi xmlns:a14="http://schemas.microsoft.com/office/drawing/2010/main" val="0"/>
+                        </a:ext>
+                      </a:extLst>
+                    </a:blip>
+                    <a:srcRect/>
+                    <a:stretch>
+                      <a:fillRect/>
+                    </a:stretch>
+                  </pic:blipFill>
+                  <pic:spPr bwMode="auto">
+                    <a:xfrm>
+                      <a:off x="0" y="0"/>
+                      <a:ext cx="2377440" cy="2854325"/>
+                    </a:xfrm>
+                    <a:prstGeom prst="rect">
+                      <a:avLst/>
+                    </a:prstGeom>
+                    <a:noFill/>
+                    <a:ln>
+                      <a:noFill/>
+                    </a:ln>
+                  </pic:spPr>
+                </pic:pic>
+              </a:graphicData>
+            </a:graphic>
+          </wp:inline>
+        </w:drawing>
+      </w:r>
+    </w:p>
+    <w:p>
+      <w:pPr>
+        <w:pStyle w:val="Caption"/>
+      </w:pPr>
+      <w:bookmarkStart w:id="10" w:name="_Toc213116563"/>
+      <w:r>
+        <w:t xml:space="preserve">Figure </w:t>
+      </w:r>
+      <w:fldSimple w:instr=" SEQ Figure \* ARABIC ">
+        <w:r>
+          <w:rPr>
+            <w:noProof/>
+          </w:rPr>
+          <w:t>3</w:t>
+        </w:r>
+      </w:fldSimple>
+      <w:r>
+        <w:t xml:space="preserve"> MBR with FAT partitions</w:t>
+      </w:r>
+      <w:bookmarkEnd w:id="10"/>
+    </w:p>
+    <w:p>
+      <w:pPr>
+        <w:keepNext/>
+      </w:pPr>
+      <w:r>
+        <w:rPr>
+          <w:noProof/>
+        </w:rPr>
         <w:drawing>
           <wp:inline distT="0" distB="0" distL="0" distR="0" wp14:anchorId="35905194" wp14:editId="7C96707B">
             <wp:extent cx="5943600" cy="3988435"/>
@@ -5762,7 +7274,7 @@
                     </pic:cNvPicPr>
                   </pic:nvPicPr>
                   <pic:blipFill>
-                    <a:blip r:embed="rId12" cstate="print">
+                    <a:blip r:embed="rId13" cstate="print">
                       <a:extLst>
                         <a:ext uri="{28A0092B-C50C-407E-A947-70E740481C1C}">
                           <a14:useLocalDpi xmlns:a14="http://schemas.microsoft.com/office/drawing/2010/main" val="0"/>
@@ -5802,7 +7314,7 @@
           <w:szCs w:val="16"/>
         </w:rPr>
       </w:pPr>
-      <w:bookmarkStart w:id="10" w:name="_Toc213004591"/>
+      <w:bookmarkStart w:id="11" w:name="_Toc213116564"/>
       <w:r>
         <w:t xml:space="preserve">Figure </w:t>
       </w:r>
@@ -5811,13 +7323,13 @@
           <w:rPr>
             <w:noProof/>
           </w:rPr>
-          <w:t>3</w:t>
+          <w:t>4</w:t>
         </w:r>
       </w:fldSimple>
       <w:r>
         <w:t xml:space="preserve"> FAT formats schema</w:t>
       </w:r>
-      <w:bookmarkEnd w:id="10"/>
+      <w:bookmarkEnd w:id="11"/>
     </w:p>
     <w:p/>
     <w:p>
@@ -5834,6 +7346,7 @@
     </w:p>
     <w:p>
       <w:r>
+        <w:lastRenderedPageBreak/>
         <w:t>Disk FAT32 - MSDOS BOOT - RUFUS:</w:t>
       </w:r>
     </w:p>
@@ -5882,14 +7395,14 @@
       <w:pPr>
         <w:pStyle w:val="Heading2"/>
       </w:pPr>
-      <w:bookmarkStart w:id="11" w:name="_Toc213004606"/>
+      <w:bookmarkStart w:id="12" w:name="_Toc213116538"/>
       <w:r>
         <w:t>WSL</w:t>
       </w:r>
       <w:r>
         <w:t xml:space="preserve"> stuff</w:t>
       </w:r>
-      <w:bookmarkEnd w:id="11"/>
+      <w:bookmarkEnd w:id="12"/>
     </w:p>
     <w:p/>
     <w:p>
@@ -5909,7 +7422,6 @@
           <w:b/>
           <w:bCs/>
         </w:rPr>
-        <w:lastRenderedPageBreak/>
         <w:t>File system:</w:t>
       </w:r>
     </w:p>
@@ -5959,6 +7471,7 @@
       <w:r>
         <w:t>Invoke explorer Windows using “</w:t>
       </w:r>
+      <w:proofErr w:type="gramStart"/>
       <w:r>
         <w:rPr>
           <w:b/>
@@ -5966,6 +7479,7 @@
         </w:rPr>
         <w:t>explorer.exe .</w:t>
       </w:r>
+      <w:proofErr w:type="gramEnd"/>
       <w:r>
         <w:t>”</w:t>
       </w:r>
@@ -6084,7 +7598,7 @@
         </w:rPr>
         <w:t xml:space="preserve">cd </w:t>
       </w:r>
-      <w:hyperlink r:id="rId13" w:history="1">
+      <w:hyperlink r:id="rId14" w:history="1">
         <w:r>
           <w:rPr>
             <w:rStyle w:val="Hyperlink"/>
@@ -6107,8 +7621,13 @@
           <w:bCs/>
         </w:rPr>
       </w:pPr>
-      <w:r>
-        <w:t xml:space="preserve">Also you can net use </w:t>
+      <w:proofErr w:type="gramStart"/>
+      <w:r>
+        <w:t>Also</w:t>
+      </w:r>
+      <w:proofErr w:type="gramEnd"/>
+      <w:r>
+        <w:t xml:space="preserve"> you can net use </w:t>
       </w:r>
       <w:r>
         <w:rPr>
@@ -6153,37 +7672,79 @@
       <w:r>
         <w:t>Example: “</w:t>
       </w:r>
+      <w:proofErr w:type="spellStart"/>
       <w:r>
         <w:rPr>
           <w:b/>
           <w:bCs/>
         </w:rPr>
-        <w:t>wsl ls -la</w:t>
-      </w:r>
-      <w:r>
-        <w:t>”</w:t>
-      </w:r>
-      <w:r>
-        <w:t xml:space="preserve"> will output Windos folder but using Linux ls</w:t>
-      </w:r>
-    </w:p>
-    <w:p>
-      <w:pPr>
-        <w:pStyle w:val="ListParagraph"/>
-        <w:numPr>
-          <w:ilvl w:val="3"/>
-          <w:numId w:val="1"/>
-        </w:numPr>
-      </w:pPr>
-      <w:r>
-        <w:t xml:space="preserve">Example: </w:t>
-      </w:r>
+        <w:t>wsl</w:t>
+      </w:r>
+      <w:proofErr w:type="spellEnd"/>
       <w:r>
         <w:rPr>
           <w:b/>
           <w:bCs/>
         </w:rPr>
-        <w:t>wsl ls -la | findstr "git"</w:t>
+        <w:t xml:space="preserve"> ls -la</w:t>
+      </w:r>
+      <w:r>
+        <w:t>”</w:t>
+      </w:r>
+      <w:r>
+        <w:t xml:space="preserve"> will output </w:t>
+      </w:r>
+      <w:proofErr w:type="spellStart"/>
+      <w:r>
+        <w:t>Windos</w:t>
+      </w:r>
+      <w:proofErr w:type="spellEnd"/>
+      <w:r>
+        <w:t xml:space="preserve"> folder but using Linux ls</w:t>
+      </w:r>
+    </w:p>
+    <w:p>
+      <w:pPr>
+        <w:pStyle w:val="ListParagraph"/>
+        <w:numPr>
+          <w:ilvl w:val="3"/>
+          <w:numId w:val="1"/>
+        </w:numPr>
+      </w:pPr>
+      <w:r>
+        <w:t xml:space="preserve">Example: </w:t>
+      </w:r>
+      <w:proofErr w:type="spellStart"/>
+      <w:r>
+        <w:rPr>
+          <w:b/>
+          <w:bCs/>
+        </w:rPr>
+        <w:t>wsl</w:t>
+      </w:r>
+      <w:proofErr w:type="spellEnd"/>
+      <w:r>
+        <w:rPr>
+          <w:b/>
+          <w:bCs/>
+        </w:rPr>
+        <w:t xml:space="preserve"> ls -la | </w:t>
+      </w:r>
+      <w:proofErr w:type="spellStart"/>
+      <w:r>
+        <w:rPr>
+          <w:b/>
+          <w:bCs/>
+        </w:rPr>
+        <w:t>findstr</w:t>
+      </w:r>
+      <w:proofErr w:type="spellEnd"/>
+      <w:r>
+        <w:rPr>
+          <w:b/>
+          <w:bCs/>
+        </w:rPr>
+        <w:t xml:space="preserve"> "git"</w:t>
       </w:r>
     </w:p>
     <w:p>
@@ -6199,11 +7760,11 @@
       <w:pPr>
         <w:pStyle w:val="Heading2"/>
       </w:pPr>
-      <w:bookmarkStart w:id="12" w:name="_Toc213004607"/>
+      <w:bookmarkStart w:id="13" w:name="_Toc213116539"/>
       <w:r>
         <w:t>Setup build</w:t>
       </w:r>
-      <w:bookmarkEnd w:id="12"/>
+      <w:bookmarkEnd w:id="13"/>
     </w:p>
     <w:p>
       <w:pPr>
@@ -6216,7 +7777,7 @@
       <w:r>
         <w:t xml:space="preserve">Install IMHEX hex editor. </w:t>
       </w:r>
-      <w:hyperlink r:id="rId14" w:history="1">
+      <w:hyperlink r:id="rId15" w:history="1">
         <w:r>
           <w:rPr>
             <w:rStyle w:val="Hyperlink"/>
@@ -6297,7 +7858,15 @@
         </w:numPr>
       </w:pPr>
       <w:r>
-        <w:t>sudo apt autoremove -y</w:t>
+        <w:t xml:space="preserve">sudo apt </w:t>
+      </w:r>
+      <w:proofErr w:type="spellStart"/>
+      <w:r>
+        <w:t>autoremove</w:t>
+      </w:r>
+      <w:proofErr w:type="spellEnd"/>
+      <w:r>
+        <w:t xml:space="preserve"> -y</w:t>
       </w:r>
     </w:p>
     <w:p>
@@ -6309,6 +7878,7 @@
         </w:numPr>
       </w:pPr>
       <w:r>
+        <w:lastRenderedPageBreak/>
         <w:t>Install NASM assembler</w:t>
       </w:r>
       <w:r>
@@ -6324,7 +7894,15 @@
         </w:numPr>
       </w:pPr>
       <w:r>
-        <w:t>sudo apt install nasm -y</w:t>
+        <w:t xml:space="preserve">sudo apt install </w:t>
+      </w:r>
+      <w:proofErr w:type="spellStart"/>
+      <w:r>
+        <w:t>nasm</w:t>
+      </w:r>
+      <w:proofErr w:type="spellEnd"/>
+      <w:r>
+        <w:t xml:space="preserve"> -y</w:t>
       </w:r>
     </w:p>
     <w:p>
@@ -6336,7 +7914,15 @@
         </w:numPr>
       </w:pPr>
       <w:r>
-        <w:t>Install bximage:</w:t>
+        <w:t xml:space="preserve">Install </w:t>
+      </w:r>
+      <w:proofErr w:type="spellStart"/>
+      <w:r>
+        <w:t>bximage</w:t>
+      </w:r>
+      <w:proofErr w:type="spellEnd"/>
+      <w:r>
+        <w:t>:</w:t>
       </w:r>
     </w:p>
     <w:p>
@@ -6348,8 +7934,13 @@
         </w:numPr>
       </w:pPr>
       <w:r>
-        <w:t>sudo apt install bximage</w:t>
-      </w:r>
+        <w:t xml:space="preserve">sudo apt install </w:t>
+      </w:r>
+      <w:proofErr w:type="spellStart"/>
+      <w:r>
+        <w:t>bximage</w:t>
+      </w:r>
+      <w:proofErr w:type="spellEnd"/>
     </w:p>
     <w:p>
       <w:pPr>
@@ -6384,7 +7975,23 @@
         </w:numPr>
       </w:pPr>
       <w:r>
-        <w:t>Create a temporary alias for cls = clear(investigate how to make it permanent)</w:t>
+        <w:t xml:space="preserve">Create a temporary alias for </w:t>
+      </w:r>
+      <w:proofErr w:type="spellStart"/>
+      <w:r>
+        <w:t>cls</w:t>
+      </w:r>
+      <w:proofErr w:type="spellEnd"/>
+      <w:r>
+        <w:t xml:space="preserve"> = </w:t>
+      </w:r>
+      <w:proofErr w:type="gramStart"/>
+      <w:r>
+        <w:t>clear(</w:t>
+      </w:r>
+      <w:proofErr w:type="gramEnd"/>
+      <w:r>
+        <w:t>investigate how to make it permanent)</w:t>
       </w:r>
     </w:p>
     <w:p>
@@ -6396,7 +8003,15 @@
         </w:numPr>
       </w:pPr>
       <w:r>
-        <w:t>alias cls='clear'</w:t>
+        <w:t xml:space="preserve">alias </w:t>
+      </w:r>
+      <w:proofErr w:type="spellStart"/>
+      <w:r>
+        <w:t>cls</w:t>
+      </w:r>
+      <w:proofErr w:type="spellEnd"/>
+      <w:r>
+        <w:t>='clear'</w:t>
       </w:r>
     </w:p>
     <w:p>
@@ -6408,9 +8023,17 @@
         </w:numPr>
       </w:pPr>
       <w:r>
-        <w:t xml:space="preserve">Install qemu on Windows: </w:t>
-      </w:r>
-      <w:hyperlink r:id="rId15" w:history="1">
+        <w:t xml:space="preserve">Install </w:t>
+      </w:r>
+      <w:proofErr w:type="spellStart"/>
+      <w:r>
+        <w:t>qemu</w:t>
+      </w:r>
+      <w:proofErr w:type="spellEnd"/>
+      <w:r>
+        <w:t xml:space="preserve"> on Windows: </w:t>
+      </w:r>
+      <w:hyperlink r:id="rId16" w:history="1">
         <w:r>
           <w:rPr>
             <w:rStyle w:val="Hyperlink"/>
@@ -6421,7 +8044,7 @@
       <w:r>
         <w:t xml:space="preserve"> </w:t>
       </w:r>
-      <w:hyperlink r:id="rId16" w:history="1">
+      <w:hyperlink r:id="rId17" w:history="1">
         <w:r>
           <w:rPr>
             <w:rStyle w:val="Hyperlink"/>
@@ -6456,7 +8079,7 @@
       <w:r>
         <w:t xml:space="preserve">Install Bochs, version 3.0 October 2025 </w:t>
       </w:r>
-      <w:hyperlink r:id="rId17" w:history="1">
+      <w:hyperlink r:id="rId18" w:history="1">
         <w:r>
           <w:rPr>
             <w:rStyle w:val="Hyperlink"/>
@@ -6492,7 +8115,15 @@
         </w:numPr>
       </w:pPr>
       <w:r>
-        <w:t>Install gcc on WSL:</w:t>
+        <w:t xml:space="preserve">Install </w:t>
+      </w:r>
+      <w:proofErr w:type="spellStart"/>
+      <w:r>
+        <w:t>gcc</w:t>
+      </w:r>
+      <w:proofErr w:type="spellEnd"/>
+      <w:r>
+        <w:t xml:space="preserve"> on WSL:</w:t>
       </w:r>
     </w:p>
     <w:p>
@@ -6504,8 +8135,13 @@
         </w:numPr>
       </w:pPr>
       <w:r>
-        <w:t>Sudo apt install gcc</w:t>
-      </w:r>
+        <w:t xml:space="preserve">Sudo apt install </w:t>
+      </w:r>
+      <w:proofErr w:type="spellStart"/>
+      <w:r>
+        <w:t>gcc</w:t>
+      </w:r>
+      <w:proofErr w:type="spellEnd"/>
     </w:p>
     <w:p>
       <w:pPr>
@@ -6516,7 +8152,15 @@
         </w:numPr>
       </w:pPr>
       <w:r>
-        <w:t>Install build-essential and gdb:</w:t>
+        <w:t xml:space="preserve">Install build-essential and </w:t>
+      </w:r>
+      <w:proofErr w:type="spellStart"/>
+      <w:r>
+        <w:t>gdb</w:t>
+      </w:r>
+      <w:proofErr w:type="spellEnd"/>
+      <w:r>
+        <w:t>:</w:t>
       </w:r>
     </w:p>
     <w:p>
@@ -6528,8 +8172,13 @@
         </w:numPr>
       </w:pPr>
       <w:r>
-        <w:t>sudo apt-get install build-essential gdb</w:t>
-      </w:r>
+        <w:t xml:space="preserve">sudo apt-get install build-essential </w:t>
+      </w:r>
+      <w:proofErr w:type="spellStart"/>
+      <w:r>
+        <w:t>gdb</w:t>
+      </w:r>
+      <w:proofErr w:type="spellEnd"/>
     </w:p>
     <w:p>
       <w:pPr>
@@ -6563,8 +8212,13 @@
           <w:numId w:val="1"/>
         </w:numPr>
       </w:pPr>
-      <w:r>
-        <w:t xml:space="preserve">wsl </w:t>
+      <w:proofErr w:type="spellStart"/>
+      <w:r>
+        <w:t>wsl</w:t>
+      </w:r>
+      <w:proofErr w:type="spellEnd"/>
+      <w:r>
+        <w:t xml:space="preserve"> </w:t>
       </w:r>
       <w:r>
         <w:t>–</w:t>
@@ -6581,8 +8235,13 @@
           <w:numId w:val="1"/>
         </w:numPr>
       </w:pPr>
-      <w:r>
-        <w:t xml:space="preserve">wsl </w:t>
+      <w:proofErr w:type="spellStart"/>
+      <w:r>
+        <w:t>wsl</w:t>
+      </w:r>
+      <w:proofErr w:type="spellEnd"/>
+      <w:r>
+        <w:t xml:space="preserve"> </w:t>
       </w:r>
       <w:r>
         <w:t>–</w:t>
@@ -6612,32 +8271,461 @@
         </w:numPr>
       </w:pPr>
       <w:r>
+        <w:t>type -a code</w:t>
+      </w:r>
+    </w:p>
+    <w:p>
+      <w:pPr>
+        <w:pStyle w:val="ListParagraph"/>
+        <w:numPr>
+          <w:ilvl w:val="2"/>
+          <w:numId w:val="1"/>
+        </w:numPr>
+      </w:pPr>
+      <w:r>
+        <w:t>code is /mnt/c/Program Files/Microsoft VS Code/bin/code</w:t>
+      </w:r>
+    </w:p>
+    <w:p>
+      <w:pPr>
+        <w:pStyle w:val="ListParagraph"/>
+        <w:numPr>
+          <w:ilvl w:val="2"/>
+          <w:numId w:val="1"/>
+        </w:numPr>
+      </w:pPr>
+      <w:r>
+        <w:t>code is /snap/bin/code</w:t>
+      </w:r>
+    </w:p>
+    <w:p>
+      <w:pPr>
+        <w:pStyle w:val="ListParagraph"/>
+        <w:numPr>
+          <w:ilvl w:val="1"/>
+          <w:numId w:val="1"/>
+        </w:numPr>
+      </w:pPr>
+      <w:r>
+        <w:t>sudo mv /usr/bin/code /usr/bin/code-windows</w:t>
+      </w:r>
+    </w:p>
+    <w:p>
+      <w:pPr>
+        <w:pStyle w:val="ListParagraph"/>
+        <w:numPr>
+          <w:ilvl w:val="1"/>
+          <w:numId w:val="1"/>
+        </w:numPr>
+      </w:pPr>
+      <w:r>
+        <w:t xml:space="preserve">(if I want to restore the command above) </w:t>
+      </w:r>
+      <w:r>
+        <w:t>sudo mv /usr/bin/code-windows /usr/bin/code</w:t>
+      </w:r>
+    </w:p>
+    <w:p>
+      <w:pPr>
+        <w:pStyle w:val="ListParagraph"/>
+        <w:numPr>
+          <w:ilvl w:val="1"/>
+          <w:numId w:val="1"/>
+        </w:numPr>
+      </w:pPr>
+      <w:proofErr w:type="gramStart"/>
+      <w:r>
+        <w:t>Actually,</w:t>
+      </w:r>
+      <w:r>
+        <w:t xml:space="preserve"> what</w:t>
+      </w:r>
+      <w:proofErr w:type="gramEnd"/>
+      <w:r>
+        <w:t xml:space="preserve"> worked was [interop] </w:t>
+      </w:r>
+      <w:r>
+        <w:t>appendWindowsPath=false</w:t>
+      </w:r>
+    </w:p>
+    <w:p>
+      <w:pPr>
+        <w:pStyle w:val="ListParagraph"/>
+        <w:numPr>
+          <w:ilvl w:val="1"/>
+          <w:numId w:val="1"/>
+        </w:numPr>
+      </w:pPr>
+      <w:r>
+        <w:t>Wsl –shutdown again.</w:t>
+      </w:r>
+    </w:p>
+    <w:p>
+      <w:pPr>
+        <w:pStyle w:val="ListParagraph"/>
+        <w:numPr>
+          <w:ilvl w:val="1"/>
+          <w:numId w:val="1"/>
+        </w:numPr>
+      </w:pPr>
+      <w:r>
+        <w:t xml:space="preserve">After these steps I lost the ability to run windows commands from WSL console, such as IPCONFIG. </w:t>
+      </w:r>
+    </w:p>
+    <w:p>
+      <w:pPr>
+        <w:pStyle w:val="ListParagraph"/>
+        <w:numPr>
+          <w:ilvl w:val="1"/>
+          <w:numId w:val="1"/>
+        </w:numPr>
+      </w:pPr>
+      <w:r>
+        <w:t xml:space="preserve">Now using </w:t>
+      </w:r>
+      <w:proofErr w:type="gramStart"/>
+      <w:r>
+        <w:t>code .</w:t>
+      </w:r>
+      <w:proofErr w:type="gramEnd"/>
+      <w:r>
+        <w:t xml:space="preserve"> will open native, with a warning.</w:t>
+      </w:r>
+    </w:p>
+    <w:p>
+      <w:pPr>
+        <w:pStyle w:val="ListParagraph"/>
+        <w:numPr>
+          <w:ilvl w:val="1"/>
+          <w:numId w:val="1"/>
+        </w:numPr>
+      </w:pPr>
+      <w:r>
+        <w:t>sudo apt install nautilus</w:t>
+      </w:r>
+      <w:r>
+        <w:t xml:space="preserve"> (because why not)</w:t>
+      </w:r>
+    </w:p>
+    <w:p>
+      <w:pPr>
+        <w:pStyle w:val="ListParagraph"/>
+        <w:numPr>
+          <w:ilvl w:val="1"/>
+          <w:numId w:val="1"/>
+        </w:numPr>
+      </w:pPr>
+      <w:r>
+        <w:t xml:space="preserve">sudo apt install -y </w:t>
+      </w:r>
+      <w:proofErr w:type="spellStart"/>
+      <w:r>
+        <w:t>firefox</w:t>
+      </w:r>
+      <w:proofErr w:type="spellEnd"/>
+      <w:r>
+        <w:t xml:space="preserve"> (to complete the </w:t>
+      </w:r>
+      <w:proofErr w:type="spellStart"/>
+      <w:r>
+        <w:t>oauth</w:t>
+      </w:r>
+      <w:proofErr w:type="spellEnd"/>
+      <w:r>
+        <w:t xml:space="preserve"> </w:t>
+      </w:r>
+      <w:proofErr w:type="spellStart"/>
+      <w:r>
+        <w:t>github</w:t>
+      </w:r>
+      <w:proofErr w:type="spellEnd"/>
+      <w:r>
+        <w:t xml:space="preserve"> auth)</w:t>
+      </w:r>
+    </w:p>
+    <w:p>
+      <w:pPr>
+        <w:pStyle w:val="ListParagraph"/>
+        <w:numPr>
+          <w:ilvl w:val="0"/>
+          <w:numId w:val="1"/>
+        </w:numPr>
+      </w:pPr>
+      <w:r>
+        <w:t xml:space="preserve">Prepare </w:t>
+      </w:r>
+      <w:proofErr w:type="spellStart"/>
+      <w:r>
+        <w:t>vscode</w:t>
+      </w:r>
+      <w:proofErr w:type="spellEnd"/>
+      <w:r>
+        <w:t xml:space="preserve"> on Linux for c:</w:t>
+      </w:r>
+    </w:p>
+    <w:p>
+      <w:pPr>
+        <w:pStyle w:val="ListParagraph"/>
+        <w:numPr>
+          <w:ilvl w:val="1"/>
+          <w:numId w:val="1"/>
+        </w:numPr>
+      </w:pPr>
+      <w:r>
+        <w:t xml:space="preserve">Create a launch and tasks </w:t>
+      </w:r>
+      <w:proofErr w:type="spellStart"/>
+      <w:r>
+        <w:t>jsons</w:t>
+      </w:r>
+      <w:proofErr w:type="spellEnd"/>
+      <w:r>
+        <w:t>.</w:t>
+      </w:r>
+    </w:p>
+    <w:p>
+      <w:pPr>
+        <w:pStyle w:val="ListParagraph"/>
+        <w:numPr>
+          <w:ilvl w:val="1"/>
+          <w:numId w:val="1"/>
+        </w:numPr>
+      </w:pPr>
+      <w:r>
+        <w:t>Watch if defender is blocking the creation of binaries. Exclude the folder if required.</w:t>
+      </w:r>
+    </w:p>
+    <w:p>
+      <w:pPr>
+        <w:pStyle w:val="ListParagraph"/>
+        <w:numPr>
+          <w:ilvl w:val="1"/>
+          <w:numId w:val="1"/>
+        </w:numPr>
+      </w:pPr>
+      <w:r>
+        <w:t>{</w:t>
+      </w:r>
+    </w:p>
+    <w:p>
+      <w:pPr>
+        <w:pStyle w:val="ListParagraph"/>
+        <w:numPr>
+          <w:ilvl w:val="1"/>
+          <w:numId w:val="1"/>
+        </w:numPr>
+      </w:pPr>
+      <w:r>
+        <w:t xml:space="preserve">    // Use IntelliSense to learn about possible attributes.</w:t>
+      </w:r>
+    </w:p>
+    <w:p>
+      <w:pPr>
+        <w:pStyle w:val="ListParagraph"/>
+        <w:numPr>
+          <w:ilvl w:val="1"/>
+          <w:numId w:val="1"/>
+        </w:numPr>
+      </w:pPr>
+      <w:r>
+        <w:t xml:space="preserve">    // Hover to view descriptions of existing attributes.</w:t>
+      </w:r>
+    </w:p>
+    <w:p>
+      <w:pPr>
+        <w:pStyle w:val="ListParagraph"/>
+        <w:numPr>
+          <w:ilvl w:val="1"/>
+          <w:numId w:val="1"/>
+        </w:numPr>
+      </w:pPr>
+      <w:r>
+        <w:t xml:space="preserve">    // For more information, visit: https://go.microsoft.com/fwlink/?linkid=830387</w:t>
+      </w:r>
+    </w:p>
+    <w:p>
+      <w:pPr>
+        <w:pStyle w:val="ListParagraph"/>
+        <w:numPr>
+          <w:ilvl w:val="1"/>
+          <w:numId w:val="1"/>
+        </w:numPr>
+      </w:pPr>
+      <w:r>
+        <w:t xml:space="preserve">    "version": "0.2.0",</w:t>
+      </w:r>
+    </w:p>
+    <w:p>
+      <w:pPr>
+        <w:pStyle w:val="ListParagraph"/>
+        <w:numPr>
+          <w:ilvl w:val="1"/>
+          <w:numId w:val="1"/>
+        </w:numPr>
+      </w:pPr>
+      <w:r>
+        <w:t xml:space="preserve">    "configurations": [</w:t>
+      </w:r>
+    </w:p>
+    <w:p>
+      <w:pPr>
+        <w:pStyle w:val="ListParagraph"/>
+        <w:numPr>
+          <w:ilvl w:val="1"/>
+          <w:numId w:val="1"/>
+        </w:numPr>
+      </w:pPr>
+      <w:r>
+        <w:t xml:space="preserve">        {</w:t>
+      </w:r>
+    </w:p>
+    <w:p>
+      <w:pPr>
+        <w:pStyle w:val="ListParagraph"/>
+        <w:numPr>
+          <w:ilvl w:val="1"/>
+          <w:numId w:val="1"/>
+        </w:numPr>
+      </w:pPr>
+      <w:r>
+        <w:t xml:space="preserve">            "</w:t>
+      </w:r>
+      <w:proofErr w:type="spellStart"/>
+      <w:r>
+        <w:t>preLaunchTask</w:t>
+      </w:r>
+      <w:proofErr w:type="spellEnd"/>
+      <w:r>
+        <w:t xml:space="preserve">": "C/C++: </w:t>
+      </w:r>
+      <w:proofErr w:type="spellStart"/>
+      <w:r>
+        <w:t>gcc</w:t>
+      </w:r>
+      <w:proofErr w:type="spellEnd"/>
+      <w:r>
+        <w:t xml:space="preserve"> build active file",</w:t>
+      </w:r>
+    </w:p>
+    <w:p>
+      <w:pPr>
+        <w:pStyle w:val="ListParagraph"/>
+        <w:numPr>
+          <w:ilvl w:val="1"/>
+          <w:numId w:val="1"/>
+        </w:numPr>
+      </w:pPr>
+      <w:r>
+        <w:t xml:space="preserve">            "name": "(</w:t>
+      </w:r>
+      <w:proofErr w:type="spellStart"/>
+      <w:r>
+        <w:t>gdb</w:t>
+      </w:r>
+      <w:proofErr w:type="spellEnd"/>
+      <w:r>
+        <w:t>) Launch",</w:t>
+      </w:r>
+    </w:p>
+    <w:p>
+      <w:pPr>
+        <w:pStyle w:val="ListParagraph"/>
+        <w:numPr>
+          <w:ilvl w:val="1"/>
+          <w:numId w:val="1"/>
+        </w:numPr>
+      </w:pPr>
+      <w:r>
+        <w:t xml:space="preserve">            "type": "</w:t>
+      </w:r>
+      <w:proofErr w:type="spellStart"/>
+      <w:r>
+        <w:t>cppdbg</w:t>
+      </w:r>
+      <w:proofErr w:type="spellEnd"/>
+      <w:r>
+        <w:t>",</w:t>
+      </w:r>
+    </w:p>
+    <w:p>
+      <w:pPr>
+        <w:pStyle w:val="ListParagraph"/>
+        <w:numPr>
+          <w:ilvl w:val="1"/>
+          <w:numId w:val="1"/>
+        </w:numPr>
+      </w:pPr>
+      <w:r>
+        <w:t xml:space="preserve">            "request": "launch",</w:t>
+      </w:r>
+    </w:p>
+    <w:p>
+      <w:pPr>
+        <w:pStyle w:val="ListParagraph"/>
+        <w:numPr>
+          <w:ilvl w:val="1"/>
+          <w:numId w:val="1"/>
+        </w:numPr>
+      </w:pPr>
+      <w:r>
+        <w:t xml:space="preserve">            "program": "${</w:t>
+      </w:r>
+      <w:proofErr w:type="spellStart"/>
+      <w:r>
+        <w:t>fileDirname</w:t>
+      </w:r>
+      <w:proofErr w:type="spellEnd"/>
+      <w:r>
+        <w:t>}/${</w:t>
+      </w:r>
+      <w:proofErr w:type="spellStart"/>
+      <w:r>
+        <w:t>fileBasenameNoExtension</w:t>
+      </w:r>
+      <w:proofErr w:type="spellEnd"/>
+      <w:r>
+        <w:t>}",</w:t>
+      </w:r>
+    </w:p>
+    <w:p>
+      <w:pPr>
+        <w:pStyle w:val="ListParagraph"/>
+        <w:numPr>
+          <w:ilvl w:val="1"/>
+          <w:numId w:val="1"/>
+        </w:numPr>
+      </w:pPr>
+      <w:r>
+        <w:t xml:space="preserve">            "</w:t>
+      </w:r>
+      <w:proofErr w:type="spellStart"/>
+      <w:r>
+        <w:t>args</w:t>
+      </w:r>
+      <w:proofErr w:type="spellEnd"/>
+      <w:r>
+        <w:t>": [</w:t>
+      </w:r>
+    </w:p>
+    <w:p>
+      <w:pPr>
+        <w:pStyle w:val="ListParagraph"/>
+        <w:numPr>
+          <w:ilvl w:val="1"/>
+          <w:numId w:val="1"/>
+        </w:numPr>
+      </w:pPr>
+      <w:r>
         <w:lastRenderedPageBreak/>
-        <w:t>type -a code</w:t>
-      </w:r>
-    </w:p>
-    <w:p>
-      <w:pPr>
-        <w:pStyle w:val="ListParagraph"/>
-        <w:numPr>
-          <w:ilvl w:val="2"/>
-          <w:numId w:val="1"/>
-        </w:numPr>
-      </w:pPr>
-      <w:r>
-        <w:t>code is /mnt/c/Program Files/Microsoft VS Code/bin/code</w:t>
-      </w:r>
-    </w:p>
-    <w:p>
-      <w:pPr>
-        <w:pStyle w:val="ListParagraph"/>
-        <w:numPr>
-          <w:ilvl w:val="2"/>
-          <w:numId w:val="1"/>
-        </w:numPr>
-      </w:pPr>
-      <w:r>
-        <w:t>code is /snap/bin/code</w:t>
+        <w:t xml:space="preserve">                "</w:t>
+      </w:r>
+      <w:proofErr w:type="spellStart"/>
+      <w:r>
+        <w:t>aaaaa</w:t>
+      </w:r>
+      <w:proofErr w:type="spellEnd"/>
+      <w:r>
+        <w:t>",</w:t>
       </w:r>
     </w:p>
     <w:p>
@@ -6649,7 +8737,15 @@
         </w:numPr>
       </w:pPr>
       <w:r>
-        <w:t>sudo mv /usr/bin/code /usr/bin/code-windows</w:t>
+        <w:t xml:space="preserve">                "</w:t>
+      </w:r>
+      <w:proofErr w:type="spellStart"/>
+      <w:r>
+        <w:t>bbbbb</w:t>
+      </w:r>
+      <w:proofErr w:type="spellEnd"/>
+      <w:r>
+        <w:t>",</w:t>
       </w:r>
     </w:p>
     <w:p>
@@ -6661,10 +8757,15 @@
         </w:numPr>
       </w:pPr>
       <w:r>
-        <w:t xml:space="preserve">(if I want to restore the command above) </w:t>
-      </w:r>
-      <w:r>
-        <w:t>sudo mv /usr/bin/code-windows /usr/bin/code</w:t>
+        <w:t xml:space="preserve">                "</w:t>
+      </w:r>
+      <w:proofErr w:type="spellStart"/>
+      <w:r>
+        <w:t>ccccc</w:t>
+      </w:r>
+      <w:proofErr w:type="spellEnd"/>
+      <w:r>
+        <w:t>"</w:t>
       </w:r>
     </w:p>
     <w:p>
@@ -6676,13 +8777,7 @@
         </w:numPr>
       </w:pPr>
       <w:r>
-        <w:t>Actually,</w:t>
-      </w:r>
-      <w:r>
-        <w:t xml:space="preserve"> what worked was [interop] </w:t>
-      </w:r>
-      <w:r>
-        <w:t>appendWindowsPath=false</w:t>
+        <w:t xml:space="preserve">            ],</w:t>
       </w:r>
     </w:p>
     <w:p>
@@ -6694,7 +8789,15 @@
         </w:numPr>
       </w:pPr>
       <w:r>
-        <w:t>Wsl –shutdown again.</w:t>
+        <w:t xml:space="preserve">            "</w:t>
+      </w:r>
+      <w:proofErr w:type="spellStart"/>
+      <w:r>
+        <w:t>stopAtEntry</w:t>
+      </w:r>
+      <w:proofErr w:type="spellEnd"/>
+      <w:r>
+        <w:t>": false,</w:t>
       </w:r>
     </w:p>
     <w:p>
@@ -6706,7 +8809,23 @@
         </w:numPr>
       </w:pPr>
       <w:r>
-        <w:t xml:space="preserve">After these steps I lost the ability to run windows commands from WSL console, such as IPCONFIG. </w:t>
+        <w:t xml:space="preserve">            "</w:t>
+      </w:r>
+      <w:proofErr w:type="spellStart"/>
+      <w:r>
+        <w:t>cwd</w:t>
+      </w:r>
+      <w:proofErr w:type="spellEnd"/>
+      <w:r>
+        <w:t>": "${</w:t>
+      </w:r>
+      <w:proofErr w:type="spellStart"/>
+      <w:r>
+        <w:t>fileDirname</w:t>
+      </w:r>
+      <w:proofErr w:type="spellEnd"/>
+      <w:r>
+        <w:t>}",</w:t>
       </w:r>
     </w:p>
     <w:p>
@@ -6718,10 +8837,7 @@
         </w:numPr>
       </w:pPr>
       <w:r>
-        <w:t>Now using code .</w:t>
-      </w:r>
-      <w:r>
-        <w:t xml:space="preserve"> will open native, with a warning.</w:t>
+        <w:t xml:space="preserve">            "environment": [],</w:t>
       </w:r>
     </w:p>
     <w:p>
@@ -6733,10 +8849,15 @@
         </w:numPr>
       </w:pPr>
       <w:r>
-        <w:t>sudo apt install nautilus</w:t>
-      </w:r>
-      <w:r>
-        <w:t xml:space="preserve"> (because why not)</w:t>
+        <w:t xml:space="preserve">            "</w:t>
+      </w:r>
+      <w:proofErr w:type="spellStart"/>
+      <w:r>
+        <w:t>externalConsole</w:t>
+      </w:r>
+      <w:proofErr w:type="spellEnd"/>
+      <w:r>
+        <w:t>": false,</w:t>
       </w:r>
     </w:p>
     <w:p>
@@ -6748,10 +8869,685 @@
         </w:numPr>
       </w:pPr>
       <w:r>
-        <w:t>sudo apt install -y firefox</w:t>
-      </w:r>
-      <w:r>
-        <w:t xml:space="preserve"> (to complete the oauth github auth)</w:t>
+        <w:t xml:space="preserve">            "</w:t>
+      </w:r>
+      <w:proofErr w:type="spellStart"/>
+      <w:r>
+        <w:t>MIMode</w:t>
+      </w:r>
+      <w:proofErr w:type="spellEnd"/>
+      <w:r>
+        <w:t>": "</w:t>
+      </w:r>
+      <w:proofErr w:type="spellStart"/>
+      <w:r>
+        <w:t>gdb</w:t>
+      </w:r>
+      <w:proofErr w:type="spellEnd"/>
+      <w:r>
+        <w:t>",</w:t>
+      </w:r>
+    </w:p>
+    <w:p>
+      <w:pPr>
+        <w:pStyle w:val="ListParagraph"/>
+        <w:numPr>
+          <w:ilvl w:val="1"/>
+          <w:numId w:val="1"/>
+        </w:numPr>
+      </w:pPr>
+      <w:r>
+        <w:t xml:space="preserve">            "</w:t>
+      </w:r>
+      <w:proofErr w:type="spellStart"/>
+      <w:r>
+        <w:t>setupCommands</w:t>
+      </w:r>
+      <w:proofErr w:type="spellEnd"/>
+      <w:r>
+        <w:t>": [</w:t>
+      </w:r>
+    </w:p>
+    <w:p>
+      <w:pPr>
+        <w:pStyle w:val="ListParagraph"/>
+        <w:numPr>
+          <w:ilvl w:val="1"/>
+          <w:numId w:val="1"/>
+        </w:numPr>
+      </w:pPr>
+      <w:r>
+        <w:t xml:space="preserve">                {</w:t>
+      </w:r>
+    </w:p>
+    <w:p>
+      <w:pPr>
+        <w:pStyle w:val="ListParagraph"/>
+        <w:numPr>
+          <w:ilvl w:val="1"/>
+          <w:numId w:val="1"/>
+        </w:numPr>
+      </w:pPr>
+      <w:r>
+        <w:t xml:space="preserve">                    "description": "Enable pretty-printing for </w:t>
+      </w:r>
+      <w:proofErr w:type="spellStart"/>
+      <w:r>
+        <w:t>gdb</w:t>
+      </w:r>
+      <w:proofErr w:type="spellEnd"/>
+      <w:r>
+        <w:t>",</w:t>
+      </w:r>
+    </w:p>
+    <w:p>
+      <w:pPr>
+        <w:pStyle w:val="ListParagraph"/>
+        <w:numPr>
+          <w:ilvl w:val="1"/>
+          <w:numId w:val="1"/>
+        </w:numPr>
+      </w:pPr>
+      <w:r>
+        <w:t xml:space="preserve">                    "text": "-enable-pretty-printing",</w:t>
+      </w:r>
+    </w:p>
+    <w:p>
+      <w:pPr>
+        <w:pStyle w:val="ListParagraph"/>
+        <w:numPr>
+          <w:ilvl w:val="1"/>
+          <w:numId w:val="1"/>
+        </w:numPr>
+      </w:pPr>
+      <w:r>
+        <w:t xml:space="preserve">                    "</w:t>
+      </w:r>
+      <w:proofErr w:type="spellStart"/>
+      <w:r>
+        <w:t>ignoreFailures</w:t>
+      </w:r>
+      <w:proofErr w:type="spellEnd"/>
+      <w:r>
+        <w:t>": true</w:t>
+      </w:r>
+    </w:p>
+    <w:p>
+      <w:pPr>
+        <w:pStyle w:val="ListParagraph"/>
+        <w:numPr>
+          <w:ilvl w:val="1"/>
+          <w:numId w:val="1"/>
+        </w:numPr>
+      </w:pPr>
+      <w:r>
+        <w:t xml:space="preserve">                },</w:t>
+      </w:r>
+    </w:p>
+    <w:p>
+      <w:pPr>
+        <w:pStyle w:val="ListParagraph"/>
+        <w:numPr>
+          <w:ilvl w:val="1"/>
+          <w:numId w:val="1"/>
+        </w:numPr>
+      </w:pPr>
+      <w:r>
+        <w:t xml:space="preserve">                {</w:t>
+      </w:r>
+    </w:p>
+    <w:p>
+      <w:pPr>
+        <w:pStyle w:val="ListParagraph"/>
+        <w:numPr>
+          <w:ilvl w:val="1"/>
+          <w:numId w:val="1"/>
+        </w:numPr>
+      </w:pPr>
+      <w:r>
+        <w:t xml:space="preserve">                    "description": "Set Disassembly Flavor to Intel",</w:t>
+      </w:r>
+    </w:p>
+    <w:p>
+      <w:pPr>
+        <w:pStyle w:val="ListParagraph"/>
+        <w:numPr>
+          <w:ilvl w:val="1"/>
+          <w:numId w:val="1"/>
+        </w:numPr>
+      </w:pPr>
+      <w:r>
+        <w:t xml:space="preserve">                    "text": "-</w:t>
+      </w:r>
+      <w:proofErr w:type="spellStart"/>
+      <w:r>
+        <w:t>gdb</w:t>
+      </w:r>
+      <w:proofErr w:type="spellEnd"/>
+      <w:r>
+        <w:t>-set disassembly-flavor intel",</w:t>
+      </w:r>
+    </w:p>
+    <w:p>
+      <w:pPr>
+        <w:pStyle w:val="ListParagraph"/>
+        <w:numPr>
+          <w:ilvl w:val="1"/>
+          <w:numId w:val="1"/>
+        </w:numPr>
+      </w:pPr>
+      <w:r>
+        <w:t xml:space="preserve">                    "</w:t>
+      </w:r>
+      <w:proofErr w:type="spellStart"/>
+      <w:r>
+        <w:t>ignoreFailures</w:t>
+      </w:r>
+      <w:proofErr w:type="spellEnd"/>
+      <w:r>
+        <w:t>": true</w:t>
+      </w:r>
+    </w:p>
+    <w:p>
+      <w:pPr>
+        <w:pStyle w:val="ListParagraph"/>
+        <w:numPr>
+          <w:ilvl w:val="1"/>
+          <w:numId w:val="1"/>
+        </w:numPr>
+      </w:pPr>
+      <w:r>
+        <w:t xml:space="preserve">                }</w:t>
+      </w:r>
+    </w:p>
+    <w:p>
+      <w:pPr>
+        <w:pStyle w:val="ListParagraph"/>
+        <w:numPr>
+          <w:ilvl w:val="1"/>
+          <w:numId w:val="1"/>
+        </w:numPr>
+      </w:pPr>
+      <w:r>
+        <w:t xml:space="preserve">            ]</w:t>
+      </w:r>
+    </w:p>
+    <w:p>
+      <w:pPr>
+        <w:pStyle w:val="ListParagraph"/>
+        <w:numPr>
+          <w:ilvl w:val="1"/>
+          <w:numId w:val="1"/>
+        </w:numPr>
+      </w:pPr>
+      <w:r>
+        <w:t xml:space="preserve">        }</w:t>
+      </w:r>
+    </w:p>
+    <w:p>
+      <w:pPr>
+        <w:pStyle w:val="ListParagraph"/>
+        <w:numPr>
+          <w:ilvl w:val="1"/>
+          <w:numId w:val="1"/>
+        </w:numPr>
+      </w:pPr>
+      <w:r>
+        <w:t xml:space="preserve">    ]</w:t>
+      </w:r>
+    </w:p>
+    <w:p>
+      <w:pPr>
+        <w:pStyle w:val="ListParagraph"/>
+        <w:numPr>
+          <w:ilvl w:val="1"/>
+          <w:numId w:val="1"/>
+        </w:numPr>
+      </w:pPr>
+      <w:r>
+        <w:t>}</w:t>
+      </w:r>
+    </w:p>
+    <w:p>
+      <w:pPr>
+        <w:pStyle w:val="ListParagraph"/>
+        <w:numPr>
+          <w:ilvl w:val="1"/>
+          <w:numId w:val="1"/>
+        </w:numPr>
+      </w:pPr>
+      <w:r>
+        <w:t>{</w:t>
+      </w:r>
+    </w:p>
+    <w:p>
+      <w:pPr>
+        <w:pStyle w:val="ListParagraph"/>
+        <w:numPr>
+          <w:ilvl w:val="1"/>
+          <w:numId w:val="1"/>
+        </w:numPr>
+      </w:pPr>
+      <w:r>
+        <w:t xml:space="preserve">    "tasks": [</w:t>
+      </w:r>
+    </w:p>
+    <w:p>
+      <w:pPr>
+        <w:pStyle w:val="ListParagraph"/>
+        <w:numPr>
+          <w:ilvl w:val="1"/>
+          <w:numId w:val="1"/>
+        </w:numPr>
+      </w:pPr>
+      <w:r>
+        <w:t xml:space="preserve">        {</w:t>
+      </w:r>
+    </w:p>
+    <w:p>
+      <w:pPr>
+        <w:pStyle w:val="ListParagraph"/>
+        <w:numPr>
+          <w:ilvl w:val="1"/>
+          <w:numId w:val="1"/>
+        </w:numPr>
+      </w:pPr>
+      <w:r>
+        <w:t xml:space="preserve">            "type": "</w:t>
+      </w:r>
+      <w:proofErr w:type="spellStart"/>
+      <w:r>
+        <w:t>cppbuild</w:t>
+      </w:r>
+      <w:proofErr w:type="spellEnd"/>
+      <w:r>
+        <w:t>",</w:t>
+      </w:r>
+    </w:p>
+    <w:p>
+      <w:pPr>
+        <w:pStyle w:val="ListParagraph"/>
+        <w:numPr>
+          <w:ilvl w:val="1"/>
+          <w:numId w:val="1"/>
+        </w:numPr>
+      </w:pPr>
+      <w:r>
+        <w:t xml:space="preserve">            "label": "C/C++: </w:t>
+      </w:r>
+      <w:proofErr w:type="spellStart"/>
+      <w:r>
+        <w:t>gcc</w:t>
+      </w:r>
+      <w:proofErr w:type="spellEnd"/>
+      <w:r>
+        <w:t xml:space="preserve"> build active file",</w:t>
+      </w:r>
+    </w:p>
+    <w:p>
+      <w:pPr>
+        <w:pStyle w:val="ListParagraph"/>
+        <w:numPr>
+          <w:ilvl w:val="1"/>
+          <w:numId w:val="1"/>
+        </w:numPr>
+      </w:pPr>
+      <w:r>
+        <w:t xml:space="preserve">            "command": "/usr/bin/</w:t>
+      </w:r>
+      <w:proofErr w:type="spellStart"/>
+      <w:r>
+        <w:t>gcc</w:t>
+      </w:r>
+      <w:proofErr w:type="spellEnd"/>
+      <w:r>
+        <w:t>",</w:t>
+      </w:r>
+    </w:p>
+    <w:p>
+      <w:pPr>
+        <w:pStyle w:val="ListParagraph"/>
+        <w:numPr>
+          <w:ilvl w:val="1"/>
+          <w:numId w:val="1"/>
+        </w:numPr>
+      </w:pPr>
+      <w:r>
+        <w:t xml:space="preserve">            "</w:t>
+      </w:r>
+      <w:proofErr w:type="spellStart"/>
+      <w:r>
+        <w:t>args</w:t>
+      </w:r>
+      <w:proofErr w:type="spellEnd"/>
+      <w:r>
+        <w:t>": [</w:t>
+      </w:r>
+    </w:p>
+    <w:p>
+      <w:pPr>
+        <w:pStyle w:val="ListParagraph"/>
+        <w:numPr>
+          <w:ilvl w:val="1"/>
+          <w:numId w:val="1"/>
+        </w:numPr>
+      </w:pPr>
+      <w:r>
+        <w:t xml:space="preserve">                "-</w:t>
+      </w:r>
+      <w:proofErr w:type="spellStart"/>
+      <w:r>
+        <w:t>fdiagnostics</w:t>
+      </w:r>
+      <w:proofErr w:type="spellEnd"/>
+      <w:r>
+        <w:t>-color=always",</w:t>
+      </w:r>
+    </w:p>
+    <w:p>
+      <w:pPr>
+        <w:pStyle w:val="ListParagraph"/>
+        <w:numPr>
+          <w:ilvl w:val="1"/>
+          <w:numId w:val="1"/>
+        </w:numPr>
+      </w:pPr>
+      <w:r>
+        <w:t xml:space="preserve">                "-g",</w:t>
+      </w:r>
+    </w:p>
+    <w:p>
+      <w:pPr>
+        <w:pStyle w:val="ListParagraph"/>
+        <w:numPr>
+          <w:ilvl w:val="1"/>
+          <w:numId w:val="1"/>
+        </w:numPr>
+      </w:pPr>
+      <w:r>
+        <w:t xml:space="preserve">                "${file}",</w:t>
+      </w:r>
+    </w:p>
+    <w:p>
+      <w:pPr>
+        <w:pStyle w:val="ListParagraph"/>
+        <w:numPr>
+          <w:ilvl w:val="1"/>
+          <w:numId w:val="1"/>
+        </w:numPr>
+      </w:pPr>
+      <w:r>
+        <w:t xml:space="preserve">                "-o",</w:t>
+      </w:r>
+    </w:p>
+    <w:p>
+      <w:pPr>
+        <w:pStyle w:val="ListParagraph"/>
+        <w:numPr>
+          <w:ilvl w:val="1"/>
+          <w:numId w:val="1"/>
+        </w:numPr>
+      </w:pPr>
+      <w:r>
+        <w:t xml:space="preserve">                "${</w:t>
+      </w:r>
+      <w:proofErr w:type="spellStart"/>
+      <w:r>
+        <w:t>fileDirname</w:t>
+      </w:r>
+      <w:proofErr w:type="spellEnd"/>
+      <w:r>
+        <w:t>}/${</w:t>
+      </w:r>
+      <w:proofErr w:type="spellStart"/>
+      <w:r>
+        <w:t>fileBasenameNoExtension</w:t>
+      </w:r>
+      <w:proofErr w:type="spellEnd"/>
+      <w:r>
+        <w:t>}"</w:t>
+      </w:r>
+    </w:p>
+    <w:p>
+      <w:pPr>
+        <w:pStyle w:val="ListParagraph"/>
+        <w:numPr>
+          <w:ilvl w:val="1"/>
+          <w:numId w:val="1"/>
+        </w:numPr>
+      </w:pPr>
+      <w:r>
+        <w:t xml:space="preserve">            ],</w:t>
+      </w:r>
+    </w:p>
+    <w:p>
+      <w:pPr>
+        <w:pStyle w:val="ListParagraph"/>
+        <w:numPr>
+          <w:ilvl w:val="1"/>
+          <w:numId w:val="1"/>
+        </w:numPr>
+      </w:pPr>
+      <w:r>
+        <w:t xml:space="preserve">            "options</w:t>
+      </w:r>
+      <w:proofErr w:type="gramStart"/>
+      <w:r>
+        <w:t>": {</w:t>
+      </w:r>
+      <w:proofErr w:type="gramEnd"/>
+    </w:p>
+    <w:p>
+      <w:pPr>
+        <w:pStyle w:val="ListParagraph"/>
+        <w:numPr>
+          <w:ilvl w:val="1"/>
+          <w:numId w:val="1"/>
+        </w:numPr>
+      </w:pPr>
+      <w:r>
+        <w:t xml:space="preserve">                "</w:t>
+      </w:r>
+      <w:proofErr w:type="spellStart"/>
+      <w:r>
+        <w:t>cwd</w:t>
+      </w:r>
+      <w:proofErr w:type="spellEnd"/>
+      <w:r>
+        <w:t>": "${</w:t>
+      </w:r>
+      <w:proofErr w:type="spellStart"/>
+      <w:r>
+        <w:t>fileDirname</w:t>
+      </w:r>
+      <w:proofErr w:type="spellEnd"/>
+      <w:r>
+        <w:t>}"</w:t>
+      </w:r>
+    </w:p>
+    <w:p>
+      <w:pPr>
+        <w:pStyle w:val="ListParagraph"/>
+        <w:numPr>
+          <w:ilvl w:val="1"/>
+          <w:numId w:val="1"/>
+        </w:numPr>
+      </w:pPr>
+      <w:r>
+        <w:t xml:space="preserve">            },</w:t>
+      </w:r>
+    </w:p>
+    <w:p>
+      <w:pPr>
+        <w:pStyle w:val="ListParagraph"/>
+        <w:numPr>
+          <w:ilvl w:val="1"/>
+          <w:numId w:val="1"/>
+        </w:numPr>
+      </w:pPr>
+      <w:r>
+        <w:t xml:space="preserve">            "</w:t>
+      </w:r>
+      <w:proofErr w:type="spellStart"/>
+      <w:r>
+        <w:t>problemMatcher</w:t>
+      </w:r>
+      <w:proofErr w:type="spellEnd"/>
+      <w:r>
+        <w:t>": [</w:t>
+      </w:r>
+    </w:p>
+    <w:p>
+      <w:pPr>
+        <w:pStyle w:val="ListParagraph"/>
+        <w:numPr>
+          <w:ilvl w:val="1"/>
+          <w:numId w:val="1"/>
+        </w:numPr>
+      </w:pPr>
+      <w:r>
+        <w:t xml:space="preserve">                "$</w:t>
+      </w:r>
+      <w:proofErr w:type="spellStart"/>
+      <w:r>
+        <w:t>gcc</w:t>
+      </w:r>
+      <w:proofErr w:type="spellEnd"/>
+      <w:r>
+        <w:t>"</w:t>
+      </w:r>
+    </w:p>
+    <w:p>
+      <w:pPr>
+        <w:pStyle w:val="ListParagraph"/>
+        <w:numPr>
+          <w:ilvl w:val="1"/>
+          <w:numId w:val="1"/>
+        </w:numPr>
+      </w:pPr>
+      <w:r>
+        <w:t xml:space="preserve">            ],</w:t>
+      </w:r>
+    </w:p>
+    <w:p>
+      <w:pPr>
+        <w:pStyle w:val="ListParagraph"/>
+        <w:numPr>
+          <w:ilvl w:val="1"/>
+          <w:numId w:val="1"/>
+        </w:numPr>
+      </w:pPr>
+      <w:r>
+        <w:t xml:space="preserve">            "group</w:t>
+      </w:r>
+      <w:proofErr w:type="gramStart"/>
+      <w:r>
+        <w:t>": {</w:t>
+      </w:r>
+      <w:proofErr w:type="gramEnd"/>
+    </w:p>
+    <w:p>
+      <w:pPr>
+        <w:pStyle w:val="ListParagraph"/>
+        <w:numPr>
+          <w:ilvl w:val="1"/>
+          <w:numId w:val="1"/>
+        </w:numPr>
+      </w:pPr>
+      <w:r>
+        <w:t xml:space="preserve">                "kind": "build",</w:t>
+      </w:r>
+    </w:p>
+    <w:p>
+      <w:pPr>
+        <w:pStyle w:val="ListParagraph"/>
+        <w:numPr>
+          <w:ilvl w:val="1"/>
+          <w:numId w:val="1"/>
+        </w:numPr>
+      </w:pPr>
+      <w:r>
+        <w:t xml:space="preserve">                "</w:t>
+      </w:r>
+      <w:proofErr w:type="spellStart"/>
+      <w:r>
+        <w:t>isDefault</w:t>
+      </w:r>
+      <w:proofErr w:type="spellEnd"/>
+      <w:r>
+        <w:t>": true</w:t>
+      </w:r>
+    </w:p>
+    <w:p>
+      <w:pPr>
+        <w:pStyle w:val="ListParagraph"/>
+        <w:numPr>
+          <w:ilvl w:val="1"/>
+          <w:numId w:val="1"/>
+        </w:numPr>
+      </w:pPr>
+      <w:r>
+        <w:t xml:space="preserve">            },</w:t>
+      </w:r>
+    </w:p>
+    <w:p>
+      <w:pPr>
+        <w:pStyle w:val="ListParagraph"/>
+        <w:numPr>
+          <w:ilvl w:val="1"/>
+          <w:numId w:val="1"/>
+        </w:numPr>
+      </w:pPr>
+      <w:r>
+        <w:t xml:space="preserve">            "detail": "Task generated by Debugger."</w:t>
+      </w:r>
+    </w:p>
+    <w:p>
+      <w:pPr>
+        <w:pStyle w:val="ListParagraph"/>
+        <w:numPr>
+          <w:ilvl w:val="1"/>
+          <w:numId w:val="1"/>
+        </w:numPr>
+      </w:pPr>
+      <w:r>
+        <w:t xml:space="preserve">        }</w:t>
+      </w:r>
+    </w:p>
+    <w:p>
+      <w:pPr>
+        <w:pStyle w:val="ListParagraph"/>
+        <w:numPr>
+          <w:ilvl w:val="1"/>
+          <w:numId w:val="1"/>
+        </w:numPr>
+      </w:pPr>
+      <w:r>
+        <w:t xml:space="preserve">    ],</w:t>
+      </w:r>
+    </w:p>
+    <w:p>
+      <w:pPr>
+        <w:pStyle w:val="ListParagraph"/>
+        <w:numPr>
+          <w:ilvl w:val="1"/>
+          <w:numId w:val="1"/>
+        </w:numPr>
+      </w:pPr>
+      <w:r>
+        <w:t xml:space="preserve">    "version": "2.0.0"</w:t>
+      </w:r>
+    </w:p>
+    <w:p>
+      <w:pPr>
+        <w:pStyle w:val="ListParagraph"/>
+        <w:numPr>
+          <w:ilvl w:val="1"/>
+          <w:numId w:val="1"/>
+        </w:numPr>
+      </w:pPr>
+      <w:r>
+        <w:t>}</w:t>
       </w:r>
     </w:p>
     <w:p>
@@ -6763,7 +9559,15 @@
         </w:numPr>
       </w:pPr>
       <w:r>
-        <w:t>Prepare vscode on Linux for c:</w:t>
+        <w:t xml:space="preserve">Install </w:t>
+      </w:r>
+      <w:proofErr w:type="spellStart"/>
+      <w:r>
+        <w:t>Mtools</w:t>
+      </w:r>
+      <w:proofErr w:type="spellEnd"/>
+      <w:r>
+        <w:t xml:space="preserve"> for FAT image management:</w:t>
       </w:r>
     </w:p>
     <w:p>
@@ -6775,826 +9579,24 @@
         </w:numPr>
       </w:pPr>
       <w:r>
-        <w:t>Create a launch and tasks jsons</w:t>
-      </w:r>
-      <w:r>
-        <w:t>.</w:t>
-      </w:r>
-    </w:p>
-    <w:p>
-      <w:pPr>
-        <w:pStyle w:val="ListParagraph"/>
-        <w:numPr>
-          <w:ilvl w:val="1"/>
-          <w:numId w:val="1"/>
-        </w:numPr>
-      </w:pPr>
-      <w:r>
-        <w:t>Watch if defender is blocking the creation of binaries. Exclude the folder if required.</w:t>
-      </w:r>
-    </w:p>
-    <w:p>
-      <w:pPr>
-        <w:pStyle w:val="ListParagraph"/>
-        <w:numPr>
-          <w:ilvl w:val="1"/>
-          <w:numId w:val="1"/>
-        </w:numPr>
-      </w:pPr>
-      <w:r>
-        <w:t>{</w:t>
-      </w:r>
-    </w:p>
-    <w:p>
-      <w:pPr>
-        <w:pStyle w:val="ListParagraph"/>
-        <w:numPr>
-          <w:ilvl w:val="1"/>
-          <w:numId w:val="1"/>
-        </w:numPr>
-      </w:pPr>
-      <w:r>
-        <w:t xml:space="preserve">    // Use IntelliSense to learn about possible attributes.</w:t>
-      </w:r>
-    </w:p>
-    <w:p>
-      <w:pPr>
-        <w:pStyle w:val="ListParagraph"/>
-        <w:numPr>
-          <w:ilvl w:val="1"/>
-          <w:numId w:val="1"/>
-        </w:numPr>
-      </w:pPr>
-      <w:r>
-        <w:t xml:space="preserve">    // Hover to view descriptions of existing attributes.</w:t>
-      </w:r>
-    </w:p>
-    <w:p>
-      <w:pPr>
-        <w:pStyle w:val="ListParagraph"/>
-        <w:numPr>
-          <w:ilvl w:val="1"/>
-          <w:numId w:val="1"/>
-        </w:numPr>
-      </w:pPr>
-      <w:r>
-        <w:t xml:space="preserve">    // For more information, visit: https://go.microsoft.com/fwlink/?linkid=830387</w:t>
-      </w:r>
-    </w:p>
-    <w:p>
-      <w:pPr>
-        <w:pStyle w:val="ListParagraph"/>
-        <w:numPr>
-          <w:ilvl w:val="1"/>
-          <w:numId w:val="1"/>
-        </w:numPr>
-      </w:pPr>
-      <w:r>
-        <w:t xml:space="preserve">    "version": "0.2.0",</w:t>
-      </w:r>
-    </w:p>
-    <w:p>
-      <w:pPr>
-        <w:pStyle w:val="ListParagraph"/>
-        <w:numPr>
-          <w:ilvl w:val="1"/>
-          <w:numId w:val="1"/>
-        </w:numPr>
-      </w:pPr>
-      <w:r>
-        <w:t xml:space="preserve">    "configurations": [</w:t>
-      </w:r>
-    </w:p>
-    <w:p>
-      <w:pPr>
-        <w:pStyle w:val="ListParagraph"/>
-        <w:numPr>
-          <w:ilvl w:val="1"/>
-          <w:numId w:val="1"/>
-        </w:numPr>
-      </w:pPr>
-      <w:r>
-        <w:t xml:space="preserve">        {</w:t>
-      </w:r>
-    </w:p>
-    <w:p>
-      <w:pPr>
-        <w:pStyle w:val="ListParagraph"/>
-        <w:numPr>
-          <w:ilvl w:val="1"/>
-          <w:numId w:val="1"/>
-        </w:numPr>
-      </w:pPr>
-      <w:r>
-        <w:t xml:space="preserve">            "preLaunchTask": "C/C++: gcc build active file",</w:t>
-      </w:r>
-    </w:p>
-    <w:p>
-      <w:pPr>
-        <w:pStyle w:val="ListParagraph"/>
-        <w:numPr>
-          <w:ilvl w:val="1"/>
-          <w:numId w:val="1"/>
-        </w:numPr>
-      </w:pPr>
-      <w:r>
-        <w:t xml:space="preserve">            "name": "(gdb) Launch",</w:t>
-      </w:r>
-    </w:p>
-    <w:p>
-      <w:pPr>
-        <w:pStyle w:val="ListParagraph"/>
-        <w:numPr>
-          <w:ilvl w:val="1"/>
-          <w:numId w:val="1"/>
-        </w:numPr>
-      </w:pPr>
-      <w:r>
-        <w:t xml:space="preserve">            "type": "cppdbg",</w:t>
-      </w:r>
-    </w:p>
-    <w:p>
-      <w:pPr>
-        <w:pStyle w:val="ListParagraph"/>
-        <w:numPr>
-          <w:ilvl w:val="1"/>
-          <w:numId w:val="1"/>
-        </w:numPr>
-      </w:pPr>
-      <w:r>
-        <w:t xml:space="preserve">            "request": "launch",</w:t>
-      </w:r>
-    </w:p>
-    <w:p>
-      <w:pPr>
-        <w:pStyle w:val="ListParagraph"/>
-        <w:numPr>
-          <w:ilvl w:val="1"/>
-          <w:numId w:val="1"/>
-        </w:numPr>
-      </w:pPr>
-      <w:r>
-        <w:t xml:space="preserve">            "program": "${fileDirname}/${fileBasenameNoExtension}",</w:t>
-      </w:r>
-    </w:p>
-    <w:p>
-      <w:pPr>
-        <w:pStyle w:val="ListParagraph"/>
-        <w:numPr>
-          <w:ilvl w:val="1"/>
-          <w:numId w:val="1"/>
-        </w:numPr>
-      </w:pPr>
-      <w:r>
-        <w:t xml:space="preserve">            "args": [</w:t>
-      </w:r>
-    </w:p>
-    <w:p>
-      <w:pPr>
-        <w:pStyle w:val="ListParagraph"/>
-        <w:numPr>
-          <w:ilvl w:val="1"/>
-          <w:numId w:val="1"/>
-        </w:numPr>
-      </w:pPr>
-      <w:r>
-        <w:t xml:space="preserve">                "aaaaa",</w:t>
-      </w:r>
-    </w:p>
-    <w:p>
-      <w:pPr>
-        <w:pStyle w:val="ListParagraph"/>
-        <w:numPr>
-          <w:ilvl w:val="1"/>
-          <w:numId w:val="1"/>
-        </w:numPr>
-      </w:pPr>
-      <w:r>
-        <w:t xml:space="preserve">                "bbbbb",</w:t>
-      </w:r>
-    </w:p>
-    <w:p>
-      <w:pPr>
-        <w:pStyle w:val="ListParagraph"/>
-        <w:numPr>
-          <w:ilvl w:val="1"/>
-          <w:numId w:val="1"/>
-        </w:numPr>
-      </w:pPr>
-      <w:r>
-        <w:t xml:space="preserve">                "ccccc"</w:t>
-      </w:r>
-    </w:p>
-    <w:p>
-      <w:pPr>
-        <w:pStyle w:val="ListParagraph"/>
-        <w:numPr>
-          <w:ilvl w:val="1"/>
-          <w:numId w:val="1"/>
-        </w:numPr>
-      </w:pPr>
-      <w:r>
-        <w:t xml:space="preserve">            ],</w:t>
-      </w:r>
-    </w:p>
-    <w:p>
-      <w:pPr>
-        <w:pStyle w:val="ListParagraph"/>
-        <w:numPr>
-          <w:ilvl w:val="1"/>
-          <w:numId w:val="1"/>
-        </w:numPr>
-      </w:pPr>
-      <w:r>
-        <w:t xml:space="preserve">            "stopAtEntry": false,</w:t>
-      </w:r>
-    </w:p>
-    <w:p>
-      <w:pPr>
-        <w:pStyle w:val="ListParagraph"/>
-        <w:numPr>
-          <w:ilvl w:val="1"/>
-          <w:numId w:val="1"/>
-        </w:numPr>
-      </w:pPr>
-      <w:r>
-        <w:t xml:space="preserve">            "cwd": "${fileDirname}",</w:t>
-      </w:r>
-    </w:p>
-    <w:p>
-      <w:pPr>
-        <w:pStyle w:val="ListParagraph"/>
-        <w:numPr>
-          <w:ilvl w:val="1"/>
-          <w:numId w:val="1"/>
-        </w:numPr>
-      </w:pPr>
-      <w:r>
-        <w:t xml:space="preserve">            "environment": [],</w:t>
-      </w:r>
-    </w:p>
-    <w:p>
-      <w:pPr>
-        <w:pStyle w:val="ListParagraph"/>
-        <w:numPr>
-          <w:ilvl w:val="1"/>
-          <w:numId w:val="1"/>
-        </w:numPr>
-      </w:pPr>
-      <w:r>
-        <w:t xml:space="preserve">            "externalConsole": false,</w:t>
-      </w:r>
-    </w:p>
-    <w:p>
-      <w:pPr>
-        <w:pStyle w:val="ListParagraph"/>
-        <w:numPr>
-          <w:ilvl w:val="1"/>
-          <w:numId w:val="1"/>
-        </w:numPr>
-      </w:pPr>
-      <w:r>
-        <w:t xml:space="preserve">            "MIMode": "gdb",</w:t>
-      </w:r>
-    </w:p>
-    <w:p>
-      <w:pPr>
-        <w:pStyle w:val="ListParagraph"/>
-        <w:numPr>
-          <w:ilvl w:val="1"/>
-          <w:numId w:val="1"/>
-        </w:numPr>
-      </w:pPr>
-      <w:r>
-        <w:t xml:space="preserve">            "setupCommands": [</w:t>
-      </w:r>
-    </w:p>
-    <w:p>
-      <w:pPr>
-        <w:pStyle w:val="ListParagraph"/>
-        <w:numPr>
-          <w:ilvl w:val="1"/>
-          <w:numId w:val="1"/>
-        </w:numPr>
-      </w:pPr>
-      <w:r>
-        <w:t xml:space="preserve">                {</w:t>
-      </w:r>
-    </w:p>
-    <w:p>
-      <w:pPr>
-        <w:pStyle w:val="ListParagraph"/>
-        <w:numPr>
-          <w:ilvl w:val="1"/>
-          <w:numId w:val="1"/>
-        </w:numPr>
-      </w:pPr>
-      <w:r>
-        <w:t xml:space="preserve">                    "description": "Enable pretty-printing for gdb",</w:t>
-      </w:r>
-    </w:p>
-    <w:p>
-      <w:pPr>
-        <w:pStyle w:val="ListParagraph"/>
-        <w:numPr>
-          <w:ilvl w:val="1"/>
-          <w:numId w:val="1"/>
-        </w:numPr>
-      </w:pPr>
-      <w:r>
-        <w:t xml:space="preserve">                    "text": "-enable-pretty-printing",</w:t>
-      </w:r>
-    </w:p>
-    <w:p>
-      <w:pPr>
-        <w:pStyle w:val="ListParagraph"/>
-        <w:numPr>
-          <w:ilvl w:val="1"/>
-          <w:numId w:val="1"/>
-        </w:numPr>
-      </w:pPr>
-      <w:r>
-        <w:t xml:space="preserve">                    "ignoreFailures": true</w:t>
-      </w:r>
-    </w:p>
-    <w:p>
-      <w:pPr>
-        <w:pStyle w:val="ListParagraph"/>
-        <w:numPr>
-          <w:ilvl w:val="1"/>
-          <w:numId w:val="1"/>
-        </w:numPr>
-      </w:pPr>
-      <w:r>
-        <w:t xml:space="preserve">                },</w:t>
-      </w:r>
-    </w:p>
-    <w:p>
-      <w:pPr>
-        <w:pStyle w:val="ListParagraph"/>
-        <w:numPr>
-          <w:ilvl w:val="1"/>
-          <w:numId w:val="1"/>
-        </w:numPr>
-      </w:pPr>
-      <w:r>
-        <w:t xml:space="preserve">                {</w:t>
-      </w:r>
-    </w:p>
-    <w:p>
-      <w:pPr>
-        <w:pStyle w:val="ListParagraph"/>
-        <w:numPr>
-          <w:ilvl w:val="1"/>
-          <w:numId w:val="1"/>
-        </w:numPr>
-      </w:pPr>
-      <w:r>
-        <w:t xml:space="preserve">                    "description": "Set Disassembly Flavor to Intel",</w:t>
-      </w:r>
-    </w:p>
-    <w:p>
-      <w:pPr>
-        <w:pStyle w:val="ListParagraph"/>
-        <w:numPr>
-          <w:ilvl w:val="1"/>
-          <w:numId w:val="1"/>
-        </w:numPr>
-      </w:pPr>
-      <w:r>
-        <w:t xml:space="preserve">                    "text": "-gdb-set disassembly-flavor intel",</w:t>
-      </w:r>
-    </w:p>
-    <w:p>
-      <w:pPr>
-        <w:pStyle w:val="ListParagraph"/>
-        <w:numPr>
-          <w:ilvl w:val="1"/>
-          <w:numId w:val="1"/>
-        </w:numPr>
-      </w:pPr>
-      <w:r>
-        <w:t xml:space="preserve">                    "ignoreFailures": true</w:t>
-      </w:r>
-    </w:p>
-    <w:p>
-      <w:pPr>
-        <w:pStyle w:val="ListParagraph"/>
-        <w:numPr>
-          <w:ilvl w:val="1"/>
-          <w:numId w:val="1"/>
-        </w:numPr>
-      </w:pPr>
-      <w:r>
-        <w:t xml:space="preserve">                }</w:t>
-      </w:r>
-    </w:p>
-    <w:p>
-      <w:pPr>
-        <w:pStyle w:val="ListParagraph"/>
-        <w:numPr>
-          <w:ilvl w:val="1"/>
-          <w:numId w:val="1"/>
-        </w:numPr>
-      </w:pPr>
-      <w:r>
-        <w:t xml:space="preserve">            ]</w:t>
-      </w:r>
-    </w:p>
-    <w:p>
-      <w:pPr>
-        <w:pStyle w:val="ListParagraph"/>
-        <w:numPr>
-          <w:ilvl w:val="1"/>
-          <w:numId w:val="1"/>
-        </w:numPr>
-      </w:pPr>
-      <w:r>
-        <w:t xml:space="preserve">        }</w:t>
-      </w:r>
-    </w:p>
-    <w:p>
-      <w:pPr>
-        <w:pStyle w:val="ListParagraph"/>
-        <w:numPr>
-          <w:ilvl w:val="1"/>
-          <w:numId w:val="1"/>
-        </w:numPr>
-      </w:pPr>
-      <w:r>
-        <w:t xml:space="preserve">    ]</w:t>
-      </w:r>
-    </w:p>
-    <w:p>
-      <w:pPr>
-        <w:pStyle w:val="ListParagraph"/>
-        <w:numPr>
-          <w:ilvl w:val="1"/>
-          <w:numId w:val="1"/>
-        </w:numPr>
-      </w:pPr>
+        <w:t xml:space="preserve">Sudo apt install </w:t>
+      </w:r>
+      <w:proofErr w:type="spellStart"/>
+      <w:r>
+        <w:t>mtools</w:t>
+      </w:r>
+      <w:proofErr w:type="spellEnd"/>
+    </w:p>
+    <w:p>
+      <w:pPr>
+        <w:pStyle w:val="Heading2"/>
+      </w:pPr>
+      <w:bookmarkStart w:id="14" w:name="_Toc213116540"/>
       <w:r>
         <w:lastRenderedPageBreak/>
-        <w:t>}</w:t>
-      </w:r>
-    </w:p>
-    <w:p>
-      <w:pPr>
-        <w:pStyle w:val="ListParagraph"/>
-        <w:numPr>
-          <w:ilvl w:val="1"/>
-          <w:numId w:val="1"/>
-        </w:numPr>
-      </w:pPr>
-      <w:r>
-        <w:t>{</w:t>
-      </w:r>
-    </w:p>
-    <w:p>
-      <w:pPr>
-        <w:pStyle w:val="ListParagraph"/>
-        <w:numPr>
-          <w:ilvl w:val="1"/>
-          <w:numId w:val="1"/>
-        </w:numPr>
-      </w:pPr>
-      <w:r>
-        <w:t xml:space="preserve">    "tasks": [</w:t>
-      </w:r>
-    </w:p>
-    <w:p>
-      <w:pPr>
-        <w:pStyle w:val="ListParagraph"/>
-        <w:numPr>
-          <w:ilvl w:val="1"/>
-          <w:numId w:val="1"/>
-        </w:numPr>
-      </w:pPr>
-      <w:r>
-        <w:t xml:space="preserve">        {</w:t>
-      </w:r>
-    </w:p>
-    <w:p>
-      <w:pPr>
-        <w:pStyle w:val="ListParagraph"/>
-        <w:numPr>
-          <w:ilvl w:val="1"/>
-          <w:numId w:val="1"/>
-        </w:numPr>
-      </w:pPr>
-      <w:r>
-        <w:t xml:space="preserve">            "type": "cppbuild",</w:t>
-      </w:r>
-    </w:p>
-    <w:p>
-      <w:pPr>
-        <w:pStyle w:val="ListParagraph"/>
-        <w:numPr>
-          <w:ilvl w:val="1"/>
-          <w:numId w:val="1"/>
-        </w:numPr>
-      </w:pPr>
-      <w:r>
-        <w:t xml:space="preserve">            "label": "C/C++: gcc build active file",</w:t>
-      </w:r>
-    </w:p>
-    <w:p>
-      <w:pPr>
-        <w:pStyle w:val="ListParagraph"/>
-        <w:numPr>
-          <w:ilvl w:val="1"/>
-          <w:numId w:val="1"/>
-        </w:numPr>
-      </w:pPr>
-      <w:r>
-        <w:t xml:space="preserve">            "command": "/usr/bin/gcc",</w:t>
-      </w:r>
-    </w:p>
-    <w:p>
-      <w:pPr>
-        <w:pStyle w:val="ListParagraph"/>
-        <w:numPr>
-          <w:ilvl w:val="1"/>
-          <w:numId w:val="1"/>
-        </w:numPr>
-      </w:pPr>
-      <w:r>
-        <w:t xml:space="preserve">            "args": [</w:t>
-      </w:r>
-    </w:p>
-    <w:p>
-      <w:pPr>
-        <w:pStyle w:val="ListParagraph"/>
-        <w:numPr>
-          <w:ilvl w:val="1"/>
-          <w:numId w:val="1"/>
-        </w:numPr>
-      </w:pPr>
-      <w:r>
-        <w:t xml:space="preserve">                "-fdiagnostics-color=always",</w:t>
-      </w:r>
-    </w:p>
-    <w:p>
-      <w:pPr>
-        <w:pStyle w:val="ListParagraph"/>
-        <w:numPr>
-          <w:ilvl w:val="1"/>
-          <w:numId w:val="1"/>
-        </w:numPr>
-      </w:pPr>
-      <w:r>
-        <w:t xml:space="preserve">                "-g",</w:t>
-      </w:r>
-    </w:p>
-    <w:p>
-      <w:pPr>
-        <w:pStyle w:val="ListParagraph"/>
-        <w:numPr>
-          <w:ilvl w:val="1"/>
-          <w:numId w:val="1"/>
-        </w:numPr>
-      </w:pPr>
-      <w:r>
-        <w:t xml:space="preserve">                "${file}",</w:t>
-      </w:r>
-    </w:p>
-    <w:p>
-      <w:pPr>
-        <w:pStyle w:val="ListParagraph"/>
-        <w:numPr>
-          <w:ilvl w:val="1"/>
-          <w:numId w:val="1"/>
-        </w:numPr>
-      </w:pPr>
-      <w:r>
-        <w:t xml:space="preserve">                "-o",</w:t>
-      </w:r>
-    </w:p>
-    <w:p>
-      <w:pPr>
-        <w:pStyle w:val="ListParagraph"/>
-        <w:numPr>
-          <w:ilvl w:val="1"/>
-          <w:numId w:val="1"/>
-        </w:numPr>
-      </w:pPr>
-      <w:r>
-        <w:t xml:space="preserve">                "${fileDirname}/${fileBasenameNoExtension}"</w:t>
-      </w:r>
-    </w:p>
-    <w:p>
-      <w:pPr>
-        <w:pStyle w:val="ListParagraph"/>
-        <w:numPr>
-          <w:ilvl w:val="1"/>
-          <w:numId w:val="1"/>
-        </w:numPr>
-      </w:pPr>
-      <w:r>
-        <w:t xml:space="preserve">            ],</w:t>
-      </w:r>
-    </w:p>
-    <w:p>
-      <w:pPr>
-        <w:pStyle w:val="ListParagraph"/>
-        <w:numPr>
-          <w:ilvl w:val="1"/>
-          <w:numId w:val="1"/>
-        </w:numPr>
-      </w:pPr>
-      <w:r>
-        <w:t xml:space="preserve">            "options": {</w:t>
-      </w:r>
-    </w:p>
-    <w:p>
-      <w:pPr>
-        <w:pStyle w:val="ListParagraph"/>
-        <w:numPr>
-          <w:ilvl w:val="1"/>
-          <w:numId w:val="1"/>
-        </w:numPr>
-      </w:pPr>
-      <w:r>
-        <w:t xml:space="preserve">                "cwd": "${fileDirname}"</w:t>
-      </w:r>
-    </w:p>
-    <w:p>
-      <w:pPr>
-        <w:pStyle w:val="ListParagraph"/>
-        <w:numPr>
-          <w:ilvl w:val="1"/>
-          <w:numId w:val="1"/>
-        </w:numPr>
-      </w:pPr>
-      <w:r>
-        <w:t xml:space="preserve">            },</w:t>
-      </w:r>
-    </w:p>
-    <w:p>
-      <w:pPr>
-        <w:pStyle w:val="ListParagraph"/>
-        <w:numPr>
-          <w:ilvl w:val="1"/>
-          <w:numId w:val="1"/>
-        </w:numPr>
-      </w:pPr>
-      <w:r>
-        <w:t xml:space="preserve">            "problemMatcher": [</w:t>
-      </w:r>
-    </w:p>
-    <w:p>
-      <w:pPr>
-        <w:pStyle w:val="ListParagraph"/>
-        <w:numPr>
-          <w:ilvl w:val="1"/>
-          <w:numId w:val="1"/>
-        </w:numPr>
-      </w:pPr>
-      <w:r>
-        <w:t xml:space="preserve">                "$gcc"</w:t>
-      </w:r>
-    </w:p>
-    <w:p>
-      <w:pPr>
-        <w:pStyle w:val="ListParagraph"/>
-        <w:numPr>
-          <w:ilvl w:val="1"/>
-          <w:numId w:val="1"/>
-        </w:numPr>
-      </w:pPr>
-      <w:r>
-        <w:t xml:space="preserve">            ],</w:t>
-      </w:r>
-    </w:p>
-    <w:p>
-      <w:pPr>
-        <w:pStyle w:val="ListParagraph"/>
-        <w:numPr>
-          <w:ilvl w:val="1"/>
-          <w:numId w:val="1"/>
-        </w:numPr>
-      </w:pPr>
-      <w:r>
-        <w:t xml:space="preserve">            "group": {</w:t>
-      </w:r>
-    </w:p>
-    <w:p>
-      <w:pPr>
-        <w:pStyle w:val="ListParagraph"/>
-        <w:numPr>
-          <w:ilvl w:val="1"/>
-          <w:numId w:val="1"/>
-        </w:numPr>
-      </w:pPr>
-      <w:r>
-        <w:t xml:space="preserve">                "kind": "build",</w:t>
-      </w:r>
-    </w:p>
-    <w:p>
-      <w:pPr>
-        <w:pStyle w:val="ListParagraph"/>
-        <w:numPr>
-          <w:ilvl w:val="1"/>
-          <w:numId w:val="1"/>
-        </w:numPr>
-      </w:pPr>
-      <w:r>
-        <w:t xml:space="preserve">                "isDefault": true</w:t>
-      </w:r>
-    </w:p>
-    <w:p>
-      <w:pPr>
-        <w:pStyle w:val="ListParagraph"/>
-        <w:numPr>
-          <w:ilvl w:val="1"/>
-          <w:numId w:val="1"/>
-        </w:numPr>
-      </w:pPr>
-      <w:r>
-        <w:t xml:space="preserve">            },</w:t>
-      </w:r>
-    </w:p>
-    <w:p>
-      <w:pPr>
-        <w:pStyle w:val="ListParagraph"/>
-        <w:numPr>
-          <w:ilvl w:val="1"/>
-          <w:numId w:val="1"/>
-        </w:numPr>
-      </w:pPr>
-      <w:r>
-        <w:t xml:space="preserve">            "detail": "Task generated by Debugger."</w:t>
-      </w:r>
-    </w:p>
-    <w:p>
-      <w:pPr>
-        <w:pStyle w:val="ListParagraph"/>
-        <w:numPr>
-          <w:ilvl w:val="1"/>
-          <w:numId w:val="1"/>
-        </w:numPr>
-      </w:pPr>
-      <w:r>
-        <w:t xml:space="preserve">        }</w:t>
-      </w:r>
-    </w:p>
-    <w:p>
-      <w:pPr>
-        <w:pStyle w:val="ListParagraph"/>
-        <w:numPr>
-          <w:ilvl w:val="1"/>
-          <w:numId w:val="1"/>
-        </w:numPr>
-      </w:pPr>
-      <w:r>
-        <w:t xml:space="preserve">    ],</w:t>
-      </w:r>
-    </w:p>
-    <w:p>
-      <w:pPr>
-        <w:pStyle w:val="ListParagraph"/>
-        <w:numPr>
-          <w:ilvl w:val="1"/>
-          <w:numId w:val="1"/>
-        </w:numPr>
-      </w:pPr>
-      <w:r>
-        <w:t xml:space="preserve">    "version": "2.0.0"</w:t>
-      </w:r>
-    </w:p>
-    <w:p>
-      <w:pPr>
-        <w:pStyle w:val="ListParagraph"/>
-        <w:numPr>
-          <w:ilvl w:val="1"/>
-          <w:numId w:val="1"/>
-        </w:numPr>
-      </w:pPr>
-      <w:r>
-        <w:t>}</w:t>
-      </w:r>
-    </w:p>
-    <w:p>
-      <w:pPr>
-        <w:pStyle w:val="ListParagraph"/>
-        <w:numPr>
-          <w:ilvl w:val="0"/>
-          <w:numId w:val="1"/>
-        </w:numPr>
-      </w:pPr>
-      <w:r>
-        <w:t>Next setup task. . . ..</w:t>
-      </w:r>
-    </w:p>
-    <w:p>
-      <w:pPr>
-        <w:pStyle w:val="Heading2"/>
-      </w:pPr>
-      <w:bookmarkStart w:id="13" w:name="_Toc213004608"/>
-      <w:r>
         <w:t>BUILD PROCESS BEFORE MAKE</w:t>
       </w:r>
-      <w:bookmarkEnd w:id="13"/>
+      <w:bookmarkEnd w:id="14"/>
     </w:p>
     <w:p/>
     <w:p/>
@@ -7602,11 +9604,11 @@
       <w:pPr>
         <w:pStyle w:val="Heading2"/>
       </w:pPr>
-      <w:bookmarkStart w:id="14" w:name="_Toc213004609"/>
+      <w:bookmarkStart w:id="15" w:name="_Toc213116541"/>
       <w:r>
         <w:t>BUILD PROCESS AFTER MAKE</w:t>
       </w:r>
-      <w:bookmarkEnd w:id="14"/>
+      <w:bookmarkEnd w:id="15"/>
     </w:p>
     <w:p/>
     <w:p/>
@@ -7616,11 +9618,11 @@
       <w:pPr>
         <w:pStyle w:val="Heading2"/>
       </w:pPr>
-      <w:bookmarkStart w:id="15" w:name="_Toc213004610"/>
+      <w:bookmarkStart w:id="16" w:name="_Toc213116542"/>
       <w:r>
         <w:t>CPU registers</w:t>
       </w:r>
-      <w:bookmarkEnd w:id="15"/>
+      <w:bookmarkEnd w:id="16"/>
     </w:p>
     <w:p/>
     <w:p>
@@ -7643,7 +9645,6 @@
         <w:rPr>
           <w:noProof/>
         </w:rPr>
-        <w:lastRenderedPageBreak/>
         <w:drawing>
           <wp:inline distT="0" distB="0" distL="0" distR="0" wp14:anchorId="214DE4BB" wp14:editId="7F8C982B">
             <wp:extent cx="5943600" cy="2092960"/>
@@ -7662,7 +9663,7 @@
                     </pic:cNvPicPr>
                   </pic:nvPicPr>
                   <pic:blipFill>
-                    <a:blip r:embed="rId18">
+                    <a:blip r:embed="rId19">
                       <a:extLst>
                         <a:ext uri="{28A0092B-C50C-407E-A947-70E740481C1C}">
                           <a14:useLocalDpi xmlns:a14="http://schemas.microsoft.com/office/drawing/2010/main" val="0"/>
@@ -7715,6 +9716,7 @@
         <w:rPr>
           <w:noProof/>
         </w:rPr>
+        <w:lastRenderedPageBreak/>
         <w:drawing>
           <wp:inline distT="0" distB="0" distL="0" distR="0" wp14:anchorId="3FBA7AED" wp14:editId="7B4321D9">
             <wp:extent cx="5943600" cy="4516755"/>
@@ -7731,7 +9733,7 @@
                     <pic:cNvPicPr/>
                   </pic:nvPicPr>
                   <pic:blipFill>
-                    <a:blip r:embed="rId19"/>
+                    <a:blip r:embed="rId20"/>
                     <a:stretch>
                       <a:fillRect/>
                     </a:stretch>
@@ -7757,28 +9759,35 @@
       <w:pPr>
         <w:pStyle w:val="Heading1"/>
       </w:pPr>
-      <w:bookmarkStart w:id="16" w:name="_Toc213004611"/>
-      <w:r>
-        <w:lastRenderedPageBreak/>
+      <w:bookmarkStart w:id="17" w:name="_Toc213116543"/>
+      <w:r>
         <w:t>Common Linux and Windows commands</w:t>
       </w:r>
-      <w:bookmarkEnd w:id="16"/>
+      <w:bookmarkEnd w:id="17"/>
     </w:p>
     <w:p/>
     <w:p>
       <w:pPr>
         <w:pStyle w:val="Heading2"/>
       </w:pPr>
-      <w:bookmarkStart w:id="17" w:name="_Toc213004612"/>
+      <w:bookmarkStart w:id="18" w:name="_Toc213116544"/>
       <w:r>
         <w:t>Linux</w:t>
       </w:r>
-      <w:bookmarkEnd w:id="17"/>
+      <w:bookmarkEnd w:id="18"/>
     </w:p>
     <w:p/>
     <w:p>
       <w:r>
-        <w:t xml:space="preserve">Build binary from asm file using NASM. Relative path, the full path for this is: </w:t>
+        <w:t xml:space="preserve">Build binary from </w:t>
+      </w:r>
+      <w:proofErr w:type="spellStart"/>
+      <w:r>
+        <w:t>asm</w:t>
+      </w:r>
+      <w:proofErr w:type="spellEnd"/>
+      <w:r>
+        <w:t xml:space="preserve"> file using NASM. Relative path, the full path for this is: </w:t>
       </w:r>
     </w:p>
     <w:p>
@@ -7794,7 +9803,23 @@
           <w:b/>
           <w:bCs/>
         </w:rPr>
-        <w:t>/mnt/c/Users/mihe/Dropbox/TusMuertOS-Oct2025</w:t>
+        <w:t>/</w:t>
+      </w:r>
+      <w:proofErr w:type="gramStart"/>
+      <w:r>
+        <w:rPr>
+          <w:b/>
+          <w:bCs/>
+        </w:rPr>
+        <w:t>mnt</w:t>
+      </w:r>
+      <w:proofErr w:type="gramEnd"/>
+      <w:r>
+        <w:rPr>
+          <w:b/>
+          <w:bCs/>
+        </w:rPr>
+        <w:t>/c/Users/mihe/Dropbox/TusMuertOS-Oct2025</w:t>
       </w:r>
     </w:p>
     <w:p>
@@ -7810,18 +9835,73 @@
           <w:bCs/>
         </w:rPr>
       </w:pPr>
+      <w:proofErr w:type="spellStart"/>
       <w:r>
         <w:rPr>
           <w:b/>
           <w:bCs/>
         </w:rPr>
-        <w:t>nasm -f bin src/bootloader/stage1.asm -o src/build/stage1.bin</w:t>
+        <w:t>nasm</w:t>
+      </w:r>
+      <w:proofErr w:type="spellEnd"/>
+      <w:r>
+        <w:rPr>
+          <w:b/>
+          <w:bCs/>
+        </w:rPr>
+        <w:t xml:space="preserve"> -f bin </w:t>
+      </w:r>
+      <w:proofErr w:type="spellStart"/>
+      <w:r>
+        <w:rPr>
+          <w:b/>
+          <w:bCs/>
+        </w:rPr>
+        <w:t>src</w:t>
+      </w:r>
+      <w:proofErr w:type="spellEnd"/>
+      <w:r>
+        <w:rPr>
+          <w:b/>
+          <w:bCs/>
+        </w:rPr>
+        <w:t xml:space="preserve">/bootloader/stage1.asm -o </w:t>
+      </w:r>
+      <w:proofErr w:type="spellStart"/>
+      <w:r>
+        <w:rPr>
+          <w:b/>
+          <w:bCs/>
+        </w:rPr>
+        <w:t>src</w:t>
+      </w:r>
+      <w:proofErr w:type="spellEnd"/>
+      <w:r>
+        <w:rPr>
+          <w:b/>
+          <w:bCs/>
+        </w:rPr>
+        <w:t>/build/stage1.bin</w:t>
       </w:r>
     </w:p>
     <w:p/>
     <w:p>
-      <w:r>
-        <w:t>bximage to create an empty floppy disk. It is an interactive tool with a menu. It shows this info after execution: The following line should appear in your bochsrc:</w:t>
+      <w:proofErr w:type="spellStart"/>
+      <w:r>
+        <w:lastRenderedPageBreak/>
+        <w:t>bximage</w:t>
+      </w:r>
+      <w:proofErr w:type="spellEnd"/>
+      <w:r>
+        <w:t xml:space="preserve"> to create an empty floppy disk. It is an interactive tool with a menu. It shows this info after execution: The following line should appear in your </w:t>
+      </w:r>
+      <w:proofErr w:type="spellStart"/>
+      <w:r>
+        <w:t>bochsrc</w:t>
+      </w:r>
+      <w:proofErr w:type="spellEnd"/>
+      <w:r>
+        <w:t>:</w:t>
       </w:r>
     </w:p>
     <w:p>
@@ -7832,12 +9912,37 @@
           <w:bCs/>
         </w:rPr>
       </w:pPr>
+      <w:proofErr w:type="spellStart"/>
       <w:r>
         <w:rPr>
           <w:b/>
           <w:bCs/>
         </w:rPr>
-        <w:t>floppya: image="floppy.img", status=inserted</w:t>
+        <w:t>floppya</w:t>
+      </w:r>
+      <w:proofErr w:type="spellEnd"/>
+      <w:r>
+        <w:rPr>
+          <w:b/>
+          <w:bCs/>
+        </w:rPr>
+        <w:t>: image="</w:t>
+      </w:r>
+      <w:proofErr w:type="spellStart"/>
+      <w:r>
+        <w:rPr>
+          <w:b/>
+          <w:bCs/>
+        </w:rPr>
+        <w:t>floppy.img</w:t>
+      </w:r>
+      <w:proofErr w:type="spellEnd"/>
+      <w:r>
+        <w:rPr>
+          <w:b/>
+          <w:bCs/>
+        </w:rPr>
+        <w:t>", status=inserted</w:t>
       </w:r>
     </w:p>
     <w:p>
@@ -7858,26 +9963,115 @@
           <w:b/>
           <w:bCs/>
         </w:rPr>
-        <w:t>dd if=/dev/zero of=teaching.img bs=512 count=2880</w:t>
-      </w:r>
-    </w:p>
-    <w:p/>
-    <w:p>
-      <w:r>
-        <w:t>Inject the bootloader (512 bytes, One sector if I am not mistaketn) at the beginning of the empty disk image:</w:t>
-      </w:r>
-    </w:p>
-    <w:p>
-      <w:pPr>
-        <w:ind w:firstLine="720"/>
-      </w:pPr>
+        <w:t>dd if=/dev/zero of=</w:t>
+      </w:r>
+      <w:proofErr w:type="spellStart"/>
       <w:r>
         <w:rPr>
           <w:b/>
           <w:bCs/>
         </w:rPr>
-        <w:t>dd if=src/build/stage1.bin of=src/build/floppy.img bs=512 count=1 conv=notrunc</w:t>
-      </w:r>
+        <w:t>teaching.img</w:t>
+      </w:r>
+      <w:proofErr w:type="spellEnd"/>
+      <w:r>
+        <w:rPr>
+          <w:b/>
+          <w:bCs/>
+        </w:rPr>
+        <w:t xml:space="preserve"> bs=512 count=2880</w:t>
+      </w:r>
+    </w:p>
+    <w:p/>
+    <w:p>
+      <w:r>
+        <w:t xml:space="preserve">Inject the bootloader (512 bytes, </w:t>
+      </w:r>
+      <w:proofErr w:type="gramStart"/>
+      <w:r>
+        <w:t>One</w:t>
+      </w:r>
+      <w:proofErr w:type="gramEnd"/>
+      <w:r>
+        <w:t xml:space="preserve"> sector if I am not </w:t>
+      </w:r>
+      <w:proofErr w:type="spellStart"/>
+      <w:r>
+        <w:t>mistaketn</w:t>
+      </w:r>
+      <w:proofErr w:type="spellEnd"/>
+      <w:r>
+        <w:t>) at the beginning of the empty disk image:</w:t>
+      </w:r>
+    </w:p>
+    <w:p>
+      <w:pPr>
+        <w:ind w:firstLine="720"/>
+      </w:pPr>
+      <w:r>
+        <w:rPr>
+          <w:b/>
+          <w:bCs/>
+        </w:rPr>
+        <w:t>dd if=</w:t>
+      </w:r>
+      <w:proofErr w:type="spellStart"/>
+      <w:r>
+        <w:rPr>
+          <w:b/>
+          <w:bCs/>
+        </w:rPr>
+        <w:t>src</w:t>
+      </w:r>
+      <w:proofErr w:type="spellEnd"/>
+      <w:r>
+        <w:rPr>
+          <w:b/>
+          <w:bCs/>
+        </w:rPr>
+        <w:t>/build/stage1.bin of=</w:t>
+      </w:r>
+      <w:proofErr w:type="spellStart"/>
+      <w:r>
+        <w:rPr>
+          <w:b/>
+          <w:bCs/>
+        </w:rPr>
+        <w:t>src</w:t>
+      </w:r>
+      <w:proofErr w:type="spellEnd"/>
+      <w:r>
+        <w:rPr>
+          <w:b/>
+          <w:bCs/>
+        </w:rPr>
+        <w:t>/build/</w:t>
+      </w:r>
+      <w:proofErr w:type="spellStart"/>
+      <w:r>
+        <w:rPr>
+          <w:b/>
+          <w:bCs/>
+        </w:rPr>
+        <w:t>floppy.img</w:t>
+      </w:r>
+      <w:proofErr w:type="spellEnd"/>
+      <w:r>
+        <w:rPr>
+          <w:b/>
+          <w:bCs/>
+        </w:rPr>
+        <w:t xml:space="preserve"> bs=512 count=1 conv=</w:t>
+      </w:r>
+      <w:proofErr w:type="spellStart"/>
+      <w:r>
+        <w:rPr>
+          <w:b/>
+          <w:bCs/>
+        </w:rPr>
+        <w:t>notrunc</w:t>
+      </w:r>
+      <w:proofErr w:type="spellEnd"/>
     </w:p>
     <w:p/>
     <w:p>
@@ -7893,13 +10087,31 @@
           <w:bCs/>
         </w:rPr>
       </w:pPr>
+      <w:proofErr w:type="spellStart"/>
       <w:r>
         <w:rPr>
           <w:b/>
           <w:bCs/>
         </w:rPr>
-        <w:t>xxd -l 512 floppy.img</w:t>
-      </w:r>
+        <w:t>xxd</w:t>
+      </w:r>
+      <w:proofErr w:type="spellEnd"/>
+      <w:r>
+        <w:rPr>
+          <w:b/>
+          <w:bCs/>
+        </w:rPr>
+        <w:t xml:space="preserve"> -l 512 </w:t>
+      </w:r>
+      <w:proofErr w:type="spellStart"/>
+      <w:r>
+        <w:rPr>
+          <w:b/>
+          <w:bCs/>
+        </w:rPr>
+        <w:t>floppy.img</w:t>
+      </w:r>
+      <w:proofErr w:type="spellEnd"/>
     </w:p>
     <w:p/>
     <w:p/>
@@ -7907,21 +10119,45 @@
       <w:pPr>
         <w:pStyle w:val="Heading2"/>
       </w:pPr>
-      <w:bookmarkStart w:id="18" w:name="_Toc213004613"/>
+      <w:bookmarkStart w:id="19" w:name="_Toc213116545"/>
       <w:r>
         <w:t>Windows PowerShell</w:t>
       </w:r>
-      <w:bookmarkEnd w:id="18"/>
+      <w:bookmarkEnd w:id="19"/>
     </w:p>
     <w:p/>
     <w:p>
       <w:r>
-        <w:t>Run qemu with the bootloader bin</w:t>
-      </w:r>
-    </w:p>
-    <w:p>
-      <w:r>
-        <w:t>qemu-system-i386 -drive format=raw,file=C:\Users\mihe\Dropbox\TusMuertOS-Oct2025\src\build\stage1.bin,if=floppy</w:t>
+        <w:t xml:space="preserve">Run </w:t>
+      </w:r>
+      <w:proofErr w:type="spellStart"/>
+      <w:r>
+        <w:t>qemu</w:t>
+      </w:r>
+      <w:proofErr w:type="spellEnd"/>
+      <w:r>
+        <w:t xml:space="preserve"> with the bootloader bin</w:t>
+      </w:r>
+    </w:p>
+    <w:p>
+      <w:r>
+        <w:t>qemu-system-i386 -drive format=</w:t>
+      </w:r>
+      <w:proofErr w:type="gramStart"/>
+      <w:r>
+        <w:t>raw,file</w:t>
+      </w:r>
+      <w:proofErr w:type="gramEnd"/>
+      <w:r>
+        <w:t>=</w:t>
+      </w:r>
+      <w:proofErr w:type="gramStart"/>
+      <w:r>
+        <w:t>C:\Users\mihe\Dropbox\TusMuertOS-Oct2025\src\build\stage1.bin,if</w:t>
+      </w:r>
+      <w:proofErr w:type="gramEnd"/>
+      <w:r>
+        <w:t>=floppy</w:t>
       </w:r>
     </w:p>
     <w:p/>
@@ -7942,46 +10178,119 @@
     </w:p>
     <w:p>
       <w:r>
-        <w:t>Copy the template where the img is (in the file you also use full path or relative to the .img and output logs).</w:t>
-      </w:r>
-    </w:p>
-    <w:p>
-      <w:r>
-        <w:t>Run this: bochs -f .\bochsrc-runtime.txt -q -debugger</w:t>
+        <w:t xml:space="preserve">Copy the template where the </w:t>
+      </w:r>
+      <w:proofErr w:type="spellStart"/>
+      <w:r>
+        <w:t>img</w:t>
+      </w:r>
+      <w:proofErr w:type="spellEnd"/>
+      <w:r>
+        <w:t xml:space="preserve"> is (in the file you also use full path or relative to the .</w:t>
+      </w:r>
+      <w:proofErr w:type="spellStart"/>
+      <w:r>
+        <w:t>img</w:t>
+      </w:r>
+      <w:proofErr w:type="spellEnd"/>
+      <w:r>
+        <w:t xml:space="preserve"> and output logs).</w:t>
+      </w:r>
+    </w:p>
+    <w:p>
+      <w:r>
+        <w:t xml:space="preserve">Run this: </w:t>
+      </w:r>
+      <w:proofErr w:type="spellStart"/>
+      <w:r>
+        <w:t>bochs</w:t>
+      </w:r>
+      <w:proofErr w:type="spellEnd"/>
+      <w:r>
+        <w:t xml:space="preserve"> -f .\bochsrc-runtime.txt -q -debugger</w:t>
       </w:r>
     </w:p>
     <w:p>
       <w:r>
         <w:tab/>
-        <w:t>-f: configfile</w:t>
-      </w:r>
+        <w:t xml:space="preserve">-f: </w:t>
+      </w:r>
+      <w:proofErr w:type="spellStart"/>
+      <w:r>
+        <w:t>configfile</w:t>
+      </w:r>
+      <w:proofErr w:type="spellEnd"/>
     </w:p>
     <w:p>
       <w:r>
         <w:tab/>
-        <w:t>-q: don’t show the configuration screen before start</w:t>
-      </w:r>
+        <w:t xml:space="preserve">-q: don’t show the configuration screen before </w:t>
+      </w:r>
+      <w:proofErr w:type="gramStart"/>
+      <w:r>
+        <w:t>start</w:t>
+      </w:r>
+      <w:proofErr w:type="gramEnd"/>
     </w:p>
     <w:p>
       <w:r>
         <w:tab/>
-        <w:t>-debugger: memory, registers, etc…</w:t>
-      </w:r>
-    </w:p>
-    <w:p>
-      <w:r>
-        <w:t>bochs -f .\bochsrc-runtime.txt -q -debugger</w:t>
+        <w:t xml:space="preserve">-debugger: memory, registers, </w:t>
+      </w:r>
+      <w:proofErr w:type="spellStart"/>
+      <w:r>
+        <w:t>etc</w:t>
+      </w:r>
+      <w:proofErr w:type="spellEnd"/>
+      <w:r>
+        <w:t>…</w:t>
+      </w:r>
+    </w:p>
+    <w:p>
+      <w:proofErr w:type="spellStart"/>
+      <w:r>
+        <w:t>bochs</w:t>
+      </w:r>
+      <w:proofErr w:type="spellEnd"/>
+      <w:r>
+        <w:t xml:space="preserve"> -f .\bochsrc-runtime.txt -q -debugger</w:t>
       </w:r>
     </w:p>
     <w:p/>
     <w:p>
       <w:r>
-        <w:t>NEXT DAY !!!!!!!!!!!!!!!!!!!!!!!!!!!!!!!!!!!!!!</w:t>
-      </w:r>
-    </w:p>
-    <w:p>
-      <w:r>
-        <w:t>bochs -f .\bochsrc-runtime.txt -q -debugger -rc .\bochs.cmds try to enable automatic breakpoint, without magic breakpoints, which take space from the bootloader.</w:t>
+        <w:t xml:space="preserve">NEXT </w:t>
+      </w:r>
+      <w:proofErr w:type="gramStart"/>
+      <w:r>
+        <w:t>DAY !!!!!!!!!!!!!!!!!!!!!!!!!!!!!!!!!!!!!!</w:t>
+      </w:r>
+      <w:proofErr w:type="gramEnd"/>
+    </w:p>
+    <w:p>
+      <w:proofErr w:type="spellStart"/>
+      <w:r>
+        <w:t>bochs</w:t>
+      </w:r>
+      <w:proofErr w:type="spellEnd"/>
+      <w:r>
+        <w:t xml:space="preserve"> -f .\bochsrc-runtime.txt -q -debugger -</w:t>
+      </w:r>
+      <w:proofErr w:type="spellStart"/>
+      <w:r>
+        <w:t>rc</w:t>
+      </w:r>
+      <w:proofErr w:type="spellEnd"/>
+      <w:r>
+        <w:t xml:space="preserve"> .\</w:t>
+      </w:r>
+      <w:proofErr w:type="spellStart"/>
+      <w:r>
+        <w:t>bochs.cmds</w:t>
+      </w:r>
+      <w:proofErr w:type="spellEnd"/>
+      <w:r>
+        <w:t xml:space="preserve"> try to enable automatic breakpoint, without magic breakpoints, which take space from the bootloader.</w:t>
       </w:r>
     </w:p>
     <w:p/>
@@ -7989,22 +10298,22 @@
       <w:pPr>
         <w:pStyle w:val="Heading1"/>
       </w:pPr>
-      <w:bookmarkStart w:id="19" w:name="_Toc213004614"/>
+      <w:bookmarkStart w:id="20" w:name="_Toc213116546"/>
       <w:r>
         <w:t>Random nuggets of knowledge</w:t>
       </w:r>
-      <w:bookmarkEnd w:id="19"/>
+      <w:bookmarkEnd w:id="20"/>
     </w:p>
     <w:p/>
     <w:p>
       <w:pPr>
         <w:pStyle w:val="Heading2"/>
       </w:pPr>
-      <w:bookmarkStart w:id="20" w:name="_Toc213004615"/>
+      <w:bookmarkStart w:id="21" w:name="_Toc213116547"/>
       <w:r>
         <w:t>How Org directive works in NASM assembly</w:t>
       </w:r>
-      <w:bookmarkEnd w:id="20"/>
+      <w:bookmarkEnd w:id="21"/>
     </w:p>
     <w:p>
       <w:pPr>
@@ -8038,7 +10347,15 @@
         </w:pBdr>
       </w:pPr>
       <w:r>
-        <w:t xml:space="preserve">    mov ax, start      ; imm16 encodes the absolute offset of “start”</w:t>
+        <w:t xml:space="preserve">    mov ax, start    </w:t>
+      </w:r>
+      <w:proofErr w:type="gramStart"/>
+      <w:r>
+        <w:t xml:space="preserve">  ;</w:t>
+      </w:r>
+      <w:proofErr w:type="gramEnd"/>
+      <w:r>
+        <w:t xml:space="preserve"> imm16 encodes the absolute offset of “start”</w:t>
       </w:r>
     </w:p>
     <w:p>
@@ -8070,23 +10387,48 @@
       <w:pPr>
         <w:pStyle w:val="Heading2"/>
       </w:pPr>
-      <w:bookmarkStart w:id="21" w:name="_Toc213004616"/>
+      <w:bookmarkStart w:id="22" w:name="_Toc213116548"/>
       <w:r>
         <w:t xml:space="preserve">WSL Tab autocomplete </w:t>
       </w:r>
+      <w:proofErr w:type="spellStart"/>
       <w:r>
         <w:t>searchs</w:t>
       </w:r>
+      <w:proofErr w:type="spellEnd"/>
       <w:r>
         <w:t xml:space="preserve"> only on windows/system32</w:t>
       </w:r>
-      <w:bookmarkEnd w:id="21"/>
+      <w:bookmarkEnd w:id="22"/>
     </w:p>
     <w:p/>
     <w:p>
       <w:r>
-        <w:lastRenderedPageBreak/>
-        <w:t>No solution found yet. Tried to add to etc/wsl.conf this appendWindowsPath=false</w:t>
+        <w:t xml:space="preserve">No solution </w:t>
+      </w:r>
+      <w:proofErr w:type="gramStart"/>
+      <w:r>
+        <w:t>found</w:t>
+      </w:r>
+      <w:proofErr w:type="gramEnd"/>
+      <w:r>
+        <w:t xml:space="preserve"> yet. Tried to add to </w:t>
+      </w:r>
+      <w:proofErr w:type="spellStart"/>
+      <w:r>
+        <w:t>etc</w:t>
+      </w:r>
+      <w:proofErr w:type="spellEnd"/>
+      <w:r>
+        <w:t>/</w:t>
+      </w:r>
+      <w:proofErr w:type="spellStart"/>
+      <w:r>
+        <w:t>wsl.conf</w:t>
+      </w:r>
+      <w:proofErr w:type="spellEnd"/>
+      <w:r>
+        <w:t xml:space="preserve"> this appendWindowsPath=false</w:t>
       </w:r>
     </w:p>
     <w:p/>
@@ -8094,11 +10436,19 @@
       <w:pPr>
         <w:pStyle w:val="Heading2"/>
       </w:pPr>
-      <w:bookmarkStart w:id="22" w:name="_Toc213004617"/>
-      <w:r>
-        <w:t>On bootloader, will mov sp, 0x7C00 make the next push to overwrite the first byte of the bootloader? (Overlap)</w:t>
-      </w:r>
-      <w:bookmarkEnd w:id="22"/>
+      <w:bookmarkStart w:id="23" w:name="_Toc213116549"/>
+      <w:r>
+        <w:t xml:space="preserve">On bootloader, will mov </w:t>
+      </w:r>
+      <w:proofErr w:type="spellStart"/>
+      <w:r>
+        <w:t>sp</w:t>
+      </w:r>
+      <w:proofErr w:type="spellEnd"/>
+      <w:r>
+        <w:t>, 0x7C00 make the next push to overwrite the first byte of the bootloader? (Overlap)</w:t>
+      </w:r>
+      <w:bookmarkEnd w:id="23"/>
     </w:p>
     <w:p/>
     <w:p>
@@ -8127,7 +10477,7 @@
                     <pic:cNvPicPr/>
                   </pic:nvPicPr>
                   <pic:blipFill>
-                    <a:blip r:embed="rId20"/>
+                    <a:blip r:embed="rId21"/>
                     <a:stretch>
                       <a:fillRect/>
                     </a:stretch>
@@ -8153,8 +10503,9 @@
       <w:pPr>
         <w:pStyle w:val="Heading2"/>
       </w:pPr>
-      <w:bookmarkStart w:id="23" w:name="_Toc213004618"/>
-      <w:r>
+      <w:bookmarkStart w:id="24" w:name="_Toc213116550"/>
+      <w:r>
+        <w:lastRenderedPageBreak/>
         <w:t xml:space="preserve">Full </w:t>
       </w:r>
       <w:r>
@@ -8163,7 +10514,7 @@
       <w:r>
         <w:t xml:space="preserve"> history</w:t>
       </w:r>
-      <w:bookmarkEnd w:id="23"/>
+      <w:bookmarkEnd w:id="24"/>
     </w:p>
     <w:p/>
     <w:p>
@@ -8176,11 +10527,11 @@
       <w:pPr>
         <w:pStyle w:val="Heading2"/>
       </w:pPr>
-      <w:bookmarkStart w:id="24" w:name="_Toc213004619"/>
+      <w:bookmarkStart w:id="25" w:name="_Toc213116551"/>
       <w:r>
         <w:t>Git inconsistency between files on the same folder via Windows and WSL on VSCODE</w:t>
       </w:r>
-      <w:bookmarkEnd w:id="24"/>
+      <w:bookmarkEnd w:id="25"/>
     </w:p>
     <w:p/>
     <w:p>
@@ -8190,9 +10541,17 @@
     </w:p>
     <w:p>
       <w:r>
-        <w:t>The easiest way to resolve this would be to add .gitattributes file with a * text=auto line. This should normalize the line endings and prevent this issue within this specific repository. See </w:t>
-      </w:r>
-      <w:hyperlink r:id="rId21" w:anchor="per-repository-settings" w:history="1">
+        <w:t>The easiest way to resolve this would be to add .</w:t>
+      </w:r>
+      <w:proofErr w:type="spellStart"/>
+      <w:r>
+        <w:t>gitattributes</w:t>
+      </w:r>
+      <w:proofErr w:type="spellEnd"/>
+      <w:r>
+        <w:t> file with a * text=auto line. This should normalize the line endings and prevent this issue within this specific repository. See </w:t>
+      </w:r>
+      <w:hyperlink r:id="rId22" w:anchor="per-repository-settings" w:history="1">
         <w:r>
           <w:rPr>
             <w:rStyle w:val="Hyperlink"/>
@@ -8208,14 +10567,21 @@
       <w:pPr>
         <w:pStyle w:val="Heading2"/>
       </w:pPr>
+      <w:bookmarkStart w:id="26" w:name="_Toc213116552"/>
       <w:r>
         <w:t>Hint C debugger that a buffer is of a particular size</w:t>
       </w:r>
+      <w:bookmarkEnd w:id="26"/>
     </w:p>
     <w:p/>
     <w:p>
-      <w:r>
-        <w:t xml:space="preserve">buf is a pointer to uint8_t, meaning it points to a sequence of bytes (each an unsigned 8-bit value); to inspect the entire 512-byte region it references, add buf,512 to the </w:t>
+      <w:proofErr w:type="spellStart"/>
+      <w:r>
+        <w:t>buf</w:t>
+      </w:r>
+      <w:proofErr w:type="spellEnd"/>
+      <w:r>
+        <w:t xml:space="preserve"> is a pointer to uint8_t, meaning it points to a sequence of bytes (each an unsigned 8-bit value); to inspect the entire 512-byte region it references, add buf,512 to the </w:t>
       </w:r>
       <w:r>
         <w:rPr>
@@ -8233,22 +10599,49 @@
       <w:pPr>
         <w:pStyle w:val="Heading2"/>
       </w:pPr>
-      <w:r>
-        <w:lastRenderedPageBreak/>
+      <w:bookmarkStart w:id="27" w:name="_Toc213116553"/>
+      <w:r>
         <w:t>Frame-Pointer Omission</w:t>
       </w:r>
-    </w:p>
-    <w:p>
-      <w:r>
-        <w:t xml:space="preserve">Allows the compiler to use RBP (Stack Base Pointer) as general register for “optimization”, so less offset calculations and freeing other general registers on long functions. On gcc: </w:t>
-      </w:r>
-      <w:r>
-        <w:t>-fno-omit-frame-pointer</w:t>
-      </w:r>
-    </w:p>
-    <w:p>
-      <w:r>
-        <w:t>Example of a prologue where a parameter coming on RDI is just saved on RBP. It may help performance, but it is difficult to reason about while reading the disassembled code.</w:t>
+      <w:bookmarkEnd w:id="27"/>
+    </w:p>
+    <w:p>
+      <w:r>
+        <w:t xml:space="preserve">Allows the compiler to use RBP (Stack Base Pointer) as general register for “optimization”, so less offset calculations and freeing other general registers on long functions. On </w:t>
+      </w:r>
+      <w:proofErr w:type="spellStart"/>
+      <w:r>
+        <w:t>gcc</w:t>
+      </w:r>
+      <w:proofErr w:type="spellEnd"/>
+      <w:r>
+        <w:t xml:space="preserve">: </w:t>
+      </w:r>
+      <w:r>
+        <w:t>-</w:t>
+      </w:r>
+      <w:proofErr w:type="spellStart"/>
+      <w:proofErr w:type="gramStart"/>
+      <w:r>
+        <w:t>fno</w:t>
+      </w:r>
+      <w:proofErr w:type="spellEnd"/>
+      <w:proofErr w:type="gramEnd"/>
+      <w:r>
+        <w:t>-omit-frame-pointer</w:t>
+      </w:r>
+    </w:p>
+    <w:p>
+      <w:r>
+        <w:t xml:space="preserve">Example of a prologue where a parameter coming on RDI is just saved on RBP. It may help performance, but it is difficult to </w:t>
+      </w:r>
+      <w:proofErr w:type="gramStart"/>
+      <w:r>
+        <w:t>reason about</w:t>
+      </w:r>
+      <w:proofErr w:type="gramEnd"/>
+      <w:r>
+        <w:t xml:space="preserve"> while reading the disassembled code.</w:t>
       </w:r>
     </w:p>
     <w:p>
@@ -8272,7 +10665,7 @@
                     <pic:cNvPicPr/>
                   </pic:nvPicPr>
                   <pic:blipFill>
-                    <a:blip r:embed="rId22"/>
+                    <a:blip r:embed="rId23"/>
                     <a:stretch>
                       <a:fillRect/>
                     </a:stretch>
@@ -8293,15 +10686,1239 @@
         </w:drawing>
       </w:r>
     </w:p>
+    <w:p/>
+    <w:p>
+      <w:pPr>
+        <w:pStyle w:val="Heading2"/>
+      </w:pPr>
+      <w:bookmarkStart w:id="28" w:name="_Toc213116554"/>
+      <w:r>
+        <w:t>How to create a hard disk image file with FAT32</w:t>
+      </w:r>
+      <w:r>
+        <w:t xml:space="preserve">. Interesting boot </w:t>
+      </w:r>
+      <w:r>
+        <w:t>sequence</w:t>
+      </w:r>
+      <w:r>
+        <w:t xml:space="preserve"> on MBR</w:t>
+      </w:r>
+      <w:bookmarkEnd w:id="28"/>
+    </w:p>
+    <w:p/>
+    <w:p>
+      <w:pPr>
+        <w:pStyle w:val="ListParagraph"/>
+        <w:numPr>
+          <w:ilvl w:val="0"/>
+          <w:numId w:val="1"/>
+        </w:numPr>
+      </w:pPr>
+      <w:r>
+        <w:lastRenderedPageBreak/>
+        <w:t>dd if=/dev/zero of=hd16mbfat32.img bs=1M count=16</w:t>
+      </w:r>
+    </w:p>
+    <w:p>
+      <w:pPr>
+        <w:pStyle w:val="ListParagraph"/>
+        <w:numPr>
+          <w:ilvl w:val="1"/>
+          <w:numId w:val="1"/>
+        </w:numPr>
+      </w:pPr>
+      <w:r>
+        <w:t xml:space="preserve">Zeroed, file name </w:t>
+      </w:r>
+      <w:r>
+        <w:t>hd16mbfat32.img</w:t>
+      </w:r>
+      <w:r>
+        <w:t>, size of chunk to write at a time, number of chunks.</w:t>
+      </w:r>
+    </w:p>
+    <w:p>
+      <w:pPr>
+        <w:pStyle w:val="ListParagraph"/>
+        <w:numPr>
+          <w:ilvl w:val="0"/>
+          <w:numId w:val="1"/>
+        </w:numPr>
+      </w:pPr>
+      <w:r>
+        <w:t xml:space="preserve">sudo parted hd16mbfat32.img </w:t>
+      </w:r>
+      <w:proofErr w:type="spellStart"/>
+      <w:r>
+        <w:t>mklabel</w:t>
+      </w:r>
+      <w:proofErr w:type="spellEnd"/>
+      <w:r>
+        <w:t xml:space="preserve"> </w:t>
+      </w:r>
+      <w:proofErr w:type="spellStart"/>
+      <w:r>
+        <w:t>msdos</w:t>
+      </w:r>
+      <w:proofErr w:type="spellEnd"/>
+      <w:r>
+        <w:tab/>
+      </w:r>
+    </w:p>
+    <w:p>
+      <w:pPr>
+        <w:pStyle w:val="ListParagraph"/>
+        <w:numPr>
+          <w:ilvl w:val="1"/>
+          <w:numId w:val="1"/>
+        </w:numPr>
+      </w:pPr>
+      <w:r>
+        <w:t xml:space="preserve">There </w:t>
+      </w:r>
+      <w:proofErr w:type="gramStart"/>
+      <w:r>
+        <w:t>are</w:t>
+      </w:r>
+      <w:proofErr w:type="gramEnd"/>
+      <w:r>
+        <w:t xml:space="preserve"> only a valid list of </w:t>
+      </w:r>
+      <w:proofErr w:type="spellStart"/>
+      <w:r>
+        <w:t>mklabel</w:t>
+      </w:r>
+      <w:proofErr w:type="spellEnd"/>
+      <w:r>
+        <w:t>.</w:t>
+      </w:r>
+      <w:r>
+        <w:t xml:space="preserve"> </w:t>
+      </w:r>
+      <w:hyperlink r:id="rId24" w:history="1">
+        <w:r>
+          <w:rPr>
+            <w:rStyle w:val="Hyperlink"/>
+          </w:rPr>
+          <w:t>https://www.gnu.org/software/parted/manual/parted.html#mklabel</w:t>
+        </w:r>
+      </w:hyperlink>
+      <w:r>
+        <w:t xml:space="preserve"> </w:t>
+      </w:r>
+    </w:p>
+    <w:p>
+      <w:pPr>
+        <w:pStyle w:val="ListParagraph"/>
+        <w:numPr>
+          <w:ilvl w:val="1"/>
+          <w:numId w:val="1"/>
+        </w:numPr>
+      </w:pPr>
+      <w:r>
+        <w:t xml:space="preserve">This created an interesting bootloader that relocates itself. Can be </w:t>
+      </w:r>
+      <w:r>
+        <w:t>disassembled</w:t>
+      </w:r>
+      <w:r>
+        <w:t xml:space="preserve"> using </w:t>
+      </w:r>
+      <w:proofErr w:type="spellStart"/>
+      <w:r>
+        <w:t>ImHex</w:t>
+      </w:r>
+      <w:proofErr w:type="spellEnd"/>
+      <w:r>
+        <w:t>.</w:t>
+      </w:r>
+    </w:p>
+    <w:p>
+      <w:pPr>
+        <w:pStyle w:val="ListParagraph"/>
+        <w:numPr>
+          <w:ilvl w:val="1"/>
+          <w:numId w:val="1"/>
+        </w:numPr>
+      </w:pPr>
+      <w:r>
+        <w:drawing>
+          <wp:inline distT="0" distB="0" distL="0" distR="0" wp14:anchorId="01083286" wp14:editId="7C35EF06">
+            <wp:extent cx="3210373" cy="5820587"/>
+            <wp:effectExtent l="0" t="0" r="9525" b="8890"/>
+            <wp:docPr id="491241792" name="Picture 1" descr="A screenshot of a computer&#10;&#10;AI-generated content may be incorrect."/>
+            <wp:cNvGraphicFramePr>
+              <a:graphicFrameLocks xmlns:a="http://schemas.openxmlformats.org/drawingml/2006/main" noChangeAspect="1"/>
+            </wp:cNvGraphicFramePr>
+            <a:graphic xmlns:a="http://schemas.openxmlformats.org/drawingml/2006/main">
+              <a:graphicData uri="http://schemas.openxmlformats.org/drawingml/2006/picture">
+                <pic:pic xmlns:pic="http://schemas.openxmlformats.org/drawingml/2006/picture">
+                  <pic:nvPicPr>
+                    <pic:cNvPr id="491241792" name="Picture 1" descr="A screenshot of a computer&#10;&#10;AI-generated content may be incorrect."/>
+                    <pic:cNvPicPr/>
+                  </pic:nvPicPr>
+                  <pic:blipFill>
+                    <a:blip r:embed="rId25"/>
+                    <a:stretch>
+                      <a:fillRect/>
+                    </a:stretch>
+                  </pic:blipFill>
+                  <pic:spPr>
+                    <a:xfrm>
+                      <a:off x="0" y="0"/>
+                      <a:ext cx="3210373" cy="5820587"/>
+                    </a:xfrm>
+                    <a:prstGeom prst="rect">
+                      <a:avLst/>
+                    </a:prstGeom>
+                  </pic:spPr>
+                </pic:pic>
+              </a:graphicData>
+            </a:graphic>
+          </wp:inline>
+        </w:drawing>
+      </w:r>
+    </w:p>
+    <w:p>
+      <w:pPr>
+        <w:pStyle w:val="ListParagraph"/>
+        <w:numPr>
+          <w:ilvl w:val="1"/>
+          <w:numId w:val="1"/>
+        </w:numPr>
+      </w:pPr>
+      <w:r>
+        <w:t xml:space="preserve">Before continuing, only with the </w:t>
+      </w:r>
+      <w:proofErr w:type="spellStart"/>
+      <w:r>
+        <w:t>mklabel</w:t>
+      </w:r>
+      <w:proofErr w:type="spellEnd"/>
+      <w:r>
+        <w:t xml:space="preserve"> </w:t>
+      </w:r>
+      <w:proofErr w:type="spellStart"/>
+      <w:r>
+        <w:t>msdos</w:t>
+      </w:r>
+      <w:proofErr w:type="spellEnd"/>
+      <w:r>
+        <w:t xml:space="preserve"> the MBR has few strange characters before the partitions table. Some kind of signature…</w:t>
+      </w:r>
+      <w:r>
+        <w:t xml:space="preserve"> 4 bytes, little Indian. This is a Microsoft thing BTW.</w:t>
+      </w:r>
+    </w:p>
+    <w:p>
+      <w:pPr>
+        <w:pStyle w:val="ListParagraph"/>
+        <w:numPr>
+          <w:ilvl w:val="1"/>
+          <w:numId w:val="1"/>
+        </w:numPr>
+      </w:pPr>
+      <w:r>
+        <w:lastRenderedPageBreak/>
+        <w:drawing>
+          <wp:inline distT="0" distB="0" distL="0" distR="0" wp14:anchorId="48591FED" wp14:editId="18E078B7">
+            <wp:extent cx="5943600" cy="969645"/>
+            <wp:effectExtent l="0" t="0" r="0" b="1905"/>
+            <wp:docPr id="645849984" name="Picture 1" descr="A blue and white background with numbers&#10;&#10;AI-generated content may be incorrect."/>
+            <wp:cNvGraphicFramePr>
+              <a:graphicFrameLocks xmlns:a="http://schemas.openxmlformats.org/drawingml/2006/main" noChangeAspect="1"/>
+            </wp:cNvGraphicFramePr>
+            <a:graphic xmlns:a="http://schemas.openxmlformats.org/drawingml/2006/main">
+              <a:graphicData uri="http://schemas.openxmlformats.org/drawingml/2006/picture">
+                <pic:pic xmlns:pic="http://schemas.openxmlformats.org/drawingml/2006/picture">
+                  <pic:nvPicPr>
+                    <pic:cNvPr id="645849984" name="Picture 1" descr="A blue and white background with numbers&#10;&#10;AI-generated content may be incorrect."/>
+                    <pic:cNvPicPr/>
+                  </pic:nvPicPr>
+                  <pic:blipFill>
+                    <a:blip r:embed="rId26"/>
+                    <a:stretch>
+                      <a:fillRect/>
+                    </a:stretch>
+                  </pic:blipFill>
+                  <pic:spPr>
+                    <a:xfrm>
+                      <a:off x="0" y="0"/>
+                      <a:ext cx="5943600" cy="969645"/>
+                    </a:xfrm>
+                    <a:prstGeom prst="rect">
+                      <a:avLst/>
+                    </a:prstGeom>
+                  </pic:spPr>
+                </pic:pic>
+              </a:graphicData>
+            </a:graphic>
+          </wp:inline>
+        </w:drawing>
+      </w:r>
+    </w:p>
+    <w:p>
+      <w:pPr>
+        <w:pStyle w:val="ListParagraph"/>
+        <w:numPr>
+          <w:ilvl w:val="1"/>
+          <w:numId w:val="1"/>
+        </w:numPr>
+      </w:pPr>
+      <w:r>
+        <w:t xml:space="preserve">sudo parted hd16mbfat32.img --script </w:t>
+      </w:r>
+      <w:proofErr w:type="spellStart"/>
+      <w:r>
+        <w:t>mkpart</w:t>
+      </w:r>
+      <w:proofErr w:type="spellEnd"/>
+      <w:r>
+        <w:t xml:space="preserve"> primary fat32 1MiB 100%</w:t>
+      </w:r>
+    </w:p>
+    <w:p>
+      <w:pPr>
+        <w:pStyle w:val="ListParagraph"/>
+        <w:numPr>
+          <w:ilvl w:val="2"/>
+          <w:numId w:val="1"/>
+        </w:numPr>
+      </w:pPr>
+      <w:proofErr w:type="spellStart"/>
+      <w:r>
+        <w:t>mkpart</w:t>
+      </w:r>
+      <w:proofErr w:type="spellEnd"/>
+      <w:r>
+        <w:t xml:space="preserve"> = make partition </w:t>
+      </w:r>
+    </w:p>
+    <w:p>
+      <w:pPr>
+        <w:pStyle w:val="ListParagraph"/>
+        <w:numPr>
+          <w:ilvl w:val="2"/>
+          <w:numId w:val="1"/>
+        </w:numPr>
+      </w:pPr>
+      <w:r>
+        <w:t>primary/extended/logical</w:t>
+      </w:r>
+    </w:p>
+    <w:p>
+      <w:pPr>
+        <w:pStyle w:val="ListParagraph"/>
+        <w:numPr>
+          <w:ilvl w:val="2"/>
+          <w:numId w:val="1"/>
+        </w:numPr>
+      </w:pPr>
+      <w:r>
+        <w:t>fat32 (there is a list on the documentation FAT16 is there, but not 12 because it is for floppies)</w:t>
+      </w:r>
+    </w:p>
+    <w:p>
+      <w:pPr>
+        <w:pStyle w:val="ListParagraph"/>
+        <w:numPr>
+          <w:ilvl w:val="2"/>
+          <w:numId w:val="1"/>
+        </w:numPr>
+      </w:pPr>
+      <w:r>
+        <w:t>start = 1MiB end 100% (this is not very well documented)</w:t>
+      </w:r>
+    </w:p>
+    <w:p>
+      <w:pPr>
+        <w:pStyle w:val="ListParagraph"/>
+        <w:numPr>
+          <w:ilvl w:val="1"/>
+          <w:numId w:val="1"/>
+        </w:numPr>
+      </w:pPr>
+      <w:r>
+        <w:t>parted disk16mb.img unit B print</w:t>
+      </w:r>
+      <w:r>
+        <w:t xml:space="preserve"> (Note there is not actual file system. Partition is there but no file system)</w:t>
+      </w:r>
+    </w:p>
+    <w:p>
+      <w:pPr>
+        <w:pStyle w:val="ListParagraph"/>
+        <w:numPr>
+          <w:ilvl w:val="1"/>
+          <w:numId w:val="1"/>
+        </w:numPr>
+      </w:pPr>
+      <w:r>
+        <w:drawing>
+          <wp:inline distT="0" distB="0" distL="0" distR="0" wp14:anchorId="0F238A23" wp14:editId="4B4833A6">
+            <wp:extent cx="5943600" cy="1209040"/>
+            <wp:effectExtent l="0" t="0" r="0" b="0"/>
+            <wp:docPr id="209950816" name="Picture 1" descr="A screen shot of a computer screen&#10;&#10;AI-generated content may be incorrect."/>
+            <wp:cNvGraphicFramePr>
+              <a:graphicFrameLocks xmlns:a="http://schemas.openxmlformats.org/drawingml/2006/main" noChangeAspect="1"/>
+            </wp:cNvGraphicFramePr>
+            <a:graphic xmlns:a="http://schemas.openxmlformats.org/drawingml/2006/main">
+              <a:graphicData uri="http://schemas.openxmlformats.org/drawingml/2006/picture">
+                <pic:pic xmlns:pic="http://schemas.openxmlformats.org/drawingml/2006/picture">
+                  <pic:nvPicPr>
+                    <pic:cNvPr id="209950816" name="Picture 1" descr="A screen shot of a computer screen&#10;&#10;AI-generated content may be incorrect."/>
+                    <pic:cNvPicPr/>
+                  </pic:nvPicPr>
+                  <pic:blipFill>
+                    <a:blip r:embed="rId27"/>
+                    <a:stretch>
+                      <a:fillRect/>
+                    </a:stretch>
+                  </pic:blipFill>
+                  <pic:spPr>
+                    <a:xfrm>
+                      <a:off x="0" y="0"/>
+                      <a:ext cx="5943600" cy="1209040"/>
+                    </a:xfrm>
+                    <a:prstGeom prst="rect">
+                      <a:avLst/>
+                    </a:prstGeom>
+                  </pic:spPr>
+                </pic:pic>
+              </a:graphicData>
+            </a:graphic>
+          </wp:inline>
+        </w:drawing>
+      </w:r>
+    </w:p>
+    <w:p>
+      <w:pPr>
+        <w:pStyle w:val="ListParagraph"/>
+        <w:numPr>
+          <w:ilvl w:val="1"/>
+          <w:numId w:val="1"/>
+        </w:numPr>
+      </w:pPr>
+      <w:proofErr w:type="spellStart"/>
+      <w:r>
+        <w:t>mformat</w:t>
+      </w:r>
+      <w:proofErr w:type="spellEnd"/>
+      <w:r>
+        <w:t xml:space="preserve"> -</w:t>
+      </w:r>
+      <w:proofErr w:type="spellStart"/>
+      <w:r>
+        <w:t>i</w:t>
+      </w:r>
+      <w:proofErr w:type="spellEnd"/>
+      <w:r>
+        <w:t xml:space="preserve"> hd16mbfat32.img@@1048576 -</w:t>
+      </w:r>
+      <w:proofErr w:type="gramStart"/>
+      <w:r>
+        <w:t>F :</w:t>
+      </w:r>
+      <w:proofErr w:type="gramEnd"/>
+      <w:r>
+        <w:t>:</w:t>
+      </w:r>
+    </w:p>
+    <w:p>
+      <w:pPr>
+        <w:pStyle w:val="ListParagraph"/>
+        <w:numPr>
+          <w:ilvl w:val="2"/>
+          <w:numId w:val="1"/>
+        </w:numPr>
+      </w:pPr>
+      <w:r>
+        <w:t>image file</w:t>
+      </w:r>
+    </w:p>
+    <w:p>
+      <w:pPr>
+        <w:pStyle w:val="ListParagraph"/>
+        <w:numPr>
+          <w:ilvl w:val="2"/>
+          <w:numId w:val="1"/>
+        </w:numPr>
+      </w:pPr>
+      <w:proofErr w:type="gramStart"/>
+      <w:r>
+        <w:t>@@Start</w:t>
+      </w:r>
+      <w:proofErr w:type="gramEnd"/>
+      <w:r>
+        <w:t xml:space="preserve"> (from the parted output)</w:t>
+      </w:r>
+    </w:p>
+    <w:p>
+      <w:pPr>
+        <w:pStyle w:val="ListParagraph"/>
+        <w:numPr>
+          <w:ilvl w:val="2"/>
+          <w:numId w:val="1"/>
+        </w:numPr>
+      </w:pPr>
+      <w:r>
+        <w:t>-F = FAT32</w:t>
+      </w:r>
+    </w:p>
+    <w:p>
+      <w:pPr>
+        <w:pStyle w:val="ListParagraph"/>
+        <w:numPr>
+          <w:ilvl w:val="2"/>
+          <w:numId w:val="1"/>
+        </w:numPr>
+      </w:pPr>
+      <w:proofErr w:type="gramStart"/>
+      <w:r>
+        <w:t>::</w:t>
+      </w:r>
+      <w:proofErr w:type="gramEnd"/>
+      <w:r>
+        <w:t xml:space="preserve"> Root directory of the image</w:t>
+      </w:r>
+    </w:p>
+    <w:p>
+      <w:pPr>
+        <w:pStyle w:val="ListParagraph"/>
+        <w:numPr>
+          <w:ilvl w:val="1"/>
+          <w:numId w:val="1"/>
+        </w:numPr>
+      </w:pPr>
+      <w:r>
+        <w:drawing>
+          <wp:inline distT="0" distB="0" distL="0" distR="0" wp14:anchorId="2564038D" wp14:editId="69F5ABF3">
+            <wp:extent cx="5943600" cy="967105"/>
+            <wp:effectExtent l="0" t="0" r="0" b="4445"/>
+            <wp:docPr id="1496006504" name="Picture 1" descr="A screen shot of a computer&#10;&#10;AI-generated content may be incorrect."/>
+            <wp:cNvGraphicFramePr>
+              <a:graphicFrameLocks xmlns:a="http://schemas.openxmlformats.org/drawingml/2006/main" noChangeAspect="1"/>
+            </wp:cNvGraphicFramePr>
+            <a:graphic xmlns:a="http://schemas.openxmlformats.org/drawingml/2006/main">
+              <a:graphicData uri="http://schemas.openxmlformats.org/drawingml/2006/picture">
+                <pic:pic xmlns:pic="http://schemas.openxmlformats.org/drawingml/2006/picture">
+                  <pic:nvPicPr>
+                    <pic:cNvPr id="1496006504" name="Picture 1" descr="A screen shot of a computer&#10;&#10;AI-generated content may be incorrect."/>
+                    <pic:cNvPicPr/>
+                  </pic:nvPicPr>
+                  <pic:blipFill>
+                    <a:blip r:embed="rId28"/>
+                    <a:stretch>
+                      <a:fillRect/>
+                    </a:stretch>
+                  </pic:blipFill>
+                  <pic:spPr>
+                    <a:xfrm>
+                      <a:off x="0" y="0"/>
+                      <a:ext cx="5943600" cy="967105"/>
+                    </a:xfrm>
+                    <a:prstGeom prst="rect">
+                      <a:avLst/>
+                    </a:prstGeom>
+                  </pic:spPr>
+                </pic:pic>
+              </a:graphicData>
+            </a:graphic>
+          </wp:inline>
+        </w:drawing>
+      </w:r>
+    </w:p>
+    <w:p>
+      <w:pPr>
+        <w:pStyle w:val="ListParagraph"/>
+        <w:numPr>
+          <w:ilvl w:val="1"/>
+          <w:numId w:val="1"/>
+        </w:numPr>
+      </w:pPr>
+      <w:r>
+        <w:t xml:space="preserve">If you open it with </w:t>
+      </w:r>
+      <w:proofErr w:type="spellStart"/>
+      <w:r>
+        <w:t>ImHex</w:t>
+      </w:r>
+      <w:proofErr w:type="spellEnd"/>
+      <w:r>
+        <w:t xml:space="preserve"> or Exterro FTK Imager or </w:t>
+      </w:r>
+      <w:proofErr w:type="spellStart"/>
+      <w:r>
+        <w:t>HxD</w:t>
+      </w:r>
+      <w:proofErr w:type="spellEnd"/>
+      <w:r>
+        <w:t>, the FAT partition begins at 0x</w:t>
+      </w:r>
+      <w:r>
+        <w:t>00100000</w:t>
+      </w:r>
+    </w:p>
+    <w:p>
+      <w:pPr>
+        <w:pStyle w:val="ListParagraph"/>
+        <w:numPr>
+          <w:ilvl w:val="1"/>
+          <w:numId w:val="1"/>
+        </w:numPr>
+      </w:pPr>
+      <w:r>
+        <w:lastRenderedPageBreak/>
+        <w:drawing>
+          <wp:inline distT="0" distB="0" distL="0" distR="0" wp14:anchorId="5F73D253" wp14:editId="7958AE4A">
+            <wp:extent cx="5306165" cy="5106113"/>
+            <wp:effectExtent l="0" t="0" r="8890" b="0"/>
+            <wp:docPr id="1563737018" name="Picture 1" descr="A screen shot of a computer&#10;&#10;AI-generated content may be incorrect."/>
+            <wp:cNvGraphicFramePr>
+              <a:graphicFrameLocks xmlns:a="http://schemas.openxmlformats.org/drawingml/2006/main" noChangeAspect="1"/>
+            </wp:cNvGraphicFramePr>
+            <a:graphic xmlns:a="http://schemas.openxmlformats.org/drawingml/2006/main">
+              <a:graphicData uri="http://schemas.openxmlformats.org/drawingml/2006/picture">
+                <pic:pic xmlns:pic="http://schemas.openxmlformats.org/drawingml/2006/picture">
+                  <pic:nvPicPr>
+                    <pic:cNvPr id="1563737018" name="Picture 1" descr="A screen shot of a computer&#10;&#10;AI-generated content may be incorrect."/>
+                    <pic:cNvPicPr/>
+                  </pic:nvPicPr>
+                  <pic:blipFill>
+                    <a:blip r:embed="rId29"/>
+                    <a:stretch>
+                      <a:fillRect/>
+                    </a:stretch>
+                  </pic:blipFill>
+                  <pic:spPr>
+                    <a:xfrm>
+                      <a:off x="0" y="0"/>
+                      <a:ext cx="5306165" cy="5106113"/>
+                    </a:xfrm>
+                    <a:prstGeom prst="rect">
+                      <a:avLst/>
+                    </a:prstGeom>
+                  </pic:spPr>
+                </pic:pic>
+              </a:graphicData>
+            </a:graphic>
+          </wp:inline>
+        </w:drawing>
+      </w:r>
+    </w:p>
+    <w:p>
+      <w:pPr>
+        <w:pStyle w:val="ListParagraph"/>
+        <w:numPr>
+          <w:ilvl w:val="1"/>
+          <w:numId w:val="1"/>
+        </w:numPr>
+      </w:pPr>
+      <w:r>
+        <w:t xml:space="preserve">52 52 61 41 </w:t>
+      </w:r>
+      <w:proofErr w:type="spellStart"/>
+      <w:r>
+        <w:t>RRaR</w:t>
+      </w:r>
+      <w:proofErr w:type="spellEnd"/>
+      <w:r>
+        <w:t xml:space="preserve"> is the </w:t>
+      </w:r>
+      <w:proofErr w:type="spellStart"/>
+      <w:r>
+        <w:t>FSInfo</w:t>
+      </w:r>
+      <w:proofErr w:type="spellEnd"/>
+      <w:r>
+        <w:t xml:space="preserve"> </w:t>
+      </w:r>
+    </w:p>
+    <w:p>
+      <w:pPr>
+        <w:pStyle w:val="ListParagraph"/>
+        <w:numPr>
+          <w:ilvl w:val="1"/>
+          <w:numId w:val="1"/>
+        </w:numPr>
+      </w:pPr>
+      <w:r>
+        <w:t xml:space="preserve">This can copy files and create </w:t>
+      </w:r>
+      <w:r>
+        <w:t>directories,</w:t>
+      </w:r>
+      <w:r>
+        <w:t xml:space="preserve"> but I have not tried. I prefer to mount it and copy normally:</w:t>
+      </w:r>
+    </w:p>
+    <w:p>
+      <w:pPr>
+        <w:pStyle w:val="ListParagraph"/>
+        <w:numPr>
+          <w:ilvl w:val="2"/>
+          <w:numId w:val="1"/>
+        </w:numPr>
+      </w:pPr>
+      <w:proofErr w:type="spellStart"/>
+      <w:r>
+        <w:t>mcopy</w:t>
+      </w:r>
+      <w:proofErr w:type="spellEnd"/>
+      <w:r>
+        <w:t xml:space="preserve"> -</w:t>
+      </w:r>
+      <w:proofErr w:type="spellStart"/>
+      <w:r>
+        <w:t>i</w:t>
+      </w:r>
+      <w:proofErr w:type="spellEnd"/>
+      <w:r>
+        <w:t xml:space="preserve"> disk16mb.img@@1048576 </w:t>
+      </w:r>
+      <w:proofErr w:type="gramStart"/>
+      <w:r>
+        <w:t>myfile.txt :</w:t>
+      </w:r>
+      <w:proofErr w:type="gramEnd"/>
+      <w:r>
+        <w:t>:</w:t>
+      </w:r>
+    </w:p>
+    <w:p>
+      <w:pPr>
+        <w:pStyle w:val="ListParagraph"/>
+        <w:numPr>
+          <w:ilvl w:val="2"/>
+          <w:numId w:val="1"/>
+        </w:numPr>
+      </w:pPr>
+      <w:r>
+        <w:t>mmd -</w:t>
+      </w:r>
+      <w:proofErr w:type="spellStart"/>
+      <w:r>
+        <w:t>i</w:t>
+      </w:r>
+      <w:proofErr w:type="spellEnd"/>
+      <w:r>
+        <w:t xml:space="preserve"> disk16mb.img@@</w:t>
+      </w:r>
+      <w:proofErr w:type="gramStart"/>
+      <w:r>
+        <w:t>1048576 :</w:t>
+      </w:r>
+      <w:proofErr w:type="gramEnd"/>
+      <w:r>
+        <w:t>:/boot</w:t>
+      </w:r>
+    </w:p>
+    <w:p>
+      <w:pPr>
+        <w:pStyle w:val="ListParagraph"/>
+        <w:numPr>
+          <w:ilvl w:val="2"/>
+          <w:numId w:val="1"/>
+        </w:numPr>
+      </w:pPr>
+      <w:proofErr w:type="spellStart"/>
+      <w:r>
+        <w:t>mcopy</w:t>
+      </w:r>
+      <w:proofErr w:type="spellEnd"/>
+      <w:r>
+        <w:t xml:space="preserve"> -</w:t>
+      </w:r>
+      <w:proofErr w:type="spellStart"/>
+      <w:r>
+        <w:t>i</w:t>
+      </w:r>
+      <w:proofErr w:type="spellEnd"/>
+      <w:r>
+        <w:t xml:space="preserve"> disk16mb.img@@1048576 </w:t>
+      </w:r>
+      <w:proofErr w:type="spellStart"/>
+      <w:proofErr w:type="gramStart"/>
+      <w:r>
+        <w:t>kernel.bin</w:t>
+      </w:r>
+      <w:proofErr w:type="spellEnd"/>
+      <w:r>
+        <w:t xml:space="preserve"> :</w:t>
+      </w:r>
+      <w:proofErr w:type="gramEnd"/>
+      <w:r>
+        <w:t>:/boot</w:t>
+      </w:r>
+    </w:p>
+    <w:p>
+      <w:pPr>
+        <w:pStyle w:val="ListParagraph"/>
+        <w:numPr>
+          <w:ilvl w:val="1"/>
+          <w:numId w:val="1"/>
+        </w:numPr>
+      </w:pPr>
+      <w:proofErr w:type="spellStart"/>
+      <w:r>
+        <w:t>mdir</w:t>
+      </w:r>
+      <w:proofErr w:type="spellEnd"/>
+      <w:r>
+        <w:t xml:space="preserve"> -</w:t>
+      </w:r>
+      <w:proofErr w:type="spellStart"/>
+      <w:r>
+        <w:t>i</w:t>
+      </w:r>
+      <w:proofErr w:type="spellEnd"/>
+      <w:r>
+        <w:t xml:space="preserve"> hd16mbfat32.img@@</w:t>
+      </w:r>
+      <w:proofErr w:type="gramStart"/>
+      <w:r>
+        <w:t>1048576 :</w:t>
+      </w:r>
+      <w:proofErr w:type="gramEnd"/>
+      <w:r>
+        <w:t>:</w:t>
+      </w:r>
+    </w:p>
+    <w:p>
+      <w:pPr>
+        <w:pStyle w:val="ListParagraph"/>
+        <w:numPr>
+          <w:ilvl w:val="1"/>
+          <w:numId w:val="1"/>
+        </w:numPr>
+      </w:pPr>
+      <w:r>
+        <w:drawing>
+          <wp:inline distT="0" distB="0" distL="0" distR="0" wp14:anchorId="08C5966A" wp14:editId="261C8467">
+            <wp:extent cx="5943600" cy="805180"/>
+            <wp:effectExtent l="0" t="0" r="0" b="0"/>
+            <wp:docPr id="2027701018" name="Picture 1" descr="A black screen with blue text&#10;&#10;AI-generated content may be incorrect."/>
+            <wp:cNvGraphicFramePr>
+              <a:graphicFrameLocks xmlns:a="http://schemas.openxmlformats.org/drawingml/2006/main" noChangeAspect="1"/>
+            </wp:cNvGraphicFramePr>
+            <a:graphic xmlns:a="http://schemas.openxmlformats.org/drawingml/2006/main">
+              <a:graphicData uri="http://schemas.openxmlformats.org/drawingml/2006/picture">
+                <pic:pic xmlns:pic="http://schemas.openxmlformats.org/drawingml/2006/picture">
+                  <pic:nvPicPr>
+                    <pic:cNvPr id="2027701018" name="Picture 1" descr="A black screen with blue text&#10;&#10;AI-generated content may be incorrect."/>
+                    <pic:cNvPicPr/>
+                  </pic:nvPicPr>
+                  <pic:blipFill>
+                    <a:blip r:embed="rId30"/>
+                    <a:stretch>
+                      <a:fillRect/>
+                    </a:stretch>
+                  </pic:blipFill>
+                  <pic:spPr>
+                    <a:xfrm>
+                      <a:off x="0" y="0"/>
+                      <a:ext cx="5943600" cy="805180"/>
+                    </a:xfrm>
+                    <a:prstGeom prst="rect">
+                      <a:avLst/>
+                    </a:prstGeom>
+                  </pic:spPr>
+                </pic:pic>
+              </a:graphicData>
+            </a:graphic>
+          </wp:inline>
+        </w:drawing>
+      </w:r>
+    </w:p>
+    <w:p>
+      <w:pPr>
+        <w:pStyle w:val="ListParagraph"/>
+        <w:numPr>
+          <w:ilvl w:val="1"/>
+          <w:numId w:val="1"/>
+        </w:numPr>
+      </w:pPr>
+      <w:r>
+        <w:t xml:space="preserve">sudo </w:t>
+      </w:r>
+      <w:proofErr w:type="spellStart"/>
+      <w:r>
+        <w:t>losetup</w:t>
+      </w:r>
+      <w:proofErr w:type="spellEnd"/>
+      <w:r>
+        <w:t xml:space="preserve"> --offset 1048576 --find --show hd16mbfat32.img</w:t>
+      </w:r>
+    </w:p>
+    <w:p>
+      <w:pPr>
+        <w:pStyle w:val="ListParagraph"/>
+        <w:numPr>
+          <w:ilvl w:val="1"/>
+          <w:numId w:val="1"/>
+        </w:numPr>
+      </w:pPr>
+      <w:proofErr w:type="spellStart"/>
+      <w:r>
+        <w:t>losetup</w:t>
+      </w:r>
+      <w:proofErr w:type="spellEnd"/>
+    </w:p>
+    <w:p>
+      <w:pPr>
+        <w:pStyle w:val="ListParagraph"/>
+        <w:numPr>
+          <w:ilvl w:val="1"/>
+          <w:numId w:val="1"/>
+        </w:numPr>
+      </w:pPr>
+      <w:proofErr w:type="spellStart"/>
+      <w:r>
+        <w:t>losetup</w:t>
+      </w:r>
+      <w:proofErr w:type="spellEnd"/>
+      <w:r>
+        <w:t xml:space="preserve"> --all</w:t>
+      </w:r>
+    </w:p>
+    <w:p>
+      <w:pPr>
+        <w:pStyle w:val="ListParagraph"/>
+        <w:numPr>
+          <w:ilvl w:val="1"/>
+          <w:numId w:val="1"/>
+        </w:numPr>
+      </w:pPr>
+      <w:r>
+        <w:lastRenderedPageBreak/>
+        <w:drawing>
+          <wp:inline distT="0" distB="0" distL="0" distR="0" wp14:anchorId="23886F08" wp14:editId="1CCDACB4">
+            <wp:extent cx="5943600" cy="975360"/>
+            <wp:effectExtent l="0" t="0" r="0" b="0"/>
+            <wp:docPr id="1573226773" name="Picture 1" descr="A screen shot of a computer program&#10;&#10;AI-generated content may be incorrect."/>
+            <wp:cNvGraphicFramePr>
+              <a:graphicFrameLocks xmlns:a="http://schemas.openxmlformats.org/drawingml/2006/main" noChangeAspect="1"/>
+            </wp:cNvGraphicFramePr>
+            <a:graphic xmlns:a="http://schemas.openxmlformats.org/drawingml/2006/main">
+              <a:graphicData uri="http://schemas.openxmlformats.org/drawingml/2006/picture">
+                <pic:pic xmlns:pic="http://schemas.openxmlformats.org/drawingml/2006/picture">
+                  <pic:nvPicPr>
+                    <pic:cNvPr id="1573226773" name="Picture 1" descr="A screen shot of a computer program&#10;&#10;AI-generated content may be incorrect."/>
+                    <pic:cNvPicPr/>
+                  </pic:nvPicPr>
+                  <pic:blipFill>
+                    <a:blip r:embed="rId31"/>
+                    <a:stretch>
+                      <a:fillRect/>
+                    </a:stretch>
+                  </pic:blipFill>
+                  <pic:spPr>
+                    <a:xfrm>
+                      <a:off x="0" y="0"/>
+                      <a:ext cx="5943600" cy="975360"/>
+                    </a:xfrm>
+                    <a:prstGeom prst="rect">
+                      <a:avLst/>
+                    </a:prstGeom>
+                  </pic:spPr>
+                </pic:pic>
+              </a:graphicData>
+            </a:graphic>
+          </wp:inline>
+        </w:drawing>
+      </w:r>
+    </w:p>
+    <w:p>
+      <w:pPr>
+        <w:pStyle w:val="ListParagraph"/>
+        <w:numPr>
+          <w:ilvl w:val="1"/>
+          <w:numId w:val="1"/>
+        </w:numPr>
+      </w:pPr>
+      <w:r>
+        <w:t>To mount it safely without breaking /mnt:</w:t>
+      </w:r>
+    </w:p>
+    <w:p>
+      <w:pPr>
+        <w:pStyle w:val="ListParagraph"/>
+        <w:numPr>
+          <w:ilvl w:val="2"/>
+          <w:numId w:val="1"/>
+        </w:numPr>
+      </w:pPr>
+      <w:r>
+        <w:t xml:space="preserve">sudo </w:t>
+      </w:r>
+      <w:proofErr w:type="spellStart"/>
+      <w:r>
+        <w:t>mkdir</w:t>
+      </w:r>
+      <w:proofErr w:type="spellEnd"/>
+      <w:r>
+        <w:t xml:space="preserve"> -p /</w:t>
+      </w:r>
+      <w:proofErr w:type="spellStart"/>
+      <w:r>
+        <w:t>tmp</w:t>
+      </w:r>
+      <w:proofErr w:type="spellEnd"/>
+      <w:r>
+        <w:t>/</w:t>
+      </w:r>
+      <w:proofErr w:type="spellStart"/>
+      <w:r>
+        <w:t>diskimg</w:t>
+      </w:r>
+      <w:proofErr w:type="spellEnd"/>
+    </w:p>
+    <w:p>
+      <w:pPr>
+        <w:pStyle w:val="ListParagraph"/>
+        <w:numPr>
+          <w:ilvl w:val="2"/>
+          <w:numId w:val="1"/>
+        </w:numPr>
+      </w:pPr>
+      <w:r>
+        <w:t xml:space="preserve">sudo </w:t>
+      </w:r>
+      <w:proofErr w:type="spellStart"/>
+      <w:r>
+        <w:t>losetup</w:t>
+      </w:r>
+      <w:proofErr w:type="spellEnd"/>
+      <w:r>
+        <w:t xml:space="preserve"> --offset 1048576 --find --show hd16mbfat32.img</w:t>
+      </w:r>
+    </w:p>
+    <w:p>
+      <w:pPr>
+        <w:pStyle w:val="ListParagraph"/>
+        <w:numPr>
+          <w:ilvl w:val="2"/>
+          <w:numId w:val="1"/>
+        </w:numPr>
+      </w:pPr>
+      <w:r>
+        <w:t>ls /</w:t>
+      </w:r>
+      <w:proofErr w:type="spellStart"/>
+      <w:r>
+        <w:t>tmp</w:t>
+      </w:r>
+      <w:proofErr w:type="spellEnd"/>
+      <w:r>
+        <w:t>/</w:t>
+      </w:r>
+      <w:proofErr w:type="spellStart"/>
+      <w:r>
+        <w:t>diskimg</w:t>
+      </w:r>
+      <w:proofErr w:type="spellEnd"/>
+      <w:r>
+        <w:t>/</w:t>
+      </w:r>
+    </w:p>
+    <w:p>
+      <w:pPr>
+        <w:pStyle w:val="ListParagraph"/>
+        <w:numPr>
+          <w:ilvl w:val="1"/>
+          <w:numId w:val="1"/>
+        </w:numPr>
+      </w:pPr>
+      <w:r>
+        <w:drawing>
+          <wp:inline distT="0" distB="0" distL="0" distR="0" wp14:anchorId="0289F8D4" wp14:editId="4F6F5355">
+            <wp:extent cx="5943600" cy="896620"/>
+            <wp:effectExtent l="0" t="0" r="0" b="0"/>
+            <wp:docPr id="538910466" name="Picture 1" descr="A computer screen with a black background&#10;&#10;AI-generated content may be incorrect."/>
+            <wp:cNvGraphicFramePr>
+              <a:graphicFrameLocks xmlns:a="http://schemas.openxmlformats.org/drawingml/2006/main" noChangeAspect="1"/>
+            </wp:cNvGraphicFramePr>
+            <a:graphic xmlns:a="http://schemas.openxmlformats.org/drawingml/2006/main">
+              <a:graphicData uri="http://schemas.openxmlformats.org/drawingml/2006/picture">
+                <pic:pic xmlns:pic="http://schemas.openxmlformats.org/drawingml/2006/picture">
+                  <pic:nvPicPr>
+                    <pic:cNvPr id="538910466" name="Picture 1" descr="A computer screen with a black background&#10;&#10;AI-generated content may be incorrect."/>
+                    <pic:cNvPicPr/>
+                  </pic:nvPicPr>
+                  <pic:blipFill>
+                    <a:blip r:embed="rId32"/>
+                    <a:stretch>
+                      <a:fillRect/>
+                    </a:stretch>
+                  </pic:blipFill>
+                  <pic:spPr>
+                    <a:xfrm>
+                      <a:off x="0" y="0"/>
+                      <a:ext cx="5943600" cy="896620"/>
+                    </a:xfrm>
+                    <a:prstGeom prst="rect">
+                      <a:avLst/>
+                    </a:prstGeom>
+                  </pic:spPr>
+                </pic:pic>
+              </a:graphicData>
+            </a:graphic>
+          </wp:inline>
+        </w:drawing>
+      </w:r>
+    </w:p>
+    <w:p>
+      <w:pPr>
+        <w:pStyle w:val="ListParagraph"/>
+        <w:numPr>
+          <w:ilvl w:val="1"/>
+          <w:numId w:val="1"/>
+        </w:numPr>
+      </w:pPr>
+      <w:r>
+        <w:t>Explore the idea of permanent mounting via /</w:t>
+      </w:r>
+      <w:proofErr w:type="spellStart"/>
+      <w:r>
+        <w:t>etc</w:t>
+      </w:r>
+      <w:proofErr w:type="spellEnd"/>
+      <w:r>
+        <w:t>/</w:t>
+      </w:r>
+      <w:proofErr w:type="spellStart"/>
+      <w:r>
+        <w:t>fstab</w:t>
+      </w:r>
+      <w:proofErr w:type="spellEnd"/>
+    </w:p>
+    <w:p/>
+    <w:p/>
+    <w:p/>
+    <w:p/>
+    <w:p>
+      <w:pPr>
+        <w:pStyle w:val="Heading2"/>
+      </w:pPr>
+      <w:bookmarkStart w:id="29" w:name="_Toc213116555"/>
+      <w:r>
+        <w:t xml:space="preserve">Return to the last working directory. Windows and </w:t>
+      </w:r>
+      <w:proofErr w:type="spellStart"/>
+      <w:r>
+        <w:t>linux</w:t>
+      </w:r>
+      <w:bookmarkEnd w:id="29"/>
+      <w:proofErr w:type="spellEnd"/>
+    </w:p>
+    <w:p/>
+    <w:p>
+      <w:pPr>
+        <w:pStyle w:val="ListParagraph"/>
+        <w:numPr>
+          <w:ilvl w:val="0"/>
+          <w:numId w:val="1"/>
+        </w:numPr>
+      </w:pPr>
+      <w:r>
+        <w:t>Linux:</w:t>
+      </w:r>
+    </w:p>
+    <w:p>
+      <w:pPr>
+        <w:pStyle w:val="ListParagraph"/>
+        <w:numPr>
+          <w:ilvl w:val="1"/>
+          <w:numId w:val="1"/>
+        </w:numPr>
+      </w:pPr>
+      <w:r>
+        <w:t>“</w:t>
+      </w:r>
+      <w:proofErr w:type="gramStart"/>
+      <w:r>
+        <w:t>cd</w:t>
+      </w:r>
+      <w:proofErr w:type="gramEnd"/>
+      <w:r>
+        <w:t xml:space="preserve"> </w:t>
+      </w:r>
+      <w:proofErr w:type="gramStart"/>
+      <w:r>
+        <w:t>–“</w:t>
+      </w:r>
+      <w:proofErr w:type="gramEnd"/>
+    </w:p>
+    <w:p>
+      <w:pPr>
+        <w:pStyle w:val="ListParagraph"/>
+        <w:numPr>
+          <w:ilvl w:val="0"/>
+          <w:numId w:val="1"/>
+        </w:numPr>
+      </w:pPr>
+      <w:r>
+        <w:t>Windows:</w:t>
+      </w:r>
+    </w:p>
+    <w:p>
+      <w:pPr>
+        <w:pStyle w:val="ListParagraph"/>
+        <w:numPr>
+          <w:ilvl w:val="1"/>
+          <w:numId w:val="1"/>
+        </w:numPr>
+      </w:pPr>
+      <w:proofErr w:type="spellStart"/>
+      <w:r>
+        <w:t>Pushd</w:t>
+      </w:r>
+      <w:proofErr w:type="spellEnd"/>
+      <w:r>
+        <w:t xml:space="preserve"> or push-location</w:t>
+      </w:r>
+    </w:p>
+    <w:p>
+      <w:pPr>
+        <w:pStyle w:val="ListParagraph"/>
+        <w:numPr>
+          <w:ilvl w:val="1"/>
+          <w:numId w:val="1"/>
+        </w:numPr>
+      </w:pPr>
+      <w:r>
+        <w:t xml:space="preserve">Move </w:t>
+      </w:r>
+    </w:p>
+    <w:p>
+      <w:pPr>
+        <w:pStyle w:val="ListParagraph"/>
+        <w:numPr>
+          <w:ilvl w:val="1"/>
+          <w:numId w:val="1"/>
+        </w:numPr>
+      </w:pPr>
+      <w:proofErr w:type="spellStart"/>
+      <w:r>
+        <w:t>Popd</w:t>
+      </w:r>
+      <w:proofErr w:type="spellEnd"/>
+      <w:r>
+        <w:t xml:space="preserve"> or pop-location</w:t>
+      </w:r>
+    </w:p>
+    <w:p/>
+    <w:p/>
     <w:p>
       <w:pPr>
         <w:pStyle w:val="Heading1"/>
       </w:pPr>
-      <w:bookmarkStart w:id="25" w:name="_Toc213004620"/>
+      <w:bookmarkStart w:id="30" w:name="_Toc213116556"/>
       <w:r>
         <w:t>Research backlog</w:t>
       </w:r>
-      <w:bookmarkEnd w:id="25"/>
+      <w:bookmarkEnd w:id="30"/>
     </w:p>
     <w:p/>
     <w:p>
@@ -8334,7 +11951,15 @@
         </w:numPr>
       </w:pPr>
       <w:r>
-        <w:t>Partition table on the MBR. I remember seeing adding 4 16bytes reserved structures before 0xAA55</w:t>
+        <w:t>Partition table on the MBR. I remember seeing adding 4 16</w:t>
+      </w:r>
+      <w:proofErr w:type="gramStart"/>
+      <w:r>
+        <w:t>bytes</w:t>
+      </w:r>
+      <w:proofErr w:type="gramEnd"/>
+      <w:r>
+        <w:t xml:space="preserve"> reserved structures before 0xAA55</w:t>
       </w:r>
     </w:p>
     <w:p>
@@ -8346,7 +11971,15 @@
         </w:numPr>
       </w:pPr>
       <w:r>
-        <w:t>I guess this applies if the MBR is for a hard disk, but does not apply for a floppy</w:t>
+        <w:t xml:space="preserve">I guess this applies if the MBR is for a hard </w:t>
+      </w:r>
+      <w:proofErr w:type="gramStart"/>
+      <w:r>
+        <w:t>disk, but</w:t>
+      </w:r>
+      <w:proofErr w:type="gramEnd"/>
+      <w:r>
+        <w:t xml:space="preserve"> does not apply for a floppy</w:t>
       </w:r>
       <w:r>
         <w:t>. This is an educated guess</w:t>
@@ -8361,7 +11994,19 @@
         </w:numPr>
       </w:pPr>
       <w:r>
-        <w:t xml:space="preserve">On floppy, the FAT info at 0 starts with a jump to code, followed by the FAT info. This way both, the bootloader and FAT info can coexist, because there is a jump. Validate this because I got this explained by </w:t>
+        <w:t xml:space="preserve">On floppy, the FAT info at 0 starts with a jump to code, followed by the FAT info. This way </w:t>
+      </w:r>
+      <w:proofErr w:type="gramStart"/>
+      <w:r>
+        <w:t>both,</w:t>
+      </w:r>
+      <w:proofErr w:type="gramEnd"/>
+      <w:r>
+        <w:t xml:space="preserve"> the bootloader and FAT info can coexist, because </w:t>
+      </w:r>
+      <w:r>
+        <w:lastRenderedPageBreak/>
+        <w:t xml:space="preserve">there is a jump. Validate this because I got this explained by </w:t>
       </w:r>
       <w:r>
         <w:t>ChatGPT. It makes a lot of sense, but still…</w:t>
@@ -8376,7 +12021,15 @@
         </w:numPr>
       </w:pPr>
       <w:r>
-        <w:t>A Disk with multiple partitions, the first byte define if it is bootable 0x80 = bootable.</w:t>
+        <w:t xml:space="preserve">A Disk with multiple partitions, the first byte </w:t>
+      </w:r>
+      <w:proofErr w:type="gramStart"/>
+      <w:r>
+        <w:t>define</w:t>
+      </w:r>
+      <w:proofErr w:type="gramEnd"/>
+      <w:r>
+        <w:t xml:space="preserve"> if it is bootable 0x80 = bootable.</w:t>
       </w:r>
       <w:r>
         <w:t xml:space="preserve"> The first byte on one of those 4 16 bytes partitions at the end of the MBR before the 0xAA55</w:t>
@@ -8391,7 +12044,15 @@
         </w:numPr>
       </w:pPr>
       <w:r>
-        <w:t>Can MBR and BPB be fused together? I found something related to a short jump at the beginning, of BPB ??? Dive deeper into this!</w:t>
+        <w:t xml:space="preserve">Can MBR and BPB be fused together? I found something related to a short jump at the beginning, of </w:t>
+      </w:r>
+      <w:proofErr w:type="gramStart"/>
+      <w:r>
+        <w:t>BPB ???</w:t>
+      </w:r>
+      <w:proofErr w:type="gramEnd"/>
+      <w:r>
+        <w:t xml:space="preserve"> Dive deeper into this!</w:t>
       </w:r>
       <w:r>
         <w:t xml:space="preserve"> I think BPB merged on MBR is for disk without partitions, such as floppy disks. </w:t>
@@ -8436,8 +12097,37 @@
         </w:numPr>
       </w:pPr>
       <w:r>
-        <w:t>Change the path order (open first code from linux instead of windows, without removing the windows path via etc/wsl.conf file )</w:t>
-      </w:r>
+        <w:t xml:space="preserve">Change the path order (open first code from </w:t>
+      </w:r>
+      <w:proofErr w:type="spellStart"/>
+      <w:r>
+        <w:t>linux</w:t>
+      </w:r>
+      <w:proofErr w:type="spellEnd"/>
+      <w:r>
+        <w:t xml:space="preserve"> instead of windows, without removing the windows path via </w:t>
+      </w:r>
+      <w:proofErr w:type="spellStart"/>
+      <w:r>
+        <w:t>etc</w:t>
+      </w:r>
+      <w:proofErr w:type="spellEnd"/>
+      <w:r>
+        <w:t>/</w:t>
+      </w:r>
+      <w:proofErr w:type="spellStart"/>
+      <w:r>
+        <w:t>wsl.conf</w:t>
+      </w:r>
+      <w:proofErr w:type="spellEnd"/>
+      <w:r>
+        <w:t xml:space="preserve"> </w:t>
+      </w:r>
+      <w:proofErr w:type="gramStart"/>
+      <w:r>
+        <w:t>file )</w:t>
+      </w:r>
+      <w:proofErr w:type="gramEnd"/>
     </w:p>
     <w:p>
       <w:pPr>
@@ -8448,21 +12138,35 @@
         </w:numPr>
       </w:pPr>
       <w:r>
-        <w:t>Tools for disks, the old MSDOS debug, and diskedit</w:t>
-      </w:r>
-      <w:r>
-        <w:t>. AccessData FTK Imager, now with a new name Exterro FTK imager.</w:t>
-      </w:r>
-    </w:p>
+        <w:t xml:space="preserve">Tools for disks, the old MSDOS debug, and </w:t>
+      </w:r>
+      <w:proofErr w:type="spellStart"/>
+      <w:r>
+        <w:t>diskedit</w:t>
+      </w:r>
+      <w:proofErr w:type="spellEnd"/>
+      <w:r>
+        <w:t xml:space="preserve">. </w:t>
+      </w:r>
+      <w:proofErr w:type="spellStart"/>
+      <w:r>
+        <w:t>AccessData</w:t>
+      </w:r>
+      <w:proofErr w:type="spellEnd"/>
+      <w:r>
+        <w:t xml:space="preserve"> FTK Imager, now with a new name Exterro FTK imager.</w:t>
+      </w:r>
+    </w:p>
+    <w:p/>
     <w:p>
       <w:pPr>
         <w:pStyle w:val="Heading1"/>
       </w:pPr>
-      <w:bookmarkStart w:id="26" w:name="_Toc213004621"/>
+      <w:bookmarkStart w:id="31" w:name="_Toc213116557"/>
       <w:r>
         <w:t>Screenshots</w:t>
       </w:r>
-      <w:bookmarkEnd w:id="26"/>
+      <w:bookmarkEnd w:id="31"/>
     </w:p>
     <w:p/>
     <w:p>
@@ -8497,7 +12201,7 @@
                     <pic:cNvPicPr/>
                   </pic:nvPicPr>
                   <pic:blipFill>
-                    <a:blip r:embed="rId23"/>
+                    <a:blip r:embed="rId33"/>
                     <a:stretch>
                       <a:fillRect/>
                     </a:stretch>
@@ -8522,7 +12226,7 @@
       <w:pPr>
         <w:pStyle w:val="Caption"/>
       </w:pPr>
-      <w:bookmarkStart w:id="27" w:name="_Toc213004592"/>
+      <w:bookmarkStart w:id="32" w:name="_Toc213116565"/>
       <w:r>
         <w:t xml:space="preserve">Figure </w:t>
       </w:r>
@@ -8531,13 +12235,13 @@
           <w:rPr>
             <w:noProof/>
           </w:rPr>
-          <w:t>4</w:t>
+          <w:t>5</w:t>
         </w:r>
       </w:fldSimple>
       <w:r>
         <w:t xml:space="preserve"> Quick and dirt bootloader with ABCD printed</w:t>
       </w:r>
-      <w:bookmarkEnd w:id="27"/>
+      <w:bookmarkEnd w:id="32"/>
     </w:p>
     <w:p/>
     <w:p>
@@ -8565,7 +12269,7 @@
                     <pic:cNvPicPr/>
                   </pic:nvPicPr>
                   <pic:blipFill>
-                    <a:blip r:embed="rId24"/>
+                    <a:blip r:embed="rId34"/>
                     <a:stretch>
                       <a:fillRect/>
                     </a:stretch>
@@ -8590,7 +12294,7 @@
       <w:pPr>
         <w:pStyle w:val="Caption"/>
       </w:pPr>
-      <w:bookmarkStart w:id="28" w:name="_Toc213004593"/>
+      <w:bookmarkStart w:id="33" w:name="_Toc213116566"/>
       <w:r>
         <w:t xml:space="preserve">Figure </w:t>
       </w:r>
@@ -8599,13 +12303,21 @@
           <w:rPr>
             <w:noProof/>
           </w:rPr>
-          <w:t>5</w:t>
+          <w:t>6</w:t>
         </w:r>
       </w:fldSimple>
       <w:r>
-        <w:t xml:space="preserve"> Early makefile for the bootloader</w:t>
-      </w:r>
-      <w:bookmarkEnd w:id="28"/>
+        <w:t xml:space="preserve"> Early </w:t>
+      </w:r>
+      <w:proofErr w:type="spellStart"/>
+      <w:r>
+        <w:t>makefile</w:t>
+      </w:r>
+      <w:proofErr w:type="spellEnd"/>
+      <w:r>
+        <w:t xml:space="preserve"> for the bootloader</w:t>
+      </w:r>
+      <w:bookmarkEnd w:id="33"/>
     </w:p>
     <w:p/>
     <w:p>
@@ -8638,7 +12350,7 @@
                     <pic:cNvPicPr/>
                   </pic:nvPicPr>
                   <pic:blipFill>
-                    <a:blip r:embed="rId25"/>
+                    <a:blip r:embed="rId35"/>
                     <a:stretch>
                       <a:fillRect/>
                     </a:stretch>
@@ -8663,7 +12375,7 @@
       <w:pPr>
         <w:pStyle w:val="Caption"/>
       </w:pPr>
-      <w:bookmarkStart w:id="29" w:name="_Toc213004594"/>
+      <w:bookmarkStart w:id="34" w:name="_Toc213116567"/>
       <w:r>
         <w:t xml:space="preserve">Figure </w:t>
       </w:r>
@@ -8672,7 +12384,7 @@
           <w:rPr>
             <w:noProof/>
           </w:rPr>
-          <w:t>6</w:t>
+          <w:t>7</w:t>
         </w:r>
       </w:fldSimple>
       <w:r>
@@ -8693,7 +12405,7 @@
       <w:r>
         <w:t>…</w:t>
       </w:r>
-      <w:bookmarkEnd w:id="29"/>
+      <w:bookmarkEnd w:id="34"/>
     </w:p>
     <w:p/>
     <w:p>
@@ -8727,7 +12439,7 @@
                     <pic:cNvPicPr/>
                   </pic:nvPicPr>
                   <pic:blipFill>
-                    <a:blip r:embed="rId26"/>
+                    <a:blip r:embed="rId36"/>
                     <a:stretch>
                       <a:fillRect/>
                     </a:stretch>
@@ -8752,7 +12464,7 @@
       <w:pPr>
         <w:pStyle w:val="Caption"/>
       </w:pPr>
-      <w:bookmarkStart w:id="30" w:name="_Toc213004595"/>
+      <w:bookmarkStart w:id="35" w:name="_Toc213116568"/>
       <w:r>
         <w:t xml:space="preserve">Figure </w:t>
       </w:r>
@@ -8761,26 +12473,158 @@
           <w:rPr>
             <w:noProof/>
           </w:rPr>
-          <w:t>7</w:t>
+          <w:t>8</w:t>
         </w:r>
       </w:fldSimple>
       <w:r>
         <w:t xml:space="preserve"> First steps FAT32 imaging tool</w:t>
       </w:r>
-      <w:bookmarkEnd w:id="30"/>
+      <w:bookmarkEnd w:id="35"/>
     </w:p>
     <w:p/>
+    <w:p>
+      <w:r>
+        <w:t>03-November-2025</w:t>
+      </w:r>
+    </w:p>
+    <w:p>
+      <w:pPr>
+        <w:keepNext/>
+      </w:pPr>
+      <w:r>
+        <w:lastRenderedPageBreak/>
+        <w:drawing>
+          <wp:inline distT="0" distB="0" distL="0" distR="0" wp14:anchorId="5E56C3BA" wp14:editId="2EC9CCF0">
+            <wp:extent cx="5943600" cy="850900"/>
+            <wp:effectExtent l="0" t="0" r="0" b="6350"/>
+            <wp:docPr id="791215739" name="Picture 1" descr="A computer screen with a black background&#10;&#10;AI-generated content may be incorrect."/>
+            <wp:cNvGraphicFramePr>
+              <a:graphicFrameLocks xmlns:a="http://schemas.openxmlformats.org/drawingml/2006/main" noChangeAspect="1"/>
+            </wp:cNvGraphicFramePr>
+            <a:graphic xmlns:a="http://schemas.openxmlformats.org/drawingml/2006/main">
+              <a:graphicData uri="http://schemas.openxmlformats.org/drawingml/2006/picture">
+                <pic:pic xmlns:pic="http://schemas.openxmlformats.org/drawingml/2006/picture">
+                  <pic:nvPicPr>
+                    <pic:cNvPr id="791215739" name="Picture 1" descr="A computer screen with a black background&#10;&#10;AI-generated content may be incorrect."/>
+                    <pic:cNvPicPr/>
+                  </pic:nvPicPr>
+                  <pic:blipFill>
+                    <a:blip r:embed="rId37"/>
+                    <a:stretch>
+                      <a:fillRect/>
+                    </a:stretch>
+                  </pic:blipFill>
+                  <pic:spPr>
+                    <a:xfrm>
+                      <a:off x="0" y="0"/>
+                      <a:ext cx="5943600" cy="850900"/>
+                    </a:xfrm>
+                    <a:prstGeom prst="rect">
+                      <a:avLst/>
+                    </a:prstGeom>
+                  </pic:spPr>
+                </pic:pic>
+              </a:graphicData>
+            </a:graphic>
+          </wp:inline>
+        </w:drawing>
+      </w:r>
+    </w:p>
+    <w:p>
+      <w:pPr>
+        <w:pStyle w:val="Caption"/>
+      </w:pPr>
+      <w:bookmarkStart w:id="36" w:name="_Toc213116569"/>
+      <w:r>
+        <w:t xml:space="preserve">Figure </w:t>
+      </w:r>
+      <w:fldSimple w:instr=" SEQ Figure \* ARABIC ">
+        <w:r>
+          <w:rPr>
+            <w:noProof/>
+          </w:rPr>
+          <w:t>9</w:t>
+        </w:r>
+      </w:fldSimple>
+      <w:r>
+        <w:t xml:space="preserve"> Forged FAT32 HD Image file using Linux tooling</w:t>
+      </w:r>
+      <w:bookmarkEnd w:id="36"/>
+    </w:p>
     <w:p/>
     <w:p>
       <w:pPr>
+        <w:keepNext/>
+      </w:pPr>
+      <w:r>
+        <w:drawing>
+          <wp:inline distT="0" distB="0" distL="0" distR="0" wp14:anchorId="25FFD2BD" wp14:editId="5FDE0988">
+            <wp:extent cx="5943600" cy="4506595"/>
+            <wp:effectExtent l="0" t="0" r="0" b="8255"/>
+            <wp:docPr id="72605557" name="Picture 1" descr="A screenshot of a computer program&#10;&#10;AI-generated content may be incorrect."/>
+            <wp:cNvGraphicFramePr>
+              <a:graphicFrameLocks xmlns:a="http://schemas.openxmlformats.org/drawingml/2006/main" noChangeAspect="1"/>
+            </wp:cNvGraphicFramePr>
+            <a:graphic xmlns:a="http://schemas.openxmlformats.org/drawingml/2006/main">
+              <a:graphicData uri="http://schemas.openxmlformats.org/drawingml/2006/picture">
+                <pic:pic xmlns:pic="http://schemas.openxmlformats.org/drawingml/2006/picture">
+                  <pic:nvPicPr>
+                    <pic:cNvPr id="72605557" name="Picture 1" descr="A screenshot of a computer program&#10;&#10;AI-generated content may be incorrect."/>
+                    <pic:cNvPicPr/>
+                  </pic:nvPicPr>
+                  <pic:blipFill>
+                    <a:blip r:embed="rId38"/>
+                    <a:stretch>
+                      <a:fillRect/>
+                    </a:stretch>
+                  </pic:blipFill>
+                  <pic:spPr>
+                    <a:xfrm>
+                      <a:off x="0" y="0"/>
+                      <a:ext cx="5943600" cy="4506595"/>
+                    </a:xfrm>
+                    <a:prstGeom prst="rect">
+                      <a:avLst/>
+                    </a:prstGeom>
+                  </pic:spPr>
+                </pic:pic>
+              </a:graphicData>
+            </a:graphic>
+          </wp:inline>
+        </w:drawing>
+      </w:r>
+    </w:p>
+    <w:p>
+      <w:pPr>
+        <w:pStyle w:val="Caption"/>
+      </w:pPr>
+      <w:bookmarkStart w:id="37" w:name="_Toc213116570"/>
+      <w:r>
+        <w:t xml:space="preserve">Figure </w:t>
+      </w:r>
+      <w:fldSimple w:instr=" SEQ Figure \* ARABIC ">
+        <w:r>
+          <w:rPr>
+            <w:noProof/>
+          </w:rPr>
+          <w:t>10</w:t>
+        </w:r>
+      </w:fldSimple>
+      <w:r>
+        <w:t xml:space="preserve"> Good progress on my custom FAT32 imaging tool</w:t>
+      </w:r>
+      <w:bookmarkEnd w:id="37"/>
+    </w:p>
+    <w:p/>
+    <w:p>
+      <w:pPr>
         <w:pStyle w:val="Heading1"/>
       </w:pPr>
-      <w:bookmarkStart w:id="31" w:name="_Toc213004622"/>
-      <w:r>
-        <w:lastRenderedPageBreak/>
+      <w:bookmarkStart w:id="38" w:name="_Toc213116558"/>
+      <w:r>
         <w:t>Resources</w:t>
       </w:r>
-      <w:bookmarkEnd w:id="31"/>
+      <w:bookmarkEnd w:id="38"/>
     </w:p>
     <w:p/>
     <w:tbl>
@@ -8821,7 +12665,7 @@
             <w:tcW w:w="4675" w:type="dxa"/>
           </w:tcPr>
           <w:p>
-            <w:hyperlink r:id="rId27" w:history="1">
+            <w:hyperlink r:id="rId39" w:history="1">
               <w:r>
                 <w:rPr>
                   <w:rStyle w:val="Hyperlink"/>
@@ -8840,11 +12684,17 @@
             <w:r>
               <w:t xml:space="preserve">bootloader made in assembly. </w:t>
             </w:r>
+            <w:proofErr w:type="spellStart"/>
             <w:r>
               <w:t>diskwrite.c</w:t>
             </w:r>
-            <w:r>
-              <w:t>, it looks like a custom FAT32 image writer, which is an idea I am toying with.</w:t>
+            <w:proofErr w:type="spellEnd"/>
+            <w:r>
+              <w:t xml:space="preserve">, it </w:t>
+            </w:r>
+            <w:r>
+              <w:lastRenderedPageBreak/>
+              <w:t>looks like a custom FAT32 image writer, which is an idea I am toying with.</w:t>
             </w:r>
           </w:p>
         </w:tc>
@@ -8855,7 +12705,7 @@
             <w:tcW w:w="4675" w:type="dxa"/>
           </w:tcPr>
           <w:p>
-            <w:hyperlink r:id="rId28" w:history="1">
+            <w:hyperlink r:id="rId40" w:history="1">
               <w:r>
                 <w:rPr>
                   <w:rStyle w:val="Hyperlink"/>
@@ -8885,7 +12735,7 @@
             <w:tcW w:w="4675" w:type="dxa"/>
           </w:tcPr>
           <w:p>
-            <w:hyperlink r:id="rId29" w:history="1">
+            <w:hyperlink r:id="rId41" w:history="1">
               <w:r>
                 <w:rPr>
                   <w:rStyle w:val="Hyperlink"/>
@@ -8910,8 +12760,21 @@
               <w:t xml:space="preserve"> and projects</w:t>
             </w:r>
             <w:r>
-              <w:t xml:space="preserve"> section contain a lot of pre-canned structures and asm for OsDev</w:t>
-            </w:r>
+              <w:t xml:space="preserve"> section contain a lot of pre-canned structures and </w:t>
+            </w:r>
+            <w:proofErr w:type="spellStart"/>
+            <w:r>
+              <w:t>asm</w:t>
+            </w:r>
+            <w:proofErr w:type="spellEnd"/>
+            <w:r>
+              <w:t xml:space="preserve"> for </w:t>
+            </w:r>
+            <w:proofErr w:type="spellStart"/>
+            <w:r>
+              <w:t>OsDev</w:t>
+            </w:r>
+            <w:proofErr w:type="spellEnd"/>
           </w:p>
         </w:tc>
       </w:tr>
@@ -8921,7 +12784,7 @@
             <w:tcW w:w="4675" w:type="dxa"/>
           </w:tcPr>
           <w:p>
-            <w:hyperlink r:id="rId30" w:history="1">
+            <w:hyperlink r:id="rId42" w:history="1">
               <w:r>
                 <w:rPr>
                   <w:rStyle w:val="Hyperlink"/>
@@ -8951,7 +12814,7 @@
             <w:tcW w:w="4675" w:type="dxa"/>
           </w:tcPr>
           <w:p>
-            <w:hyperlink r:id="rId31" w:history="1">
+            <w:hyperlink r:id="rId43" w:history="1">
               <w:r>
                 <w:rPr>
                   <w:rStyle w:val="Hyperlink"/>
@@ -8981,7 +12844,7 @@
             <w:tcW w:w="4675" w:type="dxa"/>
           </w:tcPr>
           <w:p>
-            <w:hyperlink r:id="rId32" w:history="1">
+            <w:hyperlink r:id="rId44" w:history="1">
               <w:r>
                 <w:rPr>
                   <w:rStyle w:val="Hyperlink"/>
@@ -9040,7 +12903,7 @@
       <w:pPr>
         <w:pStyle w:val="Heading1"/>
       </w:pPr>
-      <w:bookmarkStart w:id="32" w:name="_Toc213004623"/>
+      <w:bookmarkStart w:id="39" w:name="_Toc213116559"/>
       <w:r>
         <w:t>Clock</w:t>
       </w:r>
@@ -9050,12 +12913,20 @@
       <w:r>
         <w:t>in hours</w:t>
       </w:r>
-      <w:bookmarkEnd w:id="32"/>
+      <w:bookmarkEnd w:id="39"/>
     </w:p>
     <w:p/>
     <w:p>
       <w:r>
-        <w:t>Hours clocked-in includes, coding, research, testing, reading, documenting, etc…</w:t>
+        <w:t xml:space="preserve">Hours clocked-in includes, coding, research, testing, reading, documenting, </w:t>
+      </w:r>
+      <w:proofErr w:type="spellStart"/>
+      <w:r>
+        <w:t>etc</w:t>
+      </w:r>
+      <w:proofErr w:type="spellEnd"/>
+      <w:r>
+        <w:t>…</w:t>
       </w:r>
     </w:p>
     <w:p/>
@@ -9093,7 +12964,15 @@
               <w:cnfStyle w:val="100000000000" w:firstRow="1" w:lastRow="0" w:firstColumn="0" w:lastColumn="0" w:oddVBand="0" w:evenVBand="0" w:oddHBand="0" w:evenHBand="0" w:firstRowFirstColumn="0" w:firstRowLastColumn="0" w:lastRowFirstColumn="0" w:lastRowLastColumn="0"/>
             </w:pPr>
             <w:r>
-              <w:t>Hours aprox.</w:t>
+              <w:t xml:space="preserve">Hours </w:t>
+            </w:r>
+            <w:proofErr w:type="spellStart"/>
+            <w:r>
+              <w:t>aprox</w:t>
+            </w:r>
+            <w:proofErr w:type="spellEnd"/>
+            <w:r>
+              <w:t>.</w:t>
             </w:r>
           </w:p>
         </w:tc>
@@ -9209,7 +13088,7 @@
               <w:cnfStyle w:val="000000000000" w:firstRow="0" w:lastRow="0" w:firstColumn="0" w:lastColumn="0" w:oddVBand="0" w:evenVBand="0" w:oddHBand="0" w:evenHBand="0" w:firstRowFirstColumn="0" w:firstRowLastColumn="0" w:lastRowFirstColumn="0" w:lastRowLastColumn="0"/>
             </w:pPr>
             <w:r>
-              <w:t>2</w:t>
+              <w:t>6</w:t>
             </w:r>
             <w:r>
               <w:t xml:space="preserve"> hours</w:t>
@@ -9225,11 +13104,12 @@
       <w:pPr>
         <w:pStyle w:val="Heading1"/>
       </w:pPr>
-      <w:bookmarkStart w:id="33" w:name="_Toc213004624"/>
-      <w:r>
+      <w:bookmarkStart w:id="40" w:name="_Toc213116560"/>
+      <w:r>
+        <w:lastRenderedPageBreak/>
         <w:t>Table of figures</w:t>
       </w:r>
-      <w:bookmarkEnd w:id="33"/>
+      <w:bookmarkEnd w:id="40"/>
     </w:p>
     <w:p/>
     <w:p>
@@ -9255,7 +13135,7 @@
       <w:r>
         <w:fldChar w:fldCharType="separate"/>
       </w:r>
-      <w:hyperlink w:anchor="_Toc213004589" w:history="1">
+      <w:hyperlink w:anchor="_Toc213116561" w:history="1">
         <w:r>
           <w:rPr>
             <w:rStyle w:val="Hyperlink"/>
@@ -9282,79 +13162,7 @@
             <w:noProof/>
             <w:webHidden/>
           </w:rPr>
-          <w:instrText xml:space="preserve"> PAGEREF _Toc213004589 \h </w:instrText>
-        </w:r>
-        <w:r>
-          <w:rPr>
-            <w:noProof/>
-            <w:webHidden/>
-          </w:rPr>
-        </w:r>
-        <w:r>
-          <w:rPr>
-            <w:noProof/>
-            <w:webHidden/>
-          </w:rPr>
-          <w:fldChar w:fldCharType="separate"/>
-        </w:r>
-        <w:r>
-          <w:rPr>
-            <w:noProof/>
-            <w:webHidden/>
-          </w:rPr>
-          <w:t>7</w:t>
-        </w:r>
-        <w:r>
-          <w:rPr>
-            <w:noProof/>
-            <w:webHidden/>
-          </w:rPr>
-          <w:fldChar w:fldCharType="end"/>
-        </w:r>
-      </w:hyperlink>
-    </w:p>
-    <w:p>
-      <w:pPr>
-        <w:pStyle w:val="TableofFigures"/>
-        <w:tabs>
-          <w:tab w:val="right" w:leader="dot" w:pos="9350"/>
-        </w:tabs>
-        <w:rPr>
-          <w:noProof/>
-          <w:kern w:val="2"/>
-          <w:sz w:val="24"/>
-          <w:szCs w:val="24"/>
-          <w14:ligatures w14:val="standardContextual"/>
-        </w:rPr>
-      </w:pPr>
-      <w:hyperlink w:anchor="_Toc213004590" w:history="1">
-        <w:r>
-          <w:rPr>
-            <w:rStyle w:val="Hyperlink"/>
-            <w:noProof/>
-          </w:rPr>
-          <w:t>Figure 2 Dissection of the first partition using ChatGPT. Is correct?</w:t>
-        </w:r>
-        <w:r>
-          <w:rPr>
-            <w:noProof/>
-            <w:webHidden/>
-          </w:rPr>
-          <w:tab/>
-        </w:r>
-        <w:r>
-          <w:rPr>
-            <w:noProof/>
-            <w:webHidden/>
-          </w:rPr>
-          <w:fldChar w:fldCharType="begin"/>
-        </w:r>
-        <w:r>
-          <w:rPr>
-            <w:noProof/>
-            <w:webHidden/>
-          </w:rPr>
-          <w:instrText xml:space="preserve"> PAGEREF _Toc213004590 \h </w:instrText>
+          <w:instrText xml:space="preserve"> PAGEREF _Toc213116561 \h </w:instrText>
         </w:r>
         <w:r>
           <w:rPr>
@@ -9399,13 +13207,13 @@
           <w14:ligatures w14:val="standardContextual"/>
         </w:rPr>
       </w:pPr>
-      <w:hyperlink w:anchor="_Toc213004591" w:history="1">
+      <w:hyperlink w:anchor="_Toc213116562" w:history="1">
         <w:r>
           <w:rPr>
             <w:rStyle w:val="Hyperlink"/>
             <w:noProof/>
           </w:rPr>
-          <w:t>Figure 3 FAT formats schema</w:t>
+          <w:t>Figure 2 Dissection of the first partition using ChatGPT. Is correct?</w:t>
         </w:r>
         <w:r>
           <w:rPr>
@@ -9426,7 +13234,7 @@
             <w:noProof/>
             <w:webHidden/>
           </w:rPr>
-          <w:instrText xml:space="preserve"> PAGEREF _Toc213004591 \h </w:instrText>
+          <w:instrText xml:space="preserve"> PAGEREF _Toc213116562 \h </w:instrText>
         </w:r>
         <w:r>
           <w:rPr>
@@ -9471,13 +13279,13 @@
           <w14:ligatures w14:val="standardContextual"/>
         </w:rPr>
       </w:pPr>
-      <w:hyperlink w:anchor="_Toc213004592" w:history="1">
+      <w:hyperlink w:anchor="_Toc213116563" w:history="1">
         <w:r>
           <w:rPr>
             <w:rStyle w:val="Hyperlink"/>
             <w:noProof/>
           </w:rPr>
-          <w:t>Figure 4 Quick and dirt bootloader with ABCD printed</w:t>
+          <w:t>Figure 3 MBR with FAT partitions</w:t>
         </w:r>
         <w:r>
           <w:rPr>
@@ -9498,7 +13306,7 @@
             <w:noProof/>
             <w:webHidden/>
           </w:rPr>
-          <w:instrText xml:space="preserve"> PAGEREF _Toc213004592 \h </w:instrText>
+          <w:instrText xml:space="preserve"> PAGEREF _Toc213116563 \h </w:instrText>
         </w:r>
         <w:r>
           <w:rPr>
@@ -9518,7 +13326,7 @@
             <w:noProof/>
             <w:webHidden/>
           </w:rPr>
-          <w:t>17</w:t>
+          <w:t>10</w:t>
         </w:r>
         <w:r>
           <w:rPr>
@@ -9543,13 +13351,13 @@
           <w14:ligatures w14:val="standardContextual"/>
         </w:rPr>
       </w:pPr>
-      <w:hyperlink w:anchor="_Toc213004593" w:history="1">
+      <w:hyperlink w:anchor="_Toc213116564" w:history="1">
         <w:r>
           <w:rPr>
             <w:rStyle w:val="Hyperlink"/>
             <w:noProof/>
           </w:rPr>
-          <w:t>Figure 5 Early makefile for the bootloader</w:t>
+          <w:t>Figure 4 FAT formats schema</w:t>
         </w:r>
         <w:r>
           <w:rPr>
@@ -9570,7 +13378,7 @@
             <w:noProof/>
             <w:webHidden/>
           </w:rPr>
-          <w:instrText xml:space="preserve"> PAGEREF _Toc213004593 \h </w:instrText>
+          <w:instrText xml:space="preserve"> PAGEREF _Toc213116564 \h </w:instrText>
         </w:r>
         <w:r>
           <w:rPr>
@@ -9590,7 +13398,7 @@
             <w:noProof/>
             <w:webHidden/>
           </w:rPr>
-          <w:t>18</w:t>
+          <w:t>10</w:t>
         </w:r>
         <w:r>
           <w:rPr>
@@ -9615,13 +13423,13 @@
           <w14:ligatures w14:val="standardContextual"/>
         </w:rPr>
       </w:pPr>
-      <w:hyperlink w:anchor="_Toc213004594" w:history="1">
+      <w:hyperlink w:anchor="_Toc213116565" w:history="1">
         <w:r>
           <w:rPr>
             <w:rStyle w:val="Hyperlink"/>
             <w:noProof/>
           </w:rPr>
-          <w:t>Figure 6 Revived my old kernel with Protected mode and keyboard support via hardware interrupts. Goose bumps…</w:t>
+          <w:t>Figure 5 Quick and dirt bootloader with ABCD printed</w:t>
         </w:r>
         <w:r>
           <w:rPr>
@@ -9642,7 +13450,7 @@
             <w:noProof/>
             <w:webHidden/>
           </w:rPr>
-          <w:instrText xml:space="preserve"> PAGEREF _Toc213004594 \h </w:instrText>
+          <w:instrText xml:space="preserve"> PAGEREF _Toc213116565 \h </w:instrText>
         </w:r>
         <w:r>
           <w:rPr>
@@ -9662,7 +13470,7 @@
             <w:noProof/>
             <w:webHidden/>
           </w:rPr>
-          <w:t>18</w:t>
+          <w:t>24</w:t>
         </w:r>
         <w:r>
           <w:rPr>
@@ -9687,13 +13495,13 @@
           <w14:ligatures w14:val="standardContextual"/>
         </w:rPr>
       </w:pPr>
-      <w:hyperlink w:anchor="_Toc213004595" w:history="1">
+      <w:hyperlink w:anchor="_Toc213116566" w:history="1">
         <w:r>
           <w:rPr>
             <w:rStyle w:val="Hyperlink"/>
             <w:noProof/>
           </w:rPr>
-          <w:t>Figure 7 First steps FAT32 imaging tool</w:t>
+          <w:t>Figure 6 Early makefile for the bootloader</w:t>
         </w:r>
         <w:r>
           <w:rPr>
@@ -9714,7 +13522,7 @@
             <w:noProof/>
             <w:webHidden/>
           </w:rPr>
-          <w:instrText xml:space="preserve"> PAGEREF _Toc213004595 \h </w:instrText>
+          <w:instrText xml:space="preserve"> PAGEREF _Toc213116566 \h </w:instrText>
         </w:r>
         <w:r>
           <w:rPr>
@@ -9734,7 +13542,7 @@
             <w:noProof/>
             <w:webHidden/>
           </w:rPr>
-          <w:t>19</w:t>
+          <w:t>25</w:t>
         </w:r>
         <w:r>
           <w:rPr>
@@ -9746,12 +13554,300 @@
       </w:hyperlink>
     </w:p>
     <w:p>
+      <w:pPr>
+        <w:pStyle w:val="TableofFigures"/>
+        <w:tabs>
+          <w:tab w:val="right" w:leader="dot" w:pos="9350"/>
+        </w:tabs>
+        <w:rPr>
+          <w:noProof/>
+          <w:kern w:val="2"/>
+          <w:sz w:val="24"/>
+          <w:szCs w:val="24"/>
+          <w14:ligatures w14:val="standardContextual"/>
+        </w:rPr>
+      </w:pPr>
+      <w:hyperlink w:anchor="_Toc213116567" w:history="1">
+        <w:r>
+          <w:rPr>
+            <w:rStyle w:val="Hyperlink"/>
+            <w:noProof/>
+          </w:rPr>
+          <w:t>Figure 7 Revived my old kernel with Protected mode and keyboard support via hardware interrupts. Goose bumps…</w:t>
+        </w:r>
+        <w:r>
+          <w:rPr>
+            <w:noProof/>
+            <w:webHidden/>
+          </w:rPr>
+          <w:tab/>
+        </w:r>
+        <w:r>
+          <w:rPr>
+            <w:noProof/>
+            <w:webHidden/>
+          </w:rPr>
+          <w:fldChar w:fldCharType="begin"/>
+        </w:r>
+        <w:r>
+          <w:rPr>
+            <w:noProof/>
+            <w:webHidden/>
+          </w:rPr>
+          <w:instrText xml:space="preserve"> PAGEREF _Toc213116567 \h </w:instrText>
+        </w:r>
+        <w:r>
+          <w:rPr>
+            <w:noProof/>
+            <w:webHidden/>
+          </w:rPr>
+        </w:r>
+        <w:r>
+          <w:rPr>
+            <w:noProof/>
+            <w:webHidden/>
+          </w:rPr>
+          <w:fldChar w:fldCharType="separate"/>
+        </w:r>
+        <w:r>
+          <w:rPr>
+            <w:noProof/>
+            <w:webHidden/>
+          </w:rPr>
+          <w:t>25</w:t>
+        </w:r>
+        <w:r>
+          <w:rPr>
+            <w:noProof/>
+            <w:webHidden/>
+          </w:rPr>
+          <w:fldChar w:fldCharType="end"/>
+        </w:r>
+      </w:hyperlink>
+    </w:p>
+    <w:p>
+      <w:pPr>
+        <w:pStyle w:val="TableofFigures"/>
+        <w:tabs>
+          <w:tab w:val="right" w:leader="dot" w:pos="9350"/>
+        </w:tabs>
+        <w:rPr>
+          <w:noProof/>
+          <w:kern w:val="2"/>
+          <w:sz w:val="24"/>
+          <w:szCs w:val="24"/>
+          <w14:ligatures w14:val="standardContextual"/>
+        </w:rPr>
+      </w:pPr>
+      <w:hyperlink w:anchor="_Toc213116568" w:history="1">
+        <w:r>
+          <w:rPr>
+            <w:rStyle w:val="Hyperlink"/>
+            <w:noProof/>
+          </w:rPr>
+          <w:t>Figure 8 First steps FAT32 imaging tool</w:t>
+        </w:r>
+        <w:r>
+          <w:rPr>
+            <w:noProof/>
+            <w:webHidden/>
+          </w:rPr>
+          <w:tab/>
+        </w:r>
+        <w:r>
+          <w:rPr>
+            <w:noProof/>
+            <w:webHidden/>
+          </w:rPr>
+          <w:fldChar w:fldCharType="begin"/>
+        </w:r>
+        <w:r>
+          <w:rPr>
+            <w:noProof/>
+            <w:webHidden/>
+          </w:rPr>
+          <w:instrText xml:space="preserve"> PAGEREF _Toc213116568 \h </w:instrText>
+        </w:r>
+        <w:r>
+          <w:rPr>
+            <w:noProof/>
+            <w:webHidden/>
+          </w:rPr>
+        </w:r>
+        <w:r>
+          <w:rPr>
+            <w:noProof/>
+            <w:webHidden/>
+          </w:rPr>
+          <w:fldChar w:fldCharType="separate"/>
+        </w:r>
+        <w:r>
+          <w:rPr>
+            <w:noProof/>
+            <w:webHidden/>
+          </w:rPr>
+          <w:t>26</w:t>
+        </w:r>
+        <w:r>
+          <w:rPr>
+            <w:noProof/>
+            <w:webHidden/>
+          </w:rPr>
+          <w:fldChar w:fldCharType="end"/>
+        </w:r>
+      </w:hyperlink>
+    </w:p>
+    <w:p>
+      <w:pPr>
+        <w:pStyle w:val="TableofFigures"/>
+        <w:tabs>
+          <w:tab w:val="right" w:leader="dot" w:pos="9350"/>
+        </w:tabs>
+        <w:rPr>
+          <w:noProof/>
+          <w:kern w:val="2"/>
+          <w:sz w:val="24"/>
+          <w:szCs w:val="24"/>
+          <w14:ligatures w14:val="standardContextual"/>
+        </w:rPr>
+      </w:pPr>
+      <w:hyperlink w:anchor="_Toc213116569" w:history="1">
+        <w:r>
+          <w:rPr>
+            <w:rStyle w:val="Hyperlink"/>
+            <w:noProof/>
+          </w:rPr>
+          <w:t>Figure 9 Forged FAT32 HD Image file using Linux tooling</w:t>
+        </w:r>
+        <w:r>
+          <w:rPr>
+            <w:noProof/>
+            <w:webHidden/>
+          </w:rPr>
+          <w:tab/>
+        </w:r>
+        <w:r>
+          <w:rPr>
+            <w:noProof/>
+            <w:webHidden/>
+          </w:rPr>
+          <w:fldChar w:fldCharType="begin"/>
+        </w:r>
+        <w:r>
+          <w:rPr>
+            <w:noProof/>
+            <w:webHidden/>
+          </w:rPr>
+          <w:instrText xml:space="preserve"> PAGEREF _Toc213116569 \h </w:instrText>
+        </w:r>
+        <w:r>
+          <w:rPr>
+            <w:noProof/>
+            <w:webHidden/>
+          </w:rPr>
+        </w:r>
+        <w:r>
+          <w:rPr>
+            <w:noProof/>
+            <w:webHidden/>
+          </w:rPr>
+          <w:fldChar w:fldCharType="separate"/>
+        </w:r>
+        <w:r>
+          <w:rPr>
+            <w:noProof/>
+            <w:webHidden/>
+          </w:rPr>
+          <w:t>27</w:t>
+        </w:r>
+        <w:r>
+          <w:rPr>
+            <w:noProof/>
+            <w:webHidden/>
+          </w:rPr>
+          <w:fldChar w:fldCharType="end"/>
+        </w:r>
+      </w:hyperlink>
+    </w:p>
+    <w:p>
+      <w:pPr>
+        <w:pStyle w:val="TableofFigures"/>
+        <w:tabs>
+          <w:tab w:val="right" w:leader="dot" w:pos="9350"/>
+        </w:tabs>
+        <w:rPr>
+          <w:noProof/>
+          <w:kern w:val="2"/>
+          <w:sz w:val="24"/>
+          <w:szCs w:val="24"/>
+          <w14:ligatures w14:val="standardContextual"/>
+        </w:rPr>
+      </w:pPr>
+      <w:hyperlink w:anchor="_Toc213116570" w:history="1">
+        <w:r>
+          <w:rPr>
+            <w:rStyle w:val="Hyperlink"/>
+            <w:noProof/>
+          </w:rPr>
+          <w:t>Figure 10 Good progress on my custom FAT32 imaging tool</w:t>
+        </w:r>
+        <w:r>
+          <w:rPr>
+            <w:noProof/>
+            <w:webHidden/>
+          </w:rPr>
+          <w:tab/>
+        </w:r>
+        <w:r>
+          <w:rPr>
+            <w:noProof/>
+            <w:webHidden/>
+          </w:rPr>
+          <w:fldChar w:fldCharType="begin"/>
+        </w:r>
+        <w:r>
+          <w:rPr>
+            <w:noProof/>
+            <w:webHidden/>
+          </w:rPr>
+          <w:instrText xml:space="preserve"> PAGEREF _Toc213116570 \h </w:instrText>
+        </w:r>
+        <w:r>
+          <w:rPr>
+            <w:noProof/>
+            <w:webHidden/>
+          </w:rPr>
+        </w:r>
+        <w:r>
+          <w:rPr>
+            <w:noProof/>
+            <w:webHidden/>
+          </w:rPr>
+          <w:fldChar w:fldCharType="separate"/>
+        </w:r>
+        <w:r>
+          <w:rPr>
+            <w:noProof/>
+            <w:webHidden/>
+          </w:rPr>
+          <w:t>27</w:t>
+        </w:r>
+        <w:r>
+          <w:rPr>
+            <w:noProof/>
+            <w:webHidden/>
+          </w:rPr>
+          <w:fldChar w:fldCharType="end"/>
+        </w:r>
+      </w:hyperlink>
+    </w:p>
+    <w:p>
       <w:r>
         <w:fldChar w:fldCharType="end"/>
       </w:r>
     </w:p>
     <w:sectPr>
-      <w:headerReference w:type="default" r:id="rId33"/>
+      <w:headerReference w:type="default" r:id="rId45"/>
       <w:pgSz w:w="12240" w:h="15840"/>
       <w:pgMar w:top="1440" w:right="1440" w:bottom="1440" w:left="1440" w:header="720" w:footer="720" w:gutter="0"/>
       <w:pgNumType w:start="0"/>
@@ -10458,6 +14554,12 @@
     <w:abstractNumId w:val="0"/>
   </w:num>
   <w:num w:numId="37" w16cid:durableId="1080831022">
+    <w:abstractNumId w:val="0"/>
+  </w:num>
+  <w:num w:numId="38" w16cid:durableId="2129350658">
+    <w:abstractNumId w:val="0"/>
+  </w:num>
+  <w:num w:numId="39" w16cid:durableId="701170808">
     <w:abstractNumId w:val="0"/>
   </w:num>
 </w:numbering>

--- a/docs/TusMuertos-v2.0-Design.docx
+++ b/docs/TusMuertos-v2.0-Design.docx
@@ -3776,13 +3776,8 @@
         <w:t>/Zig</w:t>
       </w:r>
       <w:r>
-        <w:t xml:space="preserve"> for challenge. NASM assembly for </w:t>
-      </w:r>
-      <w:proofErr w:type="gramStart"/>
-      <w:r>
-        <w:t>bootloader</w:t>
-      </w:r>
-      <w:proofErr w:type="gramEnd"/>
+        <w:t xml:space="preserve"> for challenge. NASM assembly for bootloader</w:t>
+      </w:r>
       <w:r>
         <w:t xml:space="preserve">. </w:t>
       </w:r>
@@ -4019,15 +4014,7 @@
         </w:numPr>
       </w:pPr>
       <w:r>
-        <w:t xml:space="preserve">Image, bin editor, concatenation, elf info, debug, tracer, </w:t>
-      </w:r>
-      <w:proofErr w:type="spellStart"/>
-      <w:r>
-        <w:t>etc</w:t>
-      </w:r>
-      <w:proofErr w:type="spellEnd"/>
-      <w:r>
-        <w:t>……</w:t>
+        <w:t>Image, bin editor, concatenation, elf info, debug, tracer, etc……</w:t>
       </w:r>
     </w:p>
     <w:p/>
@@ -4099,15 +4086,7 @@
         </w:numPr>
       </w:pPr>
       <w:r>
-        <w:t xml:space="preserve">2 Stages. Minimal first stage until Protected mode + Second stage to </w:t>
-      </w:r>
-      <w:proofErr w:type="gramStart"/>
-      <w:r>
-        <w:t>Long</w:t>
-      </w:r>
-      <w:proofErr w:type="gramEnd"/>
-      <w:r>
-        <w:t xml:space="preserve"> mode</w:t>
+        <w:t>2 Stages. Minimal first stage until Protected mode + Second stage to Long mode</w:t>
       </w:r>
     </w:p>
     <w:p>
@@ -4121,6 +4100,15 @@
       <w:r>
         <w:t>Stage1: 16 bits to 32 bits Real to Protected. NASM on 16 bits, only code on 32 bits is the jump to the second stage.</w:t>
       </w:r>
+    </w:p>
+    <w:p>
+      <w:pPr>
+        <w:pStyle w:val="ListParagraph"/>
+        <w:numPr>
+          <w:ilvl w:val="1"/>
+          <w:numId w:val="1"/>
+        </w:numPr>
+      </w:pPr>
     </w:p>
     <w:p>
       <w:pPr>
@@ -4237,6 +4225,7 @@
         </w:numPr>
       </w:pPr>
       <w:r>
+        <w:lastRenderedPageBreak/>
         <w:t>Set a temporary stack</w:t>
       </w:r>
       <w:r>
@@ -4260,9 +4249,7 @@
           <w:numId w:val="1"/>
         </w:numPr>
       </w:pPr>
-      <w:proofErr w:type="gramStart"/>
-      <w:r>
-        <w:lastRenderedPageBreak/>
+      <w:r>
         <w:t>Print early status</w:t>
       </w:r>
       <w:r>
@@ -4274,7 +4261,6 @@
         </w:rPr>
         <w:t>✅</w:t>
       </w:r>
-      <w:proofErr w:type="gramEnd"/>
     </w:p>
     <w:p>
       <w:pPr>
@@ -4370,15 +4356,7 @@
         </w:numPr>
       </w:pPr>
       <w:r>
-        <w:t xml:space="preserve">Jump to Protected mode if Stage1 </w:t>
-      </w:r>
-      <w:proofErr w:type="gramStart"/>
-      <w:r>
-        <w:t>did</w:t>
-      </w:r>
-      <w:proofErr w:type="gramEnd"/>
-      <w:r>
-        <w:t xml:space="preserve"> not change mode.</w:t>
+        <w:t>Jump to Protected mode if Stage1 did not change mode.</w:t>
       </w:r>
     </w:p>
     <w:p>
@@ -4390,23 +4368,7 @@
         </w:numPr>
       </w:pPr>
       <w:r>
-        <w:t xml:space="preserve">Enable </w:t>
-      </w:r>
-      <w:proofErr w:type="gramStart"/>
-      <w:r>
-        <w:t>A20, or</w:t>
-      </w:r>
-      <w:proofErr w:type="gramEnd"/>
-      <w:r>
-        <w:t xml:space="preserve"> at least check. There are multiple strategies for this. Some platforms have fast </w:t>
-      </w:r>
-      <w:proofErr w:type="gramStart"/>
-      <w:r>
-        <w:t>enable</w:t>
-      </w:r>
-      <w:proofErr w:type="gramEnd"/>
-      <w:r>
-        <w:t xml:space="preserve"> 0x92, or they come with A20 already enable. XXXX</w:t>
+        <w:t>Enable A20, or at least check. There are multiple strategies for this. Some platforms have fast enable 0x92, or they come with A20 already enable. XXXX</w:t>
       </w:r>
     </w:p>
     <w:p>
@@ -4430,15 +4392,7 @@
         </w:numPr>
       </w:pPr>
       <w:r>
-        <w:t xml:space="preserve">Gather info for the kernel: Memory, graphics, bios, </w:t>
-      </w:r>
-      <w:proofErr w:type="spellStart"/>
-      <w:r>
-        <w:t>acpi</w:t>
-      </w:r>
-      <w:proofErr w:type="spellEnd"/>
-      <w:r>
-        <w:t>, others…</w:t>
+        <w:t>Gather info for the kernel: Memory, graphics, bios, acpi, others…</w:t>
       </w:r>
     </w:p>
     <w:p>
@@ -4462,15 +4416,7 @@
         </w:numPr>
       </w:pPr>
       <w:r>
-        <w:t xml:space="preserve">Flat binary: Explore this option, </w:t>
-      </w:r>
-      <w:proofErr w:type="gramStart"/>
-      <w:r>
-        <w:t>maybe</w:t>
-      </w:r>
-      <w:proofErr w:type="gramEnd"/>
-      <w:r>
-        <w:t xml:space="preserve"> is simpler</w:t>
+        <w:t>Flat binary: Explore this option, maybe is simpler</w:t>
       </w:r>
     </w:p>
     <w:p>
@@ -4482,15 +4428,7 @@
         </w:numPr>
       </w:pPr>
       <w:r>
-        <w:t xml:space="preserve">ELF: Parser + segments + </w:t>
-      </w:r>
-      <w:proofErr w:type="spellStart"/>
-      <w:r>
-        <w:t>etc</w:t>
-      </w:r>
-      <w:proofErr w:type="spellEnd"/>
-      <w:r>
-        <w:t>…</w:t>
+        <w:t>ELF: Parser + segments + etc…</w:t>
       </w:r>
     </w:p>
     <w:p>
@@ -4526,15 +4464,7 @@
         </w:numPr>
       </w:pPr>
       <w:r>
-        <w:t xml:space="preserve">Verify if long </w:t>
-      </w:r>
-      <w:proofErr w:type="gramStart"/>
-      <w:r>
-        <w:t>mode</w:t>
-      </w:r>
-      <w:proofErr w:type="gramEnd"/>
-      <w:r>
-        <w:t xml:space="preserve"> if possible, for completeness</w:t>
+        <w:t>Verify if long mode if possible, for completeness</w:t>
       </w:r>
     </w:p>
     <w:p>
@@ -4678,15 +4608,7 @@
         </w:numPr>
       </w:pPr>
       <w:r>
-        <w:t>Automate the process of creating a binary image file to load as floppy/</w:t>
-      </w:r>
-      <w:proofErr w:type="spellStart"/>
-      <w:r>
-        <w:t>usb</w:t>
-      </w:r>
-      <w:proofErr w:type="spellEnd"/>
-      <w:r>
-        <w:t>.</w:t>
+        <w:t>Automate the process of creating a binary image file to load as floppy/usb.</w:t>
       </w:r>
     </w:p>
     <w:p>
@@ -4698,15 +4620,7 @@
         </w:numPr>
       </w:pPr>
       <w:r>
-        <w:t xml:space="preserve">It creates an MBR and </w:t>
-      </w:r>
-      <w:proofErr w:type="gramStart"/>
-      <w:r>
-        <w:t>VBR(</w:t>
-      </w:r>
-      <w:proofErr w:type="gramEnd"/>
-      <w:r>
-        <w:t>with BPB) to boot and have a FAT12/16/32 structure</w:t>
+        <w:t>It creates an MBR and VBR(with BPB) to boot and have a FAT12/16/32 structure</w:t>
       </w:r>
     </w:p>
     <w:p>
@@ -4786,13 +4700,8 @@
         </w:numPr>
       </w:pPr>
       <w:r>
-        <w:t xml:space="preserve">Binary Name: </w:t>
-      </w:r>
-      <w:proofErr w:type="spellStart"/>
-      <w:r>
-        <w:t>fatimagecreator</w:t>
-      </w:r>
-      <w:proofErr w:type="spellEnd"/>
+        <w:t>Binary Name: fatimagecreator</w:t>
+      </w:r>
     </w:p>
     <w:p>
       <w:pPr>
@@ -4815,7 +4724,10 @@
         </w:numPr>
       </w:pPr>
       <w:r>
-        <w:t>Internals:</w:t>
+        <w:t>Process</w:t>
+      </w:r>
+      <w:r>
+        <w:t>:</w:t>
       </w:r>
     </w:p>
     <w:p>
@@ -4827,24 +4739,15 @@
         </w:numPr>
       </w:pPr>
       <w:r>
+        <w:lastRenderedPageBreak/>
         <w:t xml:space="preserve">Take the list of arguments and split it on: </w:t>
       </w:r>
       <w:r>
         <w:t xml:space="preserve">sector0.bit </w:t>
       </w:r>
-      <w:proofErr w:type="spellStart"/>
-      <w:r>
-        <w:t>files_to_add</w:t>
-      </w:r>
-      <w:proofErr w:type="spellEnd"/>
-      <w:r>
-        <w:t xml:space="preserve">, output file, floppy or </w:t>
-      </w:r>
-      <w:proofErr w:type="spellStart"/>
-      <w:r>
-        <w:t>hd</w:t>
-      </w:r>
-      <w:proofErr w:type="spellEnd"/>
+      <w:r>
+        <w:t>files_to_add, output file, floppy or hd</w:t>
+      </w:r>
       <w:r>
         <w:t>, sector0.bin</w:t>
       </w:r>
@@ -4858,211 +4761,1382 @@
         </w:numPr>
       </w:pPr>
       <w:r>
+        <w:t>Create a file in the same folder invoking dd</w:t>
+      </w:r>
+      <w:r>
+        <w:t xml:space="preserve"> with the requested size and zeroed out.</w:t>
+      </w:r>
+    </w:p>
+    <w:p>
+      <w:pPr>
+        <w:pStyle w:val="ListParagraph"/>
+        <w:numPr>
+          <w:ilvl w:val="1"/>
+          <w:numId w:val="1"/>
+        </w:numPr>
+      </w:pPr>
+      <w:r>
+        <w:t>For floppy use FAT12, for HD use FAT32</w:t>
+      </w:r>
+    </w:p>
+    <w:p>
+      <w:pPr>
+        <w:pStyle w:val="ListParagraph"/>
+        <w:numPr>
+          <w:ilvl w:val="1"/>
+          <w:numId w:val="1"/>
+        </w:numPr>
+      </w:pPr>
+      <w:r>
+        <w:t>Forge valid FAT descriptors based on format 12/32</w:t>
+      </w:r>
+    </w:p>
+    <w:p>
+      <w:pPr>
+        <w:pStyle w:val="ListParagraph"/>
+        <w:numPr>
+          <w:ilvl w:val="1"/>
+          <w:numId w:val="1"/>
+        </w:numPr>
+      </w:pPr>
+      <w:r>
+        <w:t>Inject the FAT structure on the disk</w:t>
+      </w:r>
+    </w:p>
+    <w:p>
+      <w:pPr>
+        <w:pStyle w:val="ListParagraph"/>
+        <w:numPr>
+          <w:ilvl w:val="1"/>
+          <w:numId w:val="1"/>
+        </w:numPr>
+      </w:pPr>
+      <w:r>
+        <w:t>Inject the sector0.bin on offset 0x00.</w:t>
+      </w:r>
+    </w:p>
+    <w:p>
+      <w:pPr>
+        <w:pStyle w:val="ListParagraph"/>
+        <w:numPr>
+          <w:ilvl w:val="1"/>
+          <w:numId w:val="1"/>
+        </w:numPr>
+      </w:pPr>
+      <w:r>
+        <w:t>Add the list of files.</w:t>
+      </w:r>
+    </w:p>
+    <w:p>
+      <w:pPr>
+        <w:rPr>
+          <w:b/>
+          <w:bCs/>
+        </w:rPr>
+      </w:pPr>
+      <w:r>
+        <w:rPr>
+          <w:b/>
+          <w:bCs/>
+        </w:rPr>
+        <w:t>Operation</w:t>
+      </w:r>
+    </w:p>
+    <w:p>
+      <w:pPr>
+        <w:pStyle w:val="ListParagraph"/>
+        <w:numPr>
+          <w:ilvl w:val="0"/>
+          <w:numId w:val="1"/>
+        </w:numPr>
+      </w:pPr>
+      <w:r>
+        <w:t>Use a list of files as arguments and the last is the output file.</w:t>
+      </w:r>
+    </w:p>
+    <w:p>
+      <w:pPr>
+        <w:pStyle w:val="ListParagraph"/>
+        <w:numPr>
+          <w:ilvl w:val="0"/>
+          <w:numId w:val="1"/>
+        </w:numPr>
+      </w:pPr>
+      <w:r>
+        <w:t>Fatimagecreator file01 file02 file03 file03 outputfile.img floppy/hd size_mb(1.44MB/xxxMB</w:t>
+      </w:r>
+      <w:r>
+        <w:t>) bootloader.bin</w:t>
+      </w:r>
+    </w:p>
+    <w:p/>
+    <w:p/>
+    <w:p>
+      <w:pPr>
+        <w:rPr>
+          <w:b/>
+          <w:bCs/>
+        </w:rPr>
+      </w:pPr>
+      <w:r>
+        <w:rPr>
+          <w:b/>
+          <w:bCs/>
+        </w:rPr>
+        <w:t>Internals</w:t>
+      </w:r>
+    </w:p>
+    <w:p>
+      <w:pPr>
+        <w:pStyle w:val="ListParagraph"/>
+        <w:numPr>
+          <w:ilvl w:val="0"/>
+          <w:numId w:val="1"/>
+        </w:numPr>
+      </w:pPr>
+      <w:r>
+        <w:t>FAT32 structure details:</w:t>
+      </w:r>
+    </w:p>
+    <w:tbl>
+      <w:tblPr>
+        <w:tblStyle w:val="TableGrid"/>
+        <w:tblW w:w="12971" w:type="dxa"/>
+        <w:tblInd w:w="-995" w:type="dxa"/>
+        <w:tblLook w:val="04A0" w:firstRow="1" w:lastRow="0" w:firstColumn="1" w:lastColumn="0" w:noHBand="0" w:noVBand="1"/>
+      </w:tblPr>
+      <w:tblGrid>
+        <w:gridCol w:w="1693"/>
+        <w:gridCol w:w="1792"/>
+        <w:gridCol w:w="1004"/>
+        <w:gridCol w:w="821"/>
+        <w:gridCol w:w="1350"/>
+        <w:gridCol w:w="3881"/>
+        <w:gridCol w:w="2430"/>
+      </w:tblGrid>
+      <w:tr>
+        <w:tc>
+          <w:tcPr>
+            <w:tcW w:w="1693" w:type="dxa"/>
+          </w:tcPr>
+          <w:p>
+            <w:pPr>
+              <w:rPr>
+                <w:sz w:val="16"/>
+                <w:szCs w:val="16"/>
+              </w:rPr>
+            </w:pPr>
+            <w:r>
+              <w:rPr>
+                <w:sz w:val="16"/>
+                <w:szCs w:val="16"/>
+              </w:rPr>
+              <w:t>General Offset</w:t>
+            </w:r>
+          </w:p>
+        </w:tc>
+        <w:tc>
+          <w:tcPr>
+            <w:tcW w:w="1792" w:type="dxa"/>
+          </w:tcPr>
+          <w:p>
+            <w:pPr>
+              <w:rPr>
+                <w:sz w:val="16"/>
+                <w:szCs w:val="16"/>
+              </w:rPr>
+            </w:pPr>
+            <w:r>
+              <w:rPr>
+                <w:sz w:val="16"/>
+                <w:szCs w:val="16"/>
+              </w:rPr>
+              <w:t>Relative Offset</w:t>
+            </w:r>
+          </w:p>
+        </w:tc>
+        <w:tc>
+          <w:tcPr>
+            <w:tcW w:w="1004" w:type="dxa"/>
+          </w:tcPr>
+          <w:p>
+            <w:pPr>
+              <w:rPr>
+                <w:sz w:val="16"/>
+                <w:szCs w:val="16"/>
+              </w:rPr>
+            </w:pPr>
+            <w:r>
+              <w:rPr>
+                <w:sz w:val="16"/>
+                <w:szCs w:val="16"/>
+              </w:rPr>
+              <w:t>Section</w:t>
+            </w:r>
+          </w:p>
+        </w:tc>
+        <w:tc>
+          <w:tcPr>
+            <w:tcW w:w="821" w:type="dxa"/>
+          </w:tcPr>
+          <w:p>
+            <w:pPr>
+              <w:rPr>
+                <w:sz w:val="16"/>
+                <w:szCs w:val="16"/>
+              </w:rPr>
+            </w:pPr>
+            <w:r>
+              <w:rPr>
+                <w:sz w:val="16"/>
+                <w:szCs w:val="16"/>
+              </w:rPr>
+              <w:t>Bytes</w:t>
+            </w:r>
+          </w:p>
+        </w:tc>
+        <w:tc>
+          <w:tcPr>
+            <w:tcW w:w="1350" w:type="dxa"/>
+          </w:tcPr>
+          <w:p>
+            <w:pPr>
+              <w:rPr>
+                <w:sz w:val="16"/>
+                <w:szCs w:val="16"/>
+              </w:rPr>
+            </w:pPr>
+            <w:r>
+              <w:rPr>
+                <w:sz w:val="16"/>
+                <w:szCs w:val="16"/>
+              </w:rPr>
+              <w:t>TotalBytes</w:t>
+            </w:r>
+          </w:p>
+        </w:tc>
+        <w:tc>
+          <w:tcPr>
+            <w:tcW w:w="3881" w:type="dxa"/>
+          </w:tcPr>
+          <w:p>
+            <w:pPr>
+              <w:rPr>
+                <w:sz w:val="16"/>
+                <w:szCs w:val="16"/>
+              </w:rPr>
+            </w:pPr>
+            <w:r>
+              <w:rPr>
+                <w:sz w:val="16"/>
+                <w:szCs w:val="16"/>
+              </w:rPr>
+              <w:t>Value</w:t>
+            </w:r>
+          </w:p>
+        </w:tc>
+        <w:tc>
+          <w:tcPr>
+            <w:tcW w:w="2430" w:type="dxa"/>
+          </w:tcPr>
+          <w:p>
+            <w:pPr>
+              <w:rPr>
+                <w:sz w:val="16"/>
+                <w:szCs w:val="16"/>
+              </w:rPr>
+            </w:pPr>
+            <w:r>
+              <w:rPr>
+                <w:sz w:val="16"/>
+                <w:szCs w:val="16"/>
+              </w:rPr>
+              <w:t>Comments</w:t>
+            </w:r>
+          </w:p>
+        </w:tc>
+      </w:tr>
+      <w:tr>
+        <w:tc>
+          <w:tcPr>
+            <w:tcW w:w="1693" w:type="dxa"/>
+          </w:tcPr>
+          <w:p>
+            <w:pPr>
+              <w:rPr>
+                <w:sz w:val="16"/>
+                <w:szCs w:val="16"/>
+              </w:rPr>
+            </w:pPr>
+            <w:r>
+              <w:rPr>
+                <w:sz w:val="16"/>
+                <w:szCs w:val="16"/>
+              </w:rPr>
+              <w:t>0x00000000</w:t>
+            </w:r>
+          </w:p>
+        </w:tc>
+        <w:tc>
+          <w:tcPr>
+            <w:tcW w:w="1792" w:type="dxa"/>
+          </w:tcPr>
+          <w:p>
+            <w:pPr>
+              <w:rPr>
+                <w:sz w:val="16"/>
+                <w:szCs w:val="16"/>
+              </w:rPr>
+            </w:pPr>
+            <w:r>
+              <w:rPr>
+                <w:sz w:val="16"/>
+                <w:szCs w:val="16"/>
+              </w:rPr>
+              <w:t>0x0000</w:t>
+            </w:r>
+          </w:p>
+        </w:tc>
+        <w:tc>
+          <w:tcPr>
+            <w:tcW w:w="1004" w:type="dxa"/>
+          </w:tcPr>
+          <w:p>
+            <w:pPr>
+              <w:rPr>
+                <w:sz w:val="16"/>
+                <w:szCs w:val="16"/>
+              </w:rPr>
+            </w:pPr>
+            <w:r>
+              <w:rPr>
+                <w:sz w:val="16"/>
+                <w:szCs w:val="16"/>
+              </w:rPr>
+              <w:t>MBR</w:t>
+            </w:r>
+          </w:p>
+        </w:tc>
+        <w:tc>
+          <w:tcPr>
+            <w:tcW w:w="821" w:type="dxa"/>
+          </w:tcPr>
+          <w:p>
+            <w:pPr>
+              <w:rPr>
+                <w:sz w:val="16"/>
+                <w:szCs w:val="16"/>
+              </w:rPr>
+            </w:pPr>
+            <w:r>
+              <w:rPr>
+                <w:sz w:val="16"/>
+                <w:szCs w:val="16"/>
+              </w:rPr>
+              <w:t>446</w:t>
+            </w:r>
+          </w:p>
+        </w:tc>
+        <w:tc>
+          <w:tcPr>
+            <w:tcW w:w="1350" w:type="dxa"/>
+          </w:tcPr>
+          <w:p>
+            <w:pPr>
+              <w:rPr>
+                <w:sz w:val="16"/>
+                <w:szCs w:val="16"/>
+              </w:rPr>
+            </w:pPr>
+            <w:r>
+              <w:rPr>
+                <w:sz w:val="16"/>
+                <w:szCs w:val="16"/>
+              </w:rPr>
+              <w:t>446</w:t>
+            </w:r>
+          </w:p>
+        </w:tc>
+        <w:tc>
+          <w:tcPr>
+            <w:tcW w:w="3881" w:type="dxa"/>
+          </w:tcPr>
+          <w:p>
+            <w:pPr>
+              <w:rPr>
+                <w:sz w:val="16"/>
+                <w:szCs w:val="16"/>
+              </w:rPr>
+            </w:pPr>
+            <w:r>
+              <w:rPr>
+                <w:sz w:val="16"/>
+                <w:szCs w:val="16"/>
+              </w:rPr>
+              <w:t>Booting code</w:t>
+            </w:r>
+          </w:p>
+        </w:tc>
+        <w:tc>
+          <w:tcPr>
+            <w:tcW w:w="2430" w:type="dxa"/>
+          </w:tcPr>
+          <w:p>
+            <w:pPr>
+              <w:rPr>
+                <w:sz w:val="16"/>
+                <w:szCs w:val="16"/>
+              </w:rPr>
+            </w:pPr>
+            <w:r>
+              <w:rPr>
+                <w:sz w:val="16"/>
+                <w:szCs w:val="16"/>
+              </w:rPr>
+              <w:t>xxxxxxxxxxxxxxxxxx</w:t>
+            </w:r>
+          </w:p>
+        </w:tc>
+      </w:tr>
+      <w:tr>
+        <w:tc>
+          <w:tcPr>
+            <w:tcW w:w="1693" w:type="dxa"/>
+          </w:tcPr>
+          <w:p>
+            <w:pPr>
+              <w:rPr>
+                <w:sz w:val="16"/>
+                <w:szCs w:val="16"/>
+              </w:rPr>
+            </w:pPr>
+            <w:r>
+              <w:rPr>
+                <w:sz w:val="16"/>
+                <w:szCs w:val="16"/>
+              </w:rPr>
+              <w:t>0x0</w:t>
+            </w:r>
+            <w:r>
+              <w:rPr>
+                <w:sz w:val="16"/>
+                <w:szCs w:val="16"/>
+              </w:rPr>
+              <w:t>0000</w:t>
+            </w:r>
+            <w:r>
+              <w:rPr>
+                <w:sz w:val="16"/>
+                <w:szCs w:val="16"/>
+              </w:rPr>
+              <w:t>1BE</w:t>
+            </w:r>
+          </w:p>
+        </w:tc>
+        <w:tc>
+          <w:tcPr>
+            <w:tcW w:w="1792" w:type="dxa"/>
+          </w:tcPr>
+          <w:p>
+            <w:pPr>
+              <w:rPr>
+                <w:sz w:val="16"/>
+                <w:szCs w:val="16"/>
+              </w:rPr>
+            </w:pPr>
+            <w:r>
+              <w:rPr>
+                <w:sz w:val="16"/>
+                <w:szCs w:val="16"/>
+              </w:rPr>
+              <w:t>0x01BE</w:t>
+            </w:r>
+          </w:p>
+        </w:tc>
+        <w:tc>
+          <w:tcPr>
+            <w:tcW w:w="1004" w:type="dxa"/>
+          </w:tcPr>
+          <w:p>
+            <w:pPr>
+              <w:rPr>
+                <w:sz w:val="16"/>
+                <w:szCs w:val="16"/>
+              </w:rPr>
+            </w:pPr>
+            <w:r>
+              <w:rPr>
+                <w:sz w:val="16"/>
+                <w:szCs w:val="16"/>
+              </w:rPr>
+              <w:t>MBR</w:t>
+            </w:r>
+          </w:p>
+        </w:tc>
+        <w:tc>
+          <w:tcPr>
+            <w:tcW w:w="821" w:type="dxa"/>
+          </w:tcPr>
+          <w:p>
+            <w:pPr>
+              <w:rPr>
+                <w:sz w:val="16"/>
+                <w:szCs w:val="16"/>
+              </w:rPr>
+            </w:pPr>
+            <w:r>
+              <w:rPr>
+                <w:sz w:val="16"/>
+                <w:szCs w:val="16"/>
+              </w:rPr>
+              <w:t>16</w:t>
+            </w:r>
+          </w:p>
+        </w:tc>
+        <w:tc>
+          <w:tcPr>
+            <w:tcW w:w="1350" w:type="dxa"/>
+          </w:tcPr>
+          <w:p>
+            <w:pPr>
+              <w:rPr>
+                <w:sz w:val="16"/>
+                <w:szCs w:val="16"/>
+              </w:rPr>
+            </w:pPr>
+            <w:r>
+              <w:rPr>
+                <w:sz w:val="16"/>
+                <w:szCs w:val="16"/>
+              </w:rPr>
+              <w:t>462</w:t>
+            </w:r>
+          </w:p>
+        </w:tc>
+        <w:tc>
+          <w:tcPr>
+            <w:tcW w:w="3881" w:type="dxa"/>
+          </w:tcPr>
+          <w:p>
+            <w:pPr>
+              <w:rPr>
+                <w:sz w:val="16"/>
+                <w:szCs w:val="16"/>
+              </w:rPr>
+            </w:pPr>
+            <w:r>
+              <w:rPr>
+                <w:sz w:val="16"/>
+                <w:szCs w:val="16"/>
+              </w:rPr>
+              <w:t>1st Partition entry</w:t>
+            </w:r>
+          </w:p>
+        </w:tc>
+        <w:tc>
+          <w:tcPr>
+            <w:tcW w:w="2430" w:type="dxa"/>
+          </w:tcPr>
+          <w:p>
+            <w:pPr>
+              <w:rPr>
+                <w:sz w:val="16"/>
+                <w:szCs w:val="16"/>
+              </w:rPr>
+            </w:pPr>
+          </w:p>
+        </w:tc>
+      </w:tr>
+      <w:tr>
+        <w:tc>
+          <w:tcPr>
+            <w:tcW w:w="1693" w:type="dxa"/>
+          </w:tcPr>
+          <w:p>
+            <w:pPr>
+              <w:rPr>
+                <w:sz w:val="16"/>
+                <w:szCs w:val="16"/>
+              </w:rPr>
+            </w:pPr>
+            <w:r>
+              <w:rPr>
+                <w:sz w:val="16"/>
+                <w:szCs w:val="16"/>
+              </w:rPr>
+              <w:t>0x000001CE</w:t>
+            </w:r>
+          </w:p>
+        </w:tc>
+        <w:tc>
+          <w:tcPr>
+            <w:tcW w:w="1792" w:type="dxa"/>
+          </w:tcPr>
+          <w:p>
+            <w:pPr>
+              <w:rPr>
+                <w:sz w:val="16"/>
+                <w:szCs w:val="16"/>
+              </w:rPr>
+            </w:pPr>
+            <w:r>
+              <w:rPr>
+                <w:sz w:val="16"/>
+                <w:szCs w:val="16"/>
+              </w:rPr>
+              <w:t>0x01CE</w:t>
+            </w:r>
+          </w:p>
+        </w:tc>
+        <w:tc>
+          <w:tcPr>
+            <w:tcW w:w="1004" w:type="dxa"/>
+          </w:tcPr>
+          <w:p>
+            <w:pPr>
+              <w:rPr>
+                <w:sz w:val="16"/>
+                <w:szCs w:val="16"/>
+              </w:rPr>
+            </w:pPr>
+            <w:r>
+              <w:rPr>
+                <w:sz w:val="16"/>
+                <w:szCs w:val="16"/>
+              </w:rPr>
+              <w:t>MBR</w:t>
+            </w:r>
+          </w:p>
+        </w:tc>
+        <w:tc>
+          <w:tcPr>
+            <w:tcW w:w="821" w:type="dxa"/>
+          </w:tcPr>
+          <w:p>
+            <w:pPr>
+              <w:rPr>
+                <w:sz w:val="16"/>
+                <w:szCs w:val="16"/>
+              </w:rPr>
+            </w:pPr>
+            <w:r>
+              <w:rPr>
+                <w:sz w:val="16"/>
+                <w:szCs w:val="16"/>
+              </w:rPr>
+              <w:t>16</w:t>
+            </w:r>
+          </w:p>
+        </w:tc>
+        <w:tc>
+          <w:tcPr>
+            <w:tcW w:w="1350" w:type="dxa"/>
+          </w:tcPr>
+          <w:p>
+            <w:pPr>
+              <w:rPr>
+                <w:sz w:val="16"/>
+                <w:szCs w:val="16"/>
+              </w:rPr>
+            </w:pPr>
+            <w:r>
+              <w:rPr>
+                <w:sz w:val="16"/>
+                <w:szCs w:val="16"/>
+              </w:rPr>
+              <w:t>478</w:t>
+            </w:r>
+          </w:p>
+        </w:tc>
+        <w:tc>
+          <w:tcPr>
+            <w:tcW w:w="3881" w:type="dxa"/>
+          </w:tcPr>
+          <w:p>
+            <w:pPr>
+              <w:rPr>
+                <w:sz w:val="16"/>
+                <w:szCs w:val="16"/>
+              </w:rPr>
+            </w:pPr>
+            <w:r>
+              <w:rPr>
+                <w:sz w:val="16"/>
+                <w:szCs w:val="16"/>
+              </w:rPr>
+              <w:t>2nd Partition entry</w:t>
+            </w:r>
+          </w:p>
+        </w:tc>
+        <w:tc>
+          <w:tcPr>
+            <w:tcW w:w="2430" w:type="dxa"/>
+          </w:tcPr>
+          <w:p>
+            <w:pPr>
+              <w:rPr>
+                <w:sz w:val="16"/>
+                <w:szCs w:val="16"/>
+              </w:rPr>
+            </w:pPr>
+          </w:p>
+        </w:tc>
+      </w:tr>
+      <w:tr>
+        <w:tc>
+          <w:tcPr>
+            <w:tcW w:w="1693" w:type="dxa"/>
+          </w:tcPr>
+          <w:p>
+            <w:pPr>
+              <w:rPr>
+                <w:sz w:val="16"/>
+                <w:szCs w:val="16"/>
+              </w:rPr>
+            </w:pPr>
+            <w:r>
+              <w:rPr>
+                <w:sz w:val="16"/>
+                <w:szCs w:val="16"/>
+              </w:rPr>
+              <w:t>0x000001DE</w:t>
+            </w:r>
+          </w:p>
+        </w:tc>
+        <w:tc>
+          <w:tcPr>
+            <w:tcW w:w="1792" w:type="dxa"/>
+          </w:tcPr>
+          <w:p>
+            <w:pPr>
+              <w:rPr>
+                <w:sz w:val="16"/>
+                <w:szCs w:val="16"/>
+              </w:rPr>
+            </w:pPr>
+            <w:r>
+              <w:rPr>
+                <w:sz w:val="16"/>
+                <w:szCs w:val="16"/>
+              </w:rPr>
+              <w:t>0x01</w:t>
+            </w:r>
+            <w:r>
+              <w:rPr>
+                <w:sz w:val="16"/>
+                <w:szCs w:val="16"/>
+              </w:rPr>
+              <w:t>D</w:t>
+            </w:r>
+            <w:r>
+              <w:rPr>
+                <w:sz w:val="16"/>
+                <w:szCs w:val="16"/>
+              </w:rPr>
+              <w:t>E</w:t>
+            </w:r>
+          </w:p>
+        </w:tc>
+        <w:tc>
+          <w:tcPr>
+            <w:tcW w:w="1004" w:type="dxa"/>
+          </w:tcPr>
+          <w:p>
+            <w:pPr>
+              <w:rPr>
+                <w:sz w:val="16"/>
+                <w:szCs w:val="16"/>
+              </w:rPr>
+            </w:pPr>
+            <w:r>
+              <w:rPr>
+                <w:sz w:val="16"/>
+                <w:szCs w:val="16"/>
+              </w:rPr>
+              <w:t>MBR</w:t>
+            </w:r>
+          </w:p>
+        </w:tc>
+        <w:tc>
+          <w:tcPr>
+            <w:tcW w:w="821" w:type="dxa"/>
+          </w:tcPr>
+          <w:p>
+            <w:pPr>
+              <w:rPr>
+                <w:sz w:val="16"/>
+                <w:szCs w:val="16"/>
+              </w:rPr>
+            </w:pPr>
+            <w:r>
+              <w:rPr>
+                <w:sz w:val="16"/>
+                <w:szCs w:val="16"/>
+              </w:rPr>
+              <w:t>16</w:t>
+            </w:r>
+          </w:p>
+        </w:tc>
+        <w:tc>
+          <w:tcPr>
+            <w:tcW w:w="1350" w:type="dxa"/>
+          </w:tcPr>
+          <w:p>
+            <w:pPr>
+              <w:rPr>
+                <w:sz w:val="16"/>
+                <w:szCs w:val="16"/>
+              </w:rPr>
+            </w:pPr>
+            <w:r>
+              <w:rPr>
+                <w:sz w:val="16"/>
+                <w:szCs w:val="16"/>
+              </w:rPr>
+              <w:t>494</w:t>
+            </w:r>
+          </w:p>
+        </w:tc>
+        <w:tc>
+          <w:tcPr>
+            <w:tcW w:w="3881" w:type="dxa"/>
+          </w:tcPr>
+          <w:p>
+            <w:pPr>
+              <w:rPr>
+                <w:sz w:val="16"/>
+                <w:szCs w:val="16"/>
+              </w:rPr>
+            </w:pPr>
+            <w:r>
+              <w:rPr>
+                <w:sz w:val="16"/>
+                <w:szCs w:val="16"/>
+              </w:rPr>
+              <w:t>3rd Partition entry</w:t>
+            </w:r>
+          </w:p>
+        </w:tc>
+        <w:tc>
+          <w:tcPr>
+            <w:tcW w:w="2430" w:type="dxa"/>
+          </w:tcPr>
+          <w:p>
+            <w:pPr>
+              <w:rPr>
+                <w:sz w:val="16"/>
+                <w:szCs w:val="16"/>
+              </w:rPr>
+            </w:pPr>
+          </w:p>
+        </w:tc>
+      </w:tr>
+      <w:tr>
+        <w:tc>
+          <w:tcPr>
+            <w:tcW w:w="1693" w:type="dxa"/>
+          </w:tcPr>
+          <w:p>
+            <w:pPr>
+              <w:rPr>
+                <w:sz w:val="16"/>
+                <w:szCs w:val="16"/>
+              </w:rPr>
+            </w:pPr>
+            <w:r>
+              <w:rPr>
+                <w:sz w:val="16"/>
+                <w:szCs w:val="16"/>
+              </w:rPr>
+              <w:t>0x000001EE</w:t>
+            </w:r>
+          </w:p>
+        </w:tc>
+        <w:tc>
+          <w:tcPr>
+            <w:tcW w:w="1792" w:type="dxa"/>
+          </w:tcPr>
+          <w:p>
+            <w:pPr>
+              <w:rPr>
+                <w:sz w:val="16"/>
+                <w:szCs w:val="16"/>
+              </w:rPr>
+            </w:pPr>
+            <w:r>
+              <w:rPr>
+                <w:sz w:val="16"/>
+                <w:szCs w:val="16"/>
+              </w:rPr>
+              <w:t>0x01EE</w:t>
+            </w:r>
+          </w:p>
+        </w:tc>
+        <w:tc>
+          <w:tcPr>
+            <w:tcW w:w="1004" w:type="dxa"/>
+          </w:tcPr>
+          <w:p>
+            <w:pPr>
+              <w:rPr>
+                <w:sz w:val="16"/>
+                <w:szCs w:val="16"/>
+              </w:rPr>
+            </w:pPr>
+            <w:r>
+              <w:rPr>
+                <w:sz w:val="16"/>
+                <w:szCs w:val="16"/>
+              </w:rPr>
+              <w:t>MBR</w:t>
+            </w:r>
+          </w:p>
+        </w:tc>
+        <w:tc>
+          <w:tcPr>
+            <w:tcW w:w="821" w:type="dxa"/>
+          </w:tcPr>
+          <w:p>
+            <w:pPr>
+              <w:rPr>
+                <w:sz w:val="16"/>
+                <w:szCs w:val="16"/>
+              </w:rPr>
+            </w:pPr>
+            <w:r>
+              <w:rPr>
+                <w:sz w:val="16"/>
+                <w:szCs w:val="16"/>
+              </w:rPr>
+              <w:t>16</w:t>
+            </w:r>
+          </w:p>
+        </w:tc>
+        <w:tc>
+          <w:tcPr>
+            <w:tcW w:w="1350" w:type="dxa"/>
+          </w:tcPr>
+          <w:p>
+            <w:pPr>
+              <w:rPr>
+                <w:sz w:val="16"/>
+                <w:szCs w:val="16"/>
+              </w:rPr>
+            </w:pPr>
+            <w:r>
+              <w:rPr>
+                <w:sz w:val="16"/>
+                <w:szCs w:val="16"/>
+              </w:rPr>
+              <w:t>510</w:t>
+            </w:r>
+          </w:p>
+        </w:tc>
+        <w:tc>
+          <w:tcPr>
+            <w:tcW w:w="3881" w:type="dxa"/>
+          </w:tcPr>
+          <w:p>
+            <w:pPr>
+              <w:rPr>
+                <w:sz w:val="16"/>
+                <w:szCs w:val="16"/>
+              </w:rPr>
+            </w:pPr>
+            <w:r>
+              <w:rPr>
+                <w:sz w:val="16"/>
+                <w:szCs w:val="16"/>
+              </w:rPr>
+              <w:t>4th Partition entry</w:t>
+            </w:r>
+          </w:p>
+        </w:tc>
+        <w:tc>
+          <w:tcPr>
+            <w:tcW w:w="2430" w:type="dxa"/>
+          </w:tcPr>
+          <w:p>
+            <w:pPr>
+              <w:rPr>
+                <w:sz w:val="16"/>
+                <w:szCs w:val="16"/>
+              </w:rPr>
+            </w:pPr>
+          </w:p>
+        </w:tc>
+      </w:tr>
+      <w:tr>
+        <w:tc>
+          <w:tcPr>
+            <w:tcW w:w="1693" w:type="dxa"/>
+          </w:tcPr>
+          <w:p>
+            <w:pPr>
+              <w:rPr>
+                <w:sz w:val="16"/>
+                <w:szCs w:val="16"/>
+              </w:rPr>
+            </w:pPr>
+            <w:r>
+              <w:rPr>
+                <w:sz w:val="16"/>
+                <w:szCs w:val="16"/>
+              </w:rPr>
+              <w:t>0x000001FE</w:t>
+            </w:r>
+          </w:p>
+        </w:tc>
+        <w:tc>
+          <w:tcPr>
+            <w:tcW w:w="1792" w:type="dxa"/>
+          </w:tcPr>
+          <w:p>
+            <w:pPr>
+              <w:rPr>
+                <w:sz w:val="16"/>
+                <w:szCs w:val="16"/>
+              </w:rPr>
+            </w:pPr>
+            <w:r>
+              <w:rPr>
+                <w:sz w:val="16"/>
+                <w:szCs w:val="16"/>
+              </w:rPr>
+              <w:t>0x01FE</w:t>
+            </w:r>
+          </w:p>
+        </w:tc>
+        <w:tc>
+          <w:tcPr>
+            <w:tcW w:w="1004" w:type="dxa"/>
+          </w:tcPr>
+          <w:p>
+            <w:pPr>
+              <w:rPr>
+                <w:sz w:val="16"/>
+                <w:szCs w:val="16"/>
+              </w:rPr>
+            </w:pPr>
+            <w:r>
+              <w:rPr>
+                <w:sz w:val="16"/>
+                <w:szCs w:val="16"/>
+              </w:rPr>
+              <w:t>MBR</w:t>
+            </w:r>
+          </w:p>
+        </w:tc>
+        <w:tc>
+          <w:tcPr>
+            <w:tcW w:w="821" w:type="dxa"/>
+          </w:tcPr>
+          <w:p>
+            <w:pPr>
+              <w:rPr>
+                <w:sz w:val="16"/>
+                <w:szCs w:val="16"/>
+              </w:rPr>
+            </w:pPr>
+            <w:r>
+              <w:rPr>
+                <w:sz w:val="16"/>
+                <w:szCs w:val="16"/>
+              </w:rPr>
+              <w:t>2</w:t>
+            </w:r>
+          </w:p>
+        </w:tc>
+        <w:tc>
+          <w:tcPr>
+            <w:tcW w:w="1350" w:type="dxa"/>
+          </w:tcPr>
+          <w:p>
+            <w:pPr>
+              <w:rPr>
+                <w:sz w:val="16"/>
+                <w:szCs w:val="16"/>
+              </w:rPr>
+            </w:pPr>
+            <w:r>
+              <w:rPr>
+                <w:sz w:val="16"/>
+                <w:szCs w:val="16"/>
+              </w:rPr>
+              <w:t>512</w:t>
+            </w:r>
+          </w:p>
+        </w:tc>
+        <w:tc>
+          <w:tcPr>
+            <w:tcW w:w="3881" w:type="dxa"/>
+          </w:tcPr>
+          <w:p>
+            <w:pPr>
+              <w:rPr>
+                <w:sz w:val="16"/>
+                <w:szCs w:val="16"/>
+              </w:rPr>
+            </w:pPr>
+            <w:r>
+              <w:rPr>
+                <w:sz w:val="16"/>
+                <w:szCs w:val="16"/>
+              </w:rPr>
+              <w:t>Boot magic 0xAA55(0x55 0xAA Little-e)</w:t>
+            </w:r>
+          </w:p>
+        </w:tc>
+        <w:tc>
+          <w:tcPr>
+            <w:tcW w:w="2430" w:type="dxa"/>
+          </w:tcPr>
+          <w:p>
+            <w:pPr>
+              <w:rPr>
+                <w:sz w:val="16"/>
+                <w:szCs w:val="16"/>
+              </w:rPr>
+            </w:pPr>
+          </w:p>
+        </w:tc>
+      </w:tr>
+      <w:tr>
+        <w:tc>
+          <w:tcPr>
+            <w:tcW w:w="1693" w:type="dxa"/>
+          </w:tcPr>
+          <w:p>
+            <w:pPr>
+              <w:rPr>
+                <w:sz w:val="16"/>
+                <w:szCs w:val="16"/>
+              </w:rPr>
+            </w:pPr>
+          </w:p>
+        </w:tc>
+        <w:tc>
+          <w:tcPr>
+            <w:tcW w:w="1792" w:type="dxa"/>
+          </w:tcPr>
+          <w:p>
+            <w:pPr>
+              <w:rPr>
+                <w:sz w:val="16"/>
+                <w:szCs w:val="16"/>
+              </w:rPr>
+            </w:pPr>
+          </w:p>
+        </w:tc>
+        <w:tc>
+          <w:tcPr>
+            <w:tcW w:w="1004" w:type="dxa"/>
+          </w:tcPr>
+          <w:p>
+            <w:pPr>
+              <w:rPr>
+                <w:sz w:val="16"/>
+                <w:szCs w:val="16"/>
+              </w:rPr>
+            </w:pPr>
+          </w:p>
+        </w:tc>
+        <w:tc>
+          <w:tcPr>
+            <w:tcW w:w="821" w:type="dxa"/>
+          </w:tcPr>
+          <w:p>
+            <w:pPr>
+              <w:rPr>
+                <w:sz w:val="16"/>
+                <w:szCs w:val="16"/>
+              </w:rPr>
+            </w:pPr>
+          </w:p>
+        </w:tc>
+        <w:tc>
+          <w:tcPr>
+            <w:tcW w:w="1350" w:type="dxa"/>
+          </w:tcPr>
+          <w:p>
+            <w:pPr>
+              <w:rPr>
+                <w:sz w:val="16"/>
+                <w:szCs w:val="16"/>
+              </w:rPr>
+            </w:pPr>
+          </w:p>
+        </w:tc>
+        <w:tc>
+          <w:tcPr>
+            <w:tcW w:w="3881" w:type="dxa"/>
+          </w:tcPr>
+          <w:p>
+            <w:pPr>
+              <w:rPr>
+                <w:sz w:val="16"/>
+                <w:szCs w:val="16"/>
+              </w:rPr>
+            </w:pPr>
+          </w:p>
+        </w:tc>
+        <w:tc>
+          <w:tcPr>
+            <w:tcW w:w="2430" w:type="dxa"/>
+          </w:tcPr>
+          <w:p>
+            <w:pPr>
+              <w:rPr>
+                <w:sz w:val="16"/>
+                <w:szCs w:val="16"/>
+              </w:rPr>
+            </w:pPr>
+          </w:p>
+        </w:tc>
+      </w:tr>
+      <w:tr>
+        <w:tc>
+          <w:tcPr>
+            <w:tcW w:w="1693" w:type="dxa"/>
+          </w:tcPr>
+          <w:p>
+            <w:pPr>
+              <w:rPr>
+                <w:sz w:val="16"/>
+                <w:szCs w:val="16"/>
+              </w:rPr>
+            </w:pPr>
+          </w:p>
+        </w:tc>
+        <w:tc>
+          <w:tcPr>
+            <w:tcW w:w="1792" w:type="dxa"/>
+          </w:tcPr>
+          <w:p>
+            <w:pPr>
+              <w:rPr>
+                <w:sz w:val="16"/>
+                <w:szCs w:val="16"/>
+              </w:rPr>
+            </w:pPr>
+          </w:p>
+        </w:tc>
+        <w:tc>
+          <w:tcPr>
+            <w:tcW w:w="1004" w:type="dxa"/>
+          </w:tcPr>
+          <w:p>
+            <w:pPr>
+              <w:rPr>
+                <w:sz w:val="16"/>
+                <w:szCs w:val="16"/>
+              </w:rPr>
+            </w:pPr>
+          </w:p>
+        </w:tc>
+        <w:tc>
+          <w:tcPr>
+            <w:tcW w:w="821" w:type="dxa"/>
+          </w:tcPr>
+          <w:p>
+            <w:pPr>
+              <w:rPr>
+                <w:sz w:val="16"/>
+                <w:szCs w:val="16"/>
+              </w:rPr>
+            </w:pPr>
+          </w:p>
+        </w:tc>
+        <w:tc>
+          <w:tcPr>
+            <w:tcW w:w="1350" w:type="dxa"/>
+          </w:tcPr>
+          <w:p>
+            <w:pPr>
+              <w:rPr>
+                <w:sz w:val="16"/>
+                <w:szCs w:val="16"/>
+              </w:rPr>
+            </w:pPr>
+          </w:p>
+        </w:tc>
+        <w:tc>
+          <w:tcPr>
+            <w:tcW w:w="3881" w:type="dxa"/>
+          </w:tcPr>
+          <w:p>
+            <w:pPr>
+              <w:rPr>
+                <w:sz w:val="16"/>
+                <w:szCs w:val="16"/>
+              </w:rPr>
+            </w:pPr>
+          </w:p>
+        </w:tc>
+        <w:tc>
+          <w:tcPr>
+            <w:tcW w:w="2430" w:type="dxa"/>
+          </w:tcPr>
+          <w:p>
+            <w:pPr>
+              <w:rPr>
+                <w:sz w:val="16"/>
+                <w:szCs w:val="16"/>
+              </w:rPr>
+            </w:pPr>
+          </w:p>
+        </w:tc>
+      </w:tr>
+    </w:tbl>
+    <w:p/>
+    <w:p/>
+    <w:p/>
+    <w:p/>
+    <w:p/>
+    <w:p/>
+    <w:p>
+      <w:pPr>
+        <w:pStyle w:val="Heading1"/>
+      </w:pPr>
+      <w:bookmarkStart w:id="4" w:name="_Toc213116534"/>
+      <w:r>
+        <w:t>Misc and notes</w:t>
+      </w:r>
+      <w:bookmarkEnd w:id="4"/>
+    </w:p>
+    <w:p/>
+    <w:p>
+      <w:pPr>
+        <w:pStyle w:val="Heading2"/>
+      </w:pPr>
+      <w:bookmarkStart w:id="5" w:name="_Toc213116535"/>
+      <w:r>
+        <w:t>Random notes</w:t>
+      </w:r>
+      <w:bookmarkEnd w:id="5"/>
+    </w:p>
+    <w:p/>
+    <w:p>
+      <w:pPr>
+        <w:pStyle w:val="Heading3"/>
+      </w:pPr>
+      <w:bookmarkStart w:id="6" w:name="_Toc213116536"/>
+      <w:r>
+        <w:t>BOCHS</w:t>
+      </w:r>
+      <w:bookmarkEnd w:id="6"/>
+    </w:p>
+    <w:p/>
+    <w:p>
+      <w:pPr>
+        <w:pStyle w:val="ListParagraph"/>
+        <w:numPr>
+          <w:ilvl w:val="0"/>
+          <w:numId w:val="1"/>
+        </w:numPr>
+      </w:pPr>
+      <w:r>
         <w:lastRenderedPageBreak/>
-        <w:t>Create a file in the same folder invoking dd</w:t>
-      </w:r>
-      <w:r>
-        <w:t xml:space="preserve"> with the requested size and zeroed out.</w:t>
-      </w:r>
-    </w:p>
-    <w:p>
-      <w:pPr>
-        <w:pStyle w:val="ListParagraph"/>
-        <w:numPr>
-          <w:ilvl w:val="1"/>
-          <w:numId w:val="1"/>
-        </w:numPr>
-      </w:pPr>
-      <w:r>
-        <w:t>For floppy use FAT12, for HD use FAT32</w:t>
-      </w:r>
-    </w:p>
-    <w:p>
-      <w:pPr>
-        <w:pStyle w:val="ListParagraph"/>
-        <w:numPr>
-          <w:ilvl w:val="1"/>
-          <w:numId w:val="1"/>
-        </w:numPr>
-      </w:pPr>
-      <w:r>
-        <w:t>Forge valid FAT descriptors based on format 12/32</w:t>
-      </w:r>
-    </w:p>
-    <w:p>
-      <w:pPr>
-        <w:pStyle w:val="ListParagraph"/>
-        <w:numPr>
-          <w:ilvl w:val="1"/>
-          <w:numId w:val="1"/>
-        </w:numPr>
-      </w:pPr>
-      <w:r>
-        <w:t xml:space="preserve">Inject the FAT structure </w:t>
-      </w:r>
-      <w:proofErr w:type="gramStart"/>
-      <w:r>
-        <w:t>on</w:t>
-      </w:r>
-      <w:proofErr w:type="gramEnd"/>
-      <w:r>
-        <w:t xml:space="preserve"> the disk</w:t>
-      </w:r>
-    </w:p>
-    <w:p>
-      <w:pPr>
-        <w:pStyle w:val="ListParagraph"/>
-        <w:numPr>
-          <w:ilvl w:val="1"/>
-          <w:numId w:val="1"/>
-        </w:numPr>
-      </w:pPr>
-      <w:r>
-        <w:t xml:space="preserve">Inject the sector0.bin </w:t>
-      </w:r>
-      <w:proofErr w:type="gramStart"/>
-      <w:r>
-        <w:t>on</w:t>
-      </w:r>
-      <w:proofErr w:type="gramEnd"/>
-      <w:r>
-        <w:t xml:space="preserve"> offset 0x00.</w:t>
-      </w:r>
-    </w:p>
-    <w:p>
-      <w:pPr>
-        <w:pStyle w:val="ListParagraph"/>
-        <w:numPr>
-          <w:ilvl w:val="1"/>
-          <w:numId w:val="1"/>
-        </w:numPr>
-      </w:pPr>
-      <w:r>
-        <w:t>Add the list of files.</w:t>
-      </w:r>
-    </w:p>
-    <w:p>
-      <w:r>
-        <w:t>Operation</w:t>
-      </w:r>
-    </w:p>
-    <w:p>
-      <w:pPr>
-        <w:pStyle w:val="ListParagraph"/>
-        <w:numPr>
-          <w:ilvl w:val="0"/>
-          <w:numId w:val="1"/>
-        </w:numPr>
-      </w:pPr>
-      <w:r>
-        <w:t>Use a list of files as arguments and the last is the output file.</w:t>
-      </w:r>
-    </w:p>
-    <w:p>
-      <w:pPr>
-        <w:pStyle w:val="ListParagraph"/>
-        <w:numPr>
-          <w:ilvl w:val="0"/>
-          <w:numId w:val="1"/>
-        </w:numPr>
-      </w:pPr>
-      <w:proofErr w:type="spellStart"/>
-      <w:r>
-        <w:t>Fatimagecreator</w:t>
-      </w:r>
-      <w:proofErr w:type="spellEnd"/>
-      <w:r>
-        <w:t xml:space="preserve"> file01 file02 file03 </w:t>
-      </w:r>
-      <w:proofErr w:type="spellStart"/>
-      <w:r>
-        <w:t>file03</w:t>
-      </w:r>
-      <w:proofErr w:type="spellEnd"/>
-      <w:r>
-        <w:t xml:space="preserve"> </w:t>
-      </w:r>
-      <w:proofErr w:type="spellStart"/>
-      <w:r>
-        <w:t>outputfile.img</w:t>
-      </w:r>
-      <w:proofErr w:type="spellEnd"/>
-      <w:r>
-        <w:t xml:space="preserve"> floppy/</w:t>
-      </w:r>
-      <w:proofErr w:type="spellStart"/>
-      <w:r>
-        <w:t>hd</w:t>
-      </w:r>
-      <w:proofErr w:type="spellEnd"/>
-      <w:r>
-        <w:t xml:space="preserve"> </w:t>
-      </w:r>
-      <w:proofErr w:type="spellStart"/>
-      <w:r>
-        <w:t>size_mb</w:t>
-      </w:r>
-      <w:proofErr w:type="spellEnd"/>
-      <w:r>
-        <w:t>(1.44MB/</w:t>
-      </w:r>
-      <w:proofErr w:type="spellStart"/>
-      <w:r>
-        <w:t>xxxMB</w:t>
-      </w:r>
-      <w:proofErr w:type="spellEnd"/>
-      <w:r>
-        <w:t xml:space="preserve">) </w:t>
-      </w:r>
-      <w:proofErr w:type="spellStart"/>
-      <w:r>
-        <w:t>bootloader.bin</w:t>
-      </w:r>
-      <w:proofErr w:type="spellEnd"/>
-    </w:p>
-    <w:p/>
-    <w:p>
-      <w:pPr>
-        <w:pStyle w:val="Heading1"/>
-      </w:pPr>
-      <w:bookmarkStart w:id="4" w:name="_Toc213116534"/>
-      <w:r>
-        <w:t>Misc and notes</w:t>
-      </w:r>
-      <w:bookmarkEnd w:id="4"/>
-    </w:p>
-    <w:p/>
-    <w:p>
-      <w:pPr>
-        <w:pStyle w:val="Heading2"/>
-      </w:pPr>
-      <w:bookmarkStart w:id="5" w:name="_Toc213116535"/>
-      <w:r>
-        <w:t>Random notes</w:t>
-      </w:r>
-      <w:bookmarkEnd w:id="5"/>
-    </w:p>
-    <w:p/>
-    <w:p>
-      <w:pPr>
-        <w:pStyle w:val="Heading3"/>
-      </w:pPr>
-      <w:bookmarkStart w:id="6" w:name="_Toc213116536"/>
-      <w:r>
-        <w:t>BOCHS</w:t>
-      </w:r>
-      <w:bookmarkEnd w:id="6"/>
-    </w:p>
-    <w:p/>
-    <w:p>
-      <w:pPr>
-        <w:pStyle w:val="ListParagraph"/>
-        <w:numPr>
-          <w:ilvl w:val="0"/>
-          <w:numId w:val="1"/>
-        </w:numPr>
-      </w:pPr>
-      <w:r>
         <w:t>Bochs require a config file to configure the hardware. That config file also points to the image to load.</w:t>
       </w:r>
     </w:p>
@@ -5129,7 +6203,6 @@
         <w:rPr>
           <w:noProof/>
         </w:rPr>
-        <w:lastRenderedPageBreak/>
         <mc:AlternateContent>
           <mc:Choice Requires="wps">
             <w:drawing>
@@ -5185,197 +6258,12 @@
                                 <w:szCs w:val="16"/>
                               </w:rPr>
                             </w:pPr>
-                            <w:proofErr w:type="spellStart"/>
                             <w:r>
                               <w:rPr>
                                 <w:sz w:val="16"/>
                                 <w:szCs w:val="16"/>
                               </w:rPr>
-                              <w:t>display_library</w:t>
-                            </w:r>
-                            <w:proofErr w:type="spellEnd"/>
-                            <w:r>
-                              <w:rPr>
-                                <w:sz w:val="16"/>
-                                <w:szCs w:val="16"/>
-                              </w:rPr>
-                              <w:t>: win32, options="</w:t>
-                            </w:r>
-                            <w:proofErr w:type="spellStart"/>
-                            <w:r>
-                              <w:rPr>
-                                <w:sz w:val="16"/>
-                                <w:szCs w:val="16"/>
-                              </w:rPr>
-                              <w:t>traphotkeys</w:t>
-                            </w:r>
-                            <w:proofErr w:type="spellEnd"/>
-                            <w:r>
-                              <w:rPr>
-                                <w:sz w:val="16"/>
-                                <w:szCs w:val="16"/>
-                              </w:rPr>
-                              <w:t xml:space="preserve">, </w:t>
-                            </w:r>
-                            <w:proofErr w:type="spellStart"/>
-                            <w:r>
-                              <w:rPr>
-                                <w:sz w:val="16"/>
-                                <w:szCs w:val="16"/>
-                              </w:rPr>
-                              <w:t>autoscale</w:t>
-                            </w:r>
-                            <w:proofErr w:type="spellEnd"/>
-                            <w:r>
-                              <w:rPr>
-                                <w:sz w:val="16"/>
-                                <w:szCs w:val="16"/>
-                              </w:rPr>
-                              <w:t xml:space="preserve">, </w:t>
-                            </w:r>
-                            <w:proofErr w:type="spellStart"/>
-                            <w:r>
-                              <w:rPr>
-                                <w:sz w:val="16"/>
-                                <w:szCs w:val="16"/>
-                              </w:rPr>
-                              <w:t>gui_debug</w:t>
-                            </w:r>
-                            <w:proofErr w:type="spellEnd"/>
-                            <w:r>
-                              <w:rPr>
-                                <w:sz w:val="16"/>
-                                <w:szCs w:val="16"/>
-                              </w:rPr>
-                              <w:t>"</w:t>
-                            </w:r>
-                          </w:p>
-                          <w:p>
-                            <w:pPr>
-                              <w:rPr>
-                                <w:sz w:val="16"/>
-                                <w:szCs w:val="16"/>
-                              </w:rPr>
-                            </w:pPr>
-                            <w:proofErr w:type="spellStart"/>
-                            <w:r>
-                              <w:rPr>
-                                <w:sz w:val="16"/>
-                                <w:szCs w:val="16"/>
-                              </w:rPr>
-                              <w:t>cpu</w:t>
-                            </w:r>
-                            <w:proofErr w:type="spellEnd"/>
-                            <w:r>
-                              <w:rPr>
-                                <w:sz w:val="16"/>
-                                <w:szCs w:val="16"/>
-                              </w:rPr>
-                              <w:t xml:space="preserve">: model=core2_penryn_t9600, count=1, </w:t>
-                            </w:r>
-                            <w:proofErr w:type="spellStart"/>
-                            <w:r>
-                              <w:rPr>
-                                <w:sz w:val="16"/>
-                                <w:szCs w:val="16"/>
-                              </w:rPr>
-                              <w:t>ips</w:t>
-                            </w:r>
-                            <w:proofErr w:type="spellEnd"/>
-                            <w:r>
-                              <w:rPr>
-                                <w:sz w:val="16"/>
-                                <w:szCs w:val="16"/>
-                              </w:rPr>
-                              <w:t xml:space="preserve">=50000000, </w:t>
-                            </w:r>
-                            <w:proofErr w:type="spellStart"/>
-                            <w:r>
-                              <w:rPr>
-                                <w:sz w:val="16"/>
-                                <w:szCs w:val="16"/>
-                              </w:rPr>
-                              <w:t>reset_on_triple_fault</w:t>
-                            </w:r>
-                            <w:proofErr w:type="spellEnd"/>
-                            <w:r>
-                              <w:rPr>
-                                <w:sz w:val="16"/>
-                                <w:szCs w:val="16"/>
-                              </w:rPr>
-                              <w:t xml:space="preserve">=1, </w:t>
-                            </w:r>
-                            <w:proofErr w:type="spellStart"/>
-                            <w:r>
-                              <w:rPr>
-                                <w:sz w:val="16"/>
-                                <w:szCs w:val="16"/>
-                              </w:rPr>
-                              <w:t>ignore_bad_msrs</w:t>
-                            </w:r>
-                            <w:proofErr w:type="spellEnd"/>
-                            <w:r>
-                              <w:rPr>
-                                <w:sz w:val="16"/>
-                                <w:szCs w:val="16"/>
-                              </w:rPr>
-                              <w:t xml:space="preserve">=1, </w:t>
-                            </w:r>
-                            <w:proofErr w:type="spellStart"/>
-                            <w:r>
-                              <w:rPr>
-                                <w:sz w:val="16"/>
-                                <w:szCs w:val="16"/>
-                              </w:rPr>
-                              <w:t>msrs</w:t>
-                            </w:r>
-                            <w:proofErr w:type="spellEnd"/>
-                            <w:r>
-                              <w:rPr>
-                                <w:sz w:val="16"/>
-                                <w:szCs w:val="16"/>
-                              </w:rPr>
-                              <w:t>="msrs.def"</w:t>
-                            </w:r>
-                          </w:p>
-                          <w:p>
-                            <w:pPr>
-                              <w:rPr>
-                                <w:sz w:val="16"/>
-                                <w:szCs w:val="16"/>
-                              </w:rPr>
-                            </w:pPr>
-                            <w:proofErr w:type="spellStart"/>
-                            <w:r>
-                              <w:rPr>
-                                <w:sz w:val="16"/>
-                                <w:szCs w:val="16"/>
-                              </w:rPr>
-                              <w:t>cpu</w:t>
-                            </w:r>
-                            <w:proofErr w:type="spellEnd"/>
-                            <w:r>
-                              <w:rPr>
-                                <w:sz w:val="16"/>
-                                <w:szCs w:val="16"/>
-                              </w:rPr>
-                              <w:t xml:space="preserve">: </w:t>
-                            </w:r>
-                            <w:proofErr w:type="spellStart"/>
-                            <w:r>
-                              <w:rPr>
-                                <w:sz w:val="16"/>
-                                <w:szCs w:val="16"/>
-                              </w:rPr>
-                              <w:t>cpuid_limit_winnt</w:t>
-                            </w:r>
-                            <w:proofErr w:type="spellEnd"/>
-                            <w:r>
-                              <w:rPr>
-                                <w:sz w:val="16"/>
-                                <w:szCs w:val="16"/>
-                              </w:rPr>
-                              <w:t>=0</w:t>
+                              <w:t>display_library: win32, options="traphotkeys, autoscale, gui_debug"</w:t>
                             </w:r>
                           </w:p>
                           <w:p>
@@ -5390,122 +6278,8 @@
                                 <w:sz w:val="16"/>
                                 <w:szCs w:val="16"/>
                               </w:rPr>
-                              <w:t xml:space="preserve">memory: guest=512, host=256, </w:t>
+                              <w:t>cpu: model=core2_penryn_t9600, count=1, ips=50000000, reset_on_triple_fault=1, ignore_bad_msrs=1, msrs="msrs.def"</w:t>
                             </w:r>
-                            <w:proofErr w:type="spellStart"/>
-                            <w:r>
-                              <w:rPr>
-                                <w:sz w:val="16"/>
-                                <w:szCs w:val="16"/>
-                              </w:rPr>
-                              <w:t>block_size</w:t>
-                            </w:r>
-                            <w:proofErr w:type="spellEnd"/>
-                            <w:r>
-                              <w:rPr>
-                                <w:sz w:val="16"/>
-                                <w:szCs w:val="16"/>
-                              </w:rPr>
-                              <w:t>=512</w:t>
-                            </w:r>
-                          </w:p>
-                          <w:p>
-                            <w:pPr>
-                              <w:rPr>
-                                <w:sz w:val="16"/>
-                                <w:szCs w:val="16"/>
-                              </w:rPr>
-                            </w:pPr>
-                            <w:proofErr w:type="spellStart"/>
-                            <w:r>
-                              <w:rPr>
-                                <w:sz w:val="16"/>
-                                <w:szCs w:val="16"/>
-                              </w:rPr>
-                              <w:t>romimage</w:t>
-                            </w:r>
-                            <w:proofErr w:type="spellEnd"/>
-                            <w:r>
-                              <w:rPr>
-                                <w:sz w:val="16"/>
-                                <w:szCs w:val="16"/>
-                              </w:rPr>
-                              <w:t>: file=$BXSHARE/BIOS-</w:t>
-                            </w:r>
-                            <w:proofErr w:type="spellStart"/>
-                            <w:r>
-                              <w:rPr>
-                                <w:sz w:val="16"/>
-                                <w:szCs w:val="16"/>
-                              </w:rPr>
-                              <w:t>bochs</w:t>
-                            </w:r>
-                            <w:proofErr w:type="spellEnd"/>
-                            <w:r>
-                              <w:rPr>
-                                <w:sz w:val="16"/>
-                                <w:szCs w:val="16"/>
-                              </w:rPr>
-                              <w:t>-latest, options=</w:t>
-                            </w:r>
-                            <w:proofErr w:type="spellStart"/>
-                            <w:r>
-                              <w:rPr>
-                                <w:sz w:val="16"/>
-                                <w:szCs w:val="16"/>
-                              </w:rPr>
-                              <w:t>fastboot</w:t>
-                            </w:r>
-                            <w:proofErr w:type="spellEnd"/>
-                          </w:p>
-                          <w:p>
-                            <w:pPr>
-                              <w:rPr>
-                                <w:sz w:val="16"/>
-                                <w:szCs w:val="16"/>
-                              </w:rPr>
-                            </w:pPr>
-                            <w:proofErr w:type="spellStart"/>
-                            <w:r>
-                              <w:rPr>
-                                <w:sz w:val="16"/>
-                                <w:szCs w:val="16"/>
-                              </w:rPr>
-                              <w:t>vgaromimage</w:t>
-                            </w:r>
-                            <w:proofErr w:type="spellEnd"/>
-                            <w:r>
-                              <w:rPr>
-                                <w:sz w:val="16"/>
-                                <w:szCs w:val="16"/>
-                              </w:rPr>
-                              <w:t>: file=$BXSHARE/VGABIOS-</w:t>
-                            </w:r>
-                            <w:proofErr w:type="spellStart"/>
-                            <w:r>
-                              <w:rPr>
-                                <w:sz w:val="16"/>
-                                <w:szCs w:val="16"/>
-                              </w:rPr>
-                              <w:t>lgpl</w:t>
-                            </w:r>
-                            <w:proofErr w:type="spellEnd"/>
-                            <w:r>
-                              <w:rPr>
-                                <w:sz w:val="16"/>
-                                <w:szCs w:val="16"/>
-                              </w:rPr>
-                              <w:t>-</w:t>
-                            </w:r>
-                            <w:proofErr w:type="spellStart"/>
-                            <w:r>
-                              <w:rPr>
-                                <w:sz w:val="16"/>
-                                <w:szCs w:val="16"/>
-                              </w:rPr>
-                              <w:t>latest.bin</w:t>
-                            </w:r>
-                            <w:proofErr w:type="spellEnd"/>
                           </w:p>
                           <w:p>
                             <w:pPr>
@@ -5519,23 +6293,67 @@
                                 <w:sz w:val="16"/>
                                 <w:szCs w:val="16"/>
                               </w:rPr>
-                              <w:t xml:space="preserve">keyboard: type=mf, </w:t>
+                              <w:t>cpu: cpuid_limit_winnt=0</w:t>
                             </w:r>
-                            <w:proofErr w:type="spellStart"/>
+                          </w:p>
+                          <w:p>
+                            <w:pPr>
+                              <w:rPr>
+                                <w:sz w:val="16"/>
+                                <w:szCs w:val="16"/>
+                              </w:rPr>
+                            </w:pPr>
                             <w:r>
                               <w:rPr>
                                 <w:sz w:val="16"/>
                                 <w:szCs w:val="16"/>
                               </w:rPr>
-                              <w:t>serial_delay</w:t>
+                              <w:t>memory: guest=512, host=256, block_size=512</w:t>
                             </w:r>
-                            <w:proofErr w:type="spellEnd"/>
+                          </w:p>
+                          <w:p>
+                            <w:pPr>
+                              <w:rPr>
+                                <w:sz w:val="16"/>
+                                <w:szCs w:val="16"/>
+                              </w:rPr>
+                            </w:pPr>
                             <w:r>
                               <w:rPr>
                                 <w:sz w:val="16"/>
                                 <w:szCs w:val="16"/>
                               </w:rPr>
-                              <w:t>=150</w:t>
+                              <w:t>romimage: file=$BXSHARE/BIOS-bochs-latest, options=fastboot</w:t>
+                            </w:r>
+                          </w:p>
+                          <w:p>
+                            <w:pPr>
+                              <w:rPr>
+                                <w:sz w:val="16"/>
+                                <w:szCs w:val="16"/>
+                              </w:rPr>
+                            </w:pPr>
+                            <w:r>
+                              <w:rPr>
+                                <w:sz w:val="16"/>
+                                <w:szCs w:val="16"/>
+                              </w:rPr>
+                              <w:t>vgaromimage: file=$BXSHARE/VGABIOS-lgpl-latest.bin</w:t>
+                            </w:r>
+                          </w:p>
+                          <w:p>
+                            <w:pPr>
+                              <w:rPr>
+                                <w:sz w:val="16"/>
+                                <w:szCs w:val="16"/>
+                              </w:rPr>
+                            </w:pPr>
+                            <w:r>
+                              <w:rPr>
+                                <w:sz w:val="16"/>
+                                <w:szCs w:val="16"/>
+                              </w:rPr>
+                              <w:t>keyboard: type=mf, serial_delay=150</w:t>
                             </w:r>
                           </w:p>
                           <w:p>
@@ -5560,21 +6378,12 @@
                                 <w:szCs w:val="16"/>
                               </w:rPr>
                             </w:pPr>
-                            <w:proofErr w:type="spellStart"/>
                             <w:r>
                               <w:rPr>
                                 <w:sz w:val="16"/>
                                 <w:szCs w:val="16"/>
                               </w:rPr>
-                              <w:t>pci</w:t>
-                            </w:r>
-                            <w:proofErr w:type="spellEnd"/>
-                            <w:r>
-                              <w:rPr>
-                                <w:sz w:val="16"/>
-                                <w:szCs w:val="16"/>
-                              </w:rPr>
-                              <w:t>: enabled=1, chipset=i440fx</w:t>
+                              <w:t>pci: enabled=1, chipset=i440fx</w:t>
                             </w:r>
                           </w:p>
                           <w:p>
@@ -5584,21 +6393,12 @@
                                 <w:szCs w:val="16"/>
                               </w:rPr>
                             </w:pPr>
-                            <w:proofErr w:type="spellStart"/>
                             <w:r>
                               <w:rPr>
                                 <w:sz w:val="16"/>
                                 <w:szCs w:val="16"/>
                               </w:rPr>
-                              <w:t>private_colormap</w:t>
-                            </w:r>
-                            <w:proofErr w:type="spellEnd"/>
-                            <w:r>
-                              <w:rPr>
-                                <w:sz w:val="16"/>
-                                <w:szCs w:val="16"/>
-                              </w:rPr>
-                              <w:t>: enabled=0</w:t>
+                              <w:t>private_colormap: enabled=0</w:t>
                             </w:r>
                           </w:p>
                           <w:p>
@@ -5608,37 +6408,12 @@
                                 <w:szCs w:val="16"/>
                               </w:rPr>
                             </w:pPr>
-                            <w:proofErr w:type="spellStart"/>
                             <w:r>
                               <w:rPr>
                                 <w:sz w:val="16"/>
                                 <w:szCs w:val="16"/>
                               </w:rPr>
-                              <w:t>floppya</w:t>
-                            </w:r>
-                            <w:proofErr w:type="spellEnd"/>
-                            <w:r>
-                              <w:rPr>
-                                <w:sz w:val="16"/>
-                                <w:szCs w:val="16"/>
-                              </w:rPr>
-                              <w:t xml:space="preserve">: 1_44=C:\Users\mihe\Dropbox\TusMuertOS-Oct2025\src\build\floppy.img, status=inserted, </w:t>
-                            </w:r>
-                            <w:proofErr w:type="spellStart"/>
-                            <w:r>
-                              <w:rPr>
-                                <w:sz w:val="16"/>
-                                <w:szCs w:val="16"/>
-                              </w:rPr>
-                              <w:t>write_protected</w:t>
-                            </w:r>
-                            <w:proofErr w:type="spellEnd"/>
-                            <w:r>
-                              <w:rPr>
-                                <w:sz w:val="16"/>
-                                <w:szCs w:val="16"/>
-                              </w:rPr>
-                              <w:t>=1</w:t>
+                              <w:t>floppya: 1_44=C:\Users\mihe\Dropbox\TusMuertOS-Oct2025\src\build\floppy.img, status=inserted, write_protected=1</w:t>
                             </w:r>
                           </w:p>
                           <w:p>
@@ -5663,21 +6438,12 @@
                                 <w:szCs w:val="16"/>
                               </w:rPr>
                             </w:pPr>
-                            <w:proofErr w:type="spellStart"/>
                             <w:r>
                               <w:rPr>
                                 <w:sz w:val="16"/>
                                 <w:szCs w:val="16"/>
                               </w:rPr>
-                              <w:t>floppy_bootsig_check</w:t>
-                            </w:r>
-                            <w:proofErr w:type="spellEnd"/>
-                            <w:r>
-                              <w:rPr>
-                                <w:sz w:val="16"/>
-                                <w:szCs w:val="16"/>
-                              </w:rPr>
-                              <w:t>: disabled=0</w:t>
+                              <w:t>floppy_bootsig_check: disabled=0</w:t>
                             </w:r>
                           </w:p>
                           <w:p>
@@ -5752,63 +6518,7 @@
                                 <w:sz w:val="16"/>
                                 <w:szCs w:val="16"/>
                               </w:rPr>
-                              <w:t xml:space="preserve">debug: action=ignore, </w:t>
-                            </w:r>
-                            <w:proofErr w:type="spellStart"/>
-                            <w:r>
-                              <w:rPr>
-                                <w:sz w:val="16"/>
-                                <w:szCs w:val="16"/>
-                              </w:rPr>
-                              <w:t>pci</w:t>
-                            </w:r>
-                            <w:proofErr w:type="spellEnd"/>
-                            <w:r>
-                              <w:rPr>
-                                <w:sz w:val="16"/>
-                                <w:szCs w:val="16"/>
-                              </w:rPr>
-                              <w:t>=report # report BX_DEBUG from module '</w:t>
-                            </w:r>
-                            <w:proofErr w:type="spellStart"/>
-                            <w:r>
-                              <w:rPr>
-                                <w:sz w:val="16"/>
-                                <w:szCs w:val="16"/>
-                              </w:rPr>
-                              <w:t>pci</w:t>
-                            </w:r>
-                            <w:proofErr w:type="spellEnd"/>
-                            <w:r>
-                              <w:rPr>
-                                <w:sz w:val="16"/>
-                                <w:szCs w:val="16"/>
-                              </w:rPr>
-                              <w:t>'</w:t>
-                            </w:r>
-                          </w:p>
-                          <w:p>
-                            <w:pPr>
-                              <w:rPr>
-                                <w:sz w:val="16"/>
-                                <w:szCs w:val="16"/>
-                              </w:rPr>
-                            </w:pPr>
-                            <w:proofErr w:type="spellStart"/>
-                            <w:r>
-                              <w:rPr>
-                                <w:sz w:val="16"/>
-                                <w:szCs w:val="16"/>
-                              </w:rPr>
-                              <w:t>debugger_log</w:t>
-                            </w:r>
-                            <w:proofErr w:type="spellEnd"/>
-                            <w:r>
-                              <w:rPr>
-                                <w:sz w:val="16"/>
-                                <w:szCs w:val="16"/>
-                              </w:rPr>
-                              <w:t>: -</w:t>
+                              <w:t>debug: action=ignore, pci=report # report BX_DEBUG from module 'pci'</w:t>
                             </w:r>
                           </w:p>
                           <w:p>
@@ -5823,23 +6533,7 @@
                                 <w:sz w:val="16"/>
                                 <w:szCs w:val="16"/>
                               </w:rPr>
-                              <w:t>parport1: enabled=1, file="</w:t>
-                            </w:r>
-                            <w:proofErr w:type="spellStart"/>
-                            <w:r>
-                              <w:rPr>
-                                <w:sz w:val="16"/>
-                                <w:szCs w:val="16"/>
-                              </w:rPr>
-                              <w:t>parport.out</w:t>
-                            </w:r>
-                            <w:proofErr w:type="spellEnd"/>
-                            <w:r>
-                              <w:rPr>
-                                <w:sz w:val="16"/>
-                                <w:szCs w:val="16"/>
-                              </w:rPr>
-                              <w:t>"</w:t>
+                              <w:t>debugger_log: -</w:t>
                             </w:r>
                           </w:p>
                           <w:p>
@@ -5854,55 +6548,22 @@
                                 <w:sz w:val="16"/>
                                 <w:szCs w:val="16"/>
                               </w:rPr>
-                              <w:t xml:space="preserve">sound: driver=default, </w:t>
+                              <w:t>parport1: enabled=1, file="parport.out"</w:t>
                             </w:r>
-                            <w:proofErr w:type="spellStart"/>
+                          </w:p>
+                          <w:p>
+                            <w:pPr>
+                              <w:rPr>
+                                <w:sz w:val="16"/>
+                                <w:szCs w:val="16"/>
+                              </w:rPr>
+                            </w:pPr>
                             <w:r>
                               <w:rPr>
                                 <w:sz w:val="16"/>
                                 <w:szCs w:val="16"/>
                               </w:rPr>
-                              <w:t>waveout</w:t>
-                            </w:r>
-                            <w:proofErr w:type="spellEnd"/>
-                            <w:r>
-                              <w:rPr>
-                                <w:sz w:val="16"/>
-                                <w:szCs w:val="16"/>
-                              </w:rPr>
-                              <w:t xml:space="preserve">=/dev/dsp. </w:t>
-                            </w:r>
-                            <w:proofErr w:type="spellStart"/>
-                            <w:r>
-                              <w:rPr>
-                                <w:sz w:val="16"/>
-                                <w:szCs w:val="16"/>
-                              </w:rPr>
-                              <w:t>wavein</w:t>
-                            </w:r>
-                            <w:proofErr w:type="spellEnd"/>
-                            <w:r>
-                              <w:rPr>
-                                <w:sz w:val="16"/>
-                                <w:szCs w:val="16"/>
-                              </w:rPr>
-                              <w:t xml:space="preserve">=, </w:t>
-                            </w:r>
-                            <w:proofErr w:type="spellStart"/>
-                            <w:r>
-                              <w:rPr>
-                                <w:sz w:val="16"/>
-                                <w:szCs w:val="16"/>
-                              </w:rPr>
-                              <w:t>midiout</w:t>
-                            </w:r>
-                            <w:proofErr w:type="spellEnd"/>
-                            <w:r>
-                              <w:rPr>
-                                <w:sz w:val="16"/>
-                                <w:szCs w:val="16"/>
-                              </w:rPr>
-                              <w:t>=</w:t>
+                              <w:t>sound: driver=default, waveout=/dev/dsp. wavein=, midiout=</w:t>
                             </w:r>
                           </w:p>
                           <w:p>
@@ -5927,21 +6588,12 @@
                                 <w:szCs w:val="16"/>
                               </w:rPr>
                             </w:pPr>
-                            <w:proofErr w:type="spellStart"/>
                             <w:r>
                               <w:rPr>
                                 <w:sz w:val="16"/>
                                 <w:szCs w:val="16"/>
                               </w:rPr>
-                              <w:t>magic_break</w:t>
-                            </w:r>
-                            <w:proofErr w:type="spellEnd"/>
-                            <w:r>
-                              <w:rPr>
-                                <w:sz w:val="16"/>
-                                <w:szCs w:val="16"/>
-                              </w:rPr>
-                              <w:t>: enabled=1</w:t>
+                              <w:t>magic_break: enabled=1</w:t>
                             </w:r>
                           </w:p>
                           <w:p>
@@ -5985,197 +6637,12 @@
                           <w:szCs w:val="16"/>
                         </w:rPr>
                       </w:pPr>
-                      <w:proofErr w:type="spellStart"/>
                       <w:r>
                         <w:rPr>
                           <w:sz w:val="16"/>
                           <w:szCs w:val="16"/>
                         </w:rPr>
-                        <w:t>display_library</w:t>
-                      </w:r>
-                      <w:proofErr w:type="spellEnd"/>
-                      <w:r>
-                        <w:rPr>
-                          <w:sz w:val="16"/>
-                          <w:szCs w:val="16"/>
-                        </w:rPr>
-                        <w:t>: win32, options="</w:t>
-                      </w:r>
-                      <w:proofErr w:type="spellStart"/>
-                      <w:r>
-                        <w:rPr>
-                          <w:sz w:val="16"/>
-                          <w:szCs w:val="16"/>
-                        </w:rPr>
-                        <w:t>traphotkeys</w:t>
-                      </w:r>
-                      <w:proofErr w:type="spellEnd"/>
-                      <w:r>
-                        <w:rPr>
-                          <w:sz w:val="16"/>
-                          <w:szCs w:val="16"/>
-                        </w:rPr>
-                        <w:t xml:space="preserve">, </w:t>
-                      </w:r>
-                      <w:proofErr w:type="spellStart"/>
-                      <w:r>
-                        <w:rPr>
-                          <w:sz w:val="16"/>
-                          <w:szCs w:val="16"/>
-                        </w:rPr>
-                        <w:t>autoscale</w:t>
-                      </w:r>
-                      <w:proofErr w:type="spellEnd"/>
-                      <w:r>
-                        <w:rPr>
-                          <w:sz w:val="16"/>
-                          <w:szCs w:val="16"/>
-                        </w:rPr>
-                        <w:t xml:space="preserve">, </w:t>
-                      </w:r>
-                      <w:proofErr w:type="spellStart"/>
-                      <w:r>
-                        <w:rPr>
-                          <w:sz w:val="16"/>
-                          <w:szCs w:val="16"/>
-                        </w:rPr>
-                        <w:t>gui_debug</w:t>
-                      </w:r>
-                      <w:proofErr w:type="spellEnd"/>
-                      <w:r>
-                        <w:rPr>
-                          <w:sz w:val="16"/>
-                          <w:szCs w:val="16"/>
-                        </w:rPr>
-                        <w:t>"</w:t>
-                      </w:r>
-                    </w:p>
-                    <w:p>
-                      <w:pPr>
-                        <w:rPr>
-                          <w:sz w:val="16"/>
-                          <w:szCs w:val="16"/>
-                        </w:rPr>
-                      </w:pPr>
-                      <w:proofErr w:type="spellStart"/>
-                      <w:r>
-                        <w:rPr>
-                          <w:sz w:val="16"/>
-                          <w:szCs w:val="16"/>
-                        </w:rPr>
-                        <w:t>cpu</w:t>
-                      </w:r>
-                      <w:proofErr w:type="spellEnd"/>
-                      <w:r>
-                        <w:rPr>
-                          <w:sz w:val="16"/>
-                          <w:szCs w:val="16"/>
-                        </w:rPr>
-                        <w:t xml:space="preserve">: model=core2_penryn_t9600, count=1, </w:t>
-                      </w:r>
-                      <w:proofErr w:type="spellStart"/>
-                      <w:r>
-                        <w:rPr>
-                          <w:sz w:val="16"/>
-                          <w:szCs w:val="16"/>
-                        </w:rPr>
-                        <w:t>ips</w:t>
-                      </w:r>
-                      <w:proofErr w:type="spellEnd"/>
-                      <w:r>
-                        <w:rPr>
-                          <w:sz w:val="16"/>
-                          <w:szCs w:val="16"/>
-                        </w:rPr>
-                        <w:t xml:space="preserve">=50000000, </w:t>
-                      </w:r>
-                      <w:proofErr w:type="spellStart"/>
-                      <w:r>
-                        <w:rPr>
-                          <w:sz w:val="16"/>
-                          <w:szCs w:val="16"/>
-                        </w:rPr>
-                        <w:t>reset_on_triple_fault</w:t>
-                      </w:r>
-                      <w:proofErr w:type="spellEnd"/>
-                      <w:r>
-                        <w:rPr>
-                          <w:sz w:val="16"/>
-                          <w:szCs w:val="16"/>
-                        </w:rPr>
-                        <w:t xml:space="preserve">=1, </w:t>
-                      </w:r>
-                      <w:proofErr w:type="spellStart"/>
-                      <w:r>
-                        <w:rPr>
-                          <w:sz w:val="16"/>
-                          <w:szCs w:val="16"/>
-                        </w:rPr>
-                        <w:t>ignore_bad_msrs</w:t>
-                      </w:r>
-                      <w:proofErr w:type="spellEnd"/>
-                      <w:r>
-                        <w:rPr>
-                          <w:sz w:val="16"/>
-                          <w:szCs w:val="16"/>
-                        </w:rPr>
-                        <w:t xml:space="preserve">=1, </w:t>
-                      </w:r>
-                      <w:proofErr w:type="spellStart"/>
-                      <w:r>
-                        <w:rPr>
-                          <w:sz w:val="16"/>
-                          <w:szCs w:val="16"/>
-                        </w:rPr>
-                        <w:t>msrs</w:t>
-                      </w:r>
-                      <w:proofErr w:type="spellEnd"/>
-                      <w:r>
-                        <w:rPr>
-                          <w:sz w:val="16"/>
-                          <w:szCs w:val="16"/>
-                        </w:rPr>
-                        <w:t>="msrs.def"</w:t>
-                      </w:r>
-                    </w:p>
-                    <w:p>
-                      <w:pPr>
-                        <w:rPr>
-                          <w:sz w:val="16"/>
-                          <w:szCs w:val="16"/>
-                        </w:rPr>
-                      </w:pPr>
-                      <w:proofErr w:type="spellStart"/>
-                      <w:r>
-                        <w:rPr>
-                          <w:sz w:val="16"/>
-                          <w:szCs w:val="16"/>
-                        </w:rPr>
-                        <w:t>cpu</w:t>
-                      </w:r>
-                      <w:proofErr w:type="spellEnd"/>
-                      <w:r>
-                        <w:rPr>
-                          <w:sz w:val="16"/>
-                          <w:szCs w:val="16"/>
-                        </w:rPr>
-                        <w:t xml:space="preserve">: </w:t>
-                      </w:r>
-                      <w:proofErr w:type="spellStart"/>
-                      <w:r>
-                        <w:rPr>
-                          <w:sz w:val="16"/>
-                          <w:szCs w:val="16"/>
-                        </w:rPr>
-                        <w:t>cpuid_limit_winnt</w:t>
-                      </w:r>
-                      <w:proofErr w:type="spellEnd"/>
-                      <w:r>
-                        <w:rPr>
-                          <w:sz w:val="16"/>
-                          <w:szCs w:val="16"/>
-                        </w:rPr>
-                        <w:t>=0</w:t>
+                        <w:t>display_library: win32, options="traphotkeys, autoscale, gui_debug"</w:t>
                       </w:r>
                     </w:p>
                     <w:p>
@@ -6190,122 +6657,8 @@
                           <w:sz w:val="16"/>
                           <w:szCs w:val="16"/>
                         </w:rPr>
-                        <w:t xml:space="preserve">memory: guest=512, host=256, </w:t>
+                        <w:t>cpu: model=core2_penryn_t9600, count=1, ips=50000000, reset_on_triple_fault=1, ignore_bad_msrs=1, msrs="msrs.def"</w:t>
                       </w:r>
-                      <w:proofErr w:type="spellStart"/>
-                      <w:r>
-                        <w:rPr>
-                          <w:sz w:val="16"/>
-                          <w:szCs w:val="16"/>
-                        </w:rPr>
-                        <w:t>block_size</w:t>
-                      </w:r>
-                      <w:proofErr w:type="spellEnd"/>
-                      <w:r>
-                        <w:rPr>
-                          <w:sz w:val="16"/>
-                          <w:szCs w:val="16"/>
-                        </w:rPr>
-                        <w:t>=512</w:t>
-                      </w:r>
-                    </w:p>
-                    <w:p>
-                      <w:pPr>
-                        <w:rPr>
-                          <w:sz w:val="16"/>
-                          <w:szCs w:val="16"/>
-                        </w:rPr>
-                      </w:pPr>
-                      <w:proofErr w:type="spellStart"/>
-                      <w:r>
-                        <w:rPr>
-                          <w:sz w:val="16"/>
-                          <w:szCs w:val="16"/>
-                        </w:rPr>
-                        <w:t>romimage</w:t>
-                      </w:r>
-                      <w:proofErr w:type="spellEnd"/>
-                      <w:r>
-                        <w:rPr>
-                          <w:sz w:val="16"/>
-                          <w:szCs w:val="16"/>
-                        </w:rPr>
-                        <w:t>: file=$BXSHARE/BIOS-</w:t>
-                      </w:r>
-                      <w:proofErr w:type="spellStart"/>
-                      <w:r>
-                        <w:rPr>
-                          <w:sz w:val="16"/>
-                          <w:szCs w:val="16"/>
-                        </w:rPr>
-                        <w:t>bochs</w:t>
-                      </w:r>
-                      <w:proofErr w:type="spellEnd"/>
-                      <w:r>
-                        <w:rPr>
-                          <w:sz w:val="16"/>
-                          <w:szCs w:val="16"/>
-                        </w:rPr>
-                        <w:t>-latest, options=</w:t>
-                      </w:r>
-                      <w:proofErr w:type="spellStart"/>
-                      <w:r>
-                        <w:rPr>
-                          <w:sz w:val="16"/>
-                          <w:szCs w:val="16"/>
-                        </w:rPr>
-                        <w:t>fastboot</w:t>
-                      </w:r>
-                      <w:proofErr w:type="spellEnd"/>
-                    </w:p>
-                    <w:p>
-                      <w:pPr>
-                        <w:rPr>
-                          <w:sz w:val="16"/>
-                          <w:szCs w:val="16"/>
-                        </w:rPr>
-                      </w:pPr>
-                      <w:proofErr w:type="spellStart"/>
-                      <w:r>
-                        <w:rPr>
-                          <w:sz w:val="16"/>
-                          <w:szCs w:val="16"/>
-                        </w:rPr>
-                        <w:t>vgaromimage</w:t>
-                      </w:r>
-                      <w:proofErr w:type="spellEnd"/>
-                      <w:r>
-                        <w:rPr>
-                          <w:sz w:val="16"/>
-                          <w:szCs w:val="16"/>
-                        </w:rPr>
-                        <w:t>: file=$BXSHARE/VGABIOS-</w:t>
-                      </w:r>
-                      <w:proofErr w:type="spellStart"/>
-                      <w:r>
-                        <w:rPr>
-                          <w:sz w:val="16"/>
-                          <w:szCs w:val="16"/>
-                        </w:rPr>
-                        <w:t>lgpl</w:t>
-                      </w:r>
-                      <w:proofErr w:type="spellEnd"/>
-                      <w:r>
-                        <w:rPr>
-                          <w:sz w:val="16"/>
-                          <w:szCs w:val="16"/>
-                        </w:rPr>
-                        <w:t>-</w:t>
-                      </w:r>
-                      <w:proofErr w:type="spellStart"/>
-                      <w:r>
-                        <w:rPr>
-                          <w:sz w:val="16"/>
-                          <w:szCs w:val="16"/>
-                        </w:rPr>
-                        <w:t>latest.bin</w:t>
-                      </w:r>
-                      <w:proofErr w:type="spellEnd"/>
                     </w:p>
                     <w:p>
                       <w:pPr>
@@ -6319,23 +6672,67 @@
                           <w:sz w:val="16"/>
                           <w:szCs w:val="16"/>
                         </w:rPr>
-                        <w:t xml:space="preserve">keyboard: type=mf, </w:t>
+                        <w:t>cpu: cpuid_limit_winnt=0</w:t>
                       </w:r>
-                      <w:proofErr w:type="spellStart"/>
+                    </w:p>
+                    <w:p>
+                      <w:pPr>
+                        <w:rPr>
+                          <w:sz w:val="16"/>
+                          <w:szCs w:val="16"/>
+                        </w:rPr>
+                      </w:pPr>
                       <w:r>
                         <w:rPr>
                           <w:sz w:val="16"/>
                           <w:szCs w:val="16"/>
                         </w:rPr>
-                        <w:t>serial_delay</w:t>
+                        <w:t>memory: guest=512, host=256, block_size=512</w:t>
                       </w:r>
-                      <w:proofErr w:type="spellEnd"/>
+                    </w:p>
+                    <w:p>
+                      <w:pPr>
+                        <w:rPr>
+                          <w:sz w:val="16"/>
+                          <w:szCs w:val="16"/>
+                        </w:rPr>
+                      </w:pPr>
                       <w:r>
                         <w:rPr>
                           <w:sz w:val="16"/>
                           <w:szCs w:val="16"/>
                         </w:rPr>
-                        <w:t>=150</w:t>
+                        <w:t>romimage: file=$BXSHARE/BIOS-bochs-latest, options=fastboot</w:t>
+                      </w:r>
+                    </w:p>
+                    <w:p>
+                      <w:pPr>
+                        <w:rPr>
+                          <w:sz w:val="16"/>
+                          <w:szCs w:val="16"/>
+                        </w:rPr>
+                      </w:pPr>
+                      <w:r>
+                        <w:rPr>
+                          <w:sz w:val="16"/>
+                          <w:szCs w:val="16"/>
+                        </w:rPr>
+                        <w:t>vgaromimage: file=$BXSHARE/VGABIOS-lgpl-latest.bin</w:t>
+                      </w:r>
+                    </w:p>
+                    <w:p>
+                      <w:pPr>
+                        <w:rPr>
+                          <w:sz w:val="16"/>
+                          <w:szCs w:val="16"/>
+                        </w:rPr>
+                      </w:pPr>
+                      <w:r>
+                        <w:rPr>
+                          <w:sz w:val="16"/>
+                          <w:szCs w:val="16"/>
+                        </w:rPr>
+                        <w:t>keyboard: type=mf, serial_delay=150</w:t>
                       </w:r>
                     </w:p>
                     <w:p>
@@ -6360,21 +6757,12 @@
                           <w:szCs w:val="16"/>
                         </w:rPr>
                       </w:pPr>
-                      <w:proofErr w:type="spellStart"/>
                       <w:r>
                         <w:rPr>
                           <w:sz w:val="16"/>
                           <w:szCs w:val="16"/>
                         </w:rPr>
-                        <w:t>pci</w:t>
-                      </w:r>
-                      <w:proofErr w:type="spellEnd"/>
-                      <w:r>
-                        <w:rPr>
-                          <w:sz w:val="16"/>
-                          <w:szCs w:val="16"/>
-                        </w:rPr>
-                        <w:t>: enabled=1, chipset=i440fx</w:t>
+                        <w:t>pci: enabled=1, chipset=i440fx</w:t>
                       </w:r>
                     </w:p>
                     <w:p>
@@ -6384,21 +6772,12 @@
                           <w:szCs w:val="16"/>
                         </w:rPr>
                       </w:pPr>
-                      <w:proofErr w:type="spellStart"/>
                       <w:r>
                         <w:rPr>
                           <w:sz w:val="16"/>
                           <w:szCs w:val="16"/>
                         </w:rPr>
-                        <w:t>private_colormap</w:t>
-                      </w:r>
-                      <w:proofErr w:type="spellEnd"/>
-                      <w:r>
-                        <w:rPr>
-                          <w:sz w:val="16"/>
-                          <w:szCs w:val="16"/>
-                        </w:rPr>
-                        <w:t>: enabled=0</w:t>
+                        <w:t>private_colormap: enabled=0</w:t>
                       </w:r>
                     </w:p>
                     <w:p>
@@ -6408,37 +6787,12 @@
                           <w:szCs w:val="16"/>
                         </w:rPr>
                       </w:pPr>
-                      <w:proofErr w:type="spellStart"/>
                       <w:r>
                         <w:rPr>
                           <w:sz w:val="16"/>
                           <w:szCs w:val="16"/>
                         </w:rPr>
-                        <w:t>floppya</w:t>
-                      </w:r>
-                      <w:proofErr w:type="spellEnd"/>
-                      <w:r>
-                        <w:rPr>
-                          <w:sz w:val="16"/>
-                          <w:szCs w:val="16"/>
-                        </w:rPr>
-                        <w:t xml:space="preserve">: 1_44=C:\Users\mihe\Dropbox\TusMuertOS-Oct2025\src\build\floppy.img, status=inserted, </w:t>
-                      </w:r>
-                      <w:proofErr w:type="spellStart"/>
-                      <w:r>
-                        <w:rPr>
-                          <w:sz w:val="16"/>
-                          <w:szCs w:val="16"/>
-                        </w:rPr>
-                        <w:t>write_protected</w:t>
-                      </w:r>
-                      <w:proofErr w:type="spellEnd"/>
-                      <w:r>
-                        <w:rPr>
-                          <w:sz w:val="16"/>
-                          <w:szCs w:val="16"/>
-                        </w:rPr>
-                        <w:t>=1</w:t>
+                        <w:t>floppya: 1_44=C:\Users\mihe\Dropbox\TusMuertOS-Oct2025\src\build\floppy.img, status=inserted, write_protected=1</w:t>
                       </w:r>
                     </w:p>
                     <w:p>
@@ -6463,21 +6817,12 @@
                           <w:szCs w:val="16"/>
                         </w:rPr>
                       </w:pPr>
-                      <w:proofErr w:type="spellStart"/>
                       <w:r>
                         <w:rPr>
                           <w:sz w:val="16"/>
                           <w:szCs w:val="16"/>
                         </w:rPr>
-                        <w:t>floppy_bootsig_check</w:t>
-                      </w:r>
-                      <w:proofErr w:type="spellEnd"/>
-                      <w:r>
-                        <w:rPr>
-                          <w:sz w:val="16"/>
-                          <w:szCs w:val="16"/>
-                        </w:rPr>
-                        <w:t>: disabled=0</w:t>
+                        <w:t>floppy_bootsig_check: disabled=0</w:t>
                       </w:r>
                     </w:p>
                     <w:p>
@@ -6552,63 +6897,7 @@
                           <w:sz w:val="16"/>
                           <w:szCs w:val="16"/>
                         </w:rPr>
-                        <w:t xml:space="preserve">debug: action=ignore, </w:t>
-                      </w:r>
-                      <w:proofErr w:type="spellStart"/>
-                      <w:r>
-                        <w:rPr>
-                          <w:sz w:val="16"/>
-                          <w:szCs w:val="16"/>
-                        </w:rPr>
-                        <w:t>pci</w:t>
-                      </w:r>
-                      <w:proofErr w:type="spellEnd"/>
-                      <w:r>
-                        <w:rPr>
-                          <w:sz w:val="16"/>
-                          <w:szCs w:val="16"/>
-                        </w:rPr>
-                        <w:t>=report # report BX_DEBUG from module '</w:t>
-                      </w:r>
-                      <w:proofErr w:type="spellStart"/>
-                      <w:r>
-                        <w:rPr>
-                          <w:sz w:val="16"/>
-                          <w:szCs w:val="16"/>
-                        </w:rPr>
-                        <w:t>pci</w:t>
-                      </w:r>
-                      <w:proofErr w:type="spellEnd"/>
-                      <w:r>
-                        <w:rPr>
-                          <w:sz w:val="16"/>
-                          <w:szCs w:val="16"/>
-                        </w:rPr>
-                        <w:t>'</w:t>
-                      </w:r>
-                    </w:p>
-                    <w:p>
-                      <w:pPr>
-                        <w:rPr>
-                          <w:sz w:val="16"/>
-                          <w:szCs w:val="16"/>
-                        </w:rPr>
-                      </w:pPr>
-                      <w:proofErr w:type="spellStart"/>
-                      <w:r>
-                        <w:rPr>
-                          <w:sz w:val="16"/>
-                          <w:szCs w:val="16"/>
-                        </w:rPr>
-                        <w:t>debugger_log</w:t>
-                      </w:r>
-                      <w:proofErr w:type="spellEnd"/>
-                      <w:r>
-                        <w:rPr>
-                          <w:sz w:val="16"/>
-                          <w:szCs w:val="16"/>
-                        </w:rPr>
-                        <w:t>: -</w:t>
+                        <w:t>debug: action=ignore, pci=report # report BX_DEBUG from module 'pci'</w:t>
                       </w:r>
                     </w:p>
                     <w:p>
@@ -6623,23 +6912,7 @@
                           <w:sz w:val="16"/>
                           <w:szCs w:val="16"/>
                         </w:rPr>
-                        <w:t>parport1: enabled=1, file="</w:t>
-                      </w:r>
-                      <w:proofErr w:type="spellStart"/>
-                      <w:r>
-                        <w:rPr>
-                          <w:sz w:val="16"/>
-                          <w:szCs w:val="16"/>
-                        </w:rPr>
-                        <w:t>parport.out</w:t>
-                      </w:r>
-                      <w:proofErr w:type="spellEnd"/>
-                      <w:r>
-                        <w:rPr>
-                          <w:sz w:val="16"/>
-                          <w:szCs w:val="16"/>
-                        </w:rPr>
-                        <w:t>"</w:t>
+                        <w:t>debugger_log: -</w:t>
                       </w:r>
                     </w:p>
                     <w:p>
@@ -6654,55 +6927,22 @@
                           <w:sz w:val="16"/>
                           <w:szCs w:val="16"/>
                         </w:rPr>
-                        <w:t xml:space="preserve">sound: driver=default, </w:t>
+                        <w:t>parport1: enabled=1, file="parport.out"</w:t>
                       </w:r>
-                      <w:proofErr w:type="spellStart"/>
+                    </w:p>
+                    <w:p>
+                      <w:pPr>
+                        <w:rPr>
+                          <w:sz w:val="16"/>
+                          <w:szCs w:val="16"/>
+                        </w:rPr>
+                      </w:pPr>
                       <w:r>
                         <w:rPr>
                           <w:sz w:val="16"/>
                           <w:szCs w:val="16"/>
                         </w:rPr>
-                        <w:t>waveout</w:t>
-                      </w:r>
-                      <w:proofErr w:type="spellEnd"/>
-                      <w:r>
-                        <w:rPr>
-                          <w:sz w:val="16"/>
-                          <w:szCs w:val="16"/>
-                        </w:rPr>
-                        <w:t xml:space="preserve">=/dev/dsp. </w:t>
-                      </w:r>
-                      <w:proofErr w:type="spellStart"/>
-                      <w:r>
-                        <w:rPr>
-                          <w:sz w:val="16"/>
-                          <w:szCs w:val="16"/>
-                        </w:rPr>
-                        <w:t>wavein</w:t>
-                      </w:r>
-                      <w:proofErr w:type="spellEnd"/>
-                      <w:r>
-                        <w:rPr>
-                          <w:sz w:val="16"/>
-                          <w:szCs w:val="16"/>
-                        </w:rPr>
-                        <w:t xml:space="preserve">=, </w:t>
-                      </w:r>
-                      <w:proofErr w:type="spellStart"/>
-                      <w:r>
-                        <w:rPr>
-                          <w:sz w:val="16"/>
-                          <w:szCs w:val="16"/>
-                        </w:rPr>
-                        <w:t>midiout</w:t>
-                      </w:r>
-                      <w:proofErr w:type="spellEnd"/>
-                      <w:r>
-                        <w:rPr>
-                          <w:sz w:val="16"/>
-                          <w:szCs w:val="16"/>
-                        </w:rPr>
-                        <w:t>=</w:t>
+                        <w:t>sound: driver=default, waveout=/dev/dsp. wavein=, midiout=</w:t>
                       </w:r>
                     </w:p>
                     <w:p>
@@ -6727,21 +6967,12 @@
                           <w:szCs w:val="16"/>
                         </w:rPr>
                       </w:pPr>
-                      <w:proofErr w:type="spellStart"/>
                       <w:r>
                         <w:rPr>
                           <w:sz w:val="16"/>
                           <w:szCs w:val="16"/>
                         </w:rPr>
-                        <w:t>magic_break</w:t>
-                      </w:r>
-                      <w:proofErr w:type="spellEnd"/>
-                      <w:r>
-                        <w:rPr>
-                          <w:sz w:val="16"/>
-                          <w:szCs w:val="16"/>
-                        </w:rPr>
-                        <w:t>: enabled=1</w:t>
+                        <w:t>magic_break: enabled=1</w:t>
                       </w:r>
                     </w:p>
                     <w:p>
@@ -6812,15 +7043,7 @@
         </w:numPr>
       </w:pPr>
       <w:r>
-        <w:t>Non-partitioned storage, such as floppy, use VBR. First sector, physical C/H/S 0,0,</w:t>
-      </w:r>
-      <w:proofErr w:type="gramStart"/>
-      <w:r>
-        <w:t>1 .</w:t>
-      </w:r>
-      <w:proofErr w:type="gramEnd"/>
-      <w:r>
-        <w:t xml:space="preserve"> Note the sector counting </w:t>
+        <w:t xml:space="preserve">Non-partitioned storage, such as floppy, use VBR. First sector, physical C/H/S 0,0,1 . Note the sector counting </w:t>
       </w:r>
       <w:r>
         <w:t>begins</w:t>
@@ -6849,13 +7072,8 @@
           <w:numId w:val="1"/>
         </w:numPr>
       </w:pPr>
-      <w:proofErr w:type="spellStart"/>
-      <w:r>
-        <w:t>Formated</w:t>
-      </w:r>
-      <w:proofErr w:type="spellEnd"/>
-      <w:r>
-        <w:t xml:space="preserve"> a USB drive:</w:t>
+      <w:r>
+        <w:t>Formated a USB drive:</w:t>
       </w:r>
     </w:p>
     <w:p>
@@ -6927,15 +7145,7 @@
         </w:numPr>
       </w:pPr>
       <w:r>
-        <w:t xml:space="preserve">Open the Disk using </w:t>
-      </w:r>
-      <w:proofErr w:type="spellStart"/>
-      <w:r>
-        <w:t>HxD</w:t>
-      </w:r>
-      <w:proofErr w:type="spellEnd"/>
-      <w:r>
-        <w:t xml:space="preserve"> (Open disk option is brilliant!)</w:t>
+        <w:t>Open the Disk using HxD (Open disk option is brilliant!)</w:t>
       </w:r>
     </w:p>
     <w:p>
@@ -6953,21 +7163,8 @@
         <w:t>, sector 2048 contains the BPB of a partition.</w:t>
       </w:r>
       <w:r>
-        <w:t xml:space="preserve"> Both can be </w:t>
-      </w:r>
-      <w:proofErr w:type="gramStart"/>
-      <w:r>
-        <w:t>see</w:t>
-      </w:r>
-      <w:proofErr w:type="gramEnd"/>
-      <w:r>
-        <w:t xml:space="preserve"> easily using </w:t>
-      </w:r>
-      <w:proofErr w:type="spellStart"/>
-      <w:r>
-        <w:t>HxD</w:t>
-      </w:r>
-      <w:proofErr w:type="spellEnd"/>
+        <w:t xml:space="preserve"> Both can be see easily using HxD</w:t>
+      </w:r>
     </w:p>
     <w:p>
       <w:pPr>
@@ -6978,15 +7175,7 @@
         </w:numPr>
       </w:pPr>
       <w:r>
-        <w:t xml:space="preserve">Partition information </w:t>
-      </w:r>
-      <w:proofErr w:type="gramStart"/>
-      <w:r>
-        <w:t>extracted</w:t>
-      </w:r>
-      <w:proofErr w:type="gramEnd"/>
-      <w:r>
-        <w:t xml:space="preserve"> from the 4x16 bytes before the boot magic number. The first value begins at </w:t>
+        <w:t xml:space="preserve">Partition information extracted from the 4x16 bytes before the boot magic number. The first value begins at </w:t>
       </w:r>
       <w:r>
         <w:t>0x1BE</w:t>
@@ -7004,23 +7193,7 @@
         </w:numPr>
       </w:pPr>
       <w:r>
-        <w:t xml:space="preserve">Exported first 512 to a file using </w:t>
-      </w:r>
-      <w:proofErr w:type="spellStart"/>
-      <w:r>
-        <w:t>HxD</w:t>
-      </w:r>
-      <w:proofErr w:type="spellEnd"/>
-      <w:r>
-        <w:t xml:space="preserve">, then used </w:t>
-      </w:r>
-      <w:proofErr w:type="spellStart"/>
-      <w:r>
-        <w:t>ImHEx</w:t>
-      </w:r>
-      <w:proofErr w:type="spellEnd"/>
-      <w:r>
-        <w:t xml:space="preserve"> disassembler feature to see the code. 16bits-x86-LitteEndian.</w:t>
+        <w:t>Exported first 512 to a file using HxD, then used ImHEx disassembler feature to see the code. 16bits-x86-LitteEndian.</w:t>
       </w:r>
     </w:p>
     <w:p>
@@ -7157,13 +7330,8 @@
       <w:r>
         <w:t xml:space="preserve"> Dissection of the first partition using ChatGPT. </w:t>
       </w:r>
-      <w:proofErr w:type="gramStart"/>
-      <w:r>
-        <w:t>Is</w:t>
-      </w:r>
-      <w:proofErr w:type="gramEnd"/>
-      <w:r>
-        <w:t xml:space="preserve"> correct?</w:t>
+      <w:r>
+        <w:t>Is correct?</w:t>
       </w:r>
       <w:bookmarkEnd w:id="9"/>
     </w:p>
@@ -7471,7 +7639,6 @@
       <w:r>
         <w:t>Invoke explorer Windows using “</w:t>
       </w:r>
-      <w:proofErr w:type="gramStart"/>
       <w:r>
         <w:rPr>
           <w:b/>
@@ -7479,7 +7646,6 @@
         </w:rPr>
         <w:t>explorer.exe .</w:t>
       </w:r>
-      <w:proofErr w:type="gramEnd"/>
       <w:r>
         <w:t>”</w:t>
       </w:r>
@@ -7621,13 +7787,8 @@
           <w:bCs/>
         </w:rPr>
       </w:pPr>
-      <w:proofErr w:type="gramStart"/>
-      <w:r>
-        <w:t>Also</w:t>
-      </w:r>
-      <w:proofErr w:type="gramEnd"/>
-      <w:r>
-        <w:t xml:space="preserve"> you can net use </w:t>
+      <w:r>
+        <w:t xml:space="preserve">Also you can net use </w:t>
       </w:r>
       <w:r>
         <w:rPr>
@@ -7672,79 +7833,37 @@
       <w:r>
         <w:t>Example: “</w:t>
       </w:r>
-      <w:proofErr w:type="spellStart"/>
       <w:r>
         <w:rPr>
           <w:b/>
           <w:bCs/>
         </w:rPr>
-        <w:t>wsl</w:t>
-      </w:r>
-      <w:proofErr w:type="spellEnd"/>
+        <w:t>wsl ls -la</w:t>
+      </w:r>
+      <w:r>
+        <w:t>”</w:t>
+      </w:r>
+      <w:r>
+        <w:t xml:space="preserve"> will output Windos folder but using Linux ls</w:t>
+      </w:r>
+    </w:p>
+    <w:p>
+      <w:pPr>
+        <w:pStyle w:val="ListParagraph"/>
+        <w:numPr>
+          <w:ilvl w:val="3"/>
+          <w:numId w:val="1"/>
+        </w:numPr>
+      </w:pPr>
+      <w:r>
+        <w:t xml:space="preserve">Example: </w:t>
+      </w:r>
       <w:r>
         <w:rPr>
           <w:b/>
           <w:bCs/>
         </w:rPr>
-        <w:t xml:space="preserve"> ls -la</w:t>
-      </w:r>
-      <w:r>
-        <w:t>”</w:t>
-      </w:r>
-      <w:r>
-        <w:t xml:space="preserve"> will output </w:t>
-      </w:r>
-      <w:proofErr w:type="spellStart"/>
-      <w:r>
-        <w:t>Windos</w:t>
-      </w:r>
-      <w:proofErr w:type="spellEnd"/>
-      <w:r>
-        <w:t xml:space="preserve"> folder but using Linux ls</w:t>
-      </w:r>
-    </w:p>
-    <w:p>
-      <w:pPr>
-        <w:pStyle w:val="ListParagraph"/>
-        <w:numPr>
-          <w:ilvl w:val="3"/>
-          <w:numId w:val="1"/>
-        </w:numPr>
-      </w:pPr>
-      <w:r>
-        <w:t xml:space="preserve">Example: </w:t>
-      </w:r>
-      <w:proofErr w:type="spellStart"/>
-      <w:r>
-        <w:rPr>
-          <w:b/>
-          <w:bCs/>
-        </w:rPr>
-        <w:t>wsl</w:t>
-      </w:r>
-      <w:proofErr w:type="spellEnd"/>
-      <w:r>
-        <w:rPr>
-          <w:b/>
-          <w:bCs/>
-        </w:rPr>
-        <w:t xml:space="preserve"> ls -la | </w:t>
-      </w:r>
-      <w:proofErr w:type="spellStart"/>
-      <w:r>
-        <w:rPr>
-          <w:b/>
-          <w:bCs/>
-        </w:rPr>
-        <w:t>findstr</w:t>
-      </w:r>
-      <w:proofErr w:type="spellEnd"/>
-      <w:r>
-        <w:rPr>
-          <w:b/>
-          <w:bCs/>
-        </w:rPr>
-        <w:t xml:space="preserve"> "git"</w:t>
+        <w:t>wsl ls -la | findstr "git"</w:t>
       </w:r>
     </w:p>
     <w:p>
@@ -7858,15 +7977,7 @@
         </w:numPr>
       </w:pPr>
       <w:r>
-        <w:t xml:space="preserve">sudo apt </w:t>
-      </w:r>
-      <w:proofErr w:type="spellStart"/>
-      <w:r>
-        <w:t>autoremove</w:t>
-      </w:r>
-      <w:proofErr w:type="spellEnd"/>
-      <w:r>
-        <w:t xml:space="preserve"> -y</w:t>
+        <w:t>sudo apt autoremove -y</w:t>
       </w:r>
     </w:p>
     <w:p>
@@ -7894,15 +8005,7 @@
         </w:numPr>
       </w:pPr>
       <w:r>
-        <w:t xml:space="preserve">sudo apt install </w:t>
-      </w:r>
-      <w:proofErr w:type="spellStart"/>
-      <w:r>
-        <w:t>nasm</w:t>
-      </w:r>
-      <w:proofErr w:type="spellEnd"/>
-      <w:r>
-        <w:t xml:space="preserve"> -y</w:t>
+        <w:t>sudo apt install nasm -y</w:t>
       </w:r>
     </w:p>
     <w:p>
@@ -7914,15 +8017,7 @@
         </w:numPr>
       </w:pPr>
       <w:r>
-        <w:t xml:space="preserve">Install </w:t>
-      </w:r>
-      <w:proofErr w:type="spellStart"/>
-      <w:r>
-        <w:t>bximage</w:t>
-      </w:r>
-      <w:proofErr w:type="spellEnd"/>
-      <w:r>
-        <w:t>:</w:t>
+        <w:t>Install bximage:</w:t>
       </w:r>
     </w:p>
     <w:p>
@@ -7934,13 +8029,8 @@
         </w:numPr>
       </w:pPr>
       <w:r>
-        <w:t xml:space="preserve">sudo apt install </w:t>
-      </w:r>
-      <w:proofErr w:type="spellStart"/>
-      <w:r>
-        <w:t>bximage</w:t>
-      </w:r>
-      <w:proofErr w:type="spellEnd"/>
+        <w:t>sudo apt install bximage</w:t>
+      </w:r>
     </w:p>
     <w:p>
       <w:pPr>
@@ -7975,23 +8065,7 @@
         </w:numPr>
       </w:pPr>
       <w:r>
-        <w:t xml:space="preserve">Create a temporary alias for </w:t>
-      </w:r>
-      <w:proofErr w:type="spellStart"/>
-      <w:r>
-        <w:t>cls</w:t>
-      </w:r>
-      <w:proofErr w:type="spellEnd"/>
-      <w:r>
-        <w:t xml:space="preserve"> = </w:t>
-      </w:r>
-      <w:proofErr w:type="gramStart"/>
-      <w:r>
-        <w:t>clear(</w:t>
-      </w:r>
-      <w:proofErr w:type="gramEnd"/>
-      <w:r>
-        <w:t>investigate how to make it permanent)</w:t>
+        <w:t>Create a temporary alias for cls = clear(investigate how to make it permanent)</w:t>
       </w:r>
     </w:p>
     <w:p>
@@ -8003,15 +8077,7 @@
         </w:numPr>
       </w:pPr>
       <w:r>
-        <w:t xml:space="preserve">alias </w:t>
-      </w:r>
-      <w:proofErr w:type="spellStart"/>
-      <w:r>
-        <w:t>cls</w:t>
-      </w:r>
-      <w:proofErr w:type="spellEnd"/>
-      <w:r>
-        <w:t>='clear'</w:t>
+        <w:t>alias cls='clear'</w:t>
       </w:r>
     </w:p>
     <w:p>
@@ -8023,15 +8089,7 @@
         </w:numPr>
       </w:pPr>
       <w:r>
-        <w:t xml:space="preserve">Install </w:t>
-      </w:r>
-      <w:proofErr w:type="spellStart"/>
-      <w:r>
-        <w:t>qemu</w:t>
-      </w:r>
-      <w:proofErr w:type="spellEnd"/>
-      <w:r>
-        <w:t xml:space="preserve"> on Windows: </w:t>
+        <w:t xml:space="preserve">Install qemu on Windows: </w:t>
       </w:r>
       <w:hyperlink r:id="rId16" w:history="1">
         <w:r>
@@ -8115,15 +8173,7 @@
         </w:numPr>
       </w:pPr>
       <w:r>
-        <w:t xml:space="preserve">Install </w:t>
-      </w:r>
-      <w:proofErr w:type="spellStart"/>
-      <w:r>
-        <w:t>gcc</w:t>
-      </w:r>
-      <w:proofErr w:type="spellEnd"/>
-      <w:r>
-        <w:t xml:space="preserve"> on WSL:</w:t>
+        <w:t>Install gcc on WSL:</w:t>
       </w:r>
     </w:p>
     <w:p>
@@ -8135,13 +8185,8 @@
         </w:numPr>
       </w:pPr>
       <w:r>
-        <w:t xml:space="preserve">Sudo apt install </w:t>
-      </w:r>
-      <w:proofErr w:type="spellStart"/>
-      <w:r>
-        <w:t>gcc</w:t>
-      </w:r>
-      <w:proofErr w:type="spellEnd"/>
+        <w:t>Sudo apt install gcc</w:t>
+      </w:r>
     </w:p>
     <w:p>
       <w:pPr>
@@ -8152,15 +8197,7 @@
         </w:numPr>
       </w:pPr>
       <w:r>
-        <w:t xml:space="preserve">Install build-essential and </w:t>
-      </w:r>
-      <w:proofErr w:type="spellStart"/>
-      <w:r>
-        <w:t>gdb</w:t>
-      </w:r>
-      <w:proofErr w:type="spellEnd"/>
-      <w:r>
-        <w:t>:</w:t>
+        <w:t>Install build-essential and gdb:</w:t>
       </w:r>
     </w:p>
     <w:p>
@@ -8172,13 +8209,8 @@
         </w:numPr>
       </w:pPr>
       <w:r>
-        <w:t xml:space="preserve">sudo apt-get install build-essential </w:t>
-      </w:r>
-      <w:proofErr w:type="spellStart"/>
-      <w:r>
-        <w:t>gdb</w:t>
-      </w:r>
-      <w:proofErr w:type="spellEnd"/>
+        <w:t>sudo apt-get install build-essential gdb</w:t>
+      </w:r>
     </w:p>
     <w:p>
       <w:pPr>
@@ -8212,13 +8244,8 @@
           <w:numId w:val="1"/>
         </w:numPr>
       </w:pPr>
-      <w:proofErr w:type="spellStart"/>
-      <w:r>
-        <w:t>wsl</w:t>
-      </w:r>
-      <w:proofErr w:type="spellEnd"/>
-      <w:r>
-        <w:t xml:space="preserve"> </w:t>
+      <w:r>
+        <w:t xml:space="preserve">wsl </w:t>
       </w:r>
       <w:r>
         <w:t>–</w:t>
@@ -8235,13 +8262,8 @@
           <w:numId w:val="1"/>
         </w:numPr>
       </w:pPr>
-      <w:proofErr w:type="spellStart"/>
-      <w:r>
-        <w:t>wsl</w:t>
-      </w:r>
-      <w:proofErr w:type="spellEnd"/>
-      <w:r>
-        <w:t xml:space="preserve"> </w:t>
+      <w:r>
+        <w:t xml:space="preserve">wsl </w:t>
       </w:r>
       <w:r>
         <w:t>–</w:t>
@@ -8333,16 +8355,11 @@
           <w:numId w:val="1"/>
         </w:numPr>
       </w:pPr>
-      <w:proofErr w:type="gramStart"/>
       <w:r>
         <w:t>Actually,</w:t>
       </w:r>
       <w:r>
-        <w:t xml:space="preserve"> what</w:t>
-      </w:r>
-      <w:proofErr w:type="gramEnd"/>
-      <w:r>
-        <w:t xml:space="preserve"> worked was [interop] </w:t>
+        <w:t xml:space="preserve"> what worked was [interop] </w:t>
       </w:r>
       <w:r>
         <w:t>appendWindowsPath=false</w:t>
@@ -8381,13 +8398,8 @@
         </w:numPr>
       </w:pPr>
       <w:r>
-        <w:t xml:space="preserve">Now using </w:t>
-      </w:r>
-      <w:proofErr w:type="gramStart"/>
-      <w:r>
-        <w:t>code .</w:t>
-      </w:r>
-      <w:proofErr w:type="gramEnd"/>
+        <w:t>Now using code .</w:t>
+      </w:r>
       <w:r>
         <w:t xml:space="preserve"> will open native, with a warning.</w:t>
       </w:r>
@@ -8416,31 +8428,10 @@
         </w:numPr>
       </w:pPr>
       <w:r>
-        <w:t xml:space="preserve">sudo apt install -y </w:t>
-      </w:r>
-      <w:proofErr w:type="spellStart"/>
-      <w:r>
-        <w:t>firefox</w:t>
-      </w:r>
-      <w:proofErr w:type="spellEnd"/>
-      <w:r>
-        <w:t xml:space="preserve"> (to complete the </w:t>
-      </w:r>
-      <w:proofErr w:type="spellStart"/>
-      <w:r>
-        <w:t>oauth</w:t>
-      </w:r>
-      <w:proofErr w:type="spellEnd"/>
-      <w:r>
-        <w:t xml:space="preserve"> </w:t>
-      </w:r>
-      <w:proofErr w:type="spellStart"/>
-      <w:r>
-        <w:t>github</w:t>
-      </w:r>
-      <w:proofErr w:type="spellEnd"/>
-      <w:r>
-        <w:t xml:space="preserve"> auth)</w:t>
+        <w:t>sudo apt install -y firefox</w:t>
+      </w:r>
+      <w:r>
+        <w:t xml:space="preserve"> (to complete the oauth github auth)</w:t>
       </w:r>
     </w:p>
     <w:p>
@@ -8452,15 +8443,7 @@
         </w:numPr>
       </w:pPr>
       <w:r>
-        <w:t xml:space="preserve">Prepare </w:t>
-      </w:r>
-      <w:proofErr w:type="spellStart"/>
-      <w:r>
-        <w:t>vscode</w:t>
-      </w:r>
-      <w:proofErr w:type="spellEnd"/>
-      <w:r>
-        <w:t xml:space="preserve"> on Linux for c:</w:t>
+        <w:t>Prepare vscode on Linux for c:</w:t>
       </w:r>
     </w:p>
     <w:p>
@@ -8472,13 +8455,8 @@
         </w:numPr>
       </w:pPr>
       <w:r>
-        <w:t xml:space="preserve">Create a launch and tasks </w:t>
-      </w:r>
-      <w:proofErr w:type="spellStart"/>
-      <w:r>
-        <w:t>jsons</w:t>
-      </w:r>
-      <w:proofErr w:type="spellEnd"/>
+        <w:t>Create a launch and tasks jsons</w:t>
+      </w:r>
       <w:r>
         <w:t>.</w:t>
       </w:r>
@@ -8588,23 +8566,7 @@
         </w:numPr>
       </w:pPr>
       <w:r>
-        <w:t xml:space="preserve">            "</w:t>
-      </w:r>
-      <w:proofErr w:type="spellStart"/>
-      <w:r>
-        <w:t>preLaunchTask</w:t>
-      </w:r>
-      <w:proofErr w:type="spellEnd"/>
-      <w:r>
-        <w:t xml:space="preserve">": "C/C++: </w:t>
-      </w:r>
-      <w:proofErr w:type="spellStart"/>
-      <w:r>
-        <w:t>gcc</w:t>
-      </w:r>
-      <w:proofErr w:type="spellEnd"/>
-      <w:r>
-        <w:t xml:space="preserve"> build active file",</w:t>
+        <w:t xml:space="preserve">            "preLaunchTask": "C/C++: gcc build active file",</w:t>
       </w:r>
     </w:p>
     <w:p>
@@ -8616,15 +8578,7 @@
         </w:numPr>
       </w:pPr>
       <w:r>
-        <w:t xml:space="preserve">            "name": "(</w:t>
-      </w:r>
-      <w:proofErr w:type="spellStart"/>
-      <w:r>
-        <w:t>gdb</w:t>
-      </w:r>
-      <w:proofErr w:type="spellEnd"/>
-      <w:r>
-        <w:t>) Launch",</w:t>
+        <w:t xml:space="preserve">            "name": "(gdb) Launch",</w:t>
       </w:r>
     </w:p>
     <w:p>
@@ -8636,15 +8590,7 @@
         </w:numPr>
       </w:pPr>
       <w:r>
-        <w:t xml:space="preserve">            "type": "</w:t>
-      </w:r>
-      <w:proofErr w:type="spellStart"/>
-      <w:r>
-        <w:t>cppdbg</w:t>
-      </w:r>
-      <w:proofErr w:type="spellEnd"/>
-      <w:r>
-        <w:t>",</w:t>
+        <w:t xml:space="preserve">            "type": "cppdbg",</w:t>
       </w:r>
     </w:p>
     <w:p>
@@ -8668,23 +8614,7 @@
         </w:numPr>
       </w:pPr>
       <w:r>
-        <w:t xml:space="preserve">            "program": "${</w:t>
-      </w:r>
-      <w:proofErr w:type="spellStart"/>
-      <w:r>
-        <w:t>fileDirname</w:t>
-      </w:r>
-      <w:proofErr w:type="spellEnd"/>
-      <w:r>
-        <w:t>}/${</w:t>
-      </w:r>
-      <w:proofErr w:type="spellStart"/>
-      <w:r>
-        <w:t>fileBasenameNoExtension</w:t>
-      </w:r>
-      <w:proofErr w:type="spellEnd"/>
-      <w:r>
-        <w:t>}",</w:t>
+        <w:t xml:space="preserve">            "program": "${fileDirname}/${fileBasenameNoExtension}",</w:t>
       </w:r>
     </w:p>
     <w:p>
@@ -8696,15 +8626,7 @@
         </w:numPr>
       </w:pPr>
       <w:r>
-        <w:t xml:space="preserve">            "</w:t>
-      </w:r>
-      <w:proofErr w:type="spellStart"/>
-      <w:r>
-        <w:t>args</w:t>
-      </w:r>
-      <w:proofErr w:type="spellEnd"/>
-      <w:r>
-        <w:t>": [</w:t>
+        <w:t xml:space="preserve">            "args": [</w:t>
       </w:r>
     </w:p>
     <w:p>
@@ -8717,15 +8639,7 @@
       </w:pPr>
       <w:r>
         <w:lastRenderedPageBreak/>
-        <w:t xml:space="preserve">                "</w:t>
-      </w:r>
-      <w:proofErr w:type="spellStart"/>
-      <w:r>
-        <w:t>aaaaa</w:t>
-      </w:r>
-      <w:proofErr w:type="spellEnd"/>
-      <w:r>
-        <w:t>",</w:t>
+        <w:t xml:space="preserve">                "aaaaa",</w:t>
       </w:r>
     </w:p>
     <w:p>
@@ -8737,15 +8651,7 @@
         </w:numPr>
       </w:pPr>
       <w:r>
-        <w:t xml:space="preserve">                "</w:t>
-      </w:r>
-      <w:proofErr w:type="spellStart"/>
-      <w:r>
-        <w:t>bbbbb</w:t>
-      </w:r>
-      <w:proofErr w:type="spellEnd"/>
-      <w:r>
-        <w:t>",</w:t>
+        <w:t xml:space="preserve">                "bbbbb",</w:t>
       </w:r>
     </w:p>
     <w:p>
@@ -8757,15 +8663,7 @@
         </w:numPr>
       </w:pPr>
       <w:r>
-        <w:t xml:space="preserve">                "</w:t>
-      </w:r>
-      <w:proofErr w:type="spellStart"/>
-      <w:r>
-        <w:t>ccccc</w:t>
-      </w:r>
-      <w:proofErr w:type="spellEnd"/>
-      <w:r>
-        <w:t>"</w:t>
+        <w:t xml:space="preserve">                "ccccc"</w:t>
       </w:r>
     </w:p>
     <w:p>
@@ -8789,15 +8687,7 @@
         </w:numPr>
       </w:pPr>
       <w:r>
-        <w:t xml:space="preserve">            "</w:t>
-      </w:r>
-      <w:proofErr w:type="spellStart"/>
-      <w:r>
-        <w:t>stopAtEntry</w:t>
-      </w:r>
-      <w:proofErr w:type="spellEnd"/>
-      <w:r>
-        <w:t>": false,</w:t>
+        <w:t xml:space="preserve">            "stopAtEntry": false,</w:t>
       </w:r>
     </w:p>
     <w:p>
@@ -8809,23 +8699,7 @@
         </w:numPr>
       </w:pPr>
       <w:r>
-        <w:t xml:space="preserve">            "</w:t>
-      </w:r>
-      <w:proofErr w:type="spellStart"/>
-      <w:r>
-        <w:t>cwd</w:t>
-      </w:r>
-      <w:proofErr w:type="spellEnd"/>
-      <w:r>
-        <w:t>": "${</w:t>
-      </w:r>
-      <w:proofErr w:type="spellStart"/>
-      <w:r>
-        <w:t>fileDirname</w:t>
-      </w:r>
-      <w:proofErr w:type="spellEnd"/>
-      <w:r>
-        <w:t>}",</w:t>
+        <w:t xml:space="preserve">            "cwd": "${fileDirname}",</w:t>
       </w:r>
     </w:p>
     <w:p>
@@ -8849,15 +8723,7 @@
         </w:numPr>
       </w:pPr>
       <w:r>
-        <w:t xml:space="preserve">            "</w:t>
-      </w:r>
-      <w:proofErr w:type="spellStart"/>
-      <w:r>
-        <w:t>externalConsole</w:t>
-      </w:r>
-      <w:proofErr w:type="spellEnd"/>
-      <w:r>
-        <w:t>": false,</w:t>
+        <w:t xml:space="preserve">            "externalConsole": false,</w:t>
       </w:r>
     </w:p>
     <w:p>
@@ -8869,23 +8735,7 @@
         </w:numPr>
       </w:pPr>
       <w:r>
-        <w:t xml:space="preserve">            "</w:t>
-      </w:r>
-      <w:proofErr w:type="spellStart"/>
-      <w:r>
-        <w:t>MIMode</w:t>
-      </w:r>
-      <w:proofErr w:type="spellEnd"/>
-      <w:r>
-        <w:t>": "</w:t>
-      </w:r>
-      <w:proofErr w:type="spellStart"/>
-      <w:r>
-        <w:t>gdb</w:t>
-      </w:r>
-      <w:proofErr w:type="spellEnd"/>
-      <w:r>
-        <w:t>",</w:t>
+        <w:t xml:space="preserve">            "MIMode": "gdb",</w:t>
       </w:r>
     </w:p>
     <w:p>
@@ -8897,15 +8747,7 @@
         </w:numPr>
       </w:pPr>
       <w:r>
-        <w:t xml:space="preserve">            "</w:t>
-      </w:r>
-      <w:proofErr w:type="spellStart"/>
-      <w:r>
-        <w:t>setupCommands</w:t>
-      </w:r>
-      <w:proofErr w:type="spellEnd"/>
-      <w:r>
-        <w:t>": [</w:t>
+        <w:t xml:space="preserve">            "setupCommands": [</w:t>
       </w:r>
     </w:p>
     <w:p>
@@ -8929,15 +8771,7 @@
         </w:numPr>
       </w:pPr>
       <w:r>
-        <w:t xml:space="preserve">                    "description": "Enable pretty-printing for </w:t>
-      </w:r>
-      <w:proofErr w:type="spellStart"/>
-      <w:r>
-        <w:t>gdb</w:t>
-      </w:r>
-      <w:proofErr w:type="spellEnd"/>
-      <w:r>
-        <w:t>",</w:t>
+        <w:t xml:space="preserve">                    "description": "Enable pretty-printing for gdb",</w:t>
       </w:r>
     </w:p>
     <w:p>
@@ -8961,15 +8795,7 @@
         </w:numPr>
       </w:pPr>
       <w:r>
-        <w:t xml:space="preserve">                    "</w:t>
-      </w:r>
-      <w:proofErr w:type="spellStart"/>
-      <w:r>
-        <w:t>ignoreFailures</w:t>
-      </w:r>
-      <w:proofErr w:type="spellEnd"/>
-      <w:r>
-        <w:t>": true</w:t>
+        <w:t xml:space="preserve">                    "ignoreFailures": true</w:t>
       </w:r>
     </w:p>
     <w:p>
@@ -9017,15 +8843,7 @@
         </w:numPr>
       </w:pPr>
       <w:r>
-        <w:t xml:space="preserve">                    "text": "-</w:t>
-      </w:r>
-      <w:proofErr w:type="spellStart"/>
-      <w:r>
-        <w:t>gdb</w:t>
-      </w:r>
-      <w:proofErr w:type="spellEnd"/>
-      <w:r>
-        <w:t>-set disassembly-flavor intel",</w:t>
+        <w:t xml:space="preserve">                    "text": "-gdb-set disassembly-flavor intel",</w:t>
       </w:r>
     </w:p>
     <w:p>
@@ -9037,15 +8855,7 @@
         </w:numPr>
       </w:pPr>
       <w:r>
-        <w:t xml:space="preserve">                    "</w:t>
-      </w:r>
-      <w:proofErr w:type="spellStart"/>
-      <w:r>
-        <w:t>ignoreFailures</w:t>
-      </w:r>
-      <w:proofErr w:type="spellEnd"/>
-      <w:r>
-        <w:t>": true</w:t>
+        <w:t xml:space="preserve">                    "ignoreFailures": true</w:t>
       </w:r>
     </w:p>
     <w:p>
@@ -9153,15 +8963,7 @@
         </w:numPr>
       </w:pPr>
       <w:r>
-        <w:t xml:space="preserve">            "type": "</w:t>
-      </w:r>
-      <w:proofErr w:type="spellStart"/>
-      <w:r>
-        <w:t>cppbuild</w:t>
-      </w:r>
-      <w:proofErr w:type="spellEnd"/>
-      <w:r>
-        <w:t>",</w:t>
+        <w:t xml:space="preserve">            "type": "cppbuild",</w:t>
       </w:r>
     </w:p>
     <w:p>
@@ -9173,15 +8975,7 @@
         </w:numPr>
       </w:pPr>
       <w:r>
-        <w:t xml:space="preserve">            "label": "C/C++: </w:t>
-      </w:r>
-      <w:proofErr w:type="spellStart"/>
-      <w:r>
-        <w:t>gcc</w:t>
-      </w:r>
-      <w:proofErr w:type="spellEnd"/>
-      <w:r>
-        <w:t xml:space="preserve"> build active file",</w:t>
+        <w:t xml:space="preserve">            "label": "C/C++: gcc build active file",</w:t>
       </w:r>
     </w:p>
     <w:p>
@@ -9193,15 +8987,7 @@
         </w:numPr>
       </w:pPr>
       <w:r>
-        <w:t xml:space="preserve">            "command": "/usr/bin/</w:t>
-      </w:r>
-      <w:proofErr w:type="spellStart"/>
-      <w:r>
-        <w:t>gcc</w:t>
-      </w:r>
-      <w:proofErr w:type="spellEnd"/>
-      <w:r>
-        <w:t>",</w:t>
+        <w:t xml:space="preserve">            "command": "/usr/bin/gcc",</w:t>
       </w:r>
     </w:p>
     <w:p>
@@ -9213,15 +8999,7 @@
         </w:numPr>
       </w:pPr>
       <w:r>
-        <w:t xml:space="preserve">            "</w:t>
-      </w:r>
-      <w:proofErr w:type="spellStart"/>
-      <w:r>
-        <w:t>args</w:t>
-      </w:r>
-      <w:proofErr w:type="spellEnd"/>
-      <w:r>
-        <w:t>": [</w:t>
+        <w:t xml:space="preserve">            "args": [</w:t>
       </w:r>
     </w:p>
     <w:p>
@@ -9233,15 +9011,7 @@
         </w:numPr>
       </w:pPr>
       <w:r>
-        <w:t xml:space="preserve">                "-</w:t>
-      </w:r>
-      <w:proofErr w:type="spellStart"/>
-      <w:r>
-        <w:t>fdiagnostics</w:t>
-      </w:r>
-      <w:proofErr w:type="spellEnd"/>
-      <w:r>
-        <w:t>-color=always",</w:t>
+        <w:t xml:space="preserve">                "-fdiagnostics-color=always",</w:t>
       </w:r>
     </w:p>
     <w:p>
@@ -9289,23 +9059,7 @@
         </w:numPr>
       </w:pPr>
       <w:r>
-        <w:t xml:space="preserve">                "${</w:t>
-      </w:r>
-      <w:proofErr w:type="spellStart"/>
-      <w:r>
-        <w:t>fileDirname</w:t>
-      </w:r>
-      <w:proofErr w:type="spellEnd"/>
-      <w:r>
-        <w:t>}/${</w:t>
-      </w:r>
-      <w:proofErr w:type="spellStart"/>
-      <w:r>
-        <w:t>fileBasenameNoExtension</w:t>
-      </w:r>
-      <w:proofErr w:type="spellEnd"/>
-      <w:r>
-        <w:t>}"</w:t>
+        <w:t xml:space="preserve">                "${fileDirname}/${fileBasenameNoExtension}"</w:t>
       </w:r>
     </w:p>
     <w:p>
@@ -9329,13 +9083,8 @@
         </w:numPr>
       </w:pPr>
       <w:r>
-        <w:t xml:space="preserve">            "options</w:t>
-      </w:r>
-      <w:proofErr w:type="gramStart"/>
-      <w:r>
-        <w:t>": {</w:t>
-      </w:r>
-      <w:proofErr w:type="gramEnd"/>
+        <w:t xml:space="preserve">            "options": {</w:t>
+      </w:r>
     </w:p>
     <w:p>
       <w:pPr>
@@ -9346,23 +9095,7 @@
         </w:numPr>
       </w:pPr>
       <w:r>
-        <w:t xml:space="preserve">                "</w:t>
-      </w:r>
-      <w:proofErr w:type="spellStart"/>
-      <w:r>
-        <w:t>cwd</w:t>
-      </w:r>
-      <w:proofErr w:type="spellEnd"/>
-      <w:r>
-        <w:t>": "${</w:t>
-      </w:r>
-      <w:proofErr w:type="spellStart"/>
-      <w:r>
-        <w:t>fileDirname</w:t>
-      </w:r>
-      <w:proofErr w:type="spellEnd"/>
-      <w:r>
-        <w:t>}"</w:t>
+        <w:t xml:space="preserve">                "cwd": "${fileDirname}"</w:t>
       </w:r>
     </w:p>
     <w:p>
@@ -9386,15 +9119,7 @@
         </w:numPr>
       </w:pPr>
       <w:r>
-        <w:t xml:space="preserve">            "</w:t>
-      </w:r>
-      <w:proofErr w:type="spellStart"/>
-      <w:r>
-        <w:t>problemMatcher</w:t>
-      </w:r>
-      <w:proofErr w:type="spellEnd"/>
-      <w:r>
-        <w:t>": [</w:t>
+        <w:t xml:space="preserve">            "problemMatcher": [</w:t>
       </w:r>
     </w:p>
     <w:p>
@@ -9406,15 +9131,7 @@
         </w:numPr>
       </w:pPr>
       <w:r>
-        <w:t xml:space="preserve">                "$</w:t>
-      </w:r>
-      <w:proofErr w:type="spellStart"/>
-      <w:r>
-        <w:t>gcc</w:t>
-      </w:r>
-      <w:proofErr w:type="spellEnd"/>
-      <w:r>
-        <w:t>"</w:t>
+        <w:t xml:space="preserve">                "$gcc"</w:t>
       </w:r>
     </w:p>
     <w:p>
@@ -9438,13 +9155,8 @@
         </w:numPr>
       </w:pPr>
       <w:r>
-        <w:t xml:space="preserve">            "group</w:t>
-      </w:r>
-      <w:proofErr w:type="gramStart"/>
-      <w:r>
-        <w:t>": {</w:t>
-      </w:r>
-      <w:proofErr w:type="gramEnd"/>
+        <w:t xml:space="preserve">            "group": {</w:t>
+      </w:r>
     </w:p>
     <w:p>
       <w:pPr>
@@ -9467,15 +9179,7 @@
         </w:numPr>
       </w:pPr>
       <w:r>
-        <w:t xml:space="preserve">                "</w:t>
-      </w:r>
-      <w:proofErr w:type="spellStart"/>
-      <w:r>
-        <w:t>isDefault</w:t>
-      </w:r>
-      <w:proofErr w:type="spellEnd"/>
-      <w:r>
-        <w:t>": true</w:t>
+        <w:t xml:space="preserve">                "isDefault": true</w:t>
       </w:r>
     </w:p>
     <w:p>
@@ -9559,15 +9263,7 @@
         </w:numPr>
       </w:pPr>
       <w:r>
-        <w:t xml:space="preserve">Install </w:t>
-      </w:r>
-      <w:proofErr w:type="spellStart"/>
-      <w:r>
-        <w:t>Mtools</w:t>
-      </w:r>
-      <w:proofErr w:type="spellEnd"/>
-      <w:r>
-        <w:t xml:space="preserve"> for FAT image management:</w:t>
+        <w:t>Install Mtools for FAT image management:</w:t>
       </w:r>
     </w:p>
     <w:p>
@@ -9579,13 +9275,45 @@
         </w:numPr>
       </w:pPr>
       <w:r>
-        <w:t xml:space="preserve">Sudo apt install </w:t>
-      </w:r>
-      <w:proofErr w:type="spellStart"/>
-      <w:r>
-        <w:t>mtools</w:t>
-      </w:r>
-      <w:proofErr w:type="spellEnd"/>
+        <w:t>Sudo apt install mtools</w:t>
+      </w:r>
+    </w:p>
+    <w:p>
+      <w:pPr>
+        <w:pStyle w:val="ListParagraph"/>
+        <w:numPr>
+          <w:ilvl w:val="0"/>
+          <w:numId w:val="1"/>
+        </w:numPr>
+      </w:pPr>
+      <w:r>
+        <w:lastRenderedPageBreak/>
+        <w:t>Install rust toolchain:</w:t>
+      </w:r>
+    </w:p>
+    <w:p>
+      <w:pPr>
+        <w:pStyle w:val="ListParagraph"/>
+        <w:numPr>
+          <w:ilvl w:val="1"/>
+          <w:numId w:val="1"/>
+        </w:numPr>
+        <w:rPr>
+          <w:lang w:val="es-ES"/>
+        </w:rPr>
+      </w:pPr>
+      <w:r>
+        <w:rPr>
+          <w:lang w:val="es-ES"/>
+        </w:rPr>
+        <w:t>s</w:t>
+      </w:r>
+      <w:r>
+        <w:rPr>
+          <w:lang w:val="es-ES"/>
+        </w:rPr>
+        <w:t>udo curl --proto '=https' --tlsv1.2 -sSf https://sh.rustup.rs | sh</w:t>
+      </w:r>
     </w:p>
     <w:p>
       <w:pPr>
@@ -9593,12 +9321,116 @@
       </w:pPr>
       <w:bookmarkStart w:id="14" w:name="_Toc213116540"/>
       <w:r>
-        <w:lastRenderedPageBreak/>
         <w:t>BUILD PROCESS BEFORE MAKE</w:t>
       </w:r>
       <w:bookmarkEnd w:id="14"/>
     </w:p>
     <w:p/>
+    <w:p>
+      <w:pPr>
+        <w:pStyle w:val="ListParagraph"/>
+        <w:numPr>
+          <w:ilvl w:val="0"/>
+          <w:numId w:val="1"/>
+        </w:numPr>
+      </w:pPr>
+      <w:r>
+        <w:t>Compile the bootloader stage1 that goes on MBR to mbr.bin</w:t>
+      </w:r>
+    </w:p>
+    <w:p>
+      <w:pPr>
+        <w:pStyle w:val="ListParagraph"/>
+        <w:numPr>
+          <w:ilvl w:val="0"/>
+          <w:numId w:val="1"/>
+        </w:numPr>
+      </w:pPr>
+      <w:r>
+        <w:t>Compile the bootloader stage2 that goes on VBR to vbr.bin</w:t>
+      </w:r>
+    </w:p>
+    <w:p>
+      <w:pPr>
+        <w:pStyle w:val="ListParagraph"/>
+        <w:numPr>
+          <w:ilvl w:val="0"/>
+          <w:numId w:val="1"/>
+        </w:numPr>
+      </w:pPr>
+      <w:r>
+        <w:t>Compile the Kernel to kernel.bin</w:t>
+      </w:r>
+    </w:p>
+    <w:p>
+      <w:pPr>
+        <w:pStyle w:val="ListParagraph"/>
+        <w:numPr>
+          <w:ilvl w:val="0"/>
+          <w:numId w:val="1"/>
+        </w:numPr>
+      </w:pPr>
+      <w:r>
+        <w:t>Create an empty image file, 8MB, Zeroed</w:t>
+      </w:r>
+    </w:p>
+    <w:p>
+      <w:pPr>
+        <w:pStyle w:val="ListParagraph"/>
+        <w:numPr>
+          <w:ilvl w:val="0"/>
+          <w:numId w:val="1"/>
+        </w:numPr>
+      </w:pPr>
+      <w:r>
+        <w:t>Format it as FAT32 with 1 partition of 6MB, including MBR.</w:t>
+      </w:r>
+    </w:p>
+    <w:p>
+      <w:pPr>
+        <w:pStyle w:val="ListParagraph"/>
+        <w:numPr>
+          <w:ilvl w:val="0"/>
+          <w:numId w:val="1"/>
+        </w:numPr>
+      </w:pPr>
+      <w:r>
+        <w:t>Inject mbr.bin on the disk MBR at sector 0</w:t>
+      </w:r>
+    </w:p>
+    <w:p>
+      <w:pPr>
+        <w:pStyle w:val="ListParagraph"/>
+        <w:numPr>
+          <w:ilvl w:val="0"/>
+          <w:numId w:val="1"/>
+        </w:numPr>
+      </w:pPr>
+      <w:r>
+        <w:t>Inject vbr.bin on the disk at sector after the MBR + reserved gap.</w:t>
+      </w:r>
+    </w:p>
+    <w:p>
+      <w:pPr>
+        <w:pStyle w:val="ListParagraph"/>
+        <w:numPr>
+          <w:ilvl w:val="0"/>
+          <w:numId w:val="1"/>
+        </w:numPr>
+      </w:pPr>
+      <w:r>
+        <w:t>Add, as file on the file system FAT32 the file kernel.bin directly on the disk root</w:t>
+      </w:r>
+    </w:p>
+    <w:p>
+      <w:pPr>
+        <w:pStyle w:val="ListParagraph"/>
+        <w:numPr>
+          <w:ilvl w:val="0"/>
+          <w:numId w:val="1"/>
+        </w:numPr>
+      </w:pPr>
+    </w:p>
     <w:p/>
     <w:p>
       <w:pPr>
@@ -9765,29 +9597,25 @@
       </w:r>
       <w:bookmarkEnd w:id="17"/>
     </w:p>
+    <w:p>
+      <w:r>
+        <w:t>&lt;TODO&gt; Convert this to table format</w:t>
+      </w:r>
+    </w:p>
+    <w:p>
+      <w:pPr>
+        <w:pStyle w:val="Heading2"/>
+      </w:pPr>
+      <w:bookmarkStart w:id="18" w:name="_Toc213116544"/>
+      <w:r>
+        <w:t>Linux</w:t>
+      </w:r>
+      <w:bookmarkEnd w:id="18"/>
+    </w:p>
     <w:p/>
     <w:p>
-      <w:pPr>
-        <w:pStyle w:val="Heading2"/>
-      </w:pPr>
-      <w:bookmarkStart w:id="18" w:name="_Toc213116544"/>
-      <w:r>
-        <w:t>Linux</w:t>
-      </w:r>
-      <w:bookmarkEnd w:id="18"/>
-    </w:p>
-    <w:p/>
-    <w:p>
-      <w:r>
-        <w:t xml:space="preserve">Build binary from </w:t>
-      </w:r>
-      <w:proofErr w:type="spellStart"/>
-      <w:r>
-        <w:t>asm</w:t>
-      </w:r>
-      <w:proofErr w:type="spellEnd"/>
-      <w:r>
-        <w:t xml:space="preserve"> file using NASM. Relative path, the full path for this is: </w:t>
+      <w:r>
+        <w:t xml:space="preserve">Build binary from asm file using NASM. Relative path, the full path for this is: </w:t>
       </w:r>
     </w:p>
     <w:p>
@@ -9803,23 +9631,7 @@
           <w:b/>
           <w:bCs/>
         </w:rPr>
-        <w:t>/</w:t>
-      </w:r>
-      <w:proofErr w:type="gramStart"/>
-      <w:r>
-        <w:rPr>
-          <w:b/>
-          <w:bCs/>
-        </w:rPr>
-        <w:t>mnt</w:t>
-      </w:r>
-      <w:proofErr w:type="gramEnd"/>
-      <w:r>
-        <w:rPr>
-          <w:b/>
-          <w:bCs/>
-        </w:rPr>
-        <w:t>/c/Users/mihe/Dropbox/TusMuertOS-Oct2025</w:t>
+        <w:t>/mnt/c/Users/mihe/Dropbox/TusMuertOS-Oct2025</w:t>
       </w:r>
     </w:p>
     <w:p>
@@ -9835,73 +9647,19 @@
           <w:bCs/>
         </w:rPr>
       </w:pPr>
-      <w:proofErr w:type="spellStart"/>
       <w:r>
         <w:rPr>
           <w:b/>
           <w:bCs/>
         </w:rPr>
-        <w:t>nasm</w:t>
-      </w:r>
-      <w:proofErr w:type="spellEnd"/>
-      <w:r>
-        <w:rPr>
-          <w:b/>
-          <w:bCs/>
-        </w:rPr>
-        <w:t xml:space="preserve"> -f bin </w:t>
-      </w:r>
-      <w:proofErr w:type="spellStart"/>
-      <w:r>
-        <w:rPr>
-          <w:b/>
-          <w:bCs/>
-        </w:rPr>
-        <w:t>src</w:t>
-      </w:r>
-      <w:proofErr w:type="spellEnd"/>
-      <w:r>
-        <w:rPr>
-          <w:b/>
-          <w:bCs/>
-        </w:rPr>
-        <w:t xml:space="preserve">/bootloader/stage1.asm -o </w:t>
-      </w:r>
-      <w:proofErr w:type="spellStart"/>
-      <w:r>
-        <w:rPr>
-          <w:b/>
-          <w:bCs/>
-        </w:rPr>
-        <w:t>src</w:t>
-      </w:r>
-      <w:proofErr w:type="spellEnd"/>
-      <w:r>
-        <w:rPr>
-          <w:b/>
-          <w:bCs/>
-        </w:rPr>
-        <w:t>/build/stage1.bin</w:t>
+        <w:t>nasm -f bin src/bootloader/stage1.asm -o src/build/stage1.bin</w:t>
       </w:r>
     </w:p>
     <w:p/>
     <w:p>
-      <w:proofErr w:type="spellStart"/>
       <w:r>
         <w:lastRenderedPageBreak/>
-        <w:t>bximage</w:t>
-      </w:r>
-      <w:proofErr w:type="spellEnd"/>
-      <w:r>
-        <w:t xml:space="preserve"> to create an empty floppy disk. It is an interactive tool with a menu. It shows this info after execution: The following line should appear in your </w:t>
-      </w:r>
-      <w:proofErr w:type="spellStart"/>
-      <w:r>
-        <w:t>bochsrc</w:t>
-      </w:r>
-      <w:proofErr w:type="spellEnd"/>
-      <w:r>
-        <w:t>:</w:t>
+        <w:t>bximage to create an empty floppy disk. It is an interactive tool with a menu. It shows this info after execution: The following line should appear in your bochsrc:</w:t>
       </w:r>
     </w:p>
     <w:p>
@@ -9912,37 +9670,12 @@
           <w:bCs/>
         </w:rPr>
       </w:pPr>
-      <w:proofErr w:type="spellStart"/>
       <w:r>
         <w:rPr>
           <w:b/>
           <w:bCs/>
         </w:rPr>
-        <w:t>floppya</w:t>
-      </w:r>
-      <w:proofErr w:type="spellEnd"/>
-      <w:r>
-        <w:rPr>
-          <w:b/>
-          <w:bCs/>
-        </w:rPr>
-        <w:t>: image="</w:t>
-      </w:r>
-      <w:proofErr w:type="spellStart"/>
-      <w:r>
-        <w:rPr>
-          <w:b/>
-          <w:bCs/>
-        </w:rPr>
-        <w:t>floppy.img</w:t>
-      </w:r>
-      <w:proofErr w:type="spellEnd"/>
-      <w:r>
-        <w:rPr>
-          <w:b/>
-          <w:bCs/>
-        </w:rPr>
-        <w:t>", status=inserted</w:t>
+        <w:t>floppya: image="floppy.img", status=inserted</w:t>
       </w:r>
     </w:p>
     <w:p>
@@ -9963,115 +9696,26 @@
           <w:b/>
           <w:bCs/>
         </w:rPr>
-        <w:t>dd if=/dev/zero of=</w:t>
-      </w:r>
-      <w:proofErr w:type="spellStart"/>
+        <w:t>dd if=/dev/zero of=teaching.img bs=512 count=2880</w:t>
+      </w:r>
+    </w:p>
+    <w:p/>
+    <w:p>
+      <w:r>
+        <w:t>Inject the bootloader (512 bytes, One sector if I am not mistaketn) at the beginning of the empty disk image:</w:t>
+      </w:r>
+    </w:p>
+    <w:p>
+      <w:pPr>
+        <w:ind w:firstLine="720"/>
+      </w:pPr>
       <w:r>
         <w:rPr>
           <w:b/>
           <w:bCs/>
         </w:rPr>
-        <w:t>teaching.img</w:t>
-      </w:r>
-      <w:proofErr w:type="spellEnd"/>
-      <w:r>
-        <w:rPr>
-          <w:b/>
-          <w:bCs/>
-        </w:rPr>
-        <w:t xml:space="preserve"> bs=512 count=2880</w:t>
-      </w:r>
-    </w:p>
-    <w:p/>
-    <w:p>
-      <w:r>
-        <w:t xml:space="preserve">Inject the bootloader (512 bytes, </w:t>
-      </w:r>
-      <w:proofErr w:type="gramStart"/>
-      <w:r>
-        <w:t>One</w:t>
-      </w:r>
-      <w:proofErr w:type="gramEnd"/>
-      <w:r>
-        <w:t xml:space="preserve"> sector if I am not </w:t>
-      </w:r>
-      <w:proofErr w:type="spellStart"/>
-      <w:r>
-        <w:t>mistaketn</w:t>
-      </w:r>
-      <w:proofErr w:type="spellEnd"/>
-      <w:r>
-        <w:t>) at the beginning of the empty disk image:</w:t>
-      </w:r>
-    </w:p>
-    <w:p>
-      <w:pPr>
-        <w:ind w:firstLine="720"/>
-      </w:pPr>
-      <w:r>
-        <w:rPr>
-          <w:b/>
-          <w:bCs/>
-        </w:rPr>
-        <w:t>dd if=</w:t>
-      </w:r>
-      <w:proofErr w:type="spellStart"/>
-      <w:r>
-        <w:rPr>
-          <w:b/>
-          <w:bCs/>
-        </w:rPr>
-        <w:t>src</w:t>
-      </w:r>
-      <w:proofErr w:type="spellEnd"/>
-      <w:r>
-        <w:rPr>
-          <w:b/>
-          <w:bCs/>
-        </w:rPr>
-        <w:t>/build/stage1.bin of=</w:t>
-      </w:r>
-      <w:proofErr w:type="spellStart"/>
-      <w:r>
-        <w:rPr>
-          <w:b/>
-          <w:bCs/>
-        </w:rPr>
-        <w:t>src</w:t>
-      </w:r>
-      <w:proofErr w:type="spellEnd"/>
-      <w:r>
-        <w:rPr>
-          <w:b/>
-          <w:bCs/>
-        </w:rPr>
-        <w:t>/build/</w:t>
-      </w:r>
-      <w:proofErr w:type="spellStart"/>
-      <w:r>
-        <w:rPr>
-          <w:b/>
-          <w:bCs/>
-        </w:rPr>
-        <w:t>floppy.img</w:t>
-      </w:r>
-      <w:proofErr w:type="spellEnd"/>
-      <w:r>
-        <w:rPr>
-          <w:b/>
-          <w:bCs/>
-        </w:rPr>
-        <w:t xml:space="preserve"> bs=512 count=1 conv=</w:t>
-      </w:r>
-      <w:proofErr w:type="spellStart"/>
-      <w:r>
-        <w:rPr>
-          <w:b/>
-          <w:bCs/>
-        </w:rPr>
-        <w:t>notrunc</w:t>
-      </w:r>
-      <w:proofErr w:type="spellEnd"/>
+        <w:t>dd if=src/build/stage1.bin of=src/build/floppy.img bs=512 count=1 conv=notrunc</w:t>
+      </w:r>
     </w:p>
     <w:p/>
     <w:p>
@@ -10087,31 +9731,13 @@
           <w:bCs/>
         </w:rPr>
       </w:pPr>
-      <w:proofErr w:type="spellStart"/>
       <w:r>
         <w:rPr>
           <w:b/>
           <w:bCs/>
         </w:rPr>
-        <w:t>xxd</w:t>
-      </w:r>
-      <w:proofErr w:type="spellEnd"/>
-      <w:r>
-        <w:rPr>
-          <w:b/>
-          <w:bCs/>
-        </w:rPr>
-        <w:t xml:space="preserve"> -l 512 </w:t>
-      </w:r>
-      <w:proofErr w:type="spellStart"/>
-      <w:r>
-        <w:rPr>
-          <w:b/>
-          <w:bCs/>
-        </w:rPr>
-        <w:t>floppy.img</w:t>
-      </w:r>
-      <w:proofErr w:type="spellEnd"/>
+        <w:t>xxd -l 512 floppy.img</w:t>
+      </w:r>
     </w:p>
     <w:p/>
     <w:p/>
@@ -10128,36 +9754,12 @@
     <w:p/>
     <w:p>
       <w:r>
-        <w:t xml:space="preserve">Run </w:t>
-      </w:r>
-      <w:proofErr w:type="spellStart"/>
-      <w:r>
-        <w:t>qemu</w:t>
-      </w:r>
-      <w:proofErr w:type="spellEnd"/>
-      <w:r>
-        <w:t xml:space="preserve"> with the bootloader bin</w:t>
-      </w:r>
-    </w:p>
-    <w:p>
-      <w:r>
-        <w:t>qemu-system-i386 -drive format=</w:t>
-      </w:r>
-      <w:proofErr w:type="gramStart"/>
-      <w:r>
-        <w:t>raw,file</w:t>
-      </w:r>
-      <w:proofErr w:type="gramEnd"/>
-      <w:r>
-        <w:t>=</w:t>
-      </w:r>
-      <w:proofErr w:type="gramStart"/>
-      <w:r>
-        <w:t>C:\Users\mihe\Dropbox\TusMuertOS-Oct2025\src\build\stage1.bin,if</w:t>
-      </w:r>
-      <w:proofErr w:type="gramEnd"/>
-      <w:r>
-        <w:t>=floppy</w:t>
+        <w:t>Run qemu with the bootloader bin</w:t>
+      </w:r>
+    </w:p>
+    <w:p>
+      <w:r>
+        <w:t>qemu-system-i386 -drive format=raw,file=C:\Users\mihe\Dropbox\TusMuertOS-Oct2025\src\build\stage1.bin,if=floppy</w:t>
       </w:r>
     </w:p>
     <w:p/>
@@ -10178,119 +9780,46 @@
     </w:p>
     <w:p>
       <w:r>
-        <w:t xml:space="preserve">Copy the template where the </w:t>
-      </w:r>
-      <w:proofErr w:type="spellStart"/>
-      <w:r>
-        <w:t>img</w:t>
-      </w:r>
-      <w:proofErr w:type="spellEnd"/>
-      <w:r>
-        <w:t xml:space="preserve"> is (in the file you also use full path or relative to the .</w:t>
-      </w:r>
-      <w:proofErr w:type="spellStart"/>
-      <w:r>
-        <w:t>img</w:t>
-      </w:r>
-      <w:proofErr w:type="spellEnd"/>
-      <w:r>
-        <w:t xml:space="preserve"> and output logs).</w:t>
-      </w:r>
-    </w:p>
-    <w:p>
-      <w:r>
-        <w:t xml:space="preserve">Run this: </w:t>
-      </w:r>
-      <w:proofErr w:type="spellStart"/>
-      <w:r>
-        <w:t>bochs</w:t>
-      </w:r>
-      <w:proofErr w:type="spellEnd"/>
-      <w:r>
-        <w:t xml:space="preserve"> -f .\bochsrc-runtime.txt -q -debugger</w:t>
+        <w:t>Copy the template where the img is (in the file you also use full path or relative to the .img and output logs).</w:t>
+      </w:r>
+    </w:p>
+    <w:p>
+      <w:r>
+        <w:t>Run this: bochs -f .\bochsrc-runtime.txt -q -debugger</w:t>
       </w:r>
     </w:p>
     <w:p>
       <w:r>
         <w:tab/>
-        <w:t xml:space="preserve">-f: </w:t>
-      </w:r>
-      <w:proofErr w:type="spellStart"/>
-      <w:r>
-        <w:t>configfile</w:t>
-      </w:r>
-      <w:proofErr w:type="spellEnd"/>
+        <w:t>-f: configfile</w:t>
+      </w:r>
     </w:p>
     <w:p>
       <w:r>
         <w:tab/>
-        <w:t xml:space="preserve">-q: don’t show the configuration screen before </w:t>
-      </w:r>
-      <w:proofErr w:type="gramStart"/>
-      <w:r>
-        <w:t>start</w:t>
-      </w:r>
-      <w:proofErr w:type="gramEnd"/>
+        <w:t>-q: don’t show the configuration screen before start</w:t>
+      </w:r>
     </w:p>
     <w:p>
       <w:r>
         <w:tab/>
-        <w:t xml:space="preserve">-debugger: memory, registers, </w:t>
-      </w:r>
-      <w:proofErr w:type="spellStart"/>
-      <w:r>
-        <w:t>etc</w:t>
-      </w:r>
-      <w:proofErr w:type="spellEnd"/>
-      <w:r>
-        <w:t>…</w:t>
-      </w:r>
-    </w:p>
-    <w:p>
-      <w:proofErr w:type="spellStart"/>
-      <w:r>
-        <w:t>bochs</w:t>
-      </w:r>
-      <w:proofErr w:type="spellEnd"/>
-      <w:r>
-        <w:t xml:space="preserve"> -f .\bochsrc-runtime.txt -q -debugger</w:t>
+        <w:t>-debugger: memory, registers, etc…</w:t>
+      </w:r>
+    </w:p>
+    <w:p>
+      <w:r>
+        <w:t>bochs -f .\bochsrc-runtime.txt -q -debugger</w:t>
       </w:r>
     </w:p>
     <w:p/>
     <w:p>
       <w:r>
-        <w:t xml:space="preserve">NEXT </w:t>
-      </w:r>
-      <w:proofErr w:type="gramStart"/>
-      <w:r>
-        <w:t>DAY !!!!!!!!!!!!!!!!!!!!!!!!!!!!!!!!!!!!!!</w:t>
-      </w:r>
-      <w:proofErr w:type="gramEnd"/>
-    </w:p>
-    <w:p>
-      <w:proofErr w:type="spellStart"/>
-      <w:r>
-        <w:t>bochs</w:t>
-      </w:r>
-      <w:proofErr w:type="spellEnd"/>
-      <w:r>
-        <w:t xml:space="preserve"> -f .\bochsrc-runtime.txt -q -debugger -</w:t>
-      </w:r>
-      <w:proofErr w:type="spellStart"/>
-      <w:r>
-        <w:t>rc</w:t>
-      </w:r>
-      <w:proofErr w:type="spellEnd"/>
-      <w:r>
-        <w:t xml:space="preserve"> .\</w:t>
-      </w:r>
-      <w:proofErr w:type="spellStart"/>
-      <w:r>
-        <w:t>bochs.cmds</w:t>
-      </w:r>
-      <w:proofErr w:type="spellEnd"/>
-      <w:r>
-        <w:t xml:space="preserve"> try to enable automatic breakpoint, without magic breakpoints, which take space from the bootloader.</w:t>
+        <w:t>NEXT DAY !!!!!!!!!!!!!!!!!!!!!!!!!!!!!!!!!!!!!!</w:t>
+      </w:r>
+    </w:p>
+    <w:p>
+      <w:r>
+        <w:t>bochs -f .\bochsrc-runtime.txt -q -debugger -rc .\bochs.cmds try to enable automatic breakpoint, without magic breakpoints, which take space from the bootloader.</w:t>
       </w:r>
     </w:p>
     <w:p/>
@@ -10347,15 +9876,7 @@
         </w:pBdr>
       </w:pPr>
       <w:r>
-        <w:t xml:space="preserve">    mov ax, start    </w:t>
-      </w:r>
-      <w:proofErr w:type="gramStart"/>
-      <w:r>
-        <w:t xml:space="preserve">  ;</w:t>
-      </w:r>
-      <w:proofErr w:type="gramEnd"/>
-      <w:r>
-        <w:t xml:space="preserve"> imm16 encodes the absolute offset of “start”</w:t>
+        <w:t xml:space="preserve">    mov ax, start      ; imm16 encodes the absolute offset of “start”</w:t>
       </w:r>
     </w:p>
     <w:p>
@@ -10391,11 +9912,9 @@
       <w:r>
         <w:t xml:space="preserve">WSL Tab autocomplete </w:t>
       </w:r>
-      <w:proofErr w:type="spellStart"/>
       <w:r>
         <w:t>searchs</w:t>
       </w:r>
-      <w:proofErr w:type="spellEnd"/>
       <w:r>
         <w:t xml:space="preserve"> only on windows/system32</w:t>
       </w:r>
@@ -10404,31 +9923,7 @@
     <w:p/>
     <w:p>
       <w:r>
-        <w:t xml:space="preserve">No solution </w:t>
-      </w:r>
-      <w:proofErr w:type="gramStart"/>
-      <w:r>
-        <w:t>found</w:t>
-      </w:r>
-      <w:proofErr w:type="gramEnd"/>
-      <w:r>
-        <w:t xml:space="preserve"> yet. Tried to add to </w:t>
-      </w:r>
-      <w:proofErr w:type="spellStart"/>
-      <w:r>
-        <w:t>etc</w:t>
-      </w:r>
-      <w:proofErr w:type="spellEnd"/>
-      <w:r>
-        <w:t>/</w:t>
-      </w:r>
-      <w:proofErr w:type="spellStart"/>
-      <w:r>
-        <w:t>wsl.conf</w:t>
-      </w:r>
-      <w:proofErr w:type="spellEnd"/>
-      <w:r>
-        <w:t xml:space="preserve"> this appendWindowsPath=false</w:t>
+        <w:t>No solution found yet. Tried to add to etc/wsl.conf this appendWindowsPath=false</w:t>
       </w:r>
     </w:p>
     <w:p/>
@@ -10438,15 +9933,7 @@
       </w:pPr>
       <w:bookmarkStart w:id="23" w:name="_Toc213116549"/>
       <w:r>
-        <w:t xml:space="preserve">On bootloader, will mov </w:t>
-      </w:r>
-      <w:proofErr w:type="spellStart"/>
-      <w:r>
-        <w:t>sp</w:t>
-      </w:r>
-      <w:proofErr w:type="spellEnd"/>
-      <w:r>
-        <w:t>, 0x7C00 make the next push to overwrite the first byte of the bootloader? (Overlap)</w:t>
+        <w:t>On bootloader, will mov sp, 0x7C00 make the next push to overwrite the first byte of the bootloader? (Overlap)</w:t>
       </w:r>
       <w:bookmarkEnd w:id="23"/>
     </w:p>
@@ -10541,15 +10028,7 @@
     </w:p>
     <w:p>
       <w:r>
-        <w:t>The easiest way to resolve this would be to add .</w:t>
-      </w:r>
-      <w:proofErr w:type="spellStart"/>
-      <w:r>
-        <w:t>gitattributes</w:t>
-      </w:r>
-      <w:proofErr w:type="spellEnd"/>
-      <w:r>
-        <w:t> file with a * text=auto line. This should normalize the line endings and prevent this issue within this specific repository. See </w:t>
+        <w:t>The easiest way to resolve this would be to add .gitattributes file with a * text=auto line. This should normalize the line endings and prevent this issue within this specific repository. See </w:t>
       </w:r>
       <w:hyperlink r:id="rId22" w:anchor="per-repository-settings" w:history="1">
         <w:r>
@@ -10575,13 +10054,8 @@
     </w:p>
     <w:p/>
     <w:p>
-      <w:proofErr w:type="spellStart"/>
-      <w:r>
-        <w:t>buf</w:t>
-      </w:r>
-      <w:proofErr w:type="spellEnd"/>
-      <w:r>
-        <w:t xml:space="preserve"> is a pointer to uint8_t, meaning it points to a sequence of bytes (each an unsigned 8-bit value); to inspect the entire 512-byte region it references, add buf,512 to the </w:t>
+      <w:r>
+        <w:t xml:space="preserve">buf is a pointer to uint8_t, meaning it points to a sequence of bytes (each an unsigned 8-bit value); to inspect the entire 512-byte region it references, add buf,512 to the </w:t>
       </w:r>
       <w:r>
         <w:rPr>
@@ -10607,41 +10081,15 @@
     </w:p>
     <w:p>
       <w:r>
-        <w:t xml:space="preserve">Allows the compiler to use RBP (Stack Base Pointer) as general register for “optimization”, so less offset calculations and freeing other general registers on long functions. On </w:t>
-      </w:r>
-      <w:proofErr w:type="spellStart"/>
-      <w:r>
-        <w:t>gcc</w:t>
-      </w:r>
-      <w:proofErr w:type="spellEnd"/>
-      <w:r>
-        <w:t xml:space="preserve">: </w:t>
-      </w:r>
-      <w:r>
-        <w:t>-</w:t>
-      </w:r>
-      <w:proofErr w:type="spellStart"/>
-      <w:proofErr w:type="gramStart"/>
-      <w:r>
-        <w:t>fno</w:t>
-      </w:r>
-      <w:proofErr w:type="spellEnd"/>
-      <w:proofErr w:type="gramEnd"/>
-      <w:r>
-        <w:t>-omit-frame-pointer</w:t>
-      </w:r>
-    </w:p>
-    <w:p>
-      <w:r>
-        <w:t xml:space="preserve">Example of a prologue where a parameter coming on RDI is just saved on RBP. It may help performance, but it is difficult to </w:t>
-      </w:r>
-      <w:proofErr w:type="gramStart"/>
-      <w:r>
-        <w:t>reason about</w:t>
-      </w:r>
-      <w:proofErr w:type="gramEnd"/>
-      <w:r>
-        <w:t xml:space="preserve"> while reading the disassembled code.</w:t>
+        <w:t xml:space="preserve">Allows the compiler to use RBP (Stack Base Pointer) as general register for “optimization”, so less offset calculations and freeing other general registers on long functions. On gcc: </w:t>
+      </w:r>
+      <w:r>
+        <w:t>-fno-omit-frame-pointer</w:t>
+      </w:r>
+    </w:p>
+    <w:p>
+      <w:r>
+        <w:t>Example of a prologue where a parameter coming on RDI is just saved on RBP. It may help performance, but it is difficult to reason about while reading the disassembled code.</w:t>
       </w:r>
     </w:p>
     <w:p>
@@ -10747,56 +10195,27 @@
         </w:numPr>
       </w:pPr>
       <w:r>
-        <w:t xml:space="preserve">sudo parted hd16mbfat32.img </w:t>
-      </w:r>
-      <w:proofErr w:type="spellStart"/>
-      <w:r>
-        <w:t>mklabel</w:t>
-      </w:r>
-      <w:proofErr w:type="spellEnd"/>
+        <w:t>sudo parted hd16mbfat32.img mklabel msdos</w:t>
+      </w:r>
+      <w:r>
+        <w:tab/>
+      </w:r>
+    </w:p>
+    <w:p>
+      <w:pPr>
+        <w:pStyle w:val="ListParagraph"/>
+        <w:numPr>
+          <w:ilvl w:val="1"/>
+          <w:numId w:val="1"/>
+        </w:numPr>
+      </w:pPr>
+      <w:r>
+        <w:t>There are only a valid list of mklabel.</w:t>
+      </w:r>
       <w:r>
         <w:t xml:space="preserve"> </w:t>
       </w:r>
-      <w:proofErr w:type="spellStart"/>
-      <w:r>
-        <w:t>msdos</w:t>
-      </w:r>
-      <w:proofErr w:type="spellEnd"/>
-      <w:r>
-        <w:tab/>
-      </w:r>
-    </w:p>
-    <w:p>
-      <w:pPr>
-        <w:pStyle w:val="ListParagraph"/>
-        <w:numPr>
-          <w:ilvl w:val="1"/>
-          <w:numId w:val="1"/>
-        </w:numPr>
-      </w:pPr>
-      <w:r>
-        <w:t xml:space="preserve">There </w:t>
-      </w:r>
-      <w:proofErr w:type="gramStart"/>
-      <w:r>
-        <w:t>are</w:t>
-      </w:r>
-      <w:proofErr w:type="gramEnd"/>
-      <w:r>
-        <w:t xml:space="preserve"> only a valid list of </w:t>
-      </w:r>
-      <w:proofErr w:type="spellStart"/>
-      <w:r>
-        <w:t>mklabel</w:t>
-      </w:r>
-      <w:proofErr w:type="spellEnd"/>
-      <w:r>
-        <w:t>.</w:t>
-      </w:r>
-      <w:r>
-        <w:t xml:space="preserve"> </w:t>
-      </w:r>
-      <w:hyperlink r:id="rId24" w:history="1">
+      <w:hyperlink r:id="rId24" w:anchor="mklabel" w:history="1">
         <w:r>
           <w:rPr>
             <w:rStyle w:val="Hyperlink"/>
@@ -10823,13 +10242,8 @@
         <w:t>disassembled</w:t>
       </w:r>
       <w:r>
-        <w:t xml:space="preserve"> using </w:t>
-      </w:r>
-      <w:proofErr w:type="spellStart"/>
-      <w:r>
-        <w:t>ImHex</w:t>
-      </w:r>
-      <w:proofErr w:type="spellEnd"/>
+        <w:t xml:space="preserve"> using ImHex</w:t>
+      </w:r>
       <w:r>
         <w:t>.</w:t>
       </w:r>
@@ -10843,6 +10257,9 @@
         </w:numPr>
       </w:pPr>
       <w:r>
+        <w:rPr>
+          <w:noProof/>
+        </w:rPr>
         <w:drawing>
           <wp:inline distT="0" distB="0" distL="0" distR="0" wp14:anchorId="01083286" wp14:editId="7C35EF06">
             <wp:extent cx="3210373" cy="5820587"/>
@@ -10889,23 +10306,7 @@
         </w:numPr>
       </w:pPr>
       <w:r>
-        <w:t xml:space="preserve">Before continuing, only with the </w:t>
-      </w:r>
-      <w:proofErr w:type="spellStart"/>
-      <w:r>
-        <w:t>mklabel</w:t>
-      </w:r>
-      <w:proofErr w:type="spellEnd"/>
-      <w:r>
-        <w:t xml:space="preserve"> </w:t>
-      </w:r>
-      <w:proofErr w:type="spellStart"/>
-      <w:r>
-        <w:t>msdos</w:t>
-      </w:r>
-      <w:proofErr w:type="spellEnd"/>
-      <w:r>
-        <w:t xml:space="preserve"> the MBR has few strange characters before the partitions table. Some kind of signature…</w:t>
+        <w:t>Before continuing, only with the mklabel msdos the MBR has few strange characters before the partitions table. Some kind of signature…</w:t>
       </w:r>
       <w:r>
         <w:t xml:space="preserve"> 4 bytes, little Indian. This is a Microsoft thing BTW.</w:t>
@@ -10920,6 +10321,9 @@
         </w:numPr>
       </w:pPr>
       <w:r>
+        <w:rPr>
+          <w:noProof/>
+        </w:rPr>
         <w:lastRenderedPageBreak/>
         <w:drawing>
           <wp:inline distT="0" distB="0" distL="0" distR="0" wp14:anchorId="48591FED" wp14:editId="18E078B7">
@@ -10967,15 +10371,7 @@
         </w:numPr>
       </w:pPr>
       <w:r>
-        <w:t xml:space="preserve">sudo parted hd16mbfat32.img --script </w:t>
-      </w:r>
-      <w:proofErr w:type="spellStart"/>
-      <w:r>
-        <w:t>mkpart</w:t>
-      </w:r>
-      <w:proofErr w:type="spellEnd"/>
-      <w:r>
-        <w:t xml:space="preserve"> primary fat32 1MiB 100%</w:t>
+        <w:t>sudo parted hd16mbfat32.img --script mkpart primary fat32 1MiB 100%</w:t>
       </w:r>
     </w:p>
     <w:p>
@@ -10986,13 +10382,8 @@
           <w:numId w:val="1"/>
         </w:numPr>
       </w:pPr>
-      <w:proofErr w:type="spellStart"/>
-      <w:r>
-        <w:t>mkpart</w:t>
-      </w:r>
-      <w:proofErr w:type="spellEnd"/>
-      <w:r>
-        <w:t xml:space="preserve"> = make partition </w:t>
+      <w:r>
+        <w:t xml:space="preserve">mkpart = make partition </w:t>
       </w:r>
     </w:p>
     <w:p>
@@ -11055,6 +10446,9 @@
         </w:numPr>
       </w:pPr>
       <w:r>
+        <w:rPr>
+          <w:noProof/>
+        </w:rPr>
         <w:drawing>
           <wp:inline distT="0" distB="0" distL="0" distR="0" wp14:anchorId="0F238A23" wp14:editId="4B4833A6">
             <wp:extent cx="5943600" cy="1209040"/>
@@ -11100,29 +10494,8 @@
           <w:numId w:val="1"/>
         </w:numPr>
       </w:pPr>
-      <w:proofErr w:type="spellStart"/>
-      <w:r>
-        <w:t>mformat</w:t>
-      </w:r>
-      <w:proofErr w:type="spellEnd"/>
-      <w:r>
-        <w:t xml:space="preserve"> -</w:t>
-      </w:r>
-      <w:proofErr w:type="spellStart"/>
-      <w:r>
-        <w:t>i</w:t>
-      </w:r>
-      <w:proofErr w:type="spellEnd"/>
-      <w:r>
-        <w:t xml:space="preserve"> hd16mbfat32.img@@1048576 -</w:t>
-      </w:r>
-      <w:proofErr w:type="gramStart"/>
-      <w:r>
-        <w:t>F :</w:t>
-      </w:r>
-      <w:proofErr w:type="gramEnd"/>
-      <w:r>
-        <w:t>:</w:t>
+      <w:r>
+        <w:t>mformat -i hd16mbfat32.img@@1048576 -F ::</w:t>
       </w:r>
     </w:p>
     <w:p>
@@ -11145,13 +10518,8 @@
           <w:numId w:val="1"/>
         </w:numPr>
       </w:pPr>
-      <w:proofErr w:type="gramStart"/>
-      <w:r>
-        <w:t>@@Start</w:t>
-      </w:r>
-      <w:proofErr w:type="gramEnd"/>
-      <w:r>
-        <w:t xml:space="preserve"> (from the parted output)</w:t>
+      <w:r>
+        <w:t>@@Start (from the parted output)</w:t>
       </w:r>
     </w:p>
     <w:p>
@@ -11174,13 +10542,8 @@
           <w:numId w:val="1"/>
         </w:numPr>
       </w:pPr>
-      <w:proofErr w:type="gramStart"/>
-      <w:r>
-        <w:t>::</w:t>
-      </w:r>
-      <w:proofErr w:type="gramEnd"/>
-      <w:r>
-        <w:t xml:space="preserve"> Root directory of the image</w:t>
+      <w:r>
+        <w:t>:: Root directory of the image</w:t>
       </w:r>
     </w:p>
     <w:p>
@@ -11192,6 +10555,9 @@
         </w:numPr>
       </w:pPr>
       <w:r>
+        <w:rPr>
+          <w:noProof/>
+        </w:rPr>
         <w:drawing>
           <wp:inline distT="0" distB="0" distL="0" distR="0" wp14:anchorId="2564038D" wp14:editId="69F5ABF3">
             <wp:extent cx="5943600" cy="967105"/>
@@ -11238,23 +10604,7 @@
         </w:numPr>
       </w:pPr>
       <w:r>
-        <w:t xml:space="preserve">If you open it with </w:t>
-      </w:r>
-      <w:proofErr w:type="spellStart"/>
-      <w:r>
-        <w:t>ImHex</w:t>
-      </w:r>
-      <w:proofErr w:type="spellEnd"/>
-      <w:r>
-        <w:t xml:space="preserve"> or Exterro FTK Imager or </w:t>
-      </w:r>
-      <w:proofErr w:type="spellStart"/>
-      <w:r>
-        <w:t>HxD</w:t>
-      </w:r>
-      <w:proofErr w:type="spellEnd"/>
-      <w:r>
-        <w:t>, the FAT partition begins at 0x</w:t>
+        <w:t>If you open it with ImHex or Exterro FTK Imager or HxD, the FAT partition begins at 0x</w:t>
       </w:r>
       <w:r>
         <w:t>00100000</w:t>
@@ -11269,6 +10619,9 @@
         </w:numPr>
       </w:pPr>
       <w:r>
+        <w:rPr>
+          <w:noProof/>
+        </w:rPr>
         <w:lastRenderedPageBreak/>
         <w:drawing>
           <wp:inline distT="0" distB="0" distL="0" distR="0" wp14:anchorId="5F73D253" wp14:editId="7958AE4A">
@@ -11316,23 +10669,7 @@
         </w:numPr>
       </w:pPr>
       <w:r>
-        <w:t xml:space="preserve">52 52 61 41 </w:t>
-      </w:r>
-      <w:proofErr w:type="spellStart"/>
-      <w:r>
-        <w:t>RRaR</w:t>
-      </w:r>
-      <w:proofErr w:type="spellEnd"/>
-      <w:r>
-        <w:t xml:space="preserve"> is the </w:t>
-      </w:r>
-      <w:proofErr w:type="spellStart"/>
-      <w:r>
-        <w:t>FSInfo</w:t>
-      </w:r>
-      <w:proofErr w:type="spellEnd"/>
-      <w:r>
-        <w:t xml:space="preserve"> </w:t>
+        <w:t xml:space="preserve">52 52 61 41 RRaR is the FSInfo </w:t>
       </w:r>
     </w:p>
     <w:p>
@@ -11361,29 +10698,8 @@
           <w:numId w:val="1"/>
         </w:numPr>
       </w:pPr>
-      <w:proofErr w:type="spellStart"/>
-      <w:r>
-        <w:t>mcopy</w:t>
-      </w:r>
-      <w:proofErr w:type="spellEnd"/>
-      <w:r>
-        <w:t xml:space="preserve"> -</w:t>
-      </w:r>
-      <w:proofErr w:type="spellStart"/>
-      <w:r>
-        <w:t>i</w:t>
-      </w:r>
-      <w:proofErr w:type="spellEnd"/>
-      <w:r>
-        <w:t xml:space="preserve"> disk16mb.img@@1048576 </w:t>
-      </w:r>
-      <w:proofErr w:type="gramStart"/>
-      <w:r>
-        <w:t>myfile.txt :</w:t>
-      </w:r>
-      <w:proofErr w:type="gramEnd"/>
-      <w:r>
-        <w:t>:</w:t>
+      <w:r>
+        <w:t>mcopy -i disk16mb.img@@1048576 myfile.txt ::</w:t>
       </w:r>
     </w:p>
     <w:p>
@@ -11395,23 +10711,7 @@
         </w:numPr>
       </w:pPr>
       <w:r>
-        <w:t>mmd -</w:t>
-      </w:r>
-      <w:proofErr w:type="spellStart"/>
-      <w:r>
-        <w:t>i</w:t>
-      </w:r>
-      <w:proofErr w:type="spellEnd"/>
-      <w:r>
-        <w:t xml:space="preserve"> disk16mb.img@@</w:t>
-      </w:r>
-      <w:proofErr w:type="gramStart"/>
-      <w:r>
-        <w:t>1048576 :</w:t>
-      </w:r>
-      <w:proofErr w:type="gramEnd"/>
-      <w:r>
-        <w:t>:/boot</w:t>
+        <w:t>mmd -i disk16mb.img@@1048576 ::/boot</w:t>
       </w:r>
     </w:p>
     <w:p>
@@ -11422,34 +10722,8 @@
           <w:numId w:val="1"/>
         </w:numPr>
       </w:pPr>
-      <w:proofErr w:type="spellStart"/>
-      <w:r>
-        <w:t>mcopy</w:t>
-      </w:r>
-      <w:proofErr w:type="spellEnd"/>
-      <w:r>
-        <w:t xml:space="preserve"> -</w:t>
-      </w:r>
-      <w:proofErr w:type="spellStart"/>
-      <w:r>
-        <w:t>i</w:t>
-      </w:r>
-      <w:proofErr w:type="spellEnd"/>
-      <w:r>
-        <w:t xml:space="preserve"> disk16mb.img@@1048576 </w:t>
-      </w:r>
-      <w:proofErr w:type="spellStart"/>
-      <w:proofErr w:type="gramStart"/>
-      <w:r>
-        <w:t>kernel.bin</w:t>
-      </w:r>
-      <w:proofErr w:type="spellEnd"/>
-      <w:r>
-        <w:t xml:space="preserve"> :</w:t>
-      </w:r>
-      <w:proofErr w:type="gramEnd"/>
-      <w:r>
-        <w:t>:/boot</w:t>
+      <w:r>
+        <w:t>mcopy -i disk16mb.img@@1048576 kernel.bin ::/boot</w:t>
       </w:r>
     </w:p>
     <w:p>
@@ -11460,29 +10734,8 @@
           <w:numId w:val="1"/>
         </w:numPr>
       </w:pPr>
-      <w:proofErr w:type="spellStart"/>
-      <w:r>
-        <w:t>mdir</w:t>
-      </w:r>
-      <w:proofErr w:type="spellEnd"/>
-      <w:r>
-        <w:t xml:space="preserve"> -</w:t>
-      </w:r>
-      <w:proofErr w:type="spellStart"/>
-      <w:r>
-        <w:t>i</w:t>
-      </w:r>
-      <w:proofErr w:type="spellEnd"/>
-      <w:r>
-        <w:t xml:space="preserve"> hd16mbfat32.img@@</w:t>
-      </w:r>
-      <w:proofErr w:type="gramStart"/>
-      <w:r>
-        <w:t>1048576 :</w:t>
-      </w:r>
-      <w:proofErr w:type="gramEnd"/>
-      <w:r>
-        <w:t>:</w:t>
+      <w:r>
+        <w:t>mdir -i hd16mbfat32.img@@1048576 ::</w:t>
       </w:r>
     </w:p>
     <w:p>
@@ -11494,6 +10747,9 @@
         </w:numPr>
       </w:pPr>
       <w:r>
+        <w:rPr>
+          <w:noProof/>
+        </w:rPr>
         <w:drawing>
           <wp:inline distT="0" distB="0" distL="0" distR="0" wp14:anchorId="08C5966A" wp14:editId="261C8467">
             <wp:extent cx="5943600" cy="805180"/>
@@ -11540,16 +10796,20 @@
         </w:numPr>
       </w:pPr>
       <w:r>
-        <w:t xml:space="preserve">sudo </w:t>
-      </w:r>
-      <w:proofErr w:type="spellStart"/>
+        <w:t>sudo losetup --offset 1048576 --find --show hd16mbfat32.img</w:t>
+      </w:r>
+    </w:p>
+    <w:p>
+      <w:pPr>
+        <w:pStyle w:val="ListParagraph"/>
+        <w:numPr>
+          <w:ilvl w:val="1"/>
+          <w:numId w:val="1"/>
+        </w:numPr>
+      </w:pPr>
       <w:r>
         <w:t>losetup</w:t>
       </w:r>
-      <w:proofErr w:type="spellEnd"/>
-      <w:r>
-        <w:t xml:space="preserve"> --offset 1048576 --find --show hd16mbfat32.img</w:t>
-      </w:r>
     </w:p>
     <w:p>
       <w:pPr>
@@ -11559,11 +10819,9 @@
           <w:numId w:val="1"/>
         </w:numPr>
       </w:pPr>
-      <w:proofErr w:type="spellStart"/>
-      <w:r>
-        <w:t>losetup</w:t>
-      </w:r>
-      <w:proofErr w:type="spellEnd"/>
+      <w:r>
+        <w:t>losetup --all</w:t>
+      </w:r>
     </w:p>
     <w:p>
       <w:pPr>
@@ -11573,24 +10831,10 @@
           <w:numId w:val="1"/>
         </w:numPr>
       </w:pPr>
-      <w:proofErr w:type="spellStart"/>
-      <w:r>
-        <w:t>losetup</w:t>
-      </w:r>
-      <w:proofErr w:type="spellEnd"/>
-      <w:r>
-        <w:t xml:space="preserve"> --all</w:t>
-      </w:r>
-    </w:p>
-    <w:p>
-      <w:pPr>
-        <w:pStyle w:val="ListParagraph"/>
-        <w:numPr>
-          <w:ilvl w:val="1"/>
-          <w:numId w:val="1"/>
-        </w:numPr>
-      </w:pPr>
-      <w:r>
+      <w:r>
+        <w:rPr>
+          <w:noProof/>
+        </w:rPr>
         <w:lastRenderedPageBreak/>
         <w:drawing>
           <wp:inline distT="0" distB="0" distL="0" distR="0" wp14:anchorId="23886F08" wp14:editId="1CCDACB4">
@@ -11650,29 +10894,8 @@
         </w:numPr>
       </w:pPr>
       <w:r>
-        <w:t xml:space="preserve">sudo </w:t>
-      </w:r>
-      <w:proofErr w:type="spellStart"/>
-      <w:r>
-        <w:t>mkdir</w:t>
-      </w:r>
-      <w:proofErr w:type="spellEnd"/>
-      <w:r>
-        <w:t xml:space="preserve"> -p /</w:t>
-      </w:r>
-      <w:proofErr w:type="spellStart"/>
-      <w:r>
-        <w:t>tmp</w:t>
-      </w:r>
-      <w:proofErr w:type="spellEnd"/>
-      <w:r>
-        <w:t>/</w:t>
-      </w:r>
-      <w:proofErr w:type="spellStart"/>
-      <w:r>
-        <w:t>diskimg</w:t>
-      </w:r>
-      <w:proofErr w:type="spellEnd"/>
+        <w:t>sudo mkdir -p /tmp/diskimg</w:t>
+      </w:r>
     </w:p>
     <w:p>
       <w:pPr>
@@ -11683,15 +10906,7 @@
         </w:numPr>
       </w:pPr>
       <w:r>
-        <w:t xml:space="preserve">sudo </w:t>
-      </w:r>
-      <w:proofErr w:type="spellStart"/>
-      <w:r>
-        <w:t>losetup</w:t>
-      </w:r>
-      <w:proofErr w:type="spellEnd"/>
-      <w:r>
-        <w:t xml:space="preserve"> --offset 1048576 --find --show hd16mbfat32.img</w:t>
+        <w:t>sudo losetup --offset 1048576 --find --show hd16mbfat32.img</w:t>
       </w:r>
     </w:p>
     <w:p>
@@ -11703,23 +10918,7 @@
         </w:numPr>
       </w:pPr>
       <w:r>
-        <w:t>ls /</w:t>
-      </w:r>
-      <w:proofErr w:type="spellStart"/>
-      <w:r>
-        <w:t>tmp</w:t>
-      </w:r>
-      <w:proofErr w:type="spellEnd"/>
-      <w:r>
-        <w:t>/</w:t>
-      </w:r>
-      <w:proofErr w:type="spellStart"/>
-      <w:r>
-        <w:t>diskimg</w:t>
-      </w:r>
-      <w:proofErr w:type="spellEnd"/>
-      <w:r>
-        <w:t>/</w:t>
+        <w:t>ls /tmp/diskimg/</w:t>
       </w:r>
     </w:p>
     <w:p>
@@ -11731,6 +10930,9 @@
         </w:numPr>
       </w:pPr>
       <w:r>
+        <w:rPr>
+          <w:noProof/>
+        </w:rPr>
         <w:drawing>
           <wp:inline distT="0" distB="0" distL="0" distR="0" wp14:anchorId="0289F8D4" wp14:editId="4F6F5355">
             <wp:extent cx="5943600" cy="896620"/>
@@ -11777,21 +10979,8 @@
         </w:numPr>
       </w:pPr>
       <w:r>
-        <w:t>Explore the idea of permanent mounting via /</w:t>
-      </w:r>
-      <w:proofErr w:type="spellStart"/>
-      <w:r>
-        <w:t>etc</w:t>
-      </w:r>
-      <w:proofErr w:type="spellEnd"/>
-      <w:r>
-        <w:t>/</w:t>
-      </w:r>
-      <w:proofErr w:type="spellStart"/>
-      <w:r>
-        <w:t>fstab</w:t>
-      </w:r>
-      <w:proofErr w:type="spellEnd"/>
+        <w:t>Explore the idea of permanent mounting via /etc/fstab</w:t>
+      </w:r>
     </w:p>
     <w:p/>
     <w:p/>
@@ -11803,14 +10992,9 @@
       </w:pPr>
       <w:bookmarkStart w:id="29" w:name="_Toc213116555"/>
       <w:r>
-        <w:t xml:space="preserve">Return to the last working directory. Windows and </w:t>
-      </w:r>
-      <w:proofErr w:type="spellStart"/>
-      <w:r>
-        <w:t>linux</w:t>
+        <w:t>Return to the last working directory. Windows and linux</w:t>
       </w:r>
       <w:bookmarkEnd w:id="29"/>
-      <w:proofErr w:type="spellEnd"/>
     </w:p>
     <w:p/>
     <w:p>
@@ -11834,21 +11018,113 @@
         </w:numPr>
       </w:pPr>
       <w:r>
-        <w:t>“</w:t>
-      </w:r>
-      <w:proofErr w:type="gramStart"/>
-      <w:r>
-        <w:t>cd</w:t>
-      </w:r>
-      <w:proofErr w:type="gramEnd"/>
+        <w:t>“cd –“</w:t>
+      </w:r>
+    </w:p>
+    <w:p>
+      <w:pPr>
+        <w:pStyle w:val="ListParagraph"/>
+        <w:numPr>
+          <w:ilvl w:val="0"/>
+          <w:numId w:val="1"/>
+        </w:numPr>
+      </w:pPr>
+      <w:r>
+        <w:t>Windows:</w:t>
+      </w:r>
+    </w:p>
+    <w:p>
+      <w:pPr>
+        <w:pStyle w:val="ListParagraph"/>
+        <w:numPr>
+          <w:ilvl w:val="1"/>
+          <w:numId w:val="1"/>
+        </w:numPr>
+      </w:pPr>
+      <w:r>
+        <w:t>Pushd or push-location</w:t>
+      </w:r>
+    </w:p>
+    <w:p>
+      <w:pPr>
+        <w:pStyle w:val="ListParagraph"/>
+        <w:numPr>
+          <w:ilvl w:val="1"/>
+          <w:numId w:val="1"/>
+        </w:numPr>
+      </w:pPr>
+      <w:r>
+        <w:t xml:space="preserve">Move </w:t>
+      </w:r>
+    </w:p>
+    <w:p>
+      <w:pPr>
+        <w:pStyle w:val="ListParagraph"/>
+        <w:numPr>
+          <w:ilvl w:val="1"/>
+          <w:numId w:val="1"/>
+        </w:numPr>
+      </w:pPr>
+      <w:r>
+        <w:t>Popd or pop-location</w:t>
+      </w:r>
+    </w:p>
+    <w:p/>
+    <w:p>
+      <w:pPr>
+        <w:pStyle w:val="Heading2"/>
+      </w:pPr>
+      <w:r>
+        <w:t>Forcing a pointer to be interpreted as a type does have a name: Type punning</w:t>
+      </w:r>
+    </w:p>
+    <w:p/>
+    <w:p>
+      <w:pPr>
+        <w:pStyle w:val="ListParagraph"/>
+        <w:numPr>
+          <w:ilvl w:val="0"/>
+          <w:numId w:val="1"/>
+        </w:numPr>
+      </w:pPr>
+      <w:r>
+        <w:t>Seriously</w:t>
+      </w:r>
+      <w:r>
+        <w:t>…?</w:t>
+      </w:r>
+    </w:p>
+    <w:p>
+      <w:pPr>
+        <w:pStyle w:val="Heading1"/>
+      </w:pPr>
+      <w:bookmarkStart w:id="30" w:name="_Toc213116556"/>
+      <w:r>
+        <w:t>Research backlog</w:t>
+      </w:r>
+      <w:bookmarkEnd w:id="30"/>
+    </w:p>
+    <w:p/>
+    <w:p>
+      <w:pPr>
+        <w:pStyle w:val="ListParagraph"/>
+        <w:numPr>
+          <w:ilvl w:val="0"/>
+          <w:numId w:val="1"/>
+        </w:numPr>
+      </w:pPr>
+      <w:r>
+        <w:t>Disk formats FAT12/</w:t>
+      </w:r>
+      <w:r>
+        <w:t>16/</w:t>
+      </w:r>
+      <w:r>
+        <w:t>32</w:t>
+      </w:r>
       <w:r>
         <w:t xml:space="preserve"> </w:t>
       </w:r>
-      <w:proofErr w:type="gramStart"/>
-      <w:r>
-        <w:t>–“</w:t>
-      </w:r>
-      <w:proofErr w:type="gramEnd"/>
     </w:p>
     <w:p>
       <w:pPr>
@@ -11859,7 +11135,7 @@
         </w:numPr>
       </w:pPr>
       <w:r>
-        <w:t>Windows:</w:t>
+        <w:t>Partition table on the MBR. I remember seeing adding 4 16bytes reserved structures before 0xAA55</w:t>
       </w:r>
     </w:p>
     <w:p>
@@ -11870,13 +11146,12 @@
           <w:numId w:val="1"/>
         </w:numPr>
       </w:pPr>
-      <w:proofErr w:type="spellStart"/>
-      <w:r>
-        <w:t>Pushd</w:t>
-      </w:r>
-      <w:proofErr w:type="spellEnd"/>
-      <w:r>
-        <w:t xml:space="preserve"> or push-location</w:t>
+      <w:r>
+        <w:lastRenderedPageBreak/>
+        <w:t>I guess this applies if the MBR is for a hard disk, but does not apply for a floppy</w:t>
+      </w:r>
+      <w:r>
+        <w:t>. This is an educated guess</w:t>
       </w:r>
     </w:p>
     <w:p>
@@ -11888,7 +11163,10 @@
         </w:numPr>
       </w:pPr>
       <w:r>
-        <w:t xml:space="preserve">Move </w:t>
+        <w:t xml:space="preserve">On floppy, the FAT info at 0 starts with a jump to code, followed by the FAT info. This way both, the bootloader and FAT info can coexist, because there is a jump. Validate this because I got this explained by </w:t>
+      </w:r>
+      <w:r>
+        <w:t>ChatGPT. It makes a lot of sense, but still…</w:t>
       </w:r>
     </w:p>
     <w:p>
@@ -11899,28 +11177,13 @@
           <w:numId w:val="1"/>
         </w:numPr>
       </w:pPr>
-      <w:proofErr w:type="spellStart"/>
-      <w:r>
-        <w:t>Popd</w:t>
-      </w:r>
-      <w:proofErr w:type="spellEnd"/>
-      <w:r>
-        <w:t xml:space="preserve"> or pop-location</w:t>
-      </w:r>
-    </w:p>
-    <w:p/>
-    <w:p/>
-    <w:p>
-      <w:pPr>
-        <w:pStyle w:val="Heading1"/>
-      </w:pPr>
-      <w:bookmarkStart w:id="30" w:name="_Toc213116556"/>
-      <w:r>
-        <w:t>Research backlog</w:t>
-      </w:r>
-      <w:bookmarkEnd w:id="30"/>
-    </w:p>
-    <w:p/>
+      <w:r>
+        <w:t>A Disk with multiple partitions, the first byte define if it is bootable 0x80 = bootable.</w:t>
+      </w:r>
+      <w:r>
+        <w:t xml:space="preserve"> The first byte on one of those 4 16 bytes partitions at the end of the MBR before the 0xAA55</w:t>
+      </w:r>
+    </w:p>
     <w:p>
       <w:pPr>
         <w:pStyle w:val="ListParagraph"/>
@@ -11930,16 +11193,10 @@
         </w:numPr>
       </w:pPr>
       <w:r>
-        <w:t>Disk formats FAT12/</w:t>
-      </w:r>
-      <w:r>
-        <w:t>16/</w:t>
-      </w:r>
-      <w:r>
-        <w:t>32</w:t>
-      </w:r>
-      <w:r>
-        <w:t xml:space="preserve"> </w:t>
+        <w:t>Can MBR and BPB be fused together? I found something related to a short jump at the beginning, of BPB ??? Dive deeper into this!</w:t>
+      </w:r>
+      <w:r>
+        <w:t xml:space="preserve"> I think BPB merged on MBR is for disk without partitions, such as floppy disks. </w:t>
       </w:r>
     </w:p>
     <w:p>
@@ -11951,88 +11208,7 @@
         </w:numPr>
       </w:pPr>
       <w:r>
-        <w:t>Partition table on the MBR. I remember seeing adding 4 16</w:t>
-      </w:r>
-      <w:proofErr w:type="gramStart"/>
-      <w:r>
-        <w:t>bytes</w:t>
-      </w:r>
-      <w:proofErr w:type="gramEnd"/>
-      <w:r>
-        <w:t xml:space="preserve"> reserved structures before 0xAA55</w:t>
-      </w:r>
-    </w:p>
-    <w:p>
-      <w:pPr>
-        <w:pStyle w:val="ListParagraph"/>
-        <w:numPr>
-          <w:ilvl w:val="1"/>
-          <w:numId w:val="1"/>
-        </w:numPr>
-      </w:pPr>
-      <w:r>
-        <w:t xml:space="preserve">I guess this applies if the MBR is for a hard </w:t>
-      </w:r>
-      <w:proofErr w:type="gramStart"/>
-      <w:r>
-        <w:t>disk, but</w:t>
-      </w:r>
-      <w:proofErr w:type="gramEnd"/>
-      <w:r>
-        <w:t xml:space="preserve"> does not apply for a floppy</w:t>
-      </w:r>
-      <w:r>
-        <w:t>. This is an educated guess</w:t>
-      </w:r>
-    </w:p>
-    <w:p>
-      <w:pPr>
-        <w:pStyle w:val="ListParagraph"/>
-        <w:numPr>
-          <w:ilvl w:val="1"/>
-          <w:numId w:val="1"/>
-        </w:numPr>
-      </w:pPr>
-      <w:r>
-        <w:t xml:space="preserve">On floppy, the FAT info at 0 starts with a jump to code, followed by the FAT info. This way </w:t>
-      </w:r>
-      <w:proofErr w:type="gramStart"/>
-      <w:r>
-        <w:t>both,</w:t>
-      </w:r>
-      <w:proofErr w:type="gramEnd"/>
-      <w:r>
-        <w:t xml:space="preserve"> the bootloader and FAT info can coexist, because </w:t>
-      </w:r>
-      <w:r>
-        <w:lastRenderedPageBreak/>
-        <w:t xml:space="preserve">there is a jump. Validate this because I got this explained by </w:t>
-      </w:r>
-      <w:r>
-        <w:t>ChatGPT. It makes a lot of sense, but still…</w:t>
-      </w:r>
-    </w:p>
-    <w:p>
-      <w:pPr>
-        <w:pStyle w:val="ListParagraph"/>
-        <w:numPr>
-          <w:ilvl w:val="1"/>
-          <w:numId w:val="1"/>
-        </w:numPr>
-      </w:pPr>
-      <w:r>
-        <w:t xml:space="preserve">A Disk with multiple partitions, the first byte </w:t>
-      </w:r>
-      <w:proofErr w:type="gramStart"/>
-      <w:r>
-        <w:t>define</w:t>
-      </w:r>
-      <w:proofErr w:type="gramEnd"/>
-      <w:r>
-        <w:t xml:space="preserve"> if it is bootable 0x80 = bootable.</w:t>
-      </w:r>
-      <w:r>
-        <w:t xml:space="preserve"> The first byte on one of those 4 16 bytes partitions at the end of the MBR before the 0xAA55</w:t>
+        <w:t>Inject breakpoints on Bochs without magic breakpoints, via commands file on startup</w:t>
       </w:r>
     </w:p>
     <w:p>
@@ -12044,18 +11220,13 @@
         </w:numPr>
       </w:pPr>
       <w:r>
-        <w:t xml:space="preserve">Can MBR and BPB be fused together? I found something related to a short jump at the beginning, of </w:t>
-      </w:r>
-      <w:proofErr w:type="gramStart"/>
-      <w:r>
-        <w:t>BPB ???</w:t>
-      </w:r>
-      <w:proofErr w:type="gramEnd"/>
-      <w:r>
-        <w:t xml:space="preserve"> Dive deeper into this!</w:t>
-      </w:r>
-      <w:r>
-        <w:t xml:space="preserve"> I think BPB merged on MBR is for disk without partitions, such as floppy disks. </w:t>
+        <w:t xml:space="preserve">How to change Bochs </w:t>
+      </w:r>
+      <w:r>
+        <w:t xml:space="preserve">display </w:t>
+      </w:r>
+      <w:r>
+        <w:t>resolution.</w:t>
       </w:r>
     </w:p>
     <w:p>
@@ -12067,7 +11238,7 @@
         </w:numPr>
       </w:pPr>
       <w:r>
-        <w:t>Inject breakpoints on Bochs without magic breakpoints, via commands file on startup</w:t>
+        <w:t>Change the path order (open first code from linux instead of windows, without removing the windows path via etc/wsl.conf file )</w:t>
       </w:r>
     </w:p>
     <w:p>
@@ -12079,82 +11250,10 @@
         </w:numPr>
       </w:pPr>
       <w:r>
-        <w:t xml:space="preserve">How to change Bochs </w:t>
-      </w:r>
-      <w:r>
-        <w:t xml:space="preserve">display </w:t>
-      </w:r>
-      <w:r>
-        <w:t>resolution.</w:t>
-      </w:r>
-    </w:p>
-    <w:p>
-      <w:pPr>
-        <w:pStyle w:val="ListParagraph"/>
-        <w:numPr>
-          <w:ilvl w:val="0"/>
-          <w:numId w:val="1"/>
-        </w:numPr>
-      </w:pPr>
-      <w:r>
-        <w:t xml:space="preserve">Change the path order (open first code from </w:t>
-      </w:r>
-      <w:proofErr w:type="spellStart"/>
-      <w:r>
-        <w:t>linux</w:t>
-      </w:r>
-      <w:proofErr w:type="spellEnd"/>
-      <w:r>
-        <w:t xml:space="preserve"> instead of windows, without removing the windows path via </w:t>
-      </w:r>
-      <w:proofErr w:type="spellStart"/>
-      <w:r>
-        <w:t>etc</w:t>
-      </w:r>
-      <w:proofErr w:type="spellEnd"/>
-      <w:r>
-        <w:t>/</w:t>
-      </w:r>
-      <w:proofErr w:type="spellStart"/>
-      <w:r>
-        <w:t>wsl.conf</w:t>
-      </w:r>
-      <w:proofErr w:type="spellEnd"/>
-      <w:r>
-        <w:t xml:space="preserve"> </w:t>
-      </w:r>
-      <w:proofErr w:type="gramStart"/>
-      <w:r>
-        <w:t>file )</w:t>
-      </w:r>
-      <w:proofErr w:type="gramEnd"/>
-    </w:p>
-    <w:p>
-      <w:pPr>
-        <w:pStyle w:val="ListParagraph"/>
-        <w:numPr>
-          <w:ilvl w:val="0"/>
-          <w:numId w:val="1"/>
-        </w:numPr>
-      </w:pPr>
-      <w:r>
-        <w:t xml:space="preserve">Tools for disks, the old MSDOS debug, and </w:t>
-      </w:r>
-      <w:proofErr w:type="spellStart"/>
-      <w:r>
-        <w:t>diskedit</w:t>
-      </w:r>
-      <w:proofErr w:type="spellEnd"/>
-      <w:r>
-        <w:t xml:space="preserve">. </w:t>
-      </w:r>
-      <w:proofErr w:type="spellStart"/>
-      <w:r>
-        <w:t>AccessData</w:t>
-      </w:r>
-      <w:proofErr w:type="spellEnd"/>
-      <w:r>
-        <w:t xml:space="preserve"> FTK Imager, now with a new name Exterro FTK imager.</w:t>
+        <w:t>Tools for disks, the old MSDOS debug, and diskedit</w:t>
+      </w:r>
+      <w:r>
+        <w:t>. AccessData FTK Imager, now with a new name Exterro FTK imager.</w:t>
       </w:r>
     </w:p>
     <w:p/>
@@ -12307,15 +11406,7 @@
         </w:r>
       </w:fldSimple>
       <w:r>
-        <w:t xml:space="preserve"> Early </w:t>
-      </w:r>
-      <w:proofErr w:type="spellStart"/>
-      <w:r>
-        <w:t>makefile</w:t>
-      </w:r>
-      <w:proofErr w:type="spellEnd"/>
-      <w:r>
-        <w:t xml:space="preserve"> for the bootloader</w:t>
+        <w:t xml:space="preserve"> Early makefile for the bootloader</w:t>
       </w:r>
       <w:bookmarkEnd w:id="33"/>
     </w:p>
@@ -12492,6 +11583,9 @@
         <w:keepNext/>
       </w:pPr>
       <w:r>
+        <w:rPr>
+          <w:noProof/>
+        </w:rPr>
         <w:lastRenderedPageBreak/>
         <w:drawing>
           <wp:inline distT="0" distB="0" distL="0" distR="0" wp14:anchorId="5E56C3BA" wp14:editId="2EC9CCF0">
@@ -12557,6 +11651,9 @@
         <w:keepNext/>
       </w:pPr>
       <w:r>
+        <w:rPr>
+          <w:noProof/>
+        </w:rPr>
         <w:drawing>
           <wp:inline distT="0" distB="0" distL="0" distR="0" wp14:anchorId="25FFD2BD" wp14:editId="5FDE0988">
             <wp:extent cx="5943600" cy="4506595"/>
@@ -12617,11 +11714,81 @@
     </w:p>
     <w:p/>
     <w:p>
+      <w:r>
+        <w:t>04-November-2025</w:t>
+      </w:r>
+    </w:p>
+    <w:p/>
+    <w:p>
+      <w:pPr>
+        <w:keepNext/>
+      </w:pPr>
+      <w:r>
+        <w:lastRenderedPageBreak/>
+        <w:drawing>
+          <wp:inline distT="0" distB="0" distL="0" distR="0" wp14:anchorId="24251088" wp14:editId="06DF7333">
+            <wp:extent cx="5943600" cy="7037070"/>
+            <wp:effectExtent l="0" t="0" r="0" b="0"/>
+            <wp:docPr id="250167881" name="Picture 1" descr="A screenshot of a computer program&#10;&#10;AI-generated content may be incorrect."/>
+            <wp:cNvGraphicFramePr>
+              <a:graphicFrameLocks xmlns:a="http://schemas.openxmlformats.org/drawingml/2006/main" noChangeAspect="1"/>
+            </wp:cNvGraphicFramePr>
+            <a:graphic xmlns:a="http://schemas.openxmlformats.org/drawingml/2006/main">
+              <a:graphicData uri="http://schemas.openxmlformats.org/drawingml/2006/picture">
+                <pic:pic xmlns:pic="http://schemas.openxmlformats.org/drawingml/2006/picture">
+                  <pic:nvPicPr>
+                    <pic:cNvPr id="250167881" name="Picture 1" descr="A screenshot of a computer program&#10;&#10;AI-generated content may be incorrect."/>
+                    <pic:cNvPicPr/>
+                  </pic:nvPicPr>
+                  <pic:blipFill>
+                    <a:blip r:embed="rId39"/>
+                    <a:stretch>
+                      <a:fillRect/>
+                    </a:stretch>
+                  </pic:blipFill>
+                  <pic:spPr>
+                    <a:xfrm>
+                      <a:off x="0" y="0"/>
+                      <a:ext cx="5943600" cy="7037070"/>
+                    </a:xfrm>
+                    <a:prstGeom prst="rect">
+                      <a:avLst/>
+                    </a:prstGeom>
+                  </pic:spPr>
+                </pic:pic>
+              </a:graphicData>
+            </a:graphic>
+          </wp:inline>
+        </w:drawing>
+      </w:r>
+    </w:p>
+    <w:p>
+      <w:pPr>
+        <w:pStyle w:val="Caption"/>
+      </w:pPr>
+      <w:r>
+        <w:t xml:space="preserve">Figure </w:t>
+      </w:r>
+      <w:fldSimple w:instr=" SEQ Figure \* ARABIC ">
+        <w:r>
+          <w:rPr>
+            <w:noProof/>
+          </w:rPr>
+          <w:t>11</w:t>
+        </w:r>
+      </w:fldSimple>
+      <w:r>
+        <w:t xml:space="preserve"> In Rust we trust (but not on this unsafe one)</w:t>
+      </w:r>
+    </w:p>
+    <w:p/>
+    <w:p>
       <w:pPr>
         <w:pStyle w:val="Heading1"/>
       </w:pPr>
       <w:bookmarkStart w:id="38" w:name="_Toc213116558"/>
       <w:r>
+        <w:lastRenderedPageBreak/>
         <w:t>Resources</w:t>
       </w:r>
       <w:bookmarkEnd w:id="38"/>
@@ -12665,7 +11832,7 @@
             <w:tcW w:w="4675" w:type="dxa"/>
           </w:tcPr>
           <w:p>
-            <w:hyperlink r:id="rId39" w:history="1">
+            <w:hyperlink r:id="rId40" w:history="1">
               <w:r>
                 <w:rPr>
                   <w:rStyle w:val="Hyperlink"/>
@@ -12684,47 +11851,11 @@
             <w:r>
               <w:t xml:space="preserve">bootloader made in assembly. </w:t>
             </w:r>
-            <w:proofErr w:type="spellStart"/>
             <w:r>
               <w:t>diskwrite.c</w:t>
             </w:r>
-            <w:proofErr w:type="spellEnd"/>
-            <w:r>
-              <w:t xml:space="preserve">, it </w:t>
-            </w:r>
-            <w:r>
-              <w:lastRenderedPageBreak/>
-              <w:t>looks like a custom FAT32 image writer, which is an idea I am toying with.</w:t>
-            </w:r>
-          </w:p>
-        </w:tc>
-      </w:tr>
-      <w:tr>
-        <w:tc>
-          <w:tcPr>
-            <w:tcW w:w="4675" w:type="dxa"/>
-          </w:tcPr>
-          <w:p>
-            <w:hyperlink r:id="rId40" w:history="1">
-              <w:r>
-                <w:rPr>
-                  <w:rStyle w:val="Hyperlink"/>
-                </w:rPr>
-                <w:t>https://archive.org/details/FAT_Specification/mode/1up</w:t>
-              </w:r>
-            </w:hyperlink>
-            <w:r>
-              <w:t xml:space="preserve"> </w:t>
-            </w:r>
-          </w:p>
-        </w:tc>
-        <w:tc>
-          <w:tcPr>
-            <w:tcW w:w="4675" w:type="dxa"/>
-          </w:tcPr>
-          <w:p>
-            <w:r>
-              <w:t>FAT Reference from Microsoft. Internet archive</w:t>
+            <w:r>
+              <w:t>, it looks like a custom FAT32 image writer, which is an idea I am toying with.</w:t>
             </w:r>
           </w:p>
         </w:tc>
@@ -12740,7 +11871,7 @@
                 <w:rPr>
                   <w:rStyle w:val="Hyperlink"/>
                 </w:rPr>
-                <w:t>https://euroassembler.eu/</w:t>
+                <w:t>https://archive.org/details/FAT_Specification/mode/1up</w:t>
               </w:r>
             </w:hyperlink>
             <w:r>
@@ -12754,27 +11885,8 @@
           </w:tcPr>
           <w:p>
             <w:r>
-              <w:t>Yet another assembler. There is a ton of work behind. The macros</w:t>
-            </w:r>
-            <w:r>
-              <w:t xml:space="preserve"> and projects</w:t>
-            </w:r>
-            <w:r>
-              <w:t xml:space="preserve"> section contain a lot of pre-canned structures and </w:t>
-            </w:r>
-            <w:proofErr w:type="spellStart"/>
-            <w:r>
-              <w:t>asm</w:t>
-            </w:r>
-            <w:proofErr w:type="spellEnd"/>
-            <w:r>
-              <w:t xml:space="preserve"> for </w:t>
-            </w:r>
-            <w:proofErr w:type="spellStart"/>
-            <w:r>
-              <w:t>OsDev</w:t>
-            </w:r>
-            <w:proofErr w:type="spellEnd"/>
+              <w:t>FAT Reference from Microsoft. Internet archive</w:t>
+            </w:r>
           </w:p>
         </w:tc>
       </w:tr>
@@ -12789,7 +11901,7 @@
                 <w:rPr>
                   <w:rStyle w:val="Hyperlink"/>
                 </w:rPr>
-                <w:t>https://elm-chan.org/docs/fat_e.html</w:t>
+                <w:t>https://euroassembler.eu/</w:t>
               </w:r>
             </w:hyperlink>
             <w:r>
@@ -12803,7 +11915,13 @@
           </w:tcPr>
           <w:p>
             <w:r>
-              <w:t>FAT stuff</w:t>
+              <w:t>Yet another assembler. There is a ton of work behind. The macros</w:t>
+            </w:r>
+            <w:r>
+              <w:t xml:space="preserve"> and projects</w:t>
+            </w:r>
+            <w:r>
+              <w:t xml:space="preserve"> section contain a lot of pre-canned structures and asm for OsDev</w:t>
             </w:r>
           </w:p>
         </w:tc>
@@ -12819,7 +11937,7 @@
                 <w:rPr>
                   <w:rStyle w:val="Hyperlink"/>
                 </w:rPr>
-                <w:t>https://github.com/lukearend/x86-bootloader</w:t>
+                <w:t>https://elm-chan.org/docs/fat_e.html</w:t>
               </w:r>
             </w:hyperlink>
             <w:r>
@@ -12833,7 +11951,7 @@
           </w:tcPr>
           <w:p>
             <w:r>
-              <w:t>Bootloader assembly, very basic</w:t>
+              <w:t>FAT stuff</w:t>
             </w:r>
           </w:p>
         </w:tc>
@@ -12849,7 +11967,7 @@
                 <w:rPr>
                   <w:rStyle w:val="Hyperlink"/>
                 </w:rPr>
-                <w:t>https://en.wikipedia.org/wiki/Master_boot_record</w:t>
+                <w:t>https://github.com/lukearend/x86-bootloader</w:t>
               </w:r>
             </w:hyperlink>
             <w:r>
@@ -12863,7 +11981,7 @@
           </w:tcPr>
           <w:p>
             <w:r>
-              <w:t>The sector layout section is a good summary.</w:t>
+              <w:t>Bootloader assembly, very basic</w:t>
             </w:r>
           </w:p>
         </w:tc>
@@ -12874,9 +11992,14 @@
             <w:tcW w:w="4675" w:type="dxa"/>
           </w:tcPr>
           <w:p>
-            <w:r>
-              <w:t>docs\Reference\FileSystem\FAT-Specification-Microsoft-Aug2005.pdf</w:t>
-            </w:r>
+            <w:hyperlink r:id="rId45" w:history="1">
+              <w:r>
+                <w:rPr>
+                  <w:rStyle w:val="Hyperlink"/>
+                </w:rPr>
+                <w:t>https://en.wikipedia.org/wiki/Master_boot_record</w:t>
+              </w:r>
+            </w:hyperlink>
             <w:r>
               <w:t xml:space="preserve"> </w:t>
             </w:r>
@@ -12888,7 +12011,65 @@
           </w:tcPr>
           <w:p>
             <w:r>
+              <w:t>The sector layout section is a good summary.</w:t>
+            </w:r>
+          </w:p>
+        </w:tc>
+      </w:tr>
+      <w:tr>
+        <w:tc>
+          <w:tcPr>
+            <w:tcW w:w="4675" w:type="dxa"/>
+          </w:tcPr>
+          <w:p>
+            <w:r>
+              <w:t>docs\Reference\FileSystem\FAT-Specification-Microsoft-Aug2005.pdf</w:t>
+            </w:r>
+            <w:r>
+              <w:t xml:space="preserve"> </w:t>
+            </w:r>
+          </w:p>
+        </w:tc>
+        <w:tc>
+          <w:tcPr>
+            <w:tcW w:w="4675" w:type="dxa"/>
+          </w:tcPr>
+          <w:p>
+            <w:r>
               <w:t>PDF FAT reference</w:t>
+            </w:r>
+          </w:p>
+        </w:tc>
+      </w:tr>
+      <w:tr>
+        <w:tc>
+          <w:tcPr>
+            <w:tcW w:w="4675" w:type="dxa"/>
+          </w:tcPr>
+          <w:p>
+            <w:hyperlink r:id="rId46" w:history="1">
+              <w:r>
+                <w:rPr>
+                  <w:rStyle w:val="Hyperlink"/>
+                </w:rPr>
+                <w:t>https://www.easeus.com/resource/fat32-disk-structure.html?srsltid=AfmBOorykOEYj97O-GVlZWgVod0F3h0Jx9gLmAidlQA_ZXAyrPXHGyzE</w:t>
+              </w:r>
+            </w:hyperlink>
+          </w:p>
+        </w:tc>
+        <w:tc>
+          <w:tcPr>
+            <w:tcW w:w="4675" w:type="dxa"/>
+          </w:tcPr>
+          <w:p>
+            <w:r>
+              <w:t>Clear and concise FAT</w:t>
+            </w:r>
+            <w:r>
+              <w:t>32</w:t>
+            </w:r>
+            <w:r>
+              <w:t xml:space="preserve"> structures</w:t>
             </w:r>
           </w:p>
         </w:tc>
@@ -12900,11 +12081,17 @@
       </w:r>
     </w:p>
     <w:p>
+      <w:r>
+        <w:br w:type="page"/>
+      </w:r>
+    </w:p>
+    <w:p>
       <w:pPr>
         <w:pStyle w:val="Heading1"/>
       </w:pPr>
       <w:bookmarkStart w:id="39" w:name="_Toc213116559"/>
       <w:r>
+        <w:lastRenderedPageBreak/>
         <w:t>Clock</w:t>
       </w:r>
       <w:r>
@@ -12918,15 +12105,7 @@
     <w:p/>
     <w:p>
       <w:r>
-        <w:t xml:space="preserve">Hours clocked-in includes, coding, research, testing, reading, documenting, </w:t>
-      </w:r>
-      <w:proofErr w:type="spellStart"/>
-      <w:r>
-        <w:t>etc</w:t>
-      </w:r>
-      <w:proofErr w:type="spellEnd"/>
-      <w:r>
-        <w:t>…</w:t>
+        <w:t>Hours clocked-in includes, coding, research, testing, reading, documenting, etc…</w:t>
       </w:r>
     </w:p>
     <w:p/>
@@ -12964,15 +12143,7 @@
               <w:cnfStyle w:val="100000000000" w:firstRow="1" w:lastRow="0" w:firstColumn="0" w:lastColumn="0" w:oddVBand="0" w:evenVBand="0" w:oddHBand="0" w:evenHBand="0" w:firstRowFirstColumn="0" w:firstRowLastColumn="0" w:lastRowFirstColumn="0" w:lastRowLastColumn="0"/>
             </w:pPr>
             <w:r>
-              <w:t xml:space="preserve">Hours </w:t>
-            </w:r>
-            <w:proofErr w:type="spellStart"/>
-            <w:r>
-              <w:t>aprox</w:t>
-            </w:r>
-            <w:proofErr w:type="spellEnd"/>
-            <w:r>
-              <w:t>.</w:t>
+              <w:t>Hours aprox.</w:t>
             </w:r>
           </w:p>
         </w:tc>
@@ -13096,6 +12267,35 @@
           </w:p>
         </w:tc>
       </w:tr>
+      <w:tr>
+        <w:trPr>
+          <w:cnfStyle w:val="000000100000" w:firstRow="0" w:lastRow="0" w:firstColumn="0" w:lastColumn="0" w:oddVBand="0" w:evenVBand="0" w:oddHBand="1" w:evenHBand="0" w:firstRowFirstColumn="0" w:firstRowLastColumn="0" w:lastRowFirstColumn="0" w:lastRowLastColumn="0"/>
+        </w:trPr>
+        <w:tc>
+          <w:tcPr>
+            <w:cnfStyle w:val="001000000000" w:firstRow="0" w:lastRow="0" w:firstColumn="1" w:lastColumn="0" w:oddVBand="0" w:evenVBand="0" w:oddHBand="0" w:evenHBand="0" w:firstRowFirstColumn="0" w:firstRowLastColumn="0" w:lastRowFirstColumn="0" w:lastRowLastColumn="0"/>
+            <w:tcW w:w="4675" w:type="dxa"/>
+          </w:tcPr>
+          <w:p>
+            <w:r>
+              <w:t>04-November-2025</w:t>
+            </w:r>
+          </w:p>
+        </w:tc>
+        <w:tc>
+          <w:tcPr>
+            <w:tcW w:w="4675" w:type="dxa"/>
+          </w:tcPr>
+          <w:p>
+            <w:pPr>
+              <w:cnfStyle w:val="000000100000" w:firstRow="0" w:lastRow="0" w:firstColumn="0" w:lastColumn="0" w:oddVBand="0" w:evenVBand="0" w:oddHBand="1" w:evenHBand="0" w:firstRowFirstColumn="0" w:firstRowLastColumn="0" w:lastRowFirstColumn="0" w:lastRowLastColumn="0"/>
+            </w:pPr>
+            <w:r>
+              <w:t>4 hours</w:t>
+            </w:r>
+          </w:p>
+        </w:tc>
+      </w:tr>
     </w:tbl>
     <w:p/>
     <w:p/>
@@ -13106,7 +12306,6 @@
       </w:pPr>
       <w:bookmarkStart w:id="40" w:name="_Toc213116560"/>
       <w:r>
-        <w:lastRenderedPageBreak/>
         <w:t>Table of figures</w:t>
       </w:r>
       <w:bookmarkEnd w:id="40"/>
@@ -13847,7 +13046,7 @@
       </w:r>
     </w:p>
     <w:sectPr>
-      <w:headerReference w:type="default" r:id="rId45"/>
+      <w:headerReference w:type="default" r:id="rId47"/>
       <w:pgSz w:w="12240" w:h="15840"/>
       <w:pgMar w:top="1440" w:right="1440" w:bottom="1440" w:left="1440" w:header="720" w:footer="720" w:gutter="0"/>
       <w:pgNumType w:start="0"/>
@@ -14560,6 +13759,9 @@
     <w:abstractNumId w:val="0"/>
   </w:num>
   <w:num w:numId="39" w16cid:durableId="701170808">
+    <w:abstractNumId w:val="0"/>
+  </w:num>
+  <w:num w:numId="40" w16cid:durableId="289434801">
     <w:abstractNumId w:val="0"/>
   </w:num>
 </w:numbering>

--- a/docs/TusMuertos-v2.0-Design.docx
+++ b/docs/TusMuertos-v2.0-Design.docx
@@ -778,7 +778,7 @@
           <w:r>
             <w:fldChar w:fldCharType="separate"/>
           </w:r>
-          <w:hyperlink w:anchor="_Toc213116530" w:history="1">
+          <w:hyperlink w:anchor="_Toc213174178" w:history="1">
             <w:r>
               <w:rPr>
                 <w:rStyle w:val="Hyperlink"/>
@@ -822,7 +822,7 @@
                 <w:noProof/>
                 <w:webHidden/>
               </w:rPr>
-              <w:instrText xml:space="preserve"> PAGEREF _Toc213116530 \h </w:instrText>
+              <w:instrText xml:space="preserve"> PAGEREF _Toc213174178 \h </w:instrText>
             </w:r>
             <w:r>
               <w:rPr>
@@ -868,7 +868,7 @@
               <w14:ligatures w14:val="standardContextual"/>
             </w:rPr>
           </w:pPr>
-          <w:hyperlink w:anchor="_Toc213116531" w:history="1">
+          <w:hyperlink w:anchor="_Toc213174179" w:history="1">
             <w:r>
               <w:rPr>
                 <w:rStyle w:val="Hyperlink"/>
@@ -912,7 +912,7 @@
                 <w:noProof/>
                 <w:webHidden/>
               </w:rPr>
-              <w:instrText xml:space="preserve"> PAGEREF _Toc213116531 \h </w:instrText>
+              <w:instrText xml:space="preserve"> PAGEREF _Toc213174179 \h </w:instrText>
             </w:r>
             <w:r>
               <w:rPr>
@@ -958,7 +958,7 @@
               <w14:ligatures w14:val="standardContextual"/>
             </w:rPr>
           </w:pPr>
-          <w:hyperlink w:anchor="_Toc213116532" w:history="1">
+          <w:hyperlink w:anchor="_Toc213174180" w:history="1">
             <w:r>
               <w:rPr>
                 <w:rStyle w:val="Hyperlink"/>
@@ -1002,7 +1002,7 @@
                 <w:noProof/>
                 <w:webHidden/>
               </w:rPr>
-              <w:instrText xml:space="preserve"> PAGEREF _Toc213116532 \h </w:instrText>
+              <w:instrText xml:space="preserve"> PAGEREF _Toc213174180 \h </w:instrText>
             </w:r>
             <w:r>
               <w:rPr>
@@ -1048,7 +1048,7 @@
               <w14:ligatures w14:val="standardContextual"/>
             </w:rPr>
           </w:pPr>
-          <w:hyperlink w:anchor="_Toc213116533" w:history="1">
+          <w:hyperlink w:anchor="_Toc213174181" w:history="1">
             <w:r>
               <w:rPr>
                 <w:rStyle w:val="Hyperlink"/>
@@ -1092,7 +1092,7 @@
                 <w:noProof/>
                 <w:webHidden/>
               </w:rPr>
-              <w:instrText xml:space="preserve"> PAGEREF _Toc213116533 \h </w:instrText>
+              <w:instrText xml:space="preserve"> PAGEREF _Toc213174181 \h </w:instrText>
             </w:r>
             <w:r>
               <w:rPr>
@@ -1138,7 +1138,7 @@
               <w14:ligatures w14:val="standardContextual"/>
             </w:rPr>
           </w:pPr>
-          <w:hyperlink w:anchor="_Toc213116534" w:history="1">
+          <w:hyperlink w:anchor="_Toc213174182" w:history="1">
             <w:r>
               <w:rPr>
                 <w:rStyle w:val="Hyperlink"/>
@@ -1182,7 +1182,7 @@
                 <w:noProof/>
                 <w:webHidden/>
               </w:rPr>
-              <w:instrText xml:space="preserve"> PAGEREF _Toc213116534 \h </w:instrText>
+              <w:instrText xml:space="preserve"> PAGEREF _Toc213174182 \h </w:instrText>
             </w:r>
             <w:r>
               <w:rPr>
@@ -1202,7 +1202,7 @@
                 <w:noProof/>
                 <w:webHidden/>
               </w:rPr>
-              <w:t>5</w:t>
+              <w:t>8</w:t>
             </w:r>
             <w:r>
               <w:rPr>
@@ -1228,7 +1228,7 @@
               <w14:ligatures w14:val="standardContextual"/>
             </w:rPr>
           </w:pPr>
-          <w:hyperlink w:anchor="_Toc213116535" w:history="1">
+          <w:hyperlink w:anchor="_Toc213174183" w:history="1">
             <w:r>
               <w:rPr>
                 <w:rStyle w:val="Hyperlink"/>
@@ -1272,7 +1272,7 @@
                 <w:noProof/>
                 <w:webHidden/>
               </w:rPr>
-              <w:instrText xml:space="preserve"> PAGEREF _Toc213116535 \h </w:instrText>
+              <w:instrText xml:space="preserve"> PAGEREF _Toc213174183 \h </w:instrText>
             </w:r>
             <w:r>
               <w:rPr>
@@ -1292,7 +1292,7 @@
                 <w:noProof/>
                 <w:webHidden/>
               </w:rPr>
-              <w:t>5</w:t>
+              <w:t>8</w:t>
             </w:r>
             <w:r>
               <w:rPr>
@@ -1318,7 +1318,7 @@
               <w14:ligatures w14:val="standardContextual"/>
             </w:rPr>
           </w:pPr>
-          <w:hyperlink w:anchor="_Toc213116536" w:history="1">
+          <w:hyperlink w:anchor="_Toc213174184" w:history="1">
             <w:r>
               <w:rPr>
                 <w:rStyle w:val="Hyperlink"/>
@@ -1362,7 +1362,7 @@
                 <w:noProof/>
                 <w:webHidden/>
               </w:rPr>
-              <w:instrText xml:space="preserve"> PAGEREF _Toc213116536 \h </w:instrText>
+              <w:instrText xml:space="preserve"> PAGEREF _Toc213174184 \h </w:instrText>
             </w:r>
             <w:r>
               <w:rPr>
@@ -1382,7 +1382,7 @@
                 <w:noProof/>
                 <w:webHidden/>
               </w:rPr>
-              <w:t>5</w:t>
+              <w:t>8</w:t>
             </w:r>
             <w:r>
               <w:rPr>
@@ -1408,7 +1408,7 @@
               <w14:ligatures w14:val="standardContextual"/>
             </w:rPr>
           </w:pPr>
-          <w:hyperlink w:anchor="_Toc213116537" w:history="1">
+          <w:hyperlink w:anchor="_Toc213174185" w:history="1">
             <w:r>
               <w:rPr>
                 <w:rStyle w:val="Hyperlink"/>
@@ -1452,7 +1452,7 @@
                 <w:noProof/>
                 <w:webHidden/>
               </w:rPr>
-              <w:instrText xml:space="preserve"> PAGEREF _Toc213116537 \h </w:instrText>
+              <w:instrText xml:space="preserve"> PAGEREF _Toc213174185 \h </w:instrText>
             </w:r>
             <w:r>
               <w:rPr>
@@ -1472,7 +1472,7 @@
                 <w:noProof/>
                 <w:webHidden/>
               </w:rPr>
-              <w:t>7</w:t>
+              <w:t>10</w:t>
             </w:r>
             <w:r>
               <w:rPr>
@@ -1498,7 +1498,7 @@
               <w14:ligatures w14:val="standardContextual"/>
             </w:rPr>
           </w:pPr>
-          <w:hyperlink w:anchor="_Toc213116538" w:history="1">
+          <w:hyperlink w:anchor="_Toc213174186" w:history="1">
             <w:r>
               <w:rPr>
                 <w:rStyle w:val="Hyperlink"/>
@@ -1542,7 +1542,7 @@
                 <w:noProof/>
                 <w:webHidden/>
               </w:rPr>
-              <w:instrText xml:space="preserve"> PAGEREF _Toc213116538 \h </w:instrText>
+              <w:instrText xml:space="preserve"> PAGEREF _Toc213174186 \h </w:instrText>
             </w:r>
             <w:r>
               <w:rPr>
@@ -1562,7 +1562,7 @@
                 <w:noProof/>
                 <w:webHidden/>
               </w:rPr>
-              <w:t>11</w:t>
+              <w:t>14</w:t>
             </w:r>
             <w:r>
               <w:rPr>
@@ -1588,7 +1588,7 @@
               <w14:ligatures w14:val="standardContextual"/>
             </w:rPr>
           </w:pPr>
-          <w:hyperlink w:anchor="_Toc213116539" w:history="1">
+          <w:hyperlink w:anchor="_Toc213174187" w:history="1">
             <w:r>
               <w:rPr>
                 <w:rStyle w:val="Hyperlink"/>
@@ -1632,7 +1632,7 @@
                 <w:noProof/>
                 <w:webHidden/>
               </w:rPr>
-              <w:instrText xml:space="preserve"> PAGEREF _Toc213116539 \h </w:instrText>
+              <w:instrText xml:space="preserve"> PAGEREF _Toc213174187 \h </w:instrText>
             </w:r>
             <w:r>
               <w:rPr>
@@ -1652,7 +1652,7 @@
                 <w:noProof/>
                 <w:webHidden/>
               </w:rPr>
-              <w:t>11</w:t>
+              <w:t>14</w:t>
             </w:r>
             <w:r>
               <w:rPr>
@@ -1678,7 +1678,7 @@
               <w14:ligatures w14:val="standardContextual"/>
             </w:rPr>
           </w:pPr>
-          <w:hyperlink w:anchor="_Toc213116540" w:history="1">
+          <w:hyperlink w:anchor="_Toc213174188" w:history="1">
             <w:r>
               <w:rPr>
                 <w:rStyle w:val="Hyperlink"/>
@@ -1722,7 +1722,7 @@
                 <w:noProof/>
                 <w:webHidden/>
               </w:rPr>
-              <w:instrText xml:space="preserve"> PAGEREF _Toc213116540 \h </w:instrText>
+              <w:instrText xml:space="preserve"> PAGEREF _Toc213174188 \h </w:instrText>
             </w:r>
             <w:r>
               <w:rPr>
@@ -1742,7 +1742,7 @@
                 <w:noProof/>
                 <w:webHidden/>
               </w:rPr>
-              <w:t>14</w:t>
+              <w:t>17</w:t>
             </w:r>
             <w:r>
               <w:rPr>
@@ -1768,7 +1768,7 @@
               <w14:ligatures w14:val="standardContextual"/>
             </w:rPr>
           </w:pPr>
-          <w:hyperlink w:anchor="_Toc213116541" w:history="1">
+          <w:hyperlink w:anchor="_Toc213174189" w:history="1">
             <w:r>
               <w:rPr>
                 <w:rStyle w:val="Hyperlink"/>
@@ -1812,7 +1812,7 @@
                 <w:noProof/>
                 <w:webHidden/>
               </w:rPr>
-              <w:instrText xml:space="preserve"> PAGEREF _Toc213116541 \h </w:instrText>
+              <w:instrText xml:space="preserve"> PAGEREF _Toc213174189 \h </w:instrText>
             </w:r>
             <w:r>
               <w:rPr>
@@ -1832,7 +1832,7 @@
                 <w:noProof/>
                 <w:webHidden/>
               </w:rPr>
-              <w:t>14</w:t>
+              <w:t>17</w:t>
             </w:r>
             <w:r>
               <w:rPr>
@@ -1858,7 +1858,7 @@
               <w14:ligatures w14:val="standardContextual"/>
             </w:rPr>
           </w:pPr>
-          <w:hyperlink w:anchor="_Toc213116542" w:history="1">
+          <w:hyperlink w:anchor="_Toc213174190" w:history="1">
             <w:r>
               <w:rPr>
                 <w:rStyle w:val="Hyperlink"/>
@@ -1902,7 +1902,7 @@
                 <w:noProof/>
                 <w:webHidden/>
               </w:rPr>
-              <w:instrText xml:space="preserve"> PAGEREF _Toc213116542 \h </w:instrText>
+              <w:instrText xml:space="preserve"> PAGEREF _Toc213174190 \h </w:instrText>
             </w:r>
             <w:r>
               <w:rPr>
@@ -1922,7 +1922,7 @@
                 <w:noProof/>
                 <w:webHidden/>
               </w:rPr>
-              <w:t>14</w:t>
+              <w:t>17</w:t>
             </w:r>
             <w:r>
               <w:rPr>
@@ -1948,7 +1948,7 @@
               <w14:ligatures w14:val="standardContextual"/>
             </w:rPr>
           </w:pPr>
-          <w:hyperlink w:anchor="_Toc213116543" w:history="1">
+          <w:hyperlink w:anchor="_Toc213174191" w:history="1">
             <w:r>
               <w:rPr>
                 <w:rStyle w:val="Hyperlink"/>
@@ -1992,7 +1992,7 @@
                 <w:noProof/>
                 <w:webHidden/>
               </w:rPr>
-              <w:instrText xml:space="preserve"> PAGEREF _Toc213116543 \h </w:instrText>
+              <w:instrText xml:space="preserve"> PAGEREF _Toc213174191 \h </w:instrText>
             </w:r>
             <w:r>
               <w:rPr>
@@ -2012,7 +2012,7 @@
                 <w:noProof/>
                 <w:webHidden/>
               </w:rPr>
-              <w:t>15</w:t>
+              <w:t>18</w:t>
             </w:r>
             <w:r>
               <w:rPr>
@@ -2038,7 +2038,7 @@
               <w14:ligatures w14:val="standardContextual"/>
             </w:rPr>
           </w:pPr>
-          <w:hyperlink w:anchor="_Toc213116544" w:history="1">
+          <w:hyperlink w:anchor="_Toc213174192" w:history="1">
             <w:r>
               <w:rPr>
                 <w:rStyle w:val="Hyperlink"/>
@@ -2082,7 +2082,7 @@
                 <w:noProof/>
                 <w:webHidden/>
               </w:rPr>
-              <w:instrText xml:space="preserve"> PAGEREF _Toc213116544 \h </w:instrText>
+              <w:instrText xml:space="preserve"> PAGEREF _Toc213174192 \h </w:instrText>
             </w:r>
             <w:r>
               <w:rPr>
@@ -2102,7 +2102,7 @@
                 <w:noProof/>
                 <w:webHidden/>
               </w:rPr>
-              <w:t>15</w:t>
+              <w:t>18</w:t>
             </w:r>
             <w:r>
               <w:rPr>
@@ -2128,7 +2128,7 @@
               <w14:ligatures w14:val="standardContextual"/>
             </w:rPr>
           </w:pPr>
-          <w:hyperlink w:anchor="_Toc213116545" w:history="1">
+          <w:hyperlink w:anchor="_Toc213174193" w:history="1">
             <w:r>
               <w:rPr>
                 <w:rStyle w:val="Hyperlink"/>
@@ -2172,7 +2172,7 @@
                 <w:noProof/>
                 <w:webHidden/>
               </w:rPr>
-              <w:instrText xml:space="preserve"> PAGEREF _Toc213116545 \h </w:instrText>
+              <w:instrText xml:space="preserve"> PAGEREF _Toc213174193 \h </w:instrText>
             </w:r>
             <w:r>
               <w:rPr>
@@ -2192,7 +2192,7 @@
                 <w:noProof/>
                 <w:webHidden/>
               </w:rPr>
-              <w:t>16</w:t>
+              <w:t>19</w:t>
             </w:r>
             <w:r>
               <w:rPr>
@@ -2218,7 +2218,7 @@
               <w14:ligatures w14:val="standardContextual"/>
             </w:rPr>
           </w:pPr>
-          <w:hyperlink w:anchor="_Toc213116546" w:history="1">
+          <w:hyperlink w:anchor="_Toc213174194" w:history="1">
             <w:r>
               <w:rPr>
                 <w:rStyle w:val="Hyperlink"/>
@@ -2262,7 +2262,7 @@
                 <w:noProof/>
                 <w:webHidden/>
               </w:rPr>
-              <w:instrText xml:space="preserve"> PAGEREF _Toc213116546 \h </w:instrText>
+              <w:instrText xml:space="preserve"> PAGEREF _Toc213174194 \h </w:instrText>
             </w:r>
             <w:r>
               <w:rPr>
@@ -2282,7 +2282,7 @@
                 <w:noProof/>
                 <w:webHidden/>
               </w:rPr>
-              <w:t>17</w:t>
+              <w:t>20</w:t>
             </w:r>
             <w:r>
               <w:rPr>
@@ -2308,7 +2308,7 @@
               <w14:ligatures w14:val="standardContextual"/>
             </w:rPr>
           </w:pPr>
-          <w:hyperlink w:anchor="_Toc213116547" w:history="1">
+          <w:hyperlink w:anchor="_Toc213174195" w:history="1">
             <w:r>
               <w:rPr>
                 <w:rStyle w:val="Hyperlink"/>
@@ -2352,7 +2352,7 @@
                 <w:noProof/>
                 <w:webHidden/>
               </w:rPr>
-              <w:instrText xml:space="preserve"> PAGEREF _Toc213116547 \h </w:instrText>
+              <w:instrText xml:space="preserve"> PAGEREF _Toc213174195 \h </w:instrText>
             </w:r>
             <w:r>
               <w:rPr>
@@ -2372,7 +2372,7 @@
                 <w:noProof/>
                 <w:webHidden/>
               </w:rPr>
-              <w:t>17</w:t>
+              <w:t>20</w:t>
             </w:r>
             <w:r>
               <w:rPr>
@@ -2398,7 +2398,7 @@
               <w14:ligatures w14:val="standardContextual"/>
             </w:rPr>
           </w:pPr>
-          <w:hyperlink w:anchor="_Toc213116548" w:history="1">
+          <w:hyperlink w:anchor="_Toc213174196" w:history="1">
             <w:r>
               <w:rPr>
                 <w:rStyle w:val="Hyperlink"/>
@@ -2442,7 +2442,7 @@
                 <w:noProof/>
                 <w:webHidden/>
               </w:rPr>
-              <w:instrText xml:space="preserve"> PAGEREF _Toc213116548 \h </w:instrText>
+              <w:instrText xml:space="preserve"> PAGEREF _Toc213174196 \h </w:instrText>
             </w:r>
             <w:r>
               <w:rPr>
@@ -2462,7 +2462,7 @@
                 <w:noProof/>
                 <w:webHidden/>
               </w:rPr>
-              <w:t>17</w:t>
+              <w:t>20</w:t>
             </w:r>
             <w:r>
               <w:rPr>
@@ -2488,7 +2488,7 @@
               <w14:ligatures w14:val="standardContextual"/>
             </w:rPr>
           </w:pPr>
-          <w:hyperlink w:anchor="_Toc213116549" w:history="1">
+          <w:hyperlink w:anchor="_Toc213174197" w:history="1">
             <w:r>
               <w:rPr>
                 <w:rStyle w:val="Hyperlink"/>
@@ -2532,7 +2532,7 @@
                 <w:noProof/>
                 <w:webHidden/>
               </w:rPr>
-              <w:instrText xml:space="preserve"> PAGEREF _Toc213116549 \h </w:instrText>
+              <w:instrText xml:space="preserve"> PAGEREF _Toc213174197 \h </w:instrText>
             </w:r>
             <w:r>
               <w:rPr>
@@ -2552,7 +2552,7 @@
                 <w:noProof/>
                 <w:webHidden/>
               </w:rPr>
-              <w:t>17</w:t>
+              <w:t>20</w:t>
             </w:r>
             <w:r>
               <w:rPr>
@@ -2578,7 +2578,7 @@
               <w14:ligatures w14:val="standardContextual"/>
             </w:rPr>
           </w:pPr>
-          <w:hyperlink w:anchor="_Toc213116550" w:history="1">
+          <w:hyperlink w:anchor="_Toc213174198" w:history="1">
             <w:r>
               <w:rPr>
                 <w:rStyle w:val="Hyperlink"/>
@@ -2622,7 +2622,7 @@
                 <w:noProof/>
                 <w:webHidden/>
               </w:rPr>
-              <w:instrText xml:space="preserve"> PAGEREF _Toc213116550 \h </w:instrText>
+              <w:instrText xml:space="preserve"> PAGEREF _Toc213174198 \h </w:instrText>
             </w:r>
             <w:r>
               <w:rPr>
@@ -2642,7 +2642,7 @@
                 <w:noProof/>
                 <w:webHidden/>
               </w:rPr>
-              <w:t>18</w:t>
+              <w:t>21</w:t>
             </w:r>
             <w:r>
               <w:rPr>
@@ -2668,7 +2668,7 @@
               <w14:ligatures w14:val="standardContextual"/>
             </w:rPr>
           </w:pPr>
-          <w:hyperlink w:anchor="_Toc213116551" w:history="1">
+          <w:hyperlink w:anchor="_Toc213174199" w:history="1">
             <w:r>
               <w:rPr>
                 <w:rStyle w:val="Hyperlink"/>
@@ -2712,7 +2712,7 @@
                 <w:noProof/>
                 <w:webHidden/>
               </w:rPr>
-              <w:instrText xml:space="preserve"> PAGEREF _Toc213116551 \h </w:instrText>
+              <w:instrText xml:space="preserve"> PAGEREF _Toc213174199 \h </w:instrText>
             </w:r>
             <w:r>
               <w:rPr>
@@ -2732,7 +2732,7 @@
                 <w:noProof/>
                 <w:webHidden/>
               </w:rPr>
-              <w:t>18</w:t>
+              <w:t>21</w:t>
             </w:r>
             <w:r>
               <w:rPr>
@@ -2758,7 +2758,7 @@
               <w14:ligatures w14:val="standardContextual"/>
             </w:rPr>
           </w:pPr>
-          <w:hyperlink w:anchor="_Toc213116552" w:history="1">
+          <w:hyperlink w:anchor="_Toc213174200" w:history="1">
             <w:r>
               <w:rPr>
                 <w:rStyle w:val="Hyperlink"/>
@@ -2802,7 +2802,7 @@
                 <w:noProof/>
                 <w:webHidden/>
               </w:rPr>
-              <w:instrText xml:space="preserve"> PAGEREF _Toc213116552 \h </w:instrText>
+              <w:instrText xml:space="preserve"> PAGEREF _Toc213174200 \h </w:instrText>
             </w:r>
             <w:r>
               <w:rPr>
@@ -2822,7 +2822,7 @@
                 <w:noProof/>
                 <w:webHidden/>
               </w:rPr>
-              <w:t>18</w:t>
+              <w:t>21</w:t>
             </w:r>
             <w:r>
               <w:rPr>
@@ -2848,7 +2848,7 @@
               <w14:ligatures w14:val="standardContextual"/>
             </w:rPr>
           </w:pPr>
-          <w:hyperlink w:anchor="_Toc213116553" w:history="1">
+          <w:hyperlink w:anchor="_Toc213174201" w:history="1">
             <w:r>
               <w:rPr>
                 <w:rStyle w:val="Hyperlink"/>
@@ -2892,7 +2892,7 @@
                 <w:noProof/>
                 <w:webHidden/>
               </w:rPr>
-              <w:instrText xml:space="preserve"> PAGEREF _Toc213116553 \h </w:instrText>
+              <w:instrText xml:space="preserve"> PAGEREF _Toc213174201 \h </w:instrText>
             </w:r>
             <w:r>
               <w:rPr>
@@ -2912,7 +2912,7 @@
                 <w:noProof/>
                 <w:webHidden/>
               </w:rPr>
-              <w:t>18</w:t>
+              <w:t>21</w:t>
             </w:r>
             <w:r>
               <w:rPr>
@@ -2938,7 +2938,7 @@
               <w14:ligatures w14:val="standardContextual"/>
             </w:rPr>
           </w:pPr>
-          <w:hyperlink w:anchor="_Toc213116554" w:history="1">
+          <w:hyperlink w:anchor="_Toc213174202" w:history="1">
             <w:r>
               <w:rPr>
                 <w:rStyle w:val="Hyperlink"/>
@@ -2982,7 +2982,7 @@
                 <w:noProof/>
                 <w:webHidden/>
               </w:rPr>
-              <w:instrText xml:space="preserve"> PAGEREF _Toc213116554 \h </w:instrText>
+              <w:instrText xml:space="preserve"> PAGEREF _Toc213174202 \h </w:instrText>
             </w:r>
             <w:r>
               <w:rPr>
@@ -3002,7 +3002,7 @@
                 <w:noProof/>
                 <w:webHidden/>
               </w:rPr>
-              <w:t>18</w:t>
+              <w:t>21</w:t>
             </w:r>
             <w:r>
               <w:rPr>
@@ -3028,7 +3028,7 @@
               <w14:ligatures w14:val="standardContextual"/>
             </w:rPr>
           </w:pPr>
-          <w:hyperlink w:anchor="_Toc213116555" w:history="1">
+          <w:hyperlink w:anchor="_Toc213174203" w:history="1">
             <w:r>
               <w:rPr>
                 <w:rStyle w:val="Hyperlink"/>
@@ -3072,7 +3072,7 @@
                 <w:noProof/>
                 <w:webHidden/>
               </w:rPr>
-              <w:instrText xml:space="preserve"> PAGEREF _Toc213116555 \h </w:instrText>
+              <w:instrText xml:space="preserve"> PAGEREF _Toc213174203 \h </w:instrText>
             </w:r>
             <w:r>
               <w:rPr>
@@ -3092,7 +3092,97 @@
                 <w:noProof/>
                 <w:webHidden/>
               </w:rPr>
-              <w:t>22</w:t>
+              <w:t>25</w:t>
+            </w:r>
+            <w:r>
+              <w:rPr>
+                <w:noProof/>
+                <w:webHidden/>
+              </w:rPr>
+              <w:fldChar w:fldCharType="end"/>
+            </w:r>
+          </w:hyperlink>
+        </w:p>
+        <w:p>
+          <w:pPr>
+            <w:pStyle w:val="TOC2"/>
+            <w:tabs>
+              <w:tab w:val="left" w:pos="960"/>
+              <w:tab w:val="right" w:leader="dot" w:pos="9350"/>
+            </w:tabs>
+            <w:rPr>
+              <w:noProof/>
+              <w:kern w:val="2"/>
+              <w:sz w:val="24"/>
+              <w:szCs w:val="24"/>
+              <w14:ligatures w14:val="standardContextual"/>
+            </w:rPr>
+          </w:pPr>
+          <w:hyperlink w:anchor="_Toc213174204" w:history="1">
+            <w:r>
+              <w:rPr>
+                <w:rStyle w:val="Hyperlink"/>
+                <w:noProof/>
+              </w:rPr>
+              <w:t>7.10</w:t>
+            </w:r>
+            <w:r>
+              <w:rPr>
+                <w:noProof/>
+                <w:kern w:val="2"/>
+                <w:sz w:val="24"/>
+                <w:szCs w:val="24"/>
+                <w14:ligatures w14:val="standardContextual"/>
+              </w:rPr>
+              <w:tab/>
+            </w:r>
+            <w:r>
+              <w:rPr>
+                <w:rStyle w:val="Hyperlink"/>
+                <w:noProof/>
+              </w:rPr>
+              <w:t>Forcing a pointer to be interpreted as a type does have a name: Type punning</w:t>
+            </w:r>
+            <w:r>
+              <w:rPr>
+                <w:noProof/>
+                <w:webHidden/>
+              </w:rPr>
+              <w:tab/>
+            </w:r>
+            <w:r>
+              <w:rPr>
+                <w:noProof/>
+                <w:webHidden/>
+              </w:rPr>
+              <w:fldChar w:fldCharType="begin"/>
+            </w:r>
+            <w:r>
+              <w:rPr>
+                <w:noProof/>
+                <w:webHidden/>
+              </w:rPr>
+              <w:instrText xml:space="preserve"> PAGEREF _Toc213174204 \h </w:instrText>
+            </w:r>
+            <w:r>
+              <w:rPr>
+                <w:noProof/>
+                <w:webHidden/>
+              </w:rPr>
+            </w:r>
+            <w:r>
+              <w:rPr>
+                <w:noProof/>
+                <w:webHidden/>
+              </w:rPr>
+              <w:fldChar w:fldCharType="separate"/>
+            </w:r>
+            <w:r>
+              <w:rPr>
+                <w:noProof/>
+                <w:webHidden/>
+              </w:rPr>
+              <w:t>25</w:t>
             </w:r>
             <w:r>
               <w:rPr>
@@ -3118,7 +3208,7 @@
               <w14:ligatures w14:val="standardContextual"/>
             </w:rPr>
           </w:pPr>
-          <w:hyperlink w:anchor="_Toc213116556" w:history="1">
+          <w:hyperlink w:anchor="_Toc213174205" w:history="1">
             <w:r>
               <w:rPr>
                 <w:rStyle w:val="Hyperlink"/>
@@ -3162,7 +3252,7 @@
                 <w:noProof/>
                 <w:webHidden/>
               </w:rPr>
-              <w:instrText xml:space="preserve"> PAGEREF _Toc213116556 \h </w:instrText>
+              <w:instrText xml:space="preserve"> PAGEREF _Toc213174205 \h </w:instrText>
             </w:r>
             <w:r>
               <w:rPr>
@@ -3182,7 +3272,7 @@
                 <w:noProof/>
                 <w:webHidden/>
               </w:rPr>
-              <w:t>22</w:t>
+              <w:t>25</w:t>
             </w:r>
             <w:r>
               <w:rPr>
@@ -3208,7 +3298,7 @@
               <w14:ligatures w14:val="standardContextual"/>
             </w:rPr>
           </w:pPr>
-          <w:hyperlink w:anchor="_Toc213116557" w:history="1">
+          <w:hyperlink w:anchor="_Toc213174206" w:history="1">
             <w:r>
               <w:rPr>
                 <w:rStyle w:val="Hyperlink"/>
@@ -3252,7 +3342,7 @@
                 <w:noProof/>
                 <w:webHidden/>
               </w:rPr>
-              <w:instrText xml:space="preserve"> PAGEREF _Toc213116557 \h </w:instrText>
+              <w:instrText xml:space="preserve"> PAGEREF _Toc213174206 \h </w:instrText>
             </w:r>
             <w:r>
               <w:rPr>
@@ -3272,7 +3362,7 @@
                 <w:noProof/>
                 <w:webHidden/>
               </w:rPr>
-              <w:t>23</w:t>
+              <w:t>26</w:t>
             </w:r>
             <w:r>
               <w:rPr>
@@ -3298,7 +3388,7 @@
               <w14:ligatures w14:val="standardContextual"/>
             </w:rPr>
           </w:pPr>
-          <w:hyperlink w:anchor="_Toc213116558" w:history="1">
+          <w:hyperlink w:anchor="_Toc213174207" w:history="1">
             <w:r>
               <w:rPr>
                 <w:rStyle w:val="Hyperlink"/>
@@ -3342,7 +3432,7 @@
                 <w:noProof/>
                 <w:webHidden/>
               </w:rPr>
-              <w:instrText xml:space="preserve"> PAGEREF _Toc213116558 \h </w:instrText>
+              <w:instrText xml:space="preserve"> PAGEREF _Toc213174207 \h </w:instrText>
             </w:r>
             <w:r>
               <w:rPr>
@@ -3362,7 +3452,7 @@
                 <w:noProof/>
                 <w:webHidden/>
               </w:rPr>
-              <w:t>27</w:t>
+              <w:t>32</w:t>
             </w:r>
             <w:r>
               <w:rPr>
@@ -3388,7 +3478,7 @@
               <w14:ligatures w14:val="standardContextual"/>
             </w:rPr>
           </w:pPr>
-          <w:hyperlink w:anchor="_Toc213116559" w:history="1">
+          <w:hyperlink w:anchor="_Toc213174208" w:history="1">
             <w:r>
               <w:rPr>
                 <w:rStyle w:val="Hyperlink"/>
@@ -3432,7 +3522,7 @@
                 <w:noProof/>
                 <w:webHidden/>
               </w:rPr>
-              <w:instrText xml:space="preserve"> PAGEREF _Toc213116559 \h </w:instrText>
+              <w:instrText xml:space="preserve"> PAGEREF _Toc213174208 \h </w:instrText>
             </w:r>
             <w:r>
               <w:rPr>
@@ -3452,7 +3542,7 @@
                 <w:noProof/>
                 <w:webHidden/>
               </w:rPr>
-              <w:t>28</w:t>
+              <w:t>33</w:t>
             </w:r>
             <w:r>
               <w:rPr>
@@ -3478,7 +3568,7 @@
               <w14:ligatures w14:val="standardContextual"/>
             </w:rPr>
           </w:pPr>
-          <w:hyperlink w:anchor="_Toc213116560" w:history="1">
+          <w:hyperlink w:anchor="_Toc213174209" w:history="1">
             <w:r>
               <w:rPr>
                 <w:rStyle w:val="Hyperlink"/>
@@ -3522,7 +3612,7 @@
                 <w:noProof/>
                 <w:webHidden/>
               </w:rPr>
-              <w:instrText xml:space="preserve"> PAGEREF _Toc213116560 \h </w:instrText>
+              <w:instrText xml:space="preserve"> PAGEREF _Toc213174209 \h </w:instrText>
             </w:r>
             <w:r>
               <w:rPr>
@@ -3542,7 +3632,7 @@
                 <w:noProof/>
                 <w:webHidden/>
               </w:rPr>
-              <w:t>29</w:t>
+              <w:t>33</w:t>
             </w:r>
             <w:r>
               <w:rPr>
@@ -3560,7 +3650,6 @@
               <w:bCs/>
               <w:noProof/>
             </w:rPr>
-            <w:lastRenderedPageBreak/>
             <w:fldChar w:fldCharType="end"/>
           </w:r>
         </w:p>
@@ -3578,7 +3667,7 @@
       <w:pPr>
         <w:pStyle w:val="Heading1"/>
       </w:pPr>
-      <w:bookmarkStart w:id="0" w:name="_Toc213116530"/>
+      <w:bookmarkStart w:id="0" w:name="_Toc213174178"/>
       <w:r>
         <w:t>Tusmuert</w:t>
       </w:r>
@@ -4022,7 +4111,7 @@
       <w:pPr>
         <w:pStyle w:val="Heading1"/>
       </w:pPr>
-      <w:bookmarkStart w:id="1" w:name="_Toc213116531"/>
+      <w:bookmarkStart w:id="1" w:name="_Toc213174179"/>
       <w:r>
         <w:t>Bootloader</w:t>
       </w:r>
@@ -4566,7 +4655,7 @@
       <w:pPr>
         <w:pStyle w:val="Heading1"/>
       </w:pPr>
-      <w:bookmarkStart w:id="2" w:name="_Toc213116532"/>
+      <w:bookmarkStart w:id="2" w:name="_Toc213174180"/>
       <w:r>
         <w:t>Helpers and auxiliary tools</w:t>
       </w:r>
@@ -4577,13 +4666,66 @@
       <w:pPr>
         <w:pStyle w:val="Heading2"/>
       </w:pPr>
-      <w:bookmarkStart w:id="3" w:name="_Toc213116533"/>
+      <w:bookmarkStart w:id="3" w:name="_Toc213174181"/>
       <w:r>
         <w:t>FAT32 image creator</w:t>
       </w:r>
       <w:bookmarkEnd w:id="3"/>
     </w:p>
     <w:p/>
+    <w:p>
+      <w:r>
+        <w:t>Revamp this section to multiple small tools:</w:t>
+      </w:r>
+    </w:p>
+    <w:p>
+      <w:pPr>
+        <w:pStyle w:val="ListParagraph"/>
+        <w:numPr>
+          <w:ilvl w:val="0"/>
+          <w:numId w:val="1"/>
+        </w:numPr>
+      </w:pPr>
+      <w:r>
+        <w:t>Empty disk creator</w:t>
+      </w:r>
+    </w:p>
+    <w:p>
+      <w:pPr>
+        <w:pStyle w:val="ListParagraph"/>
+        <w:numPr>
+          <w:ilvl w:val="0"/>
+          <w:numId w:val="1"/>
+        </w:numPr>
+      </w:pPr>
+      <w:r>
+        <w:t>FAT32 formater (with the idea to include FAT12/16, HD/Floppy)</w:t>
+      </w:r>
+    </w:p>
+    <w:p>
+      <w:pPr>
+        <w:pStyle w:val="ListParagraph"/>
+        <w:numPr>
+          <w:ilvl w:val="0"/>
+          <w:numId w:val="1"/>
+        </w:numPr>
+      </w:pPr>
+      <w:r>
+        <w:t>Binary injector on offset</w:t>
+      </w:r>
+    </w:p>
+    <w:p>
+      <w:pPr>
+        <w:pStyle w:val="ListParagraph"/>
+        <w:numPr>
+          <w:ilvl w:val="0"/>
+          <w:numId w:val="1"/>
+        </w:numPr>
+      </w:pPr>
+      <w:r>
+        <w:t>One file adder</w:t>
+      </w:r>
+    </w:p>
     <w:p>
       <w:pPr>
         <w:rPr>
@@ -4676,8 +4818,12 @@
         </w:numPr>
       </w:pPr>
       <w:r>
+        <w:lastRenderedPageBreak/>
         <w:t>Language: C</w:t>
       </w:r>
+      <w:r>
+        <w:t xml:space="preserve"> or Rust</w:t>
+      </w:r>
     </w:p>
     <w:p>
       <w:pPr>
@@ -4724,6 +4870,42 @@
         </w:numPr>
       </w:pPr>
       <w:r>
+        <w:t>If Rust:</w:t>
+      </w:r>
+    </w:p>
+    <w:p>
+      <w:pPr>
+        <w:pStyle w:val="ListParagraph"/>
+        <w:numPr>
+          <w:ilvl w:val="1"/>
+          <w:numId w:val="1"/>
+        </w:numPr>
+      </w:pPr>
+      <w:r>
+        <w:t>Crates:</w:t>
+      </w:r>
+    </w:p>
+    <w:p>
+      <w:pPr>
+        <w:pStyle w:val="ListParagraph"/>
+        <w:numPr>
+          <w:ilvl w:val="2"/>
+          <w:numId w:val="1"/>
+        </w:numPr>
+      </w:pPr>
+      <w:r>
+        <w:t>Clap, to handle the command line arguments</w:t>
+      </w:r>
+    </w:p>
+    <w:p>
+      <w:pPr>
+        <w:pStyle w:val="ListParagraph"/>
+        <w:numPr>
+          <w:ilvl w:val="0"/>
+          <w:numId w:val="1"/>
+        </w:numPr>
+      </w:pPr>
+      <w:r>
         <w:t>Process</w:t>
       </w:r>
       <w:r>
@@ -4739,7 +4921,6 @@
         </w:numPr>
       </w:pPr>
       <w:r>
-        <w:lastRenderedPageBreak/>
         <w:t xml:space="preserve">Take the list of arguments and split it on: </w:t>
       </w:r>
       <w:r>
@@ -4887,6 +5068,11 @@
       </w:r>
     </w:p>
     <w:p>
+      <w:r>
+        <w:t>FAT32 structure details:</w:t>
+      </w:r>
+    </w:p>
+    <w:p>
       <w:pPr>
         <w:pStyle w:val="ListParagraph"/>
         <w:numPr>
@@ -4895,29 +5081,32 @@
         </w:numPr>
       </w:pPr>
       <w:r>
-        <w:t>FAT32 structure details:</w:t>
+        <w:t>MBR</w:t>
+      </w:r>
+      <w:r>
+        <w:t>:</w:t>
       </w:r>
     </w:p>
     <w:tbl>
       <w:tblPr>
         <w:tblStyle w:val="TableGrid"/>
-        <w:tblW w:w="12971" w:type="dxa"/>
+        <w:tblW w:w="10457" w:type="dxa"/>
         <w:tblInd w:w="-995" w:type="dxa"/>
         <w:tblLook w:val="04A0" w:firstRow="1" w:lastRow="0" w:firstColumn="1" w:lastColumn="0" w:noHBand="0" w:noVBand="1"/>
       </w:tblPr>
       <w:tblGrid>
-        <w:gridCol w:w="1693"/>
-        <w:gridCol w:w="1792"/>
-        <w:gridCol w:w="1004"/>
-        <w:gridCol w:w="821"/>
-        <w:gridCol w:w="1350"/>
-        <w:gridCol w:w="3881"/>
-        <w:gridCol w:w="2430"/>
+        <w:gridCol w:w="1414"/>
+        <w:gridCol w:w="1419"/>
+        <w:gridCol w:w="909"/>
+        <w:gridCol w:w="740"/>
+        <w:gridCol w:w="1201"/>
+        <w:gridCol w:w="2785"/>
+        <w:gridCol w:w="1989"/>
       </w:tblGrid>
       <w:tr>
         <w:tc>
           <w:tcPr>
-            <w:tcW w:w="1693" w:type="dxa"/>
+            <w:tcW w:w="1414" w:type="dxa"/>
           </w:tcPr>
           <w:p>
             <w:pPr>
@@ -4937,7 +5126,7 @@
         </w:tc>
         <w:tc>
           <w:tcPr>
-            <w:tcW w:w="1792" w:type="dxa"/>
+            <w:tcW w:w="1419" w:type="dxa"/>
           </w:tcPr>
           <w:p>
             <w:pPr>
@@ -4957,7 +5146,7 @@
         </w:tc>
         <w:tc>
           <w:tcPr>
-            <w:tcW w:w="1004" w:type="dxa"/>
+            <w:tcW w:w="909" w:type="dxa"/>
           </w:tcPr>
           <w:p>
             <w:pPr>
@@ -4977,7 +5166,7 @@
         </w:tc>
         <w:tc>
           <w:tcPr>
-            <w:tcW w:w="821" w:type="dxa"/>
+            <w:tcW w:w="740" w:type="dxa"/>
           </w:tcPr>
           <w:p>
             <w:pPr>
@@ -4997,7 +5186,7 @@
         </w:tc>
         <w:tc>
           <w:tcPr>
-            <w:tcW w:w="1350" w:type="dxa"/>
+            <w:tcW w:w="1201" w:type="dxa"/>
           </w:tcPr>
           <w:p>
             <w:pPr>
@@ -5011,13 +5200,27 @@
                 <w:sz w:val="16"/>
                 <w:szCs w:val="16"/>
               </w:rPr>
-              <w:t>TotalBytes</w:t>
-            </w:r>
-          </w:p>
-        </w:tc>
-        <w:tc>
-          <w:tcPr>
-            <w:tcW w:w="3881" w:type="dxa"/>
+              <w:t>Total</w:t>
+            </w:r>
+            <w:r>
+              <w:rPr>
+                <w:sz w:val="16"/>
+                <w:szCs w:val="16"/>
+              </w:rPr>
+              <w:t xml:space="preserve"> </w:t>
+            </w:r>
+            <w:r>
+              <w:rPr>
+                <w:sz w:val="16"/>
+                <w:szCs w:val="16"/>
+              </w:rPr>
+              <w:t>Bytes</w:t>
+            </w:r>
+          </w:p>
+        </w:tc>
+        <w:tc>
+          <w:tcPr>
+            <w:tcW w:w="2785" w:type="dxa"/>
           </w:tcPr>
           <w:p>
             <w:pPr>
@@ -5031,27 +5234,27 @@
                 <w:sz w:val="16"/>
                 <w:szCs w:val="16"/>
               </w:rPr>
+              <w:t>Comments</w:t>
+            </w:r>
+          </w:p>
+        </w:tc>
+        <w:tc>
+          <w:tcPr>
+            <w:tcW w:w="1989" w:type="dxa"/>
+          </w:tcPr>
+          <w:p>
+            <w:pPr>
+              <w:rPr>
+                <w:sz w:val="16"/>
+                <w:szCs w:val="16"/>
+              </w:rPr>
+            </w:pPr>
+            <w:r>
+              <w:rPr>
+                <w:sz w:val="16"/>
+                <w:szCs w:val="16"/>
+              </w:rPr>
               <w:t>Value</w:t>
-            </w:r>
-          </w:p>
-        </w:tc>
-        <w:tc>
-          <w:tcPr>
-            <w:tcW w:w="2430" w:type="dxa"/>
-          </w:tcPr>
-          <w:p>
-            <w:pPr>
-              <w:rPr>
-                <w:sz w:val="16"/>
-                <w:szCs w:val="16"/>
-              </w:rPr>
-            </w:pPr>
-            <w:r>
-              <w:rPr>
-                <w:sz w:val="16"/>
-                <w:szCs w:val="16"/>
-              </w:rPr>
-              <w:t>Comments</w:t>
             </w:r>
           </w:p>
         </w:tc>
@@ -5059,7 +5262,7 @@
       <w:tr>
         <w:tc>
           <w:tcPr>
-            <w:tcW w:w="1693" w:type="dxa"/>
+            <w:tcW w:w="1414" w:type="dxa"/>
           </w:tcPr>
           <w:p>
             <w:pPr>
@@ -5079,7 +5282,7 @@
         </w:tc>
         <w:tc>
           <w:tcPr>
-            <w:tcW w:w="1792" w:type="dxa"/>
+            <w:tcW w:w="1419" w:type="dxa"/>
           </w:tcPr>
           <w:p>
             <w:pPr>
@@ -5099,7 +5302,7 @@
         </w:tc>
         <w:tc>
           <w:tcPr>
-            <w:tcW w:w="1004" w:type="dxa"/>
+            <w:tcW w:w="909" w:type="dxa"/>
           </w:tcPr>
           <w:p>
             <w:pPr>
@@ -5119,7 +5322,7 @@
         </w:tc>
         <w:tc>
           <w:tcPr>
-            <w:tcW w:w="821" w:type="dxa"/>
+            <w:tcW w:w="740" w:type="dxa"/>
           </w:tcPr>
           <w:p>
             <w:pPr>
@@ -5139,7 +5342,7 @@
         </w:tc>
         <w:tc>
           <w:tcPr>
-            <w:tcW w:w="1350" w:type="dxa"/>
+            <w:tcW w:w="1201" w:type="dxa"/>
           </w:tcPr>
           <w:p>
             <w:pPr>
@@ -5159,7 +5362,7 @@
         </w:tc>
         <w:tc>
           <w:tcPr>
-            <w:tcW w:w="3881" w:type="dxa"/>
+            <w:tcW w:w="2785" w:type="dxa"/>
           </w:tcPr>
           <w:p>
             <w:pPr>
@@ -5179,7 +5382,7 @@
         </w:tc>
         <w:tc>
           <w:tcPr>
-            <w:tcW w:w="2430" w:type="dxa"/>
+            <w:tcW w:w="1989" w:type="dxa"/>
           </w:tcPr>
           <w:p>
             <w:pPr>
@@ -5201,7 +5404,7 @@
       <w:tr>
         <w:tc>
           <w:tcPr>
-            <w:tcW w:w="1693" w:type="dxa"/>
+            <w:tcW w:w="1414" w:type="dxa"/>
           </w:tcPr>
           <w:p>
             <w:pPr>
@@ -5215,27 +5418,13 @@
                 <w:sz w:val="16"/>
                 <w:szCs w:val="16"/>
               </w:rPr>
-              <w:t>0x0</w:t>
-            </w:r>
-            <w:r>
-              <w:rPr>
-                <w:sz w:val="16"/>
-                <w:szCs w:val="16"/>
-              </w:rPr>
-              <w:t>0000</w:t>
-            </w:r>
-            <w:r>
-              <w:rPr>
-                <w:sz w:val="16"/>
-                <w:szCs w:val="16"/>
-              </w:rPr>
-              <w:t>1BE</w:t>
-            </w:r>
-          </w:p>
-        </w:tc>
-        <w:tc>
-          <w:tcPr>
-            <w:tcW w:w="1792" w:type="dxa"/>
+              <w:t>0x000001BE</w:t>
+            </w:r>
+          </w:p>
+        </w:tc>
+        <w:tc>
+          <w:tcPr>
+            <w:tcW w:w="1419" w:type="dxa"/>
           </w:tcPr>
           <w:p>
             <w:pPr>
@@ -5255,7 +5444,7 @@
         </w:tc>
         <w:tc>
           <w:tcPr>
-            <w:tcW w:w="1004" w:type="dxa"/>
+            <w:tcW w:w="909" w:type="dxa"/>
           </w:tcPr>
           <w:p>
             <w:pPr>
@@ -5275,7 +5464,7 @@
         </w:tc>
         <w:tc>
           <w:tcPr>
-            <w:tcW w:w="821" w:type="dxa"/>
+            <w:tcW w:w="740" w:type="dxa"/>
           </w:tcPr>
           <w:p>
             <w:pPr>
@@ -5295,7 +5484,7 @@
         </w:tc>
         <w:tc>
           <w:tcPr>
-            <w:tcW w:w="1350" w:type="dxa"/>
+            <w:tcW w:w="1201" w:type="dxa"/>
           </w:tcPr>
           <w:p>
             <w:pPr>
@@ -5315,7 +5504,7 @@
         </w:tc>
         <w:tc>
           <w:tcPr>
-            <w:tcW w:w="3881" w:type="dxa"/>
+            <w:tcW w:w="2785" w:type="dxa"/>
           </w:tcPr>
           <w:p>
             <w:pPr>
@@ -5326,6 +5515,7 @@
             </w:pPr>
             <w:r>
               <w:rPr>
+                <w:color w:val="EE0000"/>
                 <w:sz w:val="16"/>
                 <w:szCs w:val="16"/>
               </w:rPr>
@@ -5335,7 +5525,7 @@
         </w:tc>
         <w:tc>
           <w:tcPr>
-            <w:tcW w:w="2430" w:type="dxa"/>
+            <w:tcW w:w="1989" w:type="dxa"/>
           </w:tcPr>
           <w:p>
             <w:pPr>
@@ -5350,7 +5540,7 @@
       <w:tr>
         <w:tc>
           <w:tcPr>
-            <w:tcW w:w="1693" w:type="dxa"/>
+            <w:tcW w:w="1414" w:type="dxa"/>
           </w:tcPr>
           <w:p>
             <w:pPr>
@@ -5370,7 +5560,7 @@
         </w:tc>
         <w:tc>
           <w:tcPr>
-            <w:tcW w:w="1792" w:type="dxa"/>
+            <w:tcW w:w="1419" w:type="dxa"/>
           </w:tcPr>
           <w:p>
             <w:pPr>
@@ -5390,7 +5580,7 @@
         </w:tc>
         <w:tc>
           <w:tcPr>
-            <w:tcW w:w="1004" w:type="dxa"/>
+            <w:tcW w:w="909" w:type="dxa"/>
           </w:tcPr>
           <w:p>
             <w:pPr>
@@ -5410,7 +5600,7 @@
         </w:tc>
         <w:tc>
           <w:tcPr>
-            <w:tcW w:w="821" w:type="dxa"/>
+            <w:tcW w:w="740" w:type="dxa"/>
           </w:tcPr>
           <w:p>
             <w:pPr>
@@ -5430,7 +5620,7 @@
         </w:tc>
         <w:tc>
           <w:tcPr>
-            <w:tcW w:w="1350" w:type="dxa"/>
+            <w:tcW w:w="1201" w:type="dxa"/>
           </w:tcPr>
           <w:p>
             <w:pPr>
@@ -5450,7 +5640,7 @@
         </w:tc>
         <w:tc>
           <w:tcPr>
-            <w:tcW w:w="3881" w:type="dxa"/>
+            <w:tcW w:w="2785" w:type="dxa"/>
           </w:tcPr>
           <w:p>
             <w:pPr>
@@ -5470,7 +5660,7 @@
         </w:tc>
         <w:tc>
           <w:tcPr>
-            <w:tcW w:w="2430" w:type="dxa"/>
+            <w:tcW w:w="1989" w:type="dxa"/>
           </w:tcPr>
           <w:p>
             <w:pPr>
@@ -5485,7 +5675,7 @@
       <w:tr>
         <w:tc>
           <w:tcPr>
-            <w:tcW w:w="1693" w:type="dxa"/>
+            <w:tcW w:w="1414" w:type="dxa"/>
           </w:tcPr>
           <w:p>
             <w:pPr>
@@ -5505,7 +5695,7 @@
         </w:tc>
         <w:tc>
           <w:tcPr>
-            <w:tcW w:w="1792" w:type="dxa"/>
+            <w:tcW w:w="1419" w:type="dxa"/>
           </w:tcPr>
           <w:p>
             <w:pPr>
@@ -5519,27 +5709,13 @@
                 <w:sz w:val="16"/>
                 <w:szCs w:val="16"/>
               </w:rPr>
-              <w:t>0x01</w:t>
-            </w:r>
-            <w:r>
-              <w:rPr>
-                <w:sz w:val="16"/>
-                <w:szCs w:val="16"/>
-              </w:rPr>
-              <w:t>D</w:t>
-            </w:r>
-            <w:r>
-              <w:rPr>
-                <w:sz w:val="16"/>
-                <w:szCs w:val="16"/>
-              </w:rPr>
-              <w:t>E</w:t>
-            </w:r>
-          </w:p>
-        </w:tc>
-        <w:tc>
-          <w:tcPr>
-            <w:tcW w:w="1004" w:type="dxa"/>
+              <w:t>0x01DE</w:t>
+            </w:r>
+          </w:p>
+        </w:tc>
+        <w:tc>
+          <w:tcPr>
+            <w:tcW w:w="909" w:type="dxa"/>
           </w:tcPr>
           <w:p>
             <w:pPr>
@@ -5559,7 +5735,7 @@
         </w:tc>
         <w:tc>
           <w:tcPr>
-            <w:tcW w:w="821" w:type="dxa"/>
+            <w:tcW w:w="740" w:type="dxa"/>
           </w:tcPr>
           <w:p>
             <w:pPr>
@@ -5579,7 +5755,7 @@
         </w:tc>
         <w:tc>
           <w:tcPr>
-            <w:tcW w:w="1350" w:type="dxa"/>
+            <w:tcW w:w="1201" w:type="dxa"/>
           </w:tcPr>
           <w:p>
             <w:pPr>
@@ -5599,7 +5775,7 @@
         </w:tc>
         <w:tc>
           <w:tcPr>
-            <w:tcW w:w="3881" w:type="dxa"/>
+            <w:tcW w:w="2785" w:type="dxa"/>
           </w:tcPr>
           <w:p>
             <w:pPr>
@@ -5619,7 +5795,7 @@
         </w:tc>
         <w:tc>
           <w:tcPr>
-            <w:tcW w:w="2430" w:type="dxa"/>
+            <w:tcW w:w="1989" w:type="dxa"/>
           </w:tcPr>
           <w:p>
             <w:pPr>
@@ -5634,7 +5810,7 @@
       <w:tr>
         <w:tc>
           <w:tcPr>
-            <w:tcW w:w="1693" w:type="dxa"/>
+            <w:tcW w:w="1414" w:type="dxa"/>
           </w:tcPr>
           <w:p>
             <w:pPr>
@@ -5654,7 +5830,7 @@
         </w:tc>
         <w:tc>
           <w:tcPr>
-            <w:tcW w:w="1792" w:type="dxa"/>
+            <w:tcW w:w="1419" w:type="dxa"/>
           </w:tcPr>
           <w:p>
             <w:pPr>
@@ -5674,7 +5850,7 @@
         </w:tc>
         <w:tc>
           <w:tcPr>
-            <w:tcW w:w="1004" w:type="dxa"/>
+            <w:tcW w:w="909" w:type="dxa"/>
           </w:tcPr>
           <w:p>
             <w:pPr>
@@ -5694,7 +5870,7 @@
         </w:tc>
         <w:tc>
           <w:tcPr>
-            <w:tcW w:w="821" w:type="dxa"/>
+            <w:tcW w:w="740" w:type="dxa"/>
           </w:tcPr>
           <w:p>
             <w:pPr>
@@ -5714,7 +5890,7 @@
         </w:tc>
         <w:tc>
           <w:tcPr>
-            <w:tcW w:w="1350" w:type="dxa"/>
+            <w:tcW w:w="1201" w:type="dxa"/>
           </w:tcPr>
           <w:p>
             <w:pPr>
@@ -5734,7 +5910,7 @@
         </w:tc>
         <w:tc>
           <w:tcPr>
-            <w:tcW w:w="3881" w:type="dxa"/>
+            <w:tcW w:w="2785" w:type="dxa"/>
           </w:tcPr>
           <w:p>
             <w:pPr>
@@ -5754,7 +5930,7 @@
         </w:tc>
         <w:tc>
           <w:tcPr>
-            <w:tcW w:w="2430" w:type="dxa"/>
+            <w:tcW w:w="1989" w:type="dxa"/>
           </w:tcPr>
           <w:p>
             <w:pPr>
@@ -5769,7 +5945,7 @@
       <w:tr>
         <w:tc>
           <w:tcPr>
-            <w:tcW w:w="1693" w:type="dxa"/>
+            <w:tcW w:w="1414" w:type="dxa"/>
           </w:tcPr>
           <w:p>
             <w:pPr>
@@ -5789,7 +5965,7 @@
         </w:tc>
         <w:tc>
           <w:tcPr>
-            <w:tcW w:w="1792" w:type="dxa"/>
+            <w:tcW w:w="1419" w:type="dxa"/>
           </w:tcPr>
           <w:p>
             <w:pPr>
@@ -5809,7 +5985,7 @@
         </w:tc>
         <w:tc>
           <w:tcPr>
-            <w:tcW w:w="1004" w:type="dxa"/>
+            <w:tcW w:w="909" w:type="dxa"/>
           </w:tcPr>
           <w:p>
             <w:pPr>
@@ -5829,7 +6005,7 @@
         </w:tc>
         <w:tc>
           <w:tcPr>
-            <w:tcW w:w="821" w:type="dxa"/>
+            <w:tcW w:w="740" w:type="dxa"/>
           </w:tcPr>
           <w:p>
             <w:pPr>
@@ -5849,7 +6025,7 @@
         </w:tc>
         <w:tc>
           <w:tcPr>
-            <w:tcW w:w="1350" w:type="dxa"/>
+            <w:tcW w:w="1201" w:type="dxa"/>
           </w:tcPr>
           <w:p>
             <w:pPr>
@@ -5869,7 +6045,7 @@
         </w:tc>
         <w:tc>
           <w:tcPr>
-            <w:tcW w:w="3881" w:type="dxa"/>
+            <w:tcW w:w="2785" w:type="dxa"/>
           </w:tcPr>
           <w:p>
             <w:pPr>
@@ -5889,7 +6065,7 @@
         </w:tc>
         <w:tc>
           <w:tcPr>
-            <w:tcW w:w="2430" w:type="dxa"/>
+            <w:tcW w:w="1989" w:type="dxa"/>
           </w:tcPr>
           <w:p>
             <w:pPr>
@@ -5898,13 +6074,216 @@
                 <w:szCs w:val="16"/>
               </w:rPr>
             </w:pPr>
+          </w:p>
+        </w:tc>
+      </w:tr>
+    </w:tbl>
+    <w:p/>
+    <w:p>
+      <w:pPr>
+        <w:pStyle w:val="ListParagraph"/>
+        <w:numPr>
+          <w:ilvl w:val="0"/>
+          <w:numId w:val="1"/>
+        </w:numPr>
+        <w:rPr>
+          <w:color w:val="EE0000"/>
+        </w:rPr>
+      </w:pPr>
+      <w:r>
+        <w:rPr>
+          <w:color w:val="EE0000"/>
+          <w:sz w:val="16"/>
+          <w:szCs w:val="16"/>
+        </w:rPr>
+        <w:t>1st Partition entry</w:t>
+      </w:r>
+      <w:r>
+        <w:rPr>
+          <w:color w:val="EE0000"/>
+          <w:sz w:val="16"/>
+          <w:szCs w:val="16"/>
+        </w:rPr>
+        <w:t>:</w:t>
+      </w:r>
+    </w:p>
+    <w:p/>
+    <w:tbl>
+      <w:tblPr>
+        <w:tblStyle w:val="TableGrid"/>
+        <w:tblW w:w="10458" w:type="dxa"/>
+        <w:tblInd w:w="-995" w:type="dxa"/>
+        <w:tblLook w:val="04A0" w:firstRow="1" w:lastRow="0" w:firstColumn="1" w:lastColumn="0" w:noHBand="0" w:noVBand="1"/>
+      </w:tblPr>
+      <w:tblGrid>
+        <w:gridCol w:w="1313"/>
+        <w:gridCol w:w="1251"/>
+        <w:gridCol w:w="1559"/>
+        <w:gridCol w:w="709"/>
+        <w:gridCol w:w="1201"/>
+        <w:gridCol w:w="2436"/>
+        <w:gridCol w:w="1989"/>
+      </w:tblGrid>
+      <w:tr>
+        <w:tc>
+          <w:tcPr>
+            <w:tcW w:w="1313" w:type="dxa"/>
+          </w:tcPr>
+          <w:p>
+            <w:pPr>
+              <w:rPr>
+                <w:sz w:val="16"/>
+                <w:szCs w:val="16"/>
+              </w:rPr>
+            </w:pPr>
+            <w:r>
+              <w:rPr>
+                <w:sz w:val="16"/>
+                <w:szCs w:val="16"/>
+              </w:rPr>
+              <w:t>General Offset</w:t>
+            </w:r>
+          </w:p>
+        </w:tc>
+        <w:tc>
+          <w:tcPr>
+            <w:tcW w:w="1251" w:type="dxa"/>
+          </w:tcPr>
+          <w:p>
+            <w:pPr>
+              <w:rPr>
+                <w:sz w:val="16"/>
+                <w:szCs w:val="16"/>
+              </w:rPr>
+            </w:pPr>
+            <w:r>
+              <w:rPr>
+                <w:sz w:val="16"/>
+                <w:szCs w:val="16"/>
+              </w:rPr>
+              <w:t>Relative Offset</w:t>
+            </w:r>
+          </w:p>
+        </w:tc>
+        <w:tc>
+          <w:tcPr>
+            <w:tcW w:w="1559" w:type="dxa"/>
+          </w:tcPr>
+          <w:p>
+            <w:pPr>
+              <w:rPr>
+                <w:sz w:val="16"/>
+                <w:szCs w:val="16"/>
+              </w:rPr>
+            </w:pPr>
+            <w:r>
+              <w:rPr>
+                <w:sz w:val="16"/>
+                <w:szCs w:val="16"/>
+              </w:rPr>
+              <w:t>Section</w:t>
+            </w:r>
+          </w:p>
+        </w:tc>
+        <w:tc>
+          <w:tcPr>
+            <w:tcW w:w="709" w:type="dxa"/>
+          </w:tcPr>
+          <w:p>
+            <w:pPr>
+              <w:rPr>
+                <w:sz w:val="16"/>
+                <w:szCs w:val="16"/>
+              </w:rPr>
+            </w:pPr>
+            <w:r>
+              <w:rPr>
+                <w:sz w:val="16"/>
+                <w:szCs w:val="16"/>
+              </w:rPr>
+              <w:t>Bytes</w:t>
+            </w:r>
+          </w:p>
+        </w:tc>
+        <w:tc>
+          <w:tcPr>
+            <w:tcW w:w="1201" w:type="dxa"/>
+          </w:tcPr>
+          <w:p>
+            <w:pPr>
+              <w:rPr>
+                <w:sz w:val="16"/>
+                <w:szCs w:val="16"/>
+              </w:rPr>
+            </w:pPr>
+            <w:r>
+              <w:rPr>
+                <w:sz w:val="16"/>
+                <w:szCs w:val="16"/>
+              </w:rPr>
+              <w:t>Total</w:t>
+            </w:r>
+            <w:r>
+              <w:rPr>
+                <w:sz w:val="16"/>
+                <w:szCs w:val="16"/>
+              </w:rPr>
+              <w:t xml:space="preserve"> </w:t>
+            </w:r>
+            <w:r>
+              <w:rPr>
+                <w:sz w:val="16"/>
+                <w:szCs w:val="16"/>
+              </w:rPr>
+              <w:t>Bytes</w:t>
+            </w:r>
+          </w:p>
+        </w:tc>
+        <w:tc>
+          <w:tcPr>
+            <w:tcW w:w="2436" w:type="dxa"/>
+          </w:tcPr>
+          <w:p>
+            <w:pPr>
+              <w:rPr>
+                <w:sz w:val="16"/>
+                <w:szCs w:val="16"/>
+              </w:rPr>
+            </w:pPr>
+            <w:r>
+              <w:rPr>
+                <w:sz w:val="16"/>
+                <w:szCs w:val="16"/>
+              </w:rPr>
+              <w:t>Comments</w:t>
+            </w:r>
+          </w:p>
+        </w:tc>
+        <w:tc>
+          <w:tcPr>
+            <w:tcW w:w="1989" w:type="dxa"/>
+          </w:tcPr>
+          <w:p>
+            <w:pPr>
+              <w:rPr>
+                <w:sz w:val="16"/>
+                <w:szCs w:val="16"/>
+              </w:rPr>
+            </w:pPr>
+            <w:r>
+              <w:rPr>
+                <w:sz w:val="16"/>
+                <w:szCs w:val="16"/>
+              </w:rPr>
+              <w:t>Value</w:t>
+            </w:r>
           </w:p>
         </w:tc>
       </w:tr>
       <w:tr>
         <w:tc>
           <w:tcPr>
-            <w:tcW w:w="1693" w:type="dxa"/>
+            <w:tcW w:w="1313" w:type="dxa"/>
           </w:tcPr>
           <w:p>
             <w:pPr>
@@ -5913,11 +6292,18 @@
                 <w:szCs w:val="16"/>
               </w:rPr>
             </w:pPr>
-          </w:p>
-        </w:tc>
-        <w:tc>
-          <w:tcPr>
-            <w:tcW w:w="1792" w:type="dxa"/>
+            <w:r>
+              <w:rPr>
+                <w:sz w:val="16"/>
+                <w:szCs w:val="16"/>
+              </w:rPr>
+              <w:t>0x000001BE</w:t>
+            </w:r>
+          </w:p>
+        </w:tc>
+        <w:tc>
+          <w:tcPr>
+            <w:tcW w:w="1251" w:type="dxa"/>
           </w:tcPr>
           <w:p>
             <w:pPr>
@@ -5926,11 +6312,18 @@
                 <w:szCs w:val="16"/>
               </w:rPr>
             </w:pPr>
-          </w:p>
-        </w:tc>
-        <w:tc>
-          <w:tcPr>
-            <w:tcW w:w="1004" w:type="dxa"/>
+            <w:r>
+              <w:rPr>
+                <w:sz w:val="16"/>
+                <w:szCs w:val="16"/>
+              </w:rPr>
+              <w:t>0x0000</w:t>
+            </w:r>
+          </w:p>
+        </w:tc>
+        <w:tc>
+          <w:tcPr>
+            <w:tcW w:w="1559" w:type="dxa"/>
           </w:tcPr>
           <w:p>
             <w:pPr>
@@ -5939,11 +6332,18 @@
                 <w:szCs w:val="16"/>
               </w:rPr>
             </w:pPr>
-          </w:p>
-        </w:tc>
-        <w:tc>
-          <w:tcPr>
-            <w:tcW w:w="821" w:type="dxa"/>
+            <w:r>
+              <w:rPr>
+                <w:sz w:val="16"/>
+                <w:szCs w:val="16"/>
+              </w:rPr>
+              <w:t>1st Partition entry</w:t>
+            </w:r>
+          </w:p>
+        </w:tc>
+        <w:tc>
+          <w:tcPr>
+            <w:tcW w:w="709" w:type="dxa"/>
           </w:tcPr>
           <w:p>
             <w:pPr>
@@ -5952,11 +6352,18 @@
                 <w:szCs w:val="16"/>
               </w:rPr>
             </w:pPr>
-          </w:p>
-        </w:tc>
-        <w:tc>
-          <w:tcPr>
-            <w:tcW w:w="1350" w:type="dxa"/>
+            <w:r>
+              <w:rPr>
+                <w:sz w:val="16"/>
+                <w:szCs w:val="16"/>
+              </w:rPr>
+              <w:t>1</w:t>
+            </w:r>
+          </w:p>
+        </w:tc>
+        <w:tc>
+          <w:tcPr>
+            <w:tcW w:w="1201" w:type="dxa"/>
           </w:tcPr>
           <w:p>
             <w:pPr>
@@ -5965,11 +6372,18 @@
                 <w:szCs w:val="16"/>
               </w:rPr>
             </w:pPr>
-          </w:p>
-        </w:tc>
-        <w:tc>
-          <w:tcPr>
-            <w:tcW w:w="3881" w:type="dxa"/>
+            <w:r>
+              <w:rPr>
+                <w:sz w:val="16"/>
+                <w:szCs w:val="16"/>
+              </w:rPr>
+              <w:t>1</w:t>
+            </w:r>
+          </w:p>
+        </w:tc>
+        <w:tc>
+          <w:tcPr>
+            <w:tcW w:w="2436" w:type="dxa"/>
           </w:tcPr>
           <w:p>
             <w:pPr>
@@ -5978,11 +6392,18 @@
                 <w:szCs w:val="16"/>
               </w:rPr>
             </w:pPr>
-          </w:p>
-        </w:tc>
-        <w:tc>
-          <w:tcPr>
-            <w:tcW w:w="2430" w:type="dxa"/>
+            <w:r>
+              <w:rPr>
+                <w:sz w:val="16"/>
+                <w:szCs w:val="16"/>
+              </w:rPr>
+              <w:t>State of partition (080=Active/Boot)</w:t>
+            </w:r>
+          </w:p>
+        </w:tc>
+        <w:tc>
+          <w:tcPr>
+            <w:tcW w:w="1989" w:type="dxa"/>
           </w:tcPr>
           <w:p>
             <w:pPr>
@@ -5991,13 +6412,20 @@
                 <w:szCs w:val="16"/>
               </w:rPr>
             </w:pPr>
+            <w:r>
+              <w:rPr>
+                <w:sz w:val="16"/>
+                <w:szCs w:val="16"/>
+              </w:rPr>
+              <w:t>xxxxxxxxxxxxxxxxxx</w:t>
+            </w:r>
           </w:p>
         </w:tc>
       </w:tr>
       <w:tr>
         <w:tc>
           <w:tcPr>
-            <w:tcW w:w="1693" w:type="dxa"/>
+            <w:tcW w:w="1313" w:type="dxa"/>
           </w:tcPr>
           <w:p>
             <w:pPr>
@@ -6006,11 +6434,25 @@
                 <w:szCs w:val="16"/>
               </w:rPr>
             </w:pPr>
-          </w:p>
-        </w:tc>
-        <w:tc>
-          <w:tcPr>
-            <w:tcW w:w="1792" w:type="dxa"/>
+            <w:r>
+              <w:rPr>
+                <w:sz w:val="16"/>
+                <w:szCs w:val="16"/>
+              </w:rPr>
+              <w:t>0x000001B</w:t>
+            </w:r>
+            <w:r>
+              <w:rPr>
+                <w:sz w:val="16"/>
+                <w:szCs w:val="16"/>
+              </w:rPr>
+              <w:t>F</w:t>
+            </w:r>
+          </w:p>
+        </w:tc>
+        <w:tc>
+          <w:tcPr>
+            <w:tcW w:w="1251" w:type="dxa"/>
           </w:tcPr>
           <w:p>
             <w:pPr>
@@ -6019,11 +6461,25 @@
                 <w:szCs w:val="16"/>
               </w:rPr>
             </w:pPr>
-          </w:p>
-        </w:tc>
-        <w:tc>
-          <w:tcPr>
-            <w:tcW w:w="1004" w:type="dxa"/>
+            <w:r>
+              <w:rPr>
+                <w:sz w:val="16"/>
+                <w:szCs w:val="16"/>
+              </w:rPr>
+              <w:t>0x000</w:t>
+            </w:r>
+            <w:r>
+              <w:rPr>
+                <w:sz w:val="16"/>
+                <w:szCs w:val="16"/>
+              </w:rPr>
+              <w:t>1</w:t>
+            </w:r>
+          </w:p>
+        </w:tc>
+        <w:tc>
+          <w:tcPr>
+            <w:tcW w:w="1559" w:type="dxa"/>
           </w:tcPr>
           <w:p>
             <w:pPr>
@@ -6032,11 +6488,18 @@
                 <w:szCs w:val="16"/>
               </w:rPr>
             </w:pPr>
-          </w:p>
-        </w:tc>
-        <w:tc>
-          <w:tcPr>
-            <w:tcW w:w="821" w:type="dxa"/>
+            <w:r>
+              <w:rPr>
+                <w:sz w:val="16"/>
+                <w:szCs w:val="16"/>
+              </w:rPr>
+              <w:t>1st Partition entry</w:t>
+            </w:r>
+          </w:p>
+        </w:tc>
+        <w:tc>
+          <w:tcPr>
+            <w:tcW w:w="709" w:type="dxa"/>
           </w:tcPr>
           <w:p>
             <w:pPr>
@@ -6045,11 +6508,18 @@
                 <w:szCs w:val="16"/>
               </w:rPr>
             </w:pPr>
-          </w:p>
-        </w:tc>
-        <w:tc>
-          <w:tcPr>
-            <w:tcW w:w="1350" w:type="dxa"/>
+            <w:r>
+              <w:rPr>
+                <w:sz w:val="16"/>
+                <w:szCs w:val="16"/>
+              </w:rPr>
+              <w:t>1</w:t>
+            </w:r>
+          </w:p>
+        </w:tc>
+        <w:tc>
+          <w:tcPr>
+            <w:tcW w:w="1201" w:type="dxa"/>
           </w:tcPr>
           <w:p>
             <w:pPr>
@@ -6058,11 +6528,18 @@
                 <w:szCs w:val="16"/>
               </w:rPr>
             </w:pPr>
-          </w:p>
-        </w:tc>
-        <w:tc>
-          <w:tcPr>
-            <w:tcW w:w="3881" w:type="dxa"/>
+            <w:r>
+              <w:rPr>
+                <w:sz w:val="16"/>
+                <w:szCs w:val="16"/>
+              </w:rPr>
+              <w:t>2</w:t>
+            </w:r>
+          </w:p>
+        </w:tc>
+        <w:tc>
+          <w:tcPr>
+            <w:tcW w:w="2436" w:type="dxa"/>
           </w:tcPr>
           <w:p>
             <w:pPr>
@@ -6071,11 +6548,1737 @@
                 <w:szCs w:val="16"/>
               </w:rPr>
             </w:pPr>
-          </w:p>
-        </w:tc>
-        <w:tc>
-          <w:tcPr>
-            <w:tcW w:w="2430" w:type="dxa"/>
+            <w:r>
+              <w:rPr>
+                <w:sz w:val="16"/>
+                <w:szCs w:val="16"/>
+              </w:rPr>
+              <w:t>Beginning partition HEAD</w:t>
+            </w:r>
+          </w:p>
+        </w:tc>
+        <w:tc>
+          <w:tcPr>
+            <w:tcW w:w="1989" w:type="dxa"/>
+          </w:tcPr>
+          <w:p>
+            <w:pPr>
+              <w:rPr>
+                <w:sz w:val="16"/>
+                <w:szCs w:val="16"/>
+              </w:rPr>
+            </w:pPr>
+          </w:p>
+        </w:tc>
+      </w:tr>
+      <w:tr>
+        <w:tc>
+          <w:tcPr>
+            <w:tcW w:w="1313" w:type="dxa"/>
+          </w:tcPr>
+          <w:p>
+            <w:pPr>
+              <w:rPr>
+                <w:sz w:val="16"/>
+                <w:szCs w:val="16"/>
+              </w:rPr>
+            </w:pPr>
+            <w:r>
+              <w:rPr>
+                <w:sz w:val="16"/>
+                <w:szCs w:val="16"/>
+              </w:rPr>
+              <w:t>0x000001</w:t>
+            </w:r>
+            <w:r>
+              <w:rPr>
+                <w:sz w:val="16"/>
+                <w:szCs w:val="16"/>
+              </w:rPr>
+              <w:t>C0</w:t>
+            </w:r>
+          </w:p>
+        </w:tc>
+        <w:tc>
+          <w:tcPr>
+            <w:tcW w:w="1251" w:type="dxa"/>
+          </w:tcPr>
+          <w:p>
+            <w:pPr>
+              <w:rPr>
+                <w:sz w:val="16"/>
+                <w:szCs w:val="16"/>
+              </w:rPr>
+            </w:pPr>
+            <w:r>
+              <w:rPr>
+                <w:sz w:val="16"/>
+                <w:szCs w:val="16"/>
+              </w:rPr>
+              <w:t>0x000</w:t>
+            </w:r>
+            <w:r>
+              <w:rPr>
+                <w:sz w:val="16"/>
+                <w:szCs w:val="16"/>
+              </w:rPr>
+              <w:t>2</w:t>
+            </w:r>
+          </w:p>
+        </w:tc>
+        <w:tc>
+          <w:tcPr>
+            <w:tcW w:w="1559" w:type="dxa"/>
+          </w:tcPr>
+          <w:p>
+            <w:pPr>
+              <w:rPr>
+                <w:sz w:val="16"/>
+                <w:szCs w:val="16"/>
+              </w:rPr>
+            </w:pPr>
+            <w:r>
+              <w:rPr>
+                <w:sz w:val="16"/>
+                <w:szCs w:val="16"/>
+              </w:rPr>
+              <w:t>1st Partition entry</w:t>
+            </w:r>
+          </w:p>
+        </w:tc>
+        <w:tc>
+          <w:tcPr>
+            <w:tcW w:w="709" w:type="dxa"/>
+          </w:tcPr>
+          <w:p>
+            <w:pPr>
+              <w:rPr>
+                <w:sz w:val="16"/>
+                <w:szCs w:val="16"/>
+              </w:rPr>
+            </w:pPr>
+            <w:r>
+              <w:rPr>
+                <w:sz w:val="16"/>
+                <w:szCs w:val="16"/>
+              </w:rPr>
+              <w:t>2</w:t>
+            </w:r>
+          </w:p>
+        </w:tc>
+        <w:tc>
+          <w:tcPr>
+            <w:tcW w:w="1201" w:type="dxa"/>
+          </w:tcPr>
+          <w:p>
+            <w:pPr>
+              <w:rPr>
+                <w:sz w:val="16"/>
+                <w:szCs w:val="16"/>
+              </w:rPr>
+            </w:pPr>
+            <w:r>
+              <w:rPr>
+                <w:sz w:val="16"/>
+                <w:szCs w:val="16"/>
+              </w:rPr>
+              <w:t>4</w:t>
+            </w:r>
+          </w:p>
+        </w:tc>
+        <w:tc>
+          <w:tcPr>
+            <w:tcW w:w="2436" w:type="dxa"/>
+          </w:tcPr>
+          <w:p>
+            <w:pPr>
+              <w:rPr>
+                <w:sz w:val="16"/>
+                <w:szCs w:val="16"/>
+              </w:rPr>
+            </w:pPr>
+            <w:r>
+              <w:rPr>
+                <w:sz w:val="16"/>
+                <w:szCs w:val="16"/>
+              </w:rPr>
+              <w:t>Beginning partition CYLINDER/SECTOR</w:t>
+            </w:r>
+          </w:p>
+        </w:tc>
+        <w:tc>
+          <w:tcPr>
+            <w:tcW w:w="1989" w:type="dxa"/>
+          </w:tcPr>
+          <w:p>
+            <w:pPr>
+              <w:rPr>
+                <w:sz w:val="16"/>
+                <w:szCs w:val="16"/>
+              </w:rPr>
+            </w:pPr>
+          </w:p>
+        </w:tc>
+      </w:tr>
+      <w:tr>
+        <w:tc>
+          <w:tcPr>
+            <w:tcW w:w="1313" w:type="dxa"/>
+          </w:tcPr>
+          <w:p>
+            <w:pPr>
+              <w:rPr>
+                <w:sz w:val="16"/>
+                <w:szCs w:val="16"/>
+              </w:rPr>
+            </w:pPr>
+            <w:r>
+              <w:rPr>
+                <w:sz w:val="16"/>
+                <w:szCs w:val="16"/>
+              </w:rPr>
+              <w:t>0x000001C</w:t>
+            </w:r>
+            <w:r>
+              <w:rPr>
+                <w:sz w:val="16"/>
+                <w:szCs w:val="16"/>
+              </w:rPr>
+              <w:t>2</w:t>
+            </w:r>
+          </w:p>
+        </w:tc>
+        <w:tc>
+          <w:tcPr>
+            <w:tcW w:w="1251" w:type="dxa"/>
+          </w:tcPr>
+          <w:p>
+            <w:pPr>
+              <w:rPr>
+                <w:sz w:val="16"/>
+                <w:szCs w:val="16"/>
+              </w:rPr>
+            </w:pPr>
+            <w:r>
+              <w:rPr>
+                <w:sz w:val="16"/>
+                <w:szCs w:val="16"/>
+              </w:rPr>
+              <w:t>0x000</w:t>
+            </w:r>
+            <w:r>
+              <w:rPr>
+                <w:sz w:val="16"/>
+                <w:szCs w:val="16"/>
+              </w:rPr>
+              <w:t>4</w:t>
+            </w:r>
+          </w:p>
+        </w:tc>
+        <w:tc>
+          <w:tcPr>
+            <w:tcW w:w="1559" w:type="dxa"/>
+          </w:tcPr>
+          <w:p>
+            <w:pPr>
+              <w:rPr>
+                <w:sz w:val="16"/>
+                <w:szCs w:val="16"/>
+              </w:rPr>
+            </w:pPr>
+            <w:r>
+              <w:rPr>
+                <w:sz w:val="16"/>
+                <w:szCs w:val="16"/>
+              </w:rPr>
+              <w:t>1st Partition entry</w:t>
+            </w:r>
+          </w:p>
+        </w:tc>
+        <w:tc>
+          <w:tcPr>
+            <w:tcW w:w="709" w:type="dxa"/>
+          </w:tcPr>
+          <w:p>
+            <w:pPr>
+              <w:rPr>
+                <w:sz w:val="16"/>
+                <w:szCs w:val="16"/>
+              </w:rPr>
+            </w:pPr>
+            <w:r>
+              <w:rPr>
+                <w:sz w:val="16"/>
+                <w:szCs w:val="16"/>
+              </w:rPr>
+              <w:t>1</w:t>
+            </w:r>
+          </w:p>
+        </w:tc>
+        <w:tc>
+          <w:tcPr>
+            <w:tcW w:w="1201" w:type="dxa"/>
+          </w:tcPr>
+          <w:p>
+            <w:pPr>
+              <w:rPr>
+                <w:sz w:val="16"/>
+                <w:szCs w:val="16"/>
+              </w:rPr>
+            </w:pPr>
+            <w:r>
+              <w:rPr>
+                <w:sz w:val="16"/>
+                <w:szCs w:val="16"/>
+              </w:rPr>
+              <w:t>5</w:t>
+            </w:r>
+          </w:p>
+        </w:tc>
+        <w:tc>
+          <w:tcPr>
+            <w:tcW w:w="2436" w:type="dxa"/>
+          </w:tcPr>
+          <w:p>
+            <w:pPr>
+              <w:rPr>
+                <w:sz w:val="16"/>
+                <w:szCs w:val="16"/>
+              </w:rPr>
+            </w:pPr>
+            <w:r>
+              <w:rPr>
+                <w:sz w:val="16"/>
+                <w:szCs w:val="16"/>
+              </w:rPr>
+              <w:t>Partition type</w:t>
+            </w:r>
+          </w:p>
+        </w:tc>
+        <w:tc>
+          <w:tcPr>
+            <w:tcW w:w="1989" w:type="dxa"/>
+          </w:tcPr>
+          <w:p>
+            <w:pPr>
+              <w:rPr>
+                <w:sz w:val="16"/>
+                <w:szCs w:val="16"/>
+              </w:rPr>
+            </w:pPr>
+            <w:r>
+              <w:rPr>
+                <w:sz w:val="16"/>
+                <w:szCs w:val="16"/>
+              </w:rPr>
+              <w:t>0x0B</w:t>
+            </w:r>
+          </w:p>
+        </w:tc>
+      </w:tr>
+      <w:tr>
+        <w:tc>
+          <w:tcPr>
+            <w:tcW w:w="1313" w:type="dxa"/>
+          </w:tcPr>
+          <w:p>
+            <w:pPr>
+              <w:rPr>
+                <w:sz w:val="16"/>
+                <w:szCs w:val="16"/>
+              </w:rPr>
+            </w:pPr>
+            <w:r>
+              <w:rPr>
+                <w:sz w:val="16"/>
+                <w:szCs w:val="16"/>
+              </w:rPr>
+              <w:lastRenderedPageBreak/>
+              <w:t>0x000001C</w:t>
+            </w:r>
+            <w:r>
+              <w:rPr>
+                <w:sz w:val="16"/>
+                <w:szCs w:val="16"/>
+              </w:rPr>
+              <w:t>3</w:t>
+            </w:r>
+          </w:p>
+        </w:tc>
+        <w:tc>
+          <w:tcPr>
+            <w:tcW w:w="1251" w:type="dxa"/>
+          </w:tcPr>
+          <w:p>
+            <w:pPr>
+              <w:rPr>
+                <w:sz w:val="16"/>
+                <w:szCs w:val="16"/>
+              </w:rPr>
+            </w:pPr>
+            <w:r>
+              <w:rPr>
+                <w:sz w:val="16"/>
+                <w:szCs w:val="16"/>
+              </w:rPr>
+              <w:t>0x000</w:t>
+            </w:r>
+            <w:r>
+              <w:rPr>
+                <w:sz w:val="16"/>
+                <w:szCs w:val="16"/>
+              </w:rPr>
+              <w:t>5</w:t>
+            </w:r>
+          </w:p>
+        </w:tc>
+        <w:tc>
+          <w:tcPr>
+            <w:tcW w:w="1559" w:type="dxa"/>
+          </w:tcPr>
+          <w:p>
+            <w:pPr>
+              <w:rPr>
+                <w:sz w:val="16"/>
+                <w:szCs w:val="16"/>
+              </w:rPr>
+            </w:pPr>
+            <w:r>
+              <w:rPr>
+                <w:sz w:val="16"/>
+                <w:szCs w:val="16"/>
+              </w:rPr>
+              <w:t>1st Partition entry</w:t>
+            </w:r>
+          </w:p>
+        </w:tc>
+        <w:tc>
+          <w:tcPr>
+            <w:tcW w:w="709" w:type="dxa"/>
+          </w:tcPr>
+          <w:p>
+            <w:pPr>
+              <w:rPr>
+                <w:sz w:val="16"/>
+                <w:szCs w:val="16"/>
+              </w:rPr>
+            </w:pPr>
+            <w:r>
+              <w:rPr>
+                <w:sz w:val="16"/>
+                <w:szCs w:val="16"/>
+              </w:rPr>
+              <w:t>1</w:t>
+            </w:r>
+          </w:p>
+        </w:tc>
+        <w:tc>
+          <w:tcPr>
+            <w:tcW w:w="1201" w:type="dxa"/>
+          </w:tcPr>
+          <w:p>
+            <w:pPr>
+              <w:rPr>
+                <w:sz w:val="16"/>
+                <w:szCs w:val="16"/>
+              </w:rPr>
+            </w:pPr>
+            <w:r>
+              <w:rPr>
+                <w:sz w:val="16"/>
+                <w:szCs w:val="16"/>
+              </w:rPr>
+              <w:t>6</w:t>
+            </w:r>
+          </w:p>
+        </w:tc>
+        <w:tc>
+          <w:tcPr>
+            <w:tcW w:w="2436" w:type="dxa"/>
+          </w:tcPr>
+          <w:p>
+            <w:pPr>
+              <w:rPr>
+                <w:sz w:val="16"/>
+                <w:szCs w:val="16"/>
+              </w:rPr>
+            </w:pPr>
+            <w:r>
+              <w:rPr>
+                <w:sz w:val="16"/>
+                <w:szCs w:val="16"/>
+              </w:rPr>
+              <w:t>End partition HEAD</w:t>
+            </w:r>
+          </w:p>
+        </w:tc>
+        <w:tc>
+          <w:tcPr>
+            <w:tcW w:w="1989" w:type="dxa"/>
+          </w:tcPr>
+          <w:p>
+            <w:pPr>
+              <w:rPr>
+                <w:sz w:val="16"/>
+                <w:szCs w:val="16"/>
+              </w:rPr>
+            </w:pPr>
+          </w:p>
+        </w:tc>
+      </w:tr>
+      <w:tr>
+        <w:tc>
+          <w:tcPr>
+            <w:tcW w:w="1313" w:type="dxa"/>
+          </w:tcPr>
+          <w:p>
+            <w:pPr>
+              <w:rPr>
+                <w:sz w:val="16"/>
+                <w:szCs w:val="16"/>
+              </w:rPr>
+            </w:pPr>
+            <w:r>
+              <w:rPr>
+                <w:sz w:val="16"/>
+                <w:szCs w:val="16"/>
+              </w:rPr>
+              <w:t>0x000001C</w:t>
+            </w:r>
+            <w:r>
+              <w:rPr>
+                <w:sz w:val="16"/>
+                <w:szCs w:val="16"/>
+              </w:rPr>
+              <w:t>4</w:t>
+            </w:r>
+          </w:p>
+        </w:tc>
+        <w:tc>
+          <w:tcPr>
+            <w:tcW w:w="1251" w:type="dxa"/>
+          </w:tcPr>
+          <w:p>
+            <w:pPr>
+              <w:rPr>
+                <w:sz w:val="16"/>
+                <w:szCs w:val="16"/>
+              </w:rPr>
+            </w:pPr>
+            <w:r>
+              <w:rPr>
+                <w:sz w:val="16"/>
+                <w:szCs w:val="16"/>
+              </w:rPr>
+              <w:t>0x000</w:t>
+            </w:r>
+            <w:r>
+              <w:rPr>
+                <w:sz w:val="16"/>
+                <w:szCs w:val="16"/>
+              </w:rPr>
+              <w:t>6</w:t>
+            </w:r>
+          </w:p>
+        </w:tc>
+        <w:tc>
+          <w:tcPr>
+            <w:tcW w:w="1559" w:type="dxa"/>
+          </w:tcPr>
+          <w:p>
+            <w:pPr>
+              <w:rPr>
+                <w:sz w:val="16"/>
+                <w:szCs w:val="16"/>
+              </w:rPr>
+            </w:pPr>
+            <w:r>
+              <w:rPr>
+                <w:sz w:val="16"/>
+                <w:szCs w:val="16"/>
+              </w:rPr>
+              <w:t>1st Partition entry</w:t>
+            </w:r>
+          </w:p>
+        </w:tc>
+        <w:tc>
+          <w:tcPr>
+            <w:tcW w:w="709" w:type="dxa"/>
+          </w:tcPr>
+          <w:p>
+            <w:pPr>
+              <w:rPr>
+                <w:sz w:val="16"/>
+                <w:szCs w:val="16"/>
+              </w:rPr>
+            </w:pPr>
+            <w:r>
+              <w:rPr>
+                <w:sz w:val="16"/>
+                <w:szCs w:val="16"/>
+              </w:rPr>
+              <w:t>2</w:t>
+            </w:r>
+          </w:p>
+        </w:tc>
+        <w:tc>
+          <w:tcPr>
+            <w:tcW w:w="1201" w:type="dxa"/>
+          </w:tcPr>
+          <w:p>
+            <w:pPr>
+              <w:rPr>
+                <w:sz w:val="16"/>
+                <w:szCs w:val="16"/>
+              </w:rPr>
+            </w:pPr>
+            <w:r>
+              <w:rPr>
+                <w:sz w:val="16"/>
+                <w:szCs w:val="16"/>
+              </w:rPr>
+              <w:t>8</w:t>
+            </w:r>
+          </w:p>
+        </w:tc>
+        <w:tc>
+          <w:tcPr>
+            <w:tcW w:w="2436" w:type="dxa"/>
+          </w:tcPr>
+          <w:p>
+            <w:pPr>
+              <w:rPr>
+                <w:sz w:val="16"/>
+                <w:szCs w:val="16"/>
+              </w:rPr>
+            </w:pPr>
+            <w:r>
+              <w:rPr>
+                <w:sz w:val="16"/>
+                <w:szCs w:val="16"/>
+              </w:rPr>
+              <w:t>End partition CYLINDER/SECTOR</w:t>
+            </w:r>
+          </w:p>
+        </w:tc>
+        <w:tc>
+          <w:tcPr>
+            <w:tcW w:w="1989" w:type="dxa"/>
+          </w:tcPr>
+          <w:p>
+            <w:pPr>
+              <w:rPr>
+                <w:sz w:val="16"/>
+                <w:szCs w:val="16"/>
+              </w:rPr>
+            </w:pPr>
+          </w:p>
+        </w:tc>
+      </w:tr>
+      <w:tr>
+        <w:tc>
+          <w:tcPr>
+            <w:tcW w:w="1313" w:type="dxa"/>
+          </w:tcPr>
+          <w:p>
+            <w:pPr>
+              <w:rPr>
+                <w:sz w:val="16"/>
+                <w:szCs w:val="16"/>
+              </w:rPr>
+            </w:pPr>
+            <w:r>
+              <w:rPr>
+                <w:sz w:val="16"/>
+                <w:szCs w:val="16"/>
+              </w:rPr>
+              <w:t>0x000001C</w:t>
+            </w:r>
+            <w:r>
+              <w:rPr>
+                <w:sz w:val="16"/>
+                <w:szCs w:val="16"/>
+              </w:rPr>
+              <w:t>6</w:t>
+            </w:r>
+          </w:p>
+        </w:tc>
+        <w:tc>
+          <w:tcPr>
+            <w:tcW w:w="1251" w:type="dxa"/>
+          </w:tcPr>
+          <w:p>
+            <w:pPr>
+              <w:rPr>
+                <w:sz w:val="16"/>
+                <w:szCs w:val="16"/>
+              </w:rPr>
+            </w:pPr>
+            <w:r>
+              <w:rPr>
+                <w:sz w:val="16"/>
+                <w:szCs w:val="16"/>
+              </w:rPr>
+              <w:t>0x000</w:t>
+            </w:r>
+            <w:r>
+              <w:rPr>
+                <w:sz w:val="16"/>
+                <w:szCs w:val="16"/>
+              </w:rPr>
+              <w:t>8</w:t>
+            </w:r>
+          </w:p>
+        </w:tc>
+        <w:tc>
+          <w:tcPr>
+            <w:tcW w:w="1559" w:type="dxa"/>
+          </w:tcPr>
+          <w:p>
+            <w:pPr>
+              <w:rPr>
+                <w:sz w:val="16"/>
+                <w:szCs w:val="16"/>
+              </w:rPr>
+            </w:pPr>
+            <w:r>
+              <w:rPr>
+                <w:sz w:val="16"/>
+                <w:szCs w:val="16"/>
+              </w:rPr>
+              <w:t>1st Partition entry</w:t>
+            </w:r>
+          </w:p>
+        </w:tc>
+        <w:tc>
+          <w:tcPr>
+            <w:tcW w:w="709" w:type="dxa"/>
+          </w:tcPr>
+          <w:p>
+            <w:pPr>
+              <w:rPr>
+                <w:sz w:val="16"/>
+                <w:szCs w:val="16"/>
+              </w:rPr>
+            </w:pPr>
+            <w:r>
+              <w:rPr>
+                <w:sz w:val="16"/>
+                <w:szCs w:val="16"/>
+              </w:rPr>
+              <w:t>4</w:t>
+            </w:r>
+          </w:p>
+        </w:tc>
+        <w:tc>
+          <w:tcPr>
+            <w:tcW w:w="1201" w:type="dxa"/>
+          </w:tcPr>
+          <w:p>
+            <w:pPr>
+              <w:rPr>
+                <w:sz w:val="16"/>
+                <w:szCs w:val="16"/>
+              </w:rPr>
+            </w:pPr>
+            <w:r>
+              <w:rPr>
+                <w:sz w:val="16"/>
+                <w:szCs w:val="16"/>
+              </w:rPr>
+              <w:t>12</w:t>
+            </w:r>
+          </w:p>
+        </w:tc>
+        <w:tc>
+          <w:tcPr>
+            <w:tcW w:w="2436" w:type="dxa"/>
+          </w:tcPr>
+          <w:p>
+            <w:pPr>
+              <w:rPr>
+                <w:sz w:val="16"/>
+                <w:szCs w:val="16"/>
+              </w:rPr>
+            </w:pPr>
+            <w:r>
+              <w:rPr>
+                <w:sz w:val="16"/>
+                <w:szCs w:val="16"/>
+              </w:rPr>
+              <w:t>Gap in sectors from MBR to First sector in the partition</w:t>
+            </w:r>
+          </w:p>
+        </w:tc>
+        <w:tc>
+          <w:tcPr>
+            <w:tcW w:w="1989" w:type="dxa"/>
+          </w:tcPr>
+          <w:p>
+            <w:pPr>
+              <w:rPr>
+                <w:sz w:val="16"/>
+                <w:szCs w:val="16"/>
+              </w:rPr>
+            </w:pPr>
+          </w:p>
+        </w:tc>
+      </w:tr>
+      <w:tr>
+        <w:tc>
+          <w:tcPr>
+            <w:tcW w:w="1313" w:type="dxa"/>
+          </w:tcPr>
+          <w:p>
+            <w:pPr>
+              <w:rPr>
+                <w:sz w:val="16"/>
+                <w:szCs w:val="16"/>
+              </w:rPr>
+            </w:pPr>
+            <w:r>
+              <w:rPr>
+                <w:sz w:val="16"/>
+                <w:szCs w:val="16"/>
+              </w:rPr>
+              <w:t>0x000001C</w:t>
+            </w:r>
+            <w:r>
+              <w:rPr>
+                <w:sz w:val="16"/>
+                <w:szCs w:val="16"/>
+              </w:rPr>
+              <w:t>A</w:t>
+            </w:r>
+          </w:p>
+        </w:tc>
+        <w:tc>
+          <w:tcPr>
+            <w:tcW w:w="1251" w:type="dxa"/>
+          </w:tcPr>
+          <w:p>
+            <w:pPr>
+              <w:rPr>
+                <w:sz w:val="16"/>
+                <w:szCs w:val="16"/>
+              </w:rPr>
+            </w:pPr>
+            <w:r>
+              <w:rPr>
+                <w:sz w:val="16"/>
+                <w:szCs w:val="16"/>
+              </w:rPr>
+              <w:t>0x000</w:t>
+            </w:r>
+            <w:r>
+              <w:rPr>
+                <w:sz w:val="16"/>
+                <w:szCs w:val="16"/>
+              </w:rPr>
+              <w:t>C</w:t>
+            </w:r>
+          </w:p>
+        </w:tc>
+        <w:tc>
+          <w:tcPr>
+            <w:tcW w:w="1559" w:type="dxa"/>
+          </w:tcPr>
+          <w:p>
+            <w:pPr>
+              <w:rPr>
+                <w:sz w:val="16"/>
+                <w:szCs w:val="16"/>
+              </w:rPr>
+            </w:pPr>
+            <w:r>
+              <w:rPr>
+                <w:sz w:val="16"/>
+                <w:szCs w:val="16"/>
+              </w:rPr>
+              <w:t>1st Partition entry</w:t>
+            </w:r>
+          </w:p>
+        </w:tc>
+        <w:tc>
+          <w:tcPr>
+            <w:tcW w:w="709" w:type="dxa"/>
+          </w:tcPr>
+          <w:p>
+            <w:pPr>
+              <w:rPr>
+                <w:sz w:val="16"/>
+                <w:szCs w:val="16"/>
+              </w:rPr>
+            </w:pPr>
+            <w:r>
+              <w:rPr>
+                <w:sz w:val="16"/>
+                <w:szCs w:val="16"/>
+              </w:rPr>
+              <w:t>4</w:t>
+            </w:r>
+          </w:p>
+        </w:tc>
+        <w:tc>
+          <w:tcPr>
+            <w:tcW w:w="1201" w:type="dxa"/>
+          </w:tcPr>
+          <w:p>
+            <w:pPr>
+              <w:rPr>
+                <w:sz w:val="16"/>
+                <w:szCs w:val="16"/>
+              </w:rPr>
+            </w:pPr>
+            <w:r>
+              <w:rPr>
+                <w:sz w:val="16"/>
+                <w:szCs w:val="16"/>
+              </w:rPr>
+              <w:t>16</w:t>
+            </w:r>
+          </w:p>
+        </w:tc>
+        <w:tc>
+          <w:tcPr>
+            <w:tcW w:w="2436" w:type="dxa"/>
+          </w:tcPr>
+          <w:p>
+            <w:pPr>
+              <w:rPr>
+                <w:sz w:val="16"/>
+                <w:szCs w:val="16"/>
+              </w:rPr>
+            </w:pPr>
+            <w:r>
+              <w:rPr>
+                <w:sz w:val="16"/>
+                <w:szCs w:val="16"/>
+              </w:rPr>
+              <w:t>Number of sectors in partition</w:t>
+            </w:r>
+          </w:p>
+        </w:tc>
+        <w:tc>
+          <w:tcPr>
+            <w:tcW w:w="1989" w:type="dxa"/>
+          </w:tcPr>
+          <w:p>
+            <w:pPr>
+              <w:rPr>
+                <w:sz w:val="16"/>
+                <w:szCs w:val="16"/>
+              </w:rPr>
+            </w:pPr>
+          </w:p>
+        </w:tc>
+      </w:tr>
+    </w:tbl>
+    <w:p/>
+    <w:p>
+      <w:pPr>
+        <w:pStyle w:val="ListParagraph"/>
+        <w:numPr>
+          <w:ilvl w:val="0"/>
+          <w:numId w:val="1"/>
+        </w:numPr>
+      </w:pPr>
+      <w:r>
+        <w:t>Boot record (VBR</w:t>
+      </w:r>
+      <w:r>
+        <w:t>)</w:t>
+      </w:r>
+    </w:p>
+    <w:tbl>
+      <w:tblPr>
+        <w:tblStyle w:val="TableGrid"/>
+        <w:tblW w:w="10457" w:type="dxa"/>
+        <w:tblInd w:w="-995" w:type="dxa"/>
+        <w:tblLook w:val="04A0" w:firstRow="1" w:lastRow="0" w:firstColumn="1" w:lastColumn="0" w:noHBand="0" w:noVBand="1"/>
+      </w:tblPr>
+      <w:tblGrid>
+        <w:gridCol w:w="1414"/>
+        <w:gridCol w:w="1419"/>
+        <w:gridCol w:w="909"/>
+        <w:gridCol w:w="740"/>
+        <w:gridCol w:w="1201"/>
+        <w:gridCol w:w="2785"/>
+        <w:gridCol w:w="1989"/>
+      </w:tblGrid>
+      <w:tr>
+        <w:tc>
+          <w:tcPr>
+            <w:tcW w:w="1414" w:type="dxa"/>
+          </w:tcPr>
+          <w:p>
+            <w:pPr>
+              <w:rPr>
+                <w:sz w:val="16"/>
+                <w:szCs w:val="16"/>
+              </w:rPr>
+            </w:pPr>
+            <w:r>
+              <w:rPr>
+                <w:sz w:val="16"/>
+                <w:szCs w:val="16"/>
+              </w:rPr>
+              <w:t>General Offset</w:t>
+            </w:r>
+          </w:p>
+        </w:tc>
+        <w:tc>
+          <w:tcPr>
+            <w:tcW w:w="1419" w:type="dxa"/>
+          </w:tcPr>
+          <w:p>
+            <w:pPr>
+              <w:rPr>
+                <w:sz w:val="16"/>
+                <w:szCs w:val="16"/>
+              </w:rPr>
+            </w:pPr>
+            <w:r>
+              <w:rPr>
+                <w:sz w:val="16"/>
+                <w:szCs w:val="16"/>
+              </w:rPr>
+              <w:t>Relative Offset</w:t>
+            </w:r>
+          </w:p>
+        </w:tc>
+        <w:tc>
+          <w:tcPr>
+            <w:tcW w:w="909" w:type="dxa"/>
+          </w:tcPr>
+          <w:p>
+            <w:pPr>
+              <w:rPr>
+                <w:sz w:val="16"/>
+                <w:szCs w:val="16"/>
+              </w:rPr>
+            </w:pPr>
+            <w:r>
+              <w:rPr>
+                <w:sz w:val="16"/>
+                <w:szCs w:val="16"/>
+              </w:rPr>
+              <w:t>Section</w:t>
+            </w:r>
+          </w:p>
+        </w:tc>
+        <w:tc>
+          <w:tcPr>
+            <w:tcW w:w="740" w:type="dxa"/>
+          </w:tcPr>
+          <w:p>
+            <w:pPr>
+              <w:rPr>
+                <w:sz w:val="16"/>
+                <w:szCs w:val="16"/>
+              </w:rPr>
+            </w:pPr>
+            <w:r>
+              <w:rPr>
+                <w:sz w:val="16"/>
+                <w:szCs w:val="16"/>
+              </w:rPr>
+              <w:t>Bytes</w:t>
+            </w:r>
+          </w:p>
+        </w:tc>
+        <w:tc>
+          <w:tcPr>
+            <w:tcW w:w="1201" w:type="dxa"/>
+          </w:tcPr>
+          <w:p>
+            <w:pPr>
+              <w:rPr>
+                <w:sz w:val="16"/>
+                <w:szCs w:val="16"/>
+              </w:rPr>
+            </w:pPr>
+            <w:r>
+              <w:rPr>
+                <w:sz w:val="16"/>
+                <w:szCs w:val="16"/>
+              </w:rPr>
+              <w:t>Total</w:t>
+            </w:r>
+            <w:r>
+              <w:rPr>
+                <w:sz w:val="16"/>
+                <w:szCs w:val="16"/>
+              </w:rPr>
+              <w:t xml:space="preserve"> </w:t>
+            </w:r>
+            <w:r>
+              <w:rPr>
+                <w:sz w:val="16"/>
+                <w:szCs w:val="16"/>
+              </w:rPr>
+              <w:t>Bytes</w:t>
+            </w:r>
+          </w:p>
+        </w:tc>
+        <w:tc>
+          <w:tcPr>
+            <w:tcW w:w="2785" w:type="dxa"/>
+          </w:tcPr>
+          <w:p>
+            <w:pPr>
+              <w:rPr>
+                <w:sz w:val="16"/>
+                <w:szCs w:val="16"/>
+              </w:rPr>
+            </w:pPr>
+            <w:r>
+              <w:rPr>
+                <w:sz w:val="16"/>
+                <w:szCs w:val="16"/>
+              </w:rPr>
+              <w:t>Comments</w:t>
+            </w:r>
+          </w:p>
+        </w:tc>
+        <w:tc>
+          <w:tcPr>
+            <w:tcW w:w="1989" w:type="dxa"/>
+          </w:tcPr>
+          <w:p>
+            <w:pPr>
+              <w:rPr>
+                <w:sz w:val="16"/>
+                <w:szCs w:val="16"/>
+              </w:rPr>
+            </w:pPr>
+            <w:r>
+              <w:rPr>
+                <w:sz w:val="16"/>
+                <w:szCs w:val="16"/>
+              </w:rPr>
+              <w:t>Value</w:t>
+            </w:r>
+          </w:p>
+        </w:tc>
+      </w:tr>
+      <w:tr>
+        <w:tc>
+          <w:tcPr>
+            <w:tcW w:w="1414" w:type="dxa"/>
+          </w:tcPr>
+          <w:p>
+            <w:pPr>
+              <w:rPr>
+                <w:sz w:val="16"/>
+                <w:szCs w:val="16"/>
+              </w:rPr>
+            </w:pPr>
+            <w:r>
+              <w:rPr>
+                <w:sz w:val="16"/>
+                <w:szCs w:val="16"/>
+              </w:rPr>
+              <w:t>0x00000000</w:t>
+            </w:r>
+          </w:p>
+        </w:tc>
+        <w:tc>
+          <w:tcPr>
+            <w:tcW w:w="1419" w:type="dxa"/>
+          </w:tcPr>
+          <w:p>
+            <w:pPr>
+              <w:rPr>
+                <w:sz w:val="16"/>
+                <w:szCs w:val="16"/>
+              </w:rPr>
+            </w:pPr>
+            <w:r>
+              <w:rPr>
+                <w:sz w:val="16"/>
+                <w:szCs w:val="16"/>
+              </w:rPr>
+              <w:t>0x0000</w:t>
+            </w:r>
+          </w:p>
+        </w:tc>
+        <w:tc>
+          <w:tcPr>
+            <w:tcW w:w="909" w:type="dxa"/>
+          </w:tcPr>
+          <w:p>
+            <w:pPr>
+              <w:rPr>
+                <w:sz w:val="16"/>
+                <w:szCs w:val="16"/>
+              </w:rPr>
+            </w:pPr>
+            <w:r>
+              <w:rPr>
+                <w:sz w:val="16"/>
+                <w:szCs w:val="16"/>
+              </w:rPr>
+              <w:t>VBR</w:t>
+            </w:r>
+          </w:p>
+        </w:tc>
+        <w:tc>
+          <w:tcPr>
+            <w:tcW w:w="740" w:type="dxa"/>
+          </w:tcPr>
+          <w:p>
+            <w:pPr>
+              <w:rPr>
+                <w:sz w:val="16"/>
+                <w:szCs w:val="16"/>
+              </w:rPr>
+            </w:pPr>
+          </w:p>
+        </w:tc>
+        <w:tc>
+          <w:tcPr>
+            <w:tcW w:w="1201" w:type="dxa"/>
+          </w:tcPr>
+          <w:p>
+            <w:pPr>
+              <w:rPr>
+                <w:sz w:val="16"/>
+                <w:szCs w:val="16"/>
+              </w:rPr>
+            </w:pPr>
+          </w:p>
+        </w:tc>
+        <w:tc>
+          <w:tcPr>
+            <w:tcW w:w="2785" w:type="dxa"/>
+          </w:tcPr>
+          <w:p>
+            <w:pPr>
+              <w:rPr>
+                <w:sz w:val="16"/>
+                <w:szCs w:val="16"/>
+              </w:rPr>
+            </w:pPr>
+            <w:r>
+              <w:rPr>
+                <w:sz w:val="16"/>
+                <w:szCs w:val="16"/>
+              </w:rPr>
+              <w:t>Short jump + NOP</w:t>
+            </w:r>
+          </w:p>
+        </w:tc>
+        <w:tc>
+          <w:tcPr>
+            <w:tcW w:w="1989" w:type="dxa"/>
+          </w:tcPr>
+          <w:p>
+            <w:pPr>
+              <w:rPr>
+                <w:sz w:val="16"/>
+                <w:szCs w:val="16"/>
+              </w:rPr>
+            </w:pPr>
+            <w:r>
+              <w:rPr>
+                <w:sz w:val="16"/>
+                <w:szCs w:val="16"/>
+              </w:rPr>
+              <w:t>xxxxxxxxxxxxxxxxxx</w:t>
+            </w:r>
+          </w:p>
+        </w:tc>
+      </w:tr>
+      <w:tr>
+        <w:tc>
+          <w:tcPr>
+            <w:tcW w:w="1414" w:type="dxa"/>
+          </w:tcPr>
+          <w:p>
+            <w:pPr>
+              <w:rPr>
+                <w:sz w:val="16"/>
+                <w:szCs w:val="16"/>
+              </w:rPr>
+            </w:pPr>
+          </w:p>
+        </w:tc>
+        <w:tc>
+          <w:tcPr>
+            <w:tcW w:w="1419" w:type="dxa"/>
+          </w:tcPr>
+          <w:p>
+            <w:pPr>
+              <w:rPr>
+                <w:sz w:val="16"/>
+                <w:szCs w:val="16"/>
+              </w:rPr>
+            </w:pPr>
+          </w:p>
+        </w:tc>
+        <w:tc>
+          <w:tcPr>
+            <w:tcW w:w="909" w:type="dxa"/>
+          </w:tcPr>
+          <w:p>
+            <w:pPr>
+              <w:rPr>
+                <w:sz w:val="16"/>
+                <w:szCs w:val="16"/>
+              </w:rPr>
+            </w:pPr>
+            <w:r>
+              <w:rPr>
+                <w:sz w:val="16"/>
+                <w:szCs w:val="16"/>
+              </w:rPr>
+              <w:t>VBR</w:t>
+            </w:r>
+          </w:p>
+        </w:tc>
+        <w:tc>
+          <w:tcPr>
+            <w:tcW w:w="740" w:type="dxa"/>
+          </w:tcPr>
+          <w:p>
+            <w:pPr>
+              <w:rPr>
+                <w:sz w:val="16"/>
+                <w:szCs w:val="16"/>
+              </w:rPr>
+            </w:pPr>
+          </w:p>
+        </w:tc>
+        <w:tc>
+          <w:tcPr>
+            <w:tcW w:w="1201" w:type="dxa"/>
+          </w:tcPr>
+          <w:p>
+            <w:pPr>
+              <w:rPr>
+                <w:sz w:val="16"/>
+                <w:szCs w:val="16"/>
+              </w:rPr>
+            </w:pPr>
+          </w:p>
+        </w:tc>
+        <w:tc>
+          <w:tcPr>
+            <w:tcW w:w="2785" w:type="dxa"/>
+          </w:tcPr>
+          <w:p>
+            <w:pPr>
+              <w:rPr>
+                <w:sz w:val="16"/>
+                <w:szCs w:val="16"/>
+              </w:rPr>
+            </w:pPr>
+          </w:p>
+        </w:tc>
+        <w:tc>
+          <w:tcPr>
+            <w:tcW w:w="1989" w:type="dxa"/>
+          </w:tcPr>
+          <w:p>
+            <w:pPr>
+              <w:rPr>
+                <w:sz w:val="16"/>
+                <w:szCs w:val="16"/>
+              </w:rPr>
+            </w:pPr>
+          </w:p>
+        </w:tc>
+      </w:tr>
+      <w:tr>
+        <w:tc>
+          <w:tcPr>
+            <w:tcW w:w="1414" w:type="dxa"/>
+          </w:tcPr>
+          <w:p>
+            <w:pPr>
+              <w:rPr>
+                <w:sz w:val="16"/>
+                <w:szCs w:val="16"/>
+              </w:rPr>
+            </w:pPr>
+          </w:p>
+        </w:tc>
+        <w:tc>
+          <w:tcPr>
+            <w:tcW w:w="1419" w:type="dxa"/>
+          </w:tcPr>
+          <w:p>
+            <w:pPr>
+              <w:rPr>
+                <w:sz w:val="16"/>
+                <w:szCs w:val="16"/>
+              </w:rPr>
+            </w:pPr>
+          </w:p>
+        </w:tc>
+        <w:tc>
+          <w:tcPr>
+            <w:tcW w:w="909" w:type="dxa"/>
+          </w:tcPr>
+          <w:p>
+            <w:pPr>
+              <w:rPr>
+                <w:sz w:val="16"/>
+                <w:szCs w:val="16"/>
+              </w:rPr>
+            </w:pPr>
+            <w:r>
+              <w:rPr>
+                <w:sz w:val="16"/>
+                <w:szCs w:val="16"/>
+              </w:rPr>
+              <w:t>VBR</w:t>
+            </w:r>
+          </w:p>
+        </w:tc>
+        <w:tc>
+          <w:tcPr>
+            <w:tcW w:w="740" w:type="dxa"/>
+          </w:tcPr>
+          <w:p>
+            <w:pPr>
+              <w:rPr>
+                <w:sz w:val="16"/>
+                <w:szCs w:val="16"/>
+              </w:rPr>
+            </w:pPr>
+          </w:p>
+        </w:tc>
+        <w:tc>
+          <w:tcPr>
+            <w:tcW w:w="1201" w:type="dxa"/>
+          </w:tcPr>
+          <w:p>
+            <w:pPr>
+              <w:rPr>
+                <w:sz w:val="16"/>
+                <w:szCs w:val="16"/>
+              </w:rPr>
+            </w:pPr>
+          </w:p>
+        </w:tc>
+        <w:tc>
+          <w:tcPr>
+            <w:tcW w:w="2785" w:type="dxa"/>
+          </w:tcPr>
+          <w:p>
+            <w:pPr>
+              <w:rPr>
+                <w:sz w:val="16"/>
+                <w:szCs w:val="16"/>
+              </w:rPr>
+            </w:pPr>
+          </w:p>
+        </w:tc>
+        <w:tc>
+          <w:tcPr>
+            <w:tcW w:w="1989" w:type="dxa"/>
+          </w:tcPr>
+          <w:p>
+            <w:pPr>
+              <w:rPr>
+                <w:sz w:val="16"/>
+                <w:szCs w:val="16"/>
+              </w:rPr>
+            </w:pPr>
+          </w:p>
+        </w:tc>
+      </w:tr>
+      <w:tr>
+        <w:tc>
+          <w:tcPr>
+            <w:tcW w:w="1414" w:type="dxa"/>
+          </w:tcPr>
+          <w:p>
+            <w:pPr>
+              <w:rPr>
+                <w:sz w:val="16"/>
+                <w:szCs w:val="16"/>
+              </w:rPr>
+            </w:pPr>
+          </w:p>
+        </w:tc>
+        <w:tc>
+          <w:tcPr>
+            <w:tcW w:w="1419" w:type="dxa"/>
+          </w:tcPr>
+          <w:p>
+            <w:pPr>
+              <w:rPr>
+                <w:sz w:val="16"/>
+                <w:szCs w:val="16"/>
+              </w:rPr>
+            </w:pPr>
+          </w:p>
+        </w:tc>
+        <w:tc>
+          <w:tcPr>
+            <w:tcW w:w="909" w:type="dxa"/>
+          </w:tcPr>
+          <w:p>
+            <w:pPr>
+              <w:rPr>
+                <w:sz w:val="16"/>
+                <w:szCs w:val="16"/>
+              </w:rPr>
+            </w:pPr>
+            <w:r>
+              <w:rPr>
+                <w:sz w:val="16"/>
+                <w:szCs w:val="16"/>
+              </w:rPr>
+              <w:t>VBR</w:t>
+            </w:r>
+          </w:p>
+        </w:tc>
+        <w:tc>
+          <w:tcPr>
+            <w:tcW w:w="740" w:type="dxa"/>
+          </w:tcPr>
+          <w:p>
+            <w:pPr>
+              <w:rPr>
+                <w:sz w:val="16"/>
+                <w:szCs w:val="16"/>
+              </w:rPr>
+            </w:pPr>
+          </w:p>
+        </w:tc>
+        <w:tc>
+          <w:tcPr>
+            <w:tcW w:w="1201" w:type="dxa"/>
+          </w:tcPr>
+          <w:p>
+            <w:pPr>
+              <w:rPr>
+                <w:sz w:val="16"/>
+                <w:szCs w:val="16"/>
+              </w:rPr>
+            </w:pPr>
+          </w:p>
+        </w:tc>
+        <w:tc>
+          <w:tcPr>
+            <w:tcW w:w="2785" w:type="dxa"/>
+          </w:tcPr>
+          <w:p>
+            <w:pPr>
+              <w:rPr>
+                <w:sz w:val="16"/>
+                <w:szCs w:val="16"/>
+              </w:rPr>
+            </w:pPr>
+          </w:p>
+        </w:tc>
+        <w:tc>
+          <w:tcPr>
+            <w:tcW w:w="1989" w:type="dxa"/>
+          </w:tcPr>
+          <w:p>
+            <w:pPr>
+              <w:rPr>
+                <w:sz w:val="16"/>
+                <w:szCs w:val="16"/>
+              </w:rPr>
+            </w:pPr>
+          </w:p>
+        </w:tc>
+      </w:tr>
+      <w:tr>
+        <w:tc>
+          <w:tcPr>
+            <w:tcW w:w="1414" w:type="dxa"/>
+          </w:tcPr>
+          <w:p>
+            <w:pPr>
+              <w:rPr>
+                <w:sz w:val="16"/>
+                <w:szCs w:val="16"/>
+              </w:rPr>
+            </w:pPr>
+          </w:p>
+        </w:tc>
+        <w:tc>
+          <w:tcPr>
+            <w:tcW w:w="1419" w:type="dxa"/>
+          </w:tcPr>
+          <w:p>
+            <w:pPr>
+              <w:rPr>
+                <w:sz w:val="16"/>
+                <w:szCs w:val="16"/>
+              </w:rPr>
+            </w:pPr>
+          </w:p>
+        </w:tc>
+        <w:tc>
+          <w:tcPr>
+            <w:tcW w:w="909" w:type="dxa"/>
+          </w:tcPr>
+          <w:p>
+            <w:pPr>
+              <w:rPr>
+                <w:sz w:val="16"/>
+                <w:szCs w:val="16"/>
+              </w:rPr>
+            </w:pPr>
+            <w:r>
+              <w:rPr>
+                <w:sz w:val="16"/>
+                <w:szCs w:val="16"/>
+              </w:rPr>
+              <w:t>VBR</w:t>
+            </w:r>
+          </w:p>
+        </w:tc>
+        <w:tc>
+          <w:tcPr>
+            <w:tcW w:w="740" w:type="dxa"/>
+          </w:tcPr>
+          <w:p>
+            <w:pPr>
+              <w:rPr>
+                <w:sz w:val="16"/>
+                <w:szCs w:val="16"/>
+              </w:rPr>
+            </w:pPr>
+          </w:p>
+        </w:tc>
+        <w:tc>
+          <w:tcPr>
+            <w:tcW w:w="1201" w:type="dxa"/>
+          </w:tcPr>
+          <w:p>
+            <w:pPr>
+              <w:rPr>
+                <w:sz w:val="16"/>
+                <w:szCs w:val="16"/>
+              </w:rPr>
+            </w:pPr>
+          </w:p>
+        </w:tc>
+        <w:tc>
+          <w:tcPr>
+            <w:tcW w:w="2785" w:type="dxa"/>
+          </w:tcPr>
+          <w:p>
+            <w:pPr>
+              <w:rPr>
+                <w:sz w:val="16"/>
+                <w:szCs w:val="16"/>
+              </w:rPr>
+            </w:pPr>
+          </w:p>
+        </w:tc>
+        <w:tc>
+          <w:tcPr>
+            <w:tcW w:w="1989" w:type="dxa"/>
+          </w:tcPr>
+          <w:p>
+            <w:pPr>
+              <w:rPr>
+                <w:sz w:val="16"/>
+                <w:szCs w:val="16"/>
+              </w:rPr>
+            </w:pPr>
+          </w:p>
+        </w:tc>
+      </w:tr>
+      <w:tr>
+        <w:tc>
+          <w:tcPr>
+            <w:tcW w:w="1414" w:type="dxa"/>
+          </w:tcPr>
+          <w:p>
+            <w:pPr>
+              <w:rPr>
+                <w:sz w:val="16"/>
+                <w:szCs w:val="16"/>
+              </w:rPr>
+            </w:pPr>
+          </w:p>
+        </w:tc>
+        <w:tc>
+          <w:tcPr>
+            <w:tcW w:w="1419" w:type="dxa"/>
+          </w:tcPr>
+          <w:p>
+            <w:pPr>
+              <w:rPr>
+                <w:sz w:val="16"/>
+                <w:szCs w:val="16"/>
+              </w:rPr>
+            </w:pPr>
+          </w:p>
+        </w:tc>
+        <w:tc>
+          <w:tcPr>
+            <w:tcW w:w="909" w:type="dxa"/>
+          </w:tcPr>
+          <w:p>
+            <w:pPr>
+              <w:rPr>
+                <w:sz w:val="16"/>
+                <w:szCs w:val="16"/>
+              </w:rPr>
+            </w:pPr>
+            <w:r>
+              <w:rPr>
+                <w:sz w:val="16"/>
+                <w:szCs w:val="16"/>
+              </w:rPr>
+              <w:t>VBR</w:t>
+            </w:r>
+          </w:p>
+        </w:tc>
+        <w:tc>
+          <w:tcPr>
+            <w:tcW w:w="740" w:type="dxa"/>
+          </w:tcPr>
+          <w:p>
+            <w:pPr>
+              <w:rPr>
+                <w:sz w:val="16"/>
+                <w:szCs w:val="16"/>
+              </w:rPr>
+            </w:pPr>
+          </w:p>
+        </w:tc>
+        <w:tc>
+          <w:tcPr>
+            <w:tcW w:w="1201" w:type="dxa"/>
+          </w:tcPr>
+          <w:p>
+            <w:pPr>
+              <w:rPr>
+                <w:sz w:val="16"/>
+                <w:szCs w:val="16"/>
+              </w:rPr>
+            </w:pPr>
+          </w:p>
+        </w:tc>
+        <w:tc>
+          <w:tcPr>
+            <w:tcW w:w="2785" w:type="dxa"/>
+          </w:tcPr>
+          <w:p>
+            <w:pPr>
+              <w:rPr>
+                <w:sz w:val="16"/>
+                <w:szCs w:val="16"/>
+              </w:rPr>
+            </w:pPr>
+          </w:p>
+        </w:tc>
+        <w:tc>
+          <w:tcPr>
+            <w:tcW w:w="1989" w:type="dxa"/>
           </w:tcPr>
           <w:p>
             <w:pPr>
@@ -6090,45 +8293,124 @@
     </w:tbl>
     <w:p/>
     <w:p/>
+    <w:p>
+      <w:pPr>
+        <w:keepNext/>
+      </w:pPr>
+      <w:r>
+        <w:rPr>
+          <w:noProof/>
+        </w:rPr>
+        <w:lastRenderedPageBreak/>
+        <w:drawing>
+          <wp:inline distT="0" distB="0" distL="0" distR="0" wp14:anchorId="33C96A6B" wp14:editId="7C13DFAE">
+            <wp:extent cx="5943600" cy="6824980"/>
+            <wp:effectExtent l="190500" t="190500" r="190500" b="185420"/>
+            <wp:docPr id="1703149006" name="Picture 1" descr="A screenshot of a document&#10;&#10;AI-generated content may be incorrect."/>
+            <wp:cNvGraphicFramePr>
+              <a:graphicFrameLocks xmlns:a="http://schemas.openxmlformats.org/drawingml/2006/main" noChangeAspect="1"/>
+            </wp:cNvGraphicFramePr>
+            <a:graphic xmlns:a="http://schemas.openxmlformats.org/drawingml/2006/main">
+              <a:graphicData uri="http://schemas.openxmlformats.org/drawingml/2006/picture">
+                <pic:pic xmlns:pic="http://schemas.openxmlformats.org/drawingml/2006/picture">
+                  <pic:nvPicPr>
+                    <pic:cNvPr id="1703149006" name="Picture 1" descr="A screenshot of a document&#10;&#10;AI-generated content may be incorrect."/>
+                    <pic:cNvPicPr/>
+                  </pic:nvPicPr>
+                  <pic:blipFill>
+                    <a:blip r:embed="rId10"/>
+                    <a:stretch>
+                      <a:fillRect/>
+                    </a:stretch>
+                  </pic:blipFill>
+                  <pic:spPr>
+                    <a:xfrm>
+                      <a:off x="0" y="0"/>
+                      <a:ext cx="5943600" cy="6824980"/>
+                    </a:xfrm>
+                    <a:prstGeom prst="rect">
+                      <a:avLst/>
+                    </a:prstGeom>
+                    <a:ln>
+                      <a:noFill/>
+                    </a:ln>
+                    <a:effectLst>
+                      <a:outerShdw blurRad="190500" algn="tl" rotWithShape="0">
+                        <a:srgbClr val="000000">
+                          <a:alpha val="70000"/>
+                        </a:srgbClr>
+                      </a:outerShdw>
+                    </a:effectLst>
+                  </pic:spPr>
+                </pic:pic>
+              </a:graphicData>
+            </a:graphic>
+          </wp:inline>
+        </w:drawing>
+      </w:r>
+    </w:p>
+    <w:p>
+      <w:pPr>
+        <w:pStyle w:val="Caption"/>
+      </w:pPr>
+      <w:bookmarkStart w:id="4" w:name="_Toc213174166"/>
+      <w:r>
+        <w:t xml:space="preserve">Figure </w:t>
+      </w:r>
+      <w:fldSimple w:instr=" SEQ Figure \* ARABIC ">
+        <w:r>
+          <w:rPr>
+            <w:noProof/>
+          </w:rPr>
+          <w:t>1</w:t>
+        </w:r>
+      </w:fldSimple>
+      <w:r>
+        <w:t xml:space="preserve"> </w:t>
+      </w:r>
+      <w:r>
+        <w:t>Here is a canonical example of a VBR from Microsoft.</w:t>
+      </w:r>
+      <w:bookmarkEnd w:id="4"/>
+    </w:p>
     <w:p/>
     <w:p/>
     <w:p/>
+    <w:p>
+      <w:pPr>
+        <w:pStyle w:val="Heading1"/>
+      </w:pPr>
+      <w:bookmarkStart w:id="5" w:name="_Toc213174182"/>
+      <w:r>
+        <w:t>Misc and notes</w:t>
+      </w:r>
+      <w:bookmarkEnd w:id="5"/>
+    </w:p>
     <w:p/>
     <w:p>
       <w:pPr>
-        <w:pStyle w:val="Heading1"/>
-      </w:pPr>
-      <w:bookmarkStart w:id="4" w:name="_Toc213116534"/>
-      <w:r>
-        <w:t>Misc and notes</w:t>
-      </w:r>
-      <w:bookmarkEnd w:id="4"/>
+        <w:pStyle w:val="Heading2"/>
+      </w:pPr>
+      <w:bookmarkStart w:id="6" w:name="_Toc213174183"/>
+      <w:r>
+        <w:t>Random notes</w:t>
+      </w:r>
+      <w:bookmarkEnd w:id="6"/>
     </w:p>
     <w:p/>
     <w:p>
       <w:pPr>
-        <w:pStyle w:val="Heading2"/>
-      </w:pPr>
-      <w:bookmarkStart w:id="5" w:name="_Toc213116535"/>
-      <w:r>
-        <w:t>Random notes</w:t>
-      </w:r>
-      <w:bookmarkEnd w:id="5"/>
+        <w:pStyle w:val="Heading3"/>
+      </w:pPr>
+      <w:bookmarkStart w:id="7" w:name="_Toc213174184"/>
+      <w:r>
+        <w:t>BOCHS</w:t>
+      </w:r>
+      <w:bookmarkEnd w:id="7"/>
     </w:p>
     <w:p/>
     <w:p>
       <w:pPr>
-        <w:pStyle w:val="Heading3"/>
-      </w:pPr>
-      <w:bookmarkStart w:id="6" w:name="_Toc213116536"/>
-      <w:r>
-        <w:t>BOCHS</w:t>
-      </w:r>
-      <w:bookmarkEnd w:id="6"/>
-    </w:p>
-    <w:p/>
-    <w:p>
-      <w:pPr>
         <w:pStyle w:val="ListParagraph"/>
         <w:numPr>
           <w:ilvl w:val="0"/>
@@ -6136,7 +8418,6 @@
         </w:numPr>
       </w:pPr>
       <w:r>
-        <w:lastRenderedPageBreak/>
         <w:t>Bochs require a config file to configure the hardware. That config file also points to the image to load.</w:t>
       </w:r>
     </w:p>
@@ -6203,6 +8484,7 @@
         <w:rPr>
           <w:noProof/>
         </w:rPr>
+        <w:lastRenderedPageBreak/>
         <mc:AlternateContent>
           <mc:Choice Requires="wps">
             <w:drawing>
@@ -7020,12 +9302,12 @@
       <w:pPr>
         <w:pStyle w:val="Heading3"/>
       </w:pPr>
-      <w:bookmarkStart w:id="7" w:name="_Toc213116537"/>
+      <w:bookmarkStart w:id="8" w:name="_Toc213174185"/>
       <w:r>
         <w:lastRenderedPageBreak/>
         <w:t>STORAGE</w:t>
       </w:r>
-      <w:bookmarkEnd w:id="7"/>
+      <w:bookmarkEnd w:id="8"/>
     </w:p>
     <w:p>
       <w:pPr>
@@ -7222,7 +9504,7 @@
                     <pic:cNvPicPr/>
                   </pic:nvPicPr>
                   <pic:blipFill>
-                    <a:blip r:embed="rId10"/>
+                    <a:blip r:embed="rId11"/>
                     <a:stretch>
                       <a:fillRect/>
                     </a:stretch>
@@ -7247,7 +9529,7 @@
       <w:pPr>
         <w:pStyle w:val="Caption"/>
       </w:pPr>
-      <w:bookmarkStart w:id="8" w:name="_Toc213116561"/>
+      <w:bookmarkStart w:id="9" w:name="_Toc213174167"/>
       <w:r>
         <w:t xml:space="preserve">Figure </w:t>
       </w:r>
@@ -7256,13 +9538,13 @@
           <w:rPr>
             <w:noProof/>
           </w:rPr>
-          <w:t>1</w:t>
+          <w:t>2</w:t>
         </w:r>
       </w:fldSimple>
       <w:r>
         <w:t xml:space="preserve"> Example of partition on MBR. 0x80 is bootable</w:t>
       </w:r>
-      <w:bookmarkEnd w:id="8"/>
+      <w:bookmarkEnd w:id="9"/>
     </w:p>
     <w:p/>
     <w:p>
@@ -7290,7 +9572,7 @@
                     <pic:cNvPicPr/>
                   </pic:nvPicPr>
                   <pic:blipFill>
-                    <a:blip r:embed="rId11"/>
+                    <a:blip r:embed="rId12"/>
                     <a:stretch>
                       <a:fillRect/>
                     </a:stretch>
@@ -7315,7 +9597,7 @@
       <w:pPr>
         <w:pStyle w:val="Caption"/>
       </w:pPr>
-      <w:bookmarkStart w:id="9" w:name="_Toc213116562"/>
+      <w:bookmarkStart w:id="10" w:name="_Toc213174168"/>
       <w:r>
         <w:t xml:space="preserve">Figure </w:t>
       </w:r>
@@ -7324,7 +9606,7 @@
           <w:rPr>
             <w:noProof/>
           </w:rPr>
-          <w:t>2</w:t>
+          <w:t>3</w:t>
         </w:r>
       </w:fldSimple>
       <w:r>
@@ -7333,7 +9615,7 @@
       <w:r>
         <w:t>Is correct?</w:t>
       </w:r>
-      <w:bookmarkEnd w:id="9"/>
+      <w:bookmarkEnd w:id="10"/>
     </w:p>
     <w:p/>
     <w:p>
@@ -7363,7 +9645,7 @@
                     </pic:cNvPicPr>
                   </pic:nvPicPr>
                   <pic:blipFill>
-                    <a:blip r:embed="rId12">
+                    <a:blip r:embed="rId13">
                       <a:extLst>
                         <a:ext uri="{28A0092B-C50C-407E-A947-70E740481C1C}">
                           <a14:useLocalDpi xmlns:a14="http://schemas.microsoft.com/office/drawing/2010/main" val="0"/>
@@ -7399,7 +9681,7 @@
       <w:pPr>
         <w:pStyle w:val="Caption"/>
       </w:pPr>
-      <w:bookmarkStart w:id="10" w:name="_Toc213116563"/>
+      <w:bookmarkStart w:id="11" w:name="_Toc213174169"/>
       <w:r>
         <w:t xml:space="preserve">Figure </w:t>
       </w:r>
@@ -7408,13 +9690,13 @@
           <w:rPr>
             <w:noProof/>
           </w:rPr>
-          <w:t>3</w:t>
+          <w:t>4</w:t>
         </w:r>
       </w:fldSimple>
       <w:r>
         <w:t xml:space="preserve"> MBR with FAT partitions</w:t>
       </w:r>
-      <w:bookmarkEnd w:id="10"/>
+      <w:bookmarkEnd w:id="11"/>
     </w:p>
     <w:p>
       <w:pPr>
@@ -7442,7 +9724,7 @@
                     </pic:cNvPicPr>
                   </pic:nvPicPr>
                   <pic:blipFill>
-                    <a:blip r:embed="rId13" cstate="print">
+                    <a:blip r:embed="rId14" cstate="print">
                       <a:extLst>
                         <a:ext uri="{28A0092B-C50C-407E-A947-70E740481C1C}">
                           <a14:useLocalDpi xmlns:a14="http://schemas.microsoft.com/office/drawing/2010/main" val="0"/>
@@ -7482,7 +9764,7 @@
           <w:szCs w:val="16"/>
         </w:rPr>
       </w:pPr>
-      <w:bookmarkStart w:id="11" w:name="_Toc213116564"/>
+      <w:bookmarkStart w:id="12" w:name="_Toc213174170"/>
       <w:r>
         <w:t xml:space="preserve">Figure </w:t>
       </w:r>
@@ -7491,13 +9773,13 @@
           <w:rPr>
             <w:noProof/>
           </w:rPr>
-          <w:t>4</w:t>
+          <w:t>5</w:t>
         </w:r>
       </w:fldSimple>
       <w:r>
         <w:t xml:space="preserve"> FAT formats schema</w:t>
       </w:r>
-      <w:bookmarkEnd w:id="11"/>
+      <w:bookmarkEnd w:id="12"/>
     </w:p>
     <w:p/>
     <w:p>
@@ -7563,14 +9845,14 @@
       <w:pPr>
         <w:pStyle w:val="Heading2"/>
       </w:pPr>
-      <w:bookmarkStart w:id="12" w:name="_Toc213116538"/>
+      <w:bookmarkStart w:id="13" w:name="_Toc213174186"/>
       <w:r>
         <w:t>WSL</w:t>
       </w:r>
       <w:r>
         <w:t xml:space="preserve"> stuff</w:t>
       </w:r>
-      <w:bookmarkEnd w:id="12"/>
+      <w:bookmarkEnd w:id="13"/>
     </w:p>
     <w:p/>
     <w:p>
@@ -7764,7 +10046,7 @@
         </w:rPr>
         <w:t xml:space="preserve">cd </w:t>
       </w:r>
-      <w:hyperlink r:id="rId14" w:history="1">
+      <w:hyperlink r:id="rId15" w:history="1">
         <w:r>
           <w:rPr>
             <w:rStyle w:val="Hyperlink"/>
@@ -7879,11 +10161,11 @@
       <w:pPr>
         <w:pStyle w:val="Heading2"/>
       </w:pPr>
-      <w:bookmarkStart w:id="13" w:name="_Toc213116539"/>
+      <w:bookmarkStart w:id="14" w:name="_Toc213174187"/>
       <w:r>
         <w:t>Setup build</w:t>
       </w:r>
-      <w:bookmarkEnd w:id="13"/>
+      <w:bookmarkEnd w:id="14"/>
     </w:p>
     <w:p>
       <w:pPr>
@@ -7896,7 +10178,7 @@
       <w:r>
         <w:t xml:space="preserve">Install IMHEX hex editor. </w:t>
       </w:r>
-      <w:hyperlink r:id="rId15" w:history="1">
+      <w:hyperlink r:id="rId16" w:history="1">
         <w:r>
           <w:rPr>
             <w:rStyle w:val="Hyperlink"/>
@@ -8091,7 +10373,7 @@
       <w:r>
         <w:t xml:space="preserve">Install qemu on Windows: </w:t>
       </w:r>
-      <w:hyperlink r:id="rId16" w:history="1">
+      <w:hyperlink r:id="rId17" w:history="1">
         <w:r>
           <w:rPr>
             <w:rStyle w:val="Hyperlink"/>
@@ -8102,7 +10384,7 @@
       <w:r>
         <w:t xml:space="preserve"> </w:t>
       </w:r>
-      <w:hyperlink r:id="rId17" w:history="1">
+      <w:hyperlink r:id="rId18" w:history="1">
         <w:r>
           <w:rPr>
             <w:rStyle w:val="Hyperlink"/>
@@ -8137,7 +10419,7 @@
       <w:r>
         <w:t xml:space="preserve">Install Bochs, version 3.0 October 2025 </w:t>
       </w:r>
-      <w:hyperlink r:id="rId18" w:history="1">
+      <w:hyperlink r:id="rId19" w:history="1">
         <w:r>
           <w:rPr>
             <w:rStyle w:val="Hyperlink"/>
@@ -9319,11 +11601,11 @@
       <w:pPr>
         <w:pStyle w:val="Heading2"/>
       </w:pPr>
-      <w:bookmarkStart w:id="14" w:name="_Toc213116540"/>
+      <w:bookmarkStart w:id="15" w:name="_Toc213174188"/>
       <w:r>
         <w:t>BUILD PROCESS BEFORE MAKE</w:t>
       </w:r>
-      <w:bookmarkEnd w:id="14"/>
+      <w:bookmarkEnd w:id="15"/>
     </w:p>
     <w:p/>
     <w:p>
@@ -9436,11 +11718,11 @@
       <w:pPr>
         <w:pStyle w:val="Heading2"/>
       </w:pPr>
-      <w:bookmarkStart w:id="15" w:name="_Toc213116541"/>
+      <w:bookmarkStart w:id="16" w:name="_Toc213174189"/>
       <w:r>
         <w:t>BUILD PROCESS AFTER MAKE</w:t>
       </w:r>
-      <w:bookmarkEnd w:id="15"/>
+      <w:bookmarkEnd w:id="16"/>
     </w:p>
     <w:p/>
     <w:p/>
@@ -9450,11 +11732,11 @@
       <w:pPr>
         <w:pStyle w:val="Heading2"/>
       </w:pPr>
-      <w:bookmarkStart w:id="16" w:name="_Toc213116542"/>
+      <w:bookmarkStart w:id="17" w:name="_Toc213174190"/>
       <w:r>
         <w:t>CPU registers</w:t>
       </w:r>
-      <w:bookmarkEnd w:id="16"/>
+      <w:bookmarkEnd w:id="17"/>
     </w:p>
     <w:p/>
     <w:p>
@@ -9495,7 +11777,7 @@
                     </pic:cNvPicPr>
                   </pic:nvPicPr>
                   <pic:blipFill>
-                    <a:blip r:embed="rId19">
+                    <a:blip r:embed="rId20">
                       <a:extLst>
                         <a:ext uri="{28A0092B-C50C-407E-A947-70E740481C1C}">
                           <a14:useLocalDpi xmlns:a14="http://schemas.microsoft.com/office/drawing/2010/main" val="0"/>
@@ -9565,7 +11847,7 @@
                     <pic:cNvPicPr/>
                   </pic:nvPicPr>
                   <pic:blipFill>
-                    <a:blip r:embed="rId20"/>
+                    <a:blip r:embed="rId21"/>
                     <a:stretch>
                       <a:fillRect/>
                     </a:stretch>
@@ -9587,15 +11869,230 @@
       </w:r>
     </w:p>
     <w:p/>
+    <w:p/>
+    <w:p>
+      <w:pPr>
+        <w:pStyle w:val="Heading2"/>
+      </w:pPr>
+      <w:r>
+        <w:t>Rust notes</w:t>
+      </w:r>
+    </w:p>
+    <w:p/>
+    <w:p>
+      <w:r>
+        <w:t>How to handle cases:</w:t>
+      </w:r>
+    </w:p>
+    <w:p>
+      <w:pPr>
+        <w:pStyle w:val="ListParagraph"/>
+        <w:numPr>
+          <w:ilvl w:val="0"/>
+          <w:numId w:val="1"/>
+        </w:numPr>
+      </w:pPr>
+      <w:r>
+        <w:rPr>
+          <w:b/>
+          <w:bCs/>
+        </w:rPr>
+        <w:t>Need to handle multiple cases? →</w:t>
+      </w:r>
+      <w:r>
+        <w:t xml:space="preserve"> use match</w:t>
+      </w:r>
+    </w:p>
+    <w:p>
+      <w:pPr>
+        <w:pStyle w:val="ListParagraph"/>
+        <w:numPr>
+          <w:ilvl w:val="0"/>
+          <w:numId w:val="1"/>
+        </w:numPr>
+      </w:pPr>
+      <w:r>
+        <w:rPr>
+          <w:b/>
+          <w:bCs/>
+        </w:rPr>
+        <w:t>Need to handle one specific pattern? →</w:t>
+      </w:r>
+      <w:r>
+        <w:t xml:space="preserve"> use if let</w:t>
+      </w:r>
+    </w:p>
+    <w:p>
+      <w:pPr>
+        <w:pStyle w:val="ListParagraph"/>
+        <w:numPr>
+          <w:ilvl w:val="0"/>
+          <w:numId w:val="1"/>
+        </w:numPr>
+      </w:pPr>
+      <w:r>
+        <w:rPr>
+          <w:b/>
+          <w:bCs/>
+        </w:rPr>
+        <w:t>Need to check a simple condition? →</w:t>
+      </w:r>
+      <w:r>
+        <w:t xml:space="preserve"> use if</w:t>
+      </w:r>
+    </w:p>
+    <w:p>
+      <w:pPr>
+        <w:pStyle w:val="ListParagraph"/>
+        <w:numPr>
+          <w:ilvl w:val="0"/>
+          <w:numId w:val="1"/>
+        </w:numPr>
+      </w:pPr>
+      <w:r>
+        <w:rPr>
+          <w:b/>
+          <w:bCs/>
+        </w:rPr>
+        <w:t>Need to repeat until condition false? →</w:t>
+      </w:r>
+      <w:r>
+        <w:t xml:space="preserve"> use while</w:t>
+      </w:r>
+    </w:p>
+    <w:p>
+      <w:pPr>
+        <w:pStyle w:val="ListParagraph"/>
+        <w:numPr>
+          <w:ilvl w:val="0"/>
+          <w:numId w:val="1"/>
+        </w:numPr>
+      </w:pPr>
+      <w:r>
+        <w:rPr>
+          <w:b/>
+          <w:bCs/>
+        </w:rPr>
+        <w:t>Need to repeat while pattern matches (like pop from stack)?</w:t>
+      </w:r>
+      <w:r>
+        <w:t xml:space="preserve"> → use while let</w:t>
+      </w:r>
+    </w:p>
+    <w:p>
+      <w:pPr>
+        <w:pStyle w:val="ListParagraph"/>
+        <w:numPr>
+          <w:ilvl w:val="0"/>
+          <w:numId w:val="1"/>
+        </w:numPr>
+      </w:pPr>
+      <w:r>
+        <w:rPr>
+          <w:b/>
+          <w:bCs/>
+        </w:rPr>
+        <w:t>Need infinite or manual loop control? →</w:t>
+      </w:r>
+      <w:r>
+        <w:t xml:space="preserve"> use loop</w:t>
+      </w:r>
+    </w:p>
+    <w:p>
+      <w:pPr>
+        <w:pStyle w:val="ListParagraph"/>
+        <w:numPr>
+          <w:ilvl w:val="0"/>
+          <w:numId w:val="1"/>
+        </w:numPr>
+      </w:pPr>
+      <w:r>
+        <w:rPr>
+          <w:b/>
+          <w:bCs/>
+        </w:rPr>
+        <w:t>Iterating over a collection? →</w:t>
+      </w:r>
+      <w:r>
+        <w:t xml:space="preserve"> use for</w:t>
+      </w:r>
+    </w:p>
+    <w:p/>
+    <w:p>
+      <w:r>
+        <w:t xml:space="preserve">Change color of </w:t>
+      </w:r>
+      <w:r>
+        <w:t>“</w:t>
+      </w:r>
+      <w:r>
+        <w:t>?</w:t>
+      </w:r>
+      <w:r>
+        <w:t>”</w:t>
+      </w:r>
+      <w:r>
+        <w:t xml:space="preserve"> (Control flow for Result and Option):</w:t>
+      </w:r>
+    </w:p>
+    <w:p/>
+    <w:p>
+      <w:r>
+        <w:lastRenderedPageBreak/>
+        <w:t>  "editor.semanticHighlighting.enabled": true,</w:t>
+      </w:r>
+    </w:p>
+    <w:p>
+      <w:r>
+        <w:t>  "editor.semanticTokenColorCustomizations": {</w:t>
+      </w:r>
+    </w:p>
+    <w:p>
+      <w:r>
+        <w:t>    "rules": {</w:t>
+      </w:r>
+    </w:p>
+    <w:p>
+      <w:r>
+        <w:t>      "operator.controlFlow": {</w:t>
+      </w:r>
+    </w:p>
+    <w:p>
+      <w:r>
+        <w:t>        "foreground": "#ff5100",</w:t>
+      </w:r>
+    </w:p>
+    <w:p>
+      <w:r>
+        <w:t>        "bold": true</w:t>
+      </w:r>
+    </w:p>
+    <w:p>
+      <w:r>
+        <w:t>      }</w:t>
+      </w:r>
+    </w:p>
+    <w:p>
+      <w:r>
+        <w:t>    }</w:t>
+      </w:r>
+    </w:p>
+    <w:p>
+      <w:r>
+        <w:t>  },</w:t>
+      </w:r>
+    </w:p>
+    <w:p/>
+    <w:p/>
     <w:p>
       <w:pPr>
         <w:pStyle w:val="Heading1"/>
       </w:pPr>
-      <w:bookmarkStart w:id="17" w:name="_Toc213116543"/>
+      <w:bookmarkStart w:id="18" w:name="_Toc213174191"/>
       <w:r>
         <w:t>Common Linux and Windows commands</w:t>
       </w:r>
-      <w:bookmarkEnd w:id="17"/>
+      <w:bookmarkEnd w:id="18"/>
     </w:p>
     <w:p>
       <w:r>
@@ -9606,11 +12103,11 @@
       <w:pPr>
         <w:pStyle w:val="Heading2"/>
       </w:pPr>
-      <w:bookmarkStart w:id="18" w:name="_Toc213116544"/>
+      <w:bookmarkStart w:id="19" w:name="_Toc213174192"/>
       <w:r>
         <w:t>Linux</w:t>
       </w:r>
-      <w:bookmarkEnd w:id="18"/>
+      <w:bookmarkEnd w:id="19"/>
     </w:p>
     <w:p/>
     <w:p>
@@ -9658,7 +12155,6 @@
     <w:p/>
     <w:p>
       <w:r>
-        <w:lastRenderedPageBreak/>
         <w:t>bximage to create an empty floppy disk. It is an interactive tool with a menu. It shows this info after execution: The following line should appear in your bochsrc:</w:t>
       </w:r>
     </w:p>
@@ -9714,6 +12210,7 @@
           <w:b/>
           <w:bCs/>
         </w:rPr>
+        <w:lastRenderedPageBreak/>
         <w:t>dd if=src/build/stage1.bin of=src/build/floppy.img bs=512 count=1 conv=notrunc</w:t>
       </w:r>
     </w:p>
@@ -9745,11 +12242,11 @@
       <w:pPr>
         <w:pStyle w:val="Heading2"/>
       </w:pPr>
-      <w:bookmarkStart w:id="19" w:name="_Toc213116545"/>
+      <w:bookmarkStart w:id="20" w:name="_Toc213174193"/>
       <w:r>
         <w:t>Windows PowerShell</w:t>
       </w:r>
-      <w:bookmarkEnd w:id="19"/>
+      <w:bookmarkEnd w:id="20"/>
     </w:p>
     <w:p/>
     <w:p>
@@ -9827,22 +12324,23 @@
       <w:pPr>
         <w:pStyle w:val="Heading1"/>
       </w:pPr>
-      <w:bookmarkStart w:id="20" w:name="_Toc213116546"/>
+      <w:bookmarkStart w:id="21" w:name="_Toc213174194"/>
       <w:r>
         <w:t>Random nuggets of knowledge</w:t>
       </w:r>
-      <w:bookmarkEnd w:id="20"/>
+      <w:bookmarkEnd w:id="21"/>
     </w:p>
     <w:p/>
     <w:p>
       <w:pPr>
         <w:pStyle w:val="Heading2"/>
       </w:pPr>
-      <w:bookmarkStart w:id="21" w:name="_Toc213116547"/>
-      <w:r>
+      <w:bookmarkStart w:id="22" w:name="_Toc213174195"/>
+      <w:r>
+        <w:lastRenderedPageBreak/>
         <w:t>How Org directive works in NASM assembly</w:t>
       </w:r>
-      <w:bookmarkEnd w:id="21"/>
+      <w:bookmarkEnd w:id="22"/>
     </w:p>
     <w:p>
       <w:pPr>
@@ -9908,7 +12406,7 @@
       <w:pPr>
         <w:pStyle w:val="Heading2"/>
       </w:pPr>
-      <w:bookmarkStart w:id="22" w:name="_Toc213116548"/>
+      <w:bookmarkStart w:id="23" w:name="_Toc213174196"/>
       <w:r>
         <w:t xml:space="preserve">WSL Tab autocomplete </w:t>
       </w:r>
@@ -9918,7 +12416,7 @@
       <w:r>
         <w:t xml:space="preserve"> only on windows/system32</w:t>
       </w:r>
-      <w:bookmarkEnd w:id="22"/>
+      <w:bookmarkEnd w:id="23"/>
     </w:p>
     <w:p/>
     <w:p>
@@ -9931,11 +12429,11 @@
       <w:pPr>
         <w:pStyle w:val="Heading2"/>
       </w:pPr>
-      <w:bookmarkStart w:id="23" w:name="_Toc213116549"/>
+      <w:bookmarkStart w:id="24" w:name="_Toc213174197"/>
       <w:r>
         <w:t>On bootloader, will mov sp, 0x7C00 make the next push to overwrite the first byte of the bootloader? (Overlap)</w:t>
       </w:r>
-      <w:bookmarkEnd w:id="23"/>
+      <w:bookmarkEnd w:id="24"/>
     </w:p>
     <w:p/>
     <w:p>
@@ -9964,7 +12462,7 @@
                     <pic:cNvPicPr/>
                   </pic:nvPicPr>
                   <pic:blipFill>
-                    <a:blip r:embed="rId21"/>
+                    <a:blip r:embed="rId22"/>
                     <a:stretch>
                       <a:fillRect/>
                     </a:stretch>
@@ -9990,47 +12488,47 @@
       <w:pPr>
         <w:pStyle w:val="Heading2"/>
       </w:pPr>
-      <w:bookmarkStart w:id="24" w:name="_Toc213116550"/>
+      <w:bookmarkStart w:id="25" w:name="_Toc213174198"/>
+      <w:r>
+        <w:t xml:space="preserve">Full </w:t>
+      </w:r>
+      <w:r>
+        <w:t>PowerShell</w:t>
+      </w:r>
+      <w:r>
+        <w:t xml:space="preserve"> history</w:t>
+      </w:r>
+      <w:bookmarkEnd w:id="25"/>
+    </w:p>
+    <w:p/>
+    <w:p>
+      <w:r>
+        <w:t>It is saved on the file ConsoleHost_history.txt</w:t>
+      </w:r>
+    </w:p>
+    <w:p/>
+    <w:p>
+      <w:pPr>
+        <w:pStyle w:val="Heading2"/>
+      </w:pPr>
+      <w:bookmarkStart w:id="26" w:name="_Toc213174199"/>
+      <w:r>
+        <w:t>Git inconsistency between files on the same folder via Windows and WSL on VSCODE</w:t>
+      </w:r>
+      <w:bookmarkEnd w:id="26"/>
+    </w:p>
+    <w:p/>
+    <w:p>
+      <w:r>
+        <w:t>It is related to the LF vs CRLF line-endings differences.</w:t>
+      </w:r>
+    </w:p>
+    <w:p>
       <w:r>
         <w:lastRenderedPageBreak/>
-        <w:t xml:space="preserve">Full </w:t>
-      </w:r>
-      <w:r>
-        <w:t>PowerShell</w:t>
-      </w:r>
-      <w:r>
-        <w:t xml:space="preserve"> history</w:t>
-      </w:r>
-      <w:bookmarkEnd w:id="24"/>
-    </w:p>
-    <w:p/>
-    <w:p>
-      <w:r>
-        <w:t>It is saved on the file ConsoleHost_history.txt</w:t>
-      </w:r>
-    </w:p>
-    <w:p/>
-    <w:p>
-      <w:pPr>
-        <w:pStyle w:val="Heading2"/>
-      </w:pPr>
-      <w:bookmarkStart w:id="25" w:name="_Toc213116551"/>
-      <w:r>
-        <w:t>Git inconsistency between files on the same folder via Windows and WSL on VSCODE</w:t>
-      </w:r>
-      <w:bookmarkEnd w:id="25"/>
-    </w:p>
-    <w:p/>
-    <w:p>
-      <w:r>
-        <w:t>It is related to the LF vs CRLF line-endings differences.</w:t>
-      </w:r>
-    </w:p>
-    <w:p>
-      <w:r>
         <w:t>The easiest way to resolve this would be to add .gitattributes file with a * text=auto line. This should normalize the line endings and prevent this issue within this specific repository. See </w:t>
       </w:r>
-      <w:hyperlink r:id="rId22" w:anchor="per-repository-settings" w:history="1">
+      <w:hyperlink r:id="rId23" w:anchor="per-repository-settings" w:history="1">
         <w:r>
           <w:rPr>
             <w:rStyle w:val="Hyperlink"/>
@@ -10046,11 +12544,11 @@
       <w:pPr>
         <w:pStyle w:val="Heading2"/>
       </w:pPr>
-      <w:bookmarkStart w:id="26" w:name="_Toc213116552"/>
+      <w:bookmarkStart w:id="27" w:name="_Toc213174200"/>
       <w:r>
         <w:t>Hint C debugger that a buffer is of a particular size</w:t>
       </w:r>
-      <w:bookmarkEnd w:id="26"/>
+      <w:bookmarkEnd w:id="27"/>
     </w:p>
     <w:p/>
     <w:p>
@@ -10073,11 +12571,11 @@
       <w:pPr>
         <w:pStyle w:val="Heading2"/>
       </w:pPr>
-      <w:bookmarkStart w:id="27" w:name="_Toc213116553"/>
+      <w:bookmarkStart w:id="28" w:name="_Toc213174201"/>
       <w:r>
         <w:t>Frame-Pointer Omission</w:t>
       </w:r>
-      <w:bookmarkEnd w:id="27"/>
+      <w:bookmarkEnd w:id="28"/>
     </w:p>
     <w:p>
       <w:r>
@@ -10113,7 +12611,7 @@
                     <pic:cNvPicPr/>
                   </pic:nvPicPr>
                   <pic:blipFill>
-                    <a:blip r:embed="rId23"/>
+                    <a:blip r:embed="rId24"/>
                     <a:stretch>
                       <a:fillRect/>
                     </a:stretch>
@@ -10139,7 +12637,7 @@
       <w:pPr>
         <w:pStyle w:val="Heading2"/>
       </w:pPr>
-      <w:bookmarkStart w:id="28" w:name="_Toc213116554"/>
+      <w:bookmarkStart w:id="29" w:name="_Toc213174202"/>
       <w:r>
         <w:t>How to create a hard disk image file with FAT32</w:t>
       </w:r>
@@ -10152,7 +12650,7 @@
       <w:r>
         <w:t xml:space="preserve"> on MBR</w:t>
       </w:r>
-      <w:bookmarkEnd w:id="28"/>
+      <w:bookmarkEnd w:id="29"/>
     </w:p>
     <w:p/>
     <w:p>
@@ -10164,7 +12662,6 @@
         </w:numPr>
       </w:pPr>
       <w:r>
-        <w:lastRenderedPageBreak/>
         <w:t>dd if=/dev/zero of=hd16mbfat32.img bs=1M count=16</w:t>
       </w:r>
     </w:p>
@@ -10215,7 +12712,7 @@
       <w:r>
         <w:t xml:space="preserve"> </w:t>
       </w:r>
-      <w:hyperlink r:id="rId24" w:anchor="mklabel" w:history="1">
+      <w:hyperlink r:id="rId25" w:anchor="mklabel" w:history="1">
         <w:r>
           <w:rPr>
             <w:rStyle w:val="Hyperlink"/>
@@ -10260,6 +12757,7 @@
         <w:rPr>
           <w:noProof/>
         </w:rPr>
+        <w:lastRenderedPageBreak/>
         <w:drawing>
           <wp:inline distT="0" distB="0" distL="0" distR="0" wp14:anchorId="01083286" wp14:editId="7C35EF06">
             <wp:extent cx="3210373" cy="5820587"/>
@@ -10276,7 +12774,7 @@
                     <pic:cNvPicPr/>
                   </pic:nvPicPr>
                   <pic:blipFill>
-                    <a:blip r:embed="rId25"/>
+                    <a:blip r:embed="rId26"/>
                     <a:stretch>
                       <a:fillRect/>
                     </a:stretch>
@@ -10324,7 +12822,6 @@
         <w:rPr>
           <w:noProof/>
         </w:rPr>
-        <w:lastRenderedPageBreak/>
         <w:drawing>
           <wp:inline distT="0" distB="0" distL="0" distR="0" wp14:anchorId="48591FED" wp14:editId="18E078B7">
             <wp:extent cx="5943600" cy="969645"/>
@@ -10341,7 +12838,7 @@
                     <pic:cNvPicPr/>
                   </pic:nvPicPr>
                   <pic:blipFill>
-                    <a:blip r:embed="rId26"/>
+                    <a:blip r:embed="rId27"/>
                     <a:stretch>
                       <a:fillRect/>
                     </a:stretch>
@@ -10431,6 +12928,7 @@
         </w:numPr>
       </w:pPr>
       <w:r>
+        <w:lastRenderedPageBreak/>
         <w:t>parted disk16mb.img unit B print</w:t>
       </w:r>
       <w:r>
@@ -10465,7 +12963,7 @@
                     <pic:cNvPicPr/>
                   </pic:nvPicPr>
                   <pic:blipFill>
-                    <a:blip r:embed="rId27"/>
+                    <a:blip r:embed="rId28"/>
                     <a:stretch>
                       <a:fillRect/>
                     </a:stretch>
@@ -10574,7 +13072,7 @@
                     <pic:cNvPicPr/>
                   </pic:nvPicPr>
                   <pic:blipFill>
-                    <a:blip r:embed="rId28"/>
+                    <a:blip r:embed="rId29"/>
                     <a:stretch>
                       <a:fillRect/>
                     </a:stretch>
@@ -10639,7 +13137,7 @@
                     <pic:cNvPicPr/>
                   </pic:nvPicPr>
                   <pic:blipFill>
-                    <a:blip r:embed="rId29"/>
+                    <a:blip r:embed="rId30"/>
                     <a:stretch>
                       <a:fillRect/>
                     </a:stretch>
@@ -10766,7 +13264,7 @@
                     <pic:cNvPicPr/>
                   </pic:nvPicPr>
                   <pic:blipFill>
-                    <a:blip r:embed="rId30"/>
+                    <a:blip r:embed="rId31"/>
                     <a:stretch>
                       <a:fillRect/>
                     </a:stretch>
@@ -10852,7 +13350,7 @@
                     <pic:cNvPicPr/>
                   </pic:nvPicPr>
                   <pic:blipFill>
-                    <a:blip r:embed="rId31"/>
+                    <a:blip r:embed="rId32"/>
                     <a:stretch>
                       <a:fillRect/>
                     </a:stretch>
@@ -10949,7 +13447,7 @@
                     <pic:cNvPicPr/>
                   </pic:nvPicPr>
                   <pic:blipFill>
-                    <a:blip r:embed="rId32"/>
+                    <a:blip r:embed="rId33"/>
                     <a:stretch>
                       <a:fillRect/>
                     </a:stretch>
@@ -10990,11 +13488,11 @@
       <w:pPr>
         <w:pStyle w:val="Heading2"/>
       </w:pPr>
-      <w:bookmarkStart w:id="29" w:name="_Toc213116555"/>
+      <w:bookmarkStart w:id="30" w:name="_Toc213174203"/>
       <w:r>
         <w:t>Return to the last working directory. Windows and linux</w:t>
       </w:r>
-      <w:bookmarkEnd w:id="29"/>
+      <w:bookmarkEnd w:id="30"/>
     </w:p>
     <w:p/>
     <w:p>
@@ -11074,9 +13572,11 @@
       <w:pPr>
         <w:pStyle w:val="Heading2"/>
       </w:pPr>
+      <w:bookmarkStart w:id="31" w:name="_Toc213174204"/>
       <w:r>
         <w:t>Forcing a pointer to be interpreted as a type does have a name: Type punning</w:t>
       </w:r>
+      <w:bookmarkEnd w:id="31"/>
     </w:p>
     <w:p/>
     <w:p>
@@ -11098,11 +13598,11 @@
       <w:pPr>
         <w:pStyle w:val="Heading1"/>
       </w:pPr>
-      <w:bookmarkStart w:id="30" w:name="_Toc213116556"/>
+      <w:bookmarkStart w:id="32" w:name="_Toc213174205"/>
       <w:r>
         <w:t>Research backlog</w:t>
       </w:r>
-      <w:bookmarkEnd w:id="30"/>
+      <w:bookmarkEnd w:id="32"/>
     </w:p>
     <w:p/>
     <w:p>
@@ -11261,11 +13761,11 @@
       <w:pPr>
         <w:pStyle w:val="Heading1"/>
       </w:pPr>
-      <w:bookmarkStart w:id="31" w:name="_Toc213116557"/>
+      <w:bookmarkStart w:id="33" w:name="_Toc213174206"/>
       <w:r>
         <w:t>Screenshots</w:t>
       </w:r>
-      <w:bookmarkEnd w:id="31"/>
+      <w:bookmarkEnd w:id="33"/>
     </w:p>
     <w:p/>
     <w:p>
@@ -11300,7 +13800,7 @@
                     <pic:cNvPicPr/>
                   </pic:nvPicPr>
                   <pic:blipFill>
-                    <a:blip r:embed="rId33"/>
+                    <a:blip r:embed="rId34"/>
                     <a:stretch>
                       <a:fillRect/>
                     </a:stretch>
@@ -11325,7 +13825,7 @@
       <w:pPr>
         <w:pStyle w:val="Caption"/>
       </w:pPr>
-      <w:bookmarkStart w:id="32" w:name="_Toc213116565"/>
+      <w:bookmarkStart w:id="34" w:name="_Toc213174171"/>
       <w:r>
         <w:t xml:space="preserve">Figure </w:t>
       </w:r>
@@ -11334,13 +13834,13 @@
           <w:rPr>
             <w:noProof/>
           </w:rPr>
-          <w:t>5</w:t>
+          <w:t>6</w:t>
         </w:r>
       </w:fldSimple>
       <w:r>
         <w:t xml:space="preserve"> Quick and dirt bootloader with ABCD printed</w:t>
       </w:r>
-      <w:bookmarkEnd w:id="32"/>
+      <w:bookmarkEnd w:id="34"/>
     </w:p>
     <w:p/>
     <w:p>
@@ -11368,7 +13868,7 @@
                     <pic:cNvPicPr/>
                   </pic:nvPicPr>
                   <pic:blipFill>
-                    <a:blip r:embed="rId34"/>
+                    <a:blip r:embed="rId35"/>
                     <a:stretch>
                       <a:fillRect/>
                     </a:stretch>
@@ -11393,7 +13893,7 @@
       <w:pPr>
         <w:pStyle w:val="Caption"/>
       </w:pPr>
-      <w:bookmarkStart w:id="33" w:name="_Toc213116566"/>
+      <w:bookmarkStart w:id="35" w:name="_Toc213174172"/>
       <w:r>
         <w:t xml:space="preserve">Figure </w:t>
       </w:r>
@@ -11402,13 +13902,13 @@
           <w:rPr>
             <w:noProof/>
           </w:rPr>
-          <w:t>6</w:t>
+          <w:t>7</w:t>
         </w:r>
       </w:fldSimple>
       <w:r>
         <w:t xml:space="preserve"> Early makefile for the bootloader</w:t>
       </w:r>
-      <w:bookmarkEnd w:id="33"/>
+      <w:bookmarkEnd w:id="35"/>
     </w:p>
     <w:p/>
     <w:p>
@@ -11441,7 +13941,7 @@
                     <pic:cNvPicPr/>
                   </pic:nvPicPr>
                   <pic:blipFill>
-                    <a:blip r:embed="rId35"/>
+                    <a:blip r:embed="rId36"/>
                     <a:stretch>
                       <a:fillRect/>
                     </a:stretch>
@@ -11466,7 +13966,7 @@
       <w:pPr>
         <w:pStyle w:val="Caption"/>
       </w:pPr>
-      <w:bookmarkStart w:id="34" w:name="_Toc213116567"/>
+      <w:bookmarkStart w:id="36" w:name="_Toc213174173"/>
       <w:r>
         <w:t xml:space="preserve">Figure </w:t>
       </w:r>
@@ -11475,7 +13975,7 @@
           <w:rPr>
             <w:noProof/>
           </w:rPr>
-          <w:t>7</w:t>
+          <w:t>8</w:t>
         </w:r>
       </w:fldSimple>
       <w:r>
@@ -11496,7 +13996,7 @@
       <w:r>
         <w:t>…</w:t>
       </w:r>
-      <w:bookmarkEnd w:id="34"/>
+      <w:bookmarkEnd w:id="36"/>
     </w:p>
     <w:p/>
     <w:p>
@@ -11530,7 +14030,7 @@
                     <pic:cNvPicPr/>
                   </pic:nvPicPr>
                   <pic:blipFill>
-                    <a:blip r:embed="rId36"/>
+                    <a:blip r:embed="rId37"/>
                     <a:stretch>
                       <a:fillRect/>
                     </a:stretch>
@@ -11555,7 +14055,7 @@
       <w:pPr>
         <w:pStyle w:val="Caption"/>
       </w:pPr>
-      <w:bookmarkStart w:id="35" w:name="_Toc213116568"/>
+      <w:bookmarkStart w:id="37" w:name="_Toc213174174"/>
       <w:r>
         <w:t xml:space="preserve">Figure </w:t>
       </w:r>
@@ -11564,13 +14064,13 @@
           <w:rPr>
             <w:noProof/>
           </w:rPr>
-          <w:t>8</w:t>
+          <w:t>9</w:t>
         </w:r>
       </w:fldSimple>
       <w:r>
         <w:t xml:space="preserve"> First steps FAT32 imaging tool</w:t>
       </w:r>
-      <w:bookmarkEnd w:id="35"/>
+      <w:bookmarkEnd w:id="37"/>
     </w:p>
     <w:p/>
     <w:p>
@@ -11603,7 +14103,7 @@
                     <pic:cNvPicPr/>
                   </pic:nvPicPr>
                   <pic:blipFill>
-                    <a:blip r:embed="rId37"/>
+                    <a:blip r:embed="rId38"/>
                     <a:stretch>
                       <a:fillRect/>
                     </a:stretch>
@@ -11628,7 +14128,7 @@
       <w:pPr>
         <w:pStyle w:val="Caption"/>
       </w:pPr>
-      <w:bookmarkStart w:id="36" w:name="_Toc213116569"/>
+      <w:bookmarkStart w:id="38" w:name="_Toc213174175"/>
       <w:r>
         <w:t xml:space="preserve">Figure </w:t>
       </w:r>
@@ -11637,13 +14137,13 @@
           <w:rPr>
             <w:noProof/>
           </w:rPr>
-          <w:t>9</w:t>
+          <w:t>10</w:t>
         </w:r>
       </w:fldSimple>
       <w:r>
         <w:t xml:space="preserve"> Forged FAT32 HD Image file using Linux tooling</w:t>
       </w:r>
-      <w:bookmarkEnd w:id="36"/>
+      <w:bookmarkEnd w:id="38"/>
     </w:p>
     <w:p/>
     <w:p>
@@ -11670,7 +14170,7 @@
                     <pic:cNvPicPr/>
                   </pic:nvPicPr>
                   <pic:blipFill>
-                    <a:blip r:embed="rId38"/>
+                    <a:blip r:embed="rId39"/>
                     <a:stretch>
                       <a:fillRect/>
                     </a:stretch>
@@ -11695,7 +14195,7 @@
       <w:pPr>
         <w:pStyle w:val="Caption"/>
       </w:pPr>
-      <w:bookmarkStart w:id="37" w:name="_Toc213116570"/>
+      <w:bookmarkStart w:id="39" w:name="_Toc213174176"/>
       <w:r>
         <w:t xml:space="preserve">Figure </w:t>
       </w:r>
@@ -11704,13 +14204,13 @@
           <w:rPr>
             <w:noProof/>
           </w:rPr>
-          <w:t>10</w:t>
+          <w:t>11</w:t>
         </w:r>
       </w:fldSimple>
       <w:r>
         <w:t xml:space="preserve"> Good progress on my custom FAT32 imaging tool</w:t>
       </w:r>
-      <w:bookmarkEnd w:id="37"/>
+      <w:bookmarkEnd w:id="39"/>
     </w:p>
     <w:p/>
     <w:p>
@@ -11724,6 +14224,9 @@
         <w:keepNext/>
       </w:pPr>
       <w:r>
+        <w:rPr>
+          <w:noProof/>
+        </w:rPr>
         <w:lastRenderedPageBreak/>
         <w:drawing>
           <wp:inline distT="0" distB="0" distL="0" distR="0" wp14:anchorId="24251088" wp14:editId="06DF7333">
@@ -11741,7 +14244,7 @@
                     <pic:cNvPicPr/>
                   </pic:nvPicPr>
                   <pic:blipFill>
-                    <a:blip r:embed="rId39"/>
+                    <a:blip r:embed="rId40"/>
                     <a:stretch>
                       <a:fillRect/>
                     </a:stretch>
@@ -11766,6 +14269,7 @@
       <w:pPr>
         <w:pStyle w:val="Caption"/>
       </w:pPr>
+      <w:bookmarkStart w:id="40" w:name="_Toc213174177"/>
       <w:r>
         <w:t xml:space="preserve">Figure </w:t>
       </w:r>
@@ -11774,24 +14278,91 @@
           <w:rPr>
             <w:noProof/>
           </w:rPr>
-          <w:t>11</w:t>
+          <w:t>12</w:t>
         </w:r>
       </w:fldSimple>
       <w:r>
         <w:t xml:space="preserve"> In Rust we trust (but not on this unsafe one)</w:t>
       </w:r>
+      <w:bookmarkEnd w:id="40"/>
     </w:p>
     <w:p/>
     <w:p>
+      <w:r>
+        <w:t>05-November2025</w:t>
+      </w:r>
+    </w:p>
+    <w:p>
+      <w:pPr>
+        <w:keepNext/>
+      </w:pPr>
+      <w:r>
+        <w:lastRenderedPageBreak/>
+        <w:drawing>
+          <wp:inline distT="0" distB="0" distL="0" distR="0" wp14:anchorId="2C745833" wp14:editId="658EFFF9">
+            <wp:extent cx="5943600" cy="1693545"/>
+            <wp:effectExtent l="0" t="0" r="0" b="1905"/>
+            <wp:docPr id="2079566523" name="Picture 1" descr="A screenshot of a computer screen&#10;&#10;AI-generated content may be incorrect."/>
+            <wp:cNvGraphicFramePr>
+              <a:graphicFrameLocks xmlns:a="http://schemas.openxmlformats.org/drawingml/2006/main" noChangeAspect="1"/>
+            </wp:cNvGraphicFramePr>
+            <a:graphic xmlns:a="http://schemas.openxmlformats.org/drawingml/2006/main">
+              <a:graphicData uri="http://schemas.openxmlformats.org/drawingml/2006/picture">
+                <pic:pic xmlns:pic="http://schemas.openxmlformats.org/drawingml/2006/picture">
+                  <pic:nvPicPr>
+                    <pic:cNvPr id="2079566523" name="Picture 1" descr="A screenshot of a computer screen&#10;&#10;AI-generated content may be incorrect."/>
+                    <pic:cNvPicPr/>
+                  </pic:nvPicPr>
+                  <pic:blipFill>
+                    <a:blip r:embed="rId41"/>
+                    <a:stretch>
+                      <a:fillRect/>
+                    </a:stretch>
+                  </pic:blipFill>
+                  <pic:spPr>
+                    <a:xfrm>
+                      <a:off x="0" y="0"/>
+                      <a:ext cx="5943600" cy="1693545"/>
+                    </a:xfrm>
+                    <a:prstGeom prst="rect">
+                      <a:avLst/>
+                    </a:prstGeom>
+                  </pic:spPr>
+                </pic:pic>
+              </a:graphicData>
+            </a:graphic>
+          </wp:inline>
+        </w:drawing>
+      </w:r>
+    </w:p>
+    <w:p>
+      <w:pPr>
+        <w:pStyle w:val="Caption"/>
+      </w:pPr>
+      <w:r>
+        <w:t xml:space="preserve">Figure </w:t>
+      </w:r>
+      <w:fldSimple w:instr=" SEQ Figure \* ARABIC ">
+        <w:r>
+          <w:rPr>
+            <w:noProof/>
+          </w:rPr>
+          <w:t>13</w:t>
+        </w:r>
+      </w:fldSimple>
+      <w:r>
+        <w:t xml:space="preserve"> Rustlings to dust off my rust skills</w:t>
+      </w:r>
+    </w:p>
+    <w:p>
       <w:pPr>
         <w:pStyle w:val="Heading1"/>
       </w:pPr>
-      <w:bookmarkStart w:id="38" w:name="_Toc213116558"/>
-      <w:r>
-        <w:lastRenderedPageBreak/>
+      <w:bookmarkStart w:id="41" w:name="_Toc213174207"/>
+      <w:r>
         <w:t>Resources</w:t>
       </w:r>
-      <w:bookmarkEnd w:id="38"/>
+      <w:bookmarkEnd w:id="41"/>
     </w:p>
     <w:p/>
     <w:tbl>
@@ -11832,7 +14403,7 @@
             <w:tcW w:w="4675" w:type="dxa"/>
           </w:tcPr>
           <w:p>
-            <w:hyperlink r:id="rId40" w:history="1">
+            <w:hyperlink r:id="rId42" w:history="1">
               <w:r>
                 <w:rPr>
                   <w:rStyle w:val="Hyperlink"/>
@@ -11866,7 +14437,7 @@
             <w:tcW w:w="4675" w:type="dxa"/>
           </w:tcPr>
           <w:p>
-            <w:hyperlink r:id="rId41" w:history="1">
+            <w:hyperlink r:id="rId43" w:history="1">
               <w:r>
                 <w:rPr>
                   <w:rStyle w:val="Hyperlink"/>
@@ -11896,7 +14467,7 @@
             <w:tcW w:w="4675" w:type="dxa"/>
           </w:tcPr>
           <w:p>
-            <w:hyperlink r:id="rId42" w:history="1">
+            <w:hyperlink r:id="rId44" w:history="1">
               <w:r>
                 <w:rPr>
                   <w:rStyle w:val="Hyperlink"/>
@@ -11932,7 +14503,7 @@
             <w:tcW w:w="4675" w:type="dxa"/>
           </w:tcPr>
           <w:p>
-            <w:hyperlink r:id="rId43" w:history="1">
+            <w:hyperlink r:id="rId45" w:history="1">
               <w:r>
                 <w:rPr>
                   <w:rStyle w:val="Hyperlink"/>
@@ -11962,7 +14533,7 @@
             <w:tcW w:w="4675" w:type="dxa"/>
           </w:tcPr>
           <w:p>
-            <w:hyperlink r:id="rId44" w:history="1">
+            <w:hyperlink r:id="rId46" w:history="1">
               <w:r>
                 <w:rPr>
                   <w:rStyle w:val="Hyperlink"/>
@@ -11992,7 +14563,7 @@
             <w:tcW w:w="4675" w:type="dxa"/>
           </w:tcPr>
           <w:p>
-            <w:hyperlink r:id="rId45" w:history="1">
+            <w:hyperlink r:id="rId47" w:history="1">
               <w:r>
                 <w:rPr>
                   <w:rStyle w:val="Hyperlink"/>
@@ -12047,7 +14618,7 @@
             <w:tcW w:w="4675" w:type="dxa"/>
           </w:tcPr>
           <w:p>
-            <w:hyperlink r:id="rId46" w:history="1">
+            <w:hyperlink r:id="rId48" w:history="1">
               <w:r>
                 <w:rPr>
                   <w:rStyle w:val="Hyperlink"/>
@@ -12074,6 +14645,63 @@
           </w:p>
         </w:tc>
       </w:tr>
+      <w:tr>
+        <w:tc>
+          <w:tcPr>
+            <w:tcW w:w="4675" w:type="dxa"/>
+          </w:tcPr>
+          <w:p>
+            <w:hyperlink r:id="rId49" w:history="1">
+              <w:r>
+                <w:rPr>
+                  <w:rStyle w:val="Hyperlink"/>
+                </w:rPr>
+                <w:t>https://oort.rs</w:t>
+              </w:r>
+            </w:hyperlink>
+          </w:p>
+        </w:tc>
+        <w:tc>
+          <w:tcPr>
+            <w:tcW w:w="4675" w:type="dxa"/>
+          </w:tcPr>
+          <w:p>
+            <w:r>
+              <w:t>Dust off your rust</w:t>
+            </w:r>
+          </w:p>
+        </w:tc>
+      </w:tr>
+      <w:tr>
+        <w:tc>
+          <w:tcPr>
+            <w:tcW w:w="4675" w:type="dxa"/>
+          </w:tcPr>
+          <w:p>
+            <w:hyperlink r:id="rId50" w:history="1">
+              <w:r>
+                <w:rPr>
+                  <w:rStyle w:val="Hyperlink"/>
+                </w:rPr>
+                <w:t>https://github.com/usagi/rust-memory-container-cs/blob/master/3840x2160/rust-memory-container-cs-3840x2160-dark-back.png</w:t>
+              </w:r>
+            </w:hyperlink>
+            <w:r>
+              <w:t xml:space="preserve"> </w:t>
+            </w:r>
+          </w:p>
+        </w:tc>
+        <w:tc>
+          <w:tcPr>
+            <w:tcW w:w="4675" w:type="dxa"/>
+          </w:tcPr>
+          <w:p>
+            <w:r>
+              <w:t xml:space="preserve">Rosetta stone to Rust memory </w:t>
+            </w:r>
+          </w:p>
+        </w:tc>
+      </w:tr>
     </w:tbl>
     <w:p>
       <w:r>
@@ -12089,7 +14717,7 @@
       <w:pPr>
         <w:pStyle w:val="Heading1"/>
       </w:pPr>
-      <w:bookmarkStart w:id="39" w:name="_Toc213116559"/>
+      <w:bookmarkStart w:id="42" w:name="_Toc213174208"/>
       <w:r>
         <w:lastRenderedPageBreak/>
         <w:t>Clock</w:t>
@@ -12100,7 +14728,7 @@
       <w:r>
         <w:t>in hours</w:t>
       </w:r>
-      <w:bookmarkEnd w:id="39"/>
+      <w:bookmarkEnd w:id="42"/>
     </w:p>
     <w:p/>
     <w:p>
@@ -12296,6 +14924,32 @@
           </w:p>
         </w:tc>
       </w:tr>
+      <w:tr>
+        <w:tc>
+          <w:tcPr>
+            <w:cnfStyle w:val="001000000000" w:firstRow="0" w:lastRow="0" w:firstColumn="1" w:lastColumn="0" w:oddVBand="0" w:evenVBand="0" w:oddHBand="0" w:evenHBand="0" w:firstRowFirstColumn="0" w:firstRowLastColumn="0" w:lastRowFirstColumn="0" w:lastRowLastColumn="0"/>
+            <w:tcW w:w="4675" w:type="dxa"/>
+          </w:tcPr>
+          <w:p>
+            <w:r>
+              <w:t>05-November-2025</w:t>
+            </w:r>
+          </w:p>
+        </w:tc>
+        <w:tc>
+          <w:tcPr>
+            <w:tcW w:w="4675" w:type="dxa"/>
+          </w:tcPr>
+          <w:p>
+            <w:pPr>
+              <w:cnfStyle w:val="000000000000" w:firstRow="0" w:lastRow="0" w:firstColumn="0" w:lastColumn="0" w:oddVBand="0" w:evenVBand="0" w:oddHBand="0" w:evenHBand="0" w:firstRowFirstColumn="0" w:firstRowLastColumn="0" w:lastRowFirstColumn="0" w:lastRowLastColumn="0"/>
+            </w:pPr>
+            <w:r>
+              <w:t>10 hours</w:t>
+            </w:r>
+          </w:p>
+        </w:tc>
+      </w:tr>
     </w:tbl>
     <w:p/>
     <w:p/>
@@ -12304,11 +14958,11 @@
       <w:pPr>
         <w:pStyle w:val="Heading1"/>
       </w:pPr>
-      <w:bookmarkStart w:id="40" w:name="_Toc213116560"/>
+      <w:bookmarkStart w:id="43" w:name="_Toc213174209"/>
       <w:r>
         <w:t>Table of figures</w:t>
       </w:r>
-      <w:bookmarkEnd w:id="40"/>
+      <w:bookmarkEnd w:id="43"/>
     </w:p>
     <w:p/>
     <w:p>
@@ -12334,13 +14988,13 @@
       <w:r>
         <w:fldChar w:fldCharType="separate"/>
       </w:r>
-      <w:hyperlink w:anchor="_Toc213116561" w:history="1">
+      <w:hyperlink w:anchor="_Toc213174166" w:history="1">
         <w:r>
           <w:rPr>
             <w:rStyle w:val="Hyperlink"/>
             <w:noProof/>
           </w:rPr>
-          <w:t>Figure 1 Example of partition on MBR. 0x80 is bootable</w:t>
+          <w:t>Figure 1 Here is a canonical example of a VBR from Microsoft.</w:t>
         </w:r>
         <w:r>
           <w:rPr>
@@ -12361,7 +15015,7 @@
             <w:noProof/>
             <w:webHidden/>
           </w:rPr>
-          <w:instrText xml:space="preserve"> PAGEREF _Toc213116561 \h </w:instrText>
+          <w:instrText xml:space="preserve"> PAGEREF _Toc213174166 \h </w:instrText>
         </w:r>
         <w:r>
           <w:rPr>
@@ -12381,7 +15035,7 @@
             <w:noProof/>
             <w:webHidden/>
           </w:rPr>
-          <w:t>8</w:t>
+          <w:t>7</w:t>
         </w:r>
         <w:r>
           <w:rPr>
@@ -12406,13 +15060,13 @@
           <w14:ligatures w14:val="standardContextual"/>
         </w:rPr>
       </w:pPr>
-      <w:hyperlink w:anchor="_Toc213116562" w:history="1">
+      <w:hyperlink w:anchor="_Toc213174167" w:history="1">
         <w:r>
           <w:rPr>
             <w:rStyle w:val="Hyperlink"/>
             <w:noProof/>
           </w:rPr>
-          <w:t>Figure 2 Dissection of the first partition using ChatGPT. Is correct?</w:t>
+          <w:t>Figure 2 Example of partition on MBR. 0x80 is bootable</w:t>
         </w:r>
         <w:r>
           <w:rPr>
@@ -12433,7 +15087,7 @@
             <w:noProof/>
             <w:webHidden/>
           </w:rPr>
-          <w:instrText xml:space="preserve"> PAGEREF _Toc213116562 \h </w:instrText>
+          <w:instrText xml:space="preserve"> PAGEREF _Toc213174167 \h </w:instrText>
         </w:r>
         <w:r>
           <w:rPr>
@@ -12453,7 +15107,7 @@
             <w:noProof/>
             <w:webHidden/>
           </w:rPr>
-          <w:t>9</w:t>
+          <w:t>11</w:t>
         </w:r>
         <w:r>
           <w:rPr>
@@ -12478,13 +15132,13 @@
           <w14:ligatures w14:val="standardContextual"/>
         </w:rPr>
       </w:pPr>
-      <w:hyperlink w:anchor="_Toc213116563" w:history="1">
+      <w:hyperlink w:anchor="_Toc213174168" w:history="1">
         <w:r>
           <w:rPr>
             <w:rStyle w:val="Hyperlink"/>
             <w:noProof/>
           </w:rPr>
-          <w:t>Figure 3 MBR with FAT partitions</w:t>
+          <w:t>Figure 3 Dissection of the first partition using ChatGPT. Is correct?</w:t>
         </w:r>
         <w:r>
           <w:rPr>
@@ -12505,7 +15159,7 @@
             <w:noProof/>
             <w:webHidden/>
           </w:rPr>
-          <w:instrText xml:space="preserve"> PAGEREF _Toc213116563 \h </w:instrText>
+          <w:instrText xml:space="preserve"> PAGEREF _Toc213174168 \h </w:instrText>
         </w:r>
         <w:r>
           <w:rPr>
@@ -12525,7 +15179,7 @@
             <w:noProof/>
             <w:webHidden/>
           </w:rPr>
-          <w:t>10</w:t>
+          <w:t>12</w:t>
         </w:r>
         <w:r>
           <w:rPr>
@@ -12550,13 +15204,13 @@
           <w14:ligatures w14:val="standardContextual"/>
         </w:rPr>
       </w:pPr>
-      <w:hyperlink w:anchor="_Toc213116564" w:history="1">
+      <w:hyperlink w:anchor="_Toc213174169" w:history="1">
         <w:r>
           <w:rPr>
             <w:rStyle w:val="Hyperlink"/>
             <w:noProof/>
           </w:rPr>
-          <w:t>Figure 4 FAT formats schema</w:t>
+          <w:t>Figure 4 MBR with FAT partitions</w:t>
         </w:r>
         <w:r>
           <w:rPr>
@@ -12577,7 +15231,7 @@
             <w:noProof/>
             <w:webHidden/>
           </w:rPr>
-          <w:instrText xml:space="preserve"> PAGEREF _Toc213116564 \h </w:instrText>
+          <w:instrText xml:space="preserve"> PAGEREF _Toc213174169 \h </w:instrText>
         </w:r>
         <w:r>
           <w:rPr>
@@ -12597,7 +15251,7 @@
             <w:noProof/>
             <w:webHidden/>
           </w:rPr>
-          <w:t>10</w:t>
+          <w:t>13</w:t>
         </w:r>
         <w:r>
           <w:rPr>
@@ -12622,13 +15276,13 @@
           <w14:ligatures w14:val="standardContextual"/>
         </w:rPr>
       </w:pPr>
-      <w:hyperlink w:anchor="_Toc213116565" w:history="1">
+      <w:hyperlink w:anchor="_Toc213174170" w:history="1">
         <w:r>
           <w:rPr>
             <w:rStyle w:val="Hyperlink"/>
             <w:noProof/>
           </w:rPr>
-          <w:t>Figure 5 Quick and dirt bootloader with ABCD printed</w:t>
+          <w:t>Figure 5 FAT formats schema</w:t>
         </w:r>
         <w:r>
           <w:rPr>
@@ -12649,7 +15303,7 @@
             <w:noProof/>
             <w:webHidden/>
           </w:rPr>
-          <w:instrText xml:space="preserve"> PAGEREF _Toc213116565 \h </w:instrText>
+          <w:instrText xml:space="preserve"> PAGEREF _Toc213174170 \h </w:instrText>
         </w:r>
         <w:r>
           <w:rPr>
@@ -12669,7 +15323,7 @@
             <w:noProof/>
             <w:webHidden/>
           </w:rPr>
-          <w:t>24</w:t>
+          <w:t>13</w:t>
         </w:r>
         <w:r>
           <w:rPr>
@@ -12694,13 +15348,13 @@
           <w14:ligatures w14:val="standardContextual"/>
         </w:rPr>
       </w:pPr>
-      <w:hyperlink w:anchor="_Toc213116566" w:history="1">
+      <w:hyperlink w:anchor="_Toc213174171" w:history="1">
         <w:r>
           <w:rPr>
             <w:rStyle w:val="Hyperlink"/>
             <w:noProof/>
           </w:rPr>
-          <w:t>Figure 6 Early makefile for the bootloader</w:t>
+          <w:t>Figure 6 Quick and dirt bootloader with ABCD printed</w:t>
         </w:r>
         <w:r>
           <w:rPr>
@@ -12721,223 +15375,7 @@
             <w:noProof/>
             <w:webHidden/>
           </w:rPr>
-          <w:instrText xml:space="preserve"> PAGEREF _Toc213116566 \h </w:instrText>
-        </w:r>
-        <w:r>
-          <w:rPr>
-            <w:noProof/>
-            <w:webHidden/>
-          </w:rPr>
-        </w:r>
-        <w:r>
-          <w:rPr>
-            <w:noProof/>
-            <w:webHidden/>
-          </w:rPr>
-          <w:fldChar w:fldCharType="separate"/>
-        </w:r>
-        <w:r>
-          <w:rPr>
-            <w:noProof/>
-            <w:webHidden/>
-          </w:rPr>
-          <w:t>25</w:t>
-        </w:r>
-        <w:r>
-          <w:rPr>
-            <w:noProof/>
-            <w:webHidden/>
-          </w:rPr>
-          <w:fldChar w:fldCharType="end"/>
-        </w:r>
-      </w:hyperlink>
-    </w:p>
-    <w:p>
-      <w:pPr>
-        <w:pStyle w:val="TableofFigures"/>
-        <w:tabs>
-          <w:tab w:val="right" w:leader="dot" w:pos="9350"/>
-        </w:tabs>
-        <w:rPr>
-          <w:noProof/>
-          <w:kern w:val="2"/>
-          <w:sz w:val="24"/>
-          <w:szCs w:val="24"/>
-          <w14:ligatures w14:val="standardContextual"/>
-        </w:rPr>
-      </w:pPr>
-      <w:hyperlink w:anchor="_Toc213116567" w:history="1">
-        <w:r>
-          <w:rPr>
-            <w:rStyle w:val="Hyperlink"/>
-            <w:noProof/>
-          </w:rPr>
-          <w:t>Figure 7 Revived my old kernel with Protected mode and keyboard support via hardware interrupts. Goose bumps…</w:t>
-        </w:r>
-        <w:r>
-          <w:rPr>
-            <w:noProof/>
-            <w:webHidden/>
-          </w:rPr>
-          <w:tab/>
-        </w:r>
-        <w:r>
-          <w:rPr>
-            <w:noProof/>
-            <w:webHidden/>
-          </w:rPr>
-          <w:fldChar w:fldCharType="begin"/>
-        </w:r>
-        <w:r>
-          <w:rPr>
-            <w:noProof/>
-            <w:webHidden/>
-          </w:rPr>
-          <w:instrText xml:space="preserve"> PAGEREF _Toc213116567 \h </w:instrText>
-        </w:r>
-        <w:r>
-          <w:rPr>
-            <w:noProof/>
-            <w:webHidden/>
-          </w:rPr>
-        </w:r>
-        <w:r>
-          <w:rPr>
-            <w:noProof/>
-            <w:webHidden/>
-          </w:rPr>
-          <w:fldChar w:fldCharType="separate"/>
-        </w:r>
-        <w:r>
-          <w:rPr>
-            <w:noProof/>
-            <w:webHidden/>
-          </w:rPr>
-          <w:t>25</w:t>
-        </w:r>
-        <w:r>
-          <w:rPr>
-            <w:noProof/>
-            <w:webHidden/>
-          </w:rPr>
-          <w:fldChar w:fldCharType="end"/>
-        </w:r>
-      </w:hyperlink>
-    </w:p>
-    <w:p>
-      <w:pPr>
-        <w:pStyle w:val="TableofFigures"/>
-        <w:tabs>
-          <w:tab w:val="right" w:leader="dot" w:pos="9350"/>
-        </w:tabs>
-        <w:rPr>
-          <w:noProof/>
-          <w:kern w:val="2"/>
-          <w:sz w:val="24"/>
-          <w:szCs w:val="24"/>
-          <w14:ligatures w14:val="standardContextual"/>
-        </w:rPr>
-      </w:pPr>
-      <w:hyperlink w:anchor="_Toc213116568" w:history="1">
-        <w:r>
-          <w:rPr>
-            <w:rStyle w:val="Hyperlink"/>
-            <w:noProof/>
-          </w:rPr>
-          <w:t>Figure 8 First steps FAT32 imaging tool</w:t>
-        </w:r>
-        <w:r>
-          <w:rPr>
-            <w:noProof/>
-            <w:webHidden/>
-          </w:rPr>
-          <w:tab/>
-        </w:r>
-        <w:r>
-          <w:rPr>
-            <w:noProof/>
-            <w:webHidden/>
-          </w:rPr>
-          <w:fldChar w:fldCharType="begin"/>
-        </w:r>
-        <w:r>
-          <w:rPr>
-            <w:noProof/>
-            <w:webHidden/>
-          </w:rPr>
-          <w:instrText xml:space="preserve"> PAGEREF _Toc213116568 \h </w:instrText>
-        </w:r>
-        <w:r>
-          <w:rPr>
-            <w:noProof/>
-            <w:webHidden/>
-          </w:rPr>
-        </w:r>
-        <w:r>
-          <w:rPr>
-            <w:noProof/>
-            <w:webHidden/>
-          </w:rPr>
-          <w:fldChar w:fldCharType="separate"/>
-        </w:r>
-        <w:r>
-          <w:rPr>
-            <w:noProof/>
-            <w:webHidden/>
-          </w:rPr>
-          <w:t>26</w:t>
-        </w:r>
-        <w:r>
-          <w:rPr>
-            <w:noProof/>
-            <w:webHidden/>
-          </w:rPr>
-          <w:fldChar w:fldCharType="end"/>
-        </w:r>
-      </w:hyperlink>
-    </w:p>
-    <w:p>
-      <w:pPr>
-        <w:pStyle w:val="TableofFigures"/>
-        <w:tabs>
-          <w:tab w:val="right" w:leader="dot" w:pos="9350"/>
-        </w:tabs>
-        <w:rPr>
-          <w:noProof/>
-          <w:kern w:val="2"/>
-          <w:sz w:val="24"/>
-          <w:szCs w:val="24"/>
-          <w14:ligatures w14:val="standardContextual"/>
-        </w:rPr>
-      </w:pPr>
-      <w:hyperlink w:anchor="_Toc213116569" w:history="1">
-        <w:r>
-          <w:rPr>
-            <w:rStyle w:val="Hyperlink"/>
-            <w:noProof/>
-          </w:rPr>
-          <w:t>Figure 9 Forged FAT32 HD Image file using Linux tooling</w:t>
-        </w:r>
-        <w:r>
-          <w:rPr>
-            <w:noProof/>
-            <w:webHidden/>
-          </w:rPr>
-          <w:tab/>
-        </w:r>
-        <w:r>
-          <w:rPr>
-            <w:noProof/>
-            <w:webHidden/>
-          </w:rPr>
-          <w:fldChar w:fldCharType="begin"/>
-        </w:r>
-        <w:r>
-          <w:rPr>
-            <w:noProof/>
-            <w:webHidden/>
-          </w:rPr>
-          <w:instrText xml:space="preserve"> PAGEREF _Toc213116569 \h </w:instrText>
+          <w:instrText xml:space="preserve"> PAGEREF _Toc213174171 \h </w:instrText>
         </w:r>
         <w:r>
           <w:rPr>
@@ -12982,13 +15420,13 @@
           <w14:ligatures w14:val="standardContextual"/>
         </w:rPr>
       </w:pPr>
-      <w:hyperlink w:anchor="_Toc213116570" w:history="1">
+      <w:hyperlink w:anchor="_Toc213174172" w:history="1">
         <w:r>
           <w:rPr>
             <w:rStyle w:val="Hyperlink"/>
             <w:noProof/>
           </w:rPr>
-          <w:t>Figure 10 Good progress on my custom FAT32 imaging tool</w:t>
+          <w:t>Figure 7 Early makefile for the bootloader</w:t>
         </w:r>
         <w:r>
           <w:rPr>
@@ -13009,7 +15447,7 @@
             <w:noProof/>
             <w:webHidden/>
           </w:rPr>
-          <w:instrText xml:space="preserve"> PAGEREF _Toc213116570 \h </w:instrText>
+          <w:instrText xml:space="preserve"> PAGEREF _Toc213174172 \h </w:instrText>
         </w:r>
         <w:r>
           <w:rPr>
@@ -13029,7 +15467,7 @@
             <w:noProof/>
             <w:webHidden/>
           </w:rPr>
-          <w:t>27</w:t>
+          <w:t>28</w:t>
         </w:r>
         <w:r>
           <w:rPr>
@@ -13041,12 +15479,391 @@
       </w:hyperlink>
     </w:p>
     <w:p>
+      <w:pPr>
+        <w:pStyle w:val="TableofFigures"/>
+        <w:tabs>
+          <w:tab w:val="right" w:leader="dot" w:pos="9350"/>
+        </w:tabs>
+        <w:rPr>
+          <w:noProof/>
+          <w:kern w:val="2"/>
+          <w:sz w:val="24"/>
+          <w:szCs w:val="24"/>
+          <w14:ligatures w14:val="standardContextual"/>
+        </w:rPr>
+      </w:pPr>
+      <w:hyperlink w:anchor="_Toc213174173" w:history="1">
+        <w:r>
+          <w:rPr>
+            <w:rStyle w:val="Hyperlink"/>
+            <w:noProof/>
+          </w:rPr>
+          <w:t>Figure 8 Revived my old kernel with Protected mode and keyboard support via hardware interrupts. Goose bumps…</w:t>
+        </w:r>
+        <w:r>
+          <w:rPr>
+            <w:noProof/>
+            <w:webHidden/>
+          </w:rPr>
+          <w:tab/>
+        </w:r>
+        <w:r>
+          <w:rPr>
+            <w:noProof/>
+            <w:webHidden/>
+          </w:rPr>
+          <w:fldChar w:fldCharType="begin"/>
+        </w:r>
+        <w:r>
+          <w:rPr>
+            <w:noProof/>
+            <w:webHidden/>
+          </w:rPr>
+          <w:instrText xml:space="preserve"> PAGEREF _Toc213174173 \h </w:instrText>
+        </w:r>
+        <w:r>
+          <w:rPr>
+            <w:noProof/>
+            <w:webHidden/>
+          </w:rPr>
+        </w:r>
+        <w:r>
+          <w:rPr>
+            <w:noProof/>
+            <w:webHidden/>
+          </w:rPr>
+          <w:fldChar w:fldCharType="separate"/>
+        </w:r>
+        <w:r>
+          <w:rPr>
+            <w:noProof/>
+            <w:webHidden/>
+          </w:rPr>
+          <w:t>28</w:t>
+        </w:r>
+        <w:r>
+          <w:rPr>
+            <w:noProof/>
+            <w:webHidden/>
+          </w:rPr>
+          <w:fldChar w:fldCharType="end"/>
+        </w:r>
+      </w:hyperlink>
+    </w:p>
+    <w:p>
+      <w:pPr>
+        <w:pStyle w:val="TableofFigures"/>
+        <w:tabs>
+          <w:tab w:val="right" w:leader="dot" w:pos="9350"/>
+        </w:tabs>
+        <w:rPr>
+          <w:noProof/>
+          <w:kern w:val="2"/>
+          <w:sz w:val="24"/>
+          <w:szCs w:val="24"/>
+          <w14:ligatures w14:val="standardContextual"/>
+        </w:rPr>
+      </w:pPr>
+      <w:hyperlink w:anchor="_Toc213174174" w:history="1">
+        <w:r>
+          <w:rPr>
+            <w:rStyle w:val="Hyperlink"/>
+            <w:noProof/>
+          </w:rPr>
+          <w:t>Figure 9 First steps FAT32 imaging tool</w:t>
+        </w:r>
+        <w:r>
+          <w:rPr>
+            <w:noProof/>
+            <w:webHidden/>
+          </w:rPr>
+          <w:tab/>
+        </w:r>
+        <w:r>
+          <w:rPr>
+            <w:noProof/>
+            <w:webHidden/>
+          </w:rPr>
+          <w:fldChar w:fldCharType="begin"/>
+        </w:r>
+        <w:r>
+          <w:rPr>
+            <w:noProof/>
+            <w:webHidden/>
+          </w:rPr>
+          <w:instrText xml:space="preserve"> PAGEREF _Toc213174174 \h </w:instrText>
+        </w:r>
+        <w:r>
+          <w:rPr>
+            <w:noProof/>
+            <w:webHidden/>
+          </w:rPr>
+        </w:r>
+        <w:r>
+          <w:rPr>
+            <w:noProof/>
+            <w:webHidden/>
+          </w:rPr>
+          <w:fldChar w:fldCharType="separate"/>
+        </w:r>
+        <w:r>
+          <w:rPr>
+            <w:noProof/>
+            <w:webHidden/>
+          </w:rPr>
+          <w:t>29</w:t>
+        </w:r>
+        <w:r>
+          <w:rPr>
+            <w:noProof/>
+            <w:webHidden/>
+          </w:rPr>
+          <w:fldChar w:fldCharType="end"/>
+        </w:r>
+      </w:hyperlink>
+    </w:p>
+    <w:p>
+      <w:pPr>
+        <w:pStyle w:val="TableofFigures"/>
+        <w:tabs>
+          <w:tab w:val="right" w:leader="dot" w:pos="9350"/>
+        </w:tabs>
+        <w:rPr>
+          <w:noProof/>
+          <w:kern w:val="2"/>
+          <w:sz w:val="24"/>
+          <w:szCs w:val="24"/>
+          <w14:ligatures w14:val="standardContextual"/>
+        </w:rPr>
+      </w:pPr>
+      <w:hyperlink w:anchor="_Toc213174175" w:history="1">
+        <w:r>
+          <w:rPr>
+            <w:rStyle w:val="Hyperlink"/>
+            <w:noProof/>
+          </w:rPr>
+          <w:t>Figure 10 Forged FAT32 HD Image file using Linux tooling</w:t>
+        </w:r>
+        <w:r>
+          <w:rPr>
+            <w:noProof/>
+            <w:webHidden/>
+          </w:rPr>
+          <w:tab/>
+        </w:r>
+        <w:r>
+          <w:rPr>
+            <w:noProof/>
+            <w:webHidden/>
+          </w:rPr>
+          <w:fldChar w:fldCharType="begin"/>
+        </w:r>
+        <w:r>
+          <w:rPr>
+            <w:noProof/>
+            <w:webHidden/>
+          </w:rPr>
+          <w:instrText xml:space="preserve"> PAGEREF _Toc213174175 \h </w:instrText>
+        </w:r>
+        <w:r>
+          <w:rPr>
+            <w:noProof/>
+            <w:webHidden/>
+          </w:rPr>
+        </w:r>
+        <w:r>
+          <w:rPr>
+            <w:noProof/>
+            <w:webHidden/>
+          </w:rPr>
+          <w:fldChar w:fldCharType="separate"/>
+        </w:r>
+        <w:r>
+          <w:rPr>
+            <w:noProof/>
+            <w:webHidden/>
+          </w:rPr>
+          <w:t>30</w:t>
+        </w:r>
+        <w:r>
+          <w:rPr>
+            <w:noProof/>
+            <w:webHidden/>
+          </w:rPr>
+          <w:fldChar w:fldCharType="end"/>
+        </w:r>
+      </w:hyperlink>
+    </w:p>
+    <w:p>
+      <w:pPr>
+        <w:pStyle w:val="TableofFigures"/>
+        <w:tabs>
+          <w:tab w:val="right" w:leader="dot" w:pos="9350"/>
+        </w:tabs>
+        <w:rPr>
+          <w:noProof/>
+          <w:kern w:val="2"/>
+          <w:sz w:val="24"/>
+          <w:szCs w:val="24"/>
+          <w14:ligatures w14:val="standardContextual"/>
+        </w:rPr>
+      </w:pPr>
+      <w:hyperlink w:anchor="_Toc213174176" w:history="1">
+        <w:r>
+          <w:rPr>
+            <w:rStyle w:val="Hyperlink"/>
+            <w:noProof/>
+          </w:rPr>
+          <w:t>Figure 11 Good progress on my custom FAT32 imaging tool</w:t>
+        </w:r>
+        <w:r>
+          <w:rPr>
+            <w:noProof/>
+            <w:webHidden/>
+          </w:rPr>
+          <w:tab/>
+        </w:r>
+        <w:r>
+          <w:rPr>
+            <w:noProof/>
+            <w:webHidden/>
+          </w:rPr>
+          <w:fldChar w:fldCharType="begin"/>
+        </w:r>
+        <w:r>
+          <w:rPr>
+            <w:noProof/>
+            <w:webHidden/>
+          </w:rPr>
+          <w:instrText xml:space="preserve"> PAGEREF _Toc213174176 \h </w:instrText>
+        </w:r>
+        <w:r>
+          <w:rPr>
+            <w:noProof/>
+            <w:webHidden/>
+          </w:rPr>
+        </w:r>
+        <w:r>
+          <w:rPr>
+            <w:noProof/>
+            <w:webHidden/>
+          </w:rPr>
+          <w:fldChar w:fldCharType="separate"/>
+        </w:r>
+        <w:r>
+          <w:rPr>
+            <w:noProof/>
+            <w:webHidden/>
+          </w:rPr>
+          <w:t>30</w:t>
+        </w:r>
+        <w:r>
+          <w:rPr>
+            <w:noProof/>
+            <w:webHidden/>
+          </w:rPr>
+          <w:fldChar w:fldCharType="end"/>
+        </w:r>
+      </w:hyperlink>
+    </w:p>
+    <w:p>
+      <w:pPr>
+        <w:pStyle w:val="TableofFigures"/>
+        <w:tabs>
+          <w:tab w:val="right" w:leader="dot" w:pos="9350"/>
+        </w:tabs>
+        <w:rPr>
+          <w:noProof/>
+          <w:kern w:val="2"/>
+          <w:sz w:val="24"/>
+          <w:szCs w:val="24"/>
+          <w14:ligatures w14:val="standardContextual"/>
+        </w:rPr>
+      </w:pPr>
+      <w:hyperlink w:anchor="_Toc213174177" w:history="1">
+        <w:r>
+          <w:rPr>
+            <w:rStyle w:val="Hyperlink"/>
+            <w:noProof/>
+          </w:rPr>
+          <w:t>Figure 12 In Rust we trust (but not on this unsafe one)</w:t>
+        </w:r>
+        <w:r>
+          <w:rPr>
+            <w:noProof/>
+            <w:webHidden/>
+          </w:rPr>
+          <w:tab/>
+        </w:r>
+        <w:r>
+          <w:rPr>
+            <w:noProof/>
+            <w:webHidden/>
+          </w:rPr>
+          <w:fldChar w:fldCharType="begin"/>
+        </w:r>
+        <w:r>
+          <w:rPr>
+            <w:noProof/>
+            <w:webHidden/>
+          </w:rPr>
+          <w:instrText xml:space="preserve"> PAGEREF _Toc213174177 \h </w:instrText>
+        </w:r>
+        <w:r>
+          <w:rPr>
+            <w:noProof/>
+            <w:webHidden/>
+          </w:rPr>
+        </w:r>
+        <w:r>
+          <w:rPr>
+            <w:noProof/>
+            <w:webHidden/>
+          </w:rPr>
+          <w:fldChar w:fldCharType="separate"/>
+        </w:r>
+        <w:r>
+          <w:rPr>
+            <w:noProof/>
+            <w:webHidden/>
+          </w:rPr>
+          <w:t>31</w:t>
+        </w:r>
+        <w:r>
+          <w:rPr>
+            <w:noProof/>
+            <w:webHidden/>
+          </w:rPr>
+          <w:fldChar w:fldCharType="end"/>
+        </w:r>
+      </w:hyperlink>
+    </w:p>
+    <w:p>
       <w:r>
         <w:fldChar w:fldCharType="end"/>
       </w:r>
     </w:p>
+    <w:p/>
+    <w:p/>
+    <w:p/>
+    <w:p/>
+    <w:p>
+      <w:r>
+        <w:t>“</w:t>
+      </w:r>
+      <w:r>
+        <w:rPr>
+          <w:i/>
+          <w:iCs/>
+        </w:rPr>
+        <w:t>Don’t use up all your resources on the easy stuff</w:t>
+      </w:r>
+      <w:r>
+        <w:t>”</w:t>
+      </w:r>
+    </w:p>
     <w:sectPr>
-      <w:headerReference w:type="default" r:id="rId47"/>
+      <w:headerReference w:type="default" r:id="rId51"/>
       <w:pgSz w:w="12240" w:h="15840"/>
       <w:pgMar w:top="1440" w:right="1440" w:bottom="1440" w:left="1440" w:header="720" w:footer="720" w:gutter="0"/>
       <w:pgNumType w:start="0"/>
@@ -13762,6 +16579,9 @@
     <w:abstractNumId w:val="0"/>
   </w:num>
   <w:num w:numId="40" w16cid:durableId="289434801">
+    <w:abstractNumId w:val="0"/>
+  </w:num>
+  <w:num w:numId="41" w16cid:durableId="1668290710">
     <w:abstractNumId w:val="0"/>
   </w:num>
 </w:numbering>
@@ -14165,7 +16985,7 @@
   <w:style w:type="paragraph" w:default="1" w:styleId="Normal">
     <w:name w:val="Normal"/>
     <w:qFormat/>
-    <w:rsid w:val="0075488B"/>
+    <w:rsid w:val="0091490B"/>
     <w:rPr>
       <w:sz w:val="20"/>
     </w:rPr>
@@ -14420,7 +17240,6 @@
   <w:style w:type="character" w:default="1" w:styleId="DefaultParagraphFont">
     <w:name w:val="Default Paragraph Font"/>
     <w:uiPriority w:val="1"/>
-    <w:semiHidden/>
     <w:unhideWhenUsed/>
   </w:style>
   <w:style w:type="table" w:default="1" w:styleId="TableNormal">

--- a/docs/TusMuertos-v2.0-Design.docx
+++ b/docs/TusMuertos-v2.0-Design.docx
@@ -3865,8 +3865,13 @@
         <w:t>/Zig</w:t>
       </w:r>
       <w:r>
-        <w:t xml:space="preserve"> for challenge. NASM assembly for bootloader</w:t>
-      </w:r>
+        <w:t xml:space="preserve"> for challenge. NASM assembly for </w:t>
+      </w:r>
+      <w:proofErr w:type="gramStart"/>
+      <w:r>
+        <w:t>bootloader</w:t>
+      </w:r>
+      <w:proofErr w:type="gramEnd"/>
       <w:r>
         <w:t xml:space="preserve">. </w:t>
       </w:r>
@@ -4103,7 +4108,15 @@
         </w:numPr>
       </w:pPr>
       <w:r>
-        <w:t>Image, bin editor, concatenation, elf info, debug, tracer, etc……</w:t>
+        <w:t xml:space="preserve">Image, bin editor, concatenation, elf info, debug, tracer, </w:t>
+      </w:r>
+      <w:proofErr w:type="spellStart"/>
+      <w:r>
+        <w:t>etc</w:t>
+      </w:r>
+      <w:proofErr w:type="spellEnd"/>
+      <w:r>
+        <w:t>……</w:t>
       </w:r>
     </w:p>
     <w:p/>
@@ -4175,7 +4188,15 @@
         </w:numPr>
       </w:pPr>
       <w:r>
-        <w:t>2 Stages. Minimal first stage until Protected mode + Second stage to Long mode</w:t>
+        <w:t xml:space="preserve">2 Stages. Minimal first stage until Protected mode + Second stage to </w:t>
+      </w:r>
+      <w:proofErr w:type="gramStart"/>
+      <w:r>
+        <w:t>Long</w:t>
+      </w:r>
+      <w:proofErr w:type="gramEnd"/>
+      <w:r>
+        <w:t xml:space="preserve"> mode</w:t>
       </w:r>
     </w:p>
     <w:p>
@@ -4338,6 +4359,7 @@
           <w:numId w:val="1"/>
         </w:numPr>
       </w:pPr>
+      <w:proofErr w:type="gramStart"/>
       <w:r>
         <w:t>Print early status</w:t>
       </w:r>
@@ -4350,6 +4372,7 @@
         </w:rPr>
         <w:t>✅</w:t>
       </w:r>
+      <w:proofErr w:type="gramEnd"/>
     </w:p>
     <w:p>
       <w:pPr>
@@ -4445,7 +4468,15 @@
         </w:numPr>
       </w:pPr>
       <w:r>
-        <w:t>Jump to Protected mode if Stage1 did not change mode.</w:t>
+        <w:t xml:space="preserve">Jump to Protected mode if Stage1 </w:t>
+      </w:r>
+      <w:proofErr w:type="gramStart"/>
+      <w:r>
+        <w:t>did</w:t>
+      </w:r>
+      <w:proofErr w:type="gramEnd"/>
+      <w:r>
+        <w:t xml:space="preserve"> not change mode.</w:t>
       </w:r>
     </w:p>
     <w:p>
@@ -4457,7 +4488,23 @@
         </w:numPr>
       </w:pPr>
       <w:r>
-        <w:t>Enable A20, or at least check. There are multiple strategies for this. Some platforms have fast enable 0x92, or they come with A20 already enable. XXXX</w:t>
+        <w:t xml:space="preserve">Enable </w:t>
+      </w:r>
+      <w:proofErr w:type="gramStart"/>
+      <w:r>
+        <w:t>A20, or</w:t>
+      </w:r>
+      <w:proofErr w:type="gramEnd"/>
+      <w:r>
+        <w:t xml:space="preserve"> at least check. There are multiple strategies for this. Some platforms have fast </w:t>
+      </w:r>
+      <w:proofErr w:type="gramStart"/>
+      <w:r>
+        <w:t>enable</w:t>
+      </w:r>
+      <w:proofErr w:type="gramEnd"/>
+      <w:r>
+        <w:t xml:space="preserve"> 0x92, or they come with A20 already enable. XXXX</w:t>
       </w:r>
     </w:p>
     <w:p>
@@ -4481,7 +4528,15 @@
         </w:numPr>
       </w:pPr>
       <w:r>
-        <w:t>Gather info for the kernel: Memory, graphics, bios, acpi, others…</w:t>
+        <w:t xml:space="preserve">Gather info for the kernel: Memory, graphics, bios, </w:t>
+      </w:r>
+      <w:proofErr w:type="spellStart"/>
+      <w:r>
+        <w:t>acpi</w:t>
+      </w:r>
+      <w:proofErr w:type="spellEnd"/>
+      <w:r>
+        <w:t>, others…</w:t>
       </w:r>
     </w:p>
     <w:p>
@@ -4505,7 +4560,15 @@
         </w:numPr>
       </w:pPr>
       <w:r>
-        <w:t>Flat binary: Explore this option, maybe is simpler</w:t>
+        <w:t xml:space="preserve">Flat binary: Explore this option, </w:t>
+      </w:r>
+      <w:proofErr w:type="gramStart"/>
+      <w:r>
+        <w:t>maybe</w:t>
+      </w:r>
+      <w:proofErr w:type="gramEnd"/>
+      <w:r>
+        <w:t xml:space="preserve"> is simpler</w:t>
       </w:r>
     </w:p>
     <w:p>
@@ -4517,7 +4580,15 @@
         </w:numPr>
       </w:pPr>
       <w:r>
-        <w:t>ELF: Parser + segments + etc…</w:t>
+        <w:t xml:space="preserve">ELF: Parser + segments + </w:t>
+      </w:r>
+      <w:proofErr w:type="spellStart"/>
+      <w:r>
+        <w:t>etc</w:t>
+      </w:r>
+      <w:proofErr w:type="spellEnd"/>
+      <w:r>
+        <w:t>…</w:t>
       </w:r>
     </w:p>
     <w:p>
@@ -4553,7 +4624,15 @@
         </w:numPr>
       </w:pPr>
       <w:r>
-        <w:t>Verify if long mode if possible, for completeness</w:t>
+        <w:t xml:space="preserve">Verify if long </w:t>
+      </w:r>
+      <w:proofErr w:type="gramStart"/>
+      <w:r>
+        <w:t>mode</w:t>
+      </w:r>
+      <w:proofErr w:type="gramEnd"/>
+      <w:r>
+        <w:t xml:space="preserve"> if possible, for completeness</w:t>
       </w:r>
     </w:p>
     <w:p>
@@ -4699,7 +4778,15 @@
         </w:numPr>
       </w:pPr>
       <w:r>
-        <w:t>FAT32 formater (with the idea to include FAT12/16, HD/Floppy)</w:t>
+        <w:t xml:space="preserve">FAT32 </w:t>
+      </w:r>
+      <w:proofErr w:type="spellStart"/>
+      <w:r>
+        <w:t>formater</w:t>
+      </w:r>
+      <w:proofErr w:type="spellEnd"/>
+      <w:r>
+        <w:t xml:space="preserve"> (with the idea to include FAT12/16, HD/Floppy)</w:t>
       </w:r>
     </w:p>
     <w:p>
@@ -4750,7 +4837,15 @@
         </w:numPr>
       </w:pPr>
       <w:r>
-        <w:t>Automate the process of creating a binary image file to load as floppy/usb.</w:t>
+        <w:t>Automate the process of creating a binary image file to load as floppy/</w:t>
+      </w:r>
+      <w:proofErr w:type="spellStart"/>
+      <w:r>
+        <w:t>usb</w:t>
+      </w:r>
+      <w:proofErr w:type="spellEnd"/>
+      <w:r>
+        <w:t>.</w:t>
       </w:r>
     </w:p>
     <w:p>
@@ -4762,7 +4857,15 @@
         </w:numPr>
       </w:pPr>
       <w:r>
-        <w:t>It creates an MBR and VBR(with BPB) to boot and have a FAT12/16/32 structure</w:t>
+        <w:t xml:space="preserve">It creates an MBR and </w:t>
+      </w:r>
+      <w:proofErr w:type="gramStart"/>
+      <w:r>
+        <w:t>VBR(</w:t>
+      </w:r>
+      <w:proofErr w:type="gramEnd"/>
+      <w:r>
+        <w:t>with BPB) to boot and have a FAT12/16/32 structure</w:t>
       </w:r>
     </w:p>
     <w:p>
@@ -4846,8 +4949,13 @@
         </w:numPr>
       </w:pPr>
       <w:r>
-        <w:t>Binary Name: fatimagecreator</w:t>
-      </w:r>
+        <w:t xml:space="preserve">Binary Name: </w:t>
+      </w:r>
+      <w:proofErr w:type="spellStart"/>
+      <w:r>
+        <w:t>fatimagecreator</w:t>
+      </w:r>
+      <w:proofErr w:type="spellEnd"/>
     </w:p>
     <w:p>
       <w:pPr>
@@ -4926,9 +5034,19 @@
       <w:r>
         <w:t xml:space="preserve">sector0.bit </w:t>
       </w:r>
-      <w:r>
-        <w:t>files_to_add, output file, floppy or hd</w:t>
-      </w:r>
+      <w:proofErr w:type="spellStart"/>
+      <w:r>
+        <w:t>files_to_add</w:t>
+      </w:r>
+      <w:proofErr w:type="spellEnd"/>
+      <w:r>
+        <w:t xml:space="preserve">, output file, floppy or </w:t>
+      </w:r>
+      <w:proofErr w:type="spellStart"/>
+      <w:r>
+        <w:t>hd</w:t>
+      </w:r>
+      <w:proofErr w:type="spellEnd"/>
       <w:r>
         <w:t>, sector0.bin</w:t>
       </w:r>
@@ -4981,7 +5099,15 @@
         </w:numPr>
       </w:pPr>
       <w:r>
-        <w:t>Inject the FAT structure on the disk</w:t>
+        <w:t xml:space="preserve">Inject the FAT structure </w:t>
+      </w:r>
+      <w:proofErr w:type="gramStart"/>
+      <w:r>
+        <w:t>on</w:t>
+      </w:r>
+      <w:proofErr w:type="gramEnd"/>
+      <w:r>
+        <w:t xml:space="preserve"> the disk</w:t>
       </w:r>
     </w:p>
     <w:p>
@@ -4993,7 +5119,15 @@
         </w:numPr>
       </w:pPr>
       <w:r>
-        <w:t>Inject the sector0.bin on offset 0x00.</w:t>
+        <w:t xml:space="preserve">Inject the sector0.bin </w:t>
+      </w:r>
+      <w:proofErr w:type="gramStart"/>
+      <w:r>
+        <w:t>on</w:t>
+      </w:r>
+      <w:proofErr w:type="gramEnd"/>
+      <w:r>
+        <w:t xml:space="preserve"> offset 0x00.</w:t>
       </w:r>
     </w:p>
     <w:p>
@@ -5043,12 +5177,59 @@
           <w:numId w:val="1"/>
         </w:numPr>
       </w:pPr>
-      <w:r>
-        <w:t>Fatimagecreator file01 file02 file03 file03 outputfile.img floppy/hd size_mb(1.44MB/xxxMB</w:t>
-      </w:r>
-      <w:r>
-        <w:t>) bootloader.bin</w:t>
-      </w:r>
+      <w:proofErr w:type="spellStart"/>
+      <w:r>
+        <w:t>Fatimagecreator</w:t>
+      </w:r>
+      <w:proofErr w:type="spellEnd"/>
+      <w:r>
+        <w:t xml:space="preserve"> file01 file02 file03 </w:t>
+      </w:r>
+      <w:proofErr w:type="spellStart"/>
+      <w:r>
+        <w:t>file03</w:t>
+      </w:r>
+      <w:proofErr w:type="spellEnd"/>
+      <w:r>
+        <w:t xml:space="preserve"> </w:t>
+      </w:r>
+      <w:proofErr w:type="spellStart"/>
+      <w:r>
+        <w:t>outputfile.img</w:t>
+      </w:r>
+      <w:proofErr w:type="spellEnd"/>
+      <w:r>
+        <w:t xml:space="preserve"> floppy/</w:t>
+      </w:r>
+      <w:proofErr w:type="spellStart"/>
+      <w:r>
+        <w:t>hd</w:t>
+      </w:r>
+      <w:proofErr w:type="spellEnd"/>
+      <w:r>
+        <w:t xml:space="preserve"> </w:t>
+      </w:r>
+      <w:proofErr w:type="spellStart"/>
+      <w:r>
+        <w:t>size_mb</w:t>
+      </w:r>
+      <w:proofErr w:type="spellEnd"/>
+      <w:r>
+        <w:t>(1.44MB/</w:t>
+      </w:r>
+      <w:proofErr w:type="spellStart"/>
+      <w:r>
+        <w:t>xxxMB</w:t>
+      </w:r>
+      <w:proofErr w:type="spellEnd"/>
+      <w:r>
+        <w:t xml:space="preserve">) </w:t>
+      </w:r>
+      <w:proofErr w:type="spellStart"/>
+      <w:r>
+        <w:t>bootloader.bin</w:t>
+      </w:r>
+      <w:proofErr w:type="spellEnd"/>
     </w:p>
     <w:p/>
     <w:p/>
@@ -5391,6 +5572,7 @@
                 <w:szCs w:val="16"/>
               </w:rPr>
             </w:pPr>
+            <w:proofErr w:type="spellStart"/>
             <w:r>
               <w:rPr>
                 <w:sz w:val="16"/>
@@ -5398,6 +5580,7 @@
               </w:rPr>
               <w:t>xxxxxxxxxxxxxxxxxx</w:t>
             </w:r>
+            <w:proofErr w:type="spellEnd"/>
           </w:p>
         </w:tc>
       </w:tr>
@@ -6412,6 +6595,7 @@
                 <w:szCs w:val="16"/>
               </w:rPr>
             </w:pPr>
+            <w:proofErr w:type="spellStart"/>
             <w:r>
               <w:rPr>
                 <w:sz w:val="16"/>
@@ -6419,6 +6603,7 @@
               </w:rPr>
               <w:t>xxxxxxxxxxxxxxxxxx</w:t>
             </w:r>
+            <w:proofErr w:type="spellEnd"/>
           </w:p>
         </w:tc>
       </w:tr>
@@ -7780,6 +7965,7 @@
                 <w:szCs w:val="16"/>
               </w:rPr>
             </w:pPr>
+            <w:proofErr w:type="spellStart"/>
             <w:r>
               <w:rPr>
                 <w:sz w:val="16"/>
@@ -7787,6 +7973,7 @@
               </w:rPr>
               <w:t>xxxxxxxxxxxxxxxxxx</w:t>
             </w:r>
+            <w:proofErr w:type="spellEnd"/>
           </w:p>
         </w:tc>
       </w:tr>
@@ -9325,7 +9512,15 @@
         </w:numPr>
       </w:pPr>
       <w:r>
-        <w:t xml:space="preserve">Non-partitioned storage, such as floppy, use VBR. First sector, physical C/H/S 0,0,1 . Note the sector counting </w:t>
+        <w:t>Non-partitioned storage, such as floppy, use VBR. First sector, physical C/H/S 0,0,</w:t>
+      </w:r>
+      <w:proofErr w:type="gramStart"/>
+      <w:r>
+        <w:t>1 .</w:t>
+      </w:r>
+      <w:proofErr w:type="gramEnd"/>
+      <w:r>
+        <w:t xml:space="preserve"> Note the sector counting </w:t>
       </w:r>
       <w:r>
         <w:t>begins</w:t>
@@ -9354,8 +9549,13 @@
           <w:numId w:val="1"/>
         </w:numPr>
       </w:pPr>
-      <w:r>
-        <w:t>Formated a USB drive:</w:t>
+      <w:proofErr w:type="spellStart"/>
+      <w:r>
+        <w:t>Formated</w:t>
+      </w:r>
+      <w:proofErr w:type="spellEnd"/>
+      <w:r>
+        <w:t xml:space="preserve"> a USB drive:</w:t>
       </w:r>
     </w:p>
     <w:p>
@@ -9427,7 +9627,15 @@
         </w:numPr>
       </w:pPr>
       <w:r>
-        <w:t>Open the Disk using HxD (Open disk option is brilliant!)</w:t>
+        <w:t xml:space="preserve">Open the Disk using </w:t>
+      </w:r>
+      <w:proofErr w:type="spellStart"/>
+      <w:r>
+        <w:t>HxD</w:t>
+      </w:r>
+      <w:proofErr w:type="spellEnd"/>
+      <w:r>
+        <w:t xml:space="preserve"> (Open disk option is brilliant!)</w:t>
       </w:r>
     </w:p>
     <w:p>
@@ -9445,8 +9653,21 @@
         <w:t>, sector 2048 contains the BPB of a partition.</w:t>
       </w:r>
       <w:r>
-        <w:t xml:space="preserve"> Both can be see easily using HxD</w:t>
-      </w:r>
+        <w:t xml:space="preserve"> Both can be </w:t>
+      </w:r>
+      <w:proofErr w:type="gramStart"/>
+      <w:r>
+        <w:t>see</w:t>
+      </w:r>
+      <w:proofErr w:type="gramEnd"/>
+      <w:r>
+        <w:t xml:space="preserve"> easily using </w:t>
+      </w:r>
+      <w:proofErr w:type="spellStart"/>
+      <w:r>
+        <w:t>HxD</w:t>
+      </w:r>
+      <w:proofErr w:type="spellEnd"/>
     </w:p>
     <w:p>
       <w:pPr>
@@ -9457,7 +9678,15 @@
         </w:numPr>
       </w:pPr>
       <w:r>
-        <w:t xml:space="preserve">Partition information extracted from the 4x16 bytes before the boot magic number. The first value begins at </w:t>
+        <w:t xml:space="preserve">Partition information </w:t>
+      </w:r>
+      <w:proofErr w:type="gramStart"/>
+      <w:r>
+        <w:t>extracted</w:t>
+      </w:r>
+      <w:proofErr w:type="gramEnd"/>
+      <w:r>
+        <w:t xml:space="preserve"> from the 4x16 bytes before the boot magic number. The first value begins at </w:t>
       </w:r>
       <w:r>
         <w:t>0x1BE</w:t>
@@ -9475,7 +9704,23 @@
         </w:numPr>
       </w:pPr>
       <w:r>
-        <w:t>Exported first 512 to a file using HxD, then used ImHEx disassembler feature to see the code. 16bits-x86-LitteEndian.</w:t>
+        <w:t xml:space="preserve">Exported first 512 to a file using </w:t>
+      </w:r>
+      <w:proofErr w:type="spellStart"/>
+      <w:r>
+        <w:t>HxD</w:t>
+      </w:r>
+      <w:proofErr w:type="spellEnd"/>
+      <w:r>
+        <w:t xml:space="preserve">, then used </w:t>
+      </w:r>
+      <w:proofErr w:type="spellStart"/>
+      <w:r>
+        <w:t>ImHEx</w:t>
+      </w:r>
+      <w:proofErr w:type="spellEnd"/>
+      <w:r>
+        <w:t xml:space="preserve"> disassembler feature to see the code. 16bits-x86-LitteEndian.</w:t>
       </w:r>
     </w:p>
     <w:p>
@@ -9612,8 +9857,13 @@
       <w:r>
         <w:t xml:space="preserve"> Dissection of the first partition using ChatGPT. </w:t>
       </w:r>
-      <w:r>
-        <w:t>Is correct?</w:t>
+      <w:proofErr w:type="gramStart"/>
+      <w:r>
+        <w:t>Is</w:t>
+      </w:r>
+      <w:proofErr w:type="gramEnd"/>
+      <w:r>
+        <w:t xml:space="preserve"> correct?</w:t>
       </w:r>
       <w:bookmarkEnd w:id="10"/>
     </w:p>
@@ -9921,6 +10171,7 @@
       <w:r>
         <w:t>Invoke explorer Windows using “</w:t>
       </w:r>
+      <w:proofErr w:type="gramStart"/>
       <w:r>
         <w:rPr>
           <w:b/>
@@ -9928,6 +10179,7 @@
         </w:rPr>
         <w:t>explorer.exe .</w:t>
       </w:r>
+      <w:proofErr w:type="gramEnd"/>
       <w:r>
         <w:t>”</w:t>
       </w:r>
@@ -10069,8 +10321,13 @@
           <w:bCs/>
         </w:rPr>
       </w:pPr>
-      <w:r>
-        <w:t xml:space="preserve">Also you can net use </w:t>
+      <w:proofErr w:type="gramStart"/>
+      <w:r>
+        <w:t>Also</w:t>
+      </w:r>
+      <w:proofErr w:type="gramEnd"/>
+      <w:r>
+        <w:t xml:space="preserve"> you can net use </w:t>
       </w:r>
       <w:r>
         <w:rPr>
@@ -10115,37 +10372,79 @@
       <w:r>
         <w:t>Example: “</w:t>
       </w:r>
+      <w:proofErr w:type="spellStart"/>
       <w:r>
         <w:rPr>
           <w:b/>
           <w:bCs/>
         </w:rPr>
-        <w:t>wsl ls -la</w:t>
-      </w:r>
-      <w:r>
-        <w:t>”</w:t>
-      </w:r>
-      <w:r>
-        <w:t xml:space="preserve"> will output Windos folder but using Linux ls</w:t>
-      </w:r>
-    </w:p>
-    <w:p>
-      <w:pPr>
-        <w:pStyle w:val="ListParagraph"/>
-        <w:numPr>
-          <w:ilvl w:val="3"/>
-          <w:numId w:val="1"/>
-        </w:numPr>
-      </w:pPr>
-      <w:r>
-        <w:t xml:space="preserve">Example: </w:t>
-      </w:r>
+        <w:t>wsl</w:t>
+      </w:r>
+      <w:proofErr w:type="spellEnd"/>
       <w:r>
         <w:rPr>
           <w:b/>
           <w:bCs/>
         </w:rPr>
-        <w:t>wsl ls -la | findstr "git"</w:t>
+        <w:t xml:space="preserve"> ls -la</w:t>
+      </w:r>
+      <w:r>
+        <w:t>”</w:t>
+      </w:r>
+      <w:r>
+        <w:t xml:space="preserve"> will output </w:t>
+      </w:r>
+      <w:proofErr w:type="spellStart"/>
+      <w:r>
+        <w:t>Windos</w:t>
+      </w:r>
+      <w:proofErr w:type="spellEnd"/>
+      <w:r>
+        <w:t xml:space="preserve"> folder but using Linux ls</w:t>
+      </w:r>
+    </w:p>
+    <w:p>
+      <w:pPr>
+        <w:pStyle w:val="ListParagraph"/>
+        <w:numPr>
+          <w:ilvl w:val="3"/>
+          <w:numId w:val="1"/>
+        </w:numPr>
+      </w:pPr>
+      <w:r>
+        <w:t xml:space="preserve">Example: </w:t>
+      </w:r>
+      <w:proofErr w:type="spellStart"/>
+      <w:r>
+        <w:rPr>
+          <w:b/>
+          <w:bCs/>
+        </w:rPr>
+        <w:t>wsl</w:t>
+      </w:r>
+      <w:proofErr w:type="spellEnd"/>
+      <w:r>
+        <w:rPr>
+          <w:b/>
+          <w:bCs/>
+        </w:rPr>
+        <w:t xml:space="preserve"> ls -la | </w:t>
+      </w:r>
+      <w:proofErr w:type="spellStart"/>
+      <w:r>
+        <w:rPr>
+          <w:b/>
+          <w:bCs/>
+        </w:rPr>
+        <w:t>findstr</w:t>
+      </w:r>
+      <w:proofErr w:type="spellEnd"/>
+      <w:r>
+        <w:rPr>
+          <w:b/>
+          <w:bCs/>
+        </w:rPr>
+        <w:t xml:space="preserve"> "git"</w:t>
       </w:r>
     </w:p>
     <w:p>
@@ -10259,7 +10558,15 @@
         </w:numPr>
       </w:pPr>
       <w:r>
-        <w:t>sudo apt autoremove -y</w:t>
+        <w:t xml:space="preserve">sudo apt </w:t>
+      </w:r>
+      <w:proofErr w:type="spellStart"/>
+      <w:r>
+        <w:t>autoremove</w:t>
+      </w:r>
+      <w:proofErr w:type="spellEnd"/>
+      <w:r>
+        <w:t xml:space="preserve"> -y</w:t>
       </w:r>
     </w:p>
     <w:p>
@@ -10287,7 +10594,15 @@
         </w:numPr>
       </w:pPr>
       <w:r>
-        <w:t>sudo apt install nasm -y</w:t>
+        <w:t xml:space="preserve">sudo apt install </w:t>
+      </w:r>
+      <w:proofErr w:type="spellStart"/>
+      <w:r>
+        <w:t>nasm</w:t>
+      </w:r>
+      <w:proofErr w:type="spellEnd"/>
+      <w:r>
+        <w:t xml:space="preserve"> -y</w:t>
       </w:r>
     </w:p>
     <w:p>
@@ -10299,7 +10614,15 @@
         </w:numPr>
       </w:pPr>
       <w:r>
-        <w:t>Install bximage:</w:t>
+        <w:t xml:space="preserve">Install </w:t>
+      </w:r>
+      <w:proofErr w:type="spellStart"/>
+      <w:r>
+        <w:t>bximage</w:t>
+      </w:r>
+      <w:proofErr w:type="spellEnd"/>
+      <w:r>
+        <w:t>:</w:t>
       </w:r>
     </w:p>
     <w:p>
@@ -10311,8 +10634,13 @@
         </w:numPr>
       </w:pPr>
       <w:r>
-        <w:t>sudo apt install bximage</w:t>
-      </w:r>
+        <w:t xml:space="preserve">sudo apt install </w:t>
+      </w:r>
+      <w:proofErr w:type="spellStart"/>
+      <w:r>
+        <w:t>bximage</w:t>
+      </w:r>
+      <w:proofErr w:type="spellEnd"/>
     </w:p>
     <w:p>
       <w:pPr>
@@ -10347,7 +10675,23 @@
         </w:numPr>
       </w:pPr>
       <w:r>
-        <w:t>Create a temporary alias for cls = clear(investigate how to make it permanent)</w:t>
+        <w:t xml:space="preserve">Create a temporary alias for </w:t>
+      </w:r>
+      <w:proofErr w:type="spellStart"/>
+      <w:r>
+        <w:t>cls</w:t>
+      </w:r>
+      <w:proofErr w:type="spellEnd"/>
+      <w:r>
+        <w:t xml:space="preserve"> = </w:t>
+      </w:r>
+      <w:proofErr w:type="gramStart"/>
+      <w:r>
+        <w:t>clear(</w:t>
+      </w:r>
+      <w:proofErr w:type="gramEnd"/>
+      <w:r>
+        <w:t>investigate how to make it permanent)</w:t>
       </w:r>
     </w:p>
     <w:p>
@@ -10359,7 +10703,15 @@
         </w:numPr>
       </w:pPr>
       <w:r>
-        <w:t>alias cls='clear'</w:t>
+        <w:t xml:space="preserve">alias </w:t>
+      </w:r>
+      <w:proofErr w:type="spellStart"/>
+      <w:r>
+        <w:t>cls</w:t>
+      </w:r>
+      <w:proofErr w:type="spellEnd"/>
+      <w:r>
+        <w:t>='clear'</w:t>
       </w:r>
     </w:p>
     <w:p>
@@ -10371,7 +10723,15 @@
         </w:numPr>
       </w:pPr>
       <w:r>
-        <w:t xml:space="preserve">Install qemu on Windows: </w:t>
+        <w:t xml:space="preserve">Install </w:t>
+      </w:r>
+      <w:proofErr w:type="spellStart"/>
+      <w:r>
+        <w:t>qemu</w:t>
+      </w:r>
+      <w:proofErr w:type="spellEnd"/>
+      <w:r>
+        <w:t xml:space="preserve"> on Windows: </w:t>
       </w:r>
       <w:hyperlink r:id="rId17" w:history="1">
         <w:r>
@@ -10455,7 +10815,15 @@
         </w:numPr>
       </w:pPr>
       <w:r>
-        <w:t>Install gcc on WSL:</w:t>
+        <w:t xml:space="preserve">Install </w:t>
+      </w:r>
+      <w:proofErr w:type="spellStart"/>
+      <w:r>
+        <w:t>gcc</w:t>
+      </w:r>
+      <w:proofErr w:type="spellEnd"/>
+      <w:r>
+        <w:t xml:space="preserve"> on WSL:</w:t>
       </w:r>
     </w:p>
     <w:p>
@@ -10467,8 +10835,13 @@
         </w:numPr>
       </w:pPr>
       <w:r>
-        <w:t>Sudo apt install gcc</w:t>
-      </w:r>
+        <w:t xml:space="preserve">Sudo apt install </w:t>
+      </w:r>
+      <w:proofErr w:type="spellStart"/>
+      <w:r>
+        <w:t>gcc</w:t>
+      </w:r>
+      <w:proofErr w:type="spellEnd"/>
     </w:p>
     <w:p>
       <w:pPr>
@@ -10479,7 +10852,15 @@
         </w:numPr>
       </w:pPr>
       <w:r>
-        <w:t>Install build-essential and gdb:</w:t>
+        <w:t xml:space="preserve">Install build-essential and </w:t>
+      </w:r>
+      <w:proofErr w:type="spellStart"/>
+      <w:r>
+        <w:t>gdb</w:t>
+      </w:r>
+      <w:proofErr w:type="spellEnd"/>
+      <w:r>
+        <w:t>:</w:t>
       </w:r>
     </w:p>
     <w:p>
@@ -10491,8 +10872,13 @@
         </w:numPr>
       </w:pPr>
       <w:r>
-        <w:t>sudo apt-get install build-essential gdb</w:t>
-      </w:r>
+        <w:t xml:space="preserve">sudo apt-get install build-essential </w:t>
+      </w:r>
+      <w:proofErr w:type="spellStart"/>
+      <w:r>
+        <w:t>gdb</w:t>
+      </w:r>
+      <w:proofErr w:type="spellEnd"/>
     </w:p>
     <w:p>
       <w:pPr>
@@ -10526,8 +10912,13 @@
           <w:numId w:val="1"/>
         </w:numPr>
       </w:pPr>
-      <w:r>
-        <w:t xml:space="preserve">wsl </w:t>
+      <w:proofErr w:type="spellStart"/>
+      <w:r>
+        <w:t>wsl</w:t>
+      </w:r>
+      <w:proofErr w:type="spellEnd"/>
+      <w:r>
+        <w:t xml:space="preserve"> </w:t>
       </w:r>
       <w:r>
         <w:t>–</w:t>
@@ -10544,8 +10935,13 @@
           <w:numId w:val="1"/>
         </w:numPr>
       </w:pPr>
-      <w:r>
-        <w:t xml:space="preserve">wsl </w:t>
+      <w:proofErr w:type="spellStart"/>
+      <w:r>
+        <w:t>wsl</w:t>
+      </w:r>
+      <w:proofErr w:type="spellEnd"/>
+      <w:r>
+        <w:t xml:space="preserve"> </w:t>
       </w:r>
       <w:r>
         <w:t>–</w:t>
@@ -10637,11 +11033,16 @@
           <w:numId w:val="1"/>
         </w:numPr>
       </w:pPr>
+      <w:proofErr w:type="gramStart"/>
       <w:r>
         <w:t>Actually,</w:t>
       </w:r>
       <w:r>
-        <w:t xml:space="preserve"> what worked was [interop] </w:t>
+        <w:t xml:space="preserve"> what</w:t>
+      </w:r>
+      <w:proofErr w:type="gramEnd"/>
+      <w:r>
+        <w:t xml:space="preserve"> worked was [interop] </w:t>
       </w:r>
       <w:r>
         <w:t>appendWindowsPath=false</w:t>
@@ -10680,8 +11081,13 @@
         </w:numPr>
       </w:pPr>
       <w:r>
-        <w:t>Now using code .</w:t>
-      </w:r>
+        <w:t xml:space="preserve">Now using </w:t>
+      </w:r>
+      <w:proofErr w:type="gramStart"/>
+      <w:r>
+        <w:t>code .</w:t>
+      </w:r>
+      <w:proofErr w:type="gramEnd"/>
       <w:r>
         <w:t xml:space="preserve"> will open native, with a warning.</w:t>
       </w:r>
@@ -10710,10 +11116,31 @@
         </w:numPr>
       </w:pPr>
       <w:r>
-        <w:t>sudo apt install -y firefox</w:t>
-      </w:r>
-      <w:r>
-        <w:t xml:space="preserve"> (to complete the oauth github auth)</w:t>
+        <w:t xml:space="preserve">sudo apt install -y </w:t>
+      </w:r>
+      <w:proofErr w:type="spellStart"/>
+      <w:r>
+        <w:t>firefox</w:t>
+      </w:r>
+      <w:proofErr w:type="spellEnd"/>
+      <w:r>
+        <w:t xml:space="preserve"> (to complete the </w:t>
+      </w:r>
+      <w:proofErr w:type="spellStart"/>
+      <w:r>
+        <w:t>oauth</w:t>
+      </w:r>
+      <w:proofErr w:type="spellEnd"/>
+      <w:r>
+        <w:t xml:space="preserve"> </w:t>
+      </w:r>
+      <w:proofErr w:type="spellStart"/>
+      <w:r>
+        <w:t>github</w:t>
+      </w:r>
+      <w:proofErr w:type="spellEnd"/>
+      <w:r>
+        <w:t xml:space="preserve"> auth)</w:t>
       </w:r>
     </w:p>
     <w:p>
@@ -10725,7 +11152,15 @@
         </w:numPr>
       </w:pPr>
       <w:r>
-        <w:t>Prepare vscode on Linux for c:</w:t>
+        <w:t xml:space="preserve">Prepare </w:t>
+      </w:r>
+      <w:proofErr w:type="spellStart"/>
+      <w:r>
+        <w:t>vscode</w:t>
+      </w:r>
+      <w:proofErr w:type="spellEnd"/>
+      <w:r>
+        <w:t xml:space="preserve"> on Linux for c:</w:t>
       </w:r>
     </w:p>
     <w:p>
@@ -10737,8 +11172,13 @@
         </w:numPr>
       </w:pPr>
       <w:r>
-        <w:t>Create a launch and tasks jsons</w:t>
-      </w:r>
+        <w:t xml:space="preserve">Create a launch and tasks </w:t>
+      </w:r>
+      <w:proofErr w:type="spellStart"/>
+      <w:r>
+        <w:t>jsons</w:t>
+      </w:r>
+      <w:proofErr w:type="spellEnd"/>
       <w:r>
         <w:t>.</w:t>
       </w:r>
@@ -10848,7 +11288,23 @@
         </w:numPr>
       </w:pPr>
       <w:r>
-        <w:t xml:space="preserve">            "preLaunchTask": "C/C++: gcc build active file",</w:t>
+        <w:t xml:space="preserve">            "</w:t>
+      </w:r>
+      <w:proofErr w:type="spellStart"/>
+      <w:r>
+        <w:t>preLaunchTask</w:t>
+      </w:r>
+      <w:proofErr w:type="spellEnd"/>
+      <w:r>
+        <w:t xml:space="preserve">": "C/C++: </w:t>
+      </w:r>
+      <w:proofErr w:type="spellStart"/>
+      <w:r>
+        <w:t>gcc</w:t>
+      </w:r>
+      <w:proofErr w:type="spellEnd"/>
+      <w:r>
+        <w:t xml:space="preserve"> build active file",</w:t>
       </w:r>
     </w:p>
     <w:p>
@@ -10860,7 +11316,15 @@
         </w:numPr>
       </w:pPr>
       <w:r>
-        <w:t xml:space="preserve">            "name": "(gdb) Launch",</w:t>
+        <w:t xml:space="preserve">            "name": "(</w:t>
+      </w:r>
+      <w:proofErr w:type="spellStart"/>
+      <w:r>
+        <w:t>gdb</w:t>
+      </w:r>
+      <w:proofErr w:type="spellEnd"/>
+      <w:r>
+        <w:t>) Launch",</w:t>
       </w:r>
     </w:p>
     <w:p>
@@ -10872,7 +11336,15 @@
         </w:numPr>
       </w:pPr>
       <w:r>
-        <w:t xml:space="preserve">            "type": "cppdbg",</w:t>
+        <w:t xml:space="preserve">            "type": "</w:t>
+      </w:r>
+      <w:proofErr w:type="spellStart"/>
+      <w:r>
+        <w:t>cppdbg</w:t>
+      </w:r>
+      <w:proofErr w:type="spellEnd"/>
+      <w:r>
+        <w:t>",</w:t>
       </w:r>
     </w:p>
     <w:p>
@@ -10896,7 +11368,23 @@
         </w:numPr>
       </w:pPr>
       <w:r>
-        <w:t xml:space="preserve">            "program": "${fileDirname}/${fileBasenameNoExtension}",</w:t>
+        <w:t xml:space="preserve">            "program": "${</w:t>
+      </w:r>
+      <w:proofErr w:type="spellStart"/>
+      <w:r>
+        <w:t>fileDirname</w:t>
+      </w:r>
+      <w:proofErr w:type="spellEnd"/>
+      <w:r>
+        <w:t>}/${</w:t>
+      </w:r>
+      <w:proofErr w:type="spellStart"/>
+      <w:r>
+        <w:t>fileBasenameNoExtension</w:t>
+      </w:r>
+      <w:proofErr w:type="spellEnd"/>
+      <w:r>
+        <w:t>}",</w:t>
       </w:r>
     </w:p>
     <w:p>
@@ -10908,7 +11396,15 @@
         </w:numPr>
       </w:pPr>
       <w:r>
-        <w:t xml:space="preserve">            "args": [</w:t>
+        <w:t xml:space="preserve">            "</w:t>
+      </w:r>
+      <w:proofErr w:type="spellStart"/>
+      <w:r>
+        <w:t>args</w:t>
+      </w:r>
+      <w:proofErr w:type="spellEnd"/>
+      <w:r>
+        <w:t>": [</w:t>
       </w:r>
     </w:p>
     <w:p>
@@ -10921,7 +11417,15 @@
       </w:pPr>
       <w:r>
         <w:lastRenderedPageBreak/>
-        <w:t xml:space="preserve">                "aaaaa",</w:t>
+        <w:t xml:space="preserve">                "</w:t>
+      </w:r>
+      <w:proofErr w:type="spellStart"/>
+      <w:r>
+        <w:t>aaaaa</w:t>
+      </w:r>
+      <w:proofErr w:type="spellEnd"/>
+      <w:r>
+        <w:t>",</w:t>
       </w:r>
     </w:p>
     <w:p>
@@ -10933,7 +11437,15 @@
         </w:numPr>
       </w:pPr>
       <w:r>
-        <w:t xml:space="preserve">                "bbbbb",</w:t>
+        <w:t xml:space="preserve">                "</w:t>
+      </w:r>
+      <w:proofErr w:type="spellStart"/>
+      <w:r>
+        <w:t>bbbbb</w:t>
+      </w:r>
+      <w:proofErr w:type="spellEnd"/>
+      <w:r>
+        <w:t>",</w:t>
       </w:r>
     </w:p>
     <w:p>
@@ -10945,7 +11457,15 @@
         </w:numPr>
       </w:pPr>
       <w:r>
-        <w:t xml:space="preserve">                "ccccc"</w:t>
+        <w:t xml:space="preserve">                "</w:t>
+      </w:r>
+      <w:proofErr w:type="spellStart"/>
+      <w:r>
+        <w:t>ccccc</w:t>
+      </w:r>
+      <w:proofErr w:type="spellEnd"/>
+      <w:r>
+        <w:t>"</w:t>
       </w:r>
     </w:p>
     <w:p>
@@ -10969,7 +11489,15 @@
         </w:numPr>
       </w:pPr>
       <w:r>
-        <w:t xml:space="preserve">            "stopAtEntry": false,</w:t>
+        <w:t xml:space="preserve">            "</w:t>
+      </w:r>
+      <w:proofErr w:type="spellStart"/>
+      <w:r>
+        <w:t>stopAtEntry</w:t>
+      </w:r>
+      <w:proofErr w:type="spellEnd"/>
+      <w:r>
+        <w:t>": false,</w:t>
       </w:r>
     </w:p>
     <w:p>
@@ -10981,7 +11509,23 @@
         </w:numPr>
       </w:pPr>
       <w:r>
-        <w:t xml:space="preserve">            "cwd": "${fileDirname}",</w:t>
+        <w:t xml:space="preserve">            "</w:t>
+      </w:r>
+      <w:proofErr w:type="spellStart"/>
+      <w:r>
+        <w:t>cwd</w:t>
+      </w:r>
+      <w:proofErr w:type="spellEnd"/>
+      <w:r>
+        <w:t>": "${</w:t>
+      </w:r>
+      <w:proofErr w:type="spellStart"/>
+      <w:r>
+        <w:t>fileDirname</w:t>
+      </w:r>
+      <w:proofErr w:type="spellEnd"/>
+      <w:r>
+        <w:t>}",</w:t>
       </w:r>
     </w:p>
     <w:p>
@@ -11005,7 +11549,15 @@
         </w:numPr>
       </w:pPr>
       <w:r>
-        <w:t xml:space="preserve">            "externalConsole": false,</w:t>
+        <w:t xml:space="preserve">            "</w:t>
+      </w:r>
+      <w:proofErr w:type="spellStart"/>
+      <w:r>
+        <w:t>externalConsole</w:t>
+      </w:r>
+      <w:proofErr w:type="spellEnd"/>
+      <w:r>
+        <w:t>": false,</w:t>
       </w:r>
     </w:p>
     <w:p>
@@ -11017,7 +11569,23 @@
         </w:numPr>
       </w:pPr>
       <w:r>
-        <w:t xml:space="preserve">            "MIMode": "gdb",</w:t>
+        <w:t xml:space="preserve">            "</w:t>
+      </w:r>
+      <w:proofErr w:type="spellStart"/>
+      <w:r>
+        <w:t>MIMode</w:t>
+      </w:r>
+      <w:proofErr w:type="spellEnd"/>
+      <w:r>
+        <w:t>": "</w:t>
+      </w:r>
+      <w:proofErr w:type="spellStart"/>
+      <w:r>
+        <w:t>gdb</w:t>
+      </w:r>
+      <w:proofErr w:type="spellEnd"/>
+      <w:r>
+        <w:t>",</w:t>
       </w:r>
     </w:p>
     <w:p>
@@ -11029,7 +11597,15 @@
         </w:numPr>
       </w:pPr>
       <w:r>
-        <w:t xml:space="preserve">            "setupCommands": [</w:t>
+        <w:t xml:space="preserve">            "</w:t>
+      </w:r>
+      <w:proofErr w:type="spellStart"/>
+      <w:r>
+        <w:t>setupCommands</w:t>
+      </w:r>
+      <w:proofErr w:type="spellEnd"/>
+      <w:r>
+        <w:t>": [</w:t>
       </w:r>
     </w:p>
     <w:p>
@@ -11053,7 +11629,15 @@
         </w:numPr>
       </w:pPr>
       <w:r>
-        <w:t xml:space="preserve">                    "description": "Enable pretty-printing for gdb",</w:t>
+        <w:t xml:space="preserve">                    "description": "Enable pretty-printing for </w:t>
+      </w:r>
+      <w:proofErr w:type="spellStart"/>
+      <w:r>
+        <w:t>gdb</w:t>
+      </w:r>
+      <w:proofErr w:type="spellEnd"/>
+      <w:r>
+        <w:t>",</w:t>
       </w:r>
     </w:p>
     <w:p>
@@ -11077,7 +11661,15 @@
         </w:numPr>
       </w:pPr>
       <w:r>
-        <w:t xml:space="preserve">                    "ignoreFailures": true</w:t>
+        <w:t xml:space="preserve">                    "</w:t>
+      </w:r>
+      <w:proofErr w:type="spellStart"/>
+      <w:r>
+        <w:t>ignoreFailures</w:t>
+      </w:r>
+      <w:proofErr w:type="spellEnd"/>
+      <w:r>
+        <w:t>": true</w:t>
       </w:r>
     </w:p>
     <w:p>
@@ -11125,7 +11717,15 @@
         </w:numPr>
       </w:pPr>
       <w:r>
-        <w:t xml:space="preserve">                    "text": "-gdb-set disassembly-flavor intel",</w:t>
+        <w:t xml:space="preserve">                    "text": "-</w:t>
+      </w:r>
+      <w:proofErr w:type="spellStart"/>
+      <w:r>
+        <w:t>gdb</w:t>
+      </w:r>
+      <w:proofErr w:type="spellEnd"/>
+      <w:r>
+        <w:t>-set disassembly-flavor intel",</w:t>
       </w:r>
     </w:p>
     <w:p>
@@ -11137,7 +11737,15 @@
         </w:numPr>
       </w:pPr>
       <w:r>
-        <w:t xml:space="preserve">                    "ignoreFailures": true</w:t>
+        <w:t xml:space="preserve">                    "</w:t>
+      </w:r>
+      <w:proofErr w:type="spellStart"/>
+      <w:r>
+        <w:t>ignoreFailures</w:t>
+      </w:r>
+      <w:proofErr w:type="spellEnd"/>
+      <w:r>
+        <w:t>": true</w:t>
       </w:r>
     </w:p>
     <w:p>
@@ -11245,7 +11853,15 @@
         </w:numPr>
       </w:pPr>
       <w:r>
-        <w:t xml:space="preserve">            "type": "cppbuild",</w:t>
+        <w:t xml:space="preserve">            "type": "</w:t>
+      </w:r>
+      <w:proofErr w:type="spellStart"/>
+      <w:r>
+        <w:t>cppbuild</w:t>
+      </w:r>
+      <w:proofErr w:type="spellEnd"/>
+      <w:r>
+        <w:t>",</w:t>
       </w:r>
     </w:p>
     <w:p>
@@ -11257,7 +11873,15 @@
         </w:numPr>
       </w:pPr>
       <w:r>
-        <w:t xml:space="preserve">            "label": "C/C++: gcc build active file",</w:t>
+        <w:t xml:space="preserve">            "label": "C/C++: </w:t>
+      </w:r>
+      <w:proofErr w:type="spellStart"/>
+      <w:r>
+        <w:t>gcc</w:t>
+      </w:r>
+      <w:proofErr w:type="spellEnd"/>
+      <w:r>
+        <w:t xml:space="preserve"> build active file",</w:t>
       </w:r>
     </w:p>
     <w:p>
@@ -11269,7 +11893,15 @@
         </w:numPr>
       </w:pPr>
       <w:r>
-        <w:t xml:space="preserve">            "command": "/usr/bin/gcc",</w:t>
+        <w:t xml:space="preserve">            "command": "/usr/bin/</w:t>
+      </w:r>
+      <w:proofErr w:type="spellStart"/>
+      <w:r>
+        <w:t>gcc</w:t>
+      </w:r>
+      <w:proofErr w:type="spellEnd"/>
+      <w:r>
+        <w:t>",</w:t>
       </w:r>
     </w:p>
     <w:p>
@@ -11281,7 +11913,15 @@
         </w:numPr>
       </w:pPr>
       <w:r>
-        <w:t xml:space="preserve">            "args": [</w:t>
+        <w:t xml:space="preserve">            "</w:t>
+      </w:r>
+      <w:proofErr w:type="spellStart"/>
+      <w:r>
+        <w:t>args</w:t>
+      </w:r>
+      <w:proofErr w:type="spellEnd"/>
+      <w:r>
+        <w:t>": [</w:t>
       </w:r>
     </w:p>
     <w:p>
@@ -11293,7 +11933,15 @@
         </w:numPr>
       </w:pPr>
       <w:r>
-        <w:t xml:space="preserve">                "-fdiagnostics-color=always",</w:t>
+        <w:t xml:space="preserve">                "-</w:t>
+      </w:r>
+      <w:proofErr w:type="spellStart"/>
+      <w:r>
+        <w:t>fdiagnostics</w:t>
+      </w:r>
+      <w:proofErr w:type="spellEnd"/>
+      <w:r>
+        <w:t>-color=always",</w:t>
       </w:r>
     </w:p>
     <w:p>
@@ -11341,7 +11989,23 @@
         </w:numPr>
       </w:pPr>
       <w:r>
-        <w:t xml:space="preserve">                "${fileDirname}/${fileBasenameNoExtension}"</w:t>
+        <w:t xml:space="preserve">                "${</w:t>
+      </w:r>
+      <w:proofErr w:type="spellStart"/>
+      <w:r>
+        <w:t>fileDirname</w:t>
+      </w:r>
+      <w:proofErr w:type="spellEnd"/>
+      <w:r>
+        <w:t>}/${</w:t>
+      </w:r>
+      <w:proofErr w:type="spellStart"/>
+      <w:r>
+        <w:t>fileBasenameNoExtension</w:t>
+      </w:r>
+      <w:proofErr w:type="spellEnd"/>
+      <w:r>
+        <w:t>}"</w:t>
       </w:r>
     </w:p>
     <w:p>
@@ -11365,8 +12029,13 @@
         </w:numPr>
       </w:pPr>
       <w:r>
-        <w:t xml:space="preserve">            "options": {</w:t>
-      </w:r>
+        <w:t xml:space="preserve">            "options</w:t>
+      </w:r>
+      <w:proofErr w:type="gramStart"/>
+      <w:r>
+        <w:t>": {</w:t>
+      </w:r>
+      <w:proofErr w:type="gramEnd"/>
     </w:p>
     <w:p>
       <w:pPr>
@@ -11377,7 +12046,23 @@
         </w:numPr>
       </w:pPr>
       <w:r>
-        <w:t xml:space="preserve">                "cwd": "${fileDirname}"</w:t>
+        <w:t xml:space="preserve">                "</w:t>
+      </w:r>
+      <w:proofErr w:type="spellStart"/>
+      <w:r>
+        <w:t>cwd</w:t>
+      </w:r>
+      <w:proofErr w:type="spellEnd"/>
+      <w:r>
+        <w:t>": "${</w:t>
+      </w:r>
+      <w:proofErr w:type="spellStart"/>
+      <w:r>
+        <w:t>fileDirname</w:t>
+      </w:r>
+      <w:proofErr w:type="spellEnd"/>
+      <w:r>
+        <w:t>}"</w:t>
       </w:r>
     </w:p>
     <w:p>
@@ -11401,7 +12086,15 @@
         </w:numPr>
       </w:pPr>
       <w:r>
-        <w:t xml:space="preserve">            "problemMatcher": [</w:t>
+        <w:t xml:space="preserve">            "</w:t>
+      </w:r>
+      <w:proofErr w:type="spellStart"/>
+      <w:r>
+        <w:t>problemMatcher</w:t>
+      </w:r>
+      <w:proofErr w:type="spellEnd"/>
+      <w:r>
+        <w:t>": [</w:t>
       </w:r>
     </w:p>
     <w:p>
@@ -11413,7 +12106,15 @@
         </w:numPr>
       </w:pPr>
       <w:r>
-        <w:t xml:space="preserve">                "$gcc"</w:t>
+        <w:t xml:space="preserve">                "$</w:t>
+      </w:r>
+      <w:proofErr w:type="spellStart"/>
+      <w:r>
+        <w:t>gcc</w:t>
+      </w:r>
+      <w:proofErr w:type="spellEnd"/>
+      <w:r>
+        <w:t>"</w:t>
       </w:r>
     </w:p>
     <w:p>
@@ -11437,8 +12138,13 @@
         </w:numPr>
       </w:pPr>
       <w:r>
-        <w:t xml:space="preserve">            "group": {</w:t>
-      </w:r>
+        <w:t xml:space="preserve">            "group</w:t>
+      </w:r>
+      <w:proofErr w:type="gramStart"/>
+      <w:r>
+        <w:t>": {</w:t>
+      </w:r>
+      <w:proofErr w:type="gramEnd"/>
     </w:p>
     <w:p>
       <w:pPr>
@@ -11461,7 +12167,15 @@
         </w:numPr>
       </w:pPr>
       <w:r>
-        <w:t xml:space="preserve">                "isDefault": true</w:t>
+        <w:t xml:space="preserve">                "</w:t>
+      </w:r>
+      <w:proofErr w:type="spellStart"/>
+      <w:r>
+        <w:t>isDefault</w:t>
+      </w:r>
+      <w:proofErr w:type="spellEnd"/>
+      <w:r>
+        <w:t>": true</w:t>
       </w:r>
     </w:p>
     <w:p>
@@ -11545,7 +12259,15 @@
         </w:numPr>
       </w:pPr>
       <w:r>
-        <w:t>Install Mtools for FAT image management:</w:t>
+        <w:t xml:space="preserve">Install </w:t>
+      </w:r>
+      <w:proofErr w:type="spellStart"/>
+      <w:r>
+        <w:t>Mtools</w:t>
+      </w:r>
+      <w:proofErr w:type="spellEnd"/>
+      <w:r>
+        <w:t xml:space="preserve"> for FAT image management:</w:t>
       </w:r>
     </w:p>
     <w:p>
@@ -11557,8 +12279,13 @@
         </w:numPr>
       </w:pPr>
       <w:r>
-        <w:t>Sudo apt install mtools</w:t>
-      </w:r>
+        <w:t xml:space="preserve">Sudo apt install </w:t>
+      </w:r>
+      <w:proofErr w:type="spellStart"/>
+      <w:r>
+        <w:t>mtools</w:t>
+      </w:r>
+      <w:proofErr w:type="spellEnd"/>
     </w:p>
     <w:p>
       <w:pPr>
@@ -11594,7 +12321,145 @@
         <w:rPr>
           <w:lang w:val="es-ES"/>
         </w:rPr>
-        <w:t>udo curl --proto '=https' --tlsv1.2 -sSf https://sh.rustup.rs | sh</w:t>
+        <w:t xml:space="preserve">udo </w:t>
+      </w:r>
+      <w:proofErr w:type="spellStart"/>
+      <w:r>
+        <w:rPr>
+          <w:lang w:val="es-ES"/>
+        </w:rPr>
+        <w:t>curl</w:t>
+      </w:r>
+      <w:proofErr w:type="spellEnd"/>
+      <w:r>
+        <w:rPr>
+          <w:lang w:val="es-ES"/>
+        </w:rPr>
+        <w:t xml:space="preserve"> --proto '=https' --tlsv1.2 -</w:t>
+      </w:r>
+      <w:proofErr w:type="spellStart"/>
+      <w:r>
+        <w:rPr>
+          <w:lang w:val="es-ES"/>
+        </w:rPr>
+        <w:t>sSf</w:t>
+      </w:r>
+      <w:proofErr w:type="spellEnd"/>
+      <w:r>
+        <w:rPr>
+          <w:lang w:val="es-ES"/>
+        </w:rPr>
+        <w:t xml:space="preserve"> https://sh.rustup.rs | </w:t>
+      </w:r>
+      <w:proofErr w:type="spellStart"/>
+      <w:r>
+        <w:rPr>
+          <w:lang w:val="es-ES"/>
+        </w:rPr>
+        <w:t>sh</w:t>
+      </w:r>
+      <w:proofErr w:type="spellEnd"/>
+    </w:p>
+    <w:p>
+      <w:pPr>
+        <w:pStyle w:val="ListParagraph"/>
+        <w:numPr>
+          <w:ilvl w:val="0"/>
+          <w:numId w:val="1"/>
+        </w:numPr>
+      </w:pPr>
+      <w:r>
+        <w:t>To avoid issues compiling r</w:t>
+      </w:r>
+      <w:r>
+        <w:t xml:space="preserve">ust on a windows folder with </w:t>
+      </w:r>
+      <w:proofErr w:type="spellStart"/>
+      <w:r>
+        <w:t>dropbox</w:t>
+      </w:r>
+      <w:proofErr w:type="spellEnd"/>
+      <w:r>
+        <w:t xml:space="preserve"> mounted on WSL I have moved everything to Linux, but the git operations happen only on windows. I am just </w:t>
+      </w:r>
+      <w:proofErr w:type="spellStart"/>
+      <w:r>
+        <w:t>robocopying</w:t>
+      </w:r>
+      <w:proofErr w:type="spellEnd"/>
+      <w:r>
+        <w:t xml:space="preserve"> the files from time to time.</w:t>
+      </w:r>
+    </w:p>
+    <w:p>
+      <w:pPr>
+        <w:pStyle w:val="ListParagraph"/>
+        <w:numPr>
+          <w:ilvl w:val="1"/>
+          <w:numId w:val="1"/>
+        </w:numPr>
+      </w:pPr>
+      <w:proofErr w:type="gramStart"/>
+      <w:r>
+        <w:t>RoboCopy.exe  "</w:t>
+      </w:r>
+      <w:proofErr w:type="gramEnd"/>
+      <w:r>
+        <w:t xml:space="preserve">Z:\home\mihe\codebox" "C:\Users\mihe\Dropbox\TusMuertOS-Oct2025\src\helpers" </w:t>
+      </w:r>
+      <w:proofErr w:type="gramStart"/>
+      <w:r>
+        <w:t>*.*</w:t>
+      </w:r>
+      <w:proofErr w:type="gramEnd"/>
+      <w:r>
+        <w:t xml:space="preserve"> /E</w:t>
+      </w:r>
+    </w:p>
+    <w:p>
+      <w:pPr>
+        <w:pStyle w:val="ListParagraph"/>
+        <w:numPr>
+          <w:ilvl w:val="1"/>
+          <w:numId w:val="1"/>
+        </w:numPr>
+      </w:pPr>
+      <w:r>
+        <w:drawing>
+          <wp:inline distT="0" distB="0" distL="0" distR="0" wp14:anchorId="32C622A2" wp14:editId="1D521CD8">
+            <wp:extent cx="4449055" cy="1923518"/>
+            <wp:effectExtent l="0" t="0" r="8890" b="635"/>
+            <wp:docPr id="764176611" name="Picture 1" descr="A screenshot of a computer&#10;&#10;AI-generated content may be incorrect."/>
+            <wp:cNvGraphicFramePr>
+              <a:graphicFrameLocks xmlns:a="http://schemas.openxmlformats.org/drawingml/2006/main" noChangeAspect="1"/>
+            </wp:cNvGraphicFramePr>
+            <a:graphic xmlns:a="http://schemas.openxmlformats.org/drawingml/2006/main">
+              <a:graphicData uri="http://schemas.openxmlformats.org/drawingml/2006/picture">
+                <pic:pic xmlns:pic="http://schemas.openxmlformats.org/drawingml/2006/picture">
+                  <pic:nvPicPr>
+                    <pic:cNvPr id="764176611" name="Picture 1" descr="A screenshot of a computer&#10;&#10;AI-generated content may be incorrect."/>
+                    <pic:cNvPicPr/>
+                  </pic:nvPicPr>
+                  <pic:blipFill>
+                    <a:blip r:embed="rId20"/>
+                    <a:stretch>
+                      <a:fillRect/>
+                    </a:stretch>
+                  </pic:blipFill>
+                  <pic:spPr>
+                    <a:xfrm>
+                      <a:off x="0" y="0"/>
+                      <a:ext cx="4456288" cy="1926645"/>
+                    </a:xfrm>
+                    <a:prstGeom prst="rect">
+                      <a:avLst/>
+                    </a:prstGeom>
+                  </pic:spPr>
+                </pic:pic>
+              </a:graphicData>
+            </a:graphic>
+          </wp:inline>
+        </w:drawing>
       </w:r>
     </w:p>
     <w:p>
@@ -11617,8 +12482,15 @@
         </w:numPr>
       </w:pPr>
       <w:r>
-        <w:t>Compile the bootloader stage1 that goes on MBR to mbr.bin</w:t>
-      </w:r>
+        <w:t xml:space="preserve">Compile the bootloader stage1 that goes on MBR to </w:t>
+      </w:r>
+      <w:proofErr w:type="spellStart"/>
+      <w:proofErr w:type="gramStart"/>
+      <w:r>
+        <w:t>mbr.bin</w:t>
+      </w:r>
+      <w:proofErr w:type="spellEnd"/>
+      <w:proofErr w:type="gramEnd"/>
     </w:p>
     <w:p>
       <w:pPr>
@@ -11629,8 +12501,13 @@
         </w:numPr>
       </w:pPr>
       <w:r>
-        <w:t>Compile the bootloader stage2 that goes on VBR to vbr.bin</w:t>
-      </w:r>
+        <w:t xml:space="preserve">Compile the bootloader stage2 that goes on VBR to </w:t>
+      </w:r>
+      <w:proofErr w:type="spellStart"/>
+      <w:r>
+        <w:t>vbr.bin</w:t>
+      </w:r>
+      <w:proofErr w:type="spellEnd"/>
     </w:p>
     <w:p>
       <w:pPr>
@@ -11641,8 +12518,13 @@
         </w:numPr>
       </w:pPr>
       <w:r>
-        <w:t>Compile the Kernel to kernel.bin</w:t>
-      </w:r>
+        <w:t xml:space="preserve">Compile the Kernel to </w:t>
+      </w:r>
+      <w:proofErr w:type="spellStart"/>
+      <w:r>
+        <w:t>kernel.bin</w:t>
+      </w:r>
+      <w:proofErr w:type="spellEnd"/>
     </w:p>
     <w:p>
       <w:pPr>
@@ -11677,7 +12559,15 @@
         </w:numPr>
       </w:pPr>
       <w:r>
-        <w:t>Inject mbr.bin on the disk MBR at sector 0</w:t>
+        <w:t xml:space="preserve">Inject </w:t>
+      </w:r>
+      <w:proofErr w:type="spellStart"/>
+      <w:r>
+        <w:t>mbr.bin</w:t>
+      </w:r>
+      <w:proofErr w:type="spellEnd"/>
+      <w:r>
+        <w:t xml:space="preserve"> on the disk MBR at sector 0</w:t>
       </w:r>
     </w:p>
     <w:p>
@@ -11689,7 +12579,15 @@
         </w:numPr>
       </w:pPr>
       <w:r>
-        <w:t>Inject vbr.bin on the disk at sector after the MBR + reserved gap.</w:t>
+        <w:t xml:space="preserve">Inject </w:t>
+      </w:r>
+      <w:proofErr w:type="spellStart"/>
+      <w:r>
+        <w:t>vbr.bin</w:t>
+      </w:r>
+      <w:proofErr w:type="spellEnd"/>
+      <w:r>
+        <w:t xml:space="preserve"> on the disk at sector after the MBR + reserved gap.</w:t>
       </w:r>
     </w:p>
     <w:p>
@@ -11701,7 +12599,15 @@
         </w:numPr>
       </w:pPr>
       <w:r>
-        <w:t>Add, as file on the file system FAT32 the file kernel.bin directly on the disk root</w:t>
+        <w:t xml:space="preserve">Add, as file on the file system FAT32 the file </w:t>
+      </w:r>
+      <w:proofErr w:type="spellStart"/>
+      <w:r>
+        <w:t>kernel.bin</w:t>
+      </w:r>
+      <w:proofErr w:type="spellEnd"/>
+      <w:r>
+        <w:t xml:space="preserve"> directly on the disk root</w:t>
       </w:r>
     </w:p>
     <w:p>
@@ -11759,6 +12665,7 @@
         <w:rPr>
           <w:noProof/>
         </w:rPr>
+        <w:lastRenderedPageBreak/>
         <w:drawing>
           <wp:inline distT="0" distB="0" distL="0" distR="0" wp14:anchorId="214DE4BB" wp14:editId="7F8C982B">
             <wp:extent cx="5943600" cy="2092960"/>
@@ -11777,7 +12684,7 @@
                     </pic:cNvPicPr>
                   </pic:nvPicPr>
                   <pic:blipFill>
-                    <a:blip r:embed="rId20">
+                    <a:blip r:embed="rId21">
                       <a:extLst>
                         <a:ext uri="{28A0092B-C50C-407E-A947-70E740481C1C}">
                           <a14:useLocalDpi xmlns:a14="http://schemas.microsoft.com/office/drawing/2010/main" val="0"/>
@@ -11830,7 +12737,6 @@
         <w:rPr>
           <w:noProof/>
         </w:rPr>
-        <w:lastRenderedPageBreak/>
         <w:drawing>
           <wp:inline distT="0" distB="0" distL="0" distR="0" wp14:anchorId="3FBA7AED" wp14:editId="7B4321D9">
             <wp:extent cx="5943600" cy="4516755"/>
@@ -11847,7 +12753,7 @@
                     <pic:cNvPicPr/>
                   </pic:nvPicPr>
                   <pic:blipFill>
-                    <a:blip r:embed="rId21"/>
+                    <a:blip r:embed="rId22"/>
                     <a:stretch>
                       <a:fillRect/>
                     </a:stretch>
@@ -11875,6 +12781,7 @@
         <w:pStyle w:val="Heading2"/>
       </w:pPr>
       <w:r>
+        <w:lastRenderedPageBreak/>
         <w:t>Rust notes</w:t>
       </w:r>
     </w:p>
@@ -12038,28 +12945,70 @@
     <w:p/>
     <w:p>
       <w:r>
-        <w:lastRenderedPageBreak/>
-        <w:t>  "editor.semanticHighlighting.enabled": true,</w:t>
-      </w:r>
-    </w:p>
-    <w:p>
-      <w:r>
-        <w:t>  "editor.semanticTokenColorCustomizations": {</w:t>
-      </w:r>
-    </w:p>
-    <w:p>
-      <w:r>
-        <w:t>    "rules": {</w:t>
-      </w:r>
-    </w:p>
-    <w:p>
-      <w:r>
-        <w:t>      "operator.controlFlow": {</w:t>
-      </w:r>
-    </w:p>
-    <w:p>
-      <w:r>
-        <w:t>        "foreground": "#ff5100",</w:t>
+        <w:t>  "</w:t>
+      </w:r>
+      <w:proofErr w:type="spellStart"/>
+      <w:proofErr w:type="gramStart"/>
+      <w:r>
+        <w:t>editor.semanticHighlighting.enabled</w:t>
+      </w:r>
+      <w:proofErr w:type="spellEnd"/>
+      <w:proofErr w:type="gramEnd"/>
+      <w:r>
+        <w:t>": true,</w:t>
+      </w:r>
+    </w:p>
+    <w:p>
+      <w:r>
+        <w:t>  "</w:t>
+      </w:r>
+      <w:proofErr w:type="spellStart"/>
+      <w:proofErr w:type="gramStart"/>
+      <w:r>
+        <w:t>editor.semanticTokenColorCustomizations</w:t>
+      </w:r>
+      <w:proofErr w:type="spellEnd"/>
+      <w:proofErr w:type="gramEnd"/>
+      <w:r>
+        <w:t>": {</w:t>
+      </w:r>
+    </w:p>
+    <w:p>
+      <w:r>
+        <w:t>    "rules</w:t>
+      </w:r>
+      <w:proofErr w:type="gramStart"/>
+      <w:r>
+        <w:t>": {</w:t>
+      </w:r>
+      <w:proofErr w:type="gramEnd"/>
+    </w:p>
+    <w:p>
+      <w:r>
+        <w:t>      "</w:t>
+      </w:r>
+      <w:proofErr w:type="spellStart"/>
+      <w:proofErr w:type="gramStart"/>
+      <w:r>
+        <w:t>operator.controlFlow</w:t>
+      </w:r>
+      <w:proofErr w:type="spellEnd"/>
+      <w:r>
+        <w:t>": {</w:t>
+      </w:r>
+      <w:proofErr w:type="gramEnd"/>
+    </w:p>
+    <w:p>
+      <w:r>
+        <w:t>        "foreground"</w:t>
+      </w:r>
+      <w:proofErr w:type="gramStart"/>
+      <w:r>
+        <w:t>: "#</w:t>
+      </w:r>
+      <w:proofErr w:type="gramEnd"/>
+      <w:r>
+        <w:t>ff5100",</w:t>
       </w:r>
     </w:p>
     <w:p>
@@ -12112,7 +13061,15 @@
     <w:p/>
     <w:p>
       <w:r>
-        <w:t xml:space="preserve">Build binary from asm file using NASM. Relative path, the full path for this is: </w:t>
+        <w:t xml:space="preserve">Build binary from </w:t>
+      </w:r>
+      <w:proofErr w:type="spellStart"/>
+      <w:r>
+        <w:t>asm</w:t>
+      </w:r>
+      <w:proofErr w:type="spellEnd"/>
+      <w:r>
+        <w:t xml:space="preserve"> file using NASM. Relative path, the full path for this is: </w:t>
       </w:r>
     </w:p>
     <w:p>
@@ -12128,7 +13085,23 @@
           <w:b/>
           <w:bCs/>
         </w:rPr>
-        <w:t>/mnt/c/Users/mihe/Dropbox/TusMuertOS-Oct2025</w:t>
+        <w:t>/</w:t>
+      </w:r>
+      <w:proofErr w:type="gramStart"/>
+      <w:r>
+        <w:rPr>
+          <w:b/>
+          <w:bCs/>
+        </w:rPr>
+        <w:t>mnt</w:t>
+      </w:r>
+      <w:proofErr w:type="gramEnd"/>
+      <w:r>
+        <w:rPr>
+          <w:b/>
+          <w:bCs/>
+        </w:rPr>
+        <w:t>/c/Users/mihe/Dropbox/TusMuertOS-Oct2025</w:t>
       </w:r>
     </w:p>
     <w:p>
@@ -12144,18 +13117,73 @@
           <w:bCs/>
         </w:rPr>
       </w:pPr>
+      <w:proofErr w:type="spellStart"/>
       <w:r>
         <w:rPr>
           <w:b/>
           <w:bCs/>
         </w:rPr>
-        <w:t>nasm -f bin src/bootloader/stage1.asm -o src/build/stage1.bin</w:t>
+        <w:lastRenderedPageBreak/>
+        <w:t>nasm</w:t>
+      </w:r>
+      <w:proofErr w:type="spellEnd"/>
+      <w:r>
+        <w:rPr>
+          <w:b/>
+          <w:bCs/>
+        </w:rPr>
+        <w:t xml:space="preserve"> -f bin </w:t>
+      </w:r>
+      <w:proofErr w:type="spellStart"/>
+      <w:r>
+        <w:rPr>
+          <w:b/>
+          <w:bCs/>
+        </w:rPr>
+        <w:t>src</w:t>
+      </w:r>
+      <w:proofErr w:type="spellEnd"/>
+      <w:r>
+        <w:rPr>
+          <w:b/>
+          <w:bCs/>
+        </w:rPr>
+        <w:t xml:space="preserve">/bootloader/stage1.asm -o </w:t>
+      </w:r>
+      <w:proofErr w:type="spellStart"/>
+      <w:r>
+        <w:rPr>
+          <w:b/>
+          <w:bCs/>
+        </w:rPr>
+        <w:t>src</w:t>
+      </w:r>
+      <w:proofErr w:type="spellEnd"/>
+      <w:r>
+        <w:rPr>
+          <w:b/>
+          <w:bCs/>
+        </w:rPr>
+        <w:t>/build/stage1.bin</w:t>
       </w:r>
     </w:p>
     <w:p/>
     <w:p>
-      <w:r>
-        <w:t>bximage to create an empty floppy disk. It is an interactive tool with a menu. It shows this info after execution: The following line should appear in your bochsrc:</w:t>
+      <w:proofErr w:type="spellStart"/>
+      <w:r>
+        <w:t>bximage</w:t>
+      </w:r>
+      <w:proofErr w:type="spellEnd"/>
+      <w:r>
+        <w:t xml:space="preserve"> to create an empty floppy disk. It is an interactive tool with a menu. It shows this info after execution: The following line should appear in your </w:t>
+      </w:r>
+      <w:proofErr w:type="spellStart"/>
+      <w:r>
+        <w:t>bochsrc</w:t>
+      </w:r>
+      <w:proofErr w:type="spellEnd"/>
+      <w:r>
+        <w:t>:</w:t>
       </w:r>
     </w:p>
     <w:p>
@@ -12166,12 +13194,37 @@
           <w:bCs/>
         </w:rPr>
       </w:pPr>
+      <w:proofErr w:type="spellStart"/>
       <w:r>
         <w:rPr>
           <w:b/>
           <w:bCs/>
         </w:rPr>
-        <w:t>floppya: image="floppy.img", status=inserted</w:t>
+        <w:t>floppya</w:t>
+      </w:r>
+      <w:proofErr w:type="spellEnd"/>
+      <w:r>
+        <w:rPr>
+          <w:b/>
+          <w:bCs/>
+        </w:rPr>
+        <w:t>: image="</w:t>
+      </w:r>
+      <w:proofErr w:type="spellStart"/>
+      <w:r>
+        <w:rPr>
+          <w:b/>
+          <w:bCs/>
+        </w:rPr>
+        <w:t>floppy.img</w:t>
+      </w:r>
+      <w:proofErr w:type="spellEnd"/>
+      <w:r>
+        <w:rPr>
+          <w:b/>
+          <w:bCs/>
+        </w:rPr>
+        <w:t>", status=inserted</w:t>
       </w:r>
     </w:p>
     <w:p>
@@ -12192,27 +13245,115 @@
           <w:b/>
           <w:bCs/>
         </w:rPr>
-        <w:t>dd if=/dev/zero of=teaching.img bs=512 count=2880</w:t>
-      </w:r>
-    </w:p>
-    <w:p/>
-    <w:p>
-      <w:r>
-        <w:t>Inject the bootloader (512 bytes, One sector if I am not mistaketn) at the beginning of the empty disk image:</w:t>
-      </w:r>
-    </w:p>
-    <w:p>
-      <w:pPr>
-        <w:ind w:firstLine="720"/>
-      </w:pPr>
+        <w:t>dd if=/dev/zero of=</w:t>
+      </w:r>
+      <w:proofErr w:type="spellStart"/>
       <w:r>
         <w:rPr>
           <w:b/>
           <w:bCs/>
         </w:rPr>
-        <w:lastRenderedPageBreak/>
-        <w:t>dd if=src/build/stage1.bin of=src/build/floppy.img bs=512 count=1 conv=notrunc</w:t>
-      </w:r>
+        <w:t>teaching.img</w:t>
+      </w:r>
+      <w:proofErr w:type="spellEnd"/>
+      <w:r>
+        <w:rPr>
+          <w:b/>
+          <w:bCs/>
+        </w:rPr>
+        <w:t xml:space="preserve"> bs=512 count=2880</w:t>
+      </w:r>
+    </w:p>
+    <w:p/>
+    <w:p>
+      <w:r>
+        <w:t xml:space="preserve">Inject the bootloader (512 bytes, </w:t>
+      </w:r>
+      <w:proofErr w:type="gramStart"/>
+      <w:r>
+        <w:t>One</w:t>
+      </w:r>
+      <w:proofErr w:type="gramEnd"/>
+      <w:r>
+        <w:t xml:space="preserve"> sector if I am not </w:t>
+      </w:r>
+      <w:proofErr w:type="spellStart"/>
+      <w:r>
+        <w:t>mistaketn</w:t>
+      </w:r>
+      <w:proofErr w:type="spellEnd"/>
+      <w:r>
+        <w:t>) at the beginning of the empty disk image:</w:t>
+      </w:r>
+    </w:p>
+    <w:p>
+      <w:pPr>
+        <w:ind w:firstLine="720"/>
+      </w:pPr>
+      <w:r>
+        <w:rPr>
+          <w:b/>
+          <w:bCs/>
+        </w:rPr>
+        <w:t>dd if=</w:t>
+      </w:r>
+      <w:proofErr w:type="spellStart"/>
+      <w:r>
+        <w:rPr>
+          <w:b/>
+          <w:bCs/>
+        </w:rPr>
+        <w:t>src</w:t>
+      </w:r>
+      <w:proofErr w:type="spellEnd"/>
+      <w:r>
+        <w:rPr>
+          <w:b/>
+          <w:bCs/>
+        </w:rPr>
+        <w:t>/build/stage1.bin of=</w:t>
+      </w:r>
+      <w:proofErr w:type="spellStart"/>
+      <w:r>
+        <w:rPr>
+          <w:b/>
+          <w:bCs/>
+        </w:rPr>
+        <w:t>src</w:t>
+      </w:r>
+      <w:proofErr w:type="spellEnd"/>
+      <w:r>
+        <w:rPr>
+          <w:b/>
+          <w:bCs/>
+        </w:rPr>
+        <w:t>/build/</w:t>
+      </w:r>
+      <w:proofErr w:type="spellStart"/>
+      <w:r>
+        <w:rPr>
+          <w:b/>
+          <w:bCs/>
+        </w:rPr>
+        <w:t>floppy.img</w:t>
+      </w:r>
+      <w:proofErr w:type="spellEnd"/>
+      <w:r>
+        <w:rPr>
+          <w:b/>
+          <w:bCs/>
+        </w:rPr>
+        <w:t xml:space="preserve"> bs=512 count=1 conv=</w:t>
+      </w:r>
+      <w:proofErr w:type="spellStart"/>
+      <w:r>
+        <w:rPr>
+          <w:b/>
+          <w:bCs/>
+        </w:rPr>
+        <w:t>notrunc</w:t>
+      </w:r>
+      <w:proofErr w:type="spellEnd"/>
     </w:p>
     <w:p/>
     <w:p>
@@ -12228,13 +13369,31 @@
           <w:bCs/>
         </w:rPr>
       </w:pPr>
+      <w:proofErr w:type="spellStart"/>
       <w:r>
         <w:rPr>
           <w:b/>
           <w:bCs/>
         </w:rPr>
-        <w:t>xxd -l 512 floppy.img</w:t>
-      </w:r>
+        <w:t>xxd</w:t>
+      </w:r>
+      <w:proofErr w:type="spellEnd"/>
+      <w:r>
+        <w:rPr>
+          <w:b/>
+          <w:bCs/>
+        </w:rPr>
+        <w:t xml:space="preserve"> -l 512 </w:t>
+      </w:r>
+      <w:proofErr w:type="spellStart"/>
+      <w:r>
+        <w:rPr>
+          <w:b/>
+          <w:bCs/>
+        </w:rPr>
+        <w:t>floppy.img</w:t>
+      </w:r>
+      <w:proofErr w:type="spellEnd"/>
     </w:p>
     <w:p/>
     <w:p/>
@@ -12251,12 +13410,36 @@
     <w:p/>
     <w:p>
       <w:r>
-        <w:t>Run qemu with the bootloader bin</w:t>
-      </w:r>
-    </w:p>
-    <w:p>
-      <w:r>
-        <w:t>qemu-system-i386 -drive format=raw,file=C:\Users\mihe\Dropbox\TusMuertOS-Oct2025\src\build\stage1.bin,if=floppy</w:t>
+        <w:t xml:space="preserve">Run </w:t>
+      </w:r>
+      <w:proofErr w:type="spellStart"/>
+      <w:r>
+        <w:t>qemu</w:t>
+      </w:r>
+      <w:proofErr w:type="spellEnd"/>
+      <w:r>
+        <w:t xml:space="preserve"> with the bootloader bin</w:t>
+      </w:r>
+    </w:p>
+    <w:p>
+      <w:r>
+        <w:t>qemu-system-i386 -drive format=</w:t>
+      </w:r>
+      <w:proofErr w:type="gramStart"/>
+      <w:r>
+        <w:t>raw,file</w:t>
+      </w:r>
+      <w:proofErr w:type="gramEnd"/>
+      <w:r>
+        <w:t>=</w:t>
+      </w:r>
+      <w:proofErr w:type="gramStart"/>
+      <w:r>
+        <w:t>C:\Users\mihe\Dropbox\TusMuertOS-Oct2025\src\build\stage1.bin,if</w:t>
+      </w:r>
+      <w:proofErr w:type="gramEnd"/>
+      <w:r>
+        <w:t>=floppy</w:t>
       </w:r>
     </w:p>
     <w:p/>
@@ -12277,46 +13460,120 @@
     </w:p>
     <w:p>
       <w:r>
-        <w:t>Copy the template where the img is (in the file you also use full path or relative to the .img and output logs).</w:t>
-      </w:r>
-    </w:p>
-    <w:p>
-      <w:r>
-        <w:t>Run this: bochs -f .\bochsrc-runtime.txt -q -debugger</w:t>
+        <w:t xml:space="preserve">Copy the template where the </w:t>
+      </w:r>
+      <w:proofErr w:type="spellStart"/>
+      <w:r>
+        <w:t>img</w:t>
+      </w:r>
+      <w:proofErr w:type="spellEnd"/>
+      <w:r>
+        <w:t xml:space="preserve"> is (in the file you also use full path or relative to the .</w:t>
+      </w:r>
+      <w:proofErr w:type="spellStart"/>
+      <w:r>
+        <w:t>img</w:t>
+      </w:r>
+      <w:proofErr w:type="spellEnd"/>
+      <w:r>
+        <w:t xml:space="preserve"> and output logs).</w:t>
+      </w:r>
+    </w:p>
+    <w:p>
+      <w:r>
+        <w:t xml:space="preserve">Run this: </w:t>
+      </w:r>
+      <w:proofErr w:type="spellStart"/>
+      <w:r>
+        <w:t>bochs</w:t>
+      </w:r>
+      <w:proofErr w:type="spellEnd"/>
+      <w:r>
+        <w:t xml:space="preserve"> -f .\bochsrc-runtime.txt -q -debugger</w:t>
       </w:r>
     </w:p>
     <w:p>
       <w:r>
         <w:tab/>
-        <w:t>-f: configfile</w:t>
-      </w:r>
+        <w:t xml:space="preserve">-f: </w:t>
+      </w:r>
+      <w:proofErr w:type="spellStart"/>
+      <w:r>
+        <w:t>configfile</w:t>
+      </w:r>
+      <w:proofErr w:type="spellEnd"/>
     </w:p>
     <w:p>
       <w:r>
         <w:tab/>
-        <w:t>-q: don’t show the configuration screen before start</w:t>
-      </w:r>
-    </w:p>
-    <w:p>
-      <w:r>
+        <w:t xml:space="preserve">-q: don’t show the configuration screen before </w:t>
+      </w:r>
+      <w:proofErr w:type="gramStart"/>
+      <w:r>
+        <w:t>start</w:t>
+      </w:r>
+      <w:proofErr w:type="gramEnd"/>
+    </w:p>
+    <w:p>
+      <w:r>
+        <w:lastRenderedPageBreak/>
         <w:tab/>
-        <w:t>-debugger: memory, registers, etc…</w:t>
-      </w:r>
-    </w:p>
-    <w:p>
-      <w:r>
-        <w:t>bochs -f .\bochsrc-runtime.txt -q -debugger</w:t>
+        <w:t xml:space="preserve">-debugger: memory, registers, </w:t>
+      </w:r>
+      <w:proofErr w:type="spellStart"/>
+      <w:r>
+        <w:t>etc</w:t>
+      </w:r>
+      <w:proofErr w:type="spellEnd"/>
+      <w:r>
+        <w:t>…</w:t>
+      </w:r>
+    </w:p>
+    <w:p>
+      <w:proofErr w:type="spellStart"/>
+      <w:r>
+        <w:t>bochs</w:t>
+      </w:r>
+      <w:proofErr w:type="spellEnd"/>
+      <w:r>
+        <w:t xml:space="preserve"> -f .\bochsrc-runtime.txt -q -debugger</w:t>
       </w:r>
     </w:p>
     <w:p/>
     <w:p>
       <w:r>
-        <w:t>NEXT DAY !!!!!!!!!!!!!!!!!!!!!!!!!!!!!!!!!!!!!!</w:t>
-      </w:r>
-    </w:p>
-    <w:p>
-      <w:r>
-        <w:t>bochs -f .\bochsrc-runtime.txt -q -debugger -rc .\bochs.cmds try to enable automatic breakpoint, without magic breakpoints, which take space from the bootloader.</w:t>
+        <w:t xml:space="preserve">NEXT </w:t>
+      </w:r>
+      <w:proofErr w:type="gramStart"/>
+      <w:r>
+        <w:t>DAY !!!!!!!!!!!!!!!!!!!!!!!!!!!!!!!!!!!!!!</w:t>
+      </w:r>
+      <w:proofErr w:type="gramEnd"/>
+    </w:p>
+    <w:p>
+      <w:proofErr w:type="spellStart"/>
+      <w:r>
+        <w:t>bochs</w:t>
+      </w:r>
+      <w:proofErr w:type="spellEnd"/>
+      <w:r>
+        <w:t xml:space="preserve"> -f .\bochsrc-runtime.txt -q -debugger -</w:t>
+      </w:r>
+      <w:proofErr w:type="spellStart"/>
+      <w:r>
+        <w:t>rc</w:t>
+      </w:r>
+      <w:proofErr w:type="spellEnd"/>
+      <w:r>
+        <w:t xml:space="preserve"> .\</w:t>
+      </w:r>
+      <w:proofErr w:type="spellStart"/>
+      <w:r>
+        <w:t>bochs.cmds</w:t>
+      </w:r>
+      <w:proofErr w:type="spellEnd"/>
+      <w:r>
+        <w:t xml:space="preserve"> try to enable automatic breakpoint, without magic breakpoints, which take space from the bootloader.</w:t>
       </w:r>
     </w:p>
     <w:p/>
@@ -12337,7 +13594,6 @@
       </w:pPr>
       <w:bookmarkStart w:id="22" w:name="_Toc213174195"/>
       <w:r>
-        <w:lastRenderedPageBreak/>
         <w:t>How Org directive works in NASM assembly</w:t>
       </w:r>
       <w:bookmarkEnd w:id="22"/>
@@ -12374,7 +13630,15 @@
         </w:pBdr>
       </w:pPr>
       <w:r>
-        <w:t xml:space="preserve">    mov ax, start      ; imm16 encodes the absolute offset of “start”</w:t>
+        <w:t xml:space="preserve">    mov ax, start    </w:t>
+      </w:r>
+      <w:proofErr w:type="gramStart"/>
+      <w:r>
+        <w:t xml:space="preserve">  ;</w:t>
+      </w:r>
+      <w:proofErr w:type="gramEnd"/>
+      <w:r>
+        <w:t xml:space="preserve"> imm16 encodes the absolute offset of “start”</w:t>
       </w:r>
     </w:p>
     <w:p>
@@ -12410,9 +13674,11 @@
       <w:r>
         <w:t xml:space="preserve">WSL Tab autocomplete </w:t>
       </w:r>
+      <w:proofErr w:type="spellStart"/>
       <w:r>
         <w:t>searchs</w:t>
       </w:r>
+      <w:proofErr w:type="spellEnd"/>
       <w:r>
         <w:t xml:space="preserve"> only on windows/system32</w:t>
       </w:r>
@@ -12421,7 +13687,31 @@
     <w:p/>
     <w:p>
       <w:r>
-        <w:t>No solution found yet. Tried to add to etc/wsl.conf this appendWindowsPath=false</w:t>
+        <w:t xml:space="preserve">No solution </w:t>
+      </w:r>
+      <w:proofErr w:type="gramStart"/>
+      <w:r>
+        <w:t>found</w:t>
+      </w:r>
+      <w:proofErr w:type="gramEnd"/>
+      <w:r>
+        <w:t xml:space="preserve"> yet. Tried to add to </w:t>
+      </w:r>
+      <w:proofErr w:type="spellStart"/>
+      <w:r>
+        <w:t>etc</w:t>
+      </w:r>
+      <w:proofErr w:type="spellEnd"/>
+      <w:r>
+        <w:t>/</w:t>
+      </w:r>
+      <w:proofErr w:type="spellStart"/>
+      <w:r>
+        <w:t>wsl.conf</w:t>
+      </w:r>
+      <w:proofErr w:type="spellEnd"/>
+      <w:r>
+        <w:t xml:space="preserve"> this appendWindowsPath=false</w:t>
       </w:r>
     </w:p>
     <w:p/>
@@ -12431,7 +13721,15 @@
       </w:pPr>
       <w:bookmarkStart w:id="24" w:name="_Toc213174197"/>
       <w:r>
-        <w:t>On bootloader, will mov sp, 0x7C00 make the next push to overwrite the first byte of the bootloader? (Overlap)</w:t>
+        <w:t xml:space="preserve">On bootloader, will mov </w:t>
+      </w:r>
+      <w:proofErr w:type="spellStart"/>
+      <w:r>
+        <w:t>sp</w:t>
+      </w:r>
+      <w:proofErr w:type="spellEnd"/>
+      <w:r>
+        <w:t>, 0x7C00 make the next push to overwrite the first byte of the bootloader? (Overlap)</w:t>
       </w:r>
       <w:bookmarkEnd w:id="24"/>
     </w:p>
@@ -12446,6 +13744,7 @@
         <w:rPr>
           <w:noProof/>
         </w:rPr>
+        <w:lastRenderedPageBreak/>
         <w:drawing>
           <wp:inline distT="0" distB="0" distL="0" distR="0" wp14:anchorId="75A5051F" wp14:editId="273E6B6E">
             <wp:extent cx="5943600" cy="762635"/>
@@ -12462,7 +13761,7 @@
                     <pic:cNvPicPr/>
                   </pic:nvPicPr>
                   <pic:blipFill>
-                    <a:blip r:embed="rId22"/>
+                    <a:blip r:embed="rId23"/>
                     <a:stretch>
                       <a:fillRect/>
                     </a:stretch>
@@ -12525,10 +13824,17 @@
     </w:p>
     <w:p>
       <w:r>
-        <w:lastRenderedPageBreak/>
-        <w:t>The easiest way to resolve this would be to add .gitattributes file with a * text=auto line. This should normalize the line endings and prevent this issue within this specific repository. See </w:t>
-      </w:r>
-      <w:hyperlink r:id="rId23" w:anchor="per-repository-settings" w:history="1">
+        <w:t>The easiest way to resolve this would be to add .</w:t>
+      </w:r>
+      <w:proofErr w:type="spellStart"/>
+      <w:r>
+        <w:t>gitattributes</w:t>
+      </w:r>
+      <w:proofErr w:type="spellEnd"/>
+      <w:r>
+        <w:t> file with a * text=auto line. This should normalize the line endings and prevent this issue within this specific repository. See </w:t>
+      </w:r>
+      <w:hyperlink r:id="rId24" w:anchor="per-repository-settings" w:history="1">
         <w:r>
           <w:rPr>
             <w:rStyle w:val="Hyperlink"/>
@@ -12552,8 +13858,13 @@
     </w:p>
     <w:p/>
     <w:p>
-      <w:r>
-        <w:t xml:space="preserve">buf is a pointer to uint8_t, meaning it points to a sequence of bytes (each an unsigned 8-bit value); to inspect the entire 512-byte region it references, add buf,512 to the </w:t>
+      <w:proofErr w:type="spellStart"/>
+      <w:r>
+        <w:t>buf</w:t>
+      </w:r>
+      <w:proofErr w:type="spellEnd"/>
+      <w:r>
+        <w:t xml:space="preserve"> is a pointer to uint8_t, meaning it points to a sequence of bytes (each an unsigned 8-bit value); to inspect the entire 512-byte region it references, add buf,512 to the </w:t>
       </w:r>
       <w:r>
         <w:rPr>
@@ -12579,15 +13890,41 @@
     </w:p>
     <w:p>
       <w:r>
-        <w:t xml:space="preserve">Allows the compiler to use RBP (Stack Base Pointer) as general register for “optimization”, so less offset calculations and freeing other general registers on long functions. On gcc: </w:t>
-      </w:r>
-      <w:r>
-        <w:t>-fno-omit-frame-pointer</w:t>
-      </w:r>
-    </w:p>
-    <w:p>
-      <w:r>
-        <w:t>Example of a prologue where a parameter coming on RDI is just saved on RBP. It may help performance, but it is difficult to reason about while reading the disassembled code.</w:t>
+        <w:t xml:space="preserve">Allows the compiler to use RBP (Stack Base Pointer) as general register for “optimization”, so less offset calculations and freeing other general registers on long functions. On </w:t>
+      </w:r>
+      <w:proofErr w:type="spellStart"/>
+      <w:r>
+        <w:t>gcc</w:t>
+      </w:r>
+      <w:proofErr w:type="spellEnd"/>
+      <w:r>
+        <w:t xml:space="preserve">: </w:t>
+      </w:r>
+      <w:r>
+        <w:t>-</w:t>
+      </w:r>
+      <w:proofErr w:type="spellStart"/>
+      <w:proofErr w:type="gramStart"/>
+      <w:r>
+        <w:t>fno</w:t>
+      </w:r>
+      <w:proofErr w:type="spellEnd"/>
+      <w:proofErr w:type="gramEnd"/>
+      <w:r>
+        <w:t>-omit-frame-pointer</w:t>
+      </w:r>
+    </w:p>
+    <w:p>
+      <w:r>
+        <w:t xml:space="preserve">Example of a prologue where a parameter coming on RDI is just saved on RBP. It may help performance, but it is difficult to </w:t>
+      </w:r>
+      <w:proofErr w:type="gramStart"/>
+      <w:r>
+        <w:t>reason about</w:t>
+      </w:r>
+      <w:proofErr w:type="gramEnd"/>
+      <w:r>
+        <w:t xml:space="preserve"> while reading the disassembled code.</w:t>
       </w:r>
     </w:p>
     <w:p>
@@ -12595,6 +13932,7 @@
         <w:rPr>
           <w:noProof/>
         </w:rPr>
+        <w:lastRenderedPageBreak/>
         <w:drawing>
           <wp:inline distT="0" distB="0" distL="0" distR="0" wp14:anchorId="12A11895" wp14:editId="2379F3B2">
             <wp:extent cx="2143424" cy="743054"/>
@@ -12611,7 +13949,7 @@
                     <pic:cNvPicPr/>
                   </pic:nvPicPr>
                   <pic:blipFill>
-                    <a:blip r:embed="rId24"/>
+                    <a:blip r:embed="rId25"/>
                     <a:stretch>
                       <a:fillRect/>
                     </a:stretch>
@@ -12692,8 +14030,21 @@
         </w:numPr>
       </w:pPr>
       <w:r>
-        <w:t>sudo parted hd16mbfat32.img mklabel msdos</w:t>
-      </w:r>
+        <w:t xml:space="preserve">sudo parted hd16mbfat32.img </w:t>
+      </w:r>
+      <w:proofErr w:type="spellStart"/>
+      <w:r>
+        <w:t>mklabel</w:t>
+      </w:r>
+      <w:proofErr w:type="spellEnd"/>
+      <w:r>
+        <w:t xml:space="preserve"> </w:t>
+      </w:r>
+      <w:proofErr w:type="spellStart"/>
+      <w:r>
+        <w:t>msdos</w:t>
+      </w:r>
+      <w:proofErr w:type="spellEnd"/>
       <w:r>
         <w:tab/>
       </w:r>
@@ -12707,12 +14058,28 @@
         </w:numPr>
       </w:pPr>
       <w:r>
-        <w:t>There are only a valid list of mklabel.</w:t>
+        <w:t xml:space="preserve">There </w:t>
+      </w:r>
+      <w:proofErr w:type="gramStart"/>
+      <w:r>
+        <w:t>are</w:t>
+      </w:r>
+      <w:proofErr w:type="gramEnd"/>
+      <w:r>
+        <w:t xml:space="preserve"> only a valid list of </w:t>
+      </w:r>
+      <w:proofErr w:type="spellStart"/>
+      <w:r>
+        <w:t>mklabel</w:t>
+      </w:r>
+      <w:proofErr w:type="spellEnd"/>
+      <w:r>
+        <w:t>.</w:t>
       </w:r>
       <w:r>
         <w:t xml:space="preserve"> </w:t>
       </w:r>
-      <w:hyperlink r:id="rId25" w:anchor="mklabel" w:history="1">
+      <w:hyperlink r:id="rId26" w:anchor="mklabel" w:history="1">
         <w:r>
           <w:rPr>
             <w:rStyle w:val="Hyperlink"/>
@@ -12739,8 +14106,13 @@
         <w:t>disassembled</w:t>
       </w:r>
       <w:r>
-        <w:t xml:space="preserve"> using ImHex</w:t>
-      </w:r>
+        <w:t xml:space="preserve"> using </w:t>
+      </w:r>
+      <w:proofErr w:type="spellStart"/>
+      <w:r>
+        <w:t>ImHex</w:t>
+      </w:r>
+      <w:proofErr w:type="spellEnd"/>
       <w:r>
         <w:t>.</w:t>
       </w:r>
@@ -12774,7 +14146,7 @@
                     <pic:cNvPicPr/>
                   </pic:nvPicPr>
                   <pic:blipFill>
-                    <a:blip r:embed="rId26"/>
+                    <a:blip r:embed="rId27"/>
                     <a:stretch>
                       <a:fillRect/>
                     </a:stretch>
@@ -12804,7 +14176,23 @@
         </w:numPr>
       </w:pPr>
       <w:r>
-        <w:t>Before continuing, only with the mklabel msdos the MBR has few strange characters before the partitions table. Some kind of signature…</w:t>
+        <w:t xml:space="preserve">Before continuing, only with the </w:t>
+      </w:r>
+      <w:proofErr w:type="spellStart"/>
+      <w:r>
+        <w:t>mklabel</w:t>
+      </w:r>
+      <w:proofErr w:type="spellEnd"/>
+      <w:r>
+        <w:t xml:space="preserve"> </w:t>
+      </w:r>
+      <w:proofErr w:type="spellStart"/>
+      <w:r>
+        <w:t>msdos</w:t>
+      </w:r>
+      <w:proofErr w:type="spellEnd"/>
+      <w:r>
+        <w:t xml:space="preserve"> the MBR has few strange characters before the partitions table. Some kind of signature…</w:t>
       </w:r>
       <w:r>
         <w:t xml:space="preserve"> 4 bytes, little Indian. This is a Microsoft thing BTW.</w:t>
@@ -12838,7 +14226,7 @@
                     <pic:cNvPicPr/>
                   </pic:nvPicPr>
                   <pic:blipFill>
-                    <a:blip r:embed="rId27"/>
+                    <a:blip r:embed="rId28"/>
                     <a:stretch>
                       <a:fillRect/>
                     </a:stretch>
@@ -12868,7 +14256,15 @@
         </w:numPr>
       </w:pPr>
       <w:r>
-        <w:t>sudo parted hd16mbfat32.img --script mkpart primary fat32 1MiB 100%</w:t>
+        <w:t xml:space="preserve">sudo parted hd16mbfat32.img --script </w:t>
+      </w:r>
+      <w:proofErr w:type="spellStart"/>
+      <w:r>
+        <w:t>mkpart</w:t>
+      </w:r>
+      <w:proofErr w:type="spellEnd"/>
+      <w:r>
+        <w:t xml:space="preserve"> primary fat32 1MiB 100%</w:t>
       </w:r>
     </w:p>
     <w:p>
@@ -12879,8 +14275,13 @@
           <w:numId w:val="1"/>
         </w:numPr>
       </w:pPr>
-      <w:r>
-        <w:t xml:space="preserve">mkpart = make partition </w:t>
+      <w:proofErr w:type="spellStart"/>
+      <w:r>
+        <w:t>mkpart</w:t>
+      </w:r>
+      <w:proofErr w:type="spellEnd"/>
+      <w:r>
+        <w:t xml:space="preserve"> = make partition </w:t>
       </w:r>
     </w:p>
     <w:p>
@@ -12963,7 +14364,7 @@
                     <pic:cNvPicPr/>
                   </pic:nvPicPr>
                   <pic:blipFill>
-                    <a:blip r:embed="rId28"/>
+                    <a:blip r:embed="rId29"/>
                     <a:stretch>
                       <a:fillRect/>
                     </a:stretch>
@@ -12992,8 +14393,29 @@
           <w:numId w:val="1"/>
         </w:numPr>
       </w:pPr>
-      <w:r>
-        <w:t>mformat -i hd16mbfat32.img@@1048576 -F ::</w:t>
+      <w:proofErr w:type="spellStart"/>
+      <w:r>
+        <w:t>mformat</w:t>
+      </w:r>
+      <w:proofErr w:type="spellEnd"/>
+      <w:r>
+        <w:t xml:space="preserve"> -</w:t>
+      </w:r>
+      <w:proofErr w:type="spellStart"/>
+      <w:r>
+        <w:t>i</w:t>
+      </w:r>
+      <w:proofErr w:type="spellEnd"/>
+      <w:r>
+        <w:t xml:space="preserve"> hd16mbfat32.img@@1048576 -</w:t>
+      </w:r>
+      <w:proofErr w:type="gramStart"/>
+      <w:r>
+        <w:t>F :</w:t>
+      </w:r>
+      <w:proofErr w:type="gramEnd"/>
+      <w:r>
+        <w:t>:</w:t>
       </w:r>
     </w:p>
     <w:p>
@@ -13016,8 +14438,13 @@
           <w:numId w:val="1"/>
         </w:numPr>
       </w:pPr>
-      <w:r>
-        <w:t>@@Start (from the parted output)</w:t>
+      <w:proofErr w:type="gramStart"/>
+      <w:r>
+        <w:t>@@Start</w:t>
+      </w:r>
+      <w:proofErr w:type="gramEnd"/>
+      <w:r>
+        <w:t xml:space="preserve"> (from the parted output)</w:t>
       </w:r>
     </w:p>
     <w:p>
@@ -13040,8 +14467,13 @@
           <w:numId w:val="1"/>
         </w:numPr>
       </w:pPr>
-      <w:r>
-        <w:t>:: Root directory of the image</w:t>
+      <w:proofErr w:type="gramStart"/>
+      <w:r>
+        <w:t>::</w:t>
+      </w:r>
+      <w:proofErr w:type="gramEnd"/>
+      <w:r>
+        <w:t xml:space="preserve"> Root directory of the image</w:t>
       </w:r>
     </w:p>
     <w:p>
@@ -13072,7 +14504,7 @@
                     <pic:cNvPicPr/>
                   </pic:nvPicPr>
                   <pic:blipFill>
-                    <a:blip r:embed="rId29"/>
+                    <a:blip r:embed="rId30"/>
                     <a:stretch>
                       <a:fillRect/>
                     </a:stretch>
@@ -13102,7 +14534,23 @@
         </w:numPr>
       </w:pPr>
       <w:r>
-        <w:t>If you open it with ImHex or Exterro FTK Imager or HxD, the FAT partition begins at 0x</w:t>
+        <w:t xml:space="preserve">If you open it with </w:t>
+      </w:r>
+      <w:proofErr w:type="spellStart"/>
+      <w:r>
+        <w:t>ImHex</w:t>
+      </w:r>
+      <w:proofErr w:type="spellEnd"/>
+      <w:r>
+        <w:t xml:space="preserve"> or Exterro FTK Imager or </w:t>
+      </w:r>
+      <w:proofErr w:type="spellStart"/>
+      <w:r>
+        <w:t>HxD</w:t>
+      </w:r>
+      <w:proofErr w:type="spellEnd"/>
+      <w:r>
+        <w:t>, the FAT partition begins at 0x</w:t>
       </w:r>
       <w:r>
         <w:t>00100000</w:t>
@@ -13137,7 +14585,7 @@
                     <pic:cNvPicPr/>
                   </pic:nvPicPr>
                   <pic:blipFill>
-                    <a:blip r:embed="rId30"/>
+                    <a:blip r:embed="rId31"/>
                     <a:stretch>
                       <a:fillRect/>
                     </a:stretch>
@@ -13167,7 +14615,23 @@
         </w:numPr>
       </w:pPr>
       <w:r>
-        <w:t xml:space="preserve">52 52 61 41 RRaR is the FSInfo </w:t>
+        <w:t xml:space="preserve">52 52 61 41 </w:t>
+      </w:r>
+      <w:proofErr w:type="spellStart"/>
+      <w:r>
+        <w:t>RRaR</w:t>
+      </w:r>
+      <w:proofErr w:type="spellEnd"/>
+      <w:r>
+        <w:t xml:space="preserve"> is the </w:t>
+      </w:r>
+      <w:proofErr w:type="spellStart"/>
+      <w:r>
+        <w:t>FSInfo</w:t>
+      </w:r>
+      <w:proofErr w:type="spellEnd"/>
+      <w:r>
+        <w:t xml:space="preserve"> </w:t>
       </w:r>
     </w:p>
     <w:p>
@@ -13196,8 +14660,29 @@
           <w:numId w:val="1"/>
         </w:numPr>
       </w:pPr>
-      <w:r>
-        <w:t>mcopy -i disk16mb.img@@1048576 myfile.txt ::</w:t>
+      <w:proofErr w:type="spellStart"/>
+      <w:r>
+        <w:t>mcopy</w:t>
+      </w:r>
+      <w:proofErr w:type="spellEnd"/>
+      <w:r>
+        <w:t xml:space="preserve"> -</w:t>
+      </w:r>
+      <w:proofErr w:type="spellStart"/>
+      <w:r>
+        <w:t>i</w:t>
+      </w:r>
+      <w:proofErr w:type="spellEnd"/>
+      <w:r>
+        <w:t xml:space="preserve"> disk16mb.img@@1048576 </w:t>
+      </w:r>
+      <w:proofErr w:type="gramStart"/>
+      <w:r>
+        <w:t>myfile.txt :</w:t>
+      </w:r>
+      <w:proofErr w:type="gramEnd"/>
+      <w:r>
+        <w:t>:</w:t>
       </w:r>
     </w:p>
     <w:p>
@@ -13209,7 +14694,23 @@
         </w:numPr>
       </w:pPr>
       <w:r>
-        <w:t>mmd -i disk16mb.img@@1048576 ::/boot</w:t>
+        <w:t>mmd -</w:t>
+      </w:r>
+      <w:proofErr w:type="spellStart"/>
+      <w:r>
+        <w:t>i</w:t>
+      </w:r>
+      <w:proofErr w:type="spellEnd"/>
+      <w:r>
+        <w:t xml:space="preserve"> disk16mb.img@@</w:t>
+      </w:r>
+      <w:proofErr w:type="gramStart"/>
+      <w:r>
+        <w:t>1048576 :</w:t>
+      </w:r>
+      <w:proofErr w:type="gramEnd"/>
+      <w:r>
+        <w:t>:/boot</w:t>
       </w:r>
     </w:p>
     <w:p>
@@ -13220,8 +14721,34 @@
           <w:numId w:val="1"/>
         </w:numPr>
       </w:pPr>
-      <w:r>
-        <w:t>mcopy -i disk16mb.img@@1048576 kernel.bin ::/boot</w:t>
+      <w:proofErr w:type="spellStart"/>
+      <w:r>
+        <w:t>mcopy</w:t>
+      </w:r>
+      <w:proofErr w:type="spellEnd"/>
+      <w:r>
+        <w:t xml:space="preserve"> -</w:t>
+      </w:r>
+      <w:proofErr w:type="spellStart"/>
+      <w:r>
+        <w:t>i</w:t>
+      </w:r>
+      <w:proofErr w:type="spellEnd"/>
+      <w:r>
+        <w:t xml:space="preserve"> disk16mb.img@@1048576 </w:t>
+      </w:r>
+      <w:proofErr w:type="spellStart"/>
+      <w:proofErr w:type="gramStart"/>
+      <w:r>
+        <w:t>kernel.bin</w:t>
+      </w:r>
+      <w:proofErr w:type="spellEnd"/>
+      <w:r>
+        <w:t xml:space="preserve"> :</w:t>
+      </w:r>
+      <w:proofErr w:type="gramEnd"/>
+      <w:r>
+        <w:t>:/boot</w:t>
       </w:r>
     </w:p>
     <w:p>
@@ -13232,8 +14759,29 @@
           <w:numId w:val="1"/>
         </w:numPr>
       </w:pPr>
-      <w:r>
-        <w:t>mdir -i hd16mbfat32.img@@1048576 ::</w:t>
+      <w:proofErr w:type="spellStart"/>
+      <w:r>
+        <w:t>mdir</w:t>
+      </w:r>
+      <w:proofErr w:type="spellEnd"/>
+      <w:r>
+        <w:t xml:space="preserve"> -</w:t>
+      </w:r>
+      <w:proofErr w:type="spellStart"/>
+      <w:r>
+        <w:t>i</w:t>
+      </w:r>
+      <w:proofErr w:type="spellEnd"/>
+      <w:r>
+        <w:t xml:space="preserve"> hd16mbfat32.img@@</w:t>
+      </w:r>
+      <w:proofErr w:type="gramStart"/>
+      <w:r>
+        <w:t>1048576 :</w:t>
+      </w:r>
+      <w:proofErr w:type="gramEnd"/>
+      <w:r>
+        <w:t>:</w:t>
       </w:r>
     </w:p>
     <w:p>
@@ -13264,7 +14812,7 @@
                     <pic:cNvPicPr/>
                   </pic:nvPicPr>
                   <pic:blipFill>
-                    <a:blip r:embed="rId31"/>
+                    <a:blip r:embed="rId32"/>
                     <a:stretch>
                       <a:fillRect/>
                     </a:stretch>
@@ -13294,7 +14842,15 @@
         </w:numPr>
       </w:pPr>
       <w:r>
-        <w:t>sudo losetup --offset 1048576 --find --show hd16mbfat32.img</w:t>
+        <w:t xml:space="preserve">sudo </w:t>
+      </w:r>
+      <w:proofErr w:type="spellStart"/>
+      <w:r>
+        <w:t>losetup</w:t>
+      </w:r>
+      <w:proofErr w:type="spellEnd"/>
+      <w:r>
+        <w:t xml:space="preserve"> --offset 1048576 --find --show hd16mbfat32.img</w:t>
       </w:r>
     </w:p>
     <w:p>
@@ -13305,9 +14861,11 @@
           <w:numId w:val="1"/>
         </w:numPr>
       </w:pPr>
+      <w:proofErr w:type="spellStart"/>
       <w:r>
         <w:t>losetup</w:t>
       </w:r>
+      <w:proofErr w:type="spellEnd"/>
     </w:p>
     <w:p>
       <w:pPr>
@@ -13317,8 +14875,13 @@
           <w:numId w:val="1"/>
         </w:numPr>
       </w:pPr>
-      <w:r>
-        <w:t>losetup --all</w:t>
+      <w:proofErr w:type="spellStart"/>
+      <w:r>
+        <w:t>losetup</w:t>
+      </w:r>
+      <w:proofErr w:type="spellEnd"/>
+      <w:r>
+        <w:t xml:space="preserve"> --all</w:t>
       </w:r>
     </w:p>
     <w:p>
@@ -13350,7 +14913,7 @@
                     <pic:cNvPicPr/>
                   </pic:nvPicPr>
                   <pic:blipFill>
-                    <a:blip r:embed="rId32"/>
+                    <a:blip r:embed="rId33"/>
                     <a:stretch>
                       <a:fillRect/>
                     </a:stretch>
@@ -13392,8 +14955,29 @@
         </w:numPr>
       </w:pPr>
       <w:r>
-        <w:t>sudo mkdir -p /tmp/diskimg</w:t>
-      </w:r>
+        <w:t xml:space="preserve">sudo </w:t>
+      </w:r>
+      <w:proofErr w:type="spellStart"/>
+      <w:r>
+        <w:t>mkdir</w:t>
+      </w:r>
+      <w:proofErr w:type="spellEnd"/>
+      <w:r>
+        <w:t xml:space="preserve"> -p /</w:t>
+      </w:r>
+      <w:proofErr w:type="spellStart"/>
+      <w:r>
+        <w:t>tmp</w:t>
+      </w:r>
+      <w:proofErr w:type="spellEnd"/>
+      <w:r>
+        <w:t>/</w:t>
+      </w:r>
+      <w:proofErr w:type="spellStart"/>
+      <w:r>
+        <w:t>diskimg</w:t>
+      </w:r>
+      <w:proofErr w:type="spellEnd"/>
     </w:p>
     <w:p>
       <w:pPr>
@@ -13404,7 +14988,15 @@
         </w:numPr>
       </w:pPr>
       <w:r>
-        <w:t>sudo losetup --offset 1048576 --find --show hd16mbfat32.img</w:t>
+        <w:t xml:space="preserve">sudo </w:t>
+      </w:r>
+      <w:proofErr w:type="spellStart"/>
+      <w:r>
+        <w:t>losetup</w:t>
+      </w:r>
+      <w:proofErr w:type="spellEnd"/>
+      <w:r>
+        <w:t xml:space="preserve"> --offset 1048576 --find --show hd16mbfat32.img</w:t>
       </w:r>
     </w:p>
     <w:p>
@@ -13416,7 +15008,23 @@
         </w:numPr>
       </w:pPr>
       <w:r>
-        <w:t>ls /tmp/diskimg/</w:t>
+        <w:t>ls /</w:t>
+      </w:r>
+      <w:proofErr w:type="spellStart"/>
+      <w:r>
+        <w:t>tmp</w:t>
+      </w:r>
+      <w:proofErr w:type="spellEnd"/>
+      <w:r>
+        <w:t>/</w:t>
+      </w:r>
+      <w:proofErr w:type="spellStart"/>
+      <w:r>
+        <w:t>diskimg</w:t>
+      </w:r>
+      <w:proofErr w:type="spellEnd"/>
+      <w:r>
+        <w:t>/</w:t>
       </w:r>
     </w:p>
     <w:p>
@@ -13447,7 +15055,7 @@
                     <pic:cNvPicPr/>
                   </pic:nvPicPr>
                   <pic:blipFill>
-                    <a:blip r:embed="rId33"/>
+                    <a:blip r:embed="rId34"/>
                     <a:stretch>
                       <a:fillRect/>
                     </a:stretch>
@@ -13477,8 +15085,21 @@
         </w:numPr>
       </w:pPr>
       <w:r>
-        <w:t>Explore the idea of permanent mounting via /etc/fstab</w:t>
-      </w:r>
+        <w:t>Explore the idea of permanent mounting via /</w:t>
+      </w:r>
+      <w:proofErr w:type="spellStart"/>
+      <w:r>
+        <w:t>etc</w:t>
+      </w:r>
+      <w:proofErr w:type="spellEnd"/>
+      <w:r>
+        <w:t>/</w:t>
+      </w:r>
+      <w:proofErr w:type="spellStart"/>
+      <w:r>
+        <w:t>fstab</w:t>
+      </w:r>
+      <w:proofErr w:type="spellEnd"/>
     </w:p>
     <w:p/>
     <w:p/>
@@ -13490,9 +15111,14 @@
       </w:pPr>
       <w:bookmarkStart w:id="30" w:name="_Toc213174203"/>
       <w:r>
-        <w:t>Return to the last working directory. Windows and linux</w:t>
+        <w:t xml:space="preserve">Return to the last working directory. Windows and </w:t>
+      </w:r>
+      <w:proofErr w:type="spellStart"/>
+      <w:r>
+        <w:t>linux</w:t>
       </w:r>
       <w:bookmarkEnd w:id="30"/>
+      <w:proofErr w:type="spellEnd"/>
     </w:p>
     <w:p/>
     <w:p>
@@ -13516,8 +15142,21 @@
         </w:numPr>
       </w:pPr>
       <w:r>
-        <w:t>“cd –“</w:t>
-      </w:r>
+        <w:t>“</w:t>
+      </w:r>
+      <w:proofErr w:type="gramStart"/>
+      <w:r>
+        <w:t>cd</w:t>
+      </w:r>
+      <w:proofErr w:type="gramEnd"/>
+      <w:r>
+        <w:t xml:space="preserve"> </w:t>
+      </w:r>
+      <w:proofErr w:type="gramStart"/>
+      <w:r>
+        <w:t>–“</w:t>
+      </w:r>
+      <w:proofErr w:type="gramEnd"/>
     </w:p>
     <w:p>
       <w:pPr>
@@ -13539,8 +15178,13 @@
           <w:numId w:val="1"/>
         </w:numPr>
       </w:pPr>
-      <w:r>
-        <w:t>Pushd or push-location</w:t>
+      <w:proofErr w:type="spellStart"/>
+      <w:r>
+        <w:t>Pushd</w:t>
+      </w:r>
+      <w:proofErr w:type="spellEnd"/>
+      <w:r>
+        <w:t xml:space="preserve"> or push-location</w:t>
       </w:r>
     </w:p>
     <w:p>
@@ -13563,8 +15207,13 @@
           <w:numId w:val="1"/>
         </w:numPr>
       </w:pPr>
-      <w:r>
-        <w:t>Popd or pop-location</w:t>
+      <w:proofErr w:type="spellStart"/>
+      <w:r>
+        <w:t>Popd</w:t>
+      </w:r>
+      <w:proofErr w:type="spellEnd"/>
+      <w:r>
+        <w:t xml:space="preserve"> or pop-location</w:t>
       </w:r>
     </w:p>
     <w:p/>
@@ -13635,7 +15284,15 @@
         </w:numPr>
       </w:pPr>
       <w:r>
-        <w:t>Partition table on the MBR. I remember seeing adding 4 16bytes reserved structures before 0xAA55</w:t>
+        <w:t>Partition table on the MBR. I remember seeing adding 4 16</w:t>
+      </w:r>
+      <w:proofErr w:type="gramStart"/>
+      <w:r>
+        <w:t>bytes</w:t>
+      </w:r>
+      <w:proofErr w:type="gramEnd"/>
+      <w:r>
+        <w:t xml:space="preserve"> reserved structures before 0xAA55</w:t>
       </w:r>
     </w:p>
     <w:p>
@@ -13648,7 +15305,15 @@
       </w:pPr>
       <w:r>
         <w:lastRenderedPageBreak/>
-        <w:t>I guess this applies if the MBR is for a hard disk, but does not apply for a floppy</w:t>
+        <w:t xml:space="preserve">I guess this applies if the MBR is for a hard </w:t>
+      </w:r>
+      <w:proofErr w:type="gramStart"/>
+      <w:r>
+        <w:t>disk, but</w:t>
+      </w:r>
+      <w:proofErr w:type="gramEnd"/>
+      <w:r>
+        <w:t xml:space="preserve"> does not apply for a floppy</w:t>
       </w:r>
       <w:r>
         <w:t>. This is an educated guess</w:t>
@@ -13663,7 +15328,15 @@
         </w:numPr>
       </w:pPr>
       <w:r>
-        <w:t xml:space="preserve">On floppy, the FAT info at 0 starts with a jump to code, followed by the FAT info. This way both, the bootloader and FAT info can coexist, because there is a jump. Validate this because I got this explained by </w:t>
+        <w:t xml:space="preserve">On floppy, the FAT info at 0 starts with a jump to code, followed by the FAT info. This way </w:t>
+      </w:r>
+      <w:proofErr w:type="gramStart"/>
+      <w:r>
+        <w:t>both,</w:t>
+      </w:r>
+      <w:proofErr w:type="gramEnd"/>
+      <w:r>
+        <w:t xml:space="preserve"> the bootloader and FAT info can coexist, because there is a jump. Validate this because I got this explained by </w:t>
       </w:r>
       <w:r>
         <w:t>ChatGPT. It makes a lot of sense, but still…</w:t>
@@ -13678,7 +15351,15 @@
         </w:numPr>
       </w:pPr>
       <w:r>
-        <w:t>A Disk with multiple partitions, the first byte define if it is bootable 0x80 = bootable.</w:t>
+        <w:t xml:space="preserve">A Disk with multiple partitions, the first byte </w:t>
+      </w:r>
+      <w:proofErr w:type="gramStart"/>
+      <w:r>
+        <w:t>define</w:t>
+      </w:r>
+      <w:proofErr w:type="gramEnd"/>
+      <w:r>
+        <w:t xml:space="preserve"> if it is bootable 0x80 = bootable.</w:t>
       </w:r>
       <w:r>
         <w:t xml:space="preserve"> The first byte on one of those 4 16 bytes partitions at the end of the MBR before the 0xAA55</w:t>
@@ -13693,7 +15374,15 @@
         </w:numPr>
       </w:pPr>
       <w:r>
-        <w:t>Can MBR and BPB be fused together? I found something related to a short jump at the beginning, of BPB ??? Dive deeper into this!</w:t>
+        <w:t xml:space="preserve">Can MBR and BPB be fused together? I found something related to a short jump at the beginning, of </w:t>
+      </w:r>
+      <w:proofErr w:type="gramStart"/>
+      <w:r>
+        <w:t>BPB ???</w:t>
+      </w:r>
+      <w:proofErr w:type="gramEnd"/>
+      <w:r>
+        <w:t xml:space="preserve"> Dive deeper into this!</w:t>
       </w:r>
       <w:r>
         <w:t xml:space="preserve"> I think BPB merged on MBR is for disk without partitions, such as floppy disks. </w:t>
@@ -13738,8 +15427,37 @@
         </w:numPr>
       </w:pPr>
       <w:r>
-        <w:t>Change the path order (open first code from linux instead of windows, without removing the windows path via etc/wsl.conf file )</w:t>
-      </w:r>
+        <w:t xml:space="preserve">Change the path order (open first code from </w:t>
+      </w:r>
+      <w:proofErr w:type="spellStart"/>
+      <w:r>
+        <w:t>linux</w:t>
+      </w:r>
+      <w:proofErr w:type="spellEnd"/>
+      <w:r>
+        <w:t xml:space="preserve"> instead of windows, without removing the windows path via </w:t>
+      </w:r>
+      <w:proofErr w:type="spellStart"/>
+      <w:r>
+        <w:t>etc</w:t>
+      </w:r>
+      <w:proofErr w:type="spellEnd"/>
+      <w:r>
+        <w:t>/</w:t>
+      </w:r>
+      <w:proofErr w:type="spellStart"/>
+      <w:r>
+        <w:t>wsl.conf</w:t>
+      </w:r>
+      <w:proofErr w:type="spellEnd"/>
+      <w:r>
+        <w:t xml:space="preserve"> </w:t>
+      </w:r>
+      <w:proofErr w:type="gramStart"/>
+      <w:r>
+        <w:t>file )</w:t>
+      </w:r>
+      <w:proofErr w:type="gramEnd"/>
     </w:p>
     <w:p>
       <w:pPr>
@@ -13750,10 +15468,23 @@
         </w:numPr>
       </w:pPr>
       <w:r>
-        <w:t>Tools for disks, the old MSDOS debug, and diskedit</w:t>
-      </w:r>
-      <w:r>
-        <w:t>. AccessData FTK Imager, now with a new name Exterro FTK imager.</w:t>
+        <w:t xml:space="preserve">Tools for disks, the old MSDOS debug, and </w:t>
+      </w:r>
+      <w:proofErr w:type="spellStart"/>
+      <w:r>
+        <w:t>diskedit</w:t>
+      </w:r>
+      <w:proofErr w:type="spellEnd"/>
+      <w:r>
+        <w:t xml:space="preserve">. </w:t>
+      </w:r>
+      <w:proofErr w:type="spellStart"/>
+      <w:r>
+        <w:t>AccessData</w:t>
+      </w:r>
+      <w:proofErr w:type="spellEnd"/>
+      <w:r>
+        <w:t xml:space="preserve"> FTK Imager, now with a new name Exterro FTK imager.</w:t>
       </w:r>
     </w:p>
     <w:p/>
@@ -13800,7 +15531,7 @@
                     <pic:cNvPicPr/>
                   </pic:nvPicPr>
                   <pic:blipFill>
-                    <a:blip r:embed="rId34"/>
+                    <a:blip r:embed="rId35"/>
                     <a:stretch>
                       <a:fillRect/>
                     </a:stretch>
@@ -13868,7 +15599,7 @@
                     <pic:cNvPicPr/>
                   </pic:nvPicPr>
                   <pic:blipFill>
-                    <a:blip r:embed="rId35"/>
+                    <a:blip r:embed="rId36"/>
                     <a:stretch>
                       <a:fillRect/>
                     </a:stretch>
@@ -13906,7 +15637,15 @@
         </w:r>
       </w:fldSimple>
       <w:r>
-        <w:t xml:space="preserve"> Early makefile for the bootloader</w:t>
+        <w:t xml:space="preserve"> Early </w:t>
+      </w:r>
+      <w:proofErr w:type="spellStart"/>
+      <w:r>
+        <w:t>makefile</w:t>
+      </w:r>
+      <w:proofErr w:type="spellEnd"/>
+      <w:r>
+        <w:t xml:space="preserve"> for the bootloader</w:t>
       </w:r>
       <w:bookmarkEnd w:id="35"/>
     </w:p>
@@ -13941,7 +15680,7 @@
                     <pic:cNvPicPr/>
                   </pic:nvPicPr>
                   <pic:blipFill>
-                    <a:blip r:embed="rId36"/>
+                    <a:blip r:embed="rId37"/>
                     <a:stretch>
                       <a:fillRect/>
                     </a:stretch>
@@ -14030,7 +15769,7 @@
                     <pic:cNvPicPr/>
                   </pic:nvPicPr>
                   <pic:blipFill>
-                    <a:blip r:embed="rId37"/>
+                    <a:blip r:embed="rId38"/>
                     <a:stretch>
                       <a:fillRect/>
                     </a:stretch>
@@ -14103,7 +15842,7 @@
                     <pic:cNvPicPr/>
                   </pic:nvPicPr>
                   <pic:blipFill>
-                    <a:blip r:embed="rId38"/>
+                    <a:blip r:embed="rId39"/>
                     <a:stretch>
                       <a:fillRect/>
                     </a:stretch>
@@ -14170,7 +15909,7 @@
                     <pic:cNvPicPr/>
                   </pic:nvPicPr>
                   <pic:blipFill>
-                    <a:blip r:embed="rId39"/>
+                    <a:blip r:embed="rId40"/>
                     <a:stretch>
                       <a:fillRect/>
                     </a:stretch>
@@ -14244,7 +15983,7 @@
                     <pic:cNvPicPr/>
                   </pic:nvPicPr>
                   <pic:blipFill>
-                    <a:blip r:embed="rId40"/>
+                    <a:blip r:embed="rId41"/>
                     <a:stretch>
                       <a:fillRect/>
                     </a:stretch>
@@ -14297,6 +16036,9 @@
         <w:keepNext/>
       </w:pPr>
       <w:r>
+        <w:rPr>
+          <w:noProof/>
+        </w:rPr>
         <w:lastRenderedPageBreak/>
         <w:drawing>
           <wp:inline distT="0" distB="0" distL="0" distR="0" wp14:anchorId="2C745833" wp14:editId="658EFFF9">
@@ -14314,7 +16056,7 @@
                     <pic:cNvPicPr/>
                   </pic:nvPicPr>
                   <pic:blipFill>
-                    <a:blip r:embed="rId41"/>
+                    <a:blip r:embed="rId42"/>
                     <a:stretch>
                       <a:fillRect/>
                     </a:stretch>
@@ -14403,7 +16145,7 @@
             <w:tcW w:w="4675" w:type="dxa"/>
           </w:tcPr>
           <w:p>
-            <w:hyperlink r:id="rId42" w:history="1">
+            <w:hyperlink r:id="rId43" w:history="1">
               <w:r>
                 <w:rPr>
                   <w:rStyle w:val="Hyperlink"/>
@@ -14422,41 +16164,13 @@
             <w:r>
               <w:t xml:space="preserve">bootloader made in assembly. </w:t>
             </w:r>
+            <w:proofErr w:type="spellStart"/>
             <w:r>
               <w:t>diskwrite.c</w:t>
             </w:r>
+            <w:proofErr w:type="spellEnd"/>
             <w:r>
               <w:t>, it looks like a custom FAT32 image writer, which is an idea I am toying with.</w:t>
-            </w:r>
-          </w:p>
-        </w:tc>
-      </w:tr>
-      <w:tr>
-        <w:tc>
-          <w:tcPr>
-            <w:tcW w:w="4675" w:type="dxa"/>
-          </w:tcPr>
-          <w:p>
-            <w:hyperlink r:id="rId43" w:history="1">
-              <w:r>
-                <w:rPr>
-                  <w:rStyle w:val="Hyperlink"/>
-                </w:rPr>
-                <w:t>https://archive.org/details/FAT_Specification/mode/1up</w:t>
-              </w:r>
-            </w:hyperlink>
-            <w:r>
-              <w:t xml:space="preserve"> </w:t>
-            </w:r>
-          </w:p>
-        </w:tc>
-        <w:tc>
-          <w:tcPr>
-            <w:tcW w:w="4675" w:type="dxa"/>
-          </w:tcPr>
-          <w:p>
-            <w:r>
-              <w:t>FAT Reference from Microsoft. Internet archive</w:t>
             </w:r>
           </w:p>
         </w:tc>
@@ -14472,7 +16186,7 @@
                 <w:rPr>
                   <w:rStyle w:val="Hyperlink"/>
                 </w:rPr>
-                <w:t>https://euroassembler.eu/</w:t>
+                <w:t>https://archive.org/details/FAT_Specification/mode/1up</w:t>
               </w:r>
             </w:hyperlink>
             <w:r>
@@ -14486,13 +16200,7 @@
           </w:tcPr>
           <w:p>
             <w:r>
-              <w:t>Yet another assembler. There is a ton of work behind. The macros</w:t>
-            </w:r>
-            <w:r>
-              <w:t xml:space="preserve"> and projects</w:t>
-            </w:r>
-            <w:r>
-              <w:t xml:space="preserve"> section contain a lot of pre-canned structures and asm for OsDev</w:t>
+              <w:t>FAT Reference from Microsoft. Internet archive</w:t>
             </w:r>
           </w:p>
         </w:tc>
@@ -14508,7 +16216,7 @@
                 <w:rPr>
                   <w:rStyle w:val="Hyperlink"/>
                 </w:rPr>
-                <w:t>https://elm-chan.org/docs/fat_e.html</w:t>
+                <w:t>https://euroassembler.eu/</w:t>
               </w:r>
             </w:hyperlink>
             <w:r>
@@ -14522,8 +16230,27 @@
           </w:tcPr>
           <w:p>
             <w:r>
-              <w:t>FAT stuff</w:t>
-            </w:r>
+              <w:t>Yet another assembler. There is a ton of work behind. The macros</w:t>
+            </w:r>
+            <w:r>
+              <w:t xml:space="preserve"> and projects</w:t>
+            </w:r>
+            <w:r>
+              <w:t xml:space="preserve"> section contain a lot of pre-canned structures and </w:t>
+            </w:r>
+            <w:proofErr w:type="spellStart"/>
+            <w:r>
+              <w:t>asm</w:t>
+            </w:r>
+            <w:proofErr w:type="spellEnd"/>
+            <w:r>
+              <w:t xml:space="preserve"> for </w:t>
+            </w:r>
+            <w:proofErr w:type="spellStart"/>
+            <w:r>
+              <w:t>OsDev</w:t>
+            </w:r>
+            <w:proofErr w:type="spellEnd"/>
           </w:p>
         </w:tc>
       </w:tr>
@@ -14538,7 +16265,7 @@
                 <w:rPr>
                   <w:rStyle w:val="Hyperlink"/>
                 </w:rPr>
-                <w:t>https://github.com/lukearend/x86-bootloader</w:t>
+                <w:t>https://elm-chan.org/docs/fat_e.html</w:t>
               </w:r>
             </w:hyperlink>
             <w:r>
@@ -14552,7 +16279,7 @@
           </w:tcPr>
           <w:p>
             <w:r>
-              <w:t>Bootloader assembly, very basic</w:t>
+              <w:t>FAT stuff</w:t>
             </w:r>
           </w:p>
         </w:tc>
@@ -14568,7 +16295,7 @@
                 <w:rPr>
                   <w:rStyle w:val="Hyperlink"/>
                 </w:rPr>
-                <w:t>https://en.wikipedia.org/wiki/Master_boot_record</w:t>
+                <w:t>https://github.com/lukearend/x86-bootloader</w:t>
               </w:r>
             </w:hyperlink>
             <w:r>
@@ -14582,32 +16309,7 @@
           </w:tcPr>
           <w:p>
             <w:r>
-              <w:t>The sector layout section is a good summary.</w:t>
-            </w:r>
-          </w:p>
-        </w:tc>
-      </w:tr>
-      <w:tr>
-        <w:tc>
-          <w:tcPr>
-            <w:tcW w:w="4675" w:type="dxa"/>
-          </w:tcPr>
-          <w:p>
-            <w:r>
-              <w:t>docs\Reference\FileSystem\FAT-Specification-Microsoft-Aug2005.pdf</w:t>
-            </w:r>
-            <w:r>
-              <w:t xml:space="preserve"> </w:t>
-            </w:r>
-          </w:p>
-        </w:tc>
-        <w:tc>
-          <w:tcPr>
-            <w:tcW w:w="4675" w:type="dxa"/>
-          </w:tcPr>
-          <w:p>
-            <w:r>
-              <w:t>PDF FAT reference</w:t>
+              <w:t>Bootloader assembly, very basic</w:t>
             </w:r>
           </w:p>
         </w:tc>
@@ -14623,9 +16325,12 @@
                 <w:rPr>
                   <w:rStyle w:val="Hyperlink"/>
                 </w:rPr>
-                <w:t>https://www.easeus.com/resource/fat32-disk-structure.html?srsltid=AfmBOorykOEYj97O-GVlZWgVod0F3h0Jx9gLmAidlQA_ZXAyrPXHGyzE</w:t>
+                <w:t>https://en.wikipedia.org/wiki/Master_boot_record</w:t>
               </w:r>
             </w:hyperlink>
+            <w:r>
+              <w:t xml:space="preserve"> </w:t>
+            </w:r>
           </w:p>
         </w:tc>
         <w:tc>
@@ -14634,13 +16339,32 @@
           </w:tcPr>
           <w:p>
             <w:r>
-              <w:t>Clear and concise FAT</w:t>
-            </w:r>
-            <w:r>
-              <w:t>32</w:t>
-            </w:r>
-            <w:r>
-              <w:t xml:space="preserve"> structures</w:t>
+              <w:t>The sector layout section is a good summary.</w:t>
+            </w:r>
+          </w:p>
+        </w:tc>
+      </w:tr>
+      <w:tr>
+        <w:tc>
+          <w:tcPr>
+            <w:tcW w:w="4675" w:type="dxa"/>
+          </w:tcPr>
+          <w:p>
+            <w:r>
+              <w:t>docs\Reference\FileSystem\FAT-Specification-Microsoft-Aug2005.pdf</w:t>
+            </w:r>
+            <w:r>
+              <w:t xml:space="preserve"> </w:t>
+            </w:r>
+          </w:p>
+        </w:tc>
+        <w:tc>
+          <w:tcPr>
+            <w:tcW w:w="4675" w:type="dxa"/>
+          </w:tcPr>
+          <w:p>
+            <w:r>
+              <w:t>PDF FAT reference</w:t>
             </w:r>
           </w:p>
         </w:tc>
@@ -14656,7 +16380,7 @@
                 <w:rPr>
                   <w:rStyle w:val="Hyperlink"/>
                 </w:rPr>
-                <w:t>https://oort.rs</w:t>
+                <w:t>https://www.easeus.com/resource/fat32-disk-structure.html?srsltid=AfmBOorykOEYj97O-GVlZWgVod0F3h0Jx9gLmAidlQA_ZXAyrPXHGyzE</w:t>
               </w:r>
             </w:hyperlink>
           </w:p>
@@ -14667,7 +16391,13 @@
           </w:tcPr>
           <w:p>
             <w:r>
-              <w:t>Dust off your rust</w:t>
+              <w:t>Clear and concise FAT</w:t>
+            </w:r>
+            <w:r>
+              <w:t>32</w:t>
+            </w:r>
+            <w:r>
+              <w:t xml:space="preserve"> structures</w:t>
             </w:r>
           </w:p>
         </w:tc>
@@ -14683,12 +16413,9 @@
                 <w:rPr>
                   <w:rStyle w:val="Hyperlink"/>
                 </w:rPr>
-                <w:t>https://github.com/usagi/rust-memory-container-cs/blob/master/3840x2160/rust-memory-container-cs-3840x2160-dark-back.png</w:t>
+                <w:t>https://oort.rs</w:t>
               </w:r>
             </w:hyperlink>
-            <w:r>
-              <w:t xml:space="preserve"> </w:t>
-            </w:r>
           </w:p>
         </w:tc>
         <w:tc>
@@ -14697,6 +16424,36 @@
           </w:tcPr>
           <w:p>
             <w:r>
+              <w:t>Dust off your rust</w:t>
+            </w:r>
+          </w:p>
+        </w:tc>
+      </w:tr>
+      <w:tr>
+        <w:tc>
+          <w:tcPr>
+            <w:tcW w:w="4675" w:type="dxa"/>
+          </w:tcPr>
+          <w:p>
+            <w:hyperlink r:id="rId51" w:history="1">
+              <w:r>
+                <w:rPr>
+                  <w:rStyle w:val="Hyperlink"/>
+                </w:rPr>
+                <w:t>https://github.com/usagi/rust-memory-container-cs/blob/master/3840x2160/rust-memory-container-cs-3840x2160-dark-back.png</w:t>
+              </w:r>
+            </w:hyperlink>
+            <w:r>
+              <w:t xml:space="preserve"> </w:t>
+            </w:r>
+          </w:p>
+        </w:tc>
+        <w:tc>
+          <w:tcPr>
+            <w:tcW w:w="4675" w:type="dxa"/>
+          </w:tcPr>
+          <w:p>
+            <w:r>
               <w:t xml:space="preserve">Rosetta stone to Rust memory </w:t>
             </w:r>
           </w:p>
@@ -14733,7 +16490,15 @@
     <w:p/>
     <w:p>
       <w:r>
-        <w:t>Hours clocked-in includes, coding, research, testing, reading, documenting, etc…</w:t>
+        <w:t xml:space="preserve">Hours clocked-in includes, coding, research, testing, reading, documenting, </w:t>
+      </w:r>
+      <w:proofErr w:type="spellStart"/>
+      <w:r>
+        <w:t>etc</w:t>
+      </w:r>
+      <w:proofErr w:type="spellEnd"/>
+      <w:r>
+        <w:t>…</w:t>
       </w:r>
     </w:p>
     <w:p/>
@@ -14771,7 +16536,15 @@
               <w:cnfStyle w:val="100000000000" w:firstRow="1" w:lastRow="0" w:firstColumn="0" w:lastColumn="0" w:oddVBand="0" w:evenVBand="0" w:oddHBand="0" w:evenHBand="0" w:firstRowFirstColumn="0" w:firstRowLastColumn="0" w:lastRowFirstColumn="0" w:lastRowLastColumn="0"/>
             </w:pPr>
             <w:r>
-              <w:t>Hours aprox.</w:t>
+              <w:t xml:space="preserve">Hours </w:t>
+            </w:r>
+            <w:proofErr w:type="spellStart"/>
+            <w:r>
+              <w:t>aprox</w:t>
+            </w:r>
+            <w:proofErr w:type="spellEnd"/>
+            <w:r>
+              <w:t>.</w:t>
             </w:r>
           </w:p>
         </w:tc>
@@ -15863,7 +17636,7 @@
       </w:r>
     </w:p>
     <w:sectPr>
-      <w:headerReference w:type="default" r:id="rId51"/>
+      <w:headerReference w:type="default" r:id="rId52"/>
       <w:pgSz w:w="12240" w:h="15840"/>
       <w:pgMar w:top="1440" w:right="1440" w:bottom="1440" w:left="1440" w:header="720" w:footer="720" w:gutter="0"/>
       <w:pgNumType w:start="0"/>
@@ -17240,6 +19013,7 @@
   <w:style w:type="character" w:default="1" w:styleId="DefaultParagraphFont">
     <w:name w:val="Default Paragraph Font"/>
     <w:uiPriority w:val="1"/>
+    <w:semiHidden/>
     <w:unhideWhenUsed/>
   </w:style>
   <w:style w:type="table" w:default="1" w:styleId="TableNormal">

--- a/docs/TusMuertos-v2.0-Design.docx
+++ b/docs/TusMuertos-v2.0-Design.docx
@@ -3865,13 +3865,8 @@
         <w:t>/Zig</w:t>
       </w:r>
       <w:r>
-        <w:t xml:space="preserve"> for challenge. NASM assembly for </w:t>
-      </w:r>
-      <w:proofErr w:type="gramStart"/>
-      <w:r>
-        <w:t>bootloader</w:t>
-      </w:r>
-      <w:proofErr w:type="gramEnd"/>
+        <w:t xml:space="preserve"> for challenge. NASM assembly for bootloader</w:t>
+      </w:r>
       <w:r>
         <w:t xml:space="preserve">. </w:t>
       </w:r>
@@ -4188,15 +4183,7 @@
         </w:numPr>
       </w:pPr>
       <w:r>
-        <w:t xml:space="preserve">2 Stages. Minimal first stage until Protected mode + Second stage to </w:t>
-      </w:r>
-      <w:proofErr w:type="gramStart"/>
-      <w:r>
-        <w:t>Long</w:t>
-      </w:r>
-      <w:proofErr w:type="gramEnd"/>
-      <w:r>
-        <w:t xml:space="preserve"> mode</w:t>
+        <w:t>2 Stages. Minimal first stage until Protected mode + Second stage to Long mode</w:t>
       </w:r>
     </w:p>
     <w:p>
@@ -4359,7 +4346,6 @@
           <w:numId w:val="1"/>
         </w:numPr>
       </w:pPr>
-      <w:proofErr w:type="gramStart"/>
       <w:r>
         <w:t>Print early status</w:t>
       </w:r>
@@ -4372,7 +4358,6 @@
         </w:rPr>
         <w:t>✅</w:t>
       </w:r>
-      <w:proofErr w:type="gramEnd"/>
     </w:p>
     <w:p>
       <w:pPr>
@@ -4468,15 +4453,7 @@
         </w:numPr>
       </w:pPr>
       <w:r>
-        <w:t xml:space="preserve">Jump to Protected mode if Stage1 </w:t>
-      </w:r>
-      <w:proofErr w:type="gramStart"/>
-      <w:r>
-        <w:t>did</w:t>
-      </w:r>
-      <w:proofErr w:type="gramEnd"/>
-      <w:r>
-        <w:t xml:space="preserve"> not change mode.</w:t>
+        <w:t>Jump to Protected mode if Stage1 did not change mode.</w:t>
       </w:r>
     </w:p>
     <w:p>
@@ -4488,23 +4465,7 @@
         </w:numPr>
       </w:pPr>
       <w:r>
-        <w:t xml:space="preserve">Enable </w:t>
-      </w:r>
-      <w:proofErr w:type="gramStart"/>
-      <w:r>
-        <w:t>A20, or</w:t>
-      </w:r>
-      <w:proofErr w:type="gramEnd"/>
-      <w:r>
-        <w:t xml:space="preserve"> at least check. There are multiple strategies for this. Some platforms have fast </w:t>
-      </w:r>
-      <w:proofErr w:type="gramStart"/>
-      <w:r>
-        <w:t>enable</w:t>
-      </w:r>
-      <w:proofErr w:type="gramEnd"/>
-      <w:r>
-        <w:t xml:space="preserve"> 0x92, or they come with A20 already enable. XXXX</w:t>
+        <w:t>Enable A20, or at least check. There are multiple strategies for this. Some platforms have fast enable 0x92, or they come with A20 already enable. XXXX</w:t>
       </w:r>
     </w:p>
     <w:p>
@@ -4560,15 +4521,7 @@
         </w:numPr>
       </w:pPr>
       <w:r>
-        <w:t xml:space="preserve">Flat binary: Explore this option, </w:t>
-      </w:r>
-      <w:proofErr w:type="gramStart"/>
-      <w:r>
-        <w:t>maybe</w:t>
-      </w:r>
-      <w:proofErr w:type="gramEnd"/>
-      <w:r>
-        <w:t xml:space="preserve"> is simpler</w:t>
+        <w:t>Flat binary: Explore this option, maybe is simpler</w:t>
       </w:r>
     </w:p>
     <w:p>
@@ -4624,15 +4577,7 @@
         </w:numPr>
       </w:pPr>
       <w:r>
-        <w:t xml:space="preserve">Verify if long </w:t>
-      </w:r>
-      <w:proofErr w:type="gramStart"/>
-      <w:r>
-        <w:t>mode</w:t>
-      </w:r>
-      <w:proofErr w:type="gramEnd"/>
-      <w:r>
-        <w:t xml:space="preserve"> if possible, for completeness</w:t>
+        <w:t>Verify if long mode if possible, for completeness</w:t>
       </w:r>
     </w:p>
     <w:p>
@@ -4857,15 +4802,7 @@
         </w:numPr>
       </w:pPr>
       <w:r>
-        <w:t xml:space="preserve">It creates an MBR and </w:t>
-      </w:r>
-      <w:proofErr w:type="gramStart"/>
-      <w:r>
-        <w:t>VBR(</w:t>
-      </w:r>
-      <w:proofErr w:type="gramEnd"/>
-      <w:r>
-        <w:t>with BPB) to boot and have a FAT12/16/32 structure</w:t>
+        <w:t>It creates an MBR and VBR(with BPB) to boot and have a FAT12/16/32 structure</w:t>
       </w:r>
     </w:p>
     <w:p>
@@ -5099,15 +5036,7 @@
         </w:numPr>
       </w:pPr>
       <w:r>
-        <w:t xml:space="preserve">Inject the FAT structure </w:t>
-      </w:r>
-      <w:proofErr w:type="gramStart"/>
-      <w:r>
-        <w:t>on</w:t>
-      </w:r>
-      <w:proofErr w:type="gramEnd"/>
-      <w:r>
-        <w:t xml:space="preserve"> the disk</w:t>
+        <w:t>Inject the FAT structure on the disk</w:t>
       </w:r>
     </w:p>
     <w:p>
@@ -5119,15 +5048,7 @@
         </w:numPr>
       </w:pPr>
       <w:r>
-        <w:t xml:space="preserve">Inject the sector0.bin </w:t>
-      </w:r>
-      <w:proofErr w:type="gramStart"/>
-      <w:r>
-        <w:t>on</w:t>
-      </w:r>
-      <w:proofErr w:type="gramEnd"/>
-      <w:r>
-        <w:t xml:space="preserve"> offset 0x00.</w:t>
+        <w:t>Inject the sector0.bin on offset 0x00.</w:t>
       </w:r>
     </w:p>
     <w:p>
@@ -9512,15 +9433,7 @@
         </w:numPr>
       </w:pPr>
       <w:r>
-        <w:t>Non-partitioned storage, such as floppy, use VBR. First sector, physical C/H/S 0,0,</w:t>
-      </w:r>
-      <w:proofErr w:type="gramStart"/>
-      <w:r>
-        <w:t>1 .</w:t>
-      </w:r>
-      <w:proofErr w:type="gramEnd"/>
-      <w:r>
-        <w:t xml:space="preserve"> Note the sector counting </w:t>
+        <w:t xml:space="preserve">Non-partitioned storage, such as floppy, use VBR. First sector, physical C/H/S 0,0,1 . Note the sector counting </w:t>
       </w:r>
       <w:r>
         <w:t>begins</w:t>
@@ -9653,15 +9566,7 @@
         <w:t>, sector 2048 contains the BPB of a partition.</w:t>
       </w:r>
       <w:r>
-        <w:t xml:space="preserve"> Both can be </w:t>
-      </w:r>
-      <w:proofErr w:type="gramStart"/>
-      <w:r>
-        <w:t>see</w:t>
-      </w:r>
-      <w:proofErr w:type="gramEnd"/>
-      <w:r>
-        <w:t xml:space="preserve"> easily using </w:t>
+        <w:t xml:space="preserve"> Both can be see easily using </w:t>
       </w:r>
       <w:proofErr w:type="spellStart"/>
       <w:r>
@@ -9678,15 +9583,7 @@
         </w:numPr>
       </w:pPr>
       <w:r>
-        <w:t xml:space="preserve">Partition information </w:t>
-      </w:r>
-      <w:proofErr w:type="gramStart"/>
-      <w:r>
-        <w:t>extracted</w:t>
-      </w:r>
-      <w:proofErr w:type="gramEnd"/>
-      <w:r>
-        <w:t xml:space="preserve"> from the 4x16 bytes before the boot magic number. The first value begins at </w:t>
+        <w:t xml:space="preserve">Partition information extracted from the 4x16 bytes before the boot magic number. The first value begins at </w:t>
       </w:r>
       <w:r>
         <w:t>0x1BE</w:t>
@@ -9857,13 +9754,8 @@
       <w:r>
         <w:t xml:space="preserve"> Dissection of the first partition using ChatGPT. </w:t>
       </w:r>
-      <w:proofErr w:type="gramStart"/>
-      <w:r>
-        <w:t>Is</w:t>
-      </w:r>
-      <w:proofErr w:type="gramEnd"/>
-      <w:r>
-        <w:t xml:space="preserve"> correct?</w:t>
+      <w:r>
+        <w:t>Is correct?</w:t>
       </w:r>
       <w:bookmarkEnd w:id="10"/>
     </w:p>
@@ -10171,7 +10063,6 @@
       <w:r>
         <w:t>Invoke explorer Windows using “</w:t>
       </w:r>
-      <w:proofErr w:type="gramStart"/>
       <w:r>
         <w:rPr>
           <w:b/>
@@ -10179,7 +10070,6 @@
         </w:rPr>
         <w:t>explorer.exe .</w:t>
       </w:r>
-      <w:proofErr w:type="gramEnd"/>
       <w:r>
         <w:t>”</w:t>
       </w:r>
@@ -10321,13 +10211,8 @@
           <w:bCs/>
         </w:rPr>
       </w:pPr>
-      <w:proofErr w:type="gramStart"/>
-      <w:r>
-        <w:t>Also</w:t>
-      </w:r>
-      <w:proofErr w:type="gramEnd"/>
-      <w:r>
-        <w:t xml:space="preserve"> you can net use </w:t>
+      <w:r>
+        <w:t xml:space="preserve">Also you can net use </w:t>
       </w:r>
       <w:r>
         <w:rPr>
@@ -10683,15 +10568,7 @@
       </w:r>
       <w:proofErr w:type="spellEnd"/>
       <w:r>
-        <w:t xml:space="preserve"> = </w:t>
-      </w:r>
-      <w:proofErr w:type="gramStart"/>
-      <w:r>
-        <w:t>clear(</w:t>
-      </w:r>
-      <w:proofErr w:type="gramEnd"/>
-      <w:r>
-        <w:t>investigate how to make it permanent)</w:t>
+        <w:t xml:space="preserve"> = clear(investigate how to make it permanent)</w:t>
       </w:r>
     </w:p>
     <w:p>
@@ -11033,16 +10910,11 @@
           <w:numId w:val="1"/>
         </w:numPr>
       </w:pPr>
-      <w:proofErr w:type="gramStart"/>
       <w:r>
         <w:t>Actually,</w:t>
       </w:r>
       <w:r>
-        <w:t xml:space="preserve"> what</w:t>
-      </w:r>
-      <w:proofErr w:type="gramEnd"/>
-      <w:r>
-        <w:t xml:space="preserve"> worked was [interop] </w:t>
+        <w:t xml:space="preserve"> what worked was [interop] </w:t>
       </w:r>
       <w:r>
         <w:t>appendWindowsPath=false</w:t>
@@ -11081,13 +10953,8 @@
         </w:numPr>
       </w:pPr>
       <w:r>
-        <w:t xml:space="preserve">Now using </w:t>
-      </w:r>
-      <w:proofErr w:type="gramStart"/>
-      <w:r>
-        <w:t>code .</w:t>
-      </w:r>
-      <w:proofErr w:type="gramEnd"/>
+        <w:t>Now using code .</w:t>
+      </w:r>
       <w:r>
         <w:t xml:space="preserve"> will open native, with a warning.</w:t>
       </w:r>
@@ -12029,13 +11896,8 @@
         </w:numPr>
       </w:pPr>
       <w:r>
-        <w:t xml:space="preserve">            "options</w:t>
-      </w:r>
-      <w:proofErr w:type="gramStart"/>
-      <w:r>
-        <w:t>": {</w:t>
-      </w:r>
-      <w:proofErr w:type="gramEnd"/>
+        <w:t xml:space="preserve">            "options": {</w:t>
+      </w:r>
     </w:p>
     <w:p>
       <w:pPr>
@@ -12138,13 +12000,8 @@
         </w:numPr>
       </w:pPr>
       <w:r>
-        <w:t xml:space="preserve">            "group</w:t>
-      </w:r>
-      <w:proofErr w:type="gramStart"/>
-      <w:r>
-        <w:t>": {</w:t>
-      </w:r>
-      <w:proofErr w:type="gramEnd"/>
+        <w:t xml:space="preserve">            "group": {</w:t>
+      </w:r>
     </w:p>
     <w:p>
       <w:pPr>
@@ -12399,21 +12256,8 @@
           <w:numId w:val="1"/>
         </w:numPr>
       </w:pPr>
-      <w:proofErr w:type="gramStart"/>
-      <w:r>
-        <w:t>RoboCopy.exe  "</w:t>
-      </w:r>
-      <w:proofErr w:type="gramEnd"/>
-      <w:r>
-        <w:t xml:space="preserve">Z:\home\mihe\codebox" "C:\Users\mihe\Dropbox\TusMuertOS-Oct2025\src\helpers" </w:t>
-      </w:r>
-      <w:proofErr w:type="gramStart"/>
-      <w:r>
-        <w:t>*.*</w:t>
-      </w:r>
-      <w:proofErr w:type="gramEnd"/>
-      <w:r>
-        <w:t xml:space="preserve"> /E</w:t>
+      <w:r>
+        <w:t>RoboCopy.exe  "Z:\home\mihe\codebox" "C:\Users\mihe\Dropbox\TusMuertOS-Oct2025\src\helpers" *.* /E</w:t>
       </w:r>
     </w:p>
     <w:p>
@@ -12425,6 +12269,9 @@
         </w:numPr>
       </w:pPr>
       <w:r>
+        <w:rPr>
+          <w:noProof/>
+        </w:rPr>
         <w:drawing>
           <wp:inline distT="0" distB="0" distL="0" distR="0" wp14:anchorId="32C622A2" wp14:editId="1D521CD8">
             <wp:extent cx="4449055" cy="1923518"/>
@@ -12485,12 +12332,10 @@
         <w:t xml:space="preserve">Compile the bootloader stage1 that goes on MBR to </w:t>
       </w:r>
       <w:proofErr w:type="spellStart"/>
-      <w:proofErr w:type="gramStart"/>
       <w:r>
         <w:t>mbr.bin</w:t>
       </w:r>
       <w:proofErr w:type="spellEnd"/>
-      <w:proofErr w:type="gramEnd"/>
     </w:p>
     <w:p>
       <w:pPr>
@@ -12948,12 +12793,10 @@
         <w:t>  "</w:t>
       </w:r>
       <w:proofErr w:type="spellStart"/>
-      <w:proofErr w:type="gramStart"/>
       <w:r>
         <w:t>editor.semanticHighlighting.enabled</w:t>
       </w:r>
       <w:proofErr w:type="spellEnd"/>
-      <w:proofErr w:type="gramEnd"/>
       <w:r>
         <w:t>": true,</w:t>
       </w:r>
@@ -12963,74 +12806,122 @@
         <w:t>  "</w:t>
       </w:r>
       <w:proofErr w:type="spellStart"/>
-      <w:proofErr w:type="gramStart"/>
       <w:r>
         <w:t>editor.semanticTokenColorCustomizations</w:t>
       </w:r>
       <w:proofErr w:type="spellEnd"/>
-      <w:proofErr w:type="gramEnd"/>
       <w:r>
         <w:t>": {</w:t>
       </w:r>
     </w:p>
     <w:p>
       <w:r>
-        <w:t>    "rules</w:t>
-      </w:r>
-      <w:proofErr w:type="gramStart"/>
+        <w:t>    "rules": {</w:t>
+      </w:r>
+    </w:p>
+    <w:p>
+      <w:r>
+        <w:t>      "</w:t>
+      </w:r>
+      <w:proofErr w:type="spellStart"/>
+      <w:r>
+        <w:t>operator.controlFlow</w:t>
+      </w:r>
+      <w:proofErr w:type="spellEnd"/>
       <w:r>
         <w:t>": {</w:t>
       </w:r>
-      <w:proofErr w:type="gramEnd"/>
-    </w:p>
-    <w:p>
-      <w:r>
-        <w:t>      "</w:t>
+    </w:p>
+    <w:p>
+      <w:r>
+        <w:t>        "foreground": "#ff5100",</w:t>
+      </w:r>
+    </w:p>
+    <w:p>
+      <w:r>
+        <w:t>        "bold": true</w:t>
+      </w:r>
+    </w:p>
+    <w:p>
+      <w:r>
+        <w:t>      }</w:t>
+      </w:r>
+    </w:p>
+    <w:p>
+      <w:r>
+        <w:t>    }</w:t>
+      </w:r>
+    </w:p>
+    <w:p>
+      <w:r>
+        <w:t>  },</w:t>
+      </w:r>
+    </w:p>
+    <w:p/>
+    <w:p/>
+    <w:p>
+      <w:r>
+        <w:t>.</w:t>
       </w:r>
       <w:proofErr w:type="spellStart"/>
-      <w:proofErr w:type="gramStart"/>
-      <w:r>
-        <w:t>operator.controlFlow</w:t>
+      <w:r>
+        <w:t>rustfmt.toml</w:t>
       </w:r>
       <w:proofErr w:type="spellEnd"/>
       <w:r>
-        <w:t>": {</w:t>
-      </w:r>
-      <w:proofErr w:type="gramEnd"/>
-    </w:p>
-    <w:p>
-      <w:r>
-        <w:t>        "foreground"</w:t>
-      </w:r>
-      <w:proofErr w:type="gramStart"/>
-      <w:r>
-        <w:t>: "#</w:t>
-      </w:r>
-      <w:proofErr w:type="gramEnd"/>
-      <w:r>
-        <w:t>ff5100",</w:t>
-      </w:r>
-    </w:p>
-    <w:p>
-      <w:r>
-        <w:t>        "bold": true</w:t>
-      </w:r>
-    </w:p>
-    <w:p>
-      <w:r>
-        <w:t>      }</w:t>
-      </w:r>
-    </w:p>
-    <w:p>
-      <w:r>
-        <w:t>    }</w:t>
-      </w:r>
-    </w:p>
-    <w:p>
-      <w:r>
-        <w:t>  },</w:t>
-      </w:r>
-    </w:p>
+        <w:t xml:space="preserve"> (sane values):</w:t>
+      </w:r>
+    </w:p>
+    <w:p>
+      <w:r>
+        <w:t xml:space="preserve"># Increase how long a line can be before </w:t>
+      </w:r>
+      <w:proofErr w:type="spellStart"/>
+      <w:r>
+        <w:t>rustfmt</w:t>
+      </w:r>
+      <w:proofErr w:type="spellEnd"/>
+      <w:r>
+        <w:t xml:space="preserve"> wraps it</w:t>
+      </w:r>
+    </w:p>
+    <w:p>
+      <w:proofErr w:type="spellStart"/>
+      <w:r>
+        <w:t>max_width</w:t>
+      </w:r>
+      <w:proofErr w:type="spellEnd"/>
+      <w:r>
+        <w:t xml:space="preserve"> = 150</w:t>
+      </w:r>
+    </w:p>
+    <w:p/>
+    <w:p>
+      <w:r>
+        <w:t># Prevent aggressive wrapping of function and macro arguments</w:t>
+      </w:r>
+    </w:p>
+    <w:p>
+      <w:proofErr w:type="spellStart"/>
+      <w:r>
+        <w:t>fn_call_width</w:t>
+      </w:r>
+      <w:proofErr w:type="spellEnd"/>
+      <w:r>
+        <w:t xml:space="preserve"> = 100</w:t>
+      </w:r>
+    </w:p>
+    <w:p>
+      <w:proofErr w:type="spellStart"/>
+      <w:r>
+        <w:t>chain_width</w:t>
+      </w:r>
+      <w:proofErr w:type="spellEnd"/>
+      <w:r>
+        <w:t xml:space="preserve"> = 100</w:t>
+      </w:r>
+    </w:p>
+    <w:p/>
     <w:p/>
     <w:p/>
     <w:p>
@@ -13085,23 +12976,7 @@
           <w:b/>
           <w:bCs/>
         </w:rPr>
-        <w:t>/</w:t>
-      </w:r>
-      <w:proofErr w:type="gramStart"/>
-      <w:r>
-        <w:rPr>
-          <w:b/>
-          <w:bCs/>
-        </w:rPr>
-        <w:t>mnt</w:t>
-      </w:r>
-      <w:proofErr w:type="gramEnd"/>
-      <w:r>
-        <w:rPr>
-          <w:b/>
-          <w:bCs/>
-        </w:rPr>
-        <w:t>/c/Users/mihe/Dropbox/TusMuertOS-Oct2025</w:t>
+        <w:t>/mnt/c/Users/mihe/Dropbox/TusMuertOS-Oct2025</w:t>
       </w:r>
     </w:p>
     <w:p>
@@ -13123,7 +12998,6 @@
           <w:b/>
           <w:bCs/>
         </w:rPr>
-        <w:lastRenderedPageBreak/>
         <w:t>nasm</w:t>
       </w:r>
       <w:proofErr w:type="spellEnd"/>
@@ -13267,15 +13141,7 @@
     <w:p/>
     <w:p>
       <w:r>
-        <w:t xml:space="preserve">Inject the bootloader (512 bytes, </w:t>
-      </w:r>
-      <w:proofErr w:type="gramStart"/>
-      <w:r>
-        <w:t>One</w:t>
-      </w:r>
-      <w:proofErr w:type="gramEnd"/>
-      <w:r>
-        <w:t xml:space="preserve"> sector if I am not </w:t>
+        <w:t xml:space="preserve">Inject the bootloader (512 bytes, One sector if I am not </w:t>
       </w:r>
       <w:proofErr w:type="spellStart"/>
       <w:r>
@@ -13423,23 +13289,8 @@
     </w:p>
     <w:p>
       <w:r>
-        <w:t>qemu-system-i386 -drive format=</w:t>
-      </w:r>
-      <w:proofErr w:type="gramStart"/>
-      <w:r>
-        <w:t>raw,file</w:t>
-      </w:r>
-      <w:proofErr w:type="gramEnd"/>
-      <w:r>
-        <w:t>=</w:t>
-      </w:r>
-      <w:proofErr w:type="gramStart"/>
-      <w:r>
-        <w:t>C:\Users\mihe\Dropbox\TusMuertOS-Oct2025\src\build\stage1.bin,if</w:t>
-      </w:r>
-      <w:proofErr w:type="gramEnd"/>
-      <w:r>
-        <w:t>=floppy</w:t>
+        <w:lastRenderedPageBreak/>
+        <w:t>qemu-system-i386 -drive format=raw,file=C:\Users\mihe\Dropbox\TusMuertOS-Oct2025\src\build\stage1.bin,if=floppy</w:t>
       </w:r>
     </w:p>
     <w:p/>
@@ -13506,17 +13357,11 @@
     <w:p>
       <w:r>
         <w:tab/>
-        <w:t xml:space="preserve">-q: don’t show the configuration screen before </w:t>
-      </w:r>
-      <w:proofErr w:type="gramStart"/>
-      <w:r>
-        <w:t>start</w:t>
-      </w:r>
-      <w:proofErr w:type="gramEnd"/>
-    </w:p>
-    <w:p>
-      <w:r>
-        <w:lastRenderedPageBreak/>
+        <w:t>-q: don’t show the configuration screen before start</w:t>
+      </w:r>
+    </w:p>
+    <w:p>
+      <w:r>
         <w:tab/>
         <w:t xml:space="preserve">-debugger: memory, registers, </w:t>
       </w:r>
@@ -13542,13 +13387,8 @@
     <w:p/>
     <w:p>
       <w:r>
-        <w:t xml:space="preserve">NEXT </w:t>
-      </w:r>
-      <w:proofErr w:type="gramStart"/>
-      <w:r>
-        <w:t>DAY !!!!!!!!!!!!!!!!!!!!!!!!!!!!!!!!!!!!!!</w:t>
-      </w:r>
-      <w:proofErr w:type="gramEnd"/>
+        <w:t>NEXT DAY !!!!!!!!!!!!!!!!!!!!!!!!!!!!!!!!!!!!!!</w:t>
+      </w:r>
     </w:p>
     <w:p>
       <w:proofErr w:type="spellStart"/>
@@ -13630,15 +13470,7 @@
         </w:pBdr>
       </w:pPr>
       <w:r>
-        <w:t xml:space="preserve">    mov ax, start    </w:t>
-      </w:r>
-      <w:proofErr w:type="gramStart"/>
-      <w:r>
-        <w:t xml:space="preserve">  ;</w:t>
-      </w:r>
-      <w:proofErr w:type="gramEnd"/>
-      <w:r>
-        <w:t xml:space="preserve"> imm16 encodes the absolute offset of “start”</w:t>
+        <w:t xml:space="preserve">    mov ax, start      ; imm16 encodes the absolute offset of “start”</w:t>
       </w:r>
     </w:p>
     <w:p>
@@ -13672,6 +13504,7 @@
       </w:pPr>
       <w:bookmarkStart w:id="23" w:name="_Toc213174196"/>
       <w:r>
+        <w:lastRenderedPageBreak/>
         <w:t xml:space="preserve">WSL Tab autocomplete </w:t>
       </w:r>
       <w:proofErr w:type="spellStart"/>
@@ -13687,15 +13520,7 @@
     <w:p/>
     <w:p>
       <w:r>
-        <w:t xml:space="preserve">No solution </w:t>
-      </w:r>
-      <w:proofErr w:type="gramStart"/>
-      <w:r>
-        <w:t>found</w:t>
-      </w:r>
-      <w:proofErr w:type="gramEnd"/>
-      <w:r>
-        <w:t xml:space="preserve"> yet. Tried to add to </w:t>
+        <w:t xml:space="preserve">No solution found yet. Tried to add to </w:t>
       </w:r>
       <w:proofErr w:type="spellStart"/>
       <w:r>
@@ -13744,7 +13569,6 @@
         <w:rPr>
           <w:noProof/>
         </w:rPr>
-        <w:lastRenderedPageBreak/>
         <w:drawing>
           <wp:inline distT="0" distB="0" distL="0" distR="0" wp14:anchorId="75A5051F" wp14:editId="273E6B6E">
             <wp:extent cx="5943600" cy="762635"/>
@@ -13884,6 +13708,7 @@
       </w:pPr>
       <w:bookmarkStart w:id="28" w:name="_Toc213174201"/>
       <w:r>
+        <w:lastRenderedPageBreak/>
         <w:t>Frame-Pointer Omission</w:t>
       </w:r>
       <w:bookmarkEnd w:id="28"/>
@@ -13904,27 +13729,17 @@
         <w:t>-</w:t>
       </w:r>
       <w:proofErr w:type="spellStart"/>
-      <w:proofErr w:type="gramStart"/>
       <w:r>
         <w:t>fno</w:t>
       </w:r>
       <w:proofErr w:type="spellEnd"/>
-      <w:proofErr w:type="gramEnd"/>
       <w:r>
         <w:t>-omit-frame-pointer</w:t>
       </w:r>
     </w:p>
     <w:p>
       <w:r>
-        <w:t xml:space="preserve">Example of a prologue where a parameter coming on RDI is just saved on RBP. It may help performance, but it is difficult to </w:t>
-      </w:r>
-      <w:proofErr w:type="gramStart"/>
-      <w:r>
-        <w:t>reason about</w:t>
-      </w:r>
-      <w:proofErr w:type="gramEnd"/>
-      <w:r>
-        <w:t xml:space="preserve"> while reading the disassembled code.</w:t>
+        <w:t>Example of a prologue where a parameter coming on RDI is just saved on RBP. It may help performance, but it is difficult to reason about while reading the disassembled code.</w:t>
       </w:r>
     </w:p>
     <w:p>
@@ -13932,7 +13747,6 @@
         <w:rPr>
           <w:noProof/>
         </w:rPr>
-        <w:lastRenderedPageBreak/>
         <w:drawing>
           <wp:inline distT="0" distB="0" distL="0" distR="0" wp14:anchorId="12A11895" wp14:editId="2379F3B2">
             <wp:extent cx="2143424" cy="743054"/>
@@ -14058,15 +13872,7 @@
         </w:numPr>
       </w:pPr>
       <w:r>
-        <w:t xml:space="preserve">There </w:t>
-      </w:r>
-      <w:proofErr w:type="gramStart"/>
-      <w:r>
-        <w:t>are</w:t>
-      </w:r>
-      <w:proofErr w:type="gramEnd"/>
-      <w:r>
-        <w:t xml:space="preserve"> only a valid list of </w:t>
+        <w:t xml:space="preserve">There are only a valid list of </w:t>
       </w:r>
       <w:proofErr w:type="spellStart"/>
       <w:r>
@@ -14407,15 +14213,7 @@
       </w:r>
       <w:proofErr w:type="spellEnd"/>
       <w:r>
-        <w:t xml:space="preserve"> hd16mbfat32.img@@1048576 -</w:t>
-      </w:r>
-      <w:proofErr w:type="gramStart"/>
-      <w:r>
-        <w:t>F :</w:t>
-      </w:r>
-      <w:proofErr w:type="gramEnd"/>
-      <w:r>
-        <w:t>:</w:t>
+        <w:t xml:space="preserve"> hd16mbfat32.img@@1048576 -F ::</w:t>
       </w:r>
     </w:p>
     <w:p>
@@ -14438,13 +14236,8 @@
           <w:numId w:val="1"/>
         </w:numPr>
       </w:pPr>
-      <w:proofErr w:type="gramStart"/>
-      <w:r>
-        <w:t>@@Start</w:t>
-      </w:r>
-      <w:proofErr w:type="gramEnd"/>
-      <w:r>
-        <w:t xml:space="preserve"> (from the parted output)</w:t>
+      <w:r>
+        <w:t>@@Start (from the parted output)</w:t>
       </w:r>
     </w:p>
     <w:p>
@@ -14467,13 +14260,8 @@
           <w:numId w:val="1"/>
         </w:numPr>
       </w:pPr>
-      <w:proofErr w:type="gramStart"/>
-      <w:r>
-        <w:t>::</w:t>
-      </w:r>
-      <w:proofErr w:type="gramEnd"/>
-      <w:r>
-        <w:t xml:space="preserve"> Root directory of the image</w:t>
+      <w:r>
+        <w:t>:: Root directory of the image</w:t>
       </w:r>
     </w:p>
     <w:p>
@@ -14674,114 +14462,85 @@
       </w:r>
       <w:proofErr w:type="spellEnd"/>
       <w:r>
+        <w:t xml:space="preserve"> disk16mb.img@@1048576 myfile.txt ::</w:t>
+      </w:r>
+    </w:p>
+    <w:p>
+      <w:pPr>
+        <w:pStyle w:val="ListParagraph"/>
+        <w:numPr>
+          <w:ilvl w:val="2"/>
+          <w:numId w:val="1"/>
+        </w:numPr>
+      </w:pPr>
+      <w:r>
+        <w:t>mmd -</w:t>
+      </w:r>
+      <w:proofErr w:type="spellStart"/>
+      <w:r>
+        <w:t>i</w:t>
+      </w:r>
+      <w:proofErr w:type="spellEnd"/>
+      <w:r>
+        <w:t xml:space="preserve"> disk16mb.img@@1048576 ::/boot</w:t>
+      </w:r>
+    </w:p>
+    <w:p>
+      <w:pPr>
+        <w:pStyle w:val="ListParagraph"/>
+        <w:numPr>
+          <w:ilvl w:val="2"/>
+          <w:numId w:val="1"/>
+        </w:numPr>
+      </w:pPr>
+      <w:proofErr w:type="spellStart"/>
+      <w:r>
+        <w:t>mcopy</w:t>
+      </w:r>
+      <w:proofErr w:type="spellEnd"/>
+      <w:r>
+        <w:t xml:space="preserve"> -</w:t>
+      </w:r>
+      <w:proofErr w:type="spellStart"/>
+      <w:r>
+        <w:t>i</w:t>
+      </w:r>
+      <w:proofErr w:type="spellEnd"/>
+      <w:r>
         <w:t xml:space="preserve"> disk16mb.img@@1048576 </w:t>
       </w:r>
-      <w:proofErr w:type="gramStart"/>
-      <w:r>
-        <w:t>myfile.txt :</w:t>
-      </w:r>
-      <w:proofErr w:type="gramEnd"/>
-      <w:r>
-        <w:t>:</w:t>
-      </w:r>
-    </w:p>
-    <w:p>
-      <w:pPr>
-        <w:pStyle w:val="ListParagraph"/>
-        <w:numPr>
-          <w:ilvl w:val="2"/>
-          <w:numId w:val="1"/>
-        </w:numPr>
-      </w:pPr>
-      <w:r>
-        <w:t>mmd -</w:t>
-      </w:r>
       <w:proofErr w:type="spellStart"/>
       <w:r>
+        <w:t>kernel.bin</w:t>
+      </w:r>
+      <w:proofErr w:type="spellEnd"/>
+      <w:r>
+        <w:t xml:space="preserve"> ::/boot</w:t>
+      </w:r>
+    </w:p>
+    <w:p>
+      <w:pPr>
+        <w:pStyle w:val="ListParagraph"/>
+        <w:numPr>
+          <w:ilvl w:val="1"/>
+          <w:numId w:val="1"/>
+        </w:numPr>
+      </w:pPr>
+      <w:proofErr w:type="spellStart"/>
+      <w:r>
+        <w:t>mdir</w:t>
+      </w:r>
+      <w:proofErr w:type="spellEnd"/>
+      <w:r>
+        <w:t xml:space="preserve"> -</w:t>
+      </w:r>
+      <w:proofErr w:type="spellStart"/>
+      <w:r>
         <w:t>i</w:t>
       </w:r>
       <w:proofErr w:type="spellEnd"/>
       <w:r>
-        <w:t xml:space="preserve"> disk16mb.img@@</w:t>
-      </w:r>
-      <w:proofErr w:type="gramStart"/>
-      <w:r>
-        <w:t>1048576 :</w:t>
-      </w:r>
-      <w:proofErr w:type="gramEnd"/>
-      <w:r>
-        <w:t>:/boot</w:t>
-      </w:r>
-    </w:p>
-    <w:p>
-      <w:pPr>
-        <w:pStyle w:val="ListParagraph"/>
-        <w:numPr>
-          <w:ilvl w:val="2"/>
-          <w:numId w:val="1"/>
-        </w:numPr>
-      </w:pPr>
-      <w:proofErr w:type="spellStart"/>
-      <w:r>
-        <w:t>mcopy</w:t>
-      </w:r>
-      <w:proofErr w:type="spellEnd"/>
-      <w:r>
-        <w:t xml:space="preserve"> -</w:t>
-      </w:r>
-      <w:proofErr w:type="spellStart"/>
-      <w:r>
-        <w:t>i</w:t>
-      </w:r>
-      <w:proofErr w:type="spellEnd"/>
-      <w:r>
-        <w:t xml:space="preserve"> disk16mb.img@@1048576 </w:t>
-      </w:r>
-      <w:proofErr w:type="spellStart"/>
-      <w:proofErr w:type="gramStart"/>
-      <w:r>
-        <w:t>kernel.bin</w:t>
-      </w:r>
-      <w:proofErr w:type="spellEnd"/>
-      <w:r>
-        <w:t xml:space="preserve"> :</w:t>
-      </w:r>
-      <w:proofErr w:type="gramEnd"/>
-      <w:r>
-        <w:t>:/boot</w:t>
-      </w:r>
-    </w:p>
-    <w:p>
-      <w:pPr>
-        <w:pStyle w:val="ListParagraph"/>
-        <w:numPr>
-          <w:ilvl w:val="1"/>
-          <w:numId w:val="1"/>
-        </w:numPr>
-      </w:pPr>
-      <w:proofErr w:type="spellStart"/>
-      <w:r>
-        <w:t>mdir</w:t>
-      </w:r>
-      <w:proofErr w:type="spellEnd"/>
-      <w:r>
-        <w:t xml:space="preserve"> -</w:t>
-      </w:r>
-      <w:proofErr w:type="spellStart"/>
-      <w:r>
-        <w:t>i</w:t>
-      </w:r>
-      <w:proofErr w:type="spellEnd"/>
-      <w:r>
-        <w:t xml:space="preserve"> hd16mbfat32.img@@</w:t>
-      </w:r>
-      <w:proofErr w:type="gramStart"/>
-      <w:r>
-        <w:t>1048576 :</w:t>
-      </w:r>
-      <w:proofErr w:type="gramEnd"/>
-      <w:r>
-        <w:t>:</w:t>
+        <w:t xml:space="preserve"> hd16mbfat32.img@@1048576 ::</w:t>
       </w:r>
     </w:p>
     <w:p>
@@ -15142,21 +14901,125 @@
         </w:numPr>
       </w:pPr>
       <w:r>
-        <w:t>“</w:t>
-      </w:r>
-      <w:proofErr w:type="gramStart"/>
-      <w:r>
-        <w:t>cd</w:t>
-      </w:r>
-      <w:proofErr w:type="gramEnd"/>
+        <w:t>“cd –“</w:t>
+      </w:r>
+    </w:p>
+    <w:p>
+      <w:pPr>
+        <w:pStyle w:val="ListParagraph"/>
+        <w:numPr>
+          <w:ilvl w:val="0"/>
+          <w:numId w:val="1"/>
+        </w:numPr>
+      </w:pPr>
+      <w:r>
+        <w:t>Windows:</w:t>
+      </w:r>
+    </w:p>
+    <w:p>
+      <w:pPr>
+        <w:pStyle w:val="ListParagraph"/>
+        <w:numPr>
+          <w:ilvl w:val="1"/>
+          <w:numId w:val="1"/>
+        </w:numPr>
+      </w:pPr>
+      <w:proofErr w:type="spellStart"/>
+      <w:r>
+        <w:t>Pushd</w:t>
+      </w:r>
+      <w:proofErr w:type="spellEnd"/>
+      <w:r>
+        <w:t xml:space="preserve"> or push-location</w:t>
+      </w:r>
+    </w:p>
+    <w:p>
+      <w:pPr>
+        <w:pStyle w:val="ListParagraph"/>
+        <w:numPr>
+          <w:ilvl w:val="1"/>
+          <w:numId w:val="1"/>
+        </w:numPr>
+      </w:pPr>
+      <w:r>
+        <w:t xml:space="preserve">Move </w:t>
+      </w:r>
+    </w:p>
+    <w:p>
+      <w:pPr>
+        <w:pStyle w:val="ListParagraph"/>
+        <w:numPr>
+          <w:ilvl w:val="1"/>
+          <w:numId w:val="1"/>
+        </w:numPr>
+      </w:pPr>
+      <w:proofErr w:type="spellStart"/>
+      <w:r>
+        <w:t>Popd</w:t>
+      </w:r>
+      <w:proofErr w:type="spellEnd"/>
+      <w:r>
+        <w:t xml:space="preserve"> or pop-location</w:t>
+      </w:r>
+    </w:p>
+    <w:p/>
+    <w:p>
+      <w:pPr>
+        <w:pStyle w:val="Heading2"/>
+      </w:pPr>
+      <w:bookmarkStart w:id="31" w:name="_Toc213174204"/>
+      <w:r>
+        <w:t>Forcing a pointer to be interpreted as a type does have a name: Type punning</w:t>
+      </w:r>
+      <w:bookmarkEnd w:id="31"/>
+    </w:p>
+    <w:p/>
+    <w:p>
+      <w:pPr>
+        <w:pStyle w:val="ListParagraph"/>
+        <w:numPr>
+          <w:ilvl w:val="0"/>
+          <w:numId w:val="1"/>
+        </w:numPr>
+      </w:pPr>
+      <w:r>
+        <w:t>Seriously</w:t>
+      </w:r>
+      <w:r>
+        <w:t>…?</w:t>
+      </w:r>
+    </w:p>
+    <w:p>
+      <w:pPr>
+        <w:pStyle w:val="Heading1"/>
+      </w:pPr>
+      <w:bookmarkStart w:id="32" w:name="_Toc213174205"/>
+      <w:r>
+        <w:t>Research backlog</w:t>
+      </w:r>
+      <w:bookmarkEnd w:id="32"/>
+    </w:p>
+    <w:p/>
+    <w:p>
+      <w:pPr>
+        <w:pStyle w:val="ListParagraph"/>
+        <w:numPr>
+          <w:ilvl w:val="0"/>
+          <w:numId w:val="1"/>
+        </w:numPr>
+      </w:pPr>
+      <w:r>
+        <w:t>Disk formats FAT12/</w:t>
+      </w:r>
+      <w:r>
+        <w:t>16/</w:t>
+      </w:r>
+      <w:r>
+        <w:t>32</w:t>
+      </w:r>
       <w:r>
         <w:t xml:space="preserve"> </w:t>
       </w:r>
-      <w:proofErr w:type="gramStart"/>
-      <w:r>
-        <w:t>–“</w:t>
-      </w:r>
-      <w:proofErr w:type="gramEnd"/>
     </w:p>
     <w:p>
       <w:pPr>
@@ -15167,7 +15030,7 @@
         </w:numPr>
       </w:pPr>
       <w:r>
-        <w:t>Windows:</w:t>
+        <w:t>Partition table on the MBR. I remember seeing adding 4 16bytes reserved structures before 0xAA55</w:t>
       </w:r>
     </w:p>
     <w:p>
@@ -15178,286 +15041,124 @@
           <w:numId w:val="1"/>
         </w:numPr>
       </w:pPr>
+      <w:r>
+        <w:lastRenderedPageBreak/>
+        <w:t>I guess this applies if the MBR is for a hard disk, but does not apply for a floppy</w:t>
+      </w:r>
+      <w:r>
+        <w:t>. This is an educated guess</w:t>
+      </w:r>
+    </w:p>
+    <w:p>
+      <w:pPr>
+        <w:pStyle w:val="ListParagraph"/>
+        <w:numPr>
+          <w:ilvl w:val="1"/>
+          <w:numId w:val="1"/>
+        </w:numPr>
+      </w:pPr>
+      <w:r>
+        <w:t xml:space="preserve">On floppy, the FAT info at 0 starts with a jump to code, followed by the FAT info. This way both, the bootloader and FAT info can coexist, because there is a jump. Validate this because I got this explained by </w:t>
+      </w:r>
+      <w:r>
+        <w:t>ChatGPT. It makes a lot of sense, but still…</w:t>
+      </w:r>
+    </w:p>
+    <w:p>
+      <w:pPr>
+        <w:pStyle w:val="ListParagraph"/>
+        <w:numPr>
+          <w:ilvl w:val="1"/>
+          <w:numId w:val="1"/>
+        </w:numPr>
+      </w:pPr>
+      <w:r>
+        <w:t>A Disk with multiple partitions, the first byte define if it is bootable 0x80 = bootable.</w:t>
+      </w:r>
+      <w:r>
+        <w:t xml:space="preserve"> The first byte on one of those 4 16 bytes partitions at the end of the MBR before the 0xAA55</w:t>
+      </w:r>
+    </w:p>
+    <w:p>
+      <w:pPr>
+        <w:pStyle w:val="ListParagraph"/>
+        <w:numPr>
+          <w:ilvl w:val="0"/>
+          <w:numId w:val="1"/>
+        </w:numPr>
+      </w:pPr>
+      <w:r>
+        <w:t>Can MBR and BPB be fused together? I found something related to a short jump at the beginning, of BPB ??? Dive deeper into this!</w:t>
+      </w:r>
+      <w:r>
+        <w:t xml:space="preserve"> I think BPB merged on MBR is for disk without partitions, such as floppy disks. </w:t>
+      </w:r>
+    </w:p>
+    <w:p>
+      <w:pPr>
+        <w:pStyle w:val="ListParagraph"/>
+        <w:numPr>
+          <w:ilvl w:val="0"/>
+          <w:numId w:val="1"/>
+        </w:numPr>
+      </w:pPr>
+      <w:r>
+        <w:t>Inject breakpoints on Bochs without magic breakpoints, via commands file on startup</w:t>
+      </w:r>
+    </w:p>
+    <w:p>
+      <w:pPr>
+        <w:pStyle w:val="ListParagraph"/>
+        <w:numPr>
+          <w:ilvl w:val="0"/>
+          <w:numId w:val="1"/>
+        </w:numPr>
+      </w:pPr>
+      <w:r>
+        <w:t xml:space="preserve">How to change Bochs </w:t>
+      </w:r>
+      <w:r>
+        <w:t xml:space="preserve">display </w:t>
+      </w:r>
+      <w:r>
+        <w:t>resolution.</w:t>
+      </w:r>
+    </w:p>
+    <w:p>
+      <w:pPr>
+        <w:pStyle w:val="ListParagraph"/>
+        <w:numPr>
+          <w:ilvl w:val="0"/>
+          <w:numId w:val="1"/>
+        </w:numPr>
+      </w:pPr>
+      <w:r>
+        <w:t xml:space="preserve">Change the path order (open first code from </w:t>
+      </w:r>
       <w:proofErr w:type="spellStart"/>
       <w:r>
-        <w:t>Pushd</w:t>
+        <w:t>linux</w:t>
       </w:r>
       <w:proofErr w:type="spellEnd"/>
       <w:r>
-        <w:t xml:space="preserve"> or push-location</w:t>
-      </w:r>
-    </w:p>
-    <w:p>
-      <w:pPr>
-        <w:pStyle w:val="ListParagraph"/>
-        <w:numPr>
-          <w:ilvl w:val="1"/>
-          <w:numId w:val="1"/>
-        </w:numPr>
-      </w:pPr>
-      <w:r>
-        <w:t xml:space="preserve">Move </w:t>
-      </w:r>
-    </w:p>
-    <w:p>
-      <w:pPr>
-        <w:pStyle w:val="ListParagraph"/>
-        <w:numPr>
-          <w:ilvl w:val="1"/>
-          <w:numId w:val="1"/>
-        </w:numPr>
-      </w:pPr>
+        <w:t xml:space="preserve"> instead of windows, without removing the windows path via </w:t>
+      </w:r>
       <w:proofErr w:type="spellStart"/>
       <w:r>
-        <w:t>Popd</w:t>
+        <w:t>etc</w:t>
       </w:r>
       <w:proofErr w:type="spellEnd"/>
       <w:r>
-        <w:t xml:space="preserve"> or pop-location</w:t>
-      </w:r>
-    </w:p>
-    <w:p/>
-    <w:p>
-      <w:pPr>
-        <w:pStyle w:val="Heading2"/>
-      </w:pPr>
-      <w:bookmarkStart w:id="31" w:name="_Toc213174204"/>
-      <w:r>
-        <w:t>Forcing a pointer to be interpreted as a type does have a name: Type punning</w:t>
-      </w:r>
-      <w:bookmarkEnd w:id="31"/>
-    </w:p>
-    <w:p/>
-    <w:p>
-      <w:pPr>
-        <w:pStyle w:val="ListParagraph"/>
-        <w:numPr>
-          <w:ilvl w:val="0"/>
-          <w:numId w:val="1"/>
-        </w:numPr>
-      </w:pPr>
-      <w:r>
-        <w:t>Seriously</w:t>
-      </w:r>
-      <w:r>
-        <w:t>…?</w:t>
-      </w:r>
-    </w:p>
-    <w:p>
-      <w:pPr>
-        <w:pStyle w:val="Heading1"/>
-      </w:pPr>
-      <w:bookmarkStart w:id="32" w:name="_Toc213174205"/>
-      <w:r>
-        <w:t>Research backlog</w:t>
-      </w:r>
-      <w:bookmarkEnd w:id="32"/>
-    </w:p>
-    <w:p/>
-    <w:p>
-      <w:pPr>
-        <w:pStyle w:val="ListParagraph"/>
-        <w:numPr>
-          <w:ilvl w:val="0"/>
-          <w:numId w:val="1"/>
-        </w:numPr>
-      </w:pPr>
-      <w:r>
-        <w:t>Disk formats FAT12/</w:t>
-      </w:r>
-      <w:r>
-        <w:t>16/</w:t>
-      </w:r>
-      <w:r>
-        <w:t>32</w:t>
-      </w:r>
-      <w:r>
-        <w:t xml:space="preserve"> </w:t>
-      </w:r>
-    </w:p>
-    <w:p>
-      <w:pPr>
-        <w:pStyle w:val="ListParagraph"/>
-        <w:numPr>
-          <w:ilvl w:val="0"/>
-          <w:numId w:val="1"/>
-        </w:numPr>
-      </w:pPr>
-      <w:r>
-        <w:t>Partition table on the MBR. I remember seeing adding 4 16</w:t>
-      </w:r>
-      <w:proofErr w:type="gramStart"/>
-      <w:r>
-        <w:t>bytes</w:t>
-      </w:r>
-      <w:proofErr w:type="gramEnd"/>
-      <w:r>
-        <w:t xml:space="preserve"> reserved structures before 0xAA55</w:t>
-      </w:r>
-    </w:p>
-    <w:p>
-      <w:pPr>
-        <w:pStyle w:val="ListParagraph"/>
-        <w:numPr>
-          <w:ilvl w:val="1"/>
-          <w:numId w:val="1"/>
-        </w:numPr>
-      </w:pPr>
-      <w:r>
-        <w:lastRenderedPageBreak/>
-        <w:t xml:space="preserve">I guess this applies if the MBR is for a hard </w:t>
-      </w:r>
-      <w:proofErr w:type="gramStart"/>
-      <w:r>
-        <w:t>disk, but</w:t>
-      </w:r>
-      <w:proofErr w:type="gramEnd"/>
-      <w:r>
-        <w:t xml:space="preserve"> does not apply for a floppy</w:t>
-      </w:r>
-      <w:r>
-        <w:t>. This is an educated guess</w:t>
-      </w:r>
-    </w:p>
-    <w:p>
-      <w:pPr>
-        <w:pStyle w:val="ListParagraph"/>
-        <w:numPr>
-          <w:ilvl w:val="1"/>
-          <w:numId w:val="1"/>
-        </w:numPr>
-      </w:pPr>
-      <w:r>
-        <w:t xml:space="preserve">On floppy, the FAT info at 0 starts with a jump to code, followed by the FAT info. This way </w:t>
-      </w:r>
-      <w:proofErr w:type="gramStart"/>
-      <w:r>
-        <w:t>both,</w:t>
-      </w:r>
-      <w:proofErr w:type="gramEnd"/>
-      <w:r>
-        <w:t xml:space="preserve"> the bootloader and FAT info can coexist, because there is a jump. Validate this because I got this explained by </w:t>
-      </w:r>
-      <w:r>
-        <w:t>ChatGPT. It makes a lot of sense, but still…</w:t>
-      </w:r>
-    </w:p>
-    <w:p>
-      <w:pPr>
-        <w:pStyle w:val="ListParagraph"/>
-        <w:numPr>
-          <w:ilvl w:val="1"/>
-          <w:numId w:val="1"/>
-        </w:numPr>
-      </w:pPr>
-      <w:r>
-        <w:t xml:space="preserve">A Disk with multiple partitions, the first byte </w:t>
-      </w:r>
-      <w:proofErr w:type="gramStart"/>
-      <w:r>
-        <w:t>define</w:t>
-      </w:r>
-      <w:proofErr w:type="gramEnd"/>
-      <w:r>
-        <w:t xml:space="preserve"> if it is bootable 0x80 = bootable.</w:t>
-      </w:r>
-      <w:r>
-        <w:t xml:space="preserve"> The first byte on one of those 4 16 bytes partitions at the end of the MBR before the 0xAA55</w:t>
-      </w:r>
-    </w:p>
-    <w:p>
-      <w:pPr>
-        <w:pStyle w:val="ListParagraph"/>
-        <w:numPr>
-          <w:ilvl w:val="0"/>
-          <w:numId w:val="1"/>
-        </w:numPr>
-      </w:pPr>
-      <w:r>
-        <w:t xml:space="preserve">Can MBR and BPB be fused together? I found something related to a short jump at the beginning, of </w:t>
-      </w:r>
-      <w:proofErr w:type="gramStart"/>
-      <w:r>
-        <w:t>BPB ???</w:t>
-      </w:r>
-      <w:proofErr w:type="gramEnd"/>
-      <w:r>
-        <w:t xml:space="preserve"> Dive deeper into this!</w:t>
-      </w:r>
-      <w:r>
-        <w:t xml:space="preserve"> I think BPB merged on MBR is for disk without partitions, such as floppy disks. </w:t>
-      </w:r>
-    </w:p>
-    <w:p>
-      <w:pPr>
-        <w:pStyle w:val="ListParagraph"/>
-        <w:numPr>
-          <w:ilvl w:val="0"/>
-          <w:numId w:val="1"/>
-        </w:numPr>
-      </w:pPr>
-      <w:r>
-        <w:t>Inject breakpoints on Bochs without magic breakpoints, via commands file on startup</w:t>
-      </w:r>
-    </w:p>
-    <w:p>
-      <w:pPr>
-        <w:pStyle w:val="ListParagraph"/>
-        <w:numPr>
-          <w:ilvl w:val="0"/>
-          <w:numId w:val="1"/>
-        </w:numPr>
-      </w:pPr>
-      <w:r>
-        <w:t xml:space="preserve">How to change Bochs </w:t>
-      </w:r>
-      <w:r>
-        <w:t xml:space="preserve">display </w:t>
-      </w:r>
-      <w:r>
-        <w:t>resolution.</w:t>
-      </w:r>
-    </w:p>
-    <w:p>
-      <w:pPr>
-        <w:pStyle w:val="ListParagraph"/>
-        <w:numPr>
-          <w:ilvl w:val="0"/>
-          <w:numId w:val="1"/>
-        </w:numPr>
-      </w:pPr>
-      <w:r>
-        <w:t xml:space="preserve">Change the path order (open first code from </w:t>
+        <w:t>/</w:t>
       </w:r>
       <w:proofErr w:type="spellStart"/>
       <w:r>
-        <w:t>linux</w:t>
+        <w:t>wsl.conf</w:t>
       </w:r>
       <w:proofErr w:type="spellEnd"/>
       <w:r>
-        <w:t xml:space="preserve"> instead of windows, without removing the windows path via </w:t>
-      </w:r>
-      <w:proofErr w:type="spellStart"/>
-      <w:r>
-        <w:t>etc</w:t>
-      </w:r>
-      <w:proofErr w:type="spellEnd"/>
-      <w:r>
-        <w:t>/</w:t>
-      </w:r>
-      <w:proofErr w:type="spellStart"/>
-      <w:r>
-        <w:t>wsl.conf</w:t>
-      </w:r>
-      <w:proofErr w:type="spellEnd"/>
-      <w:r>
-        <w:t xml:space="preserve"> </w:t>
-      </w:r>
-      <w:proofErr w:type="gramStart"/>
-      <w:r>
-        <w:t>file )</w:t>
-      </w:r>
-      <w:proofErr w:type="gramEnd"/>
+        <w:t xml:space="preserve"> file )</w:t>
+      </w:r>
     </w:p>
     <w:p>
       <w:pPr>
@@ -19013,7 +18714,6 @@
   <w:style w:type="character" w:default="1" w:styleId="DefaultParagraphFont">
     <w:name w:val="Default Paragraph Font"/>
     <w:uiPriority w:val="1"/>
-    <w:semiHidden/>
     <w:unhideWhenUsed/>
   </w:style>
   <w:style w:type="table" w:default="1" w:styleId="TableNormal">

--- a/docs/TusMuertos-v2.0-Design.docx
+++ b/docs/TusMuertos-v2.0-Design.docx
@@ -778,7 +778,7 @@
           <w:r>
             <w:fldChar w:fldCharType="separate"/>
           </w:r>
-          <w:hyperlink w:anchor="_Toc213174178" w:history="1">
+          <w:hyperlink w:anchor="_Toc213355630" w:history="1">
             <w:r>
               <w:rPr>
                 <w:rStyle w:val="Hyperlink"/>
@@ -822,7 +822,7 @@
                 <w:noProof/>
                 <w:webHidden/>
               </w:rPr>
-              <w:instrText xml:space="preserve"> PAGEREF _Toc213174178 \h </w:instrText>
+              <w:instrText xml:space="preserve"> PAGEREF _Toc213355630 \h </w:instrText>
             </w:r>
             <w:r>
               <w:rPr>
@@ -868,7 +868,7 @@
               <w14:ligatures w14:val="standardContextual"/>
             </w:rPr>
           </w:pPr>
-          <w:hyperlink w:anchor="_Toc213174179" w:history="1">
+          <w:hyperlink w:anchor="_Toc213355631" w:history="1">
             <w:r>
               <w:rPr>
                 <w:rStyle w:val="Hyperlink"/>
@@ -912,7 +912,7 @@
                 <w:noProof/>
                 <w:webHidden/>
               </w:rPr>
-              <w:instrText xml:space="preserve"> PAGEREF _Toc213174179 \h </w:instrText>
+              <w:instrText xml:space="preserve"> PAGEREF _Toc213355631 \h </w:instrText>
             </w:r>
             <w:r>
               <w:rPr>
@@ -958,7 +958,7 @@
               <w14:ligatures w14:val="standardContextual"/>
             </w:rPr>
           </w:pPr>
-          <w:hyperlink w:anchor="_Toc213174180" w:history="1">
+          <w:hyperlink w:anchor="_Toc213355632" w:history="1">
             <w:r>
               <w:rPr>
                 <w:rStyle w:val="Hyperlink"/>
@@ -1002,7 +1002,7 @@
                 <w:noProof/>
                 <w:webHidden/>
               </w:rPr>
-              <w:instrText xml:space="preserve"> PAGEREF _Toc213174180 \h </w:instrText>
+              <w:instrText xml:space="preserve"> PAGEREF _Toc213355632 \h </w:instrText>
             </w:r>
             <w:r>
               <w:rPr>
@@ -1048,7 +1048,7 @@
               <w14:ligatures w14:val="standardContextual"/>
             </w:rPr>
           </w:pPr>
-          <w:hyperlink w:anchor="_Toc213174181" w:history="1">
+          <w:hyperlink w:anchor="_Toc213355633" w:history="1">
             <w:r>
               <w:rPr>
                 <w:rStyle w:val="Hyperlink"/>
@@ -1092,7 +1092,7 @@
                 <w:noProof/>
                 <w:webHidden/>
               </w:rPr>
-              <w:instrText xml:space="preserve"> PAGEREF _Toc213174181 \h </w:instrText>
+              <w:instrText xml:space="preserve"> PAGEREF _Toc213355633 \h </w:instrText>
             </w:r>
             <w:r>
               <w:rPr>
@@ -1138,7 +1138,7 @@
               <w14:ligatures w14:val="standardContextual"/>
             </w:rPr>
           </w:pPr>
-          <w:hyperlink w:anchor="_Toc213174182" w:history="1">
+          <w:hyperlink w:anchor="_Toc213355634" w:history="1">
             <w:r>
               <w:rPr>
                 <w:rStyle w:val="Hyperlink"/>
@@ -1182,7 +1182,7 @@
                 <w:noProof/>
                 <w:webHidden/>
               </w:rPr>
-              <w:instrText xml:space="preserve"> PAGEREF _Toc213174182 \h </w:instrText>
+              <w:instrText xml:space="preserve"> PAGEREF _Toc213355634 \h </w:instrText>
             </w:r>
             <w:r>
               <w:rPr>
@@ -1228,7 +1228,7 @@
               <w14:ligatures w14:val="standardContextual"/>
             </w:rPr>
           </w:pPr>
-          <w:hyperlink w:anchor="_Toc213174183" w:history="1">
+          <w:hyperlink w:anchor="_Toc213355635" w:history="1">
             <w:r>
               <w:rPr>
                 <w:rStyle w:val="Hyperlink"/>
@@ -1272,7 +1272,7 @@
                 <w:noProof/>
                 <w:webHidden/>
               </w:rPr>
-              <w:instrText xml:space="preserve"> PAGEREF _Toc213174183 \h </w:instrText>
+              <w:instrText xml:space="preserve"> PAGEREF _Toc213355635 \h </w:instrText>
             </w:r>
             <w:r>
               <w:rPr>
@@ -1318,7 +1318,7 @@
               <w14:ligatures w14:val="standardContextual"/>
             </w:rPr>
           </w:pPr>
-          <w:hyperlink w:anchor="_Toc213174184" w:history="1">
+          <w:hyperlink w:anchor="_Toc213355636" w:history="1">
             <w:r>
               <w:rPr>
                 <w:rStyle w:val="Hyperlink"/>
@@ -1362,7 +1362,7 @@
                 <w:noProof/>
                 <w:webHidden/>
               </w:rPr>
-              <w:instrText xml:space="preserve"> PAGEREF _Toc213174184 \h </w:instrText>
+              <w:instrText xml:space="preserve"> PAGEREF _Toc213355636 \h </w:instrText>
             </w:r>
             <w:r>
               <w:rPr>
@@ -1408,7 +1408,7 @@
               <w14:ligatures w14:val="standardContextual"/>
             </w:rPr>
           </w:pPr>
-          <w:hyperlink w:anchor="_Toc213174185" w:history="1">
+          <w:hyperlink w:anchor="_Toc213355637" w:history="1">
             <w:r>
               <w:rPr>
                 <w:rStyle w:val="Hyperlink"/>
@@ -1452,7 +1452,7 @@
                 <w:noProof/>
                 <w:webHidden/>
               </w:rPr>
-              <w:instrText xml:space="preserve"> PAGEREF _Toc213174185 \h </w:instrText>
+              <w:instrText xml:space="preserve"> PAGEREF _Toc213355637 \h </w:instrText>
             </w:r>
             <w:r>
               <w:rPr>
@@ -1498,7 +1498,7 @@
               <w14:ligatures w14:val="standardContextual"/>
             </w:rPr>
           </w:pPr>
-          <w:hyperlink w:anchor="_Toc213174186" w:history="1">
+          <w:hyperlink w:anchor="_Toc213355638" w:history="1">
             <w:r>
               <w:rPr>
                 <w:rStyle w:val="Hyperlink"/>
@@ -1542,7 +1542,7 @@
                 <w:noProof/>
                 <w:webHidden/>
               </w:rPr>
-              <w:instrText xml:space="preserve"> PAGEREF _Toc213174186 \h </w:instrText>
+              <w:instrText xml:space="preserve"> PAGEREF _Toc213355638 \h </w:instrText>
             </w:r>
             <w:r>
               <w:rPr>
@@ -1588,7 +1588,7 @@
               <w14:ligatures w14:val="standardContextual"/>
             </w:rPr>
           </w:pPr>
-          <w:hyperlink w:anchor="_Toc213174187" w:history="1">
+          <w:hyperlink w:anchor="_Toc213355639" w:history="1">
             <w:r>
               <w:rPr>
                 <w:rStyle w:val="Hyperlink"/>
@@ -1632,7 +1632,7 @@
                 <w:noProof/>
                 <w:webHidden/>
               </w:rPr>
-              <w:instrText xml:space="preserve"> PAGEREF _Toc213174187 \h </w:instrText>
+              <w:instrText xml:space="preserve"> PAGEREF _Toc213355639 \h </w:instrText>
             </w:r>
             <w:r>
               <w:rPr>
@@ -1678,7 +1678,7 @@
               <w14:ligatures w14:val="standardContextual"/>
             </w:rPr>
           </w:pPr>
-          <w:hyperlink w:anchor="_Toc213174188" w:history="1">
+          <w:hyperlink w:anchor="_Toc213355640" w:history="1">
             <w:r>
               <w:rPr>
                 <w:rStyle w:val="Hyperlink"/>
@@ -1722,7 +1722,7 @@
                 <w:noProof/>
                 <w:webHidden/>
               </w:rPr>
-              <w:instrText xml:space="preserve"> PAGEREF _Toc213174188 \h </w:instrText>
+              <w:instrText xml:space="preserve"> PAGEREF _Toc213355640 \h </w:instrText>
             </w:r>
             <w:r>
               <w:rPr>
@@ -1768,7 +1768,7 @@
               <w14:ligatures w14:val="standardContextual"/>
             </w:rPr>
           </w:pPr>
-          <w:hyperlink w:anchor="_Toc213174189" w:history="1">
+          <w:hyperlink w:anchor="_Toc213355641" w:history="1">
             <w:r>
               <w:rPr>
                 <w:rStyle w:val="Hyperlink"/>
@@ -1812,7 +1812,7 @@
                 <w:noProof/>
                 <w:webHidden/>
               </w:rPr>
-              <w:instrText xml:space="preserve"> PAGEREF _Toc213174189 \h </w:instrText>
+              <w:instrText xml:space="preserve"> PAGEREF _Toc213355641 \h </w:instrText>
             </w:r>
             <w:r>
               <w:rPr>
@@ -1858,7 +1858,7 @@
               <w14:ligatures w14:val="standardContextual"/>
             </w:rPr>
           </w:pPr>
-          <w:hyperlink w:anchor="_Toc213174190" w:history="1">
+          <w:hyperlink w:anchor="_Toc213355642" w:history="1">
             <w:r>
               <w:rPr>
                 <w:rStyle w:val="Hyperlink"/>
@@ -1902,7 +1902,7 @@
                 <w:noProof/>
                 <w:webHidden/>
               </w:rPr>
-              <w:instrText xml:space="preserve"> PAGEREF _Toc213174190 \h </w:instrText>
+              <w:instrText xml:space="preserve"> PAGEREF _Toc213355642 \h </w:instrText>
             </w:r>
             <w:r>
               <w:rPr>
@@ -1923,6 +1923,96 @@
                 <w:webHidden/>
               </w:rPr>
               <w:t>17</w:t>
+            </w:r>
+            <w:r>
+              <w:rPr>
+                <w:noProof/>
+                <w:webHidden/>
+              </w:rPr>
+              <w:fldChar w:fldCharType="end"/>
+            </w:r>
+          </w:hyperlink>
+        </w:p>
+        <w:p>
+          <w:pPr>
+            <w:pStyle w:val="TOC2"/>
+            <w:tabs>
+              <w:tab w:val="left" w:pos="720"/>
+              <w:tab w:val="right" w:leader="dot" w:pos="9350"/>
+            </w:tabs>
+            <w:rPr>
+              <w:noProof/>
+              <w:kern w:val="2"/>
+              <w:sz w:val="24"/>
+              <w:szCs w:val="24"/>
+              <w14:ligatures w14:val="standardContextual"/>
+            </w:rPr>
+          </w:pPr>
+          <w:hyperlink w:anchor="_Toc213355643" w:history="1">
+            <w:r>
+              <w:rPr>
+                <w:rStyle w:val="Hyperlink"/>
+                <w:noProof/>
+              </w:rPr>
+              <w:t>5.7</w:t>
+            </w:r>
+            <w:r>
+              <w:rPr>
+                <w:noProof/>
+                <w:kern w:val="2"/>
+                <w:sz w:val="24"/>
+                <w:szCs w:val="24"/>
+                <w14:ligatures w14:val="standardContextual"/>
+              </w:rPr>
+              <w:tab/>
+            </w:r>
+            <w:r>
+              <w:rPr>
+                <w:rStyle w:val="Hyperlink"/>
+                <w:noProof/>
+              </w:rPr>
+              <w:t>Rust notes</w:t>
+            </w:r>
+            <w:r>
+              <w:rPr>
+                <w:noProof/>
+                <w:webHidden/>
+              </w:rPr>
+              <w:tab/>
+            </w:r>
+            <w:r>
+              <w:rPr>
+                <w:noProof/>
+                <w:webHidden/>
+              </w:rPr>
+              <w:fldChar w:fldCharType="begin"/>
+            </w:r>
+            <w:r>
+              <w:rPr>
+                <w:noProof/>
+                <w:webHidden/>
+              </w:rPr>
+              <w:instrText xml:space="preserve"> PAGEREF _Toc213355643 \h </w:instrText>
+            </w:r>
+            <w:r>
+              <w:rPr>
+                <w:noProof/>
+                <w:webHidden/>
+              </w:rPr>
+            </w:r>
+            <w:r>
+              <w:rPr>
+                <w:noProof/>
+                <w:webHidden/>
+              </w:rPr>
+              <w:fldChar w:fldCharType="separate"/>
+            </w:r>
+            <w:r>
+              <w:rPr>
+                <w:noProof/>
+                <w:webHidden/>
+              </w:rPr>
+              <w:t>19</w:t>
             </w:r>
             <w:r>
               <w:rPr>
@@ -1948,7 +2038,7 @@
               <w14:ligatures w14:val="standardContextual"/>
             </w:rPr>
           </w:pPr>
-          <w:hyperlink w:anchor="_Toc213174191" w:history="1">
+          <w:hyperlink w:anchor="_Toc213355644" w:history="1">
             <w:r>
               <w:rPr>
                 <w:rStyle w:val="Hyperlink"/>
@@ -1992,7 +2082,7 @@
                 <w:noProof/>
                 <w:webHidden/>
               </w:rPr>
-              <w:instrText xml:space="preserve"> PAGEREF _Toc213174191 \h </w:instrText>
+              <w:instrText xml:space="preserve"> PAGEREF _Toc213355644 \h </w:instrText>
             </w:r>
             <w:r>
               <w:rPr>
@@ -2012,7 +2102,7 @@
                 <w:noProof/>
                 <w:webHidden/>
               </w:rPr>
-              <w:t>18</w:t>
+              <w:t>20</w:t>
             </w:r>
             <w:r>
               <w:rPr>
@@ -2038,7 +2128,7 @@
               <w14:ligatures w14:val="standardContextual"/>
             </w:rPr>
           </w:pPr>
-          <w:hyperlink w:anchor="_Toc213174192" w:history="1">
+          <w:hyperlink w:anchor="_Toc213355645" w:history="1">
             <w:r>
               <w:rPr>
                 <w:rStyle w:val="Hyperlink"/>
@@ -2082,7 +2172,7 @@
                 <w:noProof/>
                 <w:webHidden/>
               </w:rPr>
-              <w:instrText xml:space="preserve"> PAGEREF _Toc213174192 \h </w:instrText>
+              <w:instrText xml:space="preserve"> PAGEREF _Toc213355645 \h </w:instrText>
             </w:r>
             <w:r>
               <w:rPr>
@@ -2102,7 +2192,7 @@
                 <w:noProof/>
                 <w:webHidden/>
               </w:rPr>
-              <w:t>18</w:t>
+              <w:t>20</w:t>
             </w:r>
             <w:r>
               <w:rPr>
@@ -2128,7 +2218,7 @@
               <w14:ligatures w14:val="standardContextual"/>
             </w:rPr>
           </w:pPr>
-          <w:hyperlink w:anchor="_Toc213174193" w:history="1">
+          <w:hyperlink w:anchor="_Toc213355646" w:history="1">
             <w:r>
               <w:rPr>
                 <w:rStyle w:val="Hyperlink"/>
@@ -2172,7 +2262,7 @@
                 <w:noProof/>
                 <w:webHidden/>
               </w:rPr>
-              <w:instrText xml:space="preserve"> PAGEREF _Toc213174193 \h </w:instrText>
+              <w:instrText xml:space="preserve"> PAGEREF _Toc213355646 \h </w:instrText>
             </w:r>
             <w:r>
               <w:rPr>
@@ -2192,7 +2282,7 @@
                 <w:noProof/>
                 <w:webHidden/>
               </w:rPr>
-              <w:t>19</w:t>
+              <w:t>20</w:t>
             </w:r>
             <w:r>
               <w:rPr>
@@ -2218,7 +2308,7 @@
               <w14:ligatures w14:val="standardContextual"/>
             </w:rPr>
           </w:pPr>
-          <w:hyperlink w:anchor="_Toc213174194" w:history="1">
+          <w:hyperlink w:anchor="_Toc213355647" w:history="1">
             <w:r>
               <w:rPr>
                 <w:rStyle w:val="Hyperlink"/>
@@ -2262,7 +2352,7 @@
                 <w:noProof/>
                 <w:webHidden/>
               </w:rPr>
-              <w:instrText xml:space="preserve"> PAGEREF _Toc213174194 \h </w:instrText>
+              <w:instrText xml:space="preserve"> PAGEREF _Toc213355647 \h </w:instrText>
             </w:r>
             <w:r>
               <w:rPr>
@@ -2282,7 +2372,7 @@
                 <w:noProof/>
                 <w:webHidden/>
               </w:rPr>
-              <w:t>20</w:t>
+              <w:t>21</w:t>
             </w:r>
             <w:r>
               <w:rPr>
@@ -2308,7 +2398,7 @@
               <w14:ligatures w14:val="standardContextual"/>
             </w:rPr>
           </w:pPr>
-          <w:hyperlink w:anchor="_Toc213174195" w:history="1">
+          <w:hyperlink w:anchor="_Toc213355648" w:history="1">
             <w:r>
               <w:rPr>
                 <w:rStyle w:val="Hyperlink"/>
@@ -2352,7 +2442,7 @@
                 <w:noProof/>
                 <w:webHidden/>
               </w:rPr>
-              <w:instrText xml:space="preserve"> PAGEREF _Toc213174195 \h </w:instrText>
+              <w:instrText xml:space="preserve"> PAGEREF _Toc213355648 \h </w:instrText>
             </w:r>
             <w:r>
               <w:rPr>
@@ -2372,7 +2462,7 @@
                 <w:noProof/>
                 <w:webHidden/>
               </w:rPr>
-              <w:t>20</w:t>
+              <w:t>21</w:t>
             </w:r>
             <w:r>
               <w:rPr>
@@ -2398,7 +2488,7 @@
               <w14:ligatures w14:val="standardContextual"/>
             </w:rPr>
           </w:pPr>
-          <w:hyperlink w:anchor="_Toc213174196" w:history="1">
+          <w:hyperlink w:anchor="_Toc213355649" w:history="1">
             <w:r>
               <w:rPr>
                 <w:rStyle w:val="Hyperlink"/>
@@ -2442,7 +2532,7 @@
                 <w:noProof/>
                 <w:webHidden/>
               </w:rPr>
-              <w:instrText xml:space="preserve"> PAGEREF _Toc213174196 \h </w:instrText>
+              <w:instrText xml:space="preserve"> PAGEREF _Toc213355649 \h </w:instrText>
             </w:r>
             <w:r>
               <w:rPr>
@@ -2462,7 +2552,7 @@
                 <w:noProof/>
                 <w:webHidden/>
               </w:rPr>
-              <w:t>20</w:t>
+              <w:t>22</w:t>
             </w:r>
             <w:r>
               <w:rPr>
@@ -2488,7 +2578,7 @@
               <w14:ligatures w14:val="standardContextual"/>
             </w:rPr>
           </w:pPr>
-          <w:hyperlink w:anchor="_Toc213174197" w:history="1">
+          <w:hyperlink w:anchor="_Toc213355650" w:history="1">
             <w:r>
               <w:rPr>
                 <w:rStyle w:val="Hyperlink"/>
@@ -2532,7 +2622,7 @@
                 <w:noProof/>
                 <w:webHidden/>
               </w:rPr>
-              <w:instrText xml:space="preserve"> PAGEREF _Toc213174197 \h </w:instrText>
+              <w:instrText xml:space="preserve"> PAGEREF _Toc213355650 \h </w:instrText>
             </w:r>
             <w:r>
               <w:rPr>
@@ -2552,7 +2642,7 @@
                 <w:noProof/>
                 <w:webHidden/>
               </w:rPr>
-              <w:t>20</w:t>
+              <w:t>22</w:t>
             </w:r>
             <w:r>
               <w:rPr>
@@ -2578,7 +2668,7 @@
               <w14:ligatures w14:val="standardContextual"/>
             </w:rPr>
           </w:pPr>
-          <w:hyperlink w:anchor="_Toc213174198" w:history="1">
+          <w:hyperlink w:anchor="_Toc213355651" w:history="1">
             <w:r>
               <w:rPr>
                 <w:rStyle w:val="Hyperlink"/>
@@ -2622,7 +2712,7 @@
                 <w:noProof/>
                 <w:webHidden/>
               </w:rPr>
-              <w:instrText xml:space="preserve"> PAGEREF _Toc213174198 \h </w:instrText>
+              <w:instrText xml:space="preserve"> PAGEREF _Toc213355651 \h </w:instrText>
             </w:r>
             <w:r>
               <w:rPr>
@@ -2642,7 +2732,7 @@
                 <w:noProof/>
                 <w:webHidden/>
               </w:rPr>
-              <w:t>21</w:t>
+              <w:t>22</w:t>
             </w:r>
             <w:r>
               <w:rPr>
@@ -2668,7 +2758,7 @@
               <w14:ligatures w14:val="standardContextual"/>
             </w:rPr>
           </w:pPr>
-          <w:hyperlink w:anchor="_Toc213174199" w:history="1">
+          <w:hyperlink w:anchor="_Toc213355652" w:history="1">
             <w:r>
               <w:rPr>
                 <w:rStyle w:val="Hyperlink"/>
@@ -2712,7 +2802,7 @@
                 <w:noProof/>
                 <w:webHidden/>
               </w:rPr>
-              <w:instrText xml:space="preserve"> PAGEREF _Toc213174199 \h </w:instrText>
+              <w:instrText xml:space="preserve"> PAGEREF _Toc213355652 \h </w:instrText>
             </w:r>
             <w:r>
               <w:rPr>
@@ -2732,7 +2822,7 @@
                 <w:noProof/>
                 <w:webHidden/>
               </w:rPr>
-              <w:t>21</w:t>
+              <w:t>22</w:t>
             </w:r>
             <w:r>
               <w:rPr>
@@ -2758,7 +2848,7 @@
               <w14:ligatures w14:val="standardContextual"/>
             </w:rPr>
           </w:pPr>
-          <w:hyperlink w:anchor="_Toc213174200" w:history="1">
+          <w:hyperlink w:anchor="_Toc213355653" w:history="1">
             <w:r>
               <w:rPr>
                 <w:rStyle w:val="Hyperlink"/>
@@ -2802,7 +2892,7 @@
                 <w:noProof/>
                 <w:webHidden/>
               </w:rPr>
-              <w:instrText xml:space="preserve"> PAGEREF _Toc213174200 \h </w:instrText>
+              <w:instrText xml:space="preserve"> PAGEREF _Toc213355653 \h </w:instrText>
             </w:r>
             <w:r>
               <w:rPr>
@@ -2822,7 +2912,7 @@
                 <w:noProof/>
                 <w:webHidden/>
               </w:rPr>
-              <w:t>21</w:t>
+              <w:t>22</w:t>
             </w:r>
             <w:r>
               <w:rPr>
@@ -2848,7 +2938,7 @@
               <w14:ligatures w14:val="standardContextual"/>
             </w:rPr>
           </w:pPr>
-          <w:hyperlink w:anchor="_Toc213174201" w:history="1">
+          <w:hyperlink w:anchor="_Toc213355654" w:history="1">
             <w:r>
               <w:rPr>
                 <w:rStyle w:val="Hyperlink"/>
@@ -2892,7 +2982,7 @@
                 <w:noProof/>
                 <w:webHidden/>
               </w:rPr>
-              <w:instrText xml:space="preserve"> PAGEREF _Toc213174201 \h </w:instrText>
+              <w:instrText xml:space="preserve"> PAGEREF _Toc213355654 \h </w:instrText>
             </w:r>
             <w:r>
               <w:rPr>
@@ -2912,7 +3002,7 @@
                 <w:noProof/>
                 <w:webHidden/>
               </w:rPr>
-              <w:t>21</w:t>
+              <w:t>23</w:t>
             </w:r>
             <w:r>
               <w:rPr>
@@ -2938,7 +3028,7 @@
               <w14:ligatures w14:val="standardContextual"/>
             </w:rPr>
           </w:pPr>
-          <w:hyperlink w:anchor="_Toc213174202" w:history="1">
+          <w:hyperlink w:anchor="_Toc213355655" w:history="1">
             <w:r>
               <w:rPr>
                 <w:rStyle w:val="Hyperlink"/>
@@ -2982,7 +3072,7 @@
                 <w:noProof/>
                 <w:webHidden/>
               </w:rPr>
-              <w:instrText xml:space="preserve"> PAGEREF _Toc213174202 \h </w:instrText>
+              <w:instrText xml:space="preserve"> PAGEREF _Toc213355655 \h </w:instrText>
             </w:r>
             <w:r>
               <w:rPr>
@@ -3002,7 +3092,7 @@
                 <w:noProof/>
                 <w:webHidden/>
               </w:rPr>
-              <w:t>21</w:t>
+              <w:t>23</w:t>
             </w:r>
             <w:r>
               <w:rPr>
@@ -3028,7 +3118,7 @@
               <w14:ligatures w14:val="standardContextual"/>
             </w:rPr>
           </w:pPr>
-          <w:hyperlink w:anchor="_Toc213174203" w:history="1">
+          <w:hyperlink w:anchor="_Toc213355656" w:history="1">
             <w:r>
               <w:rPr>
                 <w:rStyle w:val="Hyperlink"/>
@@ -3072,7 +3162,7 @@
                 <w:noProof/>
                 <w:webHidden/>
               </w:rPr>
-              <w:instrText xml:space="preserve"> PAGEREF _Toc213174203 \h </w:instrText>
+              <w:instrText xml:space="preserve"> PAGEREF _Toc213355656 \h </w:instrText>
             </w:r>
             <w:r>
               <w:rPr>
@@ -3092,7 +3182,7 @@
                 <w:noProof/>
                 <w:webHidden/>
               </w:rPr>
-              <w:t>25</w:t>
+              <w:t>27</w:t>
             </w:r>
             <w:r>
               <w:rPr>
@@ -3118,7 +3208,7 @@
               <w14:ligatures w14:val="standardContextual"/>
             </w:rPr>
           </w:pPr>
-          <w:hyperlink w:anchor="_Toc213174204" w:history="1">
+          <w:hyperlink w:anchor="_Toc213355657" w:history="1">
             <w:r>
               <w:rPr>
                 <w:rStyle w:val="Hyperlink"/>
@@ -3162,7 +3252,7 @@
                 <w:noProof/>
                 <w:webHidden/>
               </w:rPr>
-              <w:instrText xml:space="preserve"> PAGEREF _Toc213174204 \h </w:instrText>
+              <w:instrText xml:space="preserve"> PAGEREF _Toc213355657 \h </w:instrText>
             </w:r>
             <w:r>
               <w:rPr>
@@ -3182,7 +3272,7 @@
                 <w:noProof/>
                 <w:webHidden/>
               </w:rPr>
-              <w:t>25</w:t>
+              <w:t>27</w:t>
             </w:r>
             <w:r>
               <w:rPr>
@@ -3208,7 +3298,7 @@
               <w14:ligatures w14:val="standardContextual"/>
             </w:rPr>
           </w:pPr>
-          <w:hyperlink w:anchor="_Toc213174205" w:history="1">
+          <w:hyperlink w:anchor="_Toc213355658" w:history="1">
             <w:r>
               <w:rPr>
                 <w:rStyle w:val="Hyperlink"/>
@@ -3252,7 +3342,7 @@
                 <w:noProof/>
                 <w:webHidden/>
               </w:rPr>
-              <w:instrText xml:space="preserve"> PAGEREF _Toc213174205 \h </w:instrText>
+              <w:instrText xml:space="preserve"> PAGEREF _Toc213355658 \h </w:instrText>
             </w:r>
             <w:r>
               <w:rPr>
@@ -3272,7 +3362,7 @@
                 <w:noProof/>
                 <w:webHidden/>
               </w:rPr>
-              <w:t>25</w:t>
+              <w:t>27</w:t>
             </w:r>
             <w:r>
               <w:rPr>
@@ -3298,7 +3388,7 @@
               <w14:ligatures w14:val="standardContextual"/>
             </w:rPr>
           </w:pPr>
-          <w:hyperlink w:anchor="_Toc213174206" w:history="1">
+          <w:hyperlink w:anchor="_Toc213355659" w:history="1">
             <w:r>
               <w:rPr>
                 <w:rStyle w:val="Hyperlink"/>
@@ -3342,7 +3432,7 @@
                 <w:noProof/>
                 <w:webHidden/>
               </w:rPr>
-              <w:instrText xml:space="preserve"> PAGEREF _Toc213174206 \h </w:instrText>
+              <w:instrText xml:space="preserve"> PAGEREF _Toc213355659 \h </w:instrText>
             </w:r>
             <w:r>
               <w:rPr>
@@ -3362,7 +3452,7 @@
                 <w:noProof/>
                 <w:webHidden/>
               </w:rPr>
-              <w:t>26</w:t>
+              <w:t>28</w:t>
             </w:r>
             <w:r>
               <w:rPr>
@@ -3388,7 +3478,7 @@
               <w14:ligatures w14:val="standardContextual"/>
             </w:rPr>
           </w:pPr>
-          <w:hyperlink w:anchor="_Toc213174207" w:history="1">
+          <w:hyperlink w:anchor="_Toc213355660" w:history="1">
             <w:r>
               <w:rPr>
                 <w:rStyle w:val="Hyperlink"/>
@@ -3432,7 +3522,7 @@
                 <w:noProof/>
                 <w:webHidden/>
               </w:rPr>
-              <w:instrText xml:space="preserve"> PAGEREF _Toc213174207 \h </w:instrText>
+              <w:instrText xml:space="preserve"> PAGEREF _Toc213355660 \h </w:instrText>
             </w:r>
             <w:r>
               <w:rPr>
@@ -3452,7 +3542,7 @@
                 <w:noProof/>
                 <w:webHidden/>
               </w:rPr>
-              <w:t>32</w:t>
+              <w:t>36</w:t>
             </w:r>
             <w:r>
               <w:rPr>
@@ -3478,7 +3568,7 @@
               <w14:ligatures w14:val="standardContextual"/>
             </w:rPr>
           </w:pPr>
-          <w:hyperlink w:anchor="_Toc213174208" w:history="1">
+          <w:hyperlink w:anchor="_Toc213355661" w:history="1">
             <w:r>
               <w:rPr>
                 <w:rStyle w:val="Hyperlink"/>
@@ -3522,7 +3612,7 @@
                 <w:noProof/>
                 <w:webHidden/>
               </w:rPr>
-              <w:instrText xml:space="preserve"> PAGEREF _Toc213174208 \h </w:instrText>
+              <w:instrText xml:space="preserve"> PAGEREF _Toc213355661 \h </w:instrText>
             </w:r>
             <w:r>
               <w:rPr>
@@ -3542,7 +3632,7 @@
                 <w:noProof/>
                 <w:webHidden/>
               </w:rPr>
-              <w:t>33</w:t>
+              <w:t>37</w:t>
             </w:r>
             <w:r>
               <w:rPr>
@@ -3568,7 +3658,7 @@
               <w14:ligatures w14:val="standardContextual"/>
             </w:rPr>
           </w:pPr>
-          <w:hyperlink w:anchor="_Toc213174209" w:history="1">
+          <w:hyperlink w:anchor="_Toc213355662" w:history="1">
             <w:r>
               <w:rPr>
                 <w:rStyle w:val="Hyperlink"/>
@@ -3612,7 +3702,7 @@
                 <w:noProof/>
                 <w:webHidden/>
               </w:rPr>
-              <w:instrText xml:space="preserve"> PAGEREF _Toc213174209 \h </w:instrText>
+              <w:instrText xml:space="preserve"> PAGEREF _Toc213355662 \h </w:instrText>
             </w:r>
             <w:r>
               <w:rPr>
@@ -3632,7 +3722,7 @@
                 <w:noProof/>
                 <w:webHidden/>
               </w:rPr>
-              <w:t>33</w:t>
+              <w:t>37</w:t>
             </w:r>
             <w:r>
               <w:rPr>
@@ -3667,7 +3757,7 @@
       <w:pPr>
         <w:pStyle w:val="Heading1"/>
       </w:pPr>
-      <w:bookmarkStart w:id="0" w:name="_Toc213174178"/>
+      <w:bookmarkStart w:id="0" w:name="_Toc213355630"/>
       <w:r>
         <w:t>Tusmuert</w:t>
       </w:r>
@@ -3865,8 +3955,13 @@
         <w:t>/Zig</w:t>
       </w:r>
       <w:r>
-        <w:t xml:space="preserve"> for challenge. NASM assembly for bootloader</w:t>
-      </w:r>
+        <w:t xml:space="preserve"> for challenge. NASM assembly for </w:t>
+      </w:r>
+      <w:proofErr w:type="gramStart"/>
+      <w:r>
+        <w:t>bootloader</w:t>
+      </w:r>
+      <w:proofErr w:type="gramEnd"/>
       <w:r>
         <w:t xml:space="preserve">. </w:t>
       </w:r>
@@ -4119,7 +4214,7 @@
       <w:pPr>
         <w:pStyle w:val="Heading1"/>
       </w:pPr>
-      <w:bookmarkStart w:id="1" w:name="_Toc213174179"/>
+      <w:bookmarkStart w:id="1" w:name="_Toc213355631"/>
       <w:r>
         <w:t>Bootloader</w:t>
       </w:r>
@@ -4183,7 +4278,15 @@
         </w:numPr>
       </w:pPr>
       <w:r>
-        <w:t>2 Stages. Minimal first stage until Protected mode + Second stage to Long mode</w:t>
+        <w:t xml:space="preserve">2 Stages. Minimal first stage until Protected mode + Second stage to </w:t>
+      </w:r>
+      <w:proofErr w:type="gramStart"/>
+      <w:r>
+        <w:t>Long</w:t>
+      </w:r>
+      <w:proofErr w:type="gramEnd"/>
+      <w:r>
+        <w:t xml:space="preserve"> mode</w:t>
       </w:r>
     </w:p>
     <w:p>
@@ -4346,6 +4449,7 @@
           <w:numId w:val="1"/>
         </w:numPr>
       </w:pPr>
+      <w:proofErr w:type="gramStart"/>
       <w:r>
         <w:t>Print early status</w:t>
       </w:r>
@@ -4358,6 +4462,7 @@
         </w:rPr>
         <w:t>✅</w:t>
       </w:r>
+      <w:proofErr w:type="gramEnd"/>
     </w:p>
     <w:p>
       <w:pPr>
@@ -4453,7 +4558,15 @@
         </w:numPr>
       </w:pPr>
       <w:r>
-        <w:t>Jump to Protected mode if Stage1 did not change mode.</w:t>
+        <w:t xml:space="preserve">Jump to Protected mode if Stage1 </w:t>
+      </w:r>
+      <w:proofErr w:type="gramStart"/>
+      <w:r>
+        <w:t>did</w:t>
+      </w:r>
+      <w:proofErr w:type="gramEnd"/>
+      <w:r>
+        <w:t xml:space="preserve"> not change mode.</w:t>
       </w:r>
     </w:p>
     <w:p>
@@ -4465,7 +4578,23 @@
         </w:numPr>
       </w:pPr>
       <w:r>
-        <w:t>Enable A20, or at least check. There are multiple strategies for this. Some platforms have fast enable 0x92, or they come with A20 already enable. XXXX</w:t>
+        <w:t xml:space="preserve">Enable </w:t>
+      </w:r>
+      <w:proofErr w:type="gramStart"/>
+      <w:r>
+        <w:t>A20, or</w:t>
+      </w:r>
+      <w:proofErr w:type="gramEnd"/>
+      <w:r>
+        <w:t xml:space="preserve"> at least check. There are multiple strategies for this. Some platforms have fast </w:t>
+      </w:r>
+      <w:proofErr w:type="gramStart"/>
+      <w:r>
+        <w:t>enable</w:t>
+      </w:r>
+      <w:proofErr w:type="gramEnd"/>
+      <w:r>
+        <w:t xml:space="preserve"> 0x92, or they come with A20 already enable. XXXX</w:t>
       </w:r>
     </w:p>
     <w:p>
@@ -4521,7 +4650,15 @@
         </w:numPr>
       </w:pPr>
       <w:r>
-        <w:t>Flat binary: Explore this option, maybe is simpler</w:t>
+        <w:t xml:space="preserve">Flat binary: Explore this option, </w:t>
+      </w:r>
+      <w:proofErr w:type="gramStart"/>
+      <w:r>
+        <w:t>maybe</w:t>
+      </w:r>
+      <w:proofErr w:type="gramEnd"/>
+      <w:r>
+        <w:t xml:space="preserve"> is simpler</w:t>
       </w:r>
     </w:p>
     <w:p>
@@ -4577,7 +4714,15 @@
         </w:numPr>
       </w:pPr>
       <w:r>
-        <w:t>Verify if long mode if possible, for completeness</w:t>
+        <w:t xml:space="preserve">Verify if long </w:t>
+      </w:r>
+      <w:proofErr w:type="gramStart"/>
+      <w:r>
+        <w:t>mode</w:t>
+      </w:r>
+      <w:proofErr w:type="gramEnd"/>
+      <w:r>
+        <w:t xml:space="preserve"> if possible, for completeness</w:t>
       </w:r>
     </w:p>
     <w:p>
@@ -4679,7 +4824,7 @@
       <w:pPr>
         <w:pStyle w:val="Heading1"/>
       </w:pPr>
-      <w:bookmarkStart w:id="2" w:name="_Toc213174180"/>
+      <w:bookmarkStart w:id="2" w:name="_Toc213355632"/>
       <w:r>
         <w:t>Helpers and auxiliary tools</w:t>
       </w:r>
@@ -4690,7 +4835,7 @@
       <w:pPr>
         <w:pStyle w:val="Heading2"/>
       </w:pPr>
-      <w:bookmarkStart w:id="3" w:name="_Toc213174181"/>
+      <w:bookmarkStart w:id="3" w:name="_Toc213355633"/>
       <w:r>
         <w:t>FAT32 image creator</w:t>
       </w:r>
@@ -4802,7 +4947,15 @@
         </w:numPr>
       </w:pPr>
       <w:r>
-        <w:t>It creates an MBR and VBR(with BPB) to boot and have a FAT12/16/32 structure</w:t>
+        <w:t xml:space="preserve">It creates an MBR and </w:t>
+      </w:r>
+      <w:proofErr w:type="gramStart"/>
+      <w:r>
+        <w:t>VBR(</w:t>
+      </w:r>
+      <w:proofErr w:type="gramEnd"/>
+      <w:r>
+        <w:t>with BPB) to boot and have a FAT12/16/32 structure</w:t>
       </w:r>
     </w:p>
     <w:p>
@@ -5036,7 +5189,15 @@
         </w:numPr>
       </w:pPr>
       <w:r>
-        <w:t>Inject the FAT structure on the disk</w:t>
+        <w:t xml:space="preserve">Inject the FAT structure </w:t>
+      </w:r>
+      <w:proofErr w:type="gramStart"/>
+      <w:r>
+        <w:t>on</w:t>
+      </w:r>
+      <w:proofErr w:type="gramEnd"/>
+      <w:r>
+        <w:t xml:space="preserve"> the disk</w:t>
       </w:r>
     </w:p>
     <w:p>
@@ -5048,7 +5209,15 @@
         </w:numPr>
       </w:pPr>
       <w:r>
-        <w:t>Inject the sector0.bin on offset 0x00.</w:t>
+        <w:t xml:space="preserve">Inject the sector0.bin </w:t>
+      </w:r>
+      <w:proofErr w:type="gramStart"/>
+      <w:r>
+        <w:t>on</w:t>
+      </w:r>
+      <w:proofErr w:type="gramEnd"/>
+      <w:r>
+        <w:t xml:space="preserve"> offset 0x00.</w:t>
       </w:r>
     </w:p>
     <w:p>
@@ -8461,18 +8630,31 @@
       <w:pPr>
         <w:pStyle w:val="Caption"/>
       </w:pPr>
-      <w:bookmarkStart w:id="4" w:name="_Toc213174166"/>
+      <w:bookmarkStart w:id="4" w:name="_Toc213355614"/>
       <w:r>
         <w:t xml:space="preserve">Figure </w:t>
       </w:r>
-      <w:fldSimple w:instr=" SEQ Figure \* ARABIC ">
-        <w:r>
-          <w:rPr>
-            <w:noProof/>
-          </w:rPr>
-          <w:t>1</w:t>
-        </w:r>
-      </w:fldSimple>
+      <w:r>
+        <w:fldChar w:fldCharType="begin"/>
+      </w:r>
+      <w:r>
+        <w:instrText xml:space="preserve"> SEQ Figure \* ARABIC </w:instrText>
+      </w:r>
+      <w:r>
+        <w:fldChar w:fldCharType="separate"/>
+      </w:r>
+      <w:r>
+        <w:rPr>
+          <w:noProof/>
+        </w:rPr>
+        <w:t>1</w:t>
+      </w:r>
+      <w:r>
+        <w:rPr>
+          <w:noProof/>
+        </w:rPr>
+        <w:fldChar w:fldCharType="end"/>
+      </w:r>
       <w:r>
         <w:t xml:space="preserve"> </w:t>
       </w:r>
@@ -8488,7 +8670,7 @@
       <w:pPr>
         <w:pStyle w:val="Heading1"/>
       </w:pPr>
-      <w:bookmarkStart w:id="5" w:name="_Toc213174182"/>
+      <w:bookmarkStart w:id="5" w:name="_Toc213355634"/>
       <w:r>
         <w:t>Misc and notes</w:t>
       </w:r>
@@ -8499,7 +8681,7 @@
       <w:pPr>
         <w:pStyle w:val="Heading2"/>
       </w:pPr>
-      <w:bookmarkStart w:id="6" w:name="_Toc213174183"/>
+      <w:bookmarkStart w:id="6" w:name="_Toc213355635"/>
       <w:r>
         <w:t>Random notes</w:t>
       </w:r>
@@ -8510,7 +8692,7 @@
       <w:pPr>
         <w:pStyle w:val="Heading3"/>
       </w:pPr>
-      <w:bookmarkStart w:id="7" w:name="_Toc213174184"/>
+      <w:bookmarkStart w:id="7" w:name="_Toc213355636"/>
       <w:r>
         <w:t>BOCHS</w:t>
       </w:r>
@@ -9410,7 +9592,7 @@
       <w:pPr>
         <w:pStyle w:val="Heading3"/>
       </w:pPr>
-      <w:bookmarkStart w:id="8" w:name="_Toc213174185"/>
+      <w:bookmarkStart w:id="8" w:name="_Toc213355637"/>
       <w:r>
         <w:lastRenderedPageBreak/>
         <w:t>STORAGE</w:t>
@@ -9433,7 +9615,15 @@
         </w:numPr>
       </w:pPr>
       <w:r>
-        <w:t xml:space="preserve">Non-partitioned storage, such as floppy, use VBR. First sector, physical C/H/S 0,0,1 . Note the sector counting </w:t>
+        <w:t>Non-partitioned storage, such as floppy, use VBR. First sector, physical C/H/S 0,0,</w:t>
+      </w:r>
+      <w:proofErr w:type="gramStart"/>
+      <w:r>
+        <w:t>1 .</w:t>
+      </w:r>
+      <w:proofErr w:type="gramEnd"/>
+      <w:r>
+        <w:t xml:space="preserve"> Note the sector counting </w:t>
       </w:r>
       <w:r>
         <w:t>begins</w:t>
@@ -9566,7 +9756,15 @@
         <w:t>, sector 2048 contains the BPB of a partition.</w:t>
       </w:r>
       <w:r>
-        <w:t xml:space="preserve"> Both can be see easily using </w:t>
+        <w:t xml:space="preserve"> Both can be </w:t>
+      </w:r>
+      <w:proofErr w:type="gramStart"/>
+      <w:r>
+        <w:t>see</w:t>
+      </w:r>
+      <w:proofErr w:type="gramEnd"/>
+      <w:r>
+        <w:t xml:space="preserve"> easily using </w:t>
       </w:r>
       <w:proofErr w:type="spellStart"/>
       <w:r>
@@ -9583,7 +9781,15 @@
         </w:numPr>
       </w:pPr>
       <w:r>
-        <w:t xml:space="preserve">Partition information extracted from the 4x16 bytes before the boot magic number. The first value begins at </w:t>
+        <w:t xml:space="preserve">Partition information </w:t>
+      </w:r>
+      <w:proofErr w:type="gramStart"/>
+      <w:r>
+        <w:t>extracted</w:t>
+      </w:r>
+      <w:proofErr w:type="gramEnd"/>
+      <w:r>
+        <w:t xml:space="preserve"> from the 4x16 bytes before the boot magic number. The first value begins at </w:t>
       </w:r>
       <w:r>
         <w:t>0x1BE</w:t>
@@ -9671,18 +9877,31 @@
       <w:pPr>
         <w:pStyle w:val="Caption"/>
       </w:pPr>
-      <w:bookmarkStart w:id="9" w:name="_Toc213174167"/>
+      <w:bookmarkStart w:id="9" w:name="_Toc213355615"/>
       <w:r>
         <w:t xml:space="preserve">Figure </w:t>
       </w:r>
-      <w:fldSimple w:instr=" SEQ Figure \* ARABIC ">
-        <w:r>
-          <w:rPr>
-            <w:noProof/>
-          </w:rPr>
-          <w:t>2</w:t>
-        </w:r>
-      </w:fldSimple>
+      <w:r>
+        <w:fldChar w:fldCharType="begin"/>
+      </w:r>
+      <w:r>
+        <w:instrText xml:space="preserve"> SEQ Figure \* ARABIC </w:instrText>
+      </w:r>
+      <w:r>
+        <w:fldChar w:fldCharType="separate"/>
+      </w:r>
+      <w:r>
+        <w:rPr>
+          <w:noProof/>
+        </w:rPr>
+        <w:t>2</w:t>
+      </w:r>
+      <w:r>
+        <w:rPr>
+          <w:noProof/>
+        </w:rPr>
+        <w:fldChar w:fldCharType="end"/>
+      </w:r>
       <w:r>
         <w:t xml:space="preserve"> Example of partition on MBR. 0x80 is bootable</w:t>
       </w:r>
@@ -9739,23 +9958,41 @@
       <w:pPr>
         <w:pStyle w:val="Caption"/>
       </w:pPr>
-      <w:bookmarkStart w:id="10" w:name="_Toc213174168"/>
+      <w:bookmarkStart w:id="10" w:name="_Toc213355616"/>
       <w:r>
         <w:t xml:space="preserve">Figure </w:t>
       </w:r>
-      <w:fldSimple w:instr=" SEQ Figure \* ARABIC ">
-        <w:r>
-          <w:rPr>
-            <w:noProof/>
-          </w:rPr>
-          <w:t>3</w:t>
-        </w:r>
-      </w:fldSimple>
+      <w:r>
+        <w:fldChar w:fldCharType="begin"/>
+      </w:r>
+      <w:r>
+        <w:instrText xml:space="preserve"> SEQ Figure \* ARABIC </w:instrText>
+      </w:r>
+      <w:r>
+        <w:fldChar w:fldCharType="separate"/>
+      </w:r>
+      <w:r>
+        <w:rPr>
+          <w:noProof/>
+        </w:rPr>
+        <w:t>3</w:t>
+      </w:r>
+      <w:r>
+        <w:rPr>
+          <w:noProof/>
+        </w:rPr>
+        <w:fldChar w:fldCharType="end"/>
+      </w:r>
       <w:r>
         <w:t xml:space="preserve"> Dissection of the first partition using ChatGPT. </w:t>
       </w:r>
-      <w:r>
-        <w:t>Is correct?</w:t>
+      <w:proofErr w:type="gramStart"/>
+      <w:r>
+        <w:t>Is</w:t>
+      </w:r>
+      <w:proofErr w:type="gramEnd"/>
+      <w:r>
+        <w:t xml:space="preserve"> correct?</w:t>
       </w:r>
       <w:bookmarkEnd w:id="10"/>
     </w:p>
@@ -9823,18 +10060,31 @@
       <w:pPr>
         <w:pStyle w:val="Caption"/>
       </w:pPr>
-      <w:bookmarkStart w:id="11" w:name="_Toc213174169"/>
+      <w:bookmarkStart w:id="11" w:name="_Toc213355617"/>
       <w:r>
         <w:t xml:space="preserve">Figure </w:t>
       </w:r>
-      <w:fldSimple w:instr=" SEQ Figure \* ARABIC ">
-        <w:r>
-          <w:rPr>
-            <w:noProof/>
-          </w:rPr>
-          <w:t>4</w:t>
-        </w:r>
-      </w:fldSimple>
+      <w:r>
+        <w:fldChar w:fldCharType="begin"/>
+      </w:r>
+      <w:r>
+        <w:instrText xml:space="preserve"> SEQ Figure \* ARABIC </w:instrText>
+      </w:r>
+      <w:r>
+        <w:fldChar w:fldCharType="separate"/>
+      </w:r>
+      <w:r>
+        <w:rPr>
+          <w:noProof/>
+        </w:rPr>
+        <w:t>4</w:t>
+      </w:r>
+      <w:r>
+        <w:rPr>
+          <w:noProof/>
+        </w:rPr>
+        <w:fldChar w:fldCharType="end"/>
+      </w:r>
       <w:r>
         <w:t xml:space="preserve"> MBR with FAT partitions</w:t>
       </w:r>
@@ -9906,18 +10156,31 @@
           <w:szCs w:val="16"/>
         </w:rPr>
       </w:pPr>
-      <w:bookmarkStart w:id="12" w:name="_Toc213174170"/>
+      <w:bookmarkStart w:id="12" w:name="_Toc213355618"/>
       <w:r>
         <w:t xml:space="preserve">Figure </w:t>
       </w:r>
-      <w:fldSimple w:instr=" SEQ Figure \* ARABIC ">
-        <w:r>
-          <w:rPr>
-            <w:noProof/>
-          </w:rPr>
-          <w:t>5</w:t>
-        </w:r>
-      </w:fldSimple>
+      <w:r>
+        <w:fldChar w:fldCharType="begin"/>
+      </w:r>
+      <w:r>
+        <w:instrText xml:space="preserve"> SEQ Figure \* ARABIC </w:instrText>
+      </w:r>
+      <w:r>
+        <w:fldChar w:fldCharType="separate"/>
+      </w:r>
+      <w:r>
+        <w:rPr>
+          <w:noProof/>
+        </w:rPr>
+        <w:t>5</w:t>
+      </w:r>
+      <w:r>
+        <w:rPr>
+          <w:noProof/>
+        </w:rPr>
+        <w:fldChar w:fldCharType="end"/>
+      </w:r>
       <w:r>
         <w:t xml:space="preserve"> FAT formats schema</w:t>
       </w:r>
@@ -9987,7 +10250,7 @@
       <w:pPr>
         <w:pStyle w:val="Heading2"/>
       </w:pPr>
-      <w:bookmarkStart w:id="13" w:name="_Toc213174186"/>
+      <w:bookmarkStart w:id="13" w:name="_Toc213355638"/>
       <w:r>
         <w:t>WSL</w:t>
       </w:r>
@@ -10063,6 +10326,7 @@
       <w:r>
         <w:t>Invoke explorer Windows using “</w:t>
       </w:r>
+      <w:proofErr w:type="gramStart"/>
       <w:r>
         <w:rPr>
           <w:b/>
@@ -10070,6 +10334,7 @@
         </w:rPr>
         <w:t>explorer.exe .</w:t>
       </w:r>
+      <w:proofErr w:type="gramEnd"/>
       <w:r>
         <w:t>”</w:t>
       </w:r>
@@ -10211,8 +10476,13 @@
           <w:bCs/>
         </w:rPr>
       </w:pPr>
-      <w:r>
-        <w:t xml:space="preserve">Also you can net use </w:t>
+      <w:proofErr w:type="gramStart"/>
+      <w:r>
+        <w:t>Also</w:t>
+      </w:r>
+      <w:proofErr w:type="gramEnd"/>
+      <w:r>
+        <w:t xml:space="preserve"> you can net use </w:t>
       </w:r>
       <w:r>
         <w:rPr>
@@ -10345,7 +10615,7 @@
       <w:pPr>
         <w:pStyle w:val="Heading2"/>
       </w:pPr>
-      <w:bookmarkStart w:id="14" w:name="_Toc213174187"/>
+      <w:bookmarkStart w:id="14" w:name="_Toc213355639"/>
       <w:r>
         <w:t>Setup build</w:t>
       </w:r>
@@ -10568,7 +10838,15 @@
       </w:r>
       <w:proofErr w:type="spellEnd"/>
       <w:r>
-        <w:t xml:space="preserve"> = clear(investigate how to make it permanent)</w:t>
+        <w:t xml:space="preserve"> = </w:t>
+      </w:r>
+      <w:proofErr w:type="gramStart"/>
+      <w:r>
+        <w:t>clear(</w:t>
+      </w:r>
+      <w:proofErr w:type="gramEnd"/>
+      <w:r>
+        <w:t>investigate how to make it permanent)</w:t>
       </w:r>
     </w:p>
     <w:p>
@@ -10580,6 +10858,51 @@
         </w:numPr>
       </w:pPr>
       <w:r>
+        <w:t>sudo nano ~</w:t>
+      </w:r>
+      <w:proofErr w:type="gramStart"/>
+      <w:r>
+        <w:t>/.</w:t>
+      </w:r>
+      <w:proofErr w:type="spellStart"/>
+      <w:r>
+        <w:t>bashrc</w:t>
+      </w:r>
+      <w:proofErr w:type="spellEnd"/>
+      <w:proofErr w:type="gramEnd"/>
+      <w:r>
+        <w:t xml:space="preserve"> (to make it permanent)</w:t>
+      </w:r>
+    </w:p>
+    <w:p>
+      <w:pPr>
+        <w:pStyle w:val="ListParagraph"/>
+        <w:numPr>
+          <w:ilvl w:val="1"/>
+          <w:numId w:val="1"/>
+        </w:numPr>
+      </w:pPr>
+      <w:r>
+        <w:t>alias ls='</w:t>
+      </w:r>
+      <w:proofErr w:type="spellStart"/>
+      <w:r>
+        <w:t>eza</w:t>
+      </w:r>
+      <w:proofErr w:type="spellEnd"/>
+      <w:r>
+        <w:t xml:space="preserve"> -la --color=always --icons=always --group-directories-first'</w:t>
+      </w:r>
+    </w:p>
+    <w:p>
+      <w:pPr>
+        <w:pStyle w:val="ListParagraph"/>
+        <w:numPr>
+          <w:ilvl w:val="1"/>
+          <w:numId w:val="1"/>
+        </w:numPr>
+      </w:pPr>
+      <w:r>
         <w:t xml:space="preserve">alias </w:t>
       </w:r>
       <w:proofErr w:type="spellStart"/>
@@ -10589,6 +10912,74 @@
       <w:proofErr w:type="spellEnd"/>
       <w:r>
         <w:t>='clear'</w:t>
+      </w:r>
+    </w:p>
+    <w:p>
+      <w:pPr>
+        <w:pStyle w:val="ListParagraph"/>
+        <w:numPr>
+          <w:ilvl w:val="1"/>
+          <w:numId w:val="1"/>
+        </w:numPr>
+      </w:pPr>
+      <w:r>
+        <w:t xml:space="preserve">alias </w:t>
+      </w:r>
+      <w:proofErr w:type="spellStart"/>
+      <w:r>
+        <w:t>dir</w:t>
+      </w:r>
+      <w:proofErr w:type="spellEnd"/>
+      <w:r>
+        <w:t>='</w:t>
+      </w:r>
+      <w:proofErr w:type="spellStart"/>
+      <w:r>
+        <w:t>eza</w:t>
+      </w:r>
+      <w:proofErr w:type="spellEnd"/>
+      <w:r>
+        <w:t xml:space="preserve"> -la --color=always --icons=always --group-directories-first'</w:t>
+      </w:r>
+    </w:p>
+    <w:p>
+      <w:pPr>
+        <w:pStyle w:val="ListParagraph"/>
+        <w:numPr>
+          <w:ilvl w:val="1"/>
+          <w:numId w:val="1"/>
+        </w:numPr>
+      </w:pPr>
+      <w:r>
+        <w:t xml:space="preserve">alias </w:t>
+      </w:r>
+      <w:proofErr w:type="spellStart"/>
+      <w:r>
+        <w:t>cls</w:t>
+      </w:r>
+      <w:proofErr w:type="spellEnd"/>
+      <w:r>
+        <w:t>='clear'</w:t>
+      </w:r>
+    </w:p>
+    <w:p>
+      <w:pPr>
+        <w:pStyle w:val="ListParagraph"/>
+        <w:numPr>
+          <w:ilvl w:val="1"/>
+          <w:numId w:val="1"/>
+        </w:numPr>
+      </w:pPr>
+      <w:r>
+        <w:t>alias ls='</w:t>
+      </w:r>
+      <w:proofErr w:type="spellStart"/>
+      <w:r>
+        <w:t>eza</w:t>
+      </w:r>
+      <w:proofErr w:type="spellEnd"/>
+      <w:r>
+        <w:t xml:space="preserve"> -la --color=always --icons --group-directories-first'</w:t>
       </w:r>
     </w:p>
     <w:p>
@@ -10910,11 +11301,16 @@
           <w:numId w:val="1"/>
         </w:numPr>
       </w:pPr>
+      <w:proofErr w:type="gramStart"/>
       <w:r>
         <w:t>Actually,</w:t>
       </w:r>
       <w:r>
-        <w:t xml:space="preserve"> what worked was [interop] </w:t>
+        <w:t xml:space="preserve"> what</w:t>
+      </w:r>
+      <w:proofErr w:type="gramEnd"/>
+      <w:r>
+        <w:t xml:space="preserve"> worked was [interop] </w:t>
       </w:r>
       <w:r>
         <w:t>appendWindowsPath=false</w:t>
@@ -10953,8 +11349,13 @@
         </w:numPr>
       </w:pPr>
       <w:r>
-        <w:t>Now using code .</w:t>
-      </w:r>
+        <w:t xml:space="preserve">Now using </w:t>
+      </w:r>
+      <w:proofErr w:type="gramStart"/>
+      <w:r>
+        <w:t>code .</w:t>
+      </w:r>
+      <w:proofErr w:type="gramEnd"/>
       <w:r>
         <w:t xml:space="preserve"> will open native, with a warning.</w:t>
       </w:r>
@@ -11155,6 +11556,7 @@
         </w:numPr>
       </w:pPr>
       <w:r>
+        <w:lastRenderedPageBreak/>
         <w:t xml:space="preserve">            "</w:t>
       </w:r>
       <w:proofErr w:type="spellStart"/>
@@ -11283,16 +11685,858 @@
         </w:numPr>
       </w:pPr>
       <w:r>
+        <w:t xml:space="preserve">                "</w:t>
+      </w:r>
+      <w:proofErr w:type="spellStart"/>
+      <w:r>
+        <w:t>aaaaa</w:t>
+      </w:r>
+      <w:proofErr w:type="spellEnd"/>
+      <w:r>
+        <w:t>",</w:t>
+      </w:r>
+    </w:p>
+    <w:p>
+      <w:pPr>
+        <w:pStyle w:val="ListParagraph"/>
+        <w:numPr>
+          <w:ilvl w:val="1"/>
+          <w:numId w:val="1"/>
+        </w:numPr>
+      </w:pPr>
+      <w:r>
+        <w:t xml:space="preserve">                "</w:t>
+      </w:r>
+      <w:proofErr w:type="spellStart"/>
+      <w:r>
+        <w:t>bbbbb</w:t>
+      </w:r>
+      <w:proofErr w:type="spellEnd"/>
+      <w:r>
+        <w:t>",</w:t>
+      </w:r>
+    </w:p>
+    <w:p>
+      <w:pPr>
+        <w:pStyle w:val="ListParagraph"/>
+        <w:numPr>
+          <w:ilvl w:val="1"/>
+          <w:numId w:val="1"/>
+        </w:numPr>
+      </w:pPr>
+      <w:r>
+        <w:t xml:space="preserve">                "</w:t>
+      </w:r>
+      <w:proofErr w:type="spellStart"/>
+      <w:r>
+        <w:t>ccccc</w:t>
+      </w:r>
+      <w:proofErr w:type="spellEnd"/>
+      <w:r>
+        <w:t>"</w:t>
+      </w:r>
+    </w:p>
+    <w:p>
+      <w:pPr>
+        <w:pStyle w:val="ListParagraph"/>
+        <w:numPr>
+          <w:ilvl w:val="1"/>
+          <w:numId w:val="1"/>
+        </w:numPr>
+      </w:pPr>
+      <w:r>
+        <w:t xml:space="preserve">            ],</w:t>
+      </w:r>
+    </w:p>
+    <w:p>
+      <w:pPr>
+        <w:pStyle w:val="ListParagraph"/>
+        <w:numPr>
+          <w:ilvl w:val="1"/>
+          <w:numId w:val="1"/>
+        </w:numPr>
+      </w:pPr>
+      <w:r>
+        <w:t xml:space="preserve">            "</w:t>
+      </w:r>
+      <w:proofErr w:type="spellStart"/>
+      <w:r>
+        <w:t>stopAtEntry</w:t>
+      </w:r>
+      <w:proofErr w:type="spellEnd"/>
+      <w:r>
+        <w:t>": false,</w:t>
+      </w:r>
+    </w:p>
+    <w:p>
+      <w:pPr>
+        <w:pStyle w:val="ListParagraph"/>
+        <w:numPr>
+          <w:ilvl w:val="1"/>
+          <w:numId w:val="1"/>
+        </w:numPr>
+      </w:pPr>
+      <w:r>
+        <w:t xml:space="preserve">            "</w:t>
+      </w:r>
+      <w:proofErr w:type="spellStart"/>
+      <w:r>
+        <w:t>cwd</w:t>
+      </w:r>
+      <w:proofErr w:type="spellEnd"/>
+      <w:r>
+        <w:t>": "${</w:t>
+      </w:r>
+      <w:proofErr w:type="spellStart"/>
+      <w:r>
+        <w:t>fileDirname</w:t>
+      </w:r>
+      <w:proofErr w:type="spellEnd"/>
+      <w:r>
+        <w:t>}",</w:t>
+      </w:r>
+    </w:p>
+    <w:p>
+      <w:pPr>
+        <w:pStyle w:val="ListParagraph"/>
+        <w:numPr>
+          <w:ilvl w:val="1"/>
+          <w:numId w:val="1"/>
+        </w:numPr>
+      </w:pPr>
+      <w:r>
+        <w:t xml:space="preserve">            "environment": [],</w:t>
+      </w:r>
+    </w:p>
+    <w:p>
+      <w:pPr>
+        <w:pStyle w:val="ListParagraph"/>
+        <w:numPr>
+          <w:ilvl w:val="1"/>
+          <w:numId w:val="1"/>
+        </w:numPr>
+      </w:pPr>
+      <w:r>
+        <w:t xml:space="preserve">            "</w:t>
+      </w:r>
+      <w:proofErr w:type="spellStart"/>
+      <w:r>
+        <w:t>externalConsole</w:t>
+      </w:r>
+      <w:proofErr w:type="spellEnd"/>
+      <w:r>
+        <w:t>": false,</w:t>
+      </w:r>
+    </w:p>
+    <w:p>
+      <w:pPr>
+        <w:pStyle w:val="ListParagraph"/>
+        <w:numPr>
+          <w:ilvl w:val="1"/>
+          <w:numId w:val="1"/>
+        </w:numPr>
+      </w:pPr>
+      <w:r>
+        <w:t xml:space="preserve">            "</w:t>
+      </w:r>
+      <w:proofErr w:type="spellStart"/>
+      <w:r>
+        <w:t>MIMode</w:t>
+      </w:r>
+      <w:proofErr w:type="spellEnd"/>
+      <w:r>
+        <w:t>": "</w:t>
+      </w:r>
+      <w:proofErr w:type="spellStart"/>
+      <w:r>
+        <w:t>gdb</w:t>
+      </w:r>
+      <w:proofErr w:type="spellEnd"/>
+      <w:r>
+        <w:t>",</w:t>
+      </w:r>
+    </w:p>
+    <w:p>
+      <w:pPr>
+        <w:pStyle w:val="ListParagraph"/>
+        <w:numPr>
+          <w:ilvl w:val="1"/>
+          <w:numId w:val="1"/>
+        </w:numPr>
+      </w:pPr>
+      <w:r>
+        <w:t xml:space="preserve">            "</w:t>
+      </w:r>
+      <w:proofErr w:type="spellStart"/>
+      <w:r>
+        <w:t>setupCommands</w:t>
+      </w:r>
+      <w:proofErr w:type="spellEnd"/>
+      <w:r>
+        <w:t>": [</w:t>
+      </w:r>
+    </w:p>
+    <w:p>
+      <w:pPr>
+        <w:pStyle w:val="ListParagraph"/>
+        <w:numPr>
+          <w:ilvl w:val="1"/>
+          <w:numId w:val="1"/>
+        </w:numPr>
+      </w:pPr>
+      <w:r>
+        <w:t xml:space="preserve">                {</w:t>
+      </w:r>
+    </w:p>
+    <w:p>
+      <w:pPr>
+        <w:pStyle w:val="ListParagraph"/>
+        <w:numPr>
+          <w:ilvl w:val="1"/>
+          <w:numId w:val="1"/>
+        </w:numPr>
+      </w:pPr>
+      <w:r>
+        <w:t xml:space="preserve">                    "description": "Enable pretty-printing for </w:t>
+      </w:r>
+      <w:proofErr w:type="spellStart"/>
+      <w:r>
+        <w:t>gdb</w:t>
+      </w:r>
+      <w:proofErr w:type="spellEnd"/>
+      <w:r>
+        <w:t>",</w:t>
+      </w:r>
+    </w:p>
+    <w:p>
+      <w:pPr>
+        <w:pStyle w:val="ListParagraph"/>
+        <w:numPr>
+          <w:ilvl w:val="1"/>
+          <w:numId w:val="1"/>
+        </w:numPr>
+      </w:pPr>
+      <w:r>
+        <w:t xml:space="preserve">                    "text": "-enable-pretty-printing",</w:t>
+      </w:r>
+    </w:p>
+    <w:p>
+      <w:pPr>
+        <w:pStyle w:val="ListParagraph"/>
+        <w:numPr>
+          <w:ilvl w:val="1"/>
+          <w:numId w:val="1"/>
+        </w:numPr>
+      </w:pPr>
+      <w:r>
+        <w:t xml:space="preserve">                    "</w:t>
+      </w:r>
+      <w:proofErr w:type="spellStart"/>
+      <w:r>
+        <w:t>ignoreFailures</w:t>
+      </w:r>
+      <w:proofErr w:type="spellEnd"/>
+      <w:r>
+        <w:t>": true</w:t>
+      </w:r>
+    </w:p>
+    <w:p>
+      <w:pPr>
+        <w:pStyle w:val="ListParagraph"/>
+        <w:numPr>
+          <w:ilvl w:val="1"/>
+          <w:numId w:val="1"/>
+        </w:numPr>
+      </w:pPr>
+      <w:r>
+        <w:t xml:space="preserve">                },</w:t>
+      </w:r>
+    </w:p>
+    <w:p>
+      <w:pPr>
+        <w:pStyle w:val="ListParagraph"/>
+        <w:numPr>
+          <w:ilvl w:val="1"/>
+          <w:numId w:val="1"/>
+        </w:numPr>
+      </w:pPr>
+      <w:r>
+        <w:t xml:space="preserve">                {</w:t>
+      </w:r>
+    </w:p>
+    <w:p>
+      <w:pPr>
+        <w:pStyle w:val="ListParagraph"/>
+        <w:numPr>
+          <w:ilvl w:val="1"/>
+          <w:numId w:val="1"/>
+        </w:numPr>
+      </w:pPr>
+      <w:r>
+        <w:t xml:space="preserve">                    "description": "Set Disassembly Flavor to Intel",</w:t>
+      </w:r>
+    </w:p>
+    <w:p>
+      <w:pPr>
+        <w:pStyle w:val="ListParagraph"/>
+        <w:numPr>
+          <w:ilvl w:val="1"/>
+          <w:numId w:val="1"/>
+        </w:numPr>
+      </w:pPr>
+      <w:r>
+        <w:t xml:space="preserve">                    "text": "-</w:t>
+      </w:r>
+      <w:proofErr w:type="spellStart"/>
+      <w:r>
+        <w:t>gdb</w:t>
+      </w:r>
+      <w:proofErr w:type="spellEnd"/>
+      <w:r>
+        <w:t>-set disassembly-flavor intel",</w:t>
+      </w:r>
+    </w:p>
+    <w:p>
+      <w:pPr>
+        <w:pStyle w:val="ListParagraph"/>
+        <w:numPr>
+          <w:ilvl w:val="1"/>
+          <w:numId w:val="1"/>
+        </w:numPr>
+      </w:pPr>
+      <w:r>
+        <w:t xml:space="preserve">                    "</w:t>
+      </w:r>
+      <w:proofErr w:type="spellStart"/>
+      <w:r>
+        <w:t>ignoreFailures</w:t>
+      </w:r>
+      <w:proofErr w:type="spellEnd"/>
+      <w:r>
+        <w:t>": true</w:t>
+      </w:r>
+    </w:p>
+    <w:p>
+      <w:pPr>
+        <w:pStyle w:val="ListParagraph"/>
+        <w:numPr>
+          <w:ilvl w:val="1"/>
+          <w:numId w:val="1"/>
+        </w:numPr>
+      </w:pPr>
+      <w:r>
+        <w:t xml:space="preserve">                }</w:t>
+      </w:r>
+    </w:p>
+    <w:p>
+      <w:pPr>
+        <w:pStyle w:val="ListParagraph"/>
+        <w:numPr>
+          <w:ilvl w:val="1"/>
+          <w:numId w:val="1"/>
+        </w:numPr>
+      </w:pPr>
+      <w:r>
+        <w:t xml:space="preserve">            ]</w:t>
+      </w:r>
+    </w:p>
+    <w:p>
+      <w:pPr>
+        <w:pStyle w:val="ListParagraph"/>
+        <w:numPr>
+          <w:ilvl w:val="1"/>
+          <w:numId w:val="1"/>
+        </w:numPr>
+      </w:pPr>
+      <w:r>
+        <w:t xml:space="preserve">        }</w:t>
+      </w:r>
+    </w:p>
+    <w:p>
+      <w:pPr>
+        <w:pStyle w:val="ListParagraph"/>
+        <w:numPr>
+          <w:ilvl w:val="1"/>
+          <w:numId w:val="1"/>
+        </w:numPr>
+      </w:pPr>
+      <w:r>
+        <w:t xml:space="preserve">    ]</w:t>
+      </w:r>
+    </w:p>
+    <w:p>
+      <w:pPr>
+        <w:pStyle w:val="ListParagraph"/>
+        <w:numPr>
+          <w:ilvl w:val="1"/>
+          <w:numId w:val="1"/>
+        </w:numPr>
+      </w:pPr>
+      <w:r>
+        <w:t>}</w:t>
+      </w:r>
+    </w:p>
+    <w:p>
+      <w:pPr>
+        <w:pStyle w:val="ListParagraph"/>
+        <w:numPr>
+          <w:ilvl w:val="1"/>
+          <w:numId w:val="1"/>
+        </w:numPr>
+      </w:pPr>
+      <w:r>
+        <w:t>{</w:t>
+      </w:r>
+    </w:p>
+    <w:p>
+      <w:pPr>
+        <w:pStyle w:val="ListParagraph"/>
+        <w:numPr>
+          <w:ilvl w:val="1"/>
+          <w:numId w:val="1"/>
+        </w:numPr>
+      </w:pPr>
+      <w:r>
+        <w:t xml:space="preserve">    "tasks": [</w:t>
+      </w:r>
+    </w:p>
+    <w:p>
+      <w:pPr>
+        <w:pStyle w:val="ListParagraph"/>
+        <w:numPr>
+          <w:ilvl w:val="1"/>
+          <w:numId w:val="1"/>
+        </w:numPr>
+      </w:pPr>
+      <w:r>
+        <w:t xml:space="preserve">        {</w:t>
+      </w:r>
+    </w:p>
+    <w:p>
+      <w:pPr>
+        <w:pStyle w:val="ListParagraph"/>
+        <w:numPr>
+          <w:ilvl w:val="1"/>
+          <w:numId w:val="1"/>
+        </w:numPr>
+      </w:pPr>
+      <w:r>
+        <w:t xml:space="preserve">            "type": "</w:t>
+      </w:r>
+      <w:proofErr w:type="spellStart"/>
+      <w:r>
+        <w:t>cppbuild</w:t>
+      </w:r>
+      <w:proofErr w:type="spellEnd"/>
+      <w:r>
+        <w:t>",</w:t>
+      </w:r>
+    </w:p>
+    <w:p>
+      <w:pPr>
+        <w:pStyle w:val="ListParagraph"/>
+        <w:numPr>
+          <w:ilvl w:val="1"/>
+          <w:numId w:val="1"/>
+        </w:numPr>
+      </w:pPr>
+      <w:r>
+        <w:t xml:space="preserve">            "label": "C/C++: </w:t>
+      </w:r>
+      <w:proofErr w:type="spellStart"/>
+      <w:r>
+        <w:t>gcc</w:t>
+      </w:r>
+      <w:proofErr w:type="spellEnd"/>
+      <w:r>
+        <w:t xml:space="preserve"> build active file",</w:t>
+      </w:r>
+    </w:p>
+    <w:p>
+      <w:pPr>
+        <w:pStyle w:val="ListParagraph"/>
+        <w:numPr>
+          <w:ilvl w:val="1"/>
+          <w:numId w:val="1"/>
+        </w:numPr>
+      </w:pPr>
+      <w:r>
+        <w:t xml:space="preserve">            "command": "/usr/bin/</w:t>
+      </w:r>
+      <w:proofErr w:type="spellStart"/>
+      <w:r>
+        <w:t>gcc</w:t>
+      </w:r>
+      <w:proofErr w:type="spellEnd"/>
+      <w:r>
+        <w:t>",</w:t>
+      </w:r>
+    </w:p>
+    <w:p>
+      <w:pPr>
+        <w:pStyle w:val="ListParagraph"/>
+        <w:numPr>
+          <w:ilvl w:val="1"/>
+          <w:numId w:val="1"/>
+        </w:numPr>
+      </w:pPr>
+      <w:r>
+        <w:t xml:space="preserve">            "</w:t>
+      </w:r>
+      <w:proofErr w:type="spellStart"/>
+      <w:r>
+        <w:t>args</w:t>
+      </w:r>
+      <w:proofErr w:type="spellEnd"/>
+      <w:r>
+        <w:t>": [</w:t>
+      </w:r>
+    </w:p>
+    <w:p>
+      <w:pPr>
+        <w:pStyle w:val="ListParagraph"/>
+        <w:numPr>
+          <w:ilvl w:val="1"/>
+          <w:numId w:val="1"/>
+        </w:numPr>
+      </w:pPr>
+      <w:r>
+        <w:t xml:space="preserve">                "-</w:t>
+      </w:r>
+      <w:proofErr w:type="spellStart"/>
+      <w:r>
+        <w:t>fdiagnostics</w:t>
+      </w:r>
+      <w:proofErr w:type="spellEnd"/>
+      <w:r>
+        <w:t>-color=always",</w:t>
+      </w:r>
+    </w:p>
+    <w:p>
+      <w:pPr>
+        <w:pStyle w:val="ListParagraph"/>
+        <w:numPr>
+          <w:ilvl w:val="1"/>
+          <w:numId w:val="1"/>
+        </w:numPr>
+      </w:pPr>
+      <w:r>
+        <w:t xml:space="preserve">                "-g",</w:t>
+      </w:r>
+    </w:p>
+    <w:p>
+      <w:pPr>
+        <w:pStyle w:val="ListParagraph"/>
+        <w:numPr>
+          <w:ilvl w:val="1"/>
+          <w:numId w:val="1"/>
+        </w:numPr>
+      </w:pPr>
+      <w:r>
+        <w:t xml:space="preserve">                "${file}",</w:t>
+      </w:r>
+    </w:p>
+    <w:p>
+      <w:pPr>
+        <w:pStyle w:val="ListParagraph"/>
+        <w:numPr>
+          <w:ilvl w:val="1"/>
+          <w:numId w:val="1"/>
+        </w:numPr>
+      </w:pPr>
+      <w:r>
+        <w:t xml:space="preserve">                "-o",</w:t>
+      </w:r>
+    </w:p>
+    <w:p>
+      <w:pPr>
+        <w:pStyle w:val="ListParagraph"/>
+        <w:numPr>
+          <w:ilvl w:val="1"/>
+          <w:numId w:val="1"/>
+        </w:numPr>
+      </w:pPr>
+      <w:r>
+        <w:t xml:space="preserve">                "${</w:t>
+      </w:r>
+      <w:proofErr w:type="spellStart"/>
+      <w:r>
+        <w:t>fileDirname</w:t>
+      </w:r>
+      <w:proofErr w:type="spellEnd"/>
+      <w:r>
+        <w:t>}/${</w:t>
+      </w:r>
+      <w:proofErr w:type="spellStart"/>
+      <w:r>
+        <w:t>fileBasenameNoExtension</w:t>
+      </w:r>
+      <w:proofErr w:type="spellEnd"/>
+      <w:r>
+        <w:t>}"</w:t>
+      </w:r>
+    </w:p>
+    <w:p>
+      <w:pPr>
+        <w:pStyle w:val="ListParagraph"/>
+        <w:numPr>
+          <w:ilvl w:val="1"/>
+          <w:numId w:val="1"/>
+        </w:numPr>
+      </w:pPr>
+      <w:r>
+        <w:t xml:space="preserve">            ],</w:t>
+      </w:r>
+    </w:p>
+    <w:p>
+      <w:pPr>
+        <w:pStyle w:val="ListParagraph"/>
+        <w:numPr>
+          <w:ilvl w:val="1"/>
+          <w:numId w:val="1"/>
+        </w:numPr>
+      </w:pPr>
+      <w:r>
+        <w:t xml:space="preserve">            "options</w:t>
+      </w:r>
+      <w:proofErr w:type="gramStart"/>
+      <w:r>
+        <w:t>": {</w:t>
+      </w:r>
+      <w:proofErr w:type="gramEnd"/>
+    </w:p>
+    <w:p>
+      <w:pPr>
+        <w:pStyle w:val="ListParagraph"/>
+        <w:numPr>
+          <w:ilvl w:val="1"/>
+          <w:numId w:val="1"/>
+        </w:numPr>
+      </w:pPr>
+      <w:r>
+        <w:t xml:space="preserve">                "</w:t>
+      </w:r>
+      <w:proofErr w:type="spellStart"/>
+      <w:r>
+        <w:t>cwd</w:t>
+      </w:r>
+      <w:proofErr w:type="spellEnd"/>
+      <w:r>
+        <w:t>": "${</w:t>
+      </w:r>
+      <w:proofErr w:type="spellStart"/>
+      <w:r>
+        <w:t>fileDirname</w:t>
+      </w:r>
+      <w:proofErr w:type="spellEnd"/>
+      <w:r>
+        <w:t>}"</w:t>
+      </w:r>
+    </w:p>
+    <w:p>
+      <w:pPr>
+        <w:pStyle w:val="ListParagraph"/>
+        <w:numPr>
+          <w:ilvl w:val="1"/>
+          <w:numId w:val="1"/>
+        </w:numPr>
+      </w:pPr>
+      <w:r>
+        <w:t xml:space="preserve">            },</w:t>
+      </w:r>
+    </w:p>
+    <w:p>
+      <w:pPr>
+        <w:pStyle w:val="ListParagraph"/>
+        <w:numPr>
+          <w:ilvl w:val="1"/>
+          <w:numId w:val="1"/>
+        </w:numPr>
+      </w:pPr>
+      <w:r>
+        <w:t xml:space="preserve">            "</w:t>
+      </w:r>
+      <w:proofErr w:type="spellStart"/>
+      <w:r>
+        <w:t>problemMatcher</w:t>
+      </w:r>
+      <w:proofErr w:type="spellEnd"/>
+      <w:r>
+        <w:t>": [</w:t>
+      </w:r>
+    </w:p>
+    <w:p>
+      <w:pPr>
+        <w:pStyle w:val="ListParagraph"/>
+        <w:numPr>
+          <w:ilvl w:val="1"/>
+          <w:numId w:val="1"/>
+        </w:numPr>
+      </w:pPr>
+      <w:r>
+        <w:t xml:space="preserve">                "$</w:t>
+      </w:r>
+      <w:proofErr w:type="spellStart"/>
+      <w:r>
+        <w:t>gcc</w:t>
+      </w:r>
+      <w:proofErr w:type="spellEnd"/>
+      <w:r>
+        <w:t>"</w:t>
+      </w:r>
+    </w:p>
+    <w:p>
+      <w:pPr>
+        <w:pStyle w:val="ListParagraph"/>
+        <w:numPr>
+          <w:ilvl w:val="1"/>
+          <w:numId w:val="1"/>
+        </w:numPr>
+      </w:pPr>
+      <w:r>
+        <w:t xml:space="preserve">            ],</w:t>
+      </w:r>
+    </w:p>
+    <w:p>
+      <w:pPr>
+        <w:pStyle w:val="ListParagraph"/>
+        <w:numPr>
+          <w:ilvl w:val="1"/>
+          <w:numId w:val="1"/>
+        </w:numPr>
+      </w:pPr>
+      <w:r>
+        <w:t xml:space="preserve">            "group</w:t>
+      </w:r>
+      <w:proofErr w:type="gramStart"/>
+      <w:r>
+        <w:t>": {</w:t>
+      </w:r>
+      <w:proofErr w:type="gramEnd"/>
+    </w:p>
+    <w:p>
+      <w:pPr>
+        <w:pStyle w:val="ListParagraph"/>
+        <w:numPr>
+          <w:ilvl w:val="1"/>
+          <w:numId w:val="1"/>
+        </w:numPr>
+      </w:pPr>
+      <w:r>
+        <w:t xml:space="preserve">                "kind": "build",</w:t>
+      </w:r>
+    </w:p>
+    <w:p>
+      <w:pPr>
+        <w:pStyle w:val="ListParagraph"/>
+        <w:numPr>
+          <w:ilvl w:val="1"/>
+          <w:numId w:val="1"/>
+        </w:numPr>
+      </w:pPr>
+      <w:r>
+        <w:t xml:space="preserve">                "</w:t>
+      </w:r>
+      <w:proofErr w:type="spellStart"/>
+      <w:r>
+        <w:t>isDefault</w:t>
+      </w:r>
+      <w:proofErr w:type="spellEnd"/>
+      <w:r>
+        <w:t>": true</w:t>
+      </w:r>
+    </w:p>
+    <w:p>
+      <w:pPr>
+        <w:pStyle w:val="ListParagraph"/>
+        <w:numPr>
+          <w:ilvl w:val="1"/>
+          <w:numId w:val="1"/>
+        </w:numPr>
+      </w:pPr>
+      <w:r>
+        <w:t xml:space="preserve">            },</w:t>
+      </w:r>
+    </w:p>
+    <w:p>
+      <w:pPr>
+        <w:pStyle w:val="ListParagraph"/>
+        <w:numPr>
+          <w:ilvl w:val="1"/>
+          <w:numId w:val="1"/>
+        </w:numPr>
+      </w:pPr>
+      <w:r>
+        <w:t xml:space="preserve">            "detail": "Task generated by Debugger."</w:t>
+      </w:r>
+    </w:p>
+    <w:p>
+      <w:pPr>
+        <w:pStyle w:val="ListParagraph"/>
+        <w:numPr>
+          <w:ilvl w:val="1"/>
+          <w:numId w:val="1"/>
+        </w:numPr>
+      </w:pPr>
+      <w:r>
         <w:lastRenderedPageBreak/>
-        <w:t xml:space="preserve">                "</w:t>
+        <w:t xml:space="preserve">        }</w:t>
+      </w:r>
+    </w:p>
+    <w:p>
+      <w:pPr>
+        <w:pStyle w:val="ListParagraph"/>
+        <w:numPr>
+          <w:ilvl w:val="1"/>
+          <w:numId w:val="1"/>
+        </w:numPr>
+      </w:pPr>
+      <w:r>
+        <w:t xml:space="preserve">    ],</w:t>
+      </w:r>
+    </w:p>
+    <w:p>
+      <w:pPr>
+        <w:pStyle w:val="ListParagraph"/>
+        <w:numPr>
+          <w:ilvl w:val="1"/>
+          <w:numId w:val="1"/>
+        </w:numPr>
+      </w:pPr>
+      <w:r>
+        <w:t xml:space="preserve">    "version": "2.0.0"</w:t>
+      </w:r>
+    </w:p>
+    <w:p>
+      <w:pPr>
+        <w:pStyle w:val="ListParagraph"/>
+        <w:numPr>
+          <w:ilvl w:val="1"/>
+          <w:numId w:val="1"/>
+        </w:numPr>
+      </w:pPr>
+      <w:r>
+        <w:t>}</w:t>
+      </w:r>
+    </w:p>
+    <w:p>
+      <w:pPr>
+        <w:pStyle w:val="ListParagraph"/>
+        <w:numPr>
+          <w:ilvl w:val="0"/>
+          <w:numId w:val="1"/>
+        </w:numPr>
+      </w:pPr>
+      <w:r>
+        <w:t xml:space="preserve">Install </w:t>
       </w:r>
       <w:proofErr w:type="spellStart"/>
       <w:r>
-        <w:t>aaaaa</w:t>
+        <w:t>Mtools</w:t>
       </w:r>
       <w:proofErr w:type="spellEnd"/>
       <w:r>
-        <w:t>",</w:t>
+        <w:t xml:space="preserve"> for FAT image management:</w:t>
       </w:r>
     </w:p>
     <w:p>
@@ -11304,15 +12548,24 @@
         </w:numPr>
       </w:pPr>
       <w:r>
-        <w:t xml:space="preserve">                "</w:t>
+        <w:t xml:space="preserve">Sudo apt install </w:t>
       </w:r>
       <w:proofErr w:type="spellStart"/>
       <w:r>
-        <w:t>bbbbb</w:t>
+        <w:t>mtools</w:t>
       </w:r>
       <w:proofErr w:type="spellEnd"/>
-      <w:r>
-        <w:t>",</w:t>
+    </w:p>
+    <w:p>
+      <w:pPr>
+        <w:pStyle w:val="ListParagraph"/>
+        <w:numPr>
+          <w:ilvl w:val="0"/>
+          <w:numId w:val="1"/>
+        </w:numPr>
+      </w:pPr>
+      <w:r>
+        <w:t>Install rust toolchain:</w:t>
       </w:r>
     </w:p>
     <w:p>
@@ -11322,17 +12575,88 @@
           <w:ilvl w:val="1"/>
           <w:numId w:val="1"/>
         </w:numPr>
-      </w:pPr>
-      <w:r>
-        <w:t xml:space="preserve">                "</w:t>
+        <w:rPr>
+          <w:lang w:val="es-ES"/>
+        </w:rPr>
+      </w:pPr>
+      <w:r>
+        <w:rPr>
+          <w:lang w:val="es-ES"/>
+        </w:rPr>
+        <w:t>s</w:t>
+      </w:r>
+      <w:r>
+        <w:rPr>
+          <w:lang w:val="es-ES"/>
+        </w:rPr>
+        <w:t xml:space="preserve">udo </w:t>
       </w:r>
       <w:proofErr w:type="spellStart"/>
       <w:r>
-        <w:t>ccccc</w:t>
+        <w:rPr>
+          <w:lang w:val="es-ES"/>
+        </w:rPr>
+        <w:t>curl</w:t>
       </w:r>
       <w:proofErr w:type="spellEnd"/>
       <w:r>
-        <w:t>"</w:t>
+        <w:rPr>
+          <w:lang w:val="es-ES"/>
+        </w:rPr>
+        <w:t xml:space="preserve"> --proto '=https' --tlsv1.2 -</w:t>
+      </w:r>
+      <w:proofErr w:type="spellStart"/>
+      <w:r>
+        <w:rPr>
+          <w:lang w:val="es-ES"/>
+        </w:rPr>
+        <w:t>sSf</w:t>
+      </w:r>
+      <w:proofErr w:type="spellEnd"/>
+      <w:r>
+        <w:rPr>
+          <w:lang w:val="es-ES"/>
+        </w:rPr>
+        <w:t xml:space="preserve"> https://sh.rustup.rs | </w:t>
+      </w:r>
+      <w:proofErr w:type="spellStart"/>
+      <w:r>
+        <w:rPr>
+          <w:lang w:val="es-ES"/>
+        </w:rPr>
+        <w:t>sh</w:t>
+      </w:r>
+      <w:proofErr w:type="spellEnd"/>
+    </w:p>
+    <w:p>
+      <w:pPr>
+        <w:pStyle w:val="ListParagraph"/>
+        <w:numPr>
+          <w:ilvl w:val="0"/>
+          <w:numId w:val="1"/>
+        </w:numPr>
+      </w:pPr>
+      <w:r>
+        <w:t>To avoid issues compiling r</w:t>
+      </w:r>
+      <w:r>
+        <w:t xml:space="preserve">ust on a windows folder with </w:t>
+      </w:r>
+      <w:proofErr w:type="spellStart"/>
+      <w:r>
+        <w:t>dropbox</w:t>
+      </w:r>
+      <w:proofErr w:type="spellEnd"/>
+      <w:r>
+        <w:t xml:space="preserve"> mounted on WSL I have moved everything to Linux, but the git operations happen only on windows. I am just </w:t>
+      </w:r>
+      <w:proofErr w:type="spellStart"/>
+      <w:r>
+        <w:t>robocopying</w:t>
+      </w:r>
+      <w:proofErr w:type="spellEnd"/>
+      <w:r>
+        <w:t xml:space="preserve"> the files from time to time.</w:t>
       </w:r>
     </w:p>
     <w:p>
@@ -11343,921 +12667,21 @@
           <w:numId w:val="1"/>
         </w:numPr>
       </w:pPr>
-      <w:r>
-        <w:t xml:space="preserve">            ],</w:t>
-      </w:r>
-    </w:p>
-    <w:p>
-      <w:pPr>
-        <w:pStyle w:val="ListParagraph"/>
-        <w:numPr>
-          <w:ilvl w:val="1"/>
-          <w:numId w:val="1"/>
-        </w:numPr>
-      </w:pPr>
-      <w:r>
-        <w:t xml:space="preserve">            "</w:t>
-      </w:r>
-      <w:proofErr w:type="spellStart"/>
-      <w:r>
-        <w:t>stopAtEntry</w:t>
-      </w:r>
-      <w:proofErr w:type="spellEnd"/>
-      <w:r>
-        <w:t>": false,</w:t>
-      </w:r>
-    </w:p>
-    <w:p>
-      <w:pPr>
-        <w:pStyle w:val="ListParagraph"/>
-        <w:numPr>
-          <w:ilvl w:val="1"/>
-          <w:numId w:val="1"/>
-        </w:numPr>
-      </w:pPr>
-      <w:r>
-        <w:t xml:space="preserve">            "</w:t>
-      </w:r>
-      <w:proofErr w:type="spellStart"/>
-      <w:r>
-        <w:t>cwd</w:t>
-      </w:r>
-      <w:proofErr w:type="spellEnd"/>
-      <w:r>
-        <w:t>": "${</w:t>
-      </w:r>
-      <w:proofErr w:type="spellStart"/>
-      <w:r>
-        <w:t>fileDirname</w:t>
-      </w:r>
-      <w:proofErr w:type="spellEnd"/>
-      <w:r>
-        <w:t>}",</w:t>
-      </w:r>
-    </w:p>
-    <w:p>
-      <w:pPr>
-        <w:pStyle w:val="ListParagraph"/>
-        <w:numPr>
-          <w:ilvl w:val="1"/>
-          <w:numId w:val="1"/>
-        </w:numPr>
-      </w:pPr>
-      <w:r>
-        <w:t xml:space="preserve">            "environment": [],</w:t>
-      </w:r>
-    </w:p>
-    <w:p>
-      <w:pPr>
-        <w:pStyle w:val="ListParagraph"/>
-        <w:numPr>
-          <w:ilvl w:val="1"/>
-          <w:numId w:val="1"/>
-        </w:numPr>
-      </w:pPr>
-      <w:r>
-        <w:t xml:space="preserve">            "</w:t>
-      </w:r>
-      <w:proofErr w:type="spellStart"/>
-      <w:r>
-        <w:t>externalConsole</w:t>
-      </w:r>
-      <w:proofErr w:type="spellEnd"/>
-      <w:r>
-        <w:t>": false,</w:t>
-      </w:r>
-    </w:p>
-    <w:p>
-      <w:pPr>
-        <w:pStyle w:val="ListParagraph"/>
-        <w:numPr>
-          <w:ilvl w:val="1"/>
-          <w:numId w:val="1"/>
-        </w:numPr>
-      </w:pPr>
-      <w:r>
-        <w:t xml:space="preserve">            "</w:t>
-      </w:r>
-      <w:proofErr w:type="spellStart"/>
-      <w:r>
-        <w:t>MIMode</w:t>
-      </w:r>
-      <w:proofErr w:type="spellEnd"/>
-      <w:r>
-        <w:t>": "</w:t>
-      </w:r>
-      <w:proofErr w:type="spellStart"/>
-      <w:r>
-        <w:t>gdb</w:t>
-      </w:r>
-      <w:proofErr w:type="spellEnd"/>
-      <w:r>
-        <w:t>",</w:t>
-      </w:r>
-    </w:p>
-    <w:p>
-      <w:pPr>
-        <w:pStyle w:val="ListParagraph"/>
-        <w:numPr>
-          <w:ilvl w:val="1"/>
-          <w:numId w:val="1"/>
-        </w:numPr>
-      </w:pPr>
-      <w:r>
-        <w:t xml:space="preserve">            "</w:t>
-      </w:r>
-      <w:proofErr w:type="spellStart"/>
-      <w:r>
-        <w:t>setupCommands</w:t>
-      </w:r>
-      <w:proofErr w:type="spellEnd"/>
-      <w:r>
-        <w:t>": [</w:t>
-      </w:r>
-    </w:p>
-    <w:p>
-      <w:pPr>
-        <w:pStyle w:val="ListParagraph"/>
-        <w:numPr>
-          <w:ilvl w:val="1"/>
-          <w:numId w:val="1"/>
-        </w:numPr>
-      </w:pPr>
-      <w:r>
-        <w:t xml:space="preserve">                {</w:t>
-      </w:r>
-    </w:p>
-    <w:p>
-      <w:pPr>
-        <w:pStyle w:val="ListParagraph"/>
-        <w:numPr>
-          <w:ilvl w:val="1"/>
-          <w:numId w:val="1"/>
-        </w:numPr>
-      </w:pPr>
-      <w:r>
-        <w:t xml:space="preserve">                    "description": "Enable pretty-printing for </w:t>
-      </w:r>
-      <w:proofErr w:type="spellStart"/>
-      <w:r>
-        <w:t>gdb</w:t>
-      </w:r>
-      <w:proofErr w:type="spellEnd"/>
-      <w:r>
-        <w:t>",</w:t>
-      </w:r>
-    </w:p>
-    <w:p>
-      <w:pPr>
-        <w:pStyle w:val="ListParagraph"/>
-        <w:numPr>
-          <w:ilvl w:val="1"/>
-          <w:numId w:val="1"/>
-        </w:numPr>
-      </w:pPr>
-      <w:r>
-        <w:t xml:space="preserve">                    "text": "-enable-pretty-printing",</w:t>
-      </w:r>
-    </w:p>
-    <w:p>
-      <w:pPr>
-        <w:pStyle w:val="ListParagraph"/>
-        <w:numPr>
-          <w:ilvl w:val="1"/>
-          <w:numId w:val="1"/>
-        </w:numPr>
-      </w:pPr>
-      <w:r>
-        <w:t xml:space="preserve">                    "</w:t>
-      </w:r>
-      <w:proofErr w:type="spellStart"/>
-      <w:r>
-        <w:t>ignoreFailures</w:t>
-      </w:r>
-      <w:proofErr w:type="spellEnd"/>
-      <w:r>
-        <w:t>": true</w:t>
-      </w:r>
-    </w:p>
-    <w:p>
-      <w:pPr>
-        <w:pStyle w:val="ListParagraph"/>
-        <w:numPr>
-          <w:ilvl w:val="1"/>
-          <w:numId w:val="1"/>
-        </w:numPr>
-      </w:pPr>
-      <w:r>
-        <w:t xml:space="preserve">                },</w:t>
-      </w:r>
-    </w:p>
-    <w:p>
-      <w:pPr>
-        <w:pStyle w:val="ListParagraph"/>
-        <w:numPr>
-          <w:ilvl w:val="1"/>
-          <w:numId w:val="1"/>
-        </w:numPr>
-      </w:pPr>
-      <w:r>
-        <w:t xml:space="preserve">                {</w:t>
-      </w:r>
-    </w:p>
-    <w:p>
-      <w:pPr>
-        <w:pStyle w:val="ListParagraph"/>
-        <w:numPr>
-          <w:ilvl w:val="1"/>
-          <w:numId w:val="1"/>
-        </w:numPr>
-      </w:pPr>
-      <w:r>
-        <w:t xml:space="preserve">                    "description": "Set Disassembly Flavor to Intel",</w:t>
-      </w:r>
-    </w:p>
-    <w:p>
-      <w:pPr>
-        <w:pStyle w:val="ListParagraph"/>
-        <w:numPr>
-          <w:ilvl w:val="1"/>
-          <w:numId w:val="1"/>
-        </w:numPr>
-      </w:pPr>
-      <w:r>
-        <w:t xml:space="preserve">                    "text": "-</w:t>
-      </w:r>
-      <w:proofErr w:type="spellStart"/>
-      <w:r>
-        <w:t>gdb</w:t>
-      </w:r>
-      <w:proofErr w:type="spellEnd"/>
-      <w:r>
-        <w:t>-set disassembly-flavor intel",</w:t>
-      </w:r>
-    </w:p>
-    <w:p>
-      <w:pPr>
-        <w:pStyle w:val="ListParagraph"/>
-        <w:numPr>
-          <w:ilvl w:val="1"/>
-          <w:numId w:val="1"/>
-        </w:numPr>
-      </w:pPr>
-      <w:r>
-        <w:t xml:space="preserve">                    "</w:t>
-      </w:r>
-      <w:proofErr w:type="spellStart"/>
-      <w:r>
-        <w:t>ignoreFailures</w:t>
-      </w:r>
-      <w:proofErr w:type="spellEnd"/>
-      <w:r>
-        <w:t>": true</w:t>
-      </w:r>
-    </w:p>
-    <w:p>
-      <w:pPr>
-        <w:pStyle w:val="ListParagraph"/>
-        <w:numPr>
-          <w:ilvl w:val="1"/>
-          <w:numId w:val="1"/>
-        </w:numPr>
-      </w:pPr>
-      <w:r>
-        <w:t xml:space="preserve">                }</w:t>
-      </w:r>
-    </w:p>
-    <w:p>
-      <w:pPr>
-        <w:pStyle w:val="ListParagraph"/>
-        <w:numPr>
-          <w:ilvl w:val="1"/>
-          <w:numId w:val="1"/>
-        </w:numPr>
-      </w:pPr>
-      <w:r>
-        <w:t xml:space="preserve">            ]</w:t>
-      </w:r>
-    </w:p>
-    <w:p>
-      <w:pPr>
-        <w:pStyle w:val="ListParagraph"/>
-        <w:numPr>
-          <w:ilvl w:val="1"/>
-          <w:numId w:val="1"/>
-        </w:numPr>
-      </w:pPr>
-      <w:r>
-        <w:t xml:space="preserve">        }</w:t>
-      </w:r>
-    </w:p>
-    <w:p>
-      <w:pPr>
-        <w:pStyle w:val="ListParagraph"/>
-        <w:numPr>
-          <w:ilvl w:val="1"/>
-          <w:numId w:val="1"/>
-        </w:numPr>
-      </w:pPr>
-      <w:r>
-        <w:t xml:space="preserve">    ]</w:t>
-      </w:r>
-    </w:p>
-    <w:p>
-      <w:pPr>
-        <w:pStyle w:val="ListParagraph"/>
-        <w:numPr>
-          <w:ilvl w:val="1"/>
-          <w:numId w:val="1"/>
-        </w:numPr>
-      </w:pPr>
-      <w:r>
-        <w:t>}</w:t>
-      </w:r>
-    </w:p>
-    <w:p>
-      <w:pPr>
-        <w:pStyle w:val="ListParagraph"/>
-        <w:numPr>
-          <w:ilvl w:val="1"/>
-          <w:numId w:val="1"/>
-        </w:numPr>
-      </w:pPr>
-      <w:r>
-        <w:t>{</w:t>
-      </w:r>
-    </w:p>
-    <w:p>
-      <w:pPr>
-        <w:pStyle w:val="ListParagraph"/>
-        <w:numPr>
-          <w:ilvl w:val="1"/>
-          <w:numId w:val="1"/>
-        </w:numPr>
-      </w:pPr>
-      <w:r>
-        <w:t xml:space="preserve">    "tasks": [</w:t>
-      </w:r>
-    </w:p>
-    <w:p>
-      <w:pPr>
-        <w:pStyle w:val="ListParagraph"/>
-        <w:numPr>
-          <w:ilvl w:val="1"/>
-          <w:numId w:val="1"/>
-        </w:numPr>
-      </w:pPr>
-      <w:r>
-        <w:t xml:space="preserve">        {</w:t>
-      </w:r>
-    </w:p>
-    <w:p>
-      <w:pPr>
-        <w:pStyle w:val="ListParagraph"/>
-        <w:numPr>
-          <w:ilvl w:val="1"/>
-          <w:numId w:val="1"/>
-        </w:numPr>
-      </w:pPr>
-      <w:r>
-        <w:t xml:space="preserve">            "type": "</w:t>
-      </w:r>
-      <w:proofErr w:type="spellStart"/>
-      <w:r>
-        <w:t>cppbuild</w:t>
-      </w:r>
-      <w:proofErr w:type="spellEnd"/>
-      <w:r>
-        <w:t>",</w:t>
-      </w:r>
-    </w:p>
-    <w:p>
-      <w:pPr>
-        <w:pStyle w:val="ListParagraph"/>
-        <w:numPr>
-          <w:ilvl w:val="1"/>
-          <w:numId w:val="1"/>
-        </w:numPr>
-      </w:pPr>
-      <w:r>
-        <w:t xml:space="preserve">            "label": "C/C++: </w:t>
-      </w:r>
-      <w:proofErr w:type="spellStart"/>
-      <w:r>
-        <w:t>gcc</w:t>
-      </w:r>
-      <w:proofErr w:type="spellEnd"/>
-      <w:r>
-        <w:t xml:space="preserve"> build active file",</w:t>
-      </w:r>
-    </w:p>
-    <w:p>
-      <w:pPr>
-        <w:pStyle w:val="ListParagraph"/>
-        <w:numPr>
-          <w:ilvl w:val="1"/>
-          <w:numId w:val="1"/>
-        </w:numPr>
-      </w:pPr>
-      <w:r>
-        <w:t xml:space="preserve">            "command": "/usr/bin/</w:t>
-      </w:r>
-      <w:proofErr w:type="spellStart"/>
-      <w:r>
-        <w:t>gcc</w:t>
-      </w:r>
-      <w:proofErr w:type="spellEnd"/>
-      <w:r>
-        <w:t>",</w:t>
-      </w:r>
-    </w:p>
-    <w:p>
-      <w:pPr>
-        <w:pStyle w:val="ListParagraph"/>
-        <w:numPr>
-          <w:ilvl w:val="1"/>
-          <w:numId w:val="1"/>
-        </w:numPr>
-      </w:pPr>
-      <w:r>
-        <w:t xml:space="preserve">            "</w:t>
-      </w:r>
-      <w:proofErr w:type="spellStart"/>
-      <w:r>
-        <w:t>args</w:t>
-      </w:r>
-      <w:proofErr w:type="spellEnd"/>
-      <w:r>
-        <w:t>": [</w:t>
-      </w:r>
-    </w:p>
-    <w:p>
-      <w:pPr>
-        <w:pStyle w:val="ListParagraph"/>
-        <w:numPr>
-          <w:ilvl w:val="1"/>
-          <w:numId w:val="1"/>
-        </w:numPr>
-      </w:pPr>
-      <w:r>
-        <w:t xml:space="preserve">                "-</w:t>
-      </w:r>
-      <w:proofErr w:type="spellStart"/>
-      <w:r>
-        <w:t>fdiagnostics</w:t>
-      </w:r>
-      <w:proofErr w:type="spellEnd"/>
-      <w:r>
-        <w:t>-color=always",</w:t>
-      </w:r>
-    </w:p>
-    <w:p>
-      <w:pPr>
-        <w:pStyle w:val="ListParagraph"/>
-        <w:numPr>
-          <w:ilvl w:val="1"/>
-          <w:numId w:val="1"/>
-        </w:numPr>
-      </w:pPr>
-      <w:r>
-        <w:t xml:space="preserve">                "-g",</w:t>
-      </w:r>
-    </w:p>
-    <w:p>
-      <w:pPr>
-        <w:pStyle w:val="ListParagraph"/>
-        <w:numPr>
-          <w:ilvl w:val="1"/>
-          <w:numId w:val="1"/>
-        </w:numPr>
-      </w:pPr>
-      <w:r>
-        <w:t xml:space="preserve">                "${file}",</w:t>
-      </w:r>
-    </w:p>
-    <w:p>
-      <w:pPr>
-        <w:pStyle w:val="ListParagraph"/>
-        <w:numPr>
-          <w:ilvl w:val="1"/>
-          <w:numId w:val="1"/>
-        </w:numPr>
-      </w:pPr>
-      <w:r>
-        <w:t xml:space="preserve">                "-o",</w:t>
-      </w:r>
-    </w:p>
-    <w:p>
-      <w:pPr>
-        <w:pStyle w:val="ListParagraph"/>
-        <w:numPr>
-          <w:ilvl w:val="1"/>
-          <w:numId w:val="1"/>
-        </w:numPr>
-      </w:pPr>
-      <w:r>
-        <w:t xml:space="preserve">                "${</w:t>
-      </w:r>
-      <w:proofErr w:type="spellStart"/>
-      <w:r>
-        <w:t>fileDirname</w:t>
-      </w:r>
-      <w:proofErr w:type="spellEnd"/>
-      <w:r>
-        <w:t>}/${</w:t>
-      </w:r>
-      <w:proofErr w:type="spellStart"/>
-      <w:r>
-        <w:t>fileBasenameNoExtension</w:t>
-      </w:r>
-      <w:proofErr w:type="spellEnd"/>
-      <w:r>
-        <w:t>}"</w:t>
-      </w:r>
-    </w:p>
-    <w:p>
-      <w:pPr>
-        <w:pStyle w:val="ListParagraph"/>
-        <w:numPr>
-          <w:ilvl w:val="1"/>
-          <w:numId w:val="1"/>
-        </w:numPr>
-      </w:pPr>
-      <w:r>
-        <w:t xml:space="preserve">            ],</w:t>
-      </w:r>
-    </w:p>
-    <w:p>
-      <w:pPr>
-        <w:pStyle w:val="ListParagraph"/>
-        <w:numPr>
-          <w:ilvl w:val="1"/>
-          <w:numId w:val="1"/>
-        </w:numPr>
-      </w:pPr>
-      <w:r>
-        <w:t xml:space="preserve">            "options": {</w:t>
-      </w:r>
-    </w:p>
-    <w:p>
-      <w:pPr>
-        <w:pStyle w:val="ListParagraph"/>
-        <w:numPr>
-          <w:ilvl w:val="1"/>
-          <w:numId w:val="1"/>
-        </w:numPr>
-      </w:pPr>
-      <w:r>
-        <w:t xml:space="preserve">                "</w:t>
-      </w:r>
-      <w:proofErr w:type="spellStart"/>
-      <w:r>
-        <w:t>cwd</w:t>
-      </w:r>
-      <w:proofErr w:type="spellEnd"/>
-      <w:r>
-        <w:t>": "${</w:t>
-      </w:r>
-      <w:proofErr w:type="spellStart"/>
-      <w:r>
-        <w:t>fileDirname</w:t>
-      </w:r>
-      <w:proofErr w:type="spellEnd"/>
-      <w:r>
-        <w:t>}"</w:t>
-      </w:r>
-    </w:p>
-    <w:p>
-      <w:pPr>
-        <w:pStyle w:val="ListParagraph"/>
-        <w:numPr>
-          <w:ilvl w:val="1"/>
-          <w:numId w:val="1"/>
-        </w:numPr>
-      </w:pPr>
-      <w:r>
-        <w:t xml:space="preserve">            },</w:t>
-      </w:r>
-    </w:p>
-    <w:p>
-      <w:pPr>
-        <w:pStyle w:val="ListParagraph"/>
-        <w:numPr>
-          <w:ilvl w:val="1"/>
-          <w:numId w:val="1"/>
-        </w:numPr>
-      </w:pPr>
-      <w:r>
-        <w:t xml:space="preserve">            "</w:t>
-      </w:r>
-      <w:proofErr w:type="spellStart"/>
-      <w:r>
-        <w:t>problemMatcher</w:t>
-      </w:r>
-      <w:proofErr w:type="spellEnd"/>
-      <w:r>
-        <w:t>": [</w:t>
-      </w:r>
-    </w:p>
-    <w:p>
-      <w:pPr>
-        <w:pStyle w:val="ListParagraph"/>
-        <w:numPr>
-          <w:ilvl w:val="1"/>
-          <w:numId w:val="1"/>
-        </w:numPr>
-      </w:pPr>
-      <w:r>
-        <w:t xml:space="preserve">                "$</w:t>
-      </w:r>
-      <w:proofErr w:type="spellStart"/>
-      <w:r>
-        <w:t>gcc</w:t>
-      </w:r>
-      <w:proofErr w:type="spellEnd"/>
-      <w:r>
-        <w:t>"</w:t>
-      </w:r>
-    </w:p>
-    <w:p>
-      <w:pPr>
-        <w:pStyle w:val="ListParagraph"/>
-        <w:numPr>
-          <w:ilvl w:val="1"/>
-          <w:numId w:val="1"/>
-        </w:numPr>
-      </w:pPr>
-      <w:r>
-        <w:t xml:space="preserve">            ],</w:t>
-      </w:r>
-    </w:p>
-    <w:p>
-      <w:pPr>
-        <w:pStyle w:val="ListParagraph"/>
-        <w:numPr>
-          <w:ilvl w:val="1"/>
-          <w:numId w:val="1"/>
-        </w:numPr>
-      </w:pPr>
-      <w:r>
-        <w:t xml:space="preserve">            "group": {</w:t>
-      </w:r>
-    </w:p>
-    <w:p>
-      <w:pPr>
-        <w:pStyle w:val="ListParagraph"/>
-        <w:numPr>
-          <w:ilvl w:val="1"/>
-          <w:numId w:val="1"/>
-        </w:numPr>
-      </w:pPr>
-      <w:r>
-        <w:t xml:space="preserve">                "kind": "build",</w:t>
-      </w:r>
-    </w:p>
-    <w:p>
-      <w:pPr>
-        <w:pStyle w:val="ListParagraph"/>
-        <w:numPr>
-          <w:ilvl w:val="1"/>
-          <w:numId w:val="1"/>
-        </w:numPr>
-      </w:pPr>
-      <w:r>
-        <w:t xml:space="preserve">                "</w:t>
-      </w:r>
-      <w:proofErr w:type="spellStart"/>
-      <w:r>
-        <w:t>isDefault</w:t>
-      </w:r>
-      <w:proofErr w:type="spellEnd"/>
-      <w:r>
-        <w:t>": true</w:t>
-      </w:r>
-    </w:p>
-    <w:p>
-      <w:pPr>
-        <w:pStyle w:val="ListParagraph"/>
-        <w:numPr>
-          <w:ilvl w:val="1"/>
-          <w:numId w:val="1"/>
-        </w:numPr>
-      </w:pPr>
-      <w:r>
-        <w:t xml:space="preserve">            },</w:t>
-      </w:r>
-    </w:p>
-    <w:p>
-      <w:pPr>
-        <w:pStyle w:val="ListParagraph"/>
-        <w:numPr>
-          <w:ilvl w:val="1"/>
-          <w:numId w:val="1"/>
-        </w:numPr>
-      </w:pPr>
-      <w:r>
-        <w:t xml:space="preserve">            "detail": "Task generated by Debugger."</w:t>
-      </w:r>
-    </w:p>
-    <w:p>
-      <w:pPr>
-        <w:pStyle w:val="ListParagraph"/>
-        <w:numPr>
-          <w:ilvl w:val="1"/>
-          <w:numId w:val="1"/>
-        </w:numPr>
-      </w:pPr>
-      <w:r>
-        <w:t xml:space="preserve">        }</w:t>
-      </w:r>
-    </w:p>
-    <w:p>
-      <w:pPr>
-        <w:pStyle w:val="ListParagraph"/>
-        <w:numPr>
-          <w:ilvl w:val="1"/>
-          <w:numId w:val="1"/>
-        </w:numPr>
-      </w:pPr>
-      <w:r>
-        <w:t xml:space="preserve">    ],</w:t>
-      </w:r>
-    </w:p>
-    <w:p>
-      <w:pPr>
-        <w:pStyle w:val="ListParagraph"/>
-        <w:numPr>
-          <w:ilvl w:val="1"/>
-          <w:numId w:val="1"/>
-        </w:numPr>
-      </w:pPr>
-      <w:r>
-        <w:t xml:space="preserve">    "version": "2.0.0"</w:t>
-      </w:r>
-    </w:p>
-    <w:p>
-      <w:pPr>
-        <w:pStyle w:val="ListParagraph"/>
-        <w:numPr>
-          <w:ilvl w:val="1"/>
-          <w:numId w:val="1"/>
-        </w:numPr>
-      </w:pPr>
-      <w:r>
-        <w:t>}</w:t>
-      </w:r>
-    </w:p>
-    <w:p>
-      <w:pPr>
-        <w:pStyle w:val="ListParagraph"/>
-        <w:numPr>
-          <w:ilvl w:val="0"/>
-          <w:numId w:val="1"/>
-        </w:numPr>
-      </w:pPr>
-      <w:r>
-        <w:t xml:space="preserve">Install </w:t>
-      </w:r>
-      <w:proofErr w:type="spellStart"/>
-      <w:r>
-        <w:t>Mtools</w:t>
-      </w:r>
-      <w:proofErr w:type="spellEnd"/>
-      <w:r>
-        <w:t xml:space="preserve"> for FAT image management:</w:t>
-      </w:r>
-    </w:p>
-    <w:p>
-      <w:pPr>
-        <w:pStyle w:val="ListParagraph"/>
-        <w:numPr>
-          <w:ilvl w:val="1"/>
-          <w:numId w:val="1"/>
-        </w:numPr>
-      </w:pPr>
-      <w:r>
-        <w:t xml:space="preserve">Sudo apt install </w:t>
-      </w:r>
-      <w:proofErr w:type="spellStart"/>
-      <w:r>
-        <w:t>mtools</w:t>
-      </w:r>
-      <w:proofErr w:type="spellEnd"/>
-    </w:p>
-    <w:p>
-      <w:pPr>
-        <w:pStyle w:val="ListParagraph"/>
-        <w:numPr>
-          <w:ilvl w:val="0"/>
-          <w:numId w:val="1"/>
-        </w:numPr>
-      </w:pPr>
-      <w:r>
-        <w:lastRenderedPageBreak/>
-        <w:t>Install rust toolchain:</w:t>
-      </w:r>
-    </w:p>
-    <w:p>
-      <w:pPr>
-        <w:pStyle w:val="ListParagraph"/>
-        <w:numPr>
-          <w:ilvl w:val="1"/>
-          <w:numId w:val="1"/>
-        </w:numPr>
-        <w:rPr>
-          <w:lang w:val="es-ES"/>
-        </w:rPr>
-      </w:pPr>
-      <w:r>
-        <w:rPr>
-          <w:lang w:val="es-ES"/>
-        </w:rPr>
-        <w:t>s</w:t>
-      </w:r>
-      <w:r>
-        <w:rPr>
-          <w:lang w:val="es-ES"/>
-        </w:rPr>
-        <w:t xml:space="preserve">udo </w:t>
-      </w:r>
-      <w:proofErr w:type="spellStart"/>
-      <w:r>
-        <w:rPr>
-          <w:lang w:val="es-ES"/>
-        </w:rPr>
-        <w:t>curl</w:t>
-      </w:r>
-      <w:proofErr w:type="spellEnd"/>
-      <w:r>
-        <w:rPr>
-          <w:lang w:val="es-ES"/>
-        </w:rPr>
-        <w:t xml:space="preserve"> --proto '=https' --tlsv1.2 -</w:t>
-      </w:r>
-      <w:proofErr w:type="spellStart"/>
-      <w:r>
-        <w:rPr>
-          <w:lang w:val="es-ES"/>
-        </w:rPr>
-        <w:t>sSf</w:t>
-      </w:r>
-      <w:proofErr w:type="spellEnd"/>
-      <w:r>
-        <w:rPr>
-          <w:lang w:val="es-ES"/>
-        </w:rPr>
-        <w:t xml:space="preserve"> https://sh.rustup.rs | </w:t>
-      </w:r>
-      <w:proofErr w:type="spellStart"/>
-      <w:r>
-        <w:rPr>
-          <w:lang w:val="es-ES"/>
-        </w:rPr>
-        <w:t>sh</w:t>
-      </w:r>
-      <w:proofErr w:type="spellEnd"/>
-    </w:p>
-    <w:p>
-      <w:pPr>
-        <w:pStyle w:val="ListParagraph"/>
-        <w:numPr>
-          <w:ilvl w:val="0"/>
-          <w:numId w:val="1"/>
-        </w:numPr>
-      </w:pPr>
-      <w:r>
-        <w:t>To avoid issues compiling r</w:t>
-      </w:r>
-      <w:r>
-        <w:t xml:space="preserve">ust on a windows folder with </w:t>
-      </w:r>
-      <w:proofErr w:type="spellStart"/>
-      <w:r>
-        <w:t>dropbox</w:t>
-      </w:r>
-      <w:proofErr w:type="spellEnd"/>
-      <w:r>
-        <w:t xml:space="preserve"> mounted on WSL I have moved everything to Linux, but the git operations happen only on windows. I am just </w:t>
-      </w:r>
-      <w:proofErr w:type="spellStart"/>
-      <w:r>
-        <w:t>robocopying</w:t>
-      </w:r>
-      <w:proofErr w:type="spellEnd"/>
-      <w:r>
-        <w:t xml:space="preserve"> the files from time to time.</w:t>
-      </w:r>
-    </w:p>
-    <w:p>
-      <w:pPr>
-        <w:pStyle w:val="ListParagraph"/>
-        <w:numPr>
-          <w:ilvl w:val="1"/>
-          <w:numId w:val="1"/>
-        </w:numPr>
-      </w:pPr>
-      <w:r>
-        <w:t>RoboCopy.exe  "Z:\home\mihe\codebox" "C:\Users\mihe\Dropbox\TusMuertOS-Oct2025\src\helpers" *.* /E</w:t>
+      <w:proofErr w:type="gramStart"/>
+      <w:r>
+        <w:t>RoboCopy.exe  "</w:t>
+      </w:r>
+      <w:proofErr w:type="gramEnd"/>
+      <w:r>
+        <w:t xml:space="preserve">Z:\home\mihe\codebox" "C:\Users\mihe\Dropbox\TusMuertOS-Oct2025\src\helpers" </w:t>
+      </w:r>
+      <w:proofErr w:type="gramStart"/>
+      <w:r>
+        <w:t>*.*</w:t>
+      </w:r>
+      <w:proofErr w:type="gramEnd"/>
+      <w:r>
+        <w:t xml:space="preserve"> /E</w:t>
       </w:r>
     </w:p>
     <w:p>
@@ -12311,9 +12735,370 @@
     </w:p>
     <w:p>
       <w:pPr>
+        <w:pStyle w:val="ListParagraph"/>
+        <w:numPr>
+          <w:ilvl w:val="0"/>
+          <w:numId w:val="1"/>
+        </w:numPr>
+      </w:pPr>
+      <w:r>
+        <w:t>Install Eza for sanity:</w:t>
+      </w:r>
+    </w:p>
+    <w:p>
+      <w:pPr>
+        <w:pStyle w:val="ListParagraph"/>
+        <w:numPr>
+          <w:ilvl w:val="1"/>
+          <w:numId w:val="1"/>
+        </w:numPr>
+      </w:pPr>
+      <w:r>
+        <w:t xml:space="preserve">sudo apt install -u </w:t>
+      </w:r>
+      <w:proofErr w:type="spellStart"/>
+      <w:r>
+        <w:t>gpg</w:t>
+      </w:r>
+      <w:proofErr w:type="spellEnd"/>
+    </w:p>
+    <w:p>
+      <w:pPr>
+        <w:pStyle w:val="ListParagraph"/>
+        <w:numPr>
+          <w:ilvl w:val="1"/>
+          <w:numId w:val="1"/>
+        </w:numPr>
+      </w:pPr>
+      <w:r>
+        <w:t xml:space="preserve">sudo </w:t>
+      </w:r>
+      <w:proofErr w:type="spellStart"/>
+      <w:r>
+        <w:t>mkdir</w:t>
+      </w:r>
+      <w:proofErr w:type="spellEnd"/>
+      <w:r>
+        <w:t xml:space="preserve"> -p /</w:t>
+      </w:r>
+      <w:proofErr w:type="spellStart"/>
+      <w:r>
+        <w:t>etc</w:t>
+      </w:r>
+      <w:proofErr w:type="spellEnd"/>
+      <w:r>
+        <w:t>/apt/keyrings</w:t>
+      </w:r>
+    </w:p>
+    <w:p>
+      <w:pPr>
+        <w:pStyle w:val="ListParagraph"/>
+        <w:numPr>
+          <w:ilvl w:val="1"/>
+          <w:numId w:val="1"/>
+        </w:numPr>
+      </w:pPr>
+      <w:proofErr w:type="spellStart"/>
+      <w:r>
+        <w:t>wget</w:t>
+      </w:r>
+      <w:proofErr w:type="spellEnd"/>
+      <w:r>
+        <w:t xml:space="preserve"> -</w:t>
+      </w:r>
+      <w:proofErr w:type="spellStart"/>
+      <w:r>
+        <w:t>qO</w:t>
+      </w:r>
+      <w:proofErr w:type="spellEnd"/>
+      <w:r>
+        <w:t xml:space="preserve">- https://raw.githubusercontent.com/eza-community/eza/main/deb.asc | sudo </w:t>
+      </w:r>
+      <w:proofErr w:type="spellStart"/>
+      <w:r>
+        <w:t>gpg</w:t>
+      </w:r>
+      <w:proofErr w:type="spellEnd"/>
+      <w:r>
+        <w:t xml:space="preserve"> --</w:t>
+      </w:r>
+      <w:proofErr w:type="spellStart"/>
+      <w:r>
+        <w:t>dearmor</w:t>
+      </w:r>
+      <w:proofErr w:type="spellEnd"/>
+      <w:r>
+        <w:t xml:space="preserve"> -o /</w:t>
+      </w:r>
+      <w:proofErr w:type="spellStart"/>
+      <w:r>
+        <w:t>etc</w:t>
+      </w:r>
+      <w:proofErr w:type="spellEnd"/>
+      <w:r>
+        <w:t>/apt/keyrings/</w:t>
+      </w:r>
+      <w:proofErr w:type="spellStart"/>
+      <w:r>
+        <w:t>gierens.gpg</w:t>
+      </w:r>
+      <w:proofErr w:type="spellEnd"/>
+    </w:p>
+    <w:p>
+      <w:pPr>
+        <w:pStyle w:val="ListParagraph"/>
+        <w:numPr>
+          <w:ilvl w:val="1"/>
+          <w:numId w:val="1"/>
+        </w:numPr>
+      </w:pPr>
+      <w:r>
+        <w:t>echo "deb [signed-by=/</w:t>
+      </w:r>
+      <w:proofErr w:type="spellStart"/>
+      <w:r>
+        <w:t>etc</w:t>
+      </w:r>
+      <w:proofErr w:type="spellEnd"/>
+      <w:r>
+        <w:t>/apt/keyrings/</w:t>
+      </w:r>
+      <w:proofErr w:type="spellStart"/>
+      <w:r>
+        <w:t>gierens.gpg</w:t>
+      </w:r>
+      <w:proofErr w:type="spellEnd"/>
+      <w:r>
+        <w:t>] http://deb.gierens.de stable main" | sudo tee /</w:t>
+      </w:r>
+      <w:proofErr w:type="spellStart"/>
+      <w:r>
+        <w:t>etc</w:t>
+      </w:r>
+      <w:proofErr w:type="spellEnd"/>
+      <w:r>
+        <w:t>/apt/</w:t>
+      </w:r>
+      <w:proofErr w:type="spellStart"/>
+      <w:r>
+        <w:t>sources.list.d</w:t>
+      </w:r>
+      <w:proofErr w:type="spellEnd"/>
+      <w:r>
+        <w:t>/</w:t>
+      </w:r>
+      <w:proofErr w:type="spellStart"/>
+      <w:r>
+        <w:t>gierens.list</w:t>
+      </w:r>
+      <w:proofErr w:type="spellEnd"/>
+    </w:p>
+    <w:p>
+      <w:pPr>
+        <w:pStyle w:val="ListParagraph"/>
+        <w:numPr>
+          <w:ilvl w:val="1"/>
+          <w:numId w:val="1"/>
+        </w:numPr>
+      </w:pPr>
+      <w:r>
+        <w:t xml:space="preserve">sudo </w:t>
+      </w:r>
+      <w:proofErr w:type="spellStart"/>
+      <w:r>
+        <w:t>chmod</w:t>
+      </w:r>
+      <w:proofErr w:type="spellEnd"/>
+      <w:r>
+        <w:t xml:space="preserve"> 644 /</w:t>
+      </w:r>
+      <w:proofErr w:type="spellStart"/>
+      <w:r>
+        <w:t>etc</w:t>
+      </w:r>
+      <w:proofErr w:type="spellEnd"/>
+      <w:r>
+        <w:t>/apt/keyrings/</w:t>
+      </w:r>
+      <w:proofErr w:type="spellStart"/>
+      <w:r>
+        <w:t>gierens.gpg</w:t>
+      </w:r>
+      <w:proofErr w:type="spellEnd"/>
+      <w:r>
+        <w:t xml:space="preserve"> /</w:t>
+      </w:r>
+      <w:proofErr w:type="spellStart"/>
+      <w:r>
+        <w:t>etc</w:t>
+      </w:r>
+      <w:proofErr w:type="spellEnd"/>
+      <w:r>
+        <w:t>/apt/</w:t>
+      </w:r>
+      <w:proofErr w:type="spellStart"/>
+      <w:r>
+        <w:t>sources.list.d</w:t>
+      </w:r>
+      <w:proofErr w:type="spellEnd"/>
+      <w:r>
+        <w:t>/</w:t>
+      </w:r>
+      <w:proofErr w:type="spellStart"/>
+      <w:r>
+        <w:t>gierens.list</w:t>
+      </w:r>
+      <w:proofErr w:type="spellEnd"/>
+    </w:p>
+    <w:p>
+      <w:pPr>
+        <w:pStyle w:val="ListParagraph"/>
+        <w:numPr>
+          <w:ilvl w:val="1"/>
+          <w:numId w:val="1"/>
+        </w:numPr>
+      </w:pPr>
+      <w:r>
+        <w:t>sudo apt update</w:t>
+      </w:r>
+    </w:p>
+    <w:p>
+      <w:pPr>
+        <w:pStyle w:val="ListParagraph"/>
+        <w:numPr>
+          <w:ilvl w:val="1"/>
+          <w:numId w:val="1"/>
+        </w:numPr>
+        <w:rPr>
+          <w:lang w:val="es-ES"/>
+        </w:rPr>
+      </w:pPr>
+      <w:r>
+        <w:rPr>
+          <w:lang w:val="es-ES"/>
+        </w:rPr>
+        <w:t xml:space="preserve">sudo </w:t>
+      </w:r>
+      <w:proofErr w:type="spellStart"/>
+      <w:r>
+        <w:rPr>
+          <w:lang w:val="es-ES"/>
+        </w:rPr>
+        <w:t>apt</w:t>
+      </w:r>
+      <w:proofErr w:type="spellEnd"/>
+      <w:r>
+        <w:rPr>
+          <w:lang w:val="es-ES"/>
+        </w:rPr>
+        <w:t xml:space="preserve"> </w:t>
+      </w:r>
+      <w:proofErr w:type="spellStart"/>
+      <w:r>
+        <w:rPr>
+          <w:lang w:val="es-ES"/>
+        </w:rPr>
+        <w:t>install</w:t>
+      </w:r>
+      <w:proofErr w:type="spellEnd"/>
+      <w:r>
+        <w:rPr>
+          <w:lang w:val="es-ES"/>
+        </w:rPr>
+        <w:t xml:space="preserve"> -y </w:t>
+      </w:r>
+      <w:proofErr w:type="spellStart"/>
+      <w:r>
+        <w:rPr>
+          <w:lang w:val="es-ES"/>
+        </w:rPr>
+        <w:t>eza</w:t>
+      </w:r>
+      <w:proofErr w:type="spellEnd"/>
+    </w:p>
+    <w:p>
+      <w:pPr>
+        <w:pStyle w:val="ListParagraph"/>
+        <w:numPr>
+          <w:ilvl w:val="1"/>
+          <w:numId w:val="1"/>
+        </w:numPr>
+      </w:pPr>
+      <w:r>
+        <w:t>alias ls='</w:t>
+      </w:r>
+      <w:proofErr w:type="spellStart"/>
+      <w:r>
+        <w:t>eza</w:t>
+      </w:r>
+      <w:proofErr w:type="spellEnd"/>
+      <w:r>
+        <w:t xml:space="preserve"> -la --color=always --icons=always --group-directories-first'</w:t>
+      </w:r>
+    </w:p>
+    <w:p>
+      <w:pPr>
+        <w:pStyle w:val="ListParagraph"/>
+        <w:numPr>
+          <w:ilvl w:val="1"/>
+          <w:numId w:val="1"/>
+        </w:numPr>
+      </w:pPr>
+      <w:r>
+        <w:t>To show icons:</w:t>
+      </w:r>
+    </w:p>
+    <w:p>
+      <w:pPr>
+        <w:pStyle w:val="ListParagraph"/>
+        <w:numPr>
+          <w:ilvl w:val="2"/>
+          <w:numId w:val="1"/>
+        </w:numPr>
+      </w:pPr>
+      <w:r>
+        <w:t xml:space="preserve">WSL terminal, settings, defaults change font to </w:t>
+      </w:r>
+      <w:proofErr w:type="spellStart"/>
+      <w:r>
+        <w:t>FiraCode</w:t>
+      </w:r>
+      <w:proofErr w:type="spellEnd"/>
+      <w:r>
+        <w:t xml:space="preserve"> Nerd Font</w:t>
+      </w:r>
+      <w:r>
+        <w:t xml:space="preserve">. </w:t>
+      </w:r>
+    </w:p>
+    <w:p>
+      <w:pPr>
+        <w:pStyle w:val="ListParagraph"/>
+        <w:numPr>
+          <w:ilvl w:val="2"/>
+          <w:numId w:val="1"/>
+        </w:numPr>
+      </w:pPr>
+      <w:r>
+        <w:t xml:space="preserve">To install the font first, download it from </w:t>
+      </w:r>
+      <w:hyperlink r:id="rId21" w:history="1">
+        <w:r>
+          <w:rPr>
+            <w:rStyle w:val="Hyperlink"/>
+          </w:rPr>
+          <w:t>https://www.nerdfonts.com/font-downloads</w:t>
+        </w:r>
+      </w:hyperlink>
+      <w:r>
+        <w:t xml:space="preserve"> and install all TIFFs for ALL USERS</w:t>
+      </w:r>
+    </w:p>
+    <w:p>
+      <w:pPr>
         <w:pStyle w:val="Heading2"/>
       </w:pPr>
-      <w:bookmarkStart w:id="15" w:name="_Toc213174188"/>
+      <w:bookmarkStart w:id="15" w:name="_Toc213355640"/>
       <w:r>
         <w:t>BUILD PROCESS BEFORE MAKE</w:t>
       </w:r>
@@ -12332,10 +13117,12 @@
         <w:t xml:space="preserve">Compile the bootloader stage1 that goes on MBR to </w:t>
       </w:r>
       <w:proofErr w:type="spellStart"/>
+      <w:proofErr w:type="gramStart"/>
       <w:r>
         <w:t>mbr.bin</w:t>
       </w:r>
       <w:proofErr w:type="spellEnd"/>
+      <w:proofErr w:type="gramEnd"/>
     </w:p>
     <w:p>
       <w:pPr>
@@ -12424,6 +13211,7 @@
         </w:numPr>
       </w:pPr>
       <w:r>
+        <w:lastRenderedPageBreak/>
         <w:t xml:space="preserve">Inject </w:t>
       </w:r>
       <w:proofErr w:type="spellStart"/>
@@ -12469,7 +13257,7 @@
       <w:pPr>
         <w:pStyle w:val="Heading2"/>
       </w:pPr>
-      <w:bookmarkStart w:id="16" w:name="_Toc213174189"/>
+      <w:bookmarkStart w:id="16" w:name="_Toc213355641"/>
       <w:r>
         <w:t>BUILD PROCESS AFTER MAKE</w:t>
       </w:r>
@@ -12483,7 +13271,7 @@
       <w:pPr>
         <w:pStyle w:val="Heading2"/>
       </w:pPr>
-      <w:bookmarkStart w:id="17" w:name="_Toc213174190"/>
+      <w:bookmarkStart w:id="17" w:name="_Toc213355642"/>
       <w:r>
         <w:t>CPU registers</w:t>
       </w:r>
@@ -12510,7 +13298,6 @@
         <w:rPr>
           <w:noProof/>
         </w:rPr>
-        <w:lastRenderedPageBreak/>
         <w:drawing>
           <wp:inline distT="0" distB="0" distL="0" distR="0" wp14:anchorId="214DE4BB" wp14:editId="7F8C982B">
             <wp:extent cx="5943600" cy="2092960"/>
@@ -12529,7 +13316,7 @@
                     </pic:cNvPicPr>
                   </pic:nvPicPr>
                   <pic:blipFill>
-                    <a:blip r:embed="rId21">
+                    <a:blip r:embed="rId22">
                       <a:extLst>
                         <a:ext uri="{28A0092B-C50C-407E-A947-70E740481C1C}">
                           <a14:useLocalDpi xmlns:a14="http://schemas.microsoft.com/office/drawing/2010/main" val="0"/>
@@ -12582,6 +13369,7 @@
         <w:rPr>
           <w:noProof/>
         </w:rPr>
+        <w:lastRenderedPageBreak/>
         <w:drawing>
           <wp:inline distT="0" distB="0" distL="0" distR="0" wp14:anchorId="3FBA7AED" wp14:editId="7B4321D9">
             <wp:extent cx="5943600" cy="4516755"/>
@@ -12598,7 +13386,7 @@
                     <pic:cNvPicPr/>
                   </pic:nvPicPr>
                   <pic:blipFill>
-                    <a:blip r:embed="rId22"/>
+                    <a:blip r:embed="rId23"/>
                     <a:stretch>
                       <a:fillRect/>
                     </a:stretch>
@@ -12625,10 +13413,11 @@
       <w:pPr>
         <w:pStyle w:val="Heading2"/>
       </w:pPr>
-      <w:r>
-        <w:lastRenderedPageBreak/>
+      <w:bookmarkStart w:id="18" w:name="_Toc213355643"/>
+      <w:r>
         <w:t>Rust notes</w:t>
       </w:r>
+      <w:bookmarkEnd w:id="18"/>
     </w:p>
     <w:p/>
     <w:p>
@@ -12790,13 +13579,16 @@
     <w:p/>
     <w:p>
       <w:r>
+        <w:lastRenderedPageBreak/>
         <w:t>  "</w:t>
       </w:r>
       <w:proofErr w:type="spellStart"/>
+      <w:proofErr w:type="gramStart"/>
       <w:r>
         <w:t>editor.semanticHighlighting.enabled</w:t>
       </w:r>
       <w:proofErr w:type="spellEnd"/>
+      <w:proofErr w:type="gramEnd"/>
       <w:r>
         <w:t>": true,</w:t>
       </w:r>
@@ -12806,24 +13598,32 @@
         <w:t>  "</w:t>
       </w:r>
       <w:proofErr w:type="spellStart"/>
+      <w:proofErr w:type="gramStart"/>
       <w:r>
         <w:t>editor.semanticTokenColorCustomizations</w:t>
       </w:r>
       <w:proofErr w:type="spellEnd"/>
+      <w:proofErr w:type="gramEnd"/>
       <w:r>
         <w:t>": {</w:t>
       </w:r>
     </w:p>
     <w:p>
       <w:r>
-        <w:t>    "rules": {</w:t>
-      </w:r>
+        <w:t>    "rules</w:t>
+      </w:r>
+      <w:proofErr w:type="gramStart"/>
+      <w:r>
+        <w:t>": {</w:t>
+      </w:r>
+      <w:proofErr w:type="gramEnd"/>
     </w:p>
     <w:p>
       <w:r>
         <w:t>      "</w:t>
       </w:r>
       <w:proofErr w:type="spellStart"/>
+      <w:proofErr w:type="gramStart"/>
       <w:r>
         <w:t>operator.controlFlow</w:t>
       </w:r>
@@ -12831,10 +13631,19 @@
       <w:r>
         <w:t>": {</w:t>
       </w:r>
-    </w:p>
-    <w:p>
-      <w:r>
-        <w:t>        "foreground": "#ff5100",</w:t>
+      <w:proofErr w:type="gramEnd"/>
+    </w:p>
+    <w:p>
+      <w:r>
+        <w:t>        "foreground"</w:t>
+      </w:r>
+      <w:proofErr w:type="gramStart"/>
+      <w:r>
+        <w:t>: "#</w:t>
+      </w:r>
+      <w:proofErr w:type="gramEnd"/>
+      <w:r>
+        <w:t>ff5100",</w:t>
       </w:r>
     </w:p>
     <w:p>
@@ -12860,12 +13669,17 @@
     <w:p/>
     <w:p/>
     <w:p>
+      <w:proofErr w:type="gramStart"/>
       <w:r>
         <w:t>.</w:t>
       </w:r>
       <w:proofErr w:type="spellStart"/>
       <w:r>
-        <w:t>rustfmt.toml</w:t>
+        <w:t>rustfmt</w:t>
+      </w:r>
+      <w:proofErr w:type="gramEnd"/>
+      <w:r>
+        <w:t>.toml</w:t>
       </w:r>
       <w:proofErr w:type="spellEnd"/>
       <w:r>
@@ -12928,11 +13742,11 @@
       <w:pPr>
         <w:pStyle w:val="Heading1"/>
       </w:pPr>
-      <w:bookmarkStart w:id="18" w:name="_Toc213174191"/>
+      <w:bookmarkStart w:id="19" w:name="_Toc213355644"/>
       <w:r>
         <w:t>Common Linux and Windows commands</w:t>
       </w:r>
-      <w:bookmarkEnd w:id="18"/>
+      <w:bookmarkEnd w:id="19"/>
     </w:p>
     <w:p>
       <w:r>
@@ -12943,11 +13757,11 @@
       <w:pPr>
         <w:pStyle w:val="Heading2"/>
       </w:pPr>
-      <w:bookmarkStart w:id="19" w:name="_Toc213174192"/>
+      <w:bookmarkStart w:id="20" w:name="_Toc213355645"/>
       <w:r>
         <w:t>Linux</w:t>
       </w:r>
-      <w:bookmarkEnd w:id="19"/>
+      <w:bookmarkEnd w:id="20"/>
     </w:p>
     <w:p/>
     <w:p>
@@ -12976,45 +13790,46 @@
           <w:b/>
           <w:bCs/>
         </w:rPr>
-        <w:t>/mnt/c/Users/mihe/Dropbox/TusMuertOS-Oct2025</w:t>
-      </w:r>
-    </w:p>
-    <w:p>
-      <w:pPr>
-        <w:ind w:firstLine="720"/>
-      </w:pPr>
-    </w:p>
-    <w:p>
-      <w:pPr>
-        <w:ind w:firstLine="720"/>
+        <w:t>/</w:t>
+      </w:r>
+      <w:proofErr w:type="gramStart"/>
+      <w:r>
         <w:rPr>
           <w:b/>
           <w:bCs/>
         </w:rPr>
-      </w:pPr>
-      <w:proofErr w:type="spellStart"/>
+        <w:t>mnt</w:t>
+      </w:r>
+      <w:proofErr w:type="gramEnd"/>
       <w:r>
         <w:rPr>
           <w:b/>
           <w:bCs/>
         </w:rPr>
-        <w:t>nasm</w:t>
-      </w:r>
-      <w:proofErr w:type="spellEnd"/>
-      <w:r>
+        <w:t>/c/Users/mihe/Dropbox/TusMuertOS-Oct2025</w:t>
+      </w:r>
+    </w:p>
+    <w:p>
+      <w:pPr>
+        <w:ind w:firstLine="720"/>
+      </w:pPr>
+    </w:p>
+    <w:p>
+      <w:pPr>
+        <w:ind w:firstLine="720"/>
         <w:rPr>
           <w:b/>
           <w:bCs/>
         </w:rPr>
-        <w:t xml:space="preserve"> -f bin </w:t>
-      </w:r>
+      </w:pPr>
       <w:proofErr w:type="spellStart"/>
       <w:r>
         <w:rPr>
           <w:b/>
           <w:bCs/>
         </w:rPr>
-        <w:t>src</w:t>
+        <w:lastRenderedPageBreak/>
+        <w:t>nasm</w:t>
       </w:r>
       <w:proofErr w:type="spellEnd"/>
       <w:r>
@@ -13022,7 +13837,7 @@
           <w:b/>
           <w:bCs/>
         </w:rPr>
-        <w:t xml:space="preserve">/bootloader/stage1.asm -o </w:t>
+        <w:t xml:space="preserve"> -f bin </w:t>
       </w:r>
       <w:proofErr w:type="spellStart"/>
       <w:r>
@@ -13038,59 +13853,59 @@
           <w:b/>
           <w:bCs/>
         </w:rPr>
-        <w:t>/build/stage1.bin</w:t>
-      </w:r>
-    </w:p>
-    <w:p/>
-    <w:p>
+        <w:t xml:space="preserve">/bootloader/stage1.asm -o </w:t>
+      </w:r>
       <w:proofErr w:type="spellStart"/>
       <w:r>
-        <w:t>bximage</w:t>
-      </w:r>
-      <w:proofErr w:type="spellEnd"/>
-      <w:r>
-        <w:t xml:space="preserve"> to create an empty floppy disk. It is an interactive tool with a menu. It shows this info after execution: The following line should appear in your </w:t>
-      </w:r>
-      <w:proofErr w:type="spellStart"/>
-      <w:r>
-        <w:t>bochsrc</w:t>
-      </w:r>
-      <w:proofErr w:type="spellEnd"/>
-      <w:r>
-        <w:t>:</w:t>
-      </w:r>
-    </w:p>
-    <w:p>
-      <w:pPr>
-        <w:ind w:firstLine="720"/>
         <w:rPr>
           <w:b/>
           <w:bCs/>
         </w:rPr>
-      </w:pPr>
-      <w:proofErr w:type="spellStart"/>
+        <w:t>src</w:t>
+      </w:r>
+      <w:proofErr w:type="spellEnd"/>
       <w:r>
         <w:rPr>
           <w:b/>
           <w:bCs/>
         </w:rPr>
-        <w:t>floppya</w:t>
+        <w:t>/build/stage1.bin</w:t>
+      </w:r>
+    </w:p>
+    <w:p/>
+    <w:p>
+      <w:proofErr w:type="spellStart"/>
+      <w:r>
+        <w:t>bximage</w:t>
       </w:r>
       <w:proofErr w:type="spellEnd"/>
       <w:r>
+        <w:t xml:space="preserve"> to create an empty floppy disk. It is an interactive tool with a menu. It shows this info after execution: The following line should appear in your </w:t>
+      </w:r>
+      <w:proofErr w:type="spellStart"/>
+      <w:r>
+        <w:t>bochsrc</w:t>
+      </w:r>
+      <w:proofErr w:type="spellEnd"/>
+      <w:r>
+        <w:t>:</w:t>
+      </w:r>
+    </w:p>
+    <w:p>
+      <w:pPr>
+        <w:ind w:firstLine="720"/>
         <w:rPr>
           <w:b/>
           <w:bCs/>
         </w:rPr>
-        <w:t>: image="</w:t>
-      </w:r>
+      </w:pPr>
       <w:proofErr w:type="spellStart"/>
       <w:r>
         <w:rPr>
           <w:b/>
           <w:bCs/>
         </w:rPr>
-        <w:t>floppy.img</w:t>
+        <w:t>floppya</w:t>
       </w:r>
       <w:proofErr w:type="spellEnd"/>
       <w:r>
@@ -13098,86 +13913,94 @@
           <w:b/>
           <w:bCs/>
         </w:rPr>
-        <w:t>", status=inserted</w:t>
-      </w:r>
-    </w:p>
-    <w:p>
-      <w:r>
-        <w:t>Alternative to create the empty disk:</w:t>
-      </w:r>
-    </w:p>
-    <w:p>
-      <w:pPr>
-        <w:ind w:firstLine="720"/>
+        <w:t>: image="</w:t>
+      </w:r>
+      <w:proofErr w:type="spellStart"/>
+      <w:r>
         <w:rPr>
           <w:b/>
           <w:bCs/>
         </w:rPr>
-      </w:pPr>
+        <w:t>floppy.img</w:t>
+      </w:r>
+      <w:proofErr w:type="spellEnd"/>
       <w:r>
         <w:rPr>
           <w:b/>
           <w:bCs/>
         </w:rPr>
-        <w:t>dd if=/dev/zero of=</w:t>
-      </w:r>
-      <w:proofErr w:type="spellStart"/>
-      <w:r>
+        <w:t>", status=inserted</w:t>
+      </w:r>
+    </w:p>
+    <w:p>
+      <w:r>
+        <w:t>Alternative to create the empty disk:</w:t>
+      </w:r>
+    </w:p>
+    <w:p>
+      <w:pPr>
+        <w:ind w:firstLine="720"/>
         <w:rPr>
           <w:b/>
           <w:bCs/>
         </w:rPr>
-        <w:t>teaching.img</w:t>
-      </w:r>
-      <w:proofErr w:type="spellEnd"/>
+      </w:pPr>
       <w:r>
         <w:rPr>
           <w:b/>
           <w:bCs/>
         </w:rPr>
-        <w:t xml:space="preserve"> bs=512 count=2880</w:t>
-      </w:r>
-    </w:p>
-    <w:p/>
-    <w:p>
-      <w:r>
-        <w:t xml:space="preserve">Inject the bootloader (512 bytes, One sector if I am not </w:t>
+        <w:t>dd if=/dev/zero of=</w:t>
       </w:r>
       <w:proofErr w:type="spellStart"/>
-      <w:r>
-        <w:t>mistaketn</w:t>
-      </w:r>
-      <w:proofErr w:type="spellEnd"/>
-      <w:r>
-        <w:t>) at the beginning of the empty disk image:</w:t>
-      </w:r>
-    </w:p>
-    <w:p>
-      <w:pPr>
-        <w:ind w:firstLine="720"/>
-      </w:pPr>
       <w:r>
         <w:rPr>
           <w:b/>
           <w:bCs/>
         </w:rPr>
-        <w:t>dd if=</w:t>
-      </w:r>
-      <w:proofErr w:type="spellStart"/>
+        <w:t>teaching.img</w:t>
+      </w:r>
+      <w:proofErr w:type="spellEnd"/>
       <w:r>
         <w:rPr>
           <w:b/>
           <w:bCs/>
         </w:rPr>
-        <w:t>src</w:t>
+        <w:t xml:space="preserve"> bs=512 count=2880</w:t>
+      </w:r>
+    </w:p>
+    <w:p/>
+    <w:p>
+      <w:r>
+        <w:t xml:space="preserve">Inject the bootloader (512 bytes, </w:t>
+      </w:r>
+      <w:proofErr w:type="gramStart"/>
+      <w:r>
+        <w:t>One</w:t>
+      </w:r>
+      <w:proofErr w:type="gramEnd"/>
+      <w:r>
+        <w:t xml:space="preserve"> sector if I am not </w:t>
+      </w:r>
+      <w:proofErr w:type="spellStart"/>
+      <w:r>
+        <w:t>mistaketn</w:t>
       </w:r>
       <w:proofErr w:type="spellEnd"/>
+      <w:r>
+        <w:t>) at the beginning of the empty disk image:</w:t>
+      </w:r>
+    </w:p>
+    <w:p>
+      <w:pPr>
+        <w:ind w:firstLine="720"/>
+      </w:pPr>
       <w:r>
         <w:rPr>
           <w:b/>
           <w:bCs/>
         </w:rPr>
-        <w:t>/build/stage1.bin of=</w:t>
+        <w:t>dd if=</w:t>
       </w:r>
       <w:proofErr w:type="spellStart"/>
       <w:r>
@@ -13193,7 +14016,7 @@
           <w:b/>
           <w:bCs/>
         </w:rPr>
-        <w:t>/build/</w:t>
+        <w:t>/build/stage1.bin of=</w:t>
       </w:r>
       <w:proofErr w:type="spellStart"/>
       <w:r>
@@ -13201,7 +14024,7 @@
           <w:b/>
           <w:bCs/>
         </w:rPr>
-        <w:t>floppy.img</w:t>
+        <w:t>src</w:t>
       </w:r>
       <w:proofErr w:type="spellEnd"/>
       <w:r>
@@ -13209,7 +14032,7 @@
           <w:b/>
           <w:bCs/>
         </w:rPr>
-        <w:t xml:space="preserve"> bs=512 count=1 conv=</w:t>
+        <w:t>/build/</w:t>
       </w:r>
       <w:proofErr w:type="spellStart"/>
       <w:r>
@@ -13217,61 +14040,236 @@
           <w:b/>
           <w:bCs/>
         </w:rPr>
-        <w:t>notrunc</w:t>
+        <w:t>floppy.img</w:t>
       </w:r>
       <w:proofErr w:type="spellEnd"/>
-    </w:p>
-    <w:p/>
-    <w:p>
-      <w:r>
-        <w:t>To quickly see the content of the disk:</w:t>
-      </w:r>
-    </w:p>
-    <w:p>
-      <w:pPr>
-        <w:ind w:firstLine="576"/>
+      <w:r>
         <w:rPr>
           <w:b/>
           <w:bCs/>
         </w:rPr>
-      </w:pPr>
+        <w:t xml:space="preserve"> bs=512 count=1 conv=</w:t>
+      </w:r>
       <w:proofErr w:type="spellStart"/>
       <w:r>
         <w:rPr>
           <w:b/>
           <w:bCs/>
         </w:rPr>
-        <w:t>xxd</w:t>
+        <w:t>notrunc</w:t>
       </w:r>
       <w:proofErr w:type="spellEnd"/>
-      <w:r>
+    </w:p>
+    <w:p/>
+    <w:p>
+      <w:r>
+        <w:t>To quickly see the content of the disk:</w:t>
+      </w:r>
+    </w:p>
+    <w:p>
+      <w:pPr>
+        <w:ind w:firstLine="576"/>
         <w:rPr>
           <w:b/>
           <w:bCs/>
         </w:rPr>
-        <w:t xml:space="preserve"> -l 512 </w:t>
-      </w:r>
+      </w:pPr>
       <w:proofErr w:type="spellStart"/>
       <w:r>
         <w:rPr>
           <w:b/>
           <w:bCs/>
         </w:rPr>
+        <w:t>xxd</w:t>
+      </w:r>
+      <w:proofErr w:type="spellEnd"/>
+      <w:r>
+        <w:rPr>
+          <w:b/>
+          <w:bCs/>
+        </w:rPr>
+        <w:t xml:space="preserve"> -l 512 </w:t>
+      </w:r>
+      <w:proofErr w:type="spellStart"/>
+      <w:r>
+        <w:rPr>
+          <w:b/>
+          <w:bCs/>
+        </w:rPr>
         <w:t>floppy.img</w:t>
       </w:r>
       <w:proofErr w:type="spellEnd"/>
     </w:p>
     <w:p/>
+    <w:p>
+      <w:r>
+        <w:t>To debug the fat32 injecting tool. Delete the old image and create a new one:</w:t>
+      </w:r>
+    </w:p>
     <w:p/>
     <w:p>
       <w:pPr>
+        <w:rPr>
+          <w:b/>
+          <w:bCs/>
+        </w:rPr>
+      </w:pPr>
+      <w:proofErr w:type="gramStart"/>
+      <w:r>
+        <w:rPr>
+          <w:b/>
+          <w:bCs/>
+        </w:rPr>
+        <w:t>rm  ~</w:t>
+      </w:r>
+      <w:proofErr w:type="gramEnd"/>
+      <w:r>
+        <w:rPr>
+          <w:b/>
+          <w:bCs/>
+        </w:rPr>
+        <w:t>/</w:t>
+      </w:r>
+      <w:proofErr w:type="spellStart"/>
+      <w:r>
+        <w:rPr>
+          <w:b/>
+          <w:bCs/>
+        </w:rPr>
+        <w:t>codebox</w:t>
+      </w:r>
+      <w:proofErr w:type="spellEnd"/>
+      <w:r>
+        <w:rPr>
+          <w:b/>
+          <w:bCs/>
+        </w:rPr>
+        <w:t>/</w:t>
+      </w:r>
+      <w:proofErr w:type="spellStart"/>
+      <w:r>
+        <w:rPr>
+          <w:b/>
+          <w:bCs/>
+        </w:rPr>
+        <w:t>tempimage.img</w:t>
+      </w:r>
+      <w:proofErr w:type="spellEnd"/>
+      <w:r>
+        <w:rPr>
+          <w:b/>
+          <w:bCs/>
+        </w:rPr>
+        <w:t xml:space="preserve"> &amp;</w:t>
+      </w:r>
+      <w:proofErr w:type="gramStart"/>
+      <w:r>
+        <w:rPr>
+          <w:b/>
+          <w:bCs/>
+        </w:rPr>
+        <w:t>&amp; .</w:t>
+      </w:r>
+      <w:proofErr w:type="gramEnd"/>
+      <w:r>
+        <w:rPr>
+          <w:b/>
+          <w:bCs/>
+        </w:rPr>
+        <w:t>/emptydisk01 --size-mb 34 --out ~/</w:t>
+      </w:r>
+      <w:proofErr w:type="spellStart"/>
+      <w:r>
+        <w:rPr>
+          <w:b/>
+          <w:bCs/>
+        </w:rPr>
+        <w:t>codebox</w:t>
+      </w:r>
+      <w:proofErr w:type="spellEnd"/>
+      <w:r>
+        <w:rPr>
+          <w:b/>
+          <w:bCs/>
+        </w:rPr>
+        <w:t>/</w:t>
+      </w:r>
+      <w:proofErr w:type="spellStart"/>
+      <w:r>
+        <w:rPr>
+          <w:b/>
+          <w:bCs/>
+        </w:rPr>
+        <w:t>tempimage.img</w:t>
+      </w:r>
+      <w:proofErr w:type="spellEnd"/>
+    </w:p>
+    <w:p>
+      <w:pPr>
+        <w:rPr>
+          <w:b/>
+          <w:bCs/>
+        </w:rPr>
+      </w:pPr>
+      <w:r>
+        <w:rPr>
+          <w:b/>
+          <w:bCs/>
+        </w:rPr>
+        <w:t>rm ../../../</w:t>
+      </w:r>
+      <w:proofErr w:type="spellStart"/>
+      <w:r>
+        <w:rPr>
+          <w:b/>
+          <w:bCs/>
+        </w:rPr>
+        <w:t>tempimage.img</w:t>
+      </w:r>
+      <w:proofErr w:type="spellEnd"/>
+      <w:r>
+        <w:rPr>
+          <w:b/>
+          <w:bCs/>
+        </w:rPr>
+        <w:t xml:space="preserve"> &amp;</w:t>
+      </w:r>
+      <w:proofErr w:type="gramStart"/>
+      <w:r>
+        <w:rPr>
+          <w:b/>
+          <w:bCs/>
+        </w:rPr>
+        <w:t>&amp; .</w:t>
+      </w:r>
+      <w:proofErr w:type="gramEnd"/>
+      <w:r>
+        <w:rPr>
+          <w:b/>
+          <w:bCs/>
+        </w:rPr>
+        <w:t>/emptydisk01 --size-mb 34 --out ../../../</w:t>
+      </w:r>
+      <w:proofErr w:type="spellStart"/>
+      <w:r>
+        <w:rPr>
+          <w:b/>
+          <w:bCs/>
+        </w:rPr>
+        <w:t>tempimage.img</w:t>
+      </w:r>
+      <w:proofErr w:type="spellEnd"/>
+    </w:p>
+    <w:p/>
+    <w:p>
+      <w:pPr>
         <w:pStyle w:val="Heading2"/>
       </w:pPr>
-      <w:bookmarkStart w:id="20" w:name="_Toc213174193"/>
+      <w:bookmarkStart w:id="21" w:name="_Toc213355646"/>
       <w:r>
         <w:t>Windows PowerShell</w:t>
       </w:r>
-      <w:bookmarkEnd w:id="20"/>
+      <w:bookmarkEnd w:id="21"/>
     </w:p>
     <w:p/>
     <w:p>
@@ -13289,23 +14287,39 @@
     </w:p>
     <w:p>
       <w:r>
+        <w:t>qemu-system-i386 -drive format=</w:t>
+      </w:r>
+      <w:proofErr w:type="gramStart"/>
+      <w:r>
+        <w:t>raw,file</w:t>
+      </w:r>
+      <w:proofErr w:type="gramEnd"/>
+      <w:r>
+        <w:t>=</w:t>
+      </w:r>
+      <w:proofErr w:type="gramStart"/>
+      <w:r>
+        <w:t>C:\Users\mihe\Dropbox\TusMuertOS-Oct2025\src\build\stage1.bin,if</w:t>
+      </w:r>
+      <w:proofErr w:type="gramEnd"/>
+      <w:r>
+        <w:t>=floppy</w:t>
+      </w:r>
+    </w:p>
+    <w:p/>
+    <w:p>
+      <w:r>
+        <w:t>Prepare and run Bochs</w:t>
+      </w:r>
+    </w:p>
+    <w:p>
+      <w:r>
+        <w:t>Create a Bochs configuration file, copying the template: bochsrc-sample.txt</w:t>
+      </w:r>
+    </w:p>
+    <w:p>
+      <w:r>
         <w:lastRenderedPageBreak/>
-        <w:t>qemu-system-i386 -drive format=raw,file=C:\Users\mihe\Dropbox\TusMuertOS-Oct2025\src\build\stage1.bin,if=floppy</w:t>
-      </w:r>
-    </w:p>
-    <w:p/>
-    <w:p>
-      <w:r>
-        <w:t>Prepare and run Bochs</w:t>
-      </w:r>
-    </w:p>
-    <w:p>
-      <w:r>
-        <w:t>Create a Bochs configuration file, copying the template: bochsrc-sample.txt</w:t>
-      </w:r>
-    </w:p>
-    <w:p>
-      <w:r>
         <w:t xml:space="preserve">Uncomment the lines you require with the settings you require. </w:t>
       </w:r>
     </w:p>
@@ -13357,8 +14371,13 @@
     <w:p>
       <w:r>
         <w:tab/>
-        <w:t>-q: don’t show the configuration screen before start</w:t>
-      </w:r>
+        <w:t xml:space="preserve">-q: don’t show the configuration screen before </w:t>
+      </w:r>
+      <w:proofErr w:type="gramStart"/>
+      <w:r>
+        <w:t>start</w:t>
+      </w:r>
+      <w:proofErr w:type="gramEnd"/>
     </w:p>
     <w:p>
       <w:r>
@@ -13387,8 +14406,13 @@
     <w:p/>
     <w:p>
       <w:r>
-        <w:t>NEXT DAY !!!!!!!!!!!!!!!!!!!!!!!!!!!!!!!!!!!!!!</w:t>
-      </w:r>
+        <w:t xml:space="preserve">NEXT </w:t>
+      </w:r>
+      <w:proofErr w:type="gramStart"/>
+      <w:r>
+        <w:t>DAY !!!!!!!!!!!!!!!!!!!!!!!!!!!!!!!!!!!!!!</w:t>
+      </w:r>
+      <w:proofErr w:type="gramEnd"/>
     </w:p>
     <w:p>
       <w:proofErr w:type="spellStart"/>
@@ -13421,22 +14445,22 @@
       <w:pPr>
         <w:pStyle w:val="Heading1"/>
       </w:pPr>
-      <w:bookmarkStart w:id="21" w:name="_Toc213174194"/>
+      <w:bookmarkStart w:id="22" w:name="_Toc213355647"/>
       <w:r>
         <w:t>Random nuggets of knowledge</w:t>
       </w:r>
-      <w:bookmarkEnd w:id="21"/>
+      <w:bookmarkEnd w:id="22"/>
     </w:p>
     <w:p/>
     <w:p>
       <w:pPr>
         <w:pStyle w:val="Heading2"/>
       </w:pPr>
-      <w:bookmarkStart w:id="22" w:name="_Toc213174195"/>
+      <w:bookmarkStart w:id="23" w:name="_Toc213355648"/>
       <w:r>
         <w:t>How Org directive works in NASM assembly</w:t>
       </w:r>
-      <w:bookmarkEnd w:id="22"/>
+      <w:bookmarkEnd w:id="23"/>
     </w:p>
     <w:p>
       <w:pPr>
@@ -13470,7 +14494,15 @@
         </w:pBdr>
       </w:pPr>
       <w:r>
-        <w:t xml:space="preserve">    mov ax, start      ; imm16 encodes the absolute offset of “start”</w:t>
+        <w:t xml:space="preserve">    mov ax, start    </w:t>
+      </w:r>
+      <w:proofErr w:type="gramStart"/>
+      <w:r>
+        <w:t xml:space="preserve">  ;</w:t>
+      </w:r>
+      <w:proofErr w:type="gramEnd"/>
+      <w:r>
+        <w:t xml:space="preserve"> imm16 encodes the absolute offset of “start”</w:t>
       </w:r>
     </w:p>
     <w:p>
@@ -13502,61 +14534,69 @@
       <w:pPr>
         <w:pStyle w:val="Heading2"/>
       </w:pPr>
-      <w:bookmarkStart w:id="23" w:name="_Toc213174196"/>
+      <w:bookmarkStart w:id="24" w:name="_Toc213355649"/>
+      <w:r>
+        <w:t xml:space="preserve">WSL Tab autocomplete </w:t>
+      </w:r>
+      <w:proofErr w:type="spellStart"/>
+      <w:r>
+        <w:t>searchs</w:t>
+      </w:r>
+      <w:proofErr w:type="spellEnd"/>
+      <w:r>
+        <w:t xml:space="preserve"> only on windows/system32</w:t>
+      </w:r>
+      <w:bookmarkEnd w:id="24"/>
+    </w:p>
+    <w:p/>
+    <w:p>
+      <w:r>
+        <w:t xml:space="preserve">No solution </w:t>
+      </w:r>
+      <w:proofErr w:type="gramStart"/>
+      <w:r>
+        <w:t>found</w:t>
+      </w:r>
+      <w:proofErr w:type="gramEnd"/>
+      <w:r>
+        <w:t xml:space="preserve"> yet. Tried to add to </w:t>
+      </w:r>
+      <w:proofErr w:type="spellStart"/>
+      <w:r>
+        <w:t>etc</w:t>
+      </w:r>
+      <w:proofErr w:type="spellEnd"/>
+      <w:r>
+        <w:t>/</w:t>
+      </w:r>
+      <w:proofErr w:type="spellStart"/>
+      <w:r>
+        <w:t>wsl.conf</w:t>
+      </w:r>
+      <w:proofErr w:type="spellEnd"/>
+      <w:r>
+        <w:t xml:space="preserve"> this appendWindowsPath=false</w:t>
+      </w:r>
+    </w:p>
+    <w:p/>
+    <w:p>
+      <w:pPr>
+        <w:pStyle w:val="Heading2"/>
+      </w:pPr>
+      <w:bookmarkStart w:id="25" w:name="_Toc213355650"/>
       <w:r>
         <w:lastRenderedPageBreak/>
-        <w:t xml:space="preserve">WSL Tab autocomplete </w:t>
+        <w:t xml:space="preserve">On bootloader, will mov </w:t>
       </w:r>
       <w:proofErr w:type="spellStart"/>
       <w:r>
-        <w:t>searchs</w:t>
+        <w:t>sp</w:t>
       </w:r>
       <w:proofErr w:type="spellEnd"/>
       <w:r>
-        <w:t xml:space="preserve"> only on windows/system32</w:t>
-      </w:r>
-      <w:bookmarkEnd w:id="23"/>
-    </w:p>
-    <w:p/>
-    <w:p>
-      <w:r>
-        <w:t xml:space="preserve">No solution found yet. Tried to add to </w:t>
-      </w:r>
-      <w:proofErr w:type="spellStart"/>
-      <w:r>
-        <w:t>etc</w:t>
-      </w:r>
-      <w:proofErr w:type="spellEnd"/>
-      <w:r>
-        <w:t>/</w:t>
-      </w:r>
-      <w:proofErr w:type="spellStart"/>
-      <w:r>
-        <w:t>wsl.conf</w:t>
-      </w:r>
-      <w:proofErr w:type="spellEnd"/>
-      <w:r>
-        <w:t xml:space="preserve"> this appendWindowsPath=false</w:t>
-      </w:r>
-    </w:p>
-    <w:p/>
-    <w:p>
-      <w:pPr>
-        <w:pStyle w:val="Heading2"/>
-      </w:pPr>
-      <w:bookmarkStart w:id="24" w:name="_Toc213174197"/>
-      <w:r>
-        <w:t xml:space="preserve">On bootloader, will mov </w:t>
-      </w:r>
-      <w:proofErr w:type="spellStart"/>
-      <w:r>
-        <w:t>sp</w:t>
-      </w:r>
-      <w:proofErr w:type="spellEnd"/>
-      <w:r>
         <w:t>, 0x7C00 make the next push to overwrite the first byte of the bootloader? (Overlap)</w:t>
       </w:r>
-      <w:bookmarkEnd w:id="24"/>
+      <w:bookmarkEnd w:id="25"/>
     </w:p>
     <w:p/>
     <w:p>
@@ -13585,7 +14625,7 @@
                     <pic:cNvPicPr/>
                   </pic:nvPicPr>
                   <pic:blipFill>
-                    <a:blip r:embed="rId23"/>
+                    <a:blip r:embed="rId24"/>
                     <a:stretch>
                       <a:fillRect/>
                     </a:stretch>
@@ -13611,7 +14651,7 @@
       <w:pPr>
         <w:pStyle w:val="Heading2"/>
       </w:pPr>
-      <w:bookmarkStart w:id="25" w:name="_Toc213174198"/>
+      <w:bookmarkStart w:id="26" w:name="_Toc213355651"/>
       <w:r>
         <w:t xml:space="preserve">Full </w:t>
       </w:r>
@@ -13621,7 +14661,7 @@
       <w:r>
         <w:t xml:space="preserve"> history</w:t>
       </w:r>
-      <w:bookmarkEnd w:id="25"/>
+      <w:bookmarkEnd w:id="26"/>
     </w:p>
     <w:p/>
     <w:p>
@@ -13634,11 +14674,11 @@
       <w:pPr>
         <w:pStyle w:val="Heading2"/>
       </w:pPr>
-      <w:bookmarkStart w:id="26" w:name="_Toc213174199"/>
+      <w:bookmarkStart w:id="27" w:name="_Toc213355652"/>
       <w:r>
         <w:t>Git inconsistency between files on the same folder via Windows and WSL on VSCODE</w:t>
       </w:r>
-      <w:bookmarkEnd w:id="26"/>
+      <w:bookmarkEnd w:id="27"/>
     </w:p>
     <w:p/>
     <w:p>
@@ -13658,7 +14698,7 @@
       <w:r>
         <w:t> file with a * text=auto line. This should normalize the line endings and prevent this issue within this specific repository. See </w:t>
       </w:r>
-      <w:hyperlink r:id="rId24" w:anchor="per-repository-settings" w:history="1">
+      <w:hyperlink r:id="rId25" w:anchor="per-repository-settings" w:history="1">
         <w:r>
           <w:rPr>
             <w:rStyle w:val="Hyperlink"/>
@@ -13674,11 +14714,11 @@
       <w:pPr>
         <w:pStyle w:val="Heading2"/>
       </w:pPr>
-      <w:bookmarkStart w:id="27" w:name="_Toc213174200"/>
+      <w:bookmarkStart w:id="28" w:name="_Toc213355653"/>
       <w:r>
         <w:t>Hint C debugger that a buffer is of a particular size</w:t>
       </w:r>
-      <w:bookmarkEnd w:id="27"/>
+      <w:bookmarkEnd w:id="28"/>
     </w:p>
     <w:p/>
     <w:p>
@@ -13706,40 +14746,50 @@
       <w:pPr>
         <w:pStyle w:val="Heading2"/>
       </w:pPr>
-      <w:bookmarkStart w:id="28" w:name="_Toc213174201"/>
+      <w:bookmarkStart w:id="29" w:name="_Toc213355654"/>
+      <w:r>
+        <w:t>Frame-Pointer Omission</w:t>
+      </w:r>
+      <w:bookmarkEnd w:id="29"/>
+    </w:p>
+    <w:p>
+      <w:r>
+        <w:t xml:space="preserve">Allows the compiler to use RBP (Stack Base Pointer) as general register for “optimization”, so less offset calculations and freeing other general registers on long functions. On </w:t>
+      </w:r>
+      <w:proofErr w:type="spellStart"/>
+      <w:r>
+        <w:t>gcc</w:t>
+      </w:r>
+      <w:proofErr w:type="spellEnd"/>
+      <w:r>
+        <w:t xml:space="preserve">: </w:t>
+      </w:r>
+      <w:r>
+        <w:t>-</w:t>
+      </w:r>
+      <w:proofErr w:type="spellStart"/>
+      <w:proofErr w:type="gramStart"/>
+      <w:r>
+        <w:t>fno</w:t>
+      </w:r>
+      <w:proofErr w:type="spellEnd"/>
+      <w:proofErr w:type="gramEnd"/>
+      <w:r>
+        <w:t>-omit-frame-pointer</w:t>
+      </w:r>
+    </w:p>
+    <w:p>
       <w:r>
         <w:lastRenderedPageBreak/>
-        <w:t>Frame-Pointer Omission</w:t>
-      </w:r>
-      <w:bookmarkEnd w:id="28"/>
-    </w:p>
-    <w:p>
-      <w:r>
-        <w:t xml:space="preserve">Allows the compiler to use RBP (Stack Base Pointer) as general register for “optimization”, so less offset calculations and freeing other general registers on long functions. On </w:t>
-      </w:r>
-      <w:proofErr w:type="spellStart"/>
-      <w:r>
-        <w:t>gcc</w:t>
-      </w:r>
-      <w:proofErr w:type="spellEnd"/>
-      <w:r>
-        <w:t xml:space="preserve">: </w:t>
-      </w:r>
-      <w:r>
-        <w:t>-</w:t>
-      </w:r>
-      <w:proofErr w:type="spellStart"/>
-      <w:r>
-        <w:t>fno</w:t>
-      </w:r>
-      <w:proofErr w:type="spellEnd"/>
-      <w:r>
-        <w:t>-omit-frame-pointer</w:t>
-      </w:r>
-    </w:p>
-    <w:p>
-      <w:r>
-        <w:t>Example of a prologue where a parameter coming on RDI is just saved on RBP. It may help performance, but it is difficult to reason about while reading the disassembled code.</w:t>
+        <w:t xml:space="preserve">Example of a prologue where a parameter coming on RDI is just saved on RBP. It may help performance, but it is difficult to </w:t>
+      </w:r>
+      <w:proofErr w:type="gramStart"/>
+      <w:r>
+        <w:t>reason about</w:t>
+      </w:r>
+      <w:proofErr w:type="gramEnd"/>
+      <w:r>
+        <w:t xml:space="preserve"> while reading the disassembled code.</w:t>
       </w:r>
     </w:p>
     <w:p>
@@ -13763,7 +14813,7 @@
                     <pic:cNvPicPr/>
                   </pic:nvPicPr>
                   <pic:blipFill>
-                    <a:blip r:embed="rId25"/>
+                    <a:blip r:embed="rId26"/>
                     <a:stretch>
                       <a:fillRect/>
                     </a:stretch>
@@ -13789,7 +14839,7 @@
       <w:pPr>
         <w:pStyle w:val="Heading2"/>
       </w:pPr>
-      <w:bookmarkStart w:id="29" w:name="_Toc213174202"/>
+      <w:bookmarkStart w:id="30" w:name="_Toc213355655"/>
       <w:r>
         <w:t>How to create a hard disk image file with FAT32</w:t>
       </w:r>
@@ -13802,9 +14852,135 @@
       <w:r>
         <w:t xml:space="preserve"> on MBR</w:t>
       </w:r>
-      <w:bookmarkEnd w:id="29"/>
+      <w:bookmarkEnd w:id="30"/>
     </w:p>
     <w:p/>
+    <w:p/>
+    <w:tbl>
+      <w:tblPr>
+        <w:tblStyle w:val="TableGrid"/>
+        <w:tblW w:w="0" w:type="auto"/>
+        <w:tblBorders>
+          <w:left w:val="none" w:sz="0" w:space="0" w:color="auto"/>
+          <w:right w:val="none" w:sz="0" w:space="0" w:color="auto"/>
+          <w:insideH w:val="none" w:sz="0" w:space="0" w:color="auto"/>
+          <w:insideV w:val="none" w:sz="0" w:space="0" w:color="auto"/>
+        </w:tblBorders>
+        <w:tblLook w:val="04A0" w:firstRow="1" w:lastRow="0" w:firstColumn="1" w:lastColumn="0" w:noHBand="0" w:noVBand="1"/>
+      </w:tblPr>
+      <w:tblGrid>
+        <w:gridCol w:w="1116"/>
+        <w:gridCol w:w="8244"/>
+      </w:tblGrid>
+      <w:tr>
+        <w:tc>
+          <w:tcPr>
+            <w:tcW w:w="1075" w:type="dxa"/>
+            <w:tcBorders>
+              <w:top w:val="nil"/>
+              <w:left w:val="nil"/>
+              <w:bottom w:val="nil"/>
+              <w:right w:val="nil"/>
+            </w:tcBorders>
+            <w:hideMark/>
+          </w:tcPr>
+          <w:p>
+            <w:pPr>
+              <w:spacing w:after="80"/>
+            </w:pPr>
+            <w:r>
+              <w:rPr>
+                <w:noProof/>
+              </w:rPr>
+              <w:drawing>
+                <wp:inline distT="0" distB="0" distL="0" distR="0" wp14:anchorId="22FC57AE" wp14:editId="7B43AB30">
+                  <wp:extent cx="561975" cy="561975"/>
+                  <wp:effectExtent l="0" t="0" r="9525" b="0"/>
+                  <wp:docPr id="1864064258" name="Graphic 6" descr="Warning with solid fill"/>
+                  <wp:cNvGraphicFramePr/>
+                  <a:graphic xmlns:a="http://schemas.openxmlformats.org/drawingml/2006/main">
+                    <a:graphicData uri="http://schemas.openxmlformats.org/drawingml/2006/picture">
+                      <pic:pic xmlns:pic="http://schemas.openxmlformats.org/drawingml/2006/picture">
+                        <pic:nvPicPr>
+                          <pic:cNvPr id="586949475" name="Graphic 2" descr="Warning with solid fill"/>
+                          <pic:cNvPicPr>
+                            <a:picLocks noChangeAspect="1"/>
+                          </pic:cNvPicPr>
+                        </pic:nvPicPr>
+                        <pic:blipFill>
+                          <a:blip r:embed="rId27">
+                            <a:extLst>
+                              <a:ext uri="{96DAC541-7B7A-43D3-8B79-37D633B846F1}">
+                                <asvg:svgBlip xmlns:asvg="http://schemas.microsoft.com/office/drawing/2016/SVG/main" r:embed="rId28"/>
+                              </a:ext>
+                            </a:extLst>
+                          </a:blip>
+                          <a:stretch>
+                            <a:fillRect/>
+                          </a:stretch>
+                        </pic:blipFill>
+                        <pic:spPr>
+                          <a:xfrm>
+                            <a:off x="0" y="0"/>
+                            <a:ext cx="565785" cy="565785"/>
+                          </a:xfrm>
+                          <a:prstGeom prst="rect">
+                            <a:avLst/>
+                          </a:prstGeom>
+                        </pic:spPr>
+                      </pic:pic>
+                    </a:graphicData>
+                  </a:graphic>
+                </wp:inline>
+              </w:drawing>
+            </w:r>
+          </w:p>
+        </w:tc>
+        <w:tc>
+          <w:tcPr>
+            <w:tcW w:w="9715" w:type="dxa"/>
+            <w:tcBorders>
+              <w:top w:val="single" w:sz="4" w:space="0" w:color="auto"/>
+              <w:left w:val="nil"/>
+              <w:bottom w:val="single" w:sz="4" w:space="0" w:color="auto"/>
+              <w:right w:val="nil"/>
+            </w:tcBorders>
+            <w:hideMark/>
+          </w:tcPr>
+          <w:p>
+            <w:pPr>
+              <w:spacing w:after="80"/>
+              <w:rPr>
+                <w:szCs w:val="20"/>
+              </w:rPr>
+            </w:pPr>
+            <w:r>
+              <w:rPr>
+                <w:rFonts w:eastAsiaTheme="minorHAnsi"/>
+                <w:szCs w:val="20"/>
+              </w:rPr>
+              <w:t xml:space="preserve">Warning: Most of the pictures and notes were </w:t>
+            </w:r>
+            <w:r>
+              <w:rPr>
+                <w:rFonts w:eastAsiaTheme="minorHAnsi"/>
+                <w:szCs w:val="20"/>
+              </w:rPr>
+              <w:t>taken</w:t>
+            </w:r>
+            <w:r>
+              <w:rPr>
+                <w:rFonts w:eastAsiaTheme="minorHAnsi"/>
+                <w:szCs w:val="20"/>
+              </w:rPr>
+              <w:t xml:space="preserve"> using a 16MB image, which is incorrect because FAT32 requires at least 34MB minimum.</w:t>
+            </w:r>
+          </w:p>
+        </w:tc>
+      </w:tr>
+    </w:tbl>
+    <w:p/>
+    <w:p/>
     <w:p>
       <w:pPr>
         <w:pStyle w:val="ListParagraph"/>
@@ -13872,7 +15048,15 @@
         </w:numPr>
       </w:pPr>
       <w:r>
-        <w:t xml:space="preserve">There are only a valid list of </w:t>
+        <w:t xml:space="preserve">There </w:t>
+      </w:r>
+      <w:proofErr w:type="gramStart"/>
+      <w:r>
+        <w:t>are</w:t>
+      </w:r>
+      <w:proofErr w:type="gramEnd"/>
+      <w:r>
+        <w:t xml:space="preserve"> only a valid list of </w:t>
       </w:r>
       <w:proofErr w:type="spellStart"/>
       <w:r>
@@ -13885,7 +15069,7 @@
       <w:r>
         <w:t xml:space="preserve"> </w:t>
       </w:r>
-      <w:hyperlink r:id="rId26" w:anchor="mklabel" w:history="1">
+      <w:hyperlink r:id="rId29" w:anchor="mklabel" w:history="1">
         <w:r>
           <w:rPr>
             <w:rStyle w:val="Hyperlink"/>
@@ -13952,7 +15136,7 @@
                     <pic:cNvPicPr/>
                   </pic:nvPicPr>
                   <pic:blipFill>
-                    <a:blip r:embed="rId27"/>
+                    <a:blip r:embed="rId30"/>
                     <a:stretch>
                       <a:fillRect/>
                     </a:stretch>
@@ -14032,7 +15216,7 @@
                     <pic:cNvPicPr/>
                   </pic:nvPicPr>
                   <pic:blipFill>
-                    <a:blip r:embed="rId28"/>
+                    <a:blip r:embed="rId31"/>
                     <a:stretch>
                       <a:fillRect/>
                     </a:stretch>
@@ -14062,6 +15246,105 @@
         </w:numPr>
       </w:pPr>
       <w:r>
+        <w:t xml:space="preserve">The image above shows a different 32-bits disk signature compared to a test I did a different day. This picture was for a 16 mb disk, and another day I did 32 mb disk. Maybe the signature is </w:t>
+      </w:r>
+      <w:r>
+        <w:t xml:space="preserve">just </w:t>
+      </w:r>
+      <w:r>
+        <w:t xml:space="preserve">some random value? I </w:t>
+      </w:r>
+      <w:r>
+        <w:t>need</w:t>
+      </w:r>
+      <w:r>
+        <w:t xml:space="preserve"> to research this more. </w:t>
+      </w:r>
+    </w:p>
+    <w:p>
+      <w:pPr>
+        <w:pStyle w:val="ListParagraph"/>
+        <w:numPr>
+          <w:ilvl w:val="1"/>
+          <w:numId w:val="1"/>
+        </w:numPr>
+      </w:pPr>
+      <w:r>
+        <w:lastRenderedPageBreak/>
+        <w:drawing>
+          <wp:inline distT="0" distB="0" distL="0" distR="0" wp14:anchorId="77FB95D4" wp14:editId="3B3CAE3C">
+            <wp:extent cx="4182059" cy="1286054"/>
+            <wp:effectExtent l="0" t="0" r="9525" b="0"/>
+            <wp:docPr id="1771288536" name="Picture 1" descr="A screenshot of a computer&#10;&#10;AI-generated content may be incorrect."/>
+            <wp:cNvGraphicFramePr>
+              <a:graphicFrameLocks xmlns:a="http://schemas.openxmlformats.org/drawingml/2006/main" noChangeAspect="1"/>
+            </wp:cNvGraphicFramePr>
+            <a:graphic xmlns:a="http://schemas.openxmlformats.org/drawingml/2006/main">
+              <a:graphicData uri="http://schemas.openxmlformats.org/drawingml/2006/picture">
+                <pic:pic xmlns:pic="http://schemas.openxmlformats.org/drawingml/2006/picture">
+                  <pic:nvPicPr>
+                    <pic:cNvPr id="1771288536" name="Picture 1" descr="A screenshot of a computer&#10;&#10;AI-generated content may be incorrect."/>
+                    <pic:cNvPicPr/>
+                  </pic:nvPicPr>
+                  <pic:blipFill>
+                    <a:blip r:embed="rId32"/>
+                    <a:stretch>
+                      <a:fillRect/>
+                    </a:stretch>
+                  </pic:blipFill>
+                  <pic:spPr>
+                    <a:xfrm>
+                      <a:off x="0" y="0"/>
+                      <a:ext cx="4182059" cy="1286054"/>
+                    </a:xfrm>
+                    <a:prstGeom prst="rect">
+                      <a:avLst/>
+                    </a:prstGeom>
+                  </pic:spPr>
+                </pic:pic>
+              </a:graphicData>
+            </a:graphic>
+          </wp:inline>
+        </w:drawing>
+      </w:r>
+    </w:p>
+    <w:p>
+      <w:pPr>
+        <w:pStyle w:val="ListParagraph"/>
+        <w:numPr>
+          <w:ilvl w:val="1"/>
+          <w:numId w:val="1"/>
+        </w:numPr>
+      </w:pPr>
+      <w:r>
+        <w:t xml:space="preserve">The </w:t>
+      </w:r>
+      <w:proofErr w:type="spellStart"/>
+      <w:r>
+        <w:t>mklabel</w:t>
+      </w:r>
+      <w:proofErr w:type="spellEnd"/>
+      <w:r>
+        <w:t xml:space="preserve"> </w:t>
+      </w:r>
+      <w:proofErr w:type="spellStart"/>
+      <w:r>
+        <w:t>msdos</w:t>
+      </w:r>
+      <w:proofErr w:type="spellEnd"/>
+      <w:r>
+        <w:t xml:space="preserve"> adds also 4 bytes of 32-bits disk signature before the partition table (and 2 bytes with 0x00. Total 6 bytes)</w:t>
+      </w:r>
+    </w:p>
+    <w:p>
+      <w:pPr>
+        <w:pStyle w:val="ListParagraph"/>
+        <w:numPr>
+          <w:ilvl w:val="1"/>
+          <w:numId w:val="1"/>
+        </w:numPr>
+      </w:pPr>
+      <w:r>
         <w:t xml:space="preserve">sudo parted hd16mbfat32.img --script </w:t>
       </w:r>
       <w:proofErr w:type="spellStart"/>
@@ -14130,12 +15413,23 @@
       <w:pPr>
         <w:pStyle w:val="ListParagraph"/>
         <w:numPr>
+          <w:ilvl w:val="2"/>
+          <w:numId w:val="1"/>
+        </w:numPr>
+      </w:pPr>
+      <w:r>
+        <w:t>--script to not ask for user interaction</w:t>
+      </w:r>
+    </w:p>
+    <w:p>
+      <w:pPr>
+        <w:pStyle w:val="ListParagraph"/>
+        <w:numPr>
           <w:ilvl w:val="1"/>
           <w:numId w:val="1"/>
         </w:numPr>
       </w:pPr>
       <w:r>
-        <w:lastRenderedPageBreak/>
         <w:t>parted disk16mb.img unit B print</w:t>
       </w:r>
       <w:r>
@@ -14170,7 +15464,7 @@
                     <pic:cNvPicPr/>
                   </pic:nvPicPr>
                   <pic:blipFill>
-                    <a:blip r:embed="rId29"/>
+                    <a:blip r:embed="rId33"/>
                     <a:stretch>
                       <a:fillRect/>
                     </a:stretch>
@@ -14213,7 +15507,15 @@
       </w:r>
       <w:proofErr w:type="spellEnd"/>
       <w:r>
-        <w:t xml:space="preserve"> hd16mbfat32.img@@1048576 -F ::</w:t>
+        <w:t xml:space="preserve"> hd16mbfat32.img@@1048576 -</w:t>
+      </w:r>
+      <w:proofErr w:type="gramStart"/>
+      <w:r>
+        <w:t>F :</w:t>
+      </w:r>
+      <w:proofErr w:type="gramEnd"/>
+      <w:r>
+        <w:t>:</w:t>
       </w:r>
     </w:p>
     <w:p>
@@ -14236,8 +15538,13 @@
           <w:numId w:val="1"/>
         </w:numPr>
       </w:pPr>
-      <w:r>
-        <w:t>@@Start (from the parted output)</w:t>
+      <w:proofErr w:type="gramStart"/>
+      <w:r>
+        <w:t>@@Start</w:t>
+      </w:r>
+      <w:proofErr w:type="gramEnd"/>
+      <w:r>
+        <w:t xml:space="preserve"> (from the parted output)</w:t>
       </w:r>
     </w:p>
     <w:p>
@@ -14260,8 +15567,13 @@
           <w:numId w:val="1"/>
         </w:numPr>
       </w:pPr>
-      <w:r>
-        <w:t>:: Root directory of the image</w:t>
+      <w:proofErr w:type="gramStart"/>
+      <w:r>
+        <w:t>::</w:t>
+      </w:r>
+      <w:proofErr w:type="gramEnd"/>
+      <w:r>
+        <w:t xml:space="preserve"> Root directory of the image</w:t>
       </w:r>
     </w:p>
     <w:p>
@@ -14292,7 +15604,7 @@
                     <pic:cNvPicPr/>
                   </pic:nvPicPr>
                   <pic:blipFill>
-                    <a:blip r:embed="rId30"/>
+                    <a:blip r:embed="rId34"/>
                     <a:stretch>
                       <a:fillRect/>
                     </a:stretch>
@@ -14373,7 +15685,7 @@
                     <pic:cNvPicPr/>
                   </pic:nvPicPr>
                   <pic:blipFill>
-                    <a:blip r:embed="rId31"/>
+                    <a:blip r:embed="rId35"/>
                     <a:stretch>
                       <a:fillRect/>
                     </a:stretch>
@@ -14462,7 +15774,15 @@
       </w:r>
       <w:proofErr w:type="spellEnd"/>
       <w:r>
-        <w:t xml:space="preserve"> disk16mb.img@@1048576 myfile.txt ::</w:t>
+        <w:t xml:space="preserve"> disk16mb.img@@1048576 </w:t>
+      </w:r>
+      <w:proofErr w:type="gramStart"/>
+      <w:r>
+        <w:t>myfile.txt :</w:t>
+      </w:r>
+      <w:proofErr w:type="gramEnd"/>
+      <w:r>
+        <w:t>:</w:t>
       </w:r>
     </w:p>
     <w:p>
@@ -14482,7 +15802,15 @@
       </w:r>
       <w:proofErr w:type="spellEnd"/>
       <w:r>
-        <w:t xml:space="preserve"> disk16mb.img@@1048576 ::/boot</w:t>
+        <w:t xml:space="preserve"> disk16mb.img@@</w:t>
+      </w:r>
+      <w:proofErr w:type="gramStart"/>
+      <w:r>
+        <w:t>1048576 :</w:t>
+      </w:r>
+      <w:proofErr w:type="gramEnd"/>
+      <w:r>
+        <w:t>:/boot</w:t>
       </w:r>
     </w:p>
     <w:p>
@@ -14510,12 +15838,17 @@
         <w:t xml:space="preserve"> disk16mb.img@@1048576 </w:t>
       </w:r>
       <w:proofErr w:type="spellStart"/>
+      <w:proofErr w:type="gramStart"/>
       <w:r>
         <w:t>kernel.bin</w:t>
       </w:r>
       <w:proofErr w:type="spellEnd"/>
       <w:r>
-        <w:t xml:space="preserve"> ::/boot</w:t>
+        <w:t xml:space="preserve"> :</w:t>
+      </w:r>
+      <w:proofErr w:type="gramEnd"/>
+      <w:r>
+        <w:t>:/boot</w:t>
       </w:r>
     </w:p>
     <w:p>
@@ -14540,7 +15873,15 @@
       </w:r>
       <w:proofErr w:type="spellEnd"/>
       <w:r>
-        <w:t xml:space="preserve"> hd16mbfat32.img@@1048576 ::</w:t>
+        <w:t xml:space="preserve"> hd16mbfat32.img@@</w:t>
+      </w:r>
+      <w:proofErr w:type="gramStart"/>
+      <w:r>
+        <w:t>1048576 :</w:t>
+      </w:r>
+      <w:proofErr w:type="gramEnd"/>
+      <w:r>
+        <w:t>:</w:t>
       </w:r>
     </w:p>
     <w:p>
@@ -14571,7 +15912,7 @@
                     <pic:cNvPicPr/>
                   </pic:nvPicPr>
                   <pic:blipFill>
-                    <a:blip r:embed="rId32"/>
+                    <a:blip r:embed="rId36"/>
                     <a:stretch>
                       <a:fillRect/>
                     </a:stretch>
@@ -14672,7 +16013,7 @@
                     <pic:cNvPicPr/>
                   </pic:nvPicPr>
                   <pic:blipFill>
-                    <a:blip r:embed="rId33"/>
+                    <a:blip r:embed="rId37"/>
                     <a:stretch>
                       <a:fillRect/>
                     </a:stretch>
@@ -14814,7 +16155,7 @@
                     <pic:cNvPicPr/>
                   </pic:nvPicPr>
                   <pic:blipFill>
-                    <a:blip r:embed="rId34"/>
+                    <a:blip r:embed="rId38"/>
                     <a:stretch>
                       <a:fillRect/>
                     </a:stretch>
@@ -14862,13 +16203,1281 @@
     </w:p>
     <w:p/>
     <w:p/>
+    <w:p>
+      <w:pPr>
+        <w:pStyle w:val="Heading3"/>
+      </w:pPr>
+      <w:r>
+        <w:t>Partition entry calculations</w:t>
+      </w:r>
+    </w:p>
+    <w:p/>
+    <w:p>
+      <w:r>
+        <w:t>This example is the USB drive, FAT32, formatted to 32 GB</w:t>
+      </w:r>
+    </w:p>
+    <w:p>
+      <w:r>
+        <w:t xml:space="preserve">80 20 21 00 0C FE FF </w:t>
+      </w:r>
+      <w:proofErr w:type="spellStart"/>
+      <w:r>
+        <w:t>FF</w:t>
+      </w:r>
+      <w:proofErr w:type="spellEnd"/>
+      <w:r>
+        <w:t xml:space="preserve"> 00 08 00 00 E0 D7 94 03</w:t>
+      </w:r>
+    </w:p>
+    <w:p>
+      <w:r>
+        <w:t>This section describes the calculations required to extract the fields related to STARTING CHS and ENDING CHS</w:t>
+      </w:r>
+    </w:p>
+    <w:p>
+      <w:r>
+        <w:drawing>
+          <wp:inline distT="0" distB="0" distL="0" distR="0" wp14:anchorId="5AC70F25" wp14:editId="3747B13A">
+            <wp:extent cx="2273417" cy="2315629"/>
+            <wp:effectExtent l="0" t="0" r="0" b="8890"/>
+            <wp:docPr id="434912461" name="Picture 1" descr="A screenshot of a computer&#10;&#10;AI-generated content may be incorrect."/>
+            <wp:cNvGraphicFramePr>
+              <a:graphicFrameLocks xmlns:a="http://schemas.openxmlformats.org/drawingml/2006/main" noChangeAspect="1"/>
+            </wp:cNvGraphicFramePr>
+            <a:graphic xmlns:a="http://schemas.openxmlformats.org/drawingml/2006/main">
+              <a:graphicData uri="http://schemas.openxmlformats.org/drawingml/2006/picture">
+                <pic:pic xmlns:pic="http://schemas.openxmlformats.org/drawingml/2006/picture">
+                  <pic:nvPicPr>
+                    <pic:cNvPr id="434912461" name="Picture 1" descr="A screenshot of a computer&#10;&#10;AI-generated content may be incorrect."/>
+                    <pic:cNvPicPr/>
+                  </pic:nvPicPr>
+                  <pic:blipFill>
+                    <a:blip r:embed="rId39"/>
+                    <a:stretch>
+                      <a:fillRect/>
+                    </a:stretch>
+                  </pic:blipFill>
+                  <pic:spPr>
+                    <a:xfrm>
+                      <a:off x="0" y="0"/>
+                      <a:ext cx="2287125" cy="2329592"/>
+                    </a:xfrm>
+                    <a:prstGeom prst="rect">
+                      <a:avLst/>
+                    </a:prstGeom>
+                  </pic:spPr>
+                </pic:pic>
+              </a:graphicData>
+            </a:graphic>
+          </wp:inline>
+        </w:drawing>
+      </w:r>
+    </w:p>
+    <w:p>
+      <w:r>
+        <w:t>This is a summary of one of those fields on the 3 bytes entry:</w:t>
+      </w:r>
+    </w:p>
+    <w:p>
+      <w:r>
+        <w:t>[Head] [upper 2 bits of Cylinder</w:t>
+      </w:r>
+      <w:r>
+        <w:t xml:space="preserve"> + </w:t>
+      </w:r>
+      <w:r>
+        <w:t>Sector</w:t>
+      </w:r>
+      <w:r>
+        <w:t>] [Low 8 bits of Cylinder]</w:t>
+      </w:r>
+    </w:p>
+    <w:p/>
+    <w:p>
+      <w:r>
+        <w:lastRenderedPageBreak/>
+        <w:t>Example for a partition starting at 1Mb (LBA 2048 * 512)</w:t>
+      </w:r>
+      <w:r>
+        <w:t xml:space="preserve">, 255 heads 63 sectors. </w:t>
+      </w:r>
+      <w:r>
+        <w:t xml:space="preserve">LBA = (C × </w:t>
+      </w:r>
+      <w:proofErr w:type="spellStart"/>
+      <w:r>
+        <w:t>heads_per_cylinder</w:t>
+      </w:r>
+      <w:proofErr w:type="spellEnd"/>
+      <w:r>
+        <w:t xml:space="preserve"> + H) × </w:t>
+      </w:r>
+      <w:proofErr w:type="spellStart"/>
+      <w:r>
+        <w:t>sectors_per_track</w:t>
+      </w:r>
+      <w:proofErr w:type="spellEnd"/>
+      <w:r>
+        <w:t xml:space="preserve"> + (S - 1)</w:t>
+      </w:r>
+      <w:r>
+        <w:t>:</w:t>
+      </w:r>
+    </w:p>
+    <w:p/>
+    <w:p>
+      <w:r>
+        <w:rPr>
+          <w:b/>
+          <w:bCs/>
+        </w:rPr>
+        <w:t>0x</w:t>
+      </w:r>
+      <w:r>
+        <w:rPr>
+          <w:b/>
+          <w:bCs/>
+        </w:rPr>
+        <w:t xml:space="preserve">20 </w:t>
+      </w:r>
+      <w:r>
+        <w:rPr>
+          <w:b/>
+          <w:bCs/>
+        </w:rPr>
+        <w:t>0x</w:t>
+      </w:r>
+      <w:r>
+        <w:rPr>
+          <w:b/>
+          <w:bCs/>
+        </w:rPr>
+        <w:t xml:space="preserve">21 </w:t>
+      </w:r>
+      <w:r>
+        <w:rPr>
+          <w:b/>
+          <w:bCs/>
+        </w:rPr>
+        <w:t>0x</w:t>
+      </w:r>
+      <w:r>
+        <w:rPr>
+          <w:b/>
+          <w:bCs/>
+        </w:rPr>
+        <w:t>00</w:t>
+      </w:r>
+      <w:r>
+        <w:rPr>
+          <w:b/>
+          <w:bCs/>
+        </w:rPr>
+        <w:t xml:space="preserve"> </w:t>
+      </w:r>
+      <w:r>
+        <w:rPr>
+          <w:b/>
+          <w:bCs/>
+        </w:rPr>
+        <w:t>| Starting CHS</w:t>
+      </w:r>
+    </w:p>
+    <w:p>
+      <w:pPr>
+        <w:rPr>
+          <w:color w:val="000000" w:themeColor="text1"/>
+        </w:rPr>
+      </w:pPr>
+      <w:r>
+        <w:rPr>
+          <w:color w:val="EE0000"/>
+        </w:rPr>
+        <w:t xml:space="preserve">0100 0000 </w:t>
+      </w:r>
+      <w:r>
+        <w:t xml:space="preserve">– </w:t>
+      </w:r>
+      <w:r>
+        <w:rPr>
+          <w:color w:val="00B0F0"/>
+        </w:rPr>
+        <w:t>00</w:t>
+      </w:r>
+      <w:r>
+        <w:rPr>
+          <w:color w:val="00B050"/>
+        </w:rPr>
+        <w:t>10 000</w:t>
+      </w:r>
+      <w:r>
+        <w:rPr>
+          <w:color w:val="00B050"/>
+        </w:rPr>
+        <w:t>1</w:t>
+      </w:r>
+      <w:r>
+        <w:rPr>
+          <w:color w:val="00B050"/>
+        </w:rPr>
+        <w:t xml:space="preserve"> </w:t>
+      </w:r>
+      <w:r>
+        <w:rPr>
+          <w:color w:val="000000" w:themeColor="text1"/>
+        </w:rPr>
+        <w:t xml:space="preserve">– </w:t>
+      </w:r>
+      <w:r>
+        <w:rPr>
+          <w:color w:val="00B0F0"/>
+        </w:rPr>
+        <w:t>0000 0000</w:t>
+      </w:r>
+    </w:p>
+    <w:p>
+      <w:r>
+        <w:t>|||| ||||</w:t>
+      </w:r>
+      <w:r>
+        <w:t xml:space="preserve">   |||| ||||   |||| ||||</w:t>
+      </w:r>
+    </w:p>
+    <w:p>
+      <w:r>
+        <w:t xml:space="preserve">   </w:t>
+      </w:r>
+      <w:r>
+        <w:rPr>
+          <w:color w:val="EE0000"/>
+        </w:rPr>
+        <w:t>HEAD</w:t>
+      </w:r>
+      <w:r>
+        <w:t xml:space="preserve">     </w:t>
+      </w:r>
+      <w:r>
+        <w:rPr>
+          <w:color w:val="00B0F0"/>
+        </w:rPr>
+        <w:t>CY</w:t>
+      </w:r>
+      <w:r>
+        <w:rPr>
+          <w:color w:val="00B050"/>
+        </w:rPr>
+        <w:t>SECTOR</w:t>
+      </w:r>
+      <w:r>
+        <w:t xml:space="preserve">     </w:t>
+      </w:r>
+      <w:r>
+        <w:t xml:space="preserve"> </w:t>
+      </w:r>
+      <w:r>
+        <w:t xml:space="preserve"> </w:t>
+      </w:r>
+      <w:r>
+        <w:rPr>
+          <w:color w:val="00B0F0"/>
+        </w:rPr>
+        <w:t>CY2</w:t>
+      </w:r>
+    </w:p>
+    <w:p>
+      <w:pPr>
+        <w:tabs>
+          <w:tab w:val="left" w:pos="3937"/>
+        </w:tabs>
+        <w:rPr>
+          <w:color w:val="EE0000"/>
+        </w:rPr>
+      </w:pPr>
+      <w:r>
+        <w:t xml:space="preserve">HEAD =      </w:t>
+      </w:r>
+      <w:r>
+        <w:t xml:space="preserve">  </w:t>
+      </w:r>
+      <w:r>
+        <w:t xml:space="preserve"> </w:t>
+      </w:r>
+      <w:r>
+        <w:rPr>
+          <w:color w:val="EE0000"/>
+        </w:rPr>
+        <w:t>0100 0000</w:t>
+      </w:r>
+      <w:r>
+        <w:rPr>
+          <w:color w:val="EE0000"/>
+        </w:rPr>
+        <w:t xml:space="preserve"> = </w:t>
+      </w:r>
+      <w:r>
+        <w:rPr>
+          <w:color w:val="EE0000"/>
+        </w:rPr>
+        <w:t xml:space="preserve">     </w:t>
+      </w:r>
+      <w:r>
+        <w:rPr>
+          <w:color w:val="EE0000"/>
+        </w:rPr>
+        <w:t>0x20 = 32</w:t>
+      </w:r>
+    </w:p>
+    <w:p>
+      <w:pPr>
+        <w:tabs>
+          <w:tab w:val="left" w:pos="3937"/>
+        </w:tabs>
+        <w:rPr>
+          <w:color w:val="00B0F0"/>
+        </w:rPr>
+      </w:pPr>
+      <w:r>
+        <w:t xml:space="preserve">CYLINDER </w:t>
+      </w:r>
+      <w:proofErr w:type="gramStart"/>
+      <w:r>
+        <w:t>=</w:t>
+      </w:r>
+      <w:r>
+        <w:rPr>
+          <w:color w:val="EE0000"/>
+        </w:rPr>
+        <w:t xml:space="preserve">  </w:t>
+      </w:r>
+      <w:r>
+        <w:rPr>
+          <w:color w:val="00B0F0"/>
+        </w:rPr>
+        <w:t>00</w:t>
+      </w:r>
+      <w:proofErr w:type="gramEnd"/>
+      <w:r>
+        <w:rPr>
+          <w:color w:val="00B0F0"/>
+        </w:rPr>
+        <w:t xml:space="preserve"> 0000 0000</w:t>
+      </w:r>
+      <w:r>
+        <w:rPr>
+          <w:color w:val="00B0F0"/>
+        </w:rPr>
+        <w:t xml:space="preserve"> </w:t>
+      </w:r>
+      <w:r>
+        <w:rPr>
+          <w:color w:val="00B0F0"/>
+        </w:rPr>
+        <w:t xml:space="preserve">= </w:t>
+      </w:r>
+      <w:r>
+        <w:rPr>
+          <w:color w:val="00B0F0"/>
+        </w:rPr>
+        <w:t xml:space="preserve">    </w:t>
+      </w:r>
+      <w:r>
+        <w:rPr>
+          <w:color w:val="00B0F0"/>
+        </w:rPr>
+        <w:t xml:space="preserve"> 0x00</w:t>
+      </w:r>
+      <w:r>
+        <w:rPr>
+          <w:color w:val="00B0F0"/>
+        </w:rPr>
+        <w:t xml:space="preserve"> </w:t>
+      </w:r>
+      <w:proofErr w:type="gramStart"/>
+      <w:r>
+        <w:rPr>
+          <w:color w:val="00B0F0"/>
+        </w:rPr>
+        <w:t xml:space="preserve">= </w:t>
+      </w:r>
+      <w:r>
+        <w:rPr>
+          <w:color w:val="00B0F0"/>
+        </w:rPr>
+        <w:t xml:space="preserve"> </w:t>
+      </w:r>
+      <w:r>
+        <w:rPr>
+          <w:color w:val="00B0F0"/>
+        </w:rPr>
+        <w:t>0</w:t>
+      </w:r>
+      <w:proofErr w:type="gramEnd"/>
+    </w:p>
+    <w:p>
+      <w:pPr>
+        <w:tabs>
+          <w:tab w:val="left" w:pos="3937"/>
+        </w:tabs>
+      </w:pPr>
+      <w:r>
+        <w:t xml:space="preserve">SECTOR =         </w:t>
+      </w:r>
+      <w:r>
+        <w:rPr>
+          <w:color w:val="00B050"/>
+        </w:rPr>
+        <w:t>10 0000</w:t>
+      </w:r>
+      <w:r>
+        <w:rPr>
+          <w:color w:val="00B050"/>
+        </w:rPr>
+        <w:t xml:space="preserve"> =      0x21 = 33</w:t>
+      </w:r>
+    </w:p>
+    <w:p>
+      <w:r>
+        <w:t xml:space="preserve">CHS </w:t>
+      </w:r>
+      <w:r>
+        <w:rPr>
+          <w:color w:val="00B0F0"/>
+        </w:rPr>
+        <w:t>0</w:t>
+      </w:r>
+      <w:r>
+        <w:t>/</w:t>
+      </w:r>
+      <w:r>
+        <w:rPr>
+          <w:color w:val="EE0000"/>
+        </w:rPr>
+        <w:t>32</w:t>
+      </w:r>
+      <w:r>
+        <w:t>/</w:t>
+      </w:r>
+      <w:r>
+        <w:rPr>
+          <w:color w:val="00B050"/>
+        </w:rPr>
+        <w:t>33</w:t>
+      </w:r>
+    </w:p>
+    <w:p>
+      <w:r>
+        <w:t>Assuming 255 Heads per cylinder and 63 sectors per track:</w:t>
+      </w:r>
+    </w:p>
+    <w:p>
+      <w:r>
+        <w:t xml:space="preserve">LBA = </w:t>
+      </w:r>
+      <w:r>
+        <w:t xml:space="preserve">(C × </w:t>
+      </w:r>
+      <w:proofErr w:type="spellStart"/>
+      <w:r>
+        <w:t>heads_per_cylinder</w:t>
+      </w:r>
+      <w:proofErr w:type="spellEnd"/>
+      <w:r>
+        <w:t xml:space="preserve"> + H) × </w:t>
+      </w:r>
+      <w:proofErr w:type="spellStart"/>
+      <w:r>
+        <w:t>sectors_per_track</w:t>
+      </w:r>
+      <w:proofErr w:type="spellEnd"/>
+      <w:r>
+        <w:t xml:space="preserve"> + (S - 1)</w:t>
+      </w:r>
+    </w:p>
+    <w:p>
+      <w:r>
+        <w:t>LBA = (</w:t>
+      </w:r>
+      <w:r>
+        <w:rPr>
+          <w:color w:val="00B0F0"/>
+        </w:rPr>
+        <w:t>0</w:t>
+      </w:r>
+      <w:r>
+        <w:t xml:space="preserve"> * 255 + </w:t>
+      </w:r>
+      <w:r>
+        <w:rPr>
+          <w:color w:val="EE0000"/>
+        </w:rPr>
+        <w:t>32</w:t>
+      </w:r>
+      <w:r>
+        <w:t>) * 63 + (</w:t>
+      </w:r>
+      <w:r>
+        <w:rPr>
+          <w:color w:val="00B050"/>
+        </w:rPr>
+        <w:t>33</w:t>
+      </w:r>
+      <w:r>
+        <w:t xml:space="preserve"> – 1)</w:t>
+      </w:r>
+    </w:p>
+    <w:p>
+      <w:r>
+        <w:t>LBA = (32) * 63 + (32)</w:t>
+      </w:r>
+    </w:p>
+    <w:p>
+      <w:r>
+        <w:t>LBA = 2016 + 32</w:t>
+      </w:r>
+    </w:p>
+    <w:p>
+      <w:r>
+        <w:t>LBA = 2048 (Chef’s kiss!)</w:t>
+      </w:r>
+      <w:r>
+        <w:t xml:space="preserve"> </w:t>
+      </w:r>
+    </w:p>
+    <w:p>
+      <w:r>
+        <w:t xml:space="preserve">2048 * 512 = </w:t>
+      </w:r>
+      <w:r>
+        <w:t>1</w:t>
+      </w:r>
+      <w:r>
+        <w:t>,</w:t>
+      </w:r>
+      <w:r>
+        <w:t>048</w:t>
+      </w:r>
+      <w:r>
+        <w:t>,</w:t>
+      </w:r>
+      <w:r>
+        <w:t>576</w:t>
+      </w:r>
+      <w:r>
+        <w:t xml:space="preserve"> Byes so 1MB. The Partition starts at 1MB</w:t>
+      </w:r>
+    </w:p>
+    <w:p>
+      <w:r>
+        <w:t>…and ends…</w:t>
+      </w:r>
+    </w:p>
+    <w:p>
+      <w:pPr>
+        <w:rPr>
+          <w:b/>
+          <w:bCs/>
+        </w:rPr>
+      </w:pPr>
+      <w:r>
+        <w:rPr>
+          <w:b/>
+          <w:bCs/>
+        </w:rPr>
+        <w:t>0x</w:t>
+      </w:r>
+      <w:r>
+        <w:rPr>
+          <w:b/>
+          <w:bCs/>
+        </w:rPr>
+        <w:t xml:space="preserve">FE </w:t>
+      </w:r>
+      <w:r>
+        <w:rPr>
+          <w:b/>
+          <w:bCs/>
+        </w:rPr>
+        <w:t>0x</w:t>
+      </w:r>
+      <w:r>
+        <w:rPr>
+          <w:b/>
+          <w:bCs/>
+        </w:rPr>
+        <w:t xml:space="preserve">FF </w:t>
+      </w:r>
+      <w:proofErr w:type="spellStart"/>
+      <w:r>
+        <w:rPr>
+          <w:b/>
+          <w:bCs/>
+        </w:rPr>
+        <w:t>0x</w:t>
+      </w:r>
+      <w:r>
+        <w:rPr>
+          <w:b/>
+          <w:bCs/>
+        </w:rPr>
+        <w:t>FF</w:t>
+      </w:r>
+      <w:proofErr w:type="spellEnd"/>
+      <w:r>
+        <w:rPr>
+          <w:b/>
+          <w:bCs/>
+        </w:rPr>
+        <w:t xml:space="preserve"> | Ending CHS</w:t>
+      </w:r>
+      <w:r>
+        <w:rPr>
+          <w:b/>
+          <w:bCs/>
+        </w:rPr>
+        <w:t xml:space="preserve"> – This value is special Sentinel Value</w:t>
+      </w:r>
+    </w:p>
+    <w:p>
+      <w:r>
+        <w:t xml:space="preserve">In human words, </w:t>
+      </w:r>
+      <w:r>
+        <w:t>“This partition extends to the end of the disk; don’t trust CHS — use LBA instead.”</w:t>
+      </w:r>
+    </w:p>
+    <w:p>
+      <w:pPr>
+        <w:rPr>
+          <w:color w:val="000000" w:themeColor="text1"/>
+        </w:rPr>
+      </w:pPr>
+      <w:r>
+        <w:rPr>
+          <w:color w:val="EE0000"/>
+        </w:rPr>
+        <w:t>1111</w:t>
+      </w:r>
+      <w:r>
+        <w:rPr>
+          <w:color w:val="EE0000"/>
+        </w:rPr>
+        <w:t xml:space="preserve"> </w:t>
+      </w:r>
+      <w:r>
+        <w:rPr>
+          <w:color w:val="EE0000"/>
+        </w:rPr>
+        <w:t>111</w:t>
+      </w:r>
+      <w:r>
+        <w:rPr>
+          <w:color w:val="EE0000"/>
+        </w:rPr>
+        <w:t xml:space="preserve">0 </w:t>
+      </w:r>
+      <w:r>
+        <w:t xml:space="preserve">– </w:t>
+      </w:r>
+      <w:r>
+        <w:rPr>
+          <w:color w:val="00B0F0"/>
+        </w:rPr>
+        <w:t>11</w:t>
+      </w:r>
+      <w:r>
+        <w:rPr>
+          <w:color w:val="00B050"/>
+        </w:rPr>
+        <w:t>11</w:t>
+      </w:r>
+      <w:r>
+        <w:rPr>
+          <w:color w:val="00B050"/>
+        </w:rPr>
+        <w:t xml:space="preserve"> </w:t>
+      </w:r>
+      <w:r>
+        <w:rPr>
+          <w:color w:val="00B050"/>
+        </w:rPr>
+        <w:t>1111</w:t>
+      </w:r>
+      <w:r>
+        <w:rPr>
+          <w:color w:val="00B050"/>
+        </w:rPr>
+        <w:t xml:space="preserve"> </w:t>
+      </w:r>
+      <w:r>
+        <w:rPr>
+          <w:color w:val="000000" w:themeColor="text1"/>
+        </w:rPr>
+        <w:t xml:space="preserve">– </w:t>
+      </w:r>
+      <w:r>
+        <w:rPr>
+          <w:color w:val="00B0F0"/>
+        </w:rPr>
+        <w:t>1111</w:t>
+      </w:r>
+      <w:r>
+        <w:rPr>
+          <w:color w:val="00B0F0"/>
+        </w:rPr>
+        <w:t xml:space="preserve"> </w:t>
+      </w:r>
+      <w:r>
+        <w:rPr>
+          <w:color w:val="00B0F0"/>
+        </w:rPr>
+        <w:t>1111</w:t>
+      </w:r>
+    </w:p>
+    <w:p>
+      <w:r>
+        <w:t>|||| ||||   |||| ||||   |||| ||||</w:t>
+      </w:r>
+    </w:p>
+    <w:p>
+      <w:r>
+        <w:t xml:space="preserve">   </w:t>
+      </w:r>
+      <w:r>
+        <w:rPr>
+          <w:color w:val="EE0000"/>
+        </w:rPr>
+        <w:t>HEAD</w:t>
+      </w:r>
+      <w:r>
+        <w:t xml:space="preserve">     </w:t>
+      </w:r>
+      <w:r>
+        <w:rPr>
+          <w:color w:val="00B0F0"/>
+        </w:rPr>
+        <w:t>CY</w:t>
+      </w:r>
+      <w:r>
+        <w:rPr>
+          <w:color w:val="00B050"/>
+        </w:rPr>
+        <w:t>SECTOR</w:t>
+      </w:r>
+      <w:r>
+        <w:t xml:space="preserve">    </w:t>
+      </w:r>
+      <w:r>
+        <w:t xml:space="preserve"> </w:t>
+      </w:r>
+      <w:r>
+        <w:t xml:space="preserve">  </w:t>
+      </w:r>
+      <w:r>
+        <w:rPr>
+          <w:color w:val="00B0F0"/>
+        </w:rPr>
+        <w:t>CY2</w:t>
+      </w:r>
+    </w:p>
+    <w:p>
+      <w:pPr>
+        <w:tabs>
+          <w:tab w:val="left" w:pos="3937"/>
+        </w:tabs>
+        <w:rPr>
+          <w:color w:val="EE0000"/>
+        </w:rPr>
+      </w:pPr>
+      <w:r>
+        <w:t xml:space="preserve">HEAD =         </w:t>
+      </w:r>
+      <w:r>
+        <w:rPr>
+          <w:color w:val="EE0000"/>
+        </w:rPr>
+        <w:t>1111</w:t>
+      </w:r>
+      <w:r>
+        <w:rPr>
+          <w:color w:val="EE0000"/>
+        </w:rPr>
+        <w:t xml:space="preserve"> </w:t>
+      </w:r>
+      <w:r>
+        <w:rPr>
+          <w:color w:val="EE0000"/>
+        </w:rPr>
+        <w:t>111</w:t>
+      </w:r>
+      <w:r>
+        <w:rPr>
+          <w:color w:val="EE0000"/>
+        </w:rPr>
+        <w:t>0</w:t>
+      </w:r>
+      <w:r>
+        <w:rPr>
+          <w:color w:val="EE0000"/>
+        </w:rPr>
+        <w:t xml:space="preserve"> =      0x</w:t>
+      </w:r>
+      <w:r>
+        <w:rPr>
+          <w:color w:val="EE0000"/>
+        </w:rPr>
+        <w:t>FE</w:t>
+      </w:r>
+      <w:r>
+        <w:rPr>
+          <w:color w:val="EE0000"/>
+        </w:rPr>
+        <w:t xml:space="preserve"> = </w:t>
+      </w:r>
+      <w:r>
+        <w:rPr>
+          <w:color w:val="EE0000"/>
+        </w:rPr>
+        <w:t>254</w:t>
+      </w:r>
+    </w:p>
+    <w:p>
+      <w:pPr>
+        <w:tabs>
+          <w:tab w:val="left" w:pos="3937"/>
+        </w:tabs>
+        <w:rPr>
+          <w:color w:val="00B0F0"/>
+        </w:rPr>
+      </w:pPr>
+      <w:r>
+        <w:t xml:space="preserve">CYLINDER </w:t>
+      </w:r>
+      <w:proofErr w:type="gramStart"/>
+      <w:r>
+        <w:t>=</w:t>
+      </w:r>
+      <w:r>
+        <w:rPr>
+          <w:color w:val="EE0000"/>
+        </w:rPr>
+        <w:t xml:space="preserve">  </w:t>
+      </w:r>
+      <w:r>
+        <w:rPr>
+          <w:color w:val="00B0F0"/>
+        </w:rPr>
+        <w:t>11</w:t>
+      </w:r>
+      <w:proofErr w:type="gramEnd"/>
+      <w:r>
+        <w:rPr>
+          <w:color w:val="00B0F0"/>
+        </w:rPr>
+        <w:t xml:space="preserve"> </w:t>
+      </w:r>
+      <w:r>
+        <w:rPr>
+          <w:color w:val="00B0F0"/>
+        </w:rPr>
+        <w:t>1111</w:t>
+      </w:r>
+      <w:r>
+        <w:rPr>
+          <w:color w:val="00B0F0"/>
+        </w:rPr>
+        <w:t xml:space="preserve"> </w:t>
+      </w:r>
+      <w:r>
+        <w:rPr>
+          <w:color w:val="00B0F0"/>
+        </w:rPr>
+        <w:t>1111</w:t>
+      </w:r>
+      <w:r>
+        <w:rPr>
+          <w:color w:val="00B0F0"/>
+        </w:rPr>
+        <w:t xml:space="preserve"> = </w:t>
+      </w:r>
+      <w:r>
+        <w:rPr>
+          <w:color w:val="00B0F0"/>
+        </w:rPr>
+        <w:t xml:space="preserve">    0x3FF</w:t>
+      </w:r>
+      <w:r>
+        <w:rPr>
+          <w:color w:val="00B0F0"/>
+        </w:rPr>
+        <w:t xml:space="preserve"> =</w:t>
+      </w:r>
+      <w:r>
+        <w:rPr>
+          <w:color w:val="00B0F0"/>
+        </w:rPr>
+        <w:t>1023</w:t>
+      </w:r>
+    </w:p>
+    <w:p>
+      <w:pPr>
+        <w:tabs>
+          <w:tab w:val="left" w:pos="3937"/>
+        </w:tabs>
+      </w:pPr>
+      <w:r>
+        <w:t xml:space="preserve">SECTOR =         </w:t>
+      </w:r>
+      <w:r>
+        <w:rPr>
+          <w:color w:val="00B050"/>
+        </w:rPr>
+        <w:t>11</w:t>
+      </w:r>
+      <w:r>
+        <w:rPr>
+          <w:color w:val="00B050"/>
+        </w:rPr>
+        <w:t xml:space="preserve"> </w:t>
+      </w:r>
+      <w:r>
+        <w:rPr>
+          <w:color w:val="00B050"/>
+        </w:rPr>
+        <w:t>1111</w:t>
+      </w:r>
+      <w:r>
+        <w:rPr>
+          <w:color w:val="00B050"/>
+        </w:rPr>
+        <w:t xml:space="preserve"> =      0x</w:t>
+      </w:r>
+      <w:r>
+        <w:rPr>
+          <w:color w:val="00B050"/>
+        </w:rPr>
+        <w:t>3F</w:t>
+      </w:r>
+      <w:r>
+        <w:rPr>
+          <w:color w:val="00B050"/>
+        </w:rPr>
+        <w:t xml:space="preserve"> </w:t>
+      </w:r>
+      <w:proofErr w:type="gramStart"/>
+      <w:r>
+        <w:rPr>
+          <w:color w:val="00B050"/>
+        </w:rPr>
+        <w:t xml:space="preserve">= </w:t>
+      </w:r>
+      <w:r>
+        <w:rPr>
+          <w:color w:val="00B050"/>
+        </w:rPr>
+        <w:t xml:space="preserve"> 63</w:t>
+      </w:r>
+      <w:proofErr w:type="gramEnd"/>
+    </w:p>
+    <w:p>
+      <w:pPr>
+        <w:rPr>
+          <w:color w:val="00B050"/>
+        </w:rPr>
+      </w:pPr>
+      <w:r>
+        <w:t xml:space="preserve">CHS </w:t>
+      </w:r>
+      <w:r>
+        <w:rPr>
+          <w:color w:val="00B0F0"/>
+        </w:rPr>
+        <w:t>1023</w:t>
+      </w:r>
+      <w:r>
+        <w:t>/</w:t>
+      </w:r>
+      <w:r>
+        <w:rPr>
+          <w:color w:val="EE0000"/>
+        </w:rPr>
+        <w:t>254</w:t>
+      </w:r>
+      <w:r>
+        <w:t>/</w:t>
+      </w:r>
+      <w:r>
+        <w:rPr>
+          <w:color w:val="00B050"/>
+        </w:rPr>
+        <w:t>63</w:t>
+      </w:r>
+    </w:p>
+    <w:p>
+      <w:r>
+        <w:t>Assuming 255 Heads per cylinder and 63 sectors per track:</w:t>
+      </w:r>
+    </w:p>
+    <w:p>
+      <w:r>
+        <w:t>LBA = (</w:t>
+      </w:r>
+      <w:r>
+        <w:rPr>
+          <w:color w:val="00B0F0"/>
+        </w:rPr>
+        <w:t>1023</w:t>
+      </w:r>
+      <w:r>
+        <w:t xml:space="preserve"> * 255 + </w:t>
+      </w:r>
+      <w:r>
+        <w:rPr>
+          <w:color w:val="EE0000"/>
+        </w:rPr>
+        <w:t>254</w:t>
+      </w:r>
+      <w:r>
+        <w:t>) * 63 + (</w:t>
+      </w:r>
+      <w:r>
+        <w:rPr>
+          <w:color w:val="00B050"/>
+        </w:rPr>
+        <w:t>63</w:t>
+      </w:r>
+      <w:r>
+        <w:t xml:space="preserve"> – 1)</w:t>
+      </w:r>
+    </w:p>
+    <w:p>
+      <w:r>
+        <w:lastRenderedPageBreak/>
+        <w:t xml:space="preserve">LBA = </w:t>
+      </w:r>
+      <w:r>
+        <w:t>16450559</w:t>
+      </w:r>
+    </w:p>
+    <w:p>
+      <w:r>
+        <w:t>16450559</w:t>
+      </w:r>
+      <w:r>
+        <w:t xml:space="preserve"> </w:t>
+      </w:r>
+      <w:r>
+        <w:t xml:space="preserve">* 512 = </w:t>
+      </w:r>
+      <w:r>
+        <w:t>8</w:t>
+      </w:r>
+      <w:r>
+        <w:t xml:space="preserve">, </w:t>
+      </w:r>
+      <w:r>
+        <w:t>422</w:t>
+      </w:r>
+      <w:r>
+        <w:t>,</w:t>
+      </w:r>
+      <w:r>
+        <w:t>686</w:t>
+      </w:r>
+      <w:r>
+        <w:t>,</w:t>
+      </w:r>
+      <w:r>
+        <w:t>208</w:t>
+      </w:r>
+      <w:r>
+        <w:t>bytes so 8</w:t>
+      </w:r>
+      <w:r>
+        <w:t xml:space="preserve">GB. </w:t>
+      </w:r>
+      <w:r>
+        <w:t>(But not true this is max)</w:t>
+      </w:r>
+    </w:p>
+    <w:p>
+      <w:r>
+        <w:t xml:space="preserve">The example </w:t>
+      </w:r>
+      <w:r>
+        <w:t>below</w:t>
+      </w:r>
+      <w:r>
+        <w:t xml:space="preserve"> is going to be the final configuration for the partition table, and the one injected by the tool fatstructure02</w:t>
+      </w:r>
+    </w:p>
+    <w:p>
+      <w:r>
+        <w:t>00 00 01 10 0C 03 A0 1F 00 08 00 00 00 08 01 00</w:t>
+      </w:r>
+    </w:p>
+    <w:p>
+      <w:r>
+        <w:t>80 00 01 10 0C 03 A0 1F 00 08 00 00 00 08 01 00</w:t>
+      </w:r>
+    </w:p>
+    <w:p>
+      <w:r>
+        <w:t>Using Exterro FKT imager the numbers match. At this point fatstructure02 just injects the partition entry. Only with this:</w:t>
+      </w:r>
+    </w:p>
+    <w:p>
+      <w:r>
+        <w:t>MBR 512 bytes</w:t>
+      </w:r>
+    </w:p>
+    <w:p>
+      <w:r>
+        <w:t>Unallocated (GAP) 1,048,064 bytes</w:t>
+      </w:r>
+    </w:p>
+    <w:p>
+      <w:r>
+        <w:t>First partition 34,603,008</w:t>
+      </w:r>
+    </w:p>
+    <w:p>
+      <w:r>
+        <w:t xml:space="preserve">All together: </w:t>
+      </w:r>
+      <w:r>
+        <w:t>35651584</w:t>
+      </w:r>
+      <w:r>
+        <w:t xml:space="preserve"> which matches with the output of the imaging tools (emptydisk01 and fatstructure02)</w:t>
+      </w:r>
+    </w:p>
+    <w:p>
+      <w:r>
+        <w:t>For another example, a 34MB FAT32 image file created with a dd to 34MB and then a parted to fat32.</w:t>
+      </w:r>
+    </w:p>
+    <w:p>
+      <w:r>
+        <w:t xml:space="preserve">Starting CHS: </w:t>
+      </w:r>
+      <w:r>
+        <w:t>0x</w:t>
+      </w:r>
+      <w:r>
+        <w:t xml:space="preserve">00 </w:t>
+      </w:r>
+      <w:r>
+        <w:t>0x</w:t>
+      </w:r>
+      <w:r>
+        <w:t xml:space="preserve">01 </w:t>
+      </w:r>
+      <w:r>
+        <w:t>0x</w:t>
+      </w:r>
+      <w:r>
+        <w:t xml:space="preserve">10 </w:t>
+      </w:r>
+      <w:proofErr w:type="gramStart"/>
+      <w:r>
+        <w:t xml:space="preserve">→ </w:t>
+      </w:r>
+      <w:r>
+        <w:t xml:space="preserve"> </w:t>
+      </w:r>
+      <w:r>
+        <w:t>C</w:t>
+      </w:r>
+      <w:proofErr w:type="gramEnd"/>
+      <w:r>
+        <w:t>16 / H</w:t>
+      </w:r>
+      <w:proofErr w:type="gramStart"/>
+      <w:r>
+        <w:t xml:space="preserve">0 </w:t>
+      </w:r>
+      <w:r>
+        <w:t xml:space="preserve"> </w:t>
+      </w:r>
+      <w:r>
+        <w:t>/</w:t>
+      </w:r>
+      <w:proofErr w:type="gramEnd"/>
+      <w:r>
+        <w:t xml:space="preserve"> </w:t>
+      </w:r>
+      <w:r>
+        <w:t xml:space="preserve"> S1 (legacy)</w:t>
+      </w:r>
+    </w:p>
+    <w:p>
+      <w:r>
+        <w:t xml:space="preserve">Ending CHS: </w:t>
+      </w:r>
+      <w:r>
+        <w:t xml:space="preserve">  </w:t>
+      </w:r>
+      <w:r>
+        <w:t>0x</w:t>
+      </w:r>
+      <w:r>
+        <w:t xml:space="preserve">03 </w:t>
+      </w:r>
+      <w:r>
+        <w:t>0x</w:t>
+      </w:r>
+      <w:r>
+        <w:t xml:space="preserve">A0 </w:t>
+      </w:r>
+      <w:r>
+        <w:t>0x</w:t>
+      </w:r>
+      <w:r>
+        <w:t>1F → C543 / H</w:t>
+      </w:r>
+      <w:proofErr w:type="gramStart"/>
+      <w:r>
+        <w:t xml:space="preserve">3 </w:t>
+      </w:r>
+      <w:r>
+        <w:t xml:space="preserve"> </w:t>
+      </w:r>
+      <w:r>
+        <w:t>/</w:t>
+      </w:r>
+      <w:proofErr w:type="gramEnd"/>
+      <w:r>
+        <w:t xml:space="preserve"> </w:t>
+      </w:r>
+      <w:r>
+        <w:t>S32 (legacy)</w:t>
+      </w:r>
+    </w:p>
+    <w:p/>
+    <w:p>
+      <w:pPr>
+        <w:rPr>
+          <w:b/>
+          <w:bCs/>
+        </w:rPr>
+      </w:pPr>
+    </w:p>
+    <w:p>
+      <w:pPr>
+        <w:rPr>
+          <w:b/>
+          <w:bCs/>
+        </w:rPr>
+      </w:pPr>
+    </w:p>
     <w:p/>
     <w:p/>
     <w:p>
       <w:pPr>
         <w:pStyle w:val="Heading2"/>
       </w:pPr>
-      <w:bookmarkStart w:id="30" w:name="_Toc213174203"/>
+      <w:bookmarkStart w:id="31" w:name="_Toc213355656"/>
       <w:r>
         <w:t xml:space="preserve">Return to the last working directory. Windows and </w:t>
       </w:r>
@@ -14876,7 +17485,7 @@
       <w:r>
         <w:t>linux</w:t>
       </w:r>
-      <w:bookmarkEnd w:id="30"/>
+      <w:bookmarkEnd w:id="31"/>
       <w:proofErr w:type="spellEnd"/>
     </w:p>
     <w:p/>
@@ -14901,8 +17510,21 @@
         </w:numPr>
       </w:pPr>
       <w:r>
-        <w:t>“cd –“</w:t>
-      </w:r>
+        <w:t>“</w:t>
+      </w:r>
+      <w:proofErr w:type="gramStart"/>
+      <w:r>
+        <w:t>cd</w:t>
+      </w:r>
+      <w:proofErr w:type="gramEnd"/>
+      <w:r>
+        <w:t xml:space="preserve"> </w:t>
+      </w:r>
+      <w:proofErr w:type="gramStart"/>
+      <w:r>
+        <w:t>–“</w:t>
+      </w:r>
+      <w:proofErr w:type="gramEnd"/>
     </w:p>
     <w:p>
       <w:pPr>
@@ -14967,11 +17589,12 @@
       <w:pPr>
         <w:pStyle w:val="Heading2"/>
       </w:pPr>
-      <w:bookmarkStart w:id="31" w:name="_Toc213174204"/>
-      <w:r>
+      <w:bookmarkStart w:id="32" w:name="_Toc213355657"/>
+      <w:r>
+        <w:lastRenderedPageBreak/>
         <w:t>Forcing a pointer to be interpreted as a type does have a name: Type punning</w:t>
       </w:r>
-      <w:bookmarkEnd w:id="31"/>
+      <w:bookmarkEnd w:id="32"/>
     </w:p>
     <w:p/>
     <w:p>
@@ -14993,11 +17616,11 @@
       <w:pPr>
         <w:pStyle w:val="Heading1"/>
       </w:pPr>
-      <w:bookmarkStart w:id="32" w:name="_Toc213174205"/>
+      <w:bookmarkStart w:id="33" w:name="_Toc213355658"/>
       <w:r>
         <w:t>Research backlog</w:t>
       </w:r>
-      <w:bookmarkEnd w:id="32"/>
+      <w:bookmarkEnd w:id="33"/>
     </w:p>
     <w:p/>
     <w:p>
@@ -15030,7 +17653,15 @@
         </w:numPr>
       </w:pPr>
       <w:r>
-        <w:t>Partition table on the MBR. I remember seeing adding 4 16bytes reserved structures before 0xAA55</w:t>
+        <w:t>Partition table on the MBR. I remember seeing adding 4 16</w:t>
+      </w:r>
+      <w:proofErr w:type="gramStart"/>
+      <w:r>
+        <w:t>bytes</w:t>
+      </w:r>
+      <w:proofErr w:type="gramEnd"/>
+      <w:r>
+        <w:t xml:space="preserve"> reserved structures before 0xAA55</w:t>
       </w:r>
     </w:p>
     <w:p>
@@ -15042,8 +17673,15 @@
         </w:numPr>
       </w:pPr>
       <w:r>
-        <w:lastRenderedPageBreak/>
-        <w:t>I guess this applies if the MBR is for a hard disk, but does not apply for a floppy</w:t>
+        <w:t xml:space="preserve">I guess this applies if the MBR is for a hard </w:t>
+      </w:r>
+      <w:proofErr w:type="gramStart"/>
+      <w:r>
+        <w:t>disk, but</w:t>
+      </w:r>
+      <w:proofErr w:type="gramEnd"/>
+      <w:r>
+        <w:t xml:space="preserve"> does not apply for a floppy</w:t>
       </w:r>
       <w:r>
         <w:t>. This is an educated guess</w:t>
@@ -15058,7 +17696,15 @@
         </w:numPr>
       </w:pPr>
       <w:r>
-        <w:t xml:space="preserve">On floppy, the FAT info at 0 starts with a jump to code, followed by the FAT info. This way both, the bootloader and FAT info can coexist, because there is a jump. Validate this because I got this explained by </w:t>
+        <w:t xml:space="preserve">On floppy, the FAT info at 0 starts with a jump to code, followed by the FAT info. This way </w:t>
+      </w:r>
+      <w:proofErr w:type="gramStart"/>
+      <w:r>
+        <w:t>both,</w:t>
+      </w:r>
+      <w:proofErr w:type="gramEnd"/>
+      <w:r>
+        <w:t xml:space="preserve"> the bootloader and FAT info can coexist, because there is a jump. Validate this because I got this explained by </w:t>
       </w:r>
       <w:r>
         <w:t>ChatGPT. It makes a lot of sense, but still…</w:t>
@@ -15073,7 +17719,15 @@
         </w:numPr>
       </w:pPr>
       <w:r>
-        <w:t>A Disk with multiple partitions, the first byte define if it is bootable 0x80 = bootable.</w:t>
+        <w:t xml:space="preserve">A Disk with multiple partitions, the first byte </w:t>
+      </w:r>
+      <w:proofErr w:type="gramStart"/>
+      <w:r>
+        <w:t>define</w:t>
+      </w:r>
+      <w:proofErr w:type="gramEnd"/>
+      <w:r>
+        <w:t xml:space="preserve"> if it is bootable 0x80 = bootable.</w:t>
       </w:r>
       <w:r>
         <w:t xml:space="preserve"> The first byte on one of those 4 16 bytes partitions at the end of the MBR before the 0xAA55</w:t>
@@ -15088,7 +17742,15 @@
         </w:numPr>
       </w:pPr>
       <w:r>
-        <w:t>Can MBR and BPB be fused together? I found something related to a short jump at the beginning, of BPB ??? Dive deeper into this!</w:t>
+        <w:t xml:space="preserve">Can MBR and BPB be fused together? I found something related to a short jump at the beginning, of </w:t>
+      </w:r>
+      <w:proofErr w:type="gramStart"/>
+      <w:r>
+        <w:t>BPB ???</w:t>
+      </w:r>
+      <w:proofErr w:type="gramEnd"/>
+      <w:r>
+        <w:t xml:space="preserve"> Dive deeper into this!</w:t>
       </w:r>
       <w:r>
         <w:t xml:space="preserve"> I think BPB merged on MBR is for disk without partitions, such as floppy disks. </w:t>
@@ -15157,8 +17819,13 @@
       </w:r>
       <w:proofErr w:type="spellEnd"/>
       <w:r>
-        <w:t xml:space="preserve"> file )</w:t>
-      </w:r>
+        <w:t xml:space="preserve"> </w:t>
+      </w:r>
+      <w:proofErr w:type="gramStart"/>
+      <w:r>
+        <w:t>file )</w:t>
+      </w:r>
+      <w:proofErr w:type="gramEnd"/>
     </w:p>
     <w:p>
       <w:pPr>
@@ -15193,11 +17860,11 @@
       <w:pPr>
         <w:pStyle w:val="Heading1"/>
       </w:pPr>
-      <w:bookmarkStart w:id="33" w:name="_Toc213174206"/>
+      <w:bookmarkStart w:id="34" w:name="_Toc213355659"/>
       <w:r>
         <w:t>Screenshots</w:t>
       </w:r>
-      <w:bookmarkEnd w:id="33"/>
+      <w:bookmarkEnd w:id="34"/>
     </w:p>
     <w:p/>
     <w:p>
@@ -15232,7 +17899,7 @@
                     <pic:cNvPicPr/>
                   </pic:nvPicPr>
                   <pic:blipFill>
-                    <a:blip r:embed="rId35"/>
+                    <a:blip r:embed="rId40"/>
                     <a:stretch>
                       <a:fillRect/>
                     </a:stretch>
@@ -15257,22 +17924,35 @@
       <w:pPr>
         <w:pStyle w:val="Caption"/>
       </w:pPr>
-      <w:bookmarkStart w:id="34" w:name="_Toc213174171"/>
+      <w:bookmarkStart w:id="35" w:name="_Toc213355619"/>
       <w:r>
         <w:t xml:space="preserve">Figure </w:t>
       </w:r>
-      <w:fldSimple w:instr=" SEQ Figure \* ARABIC ">
-        <w:r>
-          <w:rPr>
-            <w:noProof/>
-          </w:rPr>
-          <w:t>6</w:t>
-        </w:r>
-      </w:fldSimple>
+      <w:r>
+        <w:fldChar w:fldCharType="begin"/>
+      </w:r>
+      <w:r>
+        <w:instrText xml:space="preserve"> SEQ Figure \* ARABIC </w:instrText>
+      </w:r>
+      <w:r>
+        <w:fldChar w:fldCharType="separate"/>
+      </w:r>
+      <w:r>
+        <w:rPr>
+          <w:noProof/>
+        </w:rPr>
+        <w:t>6</w:t>
+      </w:r>
+      <w:r>
+        <w:rPr>
+          <w:noProof/>
+        </w:rPr>
+        <w:fldChar w:fldCharType="end"/>
+      </w:r>
       <w:r>
         <w:t xml:space="preserve"> Quick and dirt bootloader with ABCD printed</w:t>
       </w:r>
-      <w:bookmarkEnd w:id="34"/>
+      <w:bookmarkEnd w:id="35"/>
     </w:p>
     <w:p/>
     <w:p>
@@ -15300,7 +17980,7 @@
                     <pic:cNvPicPr/>
                   </pic:nvPicPr>
                   <pic:blipFill>
-                    <a:blip r:embed="rId36"/>
+                    <a:blip r:embed="rId41"/>
                     <a:stretch>
                       <a:fillRect/>
                     </a:stretch>
@@ -15325,18 +18005,31 @@
       <w:pPr>
         <w:pStyle w:val="Caption"/>
       </w:pPr>
-      <w:bookmarkStart w:id="35" w:name="_Toc213174172"/>
+      <w:bookmarkStart w:id="36" w:name="_Toc213355620"/>
       <w:r>
         <w:t xml:space="preserve">Figure </w:t>
       </w:r>
-      <w:fldSimple w:instr=" SEQ Figure \* ARABIC ">
-        <w:r>
-          <w:rPr>
-            <w:noProof/>
-          </w:rPr>
-          <w:t>7</w:t>
-        </w:r>
-      </w:fldSimple>
+      <w:r>
+        <w:fldChar w:fldCharType="begin"/>
+      </w:r>
+      <w:r>
+        <w:instrText xml:space="preserve"> SEQ Figure \* ARABIC </w:instrText>
+      </w:r>
+      <w:r>
+        <w:fldChar w:fldCharType="separate"/>
+      </w:r>
+      <w:r>
+        <w:rPr>
+          <w:noProof/>
+        </w:rPr>
+        <w:t>7</w:t>
+      </w:r>
+      <w:r>
+        <w:rPr>
+          <w:noProof/>
+        </w:rPr>
+        <w:fldChar w:fldCharType="end"/>
+      </w:r>
       <w:r>
         <w:t xml:space="preserve"> Early </w:t>
       </w:r>
@@ -15348,7 +18041,7 @@
       <w:r>
         <w:t xml:space="preserve"> for the bootloader</w:t>
       </w:r>
-      <w:bookmarkEnd w:id="35"/>
+      <w:bookmarkEnd w:id="36"/>
     </w:p>
     <w:p/>
     <w:p>
@@ -15381,7 +18074,7 @@
                     <pic:cNvPicPr/>
                   </pic:nvPicPr>
                   <pic:blipFill>
-                    <a:blip r:embed="rId37"/>
+                    <a:blip r:embed="rId42"/>
                     <a:stretch>
                       <a:fillRect/>
                     </a:stretch>
@@ -15406,18 +18099,31 @@
       <w:pPr>
         <w:pStyle w:val="Caption"/>
       </w:pPr>
-      <w:bookmarkStart w:id="36" w:name="_Toc213174173"/>
+      <w:bookmarkStart w:id="37" w:name="_Toc213355621"/>
       <w:r>
         <w:t xml:space="preserve">Figure </w:t>
       </w:r>
-      <w:fldSimple w:instr=" SEQ Figure \* ARABIC ">
-        <w:r>
-          <w:rPr>
-            <w:noProof/>
-          </w:rPr>
-          <w:t>8</w:t>
-        </w:r>
-      </w:fldSimple>
+      <w:r>
+        <w:fldChar w:fldCharType="begin"/>
+      </w:r>
+      <w:r>
+        <w:instrText xml:space="preserve"> SEQ Figure \* ARABIC </w:instrText>
+      </w:r>
+      <w:r>
+        <w:fldChar w:fldCharType="separate"/>
+      </w:r>
+      <w:r>
+        <w:rPr>
+          <w:noProof/>
+        </w:rPr>
+        <w:t>8</w:t>
+      </w:r>
+      <w:r>
+        <w:rPr>
+          <w:noProof/>
+        </w:rPr>
+        <w:fldChar w:fldCharType="end"/>
+      </w:r>
       <w:r>
         <w:t xml:space="preserve"> Revived my old kernel with </w:t>
       </w:r>
@@ -15436,7 +18142,7 @@
       <w:r>
         <w:t>…</w:t>
       </w:r>
-      <w:bookmarkEnd w:id="36"/>
+      <w:bookmarkEnd w:id="37"/>
     </w:p>
     <w:p/>
     <w:p>
@@ -15470,7 +18176,7 @@
                     <pic:cNvPicPr/>
                   </pic:nvPicPr>
                   <pic:blipFill>
-                    <a:blip r:embed="rId38"/>
+                    <a:blip r:embed="rId43"/>
                     <a:stretch>
                       <a:fillRect/>
                     </a:stretch>
@@ -15495,22 +18201,35 @@
       <w:pPr>
         <w:pStyle w:val="Caption"/>
       </w:pPr>
-      <w:bookmarkStart w:id="37" w:name="_Toc213174174"/>
+      <w:bookmarkStart w:id="38" w:name="_Toc213355622"/>
       <w:r>
         <w:t xml:space="preserve">Figure </w:t>
       </w:r>
-      <w:fldSimple w:instr=" SEQ Figure \* ARABIC ">
-        <w:r>
-          <w:rPr>
-            <w:noProof/>
-          </w:rPr>
-          <w:t>9</w:t>
-        </w:r>
-      </w:fldSimple>
+      <w:r>
+        <w:fldChar w:fldCharType="begin"/>
+      </w:r>
+      <w:r>
+        <w:instrText xml:space="preserve"> SEQ Figure \* ARABIC </w:instrText>
+      </w:r>
+      <w:r>
+        <w:fldChar w:fldCharType="separate"/>
+      </w:r>
+      <w:r>
+        <w:rPr>
+          <w:noProof/>
+        </w:rPr>
+        <w:t>9</w:t>
+      </w:r>
+      <w:r>
+        <w:rPr>
+          <w:noProof/>
+        </w:rPr>
+        <w:fldChar w:fldCharType="end"/>
+      </w:r>
       <w:r>
         <w:t xml:space="preserve"> First steps FAT32 imaging tool</w:t>
       </w:r>
-      <w:bookmarkEnd w:id="37"/>
+      <w:bookmarkEnd w:id="38"/>
     </w:p>
     <w:p/>
     <w:p>
@@ -15543,7 +18262,7 @@
                     <pic:cNvPicPr/>
                   </pic:nvPicPr>
                   <pic:blipFill>
-                    <a:blip r:embed="rId39"/>
+                    <a:blip r:embed="rId44"/>
                     <a:stretch>
                       <a:fillRect/>
                     </a:stretch>
@@ -15568,22 +18287,35 @@
       <w:pPr>
         <w:pStyle w:val="Caption"/>
       </w:pPr>
-      <w:bookmarkStart w:id="38" w:name="_Toc213174175"/>
+      <w:bookmarkStart w:id="39" w:name="_Toc213355623"/>
       <w:r>
         <w:t xml:space="preserve">Figure </w:t>
       </w:r>
-      <w:fldSimple w:instr=" SEQ Figure \* ARABIC ">
-        <w:r>
-          <w:rPr>
-            <w:noProof/>
-          </w:rPr>
-          <w:t>10</w:t>
-        </w:r>
-      </w:fldSimple>
+      <w:r>
+        <w:fldChar w:fldCharType="begin"/>
+      </w:r>
+      <w:r>
+        <w:instrText xml:space="preserve"> SEQ Figure \* ARABIC </w:instrText>
+      </w:r>
+      <w:r>
+        <w:fldChar w:fldCharType="separate"/>
+      </w:r>
+      <w:r>
+        <w:rPr>
+          <w:noProof/>
+        </w:rPr>
+        <w:t>10</w:t>
+      </w:r>
+      <w:r>
+        <w:rPr>
+          <w:noProof/>
+        </w:rPr>
+        <w:fldChar w:fldCharType="end"/>
+      </w:r>
       <w:r>
         <w:t xml:space="preserve"> Forged FAT32 HD Image file using Linux tooling</w:t>
       </w:r>
-      <w:bookmarkEnd w:id="38"/>
+      <w:bookmarkEnd w:id="39"/>
     </w:p>
     <w:p/>
     <w:p>
@@ -15610,7 +18342,7 @@
                     <pic:cNvPicPr/>
                   </pic:nvPicPr>
                   <pic:blipFill>
-                    <a:blip r:embed="rId40"/>
+                    <a:blip r:embed="rId45"/>
                     <a:stretch>
                       <a:fillRect/>
                     </a:stretch>
@@ -15635,22 +18367,35 @@
       <w:pPr>
         <w:pStyle w:val="Caption"/>
       </w:pPr>
-      <w:bookmarkStart w:id="39" w:name="_Toc213174176"/>
+      <w:bookmarkStart w:id="40" w:name="_Toc213355624"/>
       <w:r>
         <w:t xml:space="preserve">Figure </w:t>
       </w:r>
-      <w:fldSimple w:instr=" SEQ Figure \* ARABIC ">
-        <w:r>
-          <w:rPr>
-            <w:noProof/>
-          </w:rPr>
-          <w:t>11</w:t>
-        </w:r>
-      </w:fldSimple>
+      <w:r>
+        <w:fldChar w:fldCharType="begin"/>
+      </w:r>
+      <w:r>
+        <w:instrText xml:space="preserve"> SEQ Figure \* ARABIC </w:instrText>
+      </w:r>
+      <w:r>
+        <w:fldChar w:fldCharType="separate"/>
+      </w:r>
+      <w:r>
+        <w:rPr>
+          <w:noProof/>
+        </w:rPr>
+        <w:t>11</w:t>
+      </w:r>
+      <w:r>
+        <w:rPr>
+          <w:noProof/>
+        </w:rPr>
+        <w:fldChar w:fldCharType="end"/>
+      </w:r>
       <w:r>
         <w:t xml:space="preserve"> Good progress on my custom FAT32 imaging tool</w:t>
       </w:r>
-      <w:bookmarkEnd w:id="39"/>
+      <w:bookmarkEnd w:id="40"/>
     </w:p>
     <w:p/>
     <w:p>
@@ -15684,7 +18429,7 @@
                     <pic:cNvPicPr/>
                   </pic:nvPicPr>
                   <pic:blipFill>
-                    <a:blip r:embed="rId41"/>
+                    <a:blip r:embed="rId46"/>
                     <a:stretch>
                       <a:fillRect/>
                     </a:stretch>
@@ -15709,22 +18454,35 @@
       <w:pPr>
         <w:pStyle w:val="Caption"/>
       </w:pPr>
-      <w:bookmarkStart w:id="40" w:name="_Toc213174177"/>
+      <w:bookmarkStart w:id="41" w:name="_Toc213355625"/>
       <w:r>
         <w:t xml:space="preserve">Figure </w:t>
       </w:r>
-      <w:fldSimple w:instr=" SEQ Figure \* ARABIC ">
-        <w:r>
-          <w:rPr>
-            <w:noProof/>
-          </w:rPr>
-          <w:t>12</w:t>
-        </w:r>
-      </w:fldSimple>
+      <w:r>
+        <w:fldChar w:fldCharType="begin"/>
+      </w:r>
+      <w:r>
+        <w:instrText xml:space="preserve"> SEQ Figure \* ARABIC </w:instrText>
+      </w:r>
+      <w:r>
+        <w:fldChar w:fldCharType="separate"/>
+      </w:r>
+      <w:r>
+        <w:rPr>
+          <w:noProof/>
+        </w:rPr>
+        <w:t>12</w:t>
+      </w:r>
+      <w:r>
+        <w:rPr>
+          <w:noProof/>
+        </w:rPr>
+        <w:fldChar w:fldCharType="end"/>
+      </w:r>
       <w:r>
         <w:t xml:space="preserve"> In Rust we trust (but not on this unsafe one)</w:t>
       </w:r>
-      <w:bookmarkEnd w:id="40"/>
+      <w:bookmarkEnd w:id="41"/>
     </w:p>
     <w:p/>
     <w:p>
@@ -15757,7 +18515,7 @@
                     <pic:cNvPicPr/>
                   </pic:nvPicPr>
                   <pic:blipFill>
-                    <a:blip r:embed="rId42"/>
+                    <a:blip r:embed="rId47"/>
                     <a:stretch>
                       <a:fillRect/>
                     </a:stretch>
@@ -15782,30 +18540,310 @@
       <w:pPr>
         <w:pStyle w:val="Caption"/>
       </w:pPr>
+      <w:bookmarkStart w:id="42" w:name="_Toc213355626"/>
       <w:r>
         <w:t xml:space="preserve">Figure </w:t>
       </w:r>
-      <w:fldSimple w:instr=" SEQ Figure \* ARABIC ">
-        <w:r>
-          <w:rPr>
-            <w:noProof/>
-          </w:rPr>
-          <w:t>13</w:t>
-        </w:r>
-      </w:fldSimple>
+      <w:r>
+        <w:fldChar w:fldCharType="begin"/>
+      </w:r>
+      <w:r>
+        <w:instrText xml:space="preserve"> SEQ Figure \* ARABIC </w:instrText>
+      </w:r>
+      <w:r>
+        <w:fldChar w:fldCharType="separate"/>
+      </w:r>
+      <w:r>
+        <w:rPr>
+          <w:noProof/>
+        </w:rPr>
+        <w:t>13</w:t>
+      </w:r>
+      <w:r>
+        <w:rPr>
+          <w:noProof/>
+        </w:rPr>
+        <w:fldChar w:fldCharType="end"/>
+      </w:r>
       <w:r>
         <w:t xml:space="preserve"> Rustlings to dust off my rust skills</w:t>
       </w:r>
+      <w:bookmarkEnd w:id="42"/>
+    </w:p>
+    <w:p/>
+    <w:p>
+      <w:r>
+        <w:t>06-November</w:t>
+      </w:r>
+    </w:p>
+    <w:p/>
+    <w:p>
+      <w:pPr>
+        <w:keepNext/>
+      </w:pPr>
+      <w:r>
+        <w:rPr>
+          <w:noProof/>
+        </w:rPr>
+        <w:drawing>
+          <wp:inline distT="0" distB="0" distL="0" distR="0" wp14:anchorId="160D4BF2" wp14:editId="5D620B44">
+            <wp:extent cx="5943600" cy="3371850"/>
+            <wp:effectExtent l="0" t="0" r="0" b="0"/>
+            <wp:docPr id="914299861" name="Picture 1" descr="A screenshot of a computer&#10;&#10;AI-generated content may be incorrect."/>
+            <wp:cNvGraphicFramePr>
+              <a:graphicFrameLocks xmlns:a="http://schemas.openxmlformats.org/drawingml/2006/main" noChangeAspect="1"/>
+            </wp:cNvGraphicFramePr>
+            <a:graphic xmlns:a="http://schemas.openxmlformats.org/drawingml/2006/main">
+              <a:graphicData uri="http://schemas.openxmlformats.org/drawingml/2006/picture">
+                <pic:pic xmlns:pic="http://schemas.openxmlformats.org/drawingml/2006/picture">
+                  <pic:nvPicPr>
+                    <pic:cNvPr id="914299861" name="Picture 1" descr="A screenshot of a computer&#10;&#10;AI-generated content may be incorrect."/>
+                    <pic:cNvPicPr/>
+                  </pic:nvPicPr>
+                  <pic:blipFill>
+                    <a:blip r:embed="rId48"/>
+                    <a:stretch>
+                      <a:fillRect/>
+                    </a:stretch>
+                  </pic:blipFill>
+                  <pic:spPr>
+                    <a:xfrm>
+                      <a:off x="0" y="0"/>
+                      <a:ext cx="5943600" cy="3371850"/>
+                    </a:xfrm>
+                    <a:prstGeom prst="rect">
+                      <a:avLst/>
+                    </a:prstGeom>
+                  </pic:spPr>
+                </pic:pic>
+              </a:graphicData>
+            </a:graphic>
+          </wp:inline>
+        </w:drawing>
+      </w:r>
+    </w:p>
+    <w:p>
+      <w:pPr>
+        <w:pStyle w:val="Caption"/>
+      </w:pPr>
+      <w:bookmarkStart w:id="43" w:name="_Toc213355627"/>
+      <w:r>
+        <w:t xml:space="preserve">Figure </w:t>
+      </w:r>
+      <w:r>
+        <w:fldChar w:fldCharType="begin"/>
+      </w:r>
+      <w:r>
+        <w:instrText xml:space="preserve"> SEQ Figure \* ARABIC </w:instrText>
+      </w:r>
+      <w:r>
+        <w:fldChar w:fldCharType="separate"/>
+      </w:r>
+      <w:r>
+        <w:rPr>
+          <w:noProof/>
+        </w:rPr>
+        <w:t>14</w:t>
+      </w:r>
+      <w:r>
+        <w:rPr>
+          <w:noProof/>
+        </w:rPr>
+        <w:fldChar w:fldCharType="end"/>
+      </w:r>
+      <w:r>
+        <w:t xml:space="preserve"> Empty images</w:t>
+      </w:r>
+      <w:r>
+        <w:rPr>
+          <w:noProof/>
+        </w:rPr>
+        <w:t xml:space="preserve"> created with emptydisk01 tool</w:t>
+      </w:r>
+      <w:bookmarkEnd w:id="43"/>
+    </w:p>
+    <w:p/>
+    <w:p>
+      <w:pPr>
+        <w:keepNext/>
+      </w:pPr>
+      <w:r>
+        <w:rPr>
+          <w:noProof/>
+        </w:rPr>
+        <w:drawing>
+          <wp:inline distT="0" distB="0" distL="0" distR="0" wp14:anchorId="07902BCF" wp14:editId="6BF31D66">
+            <wp:extent cx="5887272" cy="800212"/>
+            <wp:effectExtent l="0" t="0" r="0" b="0"/>
+            <wp:docPr id="646512592" name="Picture 1" descr="A blue stripe with white numbers&#10;&#10;AI-generated content may be incorrect."/>
+            <wp:cNvGraphicFramePr>
+              <a:graphicFrameLocks xmlns:a="http://schemas.openxmlformats.org/drawingml/2006/main" noChangeAspect="1"/>
+            </wp:cNvGraphicFramePr>
+            <a:graphic xmlns:a="http://schemas.openxmlformats.org/drawingml/2006/main">
+              <a:graphicData uri="http://schemas.openxmlformats.org/drawingml/2006/picture">
+                <pic:pic xmlns:pic="http://schemas.openxmlformats.org/drawingml/2006/picture">
+                  <pic:nvPicPr>
+                    <pic:cNvPr id="646512592" name="Picture 1" descr="A blue stripe with white numbers&#10;&#10;AI-generated content may be incorrect."/>
+                    <pic:cNvPicPr/>
+                  </pic:nvPicPr>
+                  <pic:blipFill>
+                    <a:blip r:embed="rId49"/>
+                    <a:stretch>
+                      <a:fillRect/>
+                    </a:stretch>
+                  </pic:blipFill>
+                  <pic:spPr>
+                    <a:xfrm>
+                      <a:off x="0" y="0"/>
+                      <a:ext cx="5887272" cy="800212"/>
+                    </a:xfrm>
+                    <a:prstGeom prst="rect">
+                      <a:avLst/>
+                    </a:prstGeom>
+                  </pic:spPr>
+                </pic:pic>
+              </a:graphicData>
+            </a:graphic>
+          </wp:inline>
+        </w:drawing>
+      </w:r>
+    </w:p>
+    <w:p>
+      <w:pPr>
+        <w:pStyle w:val="Caption"/>
+      </w:pPr>
+      <w:bookmarkStart w:id="44" w:name="_Toc213355628"/>
+      <w:r>
+        <w:t xml:space="preserve">Figure </w:t>
+      </w:r>
+      <w:r>
+        <w:fldChar w:fldCharType="begin"/>
+      </w:r>
+      <w:r>
+        <w:instrText xml:space="preserve"> SEQ Figure \* ARABIC </w:instrText>
+      </w:r>
+      <w:r>
+        <w:fldChar w:fldCharType="separate"/>
+      </w:r>
+      <w:r>
+        <w:rPr>
+          <w:noProof/>
+        </w:rPr>
+        <w:t>15</w:t>
+      </w:r>
+      <w:r>
+        <w:rPr>
+          <w:noProof/>
+        </w:rPr>
+        <w:fldChar w:fldCharType="end"/>
+      </w:r>
+      <w:r>
+        <w:t xml:space="preserve"> Partition table and magic number injected with </w:t>
+      </w:r>
+      <w:r>
+        <w:t>fatstructure02</w:t>
+      </w:r>
+      <w:r>
+        <w:t xml:space="preserve"> tool</w:t>
+      </w:r>
+      <w:bookmarkEnd w:id="44"/>
+    </w:p>
+    <w:p/>
+    <w:p>
+      <w:pPr>
+        <w:keepNext/>
+      </w:pPr>
+      <w:r>
+        <w:rPr>
+          <w:noProof/>
+        </w:rPr>
+        <w:drawing>
+          <wp:inline distT="0" distB="0" distL="0" distR="0" wp14:anchorId="33A016D4" wp14:editId="34A64B34">
+            <wp:extent cx="5943600" cy="7207250"/>
+            <wp:effectExtent l="0" t="0" r="0" b="0"/>
+            <wp:docPr id="671436385" name="Picture 1" descr="A screen shot of a computer program&#10;&#10;AI-generated content may be incorrect."/>
+            <wp:cNvGraphicFramePr>
+              <a:graphicFrameLocks xmlns:a="http://schemas.openxmlformats.org/drawingml/2006/main" noChangeAspect="1"/>
+            </wp:cNvGraphicFramePr>
+            <a:graphic xmlns:a="http://schemas.openxmlformats.org/drawingml/2006/main">
+              <a:graphicData uri="http://schemas.openxmlformats.org/drawingml/2006/picture">
+                <pic:pic xmlns:pic="http://schemas.openxmlformats.org/drawingml/2006/picture">
+                  <pic:nvPicPr>
+                    <pic:cNvPr id="671436385" name="Picture 1" descr="A screen shot of a computer program&#10;&#10;AI-generated content may be incorrect."/>
+                    <pic:cNvPicPr/>
+                  </pic:nvPicPr>
+                  <pic:blipFill>
+                    <a:blip r:embed="rId50"/>
+                    <a:stretch>
+                      <a:fillRect/>
+                    </a:stretch>
+                  </pic:blipFill>
+                  <pic:spPr>
+                    <a:xfrm>
+                      <a:off x="0" y="0"/>
+                      <a:ext cx="5943600" cy="7207250"/>
+                    </a:xfrm>
+                    <a:prstGeom prst="rect">
+                      <a:avLst/>
+                    </a:prstGeom>
+                  </pic:spPr>
+                </pic:pic>
+              </a:graphicData>
+            </a:graphic>
+          </wp:inline>
+        </w:drawing>
+      </w:r>
+    </w:p>
+    <w:p>
+      <w:pPr>
+        <w:pStyle w:val="Caption"/>
+      </w:pPr>
+      <w:bookmarkStart w:id="45" w:name="_Toc213355629"/>
+      <w:r>
+        <w:t xml:space="preserve">Figure </w:t>
+      </w:r>
+      <w:r>
+        <w:fldChar w:fldCharType="begin"/>
+      </w:r>
+      <w:r>
+        <w:instrText xml:space="preserve"> SEQ Figure \* ARABIC </w:instrText>
+      </w:r>
+      <w:r>
+        <w:fldChar w:fldCharType="separate"/>
+      </w:r>
+      <w:r>
+        <w:rPr>
+          <w:noProof/>
+        </w:rPr>
+        <w:t>16</w:t>
+      </w:r>
+      <w:r>
+        <w:rPr>
+          <w:noProof/>
+        </w:rPr>
+        <w:fldChar w:fldCharType="end"/>
+      </w:r>
+      <w:r>
+        <w:t xml:space="preserve"> </w:t>
+      </w:r>
+      <w:r>
+        <w:t>fatstructure02</w:t>
+      </w:r>
+      <w:r>
+        <w:t xml:space="preserve"> tool output and code example</w:t>
+      </w:r>
+      <w:bookmarkEnd w:id="45"/>
     </w:p>
     <w:p>
       <w:pPr>
         <w:pStyle w:val="Heading1"/>
       </w:pPr>
-      <w:bookmarkStart w:id="41" w:name="_Toc213174207"/>
-      <w:r>
+      <w:bookmarkStart w:id="46" w:name="_Toc213355660"/>
+      <w:r>
+        <w:lastRenderedPageBreak/>
         <w:t>Resources</w:t>
       </w:r>
-      <w:bookmarkEnd w:id="41"/>
+      <w:bookmarkEnd w:id="46"/>
     </w:p>
     <w:p/>
     <w:tbl>
@@ -15846,7 +18884,7 @@
             <w:tcW w:w="4675" w:type="dxa"/>
           </w:tcPr>
           <w:p>
-            <w:hyperlink r:id="rId43" w:history="1">
+            <w:hyperlink r:id="rId51" w:history="1">
               <w:r>
                 <w:rPr>
                   <w:rStyle w:val="Hyperlink"/>
@@ -15882,7 +18920,7 @@
             <w:tcW w:w="4675" w:type="dxa"/>
           </w:tcPr>
           <w:p>
-            <w:hyperlink r:id="rId44" w:history="1">
+            <w:hyperlink r:id="rId52" w:history="1">
               <w:r>
                 <w:rPr>
                   <w:rStyle w:val="Hyperlink"/>
@@ -15912,7 +18950,7 @@
             <w:tcW w:w="4675" w:type="dxa"/>
           </w:tcPr>
           <w:p>
-            <w:hyperlink r:id="rId45" w:history="1">
+            <w:hyperlink r:id="rId53" w:history="1">
               <w:r>
                 <w:rPr>
                   <w:rStyle w:val="Hyperlink"/>
@@ -15961,7 +18999,7 @@
             <w:tcW w:w="4675" w:type="dxa"/>
           </w:tcPr>
           <w:p>
-            <w:hyperlink r:id="rId46" w:history="1">
+            <w:hyperlink r:id="rId54" w:history="1">
               <w:r>
                 <w:rPr>
                   <w:rStyle w:val="Hyperlink"/>
@@ -15991,7 +19029,7 @@
             <w:tcW w:w="4675" w:type="dxa"/>
           </w:tcPr>
           <w:p>
-            <w:hyperlink r:id="rId47" w:history="1">
+            <w:hyperlink r:id="rId55" w:history="1">
               <w:r>
                 <w:rPr>
                   <w:rStyle w:val="Hyperlink"/>
@@ -16021,7 +19059,7 @@
             <w:tcW w:w="4675" w:type="dxa"/>
           </w:tcPr>
           <w:p>
-            <w:hyperlink r:id="rId48" w:history="1">
+            <w:hyperlink r:id="rId56" w:history="1">
               <w:r>
                 <w:rPr>
                   <w:rStyle w:val="Hyperlink"/>
@@ -16076,7 +19114,7 @@
             <w:tcW w:w="4675" w:type="dxa"/>
           </w:tcPr>
           <w:p>
-            <w:hyperlink r:id="rId49" w:history="1">
+            <w:hyperlink r:id="rId57" w:history="1">
               <w:r>
                 <w:rPr>
                   <w:rStyle w:val="Hyperlink"/>
@@ -16109,7 +19147,7 @@
             <w:tcW w:w="4675" w:type="dxa"/>
           </w:tcPr>
           <w:p>
-            <w:hyperlink r:id="rId50" w:history="1">
+            <w:hyperlink r:id="rId58" w:history="1">
               <w:r>
                 <w:rPr>
                   <w:rStyle w:val="Hyperlink"/>
@@ -16136,7 +19174,7 @@
             <w:tcW w:w="4675" w:type="dxa"/>
           </w:tcPr>
           <w:p>
-            <w:hyperlink r:id="rId51" w:history="1">
+            <w:hyperlink r:id="rId59" w:history="1">
               <w:r>
                 <w:rPr>
                   <w:rStyle w:val="Hyperlink"/>
@@ -16175,7 +19213,7 @@
       <w:pPr>
         <w:pStyle w:val="Heading1"/>
       </w:pPr>
-      <w:bookmarkStart w:id="42" w:name="_Toc213174208"/>
+      <w:bookmarkStart w:id="47" w:name="_Toc213355661"/>
       <w:r>
         <w:lastRenderedPageBreak/>
         <w:t>Clock</w:t>
@@ -16186,7 +19224,7 @@
       <w:r>
         <w:t>in hours</w:t>
       </w:r>
-      <w:bookmarkEnd w:id="42"/>
+      <w:bookmarkEnd w:id="47"/>
     </w:p>
     <w:p/>
     <w:p>
@@ -16424,6 +19462,35 @@
           </w:p>
         </w:tc>
       </w:tr>
+      <w:tr>
+        <w:trPr>
+          <w:cnfStyle w:val="000000100000" w:firstRow="0" w:lastRow="0" w:firstColumn="0" w:lastColumn="0" w:oddVBand="0" w:evenVBand="0" w:oddHBand="1" w:evenHBand="0" w:firstRowFirstColumn="0" w:firstRowLastColumn="0" w:lastRowFirstColumn="0" w:lastRowLastColumn="0"/>
+        </w:trPr>
+        <w:tc>
+          <w:tcPr>
+            <w:cnfStyle w:val="001000000000" w:firstRow="0" w:lastRow="0" w:firstColumn="1" w:lastColumn="0" w:oddVBand="0" w:evenVBand="0" w:oddHBand="0" w:evenHBand="0" w:firstRowFirstColumn="0" w:firstRowLastColumn="0" w:lastRowFirstColumn="0" w:lastRowLastColumn="0"/>
+            <w:tcW w:w="4675" w:type="dxa"/>
+          </w:tcPr>
+          <w:p>
+            <w:r>
+              <w:t>06-November-2025</w:t>
+            </w:r>
+          </w:p>
+        </w:tc>
+        <w:tc>
+          <w:tcPr>
+            <w:tcW w:w="4675" w:type="dxa"/>
+          </w:tcPr>
+          <w:p>
+            <w:pPr>
+              <w:cnfStyle w:val="000000100000" w:firstRow="0" w:lastRow="0" w:firstColumn="0" w:lastColumn="0" w:oddVBand="0" w:evenVBand="0" w:oddHBand="1" w:evenHBand="0" w:firstRowFirstColumn="0" w:firstRowLastColumn="0" w:lastRowFirstColumn="0" w:lastRowLastColumn="0"/>
+            </w:pPr>
+            <w:r>
+              <w:t>5 hours</w:t>
+            </w:r>
+          </w:p>
+        </w:tc>
+      </w:tr>
     </w:tbl>
     <w:p/>
     <w:p/>
@@ -16432,11 +19499,11 @@
       <w:pPr>
         <w:pStyle w:val="Heading1"/>
       </w:pPr>
-      <w:bookmarkStart w:id="43" w:name="_Toc213174209"/>
+      <w:bookmarkStart w:id="48" w:name="_Toc213355662"/>
       <w:r>
         <w:t>Table of figures</w:t>
       </w:r>
-      <w:bookmarkEnd w:id="43"/>
+      <w:bookmarkEnd w:id="48"/>
     </w:p>
     <w:p/>
     <w:p>
@@ -16462,7 +19529,7 @@
       <w:r>
         <w:fldChar w:fldCharType="separate"/>
       </w:r>
-      <w:hyperlink w:anchor="_Toc213174166" w:history="1">
+      <w:hyperlink w:anchor="_Toc213355614" w:history="1">
         <w:r>
           <w:rPr>
             <w:rStyle w:val="Hyperlink"/>
@@ -16489,7 +19556,7 @@
             <w:noProof/>
             <w:webHidden/>
           </w:rPr>
-          <w:instrText xml:space="preserve"> PAGEREF _Toc213174166 \h </w:instrText>
+          <w:instrText xml:space="preserve"> PAGEREF _Toc213355614 \h </w:instrText>
         </w:r>
         <w:r>
           <w:rPr>
@@ -16534,7 +19601,7 @@
           <w14:ligatures w14:val="standardContextual"/>
         </w:rPr>
       </w:pPr>
-      <w:hyperlink w:anchor="_Toc213174167" w:history="1">
+      <w:hyperlink w:anchor="_Toc213355615" w:history="1">
         <w:r>
           <w:rPr>
             <w:rStyle w:val="Hyperlink"/>
@@ -16561,7 +19628,7 @@
             <w:noProof/>
             <w:webHidden/>
           </w:rPr>
-          <w:instrText xml:space="preserve"> PAGEREF _Toc213174167 \h </w:instrText>
+          <w:instrText xml:space="preserve"> PAGEREF _Toc213355615 \h </w:instrText>
         </w:r>
         <w:r>
           <w:rPr>
@@ -16606,7 +19673,7 @@
           <w14:ligatures w14:val="standardContextual"/>
         </w:rPr>
       </w:pPr>
-      <w:hyperlink w:anchor="_Toc213174168" w:history="1">
+      <w:hyperlink w:anchor="_Toc213355616" w:history="1">
         <w:r>
           <w:rPr>
             <w:rStyle w:val="Hyperlink"/>
@@ -16633,7 +19700,7 @@
             <w:noProof/>
             <w:webHidden/>
           </w:rPr>
-          <w:instrText xml:space="preserve"> PAGEREF _Toc213174168 \h </w:instrText>
+          <w:instrText xml:space="preserve"> PAGEREF _Toc213355616 \h </w:instrText>
         </w:r>
         <w:r>
           <w:rPr>
@@ -16678,7 +19745,7 @@
           <w14:ligatures w14:val="standardContextual"/>
         </w:rPr>
       </w:pPr>
-      <w:hyperlink w:anchor="_Toc213174169" w:history="1">
+      <w:hyperlink w:anchor="_Toc213355617" w:history="1">
         <w:r>
           <w:rPr>
             <w:rStyle w:val="Hyperlink"/>
@@ -16705,7 +19772,7 @@
             <w:noProof/>
             <w:webHidden/>
           </w:rPr>
-          <w:instrText xml:space="preserve"> PAGEREF _Toc213174169 \h </w:instrText>
+          <w:instrText xml:space="preserve"> PAGEREF _Toc213355617 \h </w:instrText>
         </w:r>
         <w:r>
           <w:rPr>
@@ -16750,7 +19817,7 @@
           <w14:ligatures w14:val="standardContextual"/>
         </w:rPr>
       </w:pPr>
-      <w:hyperlink w:anchor="_Toc213174170" w:history="1">
+      <w:hyperlink w:anchor="_Toc213355618" w:history="1">
         <w:r>
           <w:rPr>
             <w:rStyle w:val="Hyperlink"/>
@@ -16777,7 +19844,7 @@
             <w:noProof/>
             <w:webHidden/>
           </w:rPr>
-          <w:instrText xml:space="preserve"> PAGEREF _Toc213174170 \h </w:instrText>
+          <w:instrText xml:space="preserve"> PAGEREF _Toc213355618 \h </w:instrText>
         </w:r>
         <w:r>
           <w:rPr>
@@ -16822,7 +19889,7 @@
           <w14:ligatures w14:val="standardContextual"/>
         </w:rPr>
       </w:pPr>
-      <w:hyperlink w:anchor="_Toc213174171" w:history="1">
+      <w:hyperlink w:anchor="_Toc213355619" w:history="1">
         <w:r>
           <w:rPr>
             <w:rStyle w:val="Hyperlink"/>
@@ -16849,223 +19916,7 @@
             <w:noProof/>
             <w:webHidden/>
           </w:rPr>
-          <w:instrText xml:space="preserve"> PAGEREF _Toc213174171 \h </w:instrText>
-        </w:r>
-        <w:r>
-          <w:rPr>
-            <w:noProof/>
-            <w:webHidden/>
-          </w:rPr>
-        </w:r>
-        <w:r>
-          <w:rPr>
-            <w:noProof/>
-            <w:webHidden/>
-          </w:rPr>
-          <w:fldChar w:fldCharType="separate"/>
-        </w:r>
-        <w:r>
-          <w:rPr>
-            <w:noProof/>
-            <w:webHidden/>
-          </w:rPr>
-          <w:t>27</w:t>
-        </w:r>
-        <w:r>
-          <w:rPr>
-            <w:noProof/>
-            <w:webHidden/>
-          </w:rPr>
-          <w:fldChar w:fldCharType="end"/>
-        </w:r>
-      </w:hyperlink>
-    </w:p>
-    <w:p>
-      <w:pPr>
-        <w:pStyle w:val="TableofFigures"/>
-        <w:tabs>
-          <w:tab w:val="right" w:leader="dot" w:pos="9350"/>
-        </w:tabs>
-        <w:rPr>
-          <w:noProof/>
-          <w:kern w:val="2"/>
-          <w:sz w:val="24"/>
-          <w:szCs w:val="24"/>
-          <w14:ligatures w14:val="standardContextual"/>
-        </w:rPr>
-      </w:pPr>
-      <w:hyperlink w:anchor="_Toc213174172" w:history="1">
-        <w:r>
-          <w:rPr>
-            <w:rStyle w:val="Hyperlink"/>
-            <w:noProof/>
-          </w:rPr>
-          <w:t>Figure 7 Early makefile for the bootloader</w:t>
-        </w:r>
-        <w:r>
-          <w:rPr>
-            <w:noProof/>
-            <w:webHidden/>
-          </w:rPr>
-          <w:tab/>
-        </w:r>
-        <w:r>
-          <w:rPr>
-            <w:noProof/>
-            <w:webHidden/>
-          </w:rPr>
-          <w:fldChar w:fldCharType="begin"/>
-        </w:r>
-        <w:r>
-          <w:rPr>
-            <w:noProof/>
-            <w:webHidden/>
-          </w:rPr>
-          <w:instrText xml:space="preserve"> PAGEREF _Toc213174172 \h </w:instrText>
-        </w:r>
-        <w:r>
-          <w:rPr>
-            <w:noProof/>
-            <w:webHidden/>
-          </w:rPr>
-        </w:r>
-        <w:r>
-          <w:rPr>
-            <w:noProof/>
-            <w:webHidden/>
-          </w:rPr>
-          <w:fldChar w:fldCharType="separate"/>
-        </w:r>
-        <w:r>
-          <w:rPr>
-            <w:noProof/>
-            <w:webHidden/>
-          </w:rPr>
-          <w:t>28</w:t>
-        </w:r>
-        <w:r>
-          <w:rPr>
-            <w:noProof/>
-            <w:webHidden/>
-          </w:rPr>
-          <w:fldChar w:fldCharType="end"/>
-        </w:r>
-      </w:hyperlink>
-    </w:p>
-    <w:p>
-      <w:pPr>
-        <w:pStyle w:val="TableofFigures"/>
-        <w:tabs>
-          <w:tab w:val="right" w:leader="dot" w:pos="9350"/>
-        </w:tabs>
-        <w:rPr>
-          <w:noProof/>
-          <w:kern w:val="2"/>
-          <w:sz w:val="24"/>
-          <w:szCs w:val="24"/>
-          <w14:ligatures w14:val="standardContextual"/>
-        </w:rPr>
-      </w:pPr>
-      <w:hyperlink w:anchor="_Toc213174173" w:history="1">
-        <w:r>
-          <w:rPr>
-            <w:rStyle w:val="Hyperlink"/>
-            <w:noProof/>
-          </w:rPr>
-          <w:t>Figure 8 Revived my old kernel with Protected mode and keyboard support via hardware interrupts. Goose bumps…</w:t>
-        </w:r>
-        <w:r>
-          <w:rPr>
-            <w:noProof/>
-            <w:webHidden/>
-          </w:rPr>
-          <w:tab/>
-        </w:r>
-        <w:r>
-          <w:rPr>
-            <w:noProof/>
-            <w:webHidden/>
-          </w:rPr>
-          <w:fldChar w:fldCharType="begin"/>
-        </w:r>
-        <w:r>
-          <w:rPr>
-            <w:noProof/>
-            <w:webHidden/>
-          </w:rPr>
-          <w:instrText xml:space="preserve"> PAGEREF _Toc213174173 \h </w:instrText>
-        </w:r>
-        <w:r>
-          <w:rPr>
-            <w:noProof/>
-            <w:webHidden/>
-          </w:rPr>
-        </w:r>
-        <w:r>
-          <w:rPr>
-            <w:noProof/>
-            <w:webHidden/>
-          </w:rPr>
-          <w:fldChar w:fldCharType="separate"/>
-        </w:r>
-        <w:r>
-          <w:rPr>
-            <w:noProof/>
-            <w:webHidden/>
-          </w:rPr>
-          <w:t>28</w:t>
-        </w:r>
-        <w:r>
-          <w:rPr>
-            <w:noProof/>
-            <w:webHidden/>
-          </w:rPr>
-          <w:fldChar w:fldCharType="end"/>
-        </w:r>
-      </w:hyperlink>
-    </w:p>
-    <w:p>
-      <w:pPr>
-        <w:pStyle w:val="TableofFigures"/>
-        <w:tabs>
-          <w:tab w:val="right" w:leader="dot" w:pos="9350"/>
-        </w:tabs>
-        <w:rPr>
-          <w:noProof/>
-          <w:kern w:val="2"/>
-          <w:sz w:val="24"/>
-          <w:szCs w:val="24"/>
-          <w14:ligatures w14:val="standardContextual"/>
-        </w:rPr>
-      </w:pPr>
-      <w:hyperlink w:anchor="_Toc213174174" w:history="1">
-        <w:r>
-          <w:rPr>
-            <w:rStyle w:val="Hyperlink"/>
-            <w:noProof/>
-          </w:rPr>
-          <w:t>Figure 9 First steps FAT32 imaging tool</w:t>
-        </w:r>
-        <w:r>
-          <w:rPr>
-            <w:noProof/>
-            <w:webHidden/>
-          </w:rPr>
-          <w:tab/>
-        </w:r>
-        <w:r>
-          <w:rPr>
-            <w:noProof/>
-            <w:webHidden/>
-          </w:rPr>
-          <w:fldChar w:fldCharType="begin"/>
-        </w:r>
-        <w:r>
-          <w:rPr>
-            <w:noProof/>
-            <w:webHidden/>
-          </w:rPr>
-          <w:instrText xml:space="preserve"> PAGEREF _Toc213174174 \h </w:instrText>
+          <w:instrText xml:space="preserve"> PAGEREF _Toc213355619 \h </w:instrText>
         </w:r>
         <w:r>
           <w:rPr>
@@ -17110,13 +19961,13 @@
           <w14:ligatures w14:val="standardContextual"/>
         </w:rPr>
       </w:pPr>
-      <w:hyperlink w:anchor="_Toc213174175" w:history="1">
+      <w:hyperlink w:anchor="_Toc213355620" w:history="1">
         <w:r>
           <w:rPr>
             <w:rStyle w:val="Hyperlink"/>
             <w:noProof/>
           </w:rPr>
-          <w:t>Figure 10 Forged FAT32 HD Image file using Linux tooling</w:t>
+          <w:t>Figure 7 Early makefile for the bootloader</w:t>
         </w:r>
         <w:r>
           <w:rPr>
@@ -17137,7 +19988,7 @@
             <w:noProof/>
             <w:webHidden/>
           </w:rPr>
-          <w:instrText xml:space="preserve"> PAGEREF _Toc213174175 \h </w:instrText>
+          <w:instrText xml:space="preserve"> PAGEREF _Toc213355620 \h </w:instrText>
         </w:r>
         <w:r>
           <w:rPr>
@@ -17182,13 +20033,13 @@
           <w14:ligatures w14:val="standardContextual"/>
         </w:rPr>
       </w:pPr>
-      <w:hyperlink w:anchor="_Toc213174176" w:history="1">
+      <w:hyperlink w:anchor="_Toc213355621" w:history="1">
         <w:r>
           <w:rPr>
             <w:rStyle w:val="Hyperlink"/>
             <w:noProof/>
           </w:rPr>
-          <w:t>Figure 11 Good progress on my custom FAT32 imaging tool</w:t>
+          <w:t>Figure 8 Revived my old kernel with Protected mode and keyboard support via hardware interrupts. Goose bumps…</w:t>
         </w:r>
         <w:r>
           <w:rPr>
@@ -17209,7 +20060,7 @@
             <w:noProof/>
             <w:webHidden/>
           </w:rPr>
-          <w:instrText xml:space="preserve"> PAGEREF _Toc213174176 \h </w:instrText>
+          <w:instrText xml:space="preserve"> PAGEREF _Toc213355621 \h </w:instrText>
         </w:r>
         <w:r>
           <w:rPr>
@@ -17254,13 +20105,13 @@
           <w14:ligatures w14:val="standardContextual"/>
         </w:rPr>
       </w:pPr>
-      <w:hyperlink w:anchor="_Toc213174177" w:history="1">
+      <w:hyperlink w:anchor="_Toc213355622" w:history="1">
         <w:r>
           <w:rPr>
             <w:rStyle w:val="Hyperlink"/>
             <w:noProof/>
           </w:rPr>
-          <w:t>Figure 12 In Rust we trust (but not on this unsafe one)</w:t>
+          <w:t>Figure 9 First steps FAT32 imaging tool</w:t>
         </w:r>
         <w:r>
           <w:rPr>
@@ -17281,7 +20132,7 @@
             <w:noProof/>
             <w:webHidden/>
           </w:rPr>
-          <w:instrText xml:space="preserve"> PAGEREF _Toc213174177 \h </w:instrText>
+          <w:instrText xml:space="preserve"> PAGEREF _Toc213355622 \h </w:instrText>
         </w:r>
         <w:r>
           <w:rPr>
@@ -17313,6 +20164,510 @@
       </w:hyperlink>
     </w:p>
     <w:p>
+      <w:pPr>
+        <w:pStyle w:val="TableofFigures"/>
+        <w:tabs>
+          <w:tab w:val="right" w:leader="dot" w:pos="9350"/>
+        </w:tabs>
+        <w:rPr>
+          <w:noProof/>
+          <w:kern w:val="2"/>
+          <w:sz w:val="24"/>
+          <w:szCs w:val="24"/>
+          <w14:ligatures w14:val="standardContextual"/>
+        </w:rPr>
+      </w:pPr>
+      <w:hyperlink w:anchor="_Toc213355623" w:history="1">
+        <w:r>
+          <w:rPr>
+            <w:rStyle w:val="Hyperlink"/>
+            <w:noProof/>
+          </w:rPr>
+          <w:t>Figure 10 Forged FAT32 HD Image file using Linux tooling</w:t>
+        </w:r>
+        <w:r>
+          <w:rPr>
+            <w:noProof/>
+            <w:webHidden/>
+          </w:rPr>
+          <w:tab/>
+        </w:r>
+        <w:r>
+          <w:rPr>
+            <w:noProof/>
+            <w:webHidden/>
+          </w:rPr>
+          <w:fldChar w:fldCharType="begin"/>
+        </w:r>
+        <w:r>
+          <w:rPr>
+            <w:noProof/>
+            <w:webHidden/>
+          </w:rPr>
+          <w:instrText xml:space="preserve"> PAGEREF _Toc213355623 \h </w:instrText>
+        </w:r>
+        <w:r>
+          <w:rPr>
+            <w:noProof/>
+            <w:webHidden/>
+          </w:rPr>
+        </w:r>
+        <w:r>
+          <w:rPr>
+            <w:noProof/>
+            <w:webHidden/>
+          </w:rPr>
+          <w:fldChar w:fldCharType="separate"/>
+        </w:r>
+        <w:r>
+          <w:rPr>
+            <w:noProof/>
+            <w:webHidden/>
+          </w:rPr>
+          <w:t>32</w:t>
+        </w:r>
+        <w:r>
+          <w:rPr>
+            <w:noProof/>
+            <w:webHidden/>
+          </w:rPr>
+          <w:fldChar w:fldCharType="end"/>
+        </w:r>
+      </w:hyperlink>
+    </w:p>
+    <w:p>
+      <w:pPr>
+        <w:pStyle w:val="TableofFigures"/>
+        <w:tabs>
+          <w:tab w:val="right" w:leader="dot" w:pos="9350"/>
+        </w:tabs>
+        <w:rPr>
+          <w:noProof/>
+          <w:kern w:val="2"/>
+          <w:sz w:val="24"/>
+          <w:szCs w:val="24"/>
+          <w14:ligatures w14:val="standardContextual"/>
+        </w:rPr>
+      </w:pPr>
+      <w:hyperlink w:anchor="_Toc213355624" w:history="1">
+        <w:r>
+          <w:rPr>
+            <w:rStyle w:val="Hyperlink"/>
+            <w:noProof/>
+          </w:rPr>
+          <w:t>Figure 11 Good progress on my custom FAT32 imaging tool</w:t>
+        </w:r>
+        <w:r>
+          <w:rPr>
+            <w:noProof/>
+            <w:webHidden/>
+          </w:rPr>
+          <w:tab/>
+        </w:r>
+        <w:r>
+          <w:rPr>
+            <w:noProof/>
+            <w:webHidden/>
+          </w:rPr>
+          <w:fldChar w:fldCharType="begin"/>
+        </w:r>
+        <w:r>
+          <w:rPr>
+            <w:noProof/>
+            <w:webHidden/>
+          </w:rPr>
+          <w:instrText xml:space="preserve"> PAGEREF _Toc213355624 \h </w:instrText>
+        </w:r>
+        <w:r>
+          <w:rPr>
+            <w:noProof/>
+            <w:webHidden/>
+          </w:rPr>
+        </w:r>
+        <w:r>
+          <w:rPr>
+            <w:noProof/>
+            <w:webHidden/>
+          </w:rPr>
+          <w:fldChar w:fldCharType="separate"/>
+        </w:r>
+        <w:r>
+          <w:rPr>
+            <w:noProof/>
+            <w:webHidden/>
+          </w:rPr>
+          <w:t>32</w:t>
+        </w:r>
+        <w:r>
+          <w:rPr>
+            <w:noProof/>
+            <w:webHidden/>
+          </w:rPr>
+          <w:fldChar w:fldCharType="end"/>
+        </w:r>
+      </w:hyperlink>
+    </w:p>
+    <w:p>
+      <w:pPr>
+        <w:pStyle w:val="TableofFigures"/>
+        <w:tabs>
+          <w:tab w:val="right" w:leader="dot" w:pos="9350"/>
+        </w:tabs>
+        <w:rPr>
+          <w:noProof/>
+          <w:kern w:val="2"/>
+          <w:sz w:val="24"/>
+          <w:szCs w:val="24"/>
+          <w14:ligatures w14:val="standardContextual"/>
+        </w:rPr>
+      </w:pPr>
+      <w:hyperlink w:anchor="_Toc213355625" w:history="1">
+        <w:r>
+          <w:rPr>
+            <w:rStyle w:val="Hyperlink"/>
+            <w:noProof/>
+          </w:rPr>
+          <w:t>Figure 12 In Rust we trust (but not on this unsafe one)</w:t>
+        </w:r>
+        <w:r>
+          <w:rPr>
+            <w:noProof/>
+            <w:webHidden/>
+          </w:rPr>
+          <w:tab/>
+        </w:r>
+        <w:r>
+          <w:rPr>
+            <w:noProof/>
+            <w:webHidden/>
+          </w:rPr>
+          <w:fldChar w:fldCharType="begin"/>
+        </w:r>
+        <w:r>
+          <w:rPr>
+            <w:noProof/>
+            <w:webHidden/>
+          </w:rPr>
+          <w:instrText xml:space="preserve"> PAGEREF _Toc213355625 \h </w:instrText>
+        </w:r>
+        <w:r>
+          <w:rPr>
+            <w:noProof/>
+            <w:webHidden/>
+          </w:rPr>
+        </w:r